--- a/Task1_DesignDocs_AllDesigns_717903_Ram_D.docx
+++ b/Task1_DesignDocs_AllDesigns_717903_Ram_D.docx
@@ -1,6 +1,6 @@
 
 <file path=word/document.xml><?xml version="1.0" encoding="utf-8"?>
-<w:document xmlns:wpc="http://schemas.microsoft.com/office/word/2010/wordprocessingCanvas" xmlns:cx="http://schemas.microsoft.com/office/drawing/2014/chartex" xmlns:cx1="http://schemas.microsoft.com/office/drawing/2015/9/8/chartex" xmlns:cx2="http://schemas.microsoft.com/office/drawing/2015/10/21/chartex" xmlns:cx3="http://schemas.microsoft.com/office/drawing/2016/5/9/chartex" xmlns:cx4="http://schemas.microsoft.com/office/drawing/2016/5/10/chartex" xmlns:cx5="http://schemas.microsoft.com/office/drawing/2016/5/11/chartex" xmlns:cx6="http://schemas.microsoft.com/office/drawing/2016/5/12/chartex" xmlns:cx7="http://schemas.microsoft.com/office/drawing/2016/5/13/chartex" xmlns:cx8="http://schemas.microsoft.com/office/drawing/2016/5/14/chartex" xmlns:mc="http://schemas.openxmlformats.org/markup-compatibility/2006" xmlns:aink="http://schemas.microsoft.com/office/drawing/2016/ink" xmlns:am3d="http://schemas.microsoft.com/office/drawing/2017/model3d" xmlns:o="urn:schemas-microsoft-com:office:office" xmlns:oel="http://schemas.microsoft.com/office/2019/extlst" xmlns:r="http://schemas.openxmlformats.org/officeDocument/2006/relationships" xmlns:m="http://schemas.openxmlformats.org/officeDocument/2006/math" xmlns:v="urn:schemas-microsoft-com:vml" xmlns:wp14="http://schemas.microsoft.com/office/word/2010/wordprocessingDrawing" xmlns:wp="http://schemas.openxmlformats.org/drawingml/2006/wordprocessingDrawing" xmlns:w10="urn:schemas-microsoft-com:office:word" xmlns:w="http://schemas.openxmlformats.org/wordprocessingml/2006/main" xmlns:w14="http://schemas.microsoft.com/office/word/2010/wordml" xmlns:w15="http://schemas.microsoft.com/office/word/2012/wordml" xmlns:w16cex="http://schemas.microsoft.com/office/word/2018/wordml/cex" xmlns:w16cid="http://schemas.microsoft.com/office/word/2016/wordml/cid" xmlns:w16="http://schemas.microsoft.com/office/word/2018/wordml" xmlns:w16du="http://schemas.microsoft.com/office/word/2023/wordml/word16du" xmlns:w16sdtdh="http://schemas.microsoft.com/office/word/2020/wordml/sdtdatahash" xmlns:w16sdtfl="http://schemas.microsoft.com/office/word/2024/wordml/sdtformatlock" xmlns:w16se="http://schemas.microsoft.com/office/word/2015/wordml/symex" xmlns:wpg="http://schemas.microsoft.com/office/word/2010/wordprocessingGroup" xmlns:wpi="http://schemas.microsoft.com/office/word/2010/wordprocessingInk" xmlns:wne="http://schemas.microsoft.com/office/word/2006/wordml" xmlns:wps="http://schemas.microsoft.com/office/word/2010/wordprocessingShape" mc:Ignorable="w14 w15 w16se w16cid w16 w16cex w16sdtdh w16sdtfl w16du wp14">
+<w:document xmlns:wpc="http://schemas.microsoft.com/office/word/2010/wordprocessingCanvas" xmlns:cx="http://schemas.microsoft.com/office/drawing/2014/chartex" xmlns:cx1="http://schemas.microsoft.com/office/drawing/2015/9/8/chartex" xmlns:cx2="http://schemas.microsoft.com/office/drawing/2015/10/21/chartex" xmlns:cx3="http://schemas.microsoft.com/office/drawing/2016/5/9/chartex" xmlns:cx4="http://schemas.microsoft.com/office/drawing/2016/5/10/chartex" xmlns:cx5="http://schemas.microsoft.com/office/drawing/2016/5/11/chartex" xmlns:cx6="http://schemas.microsoft.com/office/drawing/2016/5/12/chartex" xmlns:cx7="http://schemas.microsoft.com/office/drawing/2016/5/13/chartex" xmlns:cx8="http://schemas.microsoft.com/office/drawing/2016/5/14/chartex" xmlns:mc="http://schemas.openxmlformats.org/markup-compatibility/2006" xmlns:aink="http://schemas.microsoft.com/office/drawing/2016/ink" xmlns:am3d="http://schemas.microsoft.com/office/drawing/2017/model3d" xmlns:o="urn:schemas-microsoft-com:office:office" xmlns:r="http://schemas.openxmlformats.org/officeDocument/2006/relationships" xmlns:m="http://schemas.openxmlformats.org/officeDocument/2006/math" xmlns:v="urn:schemas-microsoft-com:vml" xmlns:wp14="http://schemas.microsoft.com/office/word/2010/wordprocessingDrawing" xmlns:wp="http://schemas.openxmlformats.org/drawingml/2006/wordprocessingDrawing" xmlns:w10="urn:schemas-microsoft-com:office:word" xmlns:w="http://schemas.openxmlformats.org/wordprocessingml/2006/main" xmlns:w14="http://schemas.microsoft.com/office/word/2010/wordml" xmlns:w15="http://schemas.microsoft.com/office/word/2012/wordml" xmlns:w16cex="http://schemas.microsoft.com/office/word/2018/wordml/cex" xmlns:w16cid="http://schemas.microsoft.com/office/word/2016/wordml/cid" xmlns:w16="http://schemas.microsoft.com/office/word/2018/wordml" xmlns:w16sdtdh="http://schemas.microsoft.com/office/word/2020/wordml/sdtdatahash" xmlns:w16se="http://schemas.microsoft.com/office/word/2015/wordml/symex" xmlns:wpg="http://schemas.microsoft.com/office/word/2010/wordprocessingGroup" xmlns:wpi="http://schemas.microsoft.com/office/word/2010/wordprocessingInk" xmlns:wne="http://schemas.microsoft.com/office/word/2006/wordml" xmlns:wps="http://schemas.microsoft.com/office/word/2010/wordprocessingShape" mc:Ignorable="w14 w15 w16se w16cid w16 w16cex w16sdtdh wp14">
   <w:body>
     <w:p>
       <w:pPr>
@@ -183,6 +183,7 @@
             <w:dataBinding w:prefixMappings="xmlns:ns0='http://purl.org/dc/elements/1.1/' xmlns:ns1='http://schemas.openxmlformats.org/package/2006/metadata/core-properties' " w:xpath="/ns1:coreProperties[1]/ns0:subject[1]" w:storeItemID="{6C3C8BC8-F283-45AE-878A-BAB7291924A1}"/>
             <w:text/>
           </w:sdtPr>
+          <w:sdtEndPr/>
           <w:sdtContent>
             <w:p>
               <w:pPr>
@@ -208,7 +209,7 @@
                   <w:sz w:val="28"/>
                   <w:szCs w:val="28"/>
                 </w:rPr>
-                <w:t>[Business]</w:t>
+                <w:t>Greenfield Local Hub (GLH)</w:t>
               </w:r>
             </w:p>
           </w:sdtContent>
@@ -321,7 +322,7 @@
                     <v:stroke joinstyle="miter"/>
                     <v:path gradientshapeok="t" o:connecttype="rect"/>
                   </v:shapetype>
-                  <v:shape id="Text Box 146" o:spid="_x0000_s1026" type="#_x0000_t202" style="position:absolute;left:0;text-align:left;margin-left:0;margin-top:0;width:516pt;height:43.9pt;z-index:251671552;visibility:visible;mso-wrap-style:square;mso-width-percent:1000;mso-height-percent:0;mso-top-percent:850;mso-wrap-distance-left:9pt;mso-wrap-distance-top:0;mso-wrap-distance-right:9pt;mso-wrap-distance-bottom:0;mso-position-horizontal:center;mso-position-horizontal-relative:margin;mso-position-vertical-relative:page;mso-width-percent:1000;mso-height-percent:0;mso-top-percent:850;mso-width-relative:margin;mso-height-relative:margin;v-text-anchor:bottom" o:gfxdata="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" filled="f" stroked="f" strokeweight=".5pt">
+                  <v:shape id="Text Box 146" o:spid="_x0000_s1026" type="#_x0000_t202" style="position:absolute;left:0;text-align:left;margin-left:0;margin-top:0;width:516pt;height:43.9pt;z-index:251671552;visibility:visible;mso-wrap-style:square;mso-width-percent:1000;mso-height-percent:0;mso-top-percent:850;mso-wrap-distance-left:9pt;mso-wrap-distance-top:0;mso-wrap-distance-right:9pt;mso-wrap-distance-bottom:0;mso-position-horizontal:center;mso-position-horizontal-relative:margin;mso-position-vertical-relative:page;mso-width-percent:1000;mso-height-percent:0;mso-top-percent:850;mso-width-relative:margin;mso-height-relative:margin;v-text-anchor:bottom" o:gfxdata="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" filled="f" stroked="f" strokeweight=".5pt">
                     <v:textbox style="mso-fit-shape-to-text:t" inset="0,0,0,0">
                       <w:txbxContent>
                         <w:p>
@@ -484,7 +485,11 @@
                 <w:rPr>
                   <w:rFonts w:eastAsiaTheme="minorEastAsia"/>
                   <w:noProof/>
+                  <w:kern w:val="0"/>
+                  <w:sz w:val="22"/>
+                  <w:szCs w:val="22"/>
                   <w:lang w:eastAsia="en-GB"/>
+                  <w14:ligatures w14:val="none"/>
                 </w:rPr>
               </w:pPr>
               <w:r>
@@ -508,7 +513,7 @@
                 </w:rPr>
                 <w:fldChar w:fldCharType="separate"/>
               </w:r>
-              <w:hyperlink w:anchor="_Toc223867200" w:history="1">
+              <w:hyperlink w:anchor="_Toc224035548" w:history="1">
                 <w:r>
                   <w:rPr>
                     <w:rStyle w:val="Hyperlink"/>
@@ -535,7 +540,7 @@
                     <w:noProof/>
                     <w:webHidden/>
                   </w:rPr>
-                  <w:instrText xml:space="preserve"> PAGEREF _Toc223867200 \h </w:instrText>
+                  <w:instrText xml:space="preserve"> PAGEREF _Toc224035548 \h </w:instrText>
                 </w:r>
                 <w:r>
                   <w:rPr>
@@ -575,10 +580,14 @@
                 <w:rPr>
                   <w:rFonts w:eastAsiaTheme="minorEastAsia"/>
                   <w:noProof/>
+                  <w:kern w:val="0"/>
+                  <w:sz w:val="22"/>
+                  <w:szCs w:val="22"/>
                   <w:lang w:eastAsia="en-GB"/>
+                  <w14:ligatures w14:val="none"/>
                 </w:rPr>
               </w:pPr>
-              <w:hyperlink w:anchor="_Toc223867201" w:history="1">
+              <w:hyperlink w:anchor="_Toc224035549" w:history="1">
                 <w:r>
                   <w:rPr>
                     <w:rStyle w:val="Hyperlink"/>
@@ -605,7 +614,7 @@
                     <w:noProof/>
                     <w:webHidden/>
                   </w:rPr>
-                  <w:instrText xml:space="preserve"> PAGEREF _Toc223867201 \h </w:instrText>
+                  <w:instrText xml:space="preserve"> PAGEREF _Toc224035549 \h </w:instrText>
                 </w:r>
                 <w:r>
                   <w:rPr>
@@ -625,7 +634,7 @@
                     <w:noProof/>
                     <w:webHidden/>
                   </w:rPr>
-                  <w:t>2</w:t>
+                  <w:t>3</w:t>
                 </w:r>
                 <w:r>
                   <w:rPr>
@@ -645,10 +654,14 @@
                 <w:rPr>
                   <w:rFonts w:eastAsiaTheme="minorEastAsia"/>
                   <w:noProof/>
+                  <w:kern w:val="0"/>
+                  <w:sz w:val="22"/>
+                  <w:szCs w:val="22"/>
                   <w:lang w:eastAsia="en-GB"/>
+                  <w14:ligatures w14:val="none"/>
                 </w:rPr>
               </w:pPr>
-              <w:hyperlink w:anchor="_Toc223867202" w:history="1">
+              <w:hyperlink w:anchor="_Toc224035550" w:history="1">
                 <w:r>
                   <w:rPr>
                     <w:rStyle w:val="Hyperlink"/>
@@ -675,7 +688,7 @@
                     <w:noProof/>
                     <w:webHidden/>
                   </w:rPr>
-                  <w:instrText xml:space="preserve"> PAGEREF _Toc223867202 \h </w:instrText>
+                  <w:instrText xml:space="preserve"> PAGEREF _Toc224035550 \h </w:instrText>
                 </w:r>
                 <w:r>
                   <w:rPr>
@@ -695,7 +708,7 @@
                     <w:noProof/>
                     <w:webHidden/>
                   </w:rPr>
-                  <w:t>2</w:t>
+                  <w:t>3</w:t>
                 </w:r>
                 <w:r>
                   <w:rPr>
@@ -715,10 +728,14 @@
                 <w:rPr>
                   <w:rFonts w:eastAsiaTheme="minorEastAsia"/>
                   <w:noProof/>
+                  <w:kern w:val="0"/>
+                  <w:sz w:val="22"/>
+                  <w:szCs w:val="22"/>
                   <w:lang w:eastAsia="en-GB"/>
+                  <w14:ligatures w14:val="none"/>
                 </w:rPr>
               </w:pPr>
-              <w:hyperlink w:anchor="_Toc223867203" w:history="1">
+              <w:hyperlink w:anchor="_Toc224035551" w:history="1">
                 <w:r>
                   <w:rPr>
                     <w:rStyle w:val="Hyperlink"/>
@@ -745,7 +762,7 @@
                     <w:noProof/>
                     <w:webHidden/>
                   </w:rPr>
-                  <w:instrText xml:space="preserve"> PAGEREF _Toc223867203 \h </w:instrText>
+                  <w:instrText xml:space="preserve"> PAGEREF _Toc224035551 \h </w:instrText>
                 </w:r>
                 <w:r>
                   <w:rPr>
@@ -765,7 +782,7 @@
                     <w:noProof/>
                     <w:webHidden/>
                   </w:rPr>
-                  <w:t>2</w:t>
+                  <w:t>3</w:t>
                 </w:r>
                 <w:r>
                   <w:rPr>
@@ -785,10 +802,14 @@
                 <w:rPr>
                   <w:rFonts w:eastAsiaTheme="minorEastAsia"/>
                   <w:noProof/>
+                  <w:kern w:val="0"/>
+                  <w:sz w:val="22"/>
+                  <w:szCs w:val="22"/>
                   <w:lang w:eastAsia="en-GB"/>
+                  <w14:ligatures w14:val="none"/>
                 </w:rPr>
               </w:pPr>
-              <w:hyperlink w:anchor="_Toc223867204" w:history="1">
+              <w:hyperlink w:anchor="_Toc224035552" w:history="1">
                 <w:r>
                   <w:rPr>
                     <w:rStyle w:val="Hyperlink"/>
@@ -815,7 +836,7 @@
                     <w:noProof/>
                     <w:webHidden/>
                   </w:rPr>
-                  <w:instrText xml:space="preserve"> PAGEREF _Toc223867204 \h </w:instrText>
+                  <w:instrText xml:space="preserve"> PAGEREF _Toc224035552 \h </w:instrText>
                 </w:r>
                 <w:r>
                   <w:rPr>
@@ -835,7 +856,7 @@
                     <w:noProof/>
                     <w:webHidden/>
                   </w:rPr>
-                  <w:t>2</w:t>
+                  <w:t>3</w:t>
                 </w:r>
                 <w:r>
                   <w:rPr>
@@ -855,10 +876,14 @@
                 <w:rPr>
                   <w:rFonts w:eastAsiaTheme="minorEastAsia"/>
                   <w:noProof/>
+                  <w:kern w:val="0"/>
+                  <w:sz w:val="22"/>
+                  <w:szCs w:val="22"/>
                   <w:lang w:eastAsia="en-GB"/>
+                  <w14:ligatures w14:val="none"/>
                 </w:rPr>
               </w:pPr>
-              <w:hyperlink w:anchor="_Toc223867205" w:history="1">
+              <w:hyperlink w:anchor="_Toc224035553" w:history="1">
                 <w:r>
                   <w:rPr>
                     <w:rStyle w:val="Hyperlink"/>
@@ -885,7 +910,7 @@
                     <w:noProof/>
                     <w:webHidden/>
                   </w:rPr>
-                  <w:instrText xml:space="preserve"> PAGEREF _Toc223867205 \h </w:instrText>
+                  <w:instrText xml:space="preserve"> PAGEREF _Toc224035553 \h </w:instrText>
                 </w:r>
                 <w:r>
                   <w:rPr>
@@ -925,10 +950,14 @@
                 <w:rPr>
                   <w:rFonts w:eastAsiaTheme="minorEastAsia"/>
                   <w:noProof/>
+                  <w:kern w:val="0"/>
+                  <w:sz w:val="22"/>
+                  <w:szCs w:val="22"/>
                   <w:lang w:eastAsia="en-GB"/>
+                  <w14:ligatures w14:val="none"/>
                 </w:rPr>
               </w:pPr>
-              <w:hyperlink w:anchor="_Toc223867206" w:history="1">
+              <w:hyperlink w:anchor="_Toc224035554" w:history="1">
                 <w:r>
                   <w:rPr>
                     <w:rStyle w:val="Hyperlink"/>
@@ -955,7 +984,7 @@
                     <w:noProof/>
                     <w:webHidden/>
                   </w:rPr>
-                  <w:instrText xml:space="preserve"> PAGEREF _Toc223867206 \h </w:instrText>
+                  <w:instrText xml:space="preserve"> PAGEREF _Toc224035554 \h </w:instrText>
                 </w:r>
                 <w:r>
                   <w:rPr>
@@ -995,10 +1024,14 @@
                 <w:rPr>
                   <w:rFonts w:eastAsiaTheme="minorEastAsia"/>
                   <w:noProof/>
+                  <w:kern w:val="0"/>
+                  <w:sz w:val="22"/>
+                  <w:szCs w:val="22"/>
                   <w:lang w:eastAsia="en-GB"/>
+                  <w14:ligatures w14:val="none"/>
                 </w:rPr>
               </w:pPr>
-              <w:hyperlink w:anchor="_Toc223867207" w:history="1">
+              <w:hyperlink w:anchor="_Toc224035555" w:history="1">
                 <w:r>
                   <w:rPr>
                     <w:rStyle w:val="Hyperlink"/>
@@ -1025,7 +1058,7 @@
                     <w:noProof/>
                     <w:webHidden/>
                   </w:rPr>
-                  <w:instrText xml:space="preserve"> PAGEREF _Toc223867207 \h </w:instrText>
+                  <w:instrText xml:space="preserve"> PAGEREF _Toc224035555 \h </w:instrText>
                 </w:r>
                 <w:r>
                   <w:rPr>
@@ -1065,10 +1098,14 @@
                 <w:rPr>
                   <w:rFonts w:eastAsiaTheme="minorEastAsia"/>
                   <w:noProof/>
+                  <w:kern w:val="0"/>
+                  <w:sz w:val="22"/>
+                  <w:szCs w:val="22"/>
                   <w:lang w:eastAsia="en-GB"/>
+                  <w14:ligatures w14:val="none"/>
                 </w:rPr>
               </w:pPr>
-              <w:hyperlink w:anchor="_Toc223867208" w:history="1">
+              <w:hyperlink w:anchor="_Toc224035556" w:history="1">
                 <w:r>
                   <w:rPr>
                     <w:rStyle w:val="Hyperlink"/>
@@ -1095,7 +1132,7 @@
                     <w:noProof/>
                     <w:webHidden/>
                   </w:rPr>
-                  <w:instrText xml:space="preserve"> PAGEREF _Toc223867208 \h </w:instrText>
+                  <w:instrText xml:space="preserve"> PAGEREF _Toc224035556 \h </w:instrText>
                 </w:r>
                 <w:r>
                   <w:rPr>
@@ -1135,10 +1172,14 @@
                 <w:rPr>
                   <w:rFonts w:eastAsiaTheme="minorEastAsia"/>
                   <w:noProof/>
+                  <w:kern w:val="0"/>
+                  <w:sz w:val="22"/>
+                  <w:szCs w:val="22"/>
                   <w:lang w:eastAsia="en-GB"/>
+                  <w14:ligatures w14:val="none"/>
                 </w:rPr>
               </w:pPr>
-              <w:hyperlink w:anchor="_Toc223867209" w:history="1">
+              <w:hyperlink w:anchor="_Toc224035557" w:history="1">
                 <w:r>
                   <w:rPr>
                     <w:rStyle w:val="Hyperlink"/>
@@ -1165,7 +1206,7 @@
                     <w:noProof/>
                     <w:webHidden/>
                   </w:rPr>
-                  <w:instrText xml:space="preserve"> PAGEREF _Toc223867209 \h </w:instrText>
+                  <w:instrText xml:space="preserve"> PAGEREF _Toc224035557 \h </w:instrText>
                 </w:r>
                 <w:r>
                   <w:rPr>
@@ -1205,10 +1246,14 @@
                 <w:rPr>
                   <w:rFonts w:eastAsiaTheme="minorEastAsia"/>
                   <w:noProof/>
+                  <w:kern w:val="0"/>
+                  <w:sz w:val="22"/>
+                  <w:szCs w:val="22"/>
                   <w:lang w:eastAsia="en-GB"/>
+                  <w14:ligatures w14:val="none"/>
                 </w:rPr>
               </w:pPr>
-              <w:hyperlink w:anchor="_Toc223867210" w:history="1">
+              <w:hyperlink w:anchor="_Toc224035558" w:history="1">
                 <w:r>
                   <w:rPr>
                     <w:rStyle w:val="Hyperlink"/>
@@ -1235,7 +1280,7 @@
                     <w:noProof/>
                     <w:webHidden/>
                   </w:rPr>
-                  <w:instrText xml:space="preserve"> PAGEREF _Toc223867210 \h </w:instrText>
+                  <w:instrText xml:space="preserve"> PAGEREF _Toc224035558 \h </w:instrText>
                 </w:r>
                 <w:r>
                   <w:rPr>
@@ -1255,7 +1300,7 @@
                     <w:noProof/>
                     <w:webHidden/>
                   </w:rPr>
-                  <w:t>3</w:t>
+                  <w:t>4</w:t>
                 </w:r>
                 <w:r>
                   <w:rPr>
@@ -1275,10 +1320,14 @@
                 <w:rPr>
                   <w:rFonts w:eastAsiaTheme="minorEastAsia"/>
                   <w:noProof/>
+                  <w:kern w:val="0"/>
+                  <w:sz w:val="22"/>
+                  <w:szCs w:val="22"/>
                   <w:lang w:eastAsia="en-GB"/>
+                  <w14:ligatures w14:val="none"/>
                 </w:rPr>
               </w:pPr>
-              <w:hyperlink w:anchor="_Toc223867211" w:history="1">
+              <w:hyperlink w:anchor="_Toc224035559" w:history="1">
                 <w:r>
                   <w:rPr>
                     <w:rStyle w:val="Hyperlink"/>
@@ -1305,7 +1354,7 @@
                     <w:noProof/>
                     <w:webHidden/>
                   </w:rPr>
-                  <w:instrText xml:space="preserve"> PAGEREF _Toc223867211 \h </w:instrText>
+                  <w:instrText xml:space="preserve"> PAGEREF _Toc224035559 \h </w:instrText>
                 </w:r>
                 <w:r>
                   <w:rPr>
@@ -1325,7 +1374,7 @@
                     <w:noProof/>
                     <w:webHidden/>
                   </w:rPr>
-                  <w:t>3</w:t>
+                  <w:t>4</w:t>
                 </w:r>
                 <w:r>
                   <w:rPr>
@@ -1345,10 +1394,14 @@
                 <w:rPr>
                   <w:rFonts w:eastAsiaTheme="minorEastAsia"/>
                   <w:noProof/>
+                  <w:kern w:val="0"/>
+                  <w:sz w:val="22"/>
+                  <w:szCs w:val="22"/>
                   <w:lang w:eastAsia="en-GB"/>
+                  <w14:ligatures w14:val="none"/>
                 </w:rPr>
               </w:pPr>
-              <w:hyperlink w:anchor="_Toc223867212" w:history="1">
+              <w:hyperlink w:anchor="_Toc224035560" w:history="1">
                 <w:r>
                   <w:rPr>
                     <w:rStyle w:val="Hyperlink"/>
@@ -1375,7 +1428,7 @@
                     <w:noProof/>
                     <w:webHidden/>
                   </w:rPr>
-                  <w:instrText xml:space="preserve"> PAGEREF _Toc223867212 \h </w:instrText>
+                  <w:instrText xml:space="preserve"> PAGEREF _Toc224035560 \h </w:instrText>
                 </w:r>
                 <w:r>
                   <w:rPr>
@@ -1415,10 +1468,14 @@
                 <w:rPr>
                   <w:rFonts w:eastAsiaTheme="minorEastAsia"/>
                   <w:noProof/>
+                  <w:kern w:val="0"/>
+                  <w:sz w:val="22"/>
+                  <w:szCs w:val="22"/>
                   <w:lang w:eastAsia="en-GB"/>
+                  <w14:ligatures w14:val="none"/>
                 </w:rPr>
               </w:pPr>
-              <w:hyperlink w:anchor="_Toc223867213" w:history="1">
+              <w:hyperlink w:anchor="_Toc224035561" w:history="1">
                 <w:r>
                   <w:rPr>
                     <w:rStyle w:val="Hyperlink"/>
@@ -1445,7 +1502,7 @@
                     <w:noProof/>
                     <w:webHidden/>
                   </w:rPr>
-                  <w:instrText xml:space="preserve"> PAGEREF _Toc223867213 \h </w:instrText>
+                  <w:instrText xml:space="preserve"> PAGEREF _Toc224035561 \h </w:instrText>
                 </w:r>
                 <w:r>
                   <w:rPr>
@@ -1485,10 +1542,14 @@
                 <w:rPr>
                   <w:rFonts w:eastAsiaTheme="minorEastAsia"/>
                   <w:noProof/>
+                  <w:kern w:val="0"/>
+                  <w:sz w:val="22"/>
+                  <w:szCs w:val="22"/>
                   <w:lang w:eastAsia="en-GB"/>
+                  <w14:ligatures w14:val="none"/>
                 </w:rPr>
               </w:pPr>
-              <w:hyperlink w:anchor="_Toc223867214" w:history="1">
+              <w:hyperlink w:anchor="_Toc224035562" w:history="1">
                 <w:r>
                   <w:rPr>
                     <w:rStyle w:val="Hyperlink"/>
@@ -1515,7 +1576,7 @@
                     <w:noProof/>
                     <w:webHidden/>
                   </w:rPr>
-                  <w:instrText xml:space="preserve"> PAGEREF _Toc223867214 \h </w:instrText>
+                  <w:instrText xml:space="preserve"> PAGEREF _Toc224035562 \h </w:instrText>
                 </w:r>
                 <w:r>
                   <w:rPr>
@@ -1555,10 +1616,14 @@
                 <w:rPr>
                   <w:rFonts w:eastAsiaTheme="minorEastAsia"/>
                   <w:noProof/>
+                  <w:kern w:val="0"/>
+                  <w:sz w:val="22"/>
+                  <w:szCs w:val="22"/>
                   <w:lang w:eastAsia="en-GB"/>
+                  <w14:ligatures w14:val="none"/>
                 </w:rPr>
               </w:pPr>
-              <w:hyperlink w:anchor="_Toc223867215" w:history="1">
+              <w:hyperlink w:anchor="_Toc224035563" w:history="1">
                 <w:r>
                   <w:rPr>
                     <w:rStyle w:val="Hyperlink"/>
@@ -1585,7 +1650,7 @@
                     <w:noProof/>
                     <w:webHidden/>
                   </w:rPr>
-                  <w:instrText xml:space="preserve"> PAGEREF _Toc223867215 \h </w:instrText>
+                  <w:instrText xml:space="preserve"> PAGEREF _Toc224035563 \h </w:instrText>
                 </w:r>
                 <w:r>
                   <w:rPr>
@@ -1625,10 +1690,14 @@
                 <w:rPr>
                   <w:rFonts w:eastAsiaTheme="minorEastAsia"/>
                   <w:noProof/>
+                  <w:kern w:val="0"/>
+                  <w:sz w:val="22"/>
+                  <w:szCs w:val="22"/>
                   <w:lang w:eastAsia="en-GB"/>
+                  <w14:ligatures w14:val="none"/>
                 </w:rPr>
               </w:pPr>
-              <w:hyperlink w:anchor="_Toc223867216" w:history="1">
+              <w:hyperlink w:anchor="_Toc224035564" w:history="1">
                 <w:r>
                   <w:rPr>
                     <w:rStyle w:val="Hyperlink"/>
@@ -1655,7 +1724,7 @@
                     <w:noProof/>
                     <w:webHidden/>
                   </w:rPr>
-                  <w:instrText xml:space="preserve"> PAGEREF _Toc223867216 \h </w:instrText>
+                  <w:instrText xml:space="preserve"> PAGEREF _Toc224035564 \h </w:instrText>
                 </w:r>
                 <w:r>
                   <w:rPr>
@@ -1695,10 +1764,14 @@
                 <w:rPr>
                   <w:rFonts w:eastAsiaTheme="minorEastAsia"/>
                   <w:noProof/>
+                  <w:kern w:val="0"/>
+                  <w:sz w:val="22"/>
+                  <w:szCs w:val="22"/>
                   <w:lang w:eastAsia="en-GB"/>
+                  <w14:ligatures w14:val="none"/>
                 </w:rPr>
               </w:pPr>
-              <w:hyperlink w:anchor="_Toc223867217" w:history="1">
+              <w:hyperlink w:anchor="_Toc224035565" w:history="1">
                 <w:r>
                   <w:rPr>
                     <w:rStyle w:val="Hyperlink"/>
@@ -1725,7 +1798,7 @@
                     <w:noProof/>
                     <w:webHidden/>
                   </w:rPr>
-                  <w:instrText xml:space="preserve"> PAGEREF _Toc223867217 \h </w:instrText>
+                  <w:instrText xml:space="preserve"> PAGEREF _Toc224035565 \h </w:instrText>
                 </w:r>
                 <w:r>
                   <w:rPr>
@@ -1765,10 +1838,14 @@
                 <w:rPr>
                   <w:rFonts w:eastAsiaTheme="minorEastAsia"/>
                   <w:noProof/>
+                  <w:kern w:val="0"/>
+                  <w:sz w:val="22"/>
+                  <w:szCs w:val="22"/>
                   <w:lang w:eastAsia="en-GB"/>
+                  <w14:ligatures w14:val="none"/>
                 </w:rPr>
               </w:pPr>
-              <w:hyperlink w:anchor="_Toc223867218" w:history="1">
+              <w:hyperlink w:anchor="_Toc224035566" w:history="1">
                 <w:r>
                   <w:rPr>
                     <w:rStyle w:val="Hyperlink"/>
@@ -1795,7 +1872,7 @@
                     <w:noProof/>
                     <w:webHidden/>
                   </w:rPr>
-                  <w:instrText xml:space="preserve"> PAGEREF _Toc223867218 \h </w:instrText>
+                  <w:instrText xml:space="preserve"> PAGEREF _Toc224035566 \h </w:instrText>
                 </w:r>
                 <w:r>
                   <w:rPr>
@@ -1835,10 +1912,14 @@
                 <w:rPr>
                   <w:rFonts w:eastAsiaTheme="minorEastAsia"/>
                   <w:noProof/>
+                  <w:kern w:val="0"/>
+                  <w:sz w:val="22"/>
+                  <w:szCs w:val="22"/>
                   <w:lang w:eastAsia="en-GB"/>
+                  <w14:ligatures w14:val="none"/>
                 </w:rPr>
               </w:pPr>
-              <w:hyperlink w:anchor="_Toc223867219" w:history="1">
+              <w:hyperlink w:anchor="_Toc224035567" w:history="1">
                 <w:r>
                   <w:rPr>
                     <w:rStyle w:val="Hyperlink"/>
@@ -1865,7 +1946,7 @@
                     <w:noProof/>
                     <w:webHidden/>
                   </w:rPr>
-                  <w:instrText xml:space="preserve"> PAGEREF _Toc223867219 \h </w:instrText>
+                  <w:instrText xml:space="preserve"> PAGEREF _Toc224035567 \h </w:instrText>
                 </w:r>
                 <w:r>
                   <w:rPr>
@@ -1905,10 +1986,14 @@
                 <w:rPr>
                   <w:rFonts w:eastAsiaTheme="minorEastAsia"/>
                   <w:noProof/>
+                  <w:kern w:val="0"/>
+                  <w:sz w:val="22"/>
+                  <w:szCs w:val="22"/>
                   <w:lang w:eastAsia="en-GB"/>
+                  <w14:ligatures w14:val="none"/>
                 </w:rPr>
               </w:pPr>
-              <w:hyperlink w:anchor="_Toc223867220" w:history="1">
+              <w:hyperlink w:anchor="_Toc224035568" w:history="1">
                 <w:r>
                   <w:rPr>
                     <w:rStyle w:val="Hyperlink"/>
@@ -1935,7 +2020,7 @@
                     <w:noProof/>
                     <w:webHidden/>
                   </w:rPr>
-                  <w:instrText xml:space="preserve"> PAGEREF _Toc223867220 \h </w:instrText>
+                  <w:instrText xml:space="preserve"> PAGEREF _Toc224035568 \h </w:instrText>
                 </w:r>
                 <w:r>
                   <w:rPr>
@@ -1975,10 +2060,14 @@
                 <w:rPr>
                   <w:rFonts w:eastAsiaTheme="minorEastAsia"/>
                   <w:noProof/>
+                  <w:kern w:val="0"/>
+                  <w:sz w:val="22"/>
+                  <w:szCs w:val="22"/>
                   <w:lang w:eastAsia="en-GB"/>
+                  <w14:ligatures w14:val="none"/>
                 </w:rPr>
               </w:pPr>
-              <w:hyperlink w:anchor="_Toc223867221" w:history="1">
+              <w:hyperlink w:anchor="_Toc224035569" w:history="1">
                 <w:r>
                   <w:rPr>
                     <w:rStyle w:val="Hyperlink"/>
@@ -2005,7 +2094,7 @@
                     <w:noProof/>
                     <w:webHidden/>
                   </w:rPr>
-                  <w:instrText xml:space="preserve"> PAGEREF _Toc223867221 \h </w:instrText>
+                  <w:instrText xml:space="preserve"> PAGEREF _Toc224035569 \h </w:instrText>
                 </w:r>
                 <w:r>
                   <w:rPr>
@@ -2045,10 +2134,14 @@
                 <w:rPr>
                   <w:rFonts w:eastAsiaTheme="minorEastAsia"/>
                   <w:noProof/>
+                  <w:kern w:val="0"/>
+                  <w:sz w:val="22"/>
+                  <w:szCs w:val="22"/>
                   <w:lang w:eastAsia="en-GB"/>
+                  <w14:ligatures w14:val="none"/>
                 </w:rPr>
               </w:pPr>
-              <w:hyperlink w:anchor="_Toc223867222" w:history="1">
+              <w:hyperlink w:anchor="_Toc224035570" w:history="1">
                 <w:r>
                   <w:rPr>
                     <w:rStyle w:val="Hyperlink"/>
@@ -2075,7 +2168,7 @@
                     <w:noProof/>
                     <w:webHidden/>
                   </w:rPr>
-                  <w:instrText xml:space="preserve"> PAGEREF _Toc223867222 \h </w:instrText>
+                  <w:instrText xml:space="preserve"> PAGEREF _Toc224035570 \h </w:instrText>
                 </w:r>
                 <w:r>
                   <w:rPr>
@@ -2115,10 +2208,14 @@
                 <w:rPr>
                   <w:rFonts w:eastAsiaTheme="minorEastAsia"/>
                   <w:noProof/>
+                  <w:kern w:val="0"/>
+                  <w:sz w:val="22"/>
+                  <w:szCs w:val="22"/>
                   <w:lang w:eastAsia="en-GB"/>
+                  <w14:ligatures w14:val="none"/>
                 </w:rPr>
               </w:pPr>
-              <w:hyperlink w:anchor="_Toc223867223" w:history="1">
+              <w:hyperlink w:anchor="_Toc224035571" w:history="1">
                 <w:r>
                   <w:rPr>
                     <w:rStyle w:val="Hyperlink"/>
@@ -2145,7 +2242,7 @@
                     <w:noProof/>
                     <w:webHidden/>
                   </w:rPr>
-                  <w:instrText xml:space="preserve"> PAGEREF _Toc223867223 \h </w:instrText>
+                  <w:instrText xml:space="preserve"> PAGEREF _Toc224035571 \h </w:instrText>
                 </w:r>
                 <w:r>
                   <w:rPr>
@@ -2185,16 +2282,20 @@
                 <w:rPr>
                   <w:rFonts w:eastAsiaTheme="minorEastAsia"/>
                   <w:noProof/>
+                  <w:kern w:val="0"/>
+                  <w:sz w:val="22"/>
+                  <w:szCs w:val="22"/>
                   <w:lang w:eastAsia="en-GB"/>
+                  <w14:ligatures w14:val="none"/>
                 </w:rPr>
               </w:pPr>
-              <w:hyperlink w:anchor="_Toc223867224" w:history="1">
+              <w:hyperlink w:anchor="_Toc224035572" w:history="1">
                 <w:r>
                   <w:rPr>
                     <w:rStyle w:val="Hyperlink"/>
                     <w:noProof/>
                   </w:rPr>
-                  <w:t>[Model]</w:t>
+                  <w:t>AspNetRoleClaims</w:t>
                 </w:r>
                 <w:r>
                   <w:rPr>
@@ -2215,7 +2316,7 @@
                     <w:noProof/>
                     <w:webHidden/>
                   </w:rPr>
-                  <w:instrText xml:space="preserve"> PAGEREF _Toc223867224 \h </w:instrText>
+                  <w:instrText xml:space="preserve"> PAGEREF _Toc224035572 \h </w:instrText>
                 </w:r>
                 <w:r>
                   <w:rPr>
@@ -2235,7 +2336,7 @@
                     <w:noProof/>
                     <w:webHidden/>
                   </w:rPr>
-                  <w:t>5</w:t>
+                  <w:t>6</w:t>
                 </w:r>
                 <w:r>
                   <w:rPr>
@@ -2255,16 +2356,20 @@
                 <w:rPr>
                   <w:rFonts w:eastAsiaTheme="minorEastAsia"/>
                   <w:noProof/>
+                  <w:kern w:val="0"/>
+                  <w:sz w:val="22"/>
+                  <w:szCs w:val="22"/>
                   <w:lang w:eastAsia="en-GB"/>
+                  <w14:ligatures w14:val="none"/>
                 </w:rPr>
               </w:pPr>
-              <w:hyperlink w:anchor="_Toc223867225" w:history="1">
+              <w:hyperlink w:anchor="_Toc224035573" w:history="1">
                 <w:r>
                   <w:rPr>
                     <w:rStyle w:val="Hyperlink"/>
                     <w:noProof/>
                   </w:rPr>
-                  <w:t>[Model]</w:t>
+                  <w:t>AspNetUserClaims</w:t>
                 </w:r>
                 <w:r>
                   <w:rPr>
@@ -2285,7 +2390,7 @@
                     <w:noProof/>
                     <w:webHidden/>
                   </w:rPr>
-                  <w:instrText xml:space="preserve"> PAGEREF _Toc223867225 \h </w:instrText>
+                  <w:instrText xml:space="preserve"> PAGEREF _Toc224035573 \h </w:instrText>
                 </w:r>
                 <w:r>
                   <w:rPr>
@@ -2306,6 +2411,598 @@
                     <w:webHidden/>
                   </w:rPr>
                   <w:t>6</w:t>
+                </w:r>
+                <w:r>
+                  <w:rPr>
+                    <w:noProof/>
+                    <w:webHidden/>
+                  </w:rPr>
+                  <w:fldChar w:fldCharType="end"/>
+                </w:r>
+              </w:hyperlink>
+            </w:p>
+            <w:p>
+              <w:pPr>
+                <w:pStyle w:val="TOC3"/>
+                <w:tabs>
+                  <w:tab w:val="right" w:leader="dot" w:pos="9016"/>
+                </w:tabs>
+                <w:rPr>
+                  <w:rFonts w:eastAsiaTheme="minorEastAsia"/>
+                  <w:noProof/>
+                  <w:kern w:val="0"/>
+                  <w:sz w:val="22"/>
+                  <w:szCs w:val="22"/>
+                  <w:lang w:eastAsia="en-GB"/>
+                  <w14:ligatures w14:val="none"/>
+                </w:rPr>
+              </w:pPr>
+              <w:hyperlink w:anchor="_Toc224035574" w:history="1">
+                <w:r>
+                  <w:rPr>
+                    <w:rStyle w:val="Hyperlink"/>
+                    <w:noProof/>
+                  </w:rPr>
+                  <w:t>AspNetUserLogins</w:t>
+                </w:r>
+                <w:r>
+                  <w:rPr>
+                    <w:noProof/>
+                    <w:webHidden/>
+                  </w:rPr>
+                  <w:tab/>
+                </w:r>
+                <w:r>
+                  <w:rPr>
+                    <w:noProof/>
+                    <w:webHidden/>
+                  </w:rPr>
+                  <w:fldChar w:fldCharType="begin"/>
+                </w:r>
+                <w:r>
+                  <w:rPr>
+                    <w:noProof/>
+                    <w:webHidden/>
+                  </w:rPr>
+                  <w:instrText xml:space="preserve"> PAGEREF _Toc224035574 \h </w:instrText>
+                </w:r>
+                <w:r>
+                  <w:rPr>
+                    <w:noProof/>
+                    <w:webHidden/>
+                  </w:rPr>
+                </w:r>
+                <w:r>
+                  <w:rPr>
+                    <w:noProof/>
+                    <w:webHidden/>
+                  </w:rPr>
+                  <w:fldChar w:fldCharType="separate"/>
+                </w:r>
+                <w:r>
+                  <w:rPr>
+                    <w:noProof/>
+                    <w:webHidden/>
+                  </w:rPr>
+                  <w:t>6</w:t>
+                </w:r>
+                <w:r>
+                  <w:rPr>
+                    <w:noProof/>
+                    <w:webHidden/>
+                  </w:rPr>
+                  <w:fldChar w:fldCharType="end"/>
+                </w:r>
+              </w:hyperlink>
+            </w:p>
+            <w:p>
+              <w:pPr>
+                <w:pStyle w:val="TOC3"/>
+                <w:tabs>
+                  <w:tab w:val="right" w:leader="dot" w:pos="9016"/>
+                </w:tabs>
+                <w:rPr>
+                  <w:rFonts w:eastAsiaTheme="minorEastAsia"/>
+                  <w:noProof/>
+                  <w:kern w:val="0"/>
+                  <w:sz w:val="22"/>
+                  <w:szCs w:val="22"/>
+                  <w:lang w:eastAsia="en-GB"/>
+                  <w14:ligatures w14:val="none"/>
+                </w:rPr>
+              </w:pPr>
+              <w:hyperlink w:anchor="_Toc224035575" w:history="1">
+                <w:r>
+                  <w:rPr>
+                    <w:rStyle w:val="Hyperlink"/>
+                    <w:noProof/>
+                  </w:rPr>
+                  <w:t>AspNetUserTokens</w:t>
+                </w:r>
+                <w:r>
+                  <w:rPr>
+                    <w:noProof/>
+                    <w:webHidden/>
+                  </w:rPr>
+                  <w:tab/>
+                </w:r>
+                <w:r>
+                  <w:rPr>
+                    <w:noProof/>
+                    <w:webHidden/>
+                  </w:rPr>
+                  <w:fldChar w:fldCharType="begin"/>
+                </w:r>
+                <w:r>
+                  <w:rPr>
+                    <w:noProof/>
+                    <w:webHidden/>
+                  </w:rPr>
+                  <w:instrText xml:space="preserve"> PAGEREF _Toc224035575 \h </w:instrText>
+                </w:r>
+                <w:r>
+                  <w:rPr>
+                    <w:noProof/>
+                    <w:webHidden/>
+                  </w:rPr>
+                </w:r>
+                <w:r>
+                  <w:rPr>
+                    <w:noProof/>
+                    <w:webHidden/>
+                  </w:rPr>
+                  <w:fldChar w:fldCharType="separate"/>
+                </w:r>
+                <w:r>
+                  <w:rPr>
+                    <w:noProof/>
+                    <w:webHidden/>
+                  </w:rPr>
+                  <w:t>6</w:t>
+                </w:r>
+                <w:r>
+                  <w:rPr>
+                    <w:noProof/>
+                    <w:webHidden/>
+                  </w:rPr>
+                  <w:fldChar w:fldCharType="end"/>
+                </w:r>
+              </w:hyperlink>
+            </w:p>
+            <w:p>
+              <w:pPr>
+                <w:pStyle w:val="TOC3"/>
+                <w:tabs>
+                  <w:tab w:val="right" w:leader="dot" w:pos="9016"/>
+                </w:tabs>
+                <w:rPr>
+                  <w:rFonts w:eastAsiaTheme="minorEastAsia"/>
+                  <w:noProof/>
+                  <w:kern w:val="0"/>
+                  <w:sz w:val="22"/>
+                  <w:szCs w:val="22"/>
+                  <w:lang w:eastAsia="en-GB"/>
+                  <w14:ligatures w14:val="none"/>
+                </w:rPr>
+              </w:pPr>
+              <w:hyperlink w:anchor="_Toc224035576" w:history="1">
+                <w:r>
+                  <w:rPr>
+                    <w:rStyle w:val="Hyperlink"/>
+                    <w:noProof/>
+                  </w:rPr>
+                  <w:t>Products</w:t>
+                </w:r>
+                <w:r>
+                  <w:rPr>
+                    <w:noProof/>
+                    <w:webHidden/>
+                  </w:rPr>
+                  <w:tab/>
+                </w:r>
+                <w:r>
+                  <w:rPr>
+                    <w:noProof/>
+                    <w:webHidden/>
+                  </w:rPr>
+                  <w:fldChar w:fldCharType="begin"/>
+                </w:r>
+                <w:r>
+                  <w:rPr>
+                    <w:noProof/>
+                    <w:webHidden/>
+                  </w:rPr>
+                  <w:instrText xml:space="preserve"> PAGEREF _Toc224035576 \h </w:instrText>
+                </w:r>
+                <w:r>
+                  <w:rPr>
+                    <w:noProof/>
+                    <w:webHidden/>
+                  </w:rPr>
+                </w:r>
+                <w:r>
+                  <w:rPr>
+                    <w:noProof/>
+                    <w:webHidden/>
+                  </w:rPr>
+                  <w:fldChar w:fldCharType="separate"/>
+                </w:r>
+                <w:r>
+                  <w:rPr>
+                    <w:noProof/>
+                    <w:webHidden/>
+                  </w:rPr>
+                  <w:t>6</w:t>
+                </w:r>
+                <w:r>
+                  <w:rPr>
+                    <w:noProof/>
+                    <w:webHidden/>
+                  </w:rPr>
+                  <w:fldChar w:fldCharType="end"/>
+                </w:r>
+              </w:hyperlink>
+            </w:p>
+            <w:p>
+              <w:pPr>
+                <w:pStyle w:val="TOC3"/>
+                <w:tabs>
+                  <w:tab w:val="right" w:leader="dot" w:pos="9016"/>
+                </w:tabs>
+                <w:rPr>
+                  <w:rFonts w:eastAsiaTheme="minorEastAsia"/>
+                  <w:noProof/>
+                  <w:kern w:val="0"/>
+                  <w:sz w:val="22"/>
+                  <w:szCs w:val="22"/>
+                  <w:lang w:eastAsia="en-GB"/>
+                  <w14:ligatures w14:val="none"/>
+                </w:rPr>
+              </w:pPr>
+              <w:hyperlink w:anchor="_Toc224035577" w:history="1">
+                <w:r>
+                  <w:rPr>
+                    <w:rStyle w:val="Hyperlink"/>
+                    <w:noProof/>
+                  </w:rPr>
+                  <w:t>Orders</w:t>
+                </w:r>
+                <w:r>
+                  <w:rPr>
+                    <w:noProof/>
+                    <w:webHidden/>
+                  </w:rPr>
+                  <w:tab/>
+                </w:r>
+                <w:r>
+                  <w:rPr>
+                    <w:noProof/>
+                    <w:webHidden/>
+                  </w:rPr>
+                  <w:fldChar w:fldCharType="begin"/>
+                </w:r>
+                <w:r>
+                  <w:rPr>
+                    <w:noProof/>
+                    <w:webHidden/>
+                  </w:rPr>
+                  <w:instrText xml:space="preserve"> PAGEREF _Toc224035577 \h </w:instrText>
+                </w:r>
+                <w:r>
+                  <w:rPr>
+                    <w:noProof/>
+                    <w:webHidden/>
+                  </w:rPr>
+                </w:r>
+                <w:r>
+                  <w:rPr>
+                    <w:noProof/>
+                    <w:webHidden/>
+                  </w:rPr>
+                  <w:fldChar w:fldCharType="separate"/>
+                </w:r>
+                <w:r>
+                  <w:rPr>
+                    <w:noProof/>
+                    <w:webHidden/>
+                  </w:rPr>
+                  <w:t>7</w:t>
+                </w:r>
+                <w:r>
+                  <w:rPr>
+                    <w:noProof/>
+                    <w:webHidden/>
+                  </w:rPr>
+                  <w:fldChar w:fldCharType="end"/>
+                </w:r>
+              </w:hyperlink>
+            </w:p>
+            <w:p>
+              <w:pPr>
+                <w:pStyle w:val="TOC3"/>
+                <w:tabs>
+                  <w:tab w:val="right" w:leader="dot" w:pos="9016"/>
+                </w:tabs>
+                <w:rPr>
+                  <w:rFonts w:eastAsiaTheme="minorEastAsia"/>
+                  <w:noProof/>
+                  <w:kern w:val="0"/>
+                  <w:sz w:val="22"/>
+                  <w:szCs w:val="22"/>
+                  <w:lang w:eastAsia="en-GB"/>
+                  <w14:ligatures w14:val="none"/>
+                </w:rPr>
+              </w:pPr>
+              <w:hyperlink w:anchor="_Toc224035578" w:history="1">
+                <w:r>
+                  <w:rPr>
+                    <w:rStyle w:val="Hyperlink"/>
+                    <w:noProof/>
+                  </w:rPr>
+                  <w:t>OrderProducts</w:t>
+                </w:r>
+                <w:r>
+                  <w:rPr>
+                    <w:noProof/>
+                    <w:webHidden/>
+                  </w:rPr>
+                  <w:tab/>
+                </w:r>
+                <w:r>
+                  <w:rPr>
+                    <w:noProof/>
+                    <w:webHidden/>
+                  </w:rPr>
+                  <w:fldChar w:fldCharType="begin"/>
+                </w:r>
+                <w:r>
+                  <w:rPr>
+                    <w:noProof/>
+                    <w:webHidden/>
+                  </w:rPr>
+                  <w:instrText xml:space="preserve"> PAGEREF _Toc224035578 \h </w:instrText>
+                </w:r>
+                <w:r>
+                  <w:rPr>
+                    <w:noProof/>
+                    <w:webHidden/>
+                  </w:rPr>
+                </w:r>
+                <w:r>
+                  <w:rPr>
+                    <w:noProof/>
+                    <w:webHidden/>
+                  </w:rPr>
+                  <w:fldChar w:fldCharType="separate"/>
+                </w:r>
+                <w:r>
+                  <w:rPr>
+                    <w:noProof/>
+                    <w:webHidden/>
+                  </w:rPr>
+                  <w:t>7</w:t>
+                </w:r>
+                <w:r>
+                  <w:rPr>
+                    <w:noProof/>
+                    <w:webHidden/>
+                  </w:rPr>
+                  <w:fldChar w:fldCharType="end"/>
+                </w:r>
+              </w:hyperlink>
+            </w:p>
+            <w:p>
+              <w:pPr>
+                <w:pStyle w:val="TOC3"/>
+                <w:tabs>
+                  <w:tab w:val="right" w:leader="dot" w:pos="9016"/>
+                </w:tabs>
+                <w:rPr>
+                  <w:rFonts w:eastAsiaTheme="minorEastAsia"/>
+                  <w:noProof/>
+                  <w:kern w:val="0"/>
+                  <w:sz w:val="22"/>
+                  <w:szCs w:val="22"/>
+                  <w:lang w:eastAsia="en-GB"/>
+                  <w14:ligatures w14:val="none"/>
+                </w:rPr>
+              </w:pPr>
+              <w:hyperlink w:anchor="_Toc224035579" w:history="1">
+                <w:r>
+                  <w:rPr>
+                    <w:rStyle w:val="Hyperlink"/>
+                    <w:noProof/>
+                  </w:rPr>
+                  <w:t>Basket</w:t>
+                </w:r>
+                <w:r>
+                  <w:rPr>
+                    <w:noProof/>
+                    <w:webHidden/>
+                  </w:rPr>
+                  <w:tab/>
+                </w:r>
+                <w:r>
+                  <w:rPr>
+                    <w:noProof/>
+                    <w:webHidden/>
+                  </w:rPr>
+                  <w:fldChar w:fldCharType="begin"/>
+                </w:r>
+                <w:r>
+                  <w:rPr>
+                    <w:noProof/>
+                    <w:webHidden/>
+                  </w:rPr>
+                  <w:instrText xml:space="preserve"> PAGEREF _Toc224035579 \h </w:instrText>
+                </w:r>
+                <w:r>
+                  <w:rPr>
+                    <w:noProof/>
+                    <w:webHidden/>
+                  </w:rPr>
+                </w:r>
+                <w:r>
+                  <w:rPr>
+                    <w:noProof/>
+                    <w:webHidden/>
+                  </w:rPr>
+                  <w:fldChar w:fldCharType="separate"/>
+                </w:r>
+                <w:r>
+                  <w:rPr>
+                    <w:noProof/>
+                    <w:webHidden/>
+                  </w:rPr>
+                  <w:t>7</w:t>
+                </w:r>
+                <w:r>
+                  <w:rPr>
+                    <w:noProof/>
+                    <w:webHidden/>
+                  </w:rPr>
+                  <w:fldChar w:fldCharType="end"/>
+                </w:r>
+              </w:hyperlink>
+            </w:p>
+            <w:p>
+              <w:pPr>
+                <w:pStyle w:val="TOC3"/>
+                <w:tabs>
+                  <w:tab w:val="right" w:leader="dot" w:pos="9016"/>
+                </w:tabs>
+                <w:rPr>
+                  <w:rFonts w:eastAsiaTheme="minorEastAsia"/>
+                  <w:noProof/>
+                  <w:kern w:val="0"/>
+                  <w:sz w:val="22"/>
+                  <w:szCs w:val="22"/>
+                  <w:lang w:eastAsia="en-GB"/>
+                  <w14:ligatures w14:val="none"/>
+                </w:rPr>
+              </w:pPr>
+              <w:hyperlink w:anchor="_Toc224035580" w:history="1">
+                <w:r>
+                  <w:rPr>
+                    <w:rStyle w:val="Hyperlink"/>
+                    <w:noProof/>
+                  </w:rPr>
+                  <w:t>BasketProducts</w:t>
+                </w:r>
+                <w:r>
+                  <w:rPr>
+                    <w:noProof/>
+                    <w:webHidden/>
+                  </w:rPr>
+                  <w:tab/>
+                </w:r>
+                <w:r>
+                  <w:rPr>
+                    <w:noProof/>
+                    <w:webHidden/>
+                  </w:rPr>
+                  <w:fldChar w:fldCharType="begin"/>
+                </w:r>
+                <w:r>
+                  <w:rPr>
+                    <w:noProof/>
+                    <w:webHidden/>
+                  </w:rPr>
+                  <w:instrText xml:space="preserve"> PAGEREF _Toc224035580 \h </w:instrText>
+                </w:r>
+                <w:r>
+                  <w:rPr>
+                    <w:noProof/>
+                    <w:webHidden/>
+                  </w:rPr>
+                </w:r>
+                <w:r>
+                  <w:rPr>
+                    <w:noProof/>
+                    <w:webHidden/>
+                  </w:rPr>
+                  <w:fldChar w:fldCharType="separate"/>
+                </w:r>
+                <w:r>
+                  <w:rPr>
+                    <w:noProof/>
+                    <w:webHidden/>
+                  </w:rPr>
+                  <w:t>7</w:t>
+                </w:r>
+                <w:r>
+                  <w:rPr>
+                    <w:noProof/>
+                    <w:webHidden/>
+                  </w:rPr>
+                  <w:fldChar w:fldCharType="end"/>
+                </w:r>
+              </w:hyperlink>
+            </w:p>
+            <w:p>
+              <w:pPr>
+                <w:pStyle w:val="TOC3"/>
+                <w:tabs>
+                  <w:tab w:val="right" w:leader="dot" w:pos="9016"/>
+                </w:tabs>
+                <w:rPr>
+                  <w:rFonts w:eastAsiaTheme="minorEastAsia"/>
+                  <w:noProof/>
+                  <w:kern w:val="0"/>
+                  <w:sz w:val="22"/>
+                  <w:szCs w:val="22"/>
+                  <w:lang w:eastAsia="en-GB"/>
+                  <w14:ligatures w14:val="none"/>
+                </w:rPr>
+              </w:pPr>
+              <w:hyperlink w:anchor="_Toc224035581" w:history="1">
+                <w:r>
+                  <w:rPr>
+                    <w:rStyle w:val="Hyperlink"/>
+                    <w:noProof/>
+                  </w:rPr>
+                  <w:t>Producers</w:t>
+                </w:r>
+                <w:r>
+                  <w:rPr>
+                    <w:noProof/>
+                    <w:webHidden/>
+                  </w:rPr>
+                  <w:tab/>
+                </w:r>
+                <w:r>
+                  <w:rPr>
+                    <w:noProof/>
+                    <w:webHidden/>
+                  </w:rPr>
+                  <w:fldChar w:fldCharType="begin"/>
+                </w:r>
+                <w:r>
+                  <w:rPr>
+                    <w:noProof/>
+                    <w:webHidden/>
+                  </w:rPr>
+                  <w:instrText xml:space="preserve"> PAGEREF _Toc224035581 \h </w:instrText>
+                </w:r>
+                <w:r>
+                  <w:rPr>
+                    <w:noProof/>
+                    <w:webHidden/>
+                  </w:rPr>
+                </w:r>
+                <w:r>
+                  <w:rPr>
+                    <w:noProof/>
+                    <w:webHidden/>
+                  </w:rPr>
+                  <w:fldChar w:fldCharType="separate"/>
+                </w:r>
+                <w:r>
+                  <w:rPr>
+                    <w:noProof/>
+                    <w:webHidden/>
+                  </w:rPr>
+                  <w:t>8</w:t>
                 </w:r>
                 <w:r>
                   <w:rPr>
@@ -2325,10 +3022,14 @@
                 <w:rPr>
                   <w:rFonts w:eastAsiaTheme="minorEastAsia"/>
                   <w:noProof/>
+                  <w:kern w:val="0"/>
+                  <w:sz w:val="22"/>
+                  <w:szCs w:val="22"/>
                   <w:lang w:eastAsia="en-GB"/>
+                  <w14:ligatures w14:val="none"/>
                 </w:rPr>
               </w:pPr>
-              <w:hyperlink w:anchor="_Toc223867226" w:history="1">
+              <w:hyperlink w:anchor="_Toc224035582" w:history="1">
                 <w:r>
                   <w:rPr>
                     <w:rStyle w:val="Hyperlink"/>
@@ -2355,7 +3056,7 @@
                     <w:noProof/>
                     <w:webHidden/>
                   </w:rPr>
-                  <w:instrText xml:space="preserve"> PAGEREF _Toc223867226 \h </w:instrText>
+                  <w:instrText xml:space="preserve"> PAGEREF _Toc224035582 \h </w:instrText>
                 </w:r>
                 <w:r>
                   <w:rPr>
@@ -2375,7 +3076,7 @@
                     <w:noProof/>
                     <w:webHidden/>
                   </w:rPr>
-                  <w:t>7</w:t>
+                  <w:t>9</w:t>
                 </w:r>
                 <w:r>
                   <w:rPr>
@@ -2395,10 +3096,14 @@
                 <w:rPr>
                   <w:rFonts w:eastAsiaTheme="minorEastAsia"/>
                   <w:noProof/>
+                  <w:kern w:val="0"/>
+                  <w:sz w:val="22"/>
+                  <w:szCs w:val="22"/>
                   <w:lang w:eastAsia="en-GB"/>
+                  <w14:ligatures w14:val="none"/>
                 </w:rPr>
               </w:pPr>
-              <w:hyperlink w:anchor="_Toc223867227" w:history="1">
+              <w:hyperlink w:anchor="_Toc224035583" w:history="1">
                 <w:r>
                   <w:rPr>
                     <w:rStyle w:val="Hyperlink"/>
@@ -2425,7 +3130,7 @@
                     <w:noProof/>
                     <w:webHidden/>
                   </w:rPr>
-                  <w:instrText xml:space="preserve"> PAGEREF _Toc223867227 \h </w:instrText>
+                  <w:instrText xml:space="preserve"> PAGEREF _Toc224035583 \h </w:instrText>
                 </w:r>
                 <w:r>
                   <w:rPr>
@@ -2445,7 +3150,7 @@
                     <w:noProof/>
                     <w:webHidden/>
                   </w:rPr>
-                  <w:t>7</w:t>
+                  <w:t>9</w:t>
                 </w:r>
                 <w:r>
                   <w:rPr>
@@ -2465,10 +3170,14 @@
                 <w:rPr>
                   <w:rFonts w:eastAsiaTheme="minorEastAsia"/>
                   <w:noProof/>
+                  <w:kern w:val="0"/>
+                  <w:sz w:val="22"/>
+                  <w:szCs w:val="22"/>
                   <w:lang w:eastAsia="en-GB"/>
+                  <w14:ligatures w14:val="none"/>
                 </w:rPr>
               </w:pPr>
-              <w:hyperlink w:anchor="_Toc223867228" w:history="1">
+              <w:hyperlink w:anchor="_Toc224035584" w:history="1">
                 <w:r>
                   <w:rPr>
                     <w:rStyle w:val="Hyperlink"/>
@@ -2495,7 +3204,7 @@
                     <w:noProof/>
                     <w:webHidden/>
                   </w:rPr>
-                  <w:instrText xml:space="preserve"> PAGEREF _Toc223867228 \h </w:instrText>
+                  <w:instrText xml:space="preserve"> PAGEREF _Toc224035584 \h </w:instrText>
                 </w:r>
                 <w:r>
                   <w:rPr>
@@ -2515,7 +3224,7 @@
                     <w:noProof/>
                     <w:webHidden/>
                   </w:rPr>
-                  <w:t>8</w:t>
+                  <w:t>10</w:t>
                 </w:r>
                 <w:r>
                   <w:rPr>
@@ -2535,16 +3244,20 @@
                 <w:rPr>
                   <w:rFonts w:eastAsiaTheme="minorEastAsia"/>
                   <w:noProof/>
+                  <w:kern w:val="0"/>
+                  <w:sz w:val="22"/>
+                  <w:szCs w:val="22"/>
                   <w:lang w:eastAsia="en-GB"/>
+                  <w14:ligatures w14:val="none"/>
                 </w:rPr>
               </w:pPr>
-              <w:hyperlink w:anchor="_Toc223867229" w:history="1">
+              <w:hyperlink w:anchor="_Toc224035585" w:history="1">
                 <w:r>
                   <w:rPr>
                     <w:rStyle w:val="Hyperlink"/>
                     <w:noProof/>
                   </w:rPr>
-                  <w:t>[Algorithm]</w:t>
+                  <w:t>Filter products by price</w:t>
                 </w:r>
                 <w:r>
                   <w:rPr>
@@ -2565,7 +3278,7 @@
                     <w:noProof/>
                     <w:webHidden/>
                   </w:rPr>
-                  <w:instrText xml:space="preserve"> PAGEREF _Toc223867229 \h </w:instrText>
+                  <w:instrText xml:space="preserve"> PAGEREF _Toc224035585 \h </w:instrText>
                 </w:r>
                 <w:r>
                   <w:rPr>
@@ -2585,7 +3298,7 @@
                     <w:noProof/>
                     <w:webHidden/>
                   </w:rPr>
-                  <w:t>9</w:t>
+                  <w:t>11</w:t>
                 </w:r>
                 <w:r>
                   <w:rPr>
@@ -2605,16 +3318,20 @@
                 <w:rPr>
                   <w:rFonts w:eastAsiaTheme="minorEastAsia"/>
                   <w:noProof/>
+                  <w:kern w:val="0"/>
+                  <w:sz w:val="22"/>
+                  <w:szCs w:val="22"/>
                   <w:lang w:eastAsia="en-GB"/>
+                  <w14:ligatures w14:val="none"/>
                 </w:rPr>
               </w:pPr>
-              <w:hyperlink w:anchor="_Toc223867230" w:history="1">
+              <w:hyperlink w:anchor="_Toc224035586" w:history="1">
                 <w:r>
                   <w:rPr>
                     <w:rStyle w:val="Hyperlink"/>
                     <w:noProof/>
                   </w:rPr>
-                  <w:t>[Algorithm]</w:t>
+                  <w:t>Change product availability as a producer</w:t>
                 </w:r>
                 <w:r>
                   <w:rPr>
@@ -2635,7 +3352,7 @@
                     <w:noProof/>
                     <w:webHidden/>
                   </w:rPr>
-                  <w:instrText xml:space="preserve"> PAGEREF _Toc223867230 \h </w:instrText>
+                  <w:instrText xml:space="preserve"> PAGEREF _Toc224035586 \h </w:instrText>
                 </w:r>
                 <w:r>
                   <w:rPr>
@@ -2655,7 +3372,7 @@
                     <w:noProof/>
                     <w:webHidden/>
                   </w:rPr>
-                  <w:t>9</w:t>
+                  <w:t>11</w:t>
                 </w:r>
                 <w:r>
                   <w:rPr>
@@ -2675,16 +3392,20 @@
                 <w:rPr>
                   <w:rFonts w:eastAsiaTheme="minorEastAsia"/>
                   <w:noProof/>
+                  <w:kern w:val="0"/>
+                  <w:sz w:val="22"/>
+                  <w:szCs w:val="22"/>
                   <w:lang w:eastAsia="en-GB"/>
+                  <w14:ligatures w14:val="none"/>
                 </w:rPr>
               </w:pPr>
-              <w:hyperlink w:anchor="_Toc223867231" w:history="1">
+              <w:hyperlink w:anchor="_Toc224035587" w:history="1">
                 <w:r>
                   <w:rPr>
                     <w:rStyle w:val="Hyperlink"/>
                     <w:noProof/>
                   </w:rPr>
-                  <w:t>[Algorithm]</w:t>
+                  <w:t>Add a product to basket</w:t>
                 </w:r>
                 <w:r>
                   <w:rPr>
@@ -2705,7 +3426,7 @@
                     <w:noProof/>
                     <w:webHidden/>
                   </w:rPr>
-                  <w:instrText xml:space="preserve"> PAGEREF _Toc223867231 \h </w:instrText>
+                  <w:instrText xml:space="preserve"> PAGEREF _Toc224035587 \h </w:instrText>
                 </w:r>
                 <w:r>
                   <w:rPr>
@@ -2725,7 +3446,7 @@
                     <w:noProof/>
                     <w:webHidden/>
                   </w:rPr>
-                  <w:t>9</w:t>
+                  <w:t>12</w:t>
                 </w:r>
                 <w:r>
                   <w:rPr>
@@ -2745,10 +3466,14 @@
                 <w:rPr>
                   <w:rFonts w:eastAsiaTheme="minorEastAsia"/>
                   <w:noProof/>
+                  <w:kern w:val="0"/>
+                  <w:sz w:val="22"/>
+                  <w:szCs w:val="22"/>
                   <w:lang w:eastAsia="en-GB"/>
+                  <w14:ligatures w14:val="none"/>
                 </w:rPr>
               </w:pPr>
-              <w:hyperlink w:anchor="_Toc223867232" w:history="1">
+              <w:hyperlink w:anchor="_Toc224035588" w:history="1">
                 <w:r>
                   <w:rPr>
                     <w:rStyle w:val="Hyperlink"/>
@@ -2775,7 +3500,7 @@
                     <w:noProof/>
                     <w:webHidden/>
                   </w:rPr>
-                  <w:instrText xml:space="preserve"> PAGEREF _Toc223867232 \h </w:instrText>
+                  <w:instrText xml:space="preserve"> PAGEREF _Toc224035588 \h </w:instrText>
                 </w:r>
                 <w:r>
                   <w:rPr>
@@ -2795,7 +3520,7 @@
                     <w:noProof/>
                     <w:webHidden/>
                   </w:rPr>
-                  <w:t>9</w:t>
+                  <w:t>13</w:t>
                 </w:r>
                 <w:r>
                   <w:rPr>
@@ -2833,7 +3558,7 @@
       <w:pPr>
         <w:pStyle w:val="Heading1"/>
       </w:pPr>
-      <w:bookmarkStart w:id="0" w:name="_Toc223867200"/>
+      <w:bookmarkStart w:id="0" w:name="_Toc224035548"/>
       <w:r>
         <w:t>Sitemap</w:t>
       </w:r>
@@ -2855,7 +3580,7 @@
         <w:drawing>
           <wp:inline distT="0" distB="0" distL="0" distR="0" wp14:anchorId="0FC9CC48" wp14:editId="5A4EBA17">
             <wp:extent cx="5731510" cy="2883779"/>
-            <wp:effectExtent l="76200" t="0" r="59690" b="0"/>
+            <wp:effectExtent l="76200" t="0" r="78740" b="0"/>
             <wp:docPr id="489886502" name="Diagram 1"/>
             <wp:cNvGraphicFramePr/>
             <a:graphic xmlns:a="http://schemas.openxmlformats.org/drawingml/2006/main">
@@ -2912,8 +3637,9 @@
       <w:pPr>
         <w:pStyle w:val="Heading1"/>
       </w:pPr>
-      <w:bookmarkStart w:id="1" w:name="_Toc223867201"/>
+      <w:bookmarkStart w:id="1" w:name="_Toc224035549"/>
       <w:r>
+        <w:lastRenderedPageBreak/>
         <w:t>Styles</w:t>
       </w:r>
       <w:bookmarkEnd w:id="1"/>
@@ -2922,7 +3648,7 @@
       <w:pPr>
         <w:pStyle w:val="Heading2"/>
       </w:pPr>
-      <w:bookmarkStart w:id="2" w:name="_Toc223867202"/>
+      <w:bookmarkStart w:id="2" w:name="_Toc224035550"/>
       <w:r>
         <w:t>Dark Mode</w:t>
       </w:r>
@@ -2932,7 +3658,7 @@
       <w:pPr>
         <w:pStyle w:val="Heading3"/>
       </w:pPr>
-      <w:bookmarkStart w:id="3" w:name="_Toc223867203"/>
+      <w:bookmarkStart w:id="3" w:name="_Toc224035551"/>
       <w:r>
         <w:t>Background</w:t>
       </w:r>
@@ -3020,7 +3746,7 @@
               </wp:inline>
             </w:drawing>
           </mc:Choice>
-          <mc:Fallback>
+          <mc:Fallback xmlns:w16sdtfl="http://schemas.microsoft.com/office/word/2024/wordml/sdtformatlock" xmlns:w16du="http://schemas.microsoft.com/office/word/2023/wordml/word16du" xmlns:oel="http://schemas.microsoft.com/office/2019/extlst">
             <w:pict>
               <v:roundrect w14:anchorId="0F89E4C6" id="Rectangle: Rounded Corners 2" o:spid="_x0000_s1026" style="width:16.5pt;height:17.25pt;visibility:visible;mso-wrap-style:square;mso-left-percent:-10001;mso-top-percent:-10001;mso-position-horizontal:absolute;mso-position-horizontal-relative:char;mso-position-vertical:absolute;mso-position-vertical-relative:line;mso-left-percent:-10001;mso-top-percent:-10001;v-text-anchor:middle" arcsize="10923f" o:gfxdata="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" fillcolor="black [3213]" strokecolor="black [480]" strokeweight="1.5pt">
                 <v:stroke joinstyle="miter"/>
@@ -3138,7 +3864,7 @@
           </mc:Choice>
           <mc:Fallback>
             <w:pict>
-              <v:roundrect w14:anchorId="7BA22B8E" id="Rectangle: Rounded Corners 2" o:spid="_x0000_s1027" style="width:17pt;height:17pt;visibility:visible;mso-wrap-style:square;mso-left-percent:-10001;mso-top-percent:-10001;mso-position-horizontal:absolute;mso-position-horizontal-relative:char;mso-position-vertical:absolute;mso-position-vertical-relative:line;mso-left-percent:-10001;mso-top-percent:-10001;v-text-anchor:middle" arcsize="10923f" o:gfxdata="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" fillcolor="black [3213]" strokecolor="black [480]" strokeweight="1.5pt">
+              <v:roundrect w14:anchorId="7BA22B8E" id="Rectangle: Rounded Corners 2" o:spid="_x0000_s1027" style="width:17pt;height:17pt;visibility:visible;mso-wrap-style:square;mso-left-percent:-10001;mso-top-percent:-10001;mso-position-horizontal:absolute;mso-position-horizontal-relative:char;mso-position-vertical:absolute;mso-position-vertical-relative:line;mso-left-percent:-10001;mso-top-percent:-10001;v-text-anchor:middle" arcsize="10923f" o:gfxdata="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" fillcolor="black [3213]" strokecolor="black [480]" strokeweight="1.5pt">
                 <v:stroke joinstyle="miter"/>
                 <v:path arrowok="t"/>
                 <o:lock v:ext="edit" aspectratio="t"/>
@@ -3172,7 +3898,7 @@
       <w:pPr>
         <w:pStyle w:val="Heading3"/>
       </w:pPr>
-      <w:bookmarkStart w:id="4" w:name="_Toc223867204"/>
+      <w:bookmarkStart w:id="4" w:name="_Toc224035552"/>
       <w:r>
         <w:t>Font</w:t>
       </w:r>
@@ -3230,7 +3956,6 @@
           <w:sz w:val="28"/>
           <w:szCs w:val="28"/>
         </w:rPr>
-        <w:lastRenderedPageBreak/>
         <w:t>Norma</w:t>
       </w:r>
       <w:r>
@@ -3310,7 +4035,7 @@
           </mc:Choice>
           <mc:Fallback>
             <w:pict>
-              <v:roundrect w14:anchorId="6CFF735A" id="_x0000_s1028" style="width:16.5pt;height:17.25pt;visibility:visible;mso-wrap-style:square;mso-left-percent:-10001;mso-top-percent:-10001;mso-position-horizontal:absolute;mso-position-horizontal-relative:char;mso-position-vertical:absolute;mso-position-vertical-relative:line;mso-left-percent:-10001;mso-top-percent:-10001;v-text-anchor:middle" arcsize="10923f" o:gfxdata="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" fillcolor="black [3213]" strokecolor="black [480]" strokeweight="1.5pt">
+              <v:roundrect w14:anchorId="6CFF735A" id="_x0000_s1028" style="width:16.5pt;height:17.25pt;visibility:visible;mso-wrap-style:square;mso-left-percent:-10001;mso-top-percent:-10001;mso-position-horizontal:absolute;mso-position-horizontal-relative:char;mso-position-vertical:absolute;mso-position-vertical-relative:line;mso-left-percent:-10001;mso-top-percent:-10001;v-text-anchor:middle" arcsize="10923f" o:gfxdata="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" fillcolor="black [3213]" strokecolor="black [480]" strokeweight="1.5pt">
                 <v:stroke joinstyle="miter"/>
                 <v:textbox>
                   <w:txbxContent>
@@ -3427,7 +4152,7 @@
           </mc:Choice>
           <mc:Fallback>
             <w:pict>
-              <v:roundrect w14:anchorId="5B9A8121" id="_x0000_s1029" style="width:16.5pt;height:17.25pt;visibility:visible;mso-wrap-style:square;mso-left-percent:-10001;mso-top-percent:-10001;mso-position-horizontal:absolute;mso-position-horizontal-relative:char;mso-position-vertical:absolute;mso-position-vertical-relative:line;mso-left-percent:-10001;mso-top-percent:-10001;v-text-anchor:middle" arcsize="10923f" o:gfxdata="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" fillcolor="black [3213]" strokecolor="black [480]" strokeweight="1.5pt">
+              <v:roundrect w14:anchorId="5B9A8121" id="_x0000_s1029" style="width:16.5pt;height:17.25pt;visibility:visible;mso-wrap-style:square;mso-left-percent:-10001;mso-top-percent:-10001;mso-position-horizontal:absolute;mso-position-horizontal-relative:char;mso-position-vertical:absolute;mso-position-vertical-relative:line;mso-left-percent:-10001;mso-top-percent:-10001;v-text-anchor:middle" arcsize="10923f" o:gfxdata="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" fillcolor="black [3213]" strokecolor="black [480]" strokeweight="1.5pt">
                 <v:stroke joinstyle="miter"/>
                 <v:textbox>
                   <w:txbxContent>
@@ -3459,7 +4184,7 @@
       <w:pPr>
         <w:pStyle w:val="Heading3"/>
       </w:pPr>
-      <w:bookmarkStart w:id="5" w:name="_Toc223867205"/>
+      <w:bookmarkStart w:id="5" w:name="_Toc224035553"/>
       <w:r>
         <w:t>Interactive</w:t>
       </w:r>
@@ -3563,7 +4288,7 @@
           </mc:Choice>
           <mc:Fallback>
             <w:pict>
-              <v:roundrect w14:anchorId="29C0FE2C" id="_x0000_s1030" style="width:16.5pt;height:17.25pt;visibility:visible;mso-wrap-style:square;mso-left-percent:-10001;mso-top-percent:-10001;mso-position-horizontal:absolute;mso-position-horizontal-relative:char;mso-position-vertical:absolute;mso-position-vertical-relative:line;mso-left-percent:-10001;mso-top-percent:-10001;v-text-anchor:middle" arcsize="10923f" o:gfxdata="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" fillcolor="black [3213]" strokecolor="black [480]" strokeweight="1.5pt">
+              <v:roundrect w14:anchorId="29C0FE2C" id="_x0000_s1030" style="width:16.5pt;height:17.25pt;visibility:visible;mso-wrap-style:square;mso-left-percent:-10001;mso-top-percent:-10001;mso-position-horizontal:absolute;mso-position-horizontal-relative:char;mso-position-vertical:absolute;mso-position-vertical-relative:line;mso-left-percent:-10001;mso-top-percent:-10001;v-text-anchor:middle" arcsize="10923f" o:gfxdata="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" fillcolor="black [3213]" strokecolor="black [480]" strokeweight="1.5pt">
                 <v:stroke joinstyle="miter"/>
                 <v:textbox>
                   <w:txbxContent>
@@ -3689,7 +4414,7 @@
           </mc:Choice>
           <mc:Fallback>
             <w:pict>
-              <v:roundrect w14:anchorId="179D4785" id="_x0000_s1031" style="width:16.5pt;height:17.25pt;visibility:visible;mso-wrap-style:square;mso-left-percent:-10001;mso-top-percent:-10001;mso-position-horizontal:absolute;mso-position-horizontal-relative:char;mso-position-vertical:absolute;mso-position-vertical-relative:line;mso-left-percent:-10001;mso-top-percent:-10001;v-text-anchor:middle" arcsize="10923f" o:gfxdata="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" fillcolor="black [3213]" strokecolor="black [480]" strokeweight="1.5pt">
+              <v:roundrect w14:anchorId="179D4785" id="_x0000_s1031" style="width:16.5pt;height:17.25pt;visibility:visible;mso-wrap-style:square;mso-left-percent:-10001;mso-top-percent:-10001;mso-position-horizontal:absolute;mso-position-horizontal-relative:char;mso-position-vertical:absolute;mso-position-vertical-relative:line;mso-left-percent:-10001;mso-top-percent:-10001;v-text-anchor:middle" arcsize="10923f" o:gfxdata="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" fillcolor="black [3213]" strokecolor="black [480]" strokeweight="1.5pt">
                 <v:stroke joinstyle="miter"/>
                 <v:textbox>
                   <w:txbxContent>
@@ -3729,7 +4454,7 @@
       <w:pPr>
         <w:pStyle w:val="Heading2"/>
       </w:pPr>
-      <w:bookmarkStart w:id="6" w:name="_Toc223867206"/>
+      <w:bookmarkStart w:id="6" w:name="_Toc224035554"/>
       <w:r>
         <w:t>Light Mode</w:t>
       </w:r>
@@ -3739,7 +4464,7 @@
       <w:pPr>
         <w:pStyle w:val="Heading3"/>
       </w:pPr>
-      <w:bookmarkStart w:id="7" w:name="_Toc223867207"/>
+      <w:bookmarkStart w:id="7" w:name="_Toc224035555"/>
       <w:r>
         <w:t>Background</w:t>
       </w:r>
@@ -3827,7 +4552,7 @@
               </wp:inline>
             </w:drawing>
           </mc:Choice>
-          <mc:Fallback>
+          <mc:Fallback xmlns:w16sdtfl="http://schemas.microsoft.com/office/word/2024/wordml/sdtformatlock" xmlns:w16du="http://schemas.microsoft.com/office/word/2023/wordml/word16du" xmlns:oel="http://schemas.microsoft.com/office/2019/extlst">
             <w:pict>
               <v:roundrect w14:anchorId="7CA2FE92" id="Rectangle: Rounded Corners 2" o:spid="_x0000_s1026" style="width:16.5pt;height:17.25pt;visibility:visible;mso-wrap-style:square;mso-left-percent:-10001;mso-top-percent:-10001;mso-position-horizontal:absolute;mso-position-horizontal-relative:char;mso-position-vertical:absolute;mso-position-vertical-relative:line;mso-left-percent:-10001;mso-top-percent:-10001;v-text-anchor:middle" arcsize="10923f" o:gfxdata="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" fillcolor="white [3212]" strokecolor="black [480]" strokeweight="1.5pt">
                 <v:stroke joinstyle="miter"/>
@@ -3952,7 +4677,7 @@
           </mc:Choice>
           <mc:Fallback>
             <w:pict>
-              <v:roundrect w14:anchorId="32088A45" id="_x0000_s1032" style="width:17pt;height:17pt;visibility:visible;mso-wrap-style:square;mso-left-percent:-10001;mso-top-percent:-10001;mso-position-horizontal:absolute;mso-position-horizontal-relative:char;mso-position-vertical:absolute;mso-position-vertical-relative:line;mso-left-percent:-10001;mso-top-percent:-10001;v-text-anchor:middle" arcsize="10923f" o:gfxdata="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" strokecolor="black [480]" strokeweight="1.5pt">
+              <v:roundrect w14:anchorId="32088A45" id="_x0000_s1032" style="width:17pt;height:17pt;visibility:visible;mso-wrap-style:square;mso-left-percent:-10001;mso-top-percent:-10001;mso-position-horizontal:absolute;mso-position-horizontal-relative:char;mso-position-vertical:absolute;mso-position-vertical-relative:line;mso-left-percent:-10001;mso-top-percent:-10001;v-text-anchor:middle" arcsize="10923f" o:gfxdata="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" strokecolor="black [480]" strokeweight="1.5pt">
                 <v:stroke joinstyle="miter"/>
                 <v:path arrowok="t"/>
                 <o:lock v:ext="edit" aspectratio="t"/>
@@ -4007,7 +4732,7 @@
       <w:pPr>
         <w:pStyle w:val="Heading3"/>
       </w:pPr>
-      <w:bookmarkStart w:id="8" w:name="_Toc223867208"/>
+      <w:bookmarkStart w:id="8" w:name="_Toc224035556"/>
       <w:r>
         <w:t>Font</w:t>
       </w:r>
@@ -4158,7 +4883,7 @@
           </mc:Choice>
           <mc:Fallback>
             <w:pict>
-              <v:roundrect w14:anchorId="03C0396B" id="_x0000_s1033" style="width:16.5pt;height:17.25pt;visibility:visible;mso-wrap-style:square;mso-left-percent:-10001;mso-top-percent:-10001;mso-position-horizontal:absolute;mso-position-horizontal-relative:char;mso-position-vertical:absolute;mso-position-vertical-relative:line;mso-left-percent:-10001;mso-top-percent:-10001;v-text-anchor:middle" arcsize="10923f" o:gfxdata="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" fillcolor="white [3212]" strokecolor="black [480]" strokeweight="1.5pt">
+              <v:roundrect w14:anchorId="03C0396B" id="_x0000_s1033" style="width:16.5pt;height:17.25pt;visibility:visible;mso-wrap-style:square;mso-left-percent:-10001;mso-top-percent:-10001;mso-position-horizontal:absolute;mso-position-horizontal-relative:char;mso-position-vertical:absolute;mso-position-vertical-relative:line;mso-left-percent:-10001;mso-top-percent:-10001;v-text-anchor:middle" arcsize="10923f" o:gfxdata="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" fillcolor="white [3212]" strokecolor="black [480]" strokeweight="1.5pt">
                 <v:stroke joinstyle="miter"/>
                 <v:textbox>
                   <w:txbxContent>
@@ -4282,7 +5007,7 @@
           </mc:Choice>
           <mc:Fallback>
             <w:pict>
-              <v:roundrect w14:anchorId="192401AD" id="_x0000_s1034" style="width:16.5pt;height:17.25pt;visibility:visible;mso-wrap-style:square;mso-left-percent:-10001;mso-top-percent:-10001;mso-position-horizontal:absolute;mso-position-horizontal-relative:char;mso-position-vertical:absolute;mso-position-vertical-relative:line;mso-left-percent:-10001;mso-top-percent:-10001;v-text-anchor:middle" arcsize="10923f" o:gfxdata="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" fillcolor="white [3212]" strokecolor="black [480]" strokeweight="1.5pt">
+              <v:roundrect w14:anchorId="192401AD" id="_x0000_s1034" style="width:16.5pt;height:17.25pt;visibility:visible;mso-wrap-style:square;mso-left-percent:-10001;mso-top-percent:-10001;mso-position-horizontal:absolute;mso-position-horizontal-relative:char;mso-position-vertical:absolute;mso-position-vertical-relative:line;mso-left-percent:-10001;mso-top-percent:-10001;v-text-anchor:middle" arcsize="10923f" o:gfxdata="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" fillcolor="white [3212]" strokecolor="black [480]" strokeweight="1.5pt">
                 <v:stroke joinstyle="miter"/>
                 <v:textbox>
                   <w:txbxContent>
@@ -4314,7 +5039,7 @@
       <w:pPr>
         <w:pStyle w:val="Heading3"/>
       </w:pPr>
-      <w:bookmarkStart w:id="9" w:name="_Toc223867209"/>
+      <w:bookmarkStart w:id="9" w:name="_Toc224035557"/>
       <w:r>
         <w:t>Interactive</w:t>
       </w:r>
@@ -4418,7 +5143,7 @@
           </mc:Choice>
           <mc:Fallback>
             <w:pict>
-              <v:roundrect w14:anchorId="4D6EB5A5" id="_x0000_s1035" style="width:16.5pt;height:17.25pt;visibility:visible;mso-wrap-style:square;mso-left-percent:-10001;mso-top-percent:-10001;mso-position-horizontal:absolute;mso-position-horizontal-relative:char;mso-position-vertical:absolute;mso-position-vertical-relative:line;mso-left-percent:-10001;mso-top-percent:-10001;v-text-anchor:middle" arcsize="10923f" o:gfxdata="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" fillcolor="white [3212]" strokecolor="black [480]" strokeweight="1.5pt">
+              <v:roundrect w14:anchorId="4D6EB5A5" id="_x0000_s1035" style="width:16.5pt;height:17.25pt;visibility:visible;mso-wrap-style:square;mso-left-percent:-10001;mso-top-percent:-10001;mso-position-horizontal:absolute;mso-position-horizontal-relative:char;mso-position-vertical:absolute;mso-position-vertical-relative:line;mso-left-percent:-10001;mso-top-percent:-10001;v-text-anchor:middle" arcsize="10923f" o:gfxdata="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" fillcolor="white [3212]" strokecolor="black [480]" strokeweight="1.5pt">
                 <v:stroke joinstyle="miter"/>
                 <v:textbox>
                   <w:txbxContent>
@@ -4551,7 +5276,7 @@
           </mc:Choice>
           <mc:Fallback>
             <w:pict>
-              <v:roundrect w14:anchorId="2C16EFAA" id="_x0000_s1036" style="width:16.5pt;height:17.25pt;visibility:visible;mso-wrap-style:square;mso-left-percent:-10001;mso-top-percent:-10001;mso-position-horizontal:absolute;mso-position-horizontal-relative:char;mso-position-vertical:absolute;mso-position-vertical-relative:line;mso-left-percent:-10001;mso-top-percent:-10001;v-text-anchor:middle" arcsize="10923f" o:gfxdata="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" fillcolor="white [3212]" strokecolor="black [480]" strokeweight="1.5pt">
+              <v:roundrect w14:anchorId="2C16EFAA" id="_x0000_s1036" style="width:16.5pt;height:17.25pt;visibility:visible;mso-wrap-style:square;mso-left-percent:-10001;mso-top-percent:-10001;mso-position-horizontal:absolute;mso-position-horizontal-relative:char;mso-position-vertical:absolute;mso-position-vertical-relative:line;mso-left-percent:-10001;mso-top-percent:-10001;v-text-anchor:middle" arcsize="10923f" o:gfxdata="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" fillcolor="white [3212]" strokecolor="black [480]" strokeweight="1.5pt">
                 <v:stroke joinstyle="miter"/>
                 <v:textbox>
                   <w:txbxContent>
@@ -4583,8 +5308,9 @@
       <w:pPr>
         <w:pStyle w:val="Heading2"/>
       </w:pPr>
-      <w:bookmarkStart w:id="10" w:name="_Toc223867210"/>
+      <w:bookmarkStart w:id="10" w:name="_Toc224035558"/>
       <w:r>
+        <w:lastRenderedPageBreak/>
         <w:t>Buttons</w:t>
       </w:r>
       <w:r>
@@ -4736,7 +5462,7 @@
       <w:pPr>
         <w:pStyle w:val="Heading1"/>
       </w:pPr>
-      <w:bookmarkStart w:id="11" w:name="_Toc223867211"/>
+      <w:bookmarkStart w:id="11" w:name="_Toc224035559"/>
       <w:r>
         <w:t>Website Pages</w:t>
       </w:r>
@@ -4779,9 +5505,8 @@
       <w:pPr>
         <w:pStyle w:val="Heading2"/>
       </w:pPr>
-      <w:bookmarkStart w:id="12" w:name="_Toc223867212"/>
+      <w:bookmarkStart w:id="12" w:name="_Toc224035560"/>
       <w:r>
-        <w:lastRenderedPageBreak/>
         <w:t>Navigation Bar</w:t>
       </w:r>
       <w:bookmarkEnd w:id="12"/>
@@ -4791,7 +5516,7 @@
       <w:pPr>
         <w:pStyle w:val="Heading2"/>
       </w:pPr>
-      <w:bookmarkStart w:id="13" w:name="_Toc223867213"/>
+      <w:bookmarkStart w:id="13" w:name="_Toc224035561"/>
       <w:r>
         <w:t>Footer</w:t>
       </w:r>
@@ -4802,7 +5527,7 @@
       <w:pPr>
         <w:pStyle w:val="Heading2"/>
       </w:pPr>
-      <w:bookmarkStart w:id="14" w:name="_Toc223867214"/>
+      <w:bookmarkStart w:id="14" w:name="_Toc224035562"/>
       <w:r>
         <w:t>Register</w:t>
       </w:r>
@@ -4817,7 +5542,7 @@
       <w:pPr>
         <w:pStyle w:val="Heading2"/>
       </w:pPr>
-      <w:bookmarkStart w:id="15" w:name="_Toc223867215"/>
+      <w:bookmarkStart w:id="15" w:name="_Toc224035563"/>
       <w:r>
         <w:t>Log in</w:t>
       </w:r>
@@ -4828,7 +5553,7 @@
       <w:pPr>
         <w:pStyle w:val="Heading2"/>
       </w:pPr>
-      <w:bookmarkStart w:id="16" w:name="_Toc223867216"/>
+      <w:bookmarkStart w:id="16" w:name="_Toc224035564"/>
       <w:r>
         <w:t>Privacy Policy</w:t>
       </w:r>
@@ -4842,7 +5567,7 @@
           <w:rStyle w:val="Heading2Char"/>
         </w:rPr>
       </w:pPr>
-      <w:bookmarkStart w:id="17" w:name="_Toc223867217"/>
+      <w:bookmarkStart w:id="17" w:name="_Toc224035565"/>
       <w:r>
         <w:rPr>
           <w:rStyle w:val="Heading2Char"/>
@@ -4855,7 +5580,7 @@
       <w:pPr>
         <w:pStyle w:val="Heading1"/>
       </w:pPr>
-      <w:bookmarkStart w:id="18" w:name="_Toc223867218"/>
+      <w:bookmarkStart w:id="18" w:name="_Toc224035566"/>
       <w:r>
         <w:t>Databa</w:t>
       </w:r>
@@ -4868,7 +5593,7 @@
       <w:pPr>
         <w:pStyle w:val="Heading2"/>
       </w:pPr>
-      <w:bookmarkStart w:id="19" w:name="_Toc223867219"/>
+      <w:bookmarkStart w:id="19" w:name="_Toc224035567"/>
       <w:r>
         <w:t>Entity Relationship</w:t>
       </w:r>
@@ -4882,7 +5607,7 @@
       <w:pPr>
         <w:pStyle w:val="Heading2"/>
       </w:pPr>
-      <w:bookmarkStart w:id="20" w:name="_Toc223867220"/>
+      <w:bookmarkStart w:id="20" w:name="_Toc224035568"/>
       <w:r>
         <w:t>Data Dictionar</w:t>
       </w:r>
@@ -4895,7 +5620,7 @@
       <w:pPr>
         <w:pStyle w:val="Heading3"/>
       </w:pPr>
-      <w:bookmarkStart w:id="21" w:name="_Toc223867221"/>
+      <w:bookmarkStart w:id="21" w:name="_Toc224035569"/>
       <w:r>
         <w:t>AspNetUsers</w:t>
       </w:r>
@@ -4908,11 +5633,11 @@
         <w:tblLook w:val="04A0" w:firstRow="1" w:lastRow="0" w:firstColumn="1" w:lastColumn="0" w:noHBand="0" w:noVBand="1"/>
       </w:tblPr>
       <w:tblGrid>
-        <w:gridCol w:w="2889"/>
-        <w:gridCol w:w="1565"/>
-        <w:gridCol w:w="1207"/>
-        <w:gridCol w:w="1023"/>
-        <w:gridCol w:w="1317"/>
+        <w:gridCol w:w="2911"/>
+        <w:gridCol w:w="1711"/>
+        <w:gridCol w:w="1152"/>
+        <w:gridCol w:w="976"/>
+        <w:gridCol w:w="1251"/>
         <w:gridCol w:w="1015"/>
       </w:tblGrid>
       <w:tr>
@@ -5098,6 +5823,7 @@
           </w:tcPr>
           <w:p>
             <w:r>
+              <w:lastRenderedPageBreak/>
               <w:t>User</w:t>
             </w:r>
             <w:r>
@@ -5273,7 +5999,6 @@
           </w:tcPr>
           <w:p>
             <w:r>
-              <w:lastRenderedPageBreak/>
               <w:t>NormalizedEmail</w:t>
             </w:r>
           </w:p>
@@ -5797,7 +6522,7 @@
       <w:pPr>
         <w:pStyle w:val="Heading3"/>
       </w:pPr>
-      <w:bookmarkStart w:id="22" w:name="_Toc223867222"/>
+      <w:bookmarkStart w:id="22" w:name="_Toc224035570"/>
       <w:r>
         <w:t>AspNetUserRoles</w:t>
       </w:r>
@@ -5810,11 +6535,11 @@
         <w:tblLook w:val="04A0" w:firstRow="1" w:lastRow="0" w:firstColumn="1" w:lastColumn="0" w:noHBand="0" w:noVBand="1"/>
       </w:tblPr>
       <w:tblGrid>
-        <w:gridCol w:w="2798"/>
-        <w:gridCol w:w="1656"/>
-        <w:gridCol w:w="1207"/>
-        <w:gridCol w:w="1023"/>
-        <w:gridCol w:w="1317"/>
+        <w:gridCol w:w="2911"/>
+        <w:gridCol w:w="1711"/>
+        <w:gridCol w:w="1152"/>
+        <w:gridCol w:w="976"/>
+        <w:gridCol w:w="1251"/>
         <w:gridCol w:w="1015"/>
       </w:tblGrid>
       <w:tr>
@@ -6086,21 +6811,25 @@
           <w:tcPr>
             <w:tcW w:w="976" w:type="dxa"/>
           </w:tcPr>
+          <w:p>
+            <w:r>
+              <w:t>Roles Id</w:t>
+            </w:r>
+          </w:p>
+        </w:tc>
+        <w:tc>
+          <w:tcPr>
+            <w:tcW w:w="1251" w:type="dxa"/>
+          </w:tcPr>
           <w:p/>
         </w:tc>
         <w:tc>
           <w:tcPr>
-            <w:tcW w:w="1251" w:type="dxa"/>
-          </w:tcPr>
-          <w:p/>
-        </w:tc>
-        <w:tc>
-          <w:tcPr>
             <w:tcW w:w="1015" w:type="dxa"/>
           </w:tcPr>
           <w:p>
             <w:r>
-              <w:t>None</w:t>
+              <w:t>Foreign</w:t>
             </w:r>
           </w:p>
         </w:tc>
@@ -6111,7 +6840,7 @@
       <w:pPr>
         <w:pStyle w:val="Heading3"/>
       </w:pPr>
-      <w:bookmarkStart w:id="23" w:name="_Toc223867223"/>
+      <w:bookmarkStart w:id="23" w:name="_Toc224035571"/>
       <w:r>
         <w:t>AspNetRoles</w:t>
       </w:r>
@@ -6372,6 +7101,7 @@
           </w:tcPr>
           <w:p>
             <w:r>
+              <w:lastRenderedPageBreak/>
               <w:t>NormalizeName</w:t>
             </w:r>
           </w:p>
@@ -6469,7 +7199,11 @@
           <w:tcPr>
             <w:tcW w:w="1015" w:type="dxa"/>
           </w:tcPr>
-          <w:p/>
+          <w:p>
+            <w:r>
+              <w:t>None</w:t>
+            </w:r>
+          </w:p>
         </w:tc>
       </w:tr>
     </w:tbl>
@@ -6478,9 +7212,9 @@
       <w:pPr>
         <w:pStyle w:val="Heading3"/>
       </w:pPr>
-      <w:bookmarkStart w:id="24" w:name="_Toc223867224"/>
+      <w:bookmarkStart w:id="24" w:name="_Toc224035572"/>
       <w:r>
-        <w:t>[Model]</w:t>
+        <w:t>AspNetRoleClaims</w:t>
       </w:r>
       <w:bookmarkEnd w:id="24"/>
     </w:p>
@@ -6627,7 +7361,7 @@
           </w:tcPr>
           <w:p>
             <w:r>
-              <w:t>[Model]+Id</w:t>
+              <w:t>Id</w:t>
             </w:r>
           </w:p>
         </w:tc>
@@ -6679,37 +7413,57 @@
           <w:tcPr>
             <w:tcW w:w="2822" w:type="dxa"/>
           </w:tcPr>
+          <w:p>
+            <w:r>
+              <w:t>RoleId</w:t>
+            </w:r>
+          </w:p>
+        </w:tc>
+        <w:tc>
+          <w:tcPr>
+            <w:tcW w:w="1632" w:type="dxa"/>
+          </w:tcPr>
+          <w:p>
+            <w:r>
+              <w:t>String</w:t>
+            </w:r>
+          </w:p>
+        </w:tc>
+        <w:tc>
+          <w:tcPr>
+            <w:tcW w:w="1207" w:type="dxa"/>
+          </w:tcPr>
+          <w:p>
+            <w:r>
+              <w:t>Yes</w:t>
+            </w:r>
+          </w:p>
+        </w:tc>
+        <w:tc>
+          <w:tcPr>
+            <w:tcW w:w="1023" w:type="dxa"/>
+          </w:tcPr>
+          <w:p>
+            <w:r>
+              <w:t>Roles Id</w:t>
+            </w:r>
+          </w:p>
+        </w:tc>
+        <w:tc>
+          <w:tcPr>
+            <w:tcW w:w="1317" w:type="dxa"/>
+          </w:tcPr>
           <w:p/>
         </w:tc>
         <w:tc>
           <w:tcPr>
-            <w:tcW w:w="1632" w:type="dxa"/>
-          </w:tcPr>
-          <w:p/>
-        </w:tc>
-        <w:tc>
-          <w:tcPr>
-            <w:tcW w:w="1207" w:type="dxa"/>
-          </w:tcPr>
-          <w:p/>
-        </w:tc>
-        <w:tc>
-          <w:tcPr>
-            <w:tcW w:w="1023" w:type="dxa"/>
-          </w:tcPr>
-          <w:p/>
-        </w:tc>
-        <w:tc>
-          <w:tcPr>
-            <w:tcW w:w="1317" w:type="dxa"/>
-          </w:tcPr>
-          <w:p/>
-        </w:tc>
-        <w:tc>
-          <w:tcPr>
             <w:tcW w:w="1015" w:type="dxa"/>
           </w:tcPr>
-          <w:p/>
+          <w:p>
+            <w:r>
+              <w:t>Foreign</w:t>
+            </w:r>
+          </w:p>
         </w:tc>
       </w:tr>
       <w:tr>
@@ -6717,37 +7471,53 @@
           <w:tcPr>
             <w:tcW w:w="2822" w:type="dxa"/>
           </w:tcPr>
+          <w:p>
+            <w:r>
+              <w:t>ClaimType</w:t>
+            </w:r>
+          </w:p>
+        </w:tc>
+        <w:tc>
+          <w:tcPr>
+            <w:tcW w:w="1632" w:type="dxa"/>
+          </w:tcPr>
+          <w:p>
+            <w:r>
+              <w:t>String</w:t>
+            </w:r>
+          </w:p>
+        </w:tc>
+        <w:tc>
+          <w:tcPr>
+            <w:tcW w:w="1207" w:type="dxa"/>
+          </w:tcPr>
+          <w:p>
+            <w:r>
+              <w:t>No</w:t>
+            </w:r>
+          </w:p>
+        </w:tc>
+        <w:tc>
+          <w:tcPr>
+            <w:tcW w:w="1023" w:type="dxa"/>
+          </w:tcPr>
           <w:p/>
         </w:tc>
         <w:tc>
           <w:tcPr>
-            <w:tcW w:w="1632" w:type="dxa"/>
+            <w:tcW w:w="1317" w:type="dxa"/>
           </w:tcPr>
           <w:p/>
         </w:tc>
         <w:tc>
           <w:tcPr>
-            <w:tcW w:w="1207" w:type="dxa"/>
-          </w:tcPr>
-          <w:p/>
-        </w:tc>
-        <w:tc>
-          <w:tcPr>
-            <w:tcW w:w="1023" w:type="dxa"/>
-          </w:tcPr>
-          <w:p/>
-        </w:tc>
-        <w:tc>
-          <w:tcPr>
-            <w:tcW w:w="1317" w:type="dxa"/>
-          </w:tcPr>
-          <w:p/>
-        </w:tc>
-        <w:tc>
-          <w:tcPr>
             <w:tcW w:w="1015" w:type="dxa"/>
           </w:tcPr>
-          <w:p/>
+          <w:p>
+            <w:r>
+              <w:t>None</w:t>
+            </w:r>
+          </w:p>
         </w:tc>
       </w:tr>
       <w:tr>
@@ -6755,37 +7525,53 @@
           <w:tcPr>
             <w:tcW w:w="2822" w:type="dxa"/>
           </w:tcPr>
+          <w:p>
+            <w:r>
+              <w:t>ClaimValue</w:t>
+            </w:r>
+          </w:p>
+        </w:tc>
+        <w:tc>
+          <w:tcPr>
+            <w:tcW w:w="1632" w:type="dxa"/>
+          </w:tcPr>
+          <w:p>
+            <w:r>
+              <w:t>String</w:t>
+            </w:r>
+          </w:p>
+        </w:tc>
+        <w:tc>
+          <w:tcPr>
+            <w:tcW w:w="1207" w:type="dxa"/>
+          </w:tcPr>
+          <w:p>
+            <w:r>
+              <w:t>No</w:t>
+            </w:r>
+          </w:p>
+        </w:tc>
+        <w:tc>
+          <w:tcPr>
+            <w:tcW w:w="1023" w:type="dxa"/>
+          </w:tcPr>
           <w:p/>
         </w:tc>
         <w:tc>
           <w:tcPr>
-            <w:tcW w:w="1632" w:type="dxa"/>
+            <w:tcW w:w="1317" w:type="dxa"/>
           </w:tcPr>
           <w:p/>
         </w:tc>
         <w:tc>
           <w:tcPr>
-            <w:tcW w:w="1207" w:type="dxa"/>
-          </w:tcPr>
-          <w:p/>
-        </w:tc>
-        <w:tc>
-          <w:tcPr>
-            <w:tcW w:w="1023" w:type="dxa"/>
-          </w:tcPr>
-          <w:p/>
-        </w:tc>
-        <w:tc>
-          <w:tcPr>
-            <w:tcW w:w="1317" w:type="dxa"/>
-          </w:tcPr>
-          <w:p/>
-        </w:tc>
-        <w:tc>
-          <w:tcPr>
             <w:tcW w:w="1015" w:type="dxa"/>
           </w:tcPr>
-          <w:p/>
+          <w:p>
+            <w:r>
+              <w:t>None</w:t>
+            </w:r>
+          </w:p>
         </w:tc>
       </w:tr>
     </w:tbl>
@@ -6794,10 +7580,12 @@
       <w:pPr>
         <w:pStyle w:val="Heading3"/>
       </w:pPr>
-      <w:bookmarkStart w:id="25" w:name="_Toc223867225"/>
+      <w:bookmarkStart w:id="25" w:name="_Toc224035573"/>
       <w:r>
-        <w:lastRenderedPageBreak/>
-        <w:t>[Model]</w:t>
+        <w:t>AspNet</w:t>
+      </w:r>
+      <w:r>
+        <w:t>UserClaims</w:t>
       </w:r>
       <w:bookmarkEnd w:id="25"/>
     </w:p>
@@ -6944,7 +7732,7 @@
           </w:tcPr>
           <w:p>
             <w:r>
-              <w:t>[Model]+Id</w:t>
+              <w:t>Id</w:t>
             </w:r>
           </w:p>
         </w:tc>
@@ -6996,37 +7784,57 @@
           <w:tcPr>
             <w:tcW w:w="2822" w:type="dxa"/>
           </w:tcPr>
+          <w:p>
+            <w:r>
+              <w:t>UserId</w:t>
+            </w:r>
+          </w:p>
+        </w:tc>
+        <w:tc>
+          <w:tcPr>
+            <w:tcW w:w="1632" w:type="dxa"/>
+          </w:tcPr>
+          <w:p>
+            <w:r>
+              <w:t>String</w:t>
+            </w:r>
+          </w:p>
+        </w:tc>
+        <w:tc>
+          <w:tcPr>
+            <w:tcW w:w="1207" w:type="dxa"/>
+          </w:tcPr>
+          <w:p>
+            <w:r>
+              <w:t>Yes</w:t>
+            </w:r>
+          </w:p>
+        </w:tc>
+        <w:tc>
+          <w:tcPr>
+            <w:tcW w:w="1023" w:type="dxa"/>
+          </w:tcPr>
+          <w:p>
+            <w:r>
+              <w:t>Users Id</w:t>
+            </w:r>
+          </w:p>
+        </w:tc>
+        <w:tc>
+          <w:tcPr>
+            <w:tcW w:w="1317" w:type="dxa"/>
+          </w:tcPr>
           <w:p/>
         </w:tc>
         <w:tc>
           <w:tcPr>
-            <w:tcW w:w="1632" w:type="dxa"/>
-          </w:tcPr>
-          <w:p/>
-        </w:tc>
-        <w:tc>
-          <w:tcPr>
-            <w:tcW w:w="1207" w:type="dxa"/>
-          </w:tcPr>
-          <w:p/>
-        </w:tc>
-        <w:tc>
-          <w:tcPr>
-            <w:tcW w:w="1023" w:type="dxa"/>
-          </w:tcPr>
-          <w:p/>
-        </w:tc>
-        <w:tc>
-          <w:tcPr>
-            <w:tcW w:w="1317" w:type="dxa"/>
-          </w:tcPr>
-          <w:p/>
-        </w:tc>
-        <w:tc>
-          <w:tcPr>
             <w:tcW w:w="1015" w:type="dxa"/>
           </w:tcPr>
-          <w:p/>
+          <w:p>
+            <w:r>
+              <w:t>Foreign</w:t>
+            </w:r>
+          </w:p>
         </w:tc>
       </w:tr>
       <w:tr>
@@ -7034,37 +7842,53 @@
           <w:tcPr>
             <w:tcW w:w="2822" w:type="dxa"/>
           </w:tcPr>
+          <w:p>
+            <w:r>
+              <w:t>ClaimType</w:t>
+            </w:r>
+          </w:p>
+        </w:tc>
+        <w:tc>
+          <w:tcPr>
+            <w:tcW w:w="1632" w:type="dxa"/>
+          </w:tcPr>
+          <w:p>
+            <w:r>
+              <w:t>String</w:t>
+            </w:r>
+          </w:p>
+        </w:tc>
+        <w:tc>
+          <w:tcPr>
+            <w:tcW w:w="1207" w:type="dxa"/>
+          </w:tcPr>
+          <w:p>
+            <w:r>
+              <w:t>No</w:t>
+            </w:r>
+          </w:p>
+        </w:tc>
+        <w:tc>
+          <w:tcPr>
+            <w:tcW w:w="1023" w:type="dxa"/>
+          </w:tcPr>
           <w:p/>
         </w:tc>
         <w:tc>
           <w:tcPr>
-            <w:tcW w:w="1632" w:type="dxa"/>
+            <w:tcW w:w="1317" w:type="dxa"/>
           </w:tcPr>
           <w:p/>
         </w:tc>
         <w:tc>
           <w:tcPr>
-            <w:tcW w:w="1207" w:type="dxa"/>
-          </w:tcPr>
-          <w:p/>
-        </w:tc>
-        <w:tc>
-          <w:tcPr>
-            <w:tcW w:w="1023" w:type="dxa"/>
-          </w:tcPr>
-          <w:p/>
-        </w:tc>
-        <w:tc>
-          <w:tcPr>
-            <w:tcW w:w="1317" w:type="dxa"/>
-          </w:tcPr>
-          <w:p/>
-        </w:tc>
-        <w:tc>
-          <w:tcPr>
             <w:tcW w:w="1015" w:type="dxa"/>
           </w:tcPr>
-          <w:p/>
+          <w:p>
+            <w:r>
+              <w:t>None</w:t>
+            </w:r>
+          </w:p>
         </w:tc>
       </w:tr>
       <w:tr>
@@ -7072,22 +7896,347 @@
           <w:tcPr>
             <w:tcW w:w="2822" w:type="dxa"/>
           </w:tcPr>
+          <w:p>
+            <w:r>
+              <w:t>ClaimValue</w:t>
+            </w:r>
+          </w:p>
+        </w:tc>
+        <w:tc>
+          <w:tcPr>
+            <w:tcW w:w="1632" w:type="dxa"/>
+          </w:tcPr>
+          <w:p>
+            <w:r>
+              <w:t>String</w:t>
+            </w:r>
+          </w:p>
+        </w:tc>
+        <w:tc>
+          <w:tcPr>
+            <w:tcW w:w="1207" w:type="dxa"/>
+          </w:tcPr>
+          <w:p>
+            <w:r>
+              <w:t>No</w:t>
+            </w:r>
+          </w:p>
+        </w:tc>
+        <w:tc>
+          <w:tcPr>
+            <w:tcW w:w="1023" w:type="dxa"/>
+          </w:tcPr>
           <w:p/>
         </w:tc>
         <w:tc>
           <w:tcPr>
+            <w:tcW w:w="1317" w:type="dxa"/>
+          </w:tcPr>
+          <w:p/>
+        </w:tc>
+        <w:tc>
+          <w:tcPr>
+            <w:tcW w:w="1015" w:type="dxa"/>
+          </w:tcPr>
+          <w:p>
+            <w:r>
+              <w:t>None</w:t>
+            </w:r>
+          </w:p>
+        </w:tc>
+      </w:tr>
+    </w:tbl>
+    <w:p/>
+    <w:p>
+      <w:pPr>
+        <w:pStyle w:val="Heading3"/>
+      </w:pPr>
+      <w:bookmarkStart w:id="26" w:name="_Toc224035574"/>
+      <w:r>
+        <w:t>AspNetUs</w:t>
+      </w:r>
+      <w:r>
+        <w:t>erLogins</w:t>
+      </w:r>
+      <w:bookmarkEnd w:id="26"/>
+    </w:p>
+    <w:tbl>
+      <w:tblPr>
+        <w:tblStyle w:val="TableGrid"/>
+        <w:tblW w:w="0" w:type="auto"/>
+        <w:tblLook w:val="04A0" w:firstRow="1" w:lastRow="0" w:firstColumn="1" w:lastColumn="0" w:noHBand="0" w:noVBand="1"/>
+      </w:tblPr>
+      <w:tblGrid>
+        <w:gridCol w:w="2822"/>
+        <w:gridCol w:w="1632"/>
+        <w:gridCol w:w="1207"/>
+        <w:gridCol w:w="1023"/>
+        <w:gridCol w:w="1317"/>
+        <w:gridCol w:w="1015"/>
+      </w:tblGrid>
+      <w:tr>
+        <w:tc>
+          <w:tcPr>
+            <w:tcW w:w="2822" w:type="dxa"/>
+          </w:tcPr>
+          <w:p>
+            <w:pPr>
+              <w:rPr>
+                <w:b/>
+                <w:bCs/>
+              </w:rPr>
+            </w:pPr>
+            <w:r>
+              <w:rPr>
+                <w:b/>
+                <w:bCs/>
+              </w:rPr>
+              <w:t>Column</w:t>
+            </w:r>
+          </w:p>
+        </w:tc>
+        <w:tc>
+          <w:tcPr>
             <w:tcW w:w="1632" w:type="dxa"/>
           </w:tcPr>
+          <w:p>
+            <w:pPr>
+              <w:rPr>
+                <w:b/>
+                <w:bCs/>
+              </w:rPr>
+            </w:pPr>
+            <w:r>
+              <w:rPr>
+                <w:b/>
+                <w:bCs/>
+              </w:rPr>
+              <w:t>Data Type</w:t>
+            </w:r>
+          </w:p>
+        </w:tc>
+        <w:tc>
+          <w:tcPr>
+            <w:tcW w:w="1207" w:type="dxa"/>
+          </w:tcPr>
+          <w:p>
+            <w:pPr>
+              <w:rPr>
+                <w:b/>
+                <w:bCs/>
+              </w:rPr>
+            </w:pPr>
+            <w:r>
+              <w:rPr>
+                <w:b/>
+                <w:bCs/>
+              </w:rPr>
+              <w:t>Required</w:t>
+            </w:r>
+          </w:p>
+        </w:tc>
+        <w:tc>
+          <w:tcPr>
+            <w:tcW w:w="1023" w:type="dxa"/>
+          </w:tcPr>
+          <w:p>
+            <w:pPr>
+              <w:rPr>
+                <w:b/>
+                <w:bCs/>
+              </w:rPr>
+            </w:pPr>
+            <w:r>
+              <w:rPr>
+                <w:b/>
+                <w:bCs/>
+              </w:rPr>
+              <w:t>Default</w:t>
+            </w:r>
+          </w:p>
+        </w:tc>
+        <w:tc>
+          <w:tcPr>
+            <w:tcW w:w="1317" w:type="dxa"/>
+          </w:tcPr>
+          <w:p>
+            <w:pPr>
+              <w:rPr>
+                <w:b/>
+                <w:bCs/>
+              </w:rPr>
+            </w:pPr>
+            <w:r>
+              <w:rPr>
+                <w:b/>
+                <w:bCs/>
+              </w:rPr>
+              <w:t>Validation</w:t>
+            </w:r>
+          </w:p>
+        </w:tc>
+        <w:tc>
+          <w:tcPr>
+            <w:tcW w:w="1015" w:type="dxa"/>
+          </w:tcPr>
+          <w:p>
+            <w:pPr>
+              <w:rPr>
+                <w:b/>
+                <w:bCs/>
+              </w:rPr>
+            </w:pPr>
+            <w:r>
+              <w:rPr>
+                <w:b/>
+                <w:bCs/>
+              </w:rPr>
+              <w:t>Key Type</w:t>
+            </w:r>
+          </w:p>
+        </w:tc>
+      </w:tr>
+      <w:tr>
+        <w:tc>
+          <w:tcPr>
+            <w:tcW w:w="2822" w:type="dxa"/>
+          </w:tcPr>
+          <w:p>
+            <w:r>
+              <w:t>LoginProvider</w:t>
+            </w:r>
+          </w:p>
+        </w:tc>
+        <w:tc>
+          <w:tcPr>
+            <w:tcW w:w="1632" w:type="dxa"/>
+          </w:tcPr>
+          <w:p>
+            <w:r>
+              <w:t>String</w:t>
+            </w:r>
+          </w:p>
+        </w:tc>
+        <w:tc>
+          <w:tcPr>
+            <w:tcW w:w="1207" w:type="dxa"/>
+          </w:tcPr>
+          <w:p>
+            <w:r>
+              <w:t>Yes</w:t>
+            </w:r>
+          </w:p>
+        </w:tc>
+        <w:tc>
+          <w:tcPr>
+            <w:tcW w:w="1023" w:type="dxa"/>
+          </w:tcPr>
           <w:p/>
         </w:tc>
         <w:tc>
           <w:tcPr>
+            <w:tcW w:w="1317" w:type="dxa"/>
+          </w:tcPr>
+          <w:p/>
+        </w:tc>
+        <w:tc>
+          <w:tcPr>
+            <w:tcW w:w="1015" w:type="dxa"/>
+          </w:tcPr>
+          <w:p>
+            <w:r>
+              <w:t>Primary</w:t>
+            </w:r>
+          </w:p>
+        </w:tc>
+      </w:tr>
+      <w:tr>
+        <w:tc>
+          <w:tcPr>
+            <w:tcW w:w="2822" w:type="dxa"/>
+          </w:tcPr>
+          <w:p>
+            <w:r>
+              <w:t>ProviderKey</w:t>
+            </w:r>
+          </w:p>
+        </w:tc>
+        <w:tc>
+          <w:tcPr>
+            <w:tcW w:w="1632" w:type="dxa"/>
+          </w:tcPr>
+          <w:p>
+            <w:r>
+              <w:t>String</w:t>
+            </w:r>
+          </w:p>
+        </w:tc>
+        <w:tc>
+          <w:tcPr>
             <w:tcW w:w="1207" w:type="dxa"/>
           </w:tcPr>
+          <w:p>
+            <w:r>
+              <w:t>Yes</w:t>
+            </w:r>
+          </w:p>
+        </w:tc>
+        <w:tc>
+          <w:tcPr>
+            <w:tcW w:w="1023" w:type="dxa"/>
+          </w:tcPr>
           <w:p/>
         </w:tc>
         <w:tc>
           <w:tcPr>
+            <w:tcW w:w="1317" w:type="dxa"/>
+          </w:tcPr>
+          <w:p/>
+        </w:tc>
+        <w:tc>
+          <w:tcPr>
+            <w:tcW w:w="1015" w:type="dxa"/>
+          </w:tcPr>
+          <w:p>
+            <w:r>
+              <w:t>None</w:t>
+            </w:r>
+          </w:p>
+        </w:tc>
+      </w:tr>
+      <w:tr>
+        <w:tc>
+          <w:tcPr>
+            <w:tcW w:w="2822" w:type="dxa"/>
+          </w:tcPr>
+          <w:p>
+            <w:r>
+              <w:t>ProviderDisplayName</w:t>
+            </w:r>
+          </w:p>
+        </w:tc>
+        <w:tc>
+          <w:tcPr>
+            <w:tcW w:w="1632" w:type="dxa"/>
+          </w:tcPr>
+          <w:p>
+            <w:r>
+              <w:t>String</w:t>
+            </w:r>
+          </w:p>
+        </w:tc>
+        <w:tc>
+          <w:tcPr>
+            <w:tcW w:w="1207" w:type="dxa"/>
+          </w:tcPr>
+          <w:p>
+            <w:r>
+              <w:t>No</w:t>
+            </w:r>
+          </w:p>
+        </w:tc>
+        <w:tc>
+          <w:tcPr>
             <w:tcW w:w="1023" w:type="dxa"/>
           </w:tcPr>
           <w:p/>
@@ -7102,7 +8251,3446 @@
           <w:tcPr>
             <w:tcW w:w="1015" w:type="dxa"/>
           </w:tcPr>
+          <w:p>
+            <w:r>
+              <w:t>None</w:t>
+            </w:r>
+          </w:p>
+        </w:tc>
+      </w:tr>
+      <w:tr>
+        <w:tc>
+          <w:tcPr>
+            <w:tcW w:w="2822" w:type="dxa"/>
+          </w:tcPr>
+          <w:p>
+            <w:r>
+              <w:t>UserId</w:t>
+            </w:r>
+          </w:p>
+        </w:tc>
+        <w:tc>
+          <w:tcPr>
+            <w:tcW w:w="1632" w:type="dxa"/>
+          </w:tcPr>
+          <w:p>
+            <w:r>
+              <w:t>String</w:t>
+            </w:r>
+          </w:p>
+        </w:tc>
+        <w:tc>
+          <w:tcPr>
+            <w:tcW w:w="1207" w:type="dxa"/>
+          </w:tcPr>
+          <w:p>
+            <w:r>
+              <w:t>Yes</w:t>
+            </w:r>
+          </w:p>
+        </w:tc>
+        <w:tc>
+          <w:tcPr>
+            <w:tcW w:w="1023" w:type="dxa"/>
+          </w:tcPr>
+          <w:p>
+            <w:r>
+              <w:t>Users Id</w:t>
+            </w:r>
+          </w:p>
+        </w:tc>
+        <w:tc>
+          <w:tcPr>
+            <w:tcW w:w="1317" w:type="dxa"/>
+          </w:tcPr>
           <w:p/>
+        </w:tc>
+        <w:tc>
+          <w:tcPr>
+            <w:tcW w:w="1015" w:type="dxa"/>
+          </w:tcPr>
+          <w:p>
+            <w:r>
+              <w:t>Foreign</w:t>
+            </w:r>
+          </w:p>
+        </w:tc>
+      </w:tr>
+    </w:tbl>
+    <w:p/>
+    <w:p>
+      <w:pPr>
+        <w:pStyle w:val="Heading3"/>
+      </w:pPr>
+      <w:bookmarkStart w:id="27" w:name="_Toc224035575"/>
+      <w:r>
+        <w:t>AspNetUser</w:t>
+      </w:r>
+      <w:r>
+        <w:t>Tokens</w:t>
+      </w:r>
+      <w:bookmarkEnd w:id="27"/>
+    </w:p>
+    <w:tbl>
+      <w:tblPr>
+        <w:tblStyle w:val="TableGrid"/>
+        <w:tblW w:w="0" w:type="auto"/>
+        <w:tblLook w:val="04A0" w:firstRow="1" w:lastRow="0" w:firstColumn="1" w:lastColumn="0" w:noHBand="0" w:noVBand="1"/>
+      </w:tblPr>
+      <w:tblGrid>
+        <w:gridCol w:w="2822"/>
+        <w:gridCol w:w="1632"/>
+        <w:gridCol w:w="1207"/>
+        <w:gridCol w:w="1023"/>
+        <w:gridCol w:w="1317"/>
+        <w:gridCol w:w="1015"/>
+      </w:tblGrid>
+      <w:tr>
+        <w:tc>
+          <w:tcPr>
+            <w:tcW w:w="2822" w:type="dxa"/>
+          </w:tcPr>
+          <w:p>
+            <w:pPr>
+              <w:rPr>
+                <w:b/>
+                <w:bCs/>
+              </w:rPr>
+            </w:pPr>
+            <w:r>
+              <w:rPr>
+                <w:b/>
+                <w:bCs/>
+              </w:rPr>
+              <w:t>Column</w:t>
+            </w:r>
+          </w:p>
+        </w:tc>
+        <w:tc>
+          <w:tcPr>
+            <w:tcW w:w="1632" w:type="dxa"/>
+          </w:tcPr>
+          <w:p>
+            <w:pPr>
+              <w:rPr>
+                <w:b/>
+                <w:bCs/>
+              </w:rPr>
+            </w:pPr>
+            <w:r>
+              <w:rPr>
+                <w:b/>
+                <w:bCs/>
+              </w:rPr>
+              <w:t>Data Type</w:t>
+            </w:r>
+          </w:p>
+        </w:tc>
+        <w:tc>
+          <w:tcPr>
+            <w:tcW w:w="1207" w:type="dxa"/>
+          </w:tcPr>
+          <w:p>
+            <w:pPr>
+              <w:rPr>
+                <w:b/>
+                <w:bCs/>
+              </w:rPr>
+            </w:pPr>
+            <w:r>
+              <w:rPr>
+                <w:b/>
+                <w:bCs/>
+              </w:rPr>
+              <w:t>Required</w:t>
+            </w:r>
+          </w:p>
+        </w:tc>
+        <w:tc>
+          <w:tcPr>
+            <w:tcW w:w="1023" w:type="dxa"/>
+          </w:tcPr>
+          <w:p>
+            <w:pPr>
+              <w:rPr>
+                <w:b/>
+                <w:bCs/>
+              </w:rPr>
+            </w:pPr>
+            <w:r>
+              <w:rPr>
+                <w:b/>
+                <w:bCs/>
+              </w:rPr>
+              <w:t>Default</w:t>
+            </w:r>
+          </w:p>
+        </w:tc>
+        <w:tc>
+          <w:tcPr>
+            <w:tcW w:w="1317" w:type="dxa"/>
+          </w:tcPr>
+          <w:p>
+            <w:pPr>
+              <w:rPr>
+                <w:b/>
+                <w:bCs/>
+              </w:rPr>
+            </w:pPr>
+            <w:r>
+              <w:rPr>
+                <w:b/>
+                <w:bCs/>
+              </w:rPr>
+              <w:t>Validation</w:t>
+            </w:r>
+          </w:p>
+        </w:tc>
+        <w:tc>
+          <w:tcPr>
+            <w:tcW w:w="1015" w:type="dxa"/>
+          </w:tcPr>
+          <w:p>
+            <w:pPr>
+              <w:rPr>
+                <w:b/>
+                <w:bCs/>
+              </w:rPr>
+            </w:pPr>
+            <w:r>
+              <w:rPr>
+                <w:b/>
+                <w:bCs/>
+              </w:rPr>
+              <w:t>Key Type</w:t>
+            </w:r>
+          </w:p>
+        </w:tc>
+      </w:tr>
+      <w:tr>
+        <w:tc>
+          <w:tcPr>
+            <w:tcW w:w="2822" w:type="dxa"/>
+          </w:tcPr>
+          <w:p>
+            <w:r>
+              <w:t>UserId</w:t>
+            </w:r>
+          </w:p>
+        </w:tc>
+        <w:tc>
+          <w:tcPr>
+            <w:tcW w:w="1632" w:type="dxa"/>
+          </w:tcPr>
+          <w:p>
+            <w:r>
+              <w:t>String</w:t>
+            </w:r>
+          </w:p>
+        </w:tc>
+        <w:tc>
+          <w:tcPr>
+            <w:tcW w:w="1207" w:type="dxa"/>
+          </w:tcPr>
+          <w:p>
+            <w:r>
+              <w:t>Yes</w:t>
+            </w:r>
+          </w:p>
+        </w:tc>
+        <w:tc>
+          <w:tcPr>
+            <w:tcW w:w="1023" w:type="dxa"/>
+          </w:tcPr>
+          <w:p>
+            <w:r>
+              <w:t>Users Id</w:t>
+            </w:r>
+          </w:p>
+        </w:tc>
+        <w:tc>
+          <w:tcPr>
+            <w:tcW w:w="1317" w:type="dxa"/>
+          </w:tcPr>
+          <w:p/>
+        </w:tc>
+        <w:tc>
+          <w:tcPr>
+            <w:tcW w:w="1015" w:type="dxa"/>
+          </w:tcPr>
+          <w:p>
+            <w:r>
+              <w:t>Foreign</w:t>
+            </w:r>
+          </w:p>
+        </w:tc>
+      </w:tr>
+      <w:tr>
+        <w:tc>
+          <w:tcPr>
+            <w:tcW w:w="2822" w:type="dxa"/>
+          </w:tcPr>
+          <w:p>
+            <w:r>
+              <w:t>LoginProvider</w:t>
+            </w:r>
+          </w:p>
+        </w:tc>
+        <w:tc>
+          <w:tcPr>
+            <w:tcW w:w="1632" w:type="dxa"/>
+          </w:tcPr>
+          <w:p>
+            <w:r>
+              <w:t>String</w:t>
+            </w:r>
+          </w:p>
+        </w:tc>
+        <w:tc>
+          <w:tcPr>
+            <w:tcW w:w="1207" w:type="dxa"/>
+          </w:tcPr>
+          <w:p>
+            <w:r>
+              <w:t>Yes</w:t>
+            </w:r>
+          </w:p>
+        </w:tc>
+        <w:tc>
+          <w:tcPr>
+            <w:tcW w:w="1023" w:type="dxa"/>
+          </w:tcPr>
+          <w:p/>
+        </w:tc>
+        <w:tc>
+          <w:tcPr>
+            <w:tcW w:w="1317" w:type="dxa"/>
+          </w:tcPr>
+          <w:p/>
+        </w:tc>
+        <w:tc>
+          <w:tcPr>
+            <w:tcW w:w="1015" w:type="dxa"/>
+          </w:tcPr>
+          <w:p>
+            <w:r>
+              <w:t>None</w:t>
+            </w:r>
+          </w:p>
+        </w:tc>
+      </w:tr>
+      <w:tr>
+        <w:tc>
+          <w:tcPr>
+            <w:tcW w:w="2822" w:type="dxa"/>
+          </w:tcPr>
+          <w:p>
+            <w:r>
+              <w:t>Name</w:t>
+            </w:r>
+          </w:p>
+        </w:tc>
+        <w:tc>
+          <w:tcPr>
+            <w:tcW w:w="1632" w:type="dxa"/>
+          </w:tcPr>
+          <w:p>
+            <w:r>
+              <w:t>String</w:t>
+            </w:r>
+          </w:p>
+        </w:tc>
+        <w:tc>
+          <w:tcPr>
+            <w:tcW w:w="1207" w:type="dxa"/>
+          </w:tcPr>
+          <w:p>
+            <w:r>
+              <w:t>Yes</w:t>
+            </w:r>
+          </w:p>
+        </w:tc>
+        <w:tc>
+          <w:tcPr>
+            <w:tcW w:w="1023" w:type="dxa"/>
+          </w:tcPr>
+          <w:p/>
+        </w:tc>
+        <w:tc>
+          <w:tcPr>
+            <w:tcW w:w="1317" w:type="dxa"/>
+          </w:tcPr>
+          <w:p/>
+        </w:tc>
+        <w:tc>
+          <w:tcPr>
+            <w:tcW w:w="1015" w:type="dxa"/>
+          </w:tcPr>
+          <w:p>
+            <w:r>
+              <w:t>None</w:t>
+            </w:r>
+          </w:p>
+        </w:tc>
+      </w:tr>
+      <w:tr>
+        <w:tc>
+          <w:tcPr>
+            <w:tcW w:w="2822" w:type="dxa"/>
+          </w:tcPr>
+          <w:p>
+            <w:r>
+              <w:t>Value</w:t>
+            </w:r>
+          </w:p>
+        </w:tc>
+        <w:tc>
+          <w:tcPr>
+            <w:tcW w:w="1632" w:type="dxa"/>
+          </w:tcPr>
+          <w:p>
+            <w:r>
+              <w:t>String</w:t>
+            </w:r>
+          </w:p>
+        </w:tc>
+        <w:tc>
+          <w:tcPr>
+            <w:tcW w:w="1207" w:type="dxa"/>
+          </w:tcPr>
+          <w:p>
+            <w:r>
+              <w:t>No</w:t>
+            </w:r>
+          </w:p>
+        </w:tc>
+        <w:tc>
+          <w:tcPr>
+            <w:tcW w:w="1023" w:type="dxa"/>
+          </w:tcPr>
+          <w:p/>
+        </w:tc>
+        <w:tc>
+          <w:tcPr>
+            <w:tcW w:w="1317" w:type="dxa"/>
+          </w:tcPr>
+          <w:p/>
+        </w:tc>
+        <w:tc>
+          <w:tcPr>
+            <w:tcW w:w="1015" w:type="dxa"/>
+          </w:tcPr>
+          <w:p>
+            <w:r>
+              <w:t>None</w:t>
+            </w:r>
+          </w:p>
+        </w:tc>
+      </w:tr>
+    </w:tbl>
+    <w:p/>
+    <w:p>
+      <w:pPr>
+        <w:pStyle w:val="Heading3"/>
+      </w:pPr>
+      <w:bookmarkStart w:id="28" w:name="_Toc224035576"/>
+      <w:r>
+        <w:t>Products</w:t>
+      </w:r>
+      <w:bookmarkEnd w:id="28"/>
+    </w:p>
+    <w:tbl>
+      <w:tblPr>
+        <w:tblStyle w:val="TableGrid"/>
+        <w:tblW w:w="0" w:type="auto"/>
+        <w:tblLook w:val="04A0" w:firstRow="1" w:lastRow="0" w:firstColumn="1" w:lastColumn="0" w:noHBand="0" w:noVBand="1"/>
+      </w:tblPr>
+      <w:tblGrid>
+        <w:gridCol w:w="2822"/>
+        <w:gridCol w:w="1632"/>
+        <w:gridCol w:w="1207"/>
+        <w:gridCol w:w="1023"/>
+        <w:gridCol w:w="1317"/>
+        <w:gridCol w:w="1015"/>
+      </w:tblGrid>
+      <w:tr>
+        <w:tc>
+          <w:tcPr>
+            <w:tcW w:w="2822" w:type="dxa"/>
+          </w:tcPr>
+          <w:p>
+            <w:pPr>
+              <w:rPr>
+                <w:b/>
+                <w:bCs/>
+              </w:rPr>
+            </w:pPr>
+            <w:r>
+              <w:rPr>
+                <w:b/>
+                <w:bCs/>
+              </w:rPr>
+              <w:t>Column</w:t>
+            </w:r>
+          </w:p>
+        </w:tc>
+        <w:tc>
+          <w:tcPr>
+            <w:tcW w:w="1632" w:type="dxa"/>
+          </w:tcPr>
+          <w:p>
+            <w:pPr>
+              <w:rPr>
+                <w:b/>
+                <w:bCs/>
+              </w:rPr>
+            </w:pPr>
+            <w:r>
+              <w:rPr>
+                <w:b/>
+                <w:bCs/>
+              </w:rPr>
+              <w:t>Data Type</w:t>
+            </w:r>
+          </w:p>
+        </w:tc>
+        <w:tc>
+          <w:tcPr>
+            <w:tcW w:w="1207" w:type="dxa"/>
+          </w:tcPr>
+          <w:p>
+            <w:pPr>
+              <w:rPr>
+                <w:b/>
+                <w:bCs/>
+              </w:rPr>
+            </w:pPr>
+            <w:r>
+              <w:rPr>
+                <w:b/>
+                <w:bCs/>
+              </w:rPr>
+              <w:t>Required</w:t>
+            </w:r>
+          </w:p>
+        </w:tc>
+        <w:tc>
+          <w:tcPr>
+            <w:tcW w:w="1023" w:type="dxa"/>
+          </w:tcPr>
+          <w:p>
+            <w:pPr>
+              <w:rPr>
+                <w:b/>
+                <w:bCs/>
+              </w:rPr>
+            </w:pPr>
+            <w:r>
+              <w:rPr>
+                <w:b/>
+                <w:bCs/>
+              </w:rPr>
+              <w:t>Default</w:t>
+            </w:r>
+          </w:p>
+        </w:tc>
+        <w:tc>
+          <w:tcPr>
+            <w:tcW w:w="1317" w:type="dxa"/>
+          </w:tcPr>
+          <w:p>
+            <w:pPr>
+              <w:rPr>
+                <w:b/>
+                <w:bCs/>
+              </w:rPr>
+            </w:pPr>
+            <w:r>
+              <w:rPr>
+                <w:b/>
+                <w:bCs/>
+              </w:rPr>
+              <w:t>Validation</w:t>
+            </w:r>
+          </w:p>
+        </w:tc>
+        <w:tc>
+          <w:tcPr>
+            <w:tcW w:w="1015" w:type="dxa"/>
+          </w:tcPr>
+          <w:p>
+            <w:pPr>
+              <w:rPr>
+                <w:b/>
+                <w:bCs/>
+              </w:rPr>
+            </w:pPr>
+            <w:r>
+              <w:rPr>
+                <w:b/>
+                <w:bCs/>
+              </w:rPr>
+              <w:t>Key Type</w:t>
+            </w:r>
+          </w:p>
+        </w:tc>
+      </w:tr>
+      <w:tr>
+        <w:tc>
+          <w:tcPr>
+            <w:tcW w:w="2822" w:type="dxa"/>
+          </w:tcPr>
+          <w:p>
+            <w:r>
+              <w:t>ProductsId</w:t>
+            </w:r>
+          </w:p>
+        </w:tc>
+        <w:tc>
+          <w:tcPr>
+            <w:tcW w:w="1632" w:type="dxa"/>
+          </w:tcPr>
+          <w:p>
+            <w:r>
+              <w:t>Int</w:t>
+            </w:r>
+          </w:p>
+        </w:tc>
+        <w:tc>
+          <w:tcPr>
+            <w:tcW w:w="1207" w:type="dxa"/>
+          </w:tcPr>
+          <w:p>
+            <w:r>
+              <w:t>Yes</w:t>
+            </w:r>
+          </w:p>
+        </w:tc>
+        <w:tc>
+          <w:tcPr>
+            <w:tcW w:w="1023" w:type="dxa"/>
+          </w:tcPr>
+          <w:p/>
+        </w:tc>
+        <w:tc>
+          <w:tcPr>
+            <w:tcW w:w="1317" w:type="dxa"/>
+          </w:tcPr>
+          <w:p/>
+        </w:tc>
+        <w:tc>
+          <w:tcPr>
+            <w:tcW w:w="1015" w:type="dxa"/>
+          </w:tcPr>
+          <w:p>
+            <w:r>
+              <w:t>Primary</w:t>
+            </w:r>
+          </w:p>
+        </w:tc>
+      </w:tr>
+      <w:tr>
+        <w:tc>
+          <w:tcPr>
+            <w:tcW w:w="2822" w:type="dxa"/>
+          </w:tcPr>
+          <w:p>
+            <w:r>
+              <w:lastRenderedPageBreak/>
+              <w:t>OrderProductsId</w:t>
+            </w:r>
+          </w:p>
+        </w:tc>
+        <w:tc>
+          <w:tcPr>
+            <w:tcW w:w="1632" w:type="dxa"/>
+          </w:tcPr>
+          <w:p>
+            <w:r>
+              <w:t>Int</w:t>
+            </w:r>
+          </w:p>
+        </w:tc>
+        <w:tc>
+          <w:tcPr>
+            <w:tcW w:w="1207" w:type="dxa"/>
+          </w:tcPr>
+          <w:p>
+            <w:r>
+              <w:t>Yes</w:t>
+            </w:r>
+          </w:p>
+        </w:tc>
+        <w:tc>
+          <w:tcPr>
+            <w:tcW w:w="1023" w:type="dxa"/>
+          </w:tcPr>
+          <w:p/>
+        </w:tc>
+        <w:tc>
+          <w:tcPr>
+            <w:tcW w:w="1317" w:type="dxa"/>
+          </w:tcPr>
+          <w:p/>
+        </w:tc>
+        <w:tc>
+          <w:tcPr>
+            <w:tcW w:w="1015" w:type="dxa"/>
+          </w:tcPr>
+          <w:p>
+            <w:r>
+              <w:t>Foreign</w:t>
+            </w:r>
+          </w:p>
+        </w:tc>
+      </w:tr>
+      <w:tr>
+        <w:tc>
+          <w:tcPr>
+            <w:tcW w:w="2822" w:type="dxa"/>
+          </w:tcPr>
+          <w:p>
+            <w:r>
+              <w:t>ProductName</w:t>
+            </w:r>
+          </w:p>
+        </w:tc>
+        <w:tc>
+          <w:tcPr>
+            <w:tcW w:w="1632" w:type="dxa"/>
+          </w:tcPr>
+          <w:p>
+            <w:r>
+              <w:t>String</w:t>
+            </w:r>
+          </w:p>
+        </w:tc>
+        <w:tc>
+          <w:tcPr>
+            <w:tcW w:w="1207" w:type="dxa"/>
+          </w:tcPr>
+          <w:p>
+            <w:r>
+              <w:t>Yes</w:t>
+            </w:r>
+          </w:p>
+        </w:tc>
+        <w:tc>
+          <w:tcPr>
+            <w:tcW w:w="1023" w:type="dxa"/>
+          </w:tcPr>
+          <w:p/>
+        </w:tc>
+        <w:tc>
+          <w:tcPr>
+            <w:tcW w:w="1317" w:type="dxa"/>
+          </w:tcPr>
+          <w:p/>
+        </w:tc>
+        <w:tc>
+          <w:tcPr>
+            <w:tcW w:w="1015" w:type="dxa"/>
+          </w:tcPr>
+          <w:p>
+            <w:r>
+              <w:t>None</w:t>
+            </w:r>
+          </w:p>
+        </w:tc>
+      </w:tr>
+      <w:tr>
+        <w:tc>
+          <w:tcPr>
+            <w:tcW w:w="2822" w:type="dxa"/>
+          </w:tcPr>
+          <w:p>
+            <w:r>
+              <w:t>Price</w:t>
+            </w:r>
+          </w:p>
+        </w:tc>
+        <w:tc>
+          <w:tcPr>
+            <w:tcW w:w="1632" w:type="dxa"/>
+          </w:tcPr>
+          <w:p>
+            <w:r>
+              <w:t>Float</w:t>
+            </w:r>
+          </w:p>
+        </w:tc>
+        <w:tc>
+          <w:tcPr>
+            <w:tcW w:w="1207" w:type="dxa"/>
+          </w:tcPr>
+          <w:p>
+            <w:r>
+              <w:t>Yes</w:t>
+            </w:r>
+          </w:p>
+        </w:tc>
+        <w:tc>
+          <w:tcPr>
+            <w:tcW w:w="1023" w:type="dxa"/>
+          </w:tcPr>
+          <w:p/>
+        </w:tc>
+        <w:tc>
+          <w:tcPr>
+            <w:tcW w:w="1317" w:type="dxa"/>
+          </w:tcPr>
+          <w:p>
+            <w:r>
+              <w:t>Cannot be less than or equal to 0</w:t>
+            </w:r>
+          </w:p>
+        </w:tc>
+        <w:tc>
+          <w:tcPr>
+            <w:tcW w:w="1015" w:type="dxa"/>
+          </w:tcPr>
+          <w:p>
+            <w:r>
+              <w:t>None</w:t>
+            </w:r>
+          </w:p>
+        </w:tc>
+      </w:tr>
+      <w:tr>
+        <w:tc>
+          <w:tcPr>
+            <w:tcW w:w="2822" w:type="dxa"/>
+          </w:tcPr>
+          <w:p>
+            <w:r>
+              <w:t>Stock</w:t>
+            </w:r>
+          </w:p>
+        </w:tc>
+        <w:tc>
+          <w:tcPr>
+            <w:tcW w:w="1632" w:type="dxa"/>
+          </w:tcPr>
+          <w:p>
+            <w:r>
+              <w:t>Int</w:t>
+            </w:r>
+          </w:p>
+        </w:tc>
+        <w:tc>
+          <w:tcPr>
+            <w:tcW w:w="1207" w:type="dxa"/>
+          </w:tcPr>
+          <w:p>
+            <w:r>
+              <w:t>Yes</w:t>
+            </w:r>
+          </w:p>
+        </w:tc>
+        <w:tc>
+          <w:tcPr>
+            <w:tcW w:w="1023" w:type="dxa"/>
+          </w:tcPr>
+          <w:p/>
+        </w:tc>
+        <w:tc>
+          <w:tcPr>
+            <w:tcW w:w="1317" w:type="dxa"/>
+          </w:tcPr>
+          <w:p>
+            <w:r>
+              <w:t>Cannot be less than 0</w:t>
+            </w:r>
+          </w:p>
+        </w:tc>
+        <w:tc>
+          <w:tcPr>
+            <w:tcW w:w="1015" w:type="dxa"/>
+          </w:tcPr>
+          <w:p>
+            <w:r>
+              <w:t>None</w:t>
+            </w:r>
+          </w:p>
+        </w:tc>
+      </w:tr>
+      <w:tr>
+        <w:tc>
+          <w:tcPr>
+            <w:tcW w:w="2822" w:type="dxa"/>
+          </w:tcPr>
+          <w:p>
+            <w:r>
+              <w:t>Description</w:t>
+            </w:r>
+          </w:p>
+        </w:tc>
+        <w:tc>
+          <w:tcPr>
+            <w:tcW w:w="1632" w:type="dxa"/>
+          </w:tcPr>
+          <w:p>
+            <w:r>
+              <w:t>String</w:t>
+            </w:r>
+          </w:p>
+        </w:tc>
+        <w:tc>
+          <w:tcPr>
+            <w:tcW w:w="1207" w:type="dxa"/>
+          </w:tcPr>
+          <w:p>
+            <w:r>
+              <w:t>Yes</w:t>
+            </w:r>
+          </w:p>
+        </w:tc>
+        <w:tc>
+          <w:tcPr>
+            <w:tcW w:w="1023" w:type="dxa"/>
+          </w:tcPr>
+          <w:p/>
+        </w:tc>
+        <w:tc>
+          <w:tcPr>
+            <w:tcW w:w="1317" w:type="dxa"/>
+          </w:tcPr>
+          <w:p/>
+        </w:tc>
+        <w:tc>
+          <w:tcPr>
+            <w:tcW w:w="1015" w:type="dxa"/>
+          </w:tcPr>
+          <w:p>
+            <w:r>
+              <w:t>None</w:t>
+            </w:r>
+          </w:p>
+        </w:tc>
+      </w:tr>
+      <w:tr>
+        <w:tc>
+          <w:tcPr>
+            <w:tcW w:w="2822" w:type="dxa"/>
+          </w:tcPr>
+          <w:p>
+            <w:r>
+              <w:t>IsAvailable</w:t>
+            </w:r>
+          </w:p>
+        </w:tc>
+        <w:tc>
+          <w:tcPr>
+            <w:tcW w:w="1632" w:type="dxa"/>
+          </w:tcPr>
+          <w:p>
+            <w:r>
+              <w:t>Bool</w:t>
+            </w:r>
+          </w:p>
+        </w:tc>
+        <w:tc>
+          <w:tcPr>
+            <w:tcW w:w="1207" w:type="dxa"/>
+          </w:tcPr>
+          <w:p>
+            <w:r>
+              <w:t>Yes</w:t>
+            </w:r>
+          </w:p>
+        </w:tc>
+        <w:tc>
+          <w:tcPr>
+            <w:tcW w:w="1023" w:type="dxa"/>
+          </w:tcPr>
+          <w:p/>
+        </w:tc>
+        <w:tc>
+          <w:tcPr>
+            <w:tcW w:w="1317" w:type="dxa"/>
+          </w:tcPr>
+          <w:p/>
+        </w:tc>
+        <w:tc>
+          <w:tcPr>
+            <w:tcW w:w="1015" w:type="dxa"/>
+          </w:tcPr>
+          <w:p>
+            <w:r>
+              <w:t>None</w:t>
+            </w:r>
+          </w:p>
+        </w:tc>
+      </w:tr>
+      <w:tr>
+        <w:tc>
+          <w:tcPr>
+            <w:tcW w:w="2822" w:type="dxa"/>
+          </w:tcPr>
+          <w:p>
+            <w:r>
+              <w:t>MethodsUsed</w:t>
+            </w:r>
+          </w:p>
+        </w:tc>
+        <w:tc>
+          <w:tcPr>
+            <w:tcW w:w="1632" w:type="dxa"/>
+          </w:tcPr>
+          <w:p>
+            <w:r>
+              <w:t>String</w:t>
+            </w:r>
+          </w:p>
+        </w:tc>
+        <w:tc>
+          <w:tcPr>
+            <w:tcW w:w="1207" w:type="dxa"/>
+          </w:tcPr>
+          <w:p>
+            <w:r>
+              <w:t>Yes</w:t>
+            </w:r>
+          </w:p>
+        </w:tc>
+        <w:tc>
+          <w:tcPr>
+            <w:tcW w:w="1023" w:type="dxa"/>
+          </w:tcPr>
+          <w:p/>
+        </w:tc>
+        <w:tc>
+          <w:tcPr>
+            <w:tcW w:w="1317" w:type="dxa"/>
+          </w:tcPr>
+          <w:p/>
+        </w:tc>
+        <w:tc>
+          <w:tcPr>
+            <w:tcW w:w="1015" w:type="dxa"/>
+          </w:tcPr>
+          <w:p>
+            <w:r>
+              <w:t>None</w:t>
+            </w:r>
+          </w:p>
+        </w:tc>
+      </w:tr>
+      <w:tr>
+        <w:tc>
+          <w:tcPr>
+            <w:tcW w:w="2822" w:type="dxa"/>
+          </w:tcPr>
+          <w:p>
+            <w:r>
+              <w:t>GrownInCity</w:t>
+            </w:r>
+          </w:p>
+        </w:tc>
+        <w:tc>
+          <w:tcPr>
+            <w:tcW w:w="1632" w:type="dxa"/>
+          </w:tcPr>
+          <w:p>
+            <w:r>
+              <w:t>String</w:t>
+            </w:r>
+          </w:p>
+        </w:tc>
+        <w:tc>
+          <w:tcPr>
+            <w:tcW w:w="1207" w:type="dxa"/>
+          </w:tcPr>
+          <w:p>
+            <w:r>
+              <w:t>Yes</w:t>
+            </w:r>
+          </w:p>
+        </w:tc>
+        <w:tc>
+          <w:tcPr>
+            <w:tcW w:w="1023" w:type="dxa"/>
+          </w:tcPr>
+          <w:p/>
+        </w:tc>
+        <w:tc>
+          <w:tcPr>
+            <w:tcW w:w="1317" w:type="dxa"/>
+          </w:tcPr>
+          <w:p>
+            <w:r>
+              <w:t>Can only be cities that are in England</w:t>
+            </w:r>
+          </w:p>
+        </w:tc>
+        <w:tc>
+          <w:tcPr>
+            <w:tcW w:w="1015" w:type="dxa"/>
+          </w:tcPr>
+          <w:p>
+            <w:r>
+              <w:t>None</w:t>
+            </w:r>
+          </w:p>
+        </w:tc>
+      </w:tr>
+      <w:tr>
+        <w:tc>
+          <w:tcPr>
+            <w:tcW w:w="2822" w:type="dxa"/>
+          </w:tcPr>
+          <w:p>
+            <w:r>
+              <w:t>OrderProducts</w:t>
+            </w:r>
+          </w:p>
+        </w:tc>
+        <w:tc>
+          <w:tcPr>
+            <w:tcW w:w="1632" w:type="dxa"/>
+          </w:tcPr>
+          <w:p>
+            <w:r>
+              <w:t>ICollection</w:t>
+            </w:r>
+          </w:p>
+        </w:tc>
+        <w:tc>
+          <w:tcPr>
+            <w:tcW w:w="1207" w:type="dxa"/>
+          </w:tcPr>
+          <w:p>
+            <w:r>
+              <w:t>No</w:t>
+            </w:r>
+          </w:p>
+        </w:tc>
+        <w:tc>
+          <w:tcPr>
+            <w:tcW w:w="1023" w:type="dxa"/>
+          </w:tcPr>
+          <w:p>
+            <w:r>
+              <w:t>Empty</w:t>
+            </w:r>
+          </w:p>
+        </w:tc>
+        <w:tc>
+          <w:tcPr>
+            <w:tcW w:w="1317" w:type="dxa"/>
+          </w:tcPr>
+          <w:p/>
+        </w:tc>
+        <w:tc>
+          <w:tcPr>
+            <w:tcW w:w="1015" w:type="dxa"/>
+          </w:tcPr>
+          <w:p>
+            <w:r>
+              <w:t>None</w:t>
+            </w:r>
+          </w:p>
+        </w:tc>
+      </w:tr>
+      <w:tr>
+        <w:tc>
+          <w:tcPr>
+            <w:tcW w:w="2822" w:type="dxa"/>
+          </w:tcPr>
+          <w:p>
+            <w:r>
+              <w:t>Basket</w:t>
+            </w:r>
+            <w:r>
+              <w:t>Products</w:t>
+            </w:r>
+          </w:p>
+        </w:tc>
+        <w:tc>
+          <w:tcPr>
+            <w:tcW w:w="1632" w:type="dxa"/>
+          </w:tcPr>
+          <w:p>
+            <w:r>
+              <w:t>ICollection</w:t>
+            </w:r>
+          </w:p>
+        </w:tc>
+        <w:tc>
+          <w:tcPr>
+            <w:tcW w:w="1207" w:type="dxa"/>
+          </w:tcPr>
+          <w:p>
+            <w:r>
+              <w:t>No</w:t>
+            </w:r>
+          </w:p>
+        </w:tc>
+        <w:tc>
+          <w:tcPr>
+            <w:tcW w:w="1023" w:type="dxa"/>
+          </w:tcPr>
+          <w:p>
+            <w:r>
+              <w:t>Empty</w:t>
+            </w:r>
+          </w:p>
+        </w:tc>
+        <w:tc>
+          <w:tcPr>
+            <w:tcW w:w="1317" w:type="dxa"/>
+          </w:tcPr>
+          <w:p/>
+        </w:tc>
+        <w:tc>
+          <w:tcPr>
+            <w:tcW w:w="1015" w:type="dxa"/>
+          </w:tcPr>
+          <w:p>
+            <w:r>
+              <w:t>None</w:t>
+            </w:r>
+          </w:p>
+        </w:tc>
+      </w:tr>
+    </w:tbl>
+    <w:p/>
+    <w:p>
+      <w:pPr>
+        <w:pStyle w:val="Heading3"/>
+      </w:pPr>
+      <w:bookmarkStart w:id="29" w:name="_Toc224035577"/>
+      <w:r>
+        <w:t>Orders</w:t>
+      </w:r>
+      <w:bookmarkEnd w:id="29"/>
+    </w:p>
+    <w:tbl>
+      <w:tblPr>
+        <w:tblStyle w:val="TableGrid"/>
+        <w:tblW w:w="0" w:type="auto"/>
+        <w:tblLook w:val="04A0" w:firstRow="1" w:lastRow="0" w:firstColumn="1" w:lastColumn="0" w:noHBand="0" w:noVBand="1"/>
+      </w:tblPr>
+      <w:tblGrid>
+        <w:gridCol w:w="2347"/>
+        <w:gridCol w:w="1404"/>
+        <w:gridCol w:w="1164"/>
+        <w:gridCol w:w="1830"/>
+        <w:gridCol w:w="1273"/>
+        <w:gridCol w:w="998"/>
+      </w:tblGrid>
+      <w:tr>
+        <w:tc>
+          <w:tcPr>
+            <w:tcW w:w="2347" w:type="dxa"/>
+          </w:tcPr>
+          <w:p>
+            <w:pPr>
+              <w:rPr>
+                <w:b/>
+                <w:bCs/>
+              </w:rPr>
+            </w:pPr>
+            <w:r>
+              <w:rPr>
+                <w:b/>
+                <w:bCs/>
+              </w:rPr>
+              <w:t>Column</w:t>
+            </w:r>
+          </w:p>
+        </w:tc>
+        <w:tc>
+          <w:tcPr>
+            <w:tcW w:w="1404" w:type="dxa"/>
+          </w:tcPr>
+          <w:p>
+            <w:pPr>
+              <w:rPr>
+                <w:b/>
+                <w:bCs/>
+              </w:rPr>
+            </w:pPr>
+            <w:r>
+              <w:rPr>
+                <w:b/>
+                <w:bCs/>
+              </w:rPr>
+              <w:t>Data Type</w:t>
+            </w:r>
+          </w:p>
+        </w:tc>
+        <w:tc>
+          <w:tcPr>
+            <w:tcW w:w="1164" w:type="dxa"/>
+          </w:tcPr>
+          <w:p>
+            <w:pPr>
+              <w:rPr>
+                <w:b/>
+                <w:bCs/>
+              </w:rPr>
+            </w:pPr>
+            <w:r>
+              <w:rPr>
+                <w:b/>
+                <w:bCs/>
+              </w:rPr>
+              <w:t>Required</w:t>
+            </w:r>
+          </w:p>
+        </w:tc>
+        <w:tc>
+          <w:tcPr>
+            <w:tcW w:w="1830" w:type="dxa"/>
+          </w:tcPr>
+          <w:p>
+            <w:pPr>
+              <w:rPr>
+                <w:b/>
+                <w:bCs/>
+              </w:rPr>
+            </w:pPr>
+            <w:r>
+              <w:rPr>
+                <w:b/>
+                <w:bCs/>
+              </w:rPr>
+              <w:t>Default</w:t>
+            </w:r>
+          </w:p>
+        </w:tc>
+        <w:tc>
+          <w:tcPr>
+            <w:tcW w:w="1273" w:type="dxa"/>
+          </w:tcPr>
+          <w:p>
+            <w:pPr>
+              <w:rPr>
+                <w:b/>
+                <w:bCs/>
+              </w:rPr>
+            </w:pPr>
+            <w:r>
+              <w:rPr>
+                <w:b/>
+                <w:bCs/>
+              </w:rPr>
+              <w:t>Validation</w:t>
+            </w:r>
+          </w:p>
+        </w:tc>
+        <w:tc>
+          <w:tcPr>
+            <w:tcW w:w="998" w:type="dxa"/>
+          </w:tcPr>
+          <w:p>
+            <w:pPr>
+              <w:rPr>
+                <w:b/>
+                <w:bCs/>
+              </w:rPr>
+            </w:pPr>
+            <w:r>
+              <w:rPr>
+                <w:b/>
+                <w:bCs/>
+              </w:rPr>
+              <w:t>Key Type</w:t>
+            </w:r>
+          </w:p>
+        </w:tc>
+      </w:tr>
+      <w:tr>
+        <w:tc>
+          <w:tcPr>
+            <w:tcW w:w="2347" w:type="dxa"/>
+          </w:tcPr>
+          <w:p>
+            <w:r>
+              <w:t>OrdersId</w:t>
+            </w:r>
+          </w:p>
+        </w:tc>
+        <w:tc>
+          <w:tcPr>
+            <w:tcW w:w="1404" w:type="dxa"/>
+          </w:tcPr>
+          <w:p>
+            <w:r>
+              <w:t>Int</w:t>
+            </w:r>
+          </w:p>
+        </w:tc>
+        <w:tc>
+          <w:tcPr>
+            <w:tcW w:w="1164" w:type="dxa"/>
+          </w:tcPr>
+          <w:p>
+            <w:r>
+              <w:t>Yes</w:t>
+            </w:r>
+          </w:p>
+        </w:tc>
+        <w:tc>
+          <w:tcPr>
+            <w:tcW w:w="1830" w:type="dxa"/>
+          </w:tcPr>
+          <w:p/>
+        </w:tc>
+        <w:tc>
+          <w:tcPr>
+            <w:tcW w:w="1273" w:type="dxa"/>
+          </w:tcPr>
+          <w:p/>
+        </w:tc>
+        <w:tc>
+          <w:tcPr>
+            <w:tcW w:w="998" w:type="dxa"/>
+          </w:tcPr>
+          <w:p>
+            <w:r>
+              <w:t>Primary</w:t>
+            </w:r>
+          </w:p>
+        </w:tc>
+      </w:tr>
+      <w:tr>
+        <w:tc>
+          <w:tcPr>
+            <w:tcW w:w="2347" w:type="dxa"/>
+          </w:tcPr>
+          <w:p>
+            <w:r>
+              <w:t>UserId</w:t>
+            </w:r>
+          </w:p>
+        </w:tc>
+        <w:tc>
+          <w:tcPr>
+            <w:tcW w:w="1404" w:type="dxa"/>
+          </w:tcPr>
+          <w:p>
+            <w:r>
+              <w:t>String</w:t>
+            </w:r>
+          </w:p>
+        </w:tc>
+        <w:tc>
+          <w:tcPr>
+            <w:tcW w:w="1164" w:type="dxa"/>
+          </w:tcPr>
+          <w:p>
+            <w:r>
+              <w:t>Yes</w:t>
+            </w:r>
+          </w:p>
+        </w:tc>
+        <w:tc>
+          <w:tcPr>
+            <w:tcW w:w="1830" w:type="dxa"/>
+          </w:tcPr>
+          <w:p>
+            <w:r>
+              <w:t>Users Id</w:t>
+            </w:r>
+          </w:p>
+        </w:tc>
+        <w:tc>
+          <w:tcPr>
+            <w:tcW w:w="1273" w:type="dxa"/>
+          </w:tcPr>
+          <w:p/>
+        </w:tc>
+        <w:tc>
+          <w:tcPr>
+            <w:tcW w:w="998" w:type="dxa"/>
+          </w:tcPr>
+          <w:p>
+            <w:r>
+              <w:t>Foreign</w:t>
+            </w:r>
+          </w:p>
+        </w:tc>
+      </w:tr>
+      <w:tr>
+        <w:tc>
+          <w:tcPr>
+            <w:tcW w:w="2347" w:type="dxa"/>
+          </w:tcPr>
+          <w:p>
+            <w:r>
+              <w:t>CreatedAt</w:t>
+            </w:r>
+          </w:p>
+        </w:tc>
+        <w:tc>
+          <w:tcPr>
+            <w:tcW w:w="1404" w:type="dxa"/>
+          </w:tcPr>
+          <w:p>
+            <w:r>
+              <w:t>DateTime</w:t>
+            </w:r>
+          </w:p>
+        </w:tc>
+        <w:tc>
+          <w:tcPr>
+            <w:tcW w:w="1164" w:type="dxa"/>
+          </w:tcPr>
+          <w:p>
+            <w:r>
+              <w:t>Yes</w:t>
+            </w:r>
+          </w:p>
+        </w:tc>
+        <w:tc>
+          <w:tcPr>
+            <w:tcW w:w="1830" w:type="dxa"/>
+          </w:tcPr>
+          <w:p>
+            <w:r>
+              <w:t>Today</w:t>
+            </w:r>
+          </w:p>
+        </w:tc>
+        <w:tc>
+          <w:tcPr>
+            <w:tcW w:w="1273" w:type="dxa"/>
+          </w:tcPr>
+          <w:p/>
+        </w:tc>
+        <w:tc>
+          <w:tcPr>
+            <w:tcW w:w="998" w:type="dxa"/>
+          </w:tcPr>
+          <w:p>
+            <w:r>
+              <w:t>None</w:t>
+            </w:r>
+          </w:p>
+        </w:tc>
+      </w:tr>
+      <w:tr>
+        <w:tc>
+          <w:tcPr>
+            <w:tcW w:w="2347" w:type="dxa"/>
+          </w:tcPr>
+          <w:p>
+            <w:r>
+              <w:t>OrderProducts</w:t>
+            </w:r>
+          </w:p>
+        </w:tc>
+        <w:tc>
+          <w:tcPr>
+            <w:tcW w:w="1404" w:type="dxa"/>
+          </w:tcPr>
+          <w:p>
+            <w:r>
+              <w:t>ICollection</w:t>
+            </w:r>
+          </w:p>
+        </w:tc>
+        <w:tc>
+          <w:tcPr>
+            <w:tcW w:w="1164" w:type="dxa"/>
+          </w:tcPr>
+          <w:p>
+            <w:r>
+              <w:t>Yes</w:t>
+            </w:r>
+          </w:p>
+        </w:tc>
+        <w:tc>
+          <w:tcPr>
+            <w:tcW w:w="1830" w:type="dxa"/>
+          </w:tcPr>
+          <w:p/>
+        </w:tc>
+        <w:tc>
+          <w:tcPr>
+            <w:tcW w:w="1273" w:type="dxa"/>
+          </w:tcPr>
+          <w:p/>
+        </w:tc>
+        <w:tc>
+          <w:tcPr>
+            <w:tcW w:w="998" w:type="dxa"/>
+          </w:tcPr>
+          <w:p>
+            <w:r>
+              <w:t>None</w:t>
+            </w:r>
+          </w:p>
+        </w:tc>
+      </w:tr>
+    </w:tbl>
+    <w:p/>
+    <w:p>
+      <w:pPr>
+        <w:pStyle w:val="Heading3"/>
+      </w:pPr>
+      <w:bookmarkStart w:id="30" w:name="_Toc224035578"/>
+      <w:r>
+        <w:t>OrderProducts</w:t>
+      </w:r>
+      <w:bookmarkEnd w:id="30"/>
+    </w:p>
+    <w:tbl>
+      <w:tblPr>
+        <w:tblStyle w:val="TableGrid"/>
+        <w:tblW w:w="0" w:type="auto"/>
+        <w:tblLook w:val="04A0" w:firstRow="1" w:lastRow="0" w:firstColumn="1" w:lastColumn="0" w:noHBand="0" w:noVBand="1"/>
+      </w:tblPr>
+      <w:tblGrid>
+        <w:gridCol w:w="2707"/>
+        <w:gridCol w:w="1534"/>
+        <w:gridCol w:w="1197"/>
+        <w:gridCol w:w="1261"/>
+        <w:gridCol w:w="1306"/>
+        <w:gridCol w:w="1011"/>
+      </w:tblGrid>
+      <w:tr>
+        <w:tc>
+          <w:tcPr>
+            <w:tcW w:w="2822" w:type="dxa"/>
+          </w:tcPr>
+          <w:p>
+            <w:pPr>
+              <w:rPr>
+                <w:b/>
+                <w:bCs/>
+              </w:rPr>
+            </w:pPr>
+            <w:r>
+              <w:rPr>
+                <w:b/>
+                <w:bCs/>
+              </w:rPr>
+              <w:t>Column</w:t>
+            </w:r>
+          </w:p>
+        </w:tc>
+        <w:tc>
+          <w:tcPr>
+            <w:tcW w:w="1632" w:type="dxa"/>
+          </w:tcPr>
+          <w:p>
+            <w:pPr>
+              <w:rPr>
+                <w:b/>
+                <w:bCs/>
+              </w:rPr>
+            </w:pPr>
+            <w:r>
+              <w:rPr>
+                <w:b/>
+                <w:bCs/>
+              </w:rPr>
+              <w:t>Data Type</w:t>
+            </w:r>
+          </w:p>
+        </w:tc>
+        <w:tc>
+          <w:tcPr>
+            <w:tcW w:w="1207" w:type="dxa"/>
+          </w:tcPr>
+          <w:p>
+            <w:pPr>
+              <w:rPr>
+                <w:b/>
+                <w:bCs/>
+              </w:rPr>
+            </w:pPr>
+            <w:r>
+              <w:rPr>
+                <w:b/>
+                <w:bCs/>
+              </w:rPr>
+              <w:t>Required</w:t>
+            </w:r>
+          </w:p>
+        </w:tc>
+        <w:tc>
+          <w:tcPr>
+            <w:tcW w:w="1023" w:type="dxa"/>
+          </w:tcPr>
+          <w:p>
+            <w:pPr>
+              <w:rPr>
+                <w:b/>
+                <w:bCs/>
+              </w:rPr>
+            </w:pPr>
+            <w:r>
+              <w:rPr>
+                <w:b/>
+                <w:bCs/>
+              </w:rPr>
+              <w:t>Default</w:t>
+            </w:r>
+          </w:p>
+        </w:tc>
+        <w:tc>
+          <w:tcPr>
+            <w:tcW w:w="1317" w:type="dxa"/>
+          </w:tcPr>
+          <w:p>
+            <w:pPr>
+              <w:rPr>
+                <w:b/>
+                <w:bCs/>
+              </w:rPr>
+            </w:pPr>
+            <w:r>
+              <w:rPr>
+                <w:b/>
+                <w:bCs/>
+              </w:rPr>
+              <w:t>Validation</w:t>
+            </w:r>
+          </w:p>
+        </w:tc>
+        <w:tc>
+          <w:tcPr>
+            <w:tcW w:w="1015" w:type="dxa"/>
+          </w:tcPr>
+          <w:p>
+            <w:pPr>
+              <w:rPr>
+                <w:b/>
+                <w:bCs/>
+              </w:rPr>
+            </w:pPr>
+            <w:r>
+              <w:rPr>
+                <w:b/>
+                <w:bCs/>
+              </w:rPr>
+              <w:t>Key Type</w:t>
+            </w:r>
+          </w:p>
+        </w:tc>
+      </w:tr>
+      <w:tr>
+        <w:tc>
+          <w:tcPr>
+            <w:tcW w:w="2822" w:type="dxa"/>
+          </w:tcPr>
+          <w:p>
+            <w:r>
+              <w:t>OrderProductsId</w:t>
+            </w:r>
+          </w:p>
+        </w:tc>
+        <w:tc>
+          <w:tcPr>
+            <w:tcW w:w="1632" w:type="dxa"/>
+          </w:tcPr>
+          <w:p>
+            <w:r>
+              <w:t>Int</w:t>
+            </w:r>
+          </w:p>
+        </w:tc>
+        <w:tc>
+          <w:tcPr>
+            <w:tcW w:w="1207" w:type="dxa"/>
+          </w:tcPr>
+          <w:p>
+            <w:r>
+              <w:t>Yes</w:t>
+            </w:r>
+          </w:p>
+        </w:tc>
+        <w:tc>
+          <w:tcPr>
+            <w:tcW w:w="1023" w:type="dxa"/>
+          </w:tcPr>
+          <w:p/>
+        </w:tc>
+        <w:tc>
+          <w:tcPr>
+            <w:tcW w:w="1317" w:type="dxa"/>
+          </w:tcPr>
+          <w:p/>
+        </w:tc>
+        <w:tc>
+          <w:tcPr>
+            <w:tcW w:w="1015" w:type="dxa"/>
+          </w:tcPr>
+          <w:p>
+            <w:r>
+              <w:t>Primary</w:t>
+            </w:r>
+          </w:p>
+        </w:tc>
+      </w:tr>
+      <w:tr>
+        <w:tc>
+          <w:tcPr>
+            <w:tcW w:w="2822" w:type="dxa"/>
+          </w:tcPr>
+          <w:p>
+            <w:r>
+              <w:t>OrdersId</w:t>
+            </w:r>
+          </w:p>
+        </w:tc>
+        <w:tc>
+          <w:tcPr>
+            <w:tcW w:w="1632" w:type="dxa"/>
+          </w:tcPr>
+          <w:p>
+            <w:r>
+              <w:t>Int</w:t>
+            </w:r>
+          </w:p>
+        </w:tc>
+        <w:tc>
+          <w:tcPr>
+            <w:tcW w:w="1207" w:type="dxa"/>
+          </w:tcPr>
+          <w:p>
+            <w:r>
+              <w:t>Yes</w:t>
+            </w:r>
+          </w:p>
+        </w:tc>
+        <w:tc>
+          <w:tcPr>
+            <w:tcW w:w="1023" w:type="dxa"/>
+          </w:tcPr>
+          <w:p>
+            <w:r>
+              <w:t>OrdersId</w:t>
+            </w:r>
+          </w:p>
+        </w:tc>
+        <w:tc>
+          <w:tcPr>
+            <w:tcW w:w="1317" w:type="dxa"/>
+          </w:tcPr>
+          <w:p/>
+        </w:tc>
+        <w:tc>
+          <w:tcPr>
+            <w:tcW w:w="1015" w:type="dxa"/>
+          </w:tcPr>
+          <w:p>
+            <w:r>
+              <w:t>Foreign</w:t>
+            </w:r>
+          </w:p>
+        </w:tc>
+      </w:tr>
+      <w:tr>
+        <w:tc>
+          <w:tcPr>
+            <w:tcW w:w="2822" w:type="dxa"/>
+          </w:tcPr>
+          <w:p>
+            <w:r>
+              <w:t>ProductsId</w:t>
+            </w:r>
+          </w:p>
+        </w:tc>
+        <w:tc>
+          <w:tcPr>
+            <w:tcW w:w="1632" w:type="dxa"/>
+          </w:tcPr>
+          <w:p>
+            <w:r>
+              <w:t>Int</w:t>
+            </w:r>
+          </w:p>
+        </w:tc>
+        <w:tc>
+          <w:tcPr>
+            <w:tcW w:w="1207" w:type="dxa"/>
+          </w:tcPr>
+          <w:p>
+            <w:r>
+              <w:t>Yes</w:t>
+            </w:r>
+          </w:p>
+        </w:tc>
+        <w:tc>
+          <w:tcPr>
+            <w:tcW w:w="1023" w:type="dxa"/>
+          </w:tcPr>
+          <w:p>
+            <w:r>
+              <w:t>ProductsId</w:t>
+            </w:r>
+          </w:p>
+        </w:tc>
+        <w:tc>
+          <w:tcPr>
+            <w:tcW w:w="1317" w:type="dxa"/>
+          </w:tcPr>
+          <w:p/>
+        </w:tc>
+        <w:tc>
+          <w:tcPr>
+            <w:tcW w:w="1015" w:type="dxa"/>
+          </w:tcPr>
+          <w:p>
+            <w:r>
+              <w:t>Foreign</w:t>
+            </w:r>
+          </w:p>
+        </w:tc>
+      </w:tr>
+      <w:tr>
+        <w:tc>
+          <w:tcPr>
+            <w:tcW w:w="2822" w:type="dxa"/>
+          </w:tcPr>
+          <w:p>
+            <w:r>
+              <w:t>Quantity</w:t>
+            </w:r>
+          </w:p>
+        </w:tc>
+        <w:tc>
+          <w:tcPr>
+            <w:tcW w:w="1632" w:type="dxa"/>
+          </w:tcPr>
+          <w:p>
+            <w:r>
+              <w:t>Int</w:t>
+            </w:r>
+          </w:p>
+        </w:tc>
+        <w:tc>
+          <w:tcPr>
+            <w:tcW w:w="1207" w:type="dxa"/>
+          </w:tcPr>
+          <w:p>
+            <w:r>
+              <w:t>Yes</w:t>
+            </w:r>
+          </w:p>
+        </w:tc>
+        <w:tc>
+          <w:tcPr>
+            <w:tcW w:w="1023" w:type="dxa"/>
+          </w:tcPr>
+          <w:p>
+            <w:r>
+              <w:t>1</w:t>
+            </w:r>
+          </w:p>
+        </w:tc>
+        <w:tc>
+          <w:tcPr>
+            <w:tcW w:w="1317" w:type="dxa"/>
+          </w:tcPr>
+          <w:p>
+            <w:r>
+              <w:t>Cannot be less than 1</w:t>
+            </w:r>
+            <w:r>
+              <w:t xml:space="preserve"> and cannot be more than in stock</w:t>
+            </w:r>
+          </w:p>
+        </w:tc>
+        <w:tc>
+          <w:tcPr>
+            <w:tcW w:w="1015" w:type="dxa"/>
+          </w:tcPr>
+          <w:p>
+            <w:r>
+              <w:t>None</w:t>
+            </w:r>
+          </w:p>
+        </w:tc>
+      </w:tr>
+      <w:tr>
+        <w:tc>
+          <w:tcPr>
+            <w:tcW w:w="2822" w:type="dxa"/>
+          </w:tcPr>
+          <w:p>
+            <w:r>
+              <w:t>UsedDiscount</w:t>
+            </w:r>
+          </w:p>
+        </w:tc>
+        <w:tc>
+          <w:tcPr>
+            <w:tcW w:w="1632" w:type="dxa"/>
+          </w:tcPr>
+          <w:p>
+            <w:r>
+              <w:t>Bool</w:t>
+            </w:r>
+          </w:p>
+        </w:tc>
+        <w:tc>
+          <w:tcPr>
+            <w:tcW w:w="1207" w:type="dxa"/>
+          </w:tcPr>
+          <w:p>
+            <w:r>
+              <w:t>Yes</w:t>
+            </w:r>
+          </w:p>
+        </w:tc>
+        <w:tc>
+          <w:tcPr>
+            <w:tcW w:w="1023" w:type="dxa"/>
+          </w:tcPr>
+          <w:p>
+            <w:r>
+              <w:t>F</w:t>
+            </w:r>
+            <w:r>
+              <w:t>alse</w:t>
+            </w:r>
+          </w:p>
+        </w:tc>
+        <w:tc>
+          <w:tcPr>
+            <w:tcW w:w="1317" w:type="dxa"/>
+          </w:tcPr>
+          <w:p/>
+        </w:tc>
+        <w:tc>
+          <w:tcPr>
+            <w:tcW w:w="1015" w:type="dxa"/>
+          </w:tcPr>
+          <w:p>
+            <w:r>
+              <w:t>None</w:t>
+            </w:r>
+          </w:p>
+        </w:tc>
+      </w:tr>
+      <w:tr>
+        <w:tc>
+          <w:tcPr>
+            <w:tcW w:w="2822" w:type="dxa"/>
+          </w:tcPr>
+          <w:p>
+            <w:r>
+              <w:t>DiscountName</w:t>
+            </w:r>
+          </w:p>
+        </w:tc>
+        <w:tc>
+          <w:tcPr>
+            <w:tcW w:w="1632" w:type="dxa"/>
+          </w:tcPr>
+          <w:p>
+            <w:r>
+              <w:t>String</w:t>
+            </w:r>
+          </w:p>
+        </w:tc>
+        <w:tc>
+          <w:tcPr>
+            <w:tcW w:w="1207" w:type="dxa"/>
+          </w:tcPr>
+          <w:p>
+            <w:r>
+              <w:t>No</w:t>
+            </w:r>
+          </w:p>
+        </w:tc>
+        <w:tc>
+          <w:tcPr>
+            <w:tcW w:w="1023" w:type="dxa"/>
+          </w:tcPr>
+          <w:p>
+            <w:r>
+              <w:t>None</w:t>
+            </w:r>
+          </w:p>
+        </w:tc>
+        <w:tc>
+          <w:tcPr>
+            <w:tcW w:w="1317" w:type="dxa"/>
+          </w:tcPr>
+          <w:p/>
+        </w:tc>
+        <w:tc>
+          <w:tcPr>
+            <w:tcW w:w="1015" w:type="dxa"/>
+          </w:tcPr>
+          <w:p>
+            <w:r>
+              <w:t>None</w:t>
+            </w:r>
+          </w:p>
+        </w:tc>
+      </w:tr>
+      <w:tr>
+        <w:tc>
+          <w:tcPr>
+            <w:tcW w:w="2822" w:type="dxa"/>
+          </w:tcPr>
+          <w:p>
+            <w:r>
+              <w:t>OrderStatus</w:t>
+            </w:r>
+          </w:p>
+        </w:tc>
+        <w:tc>
+          <w:tcPr>
+            <w:tcW w:w="1632" w:type="dxa"/>
+          </w:tcPr>
+          <w:p>
+            <w:r>
+              <w:t>String</w:t>
+            </w:r>
+          </w:p>
+        </w:tc>
+        <w:tc>
+          <w:tcPr>
+            <w:tcW w:w="1207" w:type="dxa"/>
+          </w:tcPr>
+          <w:p>
+            <w:r>
+              <w:t>No</w:t>
+            </w:r>
+          </w:p>
+        </w:tc>
+        <w:tc>
+          <w:tcPr>
+            <w:tcW w:w="1023" w:type="dxa"/>
+          </w:tcPr>
+          <w:p>
+            <w:r>
+              <w:t>Pending</w:t>
+            </w:r>
+          </w:p>
+        </w:tc>
+        <w:tc>
+          <w:tcPr>
+            <w:tcW w:w="1317" w:type="dxa"/>
+          </w:tcPr>
+          <w:p/>
+        </w:tc>
+        <w:tc>
+          <w:tcPr>
+            <w:tcW w:w="1015" w:type="dxa"/>
+          </w:tcPr>
+          <w:p>
+            <w:r>
+              <w:t>None</w:t>
+            </w:r>
+          </w:p>
+        </w:tc>
+      </w:tr>
+    </w:tbl>
+    <w:p/>
+    <w:p>
+      <w:pPr>
+        <w:pStyle w:val="Heading3"/>
+      </w:pPr>
+      <w:bookmarkStart w:id="31" w:name="_Toc224035579"/>
+      <w:r>
+        <w:lastRenderedPageBreak/>
+        <w:t>Basket</w:t>
+      </w:r>
+      <w:bookmarkEnd w:id="31"/>
+    </w:p>
+    <w:tbl>
+      <w:tblPr>
+        <w:tblStyle w:val="TableGrid"/>
+        <w:tblW w:w="0" w:type="auto"/>
+        <w:tblLook w:val="04A0" w:firstRow="1" w:lastRow="0" w:firstColumn="1" w:lastColumn="0" w:noHBand="0" w:noVBand="1"/>
+      </w:tblPr>
+      <w:tblGrid>
+        <w:gridCol w:w="2347"/>
+        <w:gridCol w:w="1404"/>
+        <w:gridCol w:w="1164"/>
+        <w:gridCol w:w="1830"/>
+        <w:gridCol w:w="1273"/>
+        <w:gridCol w:w="998"/>
+      </w:tblGrid>
+      <w:tr>
+        <w:tc>
+          <w:tcPr>
+            <w:tcW w:w="2347" w:type="dxa"/>
+          </w:tcPr>
+          <w:p>
+            <w:pPr>
+              <w:rPr>
+                <w:b/>
+                <w:bCs/>
+              </w:rPr>
+            </w:pPr>
+            <w:r>
+              <w:rPr>
+                <w:b/>
+                <w:bCs/>
+              </w:rPr>
+              <w:t>Column</w:t>
+            </w:r>
+          </w:p>
+        </w:tc>
+        <w:tc>
+          <w:tcPr>
+            <w:tcW w:w="1404" w:type="dxa"/>
+          </w:tcPr>
+          <w:p>
+            <w:pPr>
+              <w:rPr>
+                <w:b/>
+                <w:bCs/>
+              </w:rPr>
+            </w:pPr>
+            <w:r>
+              <w:rPr>
+                <w:b/>
+                <w:bCs/>
+              </w:rPr>
+              <w:t>Data Type</w:t>
+            </w:r>
+          </w:p>
+        </w:tc>
+        <w:tc>
+          <w:tcPr>
+            <w:tcW w:w="1164" w:type="dxa"/>
+          </w:tcPr>
+          <w:p>
+            <w:pPr>
+              <w:rPr>
+                <w:b/>
+                <w:bCs/>
+              </w:rPr>
+            </w:pPr>
+            <w:r>
+              <w:rPr>
+                <w:b/>
+                <w:bCs/>
+              </w:rPr>
+              <w:t>Required</w:t>
+            </w:r>
+          </w:p>
+        </w:tc>
+        <w:tc>
+          <w:tcPr>
+            <w:tcW w:w="1830" w:type="dxa"/>
+          </w:tcPr>
+          <w:p>
+            <w:pPr>
+              <w:rPr>
+                <w:b/>
+                <w:bCs/>
+              </w:rPr>
+            </w:pPr>
+            <w:r>
+              <w:rPr>
+                <w:b/>
+                <w:bCs/>
+              </w:rPr>
+              <w:t>Default</w:t>
+            </w:r>
+          </w:p>
+        </w:tc>
+        <w:tc>
+          <w:tcPr>
+            <w:tcW w:w="1273" w:type="dxa"/>
+          </w:tcPr>
+          <w:p>
+            <w:pPr>
+              <w:rPr>
+                <w:b/>
+                <w:bCs/>
+              </w:rPr>
+            </w:pPr>
+            <w:r>
+              <w:rPr>
+                <w:b/>
+                <w:bCs/>
+              </w:rPr>
+              <w:t>Validation</w:t>
+            </w:r>
+          </w:p>
+        </w:tc>
+        <w:tc>
+          <w:tcPr>
+            <w:tcW w:w="998" w:type="dxa"/>
+          </w:tcPr>
+          <w:p>
+            <w:pPr>
+              <w:rPr>
+                <w:b/>
+                <w:bCs/>
+              </w:rPr>
+            </w:pPr>
+            <w:r>
+              <w:rPr>
+                <w:b/>
+                <w:bCs/>
+              </w:rPr>
+              <w:t>Key Type</w:t>
+            </w:r>
+          </w:p>
+        </w:tc>
+      </w:tr>
+      <w:tr>
+        <w:tc>
+          <w:tcPr>
+            <w:tcW w:w="2347" w:type="dxa"/>
+          </w:tcPr>
+          <w:p>
+            <w:r>
+              <w:t>Basket</w:t>
+            </w:r>
+            <w:r>
+              <w:t>sId</w:t>
+            </w:r>
+          </w:p>
+        </w:tc>
+        <w:tc>
+          <w:tcPr>
+            <w:tcW w:w="1404" w:type="dxa"/>
+          </w:tcPr>
+          <w:p>
+            <w:r>
+              <w:t>Int</w:t>
+            </w:r>
+          </w:p>
+        </w:tc>
+        <w:tc>
+          <w:tcPr>
+            <w:tcW w:w="1164" w:type="dxa"/>
+          </w:tcPr>
+          <w:p>
+            <w:r>
+              <w:t>Yes</w:t>
+            </w:r>
+          </w:p>
+        </w:tc>
+        <w:tc>
+          <w:tcPr>
+            <w:tcW w:w="1830" w:type="dxa"/>
+          </w:tcPr>
+          <w:p/>
+        </w:tc>
+        <w:tc>
+          <w:tcPr>
+            <w:tcW w:w="1273" w:type="dxa"/>
+          </w:tcPr>
+          <w:p/>
+        </w:tc>
+        <w:tc>
+          <w:tcPr>
+            <w:tcW w:w="998" w:type="dxa"/>
+          </w:tcPr>
+          <w:p>
+            <w:r>
+              <w:t>Primary</w:t>
+            </w:r>
+          </w:p>
+        </w:tc>
+      </w:tr>
+      <w:tr>
+        <w:tc>
+          <w:tcPr>
+            <w:tcW w:w="2347" w:type="dxa"/>
+          </w:tcPr>
+          <w:p>
+            <w:r>
+              <w:t>UserId</w:t>
+            </w:r>
+          </w:p>
+        </w:tc>
+        <w:tc>
+          <w:tcPr>
+            <w:tcW w:w="1404" w:type="dxa"/>
+          </w:tcPr>
+          <w:p>
+            <w:r>
+              <w:t>String</w:t>
+            </w:r>
+          </w:p>
+        </w:tc>
+        <w:tc>
+          <w:tcPr>
+            <w:tcW w:w="1164" w:type="dxa"/>
+          </w:tcPr>
+          <w:p>
+            <w:r>
+              <w:t>Yes</w:t>
+            </w:r>
+          </w:p>
+        </w:tc>
+        <w:tc>
+          <w:tcPr>
+            <w:tcW w:w="1830" w:type="dxa"/>
+          </w:tcPr>
+          <w:p>
+            <w:r>
+              <w:t>Users Id</w:t>
+            </w:r>
+          </w:p>
+        </w:tc>
+        <w:tc>
+          <w:tcPr>
+            <w:tcW w:w="1273" w:type="dxa"/>
+          </w:tcPr>
+          <w:p/>
+        </w:tc>
+        <w:tc>
+          <w:tcPr>
+            <w:tcW w:w="998" w:type="dxa"/>
+          </w:tcPr>
+          <w:p>
+            <w:r>
+              <w:t>Foreign</w:t>
+            </w:r>
+          </w:p>
+        </w:tc>
+      </w:tr>
+      <w:tr>
+        <w:tc>
+          <w:tcPr>
+            <w:tcW w:w="2347" w:type="dxa"/>
+          </w:tcPr>
+          <w:p>
+            <w:r>
+              <w:t>BasketProducts</w:t>
+            </w:r>
+          </w:p>
+        </w:tc>
+        <w:tc>
+          <w:tcPr>
+            <w:tcW w:w="1404" w:type="dxa"/>
+          </w:tcPr>
+          <w:p>
+            <w:r>
+              <w:t>ICollection</w:t>
+            </w:r>
+          </w:p>
+        </w:tc>
+        <w:tc>
+          <w:tcPr>
+            <w:tcW w:w="1164" w:type="dxa"/>
+          </w:tcPr>
+          <w:p>
+            <w:r>
+              <w:t>No</w:t>
+            </w:r>
+          </w:p>
+        </w:tc>
+        <w:tc>
+          <w:tcPr>
+            <w:tcW w:w="1830" w:type="dxa"/>
+          </w:tcPr>
+          <w:p>
+            <w:r>
+              <w:t>Empty</w:t>
+            </w:r>
+          </w:p>
+        </w:tc>
+        <w:tc>
+          <w:tcPr>
+            <w:tcW w:w="1273" w:type="dxa"/>
+          </w:tcPr>
+          <w:p/>
+        </w:tc>
+        <w:tc>
+          <w:tcPr>
+            <w:tcW w:w="998" w:type="dxa"/>
+          </w:tcPr>
+          <w:p>
+            <w:r>
+              <w:t>None</w:t>
+            </w:r>
+          </w:p>
+        </w:tc>
+      </w:tr>
+    </w:tbl>
+    <w:p/>
+    <w:p>
+      <w:pPr>
+        <w:pStyle w:val="Heading3"/>
+      </w:pPr>
+      <w:bookmarkStart w:id="32" w:name="_Toc224035580"/>
+      <w:r>
+        <w:t>Basket</w:t>
+      </w:r>
+      <w:r>
+        <w:t>Products</w:t>
+      </w:r>
+      <w:bookmarkEnd w:id="32"/>
+    </w:p>
+    <w:tbl>
+      <w:tblPr>
+        <w:tblStyle w:val="TableGrid"/>
+        <w:tblW w:w="0" w:type="auto"/>
+        <w:tblLook w:val="04A0" w:firstRow="1" w:lastRow="0" w:firstColumn="1" w:lastColumn="0" w:noHBand="0" w:noVBand="1"/>
+      </w:tblPr>
+      <w:tblGrid>
+        <w:gridCol w:w="2712"/>
+        <w:gridCol w:w="1528"/>
+        <w:gridCol w:w="1197"/>
+        <w:gridCol w:w="1261"/>
+        <w:gridCol w:w="1307"/>
+        <w:gridCol w:w="1011"/>
+      </w:tblGrid>
+      <w:tr>
+        <w:tc>
+          <w:tcPr>
+            <w:tcW w:w="2712" w:type="dxa"/>
+          </w:tcPr>
+          <w:p>
+            <w:pPr>
+              <w:rPr>
+                <w:b/>
+                <w:bCs/>
+              </w:rPr>
+            </w:pPr>
+            <w:r>
+              <w:rPr>
+                <w:b/>
+                <w:bCs/>
+              </w:rPr>
+              <w:t>Column</w:t>
+            </w:r>
+          </w:p>
+        </w:tc>
+        <w:tc>
+          <w:tcPr>
+            <w:tcW w:w="1528" w:type="dxa"/>
+          </w:tcPr>
+          <w:p>
+            <w:pPr>
+              <w:rPr>
+                <w:b/>
+                <w:bCs/>
+              </w:rPr>
+            </w:pPr>
+            <w:r>
+              <w:rPr>
+                <w:b/>
+                <w:bCs/>
+              </w:rPr>
+              <w:t>Data Type</w:t>
+            </w:r>
+          </w:p>
+        </w:tc>
+        <w:tc>
+          <w:tcPr>
+            <w:tcW w:w="1197" w:type="dxa"/>
+          </w:tcPr>
+          <w:p>
+            <w:pPr>
+              <w:rPr>
+                <w:b/>
+                <w:bCs/>
+              </w:rPr>
+            </w:pPr>
+            <w:r>
+              <w:rPr>
+                <w:b/>
+                <w:bCs/>
+              </w:rPr>
+              <w:t>Required</w:t>
+            </w:r>
+          </w:p>
+        </w:tc>
+        <w:tc>
+          <w:tcPr>
+            <w:tcW w:w="1261" w:type="dxa"/>
+          </w:tcPr>
+          <w:p>
+            <w:pPr>
+              <w:rPr>
+                <w:b/>
+                <w:bCs/>
+              </w:rPr>
+            </w:pPr>
+            <w:r>
+              <w:rPr>
+                <w:b/>
+                <w:bCs/>
+              </w:rPr>
+              <w:t>Default</w:t>
+            </w:r>
+          </w:p>
+        </w:tc>
+        <w:tc>
+          <w:tcPr>
+            <w:tcW w:w="1307" w:type="dxa"/>
+          </w:tcPr>
+          <w:p>
+            <w:pPr>
+              <w:rPr>
+                <w:b/>
+                <w:bCs/>
+              </w:rPr>
+            </w:pPr>
+            <w:r>
+              <w:rPr>
+                <w:b/>
+                <w:bCs/>
+              </w:rPr>
+              <w:t>Validation</w:t>
+            </w:r>
+          </w:p>
+        </w:tc>
+        <w:tc>
+          <w:tcPr>
+            <w:tcW w:w="1011" w:type="dxa"/>
+          </w:tcPr>
+          <w:p>
+            <w:pPr>
+              <w:rPr>
+                <w:b/>
+                <w:bCs/>
+              </w:rPr>
+            </w:pPr>
+            <w:r>
+              <w:rPr>
+                <w:b/>
+                <w:bCs/>
+              </w:rPr>
+              <w:t>Key Type</w:t>
+            </w:r>
+          </w:p>
+        </w:tc>
+      </w:tr>
+      <w:tr>
+        <w:tc>
+          <w:tcPr>
+            <w:tcW w:w="2712" w:type="dxa"/>
+          </w:tcPr>
+          <w:p>
+            <w:r>
+              <w:t>B</w:t>
+            </w:r>
+            <w:r>
+              <w:t>asket</w:t>
+            </w:r>
+            <w:r>
+              <w:t>ProductsId</w:t>
+            </w:r>
+          </w:p>
+        </w:tc>
+        <w:tc>
+          <w:tcPr>
+            <w:tcW w:w="1528" w:type="dxa"/>
+          </w:tcPr>
+          <w:p>
+            <w:r>
+              <w:t>Int</w:t>
+            </w:r>
+          </w:p>
+        </w:tc>
+        <w:tc>
+          <w:tcPr>
+            <w:tcW w:w="1197" w:type="dxa"/>
+          </w:tcPr>
+          <w:p>
+            <w:r>
+              <w:t>Yes</w:t>
+            </w:r>
+          </w:p>
+        </w:tc>
+        <w:tc>
+          <w:tcPr>
+            <w:tcW w:w="1261" w:type="dxa"/>
+          </w:tcPr>
+          <w:p/>
+        </w:tc>
+        <w:tc>
+          <w:tcPr>
+            <w:tcW w:w="1307" w:type="dxa"/>
+          </w:tcPr>
+          <w:p/>
+        </w:tc>
+        <w:tc>
+          <w:tcPr>
+            <w:tcW w:w="1011" w:type="dxa"/>
+          </w:tcPr>
+          <w:p>
+            <w:r>
+              <w:t>Primary</w:t>
+            </w:r>
+          </w:p>
+        </w:tc>
+      </w:tr>
+      <w:tr>
+        <w:tc>
+          <w:tcPr>
+            <w:tcW w:w="2712" w:type="dxa"/>
+          </w:tcPr>
+          <w:p>
+            <w:r>
+              <w:t>Baskets</w:t>
+            </w:r>
+            <w:r>
+              <w:t>Id</w:t>
+            </w:r>
+          </w:p>
+        </w:tc>
+        <w:tc>
+          <w:tcPr>
+            <w:tcW w:w="1528" w:type="dxa"/>
+          </w:tcPr>
+          <w:p>
+            <w:r>
+              <w:t>Int</w:t>
+            </w:r>
+          </w:p>
+        </w:tc>
+        <w:tc>
+          <w:tcPr>
+            <w:tcW w:w="1197" w:type="dxa"/>
+          </w:tcPr>
+          <w:p>
+            <w:r>
+              <w:t>Yes</w:t>
+            </w:r>
+          </w:p>
+        </w:tc>
+        <w:tc>
+          <w:tcPr>
+            <w:tcW w:w="1261" w:type="dxa"/>
+          </w:tcPr>
+          <w:p>
+            <w:r>
+              <w:t>Baskets</w:t>
+            </w:r>
+            <w:r>
+              <w:t>Id</w:t>
+            </w:r>
+          </w:p>
+        </w:tc>
+        <w:tc>
+          <w:tcPr>
+            <w:tcW w:w="1307" w:type="dxa"/>
+          </w:tcPr>
+          <w:p/>
+        </w:tc>
+        <w:tc>
+          <w:tcPr>
+            <w:tcW w:w="1011" w:type="dxa"/>
+          </w:tcPr>
+          <w:p>
+            <w:r>
+              <w:t>Foreign</w:t>
+            </w:r>
+          </w:p>
+        </w:tc>
+      </w:tr>
+      <w:tr>
+        <w:tc>
+          <w:tcPr>
+            <w:tcW w:w="2712" w:type="dxa"/>
+          </w:tcPr>
+          <w:p>
+            <w:r>
+              <w:t>ProductsId</w:t>
+            </w:r>
+          </w:p>
+        </w:tc>
+        <w:tc>
+          <w:tcPr>
+            <w:tcW w:w="1528" w:type="dxa"/>
+          </w:tcPr>
+          <w:p>
+            <w:r>
+              <w:t>Int</w:t>
+            </w:r>
+          </w:p>
+        </w:tc>
+        <w:tc>
+          <w:tcPr>
+            <w:tcW w:w="1197" w:type="dxa"/>
+          </w:tcPr>
+          <w:p>
+            <w:r>
+              <w:t>Yes</w:t>
+            </w:r>
+          </w:p>
+        </w:tc>
+        <w:tc>
+          <w:tcPr>
+            <w:tcW w:w="1261" w:type="dxa"/>
+          </w:tcPr>
+          <w:p>
+            <w:r>
+              <w:t>ProductsId</w:t>
+            </w:r>
+          </w:p>
+        </w:tc>
+        <w:tc>
+          <w:tcPr>
+            <w:tcW w:w="1307" w:type="dxa"/>
+          </w:tcPr>
+          <w:p/>
+        </w:tc>
+        <w:tc>
+          <w:tcPr>
+            <w:tcW w:w="1011" w:type="dxa"/>
+          </w:tcPr>
+          <w:p>
+            <w:r>
+              <w:t>Foreign</w:t>
+            </w:r>
+          </w:p>
+        </w:tc>
+      </w:tr>
+      <w:tr>
+        <w:tc>
+          <w:tcPr>
+            <w:tcW w:w="2712" w:type="dxa"/>
+          </w:tcPr>
+          <w:p>
+            <w:r>
+              <w:t>Quantity</w:t>
+            </w:r>
+          </w:p>
+        </w:tc>
+        <w:tc>
+          <w:tcPr>
+            <w:tcW w:w="1528" w:type="dxa"/>
+          </w:tcPr>
+          <w:p>
+            <w:r>
+              <w:t>Int</w:t>
+            </w:r>
+          </w:p>
+        </w:tc>
+        <w:tc>
+          <w:tcPr>
+            <w:tcW w:w="1197" w:type="dxa"/>
+          </w:tcPr>
+          <w:p>
+            <w:r>
+              <w:t>Yes</w:t>
+            </w:r>
+          </w:p>
+        </w:tc>
+        <w:tc>
+          <w:tcPr>
+            <w:tcW w:w="1261" w:type="dxa"/>
+          </w:tcPr>
+          <w:p>
+            <w:r>
+              <w:t>1</w:t>
+            </w:r>
+          </w:p>
+        </w:tc>
+        <w:tc>
+          <w:tcPr>
+            <w:tcW w:w="1307" w:type="dxa"/>
+          </w:tcPr>
+          <w:p>
+            <w:r>
+              <w:t>Cannot be less than 1</w:t>
+            </w:r>
+          </w:p>
+        </w:tc>
+        <w:tc>
+          <w:tcPr>
+            <w:tcW w:w="1011" w:type="dxa"/>
+          </w:tcPr>
+          <w:p>
+            <w:r>
+              <w:t>None</w:t>
+            </w:r>
+          </w:p>
+        </w:tc>
+      </w:tr>
+    </w:tbl>
+    <w:p>
+      <w:pPr>
+        <w:pStyle w:val="Heading3"/>
+      </w:pPr>
+      <w:bookmarkStart w:id="33" w:name="_Toc224035581"/>
+      <w:r>
+        <w:t>Producers</w:t>
+      </w:r>
+      <w:bookmarkEnd w:id="33"/>
+    </w:p>
+    <w:tbl>
+      <w:tblPr>
+        <w:tblStyle w:val="TableGrid"/>
+        <w:tblW w:w="0" w:type="auto"/>
+        <w:tblLook w:val="04A0" w:firstRow="1" w:lastRow="0" w:firstColumn="1" w:lastColumn="0" w:noHBand="0" w:noVBand="1"/>
+      </w:tblPr>
+      <w:tblGrid>
+        <w:gridCol w:w="2822"/>
+        <w:gridCol w:w="1632"/>
+        <w:gridCol w:w="1207"/>
+        <w:gridCol w:w="1023"/>
+        <w:gridCol w:w="1317"/>
+        <w:gridCol w:w="1015"/>
+      </w:tblGrid>
+      <w:tr>
+        <w:tc>
+          <w:tcPr>
+            <w:tcW w:w="2822" w:type="dxa"/>
+          </w:tcPr>
+          <w:p>
+            <w:pPr>
+              <w:rPr>
+                <w:b/>
+                <w:bCs/>
+              </w:rPr>
+            </w:pPr>
+            <w:r>
+              <w:rPr>
+                <w:b/>
+                <w:bCs/>
+              </w:rPr>
+              <w:t>Column</w:t>
+            </w:r>
+          </w:p>
+        </w:tc>
+        <w:tc>
+          <w:tcPr>
+            <w:tcW w:w="1632" w:type="dxa"/>
+          </w:tcPr>
+          <w:p>
+            <w:pPr>
+              <w:rPr>
+                <w:b/>
+                <w:bCs/>
+              </w:rPr>
+            </w:pPr>
+            <w:r>
+              <w:rPr>
+                <w:b/>
+                <w:bCs/>
+              </w:rPr>
+              <w:t>Data Type</w:t>
+            </w:r>
+          </w:p>
+        </w:tc>
+        <w:tc>
+          <w:tcPr>
+            <w:tcW w:w="1207" w:type="dxa"/>
+          </w:tcPr>
+          <w:p>
+            <w:pPr>
+              <w:rPr>
+                <w:b/>
+                <w:bCs/>
+              </w:rPr>
+            </w:pPr>
+            <w:r>
+              <w:rPr>
+                <w:b/>
+                <w:bCs/>
+              </w:rPr>
+              <w:t>Required</w:t>
+            </w:r>
+          </w:p>
+        </w:tc>
+        <w:tc>
+          <w:tcPr>
+            <w:tcW w:w="1023" w:type="dxa"/>
+          </w:tcPr>
+          <w:p>
+            <w:pPr>
+              <w:rPr>
+                <w:b/>
+                <w:bCs/>
+              </w:rPr>
+            </w:pPr>
+            <w:r>
+              <w:rPr>
+                <w:b/>
+                <w:bCs/>
+              </w:rPr>
+              <w:t>Default</w:t>
+            </w:r>
+          </w:p>
+        </w:tc>
+        <w:tc>
+          <w:tcPr>
+            <w:tcW w:w="1317" w:type="dxa"/>
+          </w:tcPr>
+          <w:p>
+            <w:pPr>
+              <w:rPr>
+                <w:b/>
+                <w:bCs/>
+              </w:rPr>
+            </w:pPr>
+            <w:r>
+              <w:rPr>
+                <w:b/>
+                <w:bCs/>
+              </w:rPr>
+              <w:t>Validation</w:t>
+            </w:r>
+          </w:p>
+        </w:tc>
+        <w:tc>
+          <w:tcPr>
+            <w:tcW w:w="1015" w:type="dxa"/>
+          </w:tcPr>
+          <w:p>
+            <w:pPr>
+              <w:rPr>
+                <w:b/>
+                <w:bCs/>
+              </w:rPr>
+            </w:pPr>
+            <w:r>
+              <w:rPr>
+                <w:b/>
+                <w:bCs/>
+              </w:rPr>
+              <w:t>Key Type</w:t>
+            </w:r>
+          </w:p>
+        </w:tc>
+      </w:tr>
+      <w:tr>
+        <w:tc>
+          <w:tcPr>
+            <w:tcW w:w="2822" w:type="dxa"/>
+          </w:tcPr>
+          <w:p>
+            <w:r>
+              <w:t>ProducersId</w:t>
+            </w:r>
+          </w:p>
+        </w:tc>
+        <w:tc>
+          <w:tcPr>
+            <w:tcW w:w="1632" w:type="dxa"/>
+          </w:tcPr>
+          <w:p>
+            <w:r>
+              <w:t>Int</w:t>
+            </w:r>
+          </w:p>
+        </w:tc>
+        <w:tc>
+          <w:tcPr>
+            <w:tcW w:w="1207" w:type="dxa"/>
+          </w:tcPr>
+          <w:p>
+            <w:r>
+              <w:t>Yes</w:t>
+            </w:r>
+          </w:p>
+        </w:tc>
+        <w:tc>
+          <w:tcPr>
+            <w:tcW w:w="1023" w:type="dxa"/>
+          </w:tcPr>
+          <w:p/>
+        </w:tc>
+        <w:tc>
+          <w:tcPr>
+            <w:tcW w:w="1317" w:type="dxa"/>
+          </w:tcPr>
+          <w:p/>
+        </w:tc>
+        <w:tc>
+          <w:tcPr>
+            <w:tcW w:w="1015" w:type="dxa"/>
+          </w:tcPr>
+          <w:p>
+            <w:r>
+              <w:t>Primary</w:t>
+            </w:r>
+          </w:p>
+        </w:tc>
+      </w:tr>
+      <w:tr>
+        <w:tc>
+          <w:tcPr>
+            <w:tcW w:w="2822" w:type="dxa"/>
+          </w:tcPr>
+          <w:p>
+            <w:r>
+              <w:t>UserId</w:t>
+            </w:r>
+          </w:p>
+        </w:tc>
+        <w:tc>
+          <w:tcPr>
+            <w:tcW w:w="1632" w:type="dxa"/>
+          </w:tcPr>
+          <w:p>
+            <w:r>
+              <w:t>String</w:t>
+            </w:r>
+          </w:p>
+        </w:tc>
+        <w:tc>
+          <w:tcPr>
+            <w:tcW w:w="1207" w:type="dxa"/>
+          </w:tcPr>
+          <w:p>
+            <w:r>
+              <w:t>Yes</w:t>
+            </w:r>
+          </w:p>
+        </w:tc>
+        <w:tc>
+          <w:tcPr>
+            <w:tcW w:w="1023" w:type="dxa"/>
+          </w:tcPr>
+          <w:p>
+            <w:r>
+              <w:t>Users Id</w:t>
+            </w:r>
+          </w:p>
+        </w:tc>
+        <w:tc>
+          <w:tcPr>
+            <w:tcW w:w="1317" w:type="dxa"/>
+          </w:tcPr>
+          <w:p/>
+        </w:tc>
+        <w:tc>
+          <w:tcPr>
+            <w:tcW w:w="1015" w:type="dxa"/>
+          </w:tcPr>
+          <w:p>
+            <w:r>
+              <w:t>Foreign</w:t>
+            </w:r>
+          </w:p>
+        </w:tc>
+      </w:tr>
+      <w:tr>
+        <w:tc>
+          <w:tcPr>
+            <w:tcW w:w="2822" w:type="dxa"/>
+          </w:tcPr>
+          <w:p>
+            <w:r>
+              <w:t>ProducerFirstName</w:t>
+            </w:r>
+          </w:p>
+        </w:tc>
+        <w:tc>
+          <w:tcPr>
+            <w:tcW w:w="1632" w:type="dxa"/>
+          </w:tcPr>
+          <w:p>
+            <w:r>
+              <w:t>String</w:t>
+            </w:r>
+          </w:p>
+        </w:tc>
+        <w:tc>
+          <w:tcPr>
+            <w:tcW w:w="1207" w:type="dxa"/>
+          </w:tcPr>
+          <w:p>
+            <w:r>
+              <w:t>Yes</w:t>
+            </w:r>
+          </w:p>
+        </w:tc>
+        <w:tc>
+          <w:tcPr>
+            <w:tcW w:w="1023" w:type="dxa"/>
+          </w:tcPr>
+          <w:p/>
+        </w:tc>
+        <w:tc>
+          <w:tcPr>
+            <w:tcW w:w="1317" w:type="dxa"/>
+          </w:tcPr>
+          <w:p/>
+        </w:tc>
+        <w:tc>
+          <w:tcPr>
+            <w:tcW w:w="1015" w:type="dxa"/>
+          </w:tcPr>
+          <w:p>
+            <w:r>
+              <w:t>None</w:t>
+            </w:r>
+          </w:p>
+        </w:tc>
+      </w:tr>
+      <w:tr>
+        <w:tc>
+          <w:tcPr>
+            <w:tcW w:w="2822" w:type="dxa"/>
+          </w:tcPr>
+          <w:p>
+            <w:r>
+              <w:t>ProducerLastName</w:t>
+            </w:r>
+          </w:p>
+        </w:tc>
+        <w:tc>
+          <w:tcPr>
+            <w:tcW w:w="1632" w:type="dxa"/>
+          </w:tcPr>
+          <w:p>
+            <w:r>
+              <w:t>String</w:t>
+            </w:r>
+          </w:p>
+        </w:tc>
+        <w:tc>
+          <w:tcPr>
+            <w:tcW w:w="1207" w:type="dxa"/>
+          </w:tcPr>
+          <w:p>
+            <w:r>
+              <w:t>Yes</w:t>
+            </w:r>
+          </w:p>
+        </w:tc>
+        <w:tc>
+          <w:tcPr>
+            <w:tcW w:w="1023" w:type="dxa"/>
+          </w:tcPr>
+          <w:p/>
+        </w:tc>
+        <w:tc>
+          <w:tcPr>
+            <w:tcW w:w="1317" w:type="dxa"/>
+          </w:tcPr>
+          <w:p/>
+        </w:tc>
+        <w:tc>
+          <w:tcPr>
+            <w:tcW w:w="1015" w:type="dxa"/>
+          </w:tcPr>
+          <w:p>
+            <w:r>
+              <w:t>None</w:t>
+            </w:r>
+          </w:p>
+        </w:tc>
+      </w:tr>
+      <w:tr>
+        <w:tc>
+          <w:tcPr>
+            <w:tcW w:w="2822" w:type="dxa"/>
+          </w:tcPr>
+          <w:p>
+            <w:r>
+              <w:t>BussinessName</w:t>
+            </w:r>
+          </w:p>
+        </w:tc>
+        <w:tc>
+          <w:tcPr>
+            <w:tcW w:w="1632" w:type="dxa"/>
+          </w:tcPr>
+          <w:p>
+            <w:r>
+              <w:t>String</w:t>
+            </w:r>
+          </w:p>
+        </w:tc>
+        <w:tc>
+          <w:tcPr>
+            <w:tcW w:w="1207" w:type="dxa"/>
+          </w:tcPr>
+          <w:p>
+            <w:r>
+              <w:t>Yes</w:t>
+            </w:r>
+          </w:p>
+        </w:tc>
+        <w:tc>
+          <w:tcPr>
+            <w:tcW w:w="1023" w:type="dxa"/>
+          </w:tcPr>
+          <w:p/>
+        </w:tc>
+        <w:tc>
+          <w:tcPr>
+            <w:tcW w:w="1317" w:type="dxa"/>
+          </w:tcPr>
+          <w:p/>
+        </w:tc>
+        <w:tc>
+          <w:tcPr>
+            <w:tcW w:w="1015" w:type="dxa"/>
+          </w:tcPr>
+          <w:p>
+            <w:r>
+              <w:t>None</w:t>
+            </w:r>
+          </w:p>
+        </w:tc>
+      </w:tr>
+      <w:tr>
+        <w:tc>
+          <w:tcPr>
+            <w:tcW w:w="2822" w:type="dxa"/>
+          </w:tcPr>
+          <w:p>
+            <w:r>
+              <w:t>BusinessDescription</w:t>
+            </w:r>
+          </w:p>
+        </w:tc>
+        <w:tc>
+          <w:tcPr>
+            <w:tcW w:w="1632" w:type="dxa"/>
+          </w:tcPr>
+          <w:p>
+            <w:r>
+              <w:t>String</w:t>
+            </w:r>
+          </w:p>
+        </w:tc>
+        <w:tc>
+          <w:tcPr>
+            <w:tcW w:w="1207" w:type="dxa"/>
+          </w:tcPr>
+          <w:p>
+            <w:r>
+              <w:t>Yes</w:t>
+            </w:r>
+          </w:p>
+        </w:tc>
+        <w:tc>
+          <w:tcPr>
+            <w:tcW w:w="1023" w:type="dxa"/>
+          </w:tcPr>
+          <w:p/>
+        </w:tc>
+        <w:tc>
+          <w:tcPr>
+            <w:tcW w:w="1317" w:type="dxa"/>
+          </w:tcPr>
+          <w:p/>
+        </w:tc>
+        <w:tc>
+          <w:tcPr>
+            <w:tcW w:w="1015" w:type="dxa"/>
+          </w:tcPr>
+          <w:p>
+            <w:r>
+              <w:t>None</w:t>
+            </w:r>
+          </w:p>
+        </w:tc>
+      </w:tr>
+      <w:tr>
+        <w:tc>
+          <w:tcPr>
+            <w:tcW w:w="2822" w:type="dxa"/>
+          </w:tcPr>
+          <w:p>
+            <w:r>
+              <w:t>BusinessBasedIn</w:t>
+            </w:r>
+          </w:p>
+        </w:tc>
+        <w:tc>
+          <w:tcPr>
+            <w:tcW w:w="1632" w:type="dxa"/>
+          </w:tcPr>
+          <w:p>
+            <w:r>
+              <w:t>String</w:t>
+            </w:r>
+          </w:p>
+        </w:tc>
+        <w:tc>
+          <w:tcPr>
+            <w:tcW w:w="1207" w:type="dxa"/>
+          </w:tcPr>
+          <w:p>
+            <w:r>
+              <w:t>Yes</w:t>
+            </w:r>
+          </w:p>
+        </w:tc>
+        <w:tc>
+          <w:tcPr>
+            <w:tcW w:w="1023" w:type="dxa"/>
+          </w:tcPr>
+          <w:p/>
+        </w:tc>
+        <w:tc>
+          <w:tcPr>
+            <w:tcW w:w="1317" w:type="dxa"/>
+          </w:tcPr>
+          <w:p>
+            <w:r>
+              <w:t>Can only be cities that are in England</w:t>
+            </w:r>
+          </w:p>
+        </w:tc>
+        <w:tc>
+          <w:tcPr>
+            <w:tcW w:w="1015" w:type="dxa"/>
+          </w:tcPr>
+          <w:p>
+            <w:r>
+              <w:t>None</w:t>
+            </w:r>
+          </w:p>
+        </w:tc>
+      </w:tr>
+      <w:tr>
+        <w:tc>
+          <w:tcPr>
+            <w:tcW w:w="2822" w:type="dxa"/>
+          </w:tcPr>
+          <w:p>
+            <w:r>
+              <w:t>Products</w:t>
+            </w:r>
+          </w:p>
+        </w:tc>
+        <w:tc>
+          <w:tcPr>
+            <w:tcW w:w="1632" w:type="dxa"/>
+          </w:tcPr>
+          <w:p>
+            <w:r>
+              <w:t>ICollection</w:t>
+            </w:r>
+          </w:p>
+        </w:tc>
+        <w:tc>
+          <w:tcPr>
+            <w:tcW w:w="1207" w:type="dxa"/>
+          </w:tcPr>
+          <w:p>
+            <w:r>
+              <w:t>No</w:t>
+            </w:r>
+          </w:p>
+        </w:tc>
+        <w:tc>
+          <w:tcPr>
+            <w:tcW w:w="1023" w:type="dxa"/>
+          </w:tcPr>
+          <w:p>
+            <w:r>
+              <w:t>Empty</w:t>
+            </w:r>
+          </w:p>
+        </w:tc>
+        <w:tc>
+          <w:tcPr>
+            <w:tcW w:w="1317" w:type="dxa"/>
+          </w:tcPr>
+          <w:p/>
+        </w:tc>
+        <w:tc>
+          <w:tcPr>
+            <w:tcW w:w="1015" w:type="dxa"/>
+          </w:tcPr>
+          <w:p>
+            <w:r>
+              <w:t>None</w:t>
+            </w:r>
+          </w:p>
         </w:tc>
       </w:tr>
     </w:tbl>
@@ -7111,22 +11699,22 @@
       <w:pPr>
         <w:pStyle w:val="Heading1"/>
       </w:pPr>
-      <w:bookmarkStart w:id="26" w:name="_Toc223867226"/>
+      <w:bookmarkStart w:id="34" w:name="_Toc224035582"/>
       <w:r>
         <w:lastRenderedPageBreak/>
         <w:t>Algorithm Design</w:t>
       </w:r>
-      <w:bookmarkEnd w:id="26"/>
+      <w:bookmarkEnd w:id="34"/>
     </w:p>
     <w:p>
       <w:pPr>
         <w:pStyle w:val="Heading2"/>
       </w:pPr>
-      <w:bookmarkStart w:id="27" w:name="_Toc223867227"/>
+      <w:bookmarkStart w:id="35" w:name="_Toc224035583"/>
       <w:r>
         <w:t>Register</w:t>
       </w:r>
-      <w:bookmarkEnd w:id="27"/>
+      <w:bookmarkEnd w:id="35"/>
     </w:p>
     <w:p>
       <w:r>
@@ -7172,11 +11760,23 @@
     </w:p>
     <w:p>
       <w:r>
-        <w:t xml:space="preserve">When the user clicks register, get their email, password and confirmation password. Check the information given by the user for email format, password format and confirmation password matches password. If the information is incorrect give them an </w:t>
+        <w:t xml:space="preserve">When the user clicks register, get their email, password and confirmation password. Check the information given by the user for email format, password format and </w:t>
+      </w:r>
+      <w:r>
+        <w:t xml:space="preserve">if </w:t>
+      </w:r>
+      <w:r>
+        <w:t xml:space="preserve">confirmation password </w:t>
+      </w:r>
+      <w:r>
+        <w:t>matches</w:t>
+      </w:r>
+      <w:r>
+        <w:t xml:space="preserve"> password. If the information is incorrect give them an error message on </w:t>
       </w:r>
       <w:r>
         <w:lastRenderedPageBreak/>
-        <w:t>error message on their screen for the specific information field. If the information is correct send it to the table called “Users” and save the changes made to database.</w:t>
+        <w:t>their screen for the specific information field. If the information is correct send it to the table called “Users” and save the changes made to database.</w:t>
       </w:r>
     </w:p>
     <w:p/>
@@ -7184,11 +11784,11 @@
       <w:pPr>
         <w:pStyle w:val="Heading2"/>
       </w:pPr>
-      <w:bookmarkStart w:id="28" w:name="_Toc223867228"/>
+      <w:bookmarkStart w:id="36" w:name="_Toc224035584"/>
       <w:r>
         <w:t>Login</w:t>
       </w:r>
-      <w:bookmarkEnd w:id="28"/>
+      <w:bookmarkEnd w:id="36"/>
     </w:p>
     <w:p>
       <w:r>
@@ -7241,42 +11841,272 @@
       <w:pPr>
         <w:pStyle w:val="Heading2"/>
       </w:pPr>
-      <w:bookmarkStart w:id="29" w:name="_Toc223867229"/>
+      <w:bookmarkStart w:id="37" w:name="_Toc224035585"/>
       <w:r>
         <w:lastRenderedPageBreak/>
-        <w:t>[Algorithm]</w:t>
+        <w:t>Filter products by price</w:t>
       </w:r>
-      <w:bookmarkEnd w:id="29"/>
+      <w:bookmarkEnd w:id="37"/>
+    </w:p>
+    <w:p>
+      <w:r>
+        <w:drawing>
+          <wp:inline distT="0" distB="0" distL="0" distR="0" wp14:anchorId="070B4F3B" wp14:editId="57EB4FF7">
+            <wp:extent cx="5725324" cy="2372056"/>
+            <wp:effectExtent l="0" t="0" r="8890" b="9525"/>
+            <wp:docPr id="9" name="Picture 9"/>
+            <wp:cNvGraphicFramePr>
+              <a:graphicFrameLocks xmlns:a="http://schemas.openxmlformats.org/drawingml/2006/main" noChangeAspect="1"/>
+            </wp:cNvGraphicFramePr>
+            <a:graphic xmlns:a="http://schemas.openxmlformats.org/drawingml/2006/main">
+              <a:graphicData uri="http://schemas.openxmlformats.org/drawingml/2006/picture">
+                <pic:pic xmlns:pic="http://schemas.openxmlformats.org/drawingml/2006/picture">
+                  <pic:nvPicPr>
+                    <pic:cNvPr id="1" name=""/>
+                    <pic:cNvPicPr/>
+                  </pic:nvPicPr>
+                  <pic:blipFill>
+                    <a:blip r:embed="rId18"/>
+                    <a:stretch>
+                      <a:fillRect/>
+                    </a:stretch>
+                  </pic:blipFill>
+                  <pic:spPr>
+                    <a:xfrm>
+                      <a:off x="0" y="0"/>
+                      <a:ext cx="5725324" cy="2372056"/>
+                    </a:xfrm>
+                    <a:prstGeom prst="rect">
+                      <a:avLst/>
+                    </a:prstGeom>
+                  </pic:spPr>
+                </pic:pic>
+              </a:graphicData>
+            </a:graphic>
+          </wp:inline>
+        </w:drawing>
+      </w:r>
+    </w:p>
+    <w:p>
+      <w:r>
+        <w:t xml:space="preserve">When the user clicks the filter button, filtered </w:t>
+      </w:r>
+      <w:r>
+        <w:t>products</w:t>
+      </w:r>
+      <w:r>
+        <w:t xml:space="preserve"> are found from the table “Rooms” by </w:t>
+      </w:r>
+      <w:r>
+        <w:t>the minimum price and maximum price</w:t>
+      </w:r>
+      <w:r>
+        <w:t xml:space="preserve"> inputted by the user. The filtered </w:t>
+      </w:r>
+      <w:r>
+        <w:t>product</w:t>
+      </w:r>
+      <w:r>
+        <w:t>s are sent to the “</w:t>
+      </w:r>
+      <w:r>
+        <w:t>Product</w:t>
+      </w:r>
+      <w:r>
+        <w:t>s” page to be displayed and then the user is sent to the “</w:t>
+      </w:r>
+      <w:r>
+        <w:t>Products</w:t>
+      </w:r>
+      <w:r>
+        <w:t>” page.</w:t>
+      </w:r>
     </w:p>
     <w:p>
       <w:pPr>
         <w:pStyle w:val="Heading2"/>
       </w:pPr>
-      <w:bookmarkStart w:id="30" w:name="_Toc223867230"/>
+      <w:bookmarkStart w:id="38" w:name="_Toc224035586"/>
       <w:r>
-        <w:t>[Algorithm]</w:t>
+        <w:t>Change product availability</w:t>
       </w:r>
-      <w:bookmarkEnd w:id="30"/>
+      <w:r>
+        <w:t xml:space="preserve"> as a producer</w:t>
+      </w:r>
+      <w:bookmarkEnd w:id="38"/>
+    </w:p>
+    <w:p>
+      <w:r>
+        <w:drawing>
+          <wp:inline distT="0" distB="0" distL="0" distR="0" wp14:anchorId="4EC42DF2" wp14:editId="54B7C048">
+            <wp:extent cx="5731510" cy="3866515"/>
+            <wp:effectExtent l="0" t="0" r="2540" b="635"/>
+            <wp:docPr id="8" name="Picture 8"/>
+            <wp:cNvGraphicFramePr>
+              <a:graphicFrameLocks xmlns:a="http://schemas.openxmlformats.org/drawingml/2006/main" noChangeAspect="1"/>
+            </wp:cNvGraphicFramePr>
+            <a:graphic xmlns:a="http://schemas.openxmlformats.org/drawingml/2006/main">
+              <a:graphicData uri="http://schemas.openxmlformats.org/drawingml/2006/picture">
+                <pic:pic xmlns:pic="http://schemas.openxmlformats.org/drawingml/2006/picture">
+                  <pic:nvPicPr>
+                    <pic:cNvPr id="1" name=""/>
+                    <pic:cNvPicPr/>
+                  </pic:nvPicPr>
+                  <pic:blipFill>
+                    <a:blip r:embed="rId19"/>
+                    <a:stretch>
+                      <a:fillRect/>
+                    </a:stretch>
+                  </pic:blipFill>
+                  <pic:spPr>
+                    <a:xfrm>
+                      <a:off x="0" y="0"/>
+                      <a:ext cx="5731510" cy="3866515"/>
+                    </a:xfrm>
+                    <a:prstGeom prst="rect">
+                      <a:avLst/>
+                    </a:prstGeom>
+                  </pic:spPr>
+                </pic:pic>
+              </a:graphicData>
+            </a:graphic>
+          </wp:inline>
+        </w:drawing>
+      </w:r>
+    </w:p>
+    <w:p>
+      <w:r>
+        <w:t xml:space="preserve">When the user clicks the “Edit </w:t>
+      </w:r>
+      <w:r>
+        <w:t xml:space="preserve">Product </w:t>
+      </w:r>
+      <w:r>
+        <w:t>Availability” button,</w:t>
+      </w:r>
+      <w:r>
+        <w:t xml:space="preserve"> the user’s role is taken from the “User Roles” table and checked for if it is a “Producer” role</w:t>
+      </w:r>
+      <w:r>
+        <w:t xml:space="preserve">. </w:t>
+      </w:r>
+      <w:r>
+        <w:t xml:space="preserve">If the user role is not a “Producer” role then the user is denied access and sent to the “Access Denied” page. If the user has access to page, then </w:t>
+      </w:r>
+      <w:r>
+        <w:t xml:space="preserve">the </w:t>
+      </w:r>
+      <w:r>
+        <w:t xml:space="preserve">product </w:t>
+      </w:r>
+      <w:r>
+        <w:t xml:space="preserve">that’s availability is going to change is taken, and </w:t>
+      </w:r>
+      <w:r>
+        <w:lastRenderedPageBreak/>
+        <w:t>the new availability status from the user</w:t>
+      </w:r>
+      <w:r>
+        <w:t xml:space="preserve">. </w:t>
+      </w:r>
+      <w:r>
+        <w:t>This new data is sent to the “</w:t>
+      </w:r>
+      <w:r>
+        <w:t>Product</w:t>
+      </w:r>
+      <w:r>
+        <w:t>s” table and then saved to the database. Finally, the user is sent to the “</w:t>
+      </w:r>
+      <w:r>
+        <w:t>Product</w:t>
+      </w:r>
+      <w:r>
+        <w:t>s” page.</w:t>
+      </w:r>
     </w:p>
     <w:p>
       <w:pPr>
         <w:pStyle w:val="Heading2"/>
       </w:pPr>
-      <w:bookmarkStart w:id="31" w:name="_Toc223867231"/>
+      <w:bookmarkStart w:id="39" w:name="_Toc224035587"/>
       <w:r>
-        <w:t>[Algorithm]</w:t>
+        <w:t>Add a product to basket</w:t>
       </w:r>
-      <w:bookmarkEnd w:id="31"/>
+      <w:bookmarkEnd w:id="39"/>
+    </w:p>
+    <w:p>
+      <w:r>
+        <w:drawing>
+          <wp:inline distT="0" distB="0" distL="0" distR="0" wp14:anchorId="64C3CF55" wp14:editId="15491B34">
+            <wp:extent cx="5731510" cy="5436870"/>
+            <wp:effectExtent l="0" t="0" r="2540" b="0"/>
+            <wp:docPr id="10" name="Picture 10"/>
+            <wp:cNvGraphicFramePr>
+              <a:graphicFrameLocks xmlns:a="http://schemas.openxmlformats.org/drawingml/2006/main" noChangeAspect="1"/>
+            </wp:cNvGraphicFramePr>
+            <a:graphic xmlns:a="http://schemas.openxmlformats.org/drawingml/2006/main">
+              <a:graphicData uri="http://schemas.openxmlformats.org/drawingml/2006/picture">
+                <pic:pic xmlns:pic="http://schemas.openxmlformats.org/drawingml/2006/picture">
+                  <pic:nvPicPr>
+                    <pic:cNvPr id="1" name=""/>
+                    <pic:cNvPicPr/>
+                  </pic:nvPicPr>
+                  <pic:blipFill>
+                    <a:blip r:embed="rId20"/>
+                    <a:stretch>
+                      <a:fillRect/>
+                    </a:stretch>
+                  </pic:blipFill>
+                  <pic:spPr>
+                    <a:xfrm>
+                      <a:off x="0" y="0"/>
+                      <a:ext cx="5731510" cy="5436870"/>
+                    </a:xfrm>
+                    <a:prstGeom prst="rect">
+                      <a:avLst/>
+                    </a:prstGeom>
+                  </pic:spPr>
+                </pic:pic>
+              </a:graphicData>
+            </a:graphic>
+          </wp:inline>
+        </w:drawing>
+      </w:r>
+    </w:p>
+    <w:p>
+      <w:r>
+        <w:t xml:space="preserve">When the user </w:t>
+      </w:r>
+      <w:r>
+        <w:t xml:space="preserve">clicks the “Add” button the user’s </w:t>
+      </w:r>
+      <w:r>
+        <w:t>identification</w:t>
+      </w:r>
+      <w:r>
+        <w:t xml:space="preserve"> is checked to see if they are logged in, if they are not then they are redirected to the log in page. The product identification and quantity are inputted by the users for the product to be added to the basket. The quantity is checked for if it is less than 1, if that is true then a relevant error message is shown to the user and the user is redirected to the products page without no product being added to the basket. If the quantity is not less than 1, then the user’s basket id</w:t>
+      </w:r>
+      <w:r>
+        <w:t>entificatio</w:t>
+      </w:r>
+      <w:r>
+        <w:t xml:space="preserve">n is </w:t>
+      </w:r>
+      <w:r>
+        <w:t>retrieved from the table “Basket” using the user’s identification. The user identification, product identification and quantity are sent to the table “Basket” and then the changes are saved to the database. Finally, the user is sent to the products page with the product being added to the basket.</w:t>
+      </w:r>
     </w:p>
     <w:p>
       <w:pPr>
         <w:pStyle w:val="Heading1"/>
       </w:pPr>
-      <w:bookmarkStart w:id="32" w:name="_Toc223867232"/>
+      <w:bookmarkStart w:id="40" w:name="_Toc224035588"/>
       <w:r>
+        <w:lastRenderedPageBreak/>
         <w:t>Test Strategy</w:t>
       </w:r>
-      <w:bookmarkEnd w:id="32"/>
+      <w:bookmarkEnd w:id="40"/>
     </w:p>
     <w:tbl>
       <w:tblPr>
@@ -7460,7 +12290,7 @@
             <w:r>
               <w:t xml:space="preserve">Email: </w:t>
             </w:r>
-            <w:hyperlink r:id="rId18" w:history="1">
+            <w:hyperlink r:id="rId21" w:history="1">
               <w:r>
                 <w:rPr>
                   <w:rStyle w:val="Hyperlink"/>
@@ -7694,7 +12524,7 @@
             <w:r>
               <w:t xml:space="preserve">Email: </w:t>
             </w:r>
-            <w:hyperlink r:id="rId19" w:history="1">
+            <w:hyperlink r:id="rId22" w:history="1">
               <w:r>
                 <w:rPr>
                   <w:rStyle w:val="Hyperlink"/>
@@ -7720,7 +12550,6 @@
                 <w:b/>
                 <w:bCs/>
               </w:rPr>
-              <w:lastRenderedPageBreak/>
               <w:t>Erroneous</w:t>
             </w:r>
           </w:p>
@@ -8715,7 +13544,7 @@
 </file>
 
 <file path=word/numbering.xml><?xml version="1.0" encoding="utf-8"?>
-<w:numbering xmlns:wpc="http://schemas.microsoft.com/office/word/2010/wordprocessingCanvas" xmlns:cx="http://schemas.microsoft.com/office/drawing/2014/chartex" xmlns:cx1="http://schemas.microsoft.com/office/drawing/2015/9/8/chartex" xmlns:cx2="http://schemas.microsoft.com/office/drawing/2015/10/21/chartex" xmlns:cx3="http://schemas.microsoft.com/office/drawing/2016/5/9/chartex" xmlns:cx4="http://schemas.microsoft.com/office/drawing/2016/5/10/chartex" xmlns:cx5="http://schemas.microsoft.com/office/drawing/2016/5/11/chartex" xmlns:cx6="http://schemas.microsoft.com/office/drawing/2016/5/12/chartex" xmlns:cx7="http://schemas.microsoft.com/office/drawing/2016/5/13/chartex" xmlns:cx8="http://schemas.microsoft.com/office/drawing/2016/5/14/chartex" xmlns:mc="http://schemas.openxmlformats.org/markup-compatibility/2006" xmlns:aink="http://schemas.microsoft.com/office/drawing/2016/ink" xmlns:am3d="http://schemas.microsoft.com/office/drawing/2017/model3d" xmlns:o="urn:schemas-microsoft-com:office:office" xmlns:oel="http://schemas.microsoft.com/office/2019/extlst" xmlns:r="http://schemas.openxmlformats.org/officeDocument/2006/relationships" xmlns:m="http://schemas.openxmlformats.org/officeDocument/2006/math" xmlns:v="urn:schemas-microsoft-com:vml" xmlns:wp14="http://schemas.microsoft.com/office/word/2010/wordprocessingDrawing" xmlns:wp="http://schemas.openxmlformats.org/drawingml/2006/wordprocessingDrawing" xmlns:w10="urn:schemas-microsoft-com:office:word" xmlns:w="http://schemas.openxmlformats.org/wordprocessingml/2006/main" xmlns:w14="http://schemas.microsoft.com/office/word/2010/wordml" xmlns:w15="http://schemas.microsoft.com/office/word/2012/wordml" xmlns:w16cex="http://schemas.microsoft.com/office/word/2018/wordml/cex" xmlns:w16cid="http://schemas.microsoft.com/office/word/2016/wordml/cid" xmlns:w16="http://schemas.microsoft.com/office/word/2018/wordml" xmlns:w16du="http://schemas.microsoft.com/office/word/2023/wordml/word16du" xmlns:w16sdtdh="http://schemas.microsoft.com/office/word/2020/wordml/sdtdatahash" xmlns:w16sdtfl="http://schemas.microsoft.com/office/word/2024/wordml/sdtformatlock" xmlns:w16se="http://schemas.microsoft.com/office/word/2015/wordml/symex" xmlns:wpg="http://schemas.microsoft.com/office/word/2010/wordprocessingGroup" xmlns:wpi="http://schemas.microsoft.com/office/word/2010/wordprocessingInk" xmlns:wne="http://schemas.microsoft.com/office/word/2006/wordml" xmlns:wps="http://schemas.microsoft.com/office/word/2010/wordprocessingShape" mc:Ignorable="w14 w15 w16se w16cid w16 w16cex w16sdtdh w16sdtfl w16du wp14">
+<w:numbering xmlns:wpc="http://schemas.microsoft.com/office/word/2010/wordprocessingCanvas" xmlns:cx="http://schemas.microsoft.com/office/drawing/2014/chartex" xmlns:cx1="http://schemas.microsoft.com/office/drawing/2015/9/8/chartex" xmlns:cx2="http://schemas.microsoft.com/office/drawing/2015/10/21/chartex" xmlns:cx3="http://schemas.microsoft.com/office/drawing/2016/5/9/chartex" xmlns:cx4="http://schemas.microsoft.com/office/drawing/2016/5/10/chartex" xmlns:cx5="http://schemas.microsoft.com/office/drawing/2016/5/11/chartex" xmlns:cx6="http://schemas.microsoft.com/office/drawing/2016/5/12/chartex" xmlns:cx7="http://schemas.microsoft.com/office/drawing/2016/5/13/chartex" xmlns:cx8="http://schemas.microsoft.com/office/drawing/2016/5/14/chartex" xmlns:mc="http://schemas.openxmlformats.org/markup-compatibility/2006" xmlns:aink="http://schemas.microsoft.com/office/drawing/2016/ink" xmlns:am3d="http://schemas.microsoft.com/office/drawing/2017/model3d" xmlns:o="urn:schemas-microsoft-com:office:office" xmlns:r="http://schemas.openxmlformats.org/officeDocument/2006/relationships" xmlns:m="http://schemas.openxmlformats.org/officeDocument/2006/math" xmlns:v="urn:schemas-microsoft-com:vml" xmlns:wp14="http://schemas.microsoft.com/office/word/2010/wordprocessingDrawing" xmlns:wp="http://schemas.openxmlformats.org/drawingml/2006/wordprocessingDrawing" xmlns:w10="urn:schemas-microsoft-com:office:word" xmlns:w="http://schemas.openxmlformats.org/wordprocessingml/2006/main" xmlns:w14="http://schemas.microsoft.com/office/word/2010/wordml" xmlns:w15="http://schemas.microsoft.com/office/word/2012/wordml" xmlns:w16cex="http://schemas.microsoft.com/office/word/2018/wordml/cex" xmlns:w16cid="http://schemas.microsoft.com/office/word/2016/wordml/cid" xmlns:w16="http://schemas.microsoft.com/office/word/2018/wordml" xmlns:w16sdtdh="http://schemas.microsoft.com/office/word/2020/wordml/sdtdatahash" xmlns:w16se="http://schemas.microsoft.com/office/word/2015/wordml/symex" xmlns:wpg="http://schemas.microsoft.com/office/word/2010/wordprocessingGroup" xmlns:wpi="http://schemas.microsoft.com/office/word/2010/wordprocessingInk" xmlns:wne="http://schemas.microsoft.com/office/word/2006/wordml" xmlns:wps="http://schemas.microsoft.com/office/word/2010/wordprocessingShape" mc:Ignorable="w14 w15 w16se w16cid w16 w16cex w16sdtdh wp14">
   <w:abstractNum w:abstractNumId="0" w15:restartNumberingAfterBreak="0">
     <w:nsid w:val="238969E0"/>
     <w:multiLevelType w:val="hybridMultilevel"/>
@@ -9168,23 +13997,23 @@
       </w:rPr>
     </w:lvl>
   </w:abstractNum>
-  <w:num w:numId="1" w16cid:durableId="978846349">
+  <w:num w:numId="1">
     <w:abstractNumId w:val="2"/>
   </w:num>
-  <w:num w:numId="2" w16cid:durableId="145977194">
+  <w:num w:numId="2">
     <w:abstractNumId w:val="3"/>
   </w:num>
-  <w:num w:numId="3" w16cid:durableId="899051924">
+  <w:num w:numId="3">
     <w:abstractNumId w:val="0"/>
   </w:num>
-  <w:num w:numId="4" w16cid:durableId="1100637999">
+  <w:num w:numId="4">
     <w:abstractNumId w:val="1"/>
   </w:num>
 </w:numbering>
 </file>
 
 <file path=word/styles.xml><?xml version="1.0" encoding="utf-8"?>
-<w:styles xmlns:mc="http://schemas.openxmlformats.org/markup-compatibility/2006" xmlns:r="http://schemas.openxmlformats.org/officeDocument/2006/relationships" xmlns:w="http://schemas.openxmlformats.org/wordprocessingml/2006/main" xmlns:w14="http://schemas.microsoft.com/office/word/2010/wordml" xmlns:w15="http://schemas.microsoft.com/office/word/2012/wordml" xmlns:w16cex="http://schemas.microsoft.com/office/word/2018/wordml/cex" xmlns:w16cid="http://schemas.microsoft.com/office/word/2016/wordml/cid" xmlns:w16="http://schemas.microsoft.com/office/word/2018/wordml" xmlns:w16du="http://schemas.microsoft.com/office/word/2023/wordml/word16du" xmlns:w16sdtdh="http://schemas.microsoft.com/office/word/2020/wordml/sdtdatahash" xmlns:w16sdtfl="http://schemas.microsoft.com/office/word/2024/wordml/sdtformatlock" xmlns:w16se="http://schemas.microsoft.com/office/word/2015/wordml/symex" mc:Ignorable="w14 w15 w16se w16cid w16 w16cex w16sdtdh w16sdtfl w16du">
+<w:styles xmlns:mc="http://schemas.openxmlformats.org/markup-compatibility/2006" xmlns:r="http://schemas.openxmlformats.org/officeDocument/2006/relationships" xmlns:w="http://schemas.openxmlformats.org/wordprocessingml/2006/main" xmlns:w14="http://schemas.microsoft.com/office/word/2010/wordml" xmlns:w15="http://schemas.microsoft.com/office/word/2012/wordml" xmlns:w16cex="http://schemas.microsoft.com/office/word/2018/wordml/cex" xmlns:w16cid="http://schemas.microsoft.com/office/word/2016/wordml/cid" xmlns:w16="http://schemas.microsoft.com/office/word/2018/wordml" xmlns:w16sdtdh="http://schemas.microsoft.com/office/word/2020/wordml/sdtdatahash" xmlns:w16se="http://schemas.microsoft.com/office/word/2015/wordml/symex" mc:Ignorable="w14 w15 w16se w16cid w16 w16cex w16sdtdh">
   <w:docDefaults>
     <w:rPrDefault>
       <w:rPr>
@@ -11769,12 +16598,12 @@
         </a:fontRef>
       </dsp:style>
       <dsp:txBody>
-        <a:bodyPr spcFirstLastPara="0" vert="horz" wrap="square" lIns="22860" tIns="22860" rIns="22860" bIns="22860" numCol="1" spcCol="1270" anchor="ctr" anchorCtr="0">
+        <a:bodyPr spcFirstLastPara="0" vert="horz" wrap="square" lIns="24765" tIns="24765" rIns="24765" bIns="24765" numCol="1" spcCol="1270" anchor="ctr" anchorCtr="0">
           <a:noAutofit/>
         </a:bodyPr>
         <a:lstStyle/>
         <a:p>
-          <a:pPr marL="0" lvl="0" indent="0" algn="ctr" defTabSz="1600200">
+          <a:pPr marL="0" lvl="0" indent="0" algn="ctr" defTabSz="1733550">
             <a:lnSpc>
               <a:spcPct val="90000"/>
             </a:lnSpc>
@@ -11787,7 +16616,7 @@
             <a:buNone/>
           </a:pPr>
           <a:r>
-            <a:rPr lang="en-GB" sz="3600" kern="1200"/>
+            <a:rPr lang="en-GB" sz="3900" kern="1200"/>
             <a:t>Home</a:t>
           </a:r>
         </a:p>
@@ -11874,12 +16703,12 @@
         </a:fontRef>
       </dsp:style>
       <dsp:txBody>
-        <a:bodyPr spcFirstLastPara="0" vert="horz" wrap="square" lIns="22860" tIns="22860" rIns="22860" bIns="22860" numCol="1" spcCol="1270" anchor="ctr" anchorCtr="0">
+        <a:bodyPr spcFirstLastPara="0" vert="horz" wrap="square" lIns="24765" tIns="24765" rIns="24765" bIns="24765" numCol="1" spcCol="1270" anchor="ctr" anchorCtr="0">
           <a:noAutofit/>
         </a:bodyPr>
         <a:lstStyle/>
         <a:p>
-          <a:pPr marL="0" lvl="0" indent="0" algn="ctr" defTabSz="1600200">
+          <a:pPr marL="0" lvl="0" indent="0" algn="ctr" defTabSz="1733550">
             <a:lnSpc>
               <a:spcPct val="90000"/>
             </a:lnSpc>
@@ -11892,7 +16721,7 @@
             <a:buNone/>
           </a:pPr>
           <a:r>
-            <a:rPr lang="en-GB" sz="3600" kern="1200"/>
+            <a:rPr lang="en-GB" sz="3900" kern="1200"/>
             <a:t>Privacy</a:t>
           </a:r>
         </a:p>
@@ -11979,12 +16808,12 @@
         </a:fontRef>
       </dsp:style>
       <dsp:txBody>
-        <a:bodyPr spcFirstLastPara="0" vert="horz" wrap="square" lIns="22860" tIns="22860" rIns="22860" bIns="22860" numCol="1" spcCol="1270" anchor="ctr" anchorCtr="0">
+        <a:bodyPr spcFirstLastPara="0" vert="horz" wrap="square" lIns="24765" tIns="24765" rIns="24765" bIns="24765" numCol="1" spcCol="1270" anchor="ctr" anchorCtr="0">
           <a:noAutofit/>
         </a:bodyPr>
         <a:lstStyle/>
         <a:p>
-          <a:pPr marL="0" lvl="0" indent="0" algn="ctr" defTabSz="1600200">
+          <a:pPr marL="0" lvl="0" indent="0" algn="ctr" defTabSz="1733550">
             <a:lnSpc>
               <a:spcPct val="90000"/>
             </a:lnSpc>
@@ -11997,7 +16826,7 @@
             <a:buNone/>
           </a:pPr>
           <a:r>
-            <a:rPr lang="en-GB" sz="3600" kern="1200"/>
+            <a:rPr lang="en-GB" sz="3900" kern="1200"/>
             <a:t>Register</a:t>
           </a:r>
         </a:p>
@@ -12084,12 +16913,12 @@
         </a:fontRef>
       </dsp:style>
       <dsp:txBody>
-        <a:bodyPr spcFirstLastPara="0" vert="horz" wrap="square" lIns="22860" tIns="22860" rIns="22860" bIns="22860" numCol="1" spcCol="1270" anchor="ctr" anchorCtr="0">
+        <a:bodyPr spcFirstLastPara="0" vert="horz" wrap="square" lIns="24765" tIns="24765" rIns="24765" bIns="24765" numCol="1" spcCol="1270" anchor="ctr" anchorCtr="0">
           <a:noAutofit/>
         </a:bodyPr>
         <a:lstStyle/>
         <a:p>
-          <a:pPr marL="0" lvl="0" indent="0" algn="ctr" defTabSz="1600200">
+          <a:pPr marL="0" lvl="0" indent="0" algn="ctr" defTabSz="1733550">
             <a:lnSpc>
               <a:spcPct val="90000"/>
             </a:lnSpc>
@@ -12102,7 +16931,7 @@
             <a:buNone/>
           </a:pPr>
           <a:r>
-            <a:rPr lang="en-GB" sz="3600" kern="1200"/>
+            <a:rPr lang="en-GB" sz="3900" kern="1200"/>
             <a:t>Login</a:t>
           </a:r>
         </a:p>
@@ -14297,7 +19126,7 @@
 </file>
 
 <file path=word/glossary/document.xml><?xml version="1.0" encoding="utf-8"?>
-<w:glossaryDocument xmlns:wpc="http://schemas.microsoft.com/office/word/2010/wordprocessingCanvas" xmlns:cx="http://schemas.microsoft.com/office/drawing/2014/chartex" xmlns:cx1="http://schemas.microsoft.com/office/drawing/2015/9/8/chartex" xmlns:cx2="http://schemas.microsoft.com/office/drawing/2015/10/21/chartex" xmlns:cx3="http://schemas.microsoft.com/office/drawing/2016/5/9/chartex" xmlns:cx4="http://schemas.microsoft.com/office/drawing/2016/5/10/chartex" xmlns:cx5="http://schemas.microsoft.com/office/drawing/2016/5/11/chartex" xmlns:cx6="http://schemas.microsoft.com/office/drawing/2016/5/12/chartex" xmlns:cx7="http://schemas.microsoft.com/office/drawing/2016/5/13/chartex" xmlns:cx8="http://schemas.microsoft.com/office/drawing/2016/5/14/chartex" xmlns:mc="http://schemas.openxmlformats.org/markup-compatibility/2006" xmlns:aink="http://schemas.microsoft.com/office/drawing/2016/ink" xmlns:am3d="http://schemas.microsoft.com/office/drawing/2017/model3d" xmlns:o="urn:schemas-microsoft-com:office:office" xmlns:oel="http://schemas.microsoft.com/office/2019/extlst" xmlns:r="http://schemas.openxmlformats.org/officeDocument/2006/relationships" xmlns:m="http://schemas.openxmlformats.org/officeDocument/2006/math" xmlns:v="urn:schemas-microsoft-com:vml" xmlns:wp14="http://schemas.microsoft.com/office/word/2010/wordprocessingDrawing" xmlns:wp="http://schemas.openxmlformats.org/drawingml/2006/wordprocessingDrawing" xmlns:w10="urn:schemas-microsoft-com:office:word" xmlns:w="http://schemas.openxmlformats.org/wordprocessingml/2006/main" xmlns:w14="http://schemas.microsoft.com/office/word/2010/wordml" xmlns:w15="http://schemas.microsoft.com/office/word/2012/wordml" xmlns:w16cex="http://schemas.microsoft.com/office/word/2018/wordml/cex" xmlns:w16cid="http://schemas.microsoft.com/office/word/2016/wordml/cid" xmlns:w16="http://schemas.microsoft.com/office/word/2018/wordml" xmlns:w16du="http://schemas.microsoft.com/office/word/2023/wordml/word16du" xmlns:w16sdtdh="http://schemas.microsoft.com/office/word/2020/wordml/sdtdatahash" xmlns:w16sdtfl="http://schemas.microsoft.com/office/word/2024/wordml/sdtformatlock" xmlns:w16se="http://schemas.microsoft.com/office/word/2015/wordml/symex" xmlns:wpg="http://schemas.microsoft.com/office/word/2010/wordprocessingGroup" xmlns:wpi="http://schemas.microsoft.com/office/word/2010/wordprocessingInk" xmlns:wne="http://schemas.microsoft.com/office/word/2006/wordml" xmlns:wps="http://schemas.microsoft.com/office/word/2010/wordprocessingShape" mc:Ignorable="w14 w15 w16se w16cid w16 w16cex w16sdtdh w16sdtfl w16du wp14">
+<w:glossaryDocument xmlns:wpc="http://schemas.microsoft.com/office/word/2010/wordprocessingCanvas" xmlns:cx="http://schemas.microsoft.com/office/drawing/2014/chartex" xmlns:cx1="http://schemas.microsoft.com/office/drawing/2015/9/8/chartex" xmlns:cx2="http://schemas.microsoft.com/office/drawing/2015/10/21/chartex" xmlns:cx3="http://schemas.microsoft.com/office/drawing/2016/5/9/chartex" xmlns:cx4="http://schemas.microsoft.com/office/drawing/2016/5/10/chartex" xmlns:cx5="http://schemas.microsoft.com/office/drawing/2016/5/11/chartex" xmlns:cx6="http://schemas.microsoft.com/office/drawing/2016/5/12/chartex" xmlns:cx7="http://schemas.microsoft.com/office/drawing/2016/5/13/chartex" xmlns:cx8="http://schemas.microsoft.com/office/drawing/2016/5/14/chartex" xmlns:mc="http://schemas.openxmlformats.org/markup-compatibility/2006" xmlns:aink="http://schemas.microsoft.com/office/drawing/2016/ink" xmlns:am3d="http://schemas.microsoft.com/office/drawing/2017/model3d" xmlns:o="urn:schemas-microsoft-com:office:office" xmlns:r="http://schemas.openxmlformats.org/officeDocument/2006/relationships" xmlns:m="http://schemas.openxmlformats.org/officeDocument/2006/math" xmlns:v="urn:schemas-microsoft-com:vml" xmlns:wp14="http://schemas.microsoft.com/office/word/2010/wordprocessingDrawing" xmlns:wp="http://schemas.openxmlformats.org/drawingml/2006/wordprocessingDrawing" xmlns:w10="urn:schemas-microsoft-com:office:word" xmlns:w="http://schemas.openxmlformats.org/wordprocessingml/2006/main" xmlns:w14="http://schemas.microsoft.com/office/word/2010/wordml" xmlns:w15="http://schemas.microsoft.com/office/word/2012/wordml" xmlns:w16cex="http://schemas.microsoft.com/office/word/2018/wordml/cex" xmlns:w16cid="http://schemas.microsoft.com/office/word/2016/wordml/cid" xmlns:w16="http://schemas.microsoft.com/office/word/2018/wordml" xmlns:w16sdtdh="http://schemas.microsoft.com/office/word/2020/wordml/sdtdatahash" xmlns:w16se="http://schemas.microsoft.com/office/word/2015/wordml/symex" xmlns:wpg="http://schemas.microsoft.com/office/word/2010/wordprocessingGroup" xmlns:wpi="http://schemas.microsoft.com/office/word/2010/wordprocessingInk" xmlns:wne="http://schemas.microsoft.com/office/word/2006/wordml" xmlns:wps="http://schemas.microsoft.com/office/word/2010/wordprocessingShape" mc:Ignorable="w14 w15 w16se w16cid w16 w16cex w16sdtdh wp14">
   <w:docParts>
     <w:docPart>
       <w:docPartPr>
@@ -14323,7 +19152,7 @@
             <w:rPr>
               <w:rFonts w:asciiTheme="majorHAnsi" w:eastAsiaTheme="majorEastAsia" w:hAnsiTheme="majorHAnsi" w:cstheme="majorBidi"/>
               <w:caps/>
-              <w:color w:val="156082" w:themeColor="accent1"/>
+              <w:color w:val="4472C4" w:themeColor="accent1"/>
               <w:sz w:val="80"/>
               <w:szCs w:val="80"/>
             </w:rPr>
@@ -14354,7 +19183,7 @@
           </w:pPr>
           <w:r>
             <w:rPr>
-              <w:color w:val="156082" w:themeColor="accent1"/>
+              <w:color w:val="4472C4" w:themeColor="accent1"/>
               <w:sz w:val="28"/>
               <w:szCs w:val="28"/>
             </w:rPr>
@@ -14368,7 +19197,7 @@
 </file>
 
 <file path=word/glossary/fontTable.xml><?xml version="1.0" encoding="utf-8"?>
-<w:fonts xmlns:mc="http://schemas.openxmlformats.org/markup-compatibility/2006" xmlns:r="http://schemas.openxmlformats.org/officeDocument/2006/relationships" xmlns:w="http://schemas.openxmlformats.org/wordprocessingml/2006/main" xmlns:w14="http://schemas.microsoft.com/office/word/2010/wordml" xmlns:w15="http://schemas.microsoft.com/office/word/2012/wordml" xmlns:w16cex="http://schemas.microsoft.com/office/word/2018/wordml/cex" xmlns:w16cid="http://schemas.microsoft.com/office/word/2016/wordml/cid" xmlns:w16="http://schemas.microsoft.com/office/word/2018/wordml" xmlns:w16du="http://schemas.microsoft.com/office/word/2023/wordml/word16du" xmlns:w16sdtdh="http://schemas.microsoft.com/office/word/2020/wordml/sdtdatahash" xmlns:w16sdtfl="http://schemas.microsoft.com/office/word/2024/wordml/sdtformatlock" xmlns:w16se="http://schemas.microsoft.com/office/word/2015/wordml/symex" mc:Ignorable="w14 w15 w16se w16cid w16 w16cex w16sdtdh w16sdtfl w16du">
+<w:fonts xmlns:mc="http://schemas.openxmlformats.org/markup-compatibility/2006" xmlns:r="http://schemas.openxmlformats.org/officeDocument/2006/relationships" xmlns:w="http://schemas.openxmlformats.org/wordprocessingml/2006/main" xmlns:w14="http://schemas.microsoft.com/office/word/2010/wordml" xmlns:w15="http://schemas.microsoft.com/office/word/2012/wordml" xmlns:w16cex="http://schemas.microsoft.com/office/word/2018/wordml/cex" xmlns:w16cid="http://schemas.microsoft.com/office/word/2016/wordml/cid" xmlns:w16="http://schemas.microsoft.com/office/word/2018/wordml" xmlns:w16sdtdh="http://schemas.microsoft.com/office/word/2020/wordml/sdtdatahash" xmlns:w16se="http://schemas.microsoft.com/office/word/2015/wordml/symex" mc:Ignorable="w14 w15 w16se w16cid w16 w16cex w16sdtdh">
   <w:font w:name="Symbol">
     <w:panose1 w:val="05050102010706020507"/>
     <w:charset w:val="02"/>
@@ -14398,12 +19227,14 @@
     <w:sig w:usb0="00000000" w:usb1="10000000" w:usb2="00000000" w:usb3="00000000" w:csb0="80000000" w:csb1="00000000"/>
   </w:font>
   <w:font w:name="Aptos">
+    <w:altName w:val="Calibri"/>
     <w:charset w:val="00"/>
     <w:family w:val="swiss"/>
     <w:pitch w:val="variable"/>
     <w:sig w:usb0="20000287" w:usb1="00000003" w:usb2="00000000" w:usb3="00000000" w:csb0="0000019F" w:csb1="00000000"/>
   </w:font>
   <w:font w:name="Aptos Display">
+    <w:altName w:val="Calibri"/>
     <w:charset w:val="00"/>
     <w:family w:val="swiss"/>
     <w:pitch w:val="variable"/>
@@ -14415,11 +19246,25 @@
     <w:pitch w:val="variable"/>
     <w:sig w:usb0="00008007" w:usb1="00000000" w:usb2="00000000" w:usb3="00000000" w:csb0="00000093" w:csb1="00000000"/>
   </w:font>
+  <w:font w:name="Calibri">
+    <w:panose1 w:val="020F0502020204030204"/>
+    <w:charset w:val="00"/>
+    <w:family w:val="swiss"/>
+    <w:pitch w:val="variable"/>
+    <w:sig w:usb0="E4002EFF" w:usb1="C200247B" w:usb2="00000009" w:usb3="00000000" w:csb0="000001FF" w:csb1="00000000"/>
+  </w:font>
+  <w:font w:name="Calibri Light">
+    <w:panose1 w:val="020F0302020204030204"/>
+    <w:charset w:val="00"/>
+    <w:family w:val="swiss"/>
+    <w:pitch w:val="variable"/>
+    <w:sig w:usb0="E4002EFF" w:usb1="C200247B" w:usb2="00000009" w:usb3="00000000" w:csb0="000001FF" w:csb1="00000000"/>
+  </w:font>
 </w:fonts>
 </file>
 
 <file path=word/glossary/settings.xml><?xml version="1.0" encoding="utf-8"?>
-<w:settings xmlns:mc="http://schemas.openxmlformats.org/markup-compatibility/2006" xmlns:o="urn:schemas-microsoft-com:office:office" xmlns:r="http://schemas.openxmlformats.org/officeDocument/2006/relationships" xmlns:m="http://schemas.openxmlformats.org/officeDocument/2006/math" xmlns:v="urn:schemas-microsoft-com:vml" xmlns:w10="urn:schemas-microsoft-com:office:word" xmlns:w="http://schemas.openxmlformats.org/wordprocessingml/2006/main" xmlns:w14="http://schemas.microsoft.com/office/word/2010/wordml" xmlns:w15="http://schemas.microsoft.com/office/word/2012/wordml" xmlns:w16cex="http://schemas.microsoft.com/office/word/2018/wordml/cex" xmlns:w16cid="http://schemas.microsoft.com/office/word/2016/wordml/cid" xmlns:w16="http://schemas.microsoft.com/office/word/2018/wordml" xmlns:w16du="http://schemas.microsoft.com/office/word/2023/wordml/word16du" xmlns:w16sdtdh="http://schemas.microsoft.com/office/word/2020/wordml/sdtdatahash" xmlns:w16sdtfl="http://schemas.microsoft.com/office/word/2024/wordml/sdtformatlock" xmlns:w16se="http://schemas.microsoft.com/office/word/2015/wordml/symex" xmlns:sl="http://schemas.openxmlformats.org/schemaLibrary/2006/main" mc:Ignorable="w14 w15 w16se w16cid w16 w16cex w16sdtdh w16sdtfl w16du">
+<w:settings xmlns:mc="http://schemas.openxmlformats.org/markup-compatibility/2006" xmlns:o="urn:schemas-microsoft-com:office:office" xmlns:r="http://schemas.openxmlformats.org/officeDocument/2006/relationships" xmlns:m="http://schemas.openxmlformats.org/officeDocument/2006/math" xmlns:v="urn:schemas-microsoft-com:vml" xmlns:w10="urn:schemas-microsoft-com:office:word" xmlns:w="http://schemas.openxmlformats.org/wordprocessingml/2006/main" xmlns:w14="http://schemas.microsoft.com/office/word/2010/wordml" xmlns:w15="http://schemas.microsoft.com/office/word/2012/wordml" xmlns:w16cex="http://schemas.microsoft.com/office/word/2018/wordml/cex" xmlns:w16cid="http://schemas.microsoft.com/office/word/2016/wordml/cid" xmlns:w16="http://schemas.microsoft.com/office/word/2018/wordml" xmlns:w16sdtdh="http://schemas.microsoft.com/office/word/2020/wordml/sdtdatahash" xmlns:w16se="http://schemas.microsoft.com/office/word/2015/wordml/symex" xmlns:sl="http://schemas.openxmlformats.org/schemaLibrary/2006/main" mc:Ignorable="w14 w15 w16se w16cid w16 w16cex w16sdtdh">
   <w:view w:val="normal"/>
   <w:defaultTabStop w:val="720"/>
   <w:characterSpacingControl w:val="doNotCompress"/>
@@ -14456,6 +19301,7 @@
     <w:rsid w:val="00BC228C"/>
     <w:rsid w:val="00C30DFF"/>
     <w:rsid w:val="00C75BAC"/>
+    <w:rsid w:val="00D609B8"/>
     <w:rsid w:val="00E97CCC"/>
     <w:rsid w:val="00EB2382"/>
     <w:rsid w:val="00F67921"/>
@@ -14483,7 +19329,7 @@
 </file>
 
 <file path=word/glossary/styles.xml><?xml version="1.0" encoding="utf-8"?>
-<w:styles xmlns:mc="http://schemas.openxmlformats.org/markup-compatibility/2006" xmlns:r="http://schemas.openxmlformats.org/officeDocument/2006/relationships" xmlns:w="http://schemas.openxmlformats.org/wordprocessingml/2006/main" xmlns:w14="http://schemas.microsoft.com/office/word/2010/wordml" xmlns:w15="http://schemas.microsoft.com/office/word/2012/wordml" xmlns:w16cex="http://schemas.microsoft.com/office/word/2018/wordml/cex" xmlns:w16cid="http://schemas.microsoft.com/office/word/2016/wordml/cid" xmlns:w16="http://schemas.microsoft.com/office/word/2018/wordml" xmlns:w16du="http://schemas.microsoft.com/office/word/2023/wordml/word16du" xmlns:w16sdtdh="http://schemas.microsoft.com/office/word/2020/wordml/sdtdatahash" xmlns:w16sdtfl="http://schemas.microsoft.com/office/word/2024/wordml/sdtformatlock" xmlns:w16se="http://schemas.microsoft.com/office/word/2015/wordml/symex" mc:Ignorable="w14 w15 w16se w16cid w16 w16cex w16sdtdh w16sdtfl w16du">
+<w:styles xmlns:mc="http://schemas.openxmlformats.org/markup-compatibility/2006" xmlns:r="http://schemas.openxmlformats.org/officeDocument/2006/relationships" xmlns:w="http://schemas.openxmlformats.org/wordprocessingml/2006/main" xmlns:w14="http://schemas.microsoft.com/office/word/2010/wordml" xmlns:w15="http://schemas.microsoft.com/office/word/2012/wordml" xmlns:w16cex="http://schemas.microsoft.com/office/word/2018/wordml/cex" xmlns:w16cid="http://schemas.microsoft.com/office/word/2016/wordml/cid" xmlns:w16="http://schemas.microsoft.com/office/word/2018/wordml" xmlns:w16sdtdh="http://schemas.microsoft.com/office/word/2020/wordml/sdtdatahash" xmlns:w16se="http://schemas.microsoft.com/office/word/2015/wordml/symex" mc:Ignorable="w14 w15 w16se w16cid w16 w16cex w16sdtdh">
   <w:docDefaults>
     <w:rPrDefault>
       <w:rPr>
@@ -14922,7 +19768,7 @@
 </file>
 
 <file path=word/glossary/webSettings.xml><?xml version="1.0" encoding="utf-8"?>
-<w:webSettings xmlns:mc="http://schemas.openxmlformats.org/markup-compatibility/2006" xmlns:r="http://schemas.openxmlformats.org/officeDocument/2006/relationships" xmlns:w="http://schemas.openxmlformats.org/wordprocessingml/2006/main" xmlns:w14="http://schemas.microsoft.com/office/word/2010/wordml" xmlns:w15="http://schemas.microsoft.com/office/word/2012/wordml" xmlns:w16cex="http://schemas.microsoft.com/office/word/2018/wordml/cex" xmlns:w16cid="http://schemas.microsoft.com/office/word/2016/wordml/cid" xmlns:w16="http://schemas.microsoft.com/office/word/2018/wordml" xmlns:w16du="http://schemas.microsoft.com/office/word/2023/wordml/word16du" xmlns:w16sdtdh="http://schemas.microsoft.com/office/word/2020/wordml/sdtdatahash" xmlns:w16sdtfl="http://schemas.microsoft.com/office/word/2024/wordml/sdtformatlock" xmlns:w16se="http://schemas.microsoft.com/office/word/2015/wordml/symex" mc:Ignorable="w14 w15 w16se w16cid w16 w16cex w16sdtdh w16sdtfl w16du">
+<w:webSettings xmlns:mc="http://schemas.openxmlformats.org/markup-compatibility/2006" xmlns:r="http://schemas.openxmlformats.org/officeDocument/2006/relationships" xmlns:w="http://schemas.openxmlformats.org/wordprocessingml/2006/main" xmlns:w14="http://schemas.microsoft.com/office/word/2010/wordml" xmlns:w15="http://schemas.microsoft.com/office/word/2012/wordml" xmlns:w16cex="http://schemas.microsoft.com/office/word/2018/wordml/cex" xmlns:w16cid="http://schemas.microsoft.com/office/word/2016/wordml/cid" xmlns:w16="http://schemas.microsoft.com/office/word/2018/wordml" xmlns:w16sdtdh="http://schemas.microsoft.com/office/word/2020/wordml/sdtdatahash" xmlns:w16se="http://schemas.microsoft.com/office/word/2015/wordml/symex" mc:Ignorable="w14 w15 w16se w16cid w16 w16cex w16sdtdh">
   <w:optimizeForBrowser/>
   <w:allowPNG/>
 </w:webSettings>
@@ -15244,14 +20090,19 @@
 </file>
 
 <file path=customXml/item1.xml><?xml version="1.0" encoding="utf-8"?>
-<p:properties xmlns:p="http://schemas.microsoft.com/office/2006/metadata/properties" xmlns:xsi="http://www.w3.org/2001/XMLSchema-instance" xmlns:pc="http://schemas.microsoft.com/office/infopath/2007/PartnerControls">
-  <documentManagement>
-    <_activity xmlns="0858e797-1849-4dd5-9d5a-25e6beea22bc" xsi:nil="true"/>
-  </documentManagement>
-</p:properties>
+<b:Sources xmlns:b="http://schemas.openxmlformats.org/officeDocument/2006/bibliography" xmlns="http://schemas.openxmlformats.org/officeDocument/2006/bibliography" SelectedStyle="\APASixthEditionOfficeOnline.xsl" StyleName="APA" Version="6"/>
 </file>
 
 <file path=customXml/item2.xml><?xml version="1.0" encoding="utf-8"?>
+<?mso-contentType ?>
+<FormTemplates xmlns="http://schemas.microsoft.com/sharepoint/v3/contenttype/forms">
+  <Display>DocumentLibraryForm</Display>
+  <Edit>DocumentLibraryForm</Edit>
+  <New>DocumentLibraryForm</New>
+</FormTemplates>
+</file>
+
+<file path=customXml/item3.xml><?xml version="1.0" encoding="utf-8"?>
 <ct:contentTypeSchema xmlns:ct="http://schemas.microsoft.com/office/2006/metadata/contentType" xmlns:ma="http://schemas.microsoft.com/office/2006/metadata/properties/metaAttributes" ct:_="" ma:_="" ma:contentTypeName="Document" ma:contentTypeID="0x01010056C2B2184EA01F42B9D0C6F832942DBC" ma:contentTypeVersion="11" ma:contentTypeDescription="Create a new document." ma:contentTypeScope="" ma:versionID="55e0c6c1c4500967667bb16e4c70d9ff">
   <xsd:schema xmlns:xsd="http://www.w3.org/2001/XMLSchema" xmlns:xs="http://www.w3.org/2001/XMLSchema" xmlns:p="http://schemas.microsoft.com/office/2006/metadata/properties" xmlns:ns3="0858e797-1849-4dd5-9d5a-25e6beea22bc" targetNamespace="http://schemas.microsoft.com/office/2006/metadata/properties" ma:root="true" ma:fieldsID="db27273709eb546562b89a5719f57ae0" ns3:_="">
     <xsd:import namespace="0858e797-1849-4dd5-9d5a-25e6beea22bc"/>
@@ -15437,30 +20288,31 @@
 </ct:contentTypeSchema>
 </file>
 
-<file path=customXml/item3.xml><?xml version="1.0" encoding="utf-8"?>
-<?mso-contentType ?>
-<FormTemplates xmlns="http://schemas.microsoft.com/sharepoint/v3/contenttype/forms">
-  <Display>DocumentLibraryForm</Display>
-  <Edit>DocumentLibraryForm</Edit>
-  <New>DocumentLibraryForm</New>
-</FormTemplates>
-</file>
-
 <file path=customXml/item4.xml><?xml version="1.0" encoding="utf-8"?>
-<b:Sources xmlns:b="http://schemas.openxmlformats.org/officeDocument/2006/bibliography" xmlns="http://schemas.openxmlformats.org/officeDocument/2006/bibliography" SelectedStyle="\APASixthEditionOfficeOnline.xsl" StyleName="APA" Version="6"/>
+<p:properties xmlns:p="http://schemas.microsoft.com/office/2006/metadata/properties" xmlns:xsi="http://www.w3.org/2001/XMLSchema-instance" xmlns:pc="http://schemas.microsoft.com/office/infopath/2007/PartnerControls">
+  <documentManagement>
+    <_activity xmlns="0858e797-1849-4dd5-9d5a-25e6beea22bc" xsi:nil="true"/>
+  </documentManagement>
+</p:properties>
 </file>
 
 <file path=customXml/itemProps1.xml><?xml version="1.0" encoding="utf-8"?>
-<ds:datastoreItem xmlns:ds="http://schemas.openxmlformats.org/officeDocument/2006/customXml" ds:itemID="{DD3E77BA-0A5F-412F-AD0C-65D1A89B375C}">
+<ds:datastoreItem xmlns:ds="http://schemas.openxmlformats.org/officeDocument/2006/customXml" ds:itemID="{C564E797-4C87-4565-A286-3540A1F927B3}">
   <ds:schemaRefs>
-    <ds:schemaRef ds:uri="http://schemas.microsoft.com/office/2006/metadata/properties"/>
-    <ds:schemaRef ds:uri="http://schemas.microsoft.com/office/infopath/2007/PartnerControls"/>
-    <ds:schemaRef ds:uri="0858e797-1849-4dd5-9d5a-25e6beea22bc"/>
+    <ds:schemaRef ds:uri="http://schemas.openxmlformats.org/officeDocument/2006/bibliography"/>
   </ds:schemaRefs>
 </ds:datastoreItem>
 </file>
 
 <file path=customXml/itemProps2.xml><?xml version="1.0" encoding="utf-8"?>
+<ds:datastoreItem xmlns:ds="http://schemas.openxmlformats.org/officeDocument/2006/customXml" ds:itemID="{A9623E5C-50AC-4F4B-AA64-E3F8AA2679C6}">
+  <ds:schemaRefs>
+    <ds:schemaRef ds:uri="http://schemas.microsoft.com/sharepoint/v3/contenttype/forms"/>
+  </ds:schemaRefs>
+</ds:datastoreItem>
+</file>
+
+<file path=customXml/itemProps3.xml><?xml version="1.0" encoding="utf-8"?>
 <ds:datastoreItem xmlns:ds="http://schemas.openxmlformats.org/officeDocument/2006/customXml" ds:itemID="{9FA6C0A6-5F7F-48C7-A810-283E2A6F84D1}">
   <ds:schemaRefs>
     <ds:schemaRef ds:uri="http://schemas.microsoft.com/office/2006/metadata/contentType"/>
@@ -15478,18 +20330,12 @@
 </ds:datastoreItem>
 </file>
 
-<file path=customXml/itemProps3.xml><?xml version="1.0" encoding="utf-8"?>
-<ds:datastoreItem xmlns:ds="http://schemas.openxmlformats.org/officeDocument/2006/customXml" ds:itemID="{A9623E5C-50AC-4F4B-AA64-E3F8AA2679C6}">
+<file path=customXml/itemProps4.xml><?xml version="1.0" encoding="utf-8"?>
+<ds:datastoreItem xmlns:ds="http://schemas.openxmlformats.org/officeDocument/2006/customXml" ds:itemID="{DD3E77BA-0A5F-412F-AD0C-65D1A89B375C}">
   <ds:schemaRefs>
-    <ds:schemaRef ds:uri="http://schemas.microsoft.com/sharepoint/v3/contenttype/forms"/>
-  </ds:schemaRefs>
-</ds:datastoreItem>
-</file>
-
-<file path=customXml/itemProps4.xml><?xml version="1.0" encoding="utf-8"?>
-<ds:datastoreItem xmlns:ds="http://schemas.openxmlformats.org/officeDocument/2006/customXml" ds:itemID="{C564E797-4C87-4565-A286-3540A1F927B3}">
-  <ds:schemaRefs>
-    <ds:schemaRef ds:uri="http://schemas.openxmlformats.org/officeDocument/2006/bibliography"/>
+    <ds:schemaRef ds:uri="http://schemas.microsoft.com/office/2006/metadata/properties"/>
+    <ds:schemaRef ds:uri="http://schemas.microsoft.com/office/infopath/2007/PartnerControls"/>
+    <ds:schemaRef ds:uri="0858e797-1849-4dd5-9d5a-25e6beea22bc"/>
   </ds:schemaRefs>
 </ds:datastoreItem>
 </file>
--- a/Task1_DesignDocs_AllDesigns_717903_Ram_D.docx
+++ b/Task1_DesignDocs_AllDesigns_717903_Ram_D.docx
@@ -1,6 +1,6 @@
 
 <file path=word/document.xml><?xml version="1.0" encoding="utf-8"?>
-<w:document xmlns:wpc="http://schemas.microsoft.com/office/word/2010/wordprocessingCanvas" xmlns:cx="http://schemas.microsoft.com/office/drawing/2014/chartex" xmlns:cx1="http://schemas.microsoft.com/office/drawing/2015/9/8/chartex" xmlns:cx2="http://schemas.microsoft.com/office/drawing/2015/10/21/chartex" xmlns:cx3="http://schemas.microsoft.com/office/drawing/2016/5/9/chartex" xmlns:cx4="http://schemas.microsoft.com/office/drawing/2016/5/10/chartex" xmlns:cx5="http://schemas.microsoft.com/office/drawing/2016/5/11/chartex" xmlns:cx6="http://schemas.microsoft.com/office/drawing/2016/5/12/chartex" xmlns:cx7="http://schemas.microsoft.com/office/drawing/2016/5/13/chartex" xmlns:cx8="http://schemas.microsoft.com/office/drawing/2016/5/14/chartex" xmlns:mc="http://schemas.openxmlformats.org/markup-compatibility/2006" xmlns:aink="http://schemas.microsoft.com/office/drawing/2016/ink" xmlns:am3d="http://schemas.microsoft.com/office/drawing/2017/model3d" xmlns:o="urn:schemas-microsoft-com:office:office" xmlns:r="http://schemas.openxmlformats.org/officeDocument/2006/relationships" xmlns:m="http://schemas.openxmlformats.org/officeDocument/2006/math" xmlns:v="urn:schemas-microsoft-com:vml" xmlns:wp14="http://schemas.microsoft.com/office/word/2010/wordprocessingDrawing" xmlns:wp="http://schemas.openxmlformats.org/drawingml/2006/wordprocessingDrawing" xmlns:w10="urn:schemas-microsoft-com:office:word" xmlns:w="http://schemas.openxmlformats.org/wordprocessingml/2006/main" xmlns:w14="http://schemas.microsoft.com/office/word/2010/wordml" xmlns:w15="http://schemas.microsoft.com/office/word/2012/wordml" xmlns:w16cex="http://schemas.microsoft.com/office/word/2018/wordml/cex" xmlns:w16cid="http://schemas.microsoft.com/office/word/2016/wordml/cid" xmlns:w16="http://schemas.microsoft.com/office/word/2018/wordml" xmlns:w16sdtdh="http://schemas.microsoft.com/office/word/2020/wordml/sdtdatahash" xmlns:w16se="http://schemas.microsoft.com/office/word/2015/wordml/symex" xmlns:wpg="http://schemas.microsoft.com/office/word/2010/wordprocessingGroup" xmlns:wpi="http://schemas.microsoft.com/office/word/2010/wordprocessingInk" xmlns:wne="http://schemas.microsoft.com/office/word/2006/wordml" xmlns:wps="http://schemas.microsoft.com/office/word/2010/wordprocessingShape" mc:Ignorable="w14 w15 w16se w16cid w16 w16cex w16sdtdh wp14">
+<w:document xmlns:wpc="http://schemas.microsoft.com/office/word/2010/wordprocessingCanvas" xmlns:cx="http://schemas.microsoft.com/office/drawing/2014/chartex" xmlns:cx1="http://schemas.microsoft.com/office/drawing/2015/9/8/chartex" xmlns:cx2="http://schemas.microsoft.com/office/drawing/2015/10/21/chartex" xmlns:cx3="http://schemas.microsoft.com/office/drawing/2016/5/9/chartex" xmlns:cx4="http://schemas.microsoft.com/office/drawing/2016/5/10/chartex" xmlns:cx5="http://schemas.microsoft.com/office/drawing/2016/5/11/chartex" xmlns:cx6="http://schemas.microsoft.com/office/drawing/2016/5/12/chartex" xmlns:cx7="http://schemas.microsoft.com/office/drawing/2016/5/13/chartex" xmlns:cx8="http://schemas.microsoft.com/office/drawing/2016/5/14/chartex" xmlns:mc="http://schemas.openxmlformats.org/markup-compatibility/2006" xmlns:aink="http://schemas.microsoft.com/office/drawing/2016/ink" xmlns:am3d="http://schemas.microsoft.com/office/drawing/2017/model3d" xmlns:o="urn:schemas-microsoft-com:office:office" xmlns:oel="http://schemas.microsoft.com/office/2019/extlst" xmlns:r="http://schemas.openxmlformats.org/officeDocument/2006/relationships" xmlns:m="http://schemas.openxmlformats.org/officeDocument/2006/math" xmlns:v="urn:schemas-microsoft-com:vml" xmlns:wp14="http://schemas.microsoft.com/office/word/2010/wordprocessingDrawing" xmlns:wp="http://schemas.openxmlformats.org/drawingml/2006/wordprocessingDrawing" xmlns:w10="urn:schemas-microsoft-com:office:word" xmlns:w="http://schemas.openxmlformats.org/wordprocessingml/2006/main" xmlns:w14="http://schemas.microsoft.com/office/word/2010/wordml" xmlns:w15="http://schemas.microsoft.com/office/word/2012/wordml" xmlns:w16cex="http://schemas.microsoft.com/office/word/2018/wordml/cex" xmlns:w16cid="http://schemas.microsoft.com/office/word/2016/wordml/cid" xmlns:w16="http://schemas.microsoft.com/office/word/2018/wordml" xmlns:w16du="http://schemas.microsoft.com/office/word/2023/wordml/word16du" xmlns:w16sdtdh="http://schemas.microsoft.com/office/word/2020/wordml/sdtdatahash" xmlns:w16sdtfl="http://schemas.microsoft.com/office/word/2024/wordml/sdtformatlock" xmlns:w16se="http://schemas.microsoft.com/office/word/2015/wordml/symex" xmlns:wpg="http://schemas.microsoft.com/office/word/2010/wordprocessingGroup" xmlns:wpi="http://schemas.microsoft.com/office/word/2010/wordprocessingInk" xmlns:wne="http://schemas.microsoft.com/office/word/2006/wordml" xmlns:wps="http://schemas.microsoft.com/office/word/2010/wordprocessingShape" mc:Ignorable="w14 w15 w16se w16cid w16 w16cex w16sdtdh w16sdtfl w16du wp14">
   <w:body>
     <w:p>
       <w:pPr>
@@ -183,7 +183,6 @@
             <w:dataBinding w:prefixMappings="xmlns:ns0='http://purl.org/dc/elements/1.1/' xmlns:ns1='http://schemas.openxmlformats.org/package/2006/metadata/core-properties' " w:xpath="/ns1:coreProperties[1]/ns0:subject[1]" w:storeItemID="{6C3C8BC8-F283-45AE-878A-BAB7291924A1}"/>
             <w:text/>
           </w:sdtPr>
-          <w:sdtEndPr/>
           <w:sdtContent>
             <w:p>
               <w:pPr>
@@ -322,7 +321,7 @@
                     <v:stroke joinstyle="miter"/>
                     <v:path gradientshapeok="t" o:connecttype="rect"/>
                   </v:shapetype>
-                  <v:shape id="Text Box 146" o:spid="_x0000_s1026" type="#_x0000_t202" style="position:absolute;left:0;text-align:left;margin-left:0;margin-top:0;width:516pt;height:43.9pt;z-index:251671552;visibility:visible;mso-wrap-style:square;mso-width-percent:1000;mso-height-percent:0;mso-top-percent:850;mso-wrap-distance-left:9pt;mso-wrap-distance-top:0;mso-wrap-distance-right:9pt;mso-wrap-distance-bottom:0;mso-position-horizontal:center;mso-position-horizontal-relative:margin;mso-position-vertical-relative:page;mso-width-percent:1000;mso-height-percent:0;mso-top-percent:850;mso-width-relative:margin;mso-height-relative:margin;v-text-anchor:bottom" o:gfxdata="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" filled="f" stroked="f" strokeweight=".5pt">
+                  <v:shape id="Text Box 146" o:spid="_x0000_s1026" type="#_x0000_t202" style="position:absolute;left:0;text-align:left;margin-left:0;margin-top:0;width:516pt;height:43.9pt;z-index:251671552;visibility:visible;mso-wrap-style:square;mso-width-percent:1000;mso-height-percent:0;mso-top-percent:850;mso-wrap-distance-left:9pt;mso-wrap-distance-top:0;mso-wrap-distance-right:9pt;mso-wrap-distance-bottom:0;mso-position-horizontal:center;mso-position-horizontal-relative:margin;mso-position-vertical-relative:page;mso-width-percent:1000;mso-height-percent:0;mso-top-percent:850;mso-width-relative:margin;mso-height-relative:margin;v-text-anchor:bottom" o:gfxdata="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" filled="f" stroked="f" strokeweight=".5pt">
                     <v:textbox style="mso-fit-shape-to-text:t" inset="0,0,0,0">
                       <w:txbxContent>
                         <w:p>
@@ -485,11 +484,7 @@
                 <w:rPr>
                   <w:rFonts w:eastAsiaTheme="minorEastAsia"/>
                   <w:noProof/>
-                  <w:kern w:val="0"/>
-                  <w:sz w:val="22"/>
-                  <w:szCs w:val="22"/>
                   <w:lang w:eastAsia="en-GB"/>
-                  <w14:ligatures w14:val="none"/>
                 </w:rPr>
               </w:pPr>
               <w:r>
@@ -513,7 +508,7 @@
                 </w:rPr>
                 <w:fldChar w:fldCharType="separate"/>
               </w:r>
-              <w:hyperlink w:anchor="_Toc224035548" w:history="1">
+              <w:hyperlink w:anchor="_Toc224118204" w:history="1">
                 <w:r>
                   <w:rPr>
                     <w:rStyle w:val="Hyperlink"/>
@@ -540,7 +535,7 @@
                     <w:noProof/>
                     <w:webHidden/>
                   </w:rPr>
-                  <w:instrText xml:space="preserve"> PAGEREF _Toc224035548 \h </w:instrText>
+                  <w:instrText xml:space="preserve"> PAGEREF _Toc224118204 \h </w:instrText>
                 </w:r>
                 <w:r>
                   <w:rPr>
@@ -580,14 +575,10 @@
                 <w:rPr>
                   <w:rFonts w:eastAsiaTheme="minorEastAsia"/>
                   <w:noProof/>
-                  <w:kern w:val="0"/>
-                  <w:sz w:val="22"/>
-                  <w:szCs w:val="22"/>
                   <w:lang w:eastAsia="en-GB"/>
-                  <w14:ligatures w14:val="none"/>
                 </w:rPr>
               </w:pPr>
-              <w:hyperlink w:anchor="_Toc224035549" w:history="1">
+              <w:hyperlink w:anchor="_Toc224118205" w:history="1">
                 <w:r>
                   <w:rPr>
                     <w:rStyle w:val="Hyperlink"/>
@@ -614,7 +605,7 @@
                     <w:noProof/>
                     <w:webHidden/>
                   </w:rPr>
-                  <w:instrText xml:space="preserve"> PAGEREF _Toc224035549 \h </w:instrText>
+                  <w:instrText xml:space="preserve"> PAGEREF _Toc224118205 \h </w:instrText>
                 </w:r>
                 <w:r>
                   <w:rPr>
@@ -654,14 +645,10 @@
                 <w:rPr>
                   <w:rFonts w:eastAsiaTheme="minorEastAsia"/>
                   <w:noProof/>
-                  <w:kern w:val="0"/>
-                  <w:sz w:val="22"/>
-                  <w:szCs w:val="22"/>
                   <w:lang w:eastAsia="en-GB"/>
-                  <w14:ligatures w14:val="none"/>
                 </w:rPr>
               </w:pPr>
-              <w:hyperlink w:anchor="_Toc224035550" w:history="1">
+              <w:hyperlink w:anchor="_Toc224118206" w:history="1">
                 <w:r>
                   <w:rPr>
                     <w:rStyle w:val="Hyperlink"/>
@@ -688,7 +675,7 @@
                     <w:noProof/>
                     <w:webHidden/>
                   </w:rPr>
-                  <w:instrText xml:space="preserve"> PAGEREF _Toc224035550 \h </w:instrText>
+                  <w:instrText xml:space="preserve"> PAGEREF _Toc224118206 \h </w:instrText>
                 </w:r>
                 <w:r>
                   <w:rPr>
@@ -728,14 +715,10 @@
                 <w:rPr>
                   <w:rFonts w:eastAsiaTheme="minorEastAsia"/>
                   <w:noProof/>
-                  <w:kern w:val="0"/>
-                  <w:sz w:val="22"/>
-                  <w:szCs w:val="22"/>
                   <w:lang w:eastAsia="en-GB"/>
-                  <w14:ligatures w14:val="none"/>
                 </w:rPr>
               </w:pPr>
-              <w:hyperlink w:anchor="_Toc224035551" w:history="1">
+              <w:hyperlink w:anchor="_Toc224118207" w:history="1">
                 <w:r>
                   <w:rPr>
                     <w:rStyle w:val="Hyperlink"/>
@@ -762,7 +745,7 @@
                     <w:noProof/>
                     <w:webHidden/>
                   </w:rPr>
-                  <w:instrText xml:space="preserve"> PAGEREF _Toc224035551 \h </w:instrText>
+                  <w:instrText xml:space="preserve"> PAGEREF _Toc224118207 \h </w:instrText>
                 </w:r>
                 <w:r>
                   <w:rPr>
@@ -802,14 +785,10 @@
                 <w:rPr>
                   <w:rFonts w:eastAsiaTheme="minorEastAsia"/>
                   <w:noProof/>
-                  <w:kern w:val="0"/>
-                  <w:sz w:val="22"/>
-                  <w:szCs w:val="22"/>
                   <w:lang w:eastAsia="en-GB"/>
-                  <w14:ligatures w14:val="none"/>
                 </w:rPr>
               </w:pPr>
-              <w:hyperlink w:anchor="_Toc224035552" w:history="1">
+              <w:hyperlink w:anchor="_Toc224118208" w:history="1">
                 <w:r>
                   <w:rPr>
                     <w:rStyle w:val="Hyperlink"/>
@@ -836,7 +815,7 @@
                     <w:noProof/>
                     <w:webHidden/>
                   </w:rPr>
-                  <w:instrText xml:space="preserve"> PAGEREF _Toc224035552 \h </w:instrText>
+                  <w:instrText xml:space="preserve"> PAGEREF _Toc224118208 \h </w:instrText>
                 </w:r>
                 <w:r>
                   <w:rPr>
@@ -876,14 +855,10 @@
                 <w:rPr>
                   <w:rFonts w:eastAsiaTheme="minorEastAsia"/>
                   <w:noProof/>
-                  <w:kern w:val="0"/>
-                  <w:sz w:val="22"/>
-                  <w:szCs w:val="22"/>
                   <w:lang w:eastAsia="en-GB"/>
-                  <w14:ligatures w14:val="none"/>
                 </w:rPr>
               </w:pPr>
-              <w:hyperlink w:anchor="_Toc224035553" w:history="1">
+              <w:hyperlink w:anchor="_Toc224118209" w:history="1">
                 <w:r>
                   <w:rPr>
                     <w:rStyle w:val="Hyperlink"/>
@@ -910,7 +885,7 @@
                     <w:noProof/>
                     <w:webHidden/>
                   </w:rPr>
-                  <w:instrText xml:space="preserve"> PAGEREF _Toc224035553 \h </w:instrText>
+                  <w:instrText xml:space="preserve"> PAGEREF _Toc224118209 \h </w:instrText>
                 </w:r>
                 <w:r>
                   <w:rPr>
@@ -950,14 +925,10 @@
                 <w:rPr>
                   <w:rFonts w:eastAsiaTheme="minorEastAsia"/>
                   <w:noProof/>
-                  <w:kern w:val="0"/>
-                  <w:sz w:val="22"/>
-                  <w:szCs w:val="22"/>
                   <w:lang w:eastAsia="en-GB"/>
-                  <w14:ligatures w14:val="none"/>
                 </w:rPr>
               </w:pPr>
-              <w:hyperlink w:anchor="_Toc224035554" w:history="1">
+              <w:hyperlink w:anchor="_Toc224118210" w:history="1">
                 <w:r>
                   <w:rPr>
                     <w:rStyle w:val="Hyperlink"/>
@@ -984,7 +955,7 @@
                     <w:noProof/>
                     <w:webHidden/>
                   </w:rPr>
-                  <w:instrText xml:space="preserve"> PAGEREF _Toc224035554 \h </w:instrText>
+                  <w:instrText xml:space="preserve"> PAGEREF _Toc224118210 \h </w:instrText>
                 </w:r>
                 <w:r>
                   <w:rPr>
@@ -1024,14 +995,10 @@
                 <w:rPr>
                   <w:rFonts w:eastAsiaTheme="minorEastAsia"/>
                   <w:noProof/>
-                  <w:kern w:val="0"/>
-                  <w:sz w:val="22"/>
-                  <w:szCs w:val="22"/>
                   <w:lang w:eastAsia="en-GB"/>
-                  <w14:ligatures w14:val="none"/>
                 </w:rPr>
               </w:pPr>
-              <w:hyperlink w:anchor="_Toc224035555" w:history="1">
+              <w:hyperlink w:anchor="_Toc224118211" w:history="1">
                 <w:r>
                   <w:rPr>
                     <w:rStyle w:val="Hyperlink"/>
@@ -1058,7 +1025,7 @@
                     <w:noProof/>
                     <w:webHidden/>
                   </w:rPr>
-                  <w:instrText xml:space="preserve"> PAGEREF _Toc224035555 \h </w:instrText>
+                  <w:instrText xml:space="preserve"> PAGEREF _Toc224118211 \h </w:instrText>
                 </w:r>
                 <w:r>
                   <w:rPr>
@@ -1098,14 +1065,10 @@
                 <w:rPr>
                   <w:rFonts w:eastAsiaTheme="minorEastAsia"/>
                   <w:noProof/>
-                  <w:kern w:val="0"/>
-                  <w:sz w:val="22"/>
-                  <w:szCs w:val="22"/>
                   <w:lang w:eastAsia="en-GB"/>
-                  <w14:ligatures w14:val="none"/>
                 </w:rPr>
               </w:pPr>
-              <w:hyperlink w:anchor="_Toc224035556" w:history="1">
+              <w:hyperlink w:anchor="_Toc224118212" w:history="1">
                 <w:r>
                   <w:rPr>
                     <w:rStyle w:val="Hyperlink"/>
@@ -1132,7 +1095,7 @@
                     <w:noProof/>
                     <w:webHidden/>
                   </w:rPr>
-                  <w:instrText xml:space="preserve"> PAGEREF _Toc224035556 \h </w:instrText>
+                  <w:instrText xml:space="preserve"> PAGEREF _Toc224118212 \h </w:instrText>
                 </w:r>
                 <w:r>
                   <w:rPr>
@@ -1172,14 +1135,10 @@
                 <w:rPr>
                   <w:rFonts w:eastAsiaTheme="minorEastAsia"/>
                   <w:noProof/>
-                  <w:kern w:val="0"/>
-                  <w:sz w:val="22"/>
-                  <w:szCs w:val="22"/>
                   <w:lang w:eastAsia="en-GB"/>
-                  <w14:ligatures w14:val="none"/>
                 </w:rPr>
               </w:pPr>
-              <w:hyperlink w:anchor="_Toc224035557" w:history="1">
+              <w:hyperlink w:anchor="_Toc224118213" w:history="1">
                 <w:r>
                   <w:rPr>
                     <w:rStyle w:val="Hyperlink"/>
@@ -1206,7 +1165,7 @@
                     <w:noProof/>
                     <w:webHidden/>
                   </w:rPr>
-                  <w:instrText xml:space="preserve"> PAGEREF _Toc224035557 \h </w:instrText>
+                  <w:instrText xml:space="preserve"> PAGEREF _Toc224118213 \h </w:instrText>
                 </w:r>
                 <w:r>
                   <w:rPr>
@@ -1246,14 +1205,10 @@
                 <w:rPr>
                   <w:rFonts w:eastAsiaTheme="minorEastAsia"/>
                   <w:noProof/>
-                  <w:kern w:val="0"/>
-                  <w:sz w:val="22"/>
-                  <w:szCs w:val="22"/>
                   <w:lang w:eastAsia="en-GB"/>
-                  <w14:ligatures w14:val="none"/>
                 </w:rPr>
               </w:pPr>
-              <w:hyperlink w:anchor="_Toc224035558" w:history="1">
+              <w:hyperlink w:anchor="_Toc224118214" w:history="1">
                 <w:r>
                   <w:rPr>
                     <w:rStyle w:val="Hyperlink"/>
@@ -1280,7 +1235,7 @@
                     <w:noProof/>
                     <w:webHidden/>
                   </w:rPr>
-                  <w:instrText xml:space="preserve"> PAGEREF _Toc224035558 \h </w:instrText>
+                  <w:instrText xml:space="preserve"> PAGEREF _Toc224118214 \h </w:instrText>
                 </w:r>
                 <w:r>
                   <w:rPr>
@@ -1320,14 +1275,10 @@
                 <w:rPr>
                   <w:rFonts w:eastAsiaTheme="minorEastAsia"/>
                   <w:noProof/>
-                  <w:kern w:val="0"/>
-                  <w:sz w:val="22"/>
-                  <w:szCs w:val="22"/>
                   <w:lang w:eastAsia="en-GB"/>
-                  <w14:ligatures w14:val="none"/>
                 </w:rPr>
               </w:pPr>
-              <w:hyperlink w:anchor="_Toc224035559" w:history="1">
+              <w:hyperlink w:anchor="_Toc224118215" w:history="1">
                 <w:r>
                   <w:rPr>
                     <w:rStyle w:val="Hyperlink"/>
@@ -1354,7 +1305,7 @@
                     <w:noProof/>
                     <w:webHidden/>
                   </w:rPr>
-                  <w:instrText xml:space="preserve"> PAGEREF _Toc224035559 \h </w:instrText>
+                  <w:instrText xml:space="preserve"> PAGEREF _Toc224118215 \h </w:instrText>
                 </w:r>
                 <w:r>
                   <w:rPr>
@@ -1394,14 +1345,10 @@
                 <w:rPr>
                   <w:rFonts w:eastAsiaTheme="minorEastAsia"/>
                   <w:noProof/>
-                  <w:kern w:val="0"/>
-                  <w:sz w:val="22"/>
-                  <w:szCs w:val="22"/>
                   <w:lang w:eastAsia="en-GB"/>
-                  <w14:ligatures w14:val="none"/>
                 </w:rPr>
               </w:pPr>
-              <w:hyperlink w:anchor="_Toc224035560" w:history="1">
+              <w:hyperlink w:anchor="_Toc224118216" w:history="1">
                 <w:r>
                   <w:rPr>
                     <w:rStyle w:val="Hyperlink"/>
@@ -1428,7 +1375,7 @@
                     <w:noProof/>
                     <w:webHidden/>
                   </w:rPr>
-                  <w:instrText xml:space="preserve"> PAGEREF _Toc224035560 \h </w:instrText>
+                  <w:instrText xml:space="preserve"> PAGEREF _Toc224118216 \h </w:instrText>
                 </w:r>
                 <w:r>
                   <w:rPr>
@@ -1468,14 +1415,10 @@
                 <w:rPr>
                   <w:rFonts w:eastAsiaTheme="minorEastAsia"/>
                   <w:noProof/>
-                  <w:kern w:val="0"/>
-                  <w:sz w:val="22"/>
-                  <w:szCs w:val="22"/>
                   <w:lang w:eastAsia="en-GB"/>
-                  <w14:ligatures w14:val="none"/>
                 </w:rPr>
               </w:pPr>
-              <w:hyperlink w:anchor="_Toc224035561" w:history="1">
+              <w:hyperlink w:anchor="_Toc224118217" w:history="1">
                 <w:r>
                   <w:rPr>
                     <w:rStyle w:val="Hyperlink"/>
@@ -1502,7 +1445,7 @@
                     <w:noProof/>
                     <w:webHidden/>
                   </w:rPr>
-                  <w:instrText xml:space="preserve"> PAGEREF _Toc224035561 \h </w:instrText>
+                  <w:instrText xml:space="preserve"> PAGEREF _Toc224118217 \h </w:instrText>
                 </w:r>
                 <w:r>
                   <w:rPr>
@@ -1542,14 +1485,10 @@
                 <w:rPr>
                   <w:rFonts w:eastAsiaTheme="minorEastAsia"/>
                   <w:noProof/>
-                  <w:kern w:val="0"/>
-                  <w:sz w:val="22"/>
-                  <w:szCs w:val="22"/>
                   <w:lang w:eastAsia="en-GB"/>
-                  <w14:ligatures w14:val="none"/>
                 </w:rPr>
               </w:pPr>
-              <w:hyperlink w:anchor="_Toc224035562" w:history="1">
+              <w:hyperlink w:anchor="_Toc224118218" w:history="1">
                 <w:r>
                   <w:rPr>
                     <w:rStyle w:val="Hyperlink"/>
@@ -1576,7 +1515,7 @@
                     <w:noProof/>
                     <w:webHidden/>
                   </w:rPr>
-                  <w:instrText xml:space="preserve"> PAGEREF _Toc224035562 \h </w:instrText>
+                  <w:instrText xml:space="preserve"> PAGEREF _Toc224118218 \h </w:instrText>
                 </w:r>
                 <w:r>
                   <w:rPr>
@@ -1616,14 +1555,10 @@
                 <w:rPr>
                   <w:rFonts w:eastAsiaTheme="minorEastAsia"/>
                   <w:noProof/>
-                  <w:kern w:val="0"/>
-                  <w:sz w:val="22"/>
-                  <w:szCs w:val="22"/>
                   <w:lang w:eastAsia="en-GB"/>
-                  <w14:ligatures w14:val="none"/>
                 </w:rPr>
               </w:pPr>
-              <w:hyperlink w:anchor="_Toc224035563" w:history="1">
+              <w:hyperlink w:anchor="_Toc224118219" w:history="1">
                 <w:r>
                   <w:rPr>
                     <w:rStyle w:val="Hyperlink"/>
@@ -1650,7 +1585,7 @@
                     <w:noProof/>
                     <w:webHidden/>
                   </w:rPr>
-                  <w:instrText xml:space="preserve"> PAGEREF _Toc224035563 \h </w:instrText>
+                  <w:instrText xml:space="preserve"> PAGEREF _Toc224118219 \h </w:instrText>
                 </w:r>
                 <w:r>
                   <w:rPr>
@@ -1690,14 +1625,10 @@
                 <w:rPr>
                   <w:rFonts w:eastAsiaTheme="minorEastAsia"/>
                   <w:noProof/>
-                  <w:kern w:val="0"/>
-                  <w:sz w:val="22"/>
-                  <w:szCs w:val="22"/>
                   <w:lang w:eastAsia="en-GB"/>
-                  <w14:ligatures w14:val="none"/>
                 </w:rPr>
               </w:pPr>
-              <w:hyperlink w:anchor="_Toc224035564" w:history="1">
+              <w:hyperlink w:anchor="_Toc224118220" w:history="1">
                 <w:r>
                   <w:rPr>
                     <w:rStyle w:val="Hyperlink"/>
@@ -1724,7 +1655,7 @@
                     <w:noProof/>
                     <w:webHidden/>
                   </w:rPr>
-                  <w:instrText xml:space="preserve"> PAGEREF _Toc224035564 \h </w:instrText>
+                  <w:instrText xml:space="preserve"> PAGEREF _Toc224118220 \h </w:instrText>
                 </w:r>
                 <w:r>
                   <w:rPr>
@@ -1764,14 +1695,10 @@
                 <w:rPr>
                   <w:rFonts w:eastAsiaTheme="minorEastAsia"/>
                   <w:noProof/>
-                  <w:kern w:val="0"/>
-                  <w:sz w:val="22"/>
-                  <w:szCs w:val="22"/>
                   <w:lang w:eastAsia="en-GB"/>
-                  <w14:ligatures w14:val="none"/>
                 </w:rPr>
               </w:pPr>
-              <w:hyperlink w:anchor="_Toc224035565" w:history="1">
+              <w:hyperlink w:anchor="_Toc224118221" w:history="1">
                 <w:r>
                   <w:rPr>
                     <w:rStyle w:val="Hyperlink"/>
@@ -1798,7 +1725,7 @@
                     <w:noProof/>
                     <w:webHidden/>
                   </w:rPr>
-                  <w:instrText xml:space="preserve"> PAGEREF _Toc224035565 \h </w:instrText>
+                  <w:instrText xml:space="preserve"> PAGEREF _Toc224118221 \h </w:instrText>
                 </w:r>
                 <w:r>
                   <w:rPr>
@@ -1838,14 +1765,10 @@
                 <w:rPr>
                   <w:rFonts w:eastAsiaTheme="minorEastAsia"/>
                   <w:noProof/>
-                  <w:kern w:val="0"/>
-                  <w:sz w:val="22"/>
-                  <w:szCs w:val="22"/>
                   <w:lang w:eastAsia="en-GB"/>
-                  <w14:ligatures w14:val="none"/>
                 </w:rPr>
               </w:pPr>
-              <w:hyperlink w:anchor="_Toc224035566" w:history="1">
+              <w:hyperlink w:anchor="_Toc224118222" w:history="1">
                 <w:r>
                   <w:rPr>
                     <w:rStyle w:val="Hyperlink"/>
@@ -1872,7 +1795,7 @@
                     <w:noProof/>
                     <w:webHidden/>
                   </w:rPr>
-                  <w:instrText xml:space="preserve"> PAGEREF _Toc224035566 \h </w:instrText>
+                  <w:instrText xml:space="preserve"> PAGEREF _Toc224118222 \h </w:instrText>
                 </w:r>
                 <w:r>
                   <w:rPr>
@@ -1892,7 +1815,7 @@
                     <w:noProof/>
                     <w:webHidden/>
                   </w:rPr>
-                  <w:t>4</w:t>
+                  <w:t>5</w:t>
                 </w:r>
                 <w:r>
                   <w:rPr>
@@ -1912,14 +1835,10 @@
                 <w:rPr>
                   <w:rFonts w:eastAsiaTheme="minorEastAsia"/>
                   <w:noProof/>
-                  <w:kern w:val="0"/>
-                  <w:sz w:val="22"/>
-                  <w:szCs w:val="22"/>
                   <w:lang w:eastAsia="en-GB"/>
-                  <w14:ligatures w14:val="none"/>
                 </w:rPr>
               </w:pPr>
-              <w:hyperlink w:anchor="_Toc224035567" w:history="1">
+              <w:hyperlink w:anchor="_Toc224118223" w:history="1">
                 <w:r>
                   <w:rPr>
                     <w:rStyle w:val="Hyperlink"/>
@@ -1946,7 +1865,7 @@
                     <w:noProof/>
                     <w:webHidden/>
                   </w:rPr>
-                  <w:instrText xml:space="preserve"> PAGEREF _Toc224035567 \h </w:instrText>
+                  <w:instrText xml:space="preserve"> PAGEREF _Toc224118223 \h </w:instrText>
                 </w:r>
                 <w:r>
                   <w:rPr>
@@ -1966,7 +1885,7 @@
                     <w:noProof/>
                     <w:webHidden/>
                   </w:rPr>
-                  <w:t>4</w:t>
+                  <w:t>5</w:t>
                 </w:r>
                 <w:r>
                   <w:rPr>
@@ -1986,20 +1905,16 @@
                 <w:rPr>
                   <w:rFonts w:eastAsiaTheme="minorEastAsia"/>
                   <w:noProof/>
-                  <w:kern w:val="0"/>
-                  <w:sz w:val="22"/>
-                  <w:szCs w:val="22"/>
                   <w:lang w:eastAsia="en-GB"/>
-                  <w14:ligatures w14:val="none"/>
                 </w:rPr>
               </w:pPr>
-              <w:hyperlink w:anchor="_Toc224035568" w:history="1">
+              <w:hyperlink w:anchor="_Toc224118224" w:history="1">
                 <w:r>
                   <w:rPr>
                     <w:rStyle w:val="Hyperlink"/>
                     <w:noProof/>
                   </w:rPr>
-                  <w:t>Data Dictionary</w:t>
+                  <w:t>Data Dictionaries</w:t>
                 </w:r>
                 <w:r>
                   <w:rPr>
@@ -2020,7 +1935,7 @@
                     <w:noProof/>
                     <w:webHidden/>
                   </w:rPr>
-                  <w:instrText xml:space="preserve"> PAGEREF _Toc224035568 \h </w:instrText>
+                  <w:instrText xml:space="preserve"> PAGEREF _Toc224118224 \h </w:instrText>
                 </w:r>
                 <w:r>
                   <w:rPr>
@@ -2040,7 +1955,7 @@
                     <w:noProof/>
                     <w:webHidden/>
                   </w:rPr>
-                  <w:t>4</w:t>
+                  <w:t>6</w:t>
                 </w:r>
                 <w:r>
                   <w:rPr>
@@ -2060,14 +1975,10 @@
                 <w:rPr>
                   <w:rFonts w:eastAsiaTheme="minorEastAsia"/>
                   <w:noProof/>
-                  <w:kern w:val="0"/>
-                  <w:sz w:val="22"/>
-                  <w:szCs w:val="22"/>
                   <w:lang w:eastAsia="en-GB"/>
-                  <w14:ligatures w14:val="none"/>
                 </w:rPr>
               </w:pPr>
-              <w:hyperlink w:anchor="_Toc224035569" w:history="1">
+              <w:hyperlink w:anchor="_Toc224118225" w:history="1">
                 <w:r>
                   <w:rPr>
                     <w:rStyle w:val="Hyperlink"/>
@@ -2094,7 +2005,7 @@
                     <w:noProof/>
                     <w:webHidden/>
                   </w:rPr>
-                  <w:instrText xml:space="preserve"> PAGEREF _Toc224035569 \h </w:instrText>
+                  <w:instrText xml:space="preserve"> PAGEREF _Toc224118225 \h </w:instrText>
                 </w:r>
                 <w:r>
                   <w:rPr>
@@ -2114,7 +2025,7 @@
                     <w:noProof/>
                     <w:webHidden/>
                   </w:rPr>
-                  <w:t>4</w:t>
+                  <w:t>6</w:t>
                 </w:r>
                 <w:r>
                   <w:rPr>
@@ -2134,14 +2045,10 @@
                 <w:rPr>
                   <w:rFonts w:eastAsiaTheme="minorEastAsia"/>
                   <w:noProof/>
-                  <w:kern w:val="0"/>
-                  <w:sz w:val="22"/>
-                  <w:szCs w:val="22"/>
                   <w:lang w:eastAsia="en-GB"/>
-                  <w14:ligatures w14:val="none"/>
                 </w:rPr>
               </w:pPr>
-              <w:hyperlink w:anchor="_Toc224035570" w:history="1">
+              <w:hyperlink w:anchor="_Toc224118226" w:history="1">
                 <w:r>
                   <w:rPr>
                     <w:rStyle w:val="Hyperlink"/>
@@ -2168,7 +2075,7 @@
                     <w:noProof/>
                     <w:webHidden/>
                   </w:rPr>
-                  <w:instrText xml:space="preserve"> PAGEREF _Toc224035570 \h </w:instrText>
+                  <w:instrText xml:space="preserve"> PAGEREF _Toc224118226 \h </w:instrText>
                 </w:r>
                 <w:r>
                   <w:rPr>
@@ -2188,7 +2095,7 @@
                     <w:noProof/>
                     <w:webHidden/>
                   </w:rPr>
-                  <w:t>5</w:t>
+                  <w:t>6</w:t>
                 </w:r>
                 <w:r>
                   <w:rPr>
@@ -2208,14 +2115,10 @@
                 <w:rPr>
                   <w:rFonts w:eastAsiaTheme="minorEastAsia"/>
                   <w:noProof/>
-                  <w:kern w:val="0"/>
-                  <w:sz w:val="22"/>
-                  <w:szCs w:val="22"/>
                   <w:lang w:eastAsia="en-GB"/>
-                  <w14:ligatures w14:val="none"/>
                 </w:rPr>
               </w:pPr>
-              <w:hyperlink w:anchor="_Toc224035571" w:history="1">
+              <w:hyperlink w:anchor="_Toc224118227" w:history="1">
                 <w:r>
                   <w:rPr>
                     <w:rStyle w:val="Hyperlink"/>
@@ -2242,7 +2145,7 @@
                     <w:noProof/>
                     <w:webHidden/>
                   </w:rPr>
-                  <w:instrText xml:space="preserve"> PAGEREF _Toc224035571 \h </w:instrText>
+                  <w:instrText xml:space="preserve"> PAGEREF _Toc224118227 \h </w:instrText>
                 </w:r>
                 <w:r>
                   <w:rPr>
@@ -2262,7 +2165,7 @@
                     <w:noProof/>
                     <w:webHidden/>
                   </w:rPr>
-                  <w:t>5</w:t>
+                  <w:t>7</w:t>
                 </w:r>
                 <w:r>
                   <w:rPr>
@@ -2282,14 +2185,10 @@
                 <w:rPr>
                   <w:rFonts w:eastAsiaTheme="minorEastAsia"/>
                   <w:noProof/>
-                  <w:kern w:val="0"/>
-                  <w:sz w:val="22"/>
-                  <w:szCs w:val="22"/>
                   <w:lang w:eastAsia="en-GB"/>
-                  <w14:ligatures w14:val="none"/>
                 </w:rPr>
               </w:pPr>
-              <w:hyperlink w:anchor="_Toc224035572" w:history="1">
+              <w:hyperlink w:anchor="_Toc224118228" w:history="1">
                 <w:r>
                   <w:rPr>
                     <w:rStyle w:val="Hyperlink"/>
@@ -2316,7 +2215,7 @@
                     <w:noProof/>
                     <w:webHidden/>
                   </w:rPr>
-                  <w:instrText xml:space="preserve"> PAGEREF _Toc224035572 \h </w:instrText>
+                  <w:instrText xml:space="preserve"> PAGEREF _Toc224118228 \h </w:instrText>
                 </w:r>
                 <w:r>
                   <w:rPr>
@@ -2336,7 +2235,7 @@
                     <w:noProof/>
                     <w:webHidden/>
                   </w:rPr>
-                  <w:t>6</w:t>
+                  <w:t>7</w:t>
                 </w:r>
                 <w:r>
                   <w:rPr>
@@ -2356,14 +2255,10 @@
                 <w:rPr>
                   <w:rFonts w:eastAsiaTheme="minorEastAsia"/>
                   <w:noProof/>
-                  <w:kern w:val="0"/>
-                  <w:sz w:val="22"/>
-                  <w:szCs w:val="22"/>
                   <w:lang w:eastAsia="en-GB"/>
-                  <w14:ligatures w14:val="none"/>
                 </w:rPr>
               </w:pPr>
-              <w:hyperlink w:anchor="_Toc224035573" w:history="1">
+              <w:hyperlink w:anchor="_Toc224118229" w:history="1">
                 <w:r>
                   <w:rPr>
                     <w:rStyle w:val="Hyperlink"/>
@@ -2390,7 +2285,7 @@
                     <w:noProof/>
                     <w:webHidden/>
                   </w:rPr>
-                  <w:instrText xml:space="preserve"> PAGEREF _Toc224035573 \h </w:instrText>
+                  <w:instrText xml:space="preserve"> PAGEREF _Toc224118229 \h </w:instrText>
                 </w:r>
                 <w:r>
                   <w:rPr>
@@ -2410,7 +2305,7 @@
                     <w:noProof/>
                     <w:webHidden/>
                   </w:rPr>
-                  <w:t>6</w:t>
+                  <w:t>7</w:t>
                 </w:r>
                 <w:r>
                   <w:rPr>
@@ -2430,14 +2325,10 @@
                 <w:rPr>
                   <w:rFonts w:eastAsiaTheme="minorEastAsia"/>
                   <w:noProof/>
-                  <w:kern w:val="0"/>
-                  <w:sz w:val="22"/>
-                  <w:szCs w:val="22"/>
                   <w:lang w:eastAsia="en-GB"/>
-                  <w14:ligatures w14:val="none"/>
                 </w:rPr>
               </w:pPr>
-              <w:hyperlink w:anchor="_Toc224035574" w:history="1">
+              <w:hyperlink w:anchor="_Toc224118230" w:history="1">
                 <w:r>
                   <w:rPr>
                     <w:rStyle w:val="Hyperlink"/>
@@ -2464,7 +2355,7 @@
                     <w:noProof/>
                     <w:webHidden/>
                   </w:rPr>
-                  <w:instrText xml:space="preserve"> PAGEREF _Toc224035574 \h </w:instrText>
+                  <w:instrText xml:space="preserve"> PAGEREF _Toc224118230 \h </w:instrText>
                 </w:r>
                 <w:r>
                   <w:rPr>
@@ -2484,7 +2375,7 @@
                     <w:noProof/>
                     <w:webHidden/>
                   </w:rPr>
-                  <w:t>6</w:t>
+                  <w:t>7</w:t>
                 </w:r>
                 <w:r>
                   <w:rPr>
@@ -2504,14 +2395,10 @@
                 <w:rPr>
                   <w:rFonts w:eastAsiaTheme="minorEastAsia"/>
                   <w:noProof/>
-                  <w:kern w:val="0"/>
-                  <w:sz w:val="22"/>
-                  <w:szCs w:val="22"/>
                   <w:lang w:eastAsia="en-GB"/>
-                  <w14:ligatures w14:val="none"/>
                 </w:rPr>
               </w:pPr>
-              <w:hyperlink w:anchor="_Toc224035575" w:history="1">
+              <w:hyperlink w:anchor="_Toc224118231" w:history="1">
                 <w:r>
                   <w:rPr>
                     <w:rStyle w:val="Hyperlink"/>
@@ -2538,7 +2425,7 @@
                     <w:noProof/>
                     <w:webHidden/>
                   </w:rPr>
-                  <w:instrText xml:space="preserve"> PAGEREF _Toc224035575 \h </w:instrText>
+                  <w:instrText xml:space="preserve"> PAGEREF _Toc224118231 \h </w:instrText>
                 </w:r>
                 <w:r>
                   <w:rPr>
@@ -2558,7 +2445,7 @@
                     <w:noProof/>
                     <w:webHidden/>
                   </w:rPr>
-                  <w:t>6</w:t>
+                  <w:t>7</w:t>
                 </w:r>
                 <w:r>
                   <w:rPr>
@@ -2578,14 +2465,10 @@
                 <w:rPr>
                   <w:rFonts w:eastAsiaTheme="minorEastAsia"/>
                   <w:noProof/>
-                  <w:kern w:val="0"/>
-                  <w:sz w:val="22"/>
-                  <w:szCs w:val="22"/>
                   <w:lang w:eastAsia="en-GB"/>
-                  <w14:ligatures w14:val="none"/>
                 </w:rPr>
               </w:pPr>
-              <w:hyperlink w:anchor="_Toc224035576" w:history="1">
+              <w:hyperlink w:anchor="_Toc224118232" w:history="1">
                 <w:r>
                   <w:rPr>
                     <w:rStyle w:val="Hyperlink"/>
@@ -2612,7 +2495,7 @@
                     <w:noProof/>
                     <w:webHidden/>
                   </w:rPr>
-                  <w:instrText xml:space="preserve"> PAGEREF _Toc224035576 \h </w:instrText>
+                  <w:instrText xml:space="preserve"> PAGEREF _Toc224118232 \h </w:instrText>
                 </w:r>
                 <w:r>
                   <w:rPr>
@@ -2632,7 +2515,7 @@
                     <w:noProof/>
                     <w:webHidden/>
                   </w:rPr>
-                  <w:t>6</w:t>
+                  <w:t>8</w:t>
                 </w:r>
                 <w:r>
                   <w:rPr>
@@ -2652,14 +2535,10 @@
                 <w:rPr>
                   <w:rFonts w:eastAsiaTheme="minorEastAsia"/>
                   <w:noProof/>
-                  <w:kern w:val="0"/>
-                  <w:sz w:val="22"/>
-                  <w:szCs w:val="22"/>
                   <w:lang w:eastAsia="en-GB"/>
-                  <w14:ligatures w14:val="none"/>
                 </w:rPr>
               </w:pPr>
-              <w:hyperlink w:anchor="_Toc224035577" w:history="1">
+              <w:hyperlink w:anchor="_Toc224118233" w:history="1">
                 <w:r>
                   <w:rPr>
                     <w:rStyle w:val="Hyperlink"/>
@@ -2686,7 +2565,7 @@
                     <w:noProof/>
                     <w:webHidden/>
                   </w:rPr>
-                  <w:instrText xml:space="preserve"> PAGEREF _Toc224035577 \h </w:instrText>
+                  <w:instrText xml:space="preserve"> PAGEREF _Toc224118233 \h </w:instrText>
                 </w:r>
                 <w:r>
                   <w:rPr>
@@ -2706,7 +2585,7 @@
                     <w:noProof/>
                     <w:webHidden/>
                   </w:rPr>
-                  <w:t>7</w:t>
+                  <w:t>8</w:t>
                 </w:r>
                 <w:r>
                   <w:rPr>
@@ -2726,14 +2605,10 @@
                 <w:rPr>
                   <w:rFonts w:eastAsiaTheme="minorEastAsia"/>
                   <w:noProof/>
-                  <w:kern w:val="0"/>
-                  <w:sz w:val="22"/>
-                  <w:szCs w:val="22"/>
                   <w:lang w:eastAsia="en-GB"/>
-                  <w14:ligatures w14:val="none"/>
                 </w:rPr>
               </w:pPr>
-              <w:hyperlink w:anchor="_Toc224035578" w:history="1">
+              <w:hyperlink w:anchor="_Toc224118234" w:history="1">
                 <w:r>
                   <w:rPr>
                     <w:rStyle w:val="Hyperlink"/>
@@ -2760,7 +2635,7 @@
                     <w:noProof/>
                     <w:webHidden/>
                   </w:rPr>
-                  <w:instrText xml:space="preserve"> PAGEREF _Toc224035578 \h </w:instrText>
+                  <w:instrText xml:space="preserve"> PAGEREF _Toc224118234 \h </w:instrText>
                 </w:r>
                 <w:r>
                   <w:rPr>
@@ -2780,7 +2655,7 @@
                     <w:noProof/>
                     <w:webHidden/>
                   </w:rPr>
-                  <w:t>7</w:t>
+                  <w:t>9</w:t>
                 </w:r>
                 <w:r>
                   <w:rPr>
@@ -2800,14 +2675,10 @@
                 <w:rPr>
                   <w:rFonts w:eastAsiaTheme="minorEastAsia"/>
                   <w:noProof/>
-                  <w:kern w:val="0"/>
-                  <w:sz w:val="22"/>
-                  <w:szCs w:val="22"/>
                   <w:lang w:eastAsia="en-GB"/>
-                  <w14:ligatures w14:val="none"/>
                 </w:rPr>
               </w:pPr>
-              <w:hyperlink w:anchor="_Toc224035579" w:history="1">
+              <w:hyperlink w:anchor="_Toc224118235" w:history="1">
                 <w:r>
                   <w:rPr>
                     <w:rStyle w:val="Hyperlink"/>
@@ -2834,7 +2705,7 @@
                     <w:noProof/>
                     <w:webHidden/>
                   </w:rPr>
-                  <w:instrText xml:space="preserve"> PAGEREF _Toc224035579 \h </w:instrText>
+                  <w:instrText xml:space="preserve"> PAGEREF _Toc224118235 \h </w:instrText>
                 </w:r>
                 <w:r>
                   <w:rPr>
@@ -2854,7 +2725,7 @@
                     <w:noProof/>
                     <w:webHidden/>
                   </w:rPr>
-                  <w:t>7</w:t>
+                  <w:t>9</w:t>
                 </w:r>
                 <w:r>
                   <w:rPr>
@@ -2874,14 +2745,10 @@
                 <w:rPr>
                   <w:rFonts w:eastAsiaTheme="minorEastAsia"/>
                   <w:noProof/>
-                  <w:kern w:val="0"/>
-                  <w:sz w:val="22"/>
-                  <w:szCs w:val="22"/>
                   <w:lang w:eastAsia="en-GB"/>
-                  <w14:ligatures w14:val="none"/>
                 </w:rPr>
               </w:pPr>
-              <w:hyperlink w:anchor="_Toc224035580" w:history="1">
+              <w:hyperlink w:anchor="_Toc224118236" w:history="1">
                 <w:r>
                   <w:rPr>
                     <w:rStyle w:val="Hyperlink"/>
@@ -2908,7 +2775,7 @@
                     <w:noProof/>
                     <w:webHidden/>
                   </w:rPr>
-                  <w:instrText xml:space="preserve"> PAGEREF _Toc224035580 \h </w:instrText>
+                  <w:instrText xml:space="preserve"> PAGEREF _Toc224118236 \h </w:instrText>
                 </w:r>
                 <w:r>
                   <w:rPr>
@@ -2928,7 +2795,7 @@
                     <w:noProof/>
                     <w:webHidden/>
                   </w:rPr>
-                  <w:t>7</w:t>
+                  <w:t>9</w:t>
                 </w:r>
                 <w:r>
                   <w:rPr>
@@ -2948,14 +2815,10 @@
                 <w:rPr>
                   <w:rFonts w:eastAsiaTheme="minorEastAsia"/>
                   <w:noProof/>
-                  <w:kern w:val="0"/>
-                  <w:sz w:val="22"/>
-                  <w:szCs w:val="22"/>
                   <w:lang w:eastAsia="en-GB"/>
-                  <w14:ligatures w14:val="none"/>
                 </w:rPr>
               </w:pPr>
-              <w:hyperlink w:anchor="_Toc224035581" w:history="1">
+              <w:hyperlink w:anchor="_Toc224118237" w:history="1">
                 <w:r>
                   <w:rPr>
                     <w:rStyle w:val="Hyperlink"/>
@@ -2982,7 +2845,7 @@
                     <w:noProof/>
                     <w:webHidden/>
                   </w:rPr>
-                  <w:instrText xml:space="preserve"> PAGEREF _Toc224035581 \h </w:instrText>
+                  <w:instrText xml:space="preserve"> PAGEREF _Toc224118237 \h </w:instrText>
                 </w:r>
                 <w:r>
                   <w:rPr>
@@ -3002,7 +2865,7 @@
                     <w:noProof/>
                     <w:webHidden/>
                   </w:rPr>
-                  <w:t>8</w:t>
+                  <w:t>10</w:t>
                 </w:r>
                 <w:r>
                   <w:rPr>
@@ -3022,14 +2885,10 @@
                 <w:rPr>
                   <w:rFonts w:eastAsiaTheme="minorEastAsia"/>
                   <w:noProof/>
-                  <w:kern w:val="0"/>
-                  <w:sz w:val="22"/>
-                  <w:szCs w:val="22"/>
                   <w:lang w:eastAsia="en-GB"/>
-                  <w14:ligatures w14:val="none"/>
                 </w:rPr>
               </w:pPr>
-              <w:hyperlink w:anchor="_Toc224035582" w:history="1">
+              <w:hyperlink w:anchor="_Toc224118238" w:history="1">
                 <w:r>
                   <w:rPr>
                     <w:rStyle w:val="Hyperlink"/>
@@ -3056,7 +2915,7 @@
                     <w:noProof/>
                     <w:webHidden/>
                   </w:rPr>
-                  <w:instrText xml:space="preserve"> PAGEREF _Toc224035582 \h </w:instrText>
+                  <w:instrText xml:space="preserve"> PAGEREF _Toc224118238 \h </w:instrText>
                 </w:r>
                 <w:r>
                   <w:rPr>
@@ -3076,7 +2935,7 @@
                     <w:noProof/>
                     <w:webHidden/>
                   </w:rPr>
-                  <w:t>9</w:t>
+                  <w:t>11</w:t>
                 </w:r>
                 <w:r>
                   <w:rPr>
@@ -3096,14 +2955,10 @@
                 <w:rPr>
                   <w:rFonts w:eastAsiaTheme="minorEastAsia"/>
                   <w:noProof/>
-                  <w:kern w:val="0"/>
-                  <w:sz w:val="22"/>
-                  <w:szCs w:val="22"/>
                   <w:lang w:eastAsia="en-GB"/>
-                  <w14:ligatures w14:val="none"/>
                 </w:rPr>
               </w:pPr>
-              <w:hyperlink w:anchor="_Toc224035583" w:history="1">
+              <w:hyperlink w:anchor="_Toc224118239" w:history="1">
                 <w:r>
                   <w:rPr>
                     <w:rStyle w:val="Hyperlink"/>
@@ -3130,7 +2985,7 @@
                     <w:noProof/>
                     <w:webHidden/>
                   </w:rPr>
-                  <w:instrText xml:space="preserve"> PAGEREF _Toc224035583 \h </w:instrText>
+                  <w:instrText xml:space="preserve"> PAGEREF _Toc224118239 \h </w:instrText>
                 </w:r>
                 <w:r>
                   <w:rPr>
@@ -3150,7 +3005,7 @@
                     <w:noProof/>
                     <w:webHidden/>
                   </w:rPr>
-                  <w:t>9</w:t>
+                  <w:t>11</w:t>
                 </w:r>
                 <w:r>
                   <w:rPr>
@@ -3170,14 +3025,10 @@
                 <w:rPr>
                   <w:rFonts w:eastAsiaTheme="minorEastAsia"/>
                   <w:noProof/>
-                  <w:kern w:val="0"/>
-                  <w:sz w:val="22"/>
-                  <w:szCs w:val="22"/>
                   <w:lang w:eastAsia="en-GB"/>
-                  <w14:ligatures w14:val="none"/>
                 </w:rPr>
               </w:pPr>
-              <w:hyperlink w:anchor="_Toc224035584" w:history="1">
+              <w:hyperlink w:anchor="_Toc224118240" w:history="1">
                 <w:r>
                   <w:rPr>
                     <w:rStyle w:val="Hyperlink"/>
@@ -3204,7 +3055,7 @@
                     <w:noProof/>
                     <w:webHidden/>
                   </w:rPr>
-                  <w:instrText xml:space="preserve"> PAGEREF _Toc224035584 \h </w:instrText>
+                  <w:instrText xml:space="preserve"> PAGEREF _Toc224118240 \h </w:instrText>
                 </w:r>
                 <w:r>
                   <w:rPr>
@@ -3224,7 +3075,7 @@
                     <w:noProof/>
                     <w:webHidden/>
                   </w:rPr>
-                  <w:t>10</w:t>
+                  <w:t>12</w:t>
                 </w:r>
                 <w:r>
                   <w:rPr>
@@ -3244,14 +3095,10 @@
                 <w:rPr>
                   <w:rFonts w:eastAsiaTheme="minorEastAsia"/>
                   <w:noProof/>
-                  <w:kern w:val="0"/>
-                  <w:sz w:val="22"/>
-                  <w:szCs w:val="22"/>
                   <w:lang w:eastAsia="en-GB"/>
-                  <w14:ligatures w14:val="none"/>
                 </w:rPr>
               </w:pPr>
-              <w:hyperlink w:anchor="_Toc224035585" w:history="1">
+              <w:hyperlink w:anchor="_Toc224118241" w:history="1">
                 <w:r>
                   <w:rPr>
                     <w:rStyle w:val="Hyperlink"/>
@@ -3278,7 +3125,7 @@
                     <w:noProof/>
                     <w:webHidden/>
                   </w:rPr>
-                  <w:instrText xml:space="preserve"> PAGEREF _Toc224035585 \h </w:instrText>
+                  <w:instrText xml:space="preserve"> PAGEREF _Toc224118241 \h </w:instrText>
                 </w:r>
                 <w:r>
                   <w:rPr>
@@ -3298,7 +3145,7 @@
                     <w:noProof/>
                     <w:webHidden/>
                   </w:rPr>
-                  <w:t>11</w:t>
+                  <w:t>13</w:t>
                 </w:r>
                 <w:r>
                   <w:rPr>
@@ -3318,14 +3165,10 @@
                 <w:rPr>
                   <w:rFonts w:eastAsiaTheme="minorEastAsia"/>
                   <w:noProof/>
-                  <w:kern w:val="0"/>
-                  <w:sz w:val="22"/>
-                  <w:szCs w:val="22"/>
                   <w:lang w:eastAsia="en-GB"/>
-                  <w14:ligatures w14:val="none"/>
                 </w:rPr>
               </w:pPr>
-              <w:hyperlink w:anchor="_Toc224035586" w:history="1">
+              <w:hyperlink w:anchor="_Toc224118242" w:history="1">
                 <w:r>
                   <w:rPr>
                     <w:rStyle w:val="Hyperlink"/>
@@ -3352,7 +3195,7 @@
                     <w:noProof/>
                     <w:webHidden/>
                   </w:rPr>
-                  <w:instrText xml:space="preserve"> PAGEREF _Toc224035586 \h </w:instrText>
+                  <w:instrText xml:space="preserve"> PAGEREF _Toc224118242 \h </w:instrText>
                 </w:r>
                 <w:r>
                   <w:rPr>
@@ -3372,7 +3215,7 @@
                     <w:noProof/>
                     <w:webHidden/>
                   </w:rPr>
-                  <w:t>11</w:t>
+                  <w:t>13</w:t>
                 </w:r>
                 <w:r>
                   <w:rPr>
@@ -3392,14 +3235,10 @@
                 <w:rPr>
                   <w:rFonts w:eastAsiaTheme="minorEastAsia"/>
                   <w:noProof/>
-                  <w:kern w:val="0"/>
-                  <w:sz w:val="22"/>
-                  <w:szCs w:val="22"/>
                   <w:lang w:eastAsia="en-GB"/>
-                  <w14:ligatures w14:val="none"/>
                 </w:rPr>
               </w:pPr>
-              <w:hyperlink w:anchor="_Toc224035587" w:history="1">
+              <w:hyperlink w:anchor="_Toc224118243" w:history="1">
                 <w:r>
                   <w:rPr>
                     <w:rStyle w:val="Hyperlink"/>
@@ -3426,7 +3265,7 @@
                     <w:noProof/>
                     <w:webHidden/>
                   </w:rPr>
-                  <w:instrText xml:space="preserve"> PAGEREF _Toc224035587 \h </w:instrText>
+                  <w:instrText xml:space="preserve"> PAGEREF _Toc224118243 \h </w:instrText>
                 </w:r>
                 <w:r>
                   <w:rPr>
@@ -3446,7 +3285,7 @@
                     <w:noProof/>
                     <w:webHidden/>
                   </w:rPr>
-                  <w:t>12</w:t>
+                  <w:t>14</w:t>
                 </w:r>
                 <w:r>
                   <w:rPr>
@@ -3466,14 +3305,10 @@
                 <w:rPr>
                   <w:rFonts w:eastAsiaTheme="minorEastAsia"/>
                   <w:noProof/>
-                  <w:kern w:val="0"/>
-                  <w:sz w:val="22"/>
-                  <w:szCs w:val="22"/>
                   <w:lang w:eastAsia="en-GB"/>
-                  <w14:ligatures w14:val="none"/>
                 </w:rPr>
               </w:pPr>
-              <w:hyperlink w:anchor="_Toc224035588" w:history="1">
+              <w:hyperlink w:anchor="_Toc224118244" w:history="1">
                 <w:r>
                   <w:rPr>
                     <w:rStyle w:val="Hyperlink"/>
@@ -3500,7 +3335,7 @@
                     <w:noProof/>
                     <w:webHidden/>
                   </w:rPr>
-                  <w:instrText xml:space="preserve"> PAGEREF _Toc224035588 \h </w:instrText>
+                  <w:instrText xml:space="preserve"> PAGEREF _Toc224118244 \h </w:instrText>
                 </w:r>
                 <w:r>
                   <w:rPr>
@@ -3520,7 +3355,7 @@
                     <w:noProof/>
                     <w:webHidden/>
                   </w:rPr>
-                  <w:t>13</w:t>
+                  <w:t>15</w:t>
                 </w:r>
                 <w:r>
                   <w:rPr>
@@ -3558,7 +3393,7 @@
       <w:pPr>
         <w:pStyle w:val="Heading1"/>
       </w:pPr>
-      <w:bookmarkStart w:id="0" w:name="_Toc224035548"/>
+      <w:bookmarkStart w:id="0" w:name="_Toc224118204"/>
       <w:r>
         <w:t>Sitemap</w:t>
       </w:r>
@@ -3580,7 +3415,7 @@
         <w:drawing>
           <wp:inline distT="0" distB="0" distL="0" distR="0" wp14:anchorId="0FC9CC48" wp14:editId="5A4EBA17">
             <wp:extent cx="5731510" cy="2883779"/>
-            <wp:effectExtent l="76200" t="0" r="78740" b="0"/>
+            <wp:effectExtent l="76200" t="0" r="59690" b="0"/>
             <wp:docPr id="489886502" name="Diagram 1"/>
             <wp:cNvGraphicFramePr/>
             <a:graphic xmlns:a="http://schemas.openxmlformats.org/drawingml/2006/main">
@@ -3637,7 +3472,7 @@
       <w:pPr>
         <w:pStyle w:val="Heading1"/>
       </w:pPr>
-      <w:bookmarkStart w:id="1" w:name="_Toc224035549"/>
+      <w:bookmarkStart w:id="1" w:name="_Toc224118205"/>
       <w:r>
         <w:lastRenderedPageBreak/>
         <w:t>Styles</w:t>
@@ -3648,7 +3483,7 @@
       <w:pPr>
         <w:pStyle w:val="Heading2"/>
       </w:pPr>
-      <w:bookmarkStart w:id="2" w:name="_Toc224035550"/>
+      <w:bookmarkStart w:id="2" w:name="_Toc224118206"/>
       <w:r>
         <w:t>Dark Mode</w:t>
       </w:r>
@@ -3658,7 +3493,7 @@
       <w:pPr>
         <w:pStyle w:val="Heading3"/>
       </w:pPr>
-      <w:bookmarkStart w:id="3" w:name="_Toc224035551"/>
+      <w:bookmarkStart w:id="3" w:name="_Toc224118207"/>
       <w:r>
         <w:t>Background</w:t>
       </w:r>
@@ -3746,7 +3581,7 @@
               </wp:inline>
             </w:drawing>
           </mc:Choice>
-          <mc:Fallback xmlns:w16sdtfl="http://schemas.microsoft.com/office/word/2024/wordml/sdtformatlock" xmlns:w16du="http://schemas.microsoft.com/office/word/2023/wordml/word16du" xmlns:oel="http://schemas.microsoft.com/office/2019/extlst">
+          <mc:Fallback>
             <w:pict>
               <v:roundrect w14:anchorId="0F89E4C6" id="Rectangle: Rounded Corners 2" o:spid="_x0000_s1026" style="width:16.5pt;height:17.25pt;visibility:visible;mso-wrap-style:square;mso-left-percent:-10001;mso-top-percent:-10001;mso-position-horizontal:absolute;mso-position-horizontal-relative:char;mso-position-vertical:absolute;mso-position-vertical-relative:line;mso-left-percent:-10001;mso-top-percent:-10001;v-text-anchor:middle" arcsize="10923f" o:gfxdata="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" fillcolor="black [3213]" strokecolor="black [480]" strokeweight="1.5pt">
                 <v:stroke joinstyle="miter"/>
@@ -3845,8 +3680,13 @@
                               <w:jc w:val="center"/>
                             </w:pPr>
                             <w:r>
-                              <w:t xml:space="preserve">  ef</w:t>
+                              <w:t xml:space="preserve">  </w:t>
                             </w:r>
+                            <w:proofErr w:type="spellStart"/>
+                            <w:r>
+                              <w:t>ef</w:t>
+                            </w:r>
+                            <w:proofErr w:type="spellEnd"/>
                           </w:p>
                         </w:txbxContent>
                       </wps:txbx>
@@ -3864,7 +3704,7 @@
           </mc:Choice>
           <mc:Fallback>
             <w:pict>
-              <v:roundrect w14:anchorId="7BA22B8E" id="Rectangle: Rounded Corners 2" o:spid="_x0000_s1027" style="width:17pt;height:17pt;visibility:visible;mso-wrap-style:square;mso-left-percent:-10001;mso-top-percent:-10001;mso-position-horizontal:absolute;mso-position-horizontal-relative:char;mso-position-vertical:absolute;mso-position-vertical-relative:line;mso-left-percent:-10001;mso-top-percent:-10001;v-text-anchor:middle" arcsize="10923f" o:gfxdata="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" fillcolor="black [3213]" strokecolor="black [480]" strokeweight="1.5pt">
+              <v:roundrect w14:anchorId="7BA22B8E" id="Rectangle: Rounded Corners 2" o:spid="_x0000_s1027" style="width:17pt;height:17pt;visibility:visible;mso-wrap-style:square;mso-left-percent:-10001;mso-top-percent:-10001;mso-position-horizontal:absolute;mso-position-horizontal-relative:char;mso-position-vertical:absolute;mso-position-vertical-relative:line;mso-left-percent:-10001;mso-top-percent:-10001;v-text-anchor:middle" arcsize="10923f" o:gfxdata="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" fillcolor="black [3213]" strokecolor="black [480]" strokeweight="1.5pt">
                 <v:stroke joinstyle="miter"/>
                 <v:path arrowok="t"/>
                 <o:lock v:ext="edit" aspectratio="t"/>
@@ -3875,8 +3715,13 @@
                         <w:jc w:val="center"/>
                       </w:pPr>
                       <w:r>
-                        <w:t xml:space="preserve">  ef</w:t>
+                        <w:t xml:space="preserve">  </w:t>
                       </w:r>
+                      <w:proofErr w:type="spellStart"/>
+                      <w:r>
+                        <w:t>ef</w:t>
+                      </w:r>
+                      <w:proofErr w:type="spellEnd"/>
                     </w:p>
                   </w:txbxContent>
                 </v:textbox>
@@ -3898,7 +3743,7 @@
       <w:pPr>
         <w:pStyle w:val="Heading3"/>
       </w:pPr>
-      <w:bookmarkStart w:id="4" w:name="_Toc224035552"/>
+      <w:bookmarkStart w:id="4" w:name="_Toc224118208"/>
       <w:r>
         <w:t>Font</w:t>
       </w:r>
@@ -4016,8 +3861,13 @@
                               <w:jc w:val="center"/>
                             </w:pPr>
                             <w:r>
-                              <w:t xml:space="preserve">  ef</w:t>
+                              <w:t xml:space="preserve">  </w:t>
                             </w:r>
+                            <w:proofErr w:type="spellStart"/>
+                            <w:r>
+                              <w:t>ef</w:t>
+                            </w:r>
+                            <w:proofErr w:type="spellEnd"/>
                           </w:p>
                         </w:txbxContent>
                       </wps:txbx>
@@ -4035,7 +3885,7 @@
           </mc:Choice>
           <mc:Fallback>
             <w:pict>
-              <v:roundrect w14:anchorId="6CFF735A" id="_x0000_s1028" style="width:16.5pt;height:17.25pt;visibility:visible;mso-wrap-style:square;mso-left-percent:-10001;mso-top-percent:-10001;mso-position-horizontal:absolute;mso-position-horizontal-relative:char;mso-position-vertical:absolute;mso-position-vertical-relative:line;mso-left-percent:-10001;mso-top-percent:-10001;v-text-anchor:middle" arcsize="10923f" o:gfxdata="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" fillcolor="black [3213]" strokecolor="black [480]" strokeweight="1.5pt">
+              <v:roundrect w14:anchorId="6CFF735A" id="_x0000_s1028" style="width:16.5pt;height:17.25pt;visibility:visible;mso-wrap-style:square;mso-left-percent:-10001;mso-top-percent:-10001;mso-position-horizontal:absolute;mso-position-horizontal-relative:char;mso-position-vertical:absolute;mso-position-vertical-relative:line;mso-left-percent:-10001;mso-top-percent:-10001;v-text-anchor:middle" arcsize="10923f" o:gfxdata="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" fillcolor="black [3213]" strokecolor="black [480]" strokeweight="1.5pt">
                 <v:stroke joinstyle="miter"/>
                 <v:textbox>
                   <w:txbxContent>
@@ -4044,8 +3894,13 @@
                         <w:jc w:val="center"/>
                       </w:pPr>
                       <w:r>
-                        <w:t xml:space="preserve">  ef</w:t>
+                        <w:t xml:space="preserve">  </w:t>
                       </w:r>
+                      <w:proofErr w:type="spellStart"/>
+                      <w:r>
+                        <w:t>ef</w:t>
+                      </w:r>
+                      <w:proofErr w:type="spellEnd"/>
                     </w:p>
                   </w:txbxContent>
                 </v:textbox>
@@ -4133,8 +3988,13 @@
                               <w:jc w:val="center"/>
                             </w:pPr>
                             <w:r>
-                              <w:t xml:space="preserve">  ef</w:t>
+                              <w:t xml:space="preserve">  </w:t>
                             </w:r>
+                            <w:proofErr w:type="spellStart"/>
+                            <w:r>
+                              <w:t>ef</w:t>
+                            </w:r>
+                            <w:proofErr w:type="spellEnd"/>
                           </w:p>
                         </w:txbxContent>
                       </wps:txbx>
@@ -4152,7 +4012,7 @@
           </mc:Choice>
           <mc:Fallback>
             <w:pict>
-              <v:roundrect w14:anchorId="5B9A8121" id="_x0000_s1029" style="width:16.5pt;height:17.25pt;visibility:visible;mso-wrap-style:square;mso-left-percent:-10001;mso-top-percent:-10001;mso-position-horizontal:absolute;mso-position-horizontal-relative:char;mso-position-vertical:absolute;mso-position-vertical-relative:line;mso-left-percent:-10001;mso-top-percent:-10001;v-text-anchor:middle" arcsize="10923f" o:gfxdata="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" fillcolor="black [3213]" strokecolor="black [480]" strokeweight="1.5pt">
+              <v:roundrect w14:anchorId="5B9A8121" id="_x0000_s1029" style="width:16.5pt;height:17.25pt;visibility:visible;mso-wrap-style:square;mso-left-percent:-10001;mso-top-percent:-10001;mso-position-horizontal:absolute;mso-position-horizontal-relative:char;mso-position-vertical:absolute;mso-position-vertical-relative:line;mso-left-percent:-10001;mso-top-percent:-10001;v-text-anchor:middle" arcsize="10923f" o:gfxdata="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" fillcolor="black [3213]" strokecolor="black [480]" strokeweight="1.5pt">
                 <v:stroke joinstyle="miter"/>
                 <v:textbox>
                   <w:txbxContent>
@@ -4161,8 +4021,13 @@
                         <w:jc w:val="center"/>
                       </w:pPr>
                       <w:r>
-                        <w:t xml:space="preserve">  ef</w:t>
+                        <w:t xml:space="preserve">  </w:t>
                       </w:r>
+                      <w:proofErr w:type="spellStart"/>
+                      <w:r>
+                        <w:t>ef</w:t>
+                      </w:r>
+                      <w:proofErr w:type="spellEnd"/>
                     </w:p>
                   </w:txbxContent>
                 </v:textbox>
@@ -4184,7 +4049,7 @@
       <w:pPr>
         <w:pStyle w:val="Heading3"/>
       </w:pPr>
-      <w:bookmarkStart w:id="5" w:name="_Toc224035553"/>
+      <w:bookmarkStart w:id="5" w:name="_Toc224118209"/>
       <w:r>
         <w:t>Interactive</w:t>
       </w:r>
@@ -4269,8 +4134,13 @@
                               <w:jc w:val="center"/>
                             </w:pPr>
                             <w:r>
-                              <w:t xml:space="preserve">   ef</w:t>
+                              <w:t xml:space="preserve">   </w:t>
                             </w:r>
+                            <w:proofErr w:type="spellStart"/>
+                            <w:r>
+                              <w:t>ef</w:t>
+                            </w:r>
+                            <w:proofErr w:type="spellEnd"/>
                           </w:p>
                         </w:txbxContent>
                       </wps:txbx>
@@ -4288,7 +4158,7 @@
           </mc:Choice>
           <mc:Fallback>
             <w:pict>
-              <v:roundrect w14:anchorId="29C0FE2C" id="_x0000_s1030" style="width:16.5pt;height:17.25pt;visibility:visible;mso-wrap-style:square;mso-left-percent:-10001;mso-top-percent:-10001;mso-position-horizontal:absolute;mso-position-horizontal-relative:char;mso-position-vertical:absolute;mso-position-vertical-relative:line;mso-left-percent:-10001;mso-top-percent:-10001;v-text-anchor:middle" arcsize="10923f" o:gfxdata="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" fillcolor="black [3213]" strokecolor="black [480]" strokeweight="1.5pt">
+              <v:roundrect w14:anchorId="29C0FE2C" id="_x0000_s1030" style="width:16.5pt;height:17.25pt;visibility:visible;mso-wrap-style:square;mso-left-percent:-10001;mso-top-percent:-10001;mso-position-horizontal:absolute;mso-position-horizontal-relative:char;mso-position-vertical:absolute;mso-position-vertical-relative:line;mso-left-percent:-10001;mso-top-percent:-10001;v-text-anchor:middle" arcsize="10923f" o:gfxdata="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" fillcolor="black [3213]" strokecolor="black [480]" strokeweight="1.5pt">
                 <v:stroke joinstyle="miter"/>
                 <v:textbox>
                   <w:txbxContent>
@@ -4297,8 +4167,13 @@
                         <w:jc w:val="center"/>
                       </w:pPr>
                       <w:r>
-                        <w:t xml:space="preserve">   ef</w:t>
+                        <w:t xml:space="preserve">   </w:t>
                       </w:r>
+                      <w:proofErr w:type="spellStart"/>
+                      <w:r>
+                        <w:t>ef</w:t>
+                      </w:r>
+                      <w:proofErr w:type="spellEnd"/>
                     </w:p>
                   </w:txbxContent>
                 </v:textbox>
@@ -4395,8 +4270,13 @@
                               <w:jc w:val="center"/>
                             </w:pPr>
                             <w:r>
-                              <w:t xml:space="preserve">  ef</w:t>
+                              <w:t xml:space="preserve">  </w:t>
                             </w:r>
+                            <w:proofErr w:type="spellStart"/>
+                            <w:r>
+                              <w:t>ef</w:t>
+                            </w:r>
+                            <w:proofErr w:type="spellEnd"/>
                           </w:p>
                         </w:txbxContent>
                       </wps:txbx>
@@ -4414,7 +4294,7 @@
           </mc:Choice>
           <mc:Fallback>
             <w:pict>
-              <v:roundrect w14:anchorId="179D4785" id="_x0000_s1031" style="width:16.5pt;height:17.25pt;visibility:visible;mso-wrap-style:square;mso-left-percent:-10001;mso-top-percent:-10001;mso-position-horizontal:absolute;mso-position-horizontal-relative:char;mso-position-vertical:absolute;mso-position-vertical-relative:line;mso-left-percent:-10001;mso-top-percent:-10001;v-text-anchor:middle" arcsize="10923f" o:gfxdata="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" fillcolor="black [3213]" strokecolor="black [480]" strokeweight="1.5pt">
+              <v:roundrect w14:anchorId="179D4785" id="_x0000_s1031" style="width:16.5pt;height:17.25pt;visibility:visible;mso-wrap-style:square;mso-left-percent:-10001;mso-top-percent:-10001;mso-position-horizontal:absolute;mso-position-horizontal-relative:char;mso-position-vertical:absolute;mso-position-vertical-relative:line;mso-left-percent:-10001;mso-top-percent:-10001;v-text-anchor:middle" arcsize="10923f" o:gfxdata="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" fillcolor="black [3213]" strokecolor="black [480]" strokeweight="1.5pt">
                 <v:stroke joinstyle="miter"/>
                 <v:textbox>
                   <w:txbxContent>
@@ -4423,8 +4303,13 @@
                         <w:jc w:val="center"/>
                       </w:pPr>
                       <w:r>
-                        <w:t xml:space="preserve">  ef</w:t>
+                        <w:t xml:space="preserve">  </w:t>
                       </w:r>
+                      <w:proofErr w:type="spellStart"/>
+                      <w:r>
+                        <w:t>ef</w:t>
+                      </w:r>
+                      <w:proofErr w:type="spellEnd"/>
                     </w:p>
                   </w:txbxContent>
                 </v:textbox>
@@ -4454,7 +4339,7 @@
       <w:pPr>
         <w:pStyle w:val="Heading2"/>
       </w:pPr>
-      <w:bookmarkStart w:id="6" w:name="_Toc224035554"/>
+      <w:bookmarkStart w:id="6" w:name="_Toc224118210"/>
       <w:r>
         <w:t>Light Mode</w:t>
       </w:r>
@@ -4464,7 +4349,7 @@
       <w:pPr>
         <w:pStyle w:val="Heading3"/>
       </w:pPr>
-      <w:bookmarkStart w:id="7" w:name="_Toc224035555"/>
+      <w:bookmarkStart w:id="7" w:name="_Toc224118211"/>
       <w:r>
         <w:t>Background</w:t>
       </w:r>
@@ -4552,7 +4437,7 @@
               </wp:inline>
             </w:drawing>
           </mc:Choice>
-          <mc:Fallback xmlns:w16sdtfl="http://schemas.microsoft.com/office/word/2024/wordml/sdtformatlock" xmlns:w16du="http://schemas.microsoft.com/office/word/2023/wordml/word16du" xmlns:oel="http://schemas.microsoft.com/office/2019/extlst">
+          <mc:Fallback>
             <w:pict>
               <v:roundrect w14:anchorId="7CA2FE92" id="Rectangle: Rounded Corners 2" o:spid="_x0000_s1026" style="width:16.5pt;height:17.25pt;visibility:visible;mso-wrap-style:square;mso-left-percent:-10001;mso-top-percent:-10001;mso-position-horizontal:absolute;mso-position-horizontal-relative:char;mso-position-vertical:absolute;mso-position-vertical-relative:line;mso-left-percent:-10001;mso-top-percent:-10001;v-text-anchor:middle" arcsize="10923f" o:gfxdata="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" fillcolor="white [3212]" strokecolor="black [480]" strokeweight="1.5pt">
                 <v:stroke joinstyle="miter"/>
@@ -4658,8 +4543,13 @@
                               <w:jc w:val="center"/>
                             </w:pPr>
                             <w:r>
-                              <w:t xml:space="preserve">  ef</w:t>
+                              <w:t xml:space="preserve">  </w:t>
                             </w:r>
+                            <w:proofErr w:type="spellStart"/>
+                            <w:r>
+                              <w:t>ef</w:t>
+                            </w:r>
+                            <w:proofErr w:type="spellEnd"/>
                           </w:p>
                         </w:txbxContent>
                       </wps:txbx>
@@ -4677,7 +4567,7 @@
           </mc:Choice>
           <mc:Fallback>
             <w:pict>
-              <v:roundrect w14:anchorId="32088A45" id="_x0000_s1032" style="width:17pt;height:17pt;visibility:visible;mso-wrap-style:square;mso-left-percent:-10001;mso-top-percent:-10001;mso-position-horizontal:absolute;mso-position-horizontal-relative:char;mso-position-vertical:absolute;mso-position-vertical-relative:line;mso-left-percent:-10001;mso-top-percent:-10001;v-text-anchor:middle" arcsize="10923f" o:gfxdata="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" strokecolor="black [480]" strokeweight="1.5pt">
+              <v:roundrect w14:anchorId="32088A45" id="_x0000_s1032" style="width:17pt;height:17pt;visibility:visible;mso-wrap-style:square;mso-left-percent:-10001;mso-top-percent:-10001;mso-position-horizontal:absolute;mso-position-horizontal-relative:char;mso-position-vertical:absolute;mso-position-vertical-relative:line;mso-left-percent:-10001;mso-top-percent:-10001;v-text-anchor:middle" arcsize="10923f" o:gfxdata="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" strokecolor="black [480]" strokeweight="1.5pt">
                 <v:stroke joinstyle="miter"/>
                 <v:path arrowok="t"/>
                 <o:lock v:ext="edit" aspectratio="t"/>
@@ -4688,8 +4578,13 @@
                         <w:jc w:val="center"/>
                       </w:pPr>
                       <w:r>
-                        <w:t xml:space="preserve">  ef</w:t>
+                        <w:t xml:space="preserve">  </w:t>
                       </w:r>
+                      <w:proofErr w:type="spellStart"/>
+                      <w:r>
+                        <w:t>ef</w:t>
+                      </w:r>
+                      <w:proofErr w:type="spellEnd"/>
                     </w:p>
                   </w:txbxContent>
                 </v:textbox>
@@ -4732,7 +4627,7 @@
       <w:pPr>
         <w:pStyle w:val="Heading3"/>
       </w:pPr>
-      <w:bookmarkStart w:id="8" w:name="_Toc224035556"/>
+      <w:bookmarkStart w:id="8" w:name="_Toc224118212"/>
       <w:r>
         <w:t>Font</w:t>
       </w:r>
@@ -4864,8 +4759,13 @@
                               <w:jc w:val="center"/>
                             </w:pPr>
                             <w:r>
-                              <w:t xml:space="preserve">  ef</w:t>
+                              <w:t xml:space="preserve">  </w:t>
                             </w:r>
+                            <w:proofErr w:type="spellStart"/>
+                            <w:r>
+                              <w:t>ef</w:t>
+                            </w:r>
+                            <w:proofErr w:type="spellEnd"/>
                           </w:p>
                         </w:txbxContent>
                       </wps:txbx>
@@ -4883,7 +4783,7 @@
           </mc:Choice>
           <mc:Fallback>
             <w:pict>
-              <v:roundrect w14:anchorId="03C0396B" id="_x0000_s1033" style="width:16.5pt;height:17.25pt;visibility:visible;mso-wrap-style:square;mso-left-percent:-10001;mso-top-percent:-10001;mso-position-horizontal:absolute;mso-position-horizontal-relative:char;mso-position-vertical:absolute;mso-position-vertical-relative:line;mso-left-percent:-10001;mso-top-percent:-10001;v-text-anchor:middle" arcsize="10923f" o:gfxdata="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" fillcolor="white [3212]" strokecolor="black [480]" strokeweight="1.5pt">
+              <v:roundrect w14:anchorId="03C0396B" id="_x0000_s1033" style="width:16.5pt;height:17.25pt;visibility:visible;mso-wrap-style:square;mso-left-percent:-10001;mso-top-percent:-10001;mso-position-horizontal:absolute;mso-position-horizontal-relative:char;mso-position-vertical:absolute;mso-position-vertical-relative:line;mso-left-percent:-10001;mso-top-percent:-10001;v-text-anchor:middle" arcsize="10923f" o:gfxdata="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" fillcolor="white [3212]" strokecolor="black [480]" strokeweight="1.5pt">
                 <v:stroke joinstyle="miter"/>
                 <v:textbox>
                   <w:txbxContent>
@@ -4892,8 +4792,13 @@
                         <w:jc w:val="center"/>
                       </w:pPr>
                       <w:r>
-                        <w:t xml:space="preserve">  ef</w:t>
+                        <w:t xml:space="preserve">  </w:t>
                       </w:r>
+                      <w:proofErr w:type="spellStart"/>
+                      <w:r>
+                        <w:t>ef</w:t>
+                      </w:r>
+                      <w:proofErr w:type="spellEnd"/>
                     </w:p>
                   </w:txbxContent>
                 </v:textbox>
@@ -4988,8 +4893,13 @@
                               <w:jc w:val="center"/>
                             </w:pPr>
                             <w:r>
-                              <w:t xml:space="preserve">  ef</w:t>
+                              <w:t xml:space="preserve">  </w:t>
                             </w:r>
+                            <w:proofErr w:type="spellStart"/>
+                            <w:r>
+                              <w:t>ef</w:t>
+                            </w:r>
+                            <w:proofErr w:type="spellEnd"/>
                           </w:p>
                         </w:txbxContent>
                       </wps:txbx>
@@ -5007,7 +4917,7 @@
           </mc:Choice>
           <mc:Fallback>
             <w:pict>
-              <v:roundrect w14:anchorId="192401AD" id="_x0000_s1034" style="width:16.5pt;height:17.25pt;visibility:visible;mso-wrap-style:square;mso-left-percent:-10001;mso-top-percent:-10001;mso-position-horizontal:absolute;mso-position-horizontal-relative:char;mso-position-vertical:absolute;mso-position-vertical-relative:line;mso-left-percent:-10001;mso-top-percent:-10001;v-text-anchor:middle" arcsize="10923f" o:gfxdata="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" fillcolor="white [3212]" strokecolor="black [480]" strokeweight="1.5pt">
+              <v:roundrect w14:anchorId="192401AD" id="_x0000_s1034" style="width:16.5pt;height:17.25pt;visibility:visible;mso-wrap-style:square;mso-left-percent:-10001;mso-top-percent:-10001;mso-position-horizontal:absolute;mso-position-horizontal-relative:char;mso-position-vertical:absolute;mso-position-vertical-relative:line;mso-left-percent:-10001;mso-top-percent:-10001;v-text-anchor:middle" arcsize="10923f" o:gfxdata="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" fillcolor="white [3212]" strokecolor="black [480]" strokeweight="1.5pt">
                 <v:stroke joinstyle="miter"/>
                 <v:textbox>
                   <w:txbxContent>
@@ -5016,8 +4926,13 @@
                         <w:jc w:val="center"/>
                       </w:pPr>
                       <w:r>
-                        <w:t xml:space="preserve">  ef</w:t>
+                        <w:t xml:space="preserve">  </w:t>
                       </w:r>
+                      <w:proofErr w:type="spellStart"/>
+                      <w:r>
+                        <w:t>ef</w:t>
+                      </w:r>
+                      <w:proofErr w:type="spellEnd"/>
                     </w:p>
                   </w:txbxContent>
                 </v:textbox>
@@ -5039,7 +4954,7 @@
       <w:pPr>
         <w:pStyle w:val="Heading3"/>
       </w:pPr>
-      <w:bookmarkStart w:id="9" w:name="_Toc224035557"/>
+      <w:bookmarkStart w:id="9" w:name="_Toc224118213"/>
       <w:r>
         <w:t>Interactive</w:t>
       </w:r>
@@ -5124,8 +5039,13 @@
                               <w:jc w:val="center"/>
                             </w:pPr>
                             <w:r>
-                              <w:t xml:space="preserve">   ef</w:t>
+                              <w:t xml:space="preserve">   </w:t>
                             </w:r>
+                            <w:proofErr w:type="spellStart"/>
+                            <w:r>
+                              <w:t>ef</w:t>
+                            </w:r>
+                            <w:proofErr w:type="spellEnd"/>
                           </w:p>
                         </w:txbxContent>
                       </wps:txbx>
@@ -5143,7 +5063,7 @@
           </mc:Choice>
           <mc:Fallback>
             <w:pict>
-              <v:roundrect w14:anchorId="4D6EB5A5" id="_x0000_s1035" style="width:16.5pt;height:17.25pt;visibility:visible;mso-wrap-style:square;mso-left-percent:-10001;mso-top-percent:-10001;mso-position-horizontal:absolute;mso-position-horizontal-relative:char;mso-position-vertical:absolute;mso-position-vertical-relative:line;mso-left-percent:-10001;mso-top-percent:-10001;v-text-anchor:middle" arcsize="10923f" o:gfxdata="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" fillcolor="white [3212]" strokecolor="black [480]" strokeweight="1.5pt">
+              <v:roundrect w14:anchorId="4D6EB5A5" id="_x0000_s1035" style="width:16.5pt;height:17.25pt;visibility:visible;mso-wrap-style:square;mso-left-percent:-10001;mso-top-percent:-10001;mso-position-horizontal:absolute;mso-position-horizontal-relative:char;mso-position-vertical:absolute;mso-position-vertical-relative:line;mso-left-percent:-10001;mso-top-percent:-10001;v-text-anchor:middle" arcsize="10923f" o:gfxdata="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" fillcolor="white [3212]" strokecolor="black [480]" strokeweight="1.5pt">
                 <v:stroke joinstyle="miter"/>
                 <v:textbox>
                   <w:txbxContent>
@@ -5152,8 +5072,13 @@
                         <w:jc w:val="center"/>
                       </w:pPr>
                       <w:r>
-                        <w:t xml:space="preserve">   ef</w:t>
+                        <w:t xml:space="preserve">   </w:t>
                       </w:r>
+                      <w:proofErr w:type="spellStart"/>
+                      <w:r>
+                        <w:t>ef</w:t>
+                      </w:r>
+                      <w:proofErr w:type="spellEnd"/>
                     </w:p>
                   </w:txbxContent>
                 </v:textbox>
@@ -5257,8 +5182,13 @@
                               <w:jc w:val="center"/>
                             </w:pPr>
                             <w:r>
-                              <w:t xml:space="preserve">  ef</w:t>
+                              <w:t xml:space="preserve">  </w:t>
                             </w:r>
+                            <w:proofErr w:type="spellStart"/>
+                            <w:r>
+                              <w:t>ef</w:t>
+                            </w:r>
+                            <w:proofErr w:type="spellEnd"/>
                           </w:p>
                         </w:txbxContent>
                       </wps:txbx>
@@ -5276,7 +5206,7 @@
           </mc:Choice>
           <mc:Fallback>
             <w:pict>
-              <v:roundrect w14:anchorId="2C16EFAA" id="_x0000_s1036" style="width:16.5pt;height:17.25pt;visibility:visible;mso-wrap-style:square;mso-left-percent:-10001;mso-top-percent:-10001;mso-position-horizontal:absolute;mso-position-horizontal-relative:char;mso-position-vertical:absolute;mso-position-vertical-relative:line;mso-left-percent:-10001;mso-top-percent:-10001;v-text-anchor:middle" arcsize="10923f" o:gfxdata="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" fillcolor="white [3212]" strokecolor="black [480]" strokeweight="1.5pt">
+              <v:roundrect w14:anchorId="2C16EFAA" id="_x0000_s1036" style="width:16.5pt;height:17.25pt;visibility:visible;mso-wrap-style:square;mso-left-percent:-10001;mso-top-percent:-10001;mso-position-horizontal:absolute;mso-position-horizontal-relative:char;mso-position-vertical:absolute;mso-position-vertical-relative:line;mso-left-percent:-10001;mso-top-percent:-10001;v-text-anchor:middle" arcsize="10923f" o:gfxdata="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" fillcolor="white [3212]" strokecolor="black [480]" strokeweight="1.5pt">
                 <v:stroke joinstyle="miter"/>
                 <v:textbox>
                   <w:txbxContent>
@@ -5285,8 +5215,13 @@
                         <w:jc w:val="center"/>
                       </w:pPr>
                       <w:r>
-                        <w:t xml:space="preserve">  ef</w:t>
+                        <w:t xml:space="preserve">  </w:t>
                       </w:r>
+                      <w:proofErr w:type="spellStart"/>
+                      <w:r>
+                        <w:t>ef</w:t>
+                      </w:r>
+                      <w:proofErr w:type="spellEnd"/>
                     </w:p>
                   </w:txbxContent>
                 </v:textbox>
@@ -5308,7 +5243,7 @@
       <w:pPr>
         <w:pStyle w:val="Heading2"/>
       </w:pPr>
-      <w:bookmarkStart w:id="10" w:name="_Toc224035558"/>
+      <w:bookmarkStart w:id="10" w:name="_Toc224118214"/>
       <w:r>
         <w:lastRenderedPageBreak/>
         <w:t>Buttons</w:t>
@@ -5462,7 +5397,7 @@
       <w:pPr>
         <w:pStyle w:val="Heading1"/>
       </w:pPr>
-      <w:bookmarkStart w:id="11" w:name="_Toc224035559"/>
+      <w:bookmarkStart w:id="11" w:name="_Toc224118215"/>
       <w:r>
         <w:t>Website Pages</w:t>
       </w:r>
@@ -5505,7 +5440,7 @@
       <w:pPr>
         <w:pStyle w:val="Heading2"/>
       </w:pPr>
-      <w:bookmarkStart w:id="12" w:name="_Toc224035560"/>
+      <w:bookmarkStart w:id="12" w:name="_Toc224118216"/>
       <w:r>
         <w:t>Navigation Bar</w:t>
       </w:r>
@@ -5516,7 +5451,7 @@
       <w:pPr>
         <w:pStyle w:val="Heading2"/>
       </w:pPr>
-      <w:bookmarkStart w:id="13" w:name="_Toc224035561"/>
+      <w:bookmarkStart w:id="13" w:name="_Toc224118217"/>
       <w:r>
         <w:t>Footer</w:t>
       </w:r>
@@ -5527,7 +5462,7 @@
       <w:pPr>
         <w:pStyle w:val="Heading2"/>
       </w:pPr>
-      <w:bookmarkStart w:id="14" w:name="_Toc224035562"/>
+      <w:bookmarkStart w:id="14" w:name="_Toc224118218"/>
       <w:r>
         <w:t>Register</w:t>
       </w:r>
@@ -5542,7 +5477,7 @@
       <w:pPr>
         <w:pStyle w:val="Heading2"/>
       </w:pPr>
-      <w:bookmarkStart w:id="15" w:name="_Toc224035563"/>
+      <w:bookmarkStart w:id="15" w:name="_Toc224118219"/>
       <w:r>
         <w:t>Log in</w:t>
       </w:r>
@@ -5553,7 +5488,7 @@
       <w:pPr>
         <w:pStyle w:val="Heading2"/>
       </w:pPr>
-      <w:bookmarkStart w:id="16" w:name="_Toc224035564"/>
+      <w:bookmarkStart w:id="16" w:name="_Toc224118220"/>
       <w:r>
         <w:t>Privacy Policy</w:t>
       </w:r>
@@ -5567,7 +5502,7 @@
           <w:rStyle w:val="Heading2Char"/>
         </w:rPr>
       </w:pPr>
-      <w:bookmarkStart w:id="17" w:name="_Toc224035565"/>
+      <w:bookmarkStart w:id="17" w:name="_Toc224118221"/>
       <w:r>
         <w:rPr>
           <w:rStyle w:val="Heading2Char"/>
@@ -5576,12 +5511,14 @@
       </w:r>
       <w:bookmarkEnd w:id="17"/>
     </w:p>
+    <w:p/>
     <w:p>
       <w:pPr>
         <w:pStyle w:val="Heading1"/>
       </w:pPr>
-      <w:bookmarkStart w:id="18" w:name="_Toc224035566"/>
+      <w:bookmarkStart w:id="18" w:name="_Toc224118222"/>
       <w:r>
+        <w:lastRenderedPageBreak/>
         <w:t>Databa</w:t>
       </w:r>
       <w:r>
@@ -5593,7 +5530,7 @@
       <w:pPr>
         <w:pStyle w:val="Heading2"/>
       </w:pPr>
-      <w:bookmarkStart w:id="19" w:name="_Toc224035567"/>
+      <w:bookmarkStart w:id="19" w:name="_Toc224118223"/>
       <w:r>
         <w:t>Entity Relationship</w:t>
       </w:r>
@@ -5602,17 +5539,72 @@
       </w:r>
       <w:bookmarkEnd w:id="19"/>
     </w:p>
-    <w:p/>
+    <w:p>
+      <w:r>
+        <w:rPr>
+          <w:noProof/>
+        </w:rPr>
+        <w:drawing>
+          <wp:inline distT="0" distB="0" distL="0" distR="0" wp14:anchorId="73CCCAA1" wp14:editId="79B2783A">
+            <wp:extent cx="5724525" cy="7629525"/>
+            <wp:effectExtent l="0" t="0" r="9525" b="9525"/>
+            <wp:docPr id="2070395023" name="Picture 15"/>
+            <wp:cNvGraphicFramePr>
+              <a:graphicFrameLocks xmlns:a="http://schemas.openxmlformats.org/drawingml/2006/main" noChangeAspect="1"/>
+            </wp:cNvGraphicFramePr>
+            <a:graphic xmlns:a="http://schemas.openxmlformats.org/drawingml/2006/main">
+              <a:graphicData uri="http://schemas.openxmlformats.org/drawingml/2006/picture">
+                <pic:pic xmlns:pic="http://schemas.openxmlformats.org/drawingml/2006/picture">
+                  <pic:nvPicPr>
+                    <pic:cNvPr id="0" name="Picture 2"/>
+                    <pic:cNvPicPr>
+                      <a:picLocks noChangeAspect="1" noChangeArrowheads="1"/>
+                    </pic:cNvPicPr>
+                  </pic:nvPicPr>
+                  <pic:blipFill>
+                    <a:blip r:embed="rId16">
+                      <a:extLst>
+                        <a:ext uri="{28A0092B-C50C-407E-A947-70E740481C1C}">
+                          <a14:useLocalDpi xmlns:a14="http://schemas.microsoft.com/office/drawing/2010/main" val="0"/>
+                        </a:ext>
+                      </a:extLst>
+                    </a:blip>
+                    <a:srcRect/>
+                    <a:stretch>
+                      <a:fillRect/>
+                    </a:stretch>
+                  </pic:blipFill>
+                  <pic:spPr bwMode="auto">
+                    <a:xfrm>
+                      <a:off x="0" y="0"/>
+                      <a:ext cx="5724525" cy="7629525"/>
+                    </a:xfrm>
+                    <a:prstGeom prst="rect">
+                      <a:avLst/>
+                    </a:prstGeom>
+                    <a:noFill/>
+                    <a:ln>
+                      <a:noFill/>
+                    </a:ln>
+                  </pic:spPr>
+                </pic:pic>
+              </a:graphicData>
+            </a:graphic>
+          </wp:inline>
+        </w:drawing>
+      </w:r>
+    </w:p>
     <w:p>
       <w:pPr>
         <w:pStyle w:val="Heading2"/>
       </w:pPr>
-      <w:bookmarkStart w:id="20" w:name="_Toc224035568"/>
+      <w:bookmarkStart w:id="20" w:name="_Toc224118224"/>
       <w:r>
+        <w:lastRenderedPageBreak/>
         <w:t>Data Dictionar</w:t>
       </w:r>
       <w:r>
-        <w:t>y</w:t>
+        <w:t>ies</w:t>
       </w:r>
       <w:bookmarkEnd w:id="20"/>
     </w:p>
@@ -5620,11 +5612,13 @@
       <w:pPr>
         <w:pStyle w:val="Heading3"/>
       </w:pPr>
-      <w:bookmarkStart w:id="21" w:name="_Toc224035569"/>
+      <w:bookmarkStart w:id="21" w:name="_Toc224118225"/>
+      <w:proofErr w:type="spellStart"/>
       <w:r>
         <w:t>AspNetUsers</w:t>
       </w:r>
       <w:bookmarkEnd w:id="21"/>
+      <w:proofErr w:type="spellEnd"/>
     </w:p>
     <w:tbl>
       <w:tblPr>
@@ -5633,11 +5627,11 @@
         <w:tblLook w:val="04A0" w:firstRow="1" w:lastRow="0" w:firstColumn="1" w:lastColumn="0" w:noHBand="0" w:noVBand="1"/>
       </w:tblPr>
       <w:tblGrid>
-        <w:gridCol w:w="2911"/>
-        <w:gridCol w:w="1711"/>
-        <w:gridCol w:w="1152"/>
-        <w:gridCol w:w="976"/>
-        <w:gridCol w:w="1251"/>
+        <w:gridCol w:w="2889"/>
+        <w:gridCol w:w="1565"/>
+        <w:gridCol w:w="1207"/>
+        <w:gridCol w:w="1023"/>
+        <w:gridCol w:w="1317"/>
         <w:gridCol w:w="1015"/>
       </w:tblGrid>
       <w:tr>
@@ -5822,13 +5816,14 @@
             <w:tcW w:w="2911" w:type="dxa"/>
           </w:tcPr>
           <w:p>
-            <w:r>
-              <w:lastRenderedPageBreak/>
+            <w:proofErr w:type="spellStart"/>
+            <w:r>
               <w:t>User</w:t>
             </w:r>
             <w:r>
               <w:t>Name</w:t>
             </w:r>
+            <w:proofErr w:type="spellEnd"/>
           </w:p>
         </w:tc>
         <w:tc>
@@ -5880,9 +5875,11 @@
             <w:tcW w:w="2911" w:type="dxa"/>
           </w:tcPr>
           <w:p>
+            <w:proofErr w:type="spellStart"/>
             <w:r>
               <w:t>NormalizedUserName</w:t>
             </w:r>
+            <w:proofErr w:type="spellEnd"/>
           </w:p>
         </w:tc>
         <w:tc>
@@ -5998,9 +5995,11 @@
             <w:tcW w:w="2911" w:type="dxa"/>
           </w:tcPr>
           <w:p>
+            <w:proofErr w:type="spellStart"/>
             <w:r>
               <w:t>NormalizedEmail</w:t>
             </w:r>
+            <w:proofErr w:type="spellEnd"/>
           </w:p>
         </w:tc>
         <w:tc>
@@ -6052,9 +6051,11 @@
             <w:tcW w:w="2911" w:type="dxa"/>
           </w:tcPr>
           <w:p>
+            <w:proofErr w:type="spellStart"/>
             <w:r>
               <w:t>EmailConfirmed</w:t>
             </w:r>
+            <w:proofErr w:type="spellEnd"/>
           </w:p>
         </w:tc>
         <w:tc>
@@ -6110,9 +6111,11 @@
             <w:tcW w:w="2911" w:type="dxa"/>
           </w:tcPr>
           <w:p>
+            <w:proofErr w:type="spellStart"/>
             <w:r>
               <w:t>PasswordHash</w:t>
             </w:r>
+            <w:proofErr w:type="spellEnd"/>
           </w:p>
         </w:tc>
         <w:tc>
@@ -6164,9 +6167,11 @@
             <w:tcW w:w="2911" w:type="dxa"/>
           </w:tcPr>
           <w:p>
+            <w:proofErr w:type="spellStart"/>
             <w:r>
               <w:t>SecurityStamp</w:t>
             </w:r>
+            <w:proofErr w:type="spellEnd"/>
           </w:p>
         </w:tc>
         <w:tc>
@@ -6214,9 +6219,11 @@
             <w:tcW w:w="2911" w:type="dxa"/>
           </w:tcPr>
           <w:p>
+            <w:proofErr w:type="spellStart"/>
             <w:r>
               <w:t>ConcurrencyStamp</w:t>
             </w:r>
+            <w:proofErr w:type="spellEnd"/>
           </w:p>
         </w:tc>
         <w:tc>
@@ -6264,9 +6271,11 @@
             <w:tcW w:w="2911" w:type="dxa"/>
           </w:tcPr>
           <w:p>
+            <w:proofErr w:type="spellStart"/>
             <w:r>
               <w:t>PhoneNumber</w:t>
             </w:r>
+            <w:proofErr w:type="spellEnd"/>
           </w:p>
         </w:tc>
         <w:tc>
@@ -6317,14 +6326,18 @@
             <w:tcW w:w="2911" w:type="dxa"/>
           </w:tcPr>
           <w:p>
+            <w:proofErr w:type="spellStart"/>
             <w:r>
               <w:t>PhoneNumberConfirmed</w:t>
             </w:r>
-          </w:p>
-          <w:p>
+            <w:proofErr w:type="spellEnd"/>
+          </w:p>
+          <w:p>
+            <w:proofErr w:type="spellStart"/>
             <w:r>
               <w:t>TwoFactorEnabled</w:t>
             </w:r>
+            <w:proofErr w:type="spellEnd"/>
           </w:p>
         </w:tc>
         <w:tc>
@@ -6372,9 +6385,11 @@
             <w:tcW w:w="2911" w:type="dxa"/>
           </w:tcPr>
           <w:p>
+            <w:proofErr w:type="spellStart"/>
             <w:r>
               <w:t>LockoutEnd</w:t>
             </w:r>
+            <w:proofErr w:type="spellEnd"/>
           </w:p>
         </w:tc>
         <w:tc>
@@ -6382,9 +6397,11 @@
             <w:tcW w:w="1711" w:type="dxa"/>
           </w:tcPr>
           <w:p>
-            <w:r>
-              <w:t>Bool</w:t>
-            </w:r>
+            <w:proofErr w:type="spellStart"/>
+            <w:r>
+              <w:t>DateTime</w:t>
+            </w:r>
+            <w:proofErr w:type="spellEnd"/>
           </w:p>
         </w:tc>
         <w:tc>
@@ -6422,9 +6439,11 @@
             <w:tcW w:w="2911" w:type="dxa"/>
           </w:tcPr>
           <w:p>
+            <w:proofErr w:type="spellStart"/>
             <w:r>
               <w:t>LockoutEnabled</w:t>
             </w:r>
+            <w:proofErr w:type="spellEnd"/>
           </w:p>
         </w:tc>
         <w:tc>
@@ -6433,7 +6452,7 @@
           </w:tcPr>
           <w:p>
             <w:r>
-              <w:t>Datetime</w:t>
+              <w:t>Bool</w:t>
             </w:r>
           </w:p>
         </w:tc>
@@ -6472,9 +6491,11 @@
             <w:tcW w:w="2911" w:type="dxa"/>
           </w:tcPr>
           <w:p>
+            <w:proofErr w:type="spellStart"/>
             <w:r>
               <w:t>AcessFailedCount</w:t>
             </w:r>
+            <w:proofErr w:type="spellEnd"/>
           </w:p>
         </w:tc>
         <w:tc>
@@ -6522,11 +6543,13 @@
       <w:pPr>
         <w:pStyle w:val="Heading3"/>
       </w:pPr>
-      <w:bookmarkStart w:id="22" w:name="_Toc224035570"/>
+      <w:bookmarkStart w:id="22" w:name="_Toc224118226"/>
+      <w:proofErr w:type="spellStart"/>
       <w:r>
         <w:t>AspNetUserRoles</w:t>
       </w:r>
       <w:bookmarkEnd w:id="22"/>
+      <w:proofErr w:type="spellEnd"/>
     </w:p>
     <w:tbl>
       <w:tblPr>
@@ -6535,11 +6558,11 @@
         <w:tblLook w:val="04A0" w:firstRow="1" w:lastRow="0" w:firstColumn="1" w:lastColumn="0" w:noHBand="0" w:noVBand="1"/>
       </w:tblPr>
       <w:tblGrid>
-        <w:gridCol w:w="2911"/>
-        <w:gridCol w:w="1711"/>
-        <w:gridCol w:w="1152"/>
-        <w:gridCol w:w="976"/>
-        <w:gridCol w:w="1251"/>
+        <w:gridCol w:w="2798"/>
+        <w:gridCol w:w="1656"/>
+        <w:gridCol w:w="1207"/>
+        <w:gridCol w:w="1023"/>
+        <w:gridCol w:w="1317"/>
         <w:gridCol w:w="1015"/>
       </w:tblGrid>
       <w:tr>
@@ -6724,9 +6747,11 @@
             <w:tcW w:w="2911" w:type="dxa"/>
           </w:tcPr>
           <w:p>
+            <w:proofErr w:type="spellStart"/>
             <w:r>
               <w:t>UserId</w:t>
             </w:r>
+            <w:proofErr w:type="spellEnd"/>
           </w:p>
         </w:tc>
         <w:tc>
@@ -6782,9 +6807,11 @@
             <w:tcW w:w="2911" w:type="dxa"/>
           </w:tcPr>
           <w:p>
+            <w:proofErr w:type="spellStart"/>
             <w:r>
               <w:t>RoleId</w:t>
             </w:r>
+            <w:proofErr w:type="spellEnd"/>
           </w:p>
         </w:tc>
         <w:tc>
@@ -6840,11 +6867,14 @@
       <w:pPr>
         <w:pStyle w:val="Heading3"/>
       </w:pPr>
-      <w:bookmarkStart w:id="23" w:name="_Toc224035571"/>
+      <w:bookmarkStart w:id="23" w:name="_Toc224118227"/>
+      <w:proofErr w:type="spellStart"/>
       <w:r>
+        <w:lastRenderedPageBreak/>
         <w:t>AspNetRoles</w:t>
       </w:r>
       <w:bookmarkEnd w:id="23"/>
+      <w:proofErr w:type="spellEnd"/>
     </w:p>
     <w:tbl>
       <w:tblPr>
@@ -7100,10 +7130,11 @@
             <w:tcW w:w="2822" w:type="dxa"/>
           </w:tcPr>
           <w:p>
-            <w:r>
-              <w:lastRenderedPageBreak/>
+            <w:proofErr w:type="spellStart"/>
+            <w:r>
               <w:t>NormalizeName</w:t>
             </w:r>
+            <w:proofErr w:type="spellEnd"/>
           </w:p>
         </w:tc>
         <w:tc>
@@ -7155,12 +7186,14 @@
             <w:tcW w:w="2822" w:type="dxa"/>
           </w:tcPr>
           <w:p>
+            <w:proofErr w:type="spellStart"/>
             <w:r>
               <w:t>Con</w:t>
             </w:r>
             <w:r>
               <w:t>currencyStamp</w:t>
             </w:r>
+            <w:proofErr w:type="spellEnd"/>
           </w:p>
         </w:tc>
         <w:tc>
@@ -7212,11 +7245,13 @@
       <w:pPr>
         <w:pStyle w:val="Heading3"/>
       </w:pPr>
-      <w:bookmarkStart w:id="24" w:name="_Toc224035572"/>
+      <w:bookmarkStart w:id="24" w:name="_Toc224118228"/>
+      <w:proofErr w:type="spellStart"/>
       <w:r>
         <w:t>AspNetRoleClaims</w:t>
       </w:r>
       <w:bookmarkEnd w:id="24"/>
+      <w:proofErr w:type="spellEnd"/>
     </w:p>
     <w:tbl>
       <w:tblPr>
@@ -7414,9 +7449,11 @@
             <w:tcW w:w="2822" w:type="dxa"/>
           </w:tcPr>
           <w:p>
+            <w:proofErr w:type="spellStart"/>
             <w:r>
               <w:t>RoleId</w:t>
             </w:r>
+            <w:proofErr w:type="spellEnd"/>
           </w:p>
         </w:tc>
         <w:tc>
@@ -7472,9 +7509,11 @@
             <w:tcW w:w="2822" w:type="dxa"/>
           </w:tcPr>
           <w:p>
+            <w:proofErr w:type="spellStart"/>
             <w:r>
               <w:t>ClaimType</w:t>
             </w:r>
+            <w:proofErr w:type="spellEnd"/>
           </w:p>
         </w:tc>
         <w:tc>
@@ -7526,9 +7565,11 @@
             <w:tcW w:w="2822" w:type="dxa"/>
           </w:tcPr>
           <w:p>
+            <w:proofErr w:type="spellStart"/>
             <w:r>
               <w:t>ClaimValue</w:t>
             </w:r>
+            <w:proofErr w:type="spellEnd"/>
           </w:p>
         </w:tc>
         <w:tc>
@@ -7580,7 +7621,8 @@
       <w:pPr>
         <w:pStyle w:val="Heading3"/>
       </w:pPr>
-      <w:bookmarkStart w:id="25" w:name="_Toc224035573"/>
+      <w:bookmarkStart w:id="25" w:name="_Toc224118229"/>
+      <w:proofErr w:type="spellStart"/>
       <w:r>
         <w:t>AspNet</w:t>
       </w:r>
@@ -7588,6 +7630,7 @@
         <w:t>UserClaims</w:t>
       </w:r>
       <w:bookmarkEnd w:id="25"/>
+      <w:proofErr w:type="spellEnd"/>
     </w:p>
     <w:tbl>
       <w:tblPr>
@@ -7785,9 +7828,11 @@
             <w:tcW w:w="2822" w:type="dxa"/>
           </w:tcPr>
           <w:p>
+            <w:proofErr w:type="spellStart"/>
             <w:r>
               <w:t>UserId</w:t>
             </w:r>
+            <w:proofErr w:type="spellEnd"/>
           </w:p>
         </w:tc>
         <w:tc>
@@ -7843,9 +7888,11 @@
             <w:tcW w:w="2822" w:type="dxa"/>
           </w:tcPr>
           <w:p>
+            <w:proofErr w:type="spellStart"/>
             <w:r>
               <w:t>ClaimType</w:t>
             </w:r>
+            <w:proofErr w:type="spellEnd"/>
           </w:p>
         </w:tc>
         <w:tc>
@@ -7897,9 +7944,11 @@
             <w:tcW w:w="2822" w:type="dxa"/>
           </w:tcPr>
           <w:p>
+            <w:proofErr w:type="spellStart"/>
             <w:r>
               <w:t>ClaimValue</w:t>
             </w:r>
+            <w:proofErr w:type="spellEnd"/>
           </w:p>
         </w:tc>
         <w:tc>
@@ -7951,14 +8000,13 @@
       <w:pPr>
         <w:pStyle w:val="Heading3"/>
       </w:pPr>
-      <w:bookmarkStart w:id="26" w:name="_Toc224035574"/>
+      <w:bookmarkStart w:id="26" w:name="_Toc224118230"/>
+      <w:proofErr w:type="spellStart"/>
       <w:r>
-        <w:t>AspNetUs</w:t>
-      </w:r>
-      <w:r>
-        <w:t>erLogins</w:t>
+        <w:t>AspNetUserLogins</w:t>
       </w:r>
       <w:bookmarkEnd w:id="26"/>
+      <w:proofErr w:type="spellEnd"/>
     </w:p>
     <w:tbl>
       <w:tblPr>
@@ -8156,9 +8204,11 @@
             <w:tcW w:w="2822" w:type="dxa"/>
           </w:tcPr>
           <w:p>
+            <w:proofErr w:type="spellStart"/>
             <w:r>
               <w:t>ProviderKey</w:t>
             </w:r>
+            <w:proofErr w:type="spellEnd"/>
           </w:p>
         </w:tc>
         <w:tc>
@@ -8210,9 +8260,11 @@
             <w:tcW w:w="2822" w:type="dxa"/>
           </w:tcPr>
           <w:p>
+            <w:proofErr w:type="spellStart"/>
             <w:r>
               <w:t>ProviderDisplayName</w:t>
             </w:r>
+            <w:proofErr w:type="spellEnd"/>
           </w:p>
         </w:tc>
         <w:tc>
@@ -8264,9 +8316,11 @@
             <w:tcW w:w="2822" w:type="dxa"/>
           </w:tcPr>
           <w:p>
+            <w:proofErr w:type="spellStart"/>
             <w:r>
               <w:t>UserId</w:t>
             </w:r>
+            <w:proofErr w:type="spellEnd"/>
           </w:p>
         </w:tc>
         <w:tc>
@@ -8322,14 +8376,13 @@
       <w:pPr>
         <w:pStyle w:val="Heading3"/>
       </w:pPr>
-      <w:bookmarkStart w:id="27" w:name="_Toc224035575"/>
+      <w:bookmarkStart w:id="27" w:name="_Toc224118231"/>
+      <w:proofErr w:type="spellStart"/>
       <w:r>
-        <w:t>AspNetUser</w:t>
-      </w:r>
-      <w:r>
-        <w:t>Tokens</w:t>
+        <w:t>AspNetUserTokens</w:t>
       </w:r>
       <w:bookmarkEnd w:id="27"/>
+      <w:proofErr w:type="spellEnd"/>
     </w:p>
     <w:tbl>
       <w:tblPr>
@@ -8473,9 +8526,12 @@
             <w:tcW w:w="2822" w:type="dxa"/>
           </w:tcPr>
           <w:p>
-            <w:r>
+            <w:proofErr w:type="spellStart"/>
+            <w:r>
+              <w:lastRenderedPageBreak/>
               <w:t>UserId</w:t>
             </w:r>
+            <w:proofErr w:type="spellEnd"/>
           </w:p>
         </w:tc>
         <w:tc>
@@ -8693,7 +8749,7 @@
       <w:pPr>
         <w:pStyle w:val="Heading3"/>
       </w:pPr>
-      <w:bookmarkStart w:id="28" w:name="_Toc224035576"/>
+      <w:bookmarkStart w:id="28" w:name="_Toc224118232"/>
       <w:r>
         <w:t>Products</w:t>
       </w:r>
@@ -8841,9 +8897,11 @@
             <w:tcW w:w="2822" w:type="dxa"/>
           </w:tcPr>
           <w:p>
+            <w:proofErr w:type="spellStart"/>
             <w:r>
               <w:t>ProductsId</w:t>
             </w:r>
+            <w:proofErr w:type="spellEnd"/>
           </w:p>
         </w:tc>
         <w:tc>
@@ -8895,10 +8953,14 @@
             <w:tcW w:w="2822" w:type="dxa"/>
           </w:tcPr>
           <w:p>
-            <w:r>
-              <w:lastRenderedPageBreak/>
-              <w:t>OrderProductsId</w:t>
-            </w:r>
+            <w:proofErr w:type="spellStart"/>
+            <w:r>
+              <w:t>P</w:t>
+            </w:r>
+            <w:r>
+              <w:t>roducersId</w:t>
+            </w:r>
+            <w:proofErr w:type="spellEnd"/>
           </w:p>
         </w:tc>
         <w:tc>
@@ -9174,9 +9236,11 @@
             <w:tcW w:w="2822" w:type="dxa"/>
           </w:tcPr>
           <w:p>
+            <w:proofErr w:type="spellStart"/>
             <w:r>
               <w:t>IsAvailable</w:t>
             </w:r>
+            <w:proofErr w:type="spellEnd"/>
           </w:p>
         </w:tc>
         <w:tc>
@@ -9228,9 +9292,11 @@
             <w:tcW w:w="2822" w:type="dxa"/>
           </w:tcPr>
           <w:p>
+            <w:proofErr w:type="spellStart"/>
             <w:r>
               <w:t>MethodsUsed</w:t>
             </w:r>
+            <w:proofErr w:type="spellEnd"/>
           </w:p>
         </w:tc>
         <w:tc>
@@ -9282,9 +9348,11 @@
             <w:tcW w:w="2822" w:type="dxa"/>
           </w:tcPr>
           <w:p>
+            <w:proofErr w:type="spellStart"/>
             <w:r>
               <w:t>GrownInCity</w:t>
             </w:r>
+            <w:proofErr w:type="spellEnd"/>
           </w:p>
         </w:tc>
         <w:tc>
@@ -9340,9 +9408,11 @@
             <w:tcW w:w="2822" w:type="dxa"/>
           </w:tcPr>
           <w:p>
+            <w:proofErr w:type="spellStart"/>
             <w:r>
               <w:t>OrderProducts</w:t>
             </w:r>
+            <w:proofErr w:type="spellEnd"/>
           </w:p>
         </w:tc>
         <w:tc>
@@ -9350,9 +9420,11 @@
             <w:tcW w:w="1632" w:type="dxa"/>
           </w:tcPr>
           <w:p>
+            <w:proofErr w:type="spellStart"/>
             <w:r>
               <w:t>ICollection</w:t>
             </w:r>
+            <w:proofErr w:type="spellEnd"/>
           </w:p>
         </w:tc>
         <w:tc>
@@ -9398,12 +9470,11 @@
             <w:tcW w:w="2822" w:type="dxa"/>
           </w:tcPr>
           <w:p>
-            <w:r>
-              <w:t>Basket</w:t>
-            </w:r>
-            <w:r>
-              <w:t>Products</w:t>
-            </w:r>
+            <w:proofErr w:type="spellStart"/>
+            <w:r>
+              <w:t>BasketProducts</w:t>
+            </w:r>
+            <w:proofErr w:type="spellEnd"/>
           </w:p>
         </w:tc>
         <w:tc>
@@ -9411,9 +9482,11 @@
             <w:tcW w:w="1632" w:type="dxa"/>
           </w:tcPr>
           <w:p>
+            <w:proofErr w:type="spellStart"/>
             <w:r>
               <w:t>ICollection</w:t>
             </w:r>
+            <w:proofErr w:type="spellEnd"/>
           </w:p>
         </w:tc>
         <w:tc>
@@ -9459,7 +9532,7 @@
       <w:pPr>
         <w:pStyle w:val="Heading3"/>
       </w:pPr>
-      <w:bookmarkStart w:id="29" w:name="_Toc224035577"/>
+      <w:bookmarkStart w:id="29" w:name="_Toc224118233"/>
       <w:r>
         <w:t>Orders</w:t>
       </w:r>
@@ -9472,17 +9545,17 @@
         <w:tblLook w:val="04A0" w:firstRow="1" w:lastRow="0" w:firstColumn="1" w:lastColumn="0" w:noHBand="0" w:noVBand="1"/>
       </w:tblPr>
       <w:tblGrid>
-        <w:gridCol w:w="2347"/>
-        <w:gridCol w:w="1404"/>
-        <w:gridCol w:w="1164"/>
-        <w:gridCol w:w="1830"/>
-        <w:gridCol w:w="1273"/>
-        <w:gridCol w:w="998"/>
+        <w:gridCol w:w="2287"/>
+        <w:gridCol w:w="1398"/>
+        <w:gridCol w:w="1207"/>
+        <w:gridCol w:w="1340"/>
+        <w:gridCol w:w="1769"/>
+        <w:gridCol w:w="1015"/>
       </w:tblGrid>
       <w:tr>
         <w:tc>
           <w:tcPr>
-            <w:tcW w:w="2347" w:type="dxa"/>
+            <w:tcW w:w="2287" w:type="dxa"/>
           </w:tcPr>
           <w:p>
             <w:pPr>
@@ -9502,7 +9575,7 @@
         </w:tc>
         <w:tc>
           <w:tcPr>
-            <w:tcW w:w="1404" w:type="dxa"/>
+            <w:tcW w:w="1398" w:type="dxa"/>
           </w:tcPr>
           <w:p>
             <w:pPr>
@@ -9522,7 +9595,7 @@
         </w:tc>
         <w:tc>
           <w:tcPr>
-            <w:tcW w:w="1164" w:type="dxa"/>
+            <w:tcW w:w="1207" w:type="dxa"/>
           </w:tcPr>
           <w:p>
             <w:pPr>
@@ -9542,7 +9615,7 @@
         </w:tc>
         <w:tc>
           <w:tcPr>
-            <w:tcW w:w="1830" w:type="dxa"/>
+            <w:tcW w:w="1340" w:type="dxa"/>
           </w:tcPr>
           <w:p>
             <w:pPr>
@@ -9562,7 +9635,7 @@
         </w:tc>
         <w:tc>
           <w:tcPr>
-            <w:tcW w:w="1273" w:type="dxa"/>
+            <w:tcW w:w="1769" w:type="dxa"/>
           </w:tcPr>
           <w:p>
             <w:pPr>
@@ -9582,7 +9655,7 @@
         </w:tc>
         <w:tc>
           <w:tcPr>
-            <w:tcW w:w="998" w:type="dxa"/>
+            <w:tcW w:w="1015" w:type="dxa"/>
           </w:tcPr>
           <w:p>
             <w:pPr>
@@ -9604,17 +9677,19 @@
       <w:tr>
         <w:tc>
           <w:tcPr>
-            <w:tcW w:w="2347" w:type="dxa"/>
-          </w:tcPr>
-          <w:p>
+            <w:tcW w:w="2287" w:type="dxa"/>
+          </w:tcPr>
+          <w:p>
+            <w:proofErr w:type="spellStart"/>
             <w:r>
               <w:t>OrdersId</w:t>
             </w:r>
-          </w:p>
-        </w:tc>
-        <w:tc>
-          <w:tcPr>
-            <w:tcW w:w="1404" w:type="dxa"/>
+            <w:proofErr w:type="spellEnd"/>
+          </w:p>
+        </w:tc>
+        <w:tc>
+          <w:tcPr>
+            <w:tcW w:w="1398" w:type="dxa"/>
           </w:tcPr>
           <w:p>
             <w:r>
@@ -9624,7 +9699,7 @@
         </w:tc>
         <w:tc>
           <w:tcPr>
-            <w:tcW w:w="1164" w:type="dxa"/>
+            <w:tcW w:w="1207" w:type="dxa"/>
           </w:tcPr>
           <w:p>
             <w:r>
@@ -9634,19 +9709,19 @@
         </w:tc>
         <w:tc>
           <w:tcPr>
-            <w:tcW w:w="1830" w:type="dxa"/>
+            <w:tcW w:w="1340" w:type="dxa"/>
           </w:tcPr>
           <w:p/>
         </w:tc>
         <w:tc>
           <w:tcPr>
-            <w:tcW w:w="1273" w:type="dxa"/>
+            <w:tcW w:w="1769" w:type="dxa"/>
           </w:tcPr>
           <w:p/>
         </w:tc>
         <w:tc>
           <w:tcPr>
-            <w:tcW w:w="998" w:type="dxa"/>
+            <w:tcW w:w="1015" w:type="dxa"/>
           </w:tcPr>
           <w:p>
             <w:r>
@@ -9658,17 +9733,19 @@
       <w:tr>
         <w:tc>
           <w:tcPr>
-            <w:tcW w:w="2347" w:type="dxa"/>
-          </w:tcPr>
-          <w:p>
+            <w:tcW w:w="2287" w:type="dxa"/>
+          </w:tcPr>
+          <w:p>
+            <w:proofErr w:type="spellStart"/>
             <w:r>
               <w:t>UserId</w:t>
             </w:r>
-          </w:p>
-        </w:tc>
-        <w:tc>
-          <w:tcPr>
-            <w:tcW w:w="1404" w:type="dxa"/>
+            <w:proofErr w:type="spellEnd"/>
+          </w:p>
+        </w:tc>
+        <w:tc>
+          <w:tcPr>
+            <w:tcW w:w="1398" w:type="dxa"/>
           </w:tcPr>
           <w:p>
             <w:r>
@@ -9678,7 +9755,7 @@
         </w:tc>
         <w:tc>
           <w:tcPr>
-            <w:tcW w:w="1164" w:type="dxa"/>
+            <w:tcW w:w="1207" w:type="dxa"/>
           </w:tcPr>
           <w:p>
             <w:r>
@@ -9688,7 +9765,7 @@
         </w:tc>
         <w:tc>
           <w:tcPr>
-            <w:tcW w:w="1830" w:type="dxa"/>
+            <w:tcW w:w="1340" w:type="dxa"/>
           </w:tcPr>
           <w:p>
             <w:r>
@@ -9698,13 +9775,13 @@
         </w:tc>
         <w:tc>
           <w:tcPr>
-            <w:tcW w:w="1273" w:type="dxa"/>
+            <w:tcW w:w="1769" w:type="dxa"/>
           </w:tcPr>
           <w:p/>
         </w:tc>
         <w:tc>
           <w:tcPr>
-            <w:tcW w:w="998" w:type="dxa"/>
+            <w:tcW w:w="1015" w:type="dxa"/>
           </w:tcPr>
           <w:p>
             <w:r>
@@ -9716,27 +9793,31 @@
       <w:tr>
         <w:tc>
           <w:tcPr>
-            <w:tcW w:w="2347" w:type="dxa"/>
-          </w:tcPr>
-          <w:p>
+            <w:tcW w:w="2287" w:type="dxa"/>
+          </w:tcPr>
+          <w:p>
+            <w:proofErr w:type="spellStart"/>
             <w:r>
               <w:t>CreatedAt</w:t>
             </w:r>
-          </w:p>
-        </w:tc>
-        <w:tc>
-          <w:tcPr>
-            <w:tcW w:w="1404" w:type="dxa"/>
-          </w:tcPr>
-          <w:p>
+            <w:proofErr w:type="spellEnd"/>
+          </w:p>
+        </w:tc>
+        <w:tc>
+          <w:tcPr>
+            <w:tcW w:w="1398" w:type="dxa"/>
+          </w:tcPr>
+          <w:p>
+            <w:proofErr w:type="spellStart"/>
             <w:r>
               <w:t>DateTime</w:t>
             </w:r>
-          </w:p>
-        </w:tc>
-        <w:tc>
-          <w:tcPr>
-            <w:tcW w:w="1164" w:type="dxa"/>
+            <w:proofErr w:type="spellEnd"/>
+          </w:p>
+        </w:tc>
+        <w:tc>
+          <w:tcPr>
+            <w:tcW w:w="1207" w:type="dxa"/>
           </w:tcPr>
           <w:p>
             <w:r>
@@ -9746,7 +9827,7 @@
         </w:tc>
         <w:tc>
           <w:tcPr>
-            <w:tcW w:w="1830" w:type="dxa"/>
+            <w:tcW w:w="1340" w:type="dxa"/>
           </w:tcPr>
           <w:p>
             <w:r>
@@ -9756,13 +9837,13 @@
         </w:tc>
         <w:tc>
           <w:tcPr>
-            <w:tcW w:w="1273" w:type="dxa"/>
+            <w:tcW w:w="1769" w:type="dxa"/>
           </w:tcPr>
           <w:p/>
         </w:tc>
         <w:tc>
           <w:tcPr>
-            <w:tcW w:w="998" w:type="dxa"/>
+            <w:tcW w:w="1015" w:type="dxa"/>
           </w:tcPr>
           <w:p>
             <w:r>
@@ -9774,27 +9855,486 @@
       <w:tr>
         <w:tc>
           <w:tcPr>
-            <w:tcW w:w="2347" w:type="dxa"/>
-          </w:tcPr>
-          <w:p>
+            <w:tcW w:w="2287" w:type="dxa"/>
+          </w:tcPr>
+          <w:p>
+            <w:proofErr w:type="spellStart"/>
+            <w:r>
+              <w:t>OrderType</w:t>
+            </w:r>
+            <w:proofErr w:type="spellEnd"/>
+          </w:p>
+        </w:tc>
+        <w:tc>
+          <w:tcPr>
+            <w:tcW w:w="1398" w:type="dxa"/>
+          </w:tcPr>
+          <w:p>
+            <w:r>
+              <w:t>String</w:t>
+            </w:r>
+          </w:p>
+        </w:tc>
+        <w:tc>
+          <w:tcPr>
+            <w:tcW w:w="1207" w:type="dxa"/>
+          </w:tcPr>
+          <w:p>
+            <w:r>
+              <w:t>Yes</w:t>
+            </w:r>
+          </w:p>
+        </w:tc>
+        <w:tc>
+          <w:tcPr>
+            <w:tcW w:w="1340" w:type="dxa"/>
+          </w:tcPr>
+          <w:p/>
+        </w:tc>
+        <w:tc>
+          <w:tcPr>
+            <w:tcW w:w="1769" w:type="dxa"/>
+          </w:tcPr>
+          <w:p>
+            <w:r>
+              <w:t>Can only be “Delivery” or “Collection”</w:t>
+            </w:r>
+          </w:p>
+        </w:tc>
+        <w:tc>
+          <w:tcPr>
+            <w:tcW w:w="1015" w:type="dxa"/>
+          </w:tcPr>
+          <w:p>
+            <w:r>
+              <w:t>None</w:t>
+            </w:r>
+          </w:p>
+        </w:tc>
+      </w:tr>
+      <w:tr>
+        <w:tc>
+          <w:tcPr>
+            <w:tcW w:w="2287" w:type="dxa"/>
+          </w:tcPr>
+          <w:p>
+            <w:proofErr w:type="spellStart"/>
+            <w:r>
+              <w:t>ScheduledTime</w:t>
+            </w:r>
+            <w:proofErr w:type="spellEnd"/>
+          </w:p>
+        </w:tc>
+        <w:tc>
+          <w:tcPr>
+            <w:tcW w:w="1398" w:type="dxa"/>
+          </w:tcPr>
+          <w:p>
+            <w:proofErr w:type="spellStart"/>
+            <w:r>
+              <w:t>DateTime</w:t>
+            </w:r>
+            <w:proofErr w:type="spellEnd"/>
+          </w:p>
+        </w:tc>
+        <w:tc>
+          <w:tcPr>
+            <w:tcW w:w="1207" w:type="dxa"/>
+          </w:tcPr>
+          <w:p>
+            <w:r>
+              <w:t>Yes</w:t>
+            </w:r>
+          </w:p>
+        </w:tc>
+        <w:tc>
+          <w:tcPr>
+            <w:tcW w:w="1340" w:type="dxa"/>
+          </w:tcPr>
+          <w:p/>
+        </w:tc>
+        <w:tc>
+          <w:tcPr>
+            <w:tcW w:w="1769" w:type="dxa"/>
+          </w:tcPr>
+          <w:p>
+            <w:r>
+              <w:t>Cannot be a date before the current date</w:t>
+            </w:r>
+          </w:p>
+        </w:tc>
+        <w:tc>
+          <w:tcPr>
+            <w:tcW w:w="1015" w:type="dxa"/>
+          </w:tcPr>
+          <w:p>
+            <w:r>
+              <w:t>None</w:t>
+            </w:r>
+          </w:p>
+        </w:tc>
+      </w:tr>
+      <w:tr>
+        <w:tc>
+          <w:tcPr>
+            <w:tcW w:w="2287" w:type="dxa"/>
+          </w:tcPr>
+          <w:p>
+            <w:proofErr w:type="spellStart"/>
+            <w:r>
+              <w:t>DeliveryAddress</w:t>
+            </w:r>
+            <w:proofErr w:type="spellEnd"/>
+          </w:p>
+        </w:tc>
+        <w:tc>
+          <w:tcPr>
+            <w:tcW w:w="1398" w:type="dxa"/>
+          </w:tcPr>
+          <w:p>
+            <w:r>
+              <w:t>String</w:t>
+            </w:r>
+          </w:p>
+        </w:tc>
+        <w:tc>
+          <w:tcPr>
+            <w:tcW w:w="1207" w:type="dxa"/>
+          </w:tcPr>
+          <w:p>
+            <w:r>
+              <w:t>No</w:t>
+            </w:r>
+          </w:p>
+        </w:tc>
+        <w:tc>
+          <w:tcPr>
+            <w:tcW w:w="1340" w:type="dxa"/>
+          </w:tcPr>
+          <w:p/>
+        </w:tc>
+        <w:tc>
+          <w:tcPr>
+            <w:tcW w:w="1769" w:type="dxa"/>
+          </w:tcPr>
+          <w:p>
+            <w:r>
+              <w:t xml:space="preserve">Only available to use if </w:t>
+            </w:r>
+            <w:r>
+              <w:lastRenderedPageBreak/>
+              <w:t>“</w:t>
+            </w:r>
+            <w:proofErr w:type="spellStart"/>
+            <w:r>
+              <w:t>OrderType</w:t>
+            </w:r>
+            <w:proofErr w:type="spellEnd"/>
+            <w:r>
+              <w:t>” is “Delivery”</w:t>
+            </w:r>
+          </w:p>
+        </w:tc>
+        <w:tc>
+          <w:tcPr>
+            <w:tcW w:w="1015" w:type="dxa"/>
+          </w:tcPr>
+          <w:p>
+            <w:r>
+              <w:lastRenderedPageBreak/>
+              <w:t>None</w:t>
+            </w:r>
+          </w:p>
+        </w:tc>
+      </w:tr>
+      <w:tr>
+        <w:tc>
+          <w:tcPr>
+            <w:tcW w:w="2287" w:type="dxa"/>
+          </w:tcPr>
+          <w:p>
+            <w:proofErr w:type="spellStart"/>
+            <w:r>
+              <w:t>DeliveryFee</w:t>
+            </w:r>
+            <w:proofErr w:type="spellEnd"/>
+          </w:p>
+        </w:tc>
+        <w:tc>
+          <w:tcPr>
+            <w:tcW w:w="1398" w:type="dxa"/>
+          </w:tcPr>
+          <w:p>
+            <w:r>
+              <w:t>Float</w:t>
+            </w:r>
+          </w:p>
+        </w:tc>
+        <w:tc>
+          <w:tcPr>
+            <w:tcW w:w="1207" w:type="dxa"/>
+          </w:tcPr>
+          <w:p>
+            <w:r>
+              <w:t>No</w:t>
+            </w:r>
+          </w:p>
+        </w:tc>
+        <w:tc>
+          <w:tcPr>
+            <w:tcW w:w="1340" w:type="dxa"/>
+          </w:tcPr>
+          <w:p/>
+        </w:tc>
+        <w:tc>
+          <w:tcPr>
+            <w:tcW w:w="1769" w:type="dxa"/>
+          </w:tcPr>
+          <w:p>
+            <w:r>
+              <w:t>Only available to use if “</w:t>
+            </w:r>
+            <w:proofErr w:type="spellStart"/>
+            <w:r>
+              <w:t>OrderType</w:t>
+            </w:r>
+            <w:proofErr w:type="spellEnd"/>
+            <w:r>
+              <w:t>” is “Delivery”</w:t>
+            </w:r>
+          </w:p>
+        </w:tc>
+        <w:tc>
+          <w:tcPr>
+            <w:tcW w:w="1015" w:type="dxa"/>
+          </w:tcPr>
+          <w:p>
+            <w:r>
+              <w:t>None</w:t>
+            </w:r>
+          </w:p>
+        </w:tc>
+      </w:tr>
+      <w:tr>
+        <w:tc>
+          <w:tcPr>
+            <w:tcW w:w="2287" w:type="dxa"/>
+          </w:tcPr>
+          <w:p>
+            <w:proofErr w:type="spellStart"/>
+            <w:r>
+              <w:t>OrderStatus</w:t>
+            </w:r>
+            <w:proofErr w:type="spellEnd"/>
+          </w:p>
+        </w:tc>
+        <w:tc>
+          <w:tcPr>
+            <w:tcW w:w="1398" w:type="dxa"/>
+          </w:tcPr>
+          <w:p>
+            <w:r>
+              <w:t>String</w:t>
+            </w:r>
+          </w:p>
+        </w:tc>
+        <w:tc>
+          <w:tcPr>
+            <w:tcW w:w="1207" w:type="dxa"/>
+          </w:tcPr>
+          <w:p>
+            <w:r>
+              <w:t>No</w:t>
+            </w:r>
+          </w:p>
+        </w:tc>
+        <w:tc>
+          <w:tcPr>
+            <w:tcW w:w="1340" w:type="dxa"/>
+          </w:tcPr>
+          <w:p>
+            <w:r>
+              <w:t>Pending</w:t>
+            </w:r>
+          </w:p>
+        </w:tc>
+        <w:tc>
+          <w:tcPr>
+            <w:tcW w:w="1769" w:type="dxa"/>
+          </w:tcPr>
+          <w:p>
+            <w:r>
+              <w:t xml:space="preserve">Can only be a set order </w:t>
+            </w:r>
+            <w:r>
+              <w:t xml:space="preserve">status </w:t>
+            </w:r>
+            <w:proofErr w:type="gramStart"/>
+            <w:r>
+              <w:t>options</w:t>
+            </w:r>
+            <w:proofErr w:type="gramEnd"/>
+          </w:p>
+        </w:tc>
+        <w:tc>
+          <w:tcPr>
+            <w:tcW w:w="1015" w:type="dxa"/>
+          </w:tcPr>
+          <w:p>
+            <w:r>
+              <w:t>None</w:t>
+            </w:r>
+          </w:p>
+        </w:tc>
+      </w:tr>
+      <w:tr>
+        <w:tc>
+          <w:tcPr>
+            <w:tcW w:w="2287" w:type="dxa"/>
+          </w:tcPr>
+          <w:p>
+            <w:proofErr w:type="spellStart"/>
+            <w:r>
+              <w:t>UsedDiscount</w:t>
+            </w:r>
+            <w:proofErr w:type="spellEnd"/>
+          </w:p>
+        </w:tc>
+        <w:tc>
+          <w:tcPr>
+            <w:tcW w:w="1398" w:type="dxa"/>
+          </w:tcPr>
+          <w:p>
+            <w:r>
+              <w:t>Bool</w:t>
+            </w:r>
+          </w:p>
+        </w:tc>
+        <w:tc>
+          <w:tcPr>
+            <w:tcW w:w="1207" w:type="dxa"/>
+          </w:tcPr>
+          <w:p>
+            <w:r>
+              <w:t>Yes</w:t>
+            </w:r>
+          </w:p>
+        </w:tc>
+        <w:tc>
+          <w:tcPr>
+            <w:tcW w:w="1340" w:type="dxa"/>
+          </w:tcPr>
+          <w:p>
+            <w:r>
+              <w:t>False</w:t>
+            </w:r>
+          </w:p>
+        </w:tc>
+        <w:tc>
+          <w:tcPr>
+            <w:tcW w:w="1769" w:type="dxa"/>
+          </w:tcPr>
+          <w:p/>
+        </w:tc>
+        <w:tc>
+          <w:tcPr>
+            <w:tcW w:w="1015" w:type="dxa"/>
+          </w:tcPr>
+          <w:p>
+            <w:r>
+              <w:t>None</w:t>
+            </w:r>
+          </w:p>
+        </w:tc>
+      </w:tr>
+      <w:tr>
+        <w:tc>
+          <w:tcPr>
+            <w:tcW w:w="2287" w:type="dxa"/>
+          </w:tcPr>
+          <w:p>
+            <w:proofErr w:type="spellStart"/>
+            <w:r>
+              <w:t>DiscountName</w:t>
+            </w:r>
+            <w:proofErr w:type="spellEnd"/>
+          </w:p>
+        </w:tc>
+        <w:tc>
+          <w:tcPr>
+            <w:tcW w:w="1398" w:type="dxa"/>
+          </w:tcPr>
+          <w:p>
+            <w:r>
+              <w:t>String</w:t>
+            </w:r>
+          </w:p>
+        </w:tc>
+        <w:tc>
+          <w:tcPr>
+            <w:tcW w:w="1207" w:type="dxa"/>
+          </w:tcPr>
+          <w:p>
+            <w:r>
+              <w:t>No</w:t>
+            </w:r>
+          </w:p>
+        </w:tc>
+        <w:tc>
+          <w:tcPr>
+            <w:tcW w:w="1340" w:type="dxa"/>
+          </w:tcPr>
+          <w:p>
+            <w:r>
+              <w:t>None</w:t>
+            </w:r>
+          </w:p>
+        </w:tc>
+        <w:tc>
+          <w:tcPr>
+            <w:tcW w:w="1769" w:type="dxa"/>
+          </w:tcPr>
+          <w:p/>
+        </w:tc>
+        <w:tc>
+          <w:tcPr>
+            <w:tcW w:w="1015" w:type="dxa"/>
+          </w:tcPr>
+          <w:p>
+            <w:r>
+              <w:t>None</w:t>
+            </w:r>
+          </w:p>
+        </w:tc>
+      </w:tr>
+      <w:tr>
+        <w:tc>
+          <w:tcPr>
+            <w:tcW w:w="2287" w:type="dxa"/>
+          </w:tcPr>
+          <w:p>
+            <w:proofErr w:type="spellStart"/>
             <w:r>
               <w:t>OrderProducts</w:t>
             </w:r>
-          </w:p>
-        </w:tc>
-        <w:tc>
-          <w:tcPr>
-            <w:tcW w:w="1404" w:type="dxa"/>
-          </w:tcPr>
-          <w:p>
+            <w:proofErr w:type="spellEnd"/>
+          </w:p>
+        </w:tc>
+        <w:tc>
+          <w:tcPr>
+            <w:tcW w:w="1398" w:type="dxa"/>
+          </w:tcPr>
+          <w:p>
+            <w:proofErr w:type="spellStart"/>
             <w:r>
               <w:t>ICollection</w:t>
             </w:r>
-          </w:p>
-        </w:tc>
-        <w:tc>
-          <w:tcPr>
-            <w:tcW w:w="1164" w:type="dxa"/>
+            <w:proofErr w:type="spellEnd"/>
+          </w:p>
+        </w:tc>
+        <w:tc>
+          <w:tcPr>
+            <w:tcW w:w="1207" w:type="dxa"/>
           </w:tcPr>
           <w:p>
             <w:r>
@@ -9804,19 +10344,19 @@
         </w:tc>
         <w:tc>
           <w:tcPr>
-            <w:tcW w:w="1830" w:type="dxa"/>
+            <w:tcW w:w="1340" w:type="dxa"/>
           </w:tcPr>
           <w:p/>
         </w:tc>
         <w:tc>
           <w:tcPr>
-            <w:tcW w:w="1273" w:type="dxa"/>
+            <w:tcW w:w="1769" w:type="dxa"/>
           </w:tcPr>
           <w:p/>
         </w:tc>
         <w:tc>
           <w:tcPr>
-            <w:tcW w:w="998" w:type="dxa"/>
+            <w:tcW w:w="1015" w:type="dxa"/>
           </w:tcPr>
           <w:p>
             <w:r>
@@ -9831,11 +10371,13 @@
       <w:pPr>
         <w:pStyle w:val="Heading3"/>
       </w:pPr>
-      <w:bookmarkStart w:id="30" w:name="_Toc224035578"/>
+      <w:bookmarkStart w:id="30" w:name="_Toc224118234"/>
+      <w:proofErr w:type="spellStart"/>
       <w:r>
         <w:t>OrderProducts</w:t>
       </w:r>
       <w:bookmarkEnd w:id="30"/>
+      <w:proofErr w:type="spellEnd"/>
     </w:p>
     <w:tbl>
       <w:tblPr>
@@ -9844,17 +10386,17 @@
         <w:tblLook w:val="04A0" w:firstRow="1" w:lastRow="0" w:firstColumn="1" w:lastColumn="0" w:noHBand="0" w:noVBand="1"/>
       </w:tblPr>
       <w:tblGrid>
-        <w:gridCol w:w="2707"/>
-        <w:gridCol w:w="1534"/>
-        <w:gridCol w:w="1197"/>
-        <w:gridCol w:w="1261"/>
-        <w:gridCol w:w="1306"/>
-        <w:gridCol w:w="1011"/>
+        <w:gridCol w:w="2654"/>
+        <w:gridCol w:w="1476"/>
+        <w:gridCol w:w="1207"/>
+        <w:gridCol w:w="1347"/>
+        <w:gridCol w:w="1317"/>
+        <w:gridCol w:w="1015"/>
       </w:tblGrid>
       <w:tr>
         <w:tc>
           <w:tcPr>
-            <w:tcW w:w="2822" w:type="dxa"/>
+            <w:tcW w:w="2654" w:type="dxa"/>
           </w:tcPr>
           <w:p>
             <w:pPr>
@@ -9874,7 +10416,7 @@
         </w:tc>
         <w:tc>
           <w:tcPr>
-            <w:tcW w:w="1632" w:type="dxa"/>
+            <w:tcW w:w="1476" w:type="dxa"/>
           </w:tcPr>
           <w:p>
             <w:pPr>
@@ -9914,7 +10456,7 @@
         </w:tc>
         <w:tc>
           <w:tcPr>
-            <w:tcW w:w="1023" w:type="dxa"/>
+            <w:tcW w:w="1347" w:type="dxa"/>
           </w:tcPr>
           <w:p>
             <w:pPr>
@@ -9976,17 +10518,19 @@
       <w:tr>
         <w:tc>
           <w:tcPr>
-            <w:tcW w:w="2822" w:type="dxa"/>
-          </w:tcPr>
-          <w:p>
+            <w:tcW w:w="2654" w:type="dxa"/>
+          </w:tcPr>
+          <w:p>
+            <w:proofErr w:type="spellStart"/>
             <w:r>
               <w:t>OrderProductsId</w:t>
             </w:r>
-          </w:p>
-        </w:tc>
-        <w:tc>
-          <w:tcPr>
-            <w:tcW w:w="1632" w:type="dxa"/>
+            <w:proofErr w:type="spellEnd"/>
+          </w:p>
+        </w:tc>
+        <w:tc>
+          <w:tcPr>
+            <w:tcW w:w="1476" w:type="dxa"/>
           </w:tcPr>
           <w:p>
             <w:r>
@@ -10006,7 +10550,7 @@
         </w:tc>
         <w:tc>
           <w:tcPr>
-            <w:tcW w:w="1023" w:type="dxa"/>
+            <w:tcW w:w="1347" w:type="dxa"/>
           </w:tcPr>
           <w:p/>
         </w:tc>
@@ -10030,17 +10574,19 @@
       <w:tr>
         <w:tc>
           <w:tcPr>
-            <w:tcW w:w="2822" w:type="dxa"/>
-          </w:tcPr>
-          <w:p>
+            <w:tcW w:w="2654" w:type="dxa"/>
+          </w:tcPr>
+          <w:p>
+            <w:proofErr w:type="spellStart"/>
             <w:r>
               <w:t>OrdersId</w:t>
             </w:r>
-          </w:p>
-        </w:tc>
-        <w:tc>
-          <w:tcPr>
-            <w:tcW w:w="1632" w:type="dxa"/>
+            <w:proofErr w:type="spellEnd"/>
+          </w:p>
+        </w:tc>
+        <w:tc>
+          <w:tcPr>
+            <w:tcW w:w="1476" w:type="dxa"/>
           </w:tcPr>
           <w:p>
             <w:r>
@@ -10060,12 +10606,14 @@
         </w:tc>
         <w:tc>
           <w:tcPr>
-            <w:tcW w:w="1023" w:type="dxa"/>
-          </w:tcPr>
-          <w:p>
+            <w:tcW w:w="1347" w:type="dxa"/>
+          </w:tcPr>
+          <w:p>
+            <w:proofErr w:type="spellStart"/>
             <w:r>
               <w:t>OrdersId</w:t>
             </w:r>
+            <w:proofErr w:type="spellEnd"/>
           </w:p>
         </w:tc>
         <w:tc>
@@ -10088,17 +10636,19 @@
       <w:tr>
         <w:tc>
           <w:tcPr>
-            <w:tcW w:w="2822" w:type="dxa"/>
-          </w:tcPr>
-          <w:p>
+            <w:tcW w:w="2654" w:type="dxa"/>
+          </w:tcPr>
+          <w:p>
+            <w:proofErr w:type="spellStart"/>
             <w:r>
               <w:t>ProductsId</w:t>
             </w:r>
-          </w:p>
-        </w:tc>
-        <w:tc>
-          <w:tcPr>
-            <w:tcW w:w="1632" w:type="dxa"/>
+            <w:proofErr w:type="spellEnd"/>
+          </w:p>
+        </w:tc>
+        <w:tc>
+          <w:tcPr>
+            <w:tcW w:w="1476" w:type="dxa"/>
           </w:tcPr>
           <w:p>
             <w:r>
@@ -10118,12 +10668,14 @@
         </w:tc>
         <w:tc>
           <w:tcPr>
-            <w:tcW w:w="1023" w:type="dxa"/>
-          </w:tcPr>
-          <w:p>
+            <w:tcW w:w="1347" w:type="dxa"/>
+          </w:tcPr>
+          <w:p>
+            <w:proofErr w:type="spellStart"/>
             <w:r>
               <w:t>ProductsId</w:t>
             </w:r>
+            <w:proofErr w:type="spellEnd"/>
           </w:p>
         </w:tc>
         <w:tc>
@@ -10146,7 +10698,7 @@
       <w:tr>
         <w:tc>
           <w:tcPr>
-            <w:tcW w:w="2822" w:type="dxa"/>
+            <w:tcW w:w="2654" w:type="dxa"/>
           </w:tcPr>
           <w:p>
             <w:r>
@@ -10156,7 +10708,7 @@
         </w:tc>
         <w:tc>
           <w:tcPr>
-            <w:tcW w:w="1632" w:type="dxa"/>
+            <w:tcW w:w="1476" w:type="dxa"/>
           </w:tcPr>
           <w:p>
             <w:r>
@@ -10176,7 +10728,7 @@
         </w:tc>
         <w:tc>
           <w:tcPr>
-            <w:tcW w:w="1023" w:type="dxa"/>
+            <w:tcW w:w="1347" w:type="dxa"/>
           </w:tcPr>
           <w:p>
             <w:r>
@@ -10196,183 +10748,6 @@
               <w:t xml:space="preserve"> and cannot be more than in stock</w:t>
             </w:r>
           </w:p>
-        </w:tc>
-        <w:tc>
-          <w:tcPr>
-            <w:tcW w:w="1015" w:type="dxa"/>
-          </w:tcPr>
-          <w:p>
-            <w:r>
-              <w:t>None</w:t>
-            </w:r>
-          </w:p>
-        </w:tc>
-      </w:tr>
-      <w:tr>
-        <w:tc>
-          <w:tcPr>
-            <w:tcW w:w="2822" w:type="dxa"/>
-          </w:tcPr>
-          <w:p>
-            <w:r>
-              <w:t>UsedDiscount</w:t>
-            </w:r>
-          </w:p>
-        </w:tc>
-        <w:tc>
-          <w:tcPr>
-            <w:tcW w:w="1632" w:type="dxa"/>
-          </w:tcPr>
-          <w:p>
-            <w:r>
-              <w:t>Bool</w:t>
-            </w:r>
-          </w:p>
-        </w:tc>
-        <w:tc>
-          <w:tcPr>
-            <w:tcW w:w="1207" w:type="dxa"/>
-          </w:tcPr>
-          <w:p>
-            <w:r>
-              <w:t>Yes</w:t>
-            </w:r>
-          </w:p>
-        </w:tc>
-        <w:tc>
-          <w:tcPr>
-            <w:tcW w:w="1023" w:type="dxa"/>
-          </w:tcPr>
-          <w:p>
-            <w:r>
-              <w:t>F</w:t>
-            </w:r>
-            <w:r>
-              <w:t>alse</w:t>
-            </w:r>
-          </w:p>
-        </w:tc>
-        <w:tc>
-          <w:tcPr>
-            <w:tcW w:w="1317" w:type="dxa"/>
-          </w:tcPr>
-          <w:p/>
-        </w:tc>
-        <w:tc>
-          <w:tcPr>
-            <w:tcW w:w="1015" w:type="dxa"/>
-          </w:tcPr>
-          <w:p>
-            <w:r>
-              <w:t>None</w:t>
-            </w:r>
-          </w:p>
-        </w:tc>
-      </w:tr>
-      <w:tr>
-        <w:tc>
-          <w:tcPr>
-            <w:tcW w:w="2822" w:type="dxa"/>
-          </w:tcPr>
-          <w:p>
-            <w:r>
-              <w:t>DiscountName</w:t>
-            </w:r>
-          </w:p>
-        </w:tc>
-        <w:tc>
-          <w:tcPr>
-            <w:tcW w:w="1632" w:type="dxa"/>
-          </w:tcPr>
-          <w:p>
-            <w:r>
-              <w:t>String</w:t>
-            </w:r>
-          </w:p>
-        </w:tc>
-        <w:tc>
-          <w:tcPr>
-            <w:tcW w:w="1207" w:type="dxa"/>
-          </w:tcPr>
-          <w:p>
-            <w:r>
-              <w:t>No</w:t>
-            </w:r>
-          </w:p>
-        </w:tc>
-        <w:tc>
-          <w:tcPr>
-            <w:tcW w:w="1023" w:type="dxa"/>
-          </w:tcPr>
-          <w:p>
-            <w:r>
-              <w:t>None</w:t>
-            </w:r>
-          </w:p>
-        </w:tc>
-        <w:tc>
-          <w:tcPr>
-            <w:tcW w:w="1317" w:type="dxa"/>
-          </w:tcPr>
-          <w:p/>
-        </w:tc>
-        <w:tc>
-          <w:tcPr>
-            <w:tcW w:w="1015" w:type="dxa"/>
-          </w:tcPr>
-          <w:p>
-            <w:r>
-              <w:t>None</w:t>
-            </w:r>
-          </w:p>
-        </w:tc>
-      </w:tr>
-      <w:tr>
-        <w:tc>
-          <w:tcPr>
-            <w:tcW w:w="2822" w:type="dxa"/>
-          </w:tcPr>
-          <w:p>
-            <w:r>
-              <w:t>OrderStatus</w:t>
-            </w:r>
-          </w:p>
-        </w:tc>
-        <w:tc>
-          <w:tcPr>
-            <w:tcW w:w="1632" w:type="dxa"/>
-          </w:tcPr>
-          <w:p>
-            <w:r>
-              <w:t>String</w:t>
-            </w:r>
-          </w:p>
-        </w:tc>
-        <w:tc>
-          <w:tcPr>
-            <w:tcW w:w="1207" w:type="dxa"/>
-          </w:tcPr>
-          <w:p>
-            <w:r>
-              <w:t>No</w:t>
-            </w:r>
-          </w:p>
-        </w:tc>
-        <w:tc>
-          <w:tcPr>
-            <w:tcW w:w="1023" w:type="dxa"/>
-          </w:tcPr>
-          <w:p>
-            <w:r>
-              <w:t>Pending</w:t>
-            </w:r>
-          </w:p>
-        </w:tc>
-        <w:tc>
-          <w:tcPr>
-            <w:tcW w:w="1317" w:type="dxa"/>
-          </w:tcPr>
-          <w:p/>
         </w:tc>
         <w:tc>
           <w:tcPr>
@@ -10391,9 +10766,8 @@
       <w:pPr>
         <w:pStyle w:val="Heading3"/>
       </w:pPr>
-      <w:bookmarkStart w:id="31" w:name="_Toc224035579"/>
+      <w:bookmarkStart w:id="31" w:name="_Toc224118235"/>
       <w:r>
-        <w:lastRenderedPageBreak/>
         <w:t>Basket</w:t>
       </w:r>
       <w:bookmarkEnd w:id="31"/>
@@ -10405,17 +10779,17 @@
         <w:tblLook w:val="04A0" w:firstRow="1" w:lastRow="0" w:firstColumn="1" w:lastColumn="0" w:noHBand="0" w:noVBand="1"/>
       </w:tblPr>
       <w:tblGrid>
-        <w:gridCol w:w="2347"/>
-        <w:gridCol w:w="1404"/>
-        <w:gridCol w:w="1164"/>
-        <w:gridCol w:w="1830"/>
-        <w:gridCol w:w="1273"/>
-        <w:gridCol w:w="998"/>
+        <w:gridCol w:w="2309"/>
+        <w:gridCol w:w="1400"/>
+        <w:gridCol w:w="1207"/>
+        <w:gridCol w:w="1768"/>
+        <w:gridCol w:w="1317"/>
+        <w:gridCol w:w="1015"/>
       </w:tblGrid>
       <w:tr>
         <w:tc>
           <w:tcPr>
-            <w:tcW w:w="2347" w:type="dxa"/>
+            <w:tcW w:w="2309" w:type="dxa"/>
           </w:tcPr>
           <w:p>
             <w:pPr>
@@ -10435,7 +10809,7 @@
         </w:tc>
         <w:tc>
           <w:tcPr>
-            <w:tcW w:w="1404" w:type="dxa"/>
+            <w:tcW w:w="1400" w:type="dxa"/>
           </w:tcPr>
           <w:p>
             <w:pPr>
@@ -10455,7 +10829,7 @@
         </w:tc>
         <w:tc>
           <w:tcPr>
-            <w:tcW w:w="1164" w:type="dxa"/>
+            <w:tcW w:w="1207" w:type="dxa"/>
           </w:tcPr>
           <w:p>
             <w:pPr>
@@ -10475,7 +10849,7 @@
         </w:tc>
         <w:tc>
           <w:tcPr>
-            <w:tcW w:w="1830" w:type="dxa"/>
+            <w:tcW w:w="1768" w:type="dxa"/>
           </w:tcPr>
           <w:p>
             <w:pPr>
@@ -10495,7 +10869,7 @@
         </w:tc>
         <w:tc>
           <w:tcPr>
-            <w:tcW w:w="1273" w:type="dxa"/>
+            <w:tcW w:w="1317" w:type="dxa"/>
           </w:tcPr>
           <w:p>
             <w:pPr>
@@ -10515,7 +10889,7 @@
         </w:tc>
         <w:tc>
           <w:tcPr>
-            <w:tcW w:w="998" w:type="dxa"/>
+            <w:tcW w:w="1015" w:type="dxa"/>
           </w:tcPr>
           <w:p>
             <w:pPr>
@@ -10537,20 +10911,19 @@
       <w:tr>
         <w:tc>
           <w:tcPr>
-            <w:tcW w:w="2347" w:type="dxa"/>
-          </w:tcPr>
-          <w:p>
-            <w:r>
-              <w:t>Basket</w:t>
-            </w:r>
-            <w:r>
-              <w:t>sId</w:t>
-            </w:r>
-          </w:p>
-        </w:tc>
-        <w:tc>
-          <w:tcPr>
-            <w:tcW w:w="1404" w:type="dxa"/>
+            <w:tcW w:w="2309" w:type="dxa"/>
+          </w:tcPr>
+          <w:p>
+            <w:proofErr w:type="spellStart"/>
+            <w:r>
+              <w:t>BasketsId</w:t>
+            </w:r>
+            <w:proofErr w:type="spellEnd"/>
+          </w:p>
+        </w:tc>
+        <w:tc>
+          <w:tcPr>
+            <w:tcW w:w="1400" w:type="dxa"/>
           </w:tcPr>
           <w:p>
             <w:r>
@@ -10560,7 +10933,7 @@
         </w:tc>
         <w:tc>
           <w:tcPr>
-            <w:tcW w:w="1164" w:type="dxa"/>
+            <w:tcW w:w="1207" w:type="dxa"/>
           </w:tcPr>
           <w:p>
             <w:r>
@@ -10570,19 +10943,19 @@
         </w:tc>
         <w:tc>
           <w:tcPr>
-            <w:tcW w:w="1830" w:type="dxa"/>
+            <w:tcW w:w="1768" w:type="dxa"/>
           </w:tcPr>
           <w:p/>
         </w:tc>
         <w:tc>
           <w:tcPr>
-            <w:tcW w:w="1273" w:type="dxa"/>
+            <w:tcW w:w="1317" w:type="dxa"/>
           </w:tcPr>
           <w:p/>
         </w:tc>
         <w:tc>
           <w:tcPr>
-            <w:tcW w:w="998" w:type="dxa"/>
+            <w:tcW w:w="1015" w:type="dxa"/>
           </w:tcPr>
           <w:p>
             <w:r>
@@ -10594,17 +10967,19 @@
       <w:tr>
         <w:tc>
           <w:tcPr>
-            <w:tcW w:w="2347" w:type="dxa"/>
-          </w:tcPr>
-          <w:p>
+            <w:tcW w:w="2309" w:type="dxa"/>
+          </w:tcPr>
+          <w:p>
+            <w:proofErr w:type="spellStart"/>
             <w:r>
               <w:t>UserId</w:t>
             </w:r>
-          </w:p>
-        </w:tc>
-        <w:tc>
-          <w:tcPr>
-            <w:tcW w:w="1404" w:type="dxa"/>
+            <w:proofErr w:type="spellEnd"/>
+          </w:p>
+        </w:tc>
+        <w:tc>
+          <w:tcPr>
+            <w:tcW w:w="1400" w:type="dxa"/>
           </w:tcPr>
           <w:p>
             <w:r>
@@ -10614,7 +10989,7 @@
         </w:tc>
         <w:tc>
           <w:tcPr>
-            <w:tcW w:w="1164" w:type="dxa"/>
+            <w:tcW w:w="1207" w:type="dxa"/>
           </w:tcPr>
           <w:p>
             <w:r>
@@ -10624,7 +10999,7 @@
         </w:tc>
         <w:tc>
           <w:tcPr>
-            <w:tcW w:w="1830" w:type="dxa"/>
+            <w:tcW w:w="1768" w:type="dxa"/>
           </w:tcPr>
           <w:p>
             <w:r>
@@ -10634,13 +11009,13 @@
         </w:tc>
         <w:tc>
           <w:tcPr>
-            <w:tcW w:w="1273" w:type="dxa"/>
+            <w:tcW w:w="1317" w:type="dxa"/>
           </w:tcPr>
           <w:p/>
         </w:tc>
         <w:tc>
           <w:tcPr>
-            <w:tcW w:w="998" w:type="dxa"/>
+            <w:tcW w:w="1015" w:type="dxa"/>
           </w:tcPr>
           <w:p>
             <w:r>
@@ -10652,27 +11027,93 @@
       <w:tr>
         <w:tc>
           <w:tcPr>
-            <w:tcW w:w="2347" w:type="dxa"/>
-          </w:tcPr>
-          <w:p>
+            <w:tcW w:w="2309" w:type="dxa"/>
+          </w:tcPr>
+          <w:p>
+            <w:proofErr w:type="spellStart"/>
+            <w:r>
+              <w:t>CreatedAt</w:t>
+            </w:r>
+            <w:proofErr w:type="spellEnd"/>
+          </w:p>
+        </w:tc>
+        <w:tc>
+          <w:tcPr>
+            <w:tcW w:w="1400" w:type="dxa"/>
+          </w:tcPr>
+          <w:p>
+            <w:proofErr w:type="spellStart"/>
+            <w:r>
+              <w:t>DateTime</w:t>
+            </w:r>
+            <w:proofErr w:type="spellEnd"/>
+          </w:p>
+        </w:tc>
+        <w:tc>
+          <w:tcPr>
+            <w:tcW w:w="1207" w:type="dxa"/>
+          </w:tcPr>
+          <w:p>
+            <w:r>
+              <w:t>Yes</w:t>
+            </w:r>
+          </w:p>
+        </w:tc>
+        <w:tc>
+          <w:tcPr>
+            <w:tcW w:w="1768" w:type="dxa"/>
+          </w:tcPr>
+          <w:p>
+            <w:r>
+              <w:t>Today</w:t>
+            </w:r>
+          </w:p>
+        </w:tc>
+        <w:tc>
+          <w:tcPr>
+            <w:tcW w:w="1317" w:type="dxa"/>
+          </w:tcPr>
+          <w:p/>
+        </w:tc>
+        <w:tc>
+          <w:tcPr>
+            <w:tcW w:w="1015" w:type="dxa"/>
+          </w:tcPr>
+          <w:p>
+            <w:r>
+              <w:t>None</w:t>
+            </w:r>
+          </w:p>
+        </w:tc>
+      </w:tr>
+      <w:tr>
+        <w:tc>
+          <w:tcPr>
+            <w:tcW w:w="2309" w:type="dxa"/>
+          </w:tcPr>
+          <w:p>
+            <w:proofErr w:type="spellStart"/>
             <w:r>
               <w:t>BasketProducts</w:t>
             </w:r>
-          </w:p>
-        </w:tc>
-        <w:tc>
-          <w:tcPr>
-            <w:tcW w:w="1404" w:type="dxa"/>
-          </w:tcPr>
-          <w:p>
+            <w:proofErr w:type="spellEnd"/>
+          </w:p>
+        </w:tc>
+        <w:tc>
+          <w:tcPr>
+            <w:tcW w:w="1400" w:type="dxa"/>
+          </w:tcPr>
+          <w:p>
+            <w:proofErr w:type="spellStart"/>
             <w:r>
               <w:t>ICollection</w:t>
             </w:r>
-          </w:p>
-        </w:tc>
-        <w:tc>
-          <w:tcPr>
-            <w:tcW w:w="1164" w:type="dxa"/>
+            <w:proofErr w:type="spellEnd"/>
+          </w:p>
+        </w:tc>
+        <w:tc>
+          <w:tcPr>
+            <w:tcW w:w="1207" w:type="dxa"/>
           </w:tcPr>
           <w:p>
             <w:r>
@@ -10682,7 +11123,7 @@
         </w:tc>
         <w:tc>
           <w:tcPr>
-            <w:tcW w:w="1830" w:type="dxa"/>
+            <w:tcW w:w="1768" w:type="dxa"/>
           </w:tcPr>
           <w:p>
             <w:r>
@@ -10692,13 +11133,13 @@
         </w:tc>
         <w:tc>
           <w:tcPr>
-            <w:tcW w:w="1273" w:type="dxa"/>
+            <w:tcW w:w="1317" w:type="dxa"/>
           </w:tcPr>
           <w:p/>
         </w:tc>
         <w:tc>
           <w:tcPr>
-            <w:tcW w:w="998" w:type="dxa"/>
+            <w:tcW w:w="1015" w:type="dxa"/>
           </w:tcPr>
           <w:p>
             <w:r>
@@ -10713,14 +11154,13 @@
       <w:pPr>
         <w:pStyle w:val="Heading3"/>
       </w:pPr>
-      <w:bookmarkStart w:id="32" w:name="_Toc224035580"/>
+      <w:bookmarkStart w:id="32" w:name="_Toc224118236"/>
+      <w:proofErr w:type="spellStart"/>
       <w:r>
-        <w:t>Basket</w:t>
-      </w:r>
-      <w:r>
-        <w:t>Products</w:t>
+        <w:t>BasketProducts</w:t>
       </w:r>
       <w:bookmarkEnd w:id="32"/>
+      <w:proofErr w:type="spellEnd"/>
     </w:p>
     <w:tbl>
       <w:tblPr>
@@ -10729,12 +11169,12 @@
         <w:tblLook w:val="04A0" w:firstRow="1" w:lastRow="0" w:firstColumn="1" w:lastColumn="0" w:noHBand="0" w:noVBand="1"/>
       </w:tblPr>
       <w:tblGrid>
-        <w:gridCol w:w="2712"/>
-        <w:gridCol w:w="1528"/>
-        <w:gridCol w:w="1197"/>
-        <w:gridCol w:w="1261"/>
-        <w:gridCol w:w="1307"/>
-        <w:gridCol w:w="1011"/>
+        <w:gridCol w:w="2662"/>
+        <w:gridCol w:w="1468"/>
+        <w:gridCol w:w="1207"/>
+        <w:gridCol w:w="1347"/>
+        <w:gridCol w:w="1317"/>
+        <w:gridCol w:w="1015"/>
       </w:tblGrid>
       <w:tr>
         <w:tc>
@@ -10864,15 +11304,14 @@
             <w:tcW w:w="2712" w:type="dxa"/>
           </w:tcPr>
           <w:p>
+            <w:proofErr w:type="spellStart"/>
             <w:r>
               <w:t>B</w:t>
             </w:r>
             <w:r>
-              <w:t>asket</w:t>
-            </w:r>
-            <w:r>
-              <w:t>ProductsId</w:t>
-            </w:r>
+              <w:t>asketProductsId</w:t>
+            </w:r>
+            <w:proofErr w:type="spellEnd"/>
           </w:p>
         </w:tc>
         <w:tc>
@@ -10924,45 +11363,46 @@
             <w:tcW w:w="2712" w:type="dxa"/>
           </w:tcPr>
           <w:p>
+            <w:proofErr w:type="spellStart"/>
+            <w:r>
+              <w:t>BasketsId</w:t>
+            </w:r>
+            <w:proofErr w:type="spellEnd"/>
+          </w:p>
+        </w:tc>
+        <w:tc>
+          <w:tcPr>
+            <w:tcW w:w="1528" w:type="dxa"/>
+          </w:tcPr>
+          <w:p>
+            <w:r>
+              <w:t>Int</w:t>
+            </w:r>
+          </w:p>
+        </w:tc>
+        <w:tc>
+          <w:tcPr>
+            <w:tcW w:w="1197" w:type="dxa"/>
+          </w:tcPr>
+          <w:p>
+            <w:r>
+              <w:t>Yes</w:t>
+            </w:r>
+          </w:p>
+        </w:tc>
+        <w:tc>
+          <w:tcPr>
+            <w:tcW w:w="1261" w:type="dxa"/>
+          </w:tcPr>
+          <w:p>
+            <w:proofErr w:type="spellStart"/>
             <w:r>
               <w:t>Baskets</w:t>
             </w:r>
             <w:r>
               <w:t>Id</w:t>
             </w:r>
-          </w:p>
-        </w:tc>
-        <w:tc>
-          <w:tcPr>
-            <w:tcW w:w="1528" w:type="dxa"/>
-          </w:tcPr>
-          <w:p>
-            <w:r>
-              <w:t>Int</w:t>
-            </w:r>
-          </w:p>
-        </w:tc>
-        <w:tc>
-          <w:tcPr>
-            <w:tcW w:w="1197" w:type="dxa"/>
-          </w:tcPr>
-          <w:p>
-            <w:r>
-              <w:t>Yes</w:t>
-            </w:r>
-          </w:p>
-        </w:tc>
-        <w:tc>
-          <w:tcPr>
-            <w:tcW w:w="1261" w:type="dxa"/>
-          </w:tcPr>
-          <w:p>
-            <w:r>
-              <w:t>Baskets</w:t>
-            </w:r>
-            <w:r>
-              <w:t>Id</w:t>
-            </w:r>
+            <w:proofErr w:type="spellEnd"/>
           </w:p>
         </w:tc>
         <w:tc>
@@ -10988,9 +11428,11 @@
             <w:tcW w:w="2712" w:type="dxa"/>
           </w:tcPr>
           <w:p>
+            <w:proofErr w:type="spellStart"/>
             <w:r>
               <w:t>ProductsId</w:t>
             </w:r>
+            <w:proofErr w:type="spellEnd"/>
           </w:p>
         </w:tc>
         <w:tc>
@@ -11018,9 +11460,11 @@
             <w:tcW w:w="1261" w:type="dxa"/>
           </w:tcPr>
           <w:p>
+            <w:proofErr w:type="spellStart"/>
             <w:r>
               <w:t>ProductsId</w:t>
             </w:r>
+            <w:proofErr w:type="spellEnd"/>
           </w:p>
         </w:tc>
         <w:tc>
@@ -11047,6 +11491,7 @@
           </w:tcPr>
           <w:p>
             <w:r>
+              <w:lastRenderedPageBreak/>
               <w:t>Quantity</w:t>
             </w:r>
           </w:p>
@@ -11107,7 +11552,7 @@
       <w:pPr>
         <w:pStyle w:val="Heading3"/>
       </w:pPr>
-      <w:bookmarkStart w:id="33" w:name="_Toc224035581"/>
+      <w:bookmarkStart w:id="33" w:name="_Toc224118237"/>
       <w:r>
         <w:t>Producers</w:t>
       </w:r>
@@ -11255,9 +11700,11 @@
             <w:tcW w:w="2822" w:type="dxa"/>
           </w:tcPr>
           <w:p>
+            <w:proofErr w:type="spellStart"/>
             <w:r>
               <w:t>ProducersId</w:t>
             </w:r>
+            <w:proofErr w:type="spellEnd"/>
           </w:p>
         </w:tc>
         <w:tc>
@@ -11309,9 +11756,11 @@
             <w:tcW w:w="2822" w:type="dxa"/>
           </w:tcPr>
           <w:p>
+            <w:proofErr w:type="spellStart"/>
             <w:r>
               <w:t>UserId</w:t>
             </w:r>
+            <w:proofErr w:type="spellEnd"/>
           </w:p>
         </w:tc>
         <w:tc>
@@ -11367,9 +11816,11 @@
             <w:tcW w:w="2822" w:type="dxa"/>
           </w:tcPr>
           <w:p>
+            <w:proofErr w:type="spellStart"/>
             <w:r>
               <w:t>ProducerFirstName</w:t>
             </w:r>
+            <w:proofErr w:type="spellEnd"/>
           </w:p>
         </w:tc>
         <w:tc>
@@ -11421,9 +11872,11 @@
             <w:tcW w:w="2822" w:type="dxa"/>
           </w:tcPr>
           <w:p>
+            <w:proofErr w:type="spellStart"/>
             <w:r>
               <w:t>ProducerLastName</w:t>
             </w:r>
+            <w:proofErr w:type="spellEnd"/>
           </w:p>
         </w:tc>
         <w:tc>
@@ -11475,9 +11928,11 @@
             <w:tcW w:w="2822" w:type="dxa"/>
           </w:tcPr>
           <w:p>
+            <w:proofErr w:type="spellStart"/>
             <w:r>
               <w:t>BussinessName</w:t>
             </w:r>
+            <w:proofErr w:type="spellEnd"/>
           </w:p>
         </w:tc>
         <w:tc>
@@ -11529,9 +11984,11 @@
             <w:tcW w:w="2822" w:type="dxa"/>
           </w:tcPr>
           <w:p>
+            <w:proofErr w:type="spellStart"/>
             <w:r>
               <w:t>BusinessDescription</w:t>
             </w:r>
+            <w:proofErr w:type="spellEnd"/>
           </w:p>
         </w:tc>
         <w:tc>
@@ -11583,9 +12040,11 @@
             <w:tcW w:w="2822" w:type="dxa"/>
           </w:tcPr>
           <w:p>
+            <w:proofErr w:type="spellStart"/>
             <w:r>
               <w:t>BusinessBasedIn</w:t>
             </w:r>
+            <w:proofErr w:type="spellEnd"/>
           </w:p>
         </w:tc>
         <w:tc>
@@ -11651,9 +12110,11 @@
             <w:tcW w:w="1632" w:type="dxa"/>
           </w:tcPr>
           <w:p>
+            <w:proofErr w:type="spellStart"/>
             <w:r>
               <w:t>ICollection</w:t>
             </w:r>
+            <w:proofErr w:type="spellEnd"/>
           </w:p>
         </w:tc>
         <w:tc>
@@ -11699,7 +12160,7 @@
       <w:pPr>
         <w:pStyle w:val="Heading1"/>
       </w:pPr>
-      <w:bookmarkStart w:id="34" w:name="_Toc224035582"/>
+      <w:bookmarkStart w:id="34" w:name="_Toc224118238"/>
       <w:r>
         <w:lastRenderedPageBreak/>
         <w:t>Algorithm Design</w:t>
@@ -11710,7 +12171,7 @@
       <w:pPr>
         <w:pStyle w:val="Heading2"/>
       </w:pPr>
-      <w:bookmarkStart w:id="35" w:name="_Toc224035583"/>
+      <w:bookmarkStart w:id="35" w:name="_Toc224118239"/>
       <w:r>
         <w:t>Register</w:t>
       </w:r>
@@ -11737,7 +12198,7 @@
                     <pic:cNvPicPr/>
                   </pic:nvPicPr>
                   <pic:blipFill>
-                    <a:blip r:embed="rId16"/>
+                    <a:blip r:embed="rId17"/>
                     <a:stretch>
                       <a:fillRect/>
                     </a:stretch>
@@ -11772,11 +12233,11 @@
         <w:t>matches</w:t>
       </w:r>
       <w:r>
-        <w:t xml:space="preserve"> password. If the information is incorrect give them an error message on </w:t>
+        <w:t xml:space="preserve"> password. If the information is incorrect give them an </w:t>
       </w:r>
       <w:r>
         <w:lastRenderedPageBreak/>
-        <w:t>their screen for the specific information field. If the information is correct send it to the table called “Users” and save the changes made to database.</w:t>
+        <w:t>error message on their screen for the specific information field. If the information is correct send it to the table called “Users” and save the changes made to database.</w:t>
       </w:r>
     </w:p>
     <w:p/>
@@ -11784,7 +12245,7 @@
       <w:pPr>
         <w:pStyle w:val="Heading2"/>
       </w:pPr>
-      <w:bookmarkStart w:id="36" w:name="_Toc224035584"/>
+      <w:bookmarkStart w:id="36" w:name="_Toc224118240"/>
       <w:r>
         <w:t>Login</w:t>
       </w:r>
@@ -11811,7 +12272,7 @@
                     <pic:cNvPicPr/>
                   </pic:nvPicPr>
                   <pic:blipFill>
-                    <a:blip r:embed="rId17"/>
+                    <a:blip r:embed="rId18"/>
                     <a:stretch>
                       <a:fillRect/>
                     </a:stretch>
@@ -11841,7 +12302,7 @@
       <w:pPr>
         <w:pStyle w:val="Heading2"/>
       </w:pPr>
-      <w:bookmarkStart w:id="37" w:name="_Toc224035585"/>
+      <w:bookmarkStart w:id="37" w:name="_Toc224118241"/>
       <w:r>
         <w:lastRenderedPageBreak/>
         <w:t>Filter products by price</w:t>
@@ -11850,6 +12311,9 @@
     </w:p>
     <w:p>
       <w:r>
+        <w:rPr>
+          <w:noProof/>
+        </w:rPr>
         <w:drawing>
           <wp:inline distT="0" distB="0" distL="0" distR="0" wp14:anchorId="070B4F3B" wp14:editId="57EB4FF7">
             <wp:extent cx="5725324" cy="2372056"/>
@@ -11866,7 +12330,7 @@
                     <pic:cNvPicPr/>
                   </pic:nvPicPr>
                   <pic:blipFill>
-                    <a:blip r:embed="rId18"/>
+                    <a:blip r:embed="rId19"/>
                     <a:stretch>
                       <a:fillRect/>
                     </a:stretch>
@@ -11889,31 +12353,7 @@
     </w:p>
     <w:p>
       <w:r>
-        <w:t xml:space="preserve">When the user clicks the filter button, filtered </w:t>
-      </w:r>
-      <w:r>
-        <w:t>products</w:t>
-      </w:r>
-      <w:r>
-        <w:t xml:space="preserve"> are found from the table “Rooms” by </w:t>
-      </w:r>
-      <w:r>
-        <w:t>the minimum price and maximum price</w:t>
-      </w:r>
-      <w:r>
-        <w:t xml:space="preserve"> inputted by the user. The filtered </w:t>
-      </w:r>
-      <w:r>
-        <w:t>product</w:t>
-      </w:r>
-      <w:r>
-        <w:t>s are sent to the “</w:t>
-      </w:r>
-      <w:r>
-        <w:t>Product</w:t>
-      </w:r>
-      <w:r>
-        <w:t>s” page to be displayed and then the user is sent to the “</w:t>
+        <w:t>When the user clicks the filter button, filtered products are found from the table “Rooms” by the minimum price and maximum price inputted by the user. The filtered products are sent to the “Products” page to be displayed and then the user is sent to the “</w:t>
       </w:r>
       <w:r>
         <w:t>Products</w:t>
@@ -11926,7 +12366,7 @@
       <w:pPr>
         <w:pStyle w:val="Heading2"/>
       </w:pPr>
-      <w:bookmarkStart w:id="38" w:name="_Toc224035586"/>
+      <w:bookmarkStart w:id="38" w:name="_Toc224118242"/>
       <w:r>
         <w:t>Change product availability</w:t>
       </w:r>
@@ -11937,6 +12377,9 @@
     </w:p>
     <w:p>
       <w:r>
+        <w:rPr>
+          <w:noProof/>
+        </w:rPr>
         <w:drawing>
           <wp:inline distT="0" distB="0" distL="0" distR="0" wp14:anchorId="4EC42DF2" wp14:editId="54B7C048">
             <wp:extent cx="5731510" cy="3866515"/>
@@ -11953,7 +12396,7 @@
                     <pic:cNvPicPr/>
                   </pic:nvPicPr>
                   <pic:blipFill>
-                    <a:blip r:embed="rId19"/>
+                    <a:blip r:embed="rId20"/>
                     <a:stretch>
                       <a:fillRect/>
                     </a:stretch>
@@ -11976,60 +12419,18 @@
     </w:p>
     <w:p>
       <w:r>
-        <w:t xml:space="preserve">When the user clicks the “Edit </w:t>
-      </w:r>
-      <w:r>
-        <w:t xml:space="preserve">Product </w:t>
-      </w:r>
-      <w:r>
-        <w:t>Availability” button,</w:t>
-      </w:r>
-      <w:r>
-        <w:t xml:space="preserve"> the user’s role is taken from the “User Roles” table and checked for if it is a “Producer” role</w:t>
-      </w:r>
-      <w:r>
-        <w:t xml:space="preserve">. </w:t>
-      </w:r>
-      <w:r>
-        <w:t xml:space="preserve">If the user role is not a “Producer” role then the user is denied access and sent to the “Access Denied” page. If the user has access to page, then </w:t>
-      </w:r>
-      <w:r>
-        <w:t xml:space="preserve">the </w:t>
-      </w:r>
-      <w:r>
-        <w:t xml:space="preserve">product </w:t>
-      </w:r>
-      <w:r>
-        <w:t xml:space="preserve">that’s availability is going to change is taken, and </w:t>
+        <w:t xml:space="preserve">When the user clicks the “Edit Product Availability” button, the user’s role is taken from the “User Roles” table and checked for if it is a “Producer” role. If the user role is not a “Producer” role then the user is denied access and sent to the “Access Denied” page. If </w:t>
       </w:r>
       <w:r>
         <w:lastRenderedPageBreak/>
-        <w:t>the new availability status from the user</w:t>
-      </w:r>
-      <w:r>
-        <w:t xml:space="preserve">. </w:t>
-      </w:r>
-      <w:r>
-        <w:t>This new data is sent to the “</w:t>
-      </w:r>
-      <w:r>
-        <w:t>Product</w:t>
-      </w:r>
-      <w:r>
-        <w:t>s” table and then saved to the database. Finally, the user is sent to the “</w:t>
-      </w:r>
-      <w:r>
-        <w:t>Product</w:t>
-      </w:r>
-      <w:r>
-        <w:t>s” page.</w:t>
+        <w:t>the user has access to page, then the product that’s availability is going to change is taken, and the new availability status from the user. This new data is sent to the “Products” table and then saved to the database. Finally, the user is sent to the “Products” page.</w:t>
       </w:r>
     </w:p>
     <w:p>
       <w:pPr>
         <w:pStyle w:val="Heading2"/>
       </w:pPr>
-      <w:bookmarkStart w:id="39" w:name="_Toc224035587"/>
+      <w:bookmarkStart w:id="39" w:name="_Toc224118243"/>
       <w:r>
         <w:t>Add a product to basket</w:t>
       </w:r>
@@ -12037,6 +12438,9 @@
     </w:p>
     <w:p>
       <w:r>
+        <w:rPr>
+          <w:noProof/>
+        </w:rPr>
         <w:drawing>
           <wp:inline distT="0" distB="0" distL="0" distR="0" wp14:anchorId="64C3CF55" wp14:editId="15491B34">
             <wp:extent cx="5731510" cy="5436870"/>
@@ -12053,7 +12457,7 @@
                     <pic:cNvPicPr/>
                   </pic:nvPicPr>
                   <pic:blipFill>
-                    <a:blip r:embed="rId20"/>
+                    <a:blip r:embed="rId21"/>
                     <a:stretch>
                       <a:fillRect/>
                     </a:stretch>
@@ -12076,34 +12480,28 @@
     </w:p>
     <w:p>
       <w:r>
-        <w:t xml:space="preserve">When the user </w:t>
-      </w:r>
-      <w:r>
-        <w:t xml:space="preserve">clicks the “Add” button the user’s </w:t>
+        <w:t xml:space="preserve">When the user clicks the “Add” button the user’s </w:t>
       </w:r>
       <w:r>
         <w:t>identification</w:t>
       </w:r>
       <w:r>
-        <w:t xml:space="preserve"> is checked to see if they are logged in, if they are not then they are redirected to the log in page. The product identification and quantity are inputted by the users for the product to be added to the basket. The quantity is checked for if it is less than 1, if that is true then a relevant error message is shown to the user and the user is redirected to the products page without no product being added to the basket. If the quantity is not less than 1, then the user’s basket id</w:t>
+        <w:t xml:space="preserve"> is checked to see if they are logged in, if they are not then they are redirected to the log in page. The product identification and quantity are inputted by the users for the product to be added to the basket. The quantity is checked for if it is less than 1, if that is true then a relevant error message is shown to the user and the user is redirected to the products page without no product being added to the basket. If the quantity is not less than 1, then the user’s basket identification is </w:t>
       </w:r>
       <w:r>
-        <w:t>entificatio</w:t>
+        <w:t xml:space="preserve">retrieved from the table “Basket” using the user’s identification. The user identification, product identification and quantity are sent to the table “Basket” </w:t>
       </w:r>
       <w:r>
-        <w:t xml:space="preserve">n is </w:t>
-      </w:r>
-      <w:r>
-        <w:t>retrieved from the table “Basket” using the user’s identification. The user identification, product identification and quantity are sent to the table “Basket” and then the changes are saved to the database. Finally, the user is sent to the products page with the product being added to the basket.</w:t>
+        <w:lastRenderedPageBreak/>
+        <w:t>and then the changes are saved to the database. Finally, the user is sent to the products page with the product being added to the basket.</w:t>
       </w:r>
     </w:p>
     <w:p>
       <w:pPr>
         <w:pStyle w:val="Heading1"/>
       </w:pPr>
-      <w:bookmarkStart w:id="40" w:name="_Toc224035588"/>
+      <w:bookmarkStart w:id="40" w:name="_Toc224118244"/>
       <w:r>
-        <w:lastRenderedPageBreak/>
         <w:t>Test Strategy</w:t>
       </w:r>
       <w:bookmarkEnd w:id="40"/>
@@ -12290,240 +12688,6 @@
             <w:r>
               <w:t xml:space="preserve">Email: </w:t>
             </w:r>
-            <w:hyperlink r:id="rId21" w:history="1">
-              <w:r>
-                <w:rPr>
-                  <w:rStyle w:val="Hyperlink"/>
-                </w:rPr>
-                <w:t>test@gmail.com</w:t>
-              </w:r>
-            </w:hyperlink>
-          </w:p>
-          <w:p>
-            <w:r>
-              <w:t>Password: Password123!</w:t>
-            </w:r>
-          </w:p>
-          <w:p>
-            <w:r>
-              <w:t>Confirm Password:</w:t>
-            </w:r>
-          </w:p>
-          <w:p>
-            <w:r>
-              <w:t>Password123!</w:t>
-            </w:r>
-          </w:p>
-          <w:p>
-            <w:pPr>
-              <w:rPr>
-                <w:b/>
-                <w:bCs/>
-              </w:rPr>
-            </w:pPr>
-            <w:r>
-              <w:rPr>
-                <w:b/>
-                <w:bCs/>
-              </w:rPr>
-              <w:t>Err</w:t>
-            </w:r>
-            <w:r>
-              <w:rPr>
-                <w:b/>
-                <w:bCs/>
-              </w:rPr>
-              <w:t>oneous</w:t>
-            </w:r>
-          </w:p>
-          <w:p>
-            <w:r>
-              <w:t xml:space="preserve">Email: </w:t>
-            </w:r>
-            <w:r>
-              <w:t>error</w:t>
-            </w:r>
-            <w:r>
-              <w:t>email</w:t>
-            </w:r>
-          </w:p>
-          <w:p>
-            <w:r>
-              <w:t xml:space="preserve">Password: </w:t>
-            </w:r>
-            <w:r>
-              <w:t>111</w:t>
-            </w:r>
-          </w:p>
-          <w:p>
-            <w:r>
-              <w:t>Confirm Password:</w:t>
-            </w:r>
-          </w:p>
-          <w:p>
-            <w:r>
-              <w:t>222</w:t>
-            </w:r>
-          </w:p>
-          <w:p>
-            <w:pPr>
-              <w:rPr>
-                <w:b/>
-                <w:bCs/>
-              </w:rPr>
-            </w:pPr>
-            <w:r>
-              <w:rPr>
-                <w:b/>
-                <w:bCs/>
-              </w:rPr>
-              <w:t>Extreme</w:t>
-            </w:r>
-          </w:p>
-          <w:p>
-            <w:r>
-              <w:t>Email:</w:t>
-            </w:r>
-            <w:r>
-              <w:t xml:space="preserve"> </w:t>
-            </w:r>
-            <w:r>
-              <w:t>test@testemail.com</w:t>
-            </w:r>
-          </w:p>
-          <w:p>
-            <w:r>
-              <w:t xml:space="preserve">Password: </w:t>
-            </w:r>
-            <w:r>
-              <w:t>QwE12?</w:t>
-            </w:r>
-          </w:p>
-          <w:p>
-            <w:r>
-              <w:t>Confirm Password:</w:t>
-            </w:r>
-          </w:p>
-          <w:p>
-            <w:r>
-              <w:t>QwE12?</w:t>
-            </w:r>
-          </w:p>
-        </w:tc>
-      </w:tr>
-      <w:tr>
-        <w:tc>
-          <w:tcPr>
-            <w:tcW w:w="1271" w:type="dxa"/>
-          </w:tcPr>
-          <w:p/>
-        </w:tc>
-        <w:tc>
-          <w:tcPr>
-            <w:tcW w:w="1985" w:type="dxa"/>
-          </w:tcPr>
-          <w:p>
-            <w:r>
-              <w:t>Log in</w:t>
-            </w:r>
-          </w:p>
-        </w:tc>
-        <w:tc>
-          <w:tcPr>
-            <w:tcW w:w="1701" w:type="dxa"/>
-          </w:tcPr>
-          <w:p>
-            <w:r>
-              <w:t>White box</w:t>
-            </w:r>
-          </w:p>
-          <w:p>
-            <w:r>
-              <w:t>B</w:t>
-            </w:r>
-            <w:r>
-              <w:t>lack box</w:t>
-            </w:r>
-          </w:p>
-          <w:p>
-            <w:r>
-              <w:t>F</w:t>
-            </w:r>
-            <w:r>
-              <w:t>unctionality</w:t>
-            </w:r>
-          </w:p>
-          <w:p>
-            <w:r>
-              <w:t>Security</w:t>
-            </w:r>
-          </w:p>
-          <w:p>
-            <w:r>
-              <w:t>Integration</w:t>
-            </w:r>
-          </w:p>
-        </w:tc>
-        <w:tc>
-          <w:tcPr>
-            <w:tcW w:w="4059" w:type="dxa"/>
-          </w:tcPr>
-          <w:p>
-            <w:r>
-              <w:t>The log-in page must be created</w:t>
-            </w:r>
-            <w:r>
-              <w:t>.</w:t>
-            </w:r>
-          </w:p>
-          <w:p>
-            <w:r>
-              <w:t>Migrations and update database must be applied.</w:t>
-            </w:r>
-          </w:p>
-          <w:p>
-            <w:r>
-              <w:t xml:space="preserve">The </w:t>
-            </w:r>
-            <w:r>
-              <w:t>controller logic must work correctly.</w:t>
-            </w:r>
-          </w:p>
-          <w:p/>
-          <w:p>
-            <w:pPr>
-              <w:rPr>
-                <w:b/>
-                <w:bCs/>
-              </w:rPr>
-            </w:pPr>
-            <w:r>
-              <w:rPr>
-                <w:b/>
-                <w:bCs/>
-              </w:rPr>
-              <w:t>Test Data:</w:t>
-            </w:r>
-          </w:p>
-          <w:p>
-            <w:pPr>
-              <w:rPr>
-                <w:b/>
-                <w:bCs/>
-              </w:rPr>
-            </w:pPr>
-            <w:r>
-              <w:rPr>
-                <w:b/>
-                <w:bCs/>
-              </w:rPr>
-              <w:t>Normal</w:t>
-            </w:r>
-          </w:p>
-          <w:p>
-            <w:r>
-              <w:t xml:space="preserve">Email: </w:t>
-            </w:r>
             <w:hyperlink r:id="rId22" w:history="1">
               <w:r>
                 <w:rPr>
@@ -12539,6 +12703,16 @@
             </w:r>
           </w:p>
           <w:p>
+            <w:r>
+              <w:t>Confirm Password:</w:t>
+            </w:r>
+          </w:p>
+          <w:p>
+            <w:r>
+              <w:t>Password123!</w:t>
+            </w:r>
+          </w:p>
+          <w:p>
             <w:pPr>
               <w:rPr>
                 <w:b/>
@@ -12550,17 +12724,45 @@
                 <w:b/>
                 <w:bCs/>
               </w:rPr>
-              <w:t>Erroneous</w:t>
-            </w:r>
-          </w:p>
-          <w:p>
-            <w:r>
-              <w:t>Email: erroremail</w:t>
-            </w:r>
-          </w:p>
-          <w:p>
-            <w:r>
-              <w:t>Password: 111</w:t>
+              <w:t>Err</w:t>
+            </w:r>
+            <w:r>
+              <w:rPr>
+                <w:b/>
+                <w:bCs/>
+              </w:rPr>
+              <w:t>oneous</w:t>
+            </w:r>
+          </w:p>
+          <w:p>
+            <w:r>
+              <w:t xml:space="preserve">Email: </w:t>
+            </w:r>
+            <w:proofErr w:type="spellStart"/>
+            <w:r>
+              <w:t>error</w:t>
+            </w:r>
+            <w:r>
+              <w:t>email</w:t>
+            </w:r>
+            <w:proofErr w:type="spellEnd"/>
+          </w:p>
+          <w:p>
+            <w:r>
+              <w:t xml:space="preserve">Password: </w:t>
+            </w:r>
+            <w:r>
+              <w:t>111</w:t>
+            </w:r>
+          </w:p>
+          <w:p>
+            <w:r>
+              <w:t>Confirm Password:</w:t>
+            </w:r>
+          </w:p>
+          <w:p>
+            <w:r>
+              <w:t>222</w:t>
             </w:r>
           </w:p>
           <w:p>
@@ -12580,7 +12782,10 @@
           </w:p>
           <w:p>
             <w:r>
-              <w:t xml:space="preserve">Email: </w:t>
+              <w:t>Email:</w:t>
+            </w:r>
+            <w:r>
+              <w:t xml:space="preserve"> </w:t>
             </w:r>
             <w:r>
               <w:t>test@testemail.com</w:t>
@@ -12590,6 +12795,16 @@
             <w:r>
               <w:t xml:space="preserve">Password: </w:t>
             </w:r>
+            <w:r>
+              <w:t>QwE12?</w:t>
+            </w:r>
+          </w:p>
+          <w:p>
+            <w:r>
+              <w:t>Confirm Password:</w:t>
+            </w:r>
+          </w:p>
+          <w:p>
             <w:r>
               <w:t>QwE12?</w:t>
             </w:r>
@@ -12609,7 +12824,7 @@
           </w:tcPr>
           <w:p>
             <w:r>
-              <w:t>Log out</w:t>
+              <w:t>Log in</w:t>
             </w:r>
           </w:p>
         </w:tc>
@@ -12619,6 +12834,11 @@
           </w:tcPr>
           <w:p>
             <w:r>
+              <w:t>White box</w:t>
+            </w:r>
+          </w:p>
+          <w:p>
+            <w:r>
               <w:t>B</w:t>
             </w:r>
             <w:r>
@@ -12650,23 +12870,134 @@
           </w:tcPr>
           <w:p>
             <w:r>
-              <w:t>Log in system must be fully functional</w:t>
-            </w:r>
-            <w:r>
-              <w:t xml:space="preserve"> and allow users to create accounts.</w:t>
-            </w:r>
-          </w:p>
-          <w:p>
-            <w:r>
-              <w:t>Log out button</w:t>
-            </w:r>
-            <w:r>
-              <w:t xml:space="preserve"> must work and be visible to the users.</w:t>
-            </w:r>
-          </w:p>
-          <w:p>
-            <w:r>
-              <w:t>No test data needed.</w:t>
+              <w:t>The log-in page must be created</w:t>
+            </w:r>
+            <w:r>
+              <w:t>.</w:t>
+            </w:r>
+          </w:p>
+          <w:p>
+            <w:r>
+              <w:t>Migrations and update database must be applied.</w:t>
+            </w:r>
+          </w:p>
+          <w:p>
+            <w:r>
+              <w:t xml:space="preserve">The </w:t>
+            </w:r>
+            <w:r>
+              <w:t>controller logic must work correctly.</w:t>
+            </w:r>
+          </w:p>
+          <w:p/>
+          <w:p>
+            <w:pPr>
+              <w:rPr>
+                <w:b/>
+                <w:bCs/>
+              </w:rPr>
+            </w:pPr>
+            <w:r>
+              <w:rPr>
+                <w:b/>
+                <w:bCs/>
+              </w:rPr>
+              <w:t>Test Data:</w:t>
+            </w:r>
+          </w:p>
+          <w:p>
+            <w:pPr>
+              <w:rPr>
+                <w:b/>
+                <w:bCs/>
+              </w:rPr>
+            </w:pPr>
+            <w:r>
+              <w:rPr>
+                <w:b/>
+                <w:bCs/>
+              </w:rPr>
+              <w:t>Normal</w:t>
+            </w:r>
+          </w:p>
+          <w:p>
+            <w:r>
+              <w:t xml:space="preserve">Email: </w:t>
+            </w:r>
+            <w:hyperlink r:id="rId23" w:history="1">
+              <w:r>
+                <w:rPr>
+                  <w:rStyle w:val="Hyperlink"/>
+                </w:rPr>
+                <w:t>test@gmail.com</w:t>
+              </w:r>
+            </w:hyperlink>
+          </w:p>
+          <w:p>
+            <w:r>
+              <w:t>Password: Password123!</w:t>
+            </w:r>
+          </w:p>
+          <w:p>
+            <w:pPr>
+              <w:rPr>
+                <w:b/>
+                <w:bCs/>
+              </w:rPr>
+            </w:pPr>
+            <w:r>
+              <w:rPr>
+                <w:b/>
+                <w:bCs/>
+              </w:rPr>
+              <w:t>Erroneous</w:t>
+            </w:r>
+          </w:p>
+          <w:p>
+            <w:r>
+              <w:t xml:space="preserve">Email: </w:t>
+            </w:r>
+            <w:proofErr w:type="spellStart"/>
+            <w:r>
+              <w:t>erroremail</w:t>
+            </w:r>
+            <w:proofErr w:type="spellEnd"/>
+          </w:p>
+          <w:p>
+            <w:r>
+              <w:t>Password: 111</w:t>
+            </w:r>
+          </w:p>
+          <w:p>
+            <w:pPr>
+              <w:rPr>
+                <w:b/>
+                <w:bCs/>
+              </w:rPr>
+            </w:pPr>
+            <w:r>
+              <w:rPr>
+                <w:b/>
+                <w:bCs/>
+              </w:rPr>
+              <w:lastRenderedPageBreak/>
+              <w:t>Extreme</w:t>
+            </w:r>
+          </w:p>
+          <w:p>
+            <w:r>
+              <w:t xml:space="preserve">Email: </w:t>
+            </w:r>
+            <w:r>
+              <w:t>test@testemail.com</w:t>
+            </w:r>
+          </w:p>
+          <w:p>
+            <w:r>
+              <w:t xml:space="preserve">Password: </w:t>
+            </w:r>
+            <w:r>
+              <w:t>QwE12?</w:t>
             </w:r>
           </w:p>
         </w:tc>
@@ -12684,7 +13015,7 @@
           </w:tcPr>
           <w:p>
             <w:r>
-              <w:t>Remember Me check box on the log in page</w:t>
+              <w:t>Log out</w:t>
             </w:r>
           </w:p>
         </w:tc>
@@ -12694,11 +13025,6 @@
           </w:tcPr>
           <w:p>
             <w:r>
-              <w:t>White box</w:t>
-            </w:r>
-          </w:p>
-          <w:p>
-            <w:r>
               <w:t>B</w:t>
             </w:r>
             <w:r>
@@ -12715,6 +13041,11 @@
           </w:p>
           <w:p>
             <w:r>
+              <w:t>Security</w:t>
+            </w:r>
+          </w:p>
+          <w:p>
+            <w:r>
               <w:t>Integration</w:t>
             </w:r>
           </w:p>
@@ -12725,38 +13056,18 @@
           </w:tcPr>
           <w:p>
             <w:r>
-              <w:t xml:space="preserve">Log in </w:t>
-            </w:r>
-            <w:r>
-              <w:t>system must be fully functional</w:t>
-            </w:r>
-            <w:r>
-              <w:t>.</w:t>
-            </w:r>
-          </w:p>
-          <w:p>
-            <w:r>
-              <w:t>Valid account should exist</w:t>
-            </w:r>
-            <w:r>
-              <w:t>.</w:t>
-            </w:r>
-          </w:p>
-          <w:p>
-            <w:r>
-              <w:t xml:space="preserve">Tester must </w:t>
-            </w:r>
-            <w:r>
-              <w:t>click the remember me check box when logging in</w:t>
-            </w:r>
-            <w:r>
-              <w:t xml:space="preserve">, leave the page, open the </w:t>
-            </w:r>
-            <w:r>
-              <w:t>page on the same device and check if site kept the user logged in</w:t>
-            </w:r>
-            <w:r>
-              <w:t>.</w:t>
+              <w:t>Log in system must be fully functional</w:t>
+            </w:r>
+            <w:r>
+              <w:t xml:space="preserve"> and allow users to create accounts.</w:t>
+            </w:r>
+          </w:p>
+          <w:p>
+            <w:r>
+              <w:t>Log out button</w:t>
+            </w:r>
+            <w:r>
+              <w:t xml:space="preserve"> must work and be visible to the users.</w:t>
             </w:r>
           </w:p>
           <w:p>
@@ -12779,7 +13090,7 @@
           </w:tcPr>
           <w:p>
             <w:r>
-              <w:t>Forgot password button on the log in page</w:t>
+              <w:t>Remember Me check box on the log in page</w:t>
             </w:r>
           </w:p>
         </w:tc>
@@ -12820,43 +13131,38 @@
           </w:tcPr>
           <w:p>
             <w:r>
-              <w:t>Log in system must be fully functional.</w:t>
-            </w:r>
-          </w:p>
-          <w:p>
-            <w:r>
-              <w:t>Valid account should exist.</w:t>
-            </w:r>
-          </w:p>
-          <w:p>
-            <w:r>
-              <w:t>Forgotten</w:t>
-            </w:r>
-            <w:r>
-              <w:t xml:space="preserve"> </w:t>
-            </w:r>
-            <w:r>
-              <w:t>system must be fully functional.</w:t>
-            </w:r>
-          </w:p>
-          <w:p>
-            <w:r>
-              <w:t xml:space="preserve">Tester should click </w:t>
-            </w:r>
-            <w:r>
-              <w:t xml:space="preserve">forgot </w:t>
-            </w:r>
-            <w:r>
-              <w:t>password,</w:t>
-            </w:r>
-            <w:r>
-              <w:t xml:space="preserve"> and a reset email</w:t>
-            </w:r>
-            <w:r>
-              <w:t xml:space="preserve"> should be sent to </w:t>
-            </w:r>
-            <w:r>
-              <w:t>reset password.</w:t>
+              <w:t xml:space="preserve">Log in </w:t>
+            </w:r>
+            <w:r>
+              <w:t>system must be fully functional</w:t>
+            </w:r>
+            <w:r>
+              <w:t>.</w:t>
+            </w:r>
+          </w:p>
+          <w:p>
+            <w:r>
+              <w:t>Valid account should exist</w:t>
+            </w:r>
+            <w:r>
+              <w:t>.</w:t>
+            </w:r>
+          </w:p>
+          <w:p>
+            <w:r>
+              <w:t xml:space="preserve">Tester must </w:t>
+            </w:r>
+            <w:r>
+              <w:t>click the remember me check box when logging in</w:t>
+            </w:r>
+            <w:r>
+              <w:t xml:space="preserve">, leave the page, open the </w:t>
+            </w:r>
+            <w:r>
+              <w:t>page on the same device and check if site kept the user logged in</w:t>
+            </w:r>
+            <w:r>
+              <w:t>.</w:t>
             </w:r>
           </w:p>
           <w:p>
@@ -12879,7 +13185,7 @@
           </w:tcPr>
           <w:p>
             <w:r>
-              <w:t>Link buttons on the navigation bar</w:t>
+              <w:t>Forgot password button on the log in page</w:t>
             </w:r>
           </w:p>
         </w:tc>
@@ -12889,6 +13195,11 @@
           </w:tcPr>
           <w:p>
             <w:r>
+              <w:t>White box</w:t>
+            </w:r>
+          </w:p>
+          <w:p>
+            <w:r>
               <w:t>B</w:t>
             </w:r>
             <w:r>
@@ -12915,44 +13226,43 @@
           </w:tcPr>
           <w:p>
             <w:r>
-              <w:t>All the pages</w:t>
-            </w:r>
-            <w:r>
-              <w:t xml:space="preserve"> for each link should be made </w:t>
-            </w:r>
-            <w:r>
-              <w:t>and the controller logic for each link must work correctly.</w:t>
-            </w:r>
-          </w:p>
-          <w:p>
-            <w:r>
-              <w:t xml:space="preserve">The </w:t>
-            </w:r>
-            <w:r>
-              <w:t>navigation</w:t>
+              <w:t>Log in system must be fully functional.</w:t>
+            </w:r>
+          </w:p>
+          <w:p>
+            <w:r>
+              <w:t>Valid account should exist.</w:t>
+            </w:r>
+          </w:p>
+          <w:p>
+            <w:r>
+              <w:t>Forgotten</w:t>
             </w:r>
             <w:r>
               <w:t xml:space="preserve"> </w:t>
             </w:r>
             <w:r>
-              <w:t>bar should be made and be fully functional.</w:t>
-            </w:r>
-          </w:p>
-          <w:p>
-            <w:r>
-              <w:t xml:space="preserve">Tester must </w:t>
-            </w:r>
-            <w:r>
-              <w:t xml:space="preserve">check each link to see if it leads to the </w:t>
-            </w:r>
-            <w:r>
-              <w:t>correct</w:t>
-            </w:r>
-            <w:r>
-              <w:t xml:space="preserve"> page</w:t>
-            </w:r>
-            <w:r>
-              <w:t>.</w:t>
+              <w:t>system must be fully functional.</w:t>
+            </w:r>
+          </w:p>
+          <w:p>
+            <w:r>
+              <w:t xml:space="preserve">Tester should click </w:t>
+            </w:r>
+            <w:r>
+              <w:t xml:space="preserve">forgot </w:t>
+            </w:r>
+            <w:r>
+              <w:t>password,</w:t>
+            </w:r>
+            <w:r>
+              <w:t xml:space="preserve"> and a reset email</w:t>
+            </w:r>
+            <w:r>
+              <w:t xml:space="preserve"> should be sent to </w:t>
+            </w:r>
+            <w:r>
+              <w:t>reset password.</w:t>
             </w:r>
           </w:p>
           <w:p>
@@ -12975,10 +13285,7 @@
           </w:tcPr>
           <w:p>
             <w:r>
-              <w:t>Logo on the navigation bar</w:t>
-            </w:r>
-            <w:r>
-              <w:t xml:space="preserve"> and the footer</w:t>
+              <w:t>Link buttons on the navigation bar</w:t>
             </w:r>
           </w:p>
         </w:tc>
@@ -13014,31 +13321,41 @@
           </w:tcPr>
           <w:p>
             <w:r>
-              <w:t xml:space="preserve">Home page should be made and be </w:t>
-            </w:r>
-            <w:r>
-              <w:t xml:space="preserve">fully </w:t>
-            </w:r>
-            <w:r>
-              <w:t>functional.</w:t>
-            </w:r>
-          </w:p>
-          <w:p>
-            <w:r>
-              <w:t>The navigation bar should be made and be fully functional.</w:t>
-            </w:r>
-          </w:p>
-          <w:p>
-            <w:r>
-              <w:t>The footer should be made and be fully functional.</w:t>
-            </w:r>
-          </w:p>
-          <w:p>
-            <w:r>
-              <w:t>Tester should click the logo</w:t>
-            </w:r>
-            <w:r>
-              <w:t xml:space="preserve"> to check if they are taken to the home page</w:t>
+              <w:t>All the pages</w:t>
+            </w:r>
+            <w:r>
+              <w:t xml:space="preserve"> for each link should be made </w:t>
+            </w:r>
+            <w:r>
+              <w:t>and the controller logic for each link must work correctly.</w:t>
+            </w:r>
+          </w:p>
+          <w:p>
+            <w:r>
+              <w:t xml:space="preserve">The </w:t>
+            </w:r>
+            <w:r>
+              <w:t>navigation</w:t>
+            </w:r>
+            <w:r>
+              <w:t xml:space="preserve"> </w:t>
+            </w:r>
+            <w:r>
+              <w:t>bar should be made and be fully functional.</w:t>
+            </w:r>
+          </w:p>
+          <w:p>
+            <w:r>
+              <w:t xml:space="preserve">Tester must </w:t>
+            </w:r>
+            <w:r>
+              <w:t xml:space="preserve">check each link to see if it leads to the </w:t>
+            </w:r>
+            <w:r>
+              <w:t>correct</w:t>
+            </w:r>
+            <w:r>
+              <w:t xml:space="preserve"> page</w:t>
             </w:r>
             <w:r>
               <w:t>.</w:t>
@@ -13064,6 +13381,95 @@
           </w:tcPr>
           <w:p>
             <w:r>
+              <w:t>Logo on the navigation bar</w:t>
+            </w:r>
+            <w:r>
+              <w:t xml:space="preserve"> and the footer</w:t>
+            </w:r>
+          </w:p>
+        </w:tc>
+        <w:tc>
+          <w:tcPr>
+            <w:tcW w:w="1701" w:type="dxa"/>
+          </w:tcPr>
+          <w:p>
+            <w:r>
+              <w:t>B</w:t>
+            </w:r>
+            <w:r>
+              <w:t>lack box</w:t>
+            </w:r>
+          </w:p>
+          <w:p>
+            <w:r>
+              <w:t>F</w:t>
+            </w:r>
+            <w:r>
+              <w:t>unctionality</w:t>
+            </w:r>
+          </w:p>
+          <w:p>
+            <w:r>
+              <w:t>Integration</w:t>
+            </w:r>
+          </w:p>
+        </w:tc>
+        <w:tc>
+          <w:tcPr>
+            <w:tcW w:w="4059" w:type="dxa"/>
+          </w:tcPr>
+          <w:p>
+            <w:r>
+              <w:t xml:space="preserve">Home page should be made and be </w:t>
+            </w:r>
+            <w:r>
+              <w:t xml:space="preserve">fully </w:t>
+            </w:r>
+            <w:r>
+              <w:t>functional.</w:t>
+            </w:r>
+          </w:p>
+          <w:p>
+            <w:r>
+              <w:t>The navigation bar should be made and be fully functional.</w:t>
+            </w:r>
+          </w:p>
+          <w:p>
+            <w:r>
+              <w:t>The footer should be made and be fully functional.</w:t>
+            </w:r>
+          </w:p>
+          <w:p>
+            <w:r>
+              <w:t>Tester should click the logo</w:t>
+            </w:r>
+            <w:r>
+              <w:t xml:space="preserve"> to check if they are taken to the home page</w:t>
+            </w:r>
+            <w:r>
+              <w:t>.</w:t>
+            </w:r>
+          </w:p>
+          <w:p>
+            <w:r>
+              <w:t>No test data needed.</w:t>
+            </w:r>
+          </w:p>
+        </w:tc>
+      </w:tr>
+      <w:tr>
+        <w:tc>
+          <w:tcPr>
+            <w:tcW w:w="1271" w:type="dxa"/>
+          </w:tcPr>
+          <w:p/>
+        </w:tc>
+        <w:tc>
+          <w:tcPr>
+            <w:tcW w:w="1985" w:type="dxa"/>
+          </w:tcPr>
+          <w:p>
+            <w:r>
               <w:t>Links on the footer</w:t>
             </w:r>
           </w:p>
@@ -13105,6 +13511,7 @@
           </w:p>
           <w:p>
             <w:r>
+              <w:lastRenderedPageBreak/>
               <w:t>The footer should be made and be fully functional.</w:t>
             </w:r>
           </w:p>
@@ -13544,7 +13951,7 @@
 </file>
 
 <file path=word/numbering.xml><?xml version="1.0" encoding="utf-8"?>
-<w:numbering xmlns:wpc="http://schemas.microsoft.com/office/word/2010/wordprocessingCanvas" xmlns:cx="http://schemas.microsoft.com/office/drawing/2014/chartex" xmlns:cx1="http://schemas.microsoft.com/office/drawing/2015/9/8/chartex" xmlns:cx2="http://schemas.microsoft.com/office/drawing/2015/10/21/chartex" xmlns:cx3="http://schemas.microsoft.com/office/drawing/2016/5/9/chartex" xmlns:cx4="http://schemas.microsoft.com/office/drawing/2016/5/10/chartex" xmlns:cx5="http://schemas.microsoft.com/office/drawing/2016/5/11/chartex" xmlns:cx6="http://schemas.microsoft.com/office/drawing/2016/5/12/chartex" xmlns:cx7="http://schemas.microsoft.com/office/drawing/2016/5/13/chartex" xmlns:cx8="http://schemas.microsoft.com/office/drawing/2016/5/14/chartex" xmlns:mc="http://schemas.openxmlformats.org/markup-compatibility/2006" xmlns:aink="http://schemas.microsoft.com/office/drawing/2016/ink" xmlns:am3d="http://schemas.microsoft.com/office/drawing/2017/model3d" xmlns:o="urn:schemas-microsoft-com:office:office" xmlns:r="http://schemas.openxmlformats.org/officeDocument/2006/relationships" xmlns:m="http://schemas.openxmlformats.org/officeDocument/2006/math" xmlns:v="urn:schemas-microsoft-com:vml" xmlns:wp14="http://schemas.microsoft.com/office/word/2010/wordprocessingDrawing" xmlns:wp="http://schemas.openxmlformats.org/drawingml/2006/wordprocessingDrawing" xmlns:w10="urn:schemas-microsoft-com:office:word" xmlns:w="http://schemas.openxmlformats.org/wordprocessingml/2006/main" xmlns:w14="http://schemas.microsoft.com/office/word/2010/wordml" xmlns:w15="http://schemas.microsoft.com/office/word/2012/wordml" xmlns:w16cex="http://schemas.microsoft.com/office/word/2018/wordml/cex" xmlns:w16cid="http://schemas.microsoft.com/office/word/2016/wordml/cid" xmlns:w16="http://schemas.microsoft.com/office/word/2018/wordml" xmlns:w16sdtdh="http://schemas.microsoft.com/office/word/2020/wordml/sdtdatahash" xmlns:w16se="http://schemas.microsoft.com/office/word/2015/wordml/symex" xmlns:wpg="http://schemas.microsoft.com/office/word/2010/wordprocessingGroup" xmlns:wpi="http://schemas.microsoft.com/office/word/2010/wordprocessingInk" xmlns:wne="http://schemas.microsoft.com/office/word/2006/wordml" xmlns:wps="http://schemas.microsoft.com/office/word/2010/wordprocessingShape" mc:Ignorable="w14 w15 w16se w16cid w16 w16cex w16sdtdh wp14">
+<w:numbering xmlns:wpc="http://schemas.microsoft.com/office/word/2010/wordprocessingCanvas" xmlns:cx="http://schemas.microsoft.com/office/drawing/2014/chartex" xmlns:cx1="http://schemas.microsoft.com/office/drawing/2015/9/8/chartex" xmlns:cx2="http://schemas.microsoft.com/office/drawing/2015/10/21/chartex" xmlns:cx3="http://schemas.microsoft.com/office/drawing/2016/5/9/chartex" xmlns:cx4="http://schemas.microsoft.com/office/drawing/2016/5/10/chartex" xmlns:cx5="http://schemas.microsoft.com/office/drawing/2016/5/11/chartex" xmlns:cx6="http://schemas.microsoft.com/office/drawing/2016/5/12/chartex" xmlns:cx7="http://schemas.microsoft.com/office/drawing/2016/5/13/chartex" xmlns:cx8="http://schemas.microsoft.com/office/drawing/2016/5/14/chartex" xmlns:mc="http://schemas.openxmlformats.org/markup-compatibility/2006" xmlns:aink="http://schemas.microsoft.com/office/drawing/2016/ink" xmlns:am3d="http://schemas.microsoft.com/office/drawing/2017/model3d" xmlns:o="urn:schemas-microsoft-com:office:office" xmlns:oel="http://schemas.microsoft.com/office/2019/extlst" xmlns:r="http://schemas.openxmlformats.org/officeDocument/2006/relationships" xmlns:m="http://schemas.openxmlformats.org/officeDocument/2006/math" xmlns:v="urn:schemas-microsoft-com:vml" xmlns:wp14="http://schemas.microsoft.com/office/word/2010/wordprocessingDrawing" xmlns:wp="http://schemas.openxmlformats.org/drawingml/2006/wordprocessingDrawing" xmlns:w10="urn:schemas-microsoft-com:office:word" xmlns:w="http://schemas.openxmlformats.org/wordprocessingml/2006/main" xmlns:w14="http://schemas.microsoft.com/office/word/2010/wordml" xmlns:w15="http://schemas.microsoft.com/office/word/2012/wordml" xmlns:w16cex="http://schemas.microsoft.com/office/word/2018/wordml/cex" xmlns:w16cid="http://schemas.microsoft.com/office/word/2016/wordml/cid" xmlns:w16="http://schemas.microsoft.com/office/word/2018/wordml" xmlns:w16du="http://schemas.microsoft.com/office/word/2023/wordml/word16du" xmlns:w16sdtdh="http://schemas.microsoft.com/office/word/2020/wordml/sdtdatahash" xmlns:w16sdtfl="http://schemas.microsoft.com/office/word/2024/wordml/sdtformatlock" xmlns:w16se="http://schemas.microsoft.com/office/word/2015/wordml/symex" xmlns:wpg="http://schemas.microsoft.com/office/word/2010/wordprocessingGroup" xmlns:wpi="http://schemas.microsoft.com/office/word/2010/wordprocessingInk" xmlns:wne="http://schemas.microsoft.com/office/word/2006/wordml" xmlns:wps="http://schemas.microsoft.com/office/word/2010/wordprocessingShape" mc:Ignorable="w14 w15 w16se w16cid w16 w16cex w16sdtdh w16sdtfl w16du wp14">
   <w:abstractNum w:abstractNumId="0" w15:restartNumberingAfterBreak="0">
     <w:nsid w:val="238969E0"/>
     <w:multiLevelType w:val="hybridMultilevel"/>
@@ -13997,23 +14404,23 @@
       </w:rPr>
     </w:lvl>
   </w:abstractNum>
-  <w:num w:numId="1">
+  <w:num w:numId="1" w16cid:durableId="1263227811">
     <w:abstractNumId w:val="2"/>
   </w:num>
-  <w:num w:numId="2">
+  <w:num w:numId="2" w16cid:durableId="76247011">
     <w:abstractNumId w:val="3"/>
   </w:num>
-  <w:num w:numId="3">
+  <w:num w:numId="3" w16cid:durableId="2009480996">
     <w:abstractNumId w:val="0"/>
   </w:num>
-  <w:num w:numId="4">
+  <w:num w:numId="4" w16cid:durableId="1784112234">
     <w:abstractNumId w:val="1"/>
   </w:num>
 </w:numbering>
 </file>
 
 <file path=word/styles.xml><?xml version="1.0" encoding="utf-8"?>
-<w:styles xmlns:mc="http://schemas.openxmlformats.org/markup-compatibility/2006" xmlns:r="http://schemas.openxmlformats.org/officeDocument/2006/relationships" xmlns:w="http://schemas.openxmlformats.org/wordprocessingml/2006/main" xmlns:w14="http://schemas.microsoft.com/office/word/2010/wordml" xmlns:w15="http://schemas.microsoft.com/office/word/2012/wordml" xmlns:w16cex="http://schemas.microsoft.com/office/word/2018/wordml/cex" xmlns:w16cid="http://schemas.microsoft.com/office/word/2016/wordml/cid" xmlns:w16="http://schemas.microsoft.com/office/word/2018/wordml" xmlns:w16sdtdh="http://schemas.microsoft.com/office/word/2020/wordml/sdtdatahash" xmlns:w16se="http://schemas.microsoft.com/office/word/2015/wordml/symex" mc:Ignorable="w14 w15 w16se w16cid w16 w16cex w16sdtdh">
+<w:styles xmlns:mc="http://schemas.openxmlformats.org/markup-compatibility/2006" xmlns:r="http://schemas.openxmlformats.org/officeDocument/2006/relationships" xmlns:w="http://schemas.openxmlformats.org/wordprocessingml/2006/main" xmlns:w14="http://schemas.microsoft.com/office/word/2010/wordml" xmlns:w15="http://schemas.microsoft.com/office/word/2012/wordml" xmlns:w16cex="http://schemas.microsoft.com/office/word/2018/wordml/cex" xmlns:w16cid="http://schemas.microsoft.com/office/word/2016/wordml/cid" xmlns:w16="http://schemas.microsoft.com/office/word/2018/wordml" xmlns:w16du="http://schemas.microsoft.com/office/word/2023/wordml/word16du" xmlns:w16sdtdh="http://schemas.microsoft.com/office/word/2020/wordml/sdtdatahash" xmlns:w16sdtfl="http://schemas.microsoft.com/office/word/2024/wordml/sdtformatlock" xmlns:w16se="http://schemas.microsoft.com/office/word/2015/wordml/symex" mc:Ignorable="w14 w15 w16se w16cid w16 w16cex w16sdtdh w16sdtfl w16du">
   <w:docDefaults>
     <w:rPrDefault>
       <w:rPr>
@@ -14613,7 +15020,6 @@
   <w:style w:type="character" w:default="1" w:styleId="DefaultParagraphFont">
     <w:name w:val="Default Paragraph Font"/>
     <w:uiPriority w:val="1"/>
-    <w:semiHidden/>
     <w:unhideWhenUsed/>
   </w:style>
   <w:style w:type="table" w:default="1" w:styleId="TableNormal">
@@ -16598,12 +17004,12 @@
         </a:fontRef>
       </dsp:style>
       <dsp:txBody>
-        <a:bodyPr spcFirstLastPara="0" vert="horz" wrap="square" lIns="24765" tIns="24765" rIns="24765" bIns="24765" numCol="1" spcCol="1270" anchor="ctr" anchorCtr="0">
+        <a:bodyPr spcFirstLastPara="0" vert="horz" wrap="square" lIns="22860" tIns="22860" rIns="22860" bIns="22860" numCol="1" spcCol="1270" anchor="ctr" anchorCtr="0">
           <a:noAutofit/>
         </a:bodyPr>
         <a:lstStyle/>
         <a:p>
-          <a:pPr marL="0" lvl="0" indent="0" algn="ctr" defTabSz="1733550">
+          <a:pPr marL="0" lvl="0" indent="0" algn="ctr" defTabSz="1600200">
             <a:lnSpc>
               <a:spcPct val="90000"/>
             </a:lnSpc>
@@ -16616,7 +17022,7 @@
             <a:buNone/>
           </a:pPr>
           <a:r>
-            <a:rPr lang="en-GB" sz="3900" kern="1200"/>
+            <a:rPr lang="en-GB" sz="3600" kern="1200"/>
             <a:t>Home</a:t>
           </a:r>
         </a:p>
@@ -16703,12 +17109,12 @@
         </a:fontRef>
       </dsp:style>
       <dsp:txBody>
-        <a:bodyPr spcFirstLastPara="0" vert="horz" wrap="square" lIns="24765" tIns="24765" rIns="24765" bIns="24765" numCol="1" spcCol="1270" anchor="ctr" anchorCtr="0">
+        <a:bodyPr spcFirstLastPara="0" vert="horz" wrap="square" lIns="22860" tIns="22860" rIns="22860" bIns="22860" numCol="1" spcCol="1270" anchor="ctr" anchorCtr="0">
           <a:noAutofit/>
         </a:bodyPr>
         <a:lstStyle/>
         <a:p>
-          <a:pPr marL="0" lvl="0" indent="0" algn="ctr" defTabSz="1733550">
+          <a:pPr marL="0" lvl="0" indent="0" algn="ctr" defTabSz="1600200">
             <a:lnSpc>
               <a:spcPct val="90000"/>
             </a:lnSpc>
@@ -16721,7 +17127,7 @@
             <a:buNone/>
           </a:pPr>
           <a:r>
-            <a:rPr lang="en-GB" sz="3900" kern="1200"/>
+            <a:rPr lang="en-GB" sz="3600" kern="1200"/>
             <a:t>Privacy</a:t>
           </a:r>
         </a:p>
@@ -16808,12 +17214,12 @@
         </a:fontRef>
       </dsp:style>
       <dsp:txBody>
-        <a:bodyPr spcFirstLastPara="0" vert="horz" wrap="square" lIns="24765" tIns="24765" rIns="24765" bIns="24765" numCol="1" spcCol="1270" anchor="ctr" anchorCtr="0">
+        <a:bodyPr spcFirstLastPara="0" vert="horz" wrap="square" lIns="22860" tIns="22860" rIns="22860" bIns="22860" numCol="1" spcCol="1270" anchor="ctr" anchorCtr="0">
           <a:noAutofit/>
         </a:bodyPr>
         <a:lstStyle/>
         <a:p>
-          <a:pPr marL="0" lvl="0" indent="0" algn="ctr" defTabSz="1733550">
+          <a:pPr marL="0" lvl="0" indent="0" algn="ctr" defTabSz="1600200">
             <a:lnSpc>
               <a:spcPct val="90000"/>
             </a:lnSpc>
@@ -16826,7 +17232,7 @@
             <a:buNone/>
           </a:pPr>
           <a:r>
-            <a:rPr lang="en-GB" sz="3900" kern="1200"/>
+            <a:rPr lang="en-GB" sz="3600" kern="1200"/>
             <a:t>Register</a:t>
           </a:r>
         </a:p>
@@ -16913,12 +17319,12 @@
         </a:fontRef>
       </dsp:style>
       <dsp:txBody>
-        <a:bodyPr spcFirstLastPara="0" vert="horz" wrap="square" lIns="24765" tIns="24765" rIns="24765" bIns="24765" numCol="1" spcCol="1270" anchor="ctr" anchorCtr="0">
+        <a:bodyPr spcFirstLastPara="0" vert="horz" wrap="square" lIns="22860" tIns="22860" rIns="22860" bIns="22860" numCol="1" spcCol="1270" anchor="ctr" anchorCtr="0">
           <a:noAutofit/>
         </a:bodyPr>
         <a:lstStyle/>
         <a:p>
-          <a:pPr marL="0" lvl="0" indent="0" algn="ctr" defTabSz="1733550">
+          <a:pPr marL="0" lvl="0" indent="0" algn="ctr" defTabSz="1600200">
             <a:lnSpc>
               <a:spcPct val="90000"/>
             </a:lnSpc>
@@ -16931,7 +17337,7 @@
             <a:buNone/>
           </a:pPr>
           <a:r>
-            <a:rPr lang="en-GB" sz="3900" kern="1200"/>
+            <a:rPr lang="en-GB" sz="3600" kern="1200"/>
             <a:t>Login</a:t>
           </a:r>
         </a:p>
@@ -19126,7 +19532,7 @@
 </file>
 
 <file path=word/glossary/document.xml><?xml version="1.0" encoding="utf-8"?>
-<w:glossaryDocument xmlns:wpc="http://schemas.microsoft.com/office/word/2010/wordprocessingCanvas" xmlns:cx="http://schemas.microsoft.com/office/drawing/2014/chartex" xmlns:cx1="http://schemas.microsoft.com/office/drawing/2015/9/8/chartex" xmlns:cx2="http://schemas.microsoft.com/office/drawing/2015/10/21/chartex" xmlns:cx3="http://schemas.microsoft.com/office/drawing/2016/5/9/chartex" xmlns:cx4="http://schemas.microsoft.com/office/drawing/2016/5/10/chartex" xmlns:cx5="http://schemas.microsoft.com/office/drawing/2016/5/11/chartex" xmlns:cx6="http://schemas.microsoft.com/office/drawing/2016/5/12/chartex" xmlns:cx7="http://schemas.microsoft.com/office/drawing/2016/5/13/chartex" xmlns:cx8="http://schemas.microsoft.com/office/drawing/2016/5/14/chartex" xmlns:mc="http://schemas.openxmlformats.org/markup-compatibility/2006" xmlns:aink="http://schemas.microsoft.com/office/drawing/2016/ink" xmlns:am3d="http://schemas.microsoft.com/office/drawing/2017/model3d" xmlns:o="urn:schemas-microsoft-com:office:office" xmlns:r="http://schemas.openxmlformats.org/officeDocument/2006/relationships" xmlns:m="http://schemas.openxmlformats.org/officeDocument/2006/math" xmlns:v="urn:schemas-microsoft-com:vml" xmlns:wp14="http://schemas.microsoft.com/office/word/2010/wordprocessingDrawing" xmlns:wp="http://schemas.openxmlformats.org/drawingml/2006/wordprocessingDrawing" xmlns:w10="urn:schemas-microsoft-com:office:word" xmlns:w="http://schemas.openxmlformats.org/wordprocessingml/2006/main" xmlns:w14="http://schemas.microsoft.com/office/word/2010/wordml" xmlns:w15="http://schemas.microsoft.com/office/word/2012/wordml" xmlns:w16cex="http://schemas.microsoft.com/office/word/2018/wordml/cex" xmlns:w16cid="http://schemas.microsoft.com/office/word/2016/wordml/cid" xmlns:w16="http://schemas.microsoft.com/office/word/2018/wordml" xmlns:w16sdtdh="http://schemas.microsoft.com/office/word/2020/wordml/sdtdatahash" xmlns:w16se="http://schemas.microsoft.com/office/word/2015/wordml/symex" xmlns:wpg="http://schemas.microsoft.com/office/word/2010/wordprocessingGroup" xmlns:wpi="http://schemas.microsoft.com/office/word/2010/wordprocessingInk" xmlns:wne="http://schemas.microsoft.com/office/word/2006/wordml" xmlns:wps="http://schemas.microsoft.com/office/word/2010/wordprocessingShape" mc:Ignorable="w14 w15 w16se w16cid w16 w16cex w16sdtdh wp14">
+<w:glossaryDocument xmlns:wpc="http://schemas.microsoft.com/office/word/2010/wordprocessingCanvas" xmlns:cx="http://schemas.microsoft.com/office/drawing/2014/chartex" xmlns:cx1="http://schemas.microsoft.com/office/drawing/2015/9/8/chartex" xmlns:cx2="http://schemas.microsoft.com/office/drawing/2015/10/21/chartex" xmlns:cx3="http://schemas.microsoft.com/office/drawing/2016/5/9/chartex" xmlns:cx4="http://schemas.microsoft.com/office/drawing/2016/5/10/chartex" xmlns:cx5="http://schemas.microsoft.com/office/drawing/2016/5/11/chartex" xmlns:cx6="http://schemas.microsoft.com/office/drawing/2016/5/12/chartex" xmlns:cx7="http://schemas.microsoft.com/office/drawing/2016/5/13/chartex" xmlns:cx8="http://schemas.microsoft.com/office/drawing/2016/5/14/chartex" xmlns:mc="http://schemas.openxmlformats.org/markup-compatibility/2006" xmlns:aink="http://schemas.microsoft.com/office/drawing/2016/ink" xmlns:am3d="http://schemas.microsoft.com/office/drawing/2017/model3d" xmlns:o="urn:schemas-microsoft-com:office:office" xmlns:oel="http://schemas.microsoft.com/office/2019/extlst" xmlns:r="http://schemas.openxmlformats.org/officeDocument/2006/relationships" xmlns:m="http://schemas.openxmlformats.org/officeDocument/2006/math" xmlns:v="urn:schemas-microsoft-com:vml" xmlns:wp14="http://schemas.microsoft.com/office/word/2010/wordprocessingDrawing" xmlns:wp="http://schemas.openxmlformats.org/drawingml/2006/wordprocessingDrawing" xmlns:w10="urn:schemas-microsoft-com:office:word" xmlns:w="http://schemas.openxmlformats.org/wordprocessingml/2006/main" xmlns:w14="http://schemas.microsoft.com/office/word/2010/wordml" xmlns:w15="http://schemas.microsoft.com/office/word/2012/wordml" xmlns:w16cex="http://schemas.microsoft.com/office/word/2018/wordml/cex" xmlns:w16cid="http://schemas.microsoft.com/office/word/2016/wordml/cid" xmlns:w16="http://schemas.microsoft.com/office/word/2018/wordml" xmlns:w16du="http://schemas.microsoft.com/office/word/2023/wordml/word16du" xmlns:w16sdtdh="http://schemas.microsoft.com/office/word/2020/wordml/sdtdatahash" xmlns:w16sdtfl="http://schemas.microsoft.com/office/word/2024/wordml/sdtformatlock" xmlns:w16se="http://schemas.microsoft.com/office/word/2015/wordml/symex" xmlns:wpg="http://schemas.microsoft.com/office/word/2010/wordprocessingGroup" xmlns:wpi="http://schemas.microsoft.com/office/word/2010/wordprocessingInk" xmlns:wne="http://schemas.microsoft.com/office/word/2006/wordml" xmlns:wps="http://schemas.microsoft.com/office/word/2010/wordprocessingShape" mc:Ignorable="w14 w15 w16se w16cid w16 w16cex w16sdtdh w16sdtfl w16du wp14">
   <w:docParts>
     <w:docPart>
       <w:docPartPr>
@@ -19152,7 +19558,7 @@
             <w:rPr>
               <w:rFonts w:asciiTheme="majorHAnsi" w:eastAsiaTheme="majorEastAsia" w:hAnsiTheme="majorHAnsi" w:cstheme="majorBidi"/>
               <w:caps/>
-              <w:color w:val="4472C4" w:themeColor="accent1"/>
+              <w:color w:val="156082" w:themeColor="accent1"/>
               <w:sz w:val="80"/>
               <w:szCs w:val="80"/>
             </w:rPr>
@@ -19183,7 +19589,7 @@
           </w:pPr>
           <w:r>
             <w:rPr>
-              <w:color w:val="4472C4" w:themeColor="accent1"/>
+              <w:color w:val="156082" w:themeColor="accent1"/>
               <w:sz w:val="28"/>
               <w:szCs w:val="28"/>
             </w:rPr>
@@ -19197,7 +19603,7 @@
 </file>
 
 <file path=word/glossary/fontTable.xml><?xml version="1.0" encoding="utf-8"?>
-<w:fonts xmlns:mc="http://schemas.openxmlformats.org/markup-compatibility/2006" xmlns:r="http://schemas.openxmlformats.org/officeDocument/2006/relationships" xmlns:w="http://schemas.openxmlformats.org/wordprocessingml/2006/main" xmlns:w14="http://schemas.microsoft.com/office/word/2010/wordml" xmlns:w15="http://schemas.microsoft.com/office/word/2012/wordml" xmlns:w16cex="http://schemas.microsoft.com/office/word/2018/wordml/cex" xmlns:w16cid="http://schemas.microsoft.com/office/word/2016/wordml/cid" xmlns:w16="http://schemas.microsoft.com/office/word/2018/wordml" xmlns:w16sdtdh="http://schemas.microsoft.com/office/word/2020/wordml/sdtdatahash" xmlns:w16se="http://schemas.microsoft.com/office/word/2015/wordml/symex" mc:Ignorable="w14 w15 w16se w16cid w16 w16cex w16sdtdh">
+<w:fonts xmlns:mc="http://schemas.openxmlformats.org/markup-compatibility/2006" xmlns:r="http://schemas.openxmlformats.org/officeDocument/2006/relationships" xmlns:w="http://schemas.openxmlformats.org/wordprocessingml/2006/main" xmlns:w14="http://schemas.microsoft.com/office/word/2010/wordml" xmlns:w15="http://schemas.microsoft.com/office/word/2012/wordml" xmlns:w16cex="http://schemas.microsoft.com/office/word/2018/wordml/cex" xmlns:w16cid="http://schemas.microsoft.com/office/word/2016/wordml/cid" xmlns:w16="http://schemas.microsoft.com/office/word/2018/wordml" xmlns:w16du="http://schemas.microsoft.com/office/word/2023/wordml/word16du" xmlns:w16sdtdh="http://schemas.microsoft.com/office/word/2020/wordml/sdtdatahash" xmlns:w16sdtfl="http://schemas.microsoft.com/office/word/2024/wordml/sdtformatlock" xmlns:w16se="http://schemas.microsoft.com/office/word/2015/wordml/symex" mc:Ignorable="w14 w15 w16se w16cid w16 w16cex w16sdtdh w16sdtfl w16du">
   <w:font w:name="Symbol">
     <w:panose1 w:val="05050102010706020507"/>
     <w:charset w:val="02"/>
@@ -19227,14 +19633,12 @@
     <w:sig w:usb0="00000000" w:usb1="10000000" w:usb2="00000000" w:usb3="00000000" w:csb0="80000000" w:csb1="00000000"/>
   </w:font>
   <w:font w:name="Aptos">
-    <w:altName w:val="Calibri"/>
     <w:charset w:val="00"/>
     <w:family w:val="swiss"/>
     <w:pitch w:val="variable"/>
     <w:sig w:usb0="20000287" w:usb1="00000003" w:usb2="00000000" w:usb3="00000000" w:csb0="0000019F" w:csb1="00000000"/>
   </w:font>
   <w:font w:name="Aptos Display">
-    <w:altName w:val="Calibri"/>
     <w:charset w:val="00"/>
     <w:family w:val="swiss"/>
     <w:pitch w:val="variable"/>
@@ -19246,25 +19650,11 @@
     <w:pitch w:val="variable"/>
     <w:sig w:usb0="00008007" w:usb1="00000000" w:usb2="00000000" w:usb3="00000000" w:csb0="00000093" w:csb1="00000000"/>
   </w:font>
-  <w:font w:name="Calibri">
-    <w:panose1 w:val="020F0502020204030204"/>
-    <w:charset w:val="00"/>
-    <w:family w:val="swiss"/>
-    <w:pitch w:val="variable"/>
-    <w:sig w:usb0="E4002EFF" w:usb1="C200247B" w:usb2="00000009" w:usb3="00000000" w:csb0="000001FF" w:csb1="00000000"/>
-  </w:font>
-  <w:font w:name="Calibri Light">
-    <w:panose1 w:val="020F0302020204030204"/>
-    <w:charset w:val="00"/>
-    <w:family w:val="swiss"/>
-    <w:pitch w:val="variable"/>
-    <w:sig w:usb0="E4002EFF" w:usb1="C200247B" w:usb2="00000009" w:usb3="00000000" w:csb0="000001FF" w:csb1="00000000"/>
-  </w:font>
 </w:fonts>
 </file>
 
 <file path=word/glossary/settings.xml><?xml version="1.0" encoding="utf-8"?>
-<w:settings xmlns:mc="http://schemas.openxmlformats.org/markup-compatibility/2006" xmlns:o="urn:schemas-microsoft-com:office:office" xmlns:r="http://schemas.openxmlformats.org/officeDocument/2006/relationships" xmlns:m="http://schemas.openxmlformats.org/officeDocument/2006/math" xmlns:v="urn:schemas-microsoft-com:vml" xmlns:w10="urn:schemas-microsoft-com:office:word" xmlns:w="http://schemas.openxmlformats.org/wordprocessingml/2006/main" xmlns:w14="http://schemas.microsoft.com/office/word/2010/wordml" xmlns:w15="http://schemas.microsoft.com/office/word/2012/wordml" xmlns:w16cex="http://schemas.microsoft.com/office/word/2018/wordml/cex" xmlns:w16cid="http://schemas.microsoft.com/office/word/2016/wordml/cid" xmlns:w16="http://schemas.microsoft.com/office/word/2018/wordml" xmlns:w16sdtdh="http://schemas.microsoft.com/office/word/2020/wordml/sdtdatahash" xmlns:w16se="http://schemas.microsoft.com/office/word/2015/wordml/symex" xmlns:sl="http://schemas.openxmlformats.org/schemaLibrary/2006/main" mc:Ignorable="w14 w15 w16se w16cid w16 w16cex w16sdtdh">
+<w:settings xmlns:mc="http://schemas.openxmlformats.org/markup-compatibility/2006" xmlns:o="urn:schemas-microsoft-com:office:office" xmlns:r="http://schemas.openxmlformats.org/officeDocument/2006/relationships" xmlns:m="http://schemas.openxmlformats.org/officeDocument/2006/math" xmlns:v="urn:schemas-microsoft-com:vml" xmlns:w10="urn:schemas-microsoft-com:office:word" xmlns:w="http://schemas.openxmlformats.org/wordprocessingml/2006/main" xmlns:w14="http://schemas.microsoft.com/office/word/2010/wordml" xmlns:w15="http://schemas.microsoft.com/office/word/2012/wordml" xmlns:w16cex="http://schemas.microsoft.com/office/word/2018/wordml/cex" xmlns:w16cid="http://schemas.microsoft.com/office/word/2016/wordml/cid" xmlns:w16="http://schemas.microsoft.com/office/word/2018/wordml" xmlns:w16du="http://schemas.microsoft.com/office/word/2023/wordml/word16du" xmlns:w16sdtdh="http://schemas.microsoft.com/office/word/2020/wordml/sdtdatahash" xmlns:w16sdtfl="http://schemas.microsoft.com/office/word/2024/wordml/sdtformatlock" xmlns:w16se="http://schemas.microsoft.com/office/word/2015/wordml/symex" xmlns:sl="http://schemas.openxmlformats.org/schemaLibrary/2006/main" mc:Ignorable="w14 w15 w16se w16cid w16 w16cex w16sdtdh w16sdtfl w16du">
   <w:view w:val="normal"/>
   <w:defaultTabStop w:val="720"/>
   <w:characterSpacingControl w:val="doNotCompress"/>
@@ -19285,8 +19675,11 @@
     <w:rsid w:val="0034583A"/>
     <w:rsid w:val="003821A2"/>
     <w:rsid w:val="003846DF"/>
+    <w:rsid w:val="003A1231"/>
+    <w:rsid w:val="003D3180"/>
     <w:rsid w:val="0047550D"/>
     <w:rsid w:val="005A739F"/>
+    <w:rsid w:val="005B3EC5"/>
     <w:rsid w:val="005D45CD"/>
     <w:rsid w:val="00604AD3"/>
     <w:rsid w:val="0067407C"/>
@@ -19298,13 +19691,17 @@
     <w:rsid w:val="008D10C5"/>
     <w:rsid w:val="00972B3E"/>
     <w:rsid w:val="00B15E40"/>
+    <w:rsid w:val="00B7723A"/>
     <w:rsid w:val="00BC228C"/>
     <w:rsid w:val="00C30DFF"/>
     <w:rsid w:val="00C75BAC"/>
     <w:rsid w:val="00D609B8"/>
+    <w:rsid w:val="00E40D84"/>
     <w:rsid w:val="00E97CCC"/>
     <w:rsid w:val="00EB2382"/>
+    <w:rsid w:val="00F360F6"/>
     <w:rsid w:val="00F67921"/>
+    <w:rsid w:val="00FB54D9"/>
     <w:rsid w:val="00FE6A3F"/>
   </w:rsids>
   <m:mathPr>
@@ -19329,7 +19726,7 @@
 </file>
 
 <file path=word/glossary/styles.xml><?xml version="1.0" encoding="utf-8"?>
-<w:styles xmlns:mc="http://schemas.openxmlformats.org/markup-compatibility/2006" xmlns:r="http://schemas.openxmlformats.org/officeDocument/2006/relationships" xmlns:w="http://schemas.openxmlformats.org/wordprocessingml/2006/main" xmlns:w14="http://schemas.microsoft.com/office/word/2010/wordml" xmlns:w15="http://schemas.microsoft.com/office/word/2012/wordml" xmlns:w16cex="http://schemas.microsoft.com/office/word/2018/wordml/cex" xmlns:w16cid="http://schemas.microsoft.com/office/word/2016/wordml/cid" xmlns:w16="http://schemas.microsoft.com/office/word/2018/wordml" xmlns:w16sdtdh="http://schemas.microsoft.com/office/word/2020/wordml/sdtdatahash" xmlns:w16se="http://schemas.microsoft.com/office/word/2015/wordml/symex" mc:Ignorable="w14 w15 w16se w16cid w16 w16cex w16sdtdh">
+<w:styles xmlns:mc="http://schemas.openxmlformats.org/markup-compatibility/2006" xmlns:r="http://schemas.openxmlformats.org/officeDocument/2006/relationships" xmlns:w="http://schemas.openxmlformats.org/wordprocessingml/2006/main" xmlns:w14="http://schemas.microsoft.com/office/word/2010/wordml" xmlns:w15="http://schemas.microsoft.com/office/word/2012/wordml" xmlns:w16cex="http://schemas.microsoft.com/office/word/2018/wordml/cex" xmlns:w16cid="http://schemas.microsoft.com/office/word/2016/wordml/cid" xmlns:w16="http://schemas.microsoft.com/office/word/2018/wordml" xmlns:w16du="http://schemas.microsoft.com/office/word/2023/wordml/word16du" xmlns:w16sdtdh="http://schemas.microsoft.com/office/word/2020/wordml/sdtdatahash" xmlns:w16sdtfl="http://schemas.microsoft.com/office/word/2024/wordml/sdtformatlock" xmlns:w16se="http://schemas.microsoft.com/office/word/2015/wordml/symex" mc:Ignorable="w14 w15 w16se w16cid w16 w16cex w16sdtdh w16sdtfl w16du">
   <w:docDefaults>
     <w:rPrDefault>
       <w:rPr>
@@ -19768,7 +20165,7 @@
 </file>
 
 <file path=word/glossary/webSettings.xml><?xml version="1.0" encoding="utf-8"?>
-<w:webSettings xmlns:mc="http://schemas.openxmlformats.org/markup-compatibility/2006" xmlns:r="http://schemas.openxmlformats.org/officeDocument/2006/relationships" xmlns:w="http://schemas.openxmlformats.org/wordprocessingml/2006/main" xmlns:w14="http://schemas.microsoft.com/office/word/2010/wordml" xmlns:w15="http://schemas.microsoft.com/office/word/2012/wordml" xmlns:w16cex="http://schemas.microsoft.com/office/word/2018/wordml/cex" xmlns:w16cid="http://schemas.microsoft.com/office/word/2016/wordml/cid" xmlns:w16="http://schemas.microsoft.com/office/word/2018/wordml" xmlns:w16sdtdh="http://schemas.microsoft.com/office/word/2020/wordml/sdtdatahash" xmlns:w16se="http://schemas.microsoft.com/office/word/2015/wordml/symex" mc:Ignorable="w14 w15 w16se w16cid w16 w16cex w16sdtdh">
+<w:webSettings xmlns:mc="http://schemas.openxmlformats.org/markup-compatibility/2006" xmlns:r="http://schemas.openxmlformats.org/officeDocument/2006/relationships" xmlns:w="http://schemas.openxmlformats.org/wordprocessingml/2006/main" xmlns:w14="http://schemas.microsoft.com/office/word/2010/wordml" xmlns:w15="http://schemas.microsoft.com/office/word/2012/wordml" xmlns:w16cex="http://schemas.microsoft.com/office/word/2018/wordml/cex" xmlns:w16cid="http://schemas.microsoft.com/office/word/2016/wordml/cid" xmlns:w16="http://schemas.microsoft.com/office/word/2018/wordml" xmlns:w16du="http://schemas.microsoft.com/office/word/2023/wordml/word16du" xmlns:w16sdtdh="http://schemas.microsoft.com/office/word/2020/wordml/sdtdatahash" xmlns:w16sdtfl="http://schemas.microsoft.com/office/word/2024/wordml/sdtformatlock" xmlns:w16se="http://schemas.microsoft.com/office/word/2015/wordml/symex" mc:Ignorable="w14 w15 w16se w16cid w16 w16cex w16sdtdh w16sdtfl w16du">
   <w:optimizeForBrowser/>
   <w:allowPNG/>
 </w:webSettings>
@@ -20090,19 +20487,6 @@
 </file>
 
 <file path=customXml/item1.xml><?xml version="1.0" encoding="utf-8"?>
-<b:Sources xmlns:b="http://schemas.openxmlformats.org/officeDocument/2006/bibliography" xmlns="http://schemas.openxmlformats.org/officeDocument/2006/bibliography" SelectedStyle="\APASixthEditionOfficeOnline.xsl" StyleName="APA" Version="6"/>
-</file>
-
-<file path=customXml/item2.xml><?xml version="1.0" encoding="utf-8"?>
-<?mso-contentType ?>
-<FormTemplates xmlns="http://schemas.microsoft.com/sharepoint/v3/contenttype/forms">
-  <Display>DocumentLibraryForm</Display>
-  <Edit>DocumentLibraryForm</Edit>
-  <New>DocumentLibraryForm</New>
-</FormTemplates>
-</file>
-
-<file path=customXml/item3.xml><?xml version="1.0" encoding="utf-8"?>
 <ct:contentTypeSchema xmlns:ct="http://schemas.microsoft.com/office/2006/metadata/contentType" xmlns:ma="http://schemas.microsoft.com/office/2006/metadata/properties/metaAttributes" ct:_="" ma:_="" ma:contentTypeName="Document" ma:contentTypeID="0x01010056C2B2184EA01F42B9D0C6F832942DBC" ma:contentTypeVersion="11" ma:contentTypeDescription="Create a new document." ma:contentTypeScope="" ma:versionID="55e0c6c1c4500967667bb16e4c70d9ff">
   <xsd:schema xmlns:xsd="http://www.w3.org/2001/XMLSchema" xmlns:xs="http://www.w3.org/2001/XMLSchema" xmlns:p="http://schemas.microsoft.com/office/2006/metadata/properties" xmlns:ns3="0858e797-1849-4dd5-9d5a-25e6beea22bc" targetNamespace="http://schemas.microsoft.com/office/2006/metadata/properties" ma:root="true" ma:fieldsID="db27273709eb546562b89a5719f57ae0" ns3:_="">
     <xsd:import namespace="0858e797-1849-4dd5-9d5a-25e6beea22bc"/>
@@ -20288,6 +20672,19 @@
 </ct:contentTypeSchema>
 </file>
 
+<file path=customXml/item2.xml><?xml version="1.0" encoding="utf-8"?>
+<?mso-contentType ?>
+<FormTemplates xmlns="http://schemas.microsoft.com/sharepoint/v3/contenttype/forms">
+  <Display>DocumentLibraryForm</Display>
+  <Edit>DocumentLibraryForm</Edit>
+  <New>DocumentLibraryForm</New>
+</FormTemplates>
+</file>
+
+<file path=customXml/item3.xml><?xml version="1.0" encoding="utf-8"?>
+<b:Sources xmlns:b="http://schemas.openxmlformats.org/officeDocument/2006/bibliography" xmlns="http://schemas.openxmlformats.org/officeDocument/2006/bibliography" SelectedStyle="\APASixthEditionOfficeOnline.xsl" StyleName="APA" Version="6"/>
+</file>
+
 <file path=customXml/item4.xml><?xml version="1.0" encoding="utf-8"?>
 <p:properties xmlns:p="http://schemas.microsoft.com/office/2006/metadata/properties" xmlns:xsi="http://www.w3.org/2001/XMLSchema-instance" xmlns:pc="http://schemas.microsoft.com/office/infopath/2007/PartnerControls">
   <documentManagement>
@@ -20297,22 +20694,6 @@
 </file>
 
 <file path=customXml/itemProps1.xml><?xml version="1.0" encoding="utf-8"?>
-<ds:datastoreItem xmlns:ds="http://schemas.openxmlformats.org/officeDocument/2006/customXml" ds:itemID="{C564E797-4C87-4565-A286-3540A1F927B3}">
-  <ds:schemaRefs>
-    <ds:schemaRef ds:uri="http://schemas.openxmlformats.org/officeDocument/2006/bibliography"/>
-  </ds:schemaRefs>
-</ds:datastoreItem>
-</file>
-
-<file path=customXml/itemProps2.xml><?xml version="1.0" encoding="utf-8"?>
-<ds:datastoreItem xmlns:ds="http://schemas.openxmlformats.org/officeDocument/2006/customXml" ds:itemID="{A9623E5C-50AC-4F4B-AA64-E3F8AA2679C6}">
-  <ds:schemaRefs>
-    <ds:schemaRef ds:uri="http://schemas.microsoft.com/sharepoint/v3/contenttype/forms"/>
-  </ds:schemaRefs>
-</ds:datastoreItem>
-</file>
-
-<file path=customXml/itemProps3.xml><?xml version="1.0" encoding="utf-8"?>
 <ds:datastoreItem xmlns:ds="http://schemas.openxmlformats.org/officeDocument/2006/customXml" ds:itemID="{9FA6C0A6-5F7F-48C7-A810-283E2A6F84D1}">
   <ds:schemaRefs>
     <ds:schemaRef ds:uri="http://schemas.microsoft.com/office/2006/metadata/contentType"/>
@@ -20330,6 +20711,22 @@
 </ds:datastoreItem>
 </file>
 
+<file path=customXml/itemProps2.xml><?xml version="1.0" encoding="utf-8"?>
+<ds:datastoreItem xmlns:ds="http://schemas.openxmlformats.org/officeDocument/2006/customXml" ds:itemID="{A9623E5C-50AC-4F4B-AA64-E3F8AA2679C6}">
+  <ds:schemaRefs>
+    <ds:schemaRef ds:uri="http://schemas.microsoft.com/sharepoint/v3/contenttype/forms"/>
+  </ds:schemaRefs>
+</ds:datastoreItem>
+</file>
+
+<file path=customXml/itemProps3.xml><?xml version="1.0" encoding="utf-8"?>
+<ds:datastoreItem xmlns:ds="http://schemas.openxmlformats.org/officeDocument/2006/customXml" ds:itemID="{C564E797-4C87-4565-A286-3540A1F927B3}">
+  <ds:schemaRefs>
+    <ds:schemaRef ds:uri="http://schemas.openxmlformats.org/officeDocument/2006/bibliography"/>
+  </ds:schemaRefs>
+</ds:datastoreItem>
+</file>
+
 <file path=customXml/itemProps4.xml><?xml version="1.0" encoding="utf-8"?>
 <ds:datastoreItem xmlns:ds="http://schemas.openxmlformats.org/officeDocument/2006/customXml" ds:itemID="{DD3E77BA-0A5F-412F-AD0C-65D1A89B375C}">
   <ds:schemaRefs>

--- a/Task1_DesignDocs_AllDesigns_717903_Ram_D.docx
+++ b/Task1_DesignDocs_AllDesigns_717903_Ram_D.docx
@@ -3389,11 +3389,11 @@
         </w:sdt>
       </w:sdtContent>
     </w:sdt>
+    <w:bookmarkStart w:id="0" w:name="_Toc224118204" w:displacedByCustomXml="prev"/>
     <w:p>
       <w:pPr>
         <w:pStyle w:val="Heading1"/>
       </w:pPr>
-      <w:bookmarkStart w:id="0" w:name="_Toc224118204"/>
       <w:r>
         <w:t>Sitemap</w:t>
       </w:r>
@@ -3413,9 +3413,9 @@
           <w:noProof/>
         </w:rPr>
         <w:drawing>
-          <wp:inline distT="0" distB="0" distL="0" distR="0" wp14:anchorId="0FC9CC48" wp14:editId="5A4EBA17">
+          <wp:inline distT="0" distB="0" distL="0" distR="0" wp14:anchorId="0FC9CC48" wp14:editId="70202183">
             <wp:extent cx="5731510" cy="2883779"/>
-            <wp:effectExtent l="76200" t="0" r="59690" b="0"/>
+            <wp:effectExtent l="57150" t="0" r="59690" b="0"/>
             <wp:docPr id="489886502" name="Diagram 1"/>
             <wp:cNvGraphicFramePr/>
             <a:graphic xmlns:a="http://schemas.openxmlformats.org/drawingml/2006/main">
@@ -3435,10 +3435,163 @@
         <w:t xml:space="preserve">= </w:t>
       </w:r>
       <w:r>
-        <w:t>The landing page containing</w:t>
+        <w:t xml:space="preserve">The landing page </w:t>
       </w:r>
       <w:r>
-        <w:t>…</w:t>
+        <w:t>containing the hero section, products section, benefits of buying locally section and “Our Producers” section</w:t>
+      </w:r>
+    </w:p>
+    <w:p>
+      <w:r>
+        <w:t>Products = Shows products that are sold by the various producers with a search bar and filter menu</w:t>
+      </w:r>
+    </w:p>
+    <w:p>
+      <w:r>
+        <w:t>Product = Shows all the details of a specific product</w:t>
+      </w:r>
+    </w:p>
+    <w:p>
+      <w:r>
+        <w:t xml:space="preserve">All </w:t>
+      </w:r>
+      <w:r>
+        <w:t>b</w:t>
+      </w:r>
+      <w:r>
+        <w:t xml:space="preserve">askets = Contains all the </w:t>
+      </w:r>
+      <w:r>
+        <w:t>baskets</w:t>
+      </w:r>
+      <w:r>
+        <w:t xml:space="preserve"> made by a user</w:t>
+      </w:r>
+    </w:p>
+    <w:p>
+      <w:r>
+        <w:lastRenderedPageBreak/>
+        <w:t xml:space="preserve">My </w:t>
+      </w:r>
+      <w:r>
+        <w:t>b</w:t>
+      </w:r>
+      <w:r>
+        <w:t>asket = Contains the products that the user has added to their basket with a checkout button to order all the products in the basket</w:t>
+      </w:r>
+    </w:p>
+    <w:p>
+      <w:r>
+        <w:t xml:space="preserve">Order = </w:t>
+      </w:r>
+      <w:r>
+        <w:t>The checkout page where the user can fill the order details and order their products</w:t>
+      </w:r>
+    </w:p>
+    <w:p>
+      <w:r>
+        <w:t xml:space="preserve">My </w:t>
+      </w:r>
+      <w:r>
+        <w:t>o</w:t>
+      </w:r>
+      <w:r>
+        <w:t>rders = Contains all the orders made by a user</w:t>
+      </w:r>
+    </w:p>
+    <w:p>
+      <w:r>
+        <w:t xml:space="preserve">Our </w:t>
+      </w:r>
+      <w:r>
+        <w:t>p</w:t>
+      </w:r>
+      <w:r>
+        <w:t>roducers = Shows all the producers selling their products</w:t>
+      </w:r>
+    </w:p>
+    <w:p>
+      <w:r>
+        <w:t>Producer = Shows in depth detail</w:t>
+      </w:r>
+      <w:r>
+        <w:t xml:space="preserve"> about a producer</w:t>
+      </w:r>
+    </w:p>
+    <w:p>
+      <w:r>
+        <w:t>Dashboard = A page for users with a role of “Producer”</w:t>
+      </w:r>
+      <w:r>
+        <w:t>, shows all the products of the producer and</w:t>
+      </w:r>
+      <w:r>
+        <w:t xml:space="preserve"> pending</w:t>
+      </w:r>
+      <w:r>
+        <w:t xml:space="preserve"> orders </w:t>
+      </w:r>
+      <w:r>
+        <w:t>containing the products of the producer</w:t>
+      </w:r>
+    </w:p>
+    <w:p>
+      <w:r>
+        <w:t xml:space="preserve">Create </w:t>
+      </w:r>
+      <w:r>
+        <w:t>p</w:t>
+      </w:r>
+      <w:r>
+        <w:t>roduct</w:t>
+      </w:r>
+      <w:r>
+        <w:t xml:space="preserve"> = </w:t>
+      </w:r>
+      <w:r>
+        <w:t>A page for users with a role of “Producer”</w:t>
+      </w:r>
+      <w:r>
+        <w:t xml:space="preserve"> to add a new product</w:t>
+      </w:r>
+    </w:p>
+    <w:p>
+      <w:r>
+        <w:t xml:space="preserve">Edit </w:t>
+      </w:r>
+      <w:r>
+        <w:t>p</w:t>
+      </w:r>
+      <w:r>
+        <w:t xml:space="preserve">roduct = </w:t>
+      </w:r>
+      <w:r>
+        <w:t>A page for users with a role of “Producer”</w:t>
+      </w:r>
+      <w:r>
+        <w:t xml:space="preserve"> to edit their product’s details</w:t>
+      </w:r>
+    </w:p>
+    <w:p>
+      <w:r>
+        <w:t xml:space="preserve">Delete </w:t>
+      </w:r>
+      <w:r>
+        <w:t>p</w:t>
+      </w:r>
+      <w:r>
+        <w:t xml:space="preserve">roduct = </w:t>
+      </w:r>
+      <w:r>
+        <w:t>A page for users with a role of “Producer”</w:t>
+      </w:r>
+      <w:r>
+        <w:t xml:space="preserve"> to remove their product</w:t>
+      </w:r>
+    </w:p>
+    <w:p>
+      <w:r>
+        <w:t>Policy = Outlines the loyalty scheme’s policies</w:t>
       </w:r>
     </w:p>
     <w:p>
@@ -3474,10 +3627,14 @@
       </w:pPr>
       <w:bookmarkStart w:id="1" w:name="_Toc224118205"/>
       <w:r>
-        <w:lastRenderedPageBreak/>
         <w:t>Styles</w:t>
       </w:r>
       <w:bookmarkEnd w:id="1"/>
+    </w:p>
+    <w:p>
+      <w:r>
+        <w:t>Font Family = “Arial”</w:t>
+      </w:r>
     </w:p>
     <w:p>
       <w:pPr>
@@ -3523,6 +3680,13 @@
           <w:sz w:val="28"/>
           <w:szCs w:val="28"/>
         </w:rPr>
+        <w:t xml:space="preserve">: </w:t>
+      </w:r>
+      <w:r>
+        <w:rPr>
+          <w:sz w:val="28"/>
+          <w:szCs w:val="28"/>
+        </w:rPr>
         <w:t xml:space="preserve"> </w:t>
       </w:r>
       <w:r>
@@ -3532,7 +3696,7 @@
         <mc:AlternateContent>
           <mc:Choice Requires="wps">
             <w:drawing>
-              <wp:inline distT="0" distB="0" distL="0" distR="0" wp14:anchorId="5CBF327F" wp14:editId="5C30236C">
+              <wp:inline distT="0" distB="0" distL="0" distR="0" wp14:anchorId="5CBF327F" wp14:editId="25DAD2E1">
                 <wp:extent cx="209550" cy="219075"/>
                 <wp:effectExtent l="0" t="0" r="19050" b="28575"/>
                 <wp:docPr id="1" name="Rectangle: Rounded Corners 2"/>
@@ -3550,7 +3714,7 @@
                           <a:avLst/>
                         </a:prstGeom>
                         <a:solidFill>
-                          <a:schemeClr val="tx1"/>
+                          <a:srgbClr val="1F2A24"/>
                         </a:solidFill>
                       </wps:spPr>
                       <wps:style>
@@ -3583,7 +3747,7 @@
           </mc:Choice>
           <mc:Fallback>
             <w:pict>
-              <v:roundrect w14:anchorId="0F89E4C6" id="Rectangle: Rounded Corners 2" o:spid="_x0000_s1026" style="width:16.5pt;height:17.25pt;visibility:visible;mso-wrap-style:square;mso-left-percent:-10001;mso-top-percent:-10001;mso-position-horizontal:absolute;mso-position-horizontal-relative:char;mso-position-vertical:absolute;mso-position-vertical-relative:line;mso-left-percent:-10001;mso-top-percent:-10001;v-text-anchor:middle" arcsize="10923f" o:gfxdata="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" fillcolor="black [3213]" strokecolor="black [480]" strokeweight="1.5pt">
+              <v:roundrect w14:anchorId="294CB9CF" id="Rectangle: Rounded Corners 2" o:spid="_x0000_s1026" style="width:16.5pt;height:17.25pt;visibility:visible;mso-wrap-style:square;mso-left-percent:-10001;mso-top-percent:-10001;mso-position-horizontal:absolute;mso-position-horizontal-relative:char;mso-position-vertical:absolute;mso-position-vertical-relative:line;mso-left-percent:-10001;mso-top-percent:-10001;v-text-anchor:middle" arcsize="10923f" o:gfxdata="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" fillcolor="#1f2a24" strokecolor="black [480]" strokeweight="1.5pt">
                 <v:stroke joinstyle="miter"/>
                 <w10:anchorlock/>
               </v:roundrect>
@@ -3596,7 +3760,7 @@
           <w:sz w:val="28"/>
           <w:szCs w:val="28"/>
         </w:rPr>
-        <w:t>#FFFFFF</w:t>
+        <w:t>#1F2A24</w:t>
       </w:r>
     </w:p>
     <w:p>
@@ -3623,6 +3787,13 @@
           <w:sz w:val="28"/>
           <w:szCs w:val="28"/>
         </w:rPr>
+        <w:t xml:space="preserve">: </w:t>
+      </w:r>
+      <w:r>
+        <w:rPr>
+          <w:sz w:val="28"/>
+          <w:szCs w:val="28"/>
+        </w:rPr>
         <w:t xml:space="preserve"> </w:t>
       </w:r>
       <w:r>
@@ -3632,7 +3803,7 @@
         <mc:AlternateContent>
           <mc:Choice Requires="wps">
             <w:drawing>
-              <wp:inline distT="0" distB="0" distL="0" distR="0" wp14:anchorId="7BA22B8E" wp14:editId="3DCBDCFF">
+              <wp:inline distT="0" distB="0" distL="0" distR="0" wp14:anchorId="7BA22B8E" wp14:editId="2682C27A">
                 <wp:extent cx="216000" cy="216000"/>
                 <wp:effectExtent l="0" t="0" r="12700" b="12700"/>
                 <wp:docPr id="2" name="Rectangle: Rounded Corners 2"/>
@@ -3654,7 +3825,7 @@
                           <a:avLst/>
                         </a:prstGeom>
                         <a:solidFill>
-                          <a:schemeClr val="tx1"/>
+                          <a:srgbClr val="2F3E35"/>
                         </a:solidFill>
                       </wps:spPr>
                       <wps:style>
@@ -3704,7 +3875,7 @@
           </mc:Choice>
           <mc:Fallback>
             <w:pict>
-              <v:roundrect w14:anchorId="7BA22B8E" id="Rectangle: Rounded Corners 2" o:spid="_x0000_s1027" style="width:17pt;height:17pt;visibility:visible;mso-wrap-style:square;mso-left-percent:-10001;mso-top-percent:-10001;mso-position-horizontal:absolute;mso-position-horizontal-relative:char;mso-position-vertical:absolute;mso-position-vertical-relative:line;mso-left-percent:-10001;mso-top-percent:-10001;v-text-anchor:middle" arcsize="10923f" o:gfxdata="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" fillcolor="black [3213]" strokecolor="black [480]" strokeweight="1.5pt">
+              <v:roundrect w14:anchorId="7BA22B8E" id="Rectangle: Rounded Corners 2" o:spid="_x0000_s1027" style="width:17pt;height:17pt;visibility:visible;mso-wrap-style:square;mso-left-percent:-10001;mso-top-percent:-10001;mso-position-horizontal:absolute;mso-position-horizontal-relative:char;mso-position-vertical:absolute;mso-position-vertical-relative:line;mso-left-percent:-10001;mso-top-percent:-10001;v-text-anchor:middle" arcsize="10923f" o:gfxdata="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" fillcolor="#2f3e35" strokecolor="black [480]" strokeweight="1.5pt">
                 <v:stroke joinstyle="miter"/>
                 <v:path arrowok="t"/>
                 <o:lock v:ext="edit" aspectratio="t"/>
@@ -3736,7 +3907,14 @@
           <w:sz w:val="28"/>
           <w:szCs w:val="28"/>
         </w:rPr>
-        <w:t xml:space="preserve"> #FFFFFF</w:t>
+        <w:t xml:space="preserve"> </w:t>
+      </w:r>
+      <w:r>
+        <w:rPr>
+          <w:sz w:val="28"/>
+          <w:szCs w:val="28"/>
+        </w:rPr>
+        <w:t>#2F3E35</w:t>
       </w:r>
     </w:p>
     <w:p>
@@ -3766,41 +3944,6 @@
           <w:sz w:val="28"/>
           <w:szCs w:val="28"/>
         </w:rPr>
-        <w:t>Font Family = “</w:t>
-      </w:r>
-      <w:r>
-        <w:rPr>
-          <w:sz w:val="28"/>
-          <w:szCs w:val="28"/>
-        </w:rPr>
-        <w:t>Font here</w:t>
-      </w:r>
-      <w:r>
-        <w:rPr>
-          <w:rFonts w:ascii="Poppins" w:hAnsi="Poppins" w:cs="Poppins"/>
-          <w:sz w:val="28"/>
-          <w:szCs w:val="28"/>
-        </w:rPr>
-        <w:t>”</w:t>
-      </w:r>
-    </w:p>
-    <w:p>
-      <w:pPr>
-        <w:pStyle w:val="ListParagraph"/>
-        <w:numPr>
-          <w:ilvl w:val="0"/>
-          <w:numId w:val="3"/>
-        </w:numPr>
-        <w:rPr>
-          <w:sz w:val="28"/>
-          <w:szCs w:val="28"/>
-        </w:rPr>
-      </w:pPr>
-      <w:r>
-        <w:rPr>
-          <w:sz w:val="28"/>
-          <w:szCs w:val="28"/>
-        </w:rPr>
         <w:t>Norma</w:t>
       </w:r>
       <w:r>
@@ -3808,7 +3951,21 @@
           <w:sz w:val="28"/>
           <w:szCs w:val="28"/>
         </w:rPr>
-        <w:t xml:space="preserve">l </w:t>
+        <w:t>l</w:t>
+      </w:r>
+      <w:r>
+        <w:rPr>
+          <w:sz w:val="28"/>
+          <w:szCs w:val="28"/>
+        </w:rPr>
+        <w:t xml:space="preserve">: </w:t>
+      </w:r>
+      <w:r>
+        <w:rPr>
+          <w:sz w:val="28"/>
+          <w:szCs w:val="28"/>
+        </w:rPr>
+        <w:t xml:space="preserve"> </w:t>
       </w:r>
       <w:r>
         <w:rPr>
@@ -3817,7 +3974,7 @@
         <mc:AlternateContent>
           <mc:Choice Requires="wps">
             <w:drawing>
-              <wp:inline distT="0" distB="0" distL="0" distR="0" wp14:anchorId="6CFF735A" wp14:editId="50E9F8A7">
+              <wp:inline distT="0" distB="0" distL="0" distR="0" wp14:anchorId="6CFF735A" wp14:editId="65C26127">
                 <wp:extent cx="209550" cy="219075"/>
                 <wp:effectExtent l="0" t="0" r="19050" b="28575"/>
                 <wp:docPr id="3" name="Rectangle: Rounded Corners 2"/>
@@ -3835,7 +3992,7 @@
                           <a:avLst/>
                         </a:prstGeom>
                         <a:solidFill>
-                          <a:schemeClr val="tx1"/>
+                          <a:srgbClr val="F5F5F5"/>
                         </a:solidFill>
                       </wps:spPr>
                       <wps:style>
@@ -3885,7 +4042,7 @@
           </mc:Choice>
           <mc:Fallback>
             <w:pict>
-              <v:roundrect w14:anchorId="6CFF735A" id="_x0000_s1028" style="width:16.5pt;height:17.25pt;visibility:visible;mso-wrap-style:square;mso-left-percent:-10001;mso-top-percent:-10001;mso-position-horizontal:absolute;mso-position-horizontal-relative:char;mso-position-vertical:absolute;mso-position-vertical-relative:line;mso-left-percent:-10001;mso-top-percent:-10001;v-text-anchor:middle" arcsize="10923f" o:gfxdata="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" fillcolor="black [3213]" strokecolor="black [480]" strokeweight="1.5pt">
+              <v:roundrect w14:anchorId="6CFF735A" id="_x0000_s1028" style="width:16.5pt;height:17.25pt;visibility:visible;mso-wrap-style:square;mso-left-percent:-10001;mso-top-percent:-10001;mso-position-horizontal:absolute;mso-position-horizontal-relative:char;mso-position-vertical:absolute;mso-position-vertical-relative:line;mso-left-percent:-10001;mso-top-percent:-10001;v-text-anchor:middle" arcsize="10923f" o:gfxdata="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" fillcolor="#f5f5f5" strokecolor="black [480]" strokeweight="1.5pt">
                 <v:stroke joinstyle="miter"/>
                 <v:textbox>
                   <w:txbxContent>
@@ -3915,7 +4072,7 @@
           <w:sz w:val="28"/>
           <w:szCs w:val="28"/>
         </w:rPr>
-        <w:t>#FFFFFF</w:t>
+        <w:t>#F5F5F5</w:t>
       </w:r>
     </w:p>
     <w:p>
@@ -3935,7 +4092,21 @@
           <w:sz w:val="28"/>
           <w:szCs w:val="28"/>
         </w:rPr>
-        <w:t xml:space="preserve">Lighter </w:t>
+        <w:t>Lighter</w:t>
+      </w:r>
+      <w:r>
+        <w:rPr>
+          <w:sz w:val="28"/>
+          <w:szCs w:val="28"/>
+        </w:rPr>
+        <w:t xml:space="preserve">: </w:t>
+      </w:r>
+      <w:r>
+        <w:rPr>
+          <w:sz w:val="28"/>
+          <w:szCs w:val="28"/>
+        </w:rPr>
+        <w:t xml:space="preserve"> </w:t>
       </w:r>
       <w:r>
         <w:rPr>
@@ -3944,7 +4115,7 @@
         <mc:AlternateContent>
           <mc:Choice Requires="wps">
             <w:drawing>
-              <wp:inline distT="0" distB="0" distL="0" distR="0" wp14:anchorId="5B9A8121" wp14:editId="3AF50C97">
+              <wp:inline distT="0" distB="0" distL="0" distR="0" wp14:anchorId="5B9A8121" wp14:editId="15BE0FBF">
                 <wp:extent cx="209550" cy="219075"/>
                 <wp:effectExtent l="0" t="0" r="19050" b="28575"/>
                 <wp:docPr id="4" name="Rectangle: Rounded Corners 2"/>
@@ -3962,7 +4133,7 @@
                           <a:avLst/>
                         </a:prstGeom>
                         <a:solidFill>
-                          <a:schemeClr val="tx1"/>
+                          <a:srgbClr val="C8D5C0"/>
                         </a:solidFill>
                       </wps:spPr>
                       <wps:style>
@@ -4012,7 +4183,7 @@
           </mc:Choice>
           <mc:Fallback>
             <w:pict>
-              <v:roundrect w14:anchorId="5B9A8121" id="_x0000_s1029" style="width:16.5pt;height:17.25pt;visibility:visible;mso-wrap-style:square;mso-left-percent:-10001;mso-top-percent:-10001;mso-position-horizontal:absolute;mso-position-horizontal-relative:char;mso-position-vertical:absolute;mso-position-vertical-relative:line;mso-left-percent:-10001;mso-top-percent:-10001;v-text-anchor:middle" arcsize="10923f" o:gfxdata="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" fillcolor="black [3213]" strokecolor="black [480]" strokeweight="1.5pt">
+              <v:roundrect w14:anchorId="5B9A8121" id="_x0000_s1029" style="width:16.5pt;height:17.25pt;visibility:visible;mso-wrap-style:square;mso-left-percent:-10001;mso-top-percent:-10001;mso-position-horizontal:absolute;mso-position-horizontal-relative:char;mso-position-vertical:absolute;mso-position-vertical-relative:line;mso-left-percent:-10001;mso-top-percent:-10001;v-text-anchor:middle" arcsize="10923f" o:gfxdata="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" fillcolor="#c8d5c0" strokecolor="black [480]" strokeweight="1.5pt">
                 <v:stroke joinstyle="miter"/>
                 <v:textbox>
                   <w:txbxContent>
@@ -4042,7 +4213,7 @@
           <w:sz w:val="28"/>
           <w:szCs w:val="28"/>
         </w:rPr>
-        <w:t>#FFFFFF</w:t>
+        <w:t>#C8D5C0</w:t>
       </w:r>
     </w:p>
     <w:p>
@@ -4079,6 +4250,13 @@
           <w:sz w:val="28"/>
           <w:szCs w:val="28"/>
         </w:rPr>
+        <w:t xml:space="preserve">: </w:t>
+      </w:r>
+      <w:r>
+        <w:rPr>
+          <w:sz w:val="28"/>
+          <w:szCs w:val="28"/>
+        </w:rPr>
         <w:t xml:space="preserve"> </w:t>
       </w:r>
       <w:r>
@@ -4090,7 +4268,7 @@
         <mc:AlternateContent>
           <mc:Choice Requires="wps">
             <w:drawing>
-              <wp:inline distT="0" distB="0" distL="0" distR="0" wp14:anchorId="29C0FE2C" wp14:editId="71295E84">
+              <wp:inline distT="0" distB="0" distL="0" distR="0" wp14:anchorId="29C0FE2C" wp14:editId="7E9EA17B">
                 <wp:extent cx="209550" cy="219075"/>
                 <wp:effectExtent l="0" t="0" r="19050" b="28575"/>
                 <wp:docPr id="5" name="Rectangle: Rounded Corners 2"/>
@@ -4108,7 +4286,7 @@
                           <a:avLst/>
                         </a:prstGeom>
                         <a:solidFill>
-                          <a:schemeClr val="tx1"/>
+                          <a:srgbClr val="6BBF59"/>
                         </a:solidFill>
                       </wps:spPr>
                       <wps:style>
@@ -4158,7 +4336,7 @@
           </mc:Choice>
           <mc:Fallback>
             <w:pict>
-              <v:roundrect w14:anchorId="29C0FE2C" id="_x0000_s1030" style="width:16.5pt;height:17.25pt;visibility:visible;mso-wrap-style:square;mso-left-percent:-10001;mso-top-percent:-10001;mso-position-horizontal:absolute;mso-position-horizontal-relative:char;mso-position-vertical:absolute;mso-position-vertical-relative:line;mso-left-percent:-10001;mso-top-percent:-10001;v-text-anchor:middle" arcsize="10923f" o:gfxdata="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" fillcolor="black [3213]" strokecolor="black [480]" strokeweight="1.5pt">
+              <v:roundrect w14:anchorId="29C0FE2C" id="_x0000_s1030" style="width:16.5pt;height:17.25pt;visibility:visible;mso-wrap-style:square;mso-left-percent:-10001;mso-top-percent:-10001;mso-position-horizontal:absolute;mso-position-horizontal-relative:char;mso-position-vertical:absolute;mso-position-vertical-relative:line;mso-left-percent:-10001;mso-top-percent:-10001;v-text-anchor:middle" arcsize="10923f" o:gfxdata="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" fillcolor="#6bbf59" strokecolor="black [480]" strokeweight="1.5pt">
                 <v:stroke joinstyle="miter"/>
                 <v:textbox>
                   <w:txbxContent>
@@ -4188,7 +4366,7 @@
           <w:sz w:val="28"/>
           <w:szCs w:val="28"/>
         </w:rPr>
-        <w:t>#FFFFFF</w:t>
+        <w:t>#6BBF59</w:t>
       </w:r>
     </w:p>
     <w:p>
@@ -4208,6 +4386,7 @@
           <w:sz w:val="28"/>
           <w:szCs w:val="28"/>
         </w:rPr>
+        <w:lastRenderedPageBreak/>
         <w:t>Hover</w:t>
       </w:r>
       <w:r>
@@ -4215,7 +4394,21 @@
           <w:sz w:val="28"/>
           <w:szCs w:val="28"/>
         </w:rPr>
-        <w:t xml:space="preserve">/Selected </w:t>
+        <w:t>/Selected</w:t>
+      </w:r>
+      <w:r>
+        <w:rPr>
+          <w:sz w:val="28"/>
+          <w:szCs w:val="28"/>
+        </w:rPr>
+        <w:t>:</w:t>
+      </w:r>
+      <w:r>
+        <w:rPr>
+          <w:sz w:val="28"/>
+          <w:szCs w:val="28"/>
+        </w:rPr>
+        <w:t xml:space="preserve"> </w:t>
       </w:r>
       <w:r>
         <w:rPr>
@@ -4226,7 +4419,7 @@
         <mc:AlternateContent>
           <mc:Choice Requires="wps">
             <w:drawing>
-              <wp:inline distT="0" distB="0" distL="0" distR="0" wp14:anchorId="179D4785" wp14:editId="5B1BE084">
+              <wp:inline distT="0" distB="0" distL="0" distR="0" wp14:anchorId="179D4785" wp14:editId="2CDA2362">
                 <wp:extent cx="209550" cy="219075"/>
                 <wp:effectExtent l="0" t="0" r="19050" b="28575"/>
                 <wp:docPr id="6" name="Rectangle: Rounded Corners 2"/>
@@ -4244,7 +4437,7 @@
                           <a:avLst/>
                         </a:prstGeom>
                         <a:solidFill>
-                          <a:schemeClr val="tx1"/>
+                          <a:srgbClr val="4F9F4A"/>
                         </a:solidFill>
                       </wps:spPr>
                       <wps:style>
@@ -4294,7 +4487,7 @@
           </mc:Choice>
           <mc:Fallback>
             <w:pict>
-              <v:roundrect w14:anchorId="179D4785" id="_x0000_s1031" style="width:16.5pt;height:17.25pt;visibility:visible;mso-wrap-style:square;mso-left-percent:-10001;mso-top-percent:-10001;mso-position-horizontal:absolute;mso-position-horizontal-relative:char;mso-position-vertical:absolute;mso-position-vertical-relative:line;mso-left-percent:-10001;mso-top-percent:-10001;v-text-anchor:middle" arcsize="10923f" o:gfxdata="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" fillcolor="black [3213]" strokecolor="black [480]" strokeweight="1.5pt">
+              <v:roundrect w14:anchorId="179D4785" id="_x0000_s1031" style="width:16.5pt;height:17.25pt;visibility:visible;mso-wrap-style:square;mso-left-percent:-10001;mso-top-percent:-10001;mso-position-horizontal:absolute;mso-position-horizontal-relative:char;mso-position-vertical:absolute;mso-position-vertical-relative:line;mso-left-percent:-10001;mso-top-percent:-10001;v-text-anchor:middle" arcsize="10923f" o:gfxdata="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" fillcolor="#4f9f4a" strokecolor="black [480]" strokeweight="1.5pt">
                 <v:stroke joinstyle="miter"/>
                 <v:textbox>
                   <w:txbxContent>
@@ -4324,7 +4517,14 @@
           <w:sz w:val="28"/>
           <w:szCs w:val="28"/>
         </w:rPr>
-        <w:t>#FFFFFF</w:t>
+        <w:t>#</w:t>
+      </w:r>
+      <w:r>
+        <w:rPr>
+          <w:sz w:val="28"/>
+          <w:szCs w:val="28"/>
+        </w:rPr>
+        <w:t>4F9F4A</w:t>
       </w:r>
     </w:p>
     <w:p>
@@ -4379,7 +4579,7 @@
           <w:sz w:val="28"/>
           <w:szCs w:val="28"/>
         </w:rPr>
-        <w:t xml:space="preserve"> </w:t>
+        <w:t xml:space="preserve">: </w:t>
       </w:r>
       <w:r>
         <w:rPr>
@@ -4388,7 +4588,7 @@
         <mc:AlternateContent>
           <mc:Choice Requires="wps">
             <w:drawing>
-              <wp:inline distT="0" distB="0" distL="0" distR="0" wp14:anchorId="2AA05D46" wp14:editId="0C0A0661">
+              <wp:inline distT="0" distB="0" distL="0" distR="0" wp14:anchorId="2AA05D46" wp14:editId="2BACBE0E">
                 <wp:extent cx="209550" cy="219075"/>
                 <wp:effectExtent l="0" t="0" r="19050" b="28575"/>
                 <wp:docPr id="1409476628" name="Rectangle: Rounded Corners 2"/>
@@ -4406,7 +4606,7 @@
                           <a:avLst/>
                         </a:prstGeom>
                         <a:solidFill>
-                          <a:schemeClr val="bg1"/>
+                          <a:srgbClr val="FAF7F2"/>
                         </a:solidFill>
                       </wps:spPr>
                       <wps:style>
@@ -4439,7 +4639,7 @@
           </mc:Choice>
           <mc:Fallback>
             <w:pict>
-              <v:roundrect w14:anchorId="7CA2FE92" id="Rectangle: Rounded Corners 2" o:spid="_x0000_s1026" style="width:16.5pt;height:17.25pt;visibility:visible;mso-wrap-style:square;mso-left-percent:-10001;mso-top-percent:-10001;mso-position-horizontal:absolute;mso-position-horizontal-relative:char;mso-position-vertical:absolute;mso-position-vertical-relative:line;mso-left-percent:-10001;mso-top-percent:-10001;v-text-anchor:middle" arcsize="10923f" o:gfxdata="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" fillcolor="white [3212]" strokecolor="black [480]" strokeweight="1.5pt">
+              <v:roundrect w14:anchorId="667E51D7" id="Rectangle: Rounded Corners 2" o:spid="_x0000_s1026" style="width:16.5pt;height:17.25pt;visibility:visible;mso-wrap-style:square;mso-left-percent:-10001;mso-top-percent:-10001;mso-position-horizontal:absolute;mso-position-horizontal-relative:char;mso-position-vertical:absolute;mso-position-vertical-relative:line;mso-left-percent:-10001;mso-top-percent:-10001;v-text-anchor:middle" arcsize="10923f" o:gfxdata="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" fillcolor="#faf7f2" strokecolor="black [480]" strokeweight="1.5pt">
                 <v:stroke joinstyle="miter"/>
                 <w10:anchorlock/>
               </v:roundrect>
@@ -4452,7 +4652,7 @@
           <w:sz w:val="28"/>
           <w:szCs w:val="28"/>
         </w:rPr>
-        <w:t>#FFFFFF</w:t>
+        <w:t>#FAF7F2</w:t>
       </w:r>
     </w:p>
     <w:p>
@@ -4486,6 +4686,13 @@
           <w:sz w:val="28"/>
           <w:szCs w:val="28"/>
         </w:rPr>
+        <w:t xml:space="preserve">: </w:t>
+      </w:r>
+      <w:r>
+        <w:rPr>
+          <w:sz w:val="28"/>
+          <w:szCs w:val="28"/>
+        </w:rPr>
         <w:t xml:space="preserve"> </w:t>
       </w:r>
       <w:r>
@@ -4495,7 +4702,7 @@
         <mc:AlternateContent>
           <mc:Choice Requires="wps">
             <w:drawing>
-              <wp:inline distT="0" distB="0" distL="0" distR="0" wp14:anchorId="32088A45" wp14:editId="364832C6">
+              <wp:inline distT="0" distB="0" distL="0" distR="0" wp14:anchorId="32088A45" wp14:editId="6D58A748">
                 <wp:extent cx="216000" cy="216000"/>
                 <wp:effectExtent l="0" t="0" r="12700" b="12700"/>
                 <wp:docPr id="1574013907" name="Rectangle: Rounded Corners 2"/>
@@ -4650,48 +4857,6 @@
           <w:sz w:val="28"/>
           <w:szCs w:val="28"/>
         </w:rPr>
-        <w:t>Font Family</w:t>
-      </w:r>
-      <w:r>
-        <w:rPr>
-          <w:sz w:val="28"/>
-          <w:szCs w:val="28"/>
-        </w:rPr>
-        <w:t xml:space="preserve"> = “</w:t>
-      </w:r>
-      <w:r>
-        <w:rPr>
-          <w:sz w:val="28"/>
-          <w:szCs w:val="28"/>
-        </w:rPr>
-        <w:t>Font here</w:t>
-      </w:r>
-      <w:r>
-        <w:rPr>
-          <w:rFonts w:ascii="Poppins" w:hAnsi="Poppins" w:cs="Poppins"/>
-          <w:sz w:val="28"/>
-          <w:szCs w:val="28"/>
-        </w:rPr>
-        <w:t>”</w:t>
-      </w:r>
-    </w:p>
-    <w:p>
-      <w:pPr>
-        <w:pStyle w:val="ListParagraph"/>
-        <w:numPr>
-          <w:ilvl w:val="0"/>
-          <w:numId w:val="3"/>
-        </w:numPr>
-        <w:rPr>
-          <w:sz w:val="28"/>
-          <w:szCs w:val="28"/>
-        </w:rPr>
-      </w:pPr>
-      <w:r>
-        <w:rPr>
-          <w:sz w:val="28"/>
-          <w:szCs w:val="28"/>
-        </w:rPr>
         <w:t>Norma</w:t>
       </w:r>
       <w:r>
@@ -4700,6 +4865,13 @@
           <w:szCs w:val="28"/>
         </w:rPr>
         <w:t>l</w:t>
+      </w:r>
+      <w:r>
+        <w:rPr>
+          <w:sz w:val="28"/>
+          <w:szCs w:val="28"/>
+        </w:rPr>
+        <w:t xml:space="preserve">: </w:t>
       </w:r>
       <w:r>
         <w:rPr>
@@ -4715,7 +4887,7 @@
         <mc:AlternateContent>
           <mc:Choice Requires="wps">
             <w:drawing>
-              <wp:inline distT="0" distB="0" distL="0" distR="0" wp14:anchorId="03C0396B" wp14:editId="126A1DE8">
+              <wp:inline distT="0" distB="0" distL="0" distR="0" wp14:anchorId="03C0396B" wp14:editId="3B0953F9">
                 <wp:extent cx="209550" cy="219075"/>
                 <wp:effectExtent l="0" t="0" r="19050" b="28575"/>
                 <wp:docPr id="507894588" name="Rectangle: Rounded Corners 2"/>
@@ -4733,7 +4905,7 @@
                           <a:avLst/>
                         </a:prstGeom>
                         <a:solidFill>
-                          <a:schemeClr val="bg1"/>
+                          <a:srgbClr val="2B2B2B"/>
                         </a:solidFill>
                       </wps:spPr>
                       <wps:style>
@@ -4783,7 +4955,7 @@
           </mc:Choice>
           <mc:Fallback>
             <w:pict>
-              <v:roundrect w14:anchorId="03C0396B" id="_x0000_s1033" style="width:16.5pt;height:17.25pt;visibility:visible;mso-wrap-style:square;mso-left-percent:-10001;mso-top-percent:-10001;mso-position-horizontal:absolute;mso-position-horizontal-relative:char;mso-position-vertical:absolute;mso-position-vertical-relative:line;mso-left-percent:-10001;mso-top-percent:-10001;v-text-anchor:middle" arcsize="10923f" o:gfxdata="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" fillcolor="white [3212]" strokecolor="black [480]" strokeweight="1.5pt">
+              <v:roundrect w14:anchorId="03C0396B" id="_x0000_s1033" style="width:16.5pt;height:17.25pt;visibility:visible;mso-wrap-style:square;mso-left-percent:-10001;mso-top-percent:-10001;mso-position-horizontal:absolute;mso-position-horizontal-relative:char;mso-position-vertical:absolute;mso-position-vertical-relative:line;mso-left-percent:-10001;mso-top-percent:-10001;v-text-anchor:middle" arcsize="10923f" o:gfxdata="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" fillcolor="#2b2b2b" strokecolor="black [480]" strokeweight="1.5pt">
                 <v:stroke joinstyle="miter"/>
                 <v:textbox>
                   <w:txbxContent>
@@ -4813,7 +4985,14 @@
           <w:sz w:val="28"/>
           <w:szCs w:val="28"/>
         </w:rPr>
-        <w:t>#FFFFFF</w:t>
+        <w:t>#</w:t>
+      </w:r>
+      <w:r>
+        <w:rPr>
+          <w:sz w:val="28"/>
+          <w:szCs w:val="28"/>
+        </w:rPr>
+        <w:t>2B2B2B</w:t>
       </w:r>
     </w:p>
     <w:p>
@@ -4840,7 +5019,7 @@
           <w:sz w:val="28"/>
           <w:szCs w:val="28"/>
         </w:rPr>
-        <w:t xml:space="preserve"> </w:t>
+        <w:t xml:space="preserve">: </w:t>
       </w:r>
       <w:r>
         <w:rPr>
@@ -4849,7 +5028,7 @@
         <mc:AlternateContent>
           <mc:Choice Requires="wps">
             <w:drawing>
-              <wp:inline distT="0" distB="0" distL="0" distR="0" wp14:anchorId="192401AD" wp14:editId="08391F15">
+              <wp:inline distT="0" distB="0" distL="0" distR="0" wp14:anchorId="192401AD" wp14:editId="5C2DB223">
                 <wp:extent cx="209550" cy="219075"/>
                 <wp:effectExtent l="0" t="0" r="19050" b="28575"/>
                 <wp:docPr id="183916573" name="Rectangle: Rounded Corners 2"/>
@@ -4867,7 +5046,7 @@
                           <a:avLst/>
                         </a:prstGeom>
                         <a:solidFill>
-                          <a:schemeClr val="bg1"/>
+                          <a:srgbClr val="6B6B6B"/>
                         </a:solidFill>
                       </wps:spPr>
                       <wps:style>
@@ -4917,7 +5096,7 @@
           </mc:Choice>
           <mc:Fallback>
             <w:pict>
-              <v:roundrect w14:anchorId="192401AD" id="_x0000_s1034" style="width:16.5pt;height:17.25pt;visibility:visible;mso-wrap-style:square;mso-left-percent:-10001;mso-top-percent:-10001;mso-position-horizontal:absolute;mso-position-horizontal-relative:char;mso-position-vertical:absolute;mso-position-vertical-relative:line;mso-left-percent:-10001;mso-top-percent:-10001;v-text-anchor:middle" arcsize="10923f" o:gfxdata="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" fillcolor="white [3212]" strokecolor="black [480]" strokeweight="1.5pt">
+              <v:roundrect w14:anchorId="192401AD" id="_x0000_s1034" style="width:16.5pt;height:17.25pt;visibility:visible;mso-wrap-style:square;mso-left-percent:-10001;mso-top-percent:-10001;mso-position-horizontal:absolute;mso-position-horizontal-relative:char;mso-position-vertical:absolute;mso-position-vertical-relative:line;mso-left-percent:-10001;mso-top-percent:-10001;v-text-anchor:middle" arcsize="10923f" o:gfxdata="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" fillcolor="#6b6b6b" strokecolor="black [480]" strokeweight="1.5pt">
                 <v:stroke joinstyle="miter"/>
                 <v:textbox>
                   <w:txbxContent>
@@ -4947,7 +5126,14 @@
           <w:sz w:val="28"/>
           <w:szCs w:val="28"/>
         </w:rPr>
-        <w:t>#FFFFFF</w:t>
+        <w:t>#</w:t>
+      </w:r>
+      <w:r>
+        <w:rPr>
+          <w:sz w:val="28"/>
+          <w:szCs w:val="28"/>
+        </w:rPr>
+        <w:t>6B6B6B</w:t>
       </w:r>
     </w:p>
     <w:p>
@@ -4984,6 +5170,13 @@
           <w:sz w:val="28"/>
           <w:szCs w:val="28"/>
         </w:rPr>
+        <w:t xml:space="preserve">: </w:t>
+      </w:r>
+      <w:r>
+        <w:rPr>
+          <w:sz w:val="28"/>
+          <w:szCs w:val="28"/>
+        </w:rPr>
         <w:t xml:space="preserve"> </w:t>
       </w:r>
       <w:r>
@@ -4995,7 +5188,7 @@
         <mc:AlternateContent>
           <mc:Choice Requires="wps">
             <w:drawing>
-              <wp:inline distT="0" distB="0" distL="0" distR="0" wp14:anchorId="4D6EB5A5" wp14:editId="5B34F440">
+              <wp:inline distT="0" distB="0" distL="0" distR="0" wp14:anchorId="4D6EB5A5" wp14:editId="0D8950FD">
                 <wp:extent cx="209550" cy="219075"/>
                 <wp:effectExtent l="0" t="0" r="19050" b="28575"/>
                 <wp:docPr id="1081999082" name="Rectangle: Rounded Corners 2"/>
@@ -5013,7 +5206,7 @@
                           <a:avLst/>
                         </a:prstGeom>
                         <a:solidFill>
-                          <a:schemeClr val="bg1"/>
+                          <a:srgbClr val="2F6F4E"/>
                         </a:solidFill>
                       </wps:spPr>
                       <wps:style>
@@ -5063,7 +5256,7 @@
           </mc:Choice>
           <mc:Fallback>
             <w:pict>
-              <v:roundrect w14:anchorId="4D6EB5A5" id="_x0000_s1035" style="width:16.5pt;height:17.25pt;visibility:visible;mso-wrap-style:square;mso-left-percent:-10001;mso-top-percent:-10001;mso-position-horizontal:absolute;mso-position-horizontal-relative:char;mso-position-vertical:absolute;mso-position-vertical-relative:line;mso-left-percent:-10001;mso-top-percent:-10001;v-text-anchor:middle" arcsize="10923f" o:gfxdata="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" fillcolor="white [3212]" strokecolor="black [480]" strokeweight="1.5pt">
+              <v:roundrect w14:anchorId="4D6EB5A5" id="_x0000_s1035" style="width:16.5pt;height:17.25pt;visibility:visible;mso-wrap-style:square;mso-left-percent:-10001;mso-top-percent:-10001;mso-position-horizontal:absolute;mso-position-horizontal-relative:char;mso-position-vertical:absolute;mso-position-vertical-relative:line;mso-left-percent:-10001;mso-top-percent:-10001;v-text-anchor:middle" arcsize="10923f" o:gfxdata="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" fillcolor="#2f6f4e" strokecolor="black [480]" strokeweight="1.5pt">
                 <v:stroke joinstyle="miter"/>
                 <v:textbox>
                   <w:txbxContent>
@@ -5093,7 +5286,14 @@
           <w:sz w:val="28"/>
           <w:szCs w:val="28"/>
         </w:rPr>
-        <w:t>#FFFFFF</w:t>
+        <w:t>#</w:t>
+      </w:r>
+      <w:r>
+        <w:rPr>
+          <w:sz w:val="28"/>
+          <w:szCs w:val="28"/>
+        </w:rPr>
+        <w:t>2F6F4E</w:t>
       </w:r>
     </w:p>
     <w:p>
@@ -5127,6 +5327,13 @@
           <w:sz w:val="28"/>
           <w:szCs w:val="28"/>
         </w:rPr>
+        <w:t xml:space="preserve">: </w:t>
+      </w:r>
+      <w:r>
+        <w:rPr>
+          <w:sz w:val="28"/>
+          <w:szCs w:val="28"/>
+        </w:rPr>
         <w:t xml:space="preserve"> </w:t>
       </w:r>
       <w:r>
@@ -5138,7 +5345,7 @@
         <mc:AlternateContent>
           <mc:Choice Requires="wps">
             <w:drawing>
-              <wp:inline distT="0" distB="0" distL="0" distR="0" wp14:anchorId="2C16EFAA" wp14:editId="198B188A">
+              <wp:inline distT="0" distB="0" distL="0" distR="0" wp14:anchorId="2C16EFAA" wp14:editId="68403769">
                 <wp:extent cx="209550" cy="219075"/>
                 <wp:effectExtent l="0" t="0" r="19050" b="28575"/>
                 <wp:docPr id="759968831" name="Rectangle: Rounded Corners 2"/>
@@ -5156,7 +5363,7 @@
                           <a:avLst/>
                         </a:prstGeom>
                         <a:solidFill>
-                          <a:schemeClr val="bg1"/>
+                          <a:srgbClr val="1F4F36"/>
                         </a:solidFill>
                       </wps:spPr>
                       <wps:style>
@@ -5206,7 +5413,7 @@
           </mc:Choice>
           <mc:Fallback>
             <w:pict>
-              <v:roundrect w14:anchorId="2C16EFAA" id="_x0000_s1036" style="width:16.5pt;height:17.25pt;visibility:visible;mso-wrap-style:square;mso-left-percent:-10001;mso-top-percent:-10001;mso-position-horizontal:absolute;mso-position-horizontal-relative:char;mso-position-vertical:absolute;mso-position-vertical-relative:line;mso-left-percent:-10001;mso-top-percent:-10001;v-text-anchor:middle" arcsize="10923f" o:gfxdata="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" fillcolor="white [3212]" strokecolor="black [480]" strokeweight="1.5pt">
+              <v:roundrect w14:anchorId="2C16EFAA" id="_x0000_s1036" style="width:16.5pt;height:17.25pt;visibility:visible;mso-wrap-style:square;mso-left-percent:-10001;mso-top-percent:-10001;mso-position-horizontal:absolute;mso-position-horizontal-relative:char;mso-position-vertical:absolute;mso-position-vertical-relative:line;mso-left-percent:-10001;mso-top-percent:-10001;v-text-anchor:middle" arcsize="10923f" o:gfxdata="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" fillcolor="#1f4f36" strokecolor="black [480]" strokeweight="1.5pt">
                 <v:stroke joinstyle="miter"/>
                 <v:textbox>
                   <w:txbxContent>
@@ -5236,7 +5443,14 @@
           <w:sz w:val="28"/>
           <w:szCs w:val="28"/>
         </w:rPr>
-        <w:t>#FFFFFF</w:t>
+        <w:t>#</w:t>
+      </w:r>
+      <w:r>
+        <w:rPr>
+          <w:sz w:val="28"/>
+          <w:szCs w:val="28"/>
+        </w:rPr>
+        <w:t>1F4F36</w:t>
       </w:r>
     </w:p>
     <w:p>
@@ -5245,7 +5459,6 @@
       </w:pPr>
       <w:bookmarkStart w:id="10" w:name="_Toc224118214"/>
       <w:r>
-        <w:lastRenderedPageBreak/>
         <w:t>Buttons</w:t>
       </w:r>
       <w:r>
@@ -5395,6 +5608,550 @@
     </w:p>
     <w:p>
       <w:pPr>
+        <w:pStyle w:val="Heading2"/>
+      </w:pPr>
+      <w:r>
+        <w:t>Accent Colours</w:t>
+      </w:r>
+    </w:p>
+    <w:p>
+      <w:pPr>
+        <w:pStyle w:val="ListParagraph"/>
+        <w:numPr>
+          <w:ilvl w:val="0"/>
+          <w:numId w:val="3"/>
+        </w:numPr>
+        <w:rPr>
+          <w:sz w:val="28"/>
+          <w:szCs w:val="28"/>
+        </w:rPr>
+      </w:pPr>
+      <w:r>
+        <w:rPr>
+          <w:sz w:val="28"/>
+          <w:szCs w:val="28"/>
+        </w:rPr>
+        <w:t xml:space="preserve">Discounts/loyalty offers: </w:t>
+      </w:r>
+      <w:r>
+        <w:rPr>
+          <w:noProof/>
+        </w:rPr>
+        <mc:AlternateContent>
+          <mc:Choice Requires="wps">
+            <w:drawing>
+              <wp:inline distT="0" distB="0" distL="0" distR="0" wp14:anchorId="5970E1FE" wp14:editId="7BA831CD">
+                <wp:extent cx="209550" cy="219075"/>
+                <wp:effectExtent l="0" t="0" r="19050" b="28575"/>
+                <wp:docPr id="2110463933" name="Rectangle: Rounded Corners 2"/>
+                <wp:cNvGraphicFramePr/>
+                <a:graphic xmlns:a="http://schemas.openxmlformats.org/drawingml/2006/main">
+                  <a:graphicData uri="http://schemas.microsoft.com/office/word/2010/wordprocessingShape">
+                    <wps:wsp>
+                      <wps:cNvSpPr/>
+                      <wps:spPr>
+                        <a:xfrm>
+                          <a:off x="0" y="0"/>
+                          <a:ext cx="209550" cy="219075"/>
+                        </a:xfrm>
+                        <a:prstGeom prst="roundRect">
+                          <a:avLst/>
+                        </a:prstGeom>
+                        <a:solidFill>
+                          <a:srgbClr val="F4A259"/>
+                        </a:solidFill>
+                      </wps:spPr>
+                      <wps:style>
+                        <a:lnRef idx="2">
+                          <a:schemeClr val="dk1">
+                            <a:shade val="15000"/>
+                          </a:schemeClr>
+                        </a:lnRef>
+                        <a:fillRef idx="1">
+                          <a:schemeClr val="dk1"/>
+                        </a:fillRef>
+                        <a:effectRef idx="0">
+                          <a:schemeClr val="dk1"/>
+                        </a:effectRef>
+                        <a:fontRef idx="minor">
+                          <a:schemeClr val="lt1"/>
+                        </a:fontRef>
+                      </wps:style>
+                      <wps:txbx>
+                        <w:txbxContent>
+                          <w:p>
+                            <w:pPr>
+                              <w:jc w:val="center"/>
+                            </w:pPr>
+                            <w:r>
+                              <w:t xml:space="preserve">  </w:t>
+                            </w:r>
+                            <w:proofErr w:type="spellStart"/>
+                            <w:r>
+                              <w:t>ef</w:t>
+                            </w:r>
+                            <w:proofErr w:type="spellEnd"/>
+                          </w:p>
+                        </w:txbxContent>
+                      </wps:txbx>
+                      <wps:bodyPr rot="0" spcFirstLastPara="0" vertOverflow="overflow" horzOverflow="overflow" vert="horz" wrap="square" lIns="91440" tIns="45720" rIns="91440" bIns="45720" numCol="1" spcCol="0" rtlCol="0" fromWordArt="0" anchor="ctr" anchorCtr="0" forceAA="0" compatLnSpc="1">
+                        <a:prstTxWarp prst="textNoShape">
+                          <a:avLst/>
+                        </a:prstTxWarp>
+                        <a:noAutofit/>
+                      </wps:bodyPr>
+                    </wps:wsp>
+                  </a:graphicData>
+                </a:graphic>
+              </wp:inline>
+            </w:drawing>
+          </mc:Choice>
+          <mc:Fallback>
+            <w:pict>
+              <v:roundrect w14:anchorId="5970E1FE" id="_x0000_s1037" style="width:16.5pt;height:17.25pt;visibility:visible;mso-wrap-style:square;mso-left-percent:-10001;mso-top-percent:-10001;mso-position-horizontal:absolute;mso-position-horizontal-relative:char;mso-position-vertical:absolute;mso-position-vertical-relative:line;mso-left-percent:-10001;mso-top-percent:-10001;v-text-anchor:middle" arcsize="10923f" o:gfxdata="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" fillcolor="#f4a259" strokecolor="black [480]" strokeweight="1.5pt">
+                <v:stroke joinstyle="miter"/>
+                <v:textbox>
+                  <w:txbxContent>
+                    <w:p>
+                      <w:pPr>
+                        <w:jc w:val="center"/>
+                      </w:pPr>
+                      <w:r>
+                        <w:t xml:space="preserve">  </w:t>
+                      </w:r>
+                      <w:proofErr w:type="spellStart"/>
+                      <w:r>
+                        <w:t>ef</w:t>
+                      </w:r>
+                      <w:proofErr w:type="spellEnd"/>
+                    </w:p>
+                  </w:txbxContent>
+                </v:textbox>
+                <w10:anchorlock/>
+              </v:roundrect>
+            </w:pict>
+          </mc:Fallback>
+        </mc:AlternateContent>
+      </w:r>
+      <w:r>
+        <w:rPr>
+          <w:sz w:val="28"/>
+          <w:szCs w:val="28"/>
+        </w:rPr>
+        <w:t>#F4A259</w:t>
+      </w:r>
+    </w:p>
+    <w:p>
+      <w:pPr>
+        <w:pStyle w:val="ListParagraph"/>
+        <w:numPr>
+          <w:ilvl w:val="0"/>
+          <w:numId w:val="3"/>
+        </w:numPr>
+        <w:rPr>
+          <w:sz w:val="28"/>
+          <w:szCs w:val="28"/>
+        </w:rPr>
+      </w:pPr>
+      <w:r>
+        <w:rPr>
+          <w:sz w:val="28"/>
+          <w:szCs w:val="28"/>
+        </w:rPr>
+        <w:t>Success message</w:t>
+      </w:r>
+      <w:r>
+        <w:rPr>
+          <w:sz w:val="28"/>
+          <w:szCs w:val="28"/>
+        </w:rPr>
+        <w:t>s</w:t>
+      </w:r>
+      <w:r>
+        <w:rPr>
+          <w:sz w:val="28"/>
+          <w:szCs w:val="28"/>
+        </w:rPr>
+        <w:t xml:space="preserve">: </w:t>
+      </w:r>
+      <w:r>
+        <w:rPr>
+          <w:noProof/>
+        </w:rPr>
+        <mc:AlternateContent>
+          <mc:Choice Requires="wps">
+            <w:drawing>
+              <wp:inline distT="0" distB="0" distL="0" distR="0" wp14:anchorId="68B6314B" wp14:editId="165A5F1F">
+                <wp:extent cx="209550" cy="219075"/>
+                <wp:effectExtent l="0" t="0" r="19050" b="28575"/>
+                <wp:docPr id="1697678400" name="Rectangle: Rounded Corners 2"/>
+                <wp:cNvGraphicFramePr/>
+                <a:graphic xmlns:a="http://schemas.openxmlformats.org/drawingml/2006/main">
+                  <a:graphicData uri="http://schemas.microsoft.com/office/word/2010/wordprocessingShape">
+                    <wps:wsp>
+                      <wps:cNvSpPr/>
+                      <wps:spPr>
+                        <a:xfrm>
+                          <a:off x="0" y="0"/>
+                          <a:ext cx="209550" cy="219075"/>
+                        </a:xfrm>
+                        <a:prstGeom prst="roundRect">
+                          <a:avLst/>
+                        </a:prstGeom>
+                        <a:solidFill>
+                          <a:srgbClr val="4CAF50"/>
+                        </a:solidFill>
+                      </wps:spPr>
+                      <wps:style>
+                        <a:lnRef idx="2">
+                          <a:schemeClr val="dk1">
+                            <a:shade val="15000"/>
+                          </a:schemeClr>
+                        </a:lnRef>
+                        <a:fillRef idx="1">
+                          <a:schemeClr val="dk1"/>
+                        </a:fillRef>
+                        <a:effectRef idx="0">
+                          <a:schemeClr val="dk1"/>
+                        </a:effectRef>
+                        <a:fontRef idx="minor">
+                          <a:schemeClr val="lt1"/>
+                        </a:fontRef>
+                      </wps:style>
+                      <wps:txbx>
+                        <w:txbxContent>
+                          <w:p>
+                            <w:pPr>
+                              <w:jc w:val="center"/>
+                            </w:pPr>
+                            <w:r>
+                              <w:t xml:space="preserve">  </w:t>
+                            </w:r>
+                            <w:proofErr w:type="spellStart"/>
+                            <w:r>
+                              <w:t>ef</w:t>
+                            </w:r>
+                            <w:proofErr w:type="spellEnd"/>
+                          </w:p>
+                        </w:txbxContent>
+                      </wps:txbx>
+                      <wps:bodyPr rot="0" spcFirstLastPara="0" vertOverflow="overflow" horzOverflow="overflow" vert="horz" wrap="square" lIns="91440" tIns="45720" rIns="91440" bIns="45720" numCol="1" spcCol="0" rtlCol="0" fromWordArt="0" anchor="ctr" anchorCtr="0" forceAA="0" compatLnSpc="1">
+                        <a:prstTxWarp prst="textNoShape">
+                          <a:avLst/>
+                        </a:prstTxWarp>
+                        <a:noAutofit/>
+                      </wps:bodyPr>
+                    </wps:wsp>
+                  </a:graphicData>
+                </a:graphic>
+              </wp:inline>
+            </w:drawing>
+          </mc:Choice>
+          <mc:Fallback>
+            <w:pict>
+              <v:roundrect w14:anchorId="68B6314B" id="_x0000_s1038" style="width:16.5pt;height:17.25pt;visibility:visible;mso-wrap-style:square;mso-left-percent:-10001;mso-top-percent:-10001;mso-position-horizontal:absolute;mso-position-horizontal-relative:char;mso-position-vertical:absolute;mso-position-vertical-relative:line;mso-left-percent:-10001;mso-top-percent:-10001;v-text-anchor:middle" arcsize="10923f" o:gfxdata="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" fillcolor="#4caf50" strokecolor="black [480]" strokeweight="1.5pt">
+                <v:stroke joinstyle="miter"/>
+                <v:textbox>
+                  <w:txbxContent>
+                    <w:p>
+                      <w:pPr>
+                        <w:jc w:val="center"/>
+                      </w:pPr>
+                      <w:r>
+                        <w:t xml:space="preserve">  </w:t>
+                      </w:r>
+                      <w:proofErr w:type="spellStart"/>
+                      <w:r>
+                        <w:t>ef</w:t>
+                      </w:r>
+                      <w:proofErr w:type="spellEnd"/>
+                    </w:p>
+                  </w:txbxContent>
+                </v:textbox>
+                <w10:anchorlock/>
+              </v:roundrect>
+            </w:pict>
+          </mc:Fallback>
+        </mc:AlternateContent>
+      </w:r>
+      <w:r>
+        <w:rPr>
+          <w:sz w:val="28"/>
+          <w:szCs w:val="28"/>
+        </w:rPr>
+        <w:t>#</w:t>
+      </w:r>
+      <w:r>
+        <w:rPr>
+          <w:sz w:val="28"/>
+          <w:szCs w:val="28"/>
+        </w:rPr>
+        <w:t>4CAF50</w:t>
+      </w:r>
+    </w:p>
+    <w:p>
+      <w:pPr>
+        <w:pStyle w:val="ListParagraph"/>
+        <w:numPr>
+          <w:ilvl w:val="0"/>
+          <w:numId w:val="3"/>
+        </w:numPr>
+        <w:rPr>
+          <w:sz w:val="28"/>
+          <w:szCs w:val="28"/>
+        </w:rPr>
+      </w:pPr>
+      <w:r>
+        <w:rPr>
+          <w:sz w:val="28"/>
+          <w:szCs w:val="28"/>
+        </w:rPr>
+        <w:t xml:space="preserve">Warnings: </w:t>
+      </w:r>
+      <w:r>
+        <w:rPr>
+          <w:noProof/>
+        </w:rPr>
+        <mc:AlternateContent>
+          <mc:Choice Requires="wps">
+            <w:drawing>
+              <wp:inline distT="0" distB="0" distL="0" distR="0" wp14:anchorId="164D798E" wp14:editId="4B963281">
+                <wp:extent cx="209550" cy="219075"/>
+                <wp:effectExtent l="0" t="0" r="19050" b="28575"/>
+                <wp:docPr id="1458896584" name="Rectangle: Rounded Corners 2"/>
+                <wp:cNvGraphicFramePr/>
+                <a:graphic xmlns:a="http://schemas.openxmlformats.org/drawingml/2006/main">
+                  <a:graphicData uri="http://schemas.microsoft.com/office/word/2010/wordprocessingShape">
+                    <wps:wsp>
+                      <wps:cNvSpPr/>
+                      <wps:spPr>
+                        <a:xfrm>
+                          <a:off x="0" y="0"/>
+                          <a:ext cx="209550" cy="219075"/>
+                        </a:xfrm>
+                        <a:prstGeom prst="roundRect">
+                          <a:avLst/>
+                        </a:prstGeom>
+                        <a:solidFill>
+                          <a:srgbClr val="E9B44C"/>
+                        </a:solidFill>
+                      </wps:spPr>
+                      <wps:style>
+                        <a:lnRef idx="2">
+                          <a:schemeClr val="dk1">
+                            <a:shade val="15000"/>
+                          </a:schemeClr>
+                        </a:lnRef>
+                        <a:fillRef idx="1">
+                          <a:schemeClr val="dk1"/>
+                        </a:fillRef>
+                        <a:effectRef idx="0">
+                          <a:schemeClr val="dk1"/>
+                        </a:effectRef>
+                        <a:fontRef idx="minor">
+                          <a:schemeClr val="lt1"/>
+                        </a:fontRef>
+                      </wps:style>
+                      <wps:txbx>
+                        <w:txbxContent>
+                          <w:p>
+                            <w:pPr>
+                              <w:jc w:val="center"/>
+                            </w:pPr>
+                            <w:r>
+                              <w:t xml:space="preserve">  </w:t>
+                            </w:r>
+                            <w:proofErr w:type="spellStart"/>
+                            <w:r>
+                              <w:t>ef</w:t>
+                            </w:r>
+                            <w:proofErr w:type="spellEnd"/>
+                          </w:p>
+                        </w:txbxContent>
+                      </wps:txbx>
+                      <wps:bodyPr rot="0" spcFirstLastPara="0" vertOverflow="overflow" horzOverflow="overflow" vert="horz" wrap="square" lIns="91440" tIns="45720" rIns="91440" bIns="45720" numCol="1" spcCol="0" rtlCol="0" fromWordArt="0" anchor="ctr" anchorCtr="0" forceAA="0" compatLnSpc="1">
+                        <a:prstTxWarp prst="textNoShape">
+                          <a:avLst/>
+                        </a:prstTxWarp>
+                        <a:noAutofit/>
+                      </wps:bodyPr>
+                    </wps:wsp>
+                  </a:graphicData>
+                </a:graphic>
+              </wp:inline>
+            </w:drawing>
+          </mc:Choice>
+          <mc:Fallback>
+            <w:pict>
+              <v:roundrect w14:anchorId="164D798E" id="_x0000_s1039" style="width:16.5pt;height:17.25pt;visibility:visible;mso-wrap-style:square;mso-left-percent:-10001;mso-top-percent:-10001;mso-position-horizontal:absolute;mso-position-horizontal-relative:char;mso-position-vertical:absolute;mso-position-vertical-relative:line;mso-left-percent:-10001;mso-top-percent:-10001;v-text-anchor:middle" arcsize="10923f" o:gfxdata="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" fillcolor="#e9b44c" strokecolor="black [480]" strokeweight="1.5pt">
+                <v:stroke joinstyle="miter"/>
+                <v:textbox>
+                  <w:txbxContent>
+                    <w:p>
+                      <w:pPr>
+                        <w:jc w:val="center"/>
+                      </w:pPr>
+                      <w:r>
+                        <w:t xml:space="preserve">  </w:t>
+                      </w:r>
+                      <w:proofErr w:type="spellStart"/>
+                      <w:r>
+                        <w:t>ef</w:t>
+                      </w:r>
+                      <w:proofErr w:type="spellEnd"/>
+                    </w:p>
+                  </w:txbxContent>
+                </v:textbox>
+                <w10:anchorlock/>
+              </v:roundrect>
+            </w:pict>
+          </mc:Fallback>
+        </mc:AlternateContent>
+      </w:r>
+      <w:r>
+        <w:rPr>
+          <w:sz w:val="28"/>
+          <w:szCs w:val="28"/>
+        </w:rPr>
+        <w:t>#E9B44C</w:t>
+      </w:r>
+    </w:p>
+    <w:p>
+      <w:pPr>
+        <w:pStyle w:val="ListParagraph"/>
+        <w:numPr>
+          <w:ilvl w:val="0"/>
+          <w:numId w:val="3"/>
+        </w:numPr>
+        <w:rPr>
+          <w:sz w:val="28"/>
+          <w:szCs w:val="28"/>
+        </w:rPr>
+      </w:pPr>
+      <w:r>
+        <w:rPr>
+          <w:sz w:val="28"/>
+          <w:szCs w:val="28"/>
+        </w:rPr>
+        <w:t xml:space="preserve">Errors: </w:t>
+      </w:r>
+      <w:r>
+        <w:rPr>
+          <w:noProof/>
+        </w:rPr>
+        <mc:AlternateContent>
+          <mc:Choice Requires="wps">
+            <w:drawing>
+              <wp:inline distT="0" distB="0" distL="0" distR="0" wp14:anchorId="3CDDD8D2" wp14:editId="43857A5B">
+                <wp:extent cx="209550" cy="219075"/>
+                <wp:effectExtent l="0" t="0" r="19050" b="28575"/>
+                <wp:docPr id="367954261" name="Rectangle: Rounded Corners 2"/>
+                <wp:cNvGraphicFramePr/>
+                <a:graphic xmlns:a="http://schemas.openxmlformats.org/drawingml/2006/main">
+                  <a:graphicData uri="http://schemas.microsoft.com/office/word/2010/wordprocessingShape">
+                    <wps:wsp>
+                      <wps:cNvSpPr/>
+                      <wps:spPr>
+                        <a:xfrm>
+                          <a:off x="0" y="0"/>
+                          <a:ext cx="209550" cy="219075"/>
+                        </a:xfrm>
+                        <a:prstGeom prst="roundRect">
+                          <a:avLst/>
+                        </a:prstGeom>
+                        <a:solidFill>
+                          <a:srgbClr val="D9534F"/>
+                        </a:solidFill>
+                      </wps:spPr>
+                      <wps:style>
+                        <a:lnRef idx="2">
+                          <a:schemeClr val="dk1">
+                            <a:shade val="15000"/>
+                          </a:schemeClr>
+                        </a:lnRef>
+                        <a:fillRef idx="1">
+                          <a:schemeClr val="dk1"/>
+                        </a:fillRef>
+                        <a:effectRef idx="0">
+                          <a:schemeClr val="dk1"/>
+                        </a:effectRef>
+                        <a:fontRef idx="minor">
+                          <a:schemeClr val="lt1"/>
+                        </a:fontRef>
+                      </wps:style>
+                      <wps:txbx>
+                        <w:txbxContent>
+                          <w:p>
+                            <w:pPr>
+                              <w:jc w:val="center"/>
+                            </w:pPr>
+                            <w:r>
+                              <w:t xml:space="preserve">  </w:t>
+                            </w:r>
+                            <w:proofErr w:type="spellStart"/>
+                            <w:r>
+                              <w:t>ef</w:t>
+                            </w:r>
+                            <w:proofErr w:type="spellEnd"/>
+                          </w:p>
+                        </w:txbxContent>
+                      </wps:txbx>
+                      <wps:bodyPr rot="0" spcFirstLastPara="0" vertOverflow="overflow" horzOverflow="overflow" vert="horz" wrap="square" lIns="91440" tIns="45720" rIns="91440" bIns="45720" numCol="1" spcCol="0" rtlCol="0" fromWordArt="0" anchor="ctr" anchorCtr="0" forceAA="0" compatLnSpc="1">
+                        <a:prstTxWarp prst="textNoShape">
+                          <a:avLst/>
+                        </a:prstTxWarp>
+                        <a:noAutofit/>
+                      </wps:bodyPr>
+                    </wps:wsp>
+                  </a:graphicData>
+                </a:graphic>
+              </wp:inline>
+            </w:drawing>
+          </mc:Choice>
+          <mc:Fallback>
+            <w:pict>
+              <v:roundrect w14:anchorId="3CDDD8D2" id="_x0000_s1040" style="width:16.5pt;height:17.25pt;visibility:visible;mso-wrap-style:square;mso-left-percent:-10001;mso-top-percent:-10001;mso-position-horizontal:absolute;mso-position-horizontal-relative:char;mso-position-vertical:absolute;mso-position-vertical-relative:line;mso-left-percent:-10001;mso-top-percent:-10001;v-text-anchor:middle" arcsize="10923f" o:gfxdata="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" fillcolor="#d9534f" strokecolor="black [480]" strokeweight="1.5pt">
+                <v:stroke joinstyle="miter"/>
+                <v:textbox>
+                  <w:txbxContent>
+                    <w:p>
+                      <w:pPr>
+                        <w:jc w:val="center"/>
+                      </w:pPr>
+                      <w:r>
+                        <w:t xml:space="preserve">  </w:t>
+                      </w:r>
+                      <w:proofErr w:type="spellStart"/>
+                      <w:r>
+                        <w:t>ef</w:t>
+                      </w:r>
+                      <w:proofErr w:type="spellEnd"/>
+                    </w:p>
+                  </w:txbxContent>
+                </v:textbox>
+                <w10:anchorlock/>
+              </v:roundrect>
+            </w:pict>
+          </mc:Fallback>
+        </mc:AlternateContent>
+      </w:r>
+      <w:r>
+        <w:rPr>
+          <w:sz w:val="28"/>
+          <w:szCs w:val="28"/>
+        </w:rPr>
+        <w:t>#</w:t>
+      </w:r>
+      <w:r>
+        <w:rPr>
+          <w:sz w:val="28"/>
+          <w:szCs w:val="28"/>
+        </w:rPr>
+        <w:t>D9534F</w:t>
+      </w:r>
+    </w:p>
+    <w:p>
+      <w:pPr>
         <w:pStyle w:val="Heading1"/>
       </w:pPr>
       <w:bookmarkStart w:id="11" w:name="_Toc224118215"/>
@@ -5442,6 +6199,7 @@
       </w:pPr>
       <w:bookmarkStart w:id="12" w:name="_Toc224118216"/>
       <w:r>
+        <w:lastRenderedPageBreak/>
         <w:t>Navigation Bar</w:t>
       </w:r>
       <w:bookmarkEnd w:id="12"/>
@@ -16525,8 +17283,392 @@
     <dgm:pt modelId="{4337E575-9DDB-4162-A1A7-FD8DC782EB5B}" type="parTrans" cxnId="{5048CBFB-5862-4A55-A925-0B082A90D58F}">
       <dgm:prSet/>
       <dgm:spPr/>
+      <dgm:t>
+        <a:bodyPr/>
+        <a:lstStyle/>
+        <a:p>
+          <a:endParaRPr lang="en-GB"/>
+        </a:p>
+      </dgm:t>
     </dgm:pt>
     <dgm:pt modelId="{ACE79729-2411-4D84-A6CF-CD48EDCE9157}" type="sibTrans" cxnId="{5048CBFB-5862-4A55-A925-0B082A90D58F}">
+      <dgm:prSet/>
+      <dgm:spPr/>
+      <dgm:t>
+        <a:bodyPr/>
+        <a:lstStyle/>
+        <a:p>
+          <a:endParaRPr lang="en-GB"/>
+        </a:p>
+      </dgm:t>
+    </dgm:pt>
+    <dgm:pt modelId="{6219A2B6-403A-4533-9770-B02CC26B3E77}">
+      <dgm:prSet phldrT="[Text]"/>
+      <dgm:spPr/>
+      <dgm:t>
+        <a:bodyPr/>
+        <a:lstStyle/>
+        <a:p>
+          <a:r>
+            <a:rPr lang="en-GB"/>
+            <a:t>Products</a:t>
+          </a:r>
+        </a:p>
+      </dgm:t>
+    </dgm:pt>
+    <dgm:pt modelId="{DC35EDC5-788A-408F-8CD2-F45E33F101E5}" type="parTrans" cxnId="{0FCF3465-507F-4002-BAAF-B245068168C4}">
+      <dgm:prSet/>
+      <dgm:spPr/>
+      <dgm:t>
+        <a:bodyPr/>
+        <a:lstStyle/>
+        <a:p>
+          <a:endParaRPr lang="en-GB"/>
+        </a:p>
+      </dgm:t>
+    </dgm:pt>
+    <dgm:pt modelId="{0E4F2AB5-1AFD-4CF2-8EA7-AA98D69C449C}" type="sibTrans" cxnId="{0FCF3465-507F-4002-BAAF-B245068168C4}">
+      <dgm:prSet/>
+      <dgm:spPr/>
+      <dgm:t>
+        <a:bodyPr/>
+        <a:lstStyle/>
+        <a:p>
+          <a:endParaRPr lang="en-GB"/>
+        </a:p>
+      </dgm:t>
+    </dgm:pt>
+    <dgm:pt modelId="{39A138F5-0715-4176-8E50-F126EE8EF9A6}">
+      <dgm:prSet phldrT="[Text]"/>
+      <dgm:spPr/>
+      <dgm:t>
+        <a:bodyPr/>
+        <a:lstStyle/>
+        <a:p>
+          <a:r>
+            <a:rPr lang="en-GB"/>
+            <a:t>Product</a:t>
+          </a:r>
+        </a:p>
+      </dgm:t>
+    </dgm:pt>
+    <dgm:pt modelId="{65D6A9C5-DD93-444C-9432-7B5A0E7A06DC}" type="parTrans" cxnId="{61D20A8D-787B-49E6-8468-7126F4965393}">
+      <dgm:prSet/>
+      <dgm:spPr/>
+      <dgm:t>
+        <a:bodyPr/>
+        <a:lstStyle/>
+        <a:p>
+          <a:endParaRPr lang="en-GB"/>
+        </a:p>
+      </dgm:t>
+    </dgm:pt>
+    <dgm:pt modelId="{54685AEC-3E86-4506-93C8-2ED6D9B2FED8}" type="sibTrans" cxnId="{61D20A8D-787B-49E6-8468-7126F4965393}">
+      <dgm:prSet/>
+      <dgm:spPr/>
+      <dgm:t>
+        <a:bodyPr/>
+        <a:lstStyle/>
+        <a:p>
+          <a:endParaRPr lang="en-GB"/>
+        </a:p>
+      </dgm:t>
+    </dgm:pt>
+    <dgm:pt modelId="{ACCAA6E3-62AF-4ADA-8DEA-BBED07873C93}">
+      <dgm:prSet phldrT="[Text]"/>
+      <dgm:spPr/>
+      <dgm:t>
+        <a:bodyPr/>
+        <a:lstStyle/>
+        <a:p>
+          <a:r>
+            <a:rPr lang="en-GB"/>
+            <a:t>My basket</a:t>
+          </a:r>
+        </a:p>
+      </dgm:t>
+    </dgm:pt>
+    <dgm:pt modelId="{9205C0C1-55FF-44BF-8EC3-2801FA7318E8}" type="parTrans" cxnId="{4CC06A7F-5853-40E5-BDCC-B2778EE3C967}">
+      <dgm:prSet/>
+      <dgm:spPr/>
+      <dgm:t>
+        <a:bodyPr/>
+        <a:lstStyle/>
+        <a:p>
+          <a:endParaRPr lang="en-GB"/>
+        </a:p>
+      </dgm:t>
+    </dgm:pt>
+    <dgm:pt modelId="{105A5E1B-B6CB-4600-BAAB-DD348716BD7B}" type="sibTrans" cxnId="{4CC06A7F-5853-40E5-BDCC-B2778EE3C967}">
+      <dgm:prSet/>
+      <dgm:spPr/>
+      <dgm:t>
+        <a:bodyPr/>
+        <a:lstStyle/>
+        <a:p>
+          <a:endParaRPr lang="en-GB"/>
+        </a:p>
+      </dgm:t>
+    </dgm:pt>
+    <dgm:pt modelId="{BA55EE3A-86A2-4675-B991-5AD741F49288}">
+      <dgm:prSet phldrT="[Text]"/>
+      <dgm:spPr/>
+      <dgm:t>
+        <a:bodyPr/>
+        <a:lstStyle/>
+        <a:p>
+          <a:r>
+            <a:rPr lang="en-GB"/>
+            <a:t>All baskets</a:t>
+          </a:r>
+        </a:p>
+      </dgm:t>
+    </dgm:pt>
+    <dgm:pt modelId="{C20370AC-7EF0-45C7-B8B0-389EAB05A450}" type="parTrans" cxnId="{DCCB453A-7350-4B68-8A67-B0D4D5E5D22E}">
+      <dgm:prSet/>
+      <dgm:spPr/>
+      <dgm:t>
+        <a:bodyPr/>
+        <a:lstStyle/>
+        <a:p>
+          <a:endParaRPr lang="en-GB"/>
+        </a:p>
+      </dgm:t>
+    </dgm:pt>
+    <dgm:pt modelId="{400489CF-01F6-4E27-824D-FA716D78C747}" type="sibTrans" cxnId="{DCCB453A-7350-4B68-8A67-B0D4D5E5D22E}">
+      <dgm:prSet/>
+      <dgm:spPr/>
+      <dgm:t>
+        <a:bodyPr/>
+        <a:lstStyle/>
+        <a:p>
+          <a:endParaRPr lang="en-GB"/>
+        </a:p>
+      </dgm:t>
+    </dgm:pt>
+    <dgm:pt modelId="{A049CE91-37B7-4CEB-921E-B784EE417BC3}">
+      <dgm:prSet phldrT="[Text]"/>
+      <dgm:spPr/>
+      <dgm:t>
+        <a:bodyPr/>
+        <a:lstStyle/>
+        <a:p>
+          <a:r>
+            <a:rPr lang="en-GB"/>
+            <a:t>Order</a:t>
+          </a:r>
+        </a:p>
+      </dgm:t>
+    </dgm:pt>
+    <dgm:pt modelId="{8A5B1DFC-D093-4C88-8414-BBCB374D9159}" type="parTrans" cxnId="{AE04FCD4-0683-47DC-8CF3-10C7AA00E588}">
+      <dgm:prSet/>
+      <dgm:spPr/>
+      <dgm:t>
+        <a:bodyPr/>
+        <a:lstStyle/>
+        <a:p>
+          <a:endParaRPr lang="en-GB"/>
+        </a:p>
+      </dgm:t>
+    </dgm:pt>
+    <dgm:pt modelId="{70FC5423-9931-45A7-8C13-877B9593E46A}" type="sibTrans" cxnId="{AE04FCD4-0683-47DC-8CF3-10C7AA00E588}">
+      <dgm:prSet/>
+      <dgm:spPr/>
+      <dgm:t>
+        <a:bodyPr/>
+        <a:lstStyle/>
+        <a:p>
+          <a:endParaRPr lang="en-GB"/>
+        </a:p>
+      </dgm:t>
+    </dgm:pt>
+    <dgm:pt modelId="{AB53A085-1075-4595-9957-9E0F3F09AA7C}">
+      <dgm:prSet phldrT="[Text]"/>
+      <dgm:spPr/>
+      <dgm:t>
+        <a:bodyPr/>
+        <a:lstStyle/>
+        <a:p>
+          <a:r>
+            <a:rPr lang="en-GB"/>
+            <a:t>My orders</a:t>
+          </a:r>
+        </a:p>
+      </dgm:t>
+    </dgm:pt>
+    <dgm:pt modelId="{CC708141-C295-4B77-ADA3-4599B1903CF5}" type="parTrans" cxnId="{2E31A306-95C8-4A95-8EFF-54E075DD7020}">
+      <dgm:prSet/>
+      <dgm:spPr/>
+      <dgm:t>
+        <a:bodyPr/>
+        <a:lstStyle/>
+        <a:p>
+          <a:endParaRPr lang="en-GB"/>
+        </a:p>
+      </dgm:t>
+    </dgm:pt>
+    <dgm:pt modelId="{7A4E4ACB-400F-4575-BCDA-F6943A45A116}" type="sibTrans" cxnId="{2E31A306-95C8-4A95-8EFF-54E075DD7020}">
+      <dgm:prSet/>
+      <dgm:spPr/>
+      <dgm:t>
+        <a:bodyPr/>
+        <a:lstStyle/>
+        <a:p>
+          <a:endParaRPr lang="en-GB"/>
+        </a:p>
+      </dgm:t>
+    </dgm:pt>
+    <dgm:pt modelId="{3CF691D5-71E5-4D8C-BC25-285E6715746D}">
+      <dgm:prSet phldrT="[Text]"/>
+      <dgm:spPr/>
+      <dgm:t>
+        <a:bodyPr/>
+        <a:lstStyle/>
+        <a:p>
+          <a:r>
+            <a:rPr lang="en-GB"/>
+            <a:t>Our producers</a:t>
+          </a:r>
+        </a:p>
+      </dgm:t>
+    </dgm:pt>
+    <dgm:pt modelId="{0A34DDA1-EF6E-4006-A24E-61B823447CA4}" type="parTrans" cxnId="{A1F2D011-F07B-4E60-8969-C62CE98E07E9}">
+      <dgm:prSet/>
+      <dgm:spPr/>
+    </dgm:pt>
+    <dgm:pt modelId="{67D57AC4-8C71-4BAA-B841-B5A6D7237DD6}" type="sibTrans" cxnId="{A1F2D011-F07B-4E60-8969-C62CE98E07E9}">
+      <dgm:prSet/>
+      <dgm:spPr/>
+    </dgm:pt>
+    <dgm:pt modelId="{25428F68-4B31-4C9E-A704-9D45FEB9494D}">
+      <dgm:prSet phldrT="[Text]"/>
+      <dgm:spPr/>
+      <dgm:t>
+        <a:bodyPr/>
+        <a:lstStyle/>
+        <a:p>
+          <a:r>
+            <a:rPr lang="en-GB"/>
+            <a:t>Dashboard</a:t>
+          </a:r>
+        </a:p>
+      </dgm:t>
+    </dgm:pt>
+    <dgm:pt modelId="{DD74484A-B196-494D-B7C1-B8338271AABB}" type="parTrans" cxnId="{5B93C6BA-ED6E-4AEA-AF29-E6197EB74CE3}">
+      <dgm:prSet/>
+      <dgm:spPr/>
+    </dgm:pt>
+    <dgm:pt modelId="{884178C7-16FC-4F37-8F08-8B88F24FE8E8}" type="sibTrans" cxnId="{5B93C6BA-ED6E-4AEA-AF29-E6197EB74CE3}">
+      <dgm:prSet/>
+      <dgm:spPr/>
+    </dgm:pt>
+    <dgm:pt modelId="{CC001159-0610-4763-87DE-F23C6BD1D96F}">
+      <dgm:prSet phldrT="[Text]"/>
+      <dgm:spPr/>
+      <dgm:t>
+        <a:bodyPr/>
+        <a:lstStyle/>
+        <a:p>
+          <a:r>
+            <a:rPr lang="en-GB"/>
+            <a:t>Policy</a:t>
+          </a:r>
+        </a:p>
+      </dgm:t>
+    </dgm:pt>
+    <dgm:pt modelId="{945FE947-D3AD-4139-8C83-A43C32338FB3}" type="parTrans" cxnId="{BF4EDBB4-A485-448A-B0E3-C3D5A1BAF03C}">
+      <dgm:prSet/>
+      <dgm:spPr/>
+    </dgm:pt>
+    <dgm:pt modelId="{97D57C8C-00EA-4132-BADB-29B4E4F732EB}" type="sibTrans" cxnId="{BF4EDBB4-A485-448A-B0E3-C3D5A1BAF03C}">
+      <dgm:prSet/>
+      <dgm:spPr/>
+    </dgm:pt>
+    <dgm:pt modelId="{04063226-F60B-4630-8990-85677D1F42BE}">
+      <dgm:prSet phldrT="[Text]"/>
+      <dgm:spPr/>
+      <dgm:t>
+        <a:bodyPr/>
+        <a:lstStyle/>
+        <a:p>
+          <a:r>
+            <a:rPr lang="en-GB"/>
+            <a:t>Create product</a:t>
+          </a:r>
+        </a:p>
+      </dgm:t>
+    </dgm:pt>
+    <dgm:pt modelId="{38F0394E-31D6-4D39-937B-7CB8B44E33C3}" type="parTrans" cxnId="{E2DE0A9E-A998-408E-BCE2-B29490765EA6}">
+      <dgm:prSet/>
+      <dgm:spPr/>
+    </dgm:pt>
+    <dgm:pt modelId="{B25F9DCC-3C11-4E89-AFE8-96E2F399A722}" type="sibTrans" cxnId="{E2DE0A9E-A998-408E-BCE2-B29490765EA6}">
+      <dgm:prSet/>
+      <dgm:spPr/>
+    </dgm:pt>
+    <dgm:pt modelId="{A6E52FD0-6504-4B4A-AF5F-0E2488CEA3A8}">
+      <dgm:prSet phldrT="[Text]"/>
+      <dgm:spPr/>
+      <dgm:t>
+        <a:bodyPr/>
+        <a:lstStyle/>
+        <a:p>
+          <a:r>
+            <a:rPr lang="en-GB"/>
+            <a:t>Edit product</a:t>
+          </a:r>
+        </a:p>
+      </dgm:t>
+    </dgm:pt>
+    <dgm:pt modelId="{A8003324-FF19-4D12-BA6B-CFF924472A1C}" type="parTrans" cxnId="{2ABF9289-397E-4F1C-B086-5C9F6E74E12F}">
+      <dgm:prSet/>
+      <dgm:spPr/>
+    </dgm:pt>
+    <dgm:pt modelId="{57E931EC-4BD8-448A-A02B-6697ECFC98AC}" type="sibTrans" cxnId="{2ABF9289-397E-4F1C-B086-5C9F6E74E12F}">
+      <dgm:prSet/>
+      <dgm:spPr/>
+    </dgm:pt>
+    <dgm:pt modelId="{71E4B4DA-ECDA-4AA9-B186-64E39A82076A}">
+      <dgm:prSet phldrT="[Text]"/>
+      <dgm:spPr/>
+      <dgm:t>
+        <a:bodyPr/>
+        <a:lstStyle/>
+        <a:p>
+          <a:r>
+            <a:rPr lang="en-GB"/>
+            <a:t>Delete product</a:t>
+          </a:r>
+        </a:p>
+      </dgm:t>
+    </dgm:pt>
+    <dgm:pt modelId="{D94D0B90-38C0-403B-8D1F-0FEEAA2BBF19}" type="parTrans" cxnId="{6001A27B-5D7D-42BA-A2F7-11F03FE10B41}">
+      <dgm:prSet/>
+      <dgm:spPr/>
+    </dgm:pt>
+    <dgm:pt modelId="{062D9FCB-A996-4A8E-8205-F6E751FFD5BF}" type="sibTrans" cxnId="{6001A27B-5D7D-42BA-A2F7-11F03FE10B41}">
+      <dgm:prSet/>
+      <dgm:spPr/>
+    </dgm:pt>
+    <dgm:pt modelId="{6CF54990-3083-494C-9C84-3BCD4B765281}">
+      <dgm:prSet phldrT="[Text]"/>
+      <dgm:spPr/>
+      <dgm:t>
+        <a:bodyPr/>
+        <a:lstStyle/>
+        <a:p>
+          <a:r>
+            <a:rPr lang="en-GB"/>
+            <a:t>Producer</a:t>
+          </a:r>
+        </a:p>
+      </dgm:t>
+    </dgm:pt>
+    <dgm:pt modelId="{EBFE99D2-31E4-47E4-82AF-CE8CA32DF84C}" type="parTrans" cxnId="{0678F4BF-22A9-498D-BE01-158AD4E1381F}">
+      <dgm:prSet/>
+      <dgm:spPr/>
+    </dgm:pt>
+    <dgm:pt modelId="{8C4EDB98-C28F-4AED-964F-6F510B8F0B88}" type="sibTrans" cxnId="{0678F4BF-22A9-498D-BE01-158AD4E1381F}">
       <dgm:prSet/>
       <dgm:spPr/>
     </dgm:pt>
@@ -16571,8 +17713,476 @@
       <dgm:prSet presAssocID="{8CEF9D6A-CA9E-4CEA-B5E1-A6CEDE74E576}" presName="hierChild2" presStyleCnt="0"/>
       <dgm:spPr/>
     </dgm:pt>
+    <dgm:pt modelId="{C2D3D8B2-FA19-4A52-BA7E-0B8C956D0977}" type="pres">
+      <dgm:prSet presAssocID="{DC35EDC5-788A-408F-8CD2-F45E33F101E5}" presName="Name37" presStyleLbl="parChTrans1D2" presStyleIdx="0" presStyleCnt="9"/>
+      <dgm:spPr/>
+    </dgm:pt>
+    <dgm:pt modelId="{DDB30A89-C83A-4114-BE61-D20F1DB917C4}" type="pres">
+      <dgm:prSet presAssocID="{6219A2B6-403A-4533-9770-B02CC26B3E77}" presName="hierRoot2" presStyleCnt="0">
+        <dgm:presLayoutVars>
+          <dgm:hierBranch val="init"/>
+        </dgm:presLayoutVars>
+      </dgm:prSet>
+      <dgm:spPr/>
+    </dgm:pt>
+    <dgm:pt modelId="{287C1129-2AAB-45E7-AAF7-77646CF58173}" type="pres">
+      <dgm:prSet presAssocID="{6219A2B6-403A-4533-9770-B02CC26B3E77}" presName="rootComposite" presStyleCnt="0"/>
+      <dgm:spPr/>
+    </dgm:pt>
+    <dgm:pt modelId="{C9B7F93B-4374-4F62-95B4-0A2B5C747C11}" type="pres">
+      <dgm:prSet presAssocID="{6219A2B6-403A-4533-9770-B02CC26B3E77}" presName="rootText" presStyleLbl="node2" presStyleIdx="0" presStyleCnt="9">
+        <dgm:presLayoutVars>
+          <dgm:chPref val="3"/>
+        </dgm:presLayoutVars>
+      </dgm:prSet>
+      <dgm:spPr/>
+    </dgm:pt>
+    <dgm:pt modelId="{D07CF1A2-09BF-4D84-B325-6750EBA1DAF7}" type="pres">
+      <dgm:prSet presAssocID="{6219A2B6-403A-4533-9770-B02CC26B3E77}" presName="rootConnector" presStyleLbl="node2" presStyleIdx="0" presStyleCnt="9"/>
+      <dgm:spPr/>
+    </dgm:pt>
+    <dgm:pt modelId="{BFBF01A5-EBBE-428A-951F-0FFC9E7BDC98}" type="pres">
+      <dgm:prSet presAssocID="{6219A2B6-403A-4533-9770-B02CC26B3E77}" presName="hierChild4" presStyleCnt="0"/>
+      <dgm:spPr/>
+    </dgm:pt>
+    <dgm:pt modelId="{C3FDB715-70A1-49A8-9797-AF8211783E95}" type="pres">
+      <dgm:prSet presAssocID="{65D6A9C5-DD93-444C-9432-7B5A0E7A06DC}" presName="Name37" presStyleLbl="parChTrans1D3" presStyleIdx="0" presStyleCnt="7"/>
+      <dgm:spPr/>
+    </dgm:pt>
+    <dgm:pt modelId="{E1BED13D-BA3E-423C-94AE-595E838EAC64}" type="pres">
+      <dgm:prSet presAssocID="{39A138F5-0715-4176-8E50-F126EE8EF9A6}" presName="hierRoot2" presStyleCnt="0">
+        <dgm:presLayoutVars>
+          <dgm:hierBranch val="init"/>
+        </dgm:presLayoutVars>
+      </dgm:prSet>
+      <dgm:spPr/>
+    </dgm:pt>
+    <dgm:pt modelId="{F2B90CB2-66BD-4971-8F7C-7FFB97DDEAC7}" type="pres">
+      <dgm:prSet presAssocID="{39A138F5-0715-4176-8E50-F126EE8EF9A6}" presName="rootComposite" presStyleCnt="0"/>
+      <dgm:spPr/>
+    </dgm:pt>
+    <dgm:pt modelId="{9AF36780-2E35-434E-9C52-F1E6DDBAE230}" type="pres">
+      <dgm:prSet presAssocID="{39A138F5-0715-4176-8E50-F126EE8EF9A6}" presName="rootText" presStyleLbl="node3" presStyleIdx="0" presStyleCnt="7">
+        <dgm:presLayoutVars>
+          <dgm:chPref val="3"/>
+        </dgm:presLayoutVars>
+      </dgm:prSet>
+      <dgm:spPr/>
+    </dgm:pt>
+    <dgm:pt modelId="{900EF2A9-62BD-4970-B701-CB1FE9DAA211}" type="pres">
+      <dgm:prSet presAssocID="{39A138F5-0715-4176-8E50-F126EE8EF9A6}" presName="rootConnector" presStyleLbl="node3" presStyleIdx="0" presStyleCnt="7"/>
+      <dgm:spPr/>
+    </dgm:pt>
+    <dgm:pt modelId="{206E5150-43DA-40A9-9A56-900197373664}" type="pres">
+      <dgm:prSet presAssocID="{39A138F5-0715-4176-8E50-F126EE8EF9A6}" presName="hierChild4" presStyleCnt="0"/>
+      <dgm:spPr/>
+    </dgm:pt>
+    <dgm:pt modelId="{340D88B6-C5F6-4E49-82BE-259094573448}" type="pres">
+      <dgm:prSet presAssocID="{39A138F5-0715-4176-8E50-F126EE8EF9A6}" presName="hierChild5" presStyleCnt="0"/>
+      <dgm:spPr/>
+    </dgm:pt>
+    <dgm:pt modelId="{3DE48670-B685-46DC-B440-11C3B2F3E1D9}" type="pres">
+      <dgm:prSet presAssocID="{6219A2B6-403A-4533-9770-B02CC26B3E77}" presName="hierChild5" presStyleCnt="0"/>
+      <dgm:spPr/>
+    </dgm:pt>
+    <dgm:pt modelId="{9C1D0787-2694-499D-B1EA-32C8E976B911}" type="pres">
+      <dgm:prSet presAssocID="{0A34DDA1-EF6E-4006-A24E-61B823447CA4}" presName="Name37" presStyleLbl="parChTrans1D2" presStyleIdx="1" presStyleCnt="9"/>
+      <dgm:spPr/>
+    </dgm:pt>
+    <dgm:pt modelId="{413784C0-0897-4FFA-B037-7350FEB55F19}" type="pres">
+      <dgm:prSet presAssocID="{3CF691D5-71E5-4D8C-BC25-285E6715746D}" presName="hierRoot2" presStyleCnt="0">
+        <dgm:presLayoutVars>
+          <dgm:hierBranch val="init"/>
+        </dgm:presLayoutVars>
+      </dgm:prSet>
+      <dgm:spPr/>
+    </dgm:pt>
+    <dgm:pt modelId="{138C59E9-7A81-4A1C-9E58-4F816D5101CE}" type="pres">
+      <dgm:prSet presAssocID="{3CF691D5-71E5-4D8C-BC25-285E6715746D}" presName="rootComposite" presStyleCnt="0"/>
+      <dgm:spPr/>
+    </dgm:pt>
+    <dgm:pt modelId="{5FFEA07E-93D7-4EE5-9745-070140E2EFF5}" type="pres">
+      <dgm:prSet presAssocID="{3CF691D5-71E5-4D8C-BC25-285E6715746D}" presName="rootText" presStyleLbl="node2" presStyleIdx="1" presStyleCnt="9">
+        <dgm:presLayoutVars>
+          <dgm:chPref val="3"/>
+        </dgm:presLayoutVars>
+      </dgm:prSet>
+      <dgm:spPr/>
+    </dgm:pt>
+    <dgm:pt modelId="{3B90203B-5DFF-47C1-B405-4D1D38200D50}" type="pres">
+      <dgm:prSet presAssocID="{3CF691D5-71E5-4D8C-BC25-285E6715746D}" presName="rootConnector" presStyleLbl="node2" presStyleIdx="1" presStyleCnt="9"/>
+      <dgm:spPr/>
+    </dgm:pt>
+    <dgm:pt modelId="{167DD075-970D-4C21-9487-6FB031837A63}" type="pres">
+      <dgm:prSet presAssocID="{3CF691D5-71E5-4D8C-BC25-285E6715746D}" presName="hierChild4" presStyleCnt="0"/>
+      <dgm:spPr/>
+    </dgm:pt>
+    <dgm:pt modelId="{B487656C-69FF-4699-84E6-02A8A29B7C0A}" type="pres">
+      <dgm:prSet presAssocID="{EBFE99D2-31E4-47E4-82AF-CE8CA32DF84C}" presName="Name37" presStyleLbl="parChTrans1D3" presStyleIdx="1" presStyleCnt="7"/>
+      <dgm:spPr/>
+    </dgm:pt>
+    <dgm:pt modelId="{A9AB9CE2-0E03-4AB1-AC19-6B7F06D8D94F}" type="pres">
+      <dgm:prSet presAssocID="{6CF54990-3083-494C-9C84-3BCD4B765281}" presName="hierRoot2" presStyleCnt="0">
+        <dgm:presLayoutVars>
+          <dgm:hierBranch val="init"/>
+        </dgm:presLayoutVars>
+      </dgm:prSet>
+      <dgm:spPr/>
+    </dgm:pt>
+    <dgm:pt modelId="{990DAD38-B5A8-43E7-811F-DFF7B66EB0BF}" type="pres">
+      <dgm:prSet presAssocID="{6CF54990-3083-494C-9C84-3BCD4B765281}" presName="rootComposite" presStyleCnt="0"/>
+      <dgm:spPr/>
+    </dgm:pt>
+    <dgm:pt modelId="{751F4EFA-3BE8-4A0E-A74D-68900BF6B17E}" type="pres">
+      <dgm:prSet presAssocID="{6CF54990-3083-494C-9C84-3BCD4B765281}" presName="rootText" presStyleLbl="node3" presStyleIdx="1" presStyleCnt="7">
+        <dgm:presLayoutVars>
+          <dgm:chPref val="3"/>
+        </dgm:presLayoutVars>
+      </dgm:prSet>
+      <dgm:spPr/>
+    </dgm:pt>
+    <dgm:pt modelId="{5C71F4AE-5C17-4ADA-882B-7E894C84D916}" type="pres">
+      <dgm:prSet presAssocID="{6CF54990-3083-494C-9C84-3BCD4B765281}" presName="rootConnector" presStyleLbl="node3" presStyleIdx="1" presStyleCnt="7"/>
+      <dgm:spPr/>
+    </dgm:pt>
+    <dgm:pt modelId="{86988A67-C476-4A9B-96DF-2C9B2282545F}" type="pres">
+      <dgm:prSet presAssocID="{6CF54990-3083-494C-9C84-3BCD4B765281}" presName="hierChild4" presStyleCnt="0"/>
+      <dgm:spPr/>
+    </dgm:pt>
+    <dgm:pt modelId="{F739D9B2-F20D-4662-9761-6215A6C74B75}" type="pres">
+      <dgm:prSet presAssocID="{6CF54990-3083-494C-9C84-3BCD4B765281}" presName="hierChild5" presStyleCnt="0"/>
+      <dgm:spPr/>
+    </dgm:pt>
+    <dgm:pt modelId="{51525E0E-9BE7-450A-A977-068BD7D0A51A}" type="pres">
+      <dgm:prSet presAssocID="{3CF691D5-71E5-4D8C-BC25-285E6715746D}" presName="hierChild5" presStyleCnt="0"/>
+      <dgm:spPr/>
+    </dgm:pt>
+    <dgm:pt modelId="{195796D1-4B39-438C-AA12-5A8D435EA4FA}" type="pres">
+      <dgm:prSet presAssocID="{CC708141-C295-4B77-ADA3-4599B1903CF5}" presName="Name37" presStyleLbl="parChTrans1D2" presStyleIdx="2" presStyleCnt="9"/>
+      <dgm:spPr/>
+    </dgm:pt>
+    <dgm:pt modelId="{84822AFA-0C45-44B6-ADB1-7029582F08D7}" type="pres">
+      <dgm:prSet presAssocID="{AB53A085-1075-4595-9957-9E0F3F09AA7C}" presName="hierRoot2" presStyleCnt="0">
+        <dgm:presLayoutVars>
+          <dgm:hierBranch val="init"/>
+        </dgm:presLayoutVars>
+      </dgm:prSet>
+      <dgm:spPr/>
+    </dgm:pt>
+    <dgm:pt modelId="{0D48D80C-9F2C-4AC2-B307-2445C4353ED2}" type="pres">
+      <dgm:prSet presAssocID="{AB53A085-1075-4595-9957-9E0F3F09AA7C}" presName="rootComposite" presStyleCnt="0"/>
+      <dgm:spPr/>
+    </dgm:pt>
+    <dgm:pt modelId="{D09BBDC5-E692-424E-BDC1-C56C2573E22B}" type="pres">
+      <dgm:prSet presAssocID="{AB53A085-1075-4595-9957-9E0F3F09AA7C}" presName="rootText" presStyleLbl="node2" presStyleIdx="2" presStyleCnt="9">
+        <dgm:presLayoutVars>
+          <dgm:chPref val="3"/>
+        </dgm:presLayoutVars>
+      </dgm:prSet>
+      <dgm:spPr/>
+    </dgm:pt>
+    <dgm:pt modelId="{5132A2B8-C20F-45AB-8E04-C7DA9626937B}" type="pres">
+      <dgm:prSet presAssocID="{AB53A085-1075-4595-9957-9E0F3F09AA7C}" presName="rootConnector" presStyleLbl="node2" presStyleIdx="2" presStyleCnt="9"/>
+      <dgm:spPr/>
+    </dgm:pt>
+    <dgm:pt modelId="{09A86F9F-CA6B-428B-A74E-25C8BA3A0AA8}" type="pres">
+      <dgm:prSet presAssocID="{AB53A085-1075-4595-9957-9E0F3F09AA7C}" presName="hierChild4" presStyleCnt="0"/>
+      <dgm:spPr/>
+    </dgm:pt>
+    <dgm:pt modelId="{03B1A3C9-78B9-4ED7-8B1A-7C2C70981C4E}" type="pres">
+      <dgm:prSet presAssocID="{AB53A085-1075-4595-9957-9E0F3F09AA7C}" presName="hierChild5" presStyleCnt="0"/>
+      <dgm:spPr/>
+    </dgm:pt>
+    <dgm:pt modelId="{92082DEC-787D-4509-8258-39DBEE9AE9D9}" type="pres">
+      <dgm:prSet presAssocID="{9205C0C1-55FF-44BF-8EC3-2801FA7318E8}" presName="Name37" presStyleLbl="parChTrans1D2" presStyleIdx="3" presStyleCnt="9"/>
+      <dgm:spPr/>
+    </dgm:pt>
+    <dgm:pt modelId="{E1C5BCB3-A39B-4C4A-A488-1DA7A7740C50}" type="pres">
+      <dgm:prSet presAssocID="{ACCAA6E3-62AF-4ADA-8DEA-BBED07873C93}" presName="hierRoot2" presStyleCnt="0">
+        <dgm:presLayoutVars>
+          <dgm:hierBranch val="init"/>
+        </dgm:presLayoutVars>
+      </dgm:prSet>
+      <dgm:spPr/>
+    </dgm:pt>
+    <dgm:pt modelId="{D285C6DE-DDE9-4D53-8F58-384ACDF262BB}" type="pres">
+      <dgm:prSet presAssocID="{ACCAA6E3-62AF-4ADA-8DEA-BBED07873C93}" presName="rootComposite" presStyleCnt="0"/>
+      <dgm:spPr/>
+    </dgm:pt>
+    <dgm:pt modelId="{DC6629EE-9C87-4836-8CC7-41479B441E6E}" type="pres">
+      <dgm:prSet presAssocID="{ACCAA6E3-62AF-4ADA-8DEA-BBED07873C93}" presName="rootText" presStyleLbl="node2" presStyleIdx="3" presStyleCnt="9">
+        <dgm:presLayoutVars>
+          <dgm:chPref val="3"/>
+        </dgm:presLayoutVars>
+      </dgm:prSet>
+      <dgm:spPr/>
+    </dgm:pt>
+    <dgm:pt modelId="{8543598C-DE86-4933-B2FE-1F21BCAA5E39}" type="pres">
+      <dgm:prSet presAssocID="{ACCAA6E3-62AF-4ADA-8DEA-BBED07873C93}" presName="rootConnector" presStyleLbl="node2" presStyleIdx="3" presStyleCnt="9"/>
+      <dgm:spPr/>
+    </dgm:pt>
+    <dgm:pt modelId="{E60EE302-243B-4685-838C-3F6DF2E07E3F}" type="pres">
+      <dgm:prSet presAssocID="{ACCAA6E3-62AF-4ADA-8DEA-BBED07873C93}" presName="hierChild4" presStyleCnt="0"/>
+      <dgm:spPr/>
+    </dgm:pt>
+    <dgm:pt modelId="{C63E7159-7922-42AA-BC9A-8A42098B5AC7}" type="pres">
+      <dgm:prSet presAssocID="{C20370AC-7EF0-45C7-B8B0-389EAB05A450}" presName="Name37" presStyleLbl="parChTrans1D3" presStyleIdx="2" presStyleCnt="7"/>
+      <dgm:spPr/>
+    </dgm:pt>
+    <dgm:pt modelId="{69BAE616-78A0-42B6-9659-43A902022229}" type="pres">
+      <dgm:prSet presAssocID="{BA55EE3A-86A2-4675-B991-5AD741F49288}" presName="hierRoot2" presStyleCnt="0">
+        <dgm:presLayoutVars>
+          <dgm:hierBranch val="init"/>
+        </dgm:presLayoutVars>
+      </dgm:prSet>
+      <dgm:spPr/>
+    </dgm:pt>
+    <dgm:pt modelId="{61A4A5E5-A5DB-444C-9A3C-45339413C46C}" type="pres">
+      <dgm:prSet presAssocID="{BA55EE3A-86A2-4675-B991-5AD741F49288}" presName="rootComposite" presStyleCnt="0"/>
+      <dgm:spPr/>
+    </dgm:pt>
+    <dgm:pt modelId="{5AC97FCA-28C7-4A78-AA35-6920F07895FF}" type="pres">
+      <dgm:prSet presAssocID="{BA55EE3A-86A2-4675-B991-5AD741F49288}" presName="rootText" presStyleLbl="node3" presStyleIdx="2" presStyleCnt="7">
+        <dgm:presLayoutVars>
+          <dgm:chPref val="3"/>
+        </dgm:presLayoutVars>
+      </dgm:prSet>
+      <dgm:spPr/>
+    </dgm:pt>
+    <dgm:pt modelId="{CE41A81F-52B4-4E20-A5D4-8930FD63119A}" type="pres">
+      <dgm:prSet presAssocID="{BA55EE3A-86A2-4675-B991-5AD741F49288}" presName="rootConnector" presStyleLbl="node3" presStyleIdx="2" presStyleCnt="7"/>
+      <dgm:spPr/>
+    </dgm:pt>
+    <dgm:pt modelId="{29C2ADC0-EF10-4C08-9025-B6200B85C817}" type="pres">
+      <dgm:prSet presAssocID="{BA55EE3A-86A2-4675-B991-5AD741F49288}" presName="hierChild4" presStyleCnt="0"/>
+      <dgm:spPr/>
+    </dgm:pt>
+    <dgm:pt modelId="{3D50CB52-1B01-40BE-81EE-CD95F8112133}" type="pres">
+      <dgm:prSet presAssocID="{BA55EE3A-86A2-4675-B991-5AD741F49288}" presName="hierChild5" presStyleCnt="0"/>
+      <dgm:spPr/>
+    </dgm:pt>
+    <dgm:pt modelId="{689C2869-E741-45EC-84A7-E9B773FFE06C}" type="pres">
+      <dgm:prSet presAssocID="{8A5B1DFC-D093-4C88-8414-BBCB374D9159}" presName="Name37" presStyleLbl="parChTrans1D3" presStyleIdx="3" presStyleCnt="7"/>
+      <dgm:spPr/>
+    </dgm:pt>
+    <dgm:pt modelId="{BB0472BE-AE20-4E93-9747-4592FFC367E7}" type="pres">
+      <dgm:prSet presAssocID="{A049CE91-37B7-4CEB-921E-B784EE417BC3}" presName="hierRoot2" presStyleCnt="0">
+        <dgm:presLayoutVars>
+          <dgm:hierBranch val="init"/>
+        </dgm:presLayoutVars>
+      </dgm:prSet>
+      <dgm:spPr/>
+    </dgm:pt>
+    <dgm:pt modelId="{EB47BE3C-C139-4460-B320-79E38A96DE01}" type="pres">
+      <dgm:prSet presAssocID="{A049CE91-37B7-4CEB-921E-B784EE417BC3}" presName="rootComposite" presStyleCnt="0"/>
+      <dgm:spPr/>
+    </dgm:pt>
+    <dgm:pt modelId="{71056BFF-310C-442C-B7C9-A19B64DD4166}" type="pres">
+      <dgm:prSet presAssocID="{A049CE91-37B7-4CEB-921E-B784EE417BC3}" presName="rootText" presStyleLbl="node3" presStyleIdx="3" presStyleCnt="7">
+        <dgm:presLayoutVars>
+          <dgm:chPref val="3"/>
+        </dgm:presLayoutVars>
+      </dgm:prSet>
+      <dgm:spPr/>
+    </dgm:pt>
+    <dgm:pt modelId="{C33E4F49-84E0-4936-A206-87C341DCB999}" type="pres">
+      <dgm:prSet presAssocID="{A049CE91-37B7-4CEB-921E-B784EE417BC3}" presName="rootConnector" presStyleLbl="node3" presStyleIdx="3" presStyleCnt="7"/>
+      <dgm:spPr/>
+    </dgm:pt>
+    <dgm:pt modelId="{060FD00F-8937-4226-BD3F-6CE7F2E48A5D}" type="pres">
+      <dgm:prSet presAssocID="{A049CE91-37B7-4CEB-921E-B784EE417BC3}" presName="hierChild4" presStyleCnt="0"/>
+      <dgm:spPr/>
+    </dgm:pt>
+    <dgm:pt modelId="{A6E3EF64-CEE5-428D-94DC-6C9C32644597}" type="pres">
+      <dgm:prSet presAssocID="{A049CE91-37B7-4CEB-921E-B784EE417BC3}" presName="hierChild5" presStyleCnt="0"/>
+      <dgm:spPr/>
+    </dgm:pt>
+    <dgm:pt modelId="{CE93E46C-1CEB-4629-99C5-4DE92E3BDEE8}" type="pres">
+      <dgm:prSet presAssocID="{ACCAA6E3-62AF-4ADA-8DEA-BBED07873C93}" presName="hierChild5" presStyleCnt="0"/>
+      <dgm:spPr/>
+    </dgm:pt>
+    <dgm:pt modelId="{DF5D7104-DF50-47AE-BC84-5C70118E0C7D}" type="pres">
+      <dgm:prSet presAssocID="{DD74484A-B196-494D-B7C1-B8338271AABB}" presName="Name37" presStyleLbl="parChTrans1D2" presStyleIdx="4" presStyleCnt="9"/>
+      <dgm:spPr/>
+    </dgm:pt>
+    <dgm:pt modelId="{5E3C93FE-74B1-4068-92CE-BA0D611A800C}" type="pres">
+      <dgm:prSet presAssocID="{25428F68-4B31-4C9E-A704-9D45FEB9494D}" presName="hierRoot2" presStyleCnt="0">
+        <dgm:presLayoutVars>
+          <dgm:hierBranch val="init"/>
+        </dgm:presLayoutVars>
+      </dgm:prSet>
+      <dgm:spPr/>
+    </dgm:pt>
+    <dgm:pt modelId="{3B5D6DC8-DCBA-4A03-8F9B-AEAD706A8A68}" type="pres">
+      <dgm:prSet presAssocID="{25428F68-4B31-4C9E-A704-9D45FEB9494D}" presName="rootComposite" presStyleCnt="0"/>
+      <dgm:spPr/>
+    </dgm:pt>
+    <dgm:pt modelId="{92563980-B3BD-4338-AC97-835F97DB3F9C}" type="pres">
+      <dgm:prSet presAssocID="{25428F68-4B31-4C9E-A704-9D45FEB9494D}" presName="rootText" presStyleLbl="node2" presStyleIdx="4" presStyleCnt="9">
+        <dgm:presLayoutVars>
+          <dgm:chPref val="3"/>
+        </dgm:presLayoutVars>
+      </dgm:prSet>
+      <dgm:spPr/>
+    </dgm:pt>
+    <dgm:pt modelId="{E64AF95E-AD81-42E4-816C-027E73109378}" type="pres">
+      <dgm:prSet presAssocID="{25428F68-4B31-4C9E-A704-9D45FEB9494D}" presName="rootConnector" presStyleLbl="node2" presStyleIdx="4" presStyleCnt="9"/>
+      <dgm:spPr/>
+    </dgm:pt>
+    <dgm:pt modelId="{E0795783-0A8D-4DCE-B84C-4D803E27D8B1}" type="pres">
+      <dgm:prSet presAssocID="{25428F68-4B31-4C9E-A704-9D45FEB9494D}" presName="hierChild4" presStyleCnt="0"/>
+      <dgm:spPr/>
+    </dgm:pt>
+    <dgm:pt modelId="{4ED7CC23-3454-447B-9611-C085C68BD0DB}" type="pres">
+      <dgm:prSet presAssocID="{38F0394E-31D6-4D39-937B-7CB8B44E33C3}" presName="Name37" presStyleLbl="parChTrans1D3" presStyleIdx="4" presStyleCnt="7"/>
+      <dgm:spPr/>
+    </dgm:pt>
+    <dgm:pt modelId="{1A3FF1B5-7E2D-4E6A-B89F-F2C9119E053D}" type="pres">
+      <dgm:prSet presAssocID="{04063226-F60B-4630-8990-85677D1F42BE}" presName="hierRoot2" presStyleCnt="0">
+        <dgm:presLayoutVars>
+          <dgm:hierBranch val="init"/>
+        </dgm:presLayoutVars>
+      </dgm:prSet>
+      <dgm:spPr/>
+    </dgm:pt>
+    <dgm:pt modelId="{44C60F8C-4352-4D35-98B8-FB77AEAAE3D5}" type="pres">
+      <dgm:prSet presAssocID="{04063226-F60B-4630-8990-85677D1F42BE}" presName="rootComposite" presStyleCnt="0"/>
+      <dgm:spPr/>
+    </dgm:pt>
+    <dgm:pt modelId="{0A4840AC-695A-4072-B912-DA3746F198BC}" type="pres">
+      <dgm:prSet presAssocID="{04063226-F60B-4630-8990-85677D1F42BE}" presName="rootText" presStyleLbl="node3" presStyleIdx="4" presStyleCnt="7">
+        <dgm:presLayoutVars>
+          <dgm:chPref val="3"/>
+        </dgm:presLayoutVars>
+      </dgm:prSet>
+      <dgm:spPr/>
+    </dgm:pt>
+    <dgm:pt modelId="{179DE2A6-5548-4ABE-8621-389B46674DE8}" type="pres">
+      <dgm:prSet presAssocID="{04063226-F60B-4630-8990-85677D1F42BE}" presName="rootConnector" presStyleLbl="node3" presStyleIdx="4" presStyleCnt="7"/>
+      <dgm:spPr/>
+    </dgm:pt>
+    <dgm:pt modelId="{18D39CA4-B2AD-4EBB-91DC-4EEBEB5450B3}" type="pres">
+      <dgm:prSet presAssocID="{04063226-F60B-4630-8990-85677D1F42BE}" presName="hierChild4" presStyleCnt="0"/>
+      <dgm:spPr/>
+    </dgm:pt>
+    <dgm:pt modelId="{4E0E87AB-EC11-4502-A08F-F21709489E85}" type="pres">
+      <dgm:prSet presAssocID="{04063226-F60B-4630-8990-85677D1F42BE}" presName="hierChild5" presStyleCnt="0"/>
+      <dgm:spPr/>
+    </dgm:pt>
+    <dgm:pt modelId="{7F8A3ECB-5AF5-4B8C-B170-FADCE0A00CE7}" type="pres">
+      <dgm:prSet presAssocID="{A8003324-FF19-4D12-BA6B-CFF924472A1C}" presName="Name37" presStyleLbl="parChTrans1D3" presStyleIdx="5" presStyleCnt="7"/>
+      <dgm:spPr/>
+    </dgm:pt>
+    <dgm:pt modelId="{2173F104-541F-43CB-82B4-112C2690DF70}" type="pres">
+      <dgm:prSet presAssocID="{A6E52FD0-6504-4B4A-AF5F-0E2488CEA3A8}" presName="hierRoot2" presStyleCnt="0">
+        <dgm:presLayoutVars>
+          <dgm:hierBranch val="init"/>
+        </dgm:presLayoutVars>
+      </dgm:prSet>
+      <dgm:spPr/>
+    </dgm:pt>
+    <dgm:pt modelId="{EC58D0FD-98F6-40E5-A386-0A3AA2853915}" type="pres">
+      <dgm:prSet presAssocID="{A6E52FD0-6504-4B4A-AF5F-0E2488CEA3A8}" presName="rootComposite" presStyleCnt="0"/>
+      <dgm:spPr/>
+    </dgm:pt>
+    <dgm:pt modelId="{13AB6A92-0319-4BFA-97D9-2A96E2D88EB5}" type="pres">
+      <dgm:prSet presAssocID="{A6E52FD0-6504-4B4A-AF5F-0E2488CEA3A8}" presName="rootText" presStyleLbl="node3" presStyleIdx="5" presStyleCnt="7">
+        <dgm:presLayoutVars>
+          <dgm:chPref val="3"/>
+        </dgm:presLayoutVars>
+      </dgm:prSet>
+      <dgm:spPr/>
+    </dgm:pt>
+    <dgm:pt modelId="{419063D7-EDC5-46E7-97A1-845C30D24B59}" type="pres">
+      <dgm:prSet presAssocID="{A6E52FD0-6504-4B4A-AF5F-0E2488CEA3A8}" presName="rootConnector" presStyleLbl="node3" presStyleIdx="5" presStyleCnt="7"/>
+      <dgm:spPr/>
+    </dgm:pt>
+    <dgm:pt modelId="{F88498AC-D486-42FB-8968-F81161F45C37}" type="pres">
+      <dgm:prSet presAssocID="{A6E52FD0-6504-4B4A-AF5F-0E2488CEA3A8}" presName="hierChild4" presStyleCnt="0"/>
+      <dgm:spPr/>
+    </dgm:pt>
+    <dgm:pt modelId="{62411046-349A-4178-B99A-056EFAB5C10F}" type="pres">
+      <dgm:prSet presAssocID="{A6E52FD0-6504-4B4A-AF5F-0E2488CEA3A8}" presName="hierChild5" presStyleCnt="0"/>
+      <dgm:spPr/>
+    </dgm:pt>
+    <dgm:pt modelId="{A760058F-2450-426F-A6DB-037A19925599}" type="pres">
+      <dgm:prSet presAssocID="{D94D0B90-38C0-403B-8D1F-0FEEAA2BBF19}" presName="Name37" presStyleLbl="parChTrans1D3" presStyleIdx="6" presStyleCnt="7"/>
+      <dgm:spPr/>
+    </dgm:pt>
+    <dgm:pt modelId="{80996E3E-3F95-491A-9748-EFE09EF91C72}" type="pres">
+      <dgm:prSet presAssocID="{71E4B4DA-ECDA-4AA9-B186-64E39A82076A}" presName="hierRoot2" presStyleCnt="0">
+        <dgm:presLayoutVars>
+          <dgm:hierBranch val="init"/>
+        </dgm:presLayoutVars>
+      </dgm:prSet>
+      <dgm:spPr/>
+    </dgm:pt>
+    <dgm:pt modelId="{7E06B2D0-EB18-438E-A11F-4404BFA2DDEE}" type="pres">
+      <dgm:prSet presAssocID="{71E4B4DA-ECDA-4AA9-B186-64E39A82076A}" presName="rootComposite" presStyleCnt="0"/>
+      <dgm:spPr/>
+    </dgm:pt>
+    <dgm:pt modelId="{C50D2B72-7969-45AE-84DC-85DE4BE402C8}" type="pres">
+      <dgm:prSet presAssocID="{71E4B4DA-ECDA-4AA9-B186-64E39A82076A}" presName="rootText" presStyleLbl="node3" presStyleIdx="6" presStyleCnt="7">
+        <dgm:presLayoutVars>
+          <dgm:chPref val="3"/>
+        </dgm:presLayoutVars>
+      </dgm:prSet>
+      <dgm:spPr/>
+    </dgm:pt>
+    <dgm:pt modelId="{E5A96AC2-001F-443E-A6EB-1B2EB6E388E4}" type="pres">
+      <dgm:prSet presAssocID="{71E4B4DA-ECDA-4AA9-B186-64E39A82076A}" presName="rootConnector" presStyleLbl="node3" presStyleIdx="6" presStyleCnt="7"/>
+      <dgm:spPr/>
+    </dgm:pt>
+    <dgm:pt modelId="{68427266-4C77-443A-B353-6BDD9A4836C7}" type="pres">
+      <dgm:prSet presAssocID="{71E4B4DA-ECDA-4AA9-B186-64E39A82076A}" presName="hierChild4" presStyleCnt="0"/>
+      <dgm:spPr/>
+    </dgm:pt>
+    <dgm:pt modelId="{C7A303D9-597C-4521-86AD-E99B78B23263}" type="pres">
+      <dgm:prSet presAssocID="{71E4B4DA-ECDA-4AA9-B186-64E39A82076A}" presName="hierChild5" presStyleCnt="0"/>
+      <dgm:spPr/>
+    </dgm:pt>
+    <dgm:pt modelId="{784723C1-5CEB-4E02-A5DB-9C6627340B70}" type="pres">
+      <dgm:prSet presAssocID="{25428F68-4B31-4C9E-A704-9D45FEB9494D}" presName="hierChild5" presStyleCnt="0"/>
+      <dgm:spPr/>
+    </dgm:pt>
+    <dgm:pt modelId="{5171DC12-B2F9-4299-A2EB-6C34DF59FA57}" type="pres">
+      <dgm:prSet presAssocID="{945FE947-D3AD-4139-8C83-A43C32338FB3}" presName="Name37" presStyleLbl="parChTrans1D2" presStyleIdx="5" presStyleCnt="9"/>
+      <dgm:spPr/>
+    </dgm:pt>
+    <dgm:pt modelId="{662169EA-51FA-40C2-9CF0-8CCA28C32C80}" type="pres">
+      <dgm:prSet presAssocID="{CC001159-0610-4763-87DE-F23C6BD1D96F}" presName="hierRoot2" presStyleCnt="0">
+        <dgm:presLayoutVars>
+          <dgm:hierBranch val="init"/>
+        </dgm:presLayoutVars>
+      </dgm:prSet>
+      <dgm:spPr/>
+    </dgm:pt>
+    <dgm:pt modelId="{340475E0-6FC3-4B79-8BDA-F95ECD557CA4}" type="pres">
+      <dgm:prSet presAssocID="{CC001159-0610-4763-87DE-F23C6BD1D96F}" presName="rootComposite" presStyleCnt="0"/>
+      <dgm:spPr/>
+    </dgm:pt>
+    <dgm:pt modelId="{915E890D-BE2B-4C3A-89E3-BC9B2B83EA55}" type="pres">
+      <dgm:prSet presAssocID="{CC001159-0610-4763-87DE-F23C6BD1D96F}" presName="rootText" presStyleLbl="node2" presStyleIdx="5" presStyleCnt="9">
+        <dgm:presLayoutVars>
+          <dgm:chPref val="3"/>
+        </dgm:presLayoutVars>
+      </dgm:prSet>
+      <dgm:spPr/>
+    </dgm:pt>
+    <dgm:pt modelId="{EE046975-2BBA-4DC7-B73A-48B48C6E73EF}" type="pres">
+      <dgm:prSet presAssocID="{CC001159-0610-4763-87DE-F23C6BD1D96F}" presName="rootConnector" presStyleLbl="node2" presStyleIdx="5" presStyleCnt="9"/>
+      <dgm:spPr/>
+    </dgm:pt>
+    <dgm:pt modelId="{41949E1F-6593-4143-91BC-2D30D74999EE}" type="pres">
+      <dgm:prSet presAssocID="{CC001159-0610-4763-87DE-F23C6BD1D96F}" presName="hierChild4" presStyleCnt="0"/>
+      <dgm:spPr/>
+    </dgm:pt>
+    <dgm:pt modelId="{7419DAEE-D570-4A27-B67F-EAF7423AA9D6}" type="pres">
+      <dgm:prSet presAssocID="{CC001159-0610-4763-87DE-F23C6BD1D96F}" presName="hierChild5" presStyleCnt="0"/>
+      <dgm:spPr/>
+    </dgm:pt>
     <dgm:pt modelId="{5D076790-EEBB-47A4-8C04-3E7F7FF0CF4D}" type="pres">
-      <dgm:prSet presAssocID="{9D472979-A6F4-4DDD-B4AB-32B4D8BF2585}" presName="Name37" presStyleLbl="parChTrans1D2" presStyleIdx="0" presStyleCnt="3"/>
+      <dgm:prSet presAssocID="{9D472979-A6F4-4DDD-B4AB-32B4D8BF2585}" presName="Name37" presStyleLbl="parChTrans1D2" presStyleIdx="6" presStyleCnt="9"/>
       <dgm:spPr/>
     </dgm:pt>
     <dgm:pt modelId="{0D783722-F7E5-4013-8855-77F083804A8F}" type="pres">
@@ -16588,7 +18198,7 @@
       <dgm:spPr/>
     </dgm:pt>
     <dgm:pt modelId="{836C6218-4EE0-4640-8630-ABE1046ACD36}" type="pres">
-      <dgm:prSet presAssocID="{E1DE512A-9AAB-4DE8-8031-39A3F5DC3877}" presName="rootText" presStyleLbl="node2" presStyleIdx="0" presStyleCnt="3">
+      <dgm:prSet presAssocID="{E1DE512A-9AAB-4DE8-8031-39A3F5DC3877}" presName="rootText" presStyleLbl="node2" presStyleIdx="6" presStyleCnt="9">
         <dgm:presLayoutVars>
           <dgm:chPref val="3"/>
         </dgm:presLayoutVars>
@@ -16596,7 +18206,7 @@
       <dgm:spPr/>
     </dgm:pt>
     <dgm:pt modelId="{177E4711-7C28-479A-B767-18395428FEEC}" type="pres">
-      <dgm:prSet presAssocID="{E1DE512A-9AAB-4DE8-8031-39A3F5DC3877}" presName="rootConnector" presStyleLbl="node2" presStyleIdx="0" presStyleCnt="3"/>
+      <dgm:prSet presAssocID="{E1DE512A-9AAB-4DE8-8031-39A3F5DC3877}" presName="rootConnector" presStyleLbl="node2" presStyleIdx="6" presStyleCnt="9"/>
       <dgm:spPr/>
     </dgm:pt>
     <dgm:pt modelId="{8116DA06-B407-4CCC-80A9-D6BD096D04A1}" type="pres">
@@ -16608,7 +18218,7 @@
       <dgm:spPr/>
     </dgm:pt>
     <dgm:pt modelId="{5861AFAA-9020-4DF5-9CAE-662604CE37CD}" type="pres">
-      <dgm:prSet presAssocID="{BC846C0B-0D99-4A17-9D99-F14415CE49A9}" presName="Name37" presStyleLbl="parChTrans1D2" presStyleIdx="1" presStyleCnt="3"/>
+      <dgm:prSet presAssocID="{BC846C0B-0D99-4A17-9D99-F14415CE49A9}" presName="Name37" presStyleLbl="parChTrans1D2" presStyleIdx="7" presStyleCnt="9"/>
       <dgm:spPr/>
     </dgm:pt>
     <dgm:pt modelId="{D8E643DB-B1A4-4D6B-BB30-F824F158006D}" type="pres">
@@ -16624,7 +18234,7 @@
       <dgm:spPr/>
     </dgm:pt>
     <dgm:pt modelId="{F6833E12-977C-4334-851C-493A685081D0}" type="pres">
-      <dgm:prSet presAssocID="{05639210-76EC-465C-BB02-09C43ECF9612}" presName="rootText" presStyleLbl="node2" presStyleIdx="1" presStyleCnt="3">
+      <dgm:prSet presAssocID="{05639210-76EC-465C-BB02-09C43ECF9612}" presName="rootText" presStyleLbl="node2" presStyleIdx="7" presStyleCnt="9">
         <dgm:presLayoutVars>
           <dgm:chPref val="3"/>
         </dgm:presLayoutVars>
@@ -16632,7 +18242,7 @@
       <dgm:spPr/>
     </dgm:pt>
     <dgm:pt modelId="{BB2BD05F-6978-43AD-8D21-E8C3EFB4CD2C}" type="pres">
-      <dgm:prSet presAssocID="{05639210-76EC-465C-BB02-09C43ECF9612}" presName="rootConnector" presStyleLbl="node2" presStyleIdx="1" presStyleCnt="3"/>
+      <dgm:prSet presAssocID="{05639210-76EC-465C-BB02-09C43ECF9612}" presName="rootConnector" presStyleLbl="node2" presStyleIdx="7" presStyleCnt="9"/>
       <dgm:spPr/>
     </dgm:pt>
     <dgm:pt modelId="{CB90F170-0111-40A2-B750-5145DF7D53EB}" type="pres">
@@ -16644,7 +18254,7 @@
       <dgm:spPr/>
     </dgm:pt>
     <dgm:pt modelId="{31663126-1328-4F9E-BA2A-E0E9DB23F8A1}" type="pres">
-      <dgm:prSet presAssocID="{4337E575-9DDB-4162-A1A7-FD8DC782EB5B}" presName="Name37" presStyleLbl="parChTrans1D2" presStyleIdx="2" presStyleCnt="3"/>
+      <dgm:prSet presAssocID="{4337E575-9DDB-4162-A1A7-FD8DC782EB5B}" presName="Name37" presStyleLbl="parChTrans1D2" presStyleIdx="8" presStyleCnt="9"/>
       <dgm:spPr/>
     </dgm:pt>
     <dgm:pt modelId="{A9AB90BA-C0FC-4915-ACFC-9FD17E62169C}" type="pres">
@@ -16660,7 +18270,7 @@
       <dgm:spPr/>
     </dgm:pt>
     <dgm:pt modelId="{980BB85B-A217-4A5D-9CB7-5AF30C46DB16}" type="pres">
-      <dgm:prSet presAssocID="{A51A72FA-0157-4AD3-AF40-47640E651E2A}" presName="rootText" presStyleLbl="node2" presStyleIdx="2" presStyleCnt="3">
+      <dgm:prSet presAssocID="{A51A72FA-0157-4AD3-AF40-47640E651E2A}" presName="rootText" presStyleLbl="node2" presStyleIdx="8" presStyleCnt="9">
         <dgm:presLayoutVars>
           <dgm:chPref val="3"/>
         </dgm:presLayoutVars>
@@ -16668,7 +18278,7 @@
       <dgm:spPr/>
     </dgm:pt>
     <dgm:pt modelId="{AA472D28-2962-4913-A826-1170691073DC}" type="pres">
-      <dgm:prSet presAssocID="{A51A72FA-0157-4AD3-AF40-47640E651E2A}" presName="rootConnector" presStyleLbl="node2" presStyleIdx="2" presStyleCnt="3"/>
+      <dgm:prSet presAssocID="{A51A72FA-0157-4AD3-AF40-47640E651E2A}" presName="rootConnector" presStyleLbl="node2" presStyleIdx="8" presStyleCnt="9"/>
       <dgm:spPr/>
     </dgm:pt>
     <dgm:pt modelId="{91F2ED00-912C-421D-90DA-E997C35D14A4}" type="pres">
@@ -16685,48 +18295,191 @@
     </dgm:pt>
   </dgm:ptLst>
   <dgm:cxnLst>
-    <dgm:cxn modelId="{07323508-B88A-4824-AC70-DEED414C1E2F}" type="presOf" srcId="{A51A72FA-0157-4AD3-AF40-47640E651E2A}" destId="{980BB85B-A217-4A5D-9CB7-5AF30C46DB16}" srcOrd="0" destOrd="0" presId="urn:microsoft.com/office/officeart/2005/8/layout/orgChart1"/>
-    <dgm:cxn modelId="{F3C24E21-EE57-42F9-BD1F-D9847E800171}" srcId="{8CEF9D6A-CA9E-4CEA-B5E1-A6CEDE74E576}" destId="{E1DE512A-9AAB-4DE8-8031-39A3F5DC3877}" srcOrd="0" destOrd="0" parTransId="{9D472979-A6F4-4DDD-B4AB-32B4D8BF2585}" sibTransId="{0FCC18A9-EAF8-4525-9ADB-4519A68690DD}"/>
-    <dgm:cxn modelId="{AC62C15F-ACC4-431C-95FD-86B5495D18D3}" type="presOf" srcId="{BC846C0B-0D99-4A17-9D99-F14415CE49A9}" destId="{5861AFAA-9020-4DF5-9CAE-662604CE37CD}" srcOrd="0" destOrd="0" presId="urn:microsoft.com/office/officeart/2005/8/layout/orgChart1"/>
-    <dgm:cxn modelId="{20A9A943-8849-44BE-A3C8-92CAAEBD3F2B}" srcId="{8CEF9D6A-CA9E-4CEA-B5E1-A6CEDE74E576}" destId="{05639210-76EC-465C-BB02-09C43ECF9612}" srcOrd="1" destOrd="0" parTransId="{BC846C0B-0D99-4A17-9D99-F14415CE49A9}" sibTransId="{B4DE3DC4-25F1-4544-8FE5-D8CE6FB0EF51}"/>
+    <dgm:cxn modelId="{0ECAE004-A415-402B-AD32-462E21540918}" type="presOf" srcId="{BA55EE3A-86A2-4675-B991-5AD741F49288}" destId="{5AC97FCA-28C7-4A78-AA35-6920F07895FF}" srcOrd="0" destOrd="0" presId="urn:microsoft.com/office/officeart/2005/8/layout/orgChart1"/>
+    <dgm:cxn modelId="{2E31A306-95C8-4A95-8EFF-54E075DD7020}" srcId="{8CEF9D6A-CA9E-4CEA-B5E1-A6CEDE74E576}" destId="{AB53A085-1075-4595-9957-9E0F3F09AA7C}" srcOrd="2" destOrd="0" parTransId="{CC708141-C295-4B77-ADA3-4599B1903CF5}" sibTransId="{7A4E4ACB-400F-4575-BCDA-F6943A45A116}"/>
+    <dgm:cxn modelId="{E9E4AD09-A8C9-4F79-8421-012E1BC43781}" type="presOf" srcId="{71E4B4DA-ECDA-4AA9-B186-64E39A82076A}" destId="{C50D2B72-7969-45AE-84DC-85DE4BE402C8}" srcOrd="0" destOrd="0" presId="urn:microsoft.com/office/officeart/2005/8/layout/orgChart1"/>
+    <dgm:cxn modelId="{98BA1A0B-090E-48A6-9454-B0AF54D39248}" type="presOf" srcId="{38F0394E-31D6-4D39-937B-7CB8B44E33C3}" destId="{4ED7CC23-3454-447B-9611-C085C68BD0DB}" srcOrd="0" destOrd="0" presId="urn:microsoft.com/office/officeart/2005/8/layout/orgChart1"/>
+    <dgm:cxn modelId="{A1F2D011-F07B-4E60-8969-C62CE98E07E9}" srcId="{8CEF9D6A-CA9E-4CEA-B5E1-A6CEDE74E576}" destId="{3CF691D5-71E5-4D8C-BC25-285E6715746D}" srcOrd="1" destOrd="0" parTransId="{0A34DDA1-EF6E-4006-A24E-61B823447CA4}" sibTransId="{67D57AC4-8C71-4BAA-B841-B5A6D7237DD6}"/>
+    <dgm:cxn modelId="{3BF03116-EC60-4428-942C-8F9B7E359DCB}" type="presOf" srcId="{EBFE99D2-31E4-47E4-82AF-CE8CA32DF84C}" destId="{B487656C-69FF-4699-84E6-02A8A29B7C0A}" srcOrd="0" destOrd="0" presId="urn:microsoft.com/office/officeart/2005/8/layout/orgChart1"/>
+    <dgm:cxn modelId="{4BAEC51B-9FF1-47E8-99AD-C98F75E076F2}" type="presOf" srcId="{6CF54990-3083-494C-9C84-3BCD4B765281}" destId="{751F4EFA-3BE8-4A0E-A74D-68900BF6B17E}" srcOrd="0" destOrd="0" presId="urn:microsoft.com/office/officeart/2005/8/layout/orgChart1"/>
+    <dgm:cxn modelId="{527A1D1E-D582-4B9F-B694-0B423C141D8F}" type="presOf" srcId="{0A34DDA1-EF6E-4006-A24E-61B823447CA4}" destId="{9C1D0787-2694-499D-B1EA-32C8E976B911}" srcOrd="0" destOrd="0" presId="urn:microsoft.com/office/officeart/2005/8/layout/orgChart1"/>
+    <dgm:cxn modelId="{F3C24E21-EE57-42F9-BD1F-D9847E800171}" srcId="{8CEF9D6A-CA9E-4CEA-B5E1-A6CEDE74E576}" destId="{E1DE512A-9AAB-4DE8-8031-39A3F5DC3877}" srcOrd="6" destOrd="0" parTransId="{9D472979-A6F4-4DDD-B4AB-32B4D8BF2585}" sibTransId="{0FCC18A9-EAF8-4525-9ADB-4519A68690DD}"/>
+    <dgm:cxn modelId="{4406CA21-46DF-4D0E-AE78-EB57139A0DA6}" type="presOf" srcId="{A049CE91-37B7-4CEB-921E-B784EE417BC3}" destId="{71056BFF-310C-442C-B7C9-A19B64DD4166}" srcOrd="0" destOrd="0" presId="urn:microsoft.com/office/officeart/2005/8/layout/orgChart1"/>
+    <dgm:cxn modelId="{A23E7E24-7778-42C0-B635-06122761720F}" type="presOf" srcId="{CC708141-C295-4B77-ADA3-4599B1903CF5}" destId="{195796D1-4B39-438C-AA12-5A8D435EA4FA}" srcOrd="0" destOrd="0" presId="urn:microsoft.com/office/officeart/2005/8/layout/orgChart1"/>
+    <dgm:cxn modelId="{4EC68C28-F6C1-433B-A607-1D2A5746757F}" type="presOf" srcId="{DD74484A-B196-494D-B7C1-B8338271AABB}" destId="{DF5D7104-DF50-47AE-BC84-5C70118E0C7D}" srcOrd="0" destOrd="0" presId="urn:microsoft.com/office/officeart/2005/8/layout/orgChart1"/>
+    <dgm:cxn modelId="{7A8CE128-C01D-4076-8AD2-475EDB3BF2F3}" type="presOf" srcId="{D94D0B90-38C0-403B-8D1F-0FEEAA2BBF19}" destId="{A760058F-2450-426F-A6DB-037A19925599}" srcOrd="0" destOrd="0" presId="urn:microsoft.com/office/officeart/2005/8/layout/orgChart1"/>
+    <dgm:cxn modelId="{C91EB935-942C-4679-B52E-9C0D639CCE9D}" type="presOf" srcId="{04063226-F60B-4630-8990-85677D1F42BE}" destId="{0A4840AC-695A-4072-B912-DA3746F198BC}" srcOrd="0" destOrd="0" presId="urn:microsoft.com/office/officeart/2005/8/layout/orgChart1"/>
+    <dgm:cxn modelId="{DCCB453A-7350-4B68-8A67-B0D4D5E5D22E}" srcId="{ACCAA6E3-62AF-4ADA-8DEA-BBED07873C93}" destId="{BA55EE3A-86A2-4675-B991-5AD741F49288}" srcOrd="0" destOrd="0" parTransId="{C20370AC-7EF0-45C7-B8B0-389EAB05A450}" sibTransId="{400489CF-01F6-4E27-824D-FA716D78C747}"/>
+    <dgm:cxn modelId="{C823323C-361D-4E60-B240-8E34DD6DE567}" type="presOf" srcId="{AB53A085-1075-4595-9957-9E0F3F09AA7C}" destId="{D09BBDC5-E692-424E-BDC1-C56C2573E22B}" srcOrd="0" destOrd="0" presId="urn:microsoft.com/office/officeart/2005/8/layout/orgChart1"/>
+    <dgm:cxn modelId="{AB8FC33C-B62C-4053-A6C2-D63875ABC55F}" type="presOf" srcId="{A51A72FA-0157-4AD3-AF40-47640E651E2A}" destId="{980BB85B-A217-4A5D-9CB7-5AF30C46DB16}" srcOrd="0" destOrd="0" presId="urn:microsoft.com/office/officeart/2005/8/layout/orgChart1"/>
+    <dgm:cxn modelId="{AEB23A5B-386C-43EE-8E82-87B67BD514A2}" type="presOf" srcId="{ACCAA6E3-62AF-4ADA-8DEA-BBED07873C93}" destId="{DC6629EE-9C87-4836-8CC7-41479B441E6E}" srcOrd="0" destOrd="0" presId="urn:microsoft.com/office/officeart/2005/8/layout/orgChart1"/>
+    <dgm:cxn modelId="{A6A87F5D-735E-4CCF-B594-3B29EE675701}" type="presOf" srcId="{39A138F5-0715-4176-8E50-F126EE8EF9A6}" destId="{9AF36780-2E35-434E-9C52-F1E6DDBAE230}" srcOrd="0" destOrd="0" presId="urn:microsoft.com/office/officeart/2005/8/layout/orgChart1"/>
+    <dgm:cxn modelId="{F8C17462-0705-4DC3-9DC6-E1B0A260DB77}" type="presOf" srcId="{9D472979-A6F4-4DDD-B4AB-32B4D8BF2585}" destId="{5D076790-EEBB-47A4-8C04-3E7F7FF0CF4D}" srcOrd="0" destOrd="0" presId="urn:microsoft.com/office/officeart/2005/8/layout/orgChart1"/>
+    <dgm:cxn modelId="{20A9A943-8849-44BE-A3C8-92CAAEBD3F2B}" srcId="{8CEF9D6A-CA9E-4CEA-B5E1-A6CEDE74E576}" destId="{05639210-76EC-465C-BB02-09C43ECF9612}" srcOrd="7" destOrd="0" parTransId="{BC846C0B-0D99-4A17-9D99-F14415CE49A9}" sibTransId="{B4DE3DC4-25F1-4544-8FE5-D8CE6FB0EF51}"/>
+    <dgm:cxn modelId="{0FCF3465-507F-4002-BAAF-B245068168C4}" srcId="{8CEF9D6A-CA9E-4CEA-B5E1-A6CEDE74E576}" destId="{6219A2B6-403A-4533-9770-B02CC26B3E77}" srcOrd="0" destOrd="0" parTransId="{DC35EDC5-788A-408F-8CD2-F45E33F101E5}" sibTransId="{0E4F2AB5-1AFD-4CF2-8EA7-AA98D69C449C}"/>
     <dgm:cxn modelId="{6A805A46-323A-4E00-9C29-99D83C1D0E71}" type="presOf" srcId="{8CEF9D6A-CA9E-4CEA-B5E1-A6CEDE74E576}" destId="{403D62E3-7020-4AE2-BE05-2D32FCCB25C3}" srcOrd="0" destOrd="0" presId="urn:microsoft.com/office/officeart/2005/8/layout/orgChart1"/>
+    <dgm:cxn modelId="{7B86444C-5223-4DE3-B17F-6265DD933A1F}" type="presOf" srcId="{6219A2B6-403A-4533-9770-B02CC26B3E77}" destId="{D07CF1A2-09BF-4D84-B325-6750EBA1DAF7}" srcOrd="1" destOrd="0" presId="urn:microsoft.com/office/officeart/2005/8/layout/orgChart1"/>
     <dgm:cxn modelId="{4326104D-87CD-4CF5-ABB9-D9C1EA0E1343}" srcId="{9050314F-9DCC-43C2-9FB9-9B1E85B5DD60}" destId="{8CEF9D6A-CA9E-4CEA-B5E1-A6CEDE74E576}" srcOrd="0" destOrd="0" parTransId="{F65F90DA-514E-4B15-956B-0F7BBFD3BFF5}" sibTransId="{16721998-2489-4F68-AD7D-C621F5BF233B}"/>
-    <dgm:cxn modelId="{BA6DDA75-6E92-44F9-BD95-6DCDA2A8A91B}" type="presOf" srcId="{9D472979-A6F4-4DDD-B4AB-32B4D8BF2585}" destId="{5D076790-EEBB-47A4-8C04-3E7F7FF0CF4D}" srcOrd="0" destOrd="0" presId="urn:microsoft.com/office/officeart/2005/8/layout/orgChart1"/>
-    <dgm:cxn modelId="{6E48BF56-86BC-4CEA-AC1B-EEEC46350DE8}" type="presOf" srcId="{05639210-76EC-465C-BB02-09C43ECF9612}" destId="{F6833E12-977C-4334-851C-493A685081D0}" srcOrd="0" destOrd="0" presId="urn:microsoft.com/office/officeart/2005/8/layout/orgChart1"/>
-    <dgm:cxn modelId="{D434DB78-7BF9-41D8-B217-E76957260581}" type="presOf" srcId="{05639210-76EC-465C-BB02-09C43ECF9612}" destId="{BB2BD05F-6978-43AD-8D21-E8C3EFB4CD2C}" srcOrd="1" destOrd="0" presId="urn:microsoft.com/office/officeart/2005/8/layout/orgChart1"/>
-    <dgm:cxn modelId="{92A1DC83-0F5F-4D53-90DB-46B69DE56472}" type="presOf" srcId="{E1DE512A-9AAB-4DE8-8031-39A3F5DC3877}" destId="{177E4711-7C28-479A-B767-18395428FEEC}" srcOrd="1" destOrd="0" presId="urn:microsoft.com/office/officeart/2005/8/layout/orgChart1"/>
-    <dgm:cxn modelId="{2613278C-002D-496C-9A77-EDED55A2B925}" type="presOf" srcId="{A51A72FA-0157-4AD3-AF40-47640E651E2A}" destId="{AA472D28-2962-4913-A826-1170691073DC}" srcOrd="1" destOrd="0" presId="urn:microsoft.com/office/officeart/2005/8/layout/orgChart1"/>
+    <dgm:cxn modelId="{948EDA4D-0281-4E0C-B9EA-32EE80323AF5}" type="presOf" srcId="{DC35EDC5-788A-408F-8CD2-F45E33F101E5}" destId="{C2D3D8B2-FA19-4A52-BA7E-0B8C956D0977}" srcOrd="0" destOrd="0" presId="urn:microsoft.com/office/officeart/2005/8/layout/orgChart1"/>
+    <dgm:cxn modelId="{8016E04E-EC57-472C-B69A-93609936E1A3}" type="presOf" srcId="{8A5B1DFC-D093-4C88-8414-BBCB374D9159}" destId="{689C2869-E741-45EC-84A7-E9B773FFE06C}" srcOrd="0" destOrd="0" presId="urn:microsoft.com/office/officeart/2005/8/layout/orgChart1"/>
+    <dgm:cxn modelId="{B9932E56-F421-4491-890F-498B943E73C9}" type="presOf" srcId="{E1DE512A-9AAB-4DE8-8031-39A3F5DC3877}" destId="{177E4711-7C28-479A-B767-18395428FEEC}" srcOrd="1" destOrd="0" presId="urn:microsoft.com/office/officeart/2005/8/layout/orgChart1"/>
+    <dgm:cxn modelId="{59D01D59-EB54-4B4F-8C2B-BB59485B13A0}" type="presOf" srcId="{9205C0C1-55FF-44BF-8EC3-2801FA7318E8}" destId="{92082DEC-787D-4509-8258-39DBEE9AE9D9}" srcOrd="0" destOrd="0" presId="urn:microsoft.com/office/officeart/2005/8/layout/orgChart1"/>
+    <dgm:cxn modelId="{6001A27B-5D7D-42BA-A2F7-11F03FE10B41}" srcId="{25428F68-4B31-4C9E-A704-9D45FEB9494D}" destId="{71E4B4DA-ECDA-4AA9-B186-64E39A82076A}" srcOrd="2" destOrd="0" parTransId="{D94D0B90-38C0-403B-8D1F-0FEEAA2BBF19}" sibTransId="{062D9FCB-A996-4A8E-8205-F6E751FFD5BF}"/>
+    <dgm:cxn modelId="{4CC06A7F-5853-40E5-BDCC-B2778EE3C967}" srcId="{8CEF9D6A-CA9E-4CEA-B5E1-A6CEDE74E576}" destId="{ACCAA6E3-62AF-4ADA-8DEA-BBED07873C93}" srcOrd="3" destOrd="0" parTransId="{9205C0C1-55FF-44BF-8EC3-2801FA7318E8}" sibTransId="{105A5E1B-B6CB-4600-BAAB-DD348716BD7B}"/>
+    <dgm:cxn modelId="{2ABF9289-397E-4F1C-B086-5C9F6E74E12F}" srcId="{25428F68-4B31-4C9E-A704-9D45FEB9494D}" destId="{A6E52FD0-6504-4B4A-AF5F-0E2488CEA3A8}" srcOrd="1" destOrd="0" parTransId="{A8003324-FF19-4D12-BA6B-CFF924472A1C}" sibTransId="{57E931EC-4BD8-448A-A02B-6697ECFC98AC}"/>
+    <dgm:cxn modelId="{61D20A8D-787B-49E6-8468-7126F4965393}" srcId="{6219A2B6-403A-4533-9770-B02CC26B3E77}" destId="{39A138F5-0715-4176-8E50-F126EE8EF9A6}" srcOrd="0" destOrd="0" parTransId="{65D6A9C5-DD93-444C-9432-7B5A0E7A06DC}" sibTransId="{54685AEC-3E86-4506-93C8-2ED6D9B2FED8}"/>
+    <dgm:cxn modelId="{D3DA159C-C1EF-47B6-BE0F-403EB3A76111}" type="presOf" srcId="{3CF691D5-71E5-4D8C-BC25-285E6715746D}" destId="{5FFEA07E-93D7-4EE5-9745-070140E2EFF5}" srcOrd="0" destOrd="0" presId="urn:microsoft.com/office/officeart/2005/8/layout/orgChart1"/>
+    <dgm:cxn modelId="{3E6CA59D-429E-42AB-8FAE-3BE0F1686710}" type="presOf" srcId="{65D6A9C5-DD93-444C-9432-7B5A0E7A06DC}" destId="{C3FDB715-70A1-49A8-9797-AF8211783E95}" srcOrd="0" destOrd="0" presId="urn:microsoft.com/office/officeart/2005/8/layout/orgChart1"/>
+    <dgm:cxn modelId="{E2DE0A9E-A998-408E-BCE2-B29490765EA6}" srcId="{25428F68-4B31-4C9E-A704-9D45FEB9494D}" destId="{04063226-F60B-4630-8990-85677D1F42BE}" srcOrd="0" destOrd="0" parTransId="{38F0394E-31D6-4D39-937B-7CB8B44E33C3}" sibTransId="{B25F9DCC-3C11-4E89-AFE8-96E2F399A722}"/>
+    <dgm:cxn modelId="{6C8436A3-7029-420C-93E7-B2FB81EF0767}" type="presOf" srcId="{05639210-76EC-465C-BB02-09C43ECF9612}" destId="{F6833E12-977C-4334-851C-493A685081D0}" srcOrd="0" destOrd="0" presId="urn:microsoft.com/office/officeart/2005/8/layout/orgChart1"/>
+    <dgm:cxn modelId="{170D18A7-7DBA-4C48-8A0B-8D726938C6B3}" type="presOf" srcId="{CC001159-0610-4763-87DE-F23C6BD1D96F}" destId="{EE046975-2BBA-4DC7-B73A-48B48C6E73EF}" srcOrd="1" destOrd="0" presId="urn:microsoft.com/office/officeart/2005/8/layout/orgChart1"/>
+    <dgm:cxn modelId="{30371DA7-FC08-44A7-B268-9E31A46A1FCF}" type="presOf" srcId="{AB53A085-1075-4595-9957-9E0F3F09AA7C}" destId="{5132A2B8-C20F-45AB-8E04-C7DA9626937B}" srcOrd="1" destOrd="0" presId="urn:microsoft.com/office/officeart/2005/8/layout/orgChart1"/>
+    <dgm:cxn modelId="{0A4185A9-0768-4BD5-A46D-24C4F49F5F76}" type="presOf" srcId="{A8003324-FF19-4D12-BA6B-CFF924472A1C}" destId="{7F8A3ECB-5AF5-4B8C-B170-FADCE0A00CE7}" srcOrd="0" destOrd="0" presId="urn:microsoft.com/office/officeart/2005/8/layout/orgChart1"/>
+    <dgm:cxn modelId="{310DE0AC-C34A-483D-A7EF-2C1B4D75AFB9}" type="presOf" srcId="{4337E575-9DDB-4162-A1A7-FD8DC782EB5B}" destId="{31663126-1328-4F9E-BA2A-E0E9DB23F8A1}" srcOrd="0" destOrd="0" presId="urn:microsoft.com/office/officeart/2005/8/layout/orgChart1"/>
+    <dgm:cxn modelId="{BF4EDBB4-A485-448A-B0E3-C3D5A1BAF03C}" srcId="{8CEF9D6A-CA9E-4CEA-B5E1-A6CEDE74E576}" destId="{CC001159-0610-4763-87DE-F23C6BD1D96F}" srcOrd="5" destOrd="0" parTransId="{945FE947-D3AD-4139-8C83-A43C32338FB3}" sibTransId="{97D57C8C-00EA-4132-BADB-29B4E4F732EB}"/>
+    <dgm:cxn modelId="{CFC4ADB5-94EB-4BB5-A553-A72282E66861}" type="presOf" srcId="{25428F68-4B31-4C9E-A704-9D45FEB9494D}" destId="{92563980-B3BD-4338-AC97-835F97DB3F9C}" srcOrd="0" destOrd="0" presId="urn:microsoft.com/office/officeart/2005/8/layout/orgChart1"/>
     <dgm:cxn modelId="{905E78B6-A171-458E-9E14-C97CA7525296}" type="presOf" srcId="{8CEF9D6A-CA9E-4CEA-B5E1-A6CEDE74E576}" destId="{38751402-5CBF-4AD3-9692-242B6AF6B2E7}" srcOrd="1" destOrd="0" presId="urn:microsoft.com/office/officeart/2005/8/layout/orgChart1"/>
-    <dgm:cxn modelId="{ECFE75D1-AE18-45D7-B9A6-F70DA4AB61DE}" type="presOf" srcId="{4337E575-9DDB-4162-A1A7-FD8DC782EB5B}" destId="{31663126-1328-4F9E-BA2A-E0E9DB23F8A1}" srcOrd="0" destOrd="0" presId="urn:microsoft.com/office/officeart/2005/8/layout/orgChart1"/>
+    <dgm:cxn modelId="{5B93C6BA-ED6E-4AEA-AF29-E6197EB74CE3}" srcId="{8CEF9D6A-CA9E-4CEA-B5E1-A6CEDE74E576}" destId="{25428F68-4B31-4C9E-A704-9D45FEB9494D}" srcOrd="4" destOrd="0" parTransId="{DD74484A-B196-494D-B7C1-B8338271AABB}" sibTransId="{884178C7-16FC-4F37-8F08-8B88F24FE8E8}"/>
+    <dgm:cxn modelId="{6FB804BD-5C7A-477B-9102-AAF1FEF894CC}" type="presOf" srcId="{3CF691D5-71E5-4D8C-BC25-285E6715746D}" destId="{3B90203B-5DFF-47C1-B405-4D1D38200D50}" srcOrd="1" destOrd="0" presId="urn:microsoft.com/office/officeart/2005/8/layout/orgChart1"/>
+    <dgm:cxn modelId="{0678F4BF-22A9-498D-BE01-158AD4E1381F}" srcId="{3CF691D5-71E5-4D8C-BC25-285E6715746D}" destId="{6CF54990-3083-494C-9C84-3BCD4B765281}" srcOrd="0" destOrd="0" parTransId="{EBFE99D2-31E4-47E4-82AF-CE8CA32DF84C}" sibTransId="{8C4EDB98-C28F-4AED-964F-6F510B8F0B88}"/>
+    <dgm:cxn modelId="{6F20DCC1-40EB-4743-B1AF-1E62DCDB51BD}" type="presOf" srcId="{CC001159-0610-4763-87DE-F23C6BD1D96F}" destId="{915E890D-BE2B-4C3A-89E3-BC9B2B83EA55}" srcOrd="0" destOrd="0" presId="urn:microsoft.com/office/officeart/2005/8/layout/orgChart1"/>
+    <dgm:cxn modelId="{0D7F05C2-5D51-41F6-986C-2E724EE9E4D6}" type="presOf" srcId="{E1DE512A-9AAB-4DE8-8031-39A3F5DC3877}" destId="{836C6218-4EE0-4640-8630-ABE1046ACD36}" srcOrd="0" destOrd="0" presId="urn:microsoft.com/office/officeart/2005/8/layout/orgChart1"/>
+    <dgm:cxn modelId="{0D556ACF-EDA8-4814-81CE-31CE27FA5EDE}" type="presOf" srcId="{6CF54990-3083-494C-9C84-3BCD4B765281}" destId="{5C71F4AE-5C17-4ADA-882B-7E894C84D916}" srcOrd="1" destOrd="0" presId="urn:microsoft.com/office/officeart/2005/8/layout/orgChart1"/>
+    <dgm:cxn modelId="{A97A87D0-EE1E-4B71-A5C4-D5F705CB1FA3}" type="presOf" srcId="{A6E52FD0-6504-4B4A-AF5F-0E2488CEA3A8}" destId="{13AB6A92-0319-4BFA-97D9-2A96E2D88EB5}" srcOrd="0" destOrd="0" presId="urn:microsoft.com/office/officeart/2005/8/layout/orgChart1"/>
+    <dgm:cxn modelId="{695E76D1-E0E9-4577-9D29-75A1C253C5D4}" type="presOf" srcId="{ACCAA6E3-62AF-4ADA-8DEA-BBED07873C93}" destId="{8543598C-DE86-4933-B2FE-1F21BCAA5E39}" srcOrd="1" destOrd="0" presId="urn:microsoft.com/office/officeart/2005/8/layout/orgChart1"/>
+    <dgm:cxn modelId="{AE04FCD4-0683-47DC-8CF3-10C7AA00E588}" srcId="{ACCAA6E3-62AF-4ADA-8DEA-BBED07873C93}" destId="{A049CE91-37B7-4CEB-921E-B784EE417BC3}" srcOrd="1" destOrd="0" parTransId="{8A5B1DFC-D093-4C88-8414-BBCB374D9159}" sibTransId="{70FC5423-9931-45A7-8C13-877B9593E46A}"/>
+    <dgm:cxn modelId="{05C9BAD5-B134-4361-8CF3-7C0E2654420F}" type="presOf" srcId="{25428F68-4B31-4C9E-A704-9D45FEB9494D}" destId="{E64AF95E-AD81-42E4-816C-027E73109378}" srcOrd="1" destOrd="0" presId="urn:microsoft.com/office/officeart/2005/8/layout/orgChart1"/>
+    <dgm:cxn modelId="{A726EDD7-17C7-4ED8-9E4A-272DF7EB5422}" type="presOf" srcId="{6219A2B6-403A-4533-9770-B02CC26B3E77}" destId="{C9B7F93B-4374-4F62-95B4-0A2B5C747C11}" srcOrd="0" destOrd="0" presId="urn:microsoft.com/office/officeart/2005/8/layout/orgChart1"/>
+    <dgm:cxn modelId="{EC8F97D9-F7DD-424B-BF5D-2CF783FE7313}" type="presOf" srcId="{C20370AC-7EF0-45C7-B8B0-389EAB05A450}" destId="{C63E7159-7922-42AA-BC9A-8A42098B5AC7}" srcOrd="0" destOrd="0" presId="urn:microsoft.com/office/officeart/2005/8/layout/orgChart1"/>
+    <dgm:cxn modelId="{A74E59DD-DF04-466D-A720-4BF97280AC54}" type="presOf" srcId="{BA55EE3A-86A2-4675-B991-5AD741F49288}" destId="{CE41A81F-52B4-4E20-A5D4-8930FD63119A}" srcOrd="1" destOrd="0" presId="urn:microsoft.com/office/officeart/2005/8/layout/orgChart1"/>
     <dgm:cxn modelId="{DD7728E3-FB2F-4130-8E7E-29485754F915}" type="presOf" srcId="{9050314F-9DCC-43C2-9FB9-9B1E85B5DD60}" destId="{2E21F6F7-BBDE-4A33-8359-9C707B5C4289}" srcOrd="0" destOrd="0" presId="urn:microsoft.com/office/officeart/2005/8/layout/orgChart1"/>
-    <dgm:cxn modelId="{AABCAAF7-D911-4324-9895-813C61A46015}" type="presOf" srcId="{E1DE512A-9AAB-4DE8-8031-39A3F5DC3877}" destId="{836C6218-4EE0-4640-8630-ABE1046ACD36}" srcOrd="0" destOrd="0" presId="urn:microsoft.com/office/officeart/2005/8/layout/orgChart1"/>
-    <dgm:cxn modelId="{5048CBFB-5862-4A55-A925-0B082A90D58F}" srcId="{8CEF9D6A-CA9E-4CEA-B5E1-A6CEDE74E576}" destId="{A51A72FA-0157-4AD3-AF40-47640E651E2A}" srcOrd="2" destOrd="0" parTransId="{4337E575-9DDB-4162-A1A7-FD8DC782EB5B}" sibTransId="{ACE79729-2411-4D84-A6CF-CD48EDCE9157}"/>
+    <dgm:cxn modelId="{B4E545E5-2DDF-45C2-BD16-0E8CE03B5648}" type="presOf" srcId="{945FE947-D3AD-4139-8C83-A43C32338FB3}" destId="{5171DC12-B2F9-4299-A2EB-6C34DF59FA57}" srcOrd="0" destOrd="0" presId="urn:microsoft.com/office/officeart/2005/8/layout/orgChart1"/>
+    <dgm:cxn modelId="{687F89E5-CE45-43BB-B9A5-F913E8622C7E}" type="presOf" srcId="{A049CE91-37B7-4CEB-921E-B784EE417BC3}" destId="{C33E4F49-84E0-4936-A206-87C341DCB999}" srcOrd="1" destOrd="0" presId="urn:microsoft.com/office/officeart/2005/8/layout/orgChart1"/>
+    <dgm:cxn modelId="{5D1B1FE7-9691-4BFF-A7A4-BA267EF99332}" type="presOf" srcId="{04063226-F60B-4630-8990-85677D1F42BE}" destId="{179DE2A6-5548-4ABE-8621-389B46674DE8}" srcOrd="1" destOrd="0" presId="urn:microsoft.com/office/officeart/2005/8/layout/orgChart1"/>
+    <dgm:cxn modelId="{6DD006F3-1D51-4FFC-8375-E4BFF4D8B359}" type="presOf" srcId="{05639210-76EC-465C-BB02-09C43ECF9612}" destId="{BB2BD05F-6978-43AD-8D21-E8C3EFB4CD2C}" srcOrd="1" destOrd="0" presId="urn:microsoft.com/office/officeart/2005/8/layout/orgChart1"/>
+    <dgm:cxn modelId="{88FC89F5-7CEC-4559-83DF-D3C6F5C23107}" type="presOf" srcId="{A6E52FD0-6504-4B4A-AF5F-0E2488CEA3A8}" destId="{419063D7-EDC5-46E7-97A1-845C30D24B59}" srcOrd="1" destOrd="0" presId="urn:microsoft.com/office/officeart/2005/8/layout/orgChart1"/>
+    <dgm:cxn modelId="{CE55CEF8-8F88-4553-8A6F-02D27F389FE2}" type="presOf" srcId="{71E4B4DA-ECDA-4AA9-B186-64E39A82076A}" destId="{E5A96AC2-001F-443E-A6EB-1B2EB6E388E4}" srcOrd="1" destOrd="0" presId="urn:microsoft.com/office/officeart/2005/8/layout/orgChart1"/>
+    <dgm:cxn modelId="{9D9308FB-FB47-4898-B753-5996F72B668D}" type="presOf" srcId="{BC846C0B-0D99-4A17-9D99-F14415CE49A9}" destId="{5861AFAA-9020-4DF5-9CAE-662604CE37CD}" srcOrd="0" destOrd="0" presId="urn:microsoft.com/office/officeart/2005/8/layout/orgChart1"/>
+    <dgm:cxn modelId="{5048CBFB-5862-4A55-A925-0B082A90D58F}" srcId="{8CEF9D6A-CA9E-4CEA-B5E1-A6CEDE74E576}" destId="{A51A72FA-0157-4AD3-AF40-47640E651E2A}" srcOrd="8" destOrd="0" parTransId="{4337E575-9DDB-4162-A1A7-FD8DC782EB5B}" sibTransId="{ACE79729-2411-4D84-A6CF-CD48EDCE9157}"/>
+    <dgm:cxn modelId="{ECF2C0FC-56B1-4A79-BBC9-DACFF6B6BDEF}" type="presOf" srcId="{39A138F5-0715-4176-8E50-F126EE8EF9A6}" destId="{900EF2A9-62BD-4970-B701-CB1FE9DAA211}" srcOrd="1" destOrd="0" presId="urn:microsoft.com/office/officeart/2005/8/layout/orgChart1"/>
+    <dgm:cxn modelId="{6A0A2DFF-177A-466C-B592-7368916D3EC6}" type="presOf" srcId="{A51A72FA-0157-4AD3-AF40-47640E651E2A}" destId="{AA472D28-2962-4913-A826-1170691073DC}" srcOrd="1" destOrd="0" presId="urn:microsoft.com/office/officeart/2005/8/layout/orgChart1"/>
     <dgm:cxn modelId="{92D8BCBF-2C11-4139-8DBA-EEAAADBF354E}" type="presParOf" srcId="{2E21F6F7-BBDE-4A33-8359-9C707B5C4289}" destId="{5607D627-E330-491D-B1E3-A1E059A0EF02}" srcOrd="0" destOrd="0" presId="urn:microsoft.com/office/officeart/2005/8/layout/orgChart1"/>
     <dgm:cxn modelId="{BB5EEE51-27BF-4861-A60E-68F25B2BBF63}" type="presParOf" srcId="{5607D627-E330-491D-B1E3-A1E059A0EF02}" destId="{AD012686-AD24-447E-8C86-F2DA371D3DFC}" srcOrd="0" destOrd="0" presId="urn:microsoft.com/office/officeart/2005/8/layout/orgChart1"/>
     <dgm:cxn modelId="{66A21F24-2728-4AB5-BE65-FA0AEAC20623}" type="presParOf" srcId="{AD012686-AD24-447E-8C86-F2DA371D3DFC}" destId="{403D62E3-7020-4AE2-BE05-2D32FCCB25C3}" srcOrd="0" destOrd="0" presId="urn:microsoft.com/office/officeart/2005/8/layout/orgChart1"/>
     <dgm:cxn modelId="{73DBD32F-F530-4544-8FC3-2A1B2D89FE7A}" type="presParOf" srcId="{AD012686-AD24-447E-8C86-F2DA371D3DFC}" destId="{38751402-5CBF-4AD3-9692-242B6AF6B2E7}" srcOrd="1" destOrd="0" presId="urn:microsoft.com/office/officeart/2005/8/layout/orgChart1"/>
     <dgm:cxn modelId="{7BA40708-A5B6-4C06-98E5-3676B1F2F7B9}" type="presParOf" srcId="{5607D627-E330-491D-B1E3-A1E059A0EF02}" destId="{F41F2A2E-3966-4F6B-935F-717AE275BD95}" srcOrd="1" destOrd="0" presId="urn:microsoft.com/office/officeart/2005/8/layout/orgChart1"/>
-    <dgm:cxn modelId="{8EFAB5EB-1CBB-4B79-BCD6-0567D6BF2831}" type="presParOf" srcId="{F41F2A2E-3966-4F6B-935F-717AE275BD95}" destId="{5D076790-EEBB-47A4-8C04-3E7F7FF0CF4D}" srcOrd="0" destOrd="0" presId="urn:microsoft.com/office/officeart/2005/8/layout/orgChart1"/>
-    <dgm:cxn modelId="{A182BEA7-1B2D-4F63-B88B-081F1C5F2577}" type="presParOf" srcId="{F41F2A2E-3966-4F6B-935F-717AE275BD95}" destId="{0D783722-F7E5-4013-8855-77F083804A8F}" srcOrd="1" destOrd="0" presId="urn:microsoft.com/office/officeart/2005/8/layout/orgChart1"/>
-    <dgm:cxn modelId="{B6883A61-3403-4FAE-AC55-7EE5E0597FC5}" type="presParOf" srcId="{0D783722-F7E5-4013-8855-77F083804A8F}" destId="{676D6CDD-435A-46E0-B1C6-F9B5DF276582}" srcOrd="0" destOrd="0" presId="urn:microsoft.com/office/officeart/2005/8/layout/orgChart1"/>
-    <dgm:cxn modelId="{BE59065E-74D2-433B-8399-FF8E05410FEF}" type="presParOf" srcId="{676D6CDD-435A-46E0-B1C6-F9B5DF276582}" destId="{836C6218-4EE0-4640-8630-ABE1046ACD36}" srcOrd="0" destOrd="0" presId="urn:microsoft.com/office/officeart/2005/8/layout/orgChart1"/>
-    <dgm:cxn modelId="{8A4E0F76-A926-432B-8B97-DADEC6305A4F}" type="presParOf" srcId="{676D6CDD-435A-46E0-B1C6-F9B5DF276582}" destId="{177E4711-7C28-479A-B767-18395428FEEC}" srcOrd="1" destOrd="0" presId="urn:microsoft.com/office/officeart/2005/8/layout/orgChart1"/>
-    <dgm:cxn modelId="{07BFA748-295D-48D5-828B-E68D18DD8D8C}" type="presParOf" srcId="{0D783722-F7E5-4013-8855-77F083804A8F}" destId="{8116DA06-B407-4CCC-80A9-D6BD096D04A1}" srcOrd="1" destOrd="0" presId="urn:microsoft.com/office/officeart/2005/8/layout/orgChart1"/>
-    <dgm:cxn modelId="{93655595-D8E5-4F49-8A2E-FF156FF0C554}" type="presParOf" srcId="{0D783722-F7E5-4013-8855-77F083804A8F}" destId="{746504EC-CDAE-4E0A-9CD9-7477B39E2EE4}" srcOrd="2" destOrd="0" presId="urn:microsoft.com/office/officeart/2005/8/layout/orgChart1"/>
-    <dgm:cxn modelId="{3C14643E-83A5-4853-8371-BB9E6F5A5B2D}" type="presParOf" srcId="{F41F2A2E-3966-4F6B-935F-717AE275BD95}" destId="{5861AFAA-9020-4DF5-9CAE-662604CE37CD}" srcOrd="2" destOrd="0" presId="urn:microsoft.com/office/officeart/2005/8/layout/orgChart1"/>
-    <dgm:cxn modelId="{2693840C-6A60-4394-A76F-66049F2A2751}" type="presParOf" srcId="{F41F2A2E-3966-4F6B-935F-717AE275BD95}" destId="{D8E643DB-B1A4-4D6B-BB30-F824F158006D}" srcOrd="3" destOrd="0" presId="urn:microsoft.com/office/officeart/2005/8/layout/orgChart1"/>
-    <dgm:cxn modelId="{E9B0912E-E2C5-4548-916E-FC7B62D94018}" type="presParOf" srcId="{D8E643DB-B1A4-4D6B-BB30-F824F158006D}" destId="{19CB3F13-2BEA-48A5-B142-E37806CEB958}" srcOrd="0" destOrd="0" presId="urn:microsoft.com/office/officeart/2005/8/layout/orgChart1"/>
-    <dgm:cxn modelId="{94EE80EC-601F-442E-A014-6269FA831961}" type="presParOf" srcId="{19CB3F13-2BEA-48A5-B142-E37806CEB958}" destId="{F6833E12-977C-4334-851C-493A685081D0}" srcOrd="0" destOrd="0" presId="urn:microsoft.com/office/officeart/2005/8/layout/orgChart1"/>
-    <dgm:cxn modelId="{BA5F57F5-E4F8-4649-BCB8-B24A2B22C554}" type="presParOf" srcId="{19CB3F13-2BEA-48A5-B142-E37806CEB958}" destId="{BB2BD05F-6978-43AD-8D21-E8C3EFB4CD2C}" srcOrd="1" destOrd="0" presId="urn:microsoft.com/office/officeart/2005/8/layout/orgChart1"/>
-    <dgm:cxn modelId="{6384A164-5F80-4E78-97E8-37BC661CB51F}" type="presParOf" srcId="{D8E643DB-B1A4-4D6B-BB30-F824F158006D}" destId="{CB90F170-0111-40A2-B750-5145DF7D53EB}" srcOrd="1" destOrd="0" presId="urn:microsoft.com/office/officeart/2005/8/layout/orgChart1"/>
-    <dgm:cxn modelId="{6FA8910D-A87B-40A0-895B-D2E9105DCF48}" type="presParOf" srcId="{D8E643DB-B1A4-4D6B-BB30-F824F158006D}" destId="{A60629B2-149C-44D6-8384-D8EE4E3924C5}" srcOrd="2" destOrd="0" presId="urn:microsoft.com/office/officeart/2005/8/layout/orgChart1"/>
-    <dgm:cxn modelId="{4D58F56F-D8F9-4A1E-A236-668FFA00E9EF}" type="presParOf" srcId="{F41F2A2E-3966-4F6B-935F-717AE275BD95}" destId="{31663126-1328-4F9E-BA2A-E0E9DB23F8A1}" srcOrd="4" destOrd="0" presId="urn:microsoft.com/office/officeart/2005/8/layout/orgChart1"/>
-    <dgm:cxn modelId="{55D71AC4-9476-483E-86DF-5BB837F6B855}" type="presParOf" srcId="{F41F2A2E-3966-4F6B-935F-717AE275BD95}" destId="{A9AB90BA-C0FC-4915-ACFC-9FD17E62169C}" srcOrd="5" destOrd="0" presId="urn:microsoft.com/office/officeart/2005/8/layout/orgChart1"/>
-    <dgm:cxn modelId="{A79C35D6-8B43-4750-AD6D-B64511CAC394}" type="presParOf" srcId="{A9AB90BA-C0FC-4915-ACFC-9FD17E62169C}" destId="{BA8EF862-02F1-4F2B-BF98-4D3F82225016}" srcOrd="0" destOrd="0" presId="urn:microsoft.com/office/officeart/2005/8/layout/orgChart1"/>
-    <dgm:cxn modelId="{A958B41F-DC79-4A60-8C7F-D12837B9B55B}" type="presParOf" srcId="{BA8EF862-02F1-4F2B-BF98-4D3F82225016}" destId="{980BB85B-A217-4A5D-9CB7-5AF30C46DB16}" srcOrd="0" destOrd="0" presId="urn:microsoft.com/office/officeart/2005/8/layout/orgChart1"/>
-    <dgm:cxn modelId="{EC9183CB-C679-4370-8A73-6595AA410FD0}" type="presParOf" srcId="{BA8EF862-02F1-4F2B-BF98-4D3F82225016}" destId="{AA472D28-2962-4913-A826-1170691073DC}" srcOrd="1" destOrd="0" presId="urn:microsoft.com/office/officeart/2005/8/layout/orgChart1"/>
-    <dgm:cxn modelId="{DE88C4B8-82BF-46DA-A95E-1E5BF4A8F8C0}" type="presParOf" srcId="{A9AB90BA-C0FC-4915-ACFC-9FD17E62169C}" destId="{91F2ED00-912C-421D-90DA-E997C35D14A4}" srcOrd="1" destOrd="0" presId="urn:microsoft.com/office/officeart/2005/8/layout/orgChart1"/>
-    <dgm:cxn modelId="{DD335E61-4946-4DD7-BB5E-964D2E65BCAB}" type="presParOf" srcId="{A9AB90BA-C0FC-4915-ACFC-9FD17E62169C}" destId="{D4BB72B9-1EA6-41D1-9B24-A0D6930D4D09}" srcOrd="2" destOrd="0" presId="urn:microsoft.com/office/officeart/2005/8/layout/orgChart1"/>
+    <dgm:cxn modelId="{63788496-D6E9-4724-9E63-2A66DE8C4C15}" type="presParOf" srcId="{F41F2A2E-3966-4F6B-935F-717AE275BD95}" destId="{C2D3D8B2-FA19-4A52-BA7E-0B8C956D0977}" srcOrd="0" destOrd="0" presId="urn:microsoft.com/office/officeart/2005/8/layout/orgChart1"/>
+    <dgm:cxn modelId="{AF966FC8-79A8-42BE-B7B1-7C3512B09637}" type="presParOf" srcId="{F41F2A2E-3966-4F6B-935F-717AE275BD95}" destId="{DDB30A89-C83A-4114-BE61-D20F1DB917C4}" srcOrd="1" destOrd="0" presId="urn:microsoft.com/office/officeart/2005/8/layout/orgChart1"/>
+    <dgm:cxn modelId="{214BDAFE-FF05-4839-BFA2-F96B543433B1}" type="presParOf" srcId="{DDB30A89-C83A-4114-BE61-D20F1DB917C4}" destId="{287C1129-2AAB-45E7-AAF7-77646CF58173}" srcOrd="0" destOrd="0" presId="urn:microsoft.com/office/officeart/2005/8/layout/orgChart1"/>
+    <dgm:cxn modelId="{8F27C187-CBD3-427B-8C73-5A7A442DFA6E}" type="presParOf" srcId="{287C1129-2AAB-45E7-AAF7-77646CF58173}" destId="{C9B7F93B-4374-4F62-95B4-0A2B5C747C11}" srcOrd="0" destOrd="0" presId="urn:microsoft.com/office/officeart/2005/8/layout/orgChart1"/>
+    <dgm:cxn modelId="{E43BD7DE-B991-4078-9B38-0FD6AC14E21A}" type="presParOf" srcId="{287C1129-2AAB-45E7-AAF7-77646CF58173}" destId="{D07CF1A2-09BF-4D84-B325-6750EBA1DAF7}" srcOrd="1" destOrd="0" presId="urn:microsoft.com/office/officeart/2005/8/layout/orgChart1"/>
+    <dgm:cxn modelId="{CC6FAA3C-A3D6-4415-BB56-8EFD8E4CEB36}" type="presParOf" srcId="{DDB30A89-C83A-4114-BE61-D20F1DB917C4}" destId="{BFBF01A5-EBBE-428A-951F-0FFC9E7BDC98}" srcOrd="1" destOrd="0" presId="urn:microsoft.com/office/officeart/2005/8/layout/orgChart1"/>
+    <dgm:cxn modelId="{6EB4D68E-68B6-420B-ABBE-02EF6B635FA2}" type="presParOf" srcId="{BFBF01A5-EBBE-428A-951F-0FFC9E7BDC98}" destId="{C3FDB715-70A1-49A8-9797-AF8211783E95}" srcOrd="0" destOrd="0" presId="urn:microsoft.com/office/officeart/2005/8/layout/orgChart1"/>
+    <dgm:cxn modelId="{08BF2E8E-30B5-437D-8D6B-E6E5D48E3071}" type="presParOf" srcId="{BFBF01A5-EBBE-428A-951F-0FFC9E7BDC98}" destId="{E1BED13D-BA3E-423C-94AE-595E838EAC64}" srcOrd="1" destOrd="0" presId="urn:microsoft.com/office/officeart/2005/8/layout/orgChart1"/>
+    <dgm:cxn modelId="{FECC1AE3-AB87-4A92-BA7F-0AE639D59627}" type="presParOf" srcId="{E1BED13D-BA3E-423C-94AE-595E838EAC64}" destId="{F2B90CB2-66BD-4971-8F7C-7FFB97DDEAC7}" srcOrd="0" destOrd="0" presId="urn:microsoft.com/office/officeart/2005/8/layout/orgChart1"/>
+    <dgm:cxn modelId="{3B3DEE24-4FD3-4222-89D5-EA62E1BE714F}" type="presParOf" srcId="{F2B90CB2-66BD-4971-8F7C-7FFB97DDEAC7}" destId="{9AF36780-2E35-434E-9C52-F1E6DDBAE230}" srcOrd="0" destOrd="0" presId="urn:microsoft.com/office/officeart/2005/8/layout/orgChart1"/>
+    <dgm:cxn modelId="{81FF137E-75B4-4372-8CAD-7275578DADD0}" type="presParOf" srcId="{F2B90CB2-66BD-4971-8F7C-7FFB97DDEAC7}" destId="{900EF2A9-62BD-4970-B701-CB1FE9DAA211}" srcOrd="1" destOrd="0" presId="urn:microsoft.com/office/officeart/2005/8/layout/orgChart1"/>
+    <dgm:cxn modelId="{6ADE4D41-6DCD-4D16-A2A3-8003055354E0}" type="presParOf" srcId="{E1BED13D-BA3E-423C-94AE-595E838EAC64}" destId="{206E5150-43DA-40A9-9A56-900197373664}" srcOrd="1" destOrd="0" presId="urn:microsoft.com/office/officeart/2005/8/layout/orgChart1"/>
+    <dgm:cxn modelId="{42CD98D1-B109-4729-A6BB-E6DB13160BF6}" type="presParOf" srcId="{E1BED13D-BA3E-423C-94AE-595E838EAC64}" destId="{340D88B6-C5F6-4E49-82BE-259094573448}" srcOrd="2" destOrd="0" presId="urn:microsoft.com/office/officeart/2005/8/layout/orgChart1"/>
+    <dgm:cxn modelId="{8CDCB69E-55EE-43E9-9579-EEFC3E11A3CA}" type="presParOf" srcId="{DDB30A89-C83A-4114-BE61-D20F1DB917C4}" destId="{3DE48670-B685-46DC-B440-11C3B2F3E1D9}" srcOrd="2" destOrd="0" presId="urn:microsoft.com/office/officeart/2005/8/layout/orgChart1"/>
+    <dgm:cxn modelId="{49FB2ACA-16B0-4806-9C74-400FB53986BE}" type="presParOf" srcId="{F41F2A2E-3966-4F6B-935F-717AE275BD95}" destId="{9C1D0787-2694-499D-B1EA-32C8E976B911}" srcOrd="2" destOrd="0" presId="urn:microsoft.com/office/officeart/2005/8/layout/orgChart1"/>
+    <dgm:cxn modelId="{130FF3B7-C593-4956-8392-E829A67702AD}" type="presParOf" srcId="{F41F2A2E-3966-4F6B-935F-717AE275BD95}" destId="{413784C0-0897-4FFA-B037-7350FEB55F19}" srcOrd="3" destOrd="0" presId="urn:microsoft.com/office/officeart/2005/8/layout/orgChart1"/>
+    <dgm:cxn modelId="{F9FB78BE-E92E-44E8-9A9F-0A9F7CD8F3AF}" type="presParOf" srcId="{413784C0-0897-4FFA-B037-7350FEB55F19}" destId="{138C59E9-7A81-4A1C-9E58-4F816D5101CE}" srcOrd="0" destOrd="0" presId="urn:microsoft.com/office/officeart/2005/8/layout/orgChart1"/>
+    <dgm:cxn modelId="{00ED7E62-1CA2-4A47-9039-1DB80E3F79E4}" type="presParOf" srcId="{138C59E9-7A81-4A1C-9E58-4F816D5101CE}" destId="{5FFEA07E-93D7-4EE5-9745-070140E2EFF5}" srcOrd="0" destOrd="0" presId="urn:microsoft.com/office/officeart/2005/8/layout/orgChart1"/>
+    <dgm:cxn modelId="{85C2A5B3-F7A5-4964-80B7-2B8003E5654E}" type="presParOf" srcId="{138C59E9-7A81-4A1C-9E58-4F816D5101CE}" destId="{3B90203B-5DFF-47C1-B405-4D1D38200D50}" srcOrd="1" destOrd="0" presId="urn:microsoft.com/office/officeart/2005/8/layout/orgChart1"/>
+    <dgm:cxn modelId="{80F3A45F-EC48-4149-B9D6-3366E2BD4CD7}" type="presParOf" srcId="{413784C0-0897-4FFA-B037-7350FEB55F19}" destId="{167DD075-970D-4C21-9487-6FB031837A63}" srcOrd="1" destOrd="0" presId="urn:microsoft.com/office/officeart/2005/8/layout/orgChart1"/>
+    <dgm:cxn modelId="{3D7AFAB6-07EA-4CCE-80B8-3F1C8095ADEF}" type="presParOf" srcId="{167DD075-970D-4C21-9487-6FB031837A63}" destId="{B487656C-69FF-4699-84E6-02A8A29B7C0A}" srcOrd="0" destOrd="0" presId="urn:microsoft.com/office/officeart/2005/8/layout/orgChart1"/>
+    <dgm:cxn modelId="{BA186C5D-3E6D-4056-AA60-F6077D6C6064}" type="presParOf" srcId="{167DD075-970D-4C21-9487-6FB031837A63}" destId="{A9AB9CE2-0E03-4AB1-AC19-6B7F06D8D94F}" srcOrd="1" destOrd="0" presId="urn:microsoft.com/office/officeart/2005/8/layout/orgChart1"/>
+    <dgm:cxn modelId="{CD84D2A7-C43A-41F0-9674-3EF42E037F55}" type="presParOf" srcId="{A9AB9CE2-0E03-4AB1-AC19-6B7F06D8D94F}" destId="{990DAD38-B5A8-43E7-811F-DFF7B66EB0BF}" srcOrd="0" destOrd="0" presId="urn:microsoft.com/office/officeart/2005/8/layout/orgChart1"/>
+    <dgm:cxn modelId="{CB0EE298-00BA-4F5B-AED9-E18A2418E7CA}" type="presParOf" srcId="{990DAD38-B5A8-43E7-811F-DFF7B66EB0BF}" destId="{751F4EFA-3BE8-4A0E-A74D-68900BF6B17E}" srcOrd="0" destOrd="0" presId="urn:microsoft.com/office/officeart/2005/8/layout/orgChart1"/>
+    <dgm:cxn modelId="{D2E164BB-C2AD-41EA-85F7-5EF05AA2449B}" type="presParOf" srcId="{990DAD38-B5A8-43E7-811F-DFF7B66EB0BF}" destId="{5C71F4AE-5C17-4ADA-882B-7E894C84D916}" srcOrd="1" destOrd="0" presId="urn:microsoft.com/office/officeart/2005/8/layout/orgChart1"/>
+    <dgm:cxn modelId="{A448741A-1CDC-43EB-AB80-6A736F5B26CE}" type="presParOf" srcId="{A9AB9CE2-0E03-4AB1-AC19-6B7F06D8D94F}" destId="{86988A67-C476-4A9B-96DF-2C9B2282545F}" srcOrd="1" destOrd="0" presId="urn:microsoft.com/office/officeart/2005/8/layout/orgChart1"/>
+    <dgm:cxn modelId="{ADF83483-5D76-4DCD-BDA9-92BC76191CE3}" type="presParOf" srcId="{A9AB9CE2-0E03-4AB1-AC19-6B7F06D8D94F}" destId="{F739D9B2-F20D-4662-9761-6215A6C74B75}" srcOrd="2" destOrd="0" presId="urn:microsoft.com/office/officeart/2005/8/layout/orgChart1"/>
+    <dgm:cxn modelId="{70CEAEF0-FC84-43A3-B91F-89D08EDAAE20}" type="presParOf" srcId="{413784C0-0897-4FFA-B037-7350FEB55F19}" destId="{51525E0E-9BE7-450A-A977-068BD7D0A51A}" srcOrd="2" destOrd="0" presId="urn:microsoft.com/office/officeart/2005/8/layout/orgChart1"/>
+    <dgm:cxn modelId="{BD9CE25B-A328-4D47-9712-C3C4F9494D0C}" type="presParOf" srcId="{F41F2A2E-3966-4F6B-935F-717AE275BD95}" destId="{195796D1-4B39-438C-AA12-5A8D435EA4FA}" srcOrd="4" destOrd="0" presId="urn:microsoft.com/office/officeart/2005/8/layout/orgChart1"/>
+    <dgm:cxn modelId="{EF371465-8F42-48C4-BEEF-E98C9D1483D2}" type="presParOf" srcId="{F41F2A2E-3966-4F6B-935F-717AE275BD95}" destId="{84822AFA-0C45-44B6-ADB1-7029582F08D7}" srcOrd="5" destOrd="0" presId="urn:microsoft.com/office/officeart/2005/8/layout/orgChart1"/>
+    <dgm:cxn modelId="{B3893425-1210-4ACF-A0F4-A62CCD61970F}" type="presParOf" srcId="{84822AFA-0C45-44B6-ADB1-7029582F08D7}" destId="{0D48D80C-9F2C-4AC2-B307-2445C4353ED2}" srcOrd="0" destOrd="0" presId="urn:microsoft.com/office/officeart/2005/8/layout/orgChart1"/>
+    <dgm:cxn modelId="{571290D9-A922-40C6-800D-67F210AF48E0}" type="presParOf" srcId="{0D48D80C-9F2C-4AC2-B307-2445C4353ED2}" destId="{D09BBDC5-E692-424E-BDC1-C56C2573E22B}" srcOrd="0" destOrd="0" presId="urn:microsoft.com/office/officeart/2005/8/layout/orgChart1"/>
+    <dgm:cxn modelId="{8F65A97E-8E5D-4710-8159-7EA231EF5942}" type="presParOf" srcId="{0D48D80C-9F2C-4AC2-B307-2445C4353ED2}" destId="{5132A2B8-C20F-45AB-8E04-C7DA9626937B}" srcOrd="1" destOrd="0" presId="urn:microsoft.com/office/officeart/2005/8/layout/orgChart1"/>
+    <dgm:cxn modelId="{E7DB8AF8-D880-419D-A17C-7C9881068894}" type="presParOf" srcId="{84822AFA-0C45-44B6-ADB1-7029582F08D7}" destId="{09A86F9F-CA6B-428B-A74E-25C8BA3A0AA8}" srcOrd="1" destOrd="0" presId="urn:microsoft.com/office/officeart/2005/8/layout/orgChart1"/>
+    <dgm:cxn modelId="{578657B5-DE07-4BB0-84FD-7C3D4D14002C}" type="presParOf" srcId="{84822AFA-0C45-44B6-ADB1-7029582F08D7}" destId="{03B1A3C9-78B9-4ED7-8B1A-7C2C70981C4E}" srcOrd="2" destOrd="0" presId="urn:microsoft.com/office/officeart/2005/8/layout/orgChart1"/>
+    <dgm:cxn modelId="{1278F92A-4A4C-42BE-8655-7E540BEE7725}" type="presParOf" srcId="{F41F2A2E-3966-4F6B-935F-717AE275BD95}" destId="{92082DEC-787D-4509-8258-39DBEE9AE9D9}" srcOrd="6" destOrd="0" presId="urn:microsoft.com/office/officeart/2005/8/layout/orgChart1"/>
+    <dgm:cxn modelId="{A21957D0-4FF0-4B75-B560-A49C5D02A0BC}" type="presParOf" srcId="{F41F2A2E-3966-4F6B-935F-717AE275BD95}" destId="{E1C5BCB3-A39B-4C4A-A488-1DA7A7740C50}" srcOrd="7" destOrd="0" presId="urn:microsoft.com/office/officeart/2005/8/layout/orgChart1"/>
+    <dgm:cxn modelId="{D013B0A2-15E4-412A-9C45-5F5AB85411F2}" type="presParOf" srcId="{E1C5BCB3-A39B-4C4A-A488-1DA7A7740C50}" destId="{D285C6DE-DDE9-4D53-8F58-384ACDF262BB}" srcOrd="0" destOrd="0" presId="urn:microsoft.com/office/officeart/2005/8/layout/orgChart1"/>
+    <dgm:cxn modelId="{4A4B082F-48CD-4EC9-970C-C2A33E43B8C6}" type="presParOf" srcId="{D285C6DE-DDE9-4D53-8F58-384ACDF262BB}" destId="{DC6629EE-9C87-4836-8CC7-41479B441E6E}" srcOrd="0" destOrd="0" presId="urn:microsoft.com/office/officeart/2005/8/layout/orgChart1"/>
+    <dgm:cxn modelId="{7C96B9D0-0502-4FD7-B0CF-50D2B1FCB7F6}" type="presParOf" srcId="{D285C6DE-DDE9-4D53-8F58-384ACDF262BB}" destId="{8543598C-DE86-4933-B2FE-1F21BCAA5E39}" srcOrd="1" destOrd="0" presId="urn:microsoft.com/office/officeart/2005/8/layout/orgChart1"/>
+    <dgm:cxn modelId="{EEE8F303-D5EB-4291-BC78-B7B59BC5BDD7}" type="presParOf" srcId="{E1C5BCB3-A39B-4C4A-A488-1DA7A7740C50}" destId="{E60EE302-243B-4685-838C-3F6DF2E07E3F}" srcOrd="1" destOrd="0" presId="urn:microsoft.com/office/officeart/2005/8/layout/orgChart1"/>
+    <dgm:cxn modelId="{768D1948-8453-48EB-B0B8-14B85DE682D5}" type="presParOf" srcId="{E60EE302-243B-4685-838C-3F6DF2E07E3F}" destId="{C63E7159-7922-42AA-BC9A-8A42098B5AC7}" srcOrd="0" destOrd="0" presId="urn:microsoft.com/office/officeart/2005/8/layout/orgChart1"/>
+    <dgm:cxn modelId="{E737CB43-F880-4982-8FFB-A99C5C7F2634}" type="presParOf" srcId="{E60EE302-243B-4685-838C-3F6DF2E07E3F}" destId="{69BAE616-78A0-42B6-9659-43A902022229}" srcOrd="1" destOrd="0" presId="urn:microsoft.com/office/officeart/2005/8/layout/orgChart1"/>
+    <dgm:cxn modelId="{47F70CF7-49E1-4828-A92E-040F293721E0}" type="presParOf" srcId="{69BAE616-78A0-42B6-9659-43A902022229}" destId="{61A4A5E5-A5DB-444C-9A3C-45339413C46C}" srcOrd="0" destOrd="0" presId="urn:microsoft.com/office/officeart/2005/8/layout/orgChart1"/>
+    <dgm:cxn modelId="{8DB14293-263B-42EA-A1E1-1FA12B7C6781}" type="presParOf" srcId="{61A4A5E5-A5DB-444C-9A3C-45339413C46C}" destId="{5AC97FCA-28C7-4A78-AA35-6920F07895FF}" srcOrd="0" destOrd="0" presId="urn:microsoft.com/office/officeart/2005/8/layout/orgChart1"/>
+    <dgm:cxn modelId="{BDEE4CAD-50EC-41F7-8A09-DBF16A811E6A}" type="presParOf" srcId="{61A4A5E5-A5DB-444C-9A3C-45339413C46C}" destId="{CE41A81F-52B4-4E20-A5D4-8930FD63119A}" srcOrd="1" destOrd="0" presId="urn:microsoft.com/office/officeart/2005/8/layout/orgChart1"/>
+    <dgm:cxn modelId="{CB3A7F1B-EB60-4513-BB5C-BC613D902F8D}" type="presParOf" srcId="{69BAE616-78A0-42B6-9659-43A902022229}" destId="{29C2ADC0-EF10-4C08-9025-B6200B85C817}" srcOrd="1" destOrd="0" presId="urn:microsoft.com/office/officeart/2005/8/layout/orgChart1"/>
+    <dgm:cxn modelId="{5CA5F99E-9E16-45DD-880B-16C9C0C56C15}" type="presParOf" srcId="{69BAE616-78A0-42B6-9659-43A902022229}" destId="{3D50CB52-1B01-40BE-81EE-CD95F8112133}" srcOrd="2" destOrd="0" presId="urn:microsoft.com/office/officeart/2005/8/layout/orgChart1"/>
+    <dgm:cxn modelId="{F095B73B-B612-489C-98D3-E122864365FA}" type="presParOf" srcId="{E60EE302-243B-4685-838C-3F6DF2E07E3F}" destId="{689C2869-E741-45EC-84A7-E9B773FFE06C}" srcOrd="2" destOrd="0" presId="urn:microsoft.com/office/officeart/2005/8/layout/orgChart1"/>
+    <dgm:cxn modelId="{B5ADF049-1869-4D70-A912-895FCCF0C1D5}" type="presParOf" srcId="{E60EE302-243B-4685-838C-3F6DF2E07E3F}" destId="{BB0472BE-AE20-4E93-9747-4592FFC367E7}" srcOrd="3" destOrd="0" presId="urn:microsoft.com/office/officeart/2005/8/layout/orgChart1"/>
+    <dgm:cxn modelId="{EADD21E1-B9C7-4393-8F6C-1C32A2179487}" type="presParOf" srcId="{BB0472BE-AE20-4E93-9747-4592FFC367E7}" destId="{EB47BE3C-C139-4460-B320-79E38A96DE01}" srcOrd="0" destOrd="0" presId="urn:microsoft.com/office/officeart/2005/8/layout/orgChart1"/>
+    <dgm:cxn modelId="{88B822C0-58C0-4662-8D0B-4259F13629C6}" type="presParOf" srcId="{EB47BE3C-C139-4460-B320-79E38A96DE01}" destId="{71056BFF-310C-442C-B7C9-A19B64DD4166}" srcOrd="0" destOrd="0" presId="urn:microsoft.com/office/officeart/2005/8/layout/orgChart1"/>
+    <dgm:cxn modelId="{F147DFF5-96EE-4AA8-88EC-F01BBE3399BD}" type="presParOf" srcId="{EB47BE3C-C139-4460-B320-79E38A96DE01}" destId="{C33E4F49-84E0-4936-A206-87C341DCB999}" srcOrd="1" destOrd="0" presId="urn:microsoft.com/office/officeart/2005/8/layout/orgChart1"/>
+    <dgm:cxn modelId="{CB3310B3-8992-49BA-A9B2-08D90C1852E5}" type="presParOf" srcId="{BB0472BE-AE20-4E93-9747-4592FFC367E7}" destId="{060FD00F-8937-4226-BD3F-6CE7F2E48A5D}" srcOrd="1" destOrd="0" presId="urn:microsoft.com/office/officeart/2005/8/layout/orgChart1"/>
+    <dgm:cxn modelId="{C77FD966-11B9-4A06-984C-6FEC3485958D}" type="presParOf" srcId="{BB0472BE-AE20-4E93-9747-4592FFC367E7}" destId="{A6E3EF64-CEE5-428D-94DC-6C9C32644597}" srcOrd="2" destOrd="0" presId="urn:microsoft.com/office/officeart/2005/8/layout/orgChart1"/>
+    <dgm:cxn modelId="{B85D7C86-7FCA-4725-BD44-1092CA31529F}" type="presParOf" srcId="{E1C5BCB3-A39B-4C4A-A488-1DA7A7740C50}" destId="{CE93E46C-1CEB-4629-99C5-4DE92E3BDEE8}" srcOrd="2" destOrd="0" presId="urn:microsoft.com/office/officeart/2005/8/layout/orgChart1"/>
+    <dgm:cxn modelId="{D158A146-29EE-4C67-80B0-2AEBF3AC9DD3}" type="presParOf" srcId="{F41F2A2E-3966-4F6B-935F-717AE275BD95}" destId="{DF5D7104-DF50-47AE-BC84-5C70118E0C7D}" srcOrd="8" destOrd="0" presId="urn:microsoft.com/office/officeart/2005/8/layout/orgChart1"/>
+    <dgm:cxn modelId="{B409A5DA-BE33-4068-AC3A-A4912B88F3EB}" type="presParOf" srcId="{F41F2A2E-3966-4F6B-935F-717AE275BD95}" destId="{5E3C93FE-74B1-4068-92CE-BA0D611A800C}" srcOrd="9" destOrd="0" presId="urn:microsoft.com/office/officeart/2005/8/layout/orgChart1"/>
+    <dgm:cxn modelId="{F1530E0D-B0A8-42B8-BB1B-A69AEB608F7D}" type="presParOf" srcId="{5E3C93FE-74B1-4068-92CE-BA0D611A800C}" destId="{3B5D6DC8-DCBA-4A03-8F9B-AEAD706A8A68}" srcOrd="0" destOrd="0" presId="urn:microsoft.com/office/officeart/2005/8/layout/orgChart1"/>
+    <dgm:cxn modelId="{1DB80745-CADF-42E5-B8D5-9E353E70C44E}" type="presParOf" srcId="{3B5D6DC8-DCBA-4A03-8F9B-AEAD706A8A68}" destId="{92563980-B3BD-4338-AC97-835F97DB3F9C}" srcOrd="0" destOrd="0" presId="urn:microsoft.com/office/officeart/2005/8/layout/orgChart1"/>
+    <dgm:cxn modelId="{85069B52-31B4-4CDE-A8B8-74202340D0D4}" type="presParOf" srcId="{3B5D6DC8-DCBA-4A03-8F9B-AEAD706A8A68}" destId="{E64AF95E-AD81-42E4-816C-027E73109378}" srcOrd="1" destOrd="0" presId="urn:microsoft.com/office/officeart/2005/8/layout/orgChart1"/>
+    <dgm:cxn modelId="{D85435F3-D4F2-4EAD-AF7F-FD4BF07157CD}" type="presParOf" srcId="{5E3C93FE-74B1-4068-92CE-BA0D611A800C}" destId="{E0795783-0A8D-4DCE-B84C-4D803E27D8B1}" srcOrd="1" destOrd="0" presId="urn:microsoft.com/office/officeart/2005/8/layout/orgChart1"/>
+    <dgm:cxn modelId="{98EB5CDF-D458-470C-BDF1-101B740BC3EC}" type="presParOf" srcId="{E0795783-0A8D-4DCE-B84C-4D803E27D8B1}" destId="{4ED7CC23-3454-447B-9611-C085C68BD0DB}" srcOrd="0" destOrd="0" presId="urn:microsoft.com/office/officeart/2005/8/layout/orgChart1"/>
+    <dgm:cxn modelId="{C24C6E92-99E2-49C9-BA3F-397697B05F32}" type="presParOf" srcId="{E0795783-0A8D-4DCE-B84C-4D803E27D8B1}" destId="{1A3FF1B5-7E2D-4E6A-B89F-F2C9119E053D}" srcOrd="1" destOrd="0" presId="urn:microsoft.com/office/officeart/2005/8/layout/orgChart1"/>
+    <dgm:cxn modelId="{51BFAA63-3672-4B0E-BA21-F4ABD31CCB49}" type="presParOf" srcId="{1A3FF1B5-7E2D-4E6A-B89F-F2C9119E053D}" destId="{44C60F8C-4352-4D35-98B8-FB77AEAAE3D5}" srcOrd="0" destOrd="0" presId="urn:microsoft.com/office/officeart/2005/8/layout/orgChart1"/>
+    <dgm:cxn modelId="{C49D761C-A39F-4AF3-A4EF-8B433BA70811}" type="presParOf" srcId="{44C60F8C-4352-4D35-98B8-FB77AEAAE3D5}" destId="{0A4840AC-695A-4072-B912-DA3746F198BC}" srcOrd="0" destOrd="0" presId="urn:microsoft.com/office/officeart/2005/8/layout/orgChart1"/>
+    <dgm:cxn modelId="{B88BF2D6-BA66-4A62-B0EE-00BD8C3A41C8}" type="presParOf" srcId="{44C60F8C-4352-4D35-98B8-FB77AEAAE3D5}" destId="{179DE2A6-5548-4ABE-8621-389B46674DE8}" srcOrd="1" destOrd="0" presId="urn:microsoft.com/office/officeart/2005/8/layout/orgChart1"/>
+    <dgm:cxn modelId="{E702DCC4-942B-4DA0-A802-22DD5921D41E}" type="presParOf" srcId="{1A3FF1B5-7E2D-4E6A-B89F-F2C9119E053D}" destId="{18D39CA4-B2AD-4EBB-91DC-4EEBEB5450B3}" srcOrd="1" destOrd="0" presId="urn:microsoft.com/office/officeart/2005/8/layout/orgChart1"/>
+    <dgm:cxn modelId="{EA244CB4-8F4B-41D1-A9CC-84DA8A6E738D}" type="presParOf" srcId="{1A3FF1B5-7E2D-4E6A-B89F-F2C9119E053D}" destId="{4E0E87AB-EC11-4502-A08F-F21709489E85}" srcOrd="2" destOrd="0" presId="urn:microsoft.com/office/officeart/2005/8/layout/orgChart1"/>
+    <dgm:cxn modelId="{2943AF3F-51C3-4C7A-90F5-C47950040D20}" type="presParOf" srcId="{E0795783-0A8D-4DCE-B84C-4D803E27D8B1}" destId="{7F8A3ECB-5AF5-4B8C-B170-FADCE0A00CE7}" srcOrd="2" destOrd="0" presId="urn:microsoft.com/office/officeart/2005/8/layout/orgChart1"/>
+    <dgm:cxn modelId="{2729D468-514D-4B73-96F6-9FD7B96A17F2}" type="presParOf" srcId="{E0795783-0A8D-4DCE-B84C-4D803E27D8B1}" destId="{2173F104-541F-43CB-82B4-112C2690DF70}" srcOrd="3" destOrd="0" presId="urn:microsoft.com/office/officeart/2005/8/layout/orgChart1"/>
+    <dgm:cxn modelId="{AB8863FB-2C5B-49C2-8D86-70B80B0E3F6E}" type="presParOf" srcId="{2173F104-541F-43CB-82B4-112C2690DF70}" destId="{EC58D0FD-98F6-40E5-A386-0A3AA2853915}" srcOrd="0" destOrd="0" presId="urn:microsoft.com/office/officeart/2005/8/layout/orgChart1"/>
+    <dgm:cxn modelId="{6CE6F8BE-B5AE-40EA-9572-660D63F58DD8}" type="presParOf" srcId="{EC58D0FD-98F6-40E5-A386-0A3AA2853915}" destId="{13AB6A92-0319-4BFA-97D9-2A96E2D88EB5}" srcOrd="0" destOrd="0" presId="urn:microsoft.com/office/officeart/2005/8/layout/orgChart1"/>
+    <dgm:cxn modelId="{111F7276-DB0C-48F5-BA2D-E3EB61822EE6}" type="presParOf" srcId="{EC58D0FD-98F6-40E5-A386-0A3AA2853915}" destId="{419063D7-EDC5-46E7-97A1-845C30D24B59}" srcOrd="1" destOrd="0" presId="urn:microsoft.com/office/officeart/2005/8/layout/orgChart1"/>
+    <dgm:cxn modelId="{34F90B8C-251F-4659-86C9-27DF32D23E5E}" type="presParOf" srcId="{2173F104-541F-43CB-82B4-112C2690DF70}" destId="{F88498AC-D486-42FB-8968-F81161F45C37}" srcOrd="1" destOrd="0" presId="urn:microsoft.com/office/officeart/2005/8/layout/orgChart1"/>
+    <dgm:cxn modelId="{64FAD547-AA0D-4765-9339-32E9B0EAC49A}" type="presParOf" srcId="{2173F104-541F-43CB-82B4-112C2690DF70}" destId="{62411046-349A-4178-B99A-056EFAB5C10F}" srcOrd="2" destOrd="0" presId="urn:microsoft.com/office/officeart/2005/8/layout/orgChart1"/>
+    <dgm:cxn modelId="{388068C6-250B-4B47-B3ED-0D83D88638F8}" type="presParOf" srcId="{E0795783-0A8D-4DCE-B84C-4D803E27D8B1}" destId="{A760058F-2450-426F-A6DB-037A19925599}" srcOrd="4" destOrd="0" presId="urn:microsoft.com/office/officeart/2005/8/layout/orgChart1"/>
+    <dgm:cxn modelId="{F3E3CE3C-EE65-42C1-B950-C885DED29376}" type="presParOf" srcId="{E0795783-0A8D-4DCE-B84C-4D803E27D8B1}" destId="{80996E3E-3F95-491A-9748-EFE09EF91C72}" srcOrd="5" destOrd="0" presId="urn:microsoft.com/office/officeart/2005/8/layout/orgChart1"/>
+    <dgm:cxn modelId="{C0228352-AFD8-4983-A9C5-D5F4587090AC}" type="presParOf" srcId="{80996E3E-3F95-491A-9748-EFE09EF91C72}" destId="{7E06B2D0-EB18-438E-A11F-4404BFA2DDEE}" srcOrd="0" destOrd="0" presId="urn:microsoft.com/office/officeart/2005/8/layout/orgChart1"/>
+    <dgm:cxn modelId="{582E6A13-0476-4EAA-8DD7-9E4C194B61DF}" type="presParOf" srcId="{7E06B2D0-EB18-438E-A11F-4404BFA2DDEE}" destId="{C50D2B72-7969-45AE-84DC-85DE4BE402C8}" srcOrd="0" destOrd="0" presId="urn:microsoft.com/office/officeart/2005/8/layout/orgChart1"/>
+    <dgm:cxn modelId="{E4004F48-0FC3-46F1-B86D-9BDBC67F88CE}" type="presParOf" srcId="{7E06B2D0-EB18-438E-A11F-4404BFA2DDEE}" destId="{E5A96AC2-001F-443E-A6EB-1B2EB6E388E4}" srcOrd="1" destOrd="0" presId="urn:microsoft.com/office/officeart/2005/8/layout/orgChart1"/>
+    <dgm:cxn modelId="{FFE73D89-0020-419B-86FD-B447E515C498}" type="presParOf" srcId="{80996E3E-3F95-491A-9748-EFE09EF91C72}" destId="{68427266-4C77-443A-B353-6BDD9A4836C7}" srcOrd="1" destOrd="0" presId="urn:microsoft.com/office/officeart/2005/8/layout/orgChart1"/>
+    <dgm:cxn modelId="{F7FB8F59-46A9-473B-ACAF-ACE303E2D34A}" type="presParOf" srcId="{80996E3E-3F95-491A-9748-EFE09EF91C72}" destId="{C7A303D9-597C-4521-86AD-E99B78B23263}" srcOrd="2" destOrd="0" presId="urn:microsoft.com/office/officeart/2005/8/layout/orgChart1"/>
+    <dgm:cxn modelId="{8EB1540D-DB3E-4812-9377-82F44317ECC4}" type="presParOf" srcId="{5E3C93FE-74B1-4068-92CE-BA0D611A800C}" destId="{784723C1-5CEB-4E02-A5DB-9C6627340B70}" srcOrd="2" destOrd="0" presId="urn:microsoft.com/office/officeart/2005/8/layout/orgChart1"/>
+    <dgm:cxn modelId="{7C179A6C-1718-44D9-9D89-F42354B26099}" type="presParOf" srcId="{F41F2A2E-3966-4F6B-935F-717AE275BD95}" destId="{5171DC12-B2F9-4299-A2EB-6C34DF59FA57}" srcOrd="10" destOrd="0" presId="urn:microsoft.com/office/officeart/2005/8/layout/orgChart1"/>
+    <dgm:cxn modelId="{86F38465-7C51-48B5-857A-173C328E9B71}" type="presParOf" srcId="{F41F2A2E-3966-4F6B-935F-717AE275BD95}" destId="{662169EA-51FA-40C2-9CF0-8CCA28C32C80}" srcOrd="11" destOrd="0" presId="urn:microsoft.com/office/officeart/2005/8/layout/orgChart1"/>
+    <dgm:cxn modelId="{BFCCD5C0-3CE5-4AF1-A02F-7765713B53D4}" type="presParOf" srcId="{662169EA-51FA-40C2-9CF0-8CCA28C32C80}" destId="{340475E0-6FC3-4B79-8BDA-F95ECD557CA4}" srcOrd="0" destOrd="0" presId="urn:microsoft.com/office/officeart/2005/8/layout/orgChart1"/>
+    <dgm:cxn modelId="{3B99F78D-45B7-4ACA-90BF-2E89443CE1EA}" type="presParOf" srcId="{340475E0-6FC3-4B79-8BDA-F95ECD557CA4}" destId="{915E890D-BE2B-4C3A-89E3-BC9B2B83EA55}" srcOrd="0" destOrd="0" presId="urn:microsoft.com/office/officeart/2005/8/layout/orgChart1"/>
+    <dgm:cxn modelId="{9EB16481-52B0-4094-A016-90BBFF4937AB}" type="presParOf" srcId="{340475E0-6FC3-4B79-8BDA-F95ECD557CA4}" destId="{EE046975-2BBA-4DC7-B73A-48B48C6E73EF}" srcOrd="1" destOrd="0" presId="urn:microsoft.com/office/officeart/2005/8/layout/orgChart1"/>
+    <dgm:cxn modelId="{4981CCBC-FE10-42F6-B922-83CE6160FD05}" type="presParOf" srcId="{662169EA-51FA-40C2-9CF0-8CCA28C32C80}" destId="{41949E1F-6593-4143-91BC-2D30D74999EE}" srcOrd="1" destOrd="0" presId="urn:microsoft.com/office/officeart/2005/8/layout/orgChart1"/>
+    <dgm:cxn modelId="{FFE105C6-8A34-4091-9910-79C1C2219307}" type="presParOf" srcId="{662169EA-51FA-40C2-9CF0-8CCA28C32C80}" destId="{7419DAEE-D570-4A27-B67F-EAF7423AA9D6}" srcOrd="2" destOrd="0" presId="urn:microsoft.com/office/officeart/2005/8/layout/orgChart1"/>
+    <dgm:cxn modelId="{ECD914F7-C918-4137-AEE1-50BD96C9A0F3}" type="presParOf" srcId="{F41F2A2E-3966-4F6B-935F-717AE275BD95}" destId="{5D076790-EEBB-47A4-8C04-3E7F7FF0CF4D}" srcOrd="12" destOrd="0" presId="urn:microsoft.com/office/officeart/2005/8/layout/orgChart1"/>
+    <dgm:cxn modelId="{358B5870-E390-4BAB-8944-8276495E28C4}" type="presParOf" srcId="{F41F2A2E-3966-4F6B-935F-717AE275BD95}" destId="{0D783722-F7E5-4013-8855-77F083804A8F}" srcOrd="13" destOrd="0" presId="urn:microsoft.com/office/officeart/2005/8/layout/orgChart1"/>
+    <dgm:cxn modelId="{870856C7-D57B-40D1-9638-F3619B8B65DD}" type="presParOf" srcId="{0D783722-F7E5-4013-8855-77F083804A8F}" destId="{676D6CDD-435A-46E0-B1C6-F9B5DF276582}" srcOrd="0" destOrd="0" presId="urn:microsoft.com/office/officeart/2005/8/layout/orgChart1"/>
+    <dgm:cxn modelId="{6C4972A1-AF18-40B0-9BF5-49E94969EDB7}" type="presParOf" srcId="{676D6CDD-435A-46E0-B1C6-F9B5DF276582}" destId="{836C6218-4EE0-4640-8630-ABE1046ACD36}" srcOrd="0" destOrd="0" presId="urn:microsoft.com/office/officeart/2005/8/layout/orgChart1"/>
+    <dgm:cxn modelId="{EB098852-27D7-4A20-8AC0-2049E9FEA710}" type="presParOf" srcId="{676D6CDD-435A-46E0-B1C6-F9B5DF276582}" destId="{177E4711-7C28-479A-B767-18395428FEEC}" srcOrd="1" destOrd="0" presId="urn:microsoft.com/office/officeart/2005/8/layout/orgChart1"/>
+    <dgm:cxn modelId="{AB972170-11E8-432F-B9E0-0EC194F9FC14}" type="presParOf" srcId="{0D783722-F7E5-4013-8855-77F083804A8F}" destId="{8116DA06-B407-4CCC-80A9-D6BD096D04A1}" srcOrd="1" destOrd="0" presId="urn:microsoft.com/office/officeart/2005/8/layout/orgChart1"/>
+    <dgm:cxn modelId="{A20274D7-12EA-4BB8-9D9C-D74FBCAF1DAF}" type="presParOf" srcId="{0D783722-F7E5-4013-8855-77F083804A8F}" destId="{746504EC-CDAE-4E0A-9CD9-7477B39E2EE4}" srcOrd="2" destOrd="0" presId="urn:microsoft.com/office/officeart/2005/8/layout/orgChart1"/>
+    <dgm:cxn modelId="{626F3CFB-4E79-43E1-B445-844F80B57BA5}" type="presParOf" srcId="{F41F2A2E-3966-4F6B-935F-717AE275BD95}" destId="{5861AFAA-9020-4DF5-9CAE-662604CE37CD}" srcOrd="14" destOrd="0" presId="urn:microsoft.com/office/officeart/2005/8/layout/orgChart1"/>
+    <dgm:cxn modelId="{0CB46BD4-694C-4648-B6F5-BF460E244C56}" type="presParOf" srcId="{F41F2A2E-3966-4F6B-935F-717AE275BD95}" destId="{D8E643DB-B1A4-4D6B-BB30-F824F158006D}" srcOrd="15" destOrd="0" presId="urn:microsoft.com/office/officeart/2005/8/layout/orgChart1"/>
+    <dgm:cxn modelId="{39F70FB8-D89B-4095-9688-D9F231C7D8B9}" type="presParOf" srcId="{D8E643DB-B1A4-4D6B-BB30-F824F158006D}" destId="{19CB3F13-2BEA-48A5-B142-E37806CEB958}" srcOrd="0" destOrd="0" presId="urn:microsoft.com/office/officeart/2005/8/layout/orgChart1"/>
+    <dgm:cxn modelId="{D2367FE6-193E-4BAC-81FC-A50A7FD9F70D}" type="presParOf" srcId="{19CB3F13-2BEA-48A5-B142-E37806CEB958}" destId="{F6833E12-977C-4334-851C-493A685081D0}" srcOrd="0" destOrd="0" presId="urn:microsoft.com/office/officeart/2005/8/layout/orgChart1"/>
+    <dgm:cxn modelId="{C30E5736-5D52-4F52-AA72-56AAEFA3D27B}" type="presParOf" srcId="{19CB3F13-2BEA-48A5-B142-E37806CEB958}" destId="{BB2BD05F-6978-43AD-8D21-E8C3EFB4CD2C}" srcOrd="1" destOrd="0" presId="urn:microsoft.com/office/officeart/2005/8/layout/orgChart1"/>
+    <dgm:cxn modelId="{B3820155-5272-4C63-A1B1-D365F5DD6354}" type="presParOf" srcId="{D8E643DB-B1A4-4D6B-BB30-F824F158006D}" destId="{CB90F170-0111-40A2-B750-5145DF7D53EB}" srcOrd="1" destOrd="0" presId="urn:microsoft.com/office/officeart/2005/8/layout/orgChart1"/>
+    <dgm:cxn modelId="{A60B6B32-434E-48D5-A7BF-7FD033990705}" type="presParOf" srcId="{D8E643DB-B1A4-4D6B-BB30-F824F158006D}" destId="{A60629B2-149C-44D6-8384-D8EE4E3924C5}" srcOrd="2" destOrd="0" presId="urn:microsoft.com/office/officeart/2005/8/layout/orgChart1"/>
+    <dgm:cxn modelId="{A4C52695-882E-4752-A369-647642B0D39C}" type="presParOf" srcId="{F41F2A2E-3966-4F6B-935F-717AE275BD95}" destId="{31663126-1328-4F9E-BA2A-E0E9DB23F8A1}" srcOrd="16" destOrd="0" presId="urn:microsoft.com/office/officeart/2005/8/layout/orgChart1"/>
+    <dgm:cxn modelId="{7992AD62-A280-48A0-B75A-0ACBCAB2685F}" type="presParOf" srcId="{F41F2A2E-3966-4F6B-935F-717AE275BD95}" destId="{A9AB90BA-C0FC-4915-ACFC-9FD17E62169C}" srcOrd="17" destOrd="0" presId="urn:microsoft.com/office/officeart/2005/8/layout/orgChart1"/>
+    <dgm:cxn modelId="{C875D1DF-7101-4F19-AAAA-9877F31E8AD3}" type="presParOf" srcId="{A9AB90BA-C0FC-4915-ACFC-9FD17E62169C}" destId="{BA8EF862-02F1-4F2B-BF98-4D3F82225016}" srcOrd="0" destOrd="0" presId="urn:microsoft.com/office/officeart/2005/8/layout/orgChart1"/>
+    <dgm:cxn modelId="{19706815-73A1-4BAF-8EC1-CB65CBE7B780}" type="presParOf" srcId="{BA8EF862-02F1-4F2B-BF98-4D3F82225016}" destId="{980BB85B-A217-4A5D-9CB7-5AF30C46DB16}" srcOrd="0" destOrd="0" presId="urn:microsoft.com/office/officeart/2005/8/layout/orgChart1"/>
+    <dgm:cxn modelId="{B0F86CB5-F3E1-41A2-BC7F-D36F78197ACD}" type="presParOf" srcId="{BA8EF862-02F1-4F2B-BF98-4D3F82225016}" destId="{AA472D28-2962-4913-A826-1170691073DC}" srcOrd="1" destOrd="0" presId="urn:microsoft.com/office/officeart/2005/8/layout/orgChart1"/>
+    <dgm:cxn modelId="{407FAC65-EDD1-47E7-A36D-83AC75B99C26}" type="presParOf" srcId="{A9AB90BA-C0FC-4915-ACFC-9FD17E62169C}" destId="{91F2ED00-912C-421D-90DA-E997C35D14A4}" srcOrd="1" destOrd="0" presId="urn:microsoft.com/office/officeart/2005/8/layout/orgChart1"/>
+    <dgm:cxn modelId="{89851B07-9219-4731-8CF5-5213A3ADD5B6}" type="presParOf" srcId="{A9AB90BA-C0FC-4915-ACFC-9FD17E62169C}" destId="{D4BB72B9-1EA6-41D1-9B24-A0D6930D4D09}" srcOrd="2" destOrd="0" presId="urn:microsoft.com/office/officeart/2005/8/layout/orgChart1"/>
     <dgm:cxn modelId="{0BD8DF4E-082D-4343-BBAB-BCB90EC3F581}" type="presParOf" srcId="{5607D627-E330-491D-B1E3-A1E059A0EF02}" destId="{068EAA12-15B6-49BE-A64A-974B4CD5003C}" srcOrd="2" destOrd="0" presId="urn:microsoft.com/office/officeart/2005/8/layout/orgChart1"/>
   </dgm:cxnLst>
   <dgm:bg/>
@@ -16757,8 +18510,8 @@
       </dsp:nvSpPr>
       <dsp:spPr>
         <a:xfrm>
-          <a:off x="2865755" y="1265945"/>
-          <a:ext cx="2027542" cy="351887"/>
+          <a:off x="2865755" y="814647"/>
+          <a:ext cx="2594746" cy="112581"/>
         </a:xfrm>
         <a:custGeom>
           <a:avLst/>
@@ -16772,13 +18525,13 @@
                 <a:pt x="0" y="0"/>
               </a:moveTo>
               <a:lnTo>
-                <a:pt x="0" y="175943"/>
+                <a:pt x="0" y="56290"/>
               </a:lnTo>
               <a:lnTo>
-                <a:pt x="2027542" y="175943"/>
+                <a:pt x="2594746" y="56290"/>
               </a:lnTo>
               <a:lnTo>
-                <a:pt x="2027542" y="351887"/>
+                <a:pt x="2594746" y="112581"/>
               </a:lnTo>
             </a:path>
           </a:pathLst>
@@ -16818,8 +18571,8 @@
       </dsp:nvSpPr>
       <dsp:spPr>
         <a:xfrm>
-          <a:off x="2820035" y="1265945"/>
-          <a:ext cx="91440" cy="351887"/>
+          <a:off x="2865755" y="814647"/>
+          <a:ext cx="1946059" cy="112581"/>
         </a:xfrm>
         <a:custGeom>
           <a:avLst/>
@@ -16830,10 +18583,16 @@
           <a:pathLst>
             <a:path>
               <a:moveTo>
-                <a:pt x="45720" y="0"/>
+                <a:pt x="0" y="0"/>
               </a:moveTo>
               <a:lnTo>
-                <a:pt x="45720" y="351887"/>
+                <a:pt x="0" y="56290"/>
+              </a:lnTo>
+              <a:lnTo>
+                <a:pt x="1946059" y="56290"/>
+              </a:lnTo>
+              <a:lnTo>
+                <a:pt x="1946059" y="112581"/>
               </a:lnTo>
             </a:path>
           </a:pathLst>
@@ -16873,8 +18632,8 @@
       </dsp:nvSpPr>
       <dsp:spPr>
         <a:xfrm>
-          <a:off x="838212" y="1265945"/>
-          <a:ext cx="2027542" cy="351887"/>
+          <a:off x="2865755" y="814647"/>
+          <a:ext cx="1297373" cy="112581"/>
         </a:xfrm>
         <a:custGeom>
           <a:avLst/>
@@ -16885,16 +18644,782 @@
           <a:pathLst>
             <a:path>
               <a:moveTo>
-                <a:pt x="2027542" y="0"/>
+                <a:pt x="0" y="0"/>
               </a:moveTo>
               <a:lnTo>
-                <a:pt x="2027542" y="175943"/>
+                <a:pt x="0" y="56290"/>
               </a:lnTo>
               <a:lnTo>
-                <a:pt x="0" y="175943"/>
+                <a:pt x="1297373" y="56290"/>
               </a:lnTo>
               <a:lnTo>
-                <a:pt x="0" y="351887"/>
+                <a:pt x="1297373" y="112581"/>
+              </a:lnTo>
+            </a:path>
+          </a:pathLst>
+        </a:custGeom>
+        <a:noFill/>
+        <a:ln w="19050" cap="flat" cmpd="sng" algn="ctr">
+          <a:solidFill>
+            <a:schemeClr val="accent2">
+              <a:hueOff val="0"/>
+              <a:satOff val="0"/>
+              <a:lumOff val="0"/>
+              <a:alphaOff val="0"/>
+            </a:schemeClr>
+          </a:solidFill>
+          <a:prstDash val="solid"/>
+          <a:miter lim="800000"/>
+        </a:ln>
+        <a:effectLst/>
+      </dsp:spPr>
+      <dsp:style>
+        <a:lnRef idx="2">
+          <a:scrgbClr r="0" g="0" b="0"/>
+        </a:lnRef>
+        <a:fillRef idx="0">
+          <a:scrgbClr r="0" g="0" b="0"/>
+        </a:fillRef>
+        <a:effectRef idx="0">
+          <a:scrgbClr r="0" g="0" b="0"/>
+        </a:effectRef>
+        <a:fontRef idx="minor"/>
+      </dsp:style>
+    </dsp:sp>
+    <dsp:sp modelId="{5171DC12-B2F9-4299-A2EB-6C34DF59FA57}">
+      <dsp:nvSpPr>
+        <dsp:cNvPr id="0" name=""/>
+        <dsp:cNvSpPr/>
+      </dsp:nvSpPr>
+      <dsp:spPr>
+        <a:xfrm>
+          <a:off x="2865755" y="814647"/>
+          <a:ext cx="648686" cy="112581"/>
+        </a:xfrm>
+        <a:custGeom>
+          <a:avLst/>
+          <a:gdLst/>
+          <a:ahLst/>
+          <a:cxnLst/>
+          <a:rect l="0" t="0" r="0" b="0"/>
+          <a:pathLst>
+            <a:path>
+              <a:moveTo>
+                <a:pt x="0" y="0"/>
+              </a:moveTo>
+              <a:lnTo>
+                <a:pt x="0" y="56290"/>
+              </a:lnTo>
+              <a:lnTo>
+                <a:pt x="648686" y="56290"/>
+              </a:lnTo>
+              <a:lnTo>
+                <a:pt x="648686" y="112581"/>
+              </a:lnTo>
+            </a:path>
+          </a:pathLst>
+        </a:custGeom>
+        <a:noFill/>
+        <a:ln w="19050" cap="flat" cmpd="sng" algn="ctr">
+          <a:solidFill>
+            <a:schemeClr val="accent2">
+              <a:hueOff val="0"/>
+              <a:satOff val="0"/>
+              <a:lumOff val="0"/>
+              <a:alphaOff val="0"/>
+            </a:schemeClr>
+          </a:solidFill>
+          <a:prstDash val="solid"/>
+          <a:miter lim="800000"/>
+        </a:ln>
+        <a:effectLst/>
+      </dsp:spPr>
+      <dsp:style>
+        <a:lnRef idx="2">
+          <a:scrgbClr r="0" g="0" b="0"/>
+        </a:lnRef>
+        <a:fillRef idx="0">
+          <a:scrgbClr r="0" g="0" b="0"/>
+        </a:fillRef>
+        <a:effectRef idx="0">
+          <a:scrgbClr r="0" g="0" b="0"/>
+        </a:effectRef>
+        <a:fontRef idx="minor"/>
+      </dsp:style>
+    </dsp:sp>
+    <dsp:sp modelId="{A760058F-2450-426F-A6DB-037A19925599}">
+      <dsp:nvSpPr>
+        <dsp:cNvPr id="0" name=""/>
+        <dsp:cNvSpPr/>
+      </dsp:nvSpPr>
+      <dsp:spPr>
+        <a:xfrm>
+          <a:off x="2605593" y="1195281"/>
+          <a:ext cx="91440" cy="1007876"/>
+        </a:xfrm>
+        <a:custGeom>
+          <a:avLst/>
+          <a:gdLst/>
+          <a:ahLst/>
+          <a:cxnLst/>
+          <a:rect l="0" t="0" r="0" b="0"/>
+          <a:pathLst>
+            <a:path>
+              <a:moveTo>
+                <a:pt x="45720" y="0"/>
+              </a:moveTo>
+              <a:lnTo>
+                <a:pt x="45720" y="1007876"/>
+              </a:lnTo>
+              <a:lnTo>
+                <a:pt x="126135" y="1007876"/>
+              </a:lnTo>
+            </a:path>
+          </a:pathLst>
+        </a:custGeom>
+        <a:noFill/>
+        <a:ln w="19050" cap="flat" cmpd="sng" algn="ctr">
+          <a:solidFill>
+            <a:schemeClr val="accent3">
+              <a:hueOff val="0"/>
+              <a:satOff val="0"/>
+              <a:lumOff val="0"/>
+              <a:alphaOff val="0"/>
+            </a:schemeClr>
+          </a:solidFill>
+          <a:prstDash val="solid"/>
+          <a:miter lim="800000"/>
+        </a:ln>
+        <a:effectLst/>
+      </dsp:spPr>
+      <dsp:style>
+        <a:lnRef idx="2">
+          <a:scrgbClr r="0" g="0" b="0"/>
+        </a:lnRef>
+        <a:fillRef idx="0">
+          <a:scrgbClr r="0" g="0" b="0"/>
+        </a:fillRef>
+        <a:effectRef idx="0">
+          <a:scrgbClr r="0" g="0" b="0"/>
+        </a:effectRef>
+        <a:fontRef idx="minor"/>
+      </dsp:style>
+    </dsp:sp>
+    <dsp:sp modelId="{7F8A3ECB-5AF5-4B8C-B170-FADCE0A00CE7}">
+      <dsp:nvSpPr>
+        <dsp:cNvPr id="0" name=""/>
+        <dsp:cNvSpPr/>
+      </dsp:nvSpPr>
+      <dsp:spPr>
+        <a:xfrm>
+          <a:off x="2605593" y="1195281"/>
+          <a:ext cx="91440" cy="627242"/>
+        </a:xfrm>
+        <a:custGeom>
+          <a:avLst/>
+          <a:gdLst/>
+          <a:ahLst/>
+          <a:cxnLst/>
+          <a:rect l="0" t="0" r="0" b="0"/>
+          <a:pathLst>
+            <a:path>
+              <a:moveTo>
+                <a:pt x="45720" y="0"/>
+              </a:moveTo>
+              <a:lnTo>
+                <a:pt x="45720" y="627242"/>
+              </a:lnTo>
+              <a:lnTo>
+                <a:pt x="126135" y="627242"/>
+              </a:lnTo>
+            </a:path>
+          </a:pathLst>
+        </a:custGeom>
+        <a:noFill/>
+        <a:ln w="19050" cap="flat" cmpd="sng" algn="ctr">
+          <a:solidFill>
+            <a:schemeClr val="accent3">
+              <a:hueOff val="0"/>
+              <a:satOff val="0"/>
+              <a:lumOff val="0"/>
+              <a:alphaOff val="0"/>
+            </a:schemeClr>
+          </a:solidFill>
+          <a:prstDash val="solid"/>
+          <a:miter lim="800000"/>
+        </a:ln>
+        <a:effectLst/>
+      </dsp:spPr>
+      <dsp:style>
+        <a:lnRef idx="2">
+          <a:scrgbClr r="0" g="0" b="0"/>
+        </a:lnRef>
+        <a:fillRef idx="0">
+          <a:scrgbClr r="0" g="0" b="0"/>
+        </a:fillRef>
+        <a:effectRef idx="0">
+          <a:scrgbClr r="0" g="0" b="0"/>
+        </a:effectRef>
+        <a:fontRef idx="minor"/>
+      </dsp:style>
+    </dsp:sp>
+    <dsp:sp modelId="{4ED7CC23-3454-447B-9611-C085C68BD0DB}">
+      <dsp:nvSpPr>
+        <dsp:cNvPr id="0" name=""/>
+        <dsp:cNvSpPr/>
+      </dsp:nvSpPr>
+      <dsp:spPr>
+        <a:xfrm>
+          <a:off x="2605593" y="1195281"/>
+          <a:ext cx="91440" cy="246608"/>
+        </a:xfrm>
+        <a:custGeom>
+          <a:avLst/>
+          <a:gdLst/>
+          <a:ahLst/>
+          <a:cxnLst/>
+          <a:rect l="0" t="0" r="0" b="0"/>
+          <a:pathLst>
+            <a:path>
+              <a:moveTo>
+                <a:pt x="45720" y="0"/>
+              </a:moveTo>
+              <a:lnTo>
+                <a:pt x="45720" y="246608"/>
+              </a:lnTo>
+              <a:lnTo>
+                <a:pt x="126135" y="246608"/>
+              </a:lnTo>
+            </a:path>
+          </a:pathLst>
+        </a:custGeom>
+        <a:noFill/>
+        <a:ln w="19050" cap="flat" cmpd="sng" algn="ctr">
+          <a:solidFill>
+            <a:schemeClr val="accent3">
+              <a:hueOff val="0"/>
+              <a:satOff val="0"/>
+              <a:lumOff val="0"/>
+              <a:alphaOff val="0"/>
+            </a:schemeClr>
+          </a:solidFill>
+          <a:prstDash val="solid"/>
+          <a:miter lim="800000"/>
+        </a:ln>
+        <a:effectLst/>
+      </dsp:spPr>
+      <dsp:style>
+        <a:lnRef idx="2">
+          <a:scrgbClr r="0" g="0" b="0"/>
+        </a:lnRef>
+        <a:fillRef idx="0">
+          <a:scrgbClr r="0" g="0" b="0"/>
+        </a:fillRef>
+        <a:effectRef idx="0">
+          <a:scrgbClr r="0" g="0" b="0"/>
+        </a:effectRef>
+        <a:fontRef idx="minor"/>
+      </dsp:style>
+    </dsp:sp>
+    <dsp:sp modelId="{DF5D7104-DF50-47AE-BC84-5C70118E0C7D}">
+      <dsp:nvSpPr>
+        <dsp:cNvPr id="0" name=""/>
+        <dsp:cNvSpPr/>
+      </dsp:nvSpPr>
+      <dsp:spPr>
+        <a:xfrm>
+          <a:off x="2820035" y="814647"/>
+          <a:ext cx="91440" cy="112581"/>
+        </a:xfrm>
+        <a:custGeom>
+          <a:avLst/>
+          <a:gdLst/>
+          <a:ahLst/>
+          <a:cxnLst/>
+          <a:rect l="0" t="0" r="0" b="0"/>
+          <a:pathLst>
+            <a:path>
+              <a:moveTo>
+                <a:pt x="45720" y="0"/>
+              </a:moveTo>
+              <a:lnTo>
+                <a:pt x="45720" y="112581"/>
+              </a:lnTo>
+            </a:path>
+          </a:pathLst>
+        </a:custGeom>
+        <a:noFill/>
+        <a:ln w="19050" cap="flat" cmpd="sng" algn="ctr">
+          <a:solidFill>
+            <a:schemeClr val="accent2">
+              <a:hueOff val="0"/>
+              <a:satOff val="0"/>
+              <a:lumOff val="0"/>
+              <a:alphaOff val="0"/>
+            </a:schemeClr>
+          </a:solidFill>
+          <a:prstDash val="solid"/>
+          <a:miter lim="800000"/>
+        </a:ln>
+        <a:effectLst/>
+      </dsp:spPr>
+      <dsp:style>
+        <a:lnRef idx="2">
+          <a:scrgbClr r="0" g="0" b="0"/>
+        </a:lnRef>
+        <a:fillRef idx="0">
+          <a:scrgbClr r="0" g="0" b="0"/>
+        </a:fillRef>
+        <a:effectRef idx="0">
+          <a:scrgbClr r="0" g="0" b="0"/>
+        </a:effectRef>
+        <a:fontRef idx="minor"/>
+      </dsp:style>
+    </dsp:sp>
+    <dsp:sp modelId="{689C2869-E741-45EC-84A7-E9B773FFE06C}">
+      <dsp:nvSpPr>
+        <dsp:cNvPr id="0" name=""/>
+        <dsp:cNvSpPr/>
+      </dsp:nvSpPr>
+      <dsp:spPr>
+        <a:xfrm>
+          <a:off x="1956906" y="1195281"/>
+          <a:ext cx="91440" cy="627242"/>
+        </a:xfrm>
+        <a:custGeom>
+          <a:avLst/>
+          <a:gdLst/>
+          <a:ahLst/>
+          <a:cxnLst/>
+          <a:rect l="0" t="0" r="0" b="0"/>
+          <a:pathLst>
+            <a:path>
+              <a:moveTo>
+                <a:pt x="45720" y="0"/>
+              </a:moveTo>
+              <a:lnTo>
+                <a:pt x="45720" y="627242"/>
+              </a:lnTo>
+              <a:lnTo>
+                <a:pt x="126135" y="627242"/>
+              </a:lnTo>
+            </a:path>
+          </a:pathLst>
+        </a:custGeom>
+        <a:noFill/>
+        <a:ln w="19050" cap="flat" cmpd="sng" algn="ctr">
+          <a:solidFill>
+            <a:schemeClr val="accent3">
+              <a:hueOff val="0"/>
+              <a:satOff val="0"/>
+              <a:lumOff val="0"/>
+              <a:alphaOff val="0"/>
+            </a:schemeClr>
+          </a:solidFill>
+          <a:prstDash val="solid"/>
+          <a:miter lim="800000"/>
+        </a:ln>
+        <a:effectLst/>
+      </dsp:spPr>
+      <dsp:style>
+        <a:lnRef idx="2">
+          <a:scrgbClr r="0" g="0" b="0"/>
+        </a:lnRef>
+        <a:fillRef idx="0">
+          <a:scrgbClr r="0" g="0" b="0"/>
+        </a:fillRef>
+        <a:effectRef idx="0">
+          <a:scrgbClr r="0" g="0" b="0"/>
+        </a:effectRef>
+        <a:fontRef idx="minor"/>
+      </dsp:style>
+    </dsp:sp>
+    <dsp:sp modelId="{C63E7159-7922-42AA-BC9A-8A42098B5AC7}">
+      <dsp:nvSpPr>
+        <dsp:cNvPr id="0" name=""/>
+        <dsp:cNvSpPr/>
+      </dsp:nvSpPr>
+      <dsp:spPr>
+        <a:xfrm>
+          <a:off x="1956906" y="1195281"/>
+          <a:ext cx="91440" cy="246608"/>
+        </a:xfrm>
+        <a:custGeom>
+          <a:avLst/>
+          <a:gdLst/>
+          <a:ahLst/>
+          <a:cxnLst/>
+          <a:rect l="0" t="0" r="0" b="0"/>
+          <a:pathLst>
+            <a:path>
+              <a:moveTo>
+                <a:pt x="45720" y="0"/>
+              </a:moveTo>
+              <a:lnTo>
+                <a:pt x="45720" y="246608"/>
+              </a:lnTo>
+              <a:lnTo>
+                <a:pt x="126135" y="246608"/>
+              </a:lnTo>
+            </a:path>
+          </a:pathLst>
+        </a:custGeom>
+        <a:noFill/>
+        <a:ln w="19050" cap="flat" cmpd="sng" algn="ctr">
+          <a:solidFill>
+            <a:schemeClr val="accent3">
+              <a:hueOff val="0"/>
+              <a:satOff val="0"/>
+              <a:lumOff val="0"/>
+              <a:alphaOff val="0"/>
+            </a:schemeClr>
+          </a:solidFill>
+          <a:prstDash val="solid"/>
+          <a:miter lim="800000"/>
+        </a:ln>
+        <a:effectLst/>
+      </dsp:spPr>
+      <dsp:style>
+        <a:lnRef idx="2">
+          <a:scrgbClr r="0" g="0" b="0"/>
+        </a:lnRef>
+        <a:fillRef idx="0">
+          <a:scrgbClr r="0" g="0" b="0"/>
+        </a:fillRef>
+        <a:effectRef idx="0">
+          <a:scrgbClr r="0" g="0" b="0"/>
+        </a:effectRef>
+        <a:fontRef idx="minor"/>
+      </dsp:style>
+    </dsp:sp>
+    <dsp:sp modelId="{92082DEC-787D-4509-8258-39DBEE9AE9D9}">
+      <dsp:nvSpPr>
+        <dsp:cNvPr id="0" name=""/>
+        <dsp:cNvSpPr/>
+      </dsp:nvSpPr>
+      <dsp:spPr>
+        <a:xfrm>
+          <a:off x="2217068" y="814647"/>
+          <a:ext cx="648686" cy="112581"/>
+        </a:xfrm>
+        <a:custGeom>
+          <a:avLst/>
+          <a:gdLst/>
+          <a:ahLst/>
+          <a:cxnLst/>
+          <a:rect l="0" t="0" r="0" b="0"/>
+          <a:pathLst>
+            <a:path>
+              <a:moveTo>
+                <a:pt x="648686" y="0"/>
+              </a:moveTo>
+              <a:lnTo>
+                <a:pt x="648686" y="56290"/>
+              </a:lnTo>
+              <a:lnTo>
+                <a:pt x="0" y="56290"/>
+              </a:lnTo>
+              <a:lnTo>
+                <a:pt x="0" y="112581"/>
+              </a:lnTo>
+            </a:path>
+          </a:pathLst>
+        </a:custGeom>
+        <a:noFill/>
+        <a:ln w="19050" cap="flat" cmpd="sng" algn="ctr">
+          <a:solidFill>
+            <a:schemeClr val="accent2">
+              <a:hueOff val="0"/>
+              <a:satOff val="0"/>
+              <a:lumOff val="0"/>
+              <a:alphaOff val="0"/>
+            </a:schemeClr>
+          </a:solidFill>
+          <a:prstDash val="solid"/>
+          <a:miter lim="800000"/>
+        </a:ln>
+        <a:effectLst/>
+      </dsp:spPr>
+      <dsp:style>
+        <a:lnRef idx="2">
+          <a:scrgbClr r="0" g="0" b="0"/>
+        </a:lnRef>
+        <a:fillRef idx="0">
+          <a:scrgbClr r="0" g="0" b="0"/>
+        </a:fillRef>
+        <a:effectRef idx="0">
+          <a:scrgbClr r="0" g="0" b="0"/>
+        </a:effectRef>
+        <a:fontRef idx="minor"/>
+      </dsp:style>
+    </dsp:sp>
+    <dsp:sp modelId="{195796D1-4B39-438C-AA12-5A8D435EA4FA}">
+      <dsp:nvSpPr>
+        <dsp:cNvPr id="0" name=""/>
+        <dsp:cNvSpPr/>
+      </dsp:nvSpPr>
+      <dsp:spPr>
+        <a:xfrm>
+          <a:off x="1568381" y="814647"/>
+          <a:ext cx="1297373" cy="112581"/>
+        </a:xfrm>
+        <a:custGeom>
+          <a:avLst/>
+          <a:gdLst/>
+          <a:ahLst/>
+          <a:cxnLst/>
+          <a:rect l="0" t="0" r="0" b="0"/>
+          <a:pathLst>
+            <a:path>
+              <a:moveTo>
+                <a:pt x="1297373" y="0"/>
+              </a:moveTo>
+              <a:lnTo>
+                <a:pt x="1297373" y="56290"/>
+              </a:lnTo>
+              <a:lnTo>
+                <a:pt x="0" y="56290"/>
+              </a:lnTo>
+              <a:lnTo>
+                <a:pt x="0" y="112581"/>
+              </a:lnTo>
+            </a:path>
+          </a:pathLst>
+        </a:custGeom>
+        <a:noFill/>
+        <a:ln w="19050" cap="flat" cmpd="sng" algn="ctr">
+          <a:solidFill>
+            <a:schemeClr val="accent2">
+              <a:hueOff val="0"/>
+              <a:satOff val="0"/>
+              <a:lumOff val="0"/>
+              <a:alphaOff val="0"/>
+            </a:schemeClr>
+          </a:solidFill>
+          <a:prstDash val="solid"/>
+          <a:miter lim="800000"/>
+        </a:ln>
+        <a:effectLst/>
+      </dsp:spPr>
+      <dsp:style>
+        <a:lnRef idx="2">
+          <a:scrgbClr r="0" g="0" b="0"/>
+        </a:lnRef>
+        <a:fillRef idx="0">
+          <a:scrgbClr r="0" g="0" b="0"/>
+        </a:fillRef>
+        <a:effectRef idx="0">
+          <a:scrgbClr r="0" g="0" b="0"/>
+        </a:effectRef>
+        <a:fontRef idx="minor"/>
+      </dsp:style>
+    </dsp:sp>
+    <dsp:sp modelId="{B487656C-69FF-4699-84E6-02A8A29B7C0A}">
+      <dsp:nvSpPr>
+        <dsp:cNvPr id="0" name=""/>
+        <dsp:cNvSpPr/>
+      </dsp:nvSpPr>
+      <dsp:spPr>
+        <a:xfrm>
+          <a:off x="659533" y="1195281"/>
+          <a:ext cx="91440" cy="246608"/>
+        </a:xfrm>
+        <a:custGeom>
+          <a:avLst/>
+          <a:gdLst/>
+          <a:ahLst/>
+          <a:cxnLst/>
+          <a:rect l="0" t="0" r="0" b="0"/>
+          <a:pathLst>
+            <a:path>
+              <a:moveTo>
+                <a:pt x="45720" y="0"/>
+              </a:moveTo>
+              <a:lnTo>
+                <a:pt x="45720" y="246608"/>
+              </a:lnTo>
+              <a:lnTo>
+                <a:pt x="126135" y="246608"/>
+              </a:lnTo>
+            </a:path>
+          </a:pathLst>
+        </a:custGeom>
+        <a:noFill/>
+        <a:ln w="19050" cap="flat" cmpd="sng" algn="ctr">
+          <a:solidFill>
+            <a:schemeClr val="accent3">
+              <a:hueOff val="0"/>
+              <a:satOff val="0"/>
+              <a:lumOff val="0"/>
+              <a:alphaOff val="0"/>
+            </a:schemeClr>
+          </a:solidFill>
+          <a:prstDash val="solid"/>
+          <a:miter lim="800000"/>
+        </a:ln>
+        <a:effectLst/>
+      </dsp:spPr>
+      <dsp:style>
+        <a:lnRef idx="2">
+          <a:scrgbClr r="0" g="0" b="0"/>
+        </a:lnRef>
+        <a:fillRef idx="0">
+          <a:scrgbClr r="0" g="0" b="0"/>
+        </a:fillRef>
+        <a:effectRef idx="0">
+          <a:scrgbClr r="0" g="0" b="0"/>
+        </a:effectRef>
+        <a:fontRef idx="minor"/>
+      </dsp:style>
+    </dsp:sp>
+    <dsp:sp modelId="{9C1D0787-2694-499D-B1EA-32C8E976B911}">
+      <dsp:nvSpPr>
+        <dsp:cNvPr id="0" name=""/>
+        <dsp:cNvSpPr/>
+      </dsp:nvSpPr>
+      <dsp:spPr>
+        <a:xfrm>
+          <a:off x="919695" y="814647"/>
+          <a:ext cx="1946059" cy="112581"/>
+        </a:xfrm>
+        <a:custGeom>
+          <a:avLst/>
+          <a:gdLst/>
+          <a:ahLst/>
+          <a:cxnLst/>
+          <a:rect l="0" t="0" r="0" b="0"/>
+          <a:pathLst>
+            <a:path>
+              <a:moveTo>
+                <a:pt x="1946059" y="0"/>
+              </a:moveTo>
+              <a:lnTo>
+                <a:pt x="1946059" y="56290"/>
+              </a:lnTo>
+              <a:lnTo>
+                <a:pt x="0" y="56290"/>
+              </a:lnTo>
+              <a:lnTo>
+                <a:pt x="0" y="112581"/>
+              </a:lnTo>
+            </a:path>
+          </a:pathLst>
+        </a:custGeom>
+        <a:noFill/>
+        <a:ln w="19050" cap="flat" cmpd="sng" algn="ctr">
+          <a:solidFill>
+            <a:schemeClr val="accent2">
+              <a:hueOff val="0"/>
+              <a:satOff val="0"/>
+              <a:lumOff val="0"/>
+              <a:alphaOff val="0"/>
+            </a:schemeClr>
+          </a:solidFill>
+          <a:prstDash val="solid"/>
+          <a:miter lim="800000"/>
+        </a:ln>
+        <a:effectLst/>
+      </dsp:spPr>
+      <dsp:style>
+        <a:lnRef idx="2">
+          <a:scrgbClr r="0" g="0" b="0"/>
+        </a:lnRef>
+        <a:fillRef idx="0">
+          <a:scrgbClr r="0" g="0" b="0"/>
+        </a:fillRef>
+        <a:effectRef idx="0">
+          <a:scrgbClr r="0" g="0" b="0"/>
+        </a:effectRef>
+        <a:fontRef idx="minor"/>
+      </dsp:style>
+    </dsp:sp>
+    <dsp:sp modelId="{C3FDB715-70A1-49A8-9797-AF8211783E95}">
+      <dsp:nvSpPr>
+        <dsp:cNvPr id="0" name=""/>
+        <dsp:cNvSpPr/>
+      </dsp:nvSpPr>
+      <dsp:spPr>
+        <a:xfrm>
+          <a:off x="10846" y="1195281"/>
+          <a:ext cx="91440" cy="246608"/>
+        </a:xfrm>
+        <a:custGeom>
+          <a:avLst/>
+          <a:gdLst/>
+          <a:ahLst/>
+          <a:cxnLst/>
+          <a:rect l="0" t="0" r="0" b="0"/>
+          <a:pathLst>
+            <a:path>
+              <a:moveTo>
+                <a:pt x="45720" y="0"/>
+              </a:moveTo>
+              <a:lnTo>
+                <a:pt x="45720" y="246608"/>
+              </a:lnTo>
+              <a:lnTo>
+                <a:pt x="126135" y="246608"/>
+              </a:lnTo>
+            </a:path>
+          </a:pathLst>
+        </a:custGeom>
+        <a:noFill/>
+        <a:ln w="19050" cap="flat" cmpd="sng" algn="ctr">
+          <a:solidFill>
+            <a:schemeClr val="accent3">
+              <a:hueOff val="0"/>
+              <a:satOff val="0"/>
+              <a:lumOff val="0"/>
+              <a:alphaOff val="0"/>
+            </a:schemeClr>
+          </a:solidFill>
+          <a:prstDash val="solid"/>
+          <a:miter lim="800000"/>
+        </a:ln>
+        <a:effectLst/>
+      </dsp:spPr>
+      <dsp:style>
+        <a:lnRef idx="2">
+          <a:scrgbClr r="0" g="0" b="0"/>
+        </a:lnRef>
+        <a:fillRef idx="0">
+          <a:scrgbClr r="0" g="0" b="0"/>
+        </a:fillRef>
+        <a:effectRef idx="0">
+          <a:scrgbClr r="0" g="0" b="0"/>
+        </a:effectRef>
+        <a:fontRef idx="minor"/>
+      </dsp:style>
+    </dsp:sp>
+    <dsp:sp modelId="{C2D3D8B2-FA19-4A52-BA7E-0B8C956D0977}">
+      <dsp:nvSpPr>
+        <dsp:cNvPr id="0" name=""/>
+        <dsp:cNvSpPr/>
+      </dsp:nvSpPr>
+      <dsp:spPr>
+        <a:xfrm>
+          <a:off x="271008" y="814647"/>
+          <a:ext cx="2594746" cy="112581"/>
+        </a:xfrm>
+        <a:custGeom>
+          <a:avLst/>
+          <a:gdLst/>
+          <a:ahLst/>
+          <a:cxnLst/>
+          <a:rect l="0" t="0" r="0" b="0"/>
+          <a:pathLst>
+            <a:path>
+              <a:moveTo>
+                <a:pt x="2594746" y="0"/>
+              </a:moveTo>
+              <a:lnTo>
+                <a:pt x="2594746" y="56290"/>
+              </a:lnTo>
+              <a:lnTo>
+                <a:pt x="0" y="56290"/>
+              </a:lnTo>
+              <a:lnTo>
+                <a:pt x="0" y="112581"/>
               </a:lnTo>
             </a:path>
           </a:pathLst>
@@ -16934,8 +19459,8 @@
       </dsp:nvSpPr>
       <dsp:spPr>
         <a:xfrm>
-          <a:off x="2027927" y="428118"/>
-          <a:ext cx="1675655" cy="837827"/>
+          <a:off x="2597702" y="546594"/>
+          <a:ext cx="536104" cy="268052"/>
         </a:xfrm>
         <a:prstGeom prst="rect">
           <a:avLst/>
@@ -17004,12 +19529,12 @@
         </a:fontRef>
       </dsp:style>
       <dsp:txBody>
-        <a:bodyPr spcFirstLastPara="0" vert="horz" wrap="square" lIns="22860" tIns="22860" rIns="22860" bIns="22860" numCol="1" spcCol="1270" anchor="ctr" anchorCtr="0">
+        <a:bodyPr spcFirstLastPara="0" vert="horz" wrap="square" lIns="5080" tIns="5080" rIns="5080" bIns="5080" numCol="1" spcCol="1270" anchor="ctr" anchorCtr="0">
           <a:noAutofit/>
         </a:bodyPr>
         <a:lstStyle/>
         <a:p>
-          <a:pPr marL="0" lvl="0" indent="0" algn="ctr" defTabSz="1600200">
+          <a:pPr marL="0" lvl="0" indent="0" algn="ctr" defTabSz="355600">
             <a:lnSpc>
               <a:spcPct val="90000"/>
             </a:lnSpc>
@@ -17022,25 +19547,25 @@
             <a:buNone/>
           </a:pPr>
           <a:r>
-            <a:rPr lang="en-GB" sz="3600" kern="1200"/>
+            <a:rPr lang="en-GB" sz="800" kern="1200"/>
             <a:t>Home</a:t>
           </a:r>
         </a:p>
       </dsp:txBody>
       <dsp:txXfrm>
-        <a:off x="2027927" y="428118"/>
-        <a:ext cx="1675655" cy="837827"/>
+        <a:off x="2597702" y="546594"/>
+        <a:ext cx="536104" cy="268052"/>
       </dsp:txXfrm>
     </dsp:sp>
-    <dsp:sp modelId="{836C6218-4EE0-4640-8630-ABE1046ACD36}">
+    <dsp:sp modelId="{C9B7F93B-4374-4F62-95B4-0A2B5C747C11}">
       <dsp:nvSpPr>
         <dsp:cNvPr id="0" name=""/>
         <dsp:cNvSpPr/>
       </dsp:nvSpPr>
       <dsp:spPr>
         <a:xfrm>
-          <a:off x="384" y="1617833"/>
-          <a:ext cx="1675655" cy="837827"/>
+          <a:off x="2956" y="927229"/>
+          <a:ext cx="536104" cy="268052"/>
         </a:xfrm>
         <a:prstGeom prst="rect">
           <a:avLst/>
@@ -17109,12 +19634,12 @@
         </a:fontRef>
       </dsp:style>
       <dsp:txBody>
-        <a:bodyPr spcFirstLastPara="0" vert="horz" wrap="square" lIns="22860" tIns="22860" rIns="22860" bIns="22860" numCol="1" spcCol="1270" anchor="ctr" anchorCtr="0">
+        <a:bodyPr spcFirstLastPara="0" vert="horz" wrap="square" lIns="5080" tIns="5080" rIns="5080" bIns="5080" numCol="1" spcCol="1270" anchor="ctr" anchorCtr="0">
           <a:noAutofit/>
         </a:bodyPr>
         <a:lstStyle/>
         <a:p>
-          <a:pPr marL="0" lvl="0" indent="0" algn="ctr" defTabSz="1600200">
+          <a:pPr marL="0" lvl="0" indent="0" algn="ctr" defTabSz="355600">
             <a:lnSpc>
               <a:spcPct val="90000"/>
             </a:lnSpc>
@@ -17127,25 +19652,130 @@
             <a:buNone/>
           </a:pPr>
           <a:r>
-            <a:rPr lang="en-GB" sz="3600" kern="1200"/>
-            <a:t>Privacy</a:t>
+            <a:rPr lang="en-GB" sz="800" kern="1200"/>
+            <a:t>Products</a:t>
           </a:r>
         </a:p>
       </dsp:txBody>
       <dsp:txXfrm>
-        <a:off x="384" y="1617833"/>
-        <a:ext cx="1675655" cy="837827"/>
+        <a:off x="2956" y="927229"/>
+        <a:ext cx="536104" cy="268052"/>
       </dsp:txXfrm>
     </dsp:sp>
-    <dsp:sp modelId="{F6833E12-977C-4334-851C-493A685081D0}">
+    <dsp:sp modelId="{9AF36780-2E35-434E-9C52-F1E6DDBAE230}">
       <dsp:nvSpPr>
         <dsp:cNvPr id="0" name=""/>
         <dsp:cNvSpPr/>
       </dsp:nvSpPr>
       <dsp:spPr>
         <a:xfrm>
-          <a:off x="2027927" y="1617833"/>
-          <a:ext cx="1675655" cy="837827"/>
+          <a:off x="136982" y="1307863"/>
+          <a:ext cx="536104" cy="268052"/>
+        </a:xfrm>
+        <a:prstGeom prst="rect">
+          <a:avLst/>
+        </a:prstGeom>
+        <a:gradFill rotWithShape="0">
+          <a:gsLst>
+            <a:gs pos="0">
+              <a:schemeClr val="accent3">
+                <a:hueOff val="0"/>
+                <a:satOff val="0"/>
+                <a:lumOff val="0"/>
+                <a:alphaOff val="0"/>
+                <a:satMod val="103000"/>
+                <a:lumMod val="102000"/>
+                <a:tint val="94000"/>
+              </a:schemeClr>
+            </a:gs>
+            <a:gs pos="50000">
+              <a:schemeClr val="accent3">
+                <a:hueOff val="0"/>
+                <a:satOff val="0"/>
+                <a:lumOff val="0"/>
+                <a:alphaOff val="0"/>
+                <a:satMod val="110000"/>
+                <a:lumMod val="100000"/>
+                <a:shade val="100000"/>
+              </a:schemeClr>
+            </a:gs>
+            <a:gs pos="100000">
+              <a:schemeClr val="accent3">
+                <a:hueOff val="0"/>
+                <a:satOff val="0"/>
+                <a:lumOff val="0"/>
+                <a:alphaOff val="0"/>
+                <a:lumMod val="99000"/>
+                <a:satMod val="120000"/>
+                <a:shade val="78000"/>
+              </a:schemeClr>
+            </a:gs>
+          </a:gsLst>
+          <a:lin ang="5400000" scaled="0"/>
+        </a:gradFill>
+        <a:ln>
+          <a:noFill/>
+        </a:ln>
+        <a:effectLst>
+          <a:outerShdw blurRad="57150" dist="19050" dir="5400000" algn="ctr" rotWithShape="0">
+            <a:srgbClr val="000000">
+              <a:alpha val="63000"/>
+            </a:srgbClr>
+          </a:outerShdw>
+        </a:effectLst>
+      </dsp:spPr>
+      <dsp:style>
+        <a:lnRef idx="0">
+          <a:scrgbClr r="0" g="0" b="0"/>
+        </a:lnRef>
+        <a:fillRef idx="3">
+          <a:scrgbClr r="0" g="0" b="0"/>
+        </a:fillRef>
+        <a:effectRef idx="3">
+          <a:scrgbClr r="0" g="0" b="0"/>
+        </a:effectRef>
+        <a:fontRef idx="minor">
+          <a:schemeClr val="lt1"/>
+        </a:fontRef>
+      </dsp:style>
+      <dsp:txBody>
+        <a:bodyPr spcFirstLastPara="0" vert="horz" wrap="square" lIns="5080" tIns="5080" rIns="5080" bIns="5080" numCol="1" spcCol="1270" anchor="ctr" anchorCtr="0">
+          <a:noAutofit/>
+        </a:bodyPr>
+        <a:lstStyle/>
+        <a:p>
+          <a:pPr marL="0" lvl="0" indent="0" algn="ctr" defTabSz="355600">
+            <a:lnSpc>
+              <a:spcPct val="90000"/>
+            </a:lnSpc>
+            <a:spcBef>
+              <a:spcPct val="0"/>
+            </a:spcBef>
+            <a:spcAft>
+              <a:spcPct val="35000"/>
+            </a:spcAft>
+            <a:buNone/>
+          </a:pPr>
+          <a:r>
+            <a:rPr lang="en-GB" sz="800" kern="1200"/>
+            <a:t>Product</a:t>
+          </a:r>
+        </a:p>
+      </dsp:txBody>
+      <dsp:txXfrm>
+        <a:off x="136982" y="1307863"/>
+        <a:ext cx="536104" cy="268052"/>
+      </dsp:txXfrm>
+    </dsp:sp>
+    <dsp:sp modelId="{5FFEA07E-93D7-4EE5-9745-070140E2EFF5}">
+      <dsp:nvSpPr>
+        <dsp:cNvPr id="0" name=""/>
+        <dsp:cNvSpPr/>
+      </dsp:nvSpPr>
+      <dsp:spPr>
+        <a:xfrm>
+          <a:off x="651642" y="927229"/>
+          <a:ext cx="536104" cy="268052"/>
         </a:xfrm>
         <a:prstGeom prst="rect">
           <a:avLst/>
@@ -17214,12 +19844,12 @@
         </a:fontRef>
       </dsp:style>
       <dsp:txBody>
-        <a:bodyPr spcFirstLastPara="0" vert="horz" wrap="square" lIns="22860" tIns="22860" rIns="22860" bIns="22860" numCol="1" spcCol="1270" anchor="ctr" anchorCtr="0">
+        <a:bodyPr spcFirstLastPara="0" vert="horz" wrap="square" lIns="5080" tIns="5080" rIns="5080" bIns="5080" numCol="1" spcCol="1270" anchor="ctr" anchorCtr="0">
           <a:noAutofit/>
         </a:bodyPr>
         <a:lstStyle/>
         <a:p>
-          <a:pPr marL="0" lvl="0" indent="0" algn="ctr" defTabSz="1600200">
+          <a:pPr marL="0" lvl="0" indent="0" algn="ctr" defTabSz="355600">
             <a:lnSpc>
               <a:spcPct val="90000"/>
             </a:lnSpc>
@@ -17232,25 +19862,130 @@
             <a:buNone/>
           </a:pPr>
           <a:r>
-            <a:rPr lang="en-GB" sz="3600" kern="1200"/>
-            <a:t>Register</a:t>
+            <a:rPr lang="en-GB" sz="800" kern="1200"/>
+            <a:t>Our producers</a:t>
           </a:r>
         </a:p>
       </dsp:txBody>
       <dsp:txXfrm>
-        <a:off x="2027927" y="1617833"/>
-        <a:ext cx="1675655" cy="837827"/>
+        <a:off x="651642" y="927229"/>
+        <a:ext cx="536104" cy="268052"/>
       </dsp:txXfrm>
     </dsp:sp>
-    <dsp:sp modelId="{980BB85B-A217-4A5D-9CB7-5AF30C46DB16}">
+    <dsp:sp modelId="{751F4EFA-3BE8-4A0E-A74D-68900BF6B17E}">
       <dsp:nvSpPr>
         <dsp:cNvPr id="0" name=""/>
         <dsp:cNvSpPr/>
       </dsp:nvSpPr>
       <dsp:spPr>
         <a:xfrm>
-          <a:off x="4055470" y="1617833"/>
-          <a:ext cx="1675655" cy="837827"/>
+          <a:off x="785668" y="1307863"/>
+          <a:ext cx="536104" cy="268052"/>
+        </a:xfrm>
+        <a:prstGeom prst="rect">
+          <a:avLst/>
+        </a:prstGeom>
+        <a:gradFill rotWithShape="0">
+          <a:gsLst>
+            <a:gs pos="0">
+              <a:schemeClr val="accent3">
+                <a:hueOff val="0"/>
+                <a:satOff val="0"/>
+                <a:lumOff val="0"/>
+                <a:alphaOff val="0"/>
+                <a:satMod val="103000"/>
+                <a:lumMod val="102000"/>
+                <a:tint val="94000"/>
+              </a:schemeClr>
+            </a:gs>
+            <a:gs pos="50000">
+              <a:schemeClr val="accent3">
+                <a:hueOff val="0"/>
+                <a:satOff val="0"/>
+                <a:lumOff val="0"/>
+                <a:alphaOff val="0"/>
+                <a:satMod val="110000"/>
+                <a:lumMod val="100000"/>
+                <a:shade val="100000"/>
+              </a:schemeClr>
+            </a:gs>
+            <a:gs pos="100000">
+              <a:schemeClr val="accent3">
+                <a:hueOff val="0"/>
+                <a:satOff val="0"/>
+                <a:lumOff val="0"/>
+                <a:alphaOff val="0"/>
+                <a:lumMod val="99000"/>
+                <a:satMod val="120000"/>
+                <a:shade val="78000"/>
+              </a:schemeClr>
+            </a:gs>
+          </a:gsLst>
+          <a:lin ang="5400000" scaled="0"/>
+        </a:gradFill>
+        <a:ln>
+          <a:noFill/>
+        </a:ln>
+        <a:effectLst>
+          <a:outerShdw blurRad="57150" dist="19050" dir="5400000" algn="ctr" rotWithShape="0">
+            <a:srgbClr val="000000">
+              <a:alpha val="63000"/>
+            </a:srgbClr>
+          </a:outerShdw>
+        </a:effectLst>
+      </dsp:spPr>
+      <dsp:style>
+        <a:lnRef idx="0">
+          <a:scrgbClr r="0" g="0" b="0"/>
+        </a:lnRef>
+        <a:fillRef idx="3">
+          <a:scrgbClr r="0" g="0" b="0"/>
+        </a:fillRef>
+        <a:effectRef idx="3">
+          <a:scrgbClr r="0" g="0" b="0"/>
+        </a:effectRef>
+        <a:fontRef idx="minor">
+          <a:schemeClr val="lt1"/>
+        </a:fontRef>
+      </dsp:style>
+      <dsp:txBody>
+        <a:bodyPr spcFirstLastPara="0" vert="horz" wrap="square" lIns="5080" tIns="5080" rIns="5080" bIns="5080" numCol="1" spcCol="1270" anchor="ctr" anchorCtr="0">
+          <a:noAutofit/>
+        </a:bodyPr>
+        <a:lstStyle/>
+        <a:p>
+          <a:pPr marL="0" lvl="0" indent="0" algn="ctr" defTabSz="355600">
+            <a:lnSpc>
+              <a:spcPct val="90000"/>
+            </a:lnSpc>
+            <a:spcBef>
+              <a:spcPct val="0"/>
+            </a:spcBef>
+            <a:spcAft>
+              <a:spcPct val="35000"/>
+            </a:spcAft>
+            <a:buNone/>
+          </a:pPr>
+          <a:r>
+            <a:rPr lang="en-GB" sz="800" kern="1200"/>
+            <a:t>Producer</a:t>
+          </a:r>
+        </a:p>
+      </dsp:txBody>
+      <dsp:txXfrm>
+        <a:off x="785668" y="1307863"/>
+        <a:ext cx="536104" cy="268052"/>
+      </dsp:txXfrm>
+    </dsp:sp>
+    <dsp:sp modelId="{D09BBDC5-E692-424E-BDC1-C56C2573E22B}">
+      <dsp:nvSpPr>
+        <dsp:cNvPr id="0" name=""/>
+        <dsp:cNvSpPr/>
+      </dsp:nvSpPr>
+      <dsp:spPr>
+        <a:xfrm>
+          <a:off x="1300329" y="927229"/>
+          <a:ext cx="536104" cy="268052"/>
         </a:xfrm>
         <a:prstGeom prst="rect">
           <a:avLst/>
@@ -17319,12 +20054,12 @@
         </a:fontRef>
       </dsp:style>
       <dsp:txBody>
-        <a:bodyPr spcFirstLastPara="0" vert="horz" wrap="square" lIns="22860" tIns="22860" rIns="22860" bIns="22860" numCol="1" spcCol="1270" anchor="ctr" anchorCtr="0">
+        <a:bodyPr spcFirstLastPara="0" vert="horz" wrap="square" lIns="5080" tIns="5080" rIns="5080" bIns="5080" numCol="1" spcCol="1270" anchor="ctr" anchorCtr="0">
           <a:noAutofit/>
         </a:bodyPr>
         <a:lstStyle/>
         <a:p>
-          <a:pPr marL="0" lvl="0" indent="0" algn="ctr" defTabSz="1600200">
+          <a:pPr marL="0" lvl="0" indent="0" algn="ctr" defTabSz="355600">
             <a:lnSpc>
               <a:spcPct val="90000"/>
             </a:lnSpc>
@@ -17337,14 +20072,1169 @@
             <a:buNone/>
           </a:pPr>
           <a:r>
-            <a:rPr lang="en-GB" sz="3600" kern="1200"/>
+            <a:rPr lang="en-GB" sz="800" kern="1200"/>
+            <a:t>My orders</a:t>
+          </a:r>
+        </a:p>
+      </dsp:txBody>
+      <dsp:txXfrm>
+        <a:off x="1300329" y="927229"/>
+        <a:ext cx="536104" cy="268052"/>
+      </dsp:txXfrm>
+    </dsp:sp>
+    <dsp:sp modelId="{DC6629EE-9C87-4836-8CC7-41479B441E6E}">
+      <dsp:nvSpPr>
+        <dsp:cNvPr id="0" name=""/>
+        <dsp:cNvSpPr/>
+      </dsp:nvSpPr>
+      <dsp:spPr>
+        <a:xfrm>
+          <a:off x="1949015" y="927229"/>
+          <a:ext cx="536104" cy="268052"/>
+        </a:xfrm>
+        <a:prstGeom prst="rect">
+          <a:avLst/>
+        </a:prstGeom>
+        <a:gradFill rotWithShape="0">
+          <a:gsLst>
+            <a:gs pos="0">
+              <a:schemeClr val="accent2">
+                <a:hueOff val="0"/>
+                <a:satOff val="0"/>
+                <a:lumOff val="0"/>
+                <a:alphaOff val="0"/>
+                <a:satMod val="103000"/>
+                <a:lumMod val="102000"/>
+                <a:tint val="94000"/>
+              </a:schemeClr>
+            </a:gs>
+            <a:gs pos="50000">
+              <a:schemeClr val="accent2">
+                <a:hueOff val="0"/>
+                <a:satOff val="0"/>
+                <a:lumOff val="0"/>
+                <a:alphaOff val="0"/>
+                <a:satMod val="110000"/>
+                <a:lumMod val="100000"/>
+                <a:shade val="100000"/>
+              </a:schemeClr>
+            </a:gs>
+            <a:gs pos="100000">
+              <a:schemeClr val="accent2">
+                <a:hueOff val="0"/>
+                <a:satOff val="0"/>
+                <a:lumOff val="0"/>
+                <a:alphaOff val="0"/>
+                <a:lumMod val="99000"/>
+                <a:satMod val="120000"/>
+                <a:shade val="78000"/>
+              </a:schemeClr>
+            </a:gs>
+          </a:gsLst>
+          <a:lin ang="5400000" scaled="0"/>
+        </a:gradFill>
+        <a:ln>
+          <a:noFill/>
+        </a:ln>
+        <a:effectLst>
+          <a:outerShdw blurRad="57150" dist="19050" dir="5400000" algn="ctr" rotWithShape="0">
+            <a:srgbClr val="000000">
+              <a:alpha val="63000"/>
+            </a:srgbClr>
+          </a:outerShdw>
+        </a:effectLst>
+      </dsp:spPr>
+      <dsp:style>
+        <a:lnRef idx="0">
+          <a:scrgbClr r="0" g="0" b="0"/>
+        </a:lnRef>
+        <a:fillRef idx="3">
+          <a:scrgbClr r="0" g="0" b="0"/>
+        </a:fillRef>
+        <a:effectRef idx="3">
+          <a:scrgbClr r="0" g="0" b="0"/>
+        </a:effectRef>
+        <a:fontRef idx="minor">
+          <a:schemeClr val="lt1"/>
+        </a:fontRef>
+      </dsp:style>
+      <dsp:txBody>
+        <a:bodyPr spcFirstLastPara="0" vert="horz" wrap="square" lIns="5080" tIns="5080" rIns="5080" bIns="5080" numCol="1" spcCol="1270" anchor="ctr" anchorCtr="0">
+          <a:noAutofit/>
+        </a:bodyPr>
+        <a:lstStyle/>
+        <a:p>
+          <a:pPr marL="0" lvl="0" indent="0" algn="ctr" defTabSz="355600">
+            <a:lnSpc>
+              <a:spcPct val="90000"/>
+            </a:lnSpc>
+            <a:spcBef>
+              <a:spcPct val="0"/>
+            </a:spcBef>
+            <a:spcAft>
+              <a:spcPct val="35000"/>
+            </a:spcAft>
+            <a:buNone/>
+          </a:pPr>
+          <a:r>
+            <a:rPr lang="en-GB" sz="800" kern="1200"/>
+            <a:t>My basket</a:t>
+          </a:r>
+        </a:p>
+      </dsp:txBody>
+      <dsp:txXfrm>
+        <a:off x="1949015" y="927229"/>
+        <a:ext cx="536104" cy="268052"/>
+      </dsp:txXfrm>
+    </dsp:sp>
+    <dsp:sp modelId="{5AC97FCA-28C7-4A78-AA35-6920F07895FF}">
+      <dsp:nvSpPr>
+        <dsp:cNvPr id="0" name=""/>
+        <dsp:cNvSpPr/>
+      </dsp:nvSpPr>
+      <dsp:spPr>
+        <a:xfrm>
+          <a:off x="2083042" y="1307863"/>
+          <a:ext cx="536104" cy="268052"/>
+        </a:xfrm>
+        <a:prstGeom prst="rect">
+          <a:avLst/>
+        </a:prstGeom>
+        <a:gradFill rotWithShape="0">
+          <a:gsLst>
+            <a:gs pos="0">
+              <a:schemeClr val="accent3">
+                <a:hueOff val="0"/>
+                <a:satOff val="0"/>
+                <a:lumOff val="0"/>
+                <a:alphaOff val="0"/>
+                <a:satMod val="103000"/>
+                <a:lumMod val="102000"/>
+                <a:tint val="94000"/>
+              </a:schemeClr>
+            </a:gs>
+            <a:gs pos="50000">
+              <a:schemeClr val="accent3">
+                <a:hueOff val="0"/>
+                <a:satOff val="0"/>
+                <a:lumOff val="0"/>
+                <a:alphaOff val="0"/>
+                <a:satMod val="110000"/>
+                <a:lumMod val="100000"/>
+                <a:shade val="100000"/>
+              </a:schemeClr>
+            </a:gs>
+            <a:gs pos="100000">
+              <a:schemeClr val="accent3">
+                <a:hueOff val="0"/>
+                <a:satOff val="0"/>
+                <a:lumOff val="0"/>
+                <a:alphaOff val="0"/>
+                <a:lumMod val="99000"/>
+                <a:satMod val="120000"/>
+                <a:shade val="78000"/>
+              </a:schemeClr>
+            </a:gs>
+          </a:gsLst>
+          <a:lin ang="5400000" scaled="0"/>
+        </a:gradFill>
+        <a:ln>
+          <a:noFill/>
+        </a:ln>
+        <a:effectLst>
+          <a:outerShdw blurRad="57150" dist="19050" dir="5400000" algn="ctr" rotWithShape="0">
+            <a:srgbClr val="000000">
+              <a:alpha val="63000"/>
+            </a:srgbClr>
+          </a:outerShdw>
+        </a:effectLst>
+      </dsp:spPr>
+      <dsp:style>
+        <a:lnRef idx="0">
+          <a:scrgbClr r="0" g="0" b="0"/>
+        </a:lnRef>
+        <a:fillRef idx="3">
+          <a:scrgbClr r="0" g="0" b="0"/>
+        </a:fillRef>
+        <a:effectRef idx="3">
+          <a:scrgbClr r="0" g="0" b="0"/>
+        </a:effectRef>
+        <a:fontRef idx="minor">
+          <a:schemeClr val="lt1"/>
+        </a:fontRef>
+      </dsp:style>
+      <dsp:txBody>
+        <a:bodyPr spcFirstLastPara="0" vert="horz" wrap="square" lIns="5080" tIns="5080" rIns="5080" bIns="5080" numCol="1" spcCol="1270" anchor="ctr" anchorCtr="0">
+          <a:noAutofit/>
+        </a:bodyPr>
+        <a:lstStyle/>
+        <a:p>
+          <a:pPr marL="0" lvl="0" indent="0" algn="ctr" defTabSz="355600">
+            <a:lnSpc>
+              <a:spcPct val="90000"/>
+            </a:lnSpc>
+            <a:spcBef>
+              <a:spcPct val="0"/>
+            </a:spcBef>
+            <a:spcAft>
+              <a:spcPct val="35000"/>
+            </a:spcAft>
+            <a:buNone/>
+          </a:pPr>
+          <a:r>
+            <a:rPr lang="en-GB" sz="800" kern="1200"/>
+            <a:t>All baskets</a:t>
+          </a:r>
+        </a:p>
+      </dsp:txBody>
+      <dsp:txXfrm>
+        <a:off x="2083042" y="1307863"/>
+        <a:ext cx="536104" cy="268052"/>
+      </dsp:txXfrm>
+    </dsp:sp>
+    <dsp:sp modelId="{71056BFF-310C-442C-B7C9-A19B64DD4166}">
+      <dsp:nvSpPr>
+        <dsp:cNvPr id="0" name=""/>
+        <dsp:cNvSpPr/>
+      </dsp:nvSpPr>
+      <dsp:spPr>
+        <a:xfrm>
+          <a:off x="2083042" y="1688497"/>
+          <a:ext cx="536104" cy="268052"/>
+        </a:xfrm>
+        <a:prstGeom prst="rect">
+          <a:avLst/>
+        </a:prstGeom>
+        <a:gradFill rotWithShape="0">
+          <a:gsLst>
+            <a:gs pos="0">
+              <a:schemeClr val="accent3">
+                <a:hueOff val="0"/>
+                <a:satOff val="0"/>
+                <a:lumOff val="0"/>
+                <a:alphaOff val="0"/>
+                <a:satMod val="103000"/>
+                <a:lumMod val="102000"/>
+                <a:tint val="94000"/>
+              </a:schemeClr>
+            </a:gs>
+            <a:gs pos="50000">
+              <a:schemeClr val="accent3">
+                <a:hueOff val="0"/>
+                <a:satOff val="0"/>
+                <a:lumOff val="0"/>
+                <a:alphaOff val="0"/>
+                <a:satMod val="110000"/>
+                <a:lumMod val="100000"/>
+                <a:shade val="100000"/>
+              </a:schemeClr>
+            </a:gs>
+            <a:gs pos="100000">
+              <a:schemeClr val="accent3">
+                <a:hueOff val="0"/>
+                <a:satOff val="0"/>
+                <a:lumOff val="0"/>
+                <a:alphaOff val="0"/>
+                <a:lumMod val="99000"/>
+                <a:satMod val="120000"/>
+                <a:shade val="78000"/>
+              </a:schemeClr>
+            </a:gs>
+          </a:gsLst>
+          <a:lin ang="5400000" scaled="0"/>
+        </a:gradFill>
+        <a:ln>
+          <a:noFill/>
+        </a:ln>
+        <a:effectLst>
+          <a:outerShdw blurRad="57150" dist="19050" dir="5400000" algn="ctr" rotWithShape="0">
+            <a:srgbClr val="000000">
+              <a:alpha val="63000"/>
+            </a:srgbClr>
+          </a:outerShdw>
+        </a:effectLst>
+      </dsp:spPr>
+      <dsp:style>
+        <a:lnRef idx="0">
+          <a:scrgbClr r="0" g="0" b="0"/>
+        </a:lnRef>
+        <a:fillRef idx="3">
+          <a:scrgbClr r="0" g="0" b="0"/>
+        </a:fillRef>
+        <a:effectRef idx="3">
+          <a:scrgbClr r="0" g="0" b="0"/>
+        </a:effectRef>
+        <a:fontRef idx="minor">
+          <a:schemeClr val="lt1"/>
+        </a:fontRef>
+      </dsp:style>
+      <dsp:txBody>
+        <a:bodyPr spcFirstLastPara="0" vert="horz" wrap="square" lIns="5080" tIns="5080" rIns="5080" bIns="5080" numCol="1" spcCol="1270" anchor="ctr" anchorCtr="0">
+          <a:noAutofit/>
+        </a:bodyPr>
+        <a:lstStyle/>
+        <a:p>
+          <a:pPr marL="0" lvl="0" indent="0" algn="ctr" defTabSz="355600">
+            <a:lnSpc>
+              <a:spcPct val="90000"/>
+            </a:lnSpc>
+            <a:spcBef>
+              <a:spcPct val="0"/>
+            </a:spcBef>
+            <a:spcAft>
+              <a:spcPct val="35000"/>
+            </a:spcAft>
+            <a:buNone/>
+          </a:pPr>
+          <a:r>
+            <a:rPr lang="en-GB" sz="800" kern="1200"/>
+            <a:t>Order</a:t>
+          </a:r>
+        </a:p>
+      </dsp:txBody>
+      <dsp:txXfrm>
+        <a:off x="2083042" y="1688497"/>
+        <a:ext cx="536104" cy="268052"/>
+      </dsp:txXfrm>
+    </dsp:sp>
+    <dsp:sp modelId="{92563980-B3BD-4338-AC97-835F97DB3F9C}">
+      <dsp:nvSpPr>
+        <dsp:cNvPr id="0" name=""/>
+        <dsp:cNvSpPr/>
+      </dsp:nvSpPr>
+      <dsp:spPr>
+        <a:xfrm>
+          <a:off x="2597702" y="927229"/>
+          <a:ext cx="536104" cy="268052"/>
+        </a:xfrm>
+        <a:prstGeom prst="rect">
+          <a:avLst/>
+        </a:prstGeom>
+        <a:gradFill rotWithShape="0">
+          <a:gsLst>
+            <a:gs pos="0">
+              <a:schemeClr val="accent2">
+                <a:hueOff val="0"/>
+                <a:satOff val="0"/>
+                <a:lumOff val="0"/>
+                <a:alphaOff val="0"/>
+                <a:satMod val="103000"/>
+                <a:lumMod val="102000"/>
+                <a:tint val="94000"/>
+              </a:schemeClr>
+            </a:gs>
+            <a:gs pos="50000">
+              <a:schemeClr val="accent2">
+                <a:hueOff val="0"/>
+                <a:satOff val="0"/>
+                <a:lumOff val="0"/>
+                <a:alphaOff val="0"/>
+                <a:satMod val="110000"/>
+                <a:lumMod val="100000"/>
+                <a:shade val="100000"/>
+              </a:schemeClr>
+            </a:gs>
+            <a:gs pos="100000">
+              <a:schemeClr val="accent2">
+                <a:hueOff val="0"/>
+                <a:satOff val="0"/>
+                <a:lumOff val="0"/>
+                <a:alphaOff val="0"/>
+                <a:lumMod val="99000"/>
+                <a:satMod val="120000"/>
+                <a:shade val="78000"/>
+              </a:schemeClr>
+            </a:gs>
+          </a:gsLst>
+          <a:lin ang="5400000" scaled="0"/>
+        </a:gradFill>
+        <a:ln>
+          <a:noFill/>
+        </a:ln>
+        <a:effectLst>
+          <a:outerShdw blurRad="57150" dist="19050" dir="5400000" algn="ctr" rotWithShape="0">
+            <a:srgbClr val="000000">
+              <a:alpha val="63000"/>
+            </a:srgbClr>
+          </a:outerShdw>
+        </a:effectLst>
+      </dsp:spPr>
+      <dsp:style>
+        <a:lnRef idx="0">
+          <a:scrgbClr r="0" g="0" b="0"/>
+        </a:lnRef>
+        <a:fillRef idx="3">
+          <a:scrgbClr r="0" g="0" b="0"/>
+        </a:fillRef>
+        <a:effectRef idx="3">
+          <a:scrgbClr r="0" g="0" b="0"/>
+        </a:effectRef>
+        <a:fontRef idx="minor">
+          <a:schemeClr val="lt1"/>
+        </a:fontRef>
+      </dsp:style>
+      <dsp:txBody>
+        <a:bodyPr spcFirstLastPara="0" vert="horz" wrap="square" lIns="5080" tIns="5080" rIns="5080" bIns="5080" numCol="1" spcCol="1270" anchor="ctr" anchorCtr="0">
+          <a:noAutofit/>
+        </a:bodyPr>
+        <a:lstStyle/>
+        <a:p>
+          <a:pPr marL="0" lvl="0" indent="0" algn="ctr" defTabSz="355600">
+            <a:lnSpc>
+              <a:spcPct val="90000"/>
+            </a:lnSpc>
+            <a:spcBef>
+              <a:spcPct val="0"/>
+            </a:spcBef>
+            <a:spcAft>
+              <a:spcPct val="35000"/>
+            </a:spcAft>
+            <a:buNone/>
+          </a:pPr>
+          <a:r>
+            <a:rPr lang="en-GB" sz="800" kern="1200"/>
+            <a:t>Dashboard</a:t>
+          </a:r>
+        </a:p>
+      </dsp:txBody>
+      <dsp:txXfrm>
+        <a:off x="2597702" y="927229"/>
+        <a:ext cx="536104" cy="268052"/>
+      </dsp:txXfrm>
+    </dsp:sp>
+    <dsp:sp modelId="{0A4840AC-695A-4072-B912-DA3746F198BC}">
+      <dsp:nvSpPr>
+        <dsp:cNvPr id="0" name=""/>
+        <dsp:cNvSpPr/>
+      </dsp:nvSpPr>
+      <dsp:spPr>
+        <a:xfrm>
+          <a:off x="2731728" y="1307863"/>
+          <a:ext cx="536104" cy="268052"/>
+        </a:xfrm>
+        <a:prstGeom prst="rect">
+          <a:avLst/>
+        </a:prstGeom>
+        <a:gradFill rotWithShape="0">
+          <a:gsLst>
+            <a:gs pos="0">
+              <a:schemeClr val="accent3">
+                <a:hueOff val="0"/>
+                <a:satOff val="0"/>
+                <a:lumOff val="0"/>
+                <a:alphaOff val="0"/>
+                <a:satMod val="103000"/>
+                <a:lumMod val="102000"/>
+                <a:tint val="94000"/>
+              </a:schemeClr>
+            </a:gs>
+            <a:gs pos="50000">
+              <a:schemeClr val="accent3">
+                <a:hueOff val="0"/>
+                <a:satOff val="0"/>
+                <a:lumOff val="0"/>
+                <a:alphaOff val="0"/>
+                <a:satMod val="110000"/>
+                <a:lumMod val="100000"/>
+                <a:shade val="100000"/>
+              </a:schemeClr>
+            </a:gs>
+            <a:gs pos="100000">
+              <a:schemeClr val="accent3">
+                <a:hueOff val="0"/>
+                <a:satOff val="0"/>
+                <a:lumOff val="0"/>
+                <a:alphaOff val="0"/>
+                <a:lumMod val="99000"/>
+                <a:satMod val="120000"/>
+                <a:shade val="78000"/>
+              </a:schemeClr>
+            </a:gs>
+          </a:gsLst>
+          <a:lin ang="5400000" scaled="0"/>
+        </a:gradFill>
+        <a:ln>
+          <a:noFill/>
+        </a:ln>
+        <a:effectLst>
+          <a:outerShdw blurRad="57150" dist="19050" dir="5400000" algn="ctr" rotWithShape="0">
+            <a:srgbClr val="000000">
+              <a:alpha val="63000"/>
+            </a:srgbClr>
+          </a:outerShdw>
+        </a:effectLst>
+      </dsp:spPr>
+      <dsp:style>
+        <a:lnRef idx="0">
+          <a:scrgbClr r="0" g="0" b="0"/>
+        </a:lnRef>
+        <a:fillRef idx="3">
+          <a:scrgbClr r="0" g="0" b="0"/>
+        </a:fillRef>
+        <a:effectRef idx="3">
+          <a:scrgbClr r="0" g="0" b="0"/>
+        </a:effectRef>
+        <a:fontRef idx="minor">
+          <a:schemeClr val="lt1"/>
+        </a:fontRef>
+      </dsp:style>
+      <dsp:txBody>
+        <a:bodyPr spcFirstLastPara="0" vert="horz" wrap="square" lIns="5080" tIns="5080" rIns="5080" bIns="5080" numCol="1" spcCol="1270" anchor="ctr" anchorCtr="0">
+          <a:noAutofit/>
+        </a:bodyPr>
+        <a:lstStyle/>
+        <a:p>
+          <a:pPr marL="0" lvl="0" indent="0" algn="ctr" defTabSz="355600">
+            <a:lnSpc>
+              <a:spcPct val="90000"/>
+            </a:lnSpc>
+            <a:spcBef>
+              <a:spcPct val="0"/>
+            </a:spcBef>
+            <a:spcAft>
+              <a:spcPct val="35000"/>
+            </a:spcAft>
+            <a:buNone/>
+          </a:pPr>
+          <a:r>
+            <a:rPr lang="en-GB" sz="800" kern="1200"/>
+            <a:t>Create product</a:t>
+          </a:r>
+        </a:p>
+      </dsp:txBody>
+      <dsp:txXfrm>
+        <a:off x="2731728" y="1307863"/>
+        <a:ext cx="536104" cy="268052"/>
+      </dsp:txXfrm>
+    </dsp:sp>
+    <dsp:sp modelId="{13AB6A92-0319-4BFA-97D9-2A96E2D88EB5}">
+      <dsp:nvSpPr>
+        <dsp:cNvPr id="0" name=""/>
+        <dsp:cNvSpPr/>
+      </dsp:nvSpPr>
+      <dsp:spPr>
+        <a:xfrm>
+          <a:off x="2731728" y="1688497"/>
+          <a:ext cx="536104" cy="268052"/>
+        </a:xfrm>
+        <a:prstGeom prst="rect">
+          <a:avLst/>
+        </a:prstGeom>
+        <a:gradFill rotWithShape="0">
+          <a:gsLst>
+            <a:gs pos="0">
+              <a:schemeClr val="accent3">
+                <a:hueOff val="0"/>
+                <a:satOff val="0"/>
+                <a:lumOff val="0"/>
+                <a:alphaOff val="0"/>
+                <a:satMod val="103000"/>
+                <a:lumMod val="102000"/>
+                <a:tint val="94000"/>
+              </a:schemeClr>
+            </a:gs>
+            <a:gs pos="50000">
+              <a:schemeClr val="accent3">
+                <a:hueOff val="0"/>
+                <a:satOff val="0"/>
+                <a:lumOff val="0"/>
+                <a:alphaOff val="0"/>
+                <a:satMod val="110000"/>
+                <a:lumMod val="100000"/>
+                <a:shade val="100000"/>
+              </a:schemeClr>
+            </a:gs>
+            <a:gs pos="100000">
+              <a:schemeClr val="accent3">
+                <a:hueOff val="0"/>
+                <a:satOff val="0"/>
+                <a:lumOff val="0"/>
+                <a:alphaOff val="0"/>
+                <a:lumMod val="99000"/>
+                <a:satMod val="120000"/>
+                <a:shade val="78000"/>
+              </a:schemeClr>
+            </a:gs>
+          </a:gsLst>
+          <a:lin ang="5400000" scaled="0"/>
+        </a:gradFill>
+        <a:ln>
+          <a:noFill/>
+        </a:ln>
+        <a:effectLst>
+          <a:outerShdw blurRad="57150" dist="19050" dir="5400000" algn="ctr" rotWithShape="0">
+            <a:srgbClr val="000000">
+              <a:alpha val="63000"/>
+            </a:srgbClr>
+          </a:outerShdw>
+        </a:effectLst>
+      </dsp:spPr>
+      <dsp:style>
+        <a:lnRef idx="0">
+          <a:scrgbClr r="0" g="0" b="0"/>
+        </a:lnRef>
+        <a:fillRef idx="3">
+          <a:scrgbClr r="0" g="0" b="0"/>
+        </a:fillRef>
+        <a:effectRef idx="3">
+          <a:scrgbClr r="0" g="0" b="0"/>
+        </a:effectRef>
+        <a:fontRef idx="minor">
+          <a:schemeClr val="lt1"/>
+        </a:fontRef>
+      </dsp:style>
+      <dsp:txBody>
+        <a:bodyPr spcFirstLastPara="0" vert="horz" wrap="square" lIns="5080" tIns="5080" rIns="5080" bIns="5080" numCol="1" spcCol="1270" anchor="ctr" anchorCtr="0">
+          <a:noAutofit/>
+        </a:bodyPr>
+        <a:lstStyle/>
+        <a:p>
+          <a:pPr marL="0" lvl="0" indent="0" algn="ctr" defTabSz="355600">
+            <a:lnSpc>
+              <a:spcPct val="90000"/>
+            </a:lnSpc>
+            <a:spcBef>
+              <a:spcPct val="0"/>
+            </a:spcBef>
+            <a:spcAft>
+              <a:spcPct val="35000"/>
+            </a:spcAft>
+            <a:buNone/>
+          </a:pPr>
+          <a:r>
+            <a:rPr lang="en-GB" sz="800" kern="1200"/>
+            <a:t>Edit product</a:t>
+          </a:r>
+        </a:p>
+      </dsp:txBody>
+      <dsp:txXfrm>
+        <a:off x="2731728" y="1688497"/>
+        <a:ext cx="536104" cy="268052"/>
+      </dsp:txXfrm>
+    </dsp:sp>
+    <dsp:sp modelId="{C50D2B72-7969-45AE-84DC-85DE4BE402C8}">
+      <dsp:nvSpPr>
+        <dsp:cNvPr id="0" name=""/>
+        <dsp:cNvSpPr/>
+      </dsp:nvSpPr>
+      <dsp:spPr>
+        <a:xfrm>
+          <a:off x="2731728" y="2069131"/>
+          <a:ext cx="536104" cy="268052"/>
+        </a:xfrm>
+        <a:prstGeom prst="rect">
+          <a:avLst/>
+        </a:prstGeom>
+        <a:gradFill rotWithShape="0">
+          <a:gsLst>
+            <a:gs pos="0">
+              <a:schemeClr val="accent3">
+                <a:hueOff val="0"/>
+                <a:satOff val="0"/>
+                <a:lumOff val="0"/>
+                <a:alphaOff val="0"/>
+                <a:satMod val="103000"/>
+                <a:lumMod val="102000"/>
+                <a:tint val="94000"/>
+              </a:schemeClr>
+            </a:gs>
+            <a:gs pos="50000">
+              <a:schemeClr val="accent3">
+                <a:hueOff val="0"/>
+                <a:satOff val="0"/>
+                <a:lumOff val="0"/>
+                <a:alphaOff val="0"/>
+                <a:satMod val="110000"/>
+                <a:lumMod val="100000"/>
+                <a:shade val="100000"/>
+              </a:schemeClr>
+            </a:gs>
+            <a:gs pos="100000">
+              <a:schemeClr val="accent3">
+                <a:hueOff val="0"/>
+                <a:satOff val="0"/>
+                <a:lumOff val="0"/>
+                <a:alphaOff val="0"/>
+                <a:lumMod val="99000"/>
+                <a:satMod val="120000"/>
+                <a:shade val="78000"/>
+              </a:schemeClr>
+            </a:gs>
+          </a:gsLst>
+          <a:lin ang="5400000" scaled="0"/>
+        </a:gradFill>
+        <a:ln>
+          <a:noFill/>
+        </a:ln>
+        <a:effectLst>
+          <a:outerShdw blurRad="57150" dist="19050" dir="5400000" algn="ctr" rotWithShape="0">
+            <a:srgbClr val="000000">
+              <a:alpha val="63000"/>
+            </a:srgbClr>
+          </a:outerShdw>
+        </a:effectLst>
+      </dsp:spPr>
+      <dsp:style>
+        <a:lnRef idx="0">
+          <a:scrgbClr r="0" g="0" b="0"/>
+        </a:lnRef>
+        <a:fillRef idx="3">
+          <a:scrgbClr r="0" g="0" b="0"/>
+        </a:fillRef>
+        <a:effectRef idx="3">
+          <a:scrgbClr r="0" g="0" b="0"/>
+        </a:effectRef>
+        <a:fontRef idx="minor">
+          <a:schemeClr val="lt1"/>
+        </a:fontRef>
+      </dsp:style>
+      <dsp:txBody>
+        <a:bodyPr spcFirstLastPara="0" vert="horz" wrap="square" lIns="5080" tIns="5080" rIns="5080" bIns="5080" numCol="1" spcCol="1270" anchor="ctr" anchorCtr="0">
+          <a:noAutofit/>
+        </a:bodyPr>
+        <a:lstStyle/>
+        <a:p>
+          <a:pPr marL="0" lvl="0" indent="0" algn="ctr" defTabSz="355600">
+            <a:lnSpc>
+              <a:spcPct val="90000"/>
+            </a:lnSpc>
+            <a:spcBef>
+              <a:spcPct val="0"/>
+            </a:spcBef>
+            <a:spcAft>
+              <a:spcPct val="35000"/>
+            </a:spcAft>
+            <a:buNone/>
+          </a:pPr>
+          <a:r>
+            <a:rPr lang="en-GB" sz="800" kern="1200"/>
+            <a:t>Delete product</a:t>
+          </a:r>
+        </a:p>
+      </dsp:txBody>
+      <dsp:txXfrm>
+        <a:off x="2731728" y="2069131"/>
+        <a:ext cx="536104" cy="268052"/>
+      </dsp:txXfrm>
+    </dsp:sp>
+    <dsp:sp modelId="{915E890D-BE2B-4C3A-89E3-BC9B2B83EA55}">
+      <dsp:nvSpPr>
+        <dsp:cNvPr id="0" name=""/>
+        <dsp:cNvSpPr/>
+      </dsp:nvSpPr>
+      <dsp:spPr>
+        <a:xfrm>
+          <a:off x="3246389" y="927229"/>
+          <a:ext cx="536104" cy="268052"/>
+        </a:xfrm>
+        <a:prstGeom prst="rect">
+          <a:avLst/>
+        </a:prstGeom>
+        <a:gradFill rotWithShape="0">
+          <a:gsLst>
+            <a:gs pos="0">
+              <a:schemeClr val="accent2">
+                <a:hueOff val="0"/>
+                <a:satOff val="0"/>
+                <a:lumOff val="0"/>
+                <a:alphaOff val="0"/>
+                <a:satMod val="103000"/>
+                <a:lumMod val="102000"/>
+                <a:tint val="94000"/>
+              </a:schemeClr>
+            </a:gs>
+            <a:gs pos="50000">
+              <a:schemeClr val="accent2">
+                <a:hueOff val="0"/>
+                <a:satOff val="0"/>
+                <a:lumOff val="0"/>
+                <a:alphaOff val="0"/>
+                <a:satMod val="110000"/>
+                <a:lumMod val="100000"/>
+                <a:shade val="100000"/>
+              </a:schemeClr>
+            </a:gs>
+            <a:gs pos="100000">
+              <a:schemeClr val="accent2">
+                <a:hueOff val="0"/>
+                <a:satOff val="0"/>
+                <a:lumOff val="0"/>
+                <a:alphaOff val="0"/>
+                <a:lumMod val="99000"/>
+                <a:satMod val="120000"/>
+                <a:shade val="78000"/>
+              </a:schemeClr>
+            </a:gs>
+          </a:gsLst>
+          <a:lin ang="5400000" scaled="0"/>
+        </a:gradFill>
+        <a:ln>
+          <a:noFill/>
+        </a:ln>
+        <a:effectLst>
+          <a:outerShdw blurRad="57150" dist="19050" dir="5400000" algn="ctr" rotWithShape="0">
+            <a:srgbClr val="000000">
+              <a:alpha val="63000"/>
+            </a:srgbClr>
+          </a:outerShdw>
+        </a:effectLst>
+      </dsp:spPr>
+      <dsp:style>
+        <a:lnRef idx="0">
+          <a:scrgbClr r="0" g="0" b="0"/>
+        </a:lnRef>
+        <a:fillRef idx="3">
+          <a:scrgbClr r="0" g="0" b="0"/>
+        </a:fillRef>
+        <a:effectRef idx="3">
+          <a:scrgbClr r="0" g="0" b="0"/>
+        </a:effectRef>
+        <a:fontRef idx="minor">
+          <a:schemeClr val="lt1"/>
+        </a:fontRef>
+      </dsp:style>
+      <dsp:txBody>
+        <a:bodyPr spcFirstLastPara="0" vert="horz" wrap="square" lIns="5080" tIns="5080" rIns="5080" bIns="5080" numCol="1" spcCol="1270" anchor="ctr" anchorCtr="0">
+          <a:noAutofit/>
+        </a:bodyPr>
+        <a:lstStyle/>
+        <a:p>
+          <a:pPr marL="0" lvl="0" indent="0" algn="ctr" defTabSz="355600">
+            <a:lnSpc>
+              <a:spcPct val="90000"/>
+            </a:lnSpc>
+            <a:spcBef>
+              <a:spcPct val="0"/>
+            </a:spcBef>
+            <a:spcAft>
+              <a:spcPct val="35000"/>
+            </a:spcAft>
+            <a:buNone/>
+          </a:pPr>
+          <a:r>
+            <a:rPr lang="en-GB" sz="800" kern="1200"/>
+            <a:t>Policy</a:t>
+          </a:r>
+        </a:p>
+      </dsp:txBody>
+      <dsp:txXfrm>
+        <a:off x="3246389" y="927229"/>
+        <a:ext cx="536104" cy="268052"/>
+      </dsp:txXfrm>
+    </dsp:sp>
+    <dsp:sp modelId="{836C6218-4EE0-4640-8630-ABE1046ACD36}">
+      <dsp:nvSpPr>
+        <dsp:cNvPr id="0" name=""/>
+        <dsp:cNvSpPr/>
+      </dsp:nvSpPr>
+      <dsp:spPr>
+        <a:xfrm>
+          <a:off x="3895075" y="927229"/>
+          <a:ext cx="536104" cy="268052"/>
+        </a:xfrm>
+        <a:prstGeom prst="rect">
+          <a:avLst/>
+        </a:prstGeom>
+        <a:gradFill rotWithShape="0">
+          <a:gsLst>
+            <a:gs pos="0">
+              <a:schemeClr val="accent2">
+                <a:hueOff val="0"/>
+                <a:satOff val="0"/>
+                <a:lumOff val="0"/>
+                <a:alphaOff val="0"/>
+                <a:satMod val="103000"/>
+                <a:lumMod val="102000"/>
+                <a:tint val="94000"/>
+              </a:schemeClr>
+            </a:gs>
+            <a:gs pos="50000">
+              <a:schemeClr val="accent2">
+                <a:hueOff val="0"/>
+                <a:satOff val="0"/>
+                <a:lumOff val="0"/>
+                <a:alphaOff val="0"/>
+                <a:satMod val="110000"/>
+                <a:lumMod val="100000"/>
+                <a:shade val="100000"/>
+              </a:schemeClr>
+            </a:gs>
+            <a:gs pos="100000">
+              <a:schemeClr val="accent2">
+                <a:hueOff val="0"/>
+                <a:satOff val="0"/>
+                <a:lumOff val="0"/>
+                <a:alphaOff val="0"/>
+                <a:lumMod val="99000"/>
+                <a:satMod val="120000"/>
+                <a:shade val="78000"/>
+              </a:schemeClr>
+            </a:gs>
+          </a:gsLst>
+          <a:lin ang="5400000" scaled="0"/>
+        </a:gradFill>
+        <a:ln>
+          <a:noFill/>
+        </a:ln>
+        <a:effectLst>
+          <a:outerShdw blurRad="57150" dist="19050" dir="5400000" algn="ctr" rotWithShape="0">
+            <a:srgbClr val="000000">
+              <a:alpha val="63000"/>
+            </a:srgbClr>
+          </a:outerShdw>
+        </a:effectLst>
+      </dsp:spPr>
+      <dsp:style>
+        <a:lnRef idx="0">
+          <a:scrgbClr r="0" g="0" b="0"/>
+        </a:lnRef>
+        <a:fillRef idx="3">
+          <a:scrgbClr r="0" g="0" b="0"/>
+        </a:fillRef>
+        <a:effectRef idx="3">
+          <a:scrgbClr r="0" g="0" b="0"/>
+        </a:effectRef>
+        <a:fontRef idx="minor">
+          <a:schemeClr val="lt1"/>
+        </a:fontRef>
+      </dsp:style>
+      <dsp:txBody>
+        <a:bodyPr spcFirstLastPara="0" vert="horz" wrap="square" lIns="5080" tIns="5080" rIns="5080" bIns="5080" numCol="1" spcCol="1270" anchor="ctr" anchorCtr="0">
+          <a:noAutofit/>
+        </a:bodyPr>
+        <a:lstStyle/>
+        <a:p>
+          <a:pPr marL="0" lvl="0" indent="0" algn="ctr" defTabSz="355600">
+            <a:lnSpc>
+              <a:spcPct val="90000"/>
+            </a:lnSpc>
+            <a:spcBef>
+              <a:spcPct val="0"/>
+            </a:spcBef>
+            <a:spcAft>
+              <a:spcPct val="35000"/>
+            </a:spcAft>
+            <a:buNone/>
+          </a:pPr>
+          <a:r>
+            <a:rPr lang="en-GB" sz="800" kern="1200"/>
+            <a:t>Privacy</a:t>
+          </a:r>
+        </a:p>
+      </dsp:txBody>
+      <dsp:txXfrm>
+        <a:off x="3895075" y="927229"/>
+        <a:ext cx="536104" cy="268052"/>
+      </dsp:txXfrm>
+    </dsp:sp>
+    <dsp:sp modelId="{F6833E12-977C-4334-851C-493A685081D0}">
+      <dsp:nvSpPr>
+        <dsp:cNvPr id="0" name=""/>
+        <dsp:cNvSpPr/>
+      </dsp:nvSpPr>
+      <dsp:spPr>
+        <a:xfrm>
+          <a:off x="4543762" y="927229"/>
+          <a:ext cx="536104" cy="268052"/>
+        </a:xfrm>
+        <a:prstGeom prst="rect">
+          <a:avLst/>
+        </a:prstGeom>
+        <a:gradFill rotWithShape="0">
+          <a:gsLst>
+            <a:gs pos="0">
+              <a:schemeClr val="accent2">
+                <a:hueOff val="0"/>
+                <a:satOff val="0"/>
+                <a:lumOff val="0"/>
+                <a:alphaOff val="0"/>
+                <a:satMod val="103000"/>
+                <a:lumMod val="102000"/>
+                <a:tint val="94000"/>
+              </a:schemeClr>
+            </a:gs>
+            <a:gs pos="50000">
+              <a:schemeClr val="accent2">
+                <a:hueOff val="0"/>
+                <a:satOff val="0"/>
+                <a:lumOff val="0"/>
+                <a:alphaOff val="0"/>
+                <a:satMod val="110000"/>
+                <a:lumMod val="100000"/>
+                <a:shade val="100000"/>
+              </a:schemeClr>
+            </a:gs>
+            <a:gs pos="100000">
+              <a:schemeClr val="accent2">
+                <a:hueOff val="0"/>
+                <a:satOff val="0"/>
+                <a:lumOff val="0"/>
+                <a:alphaOff val="0"/>
+                <a:lumMod val="99000"/>
+                <a:satMod val="120000"/>
+                <a:shade val="78000"/>
+              </a:schemeClr>
+            </a:gs>
+          </a:gsLst>
+          <a:lin ang="5400000" scaled="0"/>
+        </a:gradFill>
+        <a:ln>
+          <a:noFill/>
+        </a:ln>
+        <a:effectLst>
+          <a:outerShdw blurRad="57150" dist="19050" dir="5400000" algn="ctr" rotWithShape="0">
+            <a:srgbClr val="000000">
+              <a:alpha val="63000"/>
+            </a:srgbClr>
+          </a:outerShdw>
+        </a:effectLst>
+      </dsp:spPr>
+      <dsp:style>
+        <a:lnRef idx="0">
+          <a:scrgbClr r="0" g="0" b="0"/>
+        </a:lnRef>
+        <a:fillRef idx="3">
+          <a:scrgbClr r="0" g="0" b="0"/>
+        </a:fillRef>
+        <a:effectRef idx="3">
+          <a:scrgbClr r="0" g="0" b="0"/>
+        </a:effectRef>
+        <a:fontRef idx="minor">
+          <a:schemeClr val="lt1"/>
+        </a:fontRef>
+      </dsp:style>
+      <dsp:txBody>
+        <a:bodyPr spcFirstLastPara="0" vert="horz" wrap="square" lIns="5080" tIns="5080" rIns="5080" bIns="5080" numCol="1" spcCol="1270" anchor="ctr" anchorCtr="0">
+          <a:noAutofit/>
+        </a:bodyPr>
+        <a:lstStyle/>
+        <a:p>
+          <a:pPr marL="0" lvl="0" indent="0" algn="ctr" defTabSz="355600">
+            <a:lnSpc>
+              <a:spcPct val="90000"/>
+            </a:lnSpc>
+            <a:spcBef>
+              <a:spcPct val="0"/>
+            </a:spcBef>
+            <a:spcAft>
+              <a:spcPct val="35000"/>
+            </a:spcAft>
+            <a:buNone/>
+          </a:pPr>
+          <a:r>
+            <a:rPr lang="en-GB" sz="800" kern="1200"/>
+            <a:t>Register</a:t>
+          </a:r>
+        </a:p>
+      </dsp:txBody>
+      <dsp:txXfrm>
+        <a:off x="4543762" y="927229"/>
+        <a:ext cx="536104" cy="268052"/>
+      </dsp:txXfrm>
+    </dsp:sp>
+    <dsp:sp modelId="{980BB85B-A217-4A5D-9CB7-5AF30C46DB16}">
+      <dsp:nvSpPr>
+        <dsp:cNvPr id="0" name=""/>
+        <dsp:cNvSpPr/>
+      </dsp:nvSpPr>
+      <dsp:spPr>
+        <a:xfrm>
+          <a:off x="5192449" y="927229"/>
+          <a:ext cx="536104" cy="268052"/>
+        </a:xfrm>
+        <a:prstGeom prst="rect">
+          <a:avLst/>
+        </a:prstGeom>
+        <a:gradFill rotWithShape="0">
+          <a:gsLst>
+            <a:gs pos="0">
+              <a:schemeClr val="accent2">
+                <a:hueOff val="0"/>
+                <a:satOff val="0"/>
+                <a:lumOff val="0"/>
+                <a:alphaOff val="0"/>
+                <a:satMod val="103000"/>
+                <a:lumMod val="102000"/>
+                <a:tint val="94000"/>
+              </a:schemeClr>
+            </a:gs>
+            <a:gs pos="50000">
+              <a:schemeClr val="accent2">
+                <a:hueOff val="0"/>
+                <a:satOff val="0"/>
+                <a:lumOff val="0"/>
+                <a:alphaOff val="0"/>
+                <a:satMod val="110000"/>
+                <a:lumMod val="100000"/>
+                <a:shade val="100000"/>
+              </a:schemeClr>
+            </a:gs>
+            <a:gs pos="100000">
+              <a:schemeClr val="accent2">
+                <a:hueOff val="0"/>
+                <a:satOff val="0"/>
+                <a:lumOff val="0"/>
+                <a:alphaOff val="0"/>
+                <a:lumMod val="99000"/>
+                <a:satMod val="120000"/>
+                <a:shade val="78000"/>
+              </a:schemeClr>
+            </a:gs>
+          </a:gsLst>
+          <a:lin ang="5400000" scaled="0"/>
+        </a:gradFill>
+        <a:ln>
+          <a:noFill/>
+        </a:ln>
+        <a:effectLst>
+          <a:outerShdw blurRad="57150" dist="19050" dir="5400000" algn="ctr" rotWithShape="0">
+            <a:srgbClr val="000000">
+              <a:alpha val="63000"/>
+            </a:srgbClr>
+          </a:outerShdw>
+        </a:effectLst>
+      </dsp:spPr>
+      <dsp:style>
+        <a:lnRef idx="0">
+          <a:scrgbClr r="0" g="0" b="0"/>
+        </a:lnRef>
+        <a:fillRef idx="3">
+          <a:scrgbClr r="0" g="0" b="0"/>
+        </a:fillRef>
+        <a:effectRef idx="3">
+          <a:scrgbClr r="0" g="0" b="0"/>
+        </a:effectRef>
+        <a:fontRef idx="minor">
+          <a:schemeClr val="lt1"/>
+        </a:fontRef>
+      </dsp:style>
+      <dsp:txBody>
+        <a:bodyPr spcFirstLastPara="0" vert="horz" wrap="square" lIns="5080" tIns="5080" rIns="5080" bIns="5080" numCol="1" spcCol="1270" anchor="ctr" anchorCtr="0">
+          <a:noAutofit/>
+        </a:bodyPr>
+        <a:lstStyle/>
+        <a:p>
+          <a:pPr marL="0" lvl="0" indent="0" algn="ctr" defTabSz="355600">
+            <a:lnSpc>
+              <a:spcPct val="90000"/>
+            </a:lnSpc>
+            <a:spcBef>
+              <a:spcPct val="0"/>
+            </a:spcBef>
+            <a:spcAft>
+              <a:spcPct val="35000"/>
+            </a:spcAft>
+            <a:buNone/>
+          </a:pPr>
+          <a:r>
+            <a:rPr lang="en-GB" sz="800" kern="1200"/>
             <a:t>Login</a:t>
           </a:r>
         </a:p>
       </dsp:txBody>
       <dsp:txXfrm>
-        <a:off x="4055470" y="1617833"/>
-        <a:ext cx="1675655" cy="837827"/>
+        <a:off x="5192449" y="927229"/>
+        <a:ext cx="536104" cy="268052"/>
       </dsp:txXfrm>
     </dsp:sp>
   </dsp:spTree>
@@ -19644,12 +23534,6 @@
     <w:pitch w:val="variable"/>
     <w:sig w:usb0="20000287" w:usb1="00000003" w:usb2="00000000" w:usb3="00000000" w:csb0="0000019F" w:csb1="00000000"/>
   </w:font>
-  <w:font w:name="Poppins">
-    <w:charset w:val="00"/>
-    <w:family w:val="auto"/>
-    <w:pitch w:val="variable"/>
-    <w:sig w:usb0="00008007" w:usb1="00000000" w:usb2="00000000" w:usb3="00000000" w:csb0="00000093" w:csb1="00000000"/>
-  </w:font>
 </w:fonts>
 </file>
 
@@ -19672,6 +23556,7 @@
     <w:rsid w:val="000957FA"/>
     <w:rsid w:val="000D63C1"/>
     <w:rsid w:val="001009A0"/>
+    <w:rsid w:val="00321CEA"/>
     <w:rsid w:val="0034583A"/>
     <w:rsid w:val="003821A2"/>
     <w:rsid w:val="003846DF"/>
@@ -19683,6 +23568,7 @@
     <w:rsid w:val="005D45CD"/>
     <w:rsid w:val="00604AD3"/>
     <w:rsid w:val="0067407C"/>
+    <w:rsid w:val="007307AA"/>
     <w:rsid w:val="00754287"/>
     <w:rsid w:val="007D2A73"/>
     <w:rsid w:val="007E7107"/>
@@ -20487,6 +24373,19 @@
 </file>
 
 <file path=customXml/item1.xml><?xml version="1.0" encoding="utf-8"?>
+<b:Sources xmlns:b="http://schemas.openxmlformats.org/officeDocument/2006/bibliography" xmlns="http://schemas.openxmlformats.org/officeDocument/2006/bibliography" SelectedStyle="\APASixthEditionOfficeOnline.xsl" StyleName="APA" Version="6"/>
+</file>
+
+<file path=customXml/item2.xml><?xml version="1.0" encoding="utf-8"?>
+<?mso-contentType ?>
+<FormTemplates xmlns="http://schemas.microsoft.com/sharepoint/v3/contenttype/forms">
+  <Display>DocumentLibraryForm</Display>
+  <Edit>DocumentLibraryForm</Edit>
+  <New>DocumentLibraryForm</New>
+</FormTemplates>
+</file>
+
+<file path=customXml/item3.xml><?xml version="1.0" encoding="utf-8"?>
 <ct:contentTypeSchema xmlns:ct="http://schemas.microsoft.com/office/2006/metadata/contentType" xmlns:ma="http://schemas.microsoft.com/office/2006/metadata/properties/metaAttributes" ct:_="" ma:_="" ma:contentTypeName="Document" ma:contentTypeID="0x01010056C2B2184EA01F42B9D0C6F832942DBC" ma:contentTypeVersion="11" ma:contentTypeDescription="Create a new document." ma:contentTypeScope="" ma:versionID="55e0c6c1c4500967667bb16e4c70d9ff">
   <xsd:schema xmlns:xsd="http://www.w3.org/2001/XMLSchema" xmlns:xs="http://www.w3.org/2001/XMLSchema" xmlns:p="http://schemas.microsoft.com/office/2006/metadata/properties" xmlns:ns3="0858e797-1849-4dd5-9d5a-25e6beea22bc" targetNamespace="http://schemas.microsoft.com/office/2006/metadata/properties" ma:root="true" ma:fieldsID="db27273709eb546562b89a5719f57ae0" ns3:_="">
     <xsd:import namespace="0858e797-1849-4dd5-9d5a-25e6beea22bc"/>
@@ -20672,19 +24571,6 @@
 </ct:contentTypeSchema>
 </file>
 
-<file path=customXml/item2.xml><?xml version="1.0" encoding="utf-8"?>
-<?mso-contentType ?>
-<FormTemplates xmlns="http://schemas.microsoft.com/sharepoint/v3/contenttype/forms">
-  <Display>DocumentLibraryForm</Display>
-  <Edit>DocumentLibraryForm</Edit>
-  <New>DocumentLibraryForm</New>
-</FormTemplates>
-</file>
-
-<file path=customXml/item3.xml><?xml version="1.0" encoding="utf-8"?>
-<b:Sources xmlns:b="http://schemas.openxmlformats.org/officeDocument/2006/bibliography" xmlns="http://schemas.openxmlformats.org/officeDocument/2006/bibliography" SelectedStyle="\APASixthEditionOfficeOnline.xsl" StyleName="APA" Version="6"/>
-</file>
-
 <file path=customXml/item4.xml><?xml version="1.0" encoding="utf-8"?>
 <p:properties xmlns:p="http://schemas.microsoft.com/office/2006/metadata/properties" xmlns:xsi="http://www.w3.org/2001/XMLSchema-instance" xmlns:pc="http://schemas.microsoft.com/office/infopath/2007/PartnerControls">
   <documentManagement>
@@ -20694,6 +24580,22 @@
 </file>
 
 <file path=customXml/itemProps1.xml><?xml version="1.0" encoding="utf-8"?>
+<ds:datastoreItem xmlns:ds="http://schemas.openxmlformats.org/officeDocument/2006/customXml" ds:itemID="{C564E797-4C87-4565-A286-3540A1F927B3}">
+  <ds:schemaRefs>
+    <ds:schemaRef ds:uri="http://schemas.openxmlformats.org/officeDocument/2006/bibliography"/>
+  </ds:schemaRefs>
+</ds:datastoreItem>
+</file>
+
+<file path=customXml/itemProps2.xml><?xml version="1.0" encoding="utf-8"?>
+<ds:datastoreItem xmlns:ds="http://schemas.openxmlformats.org/officeDocument/2006/customXml" ds:itemID="{A9623E5C-50AC-4F4B-AA64-E3F8AA2679C6}">
+  <ds:schemaRefs>
+    <ds:schemaRef ds:uri="http://schemas.microsoft.com/sharepoint/v3/contenttype/forms"/>
+  </ds:schemaRefs>
+</ds:datastoreItem>
+</file>
+
+<file path=customXml/itemProps3.xml><?xml version="1.0" encoding="utf-8"?>
 <ds:datastoreItem xmlns:ds="http://schemas.openxmlformats.org/officeDocument/2006/customXml" ds:itemID="{9FA6C0A6-5F7F-48C7-A810-283E2A6F84D1}">
   <ds:schemaRefs>
     <ds:schemaRef ds:uri="http://schemas.microsoft.com/office/2006/metadata/contentType"/>
@@ -20711,22 +24613,6 @@
 </ds:datastoreItem>
 </file>
 
-<file path=customXml/itemProps2.xml><?xml version="1.0" encoding="utf-8"?>
-<ds:datastoreItem xmlns:ds="http://schemas.openxmlformats.org/officeDocument/2006/customXml" ds:itemID="{A9623E5C-50AC-4F4B-AA64-E3F8AA2679C6}">
-  <ds:schemaRefs>
-    <ds:schemaRef ds:uri="http://schemas.microsoft.com/sharepoint/v3/contenttype/forms"/>
-  </ds:schemaRefs>
-</ds:datastoreItem>
-</file>
-
-<file path=customXml/itemProps3.xml><?xml version="1.0" encoding="utf-8"?>
-<ds:datastoreItem xmlns:ds="http://schemas.openxmlformats.org/officeDocument/2006/customXml" ds:itemID="{C564E797-4C87-4565-A286-3540A1F927B3}">
-  <ds:schemaRefs>
-    <ds:schemaRef ds:uri="http://schemas.openxmlformats.org/officeDocument/2006/bibliography"/>
-  </ds:schemaRefs>
-</ds:datastoreItem>
-</file>
-
 <file path=customXml/itemProps4.xml><?xml version="1.0" encoding="utf-8"?>
 <ds:datastoreItem xmlns:ds="http://schemas.openxmlformats.org/officeDocument/2006/customXml" ds:itemID="{DD3E77BA-0A5F-412F-AD0C-65D1A89B375C}">
   <ds:schemaRefs>

--- a/Task1_DesignDocs_AllDesigns_717903_Ram_D.docx
+++ b/Task1_DesignDocs_AllDesigns_717903_Ram_D.docx
@@ -508,7 +508,7 @@
                 </w:rPr>
                 <w:fldChar w:fldCharType="separate"/>
               </w:r>
-              <w:hyperlink w:anchor="_Toc224118204" w:history="1">
+              <w:hyperlink w:anchor="_Toc224235733" w:history="1">
                 <w:r>
                   <w:rPr>
                     <w:rStyle w:val="Hyperlink"/>
@@ -535,7 +535,7 @@
                     <w:noProof/>
                     <w:webHidden/>
                   </w:rPr>
-                  <w:instrText xml:space="preserve"> PAGEREF _Toc224118204 \h </w:instrText>
+                  <w:instrText xml:space="preserve"> PAGEREF _Toc224235733 \h </w:instrText>
                 </w:r>
                 <w:r>
                   <w:rPr>
@@ -578,7 +578,7 @@
                   <w:lang w:eastAsia="en-GB"/>
                 </w:rPr>
               </w:pPr>
-              <w:hyperlink w:anchor="_Toc224118205" w:history="1">
+              <w:hyperlink w:anchor="_Toc224235734" w:history="1">
                 <w:r>
                   <w:rPr>
                     <w:rStyle w:val="Hyperlink"/>
@@ -605,7 +605,7 @@
                     <w:noProof/>
                     <w:webHidden/>
                   </w:rPr>
-                  <w:instrText xml:space="preserve"> PAGEREF _Toc224118205 \h </w:instrText>
+                  <w:instrText xml:space="preserve"> PAGEREF _Toc224235734 \h </w:instrText>
                 </w:r>
                 <w:r>
                   <w:rPr>
@@ -648,7 +648,7 @@
                   <w:lang w:eastAsia="en-GB"/>
                 </w:rPr>
               </w:pPr>
-              <w:hyperlink w:anchor="_Toc224118206" w:history="1">
+              <w:hyperlink w:anchor="_Toc224235735" w:history="1">
                 <w:r>
                   <w:rPr>
                     <w:rStyle w:val="Hyperlink"/>
@@ -675,7 +675,7 @@
                     <w:noProof/>
                     <w:webHidden/>
                   </w:rPr>
-                  <w:instrText xml:space="preserve"> PAGEREF _Toc224118206 \h </w:instrText>
+                  <w:instrText xml:space="preserve"> PAGEREF _Toc224235735 \h </w:instrText>
                 </w:r>
                 <w:r>
                   <w:rPr>
@@ -718,7 +718,7 @@
                   <w:lang w:eastAsia="en-GB"/>
                 </w:rPr>
               </w:pPr>
-              <w:hyperlink w:anchor="_Toc224118207" w:history="1">
+              <w:hyperlink w:anchor="_Toc224235736" w:history="1">
                 <w:r>
                   <w:rPr>
                     <w:rStyle w:val="Hyperlink"/>
@@ -745,7 +745,7 @@
                     <w:noProof/>
                     <w:webHidden/>
                   </w:rPr>
-                  <w:instrText xml:space="preserve"> PAGEREF _Toc224118207 \h </w:instrText>
+                  <w:instrText xml:space="preserve"> PAGEREF _Toc224235736 \h </w:instrText>
                 </w:r>
                 <w:r>
                   <w:rPr>
@@ -788,7 +788,7 @@
                   <w:lang w:eastAsia="en-GB"/>
                 </w:rPr>
               </w:pPr>
-              <w:hyperlink w:anchor="_Toc224118208" w:history="1">
+              <w:hyperlink w:anchor="_Toc224235737" w:history="1">
                 <w:r>
                   <w:rPr>
                     <w:rStyle w:val="Hyperlink"/>
@@ -815,7 +815,7 @@
                     <w:noProof/>
                     <w:webHidden/>
                   </w:rPr>
-                  <w:instrText xml:space="preserve"> PAGEREF _Toc224118208 \h </w:instrText>
+                  <w:instrText xml:space="preserve"> PAGEREF _Toc224235737 \h </w:instrText>
                 </w:r>
                 <w:r>
                   <w:rPr>
@@ -858,7 +858,7 @@
                   <w:lang w:eastAsia="en-GB"/>
                 </w:rPr>
               </w:pPr>
-              <w:hyperlink w:anchor="_Toc224118209" w:history="1">
+              <w:hyperlink w:anchor="_Toc224235738" w:history="1">
                 <w:r>
                   <w:rPr>
                     <w:rStyle w:val="Hyperlink"/>
@@ -885,7 +885,7 @@
                     <w:noProof/>
                     <w:webHidden/>
                   </w:rPr>
-                  <w:instrText xml:space="preserve"> PAGEREF _Toc224118209 \h </w:instrText>
+                  <w:instrText xml:space="preserve"> PAGEREF _Toc224235738 \h </w:instrText>
                 </w:r>
                 <w:r>
                   <w:rPr>
@@ -905,7 +905,7 @@
                     <w:noProof/>
                     <w:webHidden/>
                   </w:rPr>
-                  <w:t>3</w:t>
+                  <w:t>4</w:t>
                 </w:r>
                 <w:r>
                   <w:rPr>
@@ -928,7 +928,7 @@
                   <w:lang w:eastAsia="en-GB"/>
                 </w:rPr>
               </w:pPr>
-              <w:hyperlink w:anchor="_Toc224118210" w:history="1">
+              <w:hyperlink w:anchor="_Toc224235739" w:history="1">
                 <w:r>
                   <w:rPr>
                     <w:rStyle w:val="Hyperlink"/>
@@ -955,7 +955,7 @@
                     <w:noProof/>
                     <w:webHidden/>
                   </w:rPr>
-                  <w:instrText xml:space="preserve"> PAGEREF _Toc224118210 \h </w:instrText>
+                  <w:instrText xml:space="preserve"> PAGEREF _Toc224235739 \h </w:instrText>
                 </w:r>
                 <w:r>
                   <w:rPr>
@@ -975,7 +975,7 @@
                     <w:noProof/>
                     <w:webHidden/>
                   </w:rPr>
-                  <w:t>3</w:t>
+                  <w:t>4</w:t>
                 </w:r>
                 <w:r>
                   <w:rPr>
@@ -998,7 +998,7 @@
                   <w:lang w:eastAsia="en-GB"/>
                 </w:rPr>
               </w:pPr>
-              <w:hyperlink w:anchor="_Toc224118211" w:history="1">
+              <w:hyperlink w:anchor="_Toc224235740" w:history="1">
                 <w:r>
                   <w:rPr>
                     <w:rStyle w:val="Hyperlink"/>
@@ -1025,7 +1025,7 @@
                     <w:noProof/>
                     <w:webHidden/>
                   </w:rPr>
-                  <w:instrText xml:space="preserve"> PAGEREF _Toc224118211 \h </w:instrText>
+                  <w:instrText xml:space="preserve"> PAGEREF _Toc224235740 \h </w:instrText>
                 </w:r>
                 <w:r>
                   <w:rPr>
@@ -1045,7 +1045,7 @@
                     <w:noProof/>
                     <w:webHidden/>
                   </w:rPr>
-                  <w:t>3</w:t>
+                  <w:t>4</w:t>
                 </w:r>
                 <w:r>
                   <w:rPr>
@@ -1068,7 +1068,7 @@
                   <w:lang w:eastAsia="en-GB"/>
                 </w:rPr>
               </w:pPr>
-              <w:hyperlink w:anchor="_Toc224118212" w:history="1">
+              <w:hyperlink w:anchor="_Toc224235741" w:history="1">
                 <w:r>
                   <w:rPr>
                     <w:rStyle w:val="Hyperlink"/>
@@ -1095,7 +1095,7 @@
                     <w:noProof/>
                     <w:webHidden/>
                   </w:rPr>
-                  <w:instrText xml:space="preserve"> PAGEREF _Toc224118212 \h </w:instrText>
+                  <w:instrText xml:space="preserve"> PAGEREF _Toc224235741 \h </w:instrText>
                 </w:r>
                 <w:r>
                   <w:rPr>
@@ -1115,7 +1115,7 @@
                     <w:noProof/>
                     <w:webHidden/>
                   </w:rPr>
-                  <w:t>3</w:t>
+                  <w:t>4</w:t>
                 </w:r>
                 <w:r>
                   <w:rPr>
@@ -1138,7 +1138,7 @@
                   <w:lang w:eastAsia="en-GB"/>
                 </w:rPr>
               </w:pPr>
-              <w:hyperlink w:anchor="_Toc224118213" w:history="1">
+              <w:hyperlink w:anchor="_Toc224235742" w:history="1">
                 <w:r>
                   <w:rPr>
                     <w:rStyle w:val="Hyperlink"/>
@@ -1165,7 +1165,7 @@
                     <w:noProof/>
                     <w:webHidden/>
                   </w:rPr>
-                  <w:instrText xml:space="preserve"> PAGEREF _Toc224118213 \h </w:instrText>
+                  <w:instrText xml:space="preserve"> PAGEREF _Toc224235742 \h </w:instrText>
                 </w:r>
                 <w:r>
                   <w:rPr>
@@ -1185,7 +1185,7 @@
                     <w:noProof/>
                     <w:webHidden/>
                   </w:rPr>
-                  <w:t>3</w:t>
+                  <w:t>4</w:t>
                 </w:r>
                 <w:r>
                   <w:rPr>
@@ -1208,7 +1208,7 @@
                   <w:lang w:eastAsia="en-GB"/>
                 </w:rPr>
               </w:pPr>
-              <w:hyperlink w:anchor="_Toc224118214" w:history="1">
+              <w:hyperlink w:anchor="_Toc224235743" w:history="1">
                 <w:r>
                   <w:rPr>
                     <w:rStyle w:val="Hyperlink"/>
@@ -1235,7 +1235,77 @@
                     <w:noProof/>
                     <w:webHidden/>
                   </w:rPr>
-                  <w:instrText xml:space="preserve"> PAGEREF _Toc224118214 \h </w:instrText>
+                  <w:instrText xml:space="preserve"> PAGEREF _Toc224235743 \h </w:instrText>
+                </w:r>
+                <w:r>
+                  <w:rPr>
+                    <w:noProof/>
+                    <w:webHidden/>
+                  </w:rPr>
+                </w:r>
+                <w:r>
+                  <w:rPr>
+                    <w:noProof/>
+                    <w:webHidden/>
+                  </w:rPr>
+                  <w:fldChar w:fldCharType="separate"/>
+                </w:r>
+                <w:r>
+                  <w:rPr>
+                    <w:noProof/>
+                    <w:webHidden/>
+                  </w:rPr>
+                  <w:t>4</w:t>
+                </w:r>
+                <w:r>
+                  <w:rPr>
+                    <w:noProof/>
+                    <w:webHidden/>
+                  </w:rPr>
+                  <w:fldChar w:fldCharType="end"/>
+                </w:r>
+              </w:hyperlink>
+            </w:p>
+            <w:p>
+              <w:pPr>
+                <w:pStyle w:val="TOC2"/>
+                <w:tabs>
+                  <w:tab w:val="right" w:leader="dot" w:pos="9016"/>
+                </w:tabs>
+                <w:rPr>
+                  <w:rFonts w:eastAsiaTheme="minorEastAsia"/>
+                  <w:noProof/>
+                  <w:lang w:eastAsia="en-GB"/>
+                </w:rPr>
+              </w:pPr>
+              <w:hyperlink w:anchor="_Toc224235744" w:history="1">
+                <w:r>
+                  <w:rPr>
+                    <w:rStyle w:val="Hyperlink"/>
+                    <w:noProof/>
+                  </w:rPr>
+                  <w:t>Accent Colours</w:t>
+                </w:r>
+                <w:r>
+                  <w:rPr>
+                    <w:noProof/>
+                    <w:webHidden/>
+                  </w:rPr>
+                  <w:tab/>
+                </w:r>
+                <w:r>
+                  <w:rPr>
+                    <w:noProof/>
+                    <w:webHidden/>
+                  </w:rPr>
+                  <w:fldChar w:fldCharType="begin"/>
+                </w:r>
+                <w:r>
+                  <w:rPr>
+                    <w:noProof/>
+                    <w:webHidden/>
+                  </w:rPr>
+                  <w:instrText xml:space="preserve"> PAGEREF _Toc224235744 \h </w:instrText>
                 </w:r>
                 <w:r>
                   <w:rPr>
@@ -1278,7 +1348,7 @@
                   <w:lang w:eastAsia="en-GB"/>
                 </w:rPr>
               </w:pPr>
-              <w:hyperlink w:anchor="_Toc224118215" w:history="1">
+              <w:hyperlink w:anchor="_Toc224235745" w:history="1">
                 <w:r>
                   <w:rPr>
                     <w:rStyle w:val="Hyperlink"/>
@@ -1305,7 +1375,7 @@
                     <w:noProof/>
                     <w:webHidden/>
                   </w:rPr>
-                  <w:instrText xml:space="preserve"> PAGEREF _Toc224118215 \h </w:instrText>
+                  <w:instrText xml:space="preserve"> PAGEREF _Toc224235745 \h </w:instrText>
                 </w:r>
                 <w:r>
                   <w:rPr>
@@ -1348,7 +1418,7 @@
                   <w:lang w:eastAsia="en-GB"/>
                 </w:rPr>
               </w:pPr>
-              <w:hyperlink w:anchor="_Toc224118216" w:history="1">
+              <w:hyperlink w:anchor="_Toc224235746" w:history="1">
                 <w:r>
                   <w:rPr>
                     <w:rStyle w:val="Hyperlink"/>
@@ -1375,7 +1445,7 @@
                     <w:noProof/>
                     <w:webHidden/>
                   </w:rPr>
-                  <w:instrText xml:space="preserve"> PAGEREF _Toc224118216 \h </w:instrText>
+                  <w:instrText xml:space="preserve"> PAGEREF _Toc224235746 \h </w:instrText>
                 </w:r>
                 <w:r>
                   <w:rPr>
@@ -1395,7 +1465,7 @@
                     <w:noProof/>
                     <w:webHidden/>
                   </w:rPr>
-                  <w:t>4</w:t>
+                  <w:t>5</w:t>
                 </w:r>
                 <w:r>
                   <w:rPr>
@@ -1418,7 +1488,7 @@
                   <w:lang w:eastAsia="en-GB"/>
                 </w:rPr>
               </w:pPr>
-              <w:hyperlink w:anchor="_Toc224118217" w:history="1">
+              <w:hyperlink w:anchor="_Toc224235747" w:history="1">
                 <w:r>
                   <w:rPr>
                     <w:rStyle w:val="Hyperlink"/>
@@ -1445,7 +1515,7 @@
                     <w:noProof/>
                     <w:webHidden/>
                   </w:rPr>
-                  <w:instrText xml:space="preserve"> PAGEREF _Toc224118217 \h </w:instrText>
+                  <w:instrText xml:space="preserve"> PAGEREF _Toc224235747 \h </w:instrText>
                 </w:r>
                 <w:r>
                   <w:rPr>
@@ -1465,7 +1535,7 @@
                     <w:noProof/>
                     <w:webHidden/>
                   </w:rPr>
-                  <w:t>4</w:t>
+                  <w:t>5</w:t>
                 </w:r>
                 <w:r>
                   <w:rPr>
@@ -1488,7 +1558,7 @@
                   <w:lang w:eastAsia="en-GB"/>
                 </w:rPr>
               </w:pPr>
-              <w:hyperlink w:anchor="_Toc224118218" w:history="1">
+              <w:hyperlink w:anchor="_Toc224235748" w:history="1">
                 <w:r>
                   <w:rPr>
                     <w:rStyle w:val="Hyperlink"/>
@@ -1515,7 +1585,7 @@
                     <w:noProof/>
                     <w:webHidden/>
                   </w:rPr>
-                  <w:instrText xml:space="preserve"> PAGEREF _Toc224118218 \h </w:instrText>
+                  <w:instrText xml:space="preserve"> PAGEREF _Toc224235748 \h </w:instrText>
                 </w:r>
                 <w:r>
                   <w:rPr>
@@ -1535,7 +1605,7 @@
                     <w:noProof/>
                     <w:webHidden/>
                   </w:rPr>
-                  <w:t>4</w:t>
+                  <w:t>5</w:t>
                 </w:r>
                 <w:r>
                   <w:rPr>
@@ -1558,7 +1628,7 @@
                   <w:lang w:eastAsia="en-GB"/>
                 </w:rPr>
               </w:pPr>
-              <w:hyperlink w:anchor="_Toc224118219" w:history="1">
+              <w:hyperlink w:anchor="_Toc224235749" w:history="1">
                 <w:r>
                   <w:rPr>
                     <w:rStyle w:val="Hyperlink"/>
@@ -1585,7 +1655,7 @@
                     <w:noProof/>
                     <w:webHidden/>
                   </w:rPr>
-                  <w:instrText xml:space="preserve"> PAGEREF _Toc224118219 \h </w:instrText>
+                  <w:instrText xml:space="preserve"> PAGEREF _Toc224235749 \h </w:instrText>
                 </w:r>
                 <w:r>
                   <w:rPr>
@@ -1605,7 +1675,7 @@
                     <w:noProof/>
                     <w:webHidden/>
                   </w:rPr>
-                  <w:t>4</w:t>
+                  <w:t>5</w:t>
                 </w:r>
                 <w:r>
                   <w:rPr>
@@ -1628,7 +1698,7 @@
                   <w:lang w:eastAsia="en-GB"/>
                 </w:rPr>
               </w:pPr>
-              <w:hyperlink w:anchor="_Toc224118220" w:history="1">
+              <w:hyperlink w:anchor="_Toc224235750" w:history="1">
                 <w:r>
                   <w:rPr>
                     <w:rStyle w:val="Hyperlink"/>
@@ -1655,7 +1725,7 @@
                     <w:noProof/>
                     <w:webHidden/>
                   </w:rPr>
-                  <w:instrText xml:space="preserve"> PAGEREF _Toc224118220 \h </w:instrText>
+                  <w:instrText xml:space="preserve"> PAGEREF _Toc224235750 \h </w:instrText>
                 </w:r>
                 <w:r>
                   <w:rPr>
@@ -1675,7 +1745,7 @@
                     <w:noProof/>
                     <w:webHidden/>
                   </w:rPr>
-                  <w:t>4</w:t>
+                  <w:t>5</w:t>
                 </w:r>
                 <w:r>
                   <w:rPr>
@@ -1698,7 +1768,7 @@
                   <w:lang w:eastAsia="en-GB"/>
                 </w:rPr>
               </w:pPr>
-              <w:hyperlink w:anchor="_Toc224118221" w:history="1">
+              <w:hyperlink w:anchor="_Toc224235751" w:history="1">
                 <w:r>
                   <w:rPr>
                     <w:rStyle w:val="Hyperlink"/>
@@ -1725,7 +1795,7 @@
                     <w:noProof/>
                     <w:webHidden/>
                   </w:rPr>
-                  <w:instrText xml:space="preserve"> PAGEREF _Toc224118221 \h </w:instrText>
+                  <w:instrText xml:space="preserve"> PAGEREF _Toc224235751 \h </w:instrText>
                 </w:r>
                 <w:r>
                   <w:rPr>
@@ -1745,7 +1815,7 @@
                     <w:noProof/>
                     <w:webHidden/>
                   </w:rPr>
-                  <w:t>4</w:t>
+                  <w:t>5</w:t>
                 </w:r>
                 <w:r>
                   <w:rPr>
@@ -1768,7 +1838,7 @@
                   <w:lang w:eastAsia="en-GB"/>
                 </w:rPr>
               </w:pPr>
-              <w:hyperlink w:anchor="_Toc224118222" w:history="1">
+              <w:hyperlink w:anchor="_Toc224235752" w:history="1">
                 <w:r>
                   <w:rPr>
                     <w:rStyle w:val="Hyperlink"/>
@@ -1795,7 +1865,7 @@
                     <w:noProof/>
                     <w:webHidden/>
                   </w:rPr>
-                  <w:instrText xml:space="preserve"> PAGEREF _Toc224118222 \h </w:instrText>
+                  <w:instrText xml:space="preserve"> PAGEREF _Toc224235752 \h </w:instrText>
                 </w:r>
                 <w:r>
                   <w:rPr>
@@ -1815,7 +1885,7 @@
                     <w:noProof/>
                     <w:webHidden/>
                   </w:rPr>
-                  <w:t>5</w:t>
+                  <w:t>6</w:t>
                 </w:r>
                 <w:r>
                   <w:rPr>
@@ -1838,7 +1908,7 @@
                   <w:lang w:eastAsia="en-GB"/>
                 </w:rPr>
               </w:pPr>
-              <w:hyperlink w:anchor="_Toc224118223" w:history="1">
+              <w:hyperlink w:anchor="_Toc224235753" w:history="1">
                 <w:r>
                   <w:rPr>
                     <w:rStyle w:val="Hyperlink"/>
@@ -1865,7 +1935,7 @@
                     <w:noProof/>
                     <w:webHidden/>
                   </w:rPr>
-                  <w:instrText xml:space="preserve"> PAGEREF _Toc224118223 \h </w:instrText>
+                  <w:instrText xml:space="preserve"> PAGEREF _Toc224235753 \h </w:instrText>
                 </w:r>
                 <w:r>
                   <w:rPr>
@@ -1885,7 +1955,7 @@
                     <w:noProof/>
                     <w:webHidden/>
                   </w:rPr>
-                  <w:t>5</w:t>
+                  <w:t>6</w:t>
                 </w:r>
                 <w:r>
                   <w:rPr>
@@ -1908,7 +1978,7 @@
                   <w:lang w:eastAsia="en-GB"/>
                 </w:rPr>
               </w:pPr>
-              <w:hyperlink w:anchor="_Toc224118224" w:history="1">
+              <w:hyperlink w:anchor="_Toc224235754" w:history="1">
                 <w:r>
                   <w:rPr>
                     <w:rStyle w:val="Hyperlink"/>
@@ -1935,7 +2005,7 @@
                     <w:noProof/>
                     <w:webHidden/>
                   </w:rPr>
-                  <w:instrText xml:space="preserve"> PAGEREF _Toc224118224 \h </w:instrText>
+                  <w:instrText xml:space="preserve"> PAGEREF _Toc224235754 \h </w:instrText>
                 </w:r>
                 <w:r>
                   <w:rPr>
@@ -1955,7 +2025,7 @@
                     <w:noProof/>
                     <w:webHidden/>
                   </w:rPr>
-                  <w:t>6</w:t>
+                  <w:t>7</w:t>
                 </w:r>
                 <w:r>
                   <w:rPr>
@@ -1978,7 +2048,7 @@
                   <w:lang w:eastAsia="en-GB"/>
                 </w:rPr>
               </w:pPr>
-              <w:hyperlink w:anchor="_Toc224118225" w:history="1">
+              <w:hyperlink w:anchor="_Toc224235755" w:history="1">
                 <w:r>
                   <w:rPr>
                     <w:rStyle w:val="Hyperlink"/>
@@ -2005,7 +2075,7 @@
                     <w:noProof/>
                     <w:webHidden/>
                   </w:rPr>
-                  <w:instrText xml:space="preserve"> PAGEREF _Toc224118225 \h </w:instrText>
+                  <w:instrText xml:space="preserve"> PAGEREF _Toc224235755 \h </w:instrText>
                 </w:r>
                 <w:r>
                   <w:rPr>
@@ -2025,7 +2095,7 @@
                     <w:noProof/>
                     <w:webHidden/>
                   </w:rPr>
-                  <w:t>6</w:t>
+                  <w:t>7</w:t>
                 </w:r>
                 <w:r>
                   <w:rPr>
@@ -2048,7 +2118,7 @@
                   <w:lang w:eastAsia="en-GB"/>
                 </w:rPr>
               </w:pPr>
-              <w:hyperlink w:anchor="_Toc224118226" w:history="1">
+              <w:hyperlink w:anchor="_Toc224235756" w:history="1">
                 <w:r>
                   <w:rPr>
                     <w:rStyle w:val="Hyperlink"/>
@@ -2075,7 +2145,7 @@
                     <w:noProof/>
                     <w:webHidden/>
                   </w:rPr>
-                  <w:instrText xml:space="preserve"> PAGEREF _Toc224118226 \h </w:instrText>
+                  <w:instrText xml:space="preserve"> PAGEREF _Toc224235756 \h </w:instrText>
                 </w:r>
                 <w:r>
                   <w:rPr>
@@ -2095,7 +2165,7 @@
                     <w:noProof/>
                     <w:webHidden/>
                   </w:rPr>
-                  <w:t>6</w:t>
+                  <w:t>7</w:t>
                 </w:r>
                 <w:r>
                   <w:rPr>
@@ -2118,7 +2188,7 @@
                   <w:lang w:eastAsia="en-GB"/>
                 </w:rPr>
               </w:pPr>
-              <w:hyperlink w:anchor="_Toc224118227" w:history="1">
+              <w:hyperlink w:anchor="_Toc224235757" w:history="1">
                 <w:r>
                   <w:rPr>
                     <w:rStyle w:val="Hyperlink"/>
@@ -2145,7 +2215,7 @@
                     <w:noProof/>
                     <w:webHidden/>
                   </w:rPr>
-                  <w:instrText xml:space="preserve"> PAGEREF _Toc224118227 \h </w:instrText>
+                  <w:instrText xml:space="preserve"> PAGEREF _Toc224235757 \h </w:instrText>
                 </w:r>
                 <w:r>
                   <w:rPr>
@@ -2165,7 +2235,7 @@
                     <w:noProof/>
                     <w:webHidden/>
                   </w:rPr>
-                  <w:t>7</w:t>
+                  <w:t>8</w:t>
                 </w:r>
                 <w:r>
                   <w:rPr>
@@ -2188,7 +2258,7 @@
                   <w:lang w:eastAsia="en-GB"/>
                 </w:rPr>
               </w:pPr>
-              <w:hyperlink w:anchor="_Toc224118228" w:history="1">
+              <w:hyperlink w:anchor="_Toc224235758" w:history="1">
                 <w:r>
                   <w:rPr>
                     <w:rStyle w:val="Hyperlink"/>
@@ -2215,7 +2285,7 @@
                     <w:noProof/>
                     <w:webHidden/>
                   </w:rPr>
-                  <w:instrText xml:space="preserve"> PAGEREF _Toc224118228 \h </w:instrText>
+                  <w:instrText xml:space="preserve"> PAGEREF _Toc224235758 \h </w:instrText>
                 </w:r>
                 <w:r>
                   <w:rPr>
@@ -2235,7 +2305,7 @@
                     <w:noProof/>
                     <w:webHidden/>
                   </w:rPr>
-                  <w:t>7</w:t>
+                  <w:t>8</w:t>
                 </w:r>
                 <w:r>
                   <w:rPr>
@@ -2258,7 +2328,7 @@
                   <w:lang w:eastAsia="en-GB"/>
                 </w:rPr>
               </w:pPr>
-              <w:hyperlink w:anchor="_Toc224118229" w:history="1">
+              <w:hyperlink w:anchor="_Toc224235759" w:history="1">
                 <w:r>
                   <w:rPr>
                     <w:rStyle w:val="Hyperlink"/>
@@ -2285,7 +2355,7 @@
                     <w:noProof/>
                     <w:webHidden/>
                   </w:rPr>
-                  <w:instrText xml:space="preserve"> PAGEREF _Toc224118229 \h </w:instrText>
+                  <w:instrText xml:space="preserve"> PAGEREF _Toc224235759 \h </w:instrText>
                 </w:r>
                 <w:r>
                   <w:rPr>
@@ -2305,7 +2375,7 @@
                     <w:noProof/>
                     <w:webHidden/>
                   </w:rPr>
-                  <w:t>7</w:t>
+                  <w:t>8</w:t>
                 </w:r>
                 <w:r>
                   <w:rPr>
@@ -2328,7 +2398,7 @@
                   <w:lang w:eastAsia="en-GB"/>
                 </w:rPr>
               </w:pPr>
-              <w:hyperlink w:anchor="_Toc224118230" w:history="1">
+              <w:hyperlink w:anchor="_Toc224235760" w:history="1">
                 <w:r>
                   <w:rPr>
                     <w:rStyle w:val="Hyperlink"/>
@@ -2355,7 +2425,7 @@
                     <w:noProof/>
                     <w:webHidden/>
                   </w:rPr>
-                  <w:instrText xml:space="preserve"> PAGEREF _Toc224118230 \h </w:instrText>
+                  <w:instrText xml:space="preserve"> PAGEREF _Toc224235760 \h </w:instrText>
                 </w:r>
                 <w:r>
                   <w:rPr>
@@ -2375,7 +2445,7 @@
                     <w:noProof/>
                     <w:webHidden/>
                   </w:rPr>
-                  <w:t>7</w:t>
+                  <w:t>8</w:t>
                 </w:r>
                 <w:r>
                   <w:rPr>
@@ -2398,7 +2468,7 @@
                   <w:lang w:eastAsia="en-GB"/>
                 </w:rPr>
               </w:pPr>
-              <w:hyperlink w:anchor="_Toc224118231" w:history="1">
+              <w:hyperlink w:anchor="_Toc224235761" w:history="1">
                 <w:r>
                   <w:rPr>
                     <w:rStyle w:val="Hyperlink"/>
@@ -2425,7 +2495,7 @@
                     <w:noProof/>
                     <w:webHidden/>
                   </w:rPr>
-                  <w:instrText xml:space="preserve"> PAGEREF _Toc224118231 \h </w:instrText>
+                  <w:instrText xml:space="preserve"> PAGEREF _Toc224235761 \h </w:instrText>
                 </w:r>
                 <w:r>
                   <w:rPr>
@@ -2445,7 +2515,7 @@
                     <w:noProof/>
                     <w:webHidden/>
                   </w:rPr>
-                  <w:t>7</w:t>
+                  <w:t>8</w:t>
                 </w:r>
                 <w:r>
                   <w:rPr>
@@ -2468,7 +2538,7 @@
                   <w:lang w:eastAsia="en-GB"/>
                 </w:rPr>
               </w:pPr>
-              <w:hyperlink w:anchor="_Toc224118232" w:history="1">
+              <w:hyperlink w:anchor="_Toc224235762" w:history="1">
                 <w:r>
                   <w:rPr>
                     <w:rStyle w:val="Hyperlink"/>
@@ -2495,7 +2565,7 @@
                     <w:noProof/>
                     <w:webHidden/>
                   </w:rPr>
-                  <w:instrText xml:space="preserve"> PAGEREF _Toc224118232 \h </w:instrText>
+                  <w:instrText xml:space="preserve"> PAGEREF _Toc224235762 \h </w:instrText>
                 </w:r>
                 <w:r>
                   <w:rPr>
@@ -2515,7 +2585,7 @@
                     <w:noProof/>
                     <w:webHidden/>
                   </w:rPr>
-                  <w:t>8</w:t>
+                  <w:t>9</w:t>
                 </w:r>
                 <w:r>
                   <w:rPr>
@@ -2538,7 +2608,7 @@
                   <w:lang w:eastAsia="en-GB"/>
                 </w:rPr>
               </w:pPr>
-              <w:hyperlink w:anchor="_Toc224118233" w:history="1">
+              <w:hyperlink w:anchor="_Toc224235763" w:history="1">
                 <w:r>
                   <w:rPr>
                     <w:rStyle w:val="Hyperlink"/>
@@ -2565,7 +2635,7 @@
                     <w:noProof/>
                     <w:webHidden/>
                   </w:rPr>
-                  <w:instrText xml:space="preserve"> PAGEREF _Toc224118233 \h </w:instrText>
+                  <w:instrText xml:space="preserve"> PAGEREF _Toc224235763 \h </w:instrText>
                 </w:r>
                 <w:r>
                   <w:rPr>
@@ -2585,7 +2655,7 @@
                     <w:noProof/>
                     <w:webHidden/>
                   </w:rPr>
-                  <w:t>8</w:t>
+                  <w:t>9</w:t>
                 </w:r>
                 <w:r>
                   <w:rPr>
@@ -2608,7 +2678,7 @@
                   <w:lang w:eastAsia="en-GB"/>
                 </w:rPr>
               </w:pPr>
-              <w:hyperlink w:anchor="_Toc224118234" w:history="1">
+              <w:hyperlink w:anchor="_Toc224235764" w:history="1">
                 <w:r>
                   <w:rPr>
                     <w:rStyle w:val="Hyperlink"/>
@@ -2635,7 +2705,7 @@
                     <w:noProof/>
                     <w:webHidden/>
                   </w:rPr>
-                  <w:instrText xml:space="preserve"> PAGEREF _Toc224118234 \h </w:instrText>
+                  <w:instrText xml:space="preserve"> PAGEREF _Toc224235764 \h </w:instrText>
                 </w:r>
                 <w:r>
                   <w:rPr>
@@ -2655,7 +2725,7 @@
                     <w:noProof/>
                     <w:webHidden/>
                   </w:rPr>
-                  <w:t>9</w:t>
+                  <w:t>10</w:t>
                 </w:r>
                 <w:r>
                   <w:rPr>
@@ -2678,7 +2748,7 @@
                   <w:lang w:eastAsia="en-GB"/>
                 </w:rPr>
               </w:pPr>
-              <w:hyperlink w:anchor="_Toc224118235" w:history="1">
+              <w:hyperlink w:anchor="_Toc224235765" w:history="1">
                 <w:r>
                   <w:rPr>
                     <w:rStyle w:val="Hyperlink"/>
@@ -2705,7 +2775,7 @@
                     <w:noProof/>
                     <w:webHidden/>
                   </w:rPr>
-                  <w:instrText xml:space="preserve"> PAGEREF _Toc224118235 \h </w:instrText>
+                  <w:instrText xml:space="preserve"> PAGEREF _Toc224235765 \h </w:instrText>
                 </w:r>
                 <w:r>
                   <w:rPr>
@@ -2725,7 +2795,7 @@
                     <w:noProof/>
                     <w:webHidden/>
                   </w:rPr>
-                  <w:t>9</w:t>
+                  <w:t>10</w:t>
                 </w:r>
                 <w:r>
                   <w:rPr>
@@ -2748,7 +2818,7 @@
                   <w:lang w:eastAsia="en-GB"/>
                 </w:rPr>
               </w:pPr>
-              <w:hyperlink w:anchor="_Toc224118236" w:history="1">
+              <w:hyperlink w:anchor="_Toc224235766" w:history="1">
                 <w:r>
                   <w:rPr>
                     <w:rStyle w:val="Hyperlink"/>
@@ -2775,7 +2845,7 @@
                     <w:noProof/>
                     <w:webHidden/>
                   </w:rPr>
-                  <w:instrText xml:space="preserve"> PAGEREF _Toc224118236 \h </w:instrText>
+                  <w:instrText xml:space="preserve"> PAGEREF _Toc224235766 \h </w:instrText>
                 </w:r>
                 <w:r>
                   <w:rPr>
@@ -2795,7 +2865,7 @@
                     <w:noProof/>
                     <w:webHidden/>
                   </w:rPr>
-                  <w:t>9</w:t>
+                  <w:t>10</w:t>
                 </w:r>
                 <w:r>
                   <w:rPr>
@@ -2818,7 +2888,7 @@
                   <w:lang w:eastAsia="en-GB"/>
                 </w:rPr>
               </w:pPr>
-              <w:hyperlink w:anchor="_Toc224118237" w:history="1">
+              <w:hyperlink w:anchor="_Toc224235767" w:history="1">
                 <w:r>
                   <w:rPr>
                     <w:rStyle w:val="Hyperlink"/>
@@ -2845,7 +2915,7 @@
                     <w:noProof/>
                     <w:webHidden/>
                   </w:rPr>
-                  <w:instrText xml:space="preserve"> PAGEREF _Toc224118237 \h </w:instrText>
+                  <w:instrText xml:space="preserve"> PAGEREF _Toc224235767 \h </w:instrText>
                 </w:r>
                 <w:r>
                   <w:rPr>
@@ -2865,7 +2935,7 @@
                     <w:noProof/>
                     <w:webHidden/>
                   </w:rPr>
-                  <w:t>10</w:t>
+                  <w:t>11</w:t>
                 </w:r>
                 <w:r>
                   <w:rPr>
@@ -2888,7 +2958,7 @@
                   <w:lang w:eastAsia="en-GB"/>
                 </w:rPr>
               </w:pPr>
-              <w:hyperlink w:anchor="_Toc224118238" w:history="1">
+              <w:hyperlink w:anchor="_Toc224235768" w:history="1">
                 <w:r>
                   <w:rPr>
                     <w:rStyle w:val="Hyperlink"/>
@@ -2915,7 +2985,7 @@
                     <w:noProof/>
                     <w:webHidden/>
                   </w:rPr>
-                  <w:instrText xml:space="preserve"> PAGEREF _Toc224118238 \h </w:instrText>
+                  <w:instrText xml:space="preserve"> PAGEREF _Toc224235768 \h </w:instrText>
                 </w:r>
                 <w:r>
                   <w:rPr>
@@ -2935,7 +3005,7 @@
                     <w:noProof/>
                     <w:webHidden/>
                   </w:rPr>
-                  <w:t>11</w:t>
+                  <w:t>12</w:t>
                 </w:r>
                 <w:r>
                   <w:rPr>
@@ -2958,7 +3028,7 @@
                   <w:lang w:eastAsia="en-GB"/>
                 </w:rPr>
               </w:pPr>
-              <w:hyperlink w:anchor="_Toc224118239" w:history="1">
+              <w:hyperlink w:anchor="_Toc224235769" w:history="1">
                 <w:r>
                   <w:rPr>
                     <w:rStyle w:val="Hyperlink"/>
@@ -2985,7 +3055,7 @@
                     <w:noProof/>
                     <w:webHidden/>
                   </w:rPr>
-                  <w:instrText xml:space="preserve"> PAGEREF _Toc224118239 \h </w:instrText>
+                  <w:instrText xml:space="preserve"> PAGEREF _Toc224235769 \h </w:instrText>
                 </w:r>
                 <w:r>
                   <w:rPr>
@@ -3005,7 +3075,7 @@
                     <w:noProof/>
                     <w:webHidden/>
                   </w:rPr>
-                  <w:t>11</w:t>
+                  <w:t>12</w:t>
                 </w:r>
                 <w:r>
                   <w:rPr>
@@ -3028,7 +3098,7 @@
                   <w:lang w:eastAsia="en-GB"/>
                 </w:rPr>
               </w:pPr>
-              <w:hyperlink w:anchor="_Toc224118240" w:history="1">
+              <w:hyperlink w:anchor="_Toc224235770" w:history="1">
                 <w:r>
                   <w:rPr>
                     <w:rStyle w:val="Hyperlink"/>
@@ -3055,7 +3125,7 @@
                     <w:noProof/>
                     <w:webHidden/>
                   </w:rPr>
-                  <w:instrText xml:space="preserve"> PAGEREF _Toc224118240 \h </w:instrText>
+                  <w:instrText xml:space="preserve"> PAGEREF _Toc224235770 \h </w:instrText>
                 </w:r>
                 <w:r>
                   <w:rPr>
@@ -3075,7 +3145,7 @@
                     <w:noProof/>
                     <w:webHidden/>
                   </w:rPr>
-                  <w:t>12</w:t>
+                  <w:t>13</w:t>
                 </w:r>
                 <w:r>
                   <w:rPr>
@@ -3098,7 +3168,7 @@
                   <w:lang w:eastAsia="en-GB"/>
                 </w:rPr>
               </w:pPr>
-              <w:hyperlink w:anchor="_Toc224118241" w:history="1">
+              <w:hyperlink w:anchor="_Toc224235771" w:history="1">
                 <w:r>
                   <w:rPr>
                     <w:rStyle w:val="Hyperlink"/>
@@ -3125,7 +3195,7 @@
                     <w:noProof/>
                     <w:webHidden/>
                   </w:rPr>
-                  <w:instrText xml:space="preserve"> PAGEREF _Toc224118241 \h </w:instrText>
+                  <w:instrText xml:space="preserve"> PAGEREF _Toc224235771 \h </w:instrText>
                 </w:r>
                 <w:r>
                   <w:rPr>
@@ -3145,7 +3215,7 @@
                     <w:noProof/>
                     <w:webHidden/>
                   </w:rPr>
-                  <w:t>13</w:t>
+                  <w:t>14</w:t>
                 </w:r>
                 <w:r>
                   <w:rPr>
@@ -3168,7 +3238,7 @@
                   <w:lang w:eastAsia="en-GB"/>
                 </w:rPr>
               </w:pPr>
-              <w:hyperlink w:anchor="_Toc224118242" w:history="1">
+              <w:hyperlink w:anchor="_Toc224235772" w:history="1">
                 <w:r>
                   <w:rPr>
                     <w:rStyle w:val="Hyperlink"/>
@@ -3195,7 +3265,7 @@
                     <w:noProof/>
                     <w:webHidden/>
                   </w:rPr>
-                  <w:instrText xml:space="preserve"> PAGEREF _Toc224118242 \h </w:instrText>
+                  <w:instrText xml:space="preserve"> PAGEREF _Toc224235772 \h </w:instrText>
                 </w:r>
                 <w:r>
                   <w:rPr>
@@ -3215,7 +3285,7 @@
                     <w:noProof/>
                     <w:webHidden/>
                   </w:rPr>
-                  <w:t>13</w:t>
+                  <w:t>14</w:t>
                 </w:r>
                 <w:r>
                   <w:rPr>
@@ -3238,7 +3308,7 @@
                   <w:lang w:eastAsia="en-GB"/>
                 </w:rPr>
               </w:pPr>
-              <w:hyperlink w:anchor="_Toc224118243" w:history="1">
+              <w:hyperlink w:anchor="_Toc224235773" w:history="1">
                 <w:r>
                   <w:rPr>
                     <w:rStyle w:val="Hyperlink"/>
@@ -3265,7 +3335,7 @@
                     <w:noProof/>
                     <w:webHidden/>
                   </w:rPr>
-                  <w:instrText xml:space="preserve"> PAGEREF _Toc224118243 \h </w:instrText>
+                  <w:instrText xml:space="preserve"> PAGEREF _Toc224235773 \h </w:instrText>
                 </w:r>
                 <w:r>
                   <w:rPr>
@@ -3285,7 +3355,7 @@
                     <w:noProof/>
                     <w:webHidden/>
                   </w:rPr>
-                  <w:t>14</w:t>
+                  <w:t>15</w:t>
                 </w:r>
                 <w:r>
                   <w:rPr>
@@ -3308,7 +3378,7 @@
                   <w:lang w:eastAsia="en-GB"/>
                 </w:rPr>
               </w:pPr>
-              <w:hyperlink w:anchor="_Toc224118244" w:history="1">
+              <w:hyperlink w:anchor="_Toc224235774" w:history="1">
                 <w:r>
                   <w:rPr>
                     <w:rStyle w:val="Hyperlink"/>
@@ -3335,7 +3405,7 @@
                     <w:noProof/>
                     <w:webHidden/>
                   </w:rPr>
-                  <w:instrText xml:space="preserve"> PAGEREF _Toc224118244 \h </w:instrText>
+                  <w:instrText xml:space="preserve"> PAGEREF _Toc224235774 \h </w:instrText>
                 </w:r>
                 <w:r>
                   <w:rPr>
@@ -3355,7 +3425,7 @@
                     <w:noProof/>
                     <w:webHidden/>
                   </w:rPr>
-                  <w:t>15</w:t>
+                  <w:t>16</w:t>
                 </w:r>
                 <w:r>
                   <w:rPr>
@@ -3389,11 +3459,11 @@
         </w:sdt>
       </w:sdtContent>
     </w:sdt>
-    <w:bookmarkStart w:id="0" w:name="_Toc224118204" w:displacedByCustomXml="prev"/>
     <w:p>
       <w:pPr>
         <w:pStyle w:val="Heading1"/>
       </w:pPr>
+      <w:bookmarkStart w:id="0" w:name="_Toc224235733"/>
       <w:r>
         <w:t>Sitemap</w:t>
       </w:r>
@@ -3453,6 +3523,7 @@
     </w:p>
     <w:p>
       <w:r>
+        <w:lastRenderedPageBreak/>
         <w:t xml:space="preserve">All </w:t>
       </w:r>
       <w:r>
@@ -3470,7 +3541,6 @@
     </w:p>
     <w:p>
       <w:r>
-        <w:lastRenderedPageBreak/>
         <w:t xml:space="preserve">My </w:t>
       </w:r>
       <w:r>
@@ -3546,13 +3616,7 @@
         <w:t>roduct</w:t>
       </w:r>
       <w:r>
-        <w:t xml:space="preserve"> = </w:t>
-      </w:r>
-      <w:r>
-        <w:t>A page for users with a role of “Producer”</w:t>
-      </w:r>
-      <w:r>
-        <w:t xml:space="preserve"> to add a new product</w:t>
+        <w:t xml:space="preserve"> = A page for users with a role of “Producer” to add a new product</w:t>
       </w:r>
     </w:p>
     <w:p>
@@ -3563,13 +3627,7 @@
         <w:t>p</w:t>
       </w:r>
       <w:r>
-        <w:t xml:space="preserve">roduct = </w:t>
-      </w:r>
-      <w:r>
-        <w:t>A page for users with a role of “Producer”</w:t>
-      </w:r>
-      <w:r>
-        <w:t xml:space="preserve"> to edit their product’s details</w:t>
+        <w:t>roduct = A page for users with a role of “Producer” to edit their product’s details</w:t>
       </w:r>
     </w:p>
     <w:p>
@@ -3580,13 +3638,7 @@
         <w:t>p</w:t>
       </w:r>
       <w:r>
-        <w:t xml:space="preserve">roduct = </w:t>
-      </w:r>
-      <w:r>
-        <w:t>A page for users with a role of “Producer”</w:t>
-      </w:r>
-      <w:r>
-        <w:t xml:space="preserve"> to remove their product</w:t>
+        <w:t>roduct = A page for users with a role of “Producer” to remove their product</w:t>
       </w:r>
     </w:p>
     <w:p>
@@ -3625,7 +3677,7 @@
       <w:pPr>
         <w:pStyle w:val="Heading1"/>
       </w:pPr>
-      <w:bookmarkStart w:id="1" w:name="_Toc224118205"/>
+      <w:bookmarkStart w:id="1" w:name="_Toc224235734"/>
       <w:r>
         <w:t>Styles</w:t>
       </w:r>
@@ -3640,7 +3692,7 @@
       <w:pPr>
         <w:pStyle w:val="Heading2"/>
       </w:pPr>
-      <w:bookmarkStart w:id="2" w:name="_Toc224118206"/>
+      <w:bookmarkStart w:id="2" w:name="_Toc224235735"/>
       <w:r>
         <w:t>Dark Mode</w:t>
       </w:r>
@@ -3650,7 +3702,7 @@
       <w:pPr>
         <w:pStyle w:val="Heading3"/>
       </w:pPr>
-      <w:bookmarkStart w:id="3" w:name="_Toc224118207"/>
+      <w:bookmarkStart w:id="3" w:name="_Toc224235736"/>
       <w:r>
         <w:t>Background</w:t>
       </w:r>
@@ -3921,7 +3973,7 @@
       <w:pPr>
         <w:pStyle w:val="Heading3"/>
       </w:pPr>
-      <w:bookmarkStart w:id="4" w:name="_Toc224118208"/>
+      <w:bookmarkStart w:id="4" w:name="_Toc224235737"/>
       <w:r>
         <w:t>Font</w:t>
       </w:r>
@@ -4220,8 +4272,9 @@
       <w:pPr>
         <w:pStyle w:val="Heading3"/>
       </w:pPr>
-      <w:bookmarkStart w:id="5" w:name="_Toc224118209"/>
+      <w:bookmarkStart w:id="5" w:name="_Toc224235738"/>
       <w:r>
+        <w:lastRenderedPageBreak/>
         <w:t>Interactive</w:t>
       </w:r>
       <w:bookmarkEnd w:id="5"/>
@@ -4386,7 +4439,6 @@
           <w:sz w:val="28"/>
           <w:szCs w:val="28"/>
         </w:rPr>
-        <w:lastRenderedPageBreak/>
         <w:t>Hover</w:t>
       </w:r>
       <w:r>
@@ -4539,7 +4591,7 @@
       <w:pPr>
         <w:pStyle w:val="Heading2"/>
       </w:pPr>
-      <w:bookmarkStart w:id="6" w:name="_Toc224118210"/>
+      <w:bookmarkStart w:id="6" w:name="_Toc224235739"/>
       <w:r>
         <w:t>Light Mode</w:t>
       </w:r>
@@ -4549,7 +4601,7 @@
       <w:pPr>
         <w:pStyle w:val="Heading3"/>
       </w:pPr>
-      <w:bookmarkStart w:id="7" w:name="_Toc224118211"/>
+      <w:bookmarkStart w:id="7" w:name="_Toc224235740"/>
       <w:r>
         <w:t>Background</w:t>
       </w:r>
@@ -4834,7 +4886,7 @@
       <w:pPr>
         <w:pStyle w:val="Heading3"/>
       </w:pPr>
-      <w:bookmarkStart w:id="8" w:name="_Toc224118212"/>
+      <w:bookmarkStart w:id="8" w:name="_Toc224235741"/>
       <w:r>
         <w:t>Font</w:t>
       </w:r>
@@ -5140,7 +5192,7 @@
       <w:pPr>
         <w:pStyle w:val="Heading3"/>
       </w:pPr>
-      <w:bookmarkStart w:id="9" w:name="_Toc224118213"/>
+      <w:bookmarkStart w:id="9" w:name="_Toc224235742"/>
       <w:r>
         <w:t>Interactive</w:t>
       </w:r>
@@ -5457,7 +5509,7 @@
       <w:pPr>
         <w:pStyle w:val="Heading2"/>
       </w:pPr>
-      <w:bookmarkStart w:id="10" w:name="_Toc224118214"/>
+      <w:bookmarkStart w:id="10" w:name="_Toc224235743"/>
       <w:r>
         <w:t>Buttons</w:t>
       </w:r>
@@ -5610,9 +5662,11 @@
       <w:pPr>
         <w:pStyle w:val="Heading2"/>
       </w:pPr>
+      <w:bookmarkStart w:id="11" w:name="_Toc224235744"/>
       <w:r>
         <w:t>Accent Colours</w:t>
       </w:r>
+      <w:bookmarkEnd w:id="11"/>
     </w:p>
     <w:p>
       <w:pPr>
@@ -6154,11 +6208,11 @@
       <w:pPr>
         <w:pStyle w:val="Heading1"/>
       </w:pPr>
-      <w:bookmarkStart w:id="11" w:name="_Toc224118215"/>
+      <w:bookmarkStart w:id="12" w:name="_Toc224235745"/>
       <w:r>
         <w:t>Website Pages</w:t>
       </w:r>
-      <w:bookmarkEnd w:id="11"/>
+      <w:bookmarkEnd w:id="12"/>
     </w:p>
     <w:p>
       <w:r>
@@ -6192,26 +6246,23 @@
         <w:t>:</w:t>
       </w:r>
     </w:p>
-    <w:p/>
+    <w:p>
+      <w:hyperlink r:id="rId16" w:history="1">
+        <w:r>
+          <w:rPr>
+            <w:rStyle w:val="Hyperlink"/>
+          </w:rPr>
+          <w:t>https://www.figma.com/design/PyGwdGUsLN4wLZJQRJ5s1q/GLH-Website-Design?m=auto&amp;t=pxJRoZc7zHxV4A4C-6</w:t>
+        </w:r>
+      </w:hyperlink>
+    </w:p>
     <w:p>
       <w:pPr>
         <w:pStyle w:val="Heading2"/>
       </w:pPr>
-      <w:bookmarkStart w:id="12" w:name="_Toc224118216"/>
+      <w:bookmarkStart w:id="13" w:name="_Toc224235746"/>
       <w:r>
-        <w:lastRenderedPageBreak/>
         <w:t>Navigation Bar</w:t>
-      </w:r>
-      <w:bookmarkEnd w:id="12"/>
-    </w:p>
-    <w:p/>
-    <w:p>
-      <w:pPr>
-        <w:pStyle w:val="Heading2"/>
-      </w:pPr>
-      <w:bookmarkStart w:id="13" w:name="_Toc224118217"/>
-      <w:r>
-        <w:t>Footer</w:t>
       </w:r>
       <w:bookmarkEnd w:id="13"/>
     </w:p>
@@ -6220,11 +6271,22 @@
       <w:pPr>
         <w:pStyle w:val="Heading2"/>
       </w:pPr>
-      <w:bookmarkStart w:id="14" w:name="_Toc224118218"/>
+      <w:bookmarkStart w:id="14" w:name="_Toc224235747"/>
+      <w:r>
+        <w:t>Footer</w:t>
+      </w:r>
+      <w:bookmarkEnd w:id="14"/>
+    </w:p>
+    <w:p/>
+    <w:p>
+      <w:pPr>
+        <w:pStyle w:val="Heading2"/>
+      </w:pPr>
+      <w:bookmarkStart w:id="15" w:name="_Toc224235748"/>
       <w:r>
         <w:t>Register</w:t>
       </w:r>
-      <w:bookmarkEnd w:id="14"/>
+      <w:bookmarkEnd w:id="15"/>
     </w:p>
     <w:p>
       <w:pPr>
@@ -6235,22 +6297,22 @@
       <w:pPr>
         <w:pStyle w:val="Heading2"/>
       </w:pPr>
-      <w:bookmarkStart w:id="15" w:name="_Toc224118219"/>
+      <w:bookmarkStart w:id="16" w:name="_Toc224235749"/>
       <w:r>
         <w:t>Log in</w:t>
       </w:r>
-      <w:bookmarkEnd w:id="15"/>
+      <w:bookmarkEnd w:id="16"/>
     </w:p>
     <w:p/>
     <w:p>
       <w:pPr>
         <w:pStyle w:val="Heading2"/>
       </w:pPr>
-      <w:bookmarkStart w:id="16" w:name="_Toc224118220"/>
+      <w:bookmarkStart w:id="17" w:name="_Toc224235750"/>
       <w:r>
         <w:t>Privacy Policy</w:t>
       </w:r>
-      <w:bookmarkEnd w:id="16"/>
+      <w:bookmarkEnd w:id="17"/>
     </w:p>
     <w:p/>
     <w:p>
@@ -6260,21 +6322,21 @@
           <w:rStyle w:val="Heading2Char"/>
         </w:rPr>
       </w:pPr>
-      <w:bookmarkStart w:id="17" w:name="_Toc224118221"/>
+      <w:bookmarkStart w:id="18" w:name="_Toc224235751"/>
       <w:r>
         <w:rPr>
           <w:rStyle w:val="Heading2Char"/>
         </w:rPr>
         <w:t>Home</w:t>
       </w:r>
-      <w:bookmarkEnd w:id="17"/>
+      <w:bookmarkEnd w:id="18"/>
     </w:p>
     <w:p/>
     <w:p>
       <w:pPr>
         <w:pStyle w:val="Heading1"/>
       </w:pPr>
-      <w:bookmarkStart w:id="18" w:name="_Toc224118222"/>
+      <w:bookmarkStart w:id="19" w:name="_Toc224235752"/>
       <w:r>
         <w:lastRenderedPageBreak/>
         <w:t>Databa</w:t>
@@ -6282,20 +6344,20 @@
       <w:r>
         <w:t>se</w:t>
       </w:r>
-      <w:bookmarkEnd w:id="18"/>
+      <w:bookmarkEnd w:id="19"/>
     </w:p>
     <w:p>
       <w:pPr>
         <w:pStyle w:val="Heading2"/>
       </w:pPr>
-      <w:bookmarkStart w:id="19" w:name="_Toc224118223"/>
+      <w:bookmarkStart w:id="20" w:name="_Toc224235753"/>
       <w:r>
         <w:t>Entity Relationship</w:t>
       </w:r>
       <w:r>
         <w:t xml:space="preserve"> Diagram</w:t>
       </w:r>
-      <w:bookmarkEnd w:id="19"/>
+      <w:bookmarkEnd w:id="20"/>
     </w:p>
     <w:p>
       <w:r>
@@ -6320,7 +6382,7 @@
                     </pic:cNvPicPr>
                   </pic:nvPicPr>
                   <pic:blipFill>
-                    <a:blip r:embed="rId16">
+                    <a:blip r:embed="rId17">
                       <a:extLst>
                         <a:ext uri="{28A0092B-C50C-407E-A947-70E740481C1C}">
                           <a14:useLocalDpi xmlns:a14="http://schemas.microsoft.com/office/drawing/2010/main" val="0"/>
@@ -6356,7 +6418,7 @@
       <w:pPr>
         <w:pStyle w:val="Heading2"/>
       </w:pPr>
-      <w:bookmarkStart w:id="20" w:name="_Toc224118224"/>
+      <w:bookmarkStart w:id="21" w:name="_Toc224235754"/>
       <w:r>
         <w:lastRenderedPageBreak/>
         <w:t>Data Dictionar</w:t>
@@ -6364,18 +6426,18 @@
       <w:r>
         <w:t>ies</w:t>
       </w:r>
-      <w:bookmarkEnd w:id="20"/>
+      <w:bookmarkEnd w:id="21"/>
     </w:p>
     <w:p>
       <w:pPr>
         <w:pStyle w:val="Heading3"/>
       </w:pPr>
-      <w:bookmarkStart w:id="21" w:name="_Toc224118225"/>
+      <w:bookmarkStart w:id="22" w:name="_Toc224235755"/>
       <w:proofErr w:type="spellStart"/>
       <w:r>
         <w:t>AspNetUsers</w:t>
       </w:r>
-      <w:bookmarkEnd w:id="21"/>
+      <w:bookmarkEnd w:id="22"/>
       <w:proofErr w:type="spellEnd"/>
     </w:p>
     <w:tbl>
@@ -7301,12 +7363,12 @@
       <w:pPr>
         <w:pStyle w:val="Heading3"/>
       </w:pPr>
-      <w:bookmarkStart w:id="22" w:name="_Toc224118226"/>
+      <w:bookmarkStart w:id="23" w:name="_Toc224235756"/>
       <w:proofErr w:type="spellStart"/>
       <w:r>
         <w:t>AspNetUserRoles</w:t>
       </w:r>
-      <w:bookmarkEnd w:id="22"/>
+      <w:bookmarkEnd w:id="23"/>
       <w:proofErr w:type="spellEnd"/>
     </w:p>
     <w:tbl>
@@ -7625,388 +7687,11 @@
       <w:pPr>
         <w:pStyle w:val="Heading3"/>
       </w:pPr>
-      <w:bookmarkStart w:id="23" w:name="_Toc224118227"/>
+      <w:bookmarkStart w:id="24" w:name="_Toc224235757"/>
       <w:proofErr w:type="spellStart"/>
       <w:r>
         <w:lastRenderedPageBreak/>
         <w:t>AspNetRoles</w:t>
-      </w:r>
-      <w:bookmarkEnd w:id="23"/>
-      <w:proofErr w:type="spellEnd"/>
-    </w:p>
-    <w:tbl>
-      <w:tblPr>
-        <w:tblStyle w:val="TableGrid"/>
-        <w:tblW w:w="0" w:type="auto"/>
-        <w:tblLook w:val="04A0" w:firstRow="1" w:lastRow="0" w:firstColumn="1" w:lastColumn="0" w:noHBand="0" w:noVBand="1"/>
-      </w:tblPr>
-      <w:tblGrid>
-        <w:gridCol w:w="2822"/>
-        <w:gridCol w:w="1632"/>
-        <w:gridCol w:w="1207"/>
-        <w:gridCol w:w="1023"/>
-        <w:gridCol w:w="1317"/>
-        <w:gridCol w:w="1015"/>
-      </w:tblGrid>
-      <w:tr>
-        <w:tc>
-          <w:tcPr>
-            <w:tcW w:w="2822" w:type="dxa"/>
-          </w:tcPr>
-          <w:p>
-            <w:pPr>
-              <w:rPr>
-                <w:b/>
-                <w:bCs/>
-              </w:rPr>
-            </w:pPr>
-            <w:r>
-              <w:rPr>
-                <w:b/>
-                <w:bCs/>
-              </w:rPr>
-              <w:t>Column</w:t>
-            </w:r>
-          </w:p>
-        </w:tc>
-        <w:tc>
-          <w:tcPr>
-            <w:tcW w:w="1632" w:type="dxa"/>
-          </w:tcPr>
-          <w:p>
-            <w:pPr>
-              <w:rPr>
-                <w:b/>
-                <w:bCs/>
-              </w:rPr>
-            </w:pPr>
-            <w:r>
-              <w:rPr>
-                <w:b/>
-                <w:bCs/>
-              </w:rPr>
-              <w:t>Data Type</w:t>
-            </w:r>
-          </w:p>
-        </w:tc>
-        <w:tc>
-          <w:tcPr>
-            <w:tcW w:w="1207" w:type="dxa"/>
-          </w:tcPr>
-          <w:p>
-            <w:pPr>
-              <w:rPr>
-                <w:b/>
-                <w:bCs/>
-              </w:rPr>
-            </w:pPr>
-            <w:r>
-              <w:rPr>
-                <w:b/>
-                <w:bCs/>
-              </w:rPr>
-              <w:t>Required</w:t>
-            </w:r>
-          </w:p>
-        </w:tc>
-        <w:tc>
-          <w:tcPr>
-            <w:tcW w:w="1023" w:type="dxa"/>
-          </w:tcPr>
-          <w:p>
-            <w:pPr>
-              <w:rPr>
-                <w:b/>
-                <w:bCs/>
-              </w:rPr>
-            </w:pPr>
-            <w:r>
-              <w:rPr>
-                <w:b/>
-                <w:bCs/>
-              </w:rPr>
-              <w:t>Default</w:t>
-            </w:r>
-          </w:p>
-        </w:tc>
-        <w:tc>
-          <w:tcPr>
-            <w:tcW w:w="1317" w:type="dxa"/>
-          </w:tcPr>
-          <w:p>
-            <w:pPr>
-              <w:rPr>
-                <w:b/>
-                <w:bCs/>
-              </w:rPr>
-            </w:pPr>
-            <w:r>
-              <w:rPr>
-                <w:b/>
-                <w:bCs/>
-              </w:rPr>
-              <w:t>Validation</w:t>
-            </w:r>
-          </w:p>
-        </w:tc>
-        <w:tc>
-          <w:tcPr>
-            <w:tcW w:w="1015" w:type="dxa"/>
-          </w:tcPr>
-          <w:p>
-            <w:pPr>
-              <w:rPr>
-                <w:b/>
-                <w:bCs/>
-              </w:rPr>
-            </w:pPr>
-            <w:r>
-              <w:rPr>
-                <w:b/>
-                <w:bCs/>
-              </w:rPr>
-              <w:t>Key Type</w:t>
-            </w:r>
-          </w:p>
-        </w:tc>
-      </w:tr>
-      <w:tr>
-        <w:tc>
-          <w:tcPr>
-            <w:tcW w:w="2822" w:type="dxa"/>
-          </w:tcPr>
-          <w:p>
-            <w:r>
-              <w:t>Id</w:t>
-            </w:r>
-          </w:p>
-        </w:tc>
-        <w:tc>
-          <w:tcPr>
-            <w:tcW w:w="1632" w:type="dxa"/>
-          </w:tcPr>
-          <w:p>
-            <w:r>
-              <w:t>String</w:t>
-            </w:r>
-          </w:p>
-        </w:tc>
-        <w:tc>
-          <w:tcPr>
-            <w:tcW w:w="1207" w:type="dxa"/>
-          </w:tcPr>
-          <w:p>
-            <w:r>
-              <w:t>Yes</w:t>
-            </w:r>
-          </w:p>
-        </w:tc>
-        <w:tc>
-          <w:tcPr>
-            <w:tcW w:w="1023" w:type="dxa"/>
-          </w:tcPr>
-          <w:p/>
-        </w:tc>
-        <w:tc>
-          <w:tcPr>
-            <w:tcW w:w="1317" w:type="dxa"/>
-          </w:tcPr>
-          <w:p/>
-        </w:tc>
-        <w:tc>
-          <w:tcPr>
-            <w:tcW w:w="1015" w:type="dxa"/>
-          </w:tcPr>
-          <w:p>
-            <w:r>
-              <w:t>Primary</w:t>
-            </w:r>
-          </w:p>
-        </w:tc>
-      </w:tr>
-      <w:tr>
-        <w:tc>
-          <w:tcPr>
-            <w:tcW w:w="2822" w:type="dxa"/>
-          </w:tcPr>
-          <w:p>
-            <w:r>
-              <w:t>Name</w:t>
-            </w:r>
-          </w:p>
-        </w:tc>
-        <w:tc>
-          <w:tcPr>
-            <w:tcW w:w="1632" w:type="dxa"/>
-          </w:tcPr>
-          <w:p>
-            <w:r>
-              <w:t>String</w:t>
-            </w:r>
-          </w:p>
-        </w:tc>
-        <w:tc>
-          <w:tcPr>
-            <w:tcW w:w="1207" w:type="dxa"/>
-          </w:tcPr>
-          <w:p>
-            <w:r>
-              <w:t>Yes</w:t>
-            </w:r>
-          </w:p>
-        </w:tc>
-        <w:tc>
-          <w:tcPr>
-            <w:tcW w:w="1023" w:type="dxa"/>
-          </w:tcPr>
-          <w:p>
-            <w:r>
-              <w:t>Users Id</w:t>
-            </w:r>
-          </w:p>
-        </w:tc>
-        <w:tc>
-          <w:tcPr>
-            <w:tcW w:w="1317" w:type="dxa"/>
-          </w:tcPr>
-          <w:p/>
-        </w:tc>
-        <w:tc>
-          <w:tcPr>
-            <w:tcW w:w="1015" w:type="dxa"/>
-          </w:tcPr>
-          <w:p>
-            <w:r>
-              <w:t>None</w:t>
-            </w:r>
-          </w:p>
-        </w:tc>
-      </w:tr>
-      <w:tr>
-        <w:tc>
-          <w:tcPr>
-            <w:tcW w:w="2822" w:type="dxa"/>
-          </w:tcPr>
-          <w:p>
-            <w:proofErr w:type="spellStart"/>
-            <w:r>
-              <w:t>NormalizeName</w:t>
-            </w:r>
-            <w:proofErr w:type="spellEnd"/>
-          </w:p>
-        </w:tc>
-        <w:tc>
-          <w:tcPr>
-            <w:tcW w:w="1632" w:type="dxa"/>
-          </w:tcPr>
-          <w:p>
-            <w:r>
-              <w:t>String</w:t>
-            </w:r>
-          </w:p>
-        </w:tc>
-        <w:tc>
-          <w:tcPr>
-            <w:tcW w:w="1207" w:type="dxa"/>
-          </w:tcPr>
-          <w:p>
-            <w:r>
-              <w:t>Yes</w:t>
-            </w:r>
-          </w:p>
-        </w:tc>
-        <w:tc>
-          <w:tcPr>
-            <w:tcW w:w="1023" w:type="dxa"/>
-          </w:tcPr>
-          <w:p/>
-        </w:tc>
-        <w:tc>
-          <w:tcPr>
-            <w:tcW w:w="1317" w:type="dxa"/>
-          </w:tcPr>
-          <w:p/>
-        </w:tc>
-        <w:tc>
-          <w:tcPr>
-            <w:tcW w:w="1015" w:type="dxa"/>
-          </w:tcPr>
-          <w:p>
-            <w:r>
-              <w:t>None</w:t>
-            </w:r>
-          </w:p>
-        </w:tc>
-      </w:tr>
-      <w:tr>
-        <w:tc>
-          <w:tcPr>
-            <w:tcW w:w="2822" w:type="dxa"/>
-          </w:tcPr>
-          <w:p>
-            <w:proofErr w:type="spellStart"/>
-            <w:r>
-              <w:t>Con</w:t>
-            </w:r>
-            <w:r>
-              <w:t>currencyStamp</w:t>
-            </w:r>
-            <w:proofErr w:type="spellEnd"/>
-          </w:p>
-        </w:tc>
-        <w:tc>
-          <w:tcPr>
-            <w:tcW w:w="1632" w:type="dxa"/>
-          </w:tcPr>
-          <w:p>
-            <w:r>
-              <w:t>String</w:t>
-            </w:r>
-          </w:p>
-        </w:tc>
-        <w:tc>
-          <w:tcPr>
-            <w:tcW w:w="1207" w:type="dxa"/>
-          </w:tcPr>
-          <w:p>
-            <w:r>
-              <w:t>Yes</w:t>
-            </w:r>
-          </w:p>
-        </w:tc>
-        <w:tc>
-          <w:tcPr>
-            <w:tcW w:w="1023" w:type="dxa"/>
-          </w:tcPr>
-          <w:p/>
-        </w:tc>
-        <w:tc>
-          <w:tcPr>
-            <w:tcW w:w="1317" w:type="dxa"/>
-          </w:tcPr>
-          <w:p/>
-        </w:tc>
-        <w:tc>
-          <w:tcPr>
-            <w:tcW w:w="1015" w:type="dxa"/>
-          </w:tcPr>
-          <w:p>
-            <w:r>
-              <w:t>None</w:t>
-            </w:r>
-          </w:p>
-        </w:tc>
-      </w:tr>
-    </w:tbl>
-    <w:p/>
-    <w:p>
-      <w:pPr>
-        <w:pStyle w:val="Heading3"/>
-      </w:pPr>
-      <w:bookmarkStart w:id="24" w:name="_Toc224118228"/>
-      <w:proofErr w:type="spellStart"/>
-      <w:r>
-        <w:t>AspNetRoleClaims</w:t>
       </w:r>
       <w:bookmarkEnd w:id="24"/>
       <w:proofErr w:type="spellEnd"/>
@@ -8164,7 +7849,7 @@
           </w:tcPr>
           <w:p>
             <w:r>
-              <w:t>Int</w:t>
+              <w:t>String</w:t>
             </w:r>
           </w:p>
         </w:tc>
@@ -8207,11 +7892,9 @@
             <w:tcW w:w="2822" w:type="dxa"/>
           </w:tcPr>
           <w:p>
-            <w:proofErr w:type="spellStart"/>
-            <w:r>
-              <w:t>RoleId</w:t>
-            </w:r>
-            <w:proofErr w:type="spellEnd"/>
+            <w:r>
+              <w:t>Name</w:t>
+            </w:r>
           </w:p>
         </w:tc>
         <w:tc>
@@ -8240,7 +7923,7 @@
           </w:tcPr>
           <w:p>
             <w:r>
-              <w:t>Roles Id</w:t>
+              <w:t>Users Id</w:t>
             </w:r>
           </w:p>
         </w:tc>
@@ -8256,7 +7939,7 @@
           </w:tcPr>
           <w:p>
             <w:r>
-              <w:t>Foreign</w:t>
+              <w:t>None</w:t>
             </w:r>
           </w:p>
         </w:tc>
@@ -8269,7 +7952,7 @@
           <w:p>
             <w:proofErr w:type="spellStart"/>
             <w:r>
-              <w:t>ClaimType</w:t>
+              <w:t>NormalizeName</w:t>
             </w:r>
             <w:proofErr w:type="spellEnd"/>
           </w:p>
@@ -8290,7 +7973,7 @@
           </w:tcPr>
           <w:p>
             <w:r>
-              <w:t>No</w:t>
+              <w:t>Yes</w:t>
             </w:r>
           </w:p>
         </w:tc>
@@ -8325,7 +8008,10 @@
           <w:p>
             <w:proofErr w:type="spellStart"/>
             <w:r>
-              <w:t>ClaimValue</w:t>
+              <w:t>Con</w:t>
+            </w:r>
+            <w:r>
+              <w:t>currencyStamp</w:t>
             </w:r>
             <w:proofErr w:type="spellEnd"/>
           </w:p>
@@ -8346,7 +8032,7 @@
           </w:tcPr>
           <w:p>
             <w:r>
-              <w:t>No</w:t>
+              <w:t>Yes</w:t>
             </w:r>
           </w:p>
         </w:tc>
@@ -8379,13 +8065,10 @@
       <w:pPr>
         <w:pStyle w:val="Heading3"/>
       </w:pPr>
-      <w:bookmarkStart w:id="25" w:name="_Toc224118229"/>
+      <w:bookmarkStart w:id="25" w:name="_Toc224235758"/>
       <w:proofErr w:type="spellStart"/>
       <w:r>
-        <w:t>AspNet</w:t>
-      </w:r>
-      <w:r>
-        <w:t>UserClaims</w:t>
+        <w:t>AspNetRoleClaims</w:t>
       </w:r>
       <w:bookmarkEnd w:id="25"/>
       <w:proofErr w:type="spellEnd"/>
@@ -8588,7 +8271,7 @@
           <w:p>
             <w:proofErr w:type="spellStart"/>
             <w:r>
-              <w:t>UserId</w:t>
+              <w:t>RoleId</w:t>
             </w:r>
             <w:proofErr w:type="spellEnd"/>
           </w:p>
@@ -8619,7 +8302,7 @@
           </w:tcPr>
           <w:p>
             <w:r>
-              <w:t>Users Id</w:t>
+              <w:t>Roles Id</w:t>
             </w:r>
           </w:p>
         </w:tc>
@@ -8758,10 +8441,13 @@
       <w:pPr>
         <w:pStyle w:val="Heading3"/>
       </w:pPr>
-      <w:bookmarkStart w:id="26" w:name="_Toc224118230"/>
+      <w:bookmarkStart w:id="26" w:name="_Toc224235759"/>
       <w:proofErr w:type="spellStart"/>
       <w:r>
-        <w:t>AspNetUserLogins</w:t>
+        <w:t>AspNet</w:t>
+      </w:r>
+      <w:r>
+        <w:t>UserClaims</w:t>
       </w:r>
       <w:bookmarkEnd w:id="26"/>
       <w:proofErr w:type="spellEnd"/>
@@ -8909,7 +8595,7 @@
           </w:tcPr>
           <w:p>
             <w:r>
-              <w:t>LoginProvider</w:t>
+              <w:t>Id</w:t>
             </w:r>
           </w:p>
         </w:tc>
@@ -8919,7 +8605,7 @@
           </w:tcPr>
           <w:p>
             <w:r>
-              <w:t>String</w:t>
+              <w:t>Int</w:t>
             </w:r>
           </w:p>
         </w:tc>
@@ -8964,7 +8650,7 @@
           <w:p>
             <w:proofErr w:type="spellStart"/>
             <w:r>
-              <w:t>ProviderKey</w:t>
+              <w:t>UserId</w:t>
             </w:r>
             <w:proofErr w:type="spellEnd"/>
           </w:p>
@@ -8993,21 +8679,25 @@
           <w:tcPr>
             <w:tcW w:w="1023" w:type="dxa"/>
           </w:tcPr>
+          <w:p>
+            <w:r>
+              <w:t>Users Id</w:t>
+            </w:r>
+          </w:p>
+        </w:tc>
+        <w:tc>
+          <w:tcPr>
+            <w:tcW w:w="1317" w:type="dxa"/>
+          </w:tcPr>
           <w:p/>
         </w:tc>
         <w:tc>
           <w:tcPr>
-            <w:tcW w:w="1317" w:type="dxa"/>
-          </w:tcPr>
-          <w:p/>
-        </w:tc>
-        <w:tc>
-          <w:tcPr>
             <w:tcW w:w="1015" w:type="dxa"/>
           </w:tcPr>
           <w:p>
             <w:r>
-              <w:t>None</w:t>
+              <w:t>Foreign</w:t>
             </w:r>
           </w:p>
         </w:tc>
@@ -9020,7 +8710,7 @@
           <w:p>
             <w:proofErr w:type="spellStart"/>
             <w:r>
-              <w:t>ProviderDisplayName</w:t>
+              <w:t>ClaimType</w:t>
             </w:r>
             <w:proofErr w:type="spellEnd"/>
           </w:p>
@@ -9076,7 +8766,7 @@
           <w:p>
             <w:proofErr w:type="spellStart"/>
             <w:r>
-              <w:t>UserId</w:t>
+              <w:t>ClaimValue</w:t>
             </w:r>
             <w:proofErr w:type="spellEnd"/>
           </w:p>
@@ -9097,7 +8787,7 @@
           </w:tcPr>
           <w:p>
             <w:r>
-              <w:t>Yes</w:t>
+              <w:t>No</w:t>
             </w:r>
           </w:p>
         </w:tc>
@@ -9105,11 +8795,7 @@
           <w:tcPr>
             <w:tcW w:w="1023" w:type="dxa"/>
           </w:tcPr>
-          <w:p>
-            <w:r>
-              <w:t>Users Id</w:t>
-            </w:r>
-          </w:p>
+          <w:p/>
         </w:tc>
         <w:tc>
           <w:tcPr>
@@ -9123,7 +8809,7 @@
           </w:tcPr>
           <w:p>
             <w:r>
-              <w:t>Foreign</w:t>
+              <w:t>None</w:t>
             </w:r>
           </w:p>
         </w:tc>
@@ -9134,10 +8820,10 @@
       <w:pPr>
         <w:pStyle w:val="Heading3"/>
       </w:pPr>
-      <w:bookmarkStart w:id="27" w:name="_Toc224118231"/>
+      <w:bookmarkStart w:id="27" w:name="_Toc224235760"/>
       <w:proofErr w:type="spellStart"/>
       <w:r>
-        <w:t>AspNetUserTokens</w:t>
+        <w:t>AspNetUserLogins</w:t>
       </w:r>
       <w:bookmarkEnd w:id="27"/>
       <w:proofErr w:type="spellEnd"/>
@@ -9284,12 +8970,9 @@
             <w:tcW w:w="2822" w:type="dxa"/>
           </w:tcPr>
           <w:p>
-            <w:proofErr w:type="spellStart"/>
-            <w:r>
-              <w:lastRenderedPageBreak/>
-              <w:t>UserId</w:t>
-            </w:r>
-            <w:proofErr w:type="spellEnd"/>
+            <w:r>
+              <w:t>LoginProvider</w:t>
+            </w:r>
           </w:p>
         </w:tc>
         <w:tc>
@@ -9316,11 +8999,7 @@
           <w:tcPr>
             <w:tcW w:w="1023" w:type="dxa"/>
           </w:tcPr>
-          <w:p>
-            <w:r>
-              <w:t>Users Id</w:t>
-            </w:r>
-          </w:p>
+          <w:p/>
         </w:tc>
         <w:tc>
           <w:tcPr>
@@ -9334,7 +9013,7 @@
           </w:tcPr>
           <w:p>
             <w:r>
-              <w:t>Foreign</w:t>
+              <w:t>Primary</w:t>
             </w:r>
           </w:p>
         </w:tc>
@@ -9345,9 +9024,11 @@
             <w:tcW w:w="2822" w:type="dxa"/>
           </w:tcPr>
           <w:p>
-            <w:r>
-              <w:t>LoginProvider</w:t>
-            </w:r>
+            <w:proofErr w:type="spellStart"/>
+            <w:r>
+              <w:t>ProviderKey</w:t>
+            </w:r>
+            <w:proofErr w:type="spellEnd"/>
           </w:p>
         </w:tc>
         <w:tc>
@@ -9399,9 +9080,11 @@
             <w:tcW w:w="2822" w:type="dxa"/>
           </w:tcPr>
           <w:p>
-            <w:r>
-              <w:t>Name</w:t>
-            </w:r>
+            <w:proofErr w:type="spellStart"/>
+            <w:r>
+              <w:t>ProviderDisplayName</w:t>
+            </w:r>
+            <w:proofErr w:type="spellEnd"/>
           </w:p>
         </w:tc>
         <w:tc>
@@ -9420,7 +9103,7 @@
           </w:tcPr>
           <w:p>
             <w:r>
-              <w:t>Yes</w:t>
+              <w:t>No</w:t>
             </w:r>
           </w:p>
         </w:tc>
@@ -9453,9 +9136,11 @@
             <w:tcW w:w="2822" w:type="dxa"/>
           </w:tcPr>
           <w:p>
-            <w:r>
-              <w:t>Value</w:t>
-            </w:r>
+            <w:proofErr w:type="spellStart"/>
+            <w:r>
+              <w:t>UserId</w:t>
+            </w:r>
+            <w:proofErr w:type="spellEnd"/>
           </w:p>
         </w:tc>
         <w:tc>
@@ -9474,7 +9159,7 @@
           </w:tcPr>
           <w:p>
             <w:r>
-              <w:t>No</w:t>
+              <w:t>Yes</w:t>
             </w:r>
           </w:p>
         </w:tc>
@@ -9482,21 +9167,25 @@
           <w:tcPr>
             <w:tcW w:w="1023" w:type="dxa"/>
           </w:tcPr>
+          <w:p>
+            <w:r>
+              <w:t>Users Id</w:t>
+            </w:r>
+          </w:p>
+        </w:tc>
+        <w:tc>
+          <w:tcPr>
+            <w:tcW w:w="1317" w:type="dxa"/>
+          </w:tcPr>
           <w:p/>
         </w:tc>
         <w:tc>
           <w:tcPr>
-            <w:tcW w:w="1317" w:type="dxa"/>
-          </w:tcPr>
-          <w:p/>
-        </w:tc>
-        <w:tc>
-          <w:tcPr>
             <w:tcW w:w="1015" w:type="dxa"/>
           </w:tcPr>
           <w:p>
             <w:r>
-              <w:t>None</w:t>
+              <w:t>Foreign</w:t>
             </w:r>
           </w:p>
         </w:tc>
@@ -9507,11 +9196,13 @@
       <w:pPr>
         <w:pStyle w:val="Heading3"/>
       </w:pPr>
-      <w:bookmarkStart w:id="28" w:name="_Toc224118232"/>
+      <w:bookmarkStart w:id="28" w:name="_Toc224235761"/>
+      <w:proofErr w:type="spellStart"/>
       <w:r>
-        <w:t>Products</w:t>
+        <w:t>AspNetUserTokens</w:t>
       </w:r>
       <w:bookmarkEnd w:id="28"/>
+      <w:proofErr w:type="spellEnd"/>
     </w:p>
     <w:tbl>
       <w:tblPr>
@@ -9657,7 +9348,8 @@
           <w:p>
             <w:proofErr w:type="spellStart"/>
             <w:r>
-              <w:t>ProductsId</w:t>
+              <w:lastRenderedPageBreak/>
+              <w:t>UserId</w:t>
             </w:r>
             <w:proofErr w:type="spellEnd"/>
           </w:p>
@@ -9668,7 +9360,7 @@
           </w:tcPr>
           <w:p>
             <w:r>
-              <w:t>Int</w:t>
+              <w:t>String</w:t>
             </w:r>
           </w:p>
         </w:tc>
@@ -9686,21 +9378,25 @@
           <w:tcPr>
             <w:tcW w:w="1023" w:type="dxa"/>
           </w:tcPr>
+          <w:p>
+            <w:r>
+              <w:t>Users Id</w:t>
+            </w:r>
+          </w:p>
+        </w:tc>
+        <w:tc>
+          <w:tcPr>
+            <w:tcW w:w="1317" w:type="dxa"/>
+          </w:tcPr>
           <w:p/>
         </w:tc>
         <w:tc>
           <w:tcPr>
-            <w:tcW w:w="1317" w:type="dxa"/>
-          </w:tcPr>
-          <w:p/>
-        </w:tc>
-        <w:tc>
-          <w:tcPr>
             <w:tcW w:w="1015" w:type="dxa"/>
           </w:tcPr>
           <w:p>
             <w:r>
-              <w:t>Primary</w:t>
+              <w:t>Foreign</w:t>
             </w:r>
           </w:p>
         </w:tc>
@@ -9711,14 +9407,9 @@
             <w:tcW w:w="2822" w:type="dxa"/>
           </w:tcPr>
           <w:p>
-            <w:proofErr w:type="spellStart"/>
-            <w:r>
-              <w:t>P</w:t>
-            </w:r>
-            <w:r>
-              <w:t>roducersId</w:t>
-            </w:r>
-            <w:proofErr w:type="spellEnd"/>
+            <w:r>
+              <w:t>LoginProvider</w:t>
+            </w:r>
           </w:p>
         </w:tc>
         <w:tc>
@@ -9727,7 +9418,7 @@
           </w:tcPr>
           <w:p>
             <w:r>
-              <w:t>Int</w:t>
+              <w:t>String</w:t>
             </w:r>
           </w:p>
         </w:tc>
@@ -9759,7 +9450,7 @@
           </w:tcPr>
           <w:p>
             <w:r>
-              <w:t>Foreign</w:t>
+              <w:t>None</w:t>
             </w:r>
           </w:p>
         </w:tc>
@@ -9771,7 +9462,7 @@
           </w:tcPr>
           <w:p>
             <w:r>
-              <w:t>ProductName</w:t>
+              <w:t>Name</w:t>
             </w:r>
           </w:p>
         </w:tc>
@@ -9825,7 +9516,7 @@
           </w:tcPr>
           <w:p>
             <w:r>
-              <w:t>Price</w:t>
+              <w:t>Value</w:t>
             </w:r>
           </w:p>
         </w:tc>
@@ -9835,7 +9526,7 @@
           </w:tcPr>
           <w:p>
             <w:r>
-              <w:t>Float</w:t>
+              <w:t>String</w:t>
             </w:r>
           </w:p>
         </w:tc>
@@ -9845,7 +9536,7 @@
           </w:tcPr>
           <w:p>
             <w:r>
-              <w:t>Yes</w:t>
+              <w:t>No</w:t>
             </w:r>
           </w:p>
         </w:tc>
@@ -9854,418 +9545,6 @@
             <w:tcW w:w="1023" w:type="dxa"/>
           </w:tcPr>
           <w:p/>
-        </w:tc>
-        <w:tc>
-          <w:tcPr>
-            <w:tcW w:w="1317" w:type="dxa"/>
-          </w:tcPr>
-          <w:p>
-            <w:r>
-              <w:t>Cannot be less than or equal to 0</w:t>
-            </w:r>
-          </w:p>
-        </w:tc>
-        <w:tc>
-          <w:tcPr>
-            <w:tcW w:w="1015" w:type="dxa"/>
-          </w:tcPr>
-          <w:p>
-            <w:r>
-              <w:t>None</w:t>
-            </w:r>
-          </w:p>
-        </w:tc>
-      </w:tr>
-      <w:tr>
-        <w:tc>
-          <w:tcPr>
-            <w:tcW w:w="2822" w:type="dxa"/>
-          </w:tcPr>
-          <w:p>
-            <w:r>
-              <w:t>Stock</w:t>
-            </w:r>
-          </w:p>
-        </w:tc>
-        <w:tc>
-          <w:tcPr>
-            <w:tcW w:w="1632" w:type="dxa"/>
-          </w:tcPr>
-          <w:p>
-            <w:r>
-              <w:t>Int</w:t>
-            </w:r>
-          </w:p>
-        </w:tc>
-        <w:tc>
-          <w:tcPr>
-            <w:tcW w:w="1207" w:type="dxa"/>
-          </w:tcPr>
-          <w:p>
-            <w:r>
-              <w:t>Yes</w:t>
-            </w:r>
-          </w:p>
-        </w:tc>
-        <w:tc>
-          <w:tcPr>
-            <w:tcW w:w="1023" w:type="dxa"/>
-          </w:tcPr>
-          <w:p/>
-        </w:tc>
-        <w:tc>
-          <w:tcPr>
-            <w:tcW w:w="1317" w:type="dxa"/>
-          </w:tcPr>
-          <w:p>
-            <w:r>
-              <w:t>Cannot be less than 0</w:t>
-            </w:r>
-          </w:p>
-        </w:tc>
-        <w:tc>
-          <w:tcPr>
-            <w:tcW w:w="1015" w:type="dxa"/>
-          </w:tcPr>
-          <w:p>
-            <w:r>
-              <w:t>None</w:t>
-            </w:r>
-          </w:p>
-        </w:tc>
-      </w:tr>
-      <w:tr>
-        <w:tc>
-          <w:tcPr>
-            <w:tcW w:w="2822" w:type="dxa"/>
-          </w:tcPr>
-          <w:p>
-            <w:r>
-              <w:t>Description</w:t>
-            </w:r>
-          </w:p>
-        </w:tc>
-        <w:tc>
-          <w:tcPr>
-            <w:tcW w:w="1632" w:type="dxa"/>
-          </w:tcPr>
-          <w:p>
-            <w:r>
-              <w:t>String</w:t>
-            </w:r>
-          </w:p>
-        </w:tc>
-        <w:tc>
-          <w:tcPr>
-            <w:tcW w:w="1207" w:type="dxa"/>
-          </w:tcPr>
-          <w:p>
-            <w:r>
-              <w:t>Yes</w:t>
-            </w:r>
-          </w:p>
-        </w:tc>
-        <w:tc>
-          <w:tcPr>
-            <w:tcW w:w="1023" w:type="dxa"/>
-          </w:tcPr>
-          <w:p/>
-        </w:tc>
-        <w:tc>
-          <w:tcPr>
-            <w:tcW w:w="1317" w:type="dxa"/>
-          </w:tcPr>
-          <w:p/>
-        </w:tc>
-        <w:tc>
-          <w:tcPr>
-            <w:tcW w:w="1015" w:type="dxa"/>
-          </w:tcPr>
-          <w:p>
-            <w:r>
-              <w:t>None</w:t>
-            </w:r>
-          </w:p>
-        </w:tc>
-      </w:tr>
-      <w:tr>
-        <w:tc>
-          <w:tcPr>
-            <w:tcW w:w="2822" w:type="dxa"/>
-          </w:tcPr>
-          <w:p>
-            <w:proofErr w:type="spellStart"/>
-            <w:r>
-              <w:t>IsAvailable</w:t>
-            </w:r>
-            <w:proofErr w:type="spellEnd"/>
-          </w:p>
-        </w:tc>
-        <w:tc>
-          <w:tcPr>
-            <w:tcW w:w="1632" w:type="dxa"/>
-          </w:tcPr>
-          <w:p>
-            <w:r>
-              <w:t>Bool</w:t>
-            </w:r>
-          </w:p>
-        </w:tc>
-        <w:tc>
-          <w:tcPr>
-            <w:tcW w:w="1207" w:type="dxa"/>
-          </w:tcPr>
-          <w:p>
-            <w:r>
-              <w:t>Yes</w:t>
-            </w:r>
-          </w:p>
-        </w:tc>
-        <w:tc>
-          <w:tcPr>
-            <w:tcW w:w="1023" w:type="dxa"/>
-          </w:tcPr>
-          <w:p/>
-        </w:tc>
-        <w:tc>
-          <w:tcPr>
-            <w:tcW w:w="1317" w:type="dxa"/>
-          </w:tcPr>
-          <w:p/>
-        </w:tc>
-        <w:tc>
-          <w:tcPr>
-            <w:tcW w:w="1015" w:type="dxa"/>
-          </w:tcPr>
-          <w:p>
-            <w:r>
-              <w:t>None</w:t>
-            </w:r>
-          </w:p>
-        </w:tc>
-      </w:tr>
-      <w:tr>
-        <w:tc>
-          <w:tcPr>
-            <w:tcW w:w="2822" w:type="dxa"/>
-          </w:tcPr>
-          <w:p>
-            <w:proofErr w:type="spellStart"/>
-            <w:r>
-              <w:t>MethodsUsed</w:t>
-            </w:r>
-            <w:proofErr w:type="spellEnd"/>
-          </w:p>
-        </w:tc>
-        <w:tc>
-          <w:tcPr>
-            <w:tcW w:w="1632" w:type="dxa"/>
-          </w:tcPr>
-          <w:p>
-            <w:r>
-              <w:t>String</w:t>
-            </w:r>
-          </w:p>
-        </w:tc>
-        <w:tc>
-          <w:tcPr>
-            <w:tcW w:w="1207" w:type="dxa"/>
-          </w:tcPr>
-          <w:p>
-            <w:r>
-              <w:t>Yes</w:t>
-            </w:r>
-          </w:p>
-        </w:tc>
-        <w:tc>
-          <w:tcPr>
-            <w:tcW w:w="1023" w:type="dxa"/>
-          </w:tcPr>
-          <w:p/>
-        </w:tc>
-        <w:tc>
-          <w:tcPr>
-            <w:tcW w:w="1317" w:type="dxa"/>
-          </w:tcPr>
-          <w:p/>
-        </w:tc>
-        <w:tc>
-          <w:tcPr>
-            <w:tcW w:w="1015" w:type="dxa"/>
-          </w:tcPr>
-          <w:p>
-            <w:r>
-              <w:t>None</w:t>
-            </w:r>
-          </w:p>
-        </w:tc>
-      </w:tr>
-      <w:tr>
-        <w:tc>
-          <w:tcPr>
-            <w:tcW w:w="2822" w:type="dxa"/>
-          </w:tcPr>
-          <w:p>
-            <w:proofErr w:type="spellStart"/>
-            <w:r>
-              <w:t>GrownInCity</w:t>
-            </w:r>
-            <w:proofErr w:type="spellEnd"/>
-          </w:p>
-        </w:tc>
-        <w:tc>
-          <w:tcPr>
-            <w:tcW w:w="1632" w:type="dxa"/>
-          </w:tcPr>
-          <w:p>
-            <w:r>
-              <w:t>String</w:t>
-            </w:r>
-          </w:p>
-        </w:tc>
-        <w:tc>
-          <w:tcPr>
-            <w:tcW w:w="1207" w:type="dxa"/>
-          </w:tcPr>
-          <w:p>
-            <w:r>
-              <w:t>Yes</w:t>
-            </w:r>
-          </w:p>
-        </w:tc>
-        <w:tc>
-          <w:tcPr>
-            <w:tcW w:w="1023" w:type="dxa"/>
-          </w:tcPr>
-          <w:p/>
-        </w:tc>
-        <w:tc>
-          <w:tcPr>
-            <w:tcW w:w="1317" w:type="dxa"/>
-          </w:tcPr>
-          <w:p>
-            <w:r>
-              <w:t>Can only be cities that are in England</w:t>
-            </w:r>
-          </w:p>
-        </w:tc>
-        <w:tc>
-          <w:tcPr>
-            <w:tcW w:w="1015" w:type="dxa"/>
-          </w:tcPr>
-          <w:p>
-            <w:r>
-              <w:t>None</w:t>
-            </w:r>
-          </w:p>
-        </w:tc>
-      </w:tr>
-      <w:tr>
-        <w:tc>
-          <w:tcPr>
-            <w:tcW w:w="2822" w:type="dxa"/>
-          </w:tcPr>
-          <w:p>
-            <w:proofErr w:type="spellStart"/>
-            <w:r>
-              <w:t>OrderProducts</w:t>
-            </w:r>
-            <w:proofErr w:type="spellEnd"/>
-          </w:p>
-        </w:tc>
-        <w:tc>
-          <w:tcPr>
-            <w:tcW w:w="1632" w:type="dxa"/>
-          </w:tcPr>
-          <w:p>
-            <w:proofErr w:type="spellStart"/>
-            <w:r>
-              <w:t>ICollection</w:t>
-            </w:r>
-            <w:proofErr w:type="spellEnd"/>
-          </w:p>
-        </w:tc>
-        <w:tc>
-          <w:tcPr>
-            <w:tcW w:w="1207" w:type="dxa"/>
-          </w:tcPr>
-          <w:p>
-            <w:r>
-              <w:t>No</w:t>
-            </w:r>
-          </w:p>
-        </w:tc>
-        <w:tc>
-          <w:tcPr>
-            <w:tcW w:w="1023" w:type="dxa"/>
-          </w:tcPr>
-          <w:p>
-            <w:r>
-              <w:t>Empty</w:t>
-            </w:r>
-          </w:p>
-        </w:tc>
-        <w:tc>
-          <w:tcPr>
-            <w:tcW w:w="1317" w:type="dxa"/>
-          </w:tcPr>
-          <w:p/>
-        </w:tc>
-        <w:tc>
-          <w:tcPr>
-            <w:tcW w:w="1015" w:type="dxa"/>
-          </w:tcPr>
-          <w:p>
-            <w:r>
-              <w:t>None</w:t>
-            </w:r>
-          </w:p>
-        </w:tc>
-      </w:tr>
-      <w:tr>
-        <w:tc>
-          <w:tcPr>
-            <w:tcW w:w="2822" w:type="dxa"/>
-          </w:tcPr>
-          <w:p>
-            <w:proofErr w:type="spellStart"/>
-            <w:r>
-              <w:t>BasketProducts</w:t>
-            </w:r>
-            <w:proofErr w:type="spellEnd"/>
-          </w:p>
-        </w:tc>
-        <w:tc>
-          <w:tcPr>
-            <w:tcW w:w="1632" w:type="dxa"/>
-          </w:tcPr>
-          <w:p>
-            <w:proofErr w:type="spellStart"/>
-            <w:r>
-              <w:t>ICollection</w:t>
-            </w:r>
-            <w:proofErr w:type="spellEnd"/>
-          </w:p>
-        </w:tc>
-        <w:tc>
-          <w:tcPr>
-            <w:tcW w:w="1207" w:type="dxa"/>
-          </w:tcPr>
-          <w:p>
-            <w:r>
-              <w:t>No</w:t>
-            </w:r>
-          </w:p>
-        </w:tc>
-        <w:tc>
-          <w:tcPr>
-            <w:tcW w:w="1023" w:type="dxa"/>
-          </w:tcPr>
-          <w:p>
-            <w:r>
-              <w:t>Empty</w:t>
-            </w:r>
-          </w:p>
         </w:tc>
         <w:tc>
           <w:tcPr>
@@ -10290,11 +9569,794 @@
       <w:pPr>
         <w:pStyle w:val="Heading3"/>
       </w:pPr>
-      <w:bookmarkStart w:id="29" w:name="_Toc224118233"/>
+      <w:bookmarkStart w:id="29" w:name="_Toc224235762"/>
+      <w:r>
+        <w:t>Products</w:t>
+      </w:r>
+      <w:bookmarkEnd w:id="29"/>
+    </w:p>
+    <w:tbl>
+      <w:tblPr>
+        <w:tblStyle w:val="TableGrid"/>
+        <w:tblW w:w="0" w:type="auto"/>
+        <w:tblLook w:val="04A0" w:firstRow="1" w:lastRow="0" w:firstColumn="1" w:lastColumn="0" w:noHBand="0" w:noVBand="1"/>
+      </w:tblPr>
+      <w:tblGrid>
+        <w:gridCol w:w="2822"/>
+        <w:gridCol w:w="1632"/>
+        <w:gridCol w:w="1207"/>
+        <w:gridCol w:w="1023"/>
+        <w:gridCol w:w="1317"/>
+        <w:gridCol w:w="1015"/>
+      </w:tblGrid>
+      <w:tr>
+        <w:tc>
+          <w:tcPr>
+            <w:tcW w:w="2822" w:type="dxa"/>
+          </w:tcPr>
+          <w:p>
+            <w:pPr>
+              <w:rPr>
+                <w:b/>
+                <w:bCs/>
+              </w:rPr>
+            </w:pPr>
+            <w:r>
+              <w:rPr>
+                <w:b/>
+                <w:bCs/>
+              </w:rPr>
+              <w:t>Column</w:t>
+            </w:r>
+          </w:p>
+        </w:tc>
+        <w:tc>
+          <w:tcPr>
+            <w:tcW w:w="1632" w:type="dxa"/>
+          </w:tcPr>
+          <w:p>
+            <w:pPr>
+              <w:rPr>
+                <w:b/>
+                <w:bCs/>
+              </w:rPr>
+            </w:pPr>
+            <w:r>
+              <w:rPr>
+                <w:b/>
+                <w:bCs/>
+              </w:rPr>
+              <w:t>Data Type</w:t>
+            </w:r>
+          </w:p>
+        </w:tc>
+        <w:tc>
+          <w:tcPr>
+            <w:tcW w:w="1207" w:type="dxa"/>
+          </w:tcPr>
+          <w:p>
+            <w:pPr>
+              <w:rPr>
+                <w:b/>
+                <w:bCs/>
+              </w:rPr>
+            </w:pPr>
+            <w:r>
+              <w:rPr>
+                <w:b/>
+                <w:bCs/>
+              </w:rPr>
+              <w:t>Required</w:t>
+            </w:r>
+          </w:p>
+        </w:tc>
+        <w:tc>
+          <w:tcPr>
+            <w:tcW w:w="1023" w:type="dxa"/>
+          </w:tcPr>
+          <w:p>
+            <w:pPr>
+              <w:rPr>
+                <w:b/>
+                <w:bCs/>
+              </w:rPr>
+            </w:pPr>
+            <w:r>
+              <w:rPr>
+                <w:b/>
+                <w:bCs/>
+              </w:rPr>
+              <w:t>Default</w:t>
+            </w:r>
+          </w:p>
+        </w:tc>
+        <w:tc>
+          <w:tcPr>
+            <w:tcW w:w="1317" w:type="dxa"/>
+          </w:tcPr>
+          <w:p>
+            <w:pPr>
+              <w:rPr>
+                <w:b/>
+                <w:bCs/>
+              </w:rPr>
+            </w:pPr>
+            <w:r>
+              <w:rPr>
+                <w:b/>
+                <w:bCs/>
+              </w:rPr>
+              <w:t>Validation</w:t>
+            </w:r>
+          </w:p>
+        </w:tc>
+        <w:tc>
+          <w:tcPr>
+            <w:tcW w:w="1015" w:type="dxa"/>
+          </w:tcPr>
+          <w:p>
+            <w:pPr>
+              <w:rPr>
+                <w:b/>
+                <w:bCs/>
+              </w:rPr>
+            </w:pPr>
+            <w:r>
+              <w:rPr>
+                <w:b/>
+                <w:bCs/>
+              </w:rPr>
+              <w:t>Key Type</w:t>
+            </w:r>
+          </w:p>
+        </w:tc>
+      </w:tr>
+      <w:tr>
+        <w:tc>
+          <w:tcPr>
+            <w:tcW w:w="2822" w:type="dxa"/>
+          </w:tcPr>
+          <w:p>
+            <w:proofErr w:type="spellStart"/>
+            <w:r>
+              <w:t>ProductsId</w:t>
+            </w:r>
+            <w:proofErr w:type="spellEnd"/>
+          </w:p>
+        </w:tc>
+        <w:tc>
+          <w:tcPr>
+            <w:tcW w:w="1632" w:type="dxa"/>
+          </w:tcPr>
+          <w:p>
+            <w:r>
+              <w:t>Int</w:t>
+            </w:r>
+          </w:p>
+        </w:tc>
+        <w:tc>
+          <w:tcPr>
+            <w:tcW w:w="1207" w:type="dxa"/>
+          </w:tcPr>
+          <w:p>
+            <w:r>
+              <w:t>Yes</w:t>
+            </w:r>
+          </w:p>
+        </w:tc>
+        <w:tc>
+          <w:tcPr>
+            <w:tcW w:w="1023" w:type="dxa"/>
+          </w:tcPr>
+          <w:p/>
+        </w:tc>
+        <w:tc>
+          <w:tcPr>
+            <w:tcW w:w="1317" w:type="dxa"/>
+          </w:tcPr>
+          <w:p/>
+        </w:tc>
+        <w:tc>
+          <w:tcPr>
+            <w:tcW w:w="1015" w:type="dxa"/>
+          </w:tcPr>
+          <w:p>
+            <w:r>
+              <w:t>Primary</w:t>
+            </w:r>
+          </w:p>
+        </w:tc>
+      </w:tr>
+      <w:tr>
+        <w:tc>
+          <w:tcPr>
+            <w:tcW w:w="2822" w:type="dxa"/>
+          </w:tcPr>
+          <w:p>
+            <w:proofErr w:type="spellStart"/>
+            <w:r>
+              <w:t>P</w:t>
+            </w:r>
+            <w:r>
+              <w:t>roducersId</w:t>
+            </w:r>
+            <w:proofErr w:type="spellEnd"/>
+          </w:p>
+        </w:tc>
+        <w:tc>
+          <w:tcPr>
+            <w:tcW w:w="1632" w:type="dxa"/>
+          </w:tcPr>
+          <w:p>
+            <w:r>
+              <w:t>Int</w:t>
+            </w:r>
+          </w:p>
+        </w:tc>
+        <w:tc>
+          <w:tcPr>
+            <w:tcW w:w="1207" w:type="dxa"/>
+          </w:tcPr>
+          <w:p>
+            <w:r>
+              <w:t>Yes</w:t>
+            </w:r>
+          </w:p>
+        </w:tc>
+        <w:tc>
+          <w:tcPr>
+            <w:tcW w:w="1023" w:type="dxa"/>
+          </w:tcPr>
+          <w:p/>
+        </w:tc>
+        <w:tc>
+          <w:tcPr>
+            <w:tcW w:w="1317" w:type="dxa"/>
+          </w:tcPr>
+          <w:p/>
+        </w:tc>
+        <w:tc>
+          <w:tcPr>
+            <w:tcW w:w="1015" w:type="dxa"/>
+          </w:tcPr>
+          <w:p>
+            <w:r>
+              <w:t>Foreign</w:t>
+            </w:r>
+          </w:p>
+        </w:tc>
+      </w:tr>
+      <w:tr>
+        <w:tc>
+          <w:tcPr>
+            <w:tcW w:w="2822" w:type="dxa"/>
+          </w:tcPr>
+          <w:p>
+            <w:r>
+              <w:t>ProductName</w:t>
+            </w:r>
+          </w:p>
+        </w:tc>
+        <w:tc>
+          <w:tcPr>
+            <w:tcW w:w="1632" w:type="dxa"/>
+          </w:tcPr>
+          <w:p>
+            <w:r>
+              <w:t>String</w:t>
+            </w:r>
+          </w:p>
+        </w:tc>
+        <w:tc>
+          <w:tcPr>
+            <w:tcW w:w="1207" w:type="dxa"/>
+          </w:tcPr>
+          <w:p>
+            <w:r>
+              <w:t>Yes</w:t>
+            </w:r>
+          </w:p>
+        </w:tc>
+        <w:tc>
+          <w:tcPr>
+            <w:tcW w:w="1023" w:type="dxa"/>
+          </w:tcPr>
+          <w:p/>
+        </w:tc>
+        <w:tc>
+          <w:tcPr>
+            <w:tcW w:w="1317" w:type="dxa"/>
+          </w:tcPr>
+          <w:p/>
+        </w:tc>
+        <w:tc>
+          <w:tcPr>
+            <w:tcW w:w="1015" w:type="dxa"/>
+          </w:tcPr>
+          <w:p>
+            <w:r>
+              <w:t>None</w:t>
+            </w:r>
+          </w:p>
+        </w:tc>
+      </w:tr>
+      <w:tr>
+        <w:tc>
+          <w:tcPr>
+            <w:tcW w:w="2822" w:type="dxa"/>
+          </w:tcPr>
+          <w:p>
+            <w:r>
+              <w:t>Price</w:t>
+            </w:r>
+          </w:p>
+        </w:tc>
+        <w:tc>
+          <w:tcPr>
+            <w:tcW w:w="1632" w:type="dxa"/>
+          </w:tcPr>
+          <w:p>
+            <w:r>
+              <w:t>Float</w:t>
+            </w:r>
+          </w:p>
+        </w:tc>
+        <w:tc>
+          <w:tcPr>
+            <w:tcW w:w="1207" w:type="dxa"/>
+          </w:tcPr>
+          <w:p>
+            <w:r>
+              <w:t>Yes</w:t>
+            </w:r>
+          </w:p>
+        </w:tc>
+        <w:tc>
+          <w:tcPr>
+            <w:tcW w:w="1023" w:type="dxa"/>
+          </w:tcPr>
+          <w:p/>
+        </w:tc>
+        <w:tc>
+          <w:tcPr>
+            <w:tcW w:w="1317" w:type="dxa"/>
+          </w:tcPr>
+          <w:p>
+            <w:r>
+              <w:t>Cannot be less than or equal to 0</w:t>
+            </w:r>
+          </w:p>
+        </w:tc>
+        <w:tc>
+          <w:tcPr>
+            <w:tcW w:w="1015" w:type="dxa"/>
+          </w:tcPr>
+          <w:p>
+            <w:r>
+              <w:t>None</w:t>
+            </w:r>
+          </w:p>
+        </w:tc>
+      </w:tr>
+      <w:tr>
+        <w:tc>
+          <w:tcPr>
+            <w:tcW w:w="2822" w:type="dxa"/>
+          </w:tcPr>
+          <w:p>
+            <w:r>
+              <w:t>Stock</w:t>
+            </w:r>
+          </w:p>
+        </w:tc>
+        <w:tc>
+          <w:tcPr>
+            <w:tcW w:w="1632" w:type="dxa"/>
+          </w:tcPr>
+          <w:p>
+            <w:r>
+              <w:t>Int</w:t>
+            </w:r>
+          </w:p>
+        </w:tc>
+        <w:tc>
+          <w:tcPr>
+            <w:tcW w:w="1207" w:type="dxa"/>
+          </w:tcPr>
+          <w:p>
+            <w:r>
+              <w:t>Yes</w:t>
+            </w:r>
+          </w:p>
+        </w:tc>
+        <w:tc>
+          <w:tcPr>
+            <w:tcW w:w="1023" w:type="dxa"/>
+          </w:tcPr>
+          <w:p/>
+        </w:tc>
+        <w:tc>
+          <w:tcPr>
+            <w:tcW w:w="1317" w:type="dxa"/>
+          </w:tcPr>
+          <w:p>
+            <w:r>
+              <w:t>Cannot be less than 0</w:t>
+            </w:r>
+          </w:p>
+        </w:tc>
+        <w:tc>
+          <w:tcPr>
+            <w:tcW w:w="1015" w:type="dxa"/>
+          </w:tcPr>
+          <w:p>
+            <w:r>
+              <w:t>None</w:t>
+            </w:r>
+          </w:p>
+        </w:tc>
+      </w:tr>
+      <w:tr>
+        <w:tc>
+          <w:tcPr>
+            <w:tcW w:w="2822" w:type="dxa"/>
+          </w:tcPr>
+          <w:p>
+            <w:r>
+              <w:t>Description</w:t>
+            </w:r>
+          </w:p>
+        </w:tc>
+        <w:tc>
+          <w:tcPr>
+            <w:tcW w:w="1632" w:type="dxa"/>
+          </w:tcPr>
+          <w:p>
+            <w:r>
+              <w:t>String</w:t>
+            </w:r>
+          </w:p>
+        </w:tc>
+        <w:tc>
+          <w:tcPr>
+            <w:tcW w:w="1207" w:type="dxa"/>
+          </w:tcPr>
+          <w:p>
+            <w:r>
+              <w:t>Yes</w:t>
+            </w:r>
+          </w:p>
+        </w:tc>
+        <w:tc>
+          <w:tcPr>
+            <w:tcW w:w="1023" w:type="dxa"/>
+          </w:tcPr>
+          <w:p/>
+        </w:tc>
+        <w:tc>
+          <w:tcPr>
+            <w:tcW w:w="1317" w:type="dxa"/>
+          </w:tcPr>
+          <w:p/>
+        </w:tc>
+        <w:tc>
+          <w:tcPr>
+            <w:tcW w:w="1015" w:type="dxa"/>
+          </w:tcPr>
+          <w:p>
+            <w:r>
+              <w:t>None</w:t>
+            </w:r>
+          </w:p>
+        </w:tc>
+      </w:tr>
+      <w:tr>
+        <w:tc>
+          <w:tcPr>
+            <w:tcW w:w="2822" w:type="dxa"/>
+          </w:tcPr>
+          <w:p>
+            <w:proofErr w:type="spellStart"/>
+            <w:r>
+              <w:t>IsAvailable</w:t>
+            </w:r>
+            <w:proofErr w:type="spellEnd"/>
+          </w:p>
+        </w:tc>
+        <w:tc>
+          <w:tcPr>
+            <w:tcW w:w="1632" w:type="dxa"/>
+          </w:tcPr>
+          <w:p>
+            <w:r>
+              <w:t>Bool</w:t>
+            </w:r>
+          </w:p>
+        </w:tc>
+        <w:tc>
+          <w:tcPr>
+            <w:tcW w:w="1207" w:type="dxa"/>
+          </w:tcPr>
+          <w:p>
+            <w:r>
+              <w:t>Yes</w:t>
+            </w:r>
+          </w:p>
+        </w:tc>
+        <w:tc>
+          <w:tcPr>
+            <w:tcW w:w="1023" w:type="dxa"/>
+          </w:tcPr>
+          <w:p/>
+        </w:tc>
+        <w:tc>
+          <w:tcPr>
+            <w:tcW w:w="1317" w:type="dxa"/>
+          </w:tcPr>
+          <w:p/>
+        </w:tc>
+        <w:tc>
+          <w:tcPr>
+            <w:tcW w:w="1015" w:type="dxa"/>
+          </w:tcPr>
+          <w:p>
+            <w:r>
+              <w:t>None</w:t>
+            </w:r>
+          </w:p>
+        </w:tc>
+      </w:tr>
+      <w:tr>
+        <w:tc>
+          <w:tcPr>
+            <w:tcW w:w="2822" w:type="dxa"/>
+          </w:tcPr>
+          <w:p>
+            <w:proofErr w:type="spellStart"/>
+            <w:r>
+              <w:t>MethodsUsed</w:t>
+            </w:r>
+            <w:proofErr w:type="spellEnd"/>
+          </w:p>
+        </w:tc>
+        <w:tc>
+          <w:tcPr>
+            <w:tcW w:w="1632" w:type="dxa"/>
+          </w:tcPr>
+          <w:p>
+            <w:r>
+              <w:t>String</w:t>
+            </w:r>
+          </w:p>
+        </w:tc>
+        <w:tc>
+          <w:tcPr>
+            <w:tcW w:w="1207" w:type="dxa"/>
+          </w:tcPr>
+          <w:p>
+            <w:r>
+              <w:t>Yes</w:t>
+            </w:r>
+          </w:p>
+        </w:tc>
+        <w:tc>
+          <w:tcPr>
+            <w:tcW w:w="1023" w:type="dxa"/>
+          </w:tcPr>
+          <w:p/>
+        </w:tc>
+        <w:tc>
+          <w:tcPr>
+            <w:tcW w:w="1317" w:type="dxa"/>
+          </w:tcPr>
+          <w:p/>
+        </w:tc>
+        <w:tc>
+          <w:tcPr>
+            <w:tcW w:w="1015" w:type="dxa"/>
+          </w:tcPr>
+          <w:p>
+            <w:r>
+              <w:t>None</w:t>
+            </w:r>
+          </w:p>
+        </w:tc>
+      </w:tr>
+      <w:tr>
+        <w:tc>
+          <w:tcPr>
+            <w:tcW w:w="2822" w:type="dxa"/>
+          </w:tcPr>
+          <w:p>
+            <w:proofErr w:type="spellStart"/>
+            <w:r>
+              <w:t>GrownInCity</w:t>
+            </w:r>
+            <w:proofErr w:type="spellEnd"/>
+          </w:p>
+        </w:tc>
+        <w:tc>
+          <w:tcPr>
+            <w:tcW w:w="1632" w:type="dxa"/>
+          </w:tcPr>
+          <w:p>
+            <w:r>
+              <w:t>String</w:t>
+            </w:r>
+          </w:p>
+        </w:tc>
+        <w:tc>
+          <w:tcPr>
+            <w:tcW w:w="1207" w:type="dxa"/>
+          </w:tcPr>
+          <w:p>
+            <w:r>
+              <w:t>Yes</w:t>
+            </w:r>
+          </w:p>
+        </w:tc>
+        <w:tc>
+          <w:tcPr>
+            <w:tcW w:w="1023" w:type="dxa"/>
+          </w:tcPr>
+          <w:p/>
+        </w:tc>
+        <w:tc>
+          <w:tcPr>
+            <w:tcW w:w="1317" w:type="dxa"/>
+          </w:tcPr>
+          <w:p>
+            <w:r>
+              <w:t>Can only be cities that are in England</w:t>
+            </w:r>
+          </w:p>
+        </w:tc>
+        <w:tc>
+          <w:tcPr>
+            <w:tcW w:w="1015" w:type="dxa"/>
+          </w:tcPr>
+          <w:p>
+            <w:r>
+              <w:t>None</w:t>
+            </w:r>
+          </w:p>
+        </w:tc>
+      </w:tr>
+      <w:tr>
+        <w:tc>
+          <w:tcPr>
+            <w:tcW w:w="2822" w:type="dxa"/>
+          </w:tcPr>
+          <w:p>
+            <w:proofErr w:type="spellStart"/>
+            <w:r>
+              <w:t>OrderProducts</w:t>
+            </w:r>
+            <w:proofErr w:type="spellEnd"/>
+          </w:p>
+        </w:tc>
+        <w:tc>
+          <w:tcPr>
+            <w:tcW w:w="1632" w:type="dxa"/>
+          </w:tcPr>
+          <w:p>
+            <w:proofErr w:type="spellStart"/>
+            <w:r>
+              <w:t>ICollection</w:t>
+            </w:r>
+            <w:proofErr w:type="spellEnd"/>
+          </w:p>
+        </w:tc>
+        <w:tc>
+          <w:tcPr>
+            <w:tcW w:w="1207" w:type="dxa"/>
+          </w:tcPr>
+          <w:p>
+            <w:r>
+              <w:t>No</w:t>
+            </w:r>
+          </w:p>
+        </w:tc>
+        <w:tc>
+          <w:tcPr>
+            <w:tcW w:w="1023" w:type="dxa"/>
+          </w:tcPr>
+          <w:p>
+            <w:r>
+              <w:t>Empty</w:t>
+            </w:r>
+          </w:p>
+        </w:tc>
+        <w:tc>
+          <w:tcPr>
+            <w:tcW w:w="1317" w:type="dxa"/>
+          </w:tcPr>
+          <w:p/>
+        </w:tc>
+        <w:tc>
+          <w:tcPr>
+            <w:tcW w:w="1015" w:type="dxa"/>
+          </w:tcPr>
+          <w:p>
+            <w:r>
+              <w:t>None</w:t>
+            </w:r>
+          </w:p>
+        </w:tc>
+      </w:tr>
+      <w:tr>
+        <w:tc>
+          <w:tcPr>
+            <w:tcW w:w="2822" w:type="dxa"/>
+          </w:tcPr>
+          <w:p>
+            <w:proofErr w:type="spellStart"/>
+            <w:r>
+              <w:t>BasketProducts</w:t>
+            </w:r>
+            <w:proofErr w:type="spellEnd"/>
+          </w:p>
+        </w:tc>
+        <w:tc>
+          <w:tcPr>
+            <w:tcW w:w="1632" w:type="dxa"/>
+          </w:tcPr>
+          <w:p>
+            <w:proofErr w:type="spellStart"/>
+            <w:r>
+              <w:t>ICollection</w:t>
+            </w:r>
+            <w:proofErr w:type="spellEnd"/>
+          </w:p>
+        </w:tc>
+        <w:tc>
+          <w:tcPr>
+            <w:tcW w:w="1207" w:type="dxa"/>
+          </w:tcPr>
+          <w:p>
+            <w:r>
+              <w:t>No</w:t>
+            </w:r>
+          </w:p>
+        </w:tc>
+        <w:tc>
+          <w:tcPr>
+            <w:tcW w:w="1023" w:type="dxa"/>
+          </w:tcPr>
+          <w:p>
+            <w:r>
+              <w:t>Empty</w:t>
+            </w:r>
+          </w:p>
+        </w:tc>
+        <w:tc>
+          <w:tcPr>
+            <w:tcW w:w="1317" w:type="dxa"/>
+          </w:tcPr>
+          <w:p/>
+        </w:tc>
+        <w:tc>
+          <w:tcPr>
+            <w:tcW w:w="1015" w:type="dxa"/>
+          </w:tcPr>
+          <w:p>
+            <w:r>
+              <w:t>None</w:t>
+            </w:r>
+          </w:p>
+        </w:tc>
+      </w:tr>
+    </w:tbl>
+    <w:p/>
+    <w:p>
+      <w:pPr>
+        <w:pStyle w:val="Heading3"/>
+      </w:pPr>
+      <w:bookmarkStart w:id="30" w:name="_Toc224235763"/>
       <w:r>
         <w:t>Orders</w:t>
       </w:r>
-      <w:bookmarkEnd w:id="29"/>
+      <w:bookmarkEnd w:id="30"/>
     </w:p>
     <w:tbl>
       <w:tblPr>
@@ -11129,12 +11191,12 @@
       <w:pPr>
         <w:pStyle w:val="Heading3"/>
       </w:pPr>
-      <w:bookmarkStart w:id="30" w:name="_Toc224118234"/>
+      <w:bookmarkStart w:id="31" w:name="_Toc224235764"/>
       <w:proofErr w:type="spellStart"/>
       <w:r>
         <w:t>OrderProducts</w:t>
       </w:r>
-      <w:bookmarkEnd w:id="30"/>
+      <w:bookmarkEnd w:id="31"/>
       <w:proofErr w:type="spellEnd"/>
     </w:p>
     <w:tbl>
@@ -11524,11 +11586,11 @@
       <w:pPr>
         <w:pStyle w:val="Heading3"/>
       </w:pPr>
-      <w:bookmarkStart w:id="31" w:name="_Toc224118235"/>
+      <w:bookmarkStart w:id="32" w:name="_Toc224235765"/>
       <w:r>
         <w:t>Basket</w:t>
       </w:r>
-      <w:bookmarkEnd w:id="31"/>
+      <w:bookmarkEnd w:id="32"/>
     </w:p>
     <w:tbl>
       <w:tblPr>
@@ -11912,12 +11974,12 @@
       <w:pPr>
         <w:pStyle w:val="Heading3"/>
       </w:pPr>
-      <w:bookmarkStart w:id="32" w:name="_Toc224118236"/>
+      <w:bookmarkStart w:id="33" w:name="_Toc224235766"/>
       <w:proofErr w:type="spellStart"/>
       <w:r>
         <w:t>BasketProducts</w:t>
       </w:r>
-      <w:bookmarkEnd w:id="32"/>
+      <w:bookmarkEnd w:id="33"/>
       <w:proofErr w:type="spellEnd"/>
     </w:p>
     <w:tbl>
@@ -12310,11 +12372,11 @@
       <w:pPr>
         <w:pStyle w:val="Heading3"/>
       </w:pPr>
-      <w:bookmarkStart w:id="33" w:name="_Toc224118237"/>
+      <w:bookmarkStart w:id="34" w:name="_Toc224235767"/>
       <w:r>
         <w:t>Producers</w:t>
       </w:r>
-      <w:bookmarkEnd w:id="33"/>
+      <w:bookmarkEnd w:id="34"/>
     </w:p>
     <w:tbl>
       <w:tblPr>
@@ -12918,22 +12980,22 @@
       <w:pPr>
         <w:pStyle w:val="Heading1"/>
       </w:pPr>
-      <w:bookmarkStart w:id="34" w:name="_Toc224118238"/>
+      <w:bookmarkStart w:id="35" w:name="_Toc224235768"/>
       <w:r>
         <w:lastRenderedPageBreak/>
         <w:t>Algorithm Design</w:t>
       </w:r>
-      <w:bookmarkEnd w:id="34"/>
+      <w:bookmarkEnd w:id="35"/>
     </w:p>
     <w:p>
       <w:pPr>
         <w:pStyle w:val="Heading2"/>
       </w:pPr>
-      <w:bookmarkStart w:id="35" w:name="_Toc224118239"/>
+      <w:bookmarkStart w:id="36" w:name="_Toc224235769"/>
       <w:r>
         <w:t>Register</w:t>
       </w:r>
-      <w:bookmarkEnd w:id="35"/>
+      <w:bookmarkEnd w:id="36"/>
     </w:p>
     <w:p>
       <w:r>
@@ -12956,7 +13018,7 @@
                     <pic:cNvPicPr/>
                   </pic:nvPicPr>
                   <pic:blipFill>
-                    <a:blip r:embed="rId17"/>
+                    <a:blip r:embed="rId18"/>
                     <a:stretch>
                       <a:fillRect/>
                     </a:stretch>
@@ -13003,11 +13065,11 @@
       <w:pPr>
         <w:pStyle w:val="Heading2"/>
       </w:pPr>
-      <w:bookmarkStart w:id="36" w:name="_Toc224118240"/>
+      <w:bookmarkStart w:id="37" w:name="_Toc224235770"/>
       <w:r>
         <w:t>Login</w:t>
       </w:r>
-      <w:bookmarkEnd w:id="36"/>
+      <w:bookmarkEnd w:id="37"/>
     </w:p>
     <w:p>
       <w:r>
@@ -13030,7 +13092,7 @@
                     <pic:cNvPicPr/>
                   </pic:nvPicPr>
                   <pic:blipFill>
-                    <a:blip r:embed="rId18"/>
+                    <a:blip r:embed="rId19"/>
                     <a:stretch>
                       <a:fillRect/>
                     </a:stretch>
@@ -13060,12 +13122,12 @@
       <w:pPr>
         <w:pStyle w:val="Heading2"/>
       </w:pPr>
-      <w:bookmarkStart w:id="37" w:name="_Toc224118241"/>
+      <w:bookmarkStart w:id="38" w:name="_Toc224235771"/>
       <w:r>
         <w:lastRenderedPageBreak/>
         <w:t>Filter products by price</w:t>
       </w:r>
-      <w:bookmarkEnd w:id="37"/>
+      <w:bookmarkEnd w:id="38"/>
     </w:p>
     <w:p>
       <w:r>
@@ -13088,7 +13150,7 @@
                     <pic:cNvPicPr/>
                   </pic:nvPicPr>
                   <pic:blipFill>
-                    <a:blip r:embed="rId19"/>
+                    <a:blip r:embed="rId20"/>
                     <a:stretch>
                       <a:fillRect/>
                     </a:stretch>
@@ -13124,14 +13186,14 @@
       <w:pPr>
         <w:pStyle w:val="Heading2"/>
       </w:pPr>
-      <w:bookmarkStart w:id="38" w:name="_Toc224118242"/>
+      <w:bookmarkStart w:id="39" w:name="_Toc224235772"/>
       <w:r>
         <w:t>Change product availability</w:t>
       </w:r>
       <w:r>
         <w:t xml:space="preserve"> as a producer</w:t>
       </w:r>
-      <w:bookmarkEnd w:id="38"/>
+      <w:bookmarkEnd w:id="39"/>
     </w:p>
     <w:p>
       <w:r>
@@ -13154,7 +13216,7 @@
                     <pic:cNvPicPr/>
                   </pic:nvPicPr>
                   <pic:blipFill>
-                    <a:blip r:embed="rId20"/>
+                    <a:blip r:embed="rId21"/>
                     <a:stretch>
                       <a:fillRect/>
                     </a:stretch>
@@ -13188,11 +13250,11 @@
       <w:pPr>
         <w:pStyle w:val="Heading2"/>
       </w:pPr>
-      <w:bookmarkStart w:id="39" w:name="_Toc224118243"/>
+      <w:bookmarkStart w:id="40" w:name="_Toc224235773"/>
       <w:r>
         <w:t>Add a product to basket</w:t>
       </w:r>
-      <w:bookmarkEnd w:id="39"/>
+      <w:bookmarkEnd w:id="40"/>
     </w:p>
     <w:p>
       <w:r>
@@ -13215,7 +13277,7 @@
                     <pic:cNvPicPr/>
                   </pic:nvPicPr>
                   <pic:blipFill>
-                    <a:blip r:embed="rId21"/>
+                    <a:blip r:embed="rId22"/>
                     <a:stretch>
                       <a:fillRect/>
                     </a:stretch>
@@ -13258,11 +13320,11 @@
       <w:pPr>
         <w:pStyle w:val="Heading1"/>
       </w:pPr>
-      <w:bookmarkStart w:id="40" w:name="_Toc224118244"/>
+      <w:bookmarkStart w:id="41" w:name="_Toc224235774"/>
       <w:r>
         <w:t>Test Strategy</w:t>
       </w:r>
-      <w:bookmarkEnd w:id="40"/>
+      <w:bookmarkEnd w:id="41"/>
     </w:p>
     <w:tbl>
       <w:tblPr>
@@ -13446,7 +13508,7 @@
             <w:r>
               <w:t xml:space="preserve">Email: </w:t>
             </w:r>
-            <w:hyperlink r:id="rId22" w:history="1">
+            <w:hyperlink r:id="rId23" w:history="1">
               <w:r>
                 <w:rPr>
                   <w:rStyle w:val="Hyperlink"/>
@@ -13682,7 +13744,7 @@
             <w:r>
               <w:t xml:space="preserve">Email: </w:t>
             </w:r>
-            <w:hyperlink r:id="rId23" w:history="1">
+            <w:hyperlink r:id="rId24" w:history="1">
               <w:r>
                 <w:rPr>
                   <w:rStyle w:val="Hyperlink"/>
@@ -15778,6 +15840,7 @@
   <w:style w:type="character" w:default="1" w:styleId="DefaultParagraphFont">
     <w:name w:val="Default Paragraph Font"/>
     <w:uiPriority w:val="1"/>
+    <w:semiHidden/>
     <w:unhideWhenUsed/>
   </w:style>
   <w:style w:type="table" w:default="1" w:styleId="TableNormal">
@@ -23555,13 +23618,16 @@
     <w:rsidRoot w:val="00754287"/>
     <w:rsid w:val="000957FA"/>
     <w:rsid w:val="000D63C1"/>
+    <w:rsid w:val="000E4252"/>
     <w:rsid w:val="001009A0"/>
+    <w:rsid w:val="001875C3"/>
     <w:rsid w:val="00321CEA"/>
     <w:rsid w:val="0034583A"/>
     <w:rsid w:val="003821A2"/>
     <w:rsid w:val="003846DF"/>
     <w:rsid w:val="003A1231"/>
     <w:rsid w:val="003D3180"/>
+    <w:rsid w:val="003F6E26"/>
     <w:rsid w:val="0047550D"/>
     <w:rsid w:val="005A739F"/>
     <w:rsid w:val="005B3EC5"/>
@@ -23581,6 +23647,9 @@
     <w:rsid w:val="00BC228C"/>
     <w:rsid w:val="00C30DFF"/>
     <w:rsid w:val="00C75BAC"/>
+    <w:rsid w:val="00CC6AE4"/>
+    <w:rsid w:val="00CD0C92"/>
+    <w:rsid w:val="00D43D0A"/>
     <w:rsid w:val="00D609B8"/>
     <w:rsid w:val="00E40D84"/>
     <w:rsid w:val="00E97CCC"/>
@@ -24373,19 +24442,6 @@
 </file>
 
 <file path=customXml/item1.xml><?xml version="1.0" encoding="utf-8"?>
-<b:Sources xmlns:b="http://schemas.openxmlformats.org/officeDocument/2006/bibliography" xmlns="http://schemas.openxmlformats.org/officeDocument/2006/bibliography" SelectedStyle="\APASixthEditionOfficeOnline.xsl" StyleName="APA" Version="6"/>
-</file>
-
-<file path=customXml/item2.xml><?xml version="1.0" encoding="utf-8"?>
-<?mso-contentType ?>
-<FormTemplates xmlns="http://schemas.microsoft.com/sharepoint/v3/contenttype/forms">
-  <Display>DocumentLibraryForm</Display>
-  <Edit>DocumentLibraryForm</Edit>
-  <New>DocumentLibraryForm</New>
-</FormTemplates>
-</file>
-
-<file path=customXml/item3.xml><?xml version="1.0" encoding="utf-8"?>
 <ct:contentTypeSchema xmlns:ct="http://schemas.microsoft.com/office/2006/metadata/contentType" xmlns:ma="http://schemas.microsoft.com/office/2006/metadata/properties/metaAttributes" ct:_="" ma:_="" ma:contentTypeName="Document" ma:contentTypeID="0x01010056C2B2184EA01F42B9D0C6F832942DBC" ma:contentTypeVersion="11" ma:contentTypeDescription="Create a new document." ma:contentTypeScope="" ma:versionID="55e0c6c1c4500967667bb16e4c70d9ff">
   <xsd:schema xmlns:xsd="http://www.w3.org/2001/XMLSchema" xmlns:xs="http://www.w3.org/2001/XMLSchema" xmlns:p="http://schemas.microsoft.com/office/2006/metadata/properties" xmlns:ns3="0858e797-1849-4dd5-9d5a-25e6beea22bc" targetNamespace="http://schemas.microsoft.com/office/2006/metadata/properties" ma:root="true" ma:fieldsID="db27273709eb546562b89a5719f57ae0" ns3:_="">
     <xsd:import namespace="0858e797-1849-4dd5-9d5a-25e6beea22bc"/>
@@ -24571,6 +24627,19 @@
 </ct:contentTypeSchema>
 </file>
 
+<file path=customXml/item2.xml><?xml version="1.0" encoding="utf-8"?>
+<?mso-contentType ?>
+<FormTemplates xmlns="http://schemas.microsoft.com/sharepoint/v3/contenttype/forms">
+  <Display>DocumentLibraryForm</Display>
+  <Edit>DocumentLibraryForm</Edit>
+  <New>DocumentLibraryForm</New>
+</FormTemplates>
+</file>
+
+<file path=customXml/item3.xml><?xml version="1.0" encoding="utf-8"?>
+<b:Sources xmlns:b="http://schemas.openxmlformats.org/officeDocument/2006/bibliography" xmlns="http://schemas.openxmlformats.org/officeDocument/2006/bibliography" SelectedStyle="\APASixthEditionOfficeOnline.xsl" StyleName="APA" Version="6"/>
+</file>
+
 <file path=customXml/item4.xml><?xml version="1.0" encoding="utf-8"?>
 <p:properties xmlns:p="http://schemas.microsoft.com/office/2006/metadata/properties" xmlns:xsi="http://www.w3.org/2001/XMLSchema-instance" xmlns:pc="http://schemas.microsoft.com/office/infopath/2007/PartnerControls">
   <documentManagement>
@@ -24580,22 +24649,6 @@
 </file>
 
 <file path=customXml/itemProps1.xml><?xml version="1.0" encoding="utf-8"?>
-<ds:datastoreItem xmlns:ds="http://schemas.openxmlformats.org/officeDocument/2006/customXml" ds:itemID="{C564E797-4C87-4565-A286-3540A1F927B3}">
-  <ds:schemaRefs>
-    <ds:schemaRef ds:uri="http://schemas.openxmlformats.org/officeDocument/2006/bibliography"/>
-  </ds:schemaRefs>
-</ds:datastoreItem>
-</file>
-
-<file path=customXml/itemProps2.xml><?xml version="1.0" encoding="utf-8"?>
-<ds:datastoreItem xmlns:ds="http://schemas.openxmlformats.org/officeDocument/2006/customXml" ds:itemID="{A9623E5C-50AC-4F4B-AA64-E3F8AA2679C6}">
-  <ds:schemaRefs>
-    <ds:schemaRef ds:uri="http://schemas.microsoft.com/sharepoint/v3/contenttype/forms"/>
-  </ds:schemaRefs>
-</ds:datastoreItem>
-</file>
-
-<file path=customXml/itemProps3.xml><?xml version="1.0" encoding="utf-8"?>
 <ds:datastoreItem xmlns:ds="http://schemas.openxmlformats.org/officeDocument/2006/customXml" ds:itemID="{9FA6C0A6-5F7F-48C7-A810-283E2A6F84D1}">
   <ds:schemaRefs>
     <ds:schemaRef ds:uri="http://schemas.microsoft.com/office/2006/metadata/contentType"/>
@@ -24613,6 +24666,22 @@
 </ds:datastoreItem>
 </file>
 
+<file path=customXml/itemProps2.xml><?xml version="1.0" encoding="utf-8"?>
+<ds:datastoreItem xmlns:ds="http://schemas.openxmlformats.org/officeDocument/2006/customXml" ds:itemID="{A9623E5C-50AC-4F4B-AA64-E3F8AA2679C6}">
+  <ds:schemaRefs>
+    <ds:schemaRef ds:uri="http://schemas.microsoft.com/sharepoint/v3/contenttype/forms"/>
+  </ds:schemaRefs>
+</ds:datastoreItem>
+</file>
+
+<file path=customXml/itemProps3.xml><?xml version="1.0" encoding="utf-8"?>
+<ds:datastoreItem xmlns:ds="http://schemas.openxmlformats.org/officeDocument/2006/customXml" ds:itemID="{C564E797-4C87-4565-A286-3540A1F927B3}">
+  <ds:schemaRefs>
+    <ds:schemaRef ds:uri="http://schemas.openxmlformats.org/officeDocument/2006/bibliography"/>
+  </ds:schemaRefs>
+</ds:datastoreItem>
+</file>
+
 <file path=customXml/itemProps4.xml><?xml version="1.0" encoding="utf-8"?>
 <ds:datastoreItem xmlns:ds="http://schemas.openxmlformats.org/officeDocument/2006/customXml" ds:itemID="{DD3E77BA-0A5F-412F-AD0C-65D1A89B375C}">
   <ds:schemaRefs>

--- a/Task1_DesignDocs_AllDesigns_717903_Ram_D.docx
+++ b/Task1_DesignDocs_AllDesigns_717903_Ram_D.docx
@@ -1,6 +1,6 @@
 
 <file path=word/document.xml><?xml version="1.0" encoding="utf-8"?>
-<w:document xmlns:wpc="http://schemas.microsoft.com/office/word/2010/wordprocessingCanvas" xmlns:cx="http://schemas.microsoft.com/office/drawing/2014/chartex" xmlns:cx1="http://schemas.microsoft.com/office/drawing/2015/9/8/chartex" xmlns:cx2="http://schemas.microsoft.com/office/drawing/2015/10/21/chartex" xmlns:cx3="http://schemas.microsoft.com/office/drawing/2016/5/9/chartex" xmlns:cx4="http://schemas.microsoft.com/office/drawing/2016/5/10/chartex" xmlns:cx5="http://schemas.microsoft.com/office/drawing/2016/5/11/chartex" xmlns:cx6="http://schemas.microsoft.com/office/drawing/2016/5/12/chartex" xmlns:cx7="http://schemas.microsoft.com/office/drawing/2016/5/13/chartex" xmlns:cx8="http://schemas.microsoft.com/office/drawing/2016/5/14/chartex" xmlns:mc="http://schemas.openxmlformats.org/markup-compatibility/2006" xmlns:aink="http://schemas.microsoft.com/office/drawing/2016/ink" xmlns:am3d="http://schemas.microsoft.com/office/drawing/2017/model3d" xmlns:o="urn:schemas-microsoft-com:office:office" xmlns:oel="http://schemas.microsoft.com/office/2019/extlst" xmlns:r="http://schemas.openxmlformats.org/officeDocument/2006/relationships" xmlns:m="http://schemas.openxmlformats.org/officeDocument/2006/math" xmlns:v="urn:schemas-microsoft-com:vml" xmlns:wp14="http://schemas.microsoft.com/office/word/2010/wordprocessingDrawing" xmlns:wp="http://schemas.openxmlformats.org/drawingml/2006/wordprocessingDrawing" xmlns:w10="urn:schemas-microsoft-com:office:word" xmlns:w="http://schemas.openxmlformats.org/wordprocessingml/2006/main" xmlns:w14="http://schemas.microsoft.com/office/word/2010/wordml" xmlns:w15="http://schemas.microsoft.com/office/word/2012/wordml" xmlns:w16cex="http://schemas.microsoft.com/office/word/2018/wordml/cex" xmlns:w16cid="http://schemas.microsoft.com/office/word/2016/wordml/cid" xmlns:w16="http://schemas.microsoft.com/office/word/2018/wordml" xmlns:w16du="http://schemas.microsoft.com/office/word/2023/wordml/word16du" xmlns:w16sdtdh="http://schemas.microsoft.com/office/word/2020/wordml/sdtdatahash" xmlns:w16sdtfl="http://schemas.microsoft.com/office/word/2024/wordml/sdtformatlock" xmlns:w16se="http://schemas.microsoft.com/office/word/2015/wordml/symex" xmlns:wpg="http://schemas.microsoft.com/office/word/2010/wordprocessingGroup" xmlns:wpi="http://schemas.microsoft.com/office/word/2010/wordprocessingInk" xmlns:wne="http://schemas.microsoft.com/office/word/2006/wordml" xmlns:wps="http://schemas.microsoft.com/office/word/2010/wordprocessingShape" mc:Ignorable="w14 w15 w16se w16cid w16 w16cex w16sdtdh w16sdtfl w16du wp14">
+<w:document xmlns:wpc="http://schemas.microsoft.com/office/word/2010/wordprocessingCanvas" xmlns:cx="http://schemas.microsoft.com/office/drawing/2014/chartex" xmlns:cx1="http://schemas.microsoft.com/office/drawing/2015/9/8/chartex" xmlns:cx2="http://schemas.microsoft.com/office/drawing/2015/10/21/chartex" xmlns:cx3="http://schemas.microsoft.com/office/drawing/2016/5/9/chartex" xmlns:cx4="http://schemas.microsoft.com/office/drawing/2016/5/10/chartex" xmlns:cx5="http://schemas.microsoft.com/office/drawing/2016/5/11/chartex" xmlns:cx6="http://schemas.microsoft.com/office/drawing/2016/5/12/chartex" xmlns:cx7="http://schemas.microsoft.com/office/drawing/2016/5/13/chartex" xmlns:cx8="http://schemas.microsoft.com/office/drawing/2016/5/14/chartex" xmlns:mc="http://schemas.openxmlformats.org/markup-compatibility/2006" xmlns:aink="http://schemas.microsoft.com/office/drawing/2016/ink" xmlns:am3d="http://schemas.microsoft.com/office/drawing/2017/model3d" xmlns:o="urn:schemas-microsoft-com:office:office" xmlns:r="http://schemas.openxmlformats.org/officeDocument/2006/relationships" xmlns:m="http://schemas.openxmlformats.org/officeDocument/2006/math" xmlns:v="urn:schemas-microsoft-com:vml" xmlns:wp14="http://schemas.microsoft.com/office/word/2010/wordprocessingDrawing" xmlns:wp="http://schemas.openxmlformats.org/drawingml/2006/wordprocessingDrawing" xmlns:w10="urn:schemas-microsoft-com:office:word" xmlns:w="http://schemas.openxmlformats.org/wordprocessingml/2006/main" xmlns:w14="http://schemas.microsoft.com/office/word/2010/wordml" xmlns:w15="http://schemas.microsoft.com/office/word/2012/wordml" xmlns:w16cex="http://schemas.microsoft.com/office/word/2018/wordml/cex" xmlns:w16cid="http://schemas.microsoft.com/office/word/2016/wordml/cid" xmlns:w16="http://schemas.microsoft.com/office/word/2018/wordml" xmlns:w16sdtdh="http://schemas.microsoft.com/office/word/2020/wordml/sdtdatahash" xmlns:w16se="http://schemas.microsoft.com/office/word/2015/wordml/symex" xmlns:wpg="http://schemas.microsoft.com/office/word/2010/wordprocessingGroup" xmlns:wpi="http://schemas.microsoft.com/office/word/2010/wordprocessingInk" xmlns:wne="http://schemas.microsoft.com/office/word/2006/wordml" xmlns:wps="http://schemas.microsoft.com/office/word/2010/wordprocessingShape" mc:Ignorable="w14 w15 w16se w16cid w16 w16cex w16sdtdh wp14">
   <w:body>
     <w:p>
       <w:pPr>
@@ -183,6 +183,7 @@
             <w:dataBinding w:prefixMappings="xmlns:ns0='http://purl.org/dc/elements/1.1/' xmlns:ns1='http://schemas.openxmlformats.org/package/2006/metadata/core-properties' " w:xpath="/ns1:coreProperties[1]/ns0:subject[1]" w:storeItemID="{6C3C8BC8-F283-45AE-878A-BAB7291924A1}"/>
             <w:text/>
           </w:sdtPr>
+          <w:sdtEndPr/>
           <w:sdtContent>
             <w:p>
               <w:pPr>
@@ -321,7 +322,7 @@
                     <v:stroke joinstyle="miter"/>
                     <v:path gradientshapeok="t" o:connecttype="rect"/>
                   </v:shapetype>
-                  <v:shape id="Text Box 146" o:spid="_x0000_s1026" type="#_x0000_t202" style="position:absolute;left:0;text-align:left;margin-left:0;margin-top:0;width:516pt;height:43.9pt;z-index:251671552;visibility:visible;mso-wrap-style:square;mso-width-percent:1000;mso-height-percent:0;mso-top-percent:850;mso-wrap-distance-left:9pt;mso-wrap-distance-top:0;mso-wrap-distance-right:9pt;mso-wrap-distance-bottom:0;mso-position-horizontal:center;mso-position-horizontal-relative:margin;mso-position-vertical-relative:page;mso-width-percent:1000;mso-height-percent:0;mso-top-percent:850;mso-width-relative:margin;mso-height-relative:margin;v-text-anchor:bottom" o:gfxdata="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" filled="f" stroked="f" strokeweight=".5pt">
+                  <v:shape id="Text Box 146" o:spid="_x0000_s1026" type="#_x0000_t202" style="position:absolute;left:0;text-align:left;margin-left:0;margin-top:0;width:516pt;height:43.9pt;z-index:251671552;visibility:visible;mso-wrap-style:square;mso-width-percent:1000;mso-height-percent:0;mso-top-percent:850;mso-wrap-distance-left:9pt;mso-wrap-distance-top:0;mso-wrap-distance-right:9pt;mso-wrap-distance-bottom:0;mso-position-horizontal:center;mso-position-horizontal-relative:margin;mso-position-vertical-relative:page;mso-width-percent:1000;mso-height-percent:0;mso-top-percent:850;mso-width-relative:margin;mso-height-relative:margin;v-text-anchor:bottom" o:gfxdata="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" filled="f" stroked="f" strokeweight=".5pt">
                     <v:textbox style="mso-fit-shape-to-text:t" inset="0,0,0,0">
                       <w:txbxContent>
                         <w:p>
@@ -2544,7 +2545,21 @@
                     <w:rStyle w:val="Hyperlink"/>
                     <w:noProof/>
                   </w:rPr>
-                  <w:t>Products</w:t>
+                  <w:t>Produ</w:t>
+                </w:r>
+                <w:r>
+                  <w:rPr>
+                    <w:rStyle w:val="Hyperlink"/>
+                    <w:noProof/>
+                  </w:rPr>
+                  <w:t>c</w:t>
+                </w:r>
+                <w:r>
+                  <w:rPr>
+                    <w:rStyle w:val="Hyperlink"/>
+                    <w:noProof/>
+                  </w:rPr>
+                  <w:t>ts</w:t>
                 </w:r>
                 <w:r>
                   <w:rPr>
@@ -3483,9 +3498,9 @@
           <w:noProof/>
         </w:rPr>
         <w:drawing>
-          <wp:inline distT="0" distB="0" distL="0" distR="0" wp14:anchorId="0FC9CC48" wp14:editId="70202183">
+          <wp:inline distT="0" distB="0" distL="0" distR="0" wp14:anchorId="0FC9CC48" wp14:editId="42F2EB40">
             <wp:extent cx="5731510" cy="2883779"/>
-            <wp:effectExtent l="57150" t="0" r="59690" b="0"/>
+            <wp:effectExtent l="76200" t="0" r="59690" b="0"/>
             <wp:docPr id="489886502" name="Diagram 1"/>
             <wp:cNvGraphicFramePr/>
             <a:graphic xmlns:a="http://schemas.openxmlformats.org/drawingml/2006/main">
@@ -3685,7 +3700,13 @@
     </w:p>
     <w:p>
       <w:r>
-        <w:t>Font Family = “Arial”</w:t>
+        <w:t>Font Family = “</w:t>
+      </w:r>
+      <w:r>
+        <w:t>Inter</w:t>
+      </w:r>
+      <w:r>
+        <w:t>”</w:t>
       </w:r>
     </w:p>
     <w:p>
@@ -3797,7 +3818,7 @@
               </wp:inline>
             </w:drawing>
           </mc:Choice>
-          <mc:Fallback>
+          <mc:Fallback xmlns:w16sdtfl="http://schemas.microsoft.com/office/word/2024/wordml/sdtformatlock" xmlns:w16du="http://schemas.microsoft.com/office/word/2023/wordml/word16du" xmlns:oel="http://schemas.microsoft.com/office/2019/extlst">
             <w:pict>
               <v:roundrect w14:anchorId="294CB9CF" id="Rectangle: Rounded Corners 2" o:spid="_x0000_s1026" style="width:16.5pt;height:17.25pt;visibility:visible;mso-wrap-style:square;mso-left-percent:-10001;mso-top-percent:-10001;mso-position-horizontal:absolute;mso-position-horizontal-relative:char;mso-position-vertical:absolute;mso-position-vertical-relative:line;mso-left-percent:-10001;mso-top-percent:-10001;v-text-anchor:middle" arcsize="10923f" o:gfxdata="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" fillcolor="#1f2a24" strokecolor="black [480]" strokeweight="1.5pt">
                 <v:stroke joinstyle="miter"/>
@@ -3927,7 +3948,7 @@
           </mc:Choice>
           <mc:Fallback>
             <w:pict>
-              <v:roundrect w14:anchorId="7BA22B8E" id="Rectangle: Rounded Corners 2" o:spid="_x0000_s1027" style="width:17pt;height:17pt;visibility:visible;mso-wrap-style:square;mso-left-percent:-10001;mso-top-percent:-10001;mso-position-horizontal:absolute;mso-position-horizontal-relative:char;mso-position-vertical:absolute;mso-position-vertical-relative:line;mso-left-percent:-10001;mso-top-percent:-10001;v-text-anchor:middle" arcsize="10923f" o:gfxdata="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" fillcolor="#2f3e35" strokecolor="black [480]" strokeweight="1.5pt">
+              <v:roundrect w14:anchorId="7BA22B8E" id="Rectangle: Rounded Corners 2" o:spid="_x0000_s1027" style="width:17pt;height:17pt;visibility:visible;mso-wrap-style:square;mso-left-percent:-10001;mso-top-percent:-10001;mso-position-horizontal:absolute;mso-position-horizontal-relative:char;mso-position-vertical:absolute;mso-position-vertical-relative:line;mso-left-percent:-10001;mso-top-percent:-10001;v-text-anchor:middle" arcsize="10923f" o:gfxdata="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" fillcolor="#2f3e35" strokecolor="black [480]" strokeweight="1.5pt">
                 <v:stroke joinstyle="miter"/>
                 <v:path arrowok="t"/>
                 <o:lock v:ext="edit" aspectratio="t"/>
@@ -4094,7 +4115,7 @@
           </mc:Choice>
           <mc:Fallback>
             <w:pict>
-              <v:roundrect w14:anchorId="6CFF735A" id="_x0000_s1028" style="width:16.5pt;height:17.25pt;visibility:visible;mso-wrap-style:square;mso-left-percent:-10001;mso-top-percent:-10001;mso-position-horizontal:absolute;mso-position-horizontal-relative:char;mso-position-vertical:absolute;mso-position-vertical-relative:line;mso-left-percent:-10001;mso-top-percent:-10001;v-text-anchor:middle" arcsize="10923f" o:gfxdata="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" fillcolor="#f5f5f5" strokecolor="black [480]" strokeweight="1.5pt">
+              <v:roundrect w14:anchorId="6CFF735A" id="_x0000_s1028" style="width:16.5pt;height:17.25pt;visibility:visible;mso-wrap-style:square;mso-left-percent:-10001;mso-top-percent:-10001;mso-position-horizontal:absolute;mso-position-horizontal-relative:char;mso-position-vertical:absolute;mso-position-vertical-relative:line;mso-left-percent:-10001;mso-top-percent:-10001;v-text-anchor:middle" arcsize="10923f" o:gfxdata="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" fillcolor="#f5f5f5" strokecolor="black [480]" strokeweight="1.5pt">
                 <v:stroke joinstyle="miter"/>
                 <v:textbox>
                   <w:txbxContent>
@@ -4235,7 +4256,7 @@
           </mc:Choice>
           <mc:Fallback>
             <w:pict>
-              <v:roundrect w14:anchorId="5B9A8121" id="_x0000_s1029" style="width:16.5pt;height:17.25pt;visibility:visible;mso-wrap-style:square;mso-left-percent:-10001;mso-top-percent:-10001;mso-position-horizontal:absolute;mso-position-horizontal-relative:char;mso-position-vertical:absolute;mso-position-vertical-relative:line;mso-left-percent:-10001;mso-top-percent:-10001;v-text-anchor:middle" arcsize="10923f" o:gfxdata="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" fillcolor="#c8d5c0" strokecolor="black [480]" strokeweight="1.5pt">
+              <v:roundrect w14:anchorId="5B9A8121" id="_x0000_s1029" style="width:16.5pt;height:17.25pt;visibility:visible;mso-wrap-style:square;mso-left-percent:-10001;mso-top-percent:-10001;mso-position-horizontal:absolute;mso-position-horizontal-relative:char;mso-position-vertical:absolute;mso-position-vertical-relative:line;mso-left-percent:-10001;mso-top-percent:-10001;v-text-anchor:middle" arcsize="10923f" o:gfxdata="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" fillcolor="#c8d5c0" strokecolor="black [480]" strokeweight="1.5pt">
                 <v:stroke joinstyle="miter"/>
                 <v:textbox>
                   <w:txbxContent>
@@ -4274,7 +4295,6 @@
       </w:pPr>
       <w:bookmarkStart w:id="5" w:name="_Toc224235738"/>
       <w:r>
-        <w:lastRenderedPageBreak/>
         <w:t>Interactive</w:t>
       </w:r>
       <w:bookmarkEnd w:id="5"/>
@@ -4389,7 +4409,7 @@
           </mc:Choice>
           <mc:Fallback>
             <w:pict>
-              <v:roundrect w14:anchorId="29C0FE2C" id="_x0000_s1030" style="width:16.5pt;height:17.25pt;visibility:visible;mso-wrap-style:square;mso-left-percent:-10001;mso-top-percent:-10001;mso-position-horizontal:absolute;mso-position-horizontal-relative:char;mso-position-vertical:absolute;mso-position-vertical-relative:line;mso-left-percent:-10001;mso-top-percent:-10001;v-text-anchor:middle" arcsize="10923f" o:gfxdata="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" fillcolor="#6bbf59" strokecolor="black [480]" strokeweight="1.5pt">
+              <v:roundrect w14:anchorId="29C0FE2C" id="_x0000_s1030" style="width:16.5pt;height:17.25pt;visibility:visible;mso-wrap-style:square;mso-left-percent:-10001;mso-top-percent:-10001;mso-position-horizontal:absolute;mso-position-horizontal-relative:char;mso-position-vertical:absolute;mso-position-vertical-relative:line;mso-left-percent:-10001;mso-top-percent:-10001;v-text-anchor:middle" arcsize="10923f" o:gfxdata="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" fillcolor="#6bbf59" strokecolor="black [480]" strokeweight="1.5pt">
                 <v:stroke joinstyle="miter"/>
                 <v:textbox>
                   <w:txbxContent>
@@ -4439,6 +4459,7 @@
           <w:sz w:val="28"/>
           <w:szCs w:val="28"/>
         </w:rPr>
+        <w:lastRenderedPageBreak/>
         <w:t>Hover</w:t>
       </w:r>
       <w:r>
@@ -4539,7 +4560,7 @@
           </mc:Choice>
           <mc:Fallback>
             <w:pict>
-              <v:roundrect w14:anchorId="179D4785" id="_x0000_s1031" style="width:16.5pt;height:17.25pt;visibility:visible;mso-wrap-style:square;mso-left-percent:-10001;mso-top-percent:-10001;mso-position-horizontal:absolute;mso-position-horizontal-relative:char;mso-position-vertical:absolute;mso-position-vertical-relative:line;mso-left-percent:-10001;mso-top-percent:-10001;v-text-anchor:middle" arcsize="10923f" o:gfxdata="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" fillcolor="#4f9f4a" strokecolor="black [480]" strokeweight="1.5pt">
+              <v:roundrect w14:anchorId="179D4785" id="_x0000_s1031" style="width:16.5pt;height:17.25pt;visibility:visible;mso-wrap-style:square;mso-left-percent:-10001;mso-top-percent:-10001;mso-position-horizontal:absolute;mso-position-horizontal-relative:char;mso-position-vertical:absolute;mso-position-vertical-relative:line;mso-left-percent:-10001;mso-top-percent:-10001;v-text-anchor:middle" arcsize="10923f" o:gfxdata="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" fillcolor="#4f9f4a" strokecolor="black [480]" strokeweight="1.5pt">
                 <v:stroke joinstyle="miter"/>
                 <v:textbox>
                   <w:txbxContent>
@@ -4689,7 +4710,7 @@
               </wp:inline>
             </w:drawing>
           </mc:Choice>
-          <mc:Fallback>
+          <mc:Fallback xmlns:w16sdtfl="http://schemas.microsoft.com/office/word/2024/wordml/sdtformatlock" xmlns:w16du="http://schemas.microsoft.com/office/word/2023/wordml/word16du" xmlns:oel="http://schemas.microsoft.com/office/2019/extlst">
             <w:pict>
               <v:roundrect w14:anchorId="667E51D7" id="Rectangle: Rounded Corners 2" o:spid="_x0000_s1026" style="width:16.5pt;height:17.25pt;visibility:visible;mso-wrap-style:square;mso-left-percent:-10001;mso-top-percent:-10001;mso-position-horizontal:absolute;mso-position-horizontal-relative:char;mso-position-vertical:absolute;mso-position-vertical-relative:line;mso-left-percent:-10001;mso-top-percent:-10001;v-text-anchor:middle" arcsize="10923f" o:gfxdata="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" fillcolor="#faf7f2" strokecolor="black [480]" strokeweight="1.5pt">
                 <v:stroke joinstyle="miter"/>
@@ -4826,7 +4847,7 @@
           </mc:Choice>
           <mc:Fallback>
             <w:pict>
-              <v:roundrect w14:anchorId="32088A45" id="_x0000_s1032" style="width:17pt;height:17pt;visibility:visible;mso-wrap-style:square;mso-left-percent:-10001;mso-top-percent:-10001;mso-position-horizontal:absolute;mso-position-horizontal-relative:char;mso-position-vertical:absolute;mso-position-vertical-relative:line;mso-left-percent:-10001;mso-top-percent:-10001;v-text-anchor:middle" arcsize="10923f" o:gfxdata="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" strokecolor="black [480]" strokeweight="1.5pt">
+              <v:roundrect w14:anchorId="32088A45" id="_x0000_s1032" style="width:17pt;height:17pt;visibility:visible;mso-wrap-style:square;mso-left-percent:-10001;mso-top-percent:-10001;mso-position-horizontal:absolute;mso-position-horizontal-relative:char;mso-position-vertical:absolute;mso-position-vertical-relative:line;mso-left-percent:-10001;mso-top-percent:-10001;v-text-anchor:middle" arcsize="10923f" o:gfxdata="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" strokecolor="black [480]" strokeweight="1.5pt">
                 <v:stroke joinstyle="miter"/>
                 <v:path arrowok="t"/>
                 <o:lock v:ext="edit" aspectratio="t"/>
@@ -5007,7 +5028,7 @@
           </mc:Choice>
           <mc:Fallback>
             <w:pict>
-              <v:roundrect w14:anchorId="03C0396B" id="_x0000_s1033" style="width:16.5pt;height:17.25pt;visibility:visible;mso-wrap-style:square;mso-left-percent:-10001;mso-top-percent:-10001;mso-position-horizontal:absolute;mso-position-horizontal-relative:char;mso-position-vertical:absolute;mso-position-vertical-relative:line;mso-left-percent:-10001;mso-top-percent:-10001;v-text-anchor:middle" arcsize="10923f" o:gfxdata="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" fillcolor="#2b2b2b" strokecolor="black [480]" strokeweight="1.5pt">
+              <v:roundrect w14:anchorId="03C0396B" id="_x0000_s1033" style="width:16.5pt;height:17.25pt;visibility:visible;mso-wrap-style:square;mso-left-percent:-10001;mso-top-percent:-10001;mso-position-horizontal:absolute;mso-position-horizontal-relative:char;mso-position-vertical:absolute;mso-position-vertical-relative:line;mso-left-percent:-10001;mso-top-percent:-10001;v-text-anchor:middle" arcsize="10923f" o:gfxdata="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" fillcolor="#2b2b2b" strokecolor="black [480]" strokeweight="1.5pt">
                 <v:stroke joinstyle="miter"/>
                 <v:textbox>
                   <w:txbxContent>
@@ -5148,7 +5169,7 @@
           </mc:Choice>
           <mc:Fallback>
             <w:pict>
-              <v:roundrect w14:anchorId="192401AD" id="_x0000_s1034" style="width:16.5pt;height:17.25pt;visibility:visible;mso-wrap-style:square;mso-left-percent:-10001;mso-top-percent:-10001;mso-position-horizontal:absolute;mso-position-horizontal-relative:char;mso-position-vertical:absolute;mso-position-vertical-relative:line;mso-left-percent:-10001;mso-top-percent:-10001;v-text-anchor:middle" arcsize="10923f" o:gfxdata="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" fillcolor="#6b6b6b" strokecolor="black [480]" strokeweight="1.5pt">
+              <v:roundrect w14:anchorId="192401AD" id="_x0000_s1034" style="width:16.5pt;height:17.25pt;visibility:visible;mso-wrap-style:square;mso-left-percent:-10001;mso-top-percent:-10001;mso-position-horizontal:absolute;mso-position-horizontal-relative:char;mso-position-vertical:absolute;mso-position-vertical-relative:line;mso-left-percent:-10001;mso-top-percent:-10001;v-text-anchor:middle" arcsize="10923f" o:gfxdata="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" fillcolor="#6b6b6b" strokecolor="black [480]" strokeweight="1.5pt">
                 <v:stroke joinstyle="miter"/>
                 <v:textbox>
                   <w:txbxContent>
@@ -5308,7 +5329,7 @@
           </mc:Choice>
           <mc:Fallback>
             <w:pict>
-              <v:roundrect w14:anchorId="4D6EB5A5" id="_x0000_s1035" style="width:16.5pt;height:17.25pt;visibility:visible;mso-wrap-style:square;mso-left-percent:-10001;mso-top-percent:-10001;mso-position-horizontal:absolute;mso-position-horizontal-relative:char;mso-position-vertical:absolute;mso-position-vertical-relative:line;mso-left-percent:-10001;mso-top-percent:-10001;v-text-anchor:middle" arcsize="10923f" o:gfxdata="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" fillcolor="#2f6f4e" strokecolor="black [480]" strokeweight="1.5pt">
+              <v:roundrect w14:anchorId="4D6EB5A5" id="_x0000_s1035" style="width:16.5pt;height:17.25pt;visibility:visible;mso-wrap-style:square;mso-left-percent:-10001;mso-top-percent:-10001;mso-position-horizontal:absolute;mso-position-horizontal-relative:char;mso-position-vertical:absolute;mso-position-vertical-relative:line;mso-left-percent:-10001;mso-top-percent:-10001;v-text-anchor:middle" arcsize="10923f" o:gfxdata="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" fillcolor="#2f6f4e" strokecolor="black [480]" strokeweight="1.5pt">
                 <v:stroke joinstyle="miter"/>
                 <v:textbox>
                   <w:txbxContent>
@@ -5465,7 +5486,7 @@
           </mc:Choice>
           <mc:Fallback>
             <w:pict>
-              <v:roundrect w14:anchorId="2C16EFAA" id="_x0000_s1036" style="width:16.5pt;height:17.25pt;visibility:visible;mso-wrap-style:square;mso-left-percent:-10001;mso-top-percent:-10001;mso-position-horizontal:absolute;mso-position-horizontal-relative:char;mso-position-vertical:absolute;mso-position-vertical-relative:line;mso-left-percent:-10001;mso-top-percent:-10001;v-text-anchor:middle" arcsize="10923f" o:gfxdata="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" fillcolor="#1f4f36" strokecolor="black [480]" strokeweight="1.5pt">
+              <v:roundrect w14:anchorId="2C16EFAA" id="_x0000_s1036" style="width:16.5pt;height:17.25pt;visibility:visible;mso-wrap-style:square;mso-left-percent:-10001;mso-top-percent:-10001;mso-position-horizontal:absolute;mso-position-horizontal-relative:char;mso-position-vertical:absolute;mso-position-vertical-relative:line;mso-left-percent:-10001;mso-top-percent:-10001;v-text-anchor:middle" arcsize="10923f" o:gfxdata="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" fillcolor="#1f4f36" strokecolor="black [480]" strokeweight="1.5pt">
                 <v:stroke joinstyle="miter"/>
                 <v:textbox>
                   <w:txbxContent>
@@ -5762,7 +5783,7 @@
           </mc:Choice>
           <mc:Fallback>
             <w:pict>
-              <v:roundrect w14:anchorId="5970E1FE" id="_x0000_s1037" style="width:16.5pt;height:17.25pt;visibility:visible;mso-wrap-style:square;mso-left-percent:-10001;mso-top-percent:-10001;mso-position-horizontal:absolute;mso-position-horizontal-relative:char;mso-position-vertical:absolute;mso-position-vertical-relative:line;mso-left-percent:-10001;mso-top-percent:-10001;v-text-anchor:middle" arcsize="10923f" o:gfxdata="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" fillcolor="#f4a259" strokecolor="black [480]" strokeweight="1.5pt">
+              <v:roundrect w14:anchorId="5970E1FE" id="_x0000_s1037" style="width:16.5pt;height:17.25pt;visibility:visible;mso-wrap-style:square;mso-left-percent:-10001;mso-top-percent:-10001;mso-position-horizontal:absolute;mso-position-horizontal-relative:char;mso-position-vertical:absolute;mso-position-vertical-relative:line;mso-left-percent:-10001;mso-top-percent:-10001;v-text-anchor:middle" arcsize="10923f" o:gfxdata="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" fillcolor="#f4a259" strokecolor="black [480]" strokeweight="1.5pt">
                 <v:stroke joinstyle="miter"/>
                 <v:textbox>
                   <w:txbxContent>
@@ -5903,7 +5924,7 @@
           </mc:Choice>
           <mc:Fallback>
             <w:pict>
-              <v:roundrect w14:anchorId="68B6314B" id="_x0000_s1038" style="width:16.5pt;height:17.25pt;visibility:visible;mso-wrap-style:square;mso-left-percent:-10001;mso-top-percent:-10001;mso-position-horizontal:absolute;mso-position-horizontal-relative:char;mso-position-vertical:absolute;mso-position-vertical-relative:line;mso-left-percent:-10001;mso-top-percent:-10001;v-text-anchor:middle" arcsize="10923f" o:gfxdata="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" fillcolor="#4caf50" strokecolor="black [480]" strokeweight="1.5pt">
+              <v:roundrect w14:anchorId="68B6314B" id="_x0000_s1038" style="width:16.5pt;height:17.25pt;visibility:visible;mso-wrap-style:square;mso-left-percent:-10001;mso-top-percent:-10001;mso-position-horizontal:absolute;mso-position-horizontal-relative:char;mso-position-vertical:absolute;mso-position-vertical-relative:line;mso-left-percent:-10001;mso-top-percent:-10001;v-text-anchor:middle" arcsize="10923f" o:gfxdata="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" fillcolor="#4caf50" strokecolor="black [480]" strokeweight="1.5pt">
                 <v:stroke joinstyle="miter"/>
                 <v:textbox>
                   <w:txbxContent>
@@ -6037,7 +6058,7 @@
           </mc:Choice>
           <mc:Fallback>
             <w:pict>
-              <v:roundrect w14:anchorId="164D798E" id="_x0000_s1039" style="width:16.5pt;height:17.25pt;visibility:visible;mso-wrap-style:square;mso-left-percent:-10001;mso-top-percent:-10001;mso-position-horizontal:absolute;mso-position-horizontal-relative:char;mso-position-vertical:absolute;mso-position-vertical-relative:line;mso-left-percent:-10001;mso-top-percent:-10001;v-text-anchor:middle" arcsize="10923f" o:gfxdata="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" fillcolor="#e9b44c" strokecolor="black [480]" strokeweight="1.5pt">
+              <v:roundrect w14:anchorId="164D798E" id="_x0000_s1039" style="width:16.5pt;height:17.25pt;visibility:visible;mso-wrap-style:square;mso-left-percent:-10001;mso-top-percent:-10001;mso-position-horizontal:absolute;mso-position-horizontal-relative:char;mso-position-vertical:absolute;mso-position-vertical-relative:line;mso-left-percent:-10001;mso-top-percent:-10001;v-text-anchor:middle" arcsize="10923f" o:gfxdata="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" fillcolor="#e9b44c" strokecolor="black [480]" strokeweight="1.5pt">
                 <v:stroke joinstyle="miter"/>
                 <v:textbox>
                   <w:txbxContent>
@@ -6164,7 +6185,7 @@
           </mc:Choice>
           <mc:Fallback>
             <w:pict>
-              <v:roundrect w14:anchorId="3CDDD8D2" id="_x0000_s1040" style="width:16.5pt;height:17.25pt;visibility:visible;mso-wrap-style:square;mso-left-percent:-10001;mso-top-percent:-10001;mso-position-horizontal:absolute;mso-position-horizontal-relative:char;mso-position-vertical:absolute;mso-position-vertical-relative:line;mso-left-percent:-10001;mso-top-percent:-10001;v-text-anchor:middle" arcsize="10923f" o:gfxdata="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" fillcolor="#d9534f" strokecolor="black [480]" strokeweight="1.5pt">
+              <v:roundrect w14:anchorId="3CDDD8D2" id="_x0000_s1040" style="width:16.5pt;height:17.25pt;visibility:visible;mso-wrap-style:square;mso-left-percent:-10001;mso-top-percent:-10001;mso-position-horizontal:absolute;mso-position-horizontal-relative:char;mso-position-vertical:absolute;mso-position-vertical-relative:line;mso-left-percent:-10001;mso-top-percent:-10001;v-text-anchor:middle" arcsize="10923f" o:gfxdata="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" fillcolor="#d9534f" strokecolor="black [480]" strokeweight="1.5pt">
                 <v:stroke joinstyle="miter"/>
                 <v:textbox>
                   <w:txbxContent>
@@ -6262,6 +6283,7 @@
       </w:pPr>
       <w:bookmarkStart w:id="13" w:name="_Toc224235746"/>
       <w:r>
+        <w:lastRenderedPageBreak/>
         <w:t>Navigation Bar</w:t>
       </w:r>
       <w:bookmarkEnd w:id="13"/>
@@ -6433,12 +6455,10 @@
         <w:pStyle w:val="Heading3"/>
       </w:pPr>
       <w:bookmarkStart w:id="22" w:name="_Toc224235755"/>
-      <w:proofErr w:type="spellStart"/>
       <w:r>
         <w:t>AspNetUsers</w:t>
       </w:r>
       <w:bookmarkEnd w:id="22"/>
-      <w:proofErr w:type="spellEnd"/>
     </w:p>
     <w:tbl>
       <w:tblPr>
@@ -6447,11 +6467,11 @@
         <w:tblLook w:val="04A0" w:firstRow="1" w:lastRow="0" w:firstColumn="1" w:lastColumn="0" w:noHBand="0" w:noVBand="1"/>
       </w:tblPr>
       <w:tblGrid>
-        <w:gridCol w:w="2889"/>
-        <w:gridCol w:w="1565"/>
-        <w:gridCol w:w="1207"/>
-        <w:gridCol w:w="1023"/>
-        <w:gridCol w:w="1317"/>
+        <w:gridCol w:w="2911"/>
+        <w:gridCol w:w="1711"/>
+        <w:gridCol w:w="1152"/>
+        <w:gridCol w:w="976"/>
+        <w:gridCol w:w="1251"/>
         <w:gridCol w:w="1015"/>
       </w:tblGrid>
       <w:tr>
@@ -7364,12 +7384,10 @@
         <w:pStyle w:val="Heading3"/>
       </w:pPr>
       <w:bookmarkStart w:id="23" w:name="_Toc224235756"/>
-      <w:proofErr w:type="spellStart"/>
       <w:r>
         <w:t>AspNetUserRoles</w:t>
       </w:r>
       <w:bookmarkEnd w:id="23"/>
-      <w:proofErr w:type="spellEnd"/>
     </w:p>
     <w:tbl>
       <w:tblPr>
@@ -7378,11 +7396,11 @@
         <w:tblLook w:val="04A0" w:firstRow="1" w:lastRow="0" w:firstColumn="1" w:lastColumn="0" w:noHBand="0" w:noVBand="1"/>
       </w:tblPr>
       <w:tblGrid>
-        <w:gridCol w:w="2798"/>
-        <w:gridCol w:w="1656"/>
-        <w:gridCol w:w="1207"/>
-        <w:gridCol w:w="1023"/>
-        <w:gridCol w:w="1317"/>
+        <w:gridCol w:w="2911"/>
+        <w:gridCol w:w="1711"/>
+        <w:gridCol w:w="1152"/>
+        <w:gridCol w:w="976"/>
+        <w:gridCol w:w="1251"/>
         <w:gridCol w:w="1015"/>
       </w:tblGrid>
       <w:tr>
@@ -7688,13 +7706,11 @@
         <w:pStyle w:val="Heading3"/>
       </w:pPr>
       <w:bookmarkStart w:id="24" w:name="_Toc224235757"/>
-      <w:proofErr w:type="spellStart"/>
       <w:r>
         <w:lastRenderedPageBreak/>
         <w:t>AspNetRoles</w:t>
       </w:r>
       <w:bookmarkEnd w:id="24"/>
-      <w:proofErr w:type="spellEnd"/>
     </w:p>
     <w:tbl>
       <w:tblPr>
@@ -8066,12 +8082,10 @@
         <w:pStyle w:val="Heading3"/>
       </w:pPr>
       <w:bookmarkStart w:id="25" w:name="_Toc224235758"/>
-      <w:proofErr w:type="spellStart"/>
       <w:r>
         <w:t>AspNetRoleClaims</w:t>
       </w:r>
       <w:bookmarkEnd w:id="25"/>
-      <w:proofErr w:type="spellEnd"/>
     </w:p>
     <w:tbl>
       <w:tblPr>
@@ -8442,7 +8456,6 @@
         <w:pStyle w:val="Heading3"/>
       </w:pPr>
       <w:bookmarkStart w:id="26" w:name="_Toc224235759"/>
-      <w:proofErr w:type="spellStart"/>
       <w:r>
         <w:t>AspNet</w:t>
       </w:r>
@@ -8450,7 +8463,6 @@
         <w:t>UserClaims</w:t>
       </w:r>
       <w:bookmarkEnd w:id="26"/>
-      <w:proofErr w:type="spellEnd"/>
     </w:p>
     <w:tbl>
       <w:tblPr>
@@ -8821,12 +8833,10 @@
         <w:pStyle w:val="Heading3"/>
       </w:pPr>
       <w:bookmarkStart w:id="27" w:name="_Toc224235760"/>
-      <w:proofErr w:type="spellStart"/>
       <w:r>
         <w:t>AspNetUserLogins</w:t>
       </w:r>
       <w:bookmarkEnd w:id="27"/>
-      <w:proofErr w:type="spellEnd"/>
     </w:p>
     <w:tbl>
       <w:tblPr>
@@ -9197,12 +9207,10 @@
         <w:pStyle w:val="Heading3"/>
       </w:pPr>
       <w:bookmarkStart w:id="28" w:name="_Toc224235761"/>
-      <w:proofErr w:type="spellStart"/>
       <w:r>
         <w:t>AspNetUserTokens</w:t>
       </w:r>
       <w:bookmarkEnd w:id="28"/>
-      <w:proofErr w:type="spellEnd"/>
     </w:p>
     <w:tbl>
       <w:tblPr>
@@ -9348,7 +9356,6 @@
           <w:p>
             <w:proofErr w:type="spellStart"/>
             <w:r>
-              <w:lastRenderedPageBreak/>
               <w:t>UserId</w:t>
             </w:r>
             <w:proofErr w:type="spellEnd"/>
@@ -9571,6 +9578,7 @@
       </w:pPr>
       <w:bookmarkStart w:id="29" w:name="_Toc224235762"/>
       <w:r>
+        <w:lastRenderedPageBreak/>
         <w:t>Products</w:t>
       </w:r>
       <w:bookmarkEnd w:id="29"/>
@@ -9717,11 +9725,9 @@
             <w:tcW w:w="2822" w:type="dxa"/>
           </w:tcPr>
           <w:p>
-            <w:proofErr w:type="spellStart"/>
             <w:r>
               <w:t>ProductsId</w:t>
             </w:r>
-            <w:proofErr w:type="spellEnd"/>
           </w:p>
         </w:tc>
         <w:tc>
@@ -10228,11 +10234,9 @@
             <w:tcW w:w="2822" w:type="dxa"/>
           </w:tcPr>
           <w:p>
-            <w:proofErr w:type="spellStart"/>
             <w:r>
               <w:t>OrderProducts</w:t>
             </w:r>
-            <w:proofErr w:type="spellEnd"/>
           </w:p>
         </w:tc>
         <w:tc>
@@ -10240,11 +10244,9 @@
             <w:tcW w:w="1632" w:type="dxa"/>
           </w:tcPr>
           <w:p>
-            <w:proofErr w:type="spellStart"/>
             <w:r>
               <w:t>ICollection</w:t>
             </w:r>
-            <w:proofErr w:type="spellEnd"/>
           </w:p>
         </w:tc>
         <w:tc>
@@ -10302,11 +10304,9 @@
             <w:tcW w:w="1632" w:type="dxa"/>
           </w:tcPr>
           <w:p>
-            <w:proofErr w:type="spellStart"/>
             <w:r>
               <w:t>ICollection</w:t>
             </w:r>
-            <w:proofErr w:type="spellEnd"/>
           </w:p>
         </w:tc>
         <w:tc>
@@ -10500,11 +10500,9 @@
             <w:tcW w:w="2287" w:type="dxa"/>
           </w:tcPr>
           <w:p>
-            <w:proofErr w:type="spellStart"/>
             <w:r>
               <w:t>OrdersId</w:t>
             </w:r>
-            <w:proofErr w:type="spellEnd"/>
           </w:p>
         </w:tc>
         <w:tc>
@@ -10839,11 +10837,7 @@
           </w:tcPr>
           <w:p>
             <w:r>
-              <w:t xml:space="preserve">Only available to use if </w:t>
-            </w:r>
-            <w:r>
-              <w:lastRenderedPageBreak/>
-              <w:t>“</w:t>
+              <w:t>Only available to use if “</w:t>
             </w:r>
             <w:proofErr w:type="spellStart"/>
             <w:r>
@@ -10861,7 +10855,6 @@
           </w:tcPr>
           <w:p>
             <w:r>
-              <w:lastRenderedPageBreak/>
               <w:t>None</w:t>
             </w:r>
           </w:p>
@@ -10943,6 +10936,7 @@
           <w:p>
             <w:proofErr w:type="spellStart"/>
             <w:r>
+              <w:lastRenderedPageBreak/>
               <w:t>OrderStatus</w:t>
             </w:r>
             <w:proofErr w:type="spellEnd"/>
@@ -11133,11 +11127,9 @@
             <w:tcW w:w="2287" w:type="dxa"/>
           </w:tcPr>
           <w:p>
-            <w:proofErr w:type="spellStart"/>
             <w:r>
               <w:t>OrderProducts</w:t>
             </w:r>
-            <w:proofErr w:type="spellEnd"/>
           </w:p>
         </w:tc>
         <w:tc>
@@ -11145,11 +11137,9 @@
             <w:tcW w:w="1398" w:type="dxa"/>
           </w:tcPr>
           <w:p>
-            <w:proofErr w:type="spellStart"/>
             <w:r>
               <w:t>ICollection</w:t>
             </w:r>
-            <w:proofErr w:type="spellEnd"/>
           </w:p>
         </w:tc>
         <w:tc>
@@ -11192,12 +11182,10 @@
         <w:pStyle w:val="Heading3"/>
       </w:pPr>
       <w:bookmarkStart w:id="31" w:name="_Toc224235764"/>
-      <w:proofErr w:type="spellStart"/>
       <w:r>
         <w:t>OrderProducts</w:t>
       </w:r>
       <w:bookmarkEnd w:id="31"/>
-      <w:proofErr w:type="spellEnd"/>
     </w:p>
     <w:tbl>
       <w:tblPr>
@@ -11341,11 +11329,9 @@
             <w:tcW w:w="2654" w:type="dxa"/>
           </w:tcPr>
           <w:p>
-            <w:proofErr w:type="spellStart"/>
             <w:r>
               <w:t>OrderProductsId</w:t>
             </w:r>
-            <w:proofErr w:type="spellEnd"/>
           </w:p>
         </w:tc>
         <w:tc>
@@ -11397,11 +11383,9 @@
             <w:tcW w:w="2654" w:type="dxa"/>
           </w:tcPr>
           <w:p>
-            <w:proofErr w:type="spellStart"/>
             <w:r>
               <w:t>OrdersId</w:t>
             </w:r>
-            <w:proofErr w:type="spellEnd"/>
           </w:p>
         </w:tc>
         <w:tc>
@@ -11429,11 +11413,9 @@
             <w:tcW w:w="1347" w:type="dxa"/>
           </w:tcPr>
           <w:p>
-            <w:proofErr w:type="spellStart"/>
             <w:r>
               <w:t>OrdersId</w:t>
             </w:r>
-            <w:proofErr w:type="spellEnd"/>
           </w:p>
         </w:tc>
         <w:tc>
@@ -11459,11 +11441,9 @@
             <w:tcW w:w="2654" w:type="dxa"/>
           </w:tcPr>
           <w:p>
-            <w:proofErr w:type="spellStart"/>
             <w:r>
               <w:t>ProductsId</w:t>
             </w:r>
-            <w:proofErr w:type="spellEnd"/>
           </w:p>
         </w:tc>
         <w:tc>
@@ -11491,11 +11471,9 @@
             <w:tcW w:w="1347" w:type="dxa"/>
           </w:tcPr>
           <w:p>
-            <w:proofErr w:type="spellStart"/>
             <w:r>
               <w:t>ProductsId</w:t>
             </w:r>
-            <w:proofErr w:type="spellEnd"/>
           </w:p>
         </w:tc>
         <w:tc>
@@ -11924,11 +11902,9 @@
             <w:tcW w:w="1400" w:type="dxa"/>
           </w:tcPr>
           <w:p>
-            <w:proofErr w:type="spellStart"/>
             <w:r>
               <w:t>ICollection</w:t>
             </w:r>
-            <w:proofErr w:type="spellEnd"/>
           </w:p>
         </w:tc>
         <w:tc>
@@ -11989,12 +11965,12 @@
         <w:tblLook w:val="04A0" w:firstRow="1" w:lastRow="0" w:firstColumn="1" w:lastColumn="0" w:noHBand="0" w:noVBand="1"/>
       </w:tblPr>
       <w:tblGrid>
-        <w:gridCol w:w="2662"/>
-        <w:gridCol w:w="1468"/>
-        <w:gridCol w:w="1207"/>
-        <w:gridCol w:w="1347"/>
-        <w:gridCol w:w="1317"/>
-        <w:gridCol w:w="1015"/>
+        <w:gridCol w:w="2712"/>
+        <w:gridCol w:w="1528"/>
+        <w:gridCol w:w="1197"/>
+        <w:gridCol w:w="1261"/>
+        <w:gridCol w:w="1307"/>
+        <w:gridCol w:w="1011"/>
       </w:tblGrid>
       <w:tr>
         <w:tc>
@@ -12248,11 +12224,9 @@
             <w:tcW w:w="2712" w:type="dxa"/>
           </w:tcPr>
           <w:p>
-            <w:proofErr w:type="spellStart"/>
             <w:r>
               <w:t>ProductsId</w:t>
             </w:r>
-            <w:proofErr w:type="spellEnd"/>
           </w:p>
         </w:tc>
         <w:tc>
@@ -12280,11 +12254,9 @@
             <w:tcW w:w="1261" w:type="dxa"/>
           </w:tcPr>
           <w:p>
-            <w:proofErr w:type="spellStart"/>
             <w:r>
               <w:t>ProductsId</w:t>
             </w:r>
-            <w:proofErr w:type="spellEnd"/>
           </w:p>
         </w:tc>
         <w:tc>
@@ -12311,7 +12283,6 @@
           </w:tcPr>
           <w:p>
             <w:r>
-              <w:lastRenderedPageBreak/>
               <w:t>Quantity</w:t>
             </w:r>
           </w:p>
@@ -12638,6 +12609,7 @@
           <w:p>
             <w:proofErr w:type="spellStart"/>
             <w:r>
+              <w:lastRenderedPageBreak/>
               <w:t>ProducerFirstName</w:t>
             </w:r>
             <w:proofErr w:type="spellEnd"/>
@@ -12750,7 +12722,7 @@
           <w:p>
             <w:proofErr w:type="spellStart"/>
             <w:r>
-              <w:t>BussinessName</w:t>
+              <w:t>BusinessName</w:t>
             </w:r>
             <w:proofErr w:type="spellEnd"/>
           </w:p>
@@ -12930,11 +12902,9 @@
             <w:tcW w:w="1632" w:type="dxa"/>
           </w:tcPr>
           <w:p>
-            <w:proofErr w:type="spellStart"/>
             <w:r>
               <w:t>ICollection</w:t>
             </w:r>
-            <w:proofErr w:type="spellEnd"/>
           </w:p>
         </w:tc>
         <w:tc>
@@ -13053,11 +13023,11 @@
         <w:t>matches</w:t>
       </w:r>
       <w:r>
-        <w:t xml:space="preserve"> password. If the information is incorrect give them an </w:t>
+        <w:t xml:space="preserve"> password. If the information is incorrect give them an error message on </w:t>
       </w:r>
       <w:r>
         <w:lastRenderedPageBreak/>
-        <w:t>error message on their screen for the specific information field. If the information is correct send it to the table called “Users” and save the changes made to database.</w:t>
+        <w:t>their screen for the specific information field. If the information is correct send it to the table called “Users” and save the changes made to database.</w:t>
       </w:r>
     </w:p>
     <w:p/>
@@ -13239,11 +13209,11 @@
     </w:p>
     <w:p>
       <w:r>
-        <w:t xml:space="preserve">When the user clicks the “Edit Product Availability” button, the user’s role is taken from the “User Roles” table and checked for if it is a “Producer” role. If the user role is not a “Producer” role then the user is denied access and sent to the “Access Denied” page. If </w:t>
+        <w:t xml:space="preserve">When the user clicks the “Edit Product Availability” button, the user’s role is taken from the “User Roles” table and checked for if it is a “Producer” role. If the user role is not a “Producer” role then the user is denied access and sent to the “Access Denied” page. If the user has access to page, then the product that’s availability is going to change is taken, and </w:t>
       </w:r>
       <w:r>
         <w:lastRenderedPageBreak/>
-        <w:t>the user has access to page, then the product that’s availability is going to change is taken, and the new availability status from the user. This new data is sent to the “Products” table and then saved to the database. Finally, the user is sent to the “Products” page.</w:t>
+        <w:t>the new availability status from the user. This new data is sent to the “Products” table and then saved to the database. Finally, the user is sent to the “Products” page.</w:t>
       </w:r>
     </w:p>
     <w:p>
@@ -13309,11 +13279,7 @@
         <w:t xml:space="preserve"> is checked to see if they are logged in, if they are not then they are redirected to the log in page. The product identification and quantity are inputted by the users for the product to be added to the basket. The quantity is checked for if it is less than 1, if that is true then a relevant error message is shown to the user and the user is redirected to the products page without no product being added to the basket. If the quantity is not less than 1, then the user’s basket identification is </w:t>
       </w:r>
       <w:r>
-        <w:t xml:space="preserve">retrieved from the table “Basket” using the user’s identification. The user identification, product identification and quantity are sent to the table “Basket” </w:t>
-      </w:r>
-      <w:r>
-        <w:lastRenderedPageBreak/>
-        <w:t>and then the changes are saved to the database. Finally, the user is sent to the products page with the product being added to the basket.</w:t>
+        <w:t>retrieved from the table “Basket” using the user’s identification. The user identification, product identification and quantity are sent to the table “Basket” and then the changes are saved to the database. Finally, the user is sent to the products page with the product being added to the basket.</w:t>
       </w:r>
     </w:p>
     <w:p>
@@ -13322,6 +13288,7 @@
       </w:pPr>
       <w:bookmarkStart w:id="41" w:name="_Toc224235774"/>
       <w:r>
+        <w:lastRenderedPageBreak/>
         <w:t>Test Strategy</w:t>
       </w:r>
       <w:bookmarkEnd w:id="41"/>
@@ -13344,7 +13311,17 @@
             <w:tcW w:w="1271" w:type="dxa"/>
           </w:tcPr>
           <w:p>
-            <w:r>
+            <w:pPr>
+              <w:rPr>
+                <w:b/>
+                <w:bCs/>
+              </w:rPr>
+            </w:pPr>
+            <w:r>
+              <w:rPr>
+                <w:b/>
+                <w:bCs/>
+              </w:rPr>
               <w:t>Date of Test</w:t>
             </w:r>
           </w:p>
@@ -13354,13 +13331,31 @@
             <w:tcW w:w="1985" w:type="dxa"/>
           </w:tcPr>
           <w:p>
-            <w:r>
+            <w:pPr>
+              <w:rPr>
+                <w:b/>
+                <w:bCs/>
+              </w:rPr>
+            </w:pPr>
+            <w:r>
+              <w:rPr>
+                <w:b/>
+                <w:bCs/>
+              </w:rPr>
               <w:t>Component</w:t>
             </w:r>
             <w:r>
+              <w:rPr>
+                <w:b/>
+                <w:bCs/>
+              </w:rPr>
               <w:t xml:space="preserve"> to be </w:t>
             </w:r>
             <w:r>
+              <w:rPr>
+                <w:b/>
+                <w:bCs/>
+              </w:rPr>
               <w:t>Tested</w:t>
             </w:r>
           </w:p>
@@ -13370,13 +13365,31 @@
             <w:tcW w:w="1701" w:type="dxa"/>
           </w:tcPr>
           <w:p>
-            <w:r>
+            <w:pPr>
+              <w:rPr>
+                <w:b/>
+                <w:bCs/>
+              </w:rPr>
+            </w:pPr>
+            <w:r>
+              <w:rPr>
+                <w:b/>
+                <w:bCs/>
+              </w:rPr>
               <w:t xml:space="preserve">Type of Test to be </w:t>
             </w:r>
             <w:r>
+              <w:rPr>
+                <w:b/>
+                <w:bCs/>
+              </w:rPr>
               <w:t>c</w:t>
             </w:r>
             <w:r>
+              <w:rPr>
+                <w:b/>
+                <w:bCs/>
+              </w:rPr>
               <w:t>arried out</w:t>
             </w:r>
           </w:p>
@@ -13386,7 +13399,17 @@
             <w:tcW w:w="4059" w:type="dxa"/>
           </w:tcPr>
           <w:p>
-            <w:r>
+            <w:pPr>
+              <w:rPr>
+                <w:b/>
+                <w:bCs/>
+              </w:rPr>
+            </w:pPr>
+            <w:r>
+              <w:rPr>
+                <w:b/>
+                <w:bCs/>
+              </w:rPr>
               <w:t>Prerequisites and dependencies</w:t>
             </w:r>
           </w:p>
@@ -13560,7 +13583,7 @@
             </w:r>
             <w:proofErr w:type="spellStart"/>
             <w:r>
-              <w:t>error</w:t>
+              <w:t>bad</w:t>
             </w:r>
             <w:r>
               <w:t>email</w:t>
@@ -13779,7 +13802,10 @@
             </w:r>
             <w:proofErr w:type="spellStart"/>
             <w:r>
-              <w:t>erroremail</w:t>
+              <w:t>bad</w:t>
+            </w:r>
+            <w:r>
+              <w:t>email</w:t>
             </w:r>
             <w:proofErr w:type="spellEnd"/>
           </w:p>
@@ -13800,7 +13826,6 @@
                 <w:b/>
                 <w:bCs/>
               </w:rPr>
-              <w:lastRenderedPageBreak/>
               <w:t>Extreme</w:t>
             </w:r>
           </w:p>
@@ -14331,7 +14356,6 @@
           </w:p>
           <w:p>
             <w:r>
-              <w:lastRenderedPageBreak/>
               <w:t>The footer should be made and be fully functional.</w:t>
             </w:r>
           </w:p>
@@ -14360,7 +14384,7 @@
           </w:tcPr>
           <w:p>
             <w:r>
-              <w:t>Accessibility features</w:t>
+              <w:t>Basket button on the navigation bar</w:t>
             </w:r>
           </w:p>
         </w:tc>
@@ -14370,6 +14394,11 @@
           </w:tcPr>
           <w:p>
             <w:r>
+              <w:t>White box</w:t>
+            </w:r>
+          </w:p>
+          <w:p>
+            <w:r>
               <w:t>B</w:t>
             </w:r>
             <w:r>
@@ -14395,40 +14424,76 @@
             <w:tcW w:w="4059" w:type="dxa"/>
           </w:tcPr>
           <w:p>
-            <w:r>
-              <w:t>Accessibility system must be fully functional</w:t>
-            </w:r>
-            <w:r>
-              <w:t xml:space="preserve"> and accessible by users</w:t>
-            </w:r>
-            <w:r>
-              <w:t>.</w:t>
-            </w:r>
-          </w:p>
-          <w:p>
-            <w:r>
-              <w:t>Tester should test each accessibility feature</w:t>
-            </w:r>
-            <w:r>
-              <w:t xml:space="preserve"> to see if it works</w:t>
-            </w:r>
-            <w:r>
-              <w:t>. F</w:t>
-            </w:r>
-            <w:r>
-              <w:t xml:space="preserve">or </w:t>
-            </w:r>
-            <w:r>
-              <w:t>example,</w:t>
-            </w:r>
-            <w:r>
-              <w:t xml:space="preserve"> </w:t>
-            </w:r>
-            <w:r>
-              <w:t>colour mode, text resize</w:t>
-            </w:r>
-            <w:r>
-              <w:t xml:space="preserve"> and text-to-speech.</w:t>
+            <w:pPr>
+              <w:pStyle w:val="Default"/>
+              <w:rPr>
+                <w:sz w:val="23"/>
+                <w:szCs w:val="23"/>
+              </w:rPr>
+            </w:pPr>
+            <w:r>
+              <w:rPr>
+                <w:sz w:val="23"/>
+                <w:szCs w:val="23"/>
+              </w:rPr>
+              <w:t xml:space="preserve">Home page should be made and be fully functional. </w:t>
+            </w:r>
+          </w:p>
+          <w:p>
+            <w:pPr>
+              <w:pStyle w:val="Default"/>
+              <w:rPr>
+                <w:sz w:val="23"/>
+                <w:szCs w:val="23"/>
+              </w:rPr>
+            </w:pPr>
+            <w:r>
+              <w:rPr>
+                <w:sz w:val="23"/>
+                <w:szCs w:val="23"/>
+              </w:rPr>
+              <w:t xml:space="preserve">Log in system must be fully functional. </w:t>
+            </w:r>
+          </w:p>
+          <w:p>
+            <w:pPr>
+              <w:pStyle w:val="Default"/>
+              <w:rPr>
+                <w:sz w:val="23"/>
+                <w:szCs w:val="23"/>
+              </w:rPr>
+            </w:pPr>
+            <w:r>
+              <w:rPr>
+                <w:sz w:val="23"/>
+                <w:szCs w:val="23"/>
+              </w:rPr>
+              <w:t xml:space="preserve">Valid account should exist. </w:t>
+            </w:r>
+          </w:p>
+          <w:p>
+            <w:pPr>
+              <w:rPr>
+                <w:sz w:val="23"/>
+                <w:szCs w:val="23"/>
+              </w:rPr>
+            </w:pPr>
+            <w:r>
+              <w:rPr>
+                <w:sz w:val="23"/>
+                <w:szCs w:val="23"/>
+              </w:rPr>
+              <w:t>Migrations and update database must be applied.</w:t>
+            </w:r>
+          </w:p>
+          <w:p>
+            <w:r>
+              <w:t>Basket controller should be made and fully functional.</w:t>
+            </w:r>
+          </w:p>
+          <w:p>
+            <w:r>
+              <w:t>The tester must click on the basket button located on the navigation bar and check if a side bar shows up containing all the products that have been added to the basket with a checkout button.</w:t>
             </w:r>
           </w:p>
           <w:p>
@@ -14451,7 +14516,7 @@
           </w:tcPr>
           <w:p>
             <w:r>
-              <w:t>Cookies functionality</w:t>
+              <w:t>Close basket button on the basket side bar</w:t>
             </w:r>
           </w:p>
         </w:tc>
@@ -14461,6 +14526,11 @@
           </w:tcPr>
           <w:p>
             <w:r>
+              <w:t>White box</w:t>
+            </w:r>
+          </w:p>
+          <w:p>
+            <w:r>
               <w:t>B</w:t>
             </w:r>
             <w:r>
@@ -14486,48 +14556,63 @@
             <w:tcW w:w="4059" w:type="dxa"/>
           </w:tcPr>
           <w:p>
-            <w:r>
-              <w:t xml:space="preserve">Cookies </w:t>
-            </w:r>
-            <w:r>
-              <w:t>UI must be made.</w:t>
-            </w:r>
-          </w:p>
-          <w:p>
-            <w:r>
-              <w:t xml:space="preserve">Tester must </w:t>
-            </w:r>
-            <w:r>
-              <w:t>check</w:t>
-            </w:r>
-            <w:r>
-              <w:t xml:space="preserve"> if </w:t>
-            </w:r>
-            <w:r>
-              <w:t>the cookies show</w:t>
-            </w:r>
-            <w:r>
-              <w:t>/pop</w:t>
-            </w:r>
-            <w:r>
-              <w:t xml:space="preserve"> up when new users enter </w:t>
-            </w:r>
-            <w:r>
-              <w:t>the site</w:t>
-            </w:r>
-            <w:r>
-              <w:t>.</w:t>
-            </w:r>
-          </w:p>
-          <w:p>
-            <w:r>
-              <w:t>No test</w:t>
-            </w:r>
-            <w:r>
-              <w:t xml:space="preserve"> data</w:t>
-            </w:r>
-            <w:r>
-              <w:t xml:space="preserve"> needed.</w:t>
+            <w:pPr>
+              <w:pStyle w:val="Default"/>
+              <w:rPr>
+                <w:sz w:val="23"/>
+                <w:szCs w:val="23"/>
+              </w:rPr>
+            </w:pPr>
+            <w:r>
+              <w:rPr>
+                <w:sz w:val="23"/>
+                <w:szCs w:val="23"/>
+              </w:rPr>
+              <w:t xml:space="preserve">Home page should be made and be fully functional. </w:t>
+            </w:r>
+          </w:p>
+          <w:p>
+            <w:pPr>
+              <w:pStyle w:val="Default"/>
+              <w:rPr>
+                <w:sz w:val="23"/>
+                <w:szCs w:val="23"/>
+              </w:rPr>
+            </w:pPr>
+            <w:r>
+              <w:rPr>
+                <w:sz w:val="23"/>
+                <w:szCs w:val="23"/>
+              </w:rPr>
+              <w:t>Basket side bar should be made and fully functional.</w:t>
+            </w:r>
+          </w:p>
+          <w:p>
+            <w:pPr>
+              <w:pStyle w:val="Default"/>
+              <w:rPr>
+                <w:sz w:val="23"/>
+                <w:szCs w:val="23"/>
+              </w:rPr>
+            </w:pPr>
+            <w:r>
+              <w:rPr>
+                <w:sz w:val="23"/>
+                <w:szCs w:val="23"/>
+              </w:rPr>
+              <w:t>The tester must open the basket by pressing the basket button on the navigation bar and click the “X” on the side bar to check if the side bar closes or disappears.</w:t>
+            </w:r>
+          </w:p>
+          <w:p>
+            <w:pPr>
+              <w:pStyle w:val="Default"/>
+              <w:rPr>
+                <w:sz w:val="23"/>
+                <w:szCs w:val="23"/>
+              </w:rPr>
+            </w:pPr>
+            <w:r>
+              <w:t>No test data needed.</w:t>
             </w:r>
           </w:p>
         </w:tc>
@@ -14545,7 +14630,13 @@
           </w:tcPr>
           <w:p>
             <w:r>
-              <w:t>Accept all and decline all buttons on the cookies pop up.</w:t>
+              <w:t xml:space="preserve">Basket </w:t>
+            </w:r>
+            <w:r>
+              <w:t>items number</w:t>
+            </w:r>
+            <w:r>
+              <w:t xml:space="preserve"> text on the navigation bar</w:t>
             </w:r>
           </w:p>
         </w:tc>
@@ -14585,40 +14676,97 @@
             <w:tcW w:w="4059" w:type="dxa"/>
           </w:tcPr>
           <w:p>
-            <w:r>
-              <w:t>Cookies must be fully functional</w:t>
-            </w:r>
-            <w:r>
-              <w:t xml:space="preserve"> and must pop</w:t>
-            </w:r>
-            <w:r>
-              <w:t xml:space="preserve"> up using JavaScript.</w:t>
-            </w:r>
-          </w:p>
-          <w:p>
-            <w:r>
-              <w:t>Testers must check</w:t>
-            </w:r>
-            <w:r>
-              <w:t xml:space="preserve"> if the cookies disappear after </w:t>
-            </w:r>
-            <w:r>
-              <w:t xml:space="preserve">either one </w:t>
-            </w:r>
-            <w:r>
-              <w:t xml:space="preserve">of </w:t>
-            </w:r>
-            <w:r>
-              <w:t xml:space="preserve">the </w:t>
-            </w:r>
-            <w:r>
-              <w:t>buttons</w:t>
-            </w:r>
-            <w:r>
-              <w:t xml:space="preserve"> on the cookies is clicked.</w:t>
-            </w:r>
-          </w:p>
-          <w:p>
+            <w:pPr>
+              <w:pStyle w:val="Default"/>
+              <w:rPr>
+                <w:sz w:val="23"/>
+                <w:szCs w:val="23"/>
+              </w:rPr>
+            </w:pPr>
+            <w:r>
+              <w:rPr>
+                <w:sz w:val="23"/>
+                <w:szCs w:val="23"/>
+              </w:rPr>
+              <w:t xml:space="preserve">Home page should be made and be fully functional. </w:t>
+            </w:r>
+          </w:p>
+          <w:p>
+            <w:pPr>
+              <w:pStyle w:val="Default"/>
+              <w:rPr>
+                <w:sz w:val="23"/>
+                <w:szCs w:val="23"/>
+              </w:rPr>
+            </w:pPr>
+            <w:r>
+              <w:rPr>
+                <w:sz w:val="23"/>
+                <w:szCs w:val="23"/>
+              </w:rPr>
+              <w:t xml:space="preserve">Log in system must be fully functional. </w:t>
+            </w:r>
+          </w:p>
+          <w:p>
+            <w:pPr>
+              <w:pStyle w:val="Default"/>
+              <w:rPr>
+                <w:sz w:val="23"/>
+                <w:szCs w:val="23"/>
+              </w:rPr>
+            </w:pPr>
+            <w:r>
+              <w:rPr>
+                <w:sz w:val="23"/>
+                <w:szCs w:val="23"/>
+              </w:rPr>
+              <w:t xml:space="preserve">Valid account should exist. </w:t>
+            </w:r>
+          </w:p>
+          <w:p>
+            <w:pPr>
+              <w:rPr>
+                <w:sz w:val="23"/>
+                <w:szCs w:val="23"/>
+              </w:rPr>
+            </w:pPr>
+            <w:r>
+              <w:rPr>
+                <w:sz w:val="23"/>
+                <w:szCs w:val="23"/>
+              </w:rPr>
+              <w:t>Migrations and update database must be applied.</w:t>
+            </w:r>
+          </w:p>
+          <w:p>
+            <w:r>
+              <w:t>Basket controller should be made and fully functional.</w:t>
+            </w:r>
+          </w:p>
+          <w:p>
+            <w:pPr>
+              <w:pStyle w:val="Default"/>
+              <w:rPr>
+                <w:sz w:val="23"/>
+                <w:szCs w:val="23"/>
+              </w:rPr>
+            </w:pPr>
+            <w:r>
+              <w:rPr>
+                <w:sz w:val="23"/>
+                <w:szCs w:val="23"/>
+              </w:rPr>
+              <w:t>The tester must add and remove products to their basket and check if the text showing the number of items in the basket changes accurately to the number of items in the current basket.</w:t>
+            </w:r>
+          </w:p>
+          <w:p>
+            <w:pPr>
+              <w:pStyle w:val="Default"/>
+              <w:rPr>
+                <w:sz w:val="23"/>
+                <w:szCs w:val="23"/>
+              </w:rPr>
+            </w:pPr>
             <w:r>
               <w:t>No test data needed.</w:t>
             </w:r>
@@ -14636,19 +14784,179 @@
           <w:tcPr>
             <w:tcW w:w="1985" w:type="dxa"/>
           </w:tcPr>
-          <w:p/>
+          <w:p>
+            <w:r>
+              <w:t>“Previous Baskets” button on basket side bar</w:t>
+            </w:r>
+          </w:p>
         </w:tc>
         <w:tc>
           <w:tcPr>
             <w:tcW w:w="1701" w:type="dxa"/>
           </w:tcPr>
-          <w:p/>
+          <w:p>
+            <w:r>
+              <w:t>White box</w:t>
+            </w:r>
+          </w:p>
+          <w:p>
+            <w:r>
+              <w:t>B</w:t>
+            </w:r>
+            <w:r>
+              <w:t>lack box</w:t>
+            </w:r>
+          </w:p>
+          <w:p>
+            <w:r>
+              <w:t>F</w:t>
+            </w:r>
+            <w:r>
+              <w:t>unctionality</w:t>
+            </w:r>
+          </w:p>
+          <w:p>
+            <w:r>
+              <w:t>Integration</w:t>
+            </w:r>
+          </w:p>
         </w:tc>
         <w:tc>
           <w:tcPr>
             <w:tcW w:w="4059" w:type="dxa"/>
           </w:tcPr>
-          <w:p/>
+          <w:p>
+            <w:pPr>
+              <w:pStyle w:val="Default"/>
+              <w:rPr>
+                <w:sz w:val="23"/>
+                <w:szCs w:val="23"/>
+              </w:rPr>
+            </w:pPr>
+            <w:r>
+              <w:rPr>
+                <w:sz w:val="23"/>
+                <w:szCs w:val="23"/>
+              </w:rPr>
+              <w:t xml:space="preserve">Home page should be made and be fully functional. </w:t>
+            </w:r>
+          </w:p>
+          <w:p>
+            <w:pPr>
+              <w:pStyle w:val="Default"/>
+              <w:rPr>
+                <w:sz w:val="23"/>
+                <w:szCs w:val="23"/>
+              </w:rPr>
+            </w:pPr>
+            <w:r>
+              <w:rPr>
+                <w:sz w:val="23"/>
+                <w:szCs w:val="23"/>
+              </w:rPr>
+              <w:t xml:space="preserve">All baskets’ page </w:t>
+            </w:r>
+            <w:r>
+              <w:rPr>
+                <w:sz w:val="23"/>
+                <w:szCs w:val="23"/>
+              </w:rPr>
+              <w:t>should be made and be fully functional.</w:t>
+            </w:r>
+          </w:p>
+          <w:p>
+            <w:pPr>
+              <w:pStyle w:val="Default"/>
+              <w:rPr>
+                <w:sz w:val="23"/>
+                <w:szCs w:val="23"/>
+              </w:rPr>
+            </w:pPr>
+            <w:r>
+              <w:rPr>
+                <w:sz w:val="23"/>
+                <w:szCs w:val="23"/>
+              </w:rPr>
+              <w:t>Basket side bar should be made and fully functional.</w:t>
+            </w:r>
+          </w:p>
+          <w:p>
+            <w:pPr>
+              <w:pStyle w:val="Default"/>
+              <w:rPr>
+                <w:sz w:val="23"/>
+                <w:szCs w:val="23"/>
+              </w:rPr>
+            </w:pPr>
+            <w:r>
+              <w:rPr>
+                <w:sz w:val="23"/>
+                <w:szCs w:val="23"/>
+              </w:rPr>
+              <w:t xml:space="preserve">Log in system must be fully functional. </w:t>
+            </w:r>
+          </w:p>
+          <w:p>
+            <w:pPr>
+              <w:pStyle w:val="Default"/>
+              <w:rPr>
+                <w:sz w:val="23"/>
+                <w:szCs w:val="23"/>
+              </w:rPr>
+            </w:pPr>
+            <w:r>
+              <w:rPr>
+                <w:sz w:val="23"/>
+                <w:szCs w:val="23"/>
+              </w:rPr>
+              <w:t>Valid account should exist.</w:t>
+            </w:r>
+          </w:p>
+          <w:p>
+            <w:pPr>
+              <w:rPr>
+                <w:sz w:val="23"/>
+                <w:szCs w:val="23"/>
+              </w:rPr>
+            </w:pPr>
+            <w:r>
+              <w:rPr>
+                <w:sz w:val="23"/>
+                <w:szCs w:val="23"/>
+              </w:rPr>
+              <w:lastRenderedPageBreak/>
+              <w:t>Migrations and update database must be applied.</w:t>
+            </w:r>
+          </w:p>
+          <w:p>
+            <w:pPr>
+              <w:pStyle w:val="Default"/>
+            </w:pPr>
+            <w:r>
+              <w:t>Tester</w:t>
+            </w:r>
+            <w:r>
+              <w:t xml:space="preserve"> must click the “Previous Baskets” button to check if they get redirected to the </w:t>
+            </w:r>
+            <w:r>
+              <w:t>all-baskets’</w:t>
+            </w:r>
+            <w:r>
+              <w:t xml:space="preserve"> page.</w:t>
+            </w:r>
+          </w:p>
+          <w:p>
+            <w:pPr>
+              <w:pStyle w:val="Default"/>
+              <w:rPr>
+                <w:sz w:val="23"/>
+                <w:szCs w:val="23"/>
+              </w:rPr>
+            </w:pPr>
+            <w:r>
+              <w:t>No test data needed.</w:t>
+            </w:r>
+          </w:p>
         </w:tc>
       </w:tr>
       <w:tr>
@@ -14662,19 +14970,177 @@
           <w:tcPr>
             <w:tcW w:w="1985" w:type="dxa"/>
           </w:tcPr>
-          <w:p/>
+          <w:p>
+            <w:r>
+              <w:t>Checkout using</w:t>
+            </w:r>
+            <w:r>
+              <w:t xml:space="preserve"> the “CHECKOUT” button on</w:t>
+            </w:r>
+            <w:r>
+              <w:t xml:space="preserve"> the basket side bar</w:t>
+            </w:r>
+          </w:p>
         </w:tc>
         <w:tc>
           <w:tcPr>
             <w:tcW w:w="1701" w:type="dxa"/>
           </w:tcPr>
-          <w:p/>
+          <w:p>
+            <w:r>
+              <w:t>White box</w:t>
+            </w:r>
+          </w:p>
+          <w:p>
+            <w:r>
+              <w:t>B</w:t>
+            </w:r>
+            <w:r>
+              <w:t>lack box</w:t>
+            </w:r>
+          </w:p>
+          <w:p>
+            <w:r>
+              <w:t>F</w:t>
+            </w:r>
+            <w:r>
+              <w:t>unctionality</w:t>
+            </w:r>
+          </w:p>
+          <w:p>
+            <w:r>
+              <w:t>Integration</w:t>
+            </w:r>
+          </w:p>
         </w:tc>
         <w:tc>
           <w:tcPr>
             <w:tcW w:w="4059" w:type="dxa"/>
           </w:tcPr>
-          <w:p/>
+          <w:p>
+            <w:pPr>
+              <w:pStyle w:val="Default"/>
+              <w:rPr>
+                <w:sz w:val="23"/>
+                <w:szCs w:val="23"/>
+              </w:rPr>
+            </w:pPr>
+            <w:r>
+              <w:rPr>
+                <w:sz w:val="23"/>
+                <w:szCs w:val="23"/>
+              </w:rPr>
+              <w:t>Home page should be made and be fully functional.</w:t>
+            </w:r>
+          </w:p>
+          <w:p>
+            <w:pPr>
+              <w:pStyle w:val="Default"/>
+              <w:rPr>
+                <w:sz w:val="23"/>
+                <w:szCs w:val="23"/>
+              </w:rPr>
+            </w:pPr>
+            <w:r>
+              <w:rPr>
+                <w:sz w:val="23"/>
+                <w:szCs w:val="23"/>
+              </w:rPr>
+              <w:t>Order</w:t>
+            </w:r>
+            <w:r>
+              <w:rPr>
+                <w:sz w:val="23"/>
+                <w:szCs w:val="23"/>
+              </w:rPr>
+              <w:t xml:space="preserve"> page should be made and be fully functional.</w:t>
+            </w:r>
+          </w:p>
+          <w:p>
+            <w:pPr>
+              <w:pStyle w:val="Default"/>
+              <w:rPr>
+                <w:sz w:val="23"/>
+                <w:szCs w:val="23"/>
+              </w:rPr>
+            </w:pPr>
+            <w:r>
+              <w:rPr>
+                <w:sz w:val="23"/>
+                <w:szCs w:val="23"/>
+              </w:rPr>
+              <w:t xml:space="preserve">Log in system must be fully functional. </w:t>
+            </w:r>
+          </w:p>
+          <w:p>
+            <w:pPr>
+              <w:pStyle w:val="Default"/>
+              <w:rPr>
+                <w:sz w:val="23"/>
+                <w:szCs w:val="23"/>
+              </w:rPr>
+            </w:pPr>
+            <w:r>
+              <w:rPr>
+                <w:sz w:val="23"/>
+                <w:szCs w:val="23"/>
+              </w:rPr>
+              <w:t>Valid account should exist.</w:t>
+            </w:r>
+          </w:p>
+          <w:p>
+            <w:pPr>
+              <w:rPr>
+                <w:sz w:val="23"/>
+                <w:szCs w:val="23"/>
+              </w:rPr>
+            </w:pPr>
+            <w:r>
+              <w:rPr>
+                <w:sz w:val="23"/>
+                <w:szCs w:val="23"/>
+              </w:rPr>
+              <w:t>Migrations and update database must be applied.</w:t>
+            </w:r>
+          </w:p>
+          <w:p>
+            <w:r>
+              <w:t>Basket controller should be made and fully functional.</w:t>
+            </w:r>
+          </w:p>
+          <w:p>
+            <w:r>
+              <w:t>No test data needed.</w:t>
+            </w:r>
+          </w:p>
+          <w:p>
+            <w:pPr>
+              <w:pStyle w:val="Default"/>
+              <w:rPr>
+                <w:sz w:val="23"/>
+                <w:szCs w:val="23"/>
+              </w:rPr>
+            </w:pPr>
+            <w:r>
+              <w:rPr>
+                <w:sz w:val="23"/>
+                <w:szCs w:val="23"/>
+              </w:rPr>
+              <w:t>The tester must add some products to the basket and click the checkout button to check if they get redirected to the order page.</w:t>
+            </w:r>
+          </w:p>
+          <w:p>
+            <w:pPr>
+              <w:pStyle w:val="Default"/>
+              <w:rPr>
+                <w:sz w:val="23"/>
+                <w:szCs w:val="23"/>
+              </w:rPr>
+            </w:pPr>
+            <w:r>
+              <w:t>No test data needed.</w:t>
+            </w:r>
+          </w:p>
         </w:tc>
       </w:tr>
       <w:tr>
@@ -14688,19 +15154,164 @@
           <w:tcPr>
             <w:tcW w:w="1985" w:type="dxa"/>
           </w:tcPr>
-          <w:p/>
+          <w:p>
+            <w:r>
+              <w:t>Items and subtotal text on the basket side bar</w:t>
+            </w:r>
+          </w:p>
         </w:tc>
         <w:tc>
           <w:tcPr>
             <w:tcW w:w="1701" w:type="dxa"/>
           </w:tcPr>
-          <w:p/>
+          <w:p>
+            <w:r>
+              <w:t>White box</w:t>
+            </w:r>
+          </w:p>
+          <w:p>
+            <w:r>
+              <w:t>B</w:t>
+            </w:r>
+            <w:r>
+              <w:t>lack box</w:t>
+            </w:r>
+          </w:p>
+          <w:p>
+            <w:r>
+              <w:t>F</w:t>
+            </w:r>
+            <w:r>
+              <w:t>unctionality</w:t>
+            </w:r>
+          </w:p>
+          <w:p>
+            <w:r>
+              <w:t>Integration</w:t>
+            </w:r>
+          </w:p>
         </w:tc>
         <w:tc>
           <w:tcPr>
             <w:tcW w:w="4059" w:type="dxa"/>
           </w:tcPr>
-          <w:p/>
+          <w:p>
+            <w:pPr>
+              <w:pStyle w:val="Default"/>
+              <w:rPr>
+                <w:sz w:val="23"/>
+                <w:szCs w:val="23"/>
+              </w:rPr>
+            </w:pPr>
+            <w:r>
+              <w:rPr>
+                <w:sz w:val="23"/>
+                <w:szCs w:val="23"/>
+              </w:rPr>
+              <w:t xml:space="preserve">Home page should be made and be fully functional. </w:t>
+            </w:r>
+          </w:p>
+          <w:p>
+            <w:pPr>
+              <w:pStyle w:val="Default"/>
+              <w:rPr>
+                <w:sz w:val="23"/>
+                <w:szCs w:val="23"/>
+              </w:rPr>
+            </w:pPr>
+            <w:r>
+              <w:rPr>
+                <w:sz w:val="23"/>
+                <w:szCs w:val="23"/>
+              </w:rPr>
+              <w:t>Basket side bar should be made and fully functional</w:t>
+            </w:r>
+            <w:r>
+              <w:rPr>
+                <w:sz w:val="23"/>
+                <w:szCs w:val="23"/>
+              </w:rPr>
+              <w:t>.</w:t>
+            </w:r>
+          </w:p>
+          <w:p>
+            <w:r>
+              <w:t>Basket controller should be made and fully functional.</w:t>
+            </w:r>
+          </w:p>
+          <w:p>
+            <w:pPr>
+              <w:pStyle w:val="Default"/>
+              <w:rPr>
+                <w:sz w:val="23"/>
+                <w:szCs w:val="23"/>
+              </w:rPr>
+            </w:pPr>
+            <w:r>
+              <w:rPr>
+                <w:sz w:val="23"/>
+                <w:szCs w:val="23"/>
+              </w:rPr>
+              <w:t xml:space="preserve">Log in system must be fully functional. </w:t>
+            </w:r>
+          </w:p>
+          <w:p>
+            <w:pPr>
+              <w:pStyle w:val="Default"/>
+              <w:rPr>
+                <w:sz w:val="23"/>
+                <w:szCs w:val="23"/>
+              </w:rPr>
+            </w:pPr>
+            <w:r>
+              <w:rPr>
+                <w:sz w:val="23"/>
+                <w:szCs w:val="23"/>
+              </w:rPr>
+              <w:t>Valid account should exist.</w:t>
+            </w:r>
+          </w:p>
+          <w:p>
+            <w:pPr>
+              <w:rPr>
+                <w:sz w:val="23"/>
+                <w:szCs w:val="23"/>
+              </w:rPr>
+            </w:pPr>
+            <w:r>
+              <w:rPr>
+                <w:sz w:val="23"/>
+                <w:szCs w:val="23"/>
+              </w:rPr>
+              <w:t>Migrations and update database must be applied.</w:t>
+            </w:r>
+          </w:p>
+          <w:p>
+            <w:pPr>
+              <w:rPr>
+                <w:sz w:val="23"/>
+                <w:szCs w:val="23"/>
+              </w:rPr>
+            </w:pPr>
+            <w:r>
+              <w:rPr>
+                <w:sz w:val="23"/>
+                <w:szCs w:val="23"/>
+              </w:rPr>
+              <w:t>The must login using a “Customer” role account and add different items to the basket. Afterwards the tester must change the quantity of different products, and check if the items count and the subtotal changes accordingly.</w:t>
+            </w:r>
+          </w:p>
+          <w:p>
+            <w:pPr>
+              <w:rPr>
+                <w:sz w:val="23"/>
+                <w:szCs w:val="23"/>
+              </w:rPr>
+            </w:pPr>
+            <w:r>
+              <w:t>No test data needed.</w:t>
+            </w:r>
+          </w:p>
         </w:tc>
       </w:tr>
       <w:tr>
@@ -14714,19 +15325,84 @@
           <w:tcPr>
             <w:tcW w:w="1985" w:type="dxa"/>
           </w:tcPr>
-          <w:p/>
+          <w:p>
+            <w:r>
+              <w:t>Accessibility features</w:t>
+            </w:r>
+          </w:p>
         </w:tc>
         <w:tc>
           <w:tcPr>
             <w:tcW w:w="1701" w:type="dxa"/>
           </w:tcPr>
-          <w:p/>
+          <w:p>
+            <w:r>
+              <w:t>B</w:t>
+            </w:r>
+            <w:r>
+              <w:t>lack box</w:t>
+            </w:r>
+          </w:p>
+          <w:p>
+            <w:r>
+              <w:t>F</w:t>
+            </w:r>
+            <w:r>
+              <w:t>unctionality</w:t>
+            </w:r>
+          </w:p>
+          <w:p>
+            <w:r>
+              <w:t>Integration</w:t>
+            </w:r>
+          </w:p>
         </w:tc>
         <w:tc>
           <w:tcPr>
             <w:tcW w:w="4059" w:type="dxa"/>
           </w:tcPr>
-          <w:p/>
+          <w:p>
+            <w:r>
+              <w:t>Accessibility system must be fully functional</w:t>
+            </w:r>
+            <w:r>
+              <w:t xml:space="preserve"> and accessible by users</w:t>
+            </w:r>
+            <w:r>
+              <w:t>.</w:t>
+            </w:r>
+          </w:p>
+          <w:p>
+            <w:r>
+              <w:t>Tester should test each accessibility feature</w:t>
+            </w:r>
+            <w:r>
+              <w:t xml:space="preserve"> to see if it works</w:t>
+            </w:r>
+            <w:r>
+              <w:t>. F</w:t>
+            </w:r>
+            <w:r>
+              <w:t xml:space="preserve">or </w:t>
+            </w:r>
+            <w:r>
+              <w:t>example,</w:t>
+            </w:r>
+            <w:r>
+              <w:t xml:space="preserve"> </w:t>
+            </w:r>
+            <w:r>
+              <w:t>colour mode, text resize</w:t>
+            </w:r>
+            <w:r>
+              <w:t xml:space="preserve"> and text-to-speech.</w:t>
+            </w:r>
+          </w:p>
+          <w:p>
+            <w:r>
+              <w:t>No test data needed.</w:t>
+            </w:r>
+          </w:p>
         </w:tc>
       </w:tr>
       <w:tr>
@@ -14740,19 +15416,2212 @@
           <w:tcPr>
             <w:tcW w:w="1985" w:type="dxa"/>
           </w:tcPr>
+          <w:p>
+            <w:r>
+              <w:t>Cookies functionality</w:t>
+            </w:r>
+          </w:p>
+        </w:tc>
+        <w:tc>
+          <w:tcPr>
+            <w:tcW w:w="1701" w:type="dxa"/>
+          </w:tcPr>
+          <w:p>
+            <w:r>
+              <w:t>B</w:t>
+            </w:r>
+            <w:r>
+              <w:t>lack box</w:t>
+            </w:r>
+          </w:p>
+          <w:p>
+            <w:r>
+              <w:t>F</w:t>
+            </w:r>
+            <w:r>
+              <w:t>unctionality</w:t>
+            </w:r>
+          </w:p>
+          <w:p>
+            <w:r>
+              <w:lastRenderedPageBreak/>
+              <w:t>Integration</w:t>
+            </w:r>
+          </w:p>
+        </w:tc>
+        <w:tc>
+          <w:tcPr>
+            <w:tcW w:w="4059" w:type="dxa"/>
+          </w:tcPr>
+          <w:p>
+            <w:r>
+              <w:lastRenderedPageBreak/>
+              <w:t xml:space="preserve">Cookies </w:t>
+            </w:r>
+            <w:r>
+              <w:t>UI must be made.</w:t>
+            </w:r>
+          </w:p>
+          <w:p>
+            <w:r>
+              <w:lastRenderedPageBreak/>
+              <w:t xml:space="preserve">Tester must </w:t>
+            </w:r>
+            <w:r>
+              <w:t>check</w:t>
+            </w:r>
+            <w:r>
+              <w:t xml:space="preserve"> if </w:t>
+            </w:r>
+            <w:r>
+              <w:t>the cookies show</w:t>
+            </w:r>
+            <w:r>
+              <w:t>/pop</w:t>
+            </w:r>
+            <w:r>
+              <w:t xml:space="preserve"> up when new users enter </w:t>
+            </w:r>
+            <w:r>
+              <w:t>the site</w:t>
+            </w:r>
+            <w:r>
+              <w:t>.</w:t>
+            </w:r>
+          </w:p>
+          <w:p>
+            <w:r>
+              <w:t>No test</w:t>
+            </w:r>
+            <w:r>
+              <w:t xml:space="preserve"> data</w:t>
+            </w:r>
+            <w:r>
+              <w:t xml:space="preserve"> needed.</w:t>
+            </w:r>
+          </w:p>
+        </w:tc>
+      </w:tr>
+      <w:tr>
+        <w:tc>
+          <w:tcPr>
+            <w:tcW w:w="1271" w:type="dxa"/>
+          </w:tcPr>
           <w:p/>
         </w:tc>
         <w:tc>
           <w:tcPr>
+            <w:tcW w:w="1985" w:type="dxa"/>
+          </w:tcPr>
+          <w:p>
+            <w:r>
+              <w:t>Accept all and decline all buttons on the cookies pop up.</w:t>
+            </w:r>
+          </w:p>
+        </w:tc>
+        <w:tc>
+          <w:tcPr>
             <w:tcW w:w="1701" w:type="dxa"/>
           </w:tcPr>
+          <w:p>
+            <w:r>
+              <w:t>White box</w:t>
+            </w:r>
+          </w:p>
+          <w:p>
+            <w:r>
+              <w:t>B</w:t>
+            </w:r>
+            <w:r>
+              <w:t>lack box</w:t>
+            </w:r>
+          </w:p>
+          <w:p>
+            <w:r>
+              <w:t>F</w:t>
+            </w:r>
+            <w:r>
+              <w:t>unctionality</w:t>
+            </w:r>
+          </w:p>
+          <w:p>
+            <w:r>
+              <w:t>Integration</w:t>
+            </w:r>
+          </w:p>
+        </w:tc>
+        <w:tc>
+          <w:tcPr>
+            <w:tcW w:w="4059" w:type="dxa"/>
+          </w:tcPr>
+          <w:p>
+            <w:r>
+              <w:t>Cookies must be fully functional</w:t>
+            </w:r>
+            <w:r>
+              <w:t xml:space="preserve"> and must pop</w:t>
+            </w:r>
+            <w:r>
+              <w:t xml:space="preserve"> up using JavaScript.</w:t>
+            </w:r>
+          </w:p>
+          <w:p>
+            <w:r>
+              <w:t>Testers must check</w:t>
+            </w:r>
+            <w:r>
+              <w:t xml:space="preserve"> if the cookies disappear after </w:t>
+            </w:r>
+            <w:r>
+              <w:t xml:space="preserve">either one </w:t>
+            </w:r>
+            <w:r>
+              <w:t xml:space="preserve">of </w:t>
+            </w:r>
+            <w:r>
+              <w:t xml:space="preserve">the </w:t>
+            </w:r>
+            <w:r>
+              <w:t>buttons</w:t>
+            </w:r>
+            <w:r>
+              <w:t xml:space="preserve"> on the cookies is clicked.</w:t>
+            </w:r>
+          </w:p>
+          <w:p>
+            <w:r>
+              <w:t>No test data needed.</w:t>
+            </w:r>
+          </w:p>
+        </w:tc>
+      </w:tr>
+      <w:tr>
+        <w:tc>
+          <w:tcPr>
+            <w:tcW w:w="1271" w:type="dxa"/>
+          </w:tcPr>
           <w:p/>
         </w:tc>
         <w:tc>
           <w:tcPr>
+            <w:tcW w:w="1985" w:type="dxa"/>
+          </w:tcPr>
+          <w:p>
+            <w:r>
+              <w:t>Products section on the home page</w:t>
+            </w:r>
+          </w:p>
+        </w:tc>
+        <w:tc>
+          <w:tcPr>
+            <w:tcW w:w="1701" w:type="dxa"/>
+          </w:tcPr>
+          <w:p>
+            <w:pPr>
+              <w:pStyle w:val="Default"/>
+              <w:rPr>
+                <w:sz w:val="23"/>
+                <w:szCs w:val="23"/>
+              </w:rPr>
+            </w:pPr>
+            <w:r>
+              <w:rPr>
+                <w:sz w:val="23"/>
+                <w:szCs w:val="23"/>
+              </w:rPr>
+              <w:t xml:space="preserve">White box </w:t>
+            </w:r>
+          </w:p>
+          <w:p>
+            <w:pPr>
+              <w:pStyle w:val="Default"/>
+              <w:rPr>
+                <w:sz w:val="23"/>
+                <w:szCs w:val="23"/>
+              </w:rPr>
+            </w:pPr>
+            <w:r>
+              <w:rPr>
+                <w:sz w:val="23"/>
+                <w:szCs w:val="23"/>
+              </w:rPr>
+              <w:t xml:space="preserve">Black box </w:t>
+            </w:r>
+          </w:p>
+          <w:p>
+            <w:pPr>
+              <w:pStyle w:val="Default"/>
+              <w:rPr>
+                <w:sz w:val="23"/>
+                <w:szCs w:val="23"/>
+              </w:rPr>
+            </w:pPr>
+            <w:r>
+              <w:rPr>
+                <w:sz w:val="23"/>
+                <w:szCs w:val="23"/>
+              </w:rPr>
+              <w:t xml:space="preserve">Functionality </w:t>
+            </w:r>
+          </w:p>
+          <w:p>
+            <w:r>
+              <w:rPr>
+                <w:sz w:val="23"/>
+                <w:szCs w:val="23"/>
+              </w:rPr>
+              <w:t xml:space="preserve">Integration </w:t>
+            </w:r>
+          </w:p>
+        </w:tc>
+        <w:tc>
+          <w:tcPr>
             <w:tcW w:w="4059" w:type="dxa"/>
           </w:tcPr>
+          <w:p>
+            <w:pPr>
+              <w:pStyle w:val="Default"/>
+              <w:rPr>
+                <w:sz w:val="23"/>
+                <w:szCs w:val="23"/>
+              </w:rPr>
+            </w:pPr>
+            <w:r>
+              <w:rPr>
+                <w:sz w:val="23"/>
+                <w:szCs w:val="23"/>
+              </w:rPr>
+              <w:t xml:space="preserve">Home page should be made and be fully functional. </w:t>
+            </w:r>
+          </w:p>
+          <w:p>
+            <w:pPr>
+              <w:pStyle w:val="Default"/>
+              <w:rPr>
+                <w:sz w:val="23"/>
+                <w:szCs w:val="23"/>
+              </w:rPr>
+            </w:pPr>
+            <w:r>
+              <w:rPr>
+                <w:sz w:val="23"/>
+                <w:szCs w:val="23"/>
+              </w:rPr>
+              <w:t xml:space="preserve">Products page should be made and be fully functional. </w:t>
+            </w:r>
+          </w:p>
+          <w:p>
+            <w:pPr>
+              <w:pStyle w:val="Default"/>
+              <w:rPr>
+                <w:sz w:val="23"/>
+                <w:szCs w:val="23"/>
+              </w:rPr>
+            </w:pPr>
+            <w:r>
+              <w:rPr>
+                <w:sz w:val="23"/>
+                <w:szCs w:val="23"/>
+              </w:rPr>
+              <w:t xml:space="preserve">Tester must be able to view some of the existing products on the rooms section on the homepage and view more using </w:t>
+            </w:r>
+            <w:r>
+              <w:rPr>
+                <w:sz w:val="23"/>
+                <w:szCs w:val="23"/>
+              </w:rPr>
+              <w:t>the “BROWSE ALL PRODUCE” button</w:t>
+            </w:r>
+            <w:r>
+              <w:rPr>
+                <w:sz w:val="23"/>
+                <w:szCs w:val="23"/>
+              </w:rPr>
+              <w:t xml:space="preserve">. </w:t>
+            </w:r>
+          </w:p>
+          <w:p>
+            <w:r>
+              <w:rPr>
+                <w:sz w:val="23"/>
+                <w:szCs w:val="23"/>
+              </w:rPr>
+              <w:t xml:space="preserve">No test data needed. </w:t>
+            </w:r>
+          </w:p>
+        </w:tc>
+      </w:tr>
+      <w:tr>
+        <w:tc>
+          <w:tcPr>
+            <w:tcW w:w="1271" w:type="dxa"/>
+          </w:tcPr>
           <w:p/>
+        </w:tc>
+        <w:tc>
+          <w:tcPr>
+            <w:tcW w:w="1985" w:type="dxa"/>
+          </w:tcPr>
+          <w:p>
+            <w:r>
+              <w:t>“ADD” button on the products</w:t>
+            </w:r>
+            <w:r>
+              <w:t>’</w:t>
+            </w:r>
+            <w:r>
+              <w:t xml:space="preserve"> section on the home page</w:t>
+            </w:r>
+          </w:p>
+        </w:tc>
+        <w:tc>
+          <w:tcPr>
+            <w:tcW w:w="1701" w:type="dxa"/>
+          </w:tcPr>
+          <w:p>
+            <w:pPr>
+              <w:pStyle w:val="Default"/>
+              <w:rPr>
+                <w:sz w:val="23"/>
+                <w:szCs w:val="23"/>
+              </w:rPr>
+            </w:pPr>
+            <w:r>
+              <w:rPr>
+                <w:sz w:val="23"/>
+                <w:szCs w:val="23"/>
+              </w:rPr>
+              <w:t xml:space="preserve">White box </w:t>
+            </w:r>
+          </w:p>
+          <w:p>
+            <w:pPr>
+              <w:pStyle w:val="Default"/>
+              <w:rPr>
+                <w:sz w:val="23"/>
+                <w:szCs w:val="23"/>
+              </w:rPr>
+            </w:pPr>
+            <w:r>
+              <w:rPr>
+                <w:sz w:val="23"/>
+                <w:szCs w:val="23"/>
+              </w:rPr>
+              <w:t xml:space="preserve">Black box </w:t>
+            </w:r>
+          </w:p>
+          <w:p>
+            <w:pPr>
+              <w:pStyle w:val="Default"/>
+              <w:rPr>
+                <w:sz w:val="23"/>
+                <w:szCs w:val="23"/>
+              </w:rPr>
+            </w:pPr>
+            <w:r>
+              <w:rPr>
+                <w:sz w:val="23"/>
+                <w:szCs w:val="23"/>
+              </w:rPr>
+              <w:t xml:space="preserve">Functionality </w:t>
+            </w:r>
+          </w:p>
+          <w:p>
+            <w:r>
+              <w:rPr>
+                <w:sz w:val="23"/>
+                <w:szCs w:val="23"/>
+              </w:rPr>
+              <w:t>Integration</w:t>
+            </w:r>
+          </w:p>
+        </w:tc>
+        <w:tc>
+          <w:tcPr>
+            <w:tcW w:w="4059" w:type="dxa"/>
+          </w:tcPr>
+          <w:p>
+            <w:pPr>
+              <w:pStyle w:val="Default"/>
+              <w:rPr>
+                <w:sz w:val="23"/>
+                <w:szCs w:val="23"/>
+              </w:rPr>
+            </w:pPr>
+            <w:r>
+              <w:rPr>
+                <w:sz w:val="23"/>
+                <w:szCs w:val="23"/>
+              </w:rPr>
+              <w:t xml:space="preserve">Home page should be made and be fully functional. </w:t>
+            </w:r>
+          </w:p>
+          <w:p>
+            <w:pPr>
+              <w:pStyle w:val="Default"/>
+              <w:rPr>
+                <w:sz w:val="23"/>
+                <w:szCs w:val="23"/>
+              </w:rPr>
+            </w:pPr>
+            <w:r>
+              <w:rPr>
+                <w:sz w:val="23"/>
+                <w:szCs w:val="23"/>
+              </w:rPr>
+              <w:t xml:space="preserve">Log in system must be fully functional. </w:t>
+            </w:r>
+          </w:p>
+          <w:p>
+            <w:pPr>
+              <w:pStyle w:val="Default"/>
+              <w:rPr>
+                <w:sz w:val="23"/>
+                <w:szCs w:val="23"/>
+              </w:rPr>
+            </w:pPr>
+            <w:r>
+              <w:rPr>
+                <w:sz w:val="23"/>
+                <w:szCs w:val="23"/>
+              </w:rPr>
+              <w:t xml:space="preserve">Valid account should exist. </w:t>
+            </w:r>
+          </w:p>
+          <w:p>
+            <w:pPr>
+              <w:rPr>
+                <w:sz w:val="23"/>
+                <w:szCs w:val="23"/>
+              </w:rPr>
+            </w:pPr>
+            <w:r>
+              <w:rPr>
+                <w:sz w:val="23"/>
+                <w:szCs w:val="23"/>
+              </w:rPr>
+              <w:t>Migrations and update database must be applied.</w:t>
+            </w:r>
+          </w:p>
+          <w:p>
+            <w:r>
+              <w:t>Basket controller should be made and fully functional.</w:t>
+            </w:r>
+          </w:p>
+          <w:p>
+            <w:r>
+              <w:t>Tester must login using a “Customer” role account. Then the tester must click the “ADD” button for any product on the products section and check if that product is added to the basket</w:t>
+            </w:r>
+            <w:r>
+              <w:t xml:space="preserve"> with right amount of quantity.</w:t>
+            </w:r>
+          </w:p>
+          <w:p>
+            <w:r>
+              <w:t>No test data needed.</w:t>
+            </w:r>
+          </w:p>
+        </w:tc>
+      </w:tr>
+      <w:tr>
+        <w:tc>
+          <w:tcPr>
+            <w:tcW w:w="1271" w:type="dxa"/>
+          </w:tcPr>
+          <w:p/>
+        </w:tc>
+        <w:tc>
+          <w:tcPr>
+            <w:tcW w:w="1985" w:type="dxa"/>
+          </w:tcPr>
+          <w:p>
+            <w:r>
+              <w:t>Quantity change buttons on the products’ section on the home page</w:t>
+            </w:r>
+          </w:p>
+        </w:tc>
+        <w:tc>
+          <w:tcPr>
+            <w:tcW w:w="1701" w:type="dxa"/>
+          </w:tcPr>
+          <w:p>
+            <w:pPr>
+              <w:pStyle w:val="Default"/>
+              <w:rPr>
+                <w:sz w:val="23"/>
+                <w:szCs w:val="23"/>
+              </w:rPr>
+            </w:pPr>
+            <w:r>
+              <w:rPr>
+                <w:sz w:val="23"/>
+                <w:szCs w:val="23"/>
+              </w:rPr>
+              <w:t xml:space="preserve">White box </w:t>
+            </w:r>
+          </w:p>
+          <w:p>
+            <w:pPr>
+              <w:pStyle w:val="Default"/>
+              <w:rPr>
+                <w:sz w:val="23"/>
+                <w:szCs w:val="23"/>
+              </w:rPr>
+            </w:pPr>
+            <w:r>
+              <w:rPr>
+                <w:sz w:val="23"/>
+                <w:szCs w:val="23"/>
+              </w:rPr>
+              <w:t xml:space="preserve">Black box </w:t>
+            </w:r>
+          </w:p>
+          <w:p>
+            <w:pPr>
+              <w:pStyle w:val="Default"/>
+              <w:rPr>
+                <w:sz w:val="23"/>
+                <w:szCs w:val="23"/>
+              </w:rPr>
+            </w:pPr>
+            <w:r>
+              <w:rPr>
+                <w:sz w:val="23"/>
+                <w:szCs w:val="23"/>
+              </w:rPr>
+              <w:t xml:space="preserve">Functionality </w:t>
+            </w:r>
+          </w:p>
+          <w:p>
+            <w:r>
+              <w:rPr>
+                <w:sz w:val="23"/>
+                <w:szCs w:val="23"/>
+              </w:rPr>
+              <w:t>Integration</w:t>
+            </w:r>
+          </w:p>
+        </w:tc>
+        <w:tc>
+          <w:tcPr>
+            <w:tcW w:w="4059" w:type="dxa"/>
+          </w:tcPr>
+          <w:p>
+            <w:pPr>
+              <w:pStyle w:val="Default"/>
+              <w:rPr>
+                <w:sz w:val="23"/>
+                <w:szCs w:val="23"/>
+              </w:rPr>
+            </w:pPr>
+            <w:r>
+              <w:rPr>
+                <w:sz w:val="23"/>
+                <w:szCs w:val="23"/>
+              </w:rPr>
+              <w:t xml:space="preserve">Home page should be made and be fully functional. </w:t>
+            </w:r>
+          </w:p>
+          <w:p>
+            <w:pPr>
+              <w:pStyle w:val="Default"/>
+              <w:rPr>
+                <w:sz w:val="23"/>
+                <w:szCs w:val="23"/>
+              </w:rPr>
+            </w:pPr>
+            <w:r>
+              <w:rPr>
+                <w:sz w:val="23"/>
+                <w:szCs w:val="23"/>
+              </w:rPr>
+              <w:t xml:space="preserve">Log in system must be fully functional. </w:t>
+            </w:r>
+          </w:p>
+          <w:p>
+            <w:pPr>
+              <w:pStyle w:val="Default"/>
+              <w:rPr>
+                <w:sz w:val="23"/>
+                <w:szCs w:val="23"/>
+              </w:rPr>
+            </w:pPr>
+            <w:r>
+              <w:rPr>
+                <w:sz w:val="23"/>
+                <w:szCs w:val="23"/>
+              </w:rPr>
+              <w:t xml:space="preserve">Valid account should exist. </w:t>
+            </w:r>
+          </w:p>
+          <w:p>
+            <w:pPr>
+              <w:rPr>
+                <w:sz w:val="23"/>
+                <w:szCs w:val="23"/>
+              </w:rPr>
+            </w:pPr>
+            <w:r>
+              <w:rPr>
+                <w:sz w:val="23"/>
+                <w:szCs w:val="23"/>
+              </w:rPr>
+              <w:t>Migrations and update database must be applied.</w:t>
+            </w:r>
+          </w:p>
+          <w:p>
+            <w:r>
+              <w:t>Basket controller should be made and fully functional.</w:t>
+            </w:r>
+          </w:p>
+          <w:p>
+            <w:r>
+              <w:t xml:space="preserve">Quantity changing </w:t>
+            </w:r>
+            <w:r>
+              <w:t>functionality should be made.</w:t>
+            </w:r>
+          </w:p>
+          <w:p>
+            <w:r>
+              <w:t xml:space="preserve">Tester must login using a “Customer” role account. </w:t>
+            </w:r>
+            <w:r>
+              <w:t>Then</w:t>
+            </w:r>
+            <w:r>
+              <w:t xml:space="preserve"> the tester must use the plus and minus buttons to change the quantity to be added to the basket </w:t>
+            </w:r>
+            <w:r>
+              <w:lastRenderedPageBreak/>
+              <w:t>when clicked “ADD”. Afterwards the quantity has changed the tester must add the product with the changed quantity to the basket and check if the correct amount of quantity for the specific product was added to the basket.</w:t>
+            </w:r>
+          </w:p>
+          <w:p>
+            <w:r>
+              <w:t>No test data needed.</w:t>
+            </w:r>
+          </w:p>
+        </w:tc>
+      </w:tr>
+      <w:tr>
+        <w:tc>
+          <w:tcPr>
+            <w:tcW w:w="1271" w:type="dxa"/>
+          </w:tcPr>
+          <w:p/>
+        </w:tc>
+        <w:tc>
+          <w:tcPr>
+            <w:tcW w:w="1985" w:type="dxa"/>
+          </w:tcPr>
+          <w:p>
+            <w:r>
+              <w:t>“BROWSE ALL PRODUCE” button on the products’ section on the home page</w:t>
+            </w:r>
+          </w:p>
+        </w:tc>
+        <w:tc>
+          <w:tcPr>
+            <w:tcW w:w="1701" w:type="dxa"/>
+          </w:tcPr>
+          <w:p>
+            <w:pPr>
+              <w:pStyle w:val="Default"/>
+              <w:rPr>
+                <w:sz w:val="23"/>
+                <w:szCs w:val="23"/>
+              </w:rPr>
+            </w:pPr>
+            <w:r>
+              <w:rPr>
+                <w:sz w:val="23"/>
+                <w:szCs w:val="23"/>
+              </w:rPr>
+              <w:t xml:space="preserve">White box </w:t>
+            </w:r>
+          </w:p>
+          <w:p>
+            <w:pPr>
+              <w:pStyle w:val="Default"/>
+              <w:rPr>
+                <w:sz w:val="23"/>
+                <w:szCs w:val="23"/>
+              </w:rPr>
+            </w:pPr>
+            <w:r>
+              <w:rPr>
+                <w:sz w:val="23"/>
+                <w:szCs w:val="23"/>
+              </w:rPr>
+              <w:t xml:space="preserve">Black box </w:t>
+            </w:r>
+          </w:p>
+          <w:p>
+            <w:pPr>
+              <w:pStyle w:val="Default"/>
+              <w:rPr>
+                <w:sz w:val="23"/>
+                <w:szCs w:val="23"/>
+              </w:rPr>
+            </w:pPr>
+            <w:r>
+              <w:rPr>
+                <w:sz w:val="23"/>
+                <w:szCs w:val="23"/>
+              </w:rPr>
+              <w:t xml:space="preserve">Functionality </w:t>
+            </w:r>
+          </w:p>
+          <w:p>
+            <w:r>
+              <w:rPr>
+                <w:sz w:val="23"/>
+                <w:szCs w:val="23"/>
+              </w:rPr>
+              <w:t xml:space="preserve">Integration </w:t>
+            </w:r>
+          </w:p>
+        </w:tc>
+        <w:tc>
+          <w:tcPr>
+            <w:tcW w:w="4059" w:type="dxa"/>
+          </w:tcPr>
+          <w:p>
+            <w:pPr>
+              <w:pStyle w:val="Default"/>
+              <w:rPr>
+                <w:sz w:val="23"/>
+                <w:szCs w:val="23"/>
+              </w:rPr>
+            </w:pPr>
+            <w:r>
+              <w:rPr>
+                <w:sz w:val="23"/>
+                <w:szCs w:val="23"/>
+              </w:rPr>
+              <w:t xml:space="preserve">Home page should be made and be fully functional. </w:t>
+            </w:r>
+          </w:p>
+          <w:p>
+            <w:pPr>
+              <w:pStyle w:val="Default"/>
+              <w:rPr>
+                <w:sz w:val="23"/>
+                <w:szCs w:val="23"/>
+              </w:rPr>
+            </w:pPr>
+            <w:r>
+              <w:rPr>
+                <w:sz w:val="23"/>
+                <w:szCs w:val="23"/>
+              </w:rPr>
+              <w:t xml:space="preserve">Products page should be made and be fully functional. </w:t>
+            </w:r>
+          </w:p>
+          <w:p>
+            <w:pPr>
+              <w:rPr>
+                <w:sz w:val="23"/>
+                <w:szCs w:val="23"/>
+              </w:rPr>
+            </w:pPr>
+            <w:r>
+              <w:rPr>
+                <w:sz w:val="23"/>
+                <w:szCs w:val="23"/>
+              </w:rPr>
+              <w:t>Migrations and update database must be applied.</w:t>
+            </w:r>
+          </w:p>
+          <w:p>
+            <w:r>
+              <w:t xml:space="preserve">The tester must click the “BROWSE ALL PRODUCE” button and must check if they are redirected to the </w:t>
+            </w:r>
+            <w:r>
+              <w:t>products’</w:t>
+            </w:r>
+            <w:r>
+              <w:t xml:space="preserve"> page</w:t>
+            </w:r>
+            <w:r>
+              <w:t>.</w:t>
+            </w:r>
+          </w:p>
+          <w:p>
+            <w:r>
+              <w:t>No test data needed.</w:t>
+            </w:r>
+          </w:p>
+        </w:tc>
+      </w:tr>
+      <w:tr>
+        <w:tc>
+          <w:tcPr>
+            <w:tcW w:w="1271" w:type="dxa"/>
+          </w:tcPr>
+          <w:p/>
+        </w:tc>
+        <w:tc>
+          <w:tcPr>
+            <w:tcW w:w="1985" w:type="dxa"/>
+          </w:tcPr>
+          <w:p>
+            <w:r>
+              <w:t>“Our Producers” section on the home page</w:t>
+            </w:r>
+          </w:p>
+        </w:tc>
+        <w:tc>
+          <w:tcPr>
+            <w:tcW w:w="1701" w:type="dxa"/>
+          </w:tcPr>
+          <w:p>
+            <w:pPr>
+              <w:pStyle w:val="Default"/>
+              <w:rPr>
+                <w:sz w:val="23"/>
+                <w:szCs w:val="23"/>
+              </w:rPr>
+            </w:pPr>
+            <w:r>
+              <w:rPr>
+                <w:sz w:val="23"/>
+                <w:szCs w:val="23"/>
+              </w:rPr>
+              <w:t xml:space="preserve">White box </w:t>
+            </w:r>
+          </w:p>
+          <w:p>
+            <w:pPr>
+              <w:pStyle w:val="Default"/>
+              <w:rPr>
+                <w:sz w:val="23"/>
+                <w:szCs w:val="23"/>
+              </w:rPr>
+            </w:pPr>
+            <w:r>
+              <w:rPr>
+                <w:sz w:val="23"/>
+                <w:szCs w:val="23"/>
+              </w:rPr>
+              <w:t xml:space="preserve">Black box </w:t>
+            </w:r>
+          </w:p>
+          <w:p>
+            <w:pPr>
+              <w:pStyle w:val="Default"/>
+              <w:rPr>
+                <w:sz w:val="23"/>
+                <w:szCs w:val="23"/>
+              </w:rPr>
+            </w:pPr>
+            <w:r>
+              <w:rPr>
+                <w:sz w:val="23"/>
+                <w:szCs w:val="23"/>
+              </w:rPr>
+              <w:t xml:space="preserve">Functionality </w:t>
+            </w:r>
+          </w:p>
+          <w:p>
+            <w:r>
+              <w:rPr>
+                <w:sz w:val="23"/>
+                <w:szCs w:val="23"/>
+              </w:rPr>
+              <w:t>Integration</w:t>
+            </w:r>
+          </w:p>
+        </w:tc>
+        <w:tc>
+          <w:tcPr>
+            <w:tcW w:w="4059" w:type="dxa"/>
+          </w:tcPr>
+          <w:p>
+            <w:pPr>
+              <w:pStyle w:val="Default"/>
+              <w:rPr>
+                <w:sz w:val="23"/>
+                <w:szCs w:val="23"/>
+              </w:rPr>
+            </w:pPr>
+            <w:r>
+              <w:rPr>
+                <w:sz w:val="23"/>
+                <w:szCs w:val="23"/>
+              </w:rPr>
+              <w:t xml:space="preserve">Home page should be made and be fully functional. </w:t>
+            </w:r>
+          </w:p>
+          <w:p>
+            <w:pPr>
+              <w:pStyle w:val="Default"/>
+              <w:rPr>
+                <w:sz w:val="23"/>
+                <w:szCs w:val="23"/>
+              </w:rPr>
+            </w:pPr>
+            <w:r>
+              <w:rPr>
+                <w:sz w:val="23"/>
+                <w:szCs w:val="23"/>
+              </w:rPr>
+              <w:t>Producers’</w:t>
+            </w:r>
+            <w:r>
+              <w:rPr>
+                <w:sz w:val="23"/>
+                <w:szCs w:val="23"/>
+              </w:rPr>
+              <w:t xml:space="preserve"> page should be made and be fully functional. </w:t>
+            </w:r>
+          </w:p>
+          <w:p>
+            <w:pPr>
+              <w:rPr>
+                <w:sz w:val="23"/>
+                <w:szCs w:val="23"/>
+              </w:rPr>
+            </w:pPr>
+            <w:r>
+              <w:rPr>
+                <w:sz w:val="23"/>
+                <w:szCs w:val="23"/>
+              </w:rPr>
+              <w:t>Migrations and update database must be applied.</w:t>
+            </w:r>
+          </w:p>
+          <w:p>
+            <w:pPr>
+              <w:rPr>
+                <w:sz w:val="23"/>
+                <w:szCs w:val="23"/>
+              </w:rPr>
+            </w:pPr>
+            <w:r>
+              <w:rPr>
+                <w:sz w:val="23"/>
+                <w:szCs w:val="23"/>
+              </w:rPr>
+              <w:t>Tester must check if they can view some of the producers that sell their products using the platform. The details of the producers should be shown</w:t>
+            </w:r>
+            <w:r>
+              <w:rPr>
+                <w:sz w:val="23"/>
+                <w:szCs w:val="23"/>
+              </w:rPr>
+              <w:t xml:space="preserve"> using a card and an image of the producer or their farm.</w:t>
+            </w:r>
+          </w:p>
+          <w:p>
+            <w:pPr>
+              <w:rPr>
+                <w:sz w:val="23"/>
+                <w:szCs w:val="23"/>
+              </w:rPr>
+            </w:pPr>
+            <w:r>
+              <w:t>No test data needed.</w:t>
+            </w:r>
+          </w:p>
+        </w:tc>
+      </w:tr>
+      <w:tr>
+        <w:tc>
+          <w:tcPr>
+            <w:tcW w:w="1271" w:type="dxa"/>
+          </w:tcPr>
+          <w:p/>
+        </w:tc>
+        <w:tc>
+          <w:tcPr>
+            <w:tcW w:w="1985" w:type="dxa"/>
+          </w:tcPr>
+          <w:p>
+            <w:r>
+              <w:t>“ALL PRODUCE</w:t>
+            </w:r>
+            <w:r>
+              <w:t>RS</w:t>
+            </w:r>
+            <w:r>
+              <w:t xml:space="preserve">” button on the </w:t>
+            </w:r>
+            <w:r>
+              <w:t>“Our Producers”</w:t>
+            </w:r>
+            <w:r>
+              <w:t xml:space="preserve"> section on the home page</w:t>
+            </w:r>
+          </w:p>
+        </w:tc>
+        <w:tc>
+          <w:tcPr>
+            <w:tcW w:w="1701" w:type="dxa"/>
+          </w:tcPr>
+          <w:p>
+            <w:pPr>
+              <w:pStyle w:val="Default"/>
+              <w:rPr>
+                <w:sz w:val="23"/>
+                <w:szCs w:val="23"/>
+              </w:rPr>
+            </w:pPr>
+            <w:r>
+              <w:rPr>
+                <w:sz w:val="23"/>
+                <w:szCs w:val="23"/>
+              </w:rPr>
+              <w:t xml:space="preserve">White box </w:t>
+            </w:r>
+          </w:p>
+          <w:p>
+            <w:pPr>
+              <w:pStyle w:val="Default"/>
+              <w:rPr>
+                <w:sz w:val="23"/>
+                <w:szCs w:val="23"/>
+              </w:rPr>
+            </w:pPr>
+            <w:r>
+              <w:rPr>
+                <w:sz w:val="23"/>
+                <w:szCs w:val="23"/>
+              </w:rPr>
+              <w:t xml:space="preserve">Black box </w:t>
+            </w:r>
+          </w:p>
+          <w:p>
+            <w:pPr>
+              <w:pStyle w:val="Default"/>
+              <w:rPr>
+                <w:sz w:val="23"/>
+                <w:szCs w:val="23"/>
+              </w:rPr>
+            </w:pPr>
+            <w:r>
+              <w:rPr>
+                <w:sz w:val="23"/>
+                <w:szCs w:val="23"/>
+              </w:rPr>
+              <w:t xml:space="preserve">Functionality </w:t>
+            </w:r>
+          </w:p>
+          <w:p>
+            <w:pPr>
+              <w:pStyle w:val="Default"/>
+              <w:rPr>
+                <w:sz w:val="23"/>
+                <w:szCs w:val="23"/>
+              </w:rPr>
+            </w:pPr>
+            <w:r>
+              <w:rPr>
+                <w:sz w:val="23"/>
+                <w:szCs w:val="23"/>
+              </w:rPr>
+              <w:t>Integration</w:t>
+            </w:r>
+          </w:p>
+        </w:tc>
+        <w:tc>
+          <w:tcPr>
+            <w:tcW w:w="4059" w:type="dxa"/>
+          </w:tcPr>
+          <w:p>
+            <w:pPr>
+              <w:pStyle w:val="Default"/>
+              <w:rPr>
+                <w:sz w:val="23"/>
+                <w:szCs w:val="23"/>
+              </w:rPr>
+            </w:pPr>
+            <w:r>
+              <w:rPr>
+                <w:sz w:val="23"/>
+                <w:szCs w:val="23"/>
+              </w:rPr>
+              <w:t xml:space="preserve">Home page should be made and be fully functional. </w:t>
+            </w:r>
+          </w:p>
+          <w:p>
+            <w:pPr>
+              <w:pStyle w:val="Default"/>
+              <w:rPr>
+                <w:sz w:val="23"/>
+                <w:szCs w:val="23"/>
+              </w:rPr>
+            </w:pPr>
+            <w:r>
+              <w:rPr>
+                <w:sz w:val="23"/>
+                <w:szCs w:val="23"/>
+              </w:rPr>
+              <w:t>Produc</w:t>
+            </w:r>
+            <w:r>
+              <w:rPr>
+                <w:sz w:val="23"/>
+                <w:szCs w:val="23"/>
+              </w:rPr>
+              <w:t>ers’</w:t>
+            </w:r>
+            <w:r>
+              <w:rPr>
+                <w:sz w:val="23"/>
+                <w:szCs w:val="23"/>
+              </w:rPr>
+              <w:t xml:space="preserve"> page should be made and be fully functional. </w:t>
+            </w:r>
+          </w:p>
+          <w:p>
+            <w:pPr>
+              <w:rPr>
+                <w:sz w:val="23"/>
+                <w:szCs w:val="23"/>
+              </w:rPr>
+            </w:pPr>
+            <w:r>
+              <w:rPr>
+                <w:sz w:val="23"/>
+                <w:szCs w:val="23"/>
+              </w:rPr>
+              <w:t>Migrations and update database must be applied.</w:t>
+            </w:r>
+          </w:p>
+          <w:p>
+            <w:pPr>
+              <w:pStyle w:val="Default"/>
+            </w:pPr>
+            <w:r>
+              <w:t>The tester must click the “ALL PRODUCE</w:t>
+            </w:r>
+            <w:r>
+              <w:t>RS</w:t>
+            </w:r>
+            <w:r>
+              <w:t>” button and must check if they are redirected to the produ</w:t>
+            </w:r>
+            <w:r>
+              <w:t>cers’</w:t>
+            </w:r>
+            <w:r>
+              <w:t xml:space="preserve"> page.</w:t>
+            </w:r>
+          </w:p>
+          <w:p>
+            <w:pPr>
+              <w:pStyle w:val="Default"/>
+              <w:rPr>
+                <w:sz w:val="23"/>
+                <w:szCs w:val="23"/>
+              </w:rPr>
+            </w:pPr>
+            <w:r>
+              <w:t>No test data needed.</w:t>
+            </w:r>
+          </w:p>
+        </w:tc>
+      </w:tr>
+      <w:tr>
+        <w:tc>
+          <w:tcPr>
+            <w:tcW w:w="1271" w:type="dxa"/>
+          </w:tcPr>
+          <w:p/>
+        </w:tc>
+        <w:tc>
+          <w:tcPr>
+            <w:tcW w:w="1985" w:type="dxa"/>
+          </w:tcPr>
+          <w:p>
+            <w:r>
+              <w:t xml:space="preserve">“BROWSE ALL PRODUCE” button on the call-to-action section of the homepage </w:t>
+            </w:r>
+          </w:p>
+        </w:tc>
+        <w:tc>
+          <w:tcPr>
+            <w:tcW w:w="1701" w:type="dxa"/>
+          </w:tcPr>
+          <w:p>
+            <w:pPr>
+              <w:pStyle w:val="Default"/>
+              <w:rPr>
+                <w:sz w:val="23"/>
+                <w:szCs w:val="23"/>
+              </w:rPr>
+            </w:pPr>
+            <w:r>
+              <w:rPr>
+                <w:sz w:val="23"/>
+                <w:szCs w:val="23"/>
+              </w:rPr>
+              <w:t xml:space="preserve">White box </w:t>
+            </w:r>
+          </w:p>
+          <w:p>
+            <w:pPr>
+              <w:pStyle w:val="Default"/>
+              <w:rPr>
+                <w:sz w:val="23"/>
+                <w:szCs w:val="23"/>
+              </w:rPr>
+            </w:pPr>
+            <w:r>
+              <w:rPr>
+                <w:sz w:val="23"/>
+                <w:szCs w:val="23"/>
+              </w:rPr>
+              <w:t xml:space="preserve">Black box </w:t>
+            </w:r>
+          </w:p>
+          <w:p>
+            <w:pPr>
+              <w:pStyle w:val="Default"/>
+              <w:rPr>
+                <w:sz w:val="23"/>
+                <w:szCs w:val="23"/>
+              </w:rPr>
+            </w:pPr>
+            <w:r>
+              <w:rPr>
+                <w:sz w:val="23"/>
+                <w:szCs w:val="23"/>
+              </w:rPr>
+              <w:t xml:space="preserve">Functionality </w:t>
+            </w:r>
+          </w:p>
+          <w:p>
+            <w:pPr>
+              <w:pStyle w:val="Default"/>
+              <w:rPr>
+                <w:sz w:val="23"/>
+                <w:szCs w:val="23"/>
+              </w:rPr>
+            </w:pPr>
+            <w:r>
+              <w:rPr>
+                <w:sz w:val="23"/>
+                <w:szCs w:val="23"/>
+              </w:rPr>
+              <w:t>Integration</w:t>
+            </w:r>
+          </w:p>
+        </w:tc>
+        <w:tc>
+          <w:tcPr>
+            <w:tcW w:w="4059" w:type="dxa"/>
+          </w:tcPr>
+          <w:p>
+            <w:pPr>
+              <w:pStyle w:val="Default"/>
+              <w:rPr>
+                <w:sz w:val="23"/>
+                <w:szCs w:val="23"/>
+              </w:rPr>
+            </w:pPr>
+            <w:r>
+              <w:rPr>
+                <w:sz w:val="23"/>
+                <w:szCs w:val="23"/>
+              </w:rPr>
+              <w:t xml:space="preserve">Home page should be made and be fully functional. </w:t>
+            </w:r>
+          </w:p>
+          <w:p>
+            <w:pPr>
+              <w:pStyle w:val="Default"/>
+              <w:rPr>
+                <w:sz w:val="23"/>
+                <w:szCs w:val="23"/>
+              </w:rPr>
+            </w:pPr>
+            <w:r>
+              <w:rPr>
+                <w:sz w:val="23"/>
+                <w:szCs w:val="23"/>
+              </w:rPr>
+              <w:t xml:space="preserve">Products page should be made and be fully functional. </w:t>
+            </w:r>
+          </w:p>
+          <w:p>
+            <w:pPr>
+              <w:rPr>
+                <w:sz w:val="23"/>
+                <w:szCs w:val="23"/>
+              </w:rPr>
+            </w:pPr>
+            <w:r>
+              <w:rPr>
+                <w:sz w:val="23"/>
+                <w:szCs w:val="23"/>
+              </w:rPr>
+              <w:lastRenderedPageBreak/>
+              <w:t>Migrations and update database must be applied.</w:t>
+            </w:r>
+          </w:p>
+          <w:p>
+            <w:pPr>
+              <w:pStyle w:val="Default"/>
+            </w:pPr>
+            <w:r>
+              <w:t>The tester must click the “BROWSE ALL PRODUCE</w:t>
+            </w:r>
+            <w:r>
+              <w:t>” call-to-action</w:t>
+            </w:r>
+            <w:r>
+              <w:t xml:space="preserve"> button and must check if they are redirected to the products’ page.</w:t>
+            </w:r>
+          </w:p>
+          <w:p>
+            <w:pPr>
+              <w:pStyle w:val="Default"/>
+              <w:rPr>
+                <w:sz w:val="23"/>
+                <w:szCs w:val="23"/>
+              </w:rPr>
+            </w:pPr>
+            <w:r>
+              <w:t>No test data needed.</w:t>
+            </w:r>
+          </w:p>
+        </w:tc>
+      </w:tr>
+      <w:tr>
+        <w:tc>
+          <w:tcPr>
+            <w:tcW w:w="1271" w:type="dxa"/>
+          </w:tcPr>
+          <w:p/>
+        </w:tc>
+        <w:tc>
+          <w:tcPr>
+            <w:tcW w:w="1985" w:type="dxa"/>
+          </w:tcPr>
+          <w:p>
+            <w:pPr>
+              <w:pStyle w:val="Default"/>
+              <w:rPr>
+                <w:sz w:val="23"/>
+                <w:szCs w:val="23"/>
+              </w:rPr>
+            </w:pPr>
+            <w:r>
+              <w:rPr>
+                <w:sz w:val="23"/>
+                <w:szCs w:val="23"/>
+              </w:rPr>
+              <w:t xml:space="preserve">Filter </w:t>
+            </w:r>
+            <w:r>
+              <w:rPr>
+                <w:sz w:val="23"/>
+                <w:szCs w:val="23"/>
+              </w:rPr>
+              <w:t>products</w:t>
+            </w:r>
+            <w:r>
+              <w:rPr>
+                <w:sz w:val="23"/>
+                <w:szCs w:val="23"/>
+              </w:rPr>
+              <w:t xml:space="preserve"> on the </w:t>
+            </w:r>
+            <w:r>
+              <w:rPr>
+                <w:sz w:val="23"/>
+                <w:szCs w:val="23"/>
+              </w:rPr>
+              <w:t>products’</w:t>
+            </w:r>
+            <w:r>
+              <w:rPr>
+                <w:sz w:val="23"/>
+                <w:szCs w:val="23"/>
+              </w:rPr>
+              <w:t xml:space="preserve"> page</w:t>
+            </w:r>
+          </w:p>
+        </w:tc>
+        <w:tc>
+          <w:tcPr>
+            <w:tcW w:w="1701" w:type="dxa"/>
+          </w:tcPr>
+          <w:p>
+            <w:pPr>
+              <w:pStyle w:val="Default"/>
+              <w:rPr>
+                <w:sz w:val="23"/>
+                <w:szCs w:val="23"/>
+              </w:rPr>
+            </w:pPr>
+            <w:r>
+              <w:rPr>
+                <w:sz w:val="23"/>
+                <w:szCs w:val="23"/>
+              </w:rPr>
+              <w:t xml:space="preserve">White box </w:t>
+            </w:r>
+          </w:p>
+          <w:p>
+            <w:pPr>
+              <w:pStyle w:val="Default"/>
+              <w:rPr>
+                <w:sz w:val="23"/>
+                <w:szCs w:val="23"/>
+              </w:rPr>
+            </w:pPr>
+            <w:r>
+              <w:rPr>
+                <w:sz w:val="23"/>
+                <w:szCs w:val="23"/>
+              </w:rPr>
+              <w:t xml:space="preserve">Black box </w:t>
+            </w:r>
+          </w:p>
+          <w:p>
+            <w:pPr>
+              <w:pStyle w:val="Default"/>
+              <w:rPr>
+                <w:sz w:val="23"/>
+                <w:szCs w:val="23"/>
+              </w:rPr>
+            </w:pPr>
+            <w:r>
+              <w:rPr>
+                <w:sz w:val="23"/>
+                <w:szCs w:val="23"/>
+              </w:rPr>
+              <w:t xml:space="preserve">Functionality </w:t>
+            </w:r>
+          </w:p>
+          <w:p>
+            <w:pPr>
+              <w:pStyle w:val="Default"/>
+              <w:rPr>
+                <w:sz w:val="23"/>
+                <w:szCs w:val="23"/>
+              </w:rPr>
+            </w:pPr>
+            <w:r>
+              <w:rPr>
+                <w:sz w:val="23"/>
+                <w:szCs w:val="23"/>
+              </w:rPr>
+              <w:t>Integration</w:t>
+            </w:r>
+          </w:p>
+        </w:tc>
+        <w:tc>
+          <w:tcPr>
+            <w:tcW w:w="4059" w:type="dxa"/>
+          </w:tcPr>
+          <w:p>
+            <w:pPr>
+              <w:pStyle w:val="Default"/>
+              <w:rPr>
+                <w:sz w:val="23"/>
+                <w:szCs w:val="23"/>
+              </w:rPr>
+            </w:pPr>
+            <w:r>
+              <w:rPr>
+                <w:sz w:val="23"/>
+                <w:szCs w:val="23"/>
+              </w:rPr>
+              <w:t xml:space="preserve">Home page should be made and be fully functional. </w:t>
+            </w:r>
+          </w:p>
+          <w:p>
+            <w:pPr>
+              <w:pStyle w:val="Default"/>
+              <w:rPr>
+                <w:sz w:val="23"/>
+                <w:szCs w:val="23"/>
+              </w:rPr>
+            </w:pPr>
+            <w:r>
+              <w:rPr>
+                <w:sz w:val="23"/>
+                <w:szCs w:val="23"/>
+              </w:rPr>
+              <w:t>Product</w:t>
+            </w:r>
+            <w:r>
+              <w:rPr>
+                <w:sz w:val="23"/>
+                <w:szCs w:val="23"/>
+              </w:rPr>
+              <w:t>s</w:t>
+            </w:r>
+            <w:r>
+              <w:rPr>
+                <w:sz w:val="23"/>
+                <w:szCs w:val="23"/>
+              </w:rPr>
+              <w:t>’</w:t>
+            </w:r>
+            <w:r>
+              <w:rPr>
+                <w:sz w:val="23"/>
+                <w:szCs w:val="23"/>
+              </w:rPr>
+              <w:t xml:space="preserve"> page should be made and be fully functional. </w:t>
+            </w:r>
+          </w:p>
+          <w:p>
+            <w:pPr>
+              <w:pStyle w:val="Default"/>
+              <w:rPr>
+                <w:sz w:val="23"/>
+                <w:szCs w:val="23"/>
+              </w:rPr>
+            </w:pPr>
+            <w:r>
+              <w:rPr>
+                <w:sz w:val="23"/>
+                <w:szCs w:val="23"/>
+              </w:rPr>
+              <w:t xml:space="preserve">All models should be made. </w:t>
+            </w:r>
+          </w:p>
+          <w:p>
+            <w:pPr>
+              <w:pStyle w:val="Default"/>
+              <w:rPr>
+                <w:sz w:val="23"/>
+                <w:szCs w:val="23"/>
+              </w:rPr>
+            </w:pPr>
+            <w:r>
+              <w:rPr>
+                <w:sz w:val="23"/>
+                <w:szCs w:val="23"/>
+              </w:rPr>
+              <w:t xml:space="preserve">Migrations and update database must be applied. </w:t>
+            </w:r>
+          </w:p>
+          <w:p>
+            <w:pPr>
+              <w:pStyle w:val="Default"/>
+              <w:rPr>
+                <w:sz w:val="23"/>
+                <w:szCs w:val="23"/>
+              </w:rPr>
+            </w:pPr>
+            <w:r>
+              <w:rPr>
+                <w:sz w:val="23"/>
+                <w:szCs w:val="23"/>
+              </w:rPr>
+              <w:t xml:space="preserve">Tester must go on the </w:t>
+            </w:r>
+            <w:r>
+              <w:rPr>
+                <w:sz w:val="23"/>
+                <w:szCs w:val="23"/>
+              </w:rPr>
+              <w:t>products’</w:t>
+            </w:r>
+            <w:r>
+              <w:rPr>
+                <w:sz w:val="23"/>
+                <w:szCs w:val="23"/>
+              </w:rPr>
+              <w:t xml:space="preserve"> page and change the various fields provided in the filters section. Then wait for the </w:t>
+            </w:r>
+            <w:r>
+              <w:rPr>
+                <w:sz w:val="23"/>
+                <w:szCs w:val="23"/>
+              </w:rPr>
+              <w:t>product</w:t>
+            </w:r>
+            <w:r>
+              <w:rPr>
+                <w:sz w:val="23"/>
+                <w:szCs w:val="23"/>
+              </w:rPr>
+              <w:t xml:space="preserve">s to be changed according to the specific filters applied. Tester must check if the </w:t>
+            </w:r>
+            <w:r>
+              <w:rPr>
+                <w:sz w:val="23"/>
+                <w:szCs w:val="23"/>
+              </w:rPr>
+              <w:t>product</w:t>
+            </w:r>
+            <w:r>
+              <w:rPr>
+                <w:sz w:val="23"/>
+                <w:szCs w:val="23"/>
+              </w:rPr>
+              <w:t xml:space="preserve">s </w:t>
+            </w:r>
+            <w:r>
+              <w:rPr>
+                <w:sz w:val="23"/>
+                <w:szCs w:val="23"/>
+              </w:rPr>
+              <w:t>have been filtered</w:t>
+            </w:r>
+            <w:r>
+              <w:rPr>
+                <w:sz w:val="23"/>
+                <w:szCs w:val="23"/>
+              </w:rPr>
+              <w:t xml:space="preserve"> according to the specific filters applied. </w:t>
+            </w:r>
+          </w:p>
+          <w:p>
+            <w:pPr>
+              <w:pStyle w:val="Default"/>
+              <w:rPr>
+                <w:sz w:val="23"/>
+                <w:szCs w:val="23"/>
+              </w:rPr>
+            </w:pPr>
+            <w:r>
+              <w:rPr>
+                <w:sz w:val="23"/>
+                <w:szCs w:val="23"/>
+              </w:rPr>
+              <w:t xml:space="preserve">No test data needed. </w:t>
+            </w:r>
+          </w:p>
+        </w:tc>
+      </w:tr>
+      <w:tr>
+        <w:tc>
+          <w:tcPr>
+            <w:tcW w:w="1271" w:type="dxa"/>
+          </w:tcPr>
+          <w:p/>
+        </w:tc>
+        <w:tc>
+          <w:tcPr>
+            <w:tcW w:w="1985" w:type="dxa"/>
+          </w:tcPr>
+          <w:p>
+            <w:pPr>
+              <w:pStyle w:val="Default"/>
+              <w:rPr>
+                <w:sz w:val="23"/>
+                <w:szCs w:val="23"/>
+              </w:rPr>
+            </w:pPr>
+            <w:r>
+              <w:rPr>
+                <w:sz w:val="23"/>
+                <w:szCs w:val="23"/>
+              </w:rPr>
+              <w:t>Search rooms on the rooms page</w:t>
+            </w:r>
+          </w:p>
+        </w:tc>
+        <w:tc>
+          <w:tcPr>
+            <w:tcW w:w="1701" w:type="dxa"/>
+          </w:tcPr>
+          <w:p>
+            <w:pPr>
+              <w:pStyle w:val="Default"/>
+              <w:rPr>
+                <w:sz w:val="23"/>
+                <w:szCs w:val="23"/>
+              </w:rPr>
+            </w:pPr>
+            <w:r>
+              <w:rPr>
+                <w:sz w:val="23"/>
+                <w:szCs w:val="23"/>
+              </w:rPr>
+              <w:t xml:space="preserve">White box </w:t>
+            </w:r>
+          </w:p>
+          <w:p>
+            <w:pPr>
+              <w:pStyle w:val="Default"/>
+              <w:rPr>
+                <w:sz w:val="23"/>
+                <w:szCs w:val="23"/>
+              </w:rPr>
+            </w:pPr>
+            <w:r>
+              <w:rPr>
+                <w:sz w:val="23"/>
+                <w:szCs w:val="23"/>
+              </w:rPr>
+              <w:t xml:space="preserve">Black box </w:t>
+            </w:r>
+          </w:p>
+          <w:p>
+            <w:pPr>
+              <w:pStyle w:val="Default"/>
+              <w:rPr>
+                <w:sz w:val="23"/>
+                <w:szCs w:val="23"/>
+              </w:rPr>
+            </w:pPr>
+            <w:r>
+              <w:rPr>
+                <w:sz w:val="23"/>
+                <w:szCs w:val="23"/>
+              </w:rPr>
+              <w:t xml:space="preserve">Functionality </w:t>
+            </w:r>
+          </w:p>
+          <w:p>
+            <w:pPr>
+              <w:pStyle w:val="Default"/>
+              <w:rPr>
+                <w:sz w:val="23"/>
+                <w:szCs w:val="23"/>
+              </w:rPr>
+            </w:pPr>
+            <w:r>
+              <w:rPr>
+                <w:sz w:val="23"/>
+                <w:szCs w:val="23"/>
+              </w:rPr>
+              <w:t xml:space="preserve">Integration </w:t>
+            </w:r>
+          </w:p>
+        </w:tc>
+        <w:tc>
+          <w:tcPr>
+            <w:tcW w:w="4059" w:type="dxa"/>
+          </w:tcPr>
+          <w:p>
+            <w:pPr>
+              <w:pStyle w:val="Default"/>
+              <w:rPr>
+                <w:sz w:val="23"/>
+                <w:szCs w:val="23"/>
+              </w:rPr>
+            </w:pPr>
+            <w:r>
+              <w:rPr>
+                <w:sz w:val="23"/>
+                <w:szCs w:val="23"/>
+              </w:rPr>
+              <w:t xml:space="preserve">Home page should be made and be fully functional. </w:t>
+            </w:r>
+          </w:p>
+          <w:p>
+            <w:pPr>
+              <w:pStyle w:val="Default"/>
+              <w:rPr>
+                <w:sz w:val="23"/>
+                <w:szCs w:val="23"/>
+              </w:rPr>
+            </w:pPr>
+            <w:r>
+              <w:rPr>
+                <w:sz w:val="23"/>
+                <w:szCs w:val="23"/>
+              </w:rPr>
+              <w:t xml:space="preserve">Products’ page </w:t>
+            </w:r>
+            <w:r>
+              <w:rPr>
+                <w:sz w:val="23"/>
+                <w:szCs w:val="23"/>
+              </w:rPr>
+              <w:t xml:space="preserve">should be made and be fully functional. </w:t>
+            </w:r>
+          </w:p>
+          <w:p>
+            <w:pPr>
+              <w:pStyle w:val="Default"/>
+              <w:rPr>
+                <w:sz w:val="23"/>
+                <w:szCs w:val="23"/>
+              </w:rPr>
+            </w:pPr>
+            <w:r>
+              <w:rPr>
+                <w:sz w:val="23"/>
+                <w:szCs w:val="23"/>
+              </w:rPr>
+              <w:t xml:space="preserve">All models should be made. </w:t>
+            </w:r>
+          </w:p>
+          <w:p>
+            <w:pPr>
+              <w:pStyle w:val="Default"/>
+              <w:rPr>
+                <w:sz w:val="23"/>
+                <w:szCs w:val="23"/>
+              </w:rPr>
+            </w:pPr>
+            <w:r>
+              <w:rPr>
+                <w:sz w:val="23"/>
+                <w:szCs w:val="23"/>
+              </w:rPr>
+              <w:t xml:space="preserve">Migrations and update database must be applied. </w:t>
+            </w:r>
+          </w:p>
+          <w:p>
+            <w:pPr>
+              <w:pStyle w:val="Default"/>
+              <w:rPr>
+                <w:sz w:val="23"/>
+                <w:szCs w:val="23"/>
+              </w:rPr>
+            </w:pPr>
+            <w:r>
+              <w:rPr>
+                <w:sz w:val="23"/>
+                <w:szCs w:val="23"/>
+              </w:rPr>
+              <w:t xml:space="preserve">Tester must go on the </w:t>
+            </w:r>
+            <w:r>
+              <w:rPr>
+                <w:sz w:val="23"/>
+                <w:szCs w:val="23"/>
+              </w:rPr>
+              <w:t>products’</w:t>
+            </w:r>
+            <w:r>
+              <w:rPr>
+                <w:sz w:val="23"/>
+                <w:szCs w:val="23"/>
+              </w:rPr>
+              <w:t xml:space="preserve"> page and then use the search bar to search different </w:t>
+            </w:r>
+            <w:r>
+              <w:rPr>
+                <w:sz w:val="23"/>
+                <w:szCs w:val="23"/>
+              </w:rPr>
+              <w:t>products</w:t>
+            </w:r>
+            <w:r>
+              <w:rPr>
+                <w:sz w:val="23"/>
+                <w:szCs w:val="23"/>
+              </w:rPr>
+              <w:t xml:space="preserve"> by their names. Then the tester must check if only the </w:t>
+            </w:r>
+            <w:r>
+              <w:rPr>
+                <w:sz w:val="23"/>
+                <w:szCs w:val="23"/>
+              </w:rPr>
+              <w:t>products</w:t>
+            </w:r>
+            <w:r>
+              <w:rPr>
+                <w:sz w:val="23"/>
+                <w:szCs w:val="23"/>
+              </w:rPr>
+              <w:t xml:space="preserve"> that match the search query roughly are shown.</w:t>
+            </w:r>
+          </w:p>
+          <w:p>
+            <w:pPr>
+              <w:pStyle w:val="Default"/>
+              <w:rPr>
+                <w:sz w:val="23"/>
+                <w:szCs w:val="23"/>
+              </w:rPr>
+            </w:pPr>
+            <w:r>
+              <w:rPr>
+                <w:sz w:val="23"/>
+                <w:szCs w:val="23"/>
+              </w:rPr>
+              <w:t>No test data needed.</w:t>
+            </w:r>
+          </w:p>
+        </w:tc>
+      </w:tr>
+      <w:tr>
+        <w:tc>
+          <w:tcPr>
+            <w:tcW w:w="1271" w:type="dxa"/>
+          </w:tcPr>
+          <w:p/>
+        </w:tc>
+        <w:tc>
+          <w:tcPr>
+            <w:tcW w:w="1985" w:type="dxa"/>
+          </w:tcPr>
+          <w:p>
+            <w:pPr>
+              <w:pStyle w:val="Default"/>
+              <w:rPr>
+                <w:sz w:val="23"/>
+                <w:szCs w:val="23"/>
+              </w:rPr>
+            </w:pPr>
+            <w:r>
+              <w:rPr>
+                <w:sz w:val="23"/>
+                <w:szCs w:val="23"/>
+              </w:rPr>
+              <w:t xml:space="preserve">Pagination buttons on the </w:t>
+            </w:r>
+            <w:r>
+              <w:rPr>
+                <w:sz w:val="23"/>
+                <w:szCs w:val="23"/>
+              </w:rPr>
+              <w:t>products</w:t>
+            </w:r>
+            <w:r>
+              <w:rPr>
+                <w:sz w:val="23"/>
+                <w:szCs w:val="23"/>
+              </w:rPr>
+              <w:t xml:space="preserve">’ page </w:t>
+            </w:r>
+          </w:p>
+        </w:tc>
+        <w:tc>
+          <w:tcPr>
+            <w:tcW w:w="1701" w:type="dxa"/>
+          </w:tcPr>
+          <w:p>
+            <w:pPr>
+              <w:pStyle w:val="Default"/>
+              <w:rPr>
+                <w:sz w:val="23"/>
+                <w:szCs w:val="23"/>
+              </w:rPr>
+            </w:pPr>
+            <w:r>
+              <w:rPr>
+                <w:sz w:val="23"/>
+                <w:szCs w:val="23"/>
+              </w:rPr>
+              <w:t xml:space="preserve">White box </w:t>
+            </w:r>
+          </w:p>
+          <w:p>
+            <w:pPr>
+              <w:pStyle w:val="Default"/>
+              <w:rPr>
+                <w:sz w:val="23"/>
+                <w:szCs w:val="23"/>
+              </w:rPr>
+            </w:pPr>
+            <w:r>
+              <w:rPr>
+                <w:sz w:val="23"/>
+                <w:szCs w:val="23"/>
+              </w:rPr>
+              <w:t xml:space="preserve">Black box </w:t>
+            </w:r>
+          </w:p>
+          <w:p>
+            <w:pPr>
+              <w:pStyle w:val="Default"/>
+              <w:rPr>
+                <w:sz w:val="23"/>
+                <w:szCs w:val="23"/>
+              </w:rPr>
+            </w:pPr>
+            <w:r>
+              <w:rPr>
+                <w:sz w:val="23"/>
+                <w:szCs w:val="23"/>
+              </w:rPr>
+              <w:t xml:space="preserve">Functionality </w:t>
+            </w:r>
+          </w:p>
+          <w:p>
+            <w:pPr>
+              <w:pStyle w:val="Default"/>
+              <w:rPr>
+                <w:sz w:val="23"/>
+                <w:szCs w:val="23"/>
+              </w:rPr>
+            </w:pPr>
+            <w:r>
+              <w:rPr>
+                <w:sz w:val="23"/>
+                <w:szCs w:val="23"/>
+              </w:rPr>
+              <w:t>Integration</w:t>
+            </w:r>
+          </w:p>
+        </w:tc>
+        <w:tc>
+          <w:tcPr>
+            <w:tcW w:w="4059" w:type="dxa"/>
+          </w:tcPr>
+          <w:p>
+            <w:pPr>
+              <w:pStyle w:val="Default"/>
+              <w:rPr>
+                <w:sz w:val="23"/>
+                <w:szCs w:val="23"/>
+              </w:rPr>
+            </w:pPr>
+            <w:r>
+              <w:rPr>
+                <w:sz w:val="23"/>
+                <w:szCs w:val="23"/>
+              </w:rPr>
+              <w:t>Products’</w:t>
+            </w:r>
+            <w:r>
+              <w:rPr>
+                <w:sz w:val="23"/>
+                <w:szCs w:val="23"/>
+              </w:rPr>
+              <w:t xml:space="preserve"> page should be made and be fully functional. </w:t>
+            </w:r>
+          </w:p>
+          <w:p>
+            <w:pPr>
+              <w:pStyle w:val="Default"/>
+              <w:rPr>
+                <w:sz w:val="23"/>
+                <w:szCs w:val="23"/>
+              </w:rPr>
+            </w:pPr>
+            <w:r>
+              <w:rPr>
+                <w:sz w:val="23"/>
+                <w:szCs w:val="23"/>
+              </w:rPr>
+              <w:t xml:space="preserve">All models should be made. </w:t>
+            </w:r>
+          </w:p>
+          <w:p>
+            <w:pPr>
+              <w:pStyle w:val="Default"/>
+              <w:rPr>
+                <w:sz w:val="23"/>
+                <w:szCs w:val="23"/>
+              </w:rPr>
+            </w:pPr>
+            <w:r>
+              <w:rPr>
+                <w:sz w:val="23"/>
+                <w:szCs w:val="23"/>
+              </w:rPr>
+              <w:t xml:space="preserve">Migrations and update database must be applied. </w:t>
+            </w:r>
+          </w:p>
+          <w:p>
+            <w:pPr>
+              <w:pStyle w:val="Default"/>
+              <w:rPr>
+                <w:sz w:val="23"/>
+                <w:szCs w:val="23"/>
+              </w:rPr>
+            </w:pPr>
+            <w:r>
+              <w:rPr>
+                <w:sz w:val="23"/>
+                <w:szCs w:val="23"/>
+              </w:rPr>
+              <w:t xml:space="preserve">Tester must use the pagination buttons to see the other </w:t>
+            </w:r>
+            <w:r>
+              <w:rPr>
+                <w:sz w:val="23"/>
+                <w:szCs w:val="23"/>
+              </w:rPr>
+              <w:t>product</w:t>
+            </w:r>
+            <w:r>
+              <w:rPr>
+                <w:sz w:val="23"/>
+                <w:szCs w:val="23"/>
+              </w:rPr>
+              <w:t xml:space="preserve">s that have been not shown on the </w:t>
+            </w:r>
+            <w:r>
+              <w:rPr>
+                <w:sz w:val="23"/>
+                <w:szCs w:val="23"/>
+              </w:rPr>
+              <w:t>products’</w:t>
+            </w:r>
+            <w:r>
+              <w:rPr>
+                <w:sz w:val="23"/>
+                <w:szCs w:val="23"/>
+              </w:rPr>
+              <w:t xml:space="preserve"> page, to allow for better performance of the website.</w:t>
+            </w:r>
+          </w:p>
+          <w:p>
+            <w:pPr>
+              <w:pStyle w:val="Default"/>
+              <w:rPr>
+                <w:sz w:val="23"/>
+                <w:szCs w:val="23"/>
+              </w:rPr>
+            </w:pPr>
+            <w:r>
+              <w:rPr>
+                <w:sz w:val="23"/>
+                <w:szCs w:val="23"/>
+              </w:rPr>
+              <w:t xml:space="preserve">No test data needed. </w:t>
+            </w:r>
+          </w:p>
+        </w:tc>
+      </w:tr>
+      <w:tr>
+        <w:tc>
+          <w:tcPr>
+            <w:tcW w:w="1271" w:type="dxa"/>
+          </w:tcPr>
+          <w:p/>
+        </w:tc>
+        <w:tc>
+          <w:tcPr>
+            <w:tcW w:w="1985" w:type="dxa"/>
+          </w:tcPr>
+          <w:p>
+            <w:pPr>
+              <w:pStyle w:val="Default"/>
+              <w:rPr>
+                <w:sz w:val="23"/>
+                <w:szCs w:val="23"/>
+              </w:rPr>
+            </w:pPr>
+          </w:p>
+        </w:tc>
+        <w:tc>
+          <w:tcPr>
+            <w:tcW w:w="1701" w:type="dxa"/>
+          </w:tcPr>
+          <w:p>
+            <w:pPr>
+              <w:pStyle w:val="Default"/>
+              <w:rPr>
+                <w:sz w:val="23"/>
+                <w:szCs w:val="23"/>
+              </w:rPr>
+            </w:pPr>
+          </w:p>
+        </w:tc>
+        <w:tc>
+          <w:tcPr>
+            <w:tcW w:w="4059" w:type="dxa"/>
+          </w:tcPr>
+          <w:p>
+            <w:pPr>
+              <w:pStyle w:val="Default"/>
+              <w:rPr>
+                <w:sz w:val="23"/>
+                <w:szCs w:val="23"/>
+              </w:rPr>
+            </w:pPr>
+          </w:p>
         </w:tc>
       </w:tr>
     </w:tbl>
@@ -14771,7 +17640,7 @@
 </file>
 
 <file path=word/numbering.xml><?xml version="1.0" encoding="utf-8"?>
-<w:numbering xmlns:wpc="http://schemas.microsoft.com/office/word/2010/wordprocessingCanvas" xmlns:cx="http://schemas.microsoft.com/office/drawing/2014/chartex" xmlns:cx1="http://schemas.microsoft.com/office/drawing/2015/9/8/chartex" xmlns:cx2="http://schemas.microsoft.com/office/drawing/2015/10/21/chartex" xmlns:cx3="http://schemas.microsoft.com/office/drawing/2016/5/9/chartex" xmlns:cx4="http://schemas.microsoft.com/office/drawing/2016/5/10/chartex" xmlns:cx5="http://schemas.microsoft.com/office/drawing/2016/5/11/chartex" xmlns:cx6="http://schemas.microsoft.com/office/drawing/2016/5/12/chartex" xmlns:cx7="http://schemas.microsoft.com/office/drawing/2016/5/13/chartex" xmlns:cx8="http://schemas.microsoft.com/office/drawing/2016/5/14/chartex" xmlns:mc="http://schemas.openxmlformats.org/markup-compatibility/2006" xmlns:aink="http://schemas.microsoft.com/office/drawing/2016/ink" xmlns:am3d="http://schemas.microsoft.com/office/drawing/2017/model3d" xmlns:o="urn:schemas-microsoft-com:office:office" xmlns:oel="http://schemas.microsoft.com/office/2019/extlst" xmlns:r="http://schemas.openxmlformats.org/officeDocument/2006/relationships" xmlns:m="http://schemas.openxmlformats.org/officeDocument/2006/math" xmlns:v="urn:schemas-microsoft-com:vml" xmlns:wp14="http://schemas.microsoft.com/office/word/2010/wordprocessingDrawing" xmlns:wp="http://schemas.openxmlformats.org/drawingml/2006/wordprocessingDrawing" xmlns:w10="urn:schemas-microsoft-com:office:word" xmlns:w="http://schemas.openxmlformats.org/wordprocessingml/2006/main" xmlns:w14="http://schemas.microsoft.com/office/word/2010/wordml" xmlns:w15="http://schemas.microsoft.com/office/word/2012/wordml" xmlns:w16cex="http://schemas.microsoft.com/office/word/2018/wordml/cex" xmlns:w16cid="http://schemas.microsoft.com/office/word/2016/wordml/cid" xmlns:w16="http://schemas.microsoft.com/office/word/2018/wordml" xmlns:w16du="http://schemas.microsoft.com/office/word/2023/wordml/word16du" xmlns:w16sdtdh="http://schemas.microsoft.com/office/word/2020/wordml/sdtdatahash" xmlns:w16sdtfl="http://schemas.microsoft.com/office/word/2024/wordml/sdtformatlock" xmlns:w16se="http://schemas.microsoft.com/office/word/2015/wordml/symex" xmlns:wpg="http://schemas.microsoft.com/office/word/2010/wordprocessingGroup" xmlns:wpi="http://schemas.microsoft.com/office/word/2010/wordprocessingInk" xmlns:wne="http://schemas.microsoft.com/office/word/2006/wordml" xmlns:wps="http://schemas.microsoft.com/office/word/2010/wordprocessingShape" mc:Ignorable="w14 w15 w16se w16cid w16 w16cex w16sdtdh w16sdtfl w16du wp14">
+<w:numbering xmlns:wpc="http://schemas.microsoft.com/office/word/2010/wordprocessingCanvas" xmlns:cx="http://schemas.microsoft.com/office/drawing/2014/chartex" xmlns:cx1="http://schemas.microsoft.com/office/drawing/2015/9/8/chartex" xmlns:cx2="http://schemas.microsoft.com/office/drawing/2015/10/21/chartex" xmlns:cx3="http://schemas.microsoft.com/office/drawing/2016/5/9/chartex" xmlns:cx4="http://schemas.microsoft.com/office/drawing/2016/5/10/chartex" xmlns:cx5="http://schemas.microsoft.com/office/drawing/2016/5/11/chartex" xmlns:cx6="http://schemas.microsoft.com/office/drawing/2016/5/12/chartex" xmlns:cx7="http://schemas.microsoft.com/office/drawing/2016/5/13/chartex" xmlns:cx8="http://schemas.microsoft.com/office/drawing/2016/5/14/chartex" xmlns:mc="http://schemas.openxmlformats.org/markup-compatibility/2006" xmlns:aink="http://schemas.microsoft.com/office/drawing/2016/ink" xmlns:am3d="http://schemas.microsoft.com/office/drawing/2017/model3d" xmlns:o="urn:schemas-microsoft-com:office:office" xmlns:r="http://schemas.openxmlformats.org/officeDocument/2006/relationships" xmlns:m="http://schemas.openxmlformats.org/officeDocument/2006/math" xmlns:v="urn:schemas-microsoft-com:vml" xmlns:wp14="http://schemas.microsoft.com/office/word/2010/wordprocessingDrawing" xmlns:wp="http://schemas.openxmlformats.org/drawingml/2006/wordprocessingDrawing" xmlns:w10="urn:schemas-microsoft-com:office:word" xmlns:w="http://schemas.openxmlformats.org/wordprocessingml/2006/main" xmlns:w14="http://schemas.microsoft.com/office/word/2010/wordml" xmlns:w15="http://schemas.microsoft.com/office/word/2012/wordml" xmlns:w16cex="http://schemas.microsoft.com/office/word/2018/wordml/cex" xmlns:w16cid="http://schemas.microsoft.com/office/word/2016/wordml/cid" xmlns:w16="http://schemas.microsoft.com/office/word/2018/wordml" xmlns:w16sdtdh="http://schemas.microsoft.com/office/word/2020/wordml/sdtdatahash" xmlns:w16se="http://schemas.microsoft.com/office/word/2015/wordml/symex" xmlns:wpg="http://schemas.microsoft.com/office/word/2010/wordprocessingGroup" xmlns:wpi="http://schemas.microsoft.com/office/word/2010/wordprocessingInk" xmlns:wne="http://schemas.microsoft.com/office/word/2006/wordml" xmlns:wps="http://schemas.microsoft.com/office/word/2010/wordprocessingShape" mc:Ignorable="w14 w15 w16se w16cid w16 w16cex w16sdtdh wp14">
   <w:abstractNum w:abstractNumId="0" w15:restartNumberingAfterBreak="0">
     <w:nsid w:val="238969E0"/>
     <w:multiLevelType w:val="hybridMultilevel"/>
@@ -15224,23 +18093,23 @@
       </w:rPr>
     </w:lvl>
   </w:abstractNum>
-  <w:num w:numId="1" w16cid:durableId="1263227811">
+  <w:num w:numId="1">
     <w:abstractNumId w:val="2"/>
   </w:num>
-  <w:num w:numId="2" w16cid:durableId="76247011">
+  <w:num w:numId="2">
     <w:abstractNumId w:val="3"/>
   </w:num>
-  <w:num w:numId="3" w16cid:durableId="2009480996">
+  <w:num w:numId="3">
     <w:abstractNumId w:val="0"/>
   </w:num>
-  <w:num w:numId="4" w16cid:durableId="1784112234">
+  <w:num w:numId="4">
     <w:abstractNumId w:val="1"/>
   </w:num>
 </w:numbering>
 </file>
 
 <file path=word/styles.xml><?xml version="1.0" encoding="utf-8"?>
-<w:styles xmlns:mc="http://schemas.openxmlformats.org/markup-compatibility/2006" xmlns:r="http://schemas.openxmlformats.org/officeDocument/2006/relationships" xmlns:w="http://schemas.openxmlformats.org/wordprocessingml/2006/main" xmlns:w14="http://schemas.microsoft.com/office/word/2010/wordml" xmlns:w15="http://schemas.microsoft.com/office/word/2012/wordml" xmlns:w16cex="http://schemas.microsoft.com/office/word/2018/wordml/cex" xmlns:w16cid="http://schemas.microsoft.com/office/word/2016/wordml/cid" xmlns:w16="http://schemas.microsoft.com/office/word/2018/wordml" xmlns:w16du="http://schemas.microsoft.com/office/word/2023/wordml/word16du" xmlns:w16sdtdh="http://schemas.microsoft.com/office/word/2020/wordml/sdtdatahash" xmlns:w16sdtfl="http://schemas.microsoft.com/office/word/2024/wordml/sdtformatlock" xmlns:w16se="http://schemas.microsoft.com/office/word/2015/wordml/symex" mc:Ignorable="w14 w15 w16se w16cid w16 w16cex w16sdtdh w16sdtfl w16du">
+<w:styles xmlns:mc="http://schemas.openxmlformats.org/markup-compatibility/2006" xmlns:r="http://schemas.openxmlformats.org/officeDocument/2006/relationships" xmlns:w="http://schemas.openxmlformats.org/wordprocessingml/2006/main" xmlns:w14="http://schemas.microsoft.com/office/word/2010/wordml" xmlns:w15="http://schemas.microsoft.com/office/word/2012/wordml" xmlns:w16cex="http://schemas.microsoft.com/office/word/2018/wordml/cex" xmlns:w16cid="http://schemas.microsoft.com/office/word/2016/wordml/cid" xmlns:w16="http://schemas.microsoft.com/office/word/2018/wordml" xmlns:w16sdtdh="http://schemas.microsoft.com/office/word/2020/wordml/sdtdatahash" xmlns:w16se="http://schemas.microsoft.com/office/word/2015/wordml/symex" mc:Ignorable="w14 w15 w16se w16cid w16 w16cex w16sdtdh">
   <w:docDefaults>
     <w:rPrDefault>
       <w:rPr>
@@ -16283,6 +19152,21 @@
     <w:rPr>
       <w:color w:val="605E5C"/>
       <w:shd w:val="clear" w:color="auto" w:fill="E1DFDD"/>
+    </w:rPr>
+  </w:style>
+  <w:style w:type="paragraph" w:customStyle="1" w:styleId="Default">
+    <w:name w:val="Default"/>
+    <w:rsid w:val="005C1FDF"/>
+    <w:pPr>
+      <w:autoSpaceDE w:val="0"/>
+      <w:autoSpaceDN w:val="0"/>
+      <w:adjustRightInd w:val="0"/>
+      <w:spacing w:after="0" w:line="240" w:lineRule="auto"/>
+    </w:pPr>
+    <w:rPr>
+      <w:rFonts w:ascii="Calibri" w:hAnsi="Calibri" w:cs="Calibri"/>
+      <w:color w:val="000000"/>
+      <w:kern w:val="0"/>
     </w:rPr>
   </w:style>
 </w:styles>
@@ -17509,42 +20393,6 @@
         </a:p>
       </dgm:t>
     </dgm:pt>
-    <dgm:pt modelId="{A049CE91-37B7-4CEB-921E-B784EE417BC3}">
-      <dgm:prSet phldrT="[Text]"/>
-      <dgm:spPr/>
-      <dgm:t>
-        <a:bodyPr/>
-        <a:lstStyle/>
-        <a:p>
-          <a:r>
-            <a:rPr lang="en-GB"/>
-            <a:t>Order</a:t>
-          </a:r>
-        </a:p>
-      </dgm:t>
-    </dgm:pt>
-    <dgm:pt modelId="{8A5B1DFC-D093-4C88-8414-BBCB374D9159}" type="parTrans" cxnId="{AE04FCD4-0683-47DC-8CF3-10C7AA00E588}">
-      <dgm:prSet/>
-      <dgm:spPr/>
-      <dgm:t>
-        <a:bodyPr/>
-        <a:lstStyle/>
-        <a:p>
-          <a:endParaRPr lang="en-GB"/>
-        </a:p>
-      </dgm:t>
-    </dgm:pt>
-    <dgm:pt modelId="{70FC5423-9931-45A7-8C13-877B9593E46A}" type="sibTrans" cxnId="{AE04FCD4-0683-47DC-8CF3-10C7AA00E588}">
-      <dgm:prSet/>
-      <dgm:spPr/>
-      <dgm:t>
-        <a:bodyPr/>
-        <a:lstStyle/>
-        <a:p>
-          <a:endParaRPr lang="en-GB"/>
-        </a:p>
-      </dgm:t>
-    </dgm:pt>
     <dgm:pt modelId="{AB53A085-1075-4595-9957-9E0F3F09AA7C}">
       <dgm:prSet phldrT="[Text]"/>
       <dgm:spPr/>
@@ -17598,10 +20446,24 @@
     <dgm:pt modelId="{0A34DDA1-EF6E-4006-A24E-61B823447CA4}" type="parTrans" cxnId="{A1F2D011-F07B-4E60-8969-C62CE98E07E9}">
       <dgm:prSet/>
       <dgm:spPr/>
+      <dgm:t>
+        <a:bodyPr/>
+        <a:lstStyle/>
+        <a:p>
+          <a:endParaRPr lang="en-GB"/>
+        </a:p>
+      </dgm:t>
     </dgm:pt>
     <dgm:pt modelId="{67D57AC4-8C71-4BAA-B841-B5A6D7237DD6}" type="sibTrans" cxnId="{A1F2D011-F07B-4E60-8969-C62CE98E07E9}">
       <dgm:prSet/>
       <dgm:spPr/>
+      <dgm:t>
+        <a:bodyPr/>
+        <a:lstStyle/>
+        <a:p>
+          <a:endParaRPr lang="en-GB"/>
+        </a:p>
+      </dgm:t>
     </dgm:pt>
     <dgm:pt modelId="{25428F68-4B31-4C9E-A704-9D45FEB9494D}">
       <dgm:prSet phldrT="[Text]"/>
@@ -17620,10 +20482,24 @@
     <dgm:pt modelId="{DD74484A-B196-494D-B7C1-B8338271AABB}" type="parTrans" cxnId="{5B93C6BA-ED6E-4AEA-AF29-E6197EB74CE3}">
       <dgm:prSet/>
       <dgm:spPr/>
+      <dgm:t>
+        <a:bodyPr/>
+        <a:lstStyle/>
+        <a:p>
+          <a:endParaRPr lang="en-GB"/>
+        </a:p>
+      </dgm:t>
     </dgm:pt>
     <dgm:pt modelId="{884178C7-16FC-4F37-8F08-8B88F24FE8E8}" type="sibTrans" cxnId="{5B93C6BA-ED6E-4AEA-AF29-E6197EB74CE3}">
       <dgm:prSet/>
       <dgm:spPr/>
+      <dgm:t>
+        <a:bodyPr/>
+        <a:lstStyle/>
+        <a:p>
+          <a:endParaRPr lang="en-GB"/>
+        </a:p>
+      </dgm:t>
     </dgm:pt>
     <dgm:pt modelId="{CC001159-0610-4763-87DE-F23C6BD1D96F}">
       <dgm:prSet phldrT="[Text]"/>
@@ -17642,10 +20518,24 @@
     <dgm:pt modelId="{945FE947-D3AD-4139-8C83-A43C32338FB3}" type="parTrans" cxnId="{BF4EDBB4-A485-448A-B0E3-C3D5A1BAF03C}">
       <dgm:prSet/>
       <dgm:spPr/>
+      <dgm:t>
+        <a:bodyPr/>
+        <a:lstStyle/>
+        <a:p>
+          <a:endParaRPr lang="en-GB"/>
+        </a:p>
+      </dgm:t>
     </dgm:pt>
     <dgm:pt modelId="{97D57C8C-00EA-4132-BADB-29B4E4F732EB}" type="sibTrans" cxnId="{BF4EDBB4-A485-448A-B0E3-C3D5A1BAF03C}">
       <dgm:prSet/>
       <dgm:spPr/>
+      <dgm:t>
+        <a:bodyPr/>
+        <a:lstStyle/>
+        <a:p>
+          <a:endParaRPr lang="en-GB"/>
+        </a:p>
+      </dgm:t>
     </dgm:pt>
     <dgm:pt modelId="{04063226-F60B-4630-8990-85677D1F42BE}">
       <dgm:prSet phldrT="[Text]"/>
@@ -17664,10 +20554,24 @@
     <dgm:pt modelId="{38F0394E-31D6-4D39-937B-7CB8B44E33C3}" type="parTrans" cxnId="{E2DE0A9E-A998-408E-BCE2-B29490765EA6}">
       <dgm:prSet/>
       <dgm:spPr/>
+      <dgm:t>
+        <a:bodyPr/>
+        <a:lstStyle/>
+        <a:p>
+          <a:endParaRPr lang="en-GB"/>
+        </a:p>
+      </dgm:t>
     </dgm:pt>
     <dgm:pt modelId="{B25F9DCC-3C11-4E89-AFE8-96E2F399A722}" type="sibTrans" cxnId="{E2DE0A9E-A998-408E-BCE2-B29490765EA6}">
       <dgm:prSet/>
       <dgm:spPr/>
+      <dgm:t>
+        <a:bodyPr/>
+        <a:lstStyle/>
+        <a:p>
+          <a:endParaRPr lang="en-GB"/>
+        </a:p>
+      </dgm:t>
     </dgm:pt>
     <dgm:pt modelId="{A6E52FD0-6504-4B4A-AF5F-0E2488CEA3A8}">
       <dgm:prSet phldrT="[Text]"/>
@@ -17686,10 +20590,24 @@
     <dgm:pt modelId="{A8003324-FF19-4D12-BA6B-CFF924472A1C}" type="parTrans" cxnId="{2ABF9289-397E-4F1C-B086-5C9F6E74E12F}">
       <dgm:prSet/>
       <dgm:spPr/>
+      <dgm:t>
+        <a:bodyPr/>
+        <a:lstStyle/>
+        <a:p>
+          <a:endParaRPr lang="en-GB"/>
+        </a:p>
+      </dgm:t>
     </dgm:pt>
     <dgm:pt modelId="{57E931EC-4BD8-448A-A02B-6697ECFC98AC}" type="sibTrans" cxnId="{2ABF9289-397E-4F1C-B086-5C9F6E74E12F}">
       <dgm:prSet/>
       <dgm:spPr/>
+      <dgm:t>
+        <a:bodyPr/>
+        <a:lstStyle/>
+        <a:p>
+          <a:endParaRPr lang="en-GB"/>
+        </a:p>
+      </dgm:t>
     </dgm:pt>
     <dgm:pt modelId="{71E4B4DA-ECDA-4AA9-B186-64E39A82076A}">
       <dgm:prSet phldrT="[Text]"/>
@@ -17708,10 +20626,24 @@
     <dgm:pt modelId="{D94D0B90-38C0-403B-8D1F-0FEEAA2BBF19}" type="parTrans" cxnId="{6001A27B-5D7D-42BA-A2F7-11F03FE10B41}">
       <dgm:prSet/>
       <dgm:spPr/>
+      <dgm:t>
+        <a:bodyPr/>
+        <a:lstStyle/>
+        <a:p>
+          <a:endParaRPr lang="en-GB"/>
+        </a:p>
+      </dgm:t>
     </dgm:pt>
     <dgm:pt modelId="{062D9FCB-A996-4A8E-8205-F6E751FFD5BF}" type="sibTrans" cxnId="{6001A27B-5D7D-42BA-A2F7-11F03FE10B41}">
       <dgm:prSet/>
       <dgm:spPr/>
+      <dgm:t>
+        <a:bodyPr/>
+        <a:lstStyle/>
+        <a:p>
+          <a:endParaRPr lang="en-GB"/>
+        </a:p>
+      </dgm:t>
     </dgm:pt>
     <dgm:pt modelId="{6CF54990-3083-494C-9C84-3BCD4B765281}">
       <dgm:prSet phldrT="[Text]"/>
@@ -17730,10 +20662,60 @@
     <dgm:pt modelId="{EBFE99D2-31E4-47E4-82AF-CE8CA32DF84C}" type="parTrans" cxnId="{0678F4BF-22A9-498D-BE01-158AD4E1381F}">
       <dgm:prSet/>
       <dgm:spPr/>
+      <dgm:t>
+        <a:bodyPr/>
+        <a:lstStyle/>
+        <a:p>
+          <a:endParaRPr lang="en-GB"/>
+        </a:p>
+      </dgm:t>
     </dgm:pt>
     <dgm:pt modelId="{8C4EDB98-C28F-4AED-964F-6F510B8F0B88}" type="sibTrans" cxnId="{0678F4BF-22A9-498D-BE01-158AD4E1381F}">
       <dgm:prSet/>
       <dgm:spPr/>
+      <dgm:t>
+        <a:bodyPr/>
+        <a:lstStyle/>
+        <a:p>
+          <a:endParaRPr lang="en-GB"/>
+        </a:p>
+      </dgm:t>
+    </dgm:pt>
+    <dgm:pt modelId="{E2855DE1-6DDF-43DD-BCCB-C16F475E90F7}">
+      <dgm:prSet phldrT="[Text]"/>
+      <dgm:spPr/>
+      <dgm:t>
+        <a:bodyPr/>
+        <a:lstStyle/>
+        <a:p>
+          <a:r>
+            <a:rPr lang="en-GB"/>
+            <a:t>Order</a:t>
+          </a:r>
+        </a:p>
+      </dgm:t>
+    </dgm:pt>
+    <dgm:pt modelId="{3C4E2277-B9F0-454D-B237-8739265399A5}" type="parTrans" cxnId="{CE71CA6F-B930-43EA-805C-06FD14872580}">
+      <dgm:prSet/>
+      <dgm:spPr/>
+      <dgm:t>
+        <a:bodyPr/>
+        <a:lstStyle/>
+        <a:p>
+          <a:endParaRPr lang="en-GB"/>
+        </a:p>
+      </dgm:t>
+    </dgm:pt>
+    <dgm:pt modelId="{5998A744-1EDD-4E5C-B8D5-4AD4EA027F43}" type="sibTrans" cxnId="{CE71CA6F-B930-43EA-805C-06FD14872580}">
+      <dgm:prSet/>
+      <dgm:spPr/>
+      <dgm:t>
+        <a:bodyPr/>
+        <a:lstStyle/>
+        <a:p>
+          <a:endParaRPr lang="en-GB"/>
+        </a:p>
+      </dgm:t>
     </dgm:pt>
     <dgm:pt modelId="{2E21F6F7-BBDE-4A33-8359-9C707B5C4289}" type="pres">
       <dgm:prSet presAssocID="{9050314F-9DCC-43C2-9FB9-9B1E85B5DD60}" presName="hierChild1" presStyleCnt="0">
@@ -17777,7 +20759,7 @@
       <dgm:spPr/>
     </dgm:pt>
     <dgm:pt modelId="{C2D3D8B2-FA19-4A52-BA7E-0B8C956D0977}" type="pres">
-      <dgm:prSet presAssocID="{DC35EDC5-788A-408F-8CD2-F45E33F101E5}" presName="Name37" presStyleLbl="parChTrans1D2" presStyleIdx="0" presStyleCnt="9"/>
+      <dgm:prSet presAssocID="{DC35EDC5-788A-408F-8CD2-F45E33F101E5}" presName="Name37" presStyleLbl="parChTrans1D2" presStyleIdx="0" presStyleCnt="13"/>
       <dgm:spPr/>
     </dgm:pt>
     <dgm:pt modelId="{DDB30A89-C83A-4114-BE61-D20F1DB917C4}" type="pres">
@@ -17793,7 +20775,7 @@
       <dgm:spPr/>
     </dgm:pt>
     <dgm:pt modelId="{C9B7F93B-4374-4F62-95B4-0A2B5C747C11}" type="pres">
-      <dgm:prSet presAssocID="{6219A2B6-403A-4533-9770-B02CC26B3E77}" presName="rootText" presStyleLbl="node2" presStyleIdx="0" presStyleCnt="9">
+      <dgm:prSet presAssocID="{6219A2B6-403A-4533-9770-B02CC26B3E77}" presName="rootText" presStyleLbl="node2" presStyleIdx="0" presStyleCnt="13">
         <dgm:presLayoutVars>
           <dgm:chPref val="3"/>
         </dgm:presLayoutVars>
@@ -17801,7 +20783,7 @@
       <dgm:spPr/>
     </dgm:pt>
     <dgm:pt modelId="{D07CF1A2-09BF-4D84-B325-6750EBA1DAF7}" type="pres">
-      <dgm:prSet presAssocID="{6219A2B6-403A-4533-9770-B02CC26B3E77}" presName="rootConnector" presStyleLbl="node2" presStyleIdx="0" presStyleCnt="9"/>
+      <dgm:prSet presAssocID="{6219A2B6-403A-4533-9770-B02CC26B3E77}" presName="rootConnector" presStyleLbl="node2" presStyleIdx="0" presStyleCnt="13"/>
       <dgm:spPr/>
     </dgm:pt>
     <dgm:pt modelId="{BFBF01A5-EBBE-428A-951F-0FFC9E7BDC98}" type="pres">
@@ -17809,7 +20791,7 @@
       <dgm:spPr/>
     </dgm:pt>
     <dgm:pt modelId="{C3FDB715-70A1-49A8-9797-AF8211783E95}" type="pres">
-      <dgm:prSet presAssocID="{65D6A9C5-DD93-444C-9432-7B5A0E7A06DC}" presName="Name37" presStyleLbl="parChTrans1D3" presStyleIdx="0" presStyleCnt="7"/>
+      <dgm:prSet presAssocID="{65D6A9C5-DD93-444C-9432-7B5A0E7A06DC}" presName="Name37" presStyleLbl="parChTrans1D3" presStyleIdx="0" presStyleCnt="3"/>
       <dgm:spPr/>
     </dgm:pt>
     <dgm:pt modelId="{E1BED13D-BA3E-423C-94AE-595E838EAC64}" type="pres">
@@ -17825,7 +20807,7 @@
       <dgm:spPr/>
     </dgm:pt>
     <dgm:pt modelId="{9AF36780-2E35-434E-9C52-F1E6DDBAE230}" type="pres">
-      <dgm:prSet presAssocID="{39A138F5-0715-4176-8E50-F126EE8EF9A6}" presName="rootText" presStyleLbl="node3" presStyleIdx="0" presStyleCnt="7">
+      <dgm:prSet presAssocID="{39A138F5-0715-4176-8E50-F126EE8EF9A6}" presName="rootText" presStyleLbl="node3" presStyleIdx="0" presStyleCnt="3">
         <dgm:presLayoutVars>
           <dgm:chPref val="3"/>
         </dgm:presLayoutVars>
@@ -17833,7 +20815,7 @@
       <dgm:spPr/>
     </dgm:pt>
     <dgm:pt modelId="{900EF2A9-62BD-4970-B701-CB1FE9DAA211}" type="pres">
-      <dgm:prSet presAssocID="{39A138F5-0715-4176-8E50-F126EE8EF9A6}" presName="rootConnector" presStyleLbl="node3" presStyleIdx="0" presStyleCnt="7"/>
+      <dgm:prSet presAssocID="{39A138F5-0715-4176-8E50-F126EE8EF9A6}" presName="rootConnector" presStyleLbl="node3" presStyleIdx="0" presStyleCnt="3"/>
       <dgm:spPr/>
     </dgm:pt>
     <dgm:pt modelId="{206E5150-43DA-40A9-9A56-900197373664}" type="pres">
@@ -17849,7 +20831,7 @@
       <dgm:spPr/>
     </dgm:pt>
     <dgm:pt modelId="{9C1D0787-2694-499D-B1EA-32C8E976B911}" type="pres">
-      <dgm:prSet presAssocID="{0A34DDA1-EF6E-4006-A24E-61B823447CA4}" presName="Name37" presStyleLbl="parChTrans1D2" presStyleIdx="1" presStyleCnt="9"/>
+      <dgm:prSet presAssocID="{0A34DDA1-EF6E-4006-A24E-61B823447CA4}" presName="Name37" presStyleLbl="parChTrans1D2" presStyleIdx="1" presStyleCnt="13"/>
       <dgm:spPr/>
     </dgm:pt>
     <dgm:pt modelId="{413784C0-0897-4FFA-B037-7350FEB55F19}" type="pres">
@@ -17865,7 +20847,7 @@
       <dgm:spPr/>
     </dgm:pt>
     <dgm:pt modelId="{5FFEA07E-93D7-4EE5-9745-070140E2EFF5}" type="pres">
-      <dgm:prSet presAssocID="{3CF691D5-71E5-4D8C-BC25-285E6715746D}" presName="rootText" presStyleLbl="node2" presStyleIdx="1" presStyleCnt="9">
+      <dgm:prSet presAssocID="{3CF691D5-71E5-4D8C-BC25-285E6715746D}" presName="rootText" presStyleLbl="node2" presStyleIdx="1" presStyleCnt="13">
         <dgm:presLayoutVars>
           <dgm:chPref val="3"/>
         </dgm:presLayoutVars>
@@ -17873,7 +20855,7 @@
       <dgm:spPr/>
     </dgm:pt>
     <dgm:pt modelId="{3B90203B-5DFF-47C1-B405-4D1D38200D50}" type="pres">
-      <dgm:prSet presAssocID="{3CF691D5-71E5-4D8C-BC25-285E6715746D}" presName="rootConnector" presStyleLbl="node2" presStyleIdx="1" presStyleCnt="9"/>
+      <dgm:prSet presAssocID="{3CF691D5-71E5-4D8C-BC25-285E6715746D}" presName="rootConnector" presStyleLbl="node2" presStyleIdx="1" presStyleCnt="13"/>
       <dgm:spPr/>
     </dgm:pt>
     <dgm:pt modelId="{167DD075-970D-4C21-9487-6FB031837A63}" type="pres">
@@ -17881,7 +20863,7 @@
       <dgm:spPr/>
     </dgm:pt>
     <dgm:pt modelId="{B487656C-69FF-4699-84E6-02A8A29B7C0A}" type="pres">
-      <dgm:prSet presAssocID="{EBFE99D2-31E4-47E4-82AF-CE8CA32DF84C}" presName="Name37" presStyleLbl="parChTrans1D3" presStyleIdx="1" presStyleCnt="7"/>
+      <dgm:prSet presAssocID="{EBFE99D2-31E4-47E4-82AF-CE8CA32DF84C}" presName="Name37" presStyleLbl="parChTrans1D3" presStyleIdx="1" presStyleCnt="3"/>
       <dgm:spPr/>
     </dgm:pt>
     <dgm:pt modelId="{A9AB9CE2-0E03-4AB1-AC19-6B7F06D8D94F}" type="pres">
@@ -17897,7 +20879,7 @@
       <dgm:spPr/>
     </dgm:pt>
     <dgm:pt modelId="{751F4EFA-3BE8-4A0E-A74D-68900BF6B17E}" type="pres">
-      <dgm:prSet presAssocID="{6CF54990-3083-494C-9C84-3BCD4B765281}" presName="rootText" presStyleLbl="node3" presStyleIdx="1" presStyleCnt="7">
+      <dgm:prSet presAssocID="{6CF54990-3083-494C-9C84-3BCD4B765281}" presName="rootText" presStyleLbl="node3" presStyleIdx="1" presStyleCnt="3">
         <dgm:presLayoutVars>
           <dgm:chPref val="3"/>
         </dgm:presLayoutVars>
@@ -17905,7 +20887,7 @@
       <dgm:spPr/>
     </dgm:pt>
     <dgm:pt modelId="{5C71F4AE-5C17-4ADA-882B-7E894C84D916}" type="pres">
-      <dgm:prSet presAssocID="{6CF54990-3083-494C-9C84-3BCD4B765281}" presName="rootConnector" presStyleLbl="node3" presStyleIdx="1" presStyleCnt="7"/>
+      <dgm:prSet presAssocID="{6CF54990-3083-494C-9C84-3BCD4B765281}" presName="rootConnector" presStyleLbl="node3" presStyleIdx="1" presStyleCnt="3"/>
       <dgm:spPr/>
     </dgm:pt>
     <dgm:pt modelId="{86988A67-C476-4A9B-96DF-2C9B2282545F}" type="pres">
@@ -17920,8 +20902,44 @@
       <dgm:prSet presAssocID="{3CF691D5-71E5-4D8C-BC25-285E6715746D}" presName="hierChild5" presStyleCnt="0"/>
       <dgm:spPr/>
     </dgm:pt>
+    <dgm:pt modelId="{BC310E5B-FD85-4F6D-A48D-108AE14E3EE3}" type="pres">
+      <dgm:prSet presAssocID="{3C4E2277-B9F0-454D-B237-8739265399A5}" presName="Name37" presStyleLbl="parChTrans1D2" presStyleIdx="2" presStyleCnt="13"/>
+      <dgm:spPr/>
+    </dgm:pt>
+    <dgm:pt modelId="{5A039831-410A-463A-BC6C-E5D73A2C8217}" type="pres">
+      <dgm:prSet presAssocID="{E2855DE1-6DDF-43DD-BCCB-C16F475E90F7}" presName="hierRoot2" presStyleCnt="0">
+        <dgm:presLayoutVars>
+          <dgm:hierBranch val="init"/>
+        </dgm:presLayoutVars>
+      </dgm:prSet>
+      <dgm:spPr/>
+    </dgm:pt>
+    <dgm:pt modelId="{1B314F7B-B86D-4320-A073-10B967EAB0D8}" type="pres">
+      <dgm:prSet presAssocID="{E2855DE1-6DDF-43DD-BCCB-C16F475E90F7}" presName="rootComposite" presStyleCnt="0"/>
+      <dgm:spPr/>
+    </dgm:pt>
+    <dgm:pt modelId="{F85F83A0-28EE-4C7A-903C-91894F2063A9}" type="pres">
+      <dgm:prSet presAssocID="{E2855DE1-6DDF-43DD-BCCB-C16F475E90F7}" presName="rootText" presStyleLbl="node2" presStyleIdx="2" presStyleCnt="13">
+        <dgm:presLayoutVars>
+          <dgm:chPref val="3"/>
+        </dgm:presLayoutVars>
+      </dgm:prSet>
+      <dgm:spPr/>
+    </dgm:pt>
+    <dgm:pt modelId="{58CB9579-9C6E-4246-A407-61E22C61E8E6}" type="pres">
+      <dgm:prSet presAssocID="{E2855DE1-6DDF-43DD-BCCB-C16F475E90F7}" presName="rootConnector" presStyleLbl="node2" presStyleIdx="2" presStyleCnt="13"/>
+      <dgm:spPr/>
+    </dgm:pt>
+    <dgm:pt modelId="{1417D0C6-485E-4981-B3CB-7C608AEB7C87}" type="pres">
+      <dgm:prSet presAssocID="{E2855DE1-6DDF-43DD-BCCB-C16F475E90F7}" presName="hierChild4" presStyleCnt="0"/>
+      <dgm:spPr/>
+    </dgm:pt>
+    <dgm:pt modelId="{E31D983E-CE2B-4362-9D24-2C36F4970719}" type="pres">
+      <dgm:prSet presAssocID="{E2855DE1-6DDF-43DD-BCCB-C16F475E90F7}" presName="hierChild5" presStyleCnt="0"/>
+      <dgm:spPr/>
+    </dgm:pt>
     <dgm:pt modelId="{195796D1-4B39-438C-AA12-5A8D435EA4FA}" type="pres">
-      <dgm:prSet presAssocID="{CC708141-C295-4B77-ADA3-4599B1903CF5}" presName="Name37" presStyleLbl="parChTrans1D2" presStyleIdx="2" presStyleCnt="9"/>
+      <dgm:prSet presAssocID="{CC708141-C295-4B77-ADA3-4599B1903CF5}" presName="Name37" presStyleLbl="parChTrans1D2" presStyleIdx="3" presStyleCnt="13"/>
       <dgm:spPr/>
     </dgm:pt>
     <dgm:pt modelId="{84822AFA-0C45-44B6-ADB1-7029582F08D7}" type="pres">
@@ -17937,7 +20955,7 @@
       <dgm:spPr/>
     </dgm:pt>
     <dgm:pt modelId="{D09BBDC5-E692-424E-BDC1-C56C2573E22B}" type="pres">
-      <dgm:prSet presAssocID="{AB53A085-1075-4595-9957-9E0F3F09AA7C}" presName="rootText" presStyleLbl="node2" presStyleIdx="2" presStyleCnt="9">
+      <dgm:prSet presAssocID="{AB53A085-1075-4595-9957-9E0F3F09AA7C}" presName="rootText" presStyleLbl="node2" presStyleIdx="3" presStyleCnt="13">
         <dgm:presLayoutVars>
           <dgm:chPref val="3"/>
         </dgm:presLayoutVars>
@@ -17945,7 +20963,7 @@
       <dgm:spPr/>
     </dgm:pt>
     <dgm:pt modelId="{5132A2B8-C20F-45AB-8E04-C7DA9626937B}" type="pres">
-      <dgm:prSet presAssocID="{AB53A085-1075-4595-9957-9E0F3F09AA7C}" presName="rootConnector" presStyleLbl="node2" presStyleIdx="2" presStyleCnt="9"/>
+      <dgm:prSet presAssocID="{AB53A085-1075-4595-9957-9E0F3F09AA7C}" presName="rootConnector" presStyleLbl="node2" presStyleIdx="3" presStyleCnt="13"/>
       <dgm:spPr/>
     </dgm:pt>
     <dgm:pt modelId="{09A86F9F-CA6B-428B-A74E-25C8BA3A0AA8}" type="pres">
@@ -17957,7 +20975,7 @@
       <dgm:spPr/>
     </dgm:pt>
     <dgm:pt modelId="{92082DEC-787D-4509-8258-39DBEE9AE9D9}" type="pres">
-      <dgm:prSet presAssocID="{9205C0C1-55FF-44BF-8EC3-2801FA7318E8}" presName="Name37" presStyleLbl="parChTrans1D2" presStyleIdx="3" presStyleCnt="9"/>
+      <dgm:prSet presAssocID="{9205C0C1-55FF-44BF-8EC3-2801FA7318E8}" presName="Name37" presStyleLbl="parChTrans1D2" presStyleIdx="4" presStyleCnt="13"/>
       <dgm:spPr/>
     </dgm:pt>
     <dgm:pt modelId="{E1C5BCB3-A39B-4C4A-A488-1DA7A7740C50}" type="pres">
@@ -17973,7 +20991,7 @@
       <dgm:spPr/>
     </dgm:pt>
     <dgm:pt modelId="{DC6629EE-9C87-4836-8CC7-41479B441E6E}" type="pres">
-      <dgm:prSet presAssocID="{ACCAA6E3-62AF-4ADA-8DEA-BBED07873C93}" presName="rootText" presStyleLbl="node2" presStyleIdx="3" presStyleCnt="9">
+      <dgm:prSet presAssocID="{ACCAA6E3-62AF-4ADA-8DEA-BBED07873C93}" presName="rootText" presStyleLbl="node2" presStyleIdx="4" presStyleCnt="13">
         <dgm:presLayoutVars>
           <dgm:chPref val="3"/>
         </dgm:presLayoutVars>
@@ -17981,7 +20999,7 @@
       <dgm:spPr/>
     </dgm:pt>
     <dgm:pt modelId="{8543598C-DE86-4933-B2FE-1F21BCAA5E39}" type="pres">
-      <dgm:prSet presAssocID="{ACCAA6E3-62AF-4ADA-8DEA-BBED07873C93}" presName="rootConnector" presStyleLbl="node2" presStyleIdx="3" presStyleCnt="9"/>
+      <dgm:prSet presAssocID="{ACCAA6E3-62AF-4ADA-8DEA-BBED07873C93}" presName="rootConnector" presStyleLbl="node2" presStyleIdx="4" presStyleCnt="13"/>
       <dgm:spPr/>
     </dgm:pt>
     <dgm:pt modelId="{E60EE302-243B-4685-838C-3F6DF2E07E3F}" type="pres">
@@ -17989,7 +21007,7 @@
       <dgm:spPr/>
     </dgm:pt>
     <dgm:pt modelId="{C63E7159-7922-42AA-BC9A-8A42098B5AC7}" type="pres">
-      <dgm:prSet presAssocID="{C20370AC-7EF0-45C7-B8B0-389EAB05A450}" presName="Name37" presStyleLbl="parChTrans1D3" presStyleIdx="2" presStyleCnt="7"/>
+      <dgm:prSet presAssocID="{C20370AC-7EF0-45C7-B8B0-389EAB05A450}" presName="Name37" presStyleLbl="parChTrans1D3" presStyleIdx="2" presStyleCnt="3"/>
       <dgm:spPr/>
     </dgm:pt>
     <dgm:pt modelId="{69BAE616-78A0-42B6-9659-43A902022229}" type="pres">
@@ -18005,7 +21023,7 @@
       <dgm:spPr/>
     </dgm:pt>
     <dgm:pt modelId="{5AC97FCA-28C7-4A78-AA35-6920F07895FF}" type="pres">
-      <dgm:prSet presAssocID="{BA55EE3A-86A2-4675-B991-5AD741F49288}" presName="rootText" presStyleLbl="node3" presStyleIdx="2" presStyleCnt="7">
+      <dgm:prSet presAssocID="{BA55EE3A-86A2-4675-B991-5AD741F49288}" presName="rootText" presStyleLbl="node3" presStyleIdx="2" presStyleCnt="3">
         <dgm:presLayoutVars>
           <dgm:chPref val="3"/>
         </dgm:presLayoutVars>
@@ -18013,7 +21031,7 @@
       <dgm:spPr/>
     </dgm:pt>
     <dgm:pt modelId="{CE41A81F-52B4-4E20-A5D4-8930FD63119A}" type="pres">
-      <dgm:prSet presAssocID="{BA55EE3A-86A2-4675-B991-5AD741F49288}" presName="rootConnector" presStyleLbl="node3" presStyleIdx="2" presStyleCnt="7"/>
+      <dgm:prSet presAssocID="{BA55EE3A-86A2-4675-B991-5AD741F49288}" presName="rootConnector" presStyleLbl="node3" presStyleIdx="2" presStyleCnt="3"/>
       <dgm:spPr/>
     </dgm:pt>
     <dgm:pt modelId="{29C2ADC0-EF10-4C08-9025-B6200B85C817}" type="pres">
@@ -18024,51 +21042,15 @@
       <dgm:prSet presAssocID="{BA55EE3A-86A2-4675-B991-5AD741F49288}" presName="hierChild5" presStyleCnt="0"/>
       <dgm:spPr/>
     </dgm:pt>
-    <dgm:pt modelId="{689C2869-E741-45EC-84A7-E9B773FFE06C}" type="pres">
-      <dgm:prSet presAssocID="{8A5B1DFC-D093-4C88-8414-BBCB374D9159}" presName="Name37" presStyleLbl="parChTrans1D3" presStyleIdx="3" presStyleCnt="7"/>
-      <dgm:spPr/>
-    </dgm:pt>
-    <dgm:pt modelId="{BB0472BE-AE20-4E93-9747-4592FFC367E7}" type="pres">
-      <dgm:prSet presAssocID="{A049CE91-37B7-4CEB-921E-B784EE417BC3}" presName="hierRoot2" presStyleCnt="0">
-        <dgm:presLayoutVars>
-          <dgm:hierBranch val="init"/>
-        </dgm:presLayoutVars>
-      </dgm:prSet>
-      <dgm:spPr/>
-    </dgm:pt>
-    <dgm:pt modelId="{EB47BE3C-C139-4460-B320-79E38A96DE01}" type="pres">
-      <dgm:prSet presAssocID="{A049CE91-37B7-4CEB-921E-B784EE417BC3}" presName="rootComposite" presStyleCnt="0"/>
-      <dgm:spPr/>
-    </dgm:pt>
-    <dgm:pt modelId="{71056BFF-310C-442C-B7C9-A19B64DD4166}" type="pres">
-      <dgm:prSet presAssocID="{A049CE91-37B7-4CEB-921E-B784EE417BC3}" presName="rootText" presStyleLbl="node3" presStyleIdx="3" presStyleCnt="7">
-        <dgm:presLayoutVars>
-          <dgm:chPref val="3"/>
-        </dgm:presLayoutVars>
-      </dgm:prSet>
-      <dgm:spPr/>
-    </dgm:pt>
-    <dgm:pt modelId="{C33E4F49-84E0-4936-A206-87C341DCB999}" type="pres">
-      <dgm:prSet presAssocID="{A049CE91-37B7-4CEB-921E-B784EE417BC3}" presName="rootConnector" presStyleLbl="node3" presStyleIdx="3" presStyleCnt="7"/>
-      <dgm:spPr/>
-    </dgm:pt>
-    <dgm:pt modelId="{060FD00F-8937-4226-BD3F-6CE7F2E48A5D}" type="pres">
-      <dgm:prSet presAssocID="{A049CE91-37B7-4CEB-921E-B784EE417BC3}" presName="hierChild4" presStyleCnt="0"/>
-      <dgm:spPr/>
-    </dgm:pt>
-    <dgm:pt modelId="{A6E3EF64-CEE5-428D-94DC-6C9C32644597}" type="pres">
-      <dgm:prSet presAssocID="{A049CE91-37B7-4CEB-921E-B784EE417BC3}" presName="hierChild5" presStyleCnt="0"/>
-      <dgm:spPr/>
-    </dgm:pt>
     <dgm:pt modelId="{CE93E46C-1CEB-4629-99C5-4DE92E3BDEE8}" type="pres">
       <dgm:prSet presAssocID="{ACCAA6E3-62AF-4ADA-8DEA-BBED07873C93}" presName="hierChild5" presStyleCnt="0"/>
       <dgm:spPr/>
     </dgm:pt>
-    <dgm:pt modelId="{DF5D7104-DF50-47AE-BC84-5C70118E0C7D}" type="pres">
-      <dgm:prSet presAssocID="{DD74484A-B196-494D-B7C1-B8338271AABB}" presName="Name37" presStyleLbl="parChTrans1D2" presStyleIdx="4" presStyleCnt="9"/>
+    <dgm:pt modelId="{4D0B1D67-D3A1-4F91-81B3-FF1CE13DC5C0}" type="pres">
+      <dgm:prSet presAssocID="{DD74484A-B196-494D-B7C1-B8338271AABB}" presName="Name37" presStyleLbl="parChTrans1D2" presStyleIdx="5" presStyleCnt="13"/>
       <dgm:spPr/>
     </dgm:pt>
-    <dgm:pt modelId="{5E3C93FE-74B1-4068-92CE-BA0D611A800C}" type="pres">
+    <dgm:pt modelId="{8EEAF327-31E2-4DE2-991F-06A009517065}" type="pres">
       <dgm:prSet presAssocID="{25428F68-4B31-4C9E-A704-9D45FEB9494D}" presName="hierRoot2" presStyleCnt="0">
         <dgm:presLayoutVars>
           <dgm:hierBranch val="init"/>
@@ -18076,28 +21058,32 @@
       </dgm:prSet>
       <dgm:spPr/>
     </dgm:pt>
-    <dgm:pt modelId="{3B5D6DC8-DCBA-4A03-8F9B-AEAD706A8A68}" type="pres">
+    <dgm:pt modelId="{78BDEE60-F5AC-4BF9-B883-D9FB3B38E1E3}" type="pres">
       <dgm:prSet presAssocID="{25428F68-4B31-4C9E-A704-9D45FEB9494D}" presName="rootComposite" presStyleCnt="0"/>
       <dgm:spPr/>
     </dgm:pt>
-    <dgm:pt modelId="{92563980-B3BD-4338-AC97-835F97DB3F9C}" type="pres">
-      <dgm:prSet presAssocID="{25428F68-4B31-4C9E-A704-9D45FEB9494D}" presName="rootText" presStyleLbl="node2" presStyleIdx="4" presStyleCnt="9">
+    <dgm:pt modelId="{C7CA0B20-3FC8-458F-BFC5-0252D79E441F}" type="pres">
+      <dgm:prSet presAssocID="{25428F68-4B31-4C9E-A704-9D45FEB9494D}" presName="rootText" presStyleLbl="node2" presStyleIdx="5" presStyleCnt="13">
         <dgm:presLayoutVars>
           <dgm:chPref val="3"/>
         </dgm:presLayoutVars>
       </dgm:prSet>
       <dgm:spPr/>
     </dgm:pt>
-    <dgm:pt modelId="{E64AF95E-AD81-42E4-816C-027E73109378}" type="pres">
-      <dgm:prSet presAssocID="{25428F68-4B31-4C9E-A704-9D45FEB9494D}" presName="rootConnector" presStyleLbl="node2" presStyleIdx="4" presStyleCnt="9"/>
+    <dgm:pt modelId="{52397C9B-F808-4CB0-AD9B-458C19FE2185}" type="pres">
+      <dgm:prSet presAssocID="{25428F68-4B31-4C9E-A704-9D45FEB9494D}" presName="rootConnector" presStyleLbl="node2" presStyleIdx="5" presStyleCnt="13"/>
       <dgm:spPr/>
     </dgm:pt>
-    <dgm:pt modelId="{E0795783-0A8D-4DCE-B84C-4D803E27D8B1}" type="pres">
+    <dgm:pt modelId="{B2A94D4D-6A19-4B0D-93F4-91469DC5FA31}" type="pres">
       <dgm:prSet presAssocID="{25428F68-4B31-4C9E-A704-9D45FEB9494D}" presName="hierChild4" presStyleCnt="0"/>
       <dgm:spPr/>
     </dgm:pt>
+    <dgm:pt modelId="{DD6FE51F-D1B0-4747-B8BB-F9C1F85A0201}" type="pres">
+      <dgm:prSet presAssocID="{25428F68-4B31-4C9E-A704-9D45FEB9494D}" presName="hierChild5" presStyleCnt="0"/>
+      <dgm:spPr/>
+    </dgm:pt>
     <dgm:pt modelId="{4ED7CC23-3454-447B-9611-C085C68BD0DB}" type="pres">
-      <dgm:prSet presAssocID="{38F0394E-31D6-4D39-937B-7CB8B44E33C3}" presName="Name37" presStyleLbl="parChTrans1D3" presStyleIdx="4" presStyleCnt="7"/>
+      <dgm:prSet presAssocID="{38F0394E-31D6-4D39-937B-7CB8B44E33C3}" presName="Name37" presStyleLbl="parChTrans1D2" presStyleIdx="6" presStyleCnt="13"/>
       <dgm:spPr/>
     </dgm:pt>
     <dgm:pt modelId="{1A3FF1B5-7E2D-4E6A-B89F-F2C9119E053D}" type="pres">
@@ -18113,7 +21099,7 @@
       <dgm:spPr/>
     </dgm:pt>
     <dgm:pt modelId="{0A4840AC-695A-4072-B912-DA3746F198BC}" type="pres">
-      <dgm:prSet presAssocID="{04063226-F60B-4630-8990-85677D1F42BE}" presName="rootText" presStyleLbl="node3" presStyleIdx="4" presStyleCnt="7">
+      <dgm:prSet presAssocID="{04063226-F60B-4630-8990-85677D1F42BE}" presName="rootText" presStyleLbl="node2" presStyleIdx="6" presStyleCnt="13">
         <dgm:presLayoutVars>
           <dgm:chPref val="3"/>
         </dgm:presLayoutVars>
@@ -18121,7 +21107,7 @@
       <dgm:spPr/>
     </dgm:pt>
     <dgm:pt modelId="{179DE2A6-5548-4ABE-8621-389B46674DE8}" type="pres">
-      <dgm:prSet presAssocID="{04063226-F60B-4630-8990-85677D1F42BE}" presName="rootConnector" presStyleLbl="node3" presStyleIdx="4" presStyleCnt="7"/>
+      <dgm:prSet presAssocID="{04063226-F60B-4630-8990-85677D1F42BE}" presName="rootConnector" presStyleLbl="node2" presStyleIdx="6" presStyleCnt="13"/>
       <dgm:spPr/>
     </dgm:pt>
     <dgm:pt modelId="{18D39CA4-B2AD-4EBB-91DC-4EEBEB5450B3}" type="pres">
@@ -18133,7 +21119,7 @@
       <dgm:spPr/>
     </dgm:pt>
     <dgm:pt modelId="{7F8A3ECB-5AF5-4B8C-B170-FADCE0A00CE7}" type="pres">
-      <dgm:prSet presAssocID="{A8003324-FF19-4D12-BA6B-CFF924472A1C}" presName="Name37" presStyleLbl="parChTrans1D3" presStyleIdx="5" presStyleCnt="7"/>
+      <dgm:prSet presAssocID="{A8003324-FF19-4D12-BA6B-CFF924472A1C}" presName="Name37" presStyleLbl="parChTrans1D2" presStyleIdx="7" presStyleCnt="13"/>
       <dgm:spPr/>
     </dgm:pt>
     <dgm:pt modelId="{2173F104-541F-43CB-82B4-112C2690DF70}" type="pres">
@@ -18149,7 +21135,7 @@
       <dgm:spPr/>
     </dgm:pt>
     <dgm:pt modelId="{13AB6A92-0319-4BFA-97D9-2A96E2D88EB5}" type="pres">
-      <dgm:prSet presAssocID="{A6E52FD0-6504-4B4A-AF5F-0E2488CEA3A8}" presName="rootText" presStyleLbl="node3" presStyleIdx="5" presStyleCnt="7">
+      <dgm:prSet presAssocID="{A6E52FD0-6504-4B4A-AF5F-0E2488CEA3A8}" presName="rootText" presStyleLbl="node2" presStyleIdx="7" presStyleCnt="13">
         <dgm:presLayoutVars>
           <dgm:chPref val="3"/>
         </dgm:presLayoutVars>
@@ -18157,7 +21143,7 @@
       <dgm:spPr/>
     </dgm:pt>
     <dgm:pt modelId="{419063D7-EDC5-46E7-97A1-845C30D24B59}" type="pres">
-      <dgm:prSet presAssocID="{A6E52FD0-6504-4B4A-AF5F-0E2488CEA3A8}" presName="rootConnector" presStyleLbl="node3" presStyleIdx="5" presStyleCnt="7"/>
+      <dgm:prSet presAssocID="{A6E52FD0-6504-4B4A-AF5F-0E2488CEA3A8}" presName="rootConnector" presStyleLbl="node2" presStyleIdx="7" presStyleCnt="13"/>
       <dgm:spPr/>
     </dgm:pt>
     <dgm:pt modelId="{F88498AC-D486-42FB-8968-F81161F45C37}" type="pres">
@@ -18169,7 +21155,7 @@
       <dgm:spPr/>
     </dgm:pt>
     <dgm:pt modelId="{A760058F-2450-426F-A6DB-037A19925599}" type="pres">
-      <dgm:prSet presAssocID="{D94D0B90-38C0-403B-8D1F-0FEEAA2BBF19}" presName="Name37" presStyleLbl="parChTrans1D3" presStyleIdx="6" presStyleCnt="7"/>
+      <dgm:prSet presAssocID="{D94D0B90-38C0-403B-8D1F-0FEEAA2BBF19}" presName="Name37" presStyleLbl="parChTrans1D2" presStyleIdx="8" presStyleCnt="13"/>
       <dgm:spPr/>
     </dgm:pt>
     <dgm:pt modelId="{80996E3E-3F95-491A-9748-EFE09EF91C72}" type="pres">
@@ -18185,7 +21171,7 @@
       <dgm:spPr/>
     </dgm:pt>
     <dgm:pt modelId="{C50D2B72-7969-45AE-84DC-85DE4BE402C8}" type="pres">
-      <dgm:prSet presAssocID="{71E4B4DA-ECDA-4AA9-B186-64E39A82076A}" presName="rootText" presStyleLbl="node3" presStyleIdx="6" presStyleCnt="7">
+      <dgm:prSet presAssocID="{71E4B4DA-ECDA-4AA9-B186-64E39A82076A}" presName="rootText" presStyleLbl="node2" presStyleIdx="8" presStyleCnt="13">
         <dgm:presLayoutVars>
           <dgm:chPref val="3"/>
         </dgm:presLayoutVars>
@@ -18193,7 +21179,7 @@
       <dgm:spPr/>
     </dgm:pt>
     <dgm:pt modelId="{E5A96AC2-001F-443E-A6EB-1B2EB6E388E4}" type="pres">
-      <dgm:prSet presAssocID="{71E4B4DA-ECDA-4AA9-B186-64E39A82076A}" presName="rootConnector" presStyleLbl="node3" presStyleIdx="6" presStyleCnt="7"/>
+      <dgm:prSet presAssocID="{71E4B4DA-ECDA-4AA9-B186-64E39A82076A}" presName="rootConnector" presStyleLbl="node2" presStyleIdx="8" presStyleCnt="13"/>
       <dgm:spPr/>
     </dgm:pt>
     <dgm:pt modelId="{68427266-4C77-443A-B353-6BDD9A4836C7}" type="pres">
@@ -18204,12 +21190,8 @@
       <dgm:prSet presAssocID="{71E4B4DA-ECDA-4AA9-B186-64E39A82076A}" presName="hierChild5" presStyleCnt="0"/>
       <dgm:spPr/>
     </dgm:pt>
-    <dgm:pt modelId="{784723C1-5CEB-4E02-A5DB-9C6627340B70}" type="pres">
-      <dgm:prSet presAssocID="{25428F68-4B31-4C9E-A704-9D45FEB9494D}" presName="hierChild5" presStyleCnt="0"/>
-      <dgm:spPr/>
-    </dgm:pt>
     <dgm:pt modelId="{5171DC12-B2F9-4299-A2EB-6C34DF59FA57}" type="pres">
-      <dgm:prSet presAssocID="{945FE947-D3AD-4139-8C83-A43C32338FB3}" presName="Name37" presStyleLbl="parChTrans1D2" presStyleIdx="5" presStyleCnt="9"/>
+      <dgm:prSet presAssocID="{945FE947-D3AD-4139-8C83-A43C32338FB3}" presName="Name37" presStyleLbl="parChTrans1D2" presStyleIdx="9" presStyleCnt="13"/>
       <dgm:spPr/>
     </dgm:pt>
     <dgm:pt modelId="{662169EA-51FA-40C2-9CF0-8CCA28C32C80}" type="pres">
@@ -18225,7 +21207,7 @@
       <dgm:spPr/>
     </dgm:pt>
     <dgm:pt modelId="{915E890D-BE2B-4C3A-89E3-BC9B2B83EA55}" type="pres">
-      <dgm:prSet presAssocID="{CC001159-0610-4763-87DE-F23C6BD1D96F}" presName="rootText" presStyleLbl="node2" presStyleIdx="5" presStyleCnt="9">
+      <dgm:prSet presAssocID="{CC001159-0610-4763-87DE-F23C6BD1D96F}" presName="rootText" presStyleLbl="node2" presStyleIdx="9" presStyleCnt="13">
         <dgm:presLayoutVars>
           <dgm:chPref val="3"/>
         </dgm:presLayoutVars>
@@ -18233,7 +21215,7 @@
       <dgm:spPr/>
     </dgm:pt>
     <dgm:pt modelId="{EE046975-2BBA-4DC7-B73A-48B48C6E73EF}" type="pres">
-      <dgm:prSet presAssocID="{CC001159-0610-4763-87DE-F23C6BD1D96F}" presName="rootConnector" presStyleLbl="node2" presStyleIdx="5" presStyleCnt="9"/>
+      <dgm:prSet presAssocID="{CC001159-0610-4763-87DE-F23C6BD1D96F}" presName="rootConnector" presStyleLbl="node2" presStyleIdx="9" presStyleCnt="13"/>
       <dgm:spPr/>
     </dgm:pt>
     <dgm:pt modelId="{41949E1F-6593-4143-91BC-2D30D74999EE}" type="pres">
@@ -18245,7 +21227,7 @@
       <dgm:spPr/>
     </dgm:pt>
     <dgm:pt modelId="{5D076790-EEBB-47A4-8C04-3E7F7FF0CF4D}" type="pres">
-      <dgm:prSet presAssocID="{9D472979-A6F4-4DDD-B4AB-32B4D8BF2585}" presName="Name37" presStyleLbl="parChTrans1D2" presStyleIdx="6" presStyleCnt="9"/>
+      <dgm:prSet presAssocID="{9D472979-A6F4-4DDD-B4AB-32B4D8BF2585}" presName="Name37" presStyleLbl="parChTrans1D2" presStyleIdx="10" presStyleCnt="13"/>
       <dgm:spPr/>
     </dgm:pt>
     <dgm:pt modelId="{0D783722-F7E5-4013-8855-77F083804A8F}" type="pres">
@@ -18261,7 +21243,7 @@
       <dgm:spPr/>
     </dgm:pt>
     <dgm:pt modelId="{836C6218-4EE0-4640-8630-ABE1046ACD36}" type="pres">
-      <dgm:prSet presAssocID="{E1DE512A-9AAB-4DE8-8031-39A3F5DC3877}" presName="rootText" presStyleLbl="node2" presStyleIdx="6" presStyleCnt="9">
+      <dgm:prSet presAssocID="{E1DE512A-9AAB-4DE8-8031-39A3F5DC3877}" presName="rootText" presStyleLbl="node2" presStyleIdx="10" presStyleCnt="13">
         <dgm:presLayoutVars>
           <dgm:chPref val="3"/>
         </dgm:presLayoutVars>
@@ -18269,7 +21251,7 @@
       <dgm:spPr/>
     </dgm:pt>
     <dgm:pt modelId="{177E4711-7C28-479A-B767-18395428FEEC}" type="pres">
-      <dgm:prSet presAssocID="{E1DE512A-9AAB-4DE8-8031-39A3F5DC3877}" presName="rootConnector" presStyleLbl="node2" presStyleIdx="6" presStyleCnt="9"/>
+      <dgm:prSet presAssocID="{E1DE512A-9AAB-4DE8-8031-39A3F5DC3877}" presName="rootConnector" presStyleLbl="node2" presStyleIdx="10" presStyleCnt="13"/>
       <dgm:spPr/>
     </dgm:pt>
     <dgm:pt modelId="{8116DA06-B407-4CCC-80A9-D6BD096D04A1}" type="pres">
@@ -18281,7 +21263,7 @@
       <dgm:spPr/>
     </dgm:pt>
     <dgm:pt modelId="{5861AFAA-9020-4DF5-9CAE-662604CE37CD}" type="pres">
-      <dgm:prSet presAssocID="{BC846C0B-0D99-4A17-9D99-F14415CE49A9}" presName="Name37" presStyleLbl="parChTrans1D2" presStyleIdx="7" presStyleCnt="9"/>
+      <dgm:prSet presAssocID="{BC846C0B-0D99-4A17-9D99-F14415CE49A9}" presName="Name37" presStyleLbl="parChTrans1D2" presStyleIdx="11" presStyleCnt="13"/>
       <dgm:spPr/>
     </dgm:pt>
     <dgm:pt modelId="{D8E643DB-B1A4-4D6B-BB30-F824F158006D}" type="pres">
@@ -18297,7 +21279,7 @@
       <dgm:spPr/>
     </dgm:pt>
     <dgm:pt modelId="{F6833E12-977C-4334-851C-493A685081D0}" type="pres">
-      <dgm:prSet presAssocID="{05639210-76EC-465C-BB02-09C43ECF9612}" presName="rootText" presStyleLbl="node2" presStyleIdx="7" presStyleCnt="9">
+      <dgm:prSet presAssocID="{05639210-76EC-465C-BB02-09C43ECF9612}" presName="rootText" presStyleLbl="node2" presStyleIdx="11" presStyleCnt="13">
         <dgm:presLayoutVars>
           <dgm:chPref val="3"/>
         </dgm:presLayoutVars>
@@ -18305,7 +21287,7 @@
       <dgm:spPr/>
     </dgm:pt>
     <dgm:pt modelId="{BB2BD05F-6978-43AD-8D21-E8C3EFB4CD2C}" type="pres">
-      <dgm:prSet presAssocID="{05639210-76EC-465C-BB02-09C43ECF9612}" presName="rootConnector" presStyleLbl="node2" presStyleIdx="7" presStyleCnt="9"/>
+      <dgm:prSet presAssocID="{05639210-76EC-465C-BB02-09C43ECF9612}" presName="rootConnector" presStyleLbl="node2" presStyleIdx="11" presStyleCnt="13"/>
       <dgm:spPr/>
     </dgm:pt>
     <dgm:pt modelId="{CB90F170-0111-40A2-B750-5145DF7D53EB}" type="pres">
@@ -18317,7 +21299,7 @@
       <dgm:spPr/>
     </dgm:pt>
     <dgm:pt modelId="{31663126-1328-4F9E-BA2A-E0E9DB23F8A1}" type="pres">
-      <dgm:prSet presAssocID="{4337E575-9DDB-4162-A1A7-FD8DC782EB5B}" presName="Name37" presStyleLbl="parChTrans1D2" presStyleIdx="8" presStyleCnt="9"/>
+      <dgm:prSet presAssocID="{4337E575-9DDB-4162-A1A7-FD8DC782EB5B}" presName="Name37" presStyleLbl="parChTrans1D2" presStyleIdx="12" presStyleCnt="13"/>
       <dgm:spPr/>
     </dgm:pt>
     <dgm:pt modelId="{A9AB90BA-C0FC-4915-ACFC-9FD17E62169C}" type="pres">
@@ -18333,7 +21315,7 @@
       <dgm:spPr/>
     </dgm:pt>
     <dgm:pt modelId="{980BB85B-A217-4A5D-9CB7-5AF30C46DB16}" type="pres">
-      <dgm:prSet presAssocID="{A51A72FA-0157-4AD3-AF40-47640E651E2A}" presName="rootText" presStyleLbl="node2" presStyleIdx="8" presStyleCnt="9">
+      <dgm:prSet presAssocID="{A51A72FA-0157-4AD3-AF40-47640E651E2A}" presName="rootText" presStyleLbl="node2" presStyleIdx="12" presStyleCnt="13">
         <dgm:presLayoutVars>
           <dgm:chPref val="3"/>
         </dgm:presLayoutVars>
@@ -18341,7 +21323,7 @@
       <dgm:spPr/>
     </dgm:pt>
     <dgm:pt modelId="{AA472D28-2962-4913-A826-1170691073DC}" type="pres">
-      <dgm:prSet presAssocID="{A51A72FA-0157-4AD3-AF40-47640E651E2A}" presName="rootConnector" presStyleLbl="node2" presStyleIdx="8" presStyleCnt="9"/>
+      <dgm:prSet presAssocID="{A51A72FA-0157-4AD3-AF40-47640E651E2A}" presName="rootConnector" presStyleLbl="node2" presStyleIdx="12" presStyleCnt="13"/>
       <dgm:spPr/>
     </dgm:pt>
     <dgm:pt modelId="{91F2ED00-912C-421D-90DA-E997C35D14A4}" type="pres">
@@ -18358,74 +21340,74 @@
     </dgm:pt>
   </dgm:ptLst>
   <dgm:cxnLst>
+    <dgm:cxn modelId="{7DE86F04-2860-4198-9578-088F1E776019}" type="presOf" srcId="{E1DE512A-9AAB-4DE8-8031-39A3F5DC3877}" destId="{177E4711-7C28-479A-B767-18395428FEEC}" srcOrd="1" destOrd="0" presId="urn:microsoft.com/office/officeart/2005/8/layout/orgChart1"/>
     <dgm:cxn modelId="{0ECAE004-A415-402B-AD32-462E21540918}" type="presOf" srcId="{BA55EE3A-86A2-4675-B991-5AD741F49288}" destId="{5AC97FCA-28C7-4A78-AA35-6920F07895FF}" srcOrd="0" destOrd="0" presId="urn:microsoft.com/office/officeart/2005/8/layout/orgChart1"/>
-    <dgm:cxn modelId="{2E31A306-95C8-4A95-8EFF-54E075DD7020}" srcId="{8CEF9D6A-CA9E-4CEA-B5E1-A6CEDE74E576}" destId="{AB53A085-1075-4595-9957-9E0F3F09AA7C}" srcOrd="2" destOrd="0" parTransId="{CC708141-C295-4B77-ADA3-4599B1903CF5}" sibTransId="{7A4E4ACB-400F-4575-BCDA-F6943A45A116}"/>
-    <dgm:cxn modelId="{E9E4AD09-A8C9-4F79-8421-012E1BC43781}" type="presOf" srcId="{71E4B4DA-ECDA-4AA9-B186-64E39A82076A}" destId="{C50D2B72-7969-45AE-84DC-85DE4BE402C8}" srcOrd="0" destOrd="0" presId="urn:microsoft.com/office/officeart/2005/8/layout/orgChart1"/>
-    <dgm:cxn modelId="{98BA1A0B-090E-48A6-9454-B0AF54D39248}" type="presOf" srcId="{38F0394E-31D6-4D39-937B-7CB8B44E33C3}" destId="{4ED7CC23-3454-447B-9611-C085C68BD0DB}" srcOrd="0" destOrd="0" presId="urn:microsoft.com/office/officeart/2005/8/layout/orgChart1"/>
+    <dgm:cxn modelId="{2E31A306-95C8-4A95-8EFF-54E075DD7020}" srcId="{8CEF9D6A-CA9E-4CEA-B5E1-A6CEDE74E576}" destId="{AB53A085-1075-4595-9957-9E0F3F09AA7C}" srcOrd="3" destOrd="0" parTransId="{CC708141-C295-4B77-ADA3-4599B1903CF5}" sibTransId="{7A4E4ACB-400F-4575-BCDA-F6943A45A116}"/>
+    <dgm:cxn modelId="{3A67380A-8477-4E78-82E7-A2519E63641D}" type="presOf" srcId="{A51A72FA-0157-4AD3-AF40-47640E651E2A}" destId="{980BB85B-A217-4A5D-9CB7-5AF30C46DB16}" srcOrd="0" destOrd="0" presId="urn:microsoft.com/office/officeart/2005/8/layout/orgChart1"/>
     <dgm:cxn modelId="{A1F2D011-F07B-4E60-8969-C62CE98E07E9}" srcId="{8CEF9D6A-CA9E-4CEA-B5E1-A6CEDE74E576}" destId="{3CF691D5-71E5-4D8C-BC25-285E6715746D}" srcOrd="1" destOrd="0" parTransId="{0A34DDA1-EF6E-4006-A24E-61B823447CA4}" sibTransId="{67D57AC4-8C71-4BAA-B841-B5A6D7237DD6}"/>
     <dgm:cxn modelId="{3BF03116-EC60-4428-942C-8F9B7E359DCB}" type="presOf" srcId="{EBFE99D2-31E4-47E4-82AF-CE8CA32DF84C}" destId="{B487656C-69FF-4699-84E6-02A8A29B7C0A}" srcOrd="0" destOrd="0" presId="urn:microsoft.com/office/officeart/2005/8/layout/orgChart1"/>
     <dgm:cxn modelId="{4BAEC51B-9FF1-47E8-99AD-C98F75E076F2}" type="presOf" srcId="{6CF54990-3083-494C-9C84-3BCD4B765281}" destId="{751F4EFA-3BE8-4A0E-A74D-68900BF6B17E}" srcOrd="0" destOrd="0" presId="urn:microsoft.com/office/officeart/2005/8/layout/orgChart1"/>
     <dgm:cxn modelId="{527A1D1E-D582-4B9F-B694-0B423C141D8F}" type="presOf" srcId="{0A34DDA1-EF6E-4006-A24E-61B823447CA4}" destId="{9C1D0787-2694-499D-B1EA-32C8E976B911}" srcOrd="0" destOrd="0" presId="urn:microsoft.com/office/officeart/2005/8/layout/orgChart1"/>
-    <dgm:cxn modelId="{F3C24E21-EE57-42F9-BD1F-D9847E800171}" srcId="{8CEF9D6A-CA9E-4CEA-B5E1-A6CEDE74E576}" destId="{E1DE512A-9AAB-4DE8-8031-39A3F5DC3877}" srcOrd="6" destOrd="0" parTransId="{9D472979-A6F4-4DDD-B4AB-32B4D8BF2585}" sibTransId="{0FCC18A9-EAF8-4525-9ADB-4519A68690DD}"/>
-    <dgm:cxn modelId="{4406CA21-46DF-4D0E-AE78-EB57139A0DA6}" type="presOf" srcId="{A049CE91-37B7-4CEB-921E-B784EE417BC3}" destId="{71056BFF-310C-442C-B7C9-A19B64DD4166}" srcOrd="0" destOrd="0" presId="urn:microsoft.com/office/officeart/2005/8/layout/orgChart1"/>
+    <dgm:cxn modelId="{F9663420-C48C-4B94-AD04-7CAF264BA823}" type="presOf" srcId="{A6E52FD0-6504-4B4A-AF5F-0E2488CEA3A8}" destId="{419063D7-EDC5-46E7-97A1-845C30D24B59}" srcOrd="1" destOrd="0" presId="urn:microsoft.com/office/officeart/2005/8/layout/orgChart1"/>
+    <dgm:cxn modelId="{F3C24E21-EE57-42F9-BD1F-D9847E800171}" srcId="{8CEF9D6A-CA9E-4CEA-B5E1-A6CEDE74E576}" destId="{E1DE512A-9AAB-4DE8-8031-39A3F5DC3877}" srcOrd="10" destOrd="0" parTransId="{9D472979-A6F4-4DDD-B4AB-32B4D8BF2585}" sibTransId="{0FCC18A9-EAF8-4525-9ADB-4519A68690DD}"/>
+    <dgm:cxn modelId="{0DE48023-DA66-4DEC-B628-90AD45931B43}" type="presOf" srcId="{BC846C0B-0D99-4A17-9D99-F14415CE49A9}" destId="{5861AFAA-9020-4DF5-9CAE-662604CE37CD}" srcOrd="0" destOrd="0" presId="urn:microsoft.com/office/officeart/2005/8/layout/orgChart1"/>
     <dgm:cxn modelId="{A23E7E24-7778-42C0-B635-06122761720F}" type="presOf" srcId="{CC708141-C295-4B77-ADA3-4599B1903CF5}" destId="{195796D1-4B39-438C-AA12-5A8D435EA4FA}" srcOrd="0" destOrd="0" presId="urn:microsoft.com/office/officeart/2005/8/layout/orgChart1"/>
-    <dgm:cxn modelId="{4EC68C28-F6C1-433B-A607-1D2A5746757F}" type="presOf" srcId="{DD74484A-B196-494D-B7C1-B8338271AABB}" destId="{DF5D7104-DF50-47AE-BC84-5C70118E0C7D}" srcOrd="0" destOrd="0" presId="urn:microsoft.com/office/officeart/2005/8/layout/orgChart1"/>
-    <dgm:cxn modelId="{7A8CE128-C01D-4076-8AD2-475EDB3BF2F3}" type="presOf" srcId="{D94D0B90-38C0-403B-8D1F-0FEEAA2BBF19}" destId="{A760058F-2450-426F-A6DB-037A19925599}" srcOrd="0" destOrd="0" presId="urn:microsoft.com/office/officeart/2005/8/layout/orgChart1"/>
-    <dgm:cxn modelId="{C91EB935-942C-4679-B52E-9C0D639CCE9D}" type="presOf" srcId="{04063226-F60B-4630-8990-85677D1F42BE}" destId="{0A4840AC-695A-4072-B912-DA3746F198BC}" srcOrd="0" destOrd="0" presId="urn:microsoft.com/office/officeart/2005/8/layout/orgChart1"/>
+    <dgm:cxn modelId="{193A9927-E697-4CAD-80F8-683218825D4B}" type="presOf" srcId="{E2855DE1-6DDF-43DD-BCCB-C16F475E90F7}" destId="{58CB9579-9C6E-4246-A407-61E22C61E8E6}" srcOrd="1" destOrd="0" presId="urn:microsoft.com/office/officeart/2005/8/layout/orgChart1"/>
+    <dgm:cxn modelId="{E9DE2A2A-DC9F-4761-BE21-BD45114DB619}" type="presOf" srcId="{A51A72FA-0157-4AD3-AF40-47640E651E2A}" destId="{AA472D28-2962-4913-A826-1170691073DC}" srcOrd="1" destOrd="0" presId="urn:microsoft.com/office/officeart/2005/8/layout/orgChart1"/>
+    <dgm:cxn modelId="{1E6ACF34-6A4B-4DAE-A00A-05C52A50F128}" type="presOf" srcId="{A6E52FD0-6504-4B4A-AF5F-0E2488CEA3A8}" destId="{13AB6A92-0319-4BFA-97D9-2A96E2D88EB5}" srcOrd="0" destOrd="0" presId="urn:microsoft.com/office/officeart/2005/8/layout/orgChart1"/>
+    <dgm:cxn modelId="{55671236-78E4-46AD-BF73-0472EBC2C108}" type="presOf" srcId="{A8003324-FF19-4D12-BA6B-CFF924472A1C}" destId="{7F8A3ECB-5AF5-4B8C-B170-FADCE0A00CE7}" srcOrd="0" destOrd="0" presId="urn:microsoft.com/office/officeart/2005/8/layout/orgChart1"/>
     <dgm:cxn modelId="{DCCB453A-7350-4B68-8A67-B0D4D5E5D22E}" srcId="{ACCAA6E3-62AF-4ADA-8DEA-BBED07873C93}" destId="{BA55EE3A-86A2-4675-B991-5AD741F49288}" srcOrd="0" destOrd="0" parTransId="{C20370AC-7EF0-45C7-B8B0-389EAB05A450}" sibTransId="{400489CF-01F6-4E27-824D-FA716D78C747}"/>
+    <dgm:cxn modelId="{7FB7473B-A268-47F6-9F5F-F50608304DB3}" type="presOf" srcId="{04063226-F60B-4630-8990-85677D1F42BE}" destId="{0A4840AC-695A-4072-B912-DA3746F198BC}" srcOrd="0" destOrd="0" presId="urn:microsoft.com/office/officeart/2005/8/layout/orgChart1"/>
     <dgm:cxn modelId="{C823323C-361D-4E60-B240-8E34DD6DE567}" type="presOf" srcId="{AB53A085-1075-4595-9957-9E0F3F09AA7C}" destId="{D09BBDC5-E692-424E-BDC1-C56C2573E22B}" srcOrd="0" destOrd="0" presId="urn:microsoft.com/office/officeart/2005/8/layout/orgChart1"/>
-    <dgm:cxn modelId="{AB8FC33C-B62C-4053-A6C2-D63875ABC55F}" type="presOf" srcId="{A51A72FA-0157-4AD3-AF40-47640E651E2A}" destId="{980BB85B-A217-4A5D-9CB7-5AF30C46DB16}" srcOrd="0" destOrd="0" presId="urn:microsoft.com/office/officeart/2005/8/layout/orgChart1"/>
+    <dgm:cxn modelId="{9729313E-F0A1-4EA9-B7D3-E6282E322A8C}" type="presOf" srcId="{4337E575-9DDB-4162-A1A7-FD8DC782EB5B}" destId="{31663126-1328-4F9E-BA2A-E0E9DB23F8A1}" srcOrd="0" destOrd="0" presId="urn:microsoft.com/office/officeart/2005/8/layout/orgChart1"/>
     <dgm:cxn modelId="{AEB23A5B-386C-43EE-8E82-87B67BD514A2}" type="presOf" srcId="{ACCAA6E3-62AF-4ADA-8DEA-BBED07873C93}" destId="{DC6629EE-9C87-4836-8CC7-41479B441E6E}" srcOrd="0" destOrd="0" presId="urn:microsoft.com/office/officeart/2005/8/layout/orgChart1"/>
     <dgm:cxn modelId="{A6A87F5D-735E-4CCF-B594-3B29EE675701}" type="presOf" srcId="{39A138F5-0715-4176-8E50-F126EE8EF9A6}" destId="{9AF36780-2E35-434E-9C52-F1E6DDBAE230}" srcOrd="0" destOrd="0" presId="urn:microsoft.com/office/officeart/2005/8/layout/orgChart1"/>
-    <dgm:cxn modelId="{F8C17462-0705-4DC3-9DC6-E1B0A260DB77}" type="presOf" srcId="{9D472979-A6F4-4DDD-B4AB-32B4D8BF2585}" destId="{5D076790-EEBB-47A4-8C04-3E7F7FF0CF4D}" srcOrd="0" destOrd="0" presId="urn:microsoft.com/office/officeart/2005/8/layout/orgChart1"/>
-    <dgm:cxn modelId="{20A9A943-8849-44BE-A3C8-92CAAEBD3F2B}" srcId="{8CEF9D6A-CA9E-4CEA-B5E1-A6CEDE74E576}" destId="{05639210-76EC-465C-BB02-09C43ECF9612}" srcOrd="7" destOrd="0" parTransId="{BC846C0B-0D99-4A17-9D99-F14415CE49A9}" sibTransId="{B4DE3DC4-25F1-4544-8FE5-D8CE6FB0EF51}"/>
+    <dgm:cxn modelId="{82F5825F-0C75-4473-8983-31D5922059EB}" type="presOf" srcId="{DD74484A-B196-494D-B7C1-B8338271AABB}" destId="{4D0B1D67-D3A1-4F91-81B3-FF1CE13DC5C0}" srcOrd="0" destOrd="0" presId="urn:microsoft.com/office/officeart/2005/8/layout/orgChart1"/>
+    <dgm:cxn modelId="{71F9FB5F-7502-4BDC-B584-33E1F7401F8B}" type="presOf" srcId="{05639210-76EC-465C-BB02-09C43ECF9612}" destId="{BB2BD05F-6978-43AD-8D21-E8C3EFB4CD2C}" srcOrd="1" destOrd="0" presId="urn:microsoft.com/office/officeart/2005/8/layout/orgChart1"/>
+    <dgm:cxn modelId="{20A9A943-8849-44BE-A3C8-92CAAEBD3F2B}" srcId="{8CEF9D6A-CA9E-4CEA-B5E1-A6CEDE74E576}" destId="{05639210-76EC-465C-BB02-09C43ECF9612}" srcOrd="11" destOrd="0" parTransId="{BC846C0B-0D99-4A17-9D99-F14415CE49A9}" sibTransId="{B4DE3DC4-25F1-4544-8FE5-D8CE6FB0EF51}"/>
     <dgm:cxn modelId="{0FCF3465-507F-4002-BAAF-B245068168C4}" srcId="{8CEF9D6A-CA9E-4CEA-B5E1-A6CEDE74E576}" destId="{6219A2B6-403A-4533-9770-B02CC26B3E77}" srcOrd="0" destOrd="0" parTransId="{DC35EDC5-788A-408F-8CD2-F45E33F101E5}" sibTransId="{0E4F2AB5-1AFD-4CF2-8EA7-AA98D69C449C}"/>
     <dgm:cxn modelId="{6A805A46-323A-4E00-9C29-99D83C1D0E71}" type="presOf" srcId="{8CEF9D6A-CA9E-4CEA-B5E1-A6CEDE74E576}" destId="{403D62E3-7020-4AE2-BE05-2D32FCCB25C3}" srcOrd="0" destOrd="0" presId="urn:microsoft.com/office/officeart/2005/8/layout/orgChart1"/>
+    <dgm:cxn modelId="{41542268-866D-4051-97C4-F3E546C91086}" type="presOf" srcId="{CC001159-0610-4763-87DE-F23C6BD1D96F}" destId="{915E890D-BE2B-4C3A-89E3-BC9B2B83EA55}" srcOrd="0" destOrd="0" presId="urn:microsoft.com/office/officeart/2005/8/layout/orgChart1"/>
     <dgm:cxn modelId="{7B86444C-5223-4DE3-B17F-6265DD933A1F}" type="presOf" srcId="{6219A2B6-403A-4533-9770-B02CC26B3E77}" destId="{D07CF1A2-09BF-4D84-B325-6750EBA1DAF7}" srcOrd="1" destOrd="0" presId="urn:microsoft.com/office/officeart/2005/8/layout/orgChart1"/>
     <dgm:cxn modelId="{4326104D-87CD-4CF5-ABB9-D9C1EA0E1343}" srcId="{9050314F-9DCC-43C2-9FB9-9B1E85B5DD60}" destId="{8CEF9D6A-CA9E-4CEA-B5E1-A6CEDE74E576}" srcOrd="0" destOrd="0" parTransId="{F65F90DA-514E-4B15-956B-0F7BBFD3BFF5}" sibTransId="{16721998-2489-4F68-AD7D-C621F5BF233B}"/>
     <dgm:cxn modelId="{948EDA4D-0281-4E0C-B9EA-32EE80323AF5}" type="presOf" srcId="{DC35EDC5-788A-408F-8CD2-F45E33F101E5}" destId="{C2D3D8B2-FA19-4A52-BA7E-0B8C956D0977}" srcOrd="0" destOrd="0" presId="urn:microsoft.com/office/officeart/2005/8/layout/orgChart1"/>
-    <dgm:cxn modelId="{8016E04E-EC57-472C-B69A-93609936E1A3}" type="presOf" srcId="{8A5B1DFC-D093-4C88-8414-BBCB374D9159}" destId="{689C2869-E741-45EC-84A7-E9B773FFE06C}" srcOrd="0" destOrd="0" presId="urn:microsoft.com/office/officeart/2005/8/layout/orgChart1"/>
-    <dgm:cxn modelId="{B9932E56-F421-4491-890F-498B943E73C9}" type="presOf" srcId="{E1DE512A-9AAB-4DE8-8031-39A3F5DC3877}" destId="{177E4711-7C28-479A-B767-18395428FEEC}" srcOrd="1" destOrd="0" presId="urn:microsoft.com/office/officeart/2005/8/layout/orgChart1"/>
+    <dgm:cxn modelId="{CE71CA6F-B930-43EA-805C-06FD14872580}" srcId="{8CEF9D6A-CA9E-4CEA-B5E1-A6CEDE74E576}" destId="{E2855DE1-6DDF-43DD-BCCB-C16F475E90F7}" srcOrd="2" destOrd="0" parTransId="{3C4E2277-B9F0-454D-B237-8739265399A5}" sibTransId="{5998A744-1EDD-4E5C-B8D5-4AD4EA027F43}"/>
+    <dgm:cxn modelId="{B8A4F871-9A4E-4A7E-9C11-6843C2C510CF}" type="presOf" srcId="{E1DE512A-9AAB-4DE8-8031-39A3F5DC3877}" destId="{836C6218-4EE0-4640-8630-ABE1046ACD36}" srcOrd="0" destOrd="0" presId="urn:microsoft.com/office/officeart/2005/8/layout/orgChart1"/>
+    <dgm:cxn modelId="{B7480C54-ADE4-4E6C-869A-15BADF3B7306}" type="presOf" srcId="{71E4B4DA-ECDA-4AA9-B186-64E39A82076A}" destId="{C50D2B72-7969-45AE-84DC-85DE4BE402C8}" srcOrd="0" destOrd="0" presId="urn:microsoft.com/office/officeart/2005/8/layout/orgChart1"/>
     <dgm:cxn modelId="{59D01D59-EB54-4B4F-8C2B-BB59485B13A0}" type="presOf" srcId="{9205C0C1-55FF-44BF-8EC3-2801FA7318E8}" destId="{92082DEC-787D-4509-8258-39DBEE9AE9D9}" srcOrd="0" destOrd="0" presId="urn:microsoft.com/office/officeart/2005/8/layout/orgChart1"/>
-    <dgm:cxn modelId="{6001A27B-5D7D-42BA-A2F7-11F03FE10B41}" srcId="{25428F68-4B31-4C9E-A704-9D45FEB9494D}" destId="{71E4B4DA-ECDA-4AA9-B186-64E39A82076A}" srcOrd="2" destOrd="0" parTransId="{D94D0B90-38C0-403B-8D1F-0FEEAA2BBF19}" sibTransId="{062D9FCB-A996-4A8E-8205-F6E751FFD5BF}"/>
-    <dgm:cxn modelId="{4CC06A7F-5853-40E5-BDCC-B2778EE3C967}" srcId="{8CEF9D6A-CA9E-4CEA-B5E1-A6CEDE74E576}" destId="{ACCAA6E3-62AF-4ADA-8DEA-BBED07873C93}" srcOrd="3" destOrd="0" parTransId="{9205C0C1-55FF-44BF-8EC3-2801FA7318E8}" sibTransId="{105A5E1B-B6CB-4600-BAAB-DD348716BD7B}"/>
-    <dgm:cxn modelId="{2ABF9289-397E-4F1C-B086-5C9F6E74E12F}" srcId="{25428F68-4B31-4C9E-A704-9D45FEB9494D}" destId="{A6E52FD0-6504-4B4A-AF5F-0E2488CEA3A8}" srcOrd="1" destOrd="0" parTransId="{A8003324-FF19-4D12-BA6B-CFF924472A1C}" sibTransId="{57E931EC-4BD8-448A-A02B-6697ECFC98AC}"/>
+    <dgm:cxn modelId="{6001A27B-5D7D-42BA-A2F7-11F03FE10B41}" srcId="{8CEF9D6A-CA9E-4CEA-B5E1-A6CEDE74E576}" destId="{71E4B4DA-ECDA-4AA9-B186-64E39A82076A}" srcOrd="8" destOrd="0" parTransId="{D94D0B90-38C0-403B-8D1F-0FEEAA2BBF19}" sibTransId="{062D9FCB-A996-4A8E-8205-F6E751FFD5BF}"/>
+    <dgm:cxn modelId="{4CC06A7F-5853-40E5-BDCC-B2778EE3C967}" srcId="{8CEF9D6A-CA9E-4CEA-B5E1-A6CEDE74E576}" destId="{ACCAA6E3-62AF-4ADA-8DEA-BBED07873C93}" srcOrd="4" destOrd="0" parTransId="{9205C0C1-55FF-44BF-8EC3-2801FA7318E8}" sibTransId="{105A5E1B-B6CB-4600-BAAB-DD348716BD7B}"/>
+    <dgm:cxn modelId="{19291484-B8DE-4F85-9D6A-80262C46FA2D}" type="presOf" srcId="{25428F68-4B31-4C9E-A704-9D45FEB9494D}" destId="{C7CA0B20-3FC8-458F-BFC5-0252D79E441F}" srcOrd="0" destOrd="0" presId="urn:microsoft.com/office/officeart/2005/8/layout/orgChart1"/>
+    <dgm:cxn modelId="{9237F988-BE91-4A41-9F26-F7491000760F}" type="presOf" srcId="{3C4E2277-B9F0-454D-B237-8739265399A5}" destId="{BC310E5B-FD85-4F6D-A48D-108AE14E3EE3}" srcOrd="0" destOrd="0" presId="urn:microsoft.com/office/officeart/2005/8/layout/orgChart1"/>
+    <dgm:cxn modelId="{2ABF9289-397E-4F1C-B086-5C9F6E74E12F}" srcId="{8CEF9D6A-CA9E-4CEA-B5E1-A6CEDE74E576}" destId="{A6E52FD0-6504-4B4A-AF5F-0E2488CEA3A8}" srcOrd="7" destOrd="0" parTransId="{A8003324-FF19-4D12-BA6B-CFF924472A1C}" sibTransId="{57E931EC-4BD8-448A-A02B-6697ECFC98AC}"/>
     <dgm:cxn modelId="{61D20A8D-787B-49E6-8468-7126F4965393}" srcId="{6219A2B6-403A-4533-9770-B02CC26B3E77}" destId="{39A138F5-0715-4176-8E50-F126EE8EF9A6}" srcOrd="0" destOrd="0" parTransId="{65D6A9C5-DD93-444C-9432-7B5A0E7A06DC}" sibTransId="{54685AEC-3E86-4506-93C8-2ED6D9B2FED8}"/>
+    <dgm:cxn modelId="{0CB82291-86D6-40F7-A8A6-1F1EB444AEED}" type="presOf" srcId="{38F0394E-31D6-4D39-937B-7CB8B44E33C3}" destId="{4ED7CC23-3454-447B-9611-C085C68BD0DB}" srcOrd="0" destOrd="0" presId="urn:microsoft.com/office/officeart/2005/8/layout/orgChart1"/>
+    <dgm:cxn modelId="{66B92F99-287D-4AA5-8207-27AA873DA8A1}" type="presOf" srcId="{71E4B4DA-ECDA-4AA9-B186-64E39A82076A}" destId="{E5A96AC2-001F-443E-A6EB-1B2EB6E388E4}" srcOrd="1" destOrd="0" presId="urn:microsoft.com/office/officeart/2005/8/layout/orgChart1"/>
     <dgm:cxn modelId="{D3DA159C-C1EF-47B6-BE0F-403EB3A76111}" type="presOf" srcId="{3CF691D5-71E5-4D8C-BC25-285E6715746D}" destId="{5FFEA07E-93D7-4EE5-9745-070140E2EFF5}" srcOrd="0" destOrd="0" presId="urn:microsoft.com/office/officeart/2005/8/layout/orgChart1"/>
     <dgm:cxn modelId="{3E6CA59D-429E-42AB-8FAE-3BE0F1686710}" type="presOf" srcId="{65D6A9C5-DD93-444C-9432-7B5A0E7A06DC}" destId="{C3FDB715-70A1-49A8-9797-AF8211783E95}" srcOrd="0" destOrd="0" presId="urn:microsoft.com/office/officeart/2005/8/layout/orgChart1"/>
-    <dgm:cxn modelId="{E2DE0A9E-A998-408E-BCE2-B29490765EA6}" srcId="{25428F68-4B31-4C9E-A704-9D45FEB9494D}" destId="{04063226-F60B-4630-8990-85677D1F42BE}" srcOrd="0" destOrd="0" parTransId="{38F0394E-31D6-4D39-937B-7CB8B44E33C3}" sibTransId="{B25F9DCC-3C11-4E89-AFE8-96E2F399A722}"/>
-    <dgm:cxn modelId="{6C8436A3-7029-420C-93E7-B2FB81EF0767}" type="presOf" srcId="{05639210-76EC-465C-BB02-09C43ECF9612}" destId="{F6833E12-977C-4334-851C-493A685081D0}" srcOrd="0" destOrd="0" presId="urn:microsoft.com/office/officeart/2005/8/layout/orgChart1"/>
-    <dgm:cxn modelId="{170D18A7-7DBA-4C48-8A0B-8D726938C6B3}" type="presOf" srcId="{CC001159-0610-4763-87DE-F23C6BD1D96F}" destId="{EE046975-2BBA-4DC7-B73A-48B48C6E73EF}" srcOrd="1" destOrd="0" presId="urn:microsoft.com/office/officeart/2005/8/layout/orgChart1"/>
+    <dgm:cxn modelId="{E2DE0A9E-A998-408E-BCE2-B29490765EA6}" srcId="{8CEF9D6A-CA9E-4CEA-B5E1-A6CEDE74E576}" destId="{04063226-F60B-4630-8990-85677D1F42BE}" srcOrd="6" destOrd="0" parTransId="{38F0394E-31D6-4D39-937B-7CB8B44E33C3}" sibTransId="{B25F9DCC-3C11-4E89-AFE8-96E2F399A722}"/>
     <dgm:cxn modelId="{30371DA7-FC08-44A7-B268-9E31A46A1FCF}" type="presOf" srcId="{AB53A085-1075-4595-9957-9E0F3F09AA7C}" destId="{5132A2B8-C20F-45AB-8E04-C7DA9626937B}" srcOrd="1" destOrd="0" presId="urn:microsoft.com/office/officeart/2005/8/layout/orgChart1"/>
-    <dgm:cxn modelId="{0A4185A9-0768-4BD5-A46D-24C4F49F5F76}" type="presOf" srcId="{A8003324-FF19-4D12-BA6B-CFF924472A1C}" destId="{7F8A3ECB-5AF5-4B8C-B170-FADCE0A00CE7}" srcOrd="0" destOrd="0" presId="urn:microsoft.com/office/officeart/2005/8/layout/orgChart1"/>
-    <dgm:cxn modelId="{310DE0AC-C34A-483D-A7EF-2C1B4D75AFB9}" type="presOf" srcId="{4337E575-9DDB-4162-A1A7-FD8DC782EB5B}" destId="{31663126-1328-4F9E-BA2A-E0E9DB23F8A1}" srcOrd="0" destOrd="0" presId="urn:microsoft.com/office/officeart/2005/8/layout/orgChart1"/>
-    <dgm:cxn modelId="{BF4EDBB4-A485-448A-B0E3-C3D5A1BAF03C}" srcId="{8CEF9D6A-CA9E-4CEA-B5E1-A6CEDE74E576}" destId="{CC001159-0610-4763-87DE-F23C6BD1D96F}" srcOrd="5" destOrd="0" parTransId="{945FE947-D3AD-4139-8C83-A43C32338FB3}" sibTransId="{97D57C8C-00EA-4132-BADB-29B4E4F732EB}"/>
-    <dgm:cxn modelId="{CFC4ADB5-94EB-4BB5-A553-A72282E66861}" type="presOf" srcId="{25428F68-4B31-4C9E-A704-9D45FEB9494D}" destId="{92563980-B3BD-4338-AC97-835F97DB3F9C}" srcOrd="0" destOrd="0" presId="urn:microsoft.com/office/officeart/2005/8/layout/orgChart1"/>
+    <dgm:cxn modelId="{81435DAF-A8E5-4D20-88A5-B47505DB439A}" type="presOf" srcId="{25428F68-4B31-4C9E-A704-9D45FEB9494D}" destId="{52397C9B-F808-4CB0-AD9B-458C19FE2185}" srcOrd="1" destOrd="0" presId="urn:microsoft.com/office/officeart/2005/8/layout/orgChart1"/>
+    <dgm:cxn modelId="{BF4EDBB4-A485-448A-B0E3-C3D5A1BAF03C}" srcId="{8CEF9D6A-CA9E-4CEA-B5E1-A6CEDE74E576}" destId="{CC001159-0610-4763-87DE-F23C6BD1D96F}" srcOrd="9" destOrd="0" parTransId="{945FE947-D3AD-4139-8C83-A43C32338FB3}" sibTransId="{97D57C8C-00EA-4132-BADB-29B4E4F732EB}"/>
+    <dgm:cxn modelId="{AA814DB6-8F18-464A-AAA8-4E9640CB23AB}" type="presOf" srcId="{9D472979-A6F4-4DDD-B4AB-32B4D8BF2585}" destId="{5D076790-EEBB-47A4-8C04-3E7F7FF0CF4D}" srcOrd="0" destOrd="0" presId="urn:microsoft.com/office/officeart/2005/8/layout/orgChart1"/>
     <dgm:cxn modelId="{905E78B6-A171-458E-9E14-C97CA7525296}" type="presOf" srcId="{8CEF9D6A-CA9E-4CEA-B5E1-A6CEDE74E576}" destId="{38751402-5CBF-4AD3-9692-242B6AF6B2E7}" srcOrd="1" destOrd="0" presId="urn:microsoft.com/office/officeart/2005/8/layout/orgChart1"/>
-    <dgm:cxn modelId="{5B93C6BA-ED6E-4AEA-AF29-E6197EB74CE3}" srcId="{8CEF9D6A-CA9E-4CEA-B5E1-A6CEDE74E576}" destId="{25428F68-4B31-4C9E-A704-9D45FEB9494D}" srcOrd="4" destOrd="0" parTransId="{DD74484A-B196-494D-B7C1-B8338271AABB}" sibTransId="{884178C7-16FC-4F37-8F08-8B88F24FE8E8}"/>
+    <dgm:cxn modelId="{CB2D31B7-E034-4B6C-BFC5-72B0B64B6D1F}" type="presOf" srcId="{05639210-76EC-465C-BB02-09C43ECF9612}" destId="{F6833E12-977C-4334-851C-493A685081D0}" srcOrd="0" destOrd="0" presId="urn:microsoft.com/office/officeart/2005/8/layout/orgChart1"/>
+    <dgm:cxn modelId="{5B93C6BA-ED6E-4AEA-AF29-E6197EB74CE3}" srcId="{8CEF9D6A-CA9E-4CEA-B5E1-A6CEDE74E576}" destId="{25428F68-4B31-4C9E-A704-9D45FEB9494D}" srcOrd="5" destOrd="0" parTransId="{DD74484A-B196-494D-B7C1-B8338271AABB}" sibTransId="{884178C7-16FC-4F37-8F08-8B88F24FE8E8}"/>
     <dgm:cxn modelId="{6FB804BD-5C7A-477B-9102-AAF1FEF894CC}" type="presOf" srcId="{3CF691D5-71E5-4D8C-BC25-285E6715746D}" destId="{3B90203B-5DFF-47C1-B405-4D1D38200D50}" srcOrd="1" destOrd="0" presId="urn:microsoft.com/office/officeart/2005/8/layout/orgChart1"/>
     <dgm:cxn modelId="{0678F4BF-22A9-498D-BE01-158AD4E1381F}" srcId="{3CF691D5-71E5-4D8C-BC25-285E6715746D}" destId="{6CF54990-3083-494C-9C84-3BCD4B765281}" srcOrd="0" destOrd="0" parTransId="{EBFE99D2-31E4-47E4-82AF-CE8CA32DF84C}" sibTransId="{8C4EDB98-C28F-4AED-964F-6F510B8F0B88}"/>
-    <dgm:cxn modelId="{6F20DCC1-40EB-4743-B1AF-1E62DCDB51BD}" type="presOf" srcId="{CC001159-0610-4763-87DE-F23C6BD1D96F}" destId="{915E890D-BE2B-4C3A-89E3-BC9B2B83EA55}" srcOrd="0" destOrd="0" presId="urn:microsoft.com/office/officeart/2005/8/layout/orgChart1"/>
-    <dgm:cxn modelId="{0D7F05C2-5D51-41F6-986C-2E724EE9E4D6}" type="presOf" srcId="{E1DE512A-9AAB-4DE8-8031-39A3F5DC3877}" destId="{836C6218-4EE0-4640-8630-ABE1046ACD36}" srcOrd="0" destOrd="0" presId="urn:microsoft.com/office/officeart/2005/8/layout/orgChart1"/>
+    <dgm:cxn modelId="{506CAFC6-4420-4591-85BA-DA5FE2A5A574}" type="presOf" srcId="{E2855DE1-6DDF-43DD-BCCB-C16F475E90F7}" destId="{F85F83A0-28EE-4C7A-903C-91894F2063A9}" srcOrd="0" destOrd="0" presId="urn:microsoft.com/office/officeart/2005/8/layout/orgChart1"/>
     <dgm:cxn modelId="{0D556ACF-EDA8-4814-81CE-31CE27FA5EDE}" type="presOf" srcId="{6CF54990-3083-494C-9C84-3BCD4B765281}" destId="{5C71F4AE-5C17-4ADA-882B-7E894C84D916}" srcOrd="1" destOrd="0" presId="urn:microsoft.com/office/officeart/2005/8/layout/orgChart1"/>
-    <dgm:cxn modelId="{A97A87D0-EE1E-4B71-A5C4-D5F705CB1FA3}" type="presOf" srcId="{A6E52FD0-6504-4B4A-AF5F-0E2488CEA3A8}" destId="{13AB6A92-0319-4BFA-97D9-2A96E2D88EB5}" srcOrd="0" destOrd="0" presId="urn:microsoft.com/office/officeart/2005/8/layout/orgChart1"/>
     <dgm:cxn modelId="{695E76D1-E0E9-4577-9D29-75A1C253C5D4}" type="presOf" srcId="{ACCAA6E3-62AF-4ADA-8DEA-BBED07873C93}" destId="{8543598C-DE86-4933-B2FE-1F21BCAA5E39}" srcOrd="1" destOrd="0" presId="urn:microsoft.com/office/officeart/2005/8/layout/orgChart1"/>
-    <dgm:cxn modelId="{AE04FCD4-0683-47DC-8CF3-10C7AA00E588}" srcId="{ACCAA6E3-62AF-4ADA-8DEA-BBED07873C93}" destId="{A049CE91-37B7-4CEB-921E-B784EE417BC3}" srcOrd="1" destOrd="0" parTransId="{8A5B1DFC-D093-4C88-8414-BBCB374D9159}" sibTransId="{70FC5423-9931-45A7-8C13-877B9593E46A}"/>
-    <dgm:cxn modelId="{05C9BAD5-B134-4361-8CF3-7C0E2654420F}" type="presOf" srcId="{25428F68-4B31-4C9E-A704-9D45FEB9494D}" destId="{E64AF95E-AD81-42E4-816C-027E73109378}" srcOrd="1" destOrd="0" presId="urn:microsoft.com/office/officeart/2005/8/layout/orgChart1"/>
     <dgm:cxn modelId="{A726EDD7-17C7-4ED8-9E4A-272DF7EB5422}" type="presOf" srcId="{6219A2B6-403A-4533-9770-B02CC26B3E77}" destId="{C9B7F93B-4374-4F62-95B4-0A2B5C747C11}" srcOrd="0" destOrd="0" presId="urn:microsoft.com/office/officeart/2005/8/layout/orgChart1"/>
     <dgm:cxn modelId="{EC8F97D9-F7DD-424B-BF5D-2CF783FE7313}" type="presOf" srcId="{C20370AC-7EF0-45C7-B8B0-389EAB05A450}" destId="{C63E7159-7922-42AA-BC9A-8A42098B5AC7}" srcOrd="0" destOrd="0" presId="urn:microsoft.com/office/officeart/2005/8/layout/orgChart1"/>
+    <dgm:cxn modelId="{F157D4DB-C5FB-474A-8735-CDB47500E88B}" type="presOf" srcId="{CC001159-0610-4763-87DE-F23C6BD1D96F}" destId="{EE046975-2BBA-4DC7-B73A-48B48C6E73EF}" srcOrd="1" destOrd="0" presId="urn:microsoft.com/office/officeart/2005/8/layout/orgChart1"/>
+    <dgm:cxn modelId="{AC87DFDB-0F9B-41A2-A122-D48D703CD1AD}" type="presOf" srcId="{04063226-F60B-4630-8990-85677D1F42BE}" destId="{179DE2A6-5548-4ABE-8621-389B46674DE8}" srcOrd="1" destOrd="0" presId="urn:microsoft.com/office/officeart/2005/8/layout/orgChart1"/>
     <dgm:cxn modelId="{A74E59DD-DF04-466D-A720-4BF97280AC54}" type="presOf" srcId="{BA55EE3A-86A2-4675-B991-5AD741F49288}" destId="{CE41A81F-52B4-4E20-A5D4-8930FD63119A}" srcOrd="1" destOrd="0" presId="urn:microsoft.com/office/officeart/2005/8/layout/orgChart1"/>
+    <dgm:cxn modelId="{0FC27ADE-3682-4E47-B202-46E5D74A0D63}" type="presOf" srcId="{D94D0B90-38C0-403B-8D1F-0FEEAA2BBF19}" destId="{A760058F-2450-426F-A6DB-037A19925599}" srcOrd="0" destOrd="0" presId="urn:microsoft.com/office/officeart/2005/8/layout/orgChart1"/>
     <dgm:cxn modelId="{DD7728E3-FB2F-4130-8E7E-29485754F915}" type="presOf" srcId="{9050314F-9DCC-43C2-9FB9-9B1E85B5DD60}" destId="{2E21F6F7-BBDE-4A33-8359-9C707B5C4289}" srcOrd="0" destOrd="0" presId="urn:microsoft.com/office/officeart/2005/8/layout/orgChart1"/>
-    <dgm:cxn modelId="{B4E545E5-2DDF-45C2-BD16-0E8CE03B5648}" type="presOf" srcId="{945FE947-D3AD-4139-8C83-A43C32338FB3}" destId="{5171DC12-B2F9-4299-A2EB-6C34DF59FA57}" srcOrd="0" destOrd="0" presId="urn:microsoft.com/office/officeart/2005/8/layout/orgChart1"/>
-    <dgm:cxn modelId="{687F89E5-CE45-43BB-B9A5-F913E8622C7E}" type="presOf" srcId="{A049CE91-37B7-4CEB-921E-B784EE417BC3}" destId="{C33E4F49-84E0-4936-A206-87C341DCB999}" srcOrd="1" destOrd="0" presId="urn:microsoft.com/office/officeart/2005/8/layout/orgChart1"/>
-    <dgm:cxn modelId="{5D1B1FE7-9691-4BFF-A7A4-BA267EF99332}" type="presOf" srcId="{04063226-F60B-4630-8990-85677D1F42BE}" destId="{179DE2A6-5548-4ABE-8621-389B46674DE8}" srcOrd="1" destOrd="0" presId="urn:microsoft.com/office/officeart/2005/8/layout/orgChart1"/>
-    <dgm:cxn modelId="{6DD006F3-1D51-4FFC-8375-E4BFF4D8B359}" type="presOf" srcId="{05639210-76EC-465C-BB02-09C43ECF9612}" destId="{BB2BD05F-6978-43AD-8D21-E8C3EFB4CD2C}" srcOrd="1" destOrd="0" presId="urn:microsoft.com/office/officeart/2005/8/layout/orgChart1"/>
-    <dgm:cxn modelId="{88FC89F5-7CEC-4559-83DF-D3C6F5C23107}" type="presOf" srcId="{A6E52FD0-6504-4B4A-AF5F-0E2488CEA3A8}" destId="{419063D7-EDC5-46E7-97A1-845C30D24B59}" srcOrd="1" destOrd="0" presId="urn:microsoft.com/office/officeart/2005/8/layout/orgChart1"/>
-    <dgm:cxn modelId="{CE55CEF8-8F88-4553-8A6F-02D27F389FE2}" type="presOf" srcId="{71E4B4DA-ECDA-4AA9-B186-64E39A82076A}" destId="{E5A96AC2-001F-443E-A6EB-1B2EB6E388E4}" srcOrd="1" destOrd="0" presId="urn:microsoft.com/office/officeart/2005/8/layout/orgChart1"/>
-    <dgm:cxn modelId="{9D9308FB-FB47-4898-B753-5996F72B668D}" type="presOf" srcId="{BC846C0B-0D99-4A17-9D99-F14415CE49A9}" destId="{5861AFAA-9020-4DF5-9CAE-662604CE37CD}" srcOrd="0" destOrd="0" presId="urn:microsoft.com/office/officeart/2005/8/layout/orgChart1"/>
-    <dgm:cxn modelId="{5048CBFB-5862-4A55-A925-0B082A90D58F}" srcId="{8CEF9D6A-CA9E-4CEA-B5E1-A6CEDE74E576}" destId="{A51A72FA-0157-4AD3-AF40-47640E651E2A}" srcOrd="8" destOrd="0" parTransId="{4337E575-9DDB-4162-A1A7-FD8DC782EB5B}" sibTransId="{ACE79729-2411-4D84-A6CF-CD48EDCE9157}"/>
+    <dgm:cxn modelId="{8AAA9BE3-E715-45E8-83FD-14D521F62F08}" type="presOf" srcId="{945FE947-D3AD-4139-8C83-A43C32338FB3}" destId="{5171DC12-B2F9-4299-A2EB-6C34DF59FA57}" srcOrd="0" destOrd="0" presId="urn:microsoft.com/office/officeart/2005/8/layout/orgChart1"/>
+    <dgm:cxn modelId="{5048CBFB-5862-4A55-A925-0B082A90D58F}" srcId="{8CEF9D6A-CA9E-4CEA-B5E1-A6CEDE74E576}" destId="{A51A72FA-0157-4AD3-AF40-47640E651E2A}" srcOrd="12" destOrd="0" parTransId="{4337E575-9DDB-4162-A1A7-FD8DC782EB5B}" sibTransId="{ACE79729-2411-4D84-A6CF-CD48EDCE9157}"/>
     <dgm:cxn modelId="{ECF2C0FC-56B1-4A79-BBC9-DACFF6B6BDEF}" type="presOf" srcId="{39A138F5-0715-4176-8E50-F126EE8EF9A6}" destId="{900EF2A9-62BD-4970-B701-CB1FE9DAA211}" srcOrd="1" destOrd="0" presId="urn:microsoft.com/office/officeart/2005/8/layout/orgChart1"/>
-    <dgm:cxn modelId="{6A0A2DFF-177A-466C-B592-7368916D3EC6}" type="presOf" srcId="{A51A72FA-0157-4AD3-AF40-47640E651E2A}" destId="{AA472D28-2962-4913-A826-1170691073DC}" srcOrd="1" destOrd="0" presId="urn:microsoft.com/office/officeart/2005/8/layout/orgChart1"/>
     <dgm:cxn modelId="{92D8BCBF-2C11-4139-8DBA-EEAAADBF354E}" type="presParOf" srcId="{2E21F6F7-BBDE-4A33-8359-9C707B5C4289}" destId="{5607D627-E330-491D-B1E3-A1E059A0EF02}" srcOrd="0" destOrd="0" presId="urn:microsoft.com/office/officeart/2005/8/layout/orgChart1"/>
     <dgm:cxn modelId="{BB5EEE51-27BF-4861-A60E-68F25B2BBF63}" type="presParOf" srcId="{5607D627-E330-491D-B1E3-A1E059A0EF02}" destId="{AD012686-AD24-447E-8C86-F2DA371D3DFC}" srcOrd="0" destOrd="0" presId="urn:microsoft.com/office/officeart/2005/8/layout/orgChart1"/>
     <dgm:cxn modelId="{66A21F24-2728-4AB5-BE65-FA0AEAC20623}" type="presParOf" srcId="{AD012686-AD24-447E-8C86-F2DA371D3DFC}" destId="{403D62E3-7020-4AE2-BE05-2D32FCCB25C3}" srcOrd="0" destOrd="0" presId="urn:microsoft.com/office/officeart/2005/8/layout/orgChart1"/>
@@ -18459,15 +21441,22 @@
     <dgm:cxn modelId="{A448741A-1CDC-43EB-AB80-6A736F5B26CE}" type="presParOf" srcId="{A9AB9CE2-0E03-4AB1-AC19-6B7F06D8D94F}" destId="{86988A67-C476-4A9B-96DF-2C9B2282545F}" srcOrd="1" destOrd="0" presId="urn:microsoft.com/office/officeart/2005/8/layout/orgChart1"/>
     <dgm:cxn modelId="{ADF83483-5D76-4DCD-BDA9-92BC76191CE3}" type="presParOf" srcId="{A9AB9CE2-0E03-4AB1-AC19-6B7F06D8D94F}" destId="{F739D9B2-F20D-4662-9761-6215A6C74B75}" srcOrd="2" destOrd="0" presId="urn:microsoft.com/office/officeart/2005/8/layout/orgChart1"/>
     <dgm:cxn modelId="{70CEAEF0-FC84-43A3-B91F-89D08EDAAE20}" type="presParOf" srcId="{413784C0-0897-4FFA-B037-7350FEB55F19}" destId="{51525E0E-9BE7-450A-A977-068BD7D0A51A}" srcOrd="2" destOrd="0" presId="urn:microsoft.com/office/officeart/2005/8/layout/orgChart1"/>
-    <dgm:cxn modelId="{BD9CE25B-A328-4D47-9712-C3C4F9494D0C}" type="presParOf" srcId="{F41F2A2E-3966-4F6B-935F-717AE275BD95}" destId="{195796D1-4B39-438C-AA12-5A8D435EA4FA}" srcOrd="4" destOrd="0" presId="urn:microsoft.com/office/officeart/2005/8/layout/orgChart1"/>
-    <dgm:cxn modelId="{EF371465-8F42-48C4-BEEF-E98C9D1483D2}" type="presParOf" srcId="{F41F2A2E-3966-4F6B-935F-717AE275BD95}" destId="{84822AFA-0C45-44B6-ADB1-7029582F08D7}" srcOrd="5" destOrd="0" presId="urn:microsoft.com/office/officeart/2005/8/layout/orgChart1"/>
+    <dgm:cxn modelId="{795BCB41-E9A3-4FA6-A7D5-D6117DD34B58}" type="presParOf" srcId="{F41F2A2E-3966-4F6B-935F-717AE275BD95}" destId="{BC310E5B-FD85-4F6D-A48D-108AE14E3EE3}" srcOrd="4" destOrd="0" presId="urn:microsoft.com/office/officeart/2005/8/layout/orgChart1"/>
+    <dgm:cxn modelId="{770C7E3C-AA58-4338-853D-5B8BBC0277A1}" type="presParOf" srcId="{F41F2A2E-3966-4F6B-935F-717AE275BD95}" destId="{5A039831-410A-463A-BC6C-E5D73A2C8217}" srcOrd="5" destOrd="0" presId="urn:microsoft.com/office/officeart/2005/8/layout/orgChart1"/>
+    <dgm:cxn modelId="{EF96C9C6-EB81-409E-90F1-567AAA41955F}" type="presParOf" srcId="{5A039831-410A-463A-BC6C-E5D73A2C8217}" destId="{1B314F7B-B86D-4320-A073-10B967EAB0D8}" srcOrd="0" destOrd="0" presId="urn:microsoft.com/office/officeart/2005/8/layout/orgChart1"/>
+    <dgm:cxn modelId="{A01B6858-57D3-4C69-A06C-8A36BE119125}" type="presParOf" srcId="{1B314F7B-B86D-4320-A073-10B967EAB0D8}" destId="{F85F83A0-28EE-4C7A-903C-91894F2063A9}" srcOrd="0" destOrd="0" presId="urn:microsoft.com/office/officeart/2005/8/layout/orgChart1"/>
+    <dgm:cxn modelId="{EFBC08F2-78E9-44DC-B7A6-02E077AB1DDF}" type="presParOf" srcId="{1B314F7B-B86D-4320-A073-10B967EAB0D8}" destId="{58CB9579-9C6E-4246-A407-61E22C61E8E6}" srcOrd="1" destOrd="0" presId="urn:microsoft.com/office/officeart/2005/8/layout/orgChart1"/>
+    <dgm:cxn modelId="{B36E2C2B-59CF-4EE0-869B-0715755A2E16}" type="presParOf" srcId="{5A039831-410A-463A-BC6C-E5D73A2C8217}" destId="{1417D0C6-485E-4981-B3CB-7C608AEB7C87}" srcOrd="1" destOrd="0" presId="urn:microsoft.com/office/officeart/2005/8/layout/orgChart1"/>
+    <dgm:cxn modelId="{56742BE6-6361-43BC-A1FE-96294E558170}" type="presParOf" srcId="{5A039831-410A-463A-BC6C-E5D73A2C8217}" destId="{E31D983E-CE2B-4362-9D24-2C36F4970719}" srcOrd="2" destOrd="0" presId="urn:microsoft.com/office/officeart/2005/8/layout/orgChart1"/>
+    <dgm:cxn modelId="{BD9CE25B-A328-4D47-9712-C3C4F9494D0C}" type="presParOf" srcId="{F41F2A2E-3966-4F6B-935F-717AE275BD95}" destId="{195796D1-4B39-438C-AA12-5A8D435EA4FA}" srcOrd="6" destOrd="0" presId="urn:microsoft.com/office/officeart/2005/8/layout/orgChart1"/>
+    <dgm:cxn modelId="{EF371465-8F42-48C4-BEEF-E98C9D1483D2}" type="presParOf" srcId="{F41F2A2E-3966-4F6B-935F-717AE275BD95}" destId="{84822AFA-0C45-44B6-ADB1-7029582F08D7}" srcOrd="7" destOrd="0" presId="urn:microsoft.com/office/officeart/2005/8/layout/orgChart1"/>
     <dgm:cxn modelId="{B3893425-1210-4ACF-A0F4-A62CCD61970F}" type="presParOf" srcId="{84822AFA-0C45-44B6-ADB1-7029582F08D7}" destId="{0D48D80C-9F2C-4AC2-B307-2445C4353ED2}" srcOrd="0" destOrd="0" presId="urn:microsoft.com/office/officeart/2005/8/layout/orgChart1"/>
     <dgm:cxn modelId="{571290D9-A922-40C6-800D-67F210AF48E0}" type="presParOf" srcId="{0D48D80C-9F2C-4AC2-B307-2445C4353ED2}" destId="{D09BBDC5-E692-424E-BDC1-C56C2573E22B}" srcOrd="0" destOrd="0" presId="urn:microsoft.com/office/officeart/2005/8/layout/orgChart1"/>
     <dgm:cxn modelId="{8F65A97E-8E5D-4710-8159-7EA231EF5942}" type="presParOf" srcId="{0D48D80C-9F2C-4AC2-B307-2445C4353ED2}" destId="{5132A2B8-C20F-45AB-8E04-C7DA9626937B}" srcOrd="1" destOrd="0" presId="urn:microsoft.com/office/officeart/2005/8/layout/orgChart1"/>
     <dgm:cxn modelId="{E7DB8AF8-D880-419D-A17C-7C9881068894}" type="presParOf" srcId="{84822AFA-0C45-44B6-ADB1-7029582F08D7}" destId="{09A86F9F-CA6B-428B-A74E-25C8BA3A0AA8}" srcOrd="1" destOrd="0" presId="urn:microsoft.com/office/officeart/2005/8/layout/orgChart1"/>
     <dgm:cxn modelId="{578657B5-DE07-4BB0-84FD-7C3D4D14002C}" type="presParOf" srcId="{84822AFA-0C45-44B6-ADB1-7029582F08D7}" destId="{03B1A3C9-78B9-4ED7-8B1A-7C2C70981C4E}" srcOrd="2" destOrd="0" presId="urn:microsoft.com/office/officeart/2005/8/layout/orgChart1"/>
-    <dgm:cxn modelId="{1278F92A-4A4C-42BE-8655-7E540BEE7725}" type="presParOf" srcId="{F41F2A2E-3966-4F6B-935F-717AE275BD95}" destId="{92082DEC-787D-4509-8258-39DBEE9AE9D9}" srcOrd="6" destOrd="0" presId="urn:microsoft.com/office/officeart/2005/8/layout/orgChart1"/>
-    <dgm:cxn modelId="{A21957D0-4FF0-4B75-B560-A49C5D02A0BC}" type="presParOf" srcId="{F41F2A2E-3966-4F6B-935F-717AE275BD95}" destId="{E1C5BCB3-A39B-4C4A-A488-1DA7A7740C50}" srcOrd="7" destOrd="0" presId="urn:microsoft.com/office/officeart/2005/8/layout/orgChart1"/>
+    <dgm:cxn modelId="{1278F92A-4A4C-42BE-8655-7E540BEE7725}" type="presParOf" srcId="{F41F2A2E-3966-4F6B-935F-717AE275BD95}" destId="{92082DEC-787D-4509-8258-39DBEE9AE9D9}" srcOrd="8" destOrd="0" presId="urn:microsoft.com/office/officeart/2005/8/layout/orgChart1"/>
+    <dgm:cxn modelId="{A21957D0-4FF0-4B75-B560-A49C5D02A0BC}" type="presParOf" srcId="{F41F2A2E-3966-4F6B-935F-717AE275BD95}" destId="{E1C5BCB3-A39B-4C4A-A488-1DA7A7740C50}" srcOrd="9" destOrd="0" presId="urn:microsoft.com/office/officeart/2005/8/layout/orgChart1"/>
     <dgm:cxn modelId="{D013B0A2-15E4-412A-9C45-5F5AB85411F2}" type="presParOf" srcId="{E1C5BCB3-A39B-4C4A-A488-1DA7A7740C50}" destId="{D285C6DE-DDE9-4D53-8F58-384ACDF262BB}" srcOrd="0" destOrd="0" presId="urn:microsoft.com/office/officeart/2005/8/layout/orgChart1"/>
     <dgm:cxn modelId="{4A4B082F-48CD-4EC9-970C-C2A33E43B8C6}" type="presParOf" srcId="{D285C6DE-DDE9-4D53-8F58-384ACDF262BB}" destId="{DC6629EE-9C87-4836-8CC7-41479B441E6E}" srcOrd="0" destOrd="0" presId="urn:microsoft.com/office/officeart/2005/8/layout/orgChart1"/>
     <dgm:cxn modelId="{7C96B9D0-0502-4FD7-B0CF-50D2B1FCB7F6}" type="presParOf" srcId="{D285C6DE-DDE9-4D53-8F58-384ACDF262BB}" destId="{8543598C-DE86-4933-B2FE-1F21BCAA5E39}" srcOrd="1" destOrd="0" presId="urn:microsoft.com/office/officeart/2005/8/layout/orgChart1"/>
@@ -18479,70 +21468,63 @@
     <dgm:cxn modelId="{BDEE4CAD-50EC-41F7-8A09-DBF16A811E6A}" type="presParOf" srcId="{61A4A5E5-A5DB-444C-9A3C-45339413C46C}" destId="{CE41A81F-52B4-4E20-A5D4-8930FD63119A}" srcOrd="1" destOrd="0" presId="urn:microsoft.com/office/officeart/2005/8/layout/orgChart1"/>
     <dgm:cxn modelId="{CB3A7F1B-EB60-4513-BB5C-BC613D902F8D}" type="presParOf" srcId="{69BAE616-78A0-42B6-9659-43A902022229}" destId="{29C2ADC0-EF10-4C08-9025-B6200B85C817}" srcOrd="1" destOrd="0" presId="urn:microsoft.com/office/officeart/2005/8/layout/orgChart1"/>
     <dgm:cxn modelId="{5CA5F99E-9E16-45DD-880B-16C9C0C56C15}" type="presParOf" srcId="{69BAE616-78A0-42B6-9659-43A902022229}" destId="{3D50CB52-1B01-40BE-81EE-CD95F8112133}" srcOrd="2" destOrd="0" presId="urn:microsoft.com/office/officeart/2005/8/layout/orgChart1"/>
-    <dgm:cxn modelId="{F095B73B-B612-489C-98D3-E122864365FA}" type="presParOf" srcId="{E60EE302-243B-4685-838C-3F6DF2E07E3F}" destId="{689C2869-E741-45EC-84A7-E9B773FFE06C}" srcOrd="2" destOrd="0" presId="urn:microsoft.com/office/officeart/2005/8/layout/orgChart1"/>
-    <dgm:cxn modelId="{B5ADF049-1869-4D70-A912-895FCCF0C1D5}" type="presParOf" srcId="{E60EE302-243B-4685-838C-3F6DF2E07E3F}" destId="{BB0472BE-AE20-4E93-9747-4592FFC367E7}" srcOrd="3" destOrd="0" presId="urn:microsoft.com/office/officeart/2005/8/layout/orgChart1"/>
-    <dgm:cxn modelId="{EADD21E1-B9C7-4393-8F6C-1C32A2179487}" type="presParOf" srcId="{BB0472BE-AE20-4E93-9747-4592FFC367E7}" destId="{EB47BE3C-C139-4460-B320-79E38A96DE01}" srcOrd="0" destOrd="0" presId="urn:microsoft.com/office/officeart/2005/8/layout/orgChart1"/>
-    <dgm:cxn modelId="{88B822C0-58C0-4662-8D0B-4259F13629C6}" type="presParOf" srcId="{EB47BE3C-C139-4460-B320-79E38A96DE01}" destId="{71056BFF-310C-442C-B7C9-A19B64DD4166}" srcOrd="0" destOrd="0" presId="urn:microsoft.com/office/officeart/2005/8/layout/orgChart1"/>
-    <dgm:cxn modelId="{F147DFF5-96EE-4AA8-88EC-F01BBE3399BD}" type="presParOf" srcId="{EB47BE3C-C139-4460-B320-79E38A96DE01}" destId="{C33E4F49-84E0-4936-A206-87C341DCB999}" srcOrd="1" destOrd="0" presId="urn:microsoft.com/office/officeart/2005/8/layout/orgChart1"/>
-    <dgm:cxn modelId="{CB3310B3-8992-49BA-A9B2-08D90C1852E5}" type="presParOf" srcId="{BB0472BE-AE20-4E93-9747-4592FFC367E7}" destId="{060FD00F-8937-4226-BD3F-6CE7F2E48A5D}" srcOrd="1" destOrd="0" presId="urn:microsoft.com/office/officeart/2005/8/layout/orgChart1"/>
-    <dgm:cxn modelId="{C77FD966-11B9-4A06-984C-6FEC3485958D}" type="presParOf" srcId="{BB0472BE-AE20-4E93-9747-4592FFC367E7}" destId="{A6E3EF64-CEE5-428D-94DC-6C9C32644597}" srcOrd="2" destOrd="0" presId="urn:microsoft.com/office/officeart/2005/8/layout/orgChart1"/>
     <dgm:cxn modelId="{B85D7C86-7FCA-4725-BD44-1092CA31529F}" type="presParOf" srcId="{E1C5BCB3-A39B-4C4A-A488-1DA7A7740C50}" destId="{CE93E46C-1CEB-4629-99C5-4DE92E3BDEE8}" srcOrd="2" destOrd="0" presId="urn:microsoft.com/office/officeart/2005/8/layout/orgChart1"/>
-    <dgm:cxn modelId="{D158A146-29EE-4C67-80B0-2AEBF3AC9DD3}" type="presParOf" srcId="{F41F2A2E-3966-4F6B-935F-717AE275BD95}" destId="{DF5D7104-DF50-47AE-BC84-5C70118E0C7D}" srcOrd="8" destOrd="0" presId="urn:microsoft.com/office/officeart/2005/8/layout/orgChart1"/>
-    <dgm:cxn modelId="{B409A5DA-BE33-4068-AC3A-A4912B88F3EB}" type="presParOf" srcId="{F41F2A2E-3966-4F6B-935F-717AE275BD95}" destId="{5E3C93FE-74B1-4068-92CE-BA0D611A800C}" srcOrd="9" destOrd="0" presId="urn:microsoft.com/office/officeart/2005/8/layout/orgChart1"/>
-    <dgm:cxn modelId="{F1530E0D-B0A8-42B8-BB1B-A69AEB608F7D}" type="presParOf" srcId="{5E3C93FE-74B1-4068-92CE-BA0D611A800C}" destId="{3B5D6DC8-DCBA-4A03-8F9B-AEAD706A8A68}" srcOrd="0" destOrd="0" presId="urn:microsoft.com/office/officeart/2005/8/layout/orgChart1"/>
-    <dgm:cxn modelId="{1DB80745-CADF-42E5-B8D5-9E353E70C44E}" type="presParOf" srcId="{3B5D6DC8-DCBA-4A03-8F9B-AEAD706A8A68}" destId="{92563980-B3BD-4338-AC97-835F97DB3F9C}" srcOrd="0" destOrd="0" presId="urn:microsoft.com/office/officeart/2005/8/layout/orgChart1"/>
-    <dgm:cxn modelId="{85069B52-31B4-4CDE-A8B8-74202340D0D4}" type="presParOf" srcId="{3B5D6DC8-DCBA-4A03-8F9B-AEAD706A8A68}" destId="{E64AF95E-AD81-42E4-816C-027E73109378}" srcOrd="1" destOrd="0" presId="urn:microsoft.com/office/officeart/2005/8/layout/orgChart1"/>
-    <dgm:cxn modelId="{D85435F3-D4F2-4EAD-AF7F-FD4BF07157CD}" type="presParOf" srcId="{5E3C93FE-74B1-4068-92CE-BA0D611A800C}" destId="{E0795783-0A8D-4DCE-B84C-4D803E27D8B1}" srcOrd="1" destOrd="0" presId="urn:microsoft.com/office/officeart/2005/8/layout/orgChart1"/>
-    <dgm:cxn modelId="{98EB5CDF-D458-470C-BDF1-101B740BC3EC}" type="presParOf" srcId="{E0795783-0A8D-4DCE-B84C-4D803E27D8B1}" destId="{4ED7CC23-3454-447B-9611-C085C68BD0DB}" srcOrd="0" destOrd="0" presId="urn:microsoft.com/office/officeart/2005/8/layout/orgChart1"/>
-    <dgm:cxn modelId="{C24C6E92-99E2-49C9-BA3F-397697B05F32}" type="presParOf" srcId="{E0795783-0A8D-4DCE-B84C-4D803E27D8B1}" destId="{1A3FF1B5-7E2D-4E6A-B89F-F2C9119E053D}" srcOrd="1" destOrd="0" presId="urn:microsoft.com/office/officeart/2005/8/layout/orgChart1"/>
-    <dgm:cxn modelId="{51BFAA63-3672-4B0E-BA21-F4ABD31CCB49}" type="presParOf" srcId="{1A3FF1B5-7E2D-4E6A-B89F-F2C9119E053D}" destId="{44C60F8C-4352-4D35-98B8-FB77AEAAE3D5}" srcOrd="0" destOrd="0" presId="urn:microsoft.com/office/officeart/2005/8/layout/orgChart1"/>
-    <dgm:cxn modelId="{C49D761C-A39F-4AF3-A4EF-8B433BA70811}" type="presParOf" srcId="{44C60F8C-4352-4D35-98B8-FB77AEAAE3D5}" destId="{0A4840AC-695A-4072-B912-DA3746F198BC}" srcOrd="0" destOrd="0" presId="urn:microsoft.com/office/officeart/2005/8/layout/orgChart1"/>
-    <dgm:cxn modelId="{B88BF2D6-BA66-4A62-B0EE-00BD8C3A41C8}" type="presParOf" srcId="{44C60F8C-4352-4D35-98B8-FB77AEAAE3D5}" destId="{179DE2A6-5548-4ABE-8621-389B46674DE8}" srcOrd="1" destOrd="0" presId="urn:microsoft.com/office/officeart/2005/8/layout/orgChart1"/>
-    <dgm:cxn modelId="{E702DCC4-942B-4DA0-A802-22DD5921D41E}" type="presParOf" srcId="{1A3FF1B5-7E2D-4E6A-B89F-F2C9119E053D}" destId="{18D39CA4-B2AD-4EBB-91DC-4EEBEB5450B3}" srcOrd="1" destOrd="0" presId="urn:microsoft.com/office/officeart/2005/8/layout/orgChart1"/>
-    <dgm:cxn modelId="{EA244CB4-8F4B-41D1-A9CC-84DA8A6E738D}" type="presParOf" srcId="{1A3FF1B5-7E2D-4E6A-B89F-F2C9119E053D}" destId="{4E0E87AB-EC11-4502-A08F-F21709489E85}" srcOrd="2" destOrd="0" presId="urn:microsoft.com/office/officeart/2005/8/layout/orgChart1"/>
-    <dgm:cxn modelId="{2943AF3F-51C3-4C7A-90F5-C47950040D20}" type="presParOf" srcId="{E0795783-0A8D-4DCE-B84C-4D803E27D8B1}" destId="{7F8A3ECB-5AF5-4B8C-B170-FADCE0A00CE7}" srcOrd="2" destOrd="0" presId="urn:microsoft.com/office/officeart/2005/8/layout/orgChart1"/>
-    <dgm:cxn modelId="{2729D468-514D-4B73-96F6-9FD7B96A17F2}" type="presParOf" srcId="{E0795783-0A8D-4DCE-B84C-4D803E27D8B1}" destId="{2173F104-541F-43CB-82B4-112C2690DF70}" srcOrd="3" destOrd="0" presId="urn:microsoft.com/office/officeart/2005/8/layout/orgChart1"/>
-    <dgm:cxn modelId="{AB8863FB-2C5B-49C2-8D86-70B80B0E3F6E}" type="presParOf" srcId="{2173F104-541F-43CB-82B4-112C2690DF70}" destId="{EC58D0FD-98F6-40E5-A386-0A3AA2853915}" srcOrd="0" destOrd="0" presId="urn:microsoft.com/office/officeart/2005/8/layout/orgChart1"/>
-    <dgm:cxn modelId="{6CE6F8BE-B5AE-40EA-9572-660D63F58DD8}" type="presParOf" srcId="{EC58D0FD-98F6-40E5-A386-0A3AA2853915}" destId="{13AB6A92-0319-4BFA-97D9-2A96E2D88EB5}" srcOrd="0" destOrd="0" presId="urn:microsoft.com/office/officeart/2005/8/layout/orgChart1"/>
-    <dgm:cxn modelId="{111F7276-DB0C-48F5-BA2D-E3EB61822EE6}" type="presParOf" srcId="{EC58D0FD-98F6-40E5-A386-0A3AA2853915}" destId="{419063D7-EDC5-46E7-97A1-845C30D24B59}" srcOrd="1" destOrd="0" presId="urn:microsoft.com/office/officeart/2005/8/layout/orgChart1"/>
-    <dgm:cxn modelId="{34F90B8C-251F-4659-86C9-27DF32D23E5E}" type="presParOf" srcId="{2173F104-541F-43CB-82B4-112C2690DF70}" destId="{F88498AC-D486-42FB-8968-F81161F45C37}" srcOrd="1" destOrd="0" presId="urn:microsoft.com/office/officeart/2005/8/layout/orgChart1"/>
-    <dgm:cxn modelId="{64FAD547-AA0D-4765-9339-32E9B0EAC49A}" type="presParOf" srcId="{2173F104-541F-43CB-82B4-112C2690DF70}" destId="{62411046-349A-4178-B99A-056EFAB5C10F}" srcOrd="2" destOrd="0" presId="urn:microsoft.com/office/officeart/2005/8/layout/orgChart1"/>
-    <dgm:cxn modelId="{388068C6-250B-4B47-B3ED-0D83D88638F8}" type="presParOf" srcId="{E0795783-0A8D-4DCE-B84C-4D803E27D8B1}" destId="{A760058F-2450-426F-A6DB-037A19925599}" srcOrd="4" destOrd="0" presId="urn:microsoft.com/office/officeart/2005/8/layout/orgChart1"/>
-    <dgm:cxn modelId="{F3E3CE3C-EE65-42C1-B950-C885DED29376}" type="presParOf" srcId="{E0795783-0A8D-4DCE-B84C-4D803E27D8B1}" destId="{80996E3E-3F95-491A-9748-EFE09EF91C72}" srcOrd="5" destOrd="0" presId="urn:microsoft.com/office/officeart/2005/8/layout/orgChart1"/>
-    <dgm:cxn modelId="{C0228352-AFD8-4983-A9C5-D5F4587090AC}" type="presParOf" srcId="{80996E3E-3F95-491A-9748-EFE09EF91C72}" destId="{7E06B2D0-EB18-438E-A11F-4404BFA2DDEE}" srcOrd="0" destOrd="0" presId="urn:microsoft.com/office/officeart/2005/8/layout/orgChart1"/>
-    <dgm:cxn modelId="{582E6A13-0476-4EAA-8DD7-9E4C194B61DF}" type="presParOf" srcId="{7E06B2D0-EB18-438E-A11F-4404BFA2DDEE}" destId="{C50D2B72-7969-45AE-84DC-85DE4BE402C8}" srcOrd="0" destOrd="0" presId="urn:microsoft.com/office/officeart/2005/8/layout/orgChart1"/>
-    <dgm:cxn modelId="{E4004F48-0FC3-46F1-B86D-9BDBC67F88CE}" type="presParOf" srcId="{7E06B2D0-EB18-438E-A11F-4404BFA2DDEE}" destId="{E5A96AC2-001F-443E-A6EB-1B2EB6E388E4}" srcOrd="1" destOrd="0" presId="urn:microsoft.com/office/officeart/2005/8/layout/orgChart1"/>
-    <dgm:cxn modelId="{FFE73D89-0020-419B-86FD-B447E515C498}" type="presParOf" srcId="{80996E3E-3F95-491A-9748-EFE09EF91C72}" destId="{68427266-4C77-443A-B353-6BDD9A4836C7}" srcOrd="1" destOrd="0" presId="urn:microsoft.com/office/officeart/2005/8/layout/orgChart1"/>
-    <dgm:cxn modelId="{F7FB8F59-46A9-473B-ACAF-ACE303E2D34A}" type="presParOf" srcId="{80996E3E-3F95-491A-9748-EFE09EF91C72}" destId="{C7A303D9-597C-4521-86AD-E99B78B23263}" srcOrd="2" destOrd="0" presId="urn:microsoft.com/office/officeart/2005/8/layout/orgChart1"/>
-    <dgm:cxn modelId="{8EB1540D-DB3E-4812-9377-82F44317ECC4}" type="presParOf" srcId="{5E3C93FE-74B1-4068-92CE-BA0D611A800C}" destId="{784723C1-5CEB-4E02-A5DB-9C6627340B70}" srcOrd="2" destOrd="0" presId="urn:microsoft.com/office/officeart/2005/8/layout/orgChart1"/>
-    <dgm:cxn modelId="{7C179A6C-1718-44D9-9D89-F42354B26099}" type="presParOf" srcId="{F41F2A2E-3966-4F6B-935F-717AE275BD95}" destId="{5171DC12-B2F9-4299-A2EB-6C34DF59FA57}" srcOrd="10" destOrd="0" presId="urn:microsoft.com/office/officeart/2005/8/layout/orgChart1"/>
-    <dgm:cxn modelId="{86F38465-7C51-48B5-857A-173C328E9B71}" type="presParOf" srcId="{F41F2A2E-3966-4F6B-935F-717AE275BD95}" destId="{662169EA-51FA-40C2-9CF0-8CCA28C32C80}" srcOrd="11" destOrd="0" presId="urn:microsoft.com/office/officeart/2005/8/layout/orgChart1"/>
-    <dgm:cxn modelId="{BFCCD5C0-3CE5-4AF1-A02F-7765713B53D4}" type="presParOf" srcId="{662169EA-51FA-40C2-9CF0-8CCA28C32C80}" destId="{340475E0-6FC3-4B79-8BDA-F95ECD557CA4}" srcOrd="0" destOrd="0" presId="urn:microsoft.com/office/officeart/2005/8/layout/orgChart1"/>
-    <dgm:cxn modelId="{3B99F78D-45B7-4ACA-90BF-2E89443CE1EA}" type="presParOf" srcId="{340475E0-6FC3-4B79-8BDA-F95ECD557CA4}" destId="{915E890D-BE2B-4C3A-89E3-BC9B2B83EA55}" srcOrd="0" destOrd="0" presId="urn:microsoft.com/office/officeart/2005/8/layout/orgChart1"/>
-    <dgm:cxn modelId="{9EB16481-52B0-4094-A016-90BBFF4937AB}" type="presParOf" srcId="{340475E0-6FC3-4B79-8BDA-F95ECD557CA4}" destId="{EE046975-2BBA-4DC7-B73A-48B48C6E73EF}" srcOrd="1" destOrd="0" presId="urn:microsoft.com/office/officeart/2005/8/layout/orgChart1"/>
-    <dgm:cxn modelId="{4981CCBC-FE10-42F6-B922-83CE6160FD05}" type="presParOf" srcId="{662169EA-51FA-40C2-9CF0-8CCA28C32C80}" destId="{41949E1F-6593-4143-91BC-2D30D74999EE}" srcOrd="1" destOrd="0" presId="urn:microsoft.com/office/officeart/2005/8/layout/orgChart1"/>
-    <dgm:cxn modelId="{FFE105C6-8A34-4091-9910-79C1C2219307}" type="presParOf" srcId="{662169EA-51FA-40C2-9CF0-8CCA28C32C80}" destId="{7419DAEE-D570-4A27-B67F-EAF7423AA9D6}" srcOrd="2" destOrd="0" presId="urn:microsoft.com/office/officeart/2005/8/layout/orgChart1"/>
-    <dgm:cxn modelId="{ECD914F7-C918-4137-AEE1-50BD96C9A0F3}" type="presParOf" srcId="{F41F2A2E-3966-4F6B-935F-717AE275BD95}" destId="{5D076790-EEBB-47A4-8C04-3E7F7FF0CF4D}" srcOrd="12" destOrd="0" presId="urn:microsoft.com/office/officeart/2005/8/layout/orgChart1"/>
-    <dgm:cxn modelId="{358B5870-E390-4BAB-8944-8276495E28C4}" type="presParOf" srcId="{F41F2A2E-3966-4F6B-935F-717AE275BD95}" destId="{0D783722-F7E5-4013-8855-77F083804A8F}" srcOrd="13" destOrd="0" presId="urn:microsoft.com/office/officeart/2005/8/layout/orgChart1"/>
-    <dgm:cxn modelId="{870856C7-D57B-40D1-9638-F3619B8B65DD}" type="presParOf" srcId="{0D783722-F7E5-4013-8855-77F083804A8F}" destId="{676D6CDD-435A-46E0-B1C6-F9B5DF276582}" srcOrd="0" destOrd="0" presId="urn:microsoft.com/office/officeart/2005/8/layout/orgChart1"/>
-    <dgm:cxn modelId="{6C4972A1-AF18-40B0-9BF5-49E94969EDB7}" type="presParOf" srcId="{676D6CDD-435A-46E0-B1C6-F9B5DF276582}" destId="{836C6218-4EE0-4640-8630-ABE1046ACD36}" srcOrd="0" destOrd="0" presId="urn:microsoft.com/office/officeart/2005/8/layout/orgChart1"/>
-    <dgm:cxn modelId="{EB098852-27D7-4A20-8AC0-2049E9FEA710}" type="presParOf" srcId="{676D6CDD-435A-46E0-B1C6-F9B5DF276582}" destId="{177E4711-7C28-479A-B767-18395428FEEC}" srcOrd="1" destOrd="0" presId="urn:microsoft.com/office/officeart/2005/8/layout/orgChart1"/>
-    <dgm:cxn modelId="{AB972170-11E8-432F-B9E0-0EC194F9FC14}" type="presParOf" srcId="{0D783722-F7E5-4013-8855-77F083804A8F}" destId="{8116DA06-B407-4CCC-80A9-D6BD096D04A1}" srcOrd="1" destOrd="0" presId="urn:microsoft.com/office/officeart/2005/8/layout/orgChart1"/>
-    <dgm:cxn modelId="{A20274D7-12EA-4BB8-9D9C-D74FBCAF1DAF}" type="presParOf" srcId="{0D783722-F7E5-4013-8855-77F083804A8F}" destId="{746504EC-CDAE-4E0A-9CD9-7477B39E2EE4}" srcOrd="2" destOrd="0" presId="urn:microsoft.com/office/officeart/2005/8/layout/orgChart1"/>
-    <dgm:cxn modelId="{626F3CFB-4E79-43E1-B445-844F80B57BA5}" type="presParOf" srcId="{F41F2A2E-3966-4F6B-935F-717AE275BD95}" destId="{5861AFAA-9020-4DF5-9CAE-662604CE37CD}" srcOrd="14" destOrd="0" presId="urn:microsoft.com/office/officeart/2005/8/layout/orgChart1"/>
-    <dgm:cxn modelId="{0CB46BD4-694C-4648-B6F5-BF460E244C56}" type="presParOf" srcId="{F41F2A2E-3966-4F6B-935F-717AE275BD95}" destId="{D8E643DB-B1A4-4D6B-BB30-F824F158006D}" srcOrd="15" destOrd="0" presId="urn:microsoft.com/office/officeart/2005/8/layout/orgChart1"/>
-    <dgm:cxn modelId="{39F70FB8-D89B-4095-9688-D9F231C7D8B9}" type="presParOf" srcId="{D8E643DB-B1A4-4D6B-BB30-F824F158006D}" destId="{19CB3F13-2BEA-48A5-B142-E37806CEB958}" srcOrd="0" destOrd="0" presId="urn:microsoft.com/office/officeart/2005/8/layout/orgChart1"/>
-    <dgm:cxn modelId="{D2367FE6-193E-4BAC-81FC-A50A7FD9F70D}" type="presParOf" srcId="{19CB3F13-2BEA-48A5-B142-E37806CEB958}" destId="{F6833E12-977C-4334-851C-493A685081D0}" srcOrd="0" destOrd="0" presId="urn:microsoft.com/office/officeart/2005/8/layout/orgChart1"/>
-    <dgm:cxn modelId="{C30E5736-5D52-4F52-AA72-56AAEFA3D27B}" type="presParOf" srcId="{19CB3F13-2BEA-48A5-B142-E37806CEB958}" destId="{BB2BD05F-6978-43AD-8D21-E8C3EFB4CD2C}" srcOrd="1" destOrd="0" presId="urn:microsoft.com/office/officeart/2005/8/layout/orgChart1"/>
-    <dgm:cxn modelId="{B3820155-5272-4C63-A1B1-D365F5DD6354}" type="presParOf" srcId="{D8E643DB-B1A4-4D6B-BB30-F824F158006D}" destId="{CB90F170-0111-40A2-B750-5145DF7D53EB}" srcOrd="1" destOrd="0" presId="urn:microsoft.com/office/officeart/2005/8/layout/orgChart1"/>
-    <dgm:cxn modelId="{A60B6B32-434E-48D5-A7BF-7FD033990705}" type="presParOf" srcId="{D8E643DB-B1A4-4D6B-BB30-F824F158006D}" destId="{A60629B2-149C-44D6-8384-D8EE4E3924C5}" srcOrd="2" destOrd="0" presId="urn:microsoft.com/office/officeart/2005/8/layout/orgChart1"/>
-    <dgm:cxn modelId="{A4C52695-882E-4752-A369-647642B0D39C}" type="presParOf" srcId="{F41F2A2E-3966-4F6B-935F-717AE275BD95}" destId="{31663126-1328-4F9E-BA2A-E0E9DB23F8A1}" srcOrd="16" destOrd="0" presId="urn:microsoft.com/office/officeart/2005/8/layout/orgChart1"/>
-    <dgm:cxn modelId="{7992AD62-A280-48A0-B75A-0ACBCAB2685F}" type="presParOf" srcId="{F41F2A2E-3966-4F6B-935F-717AE275BD95}" destId="{A9AB90BA-C0FC-4915-ACFC-9FD17E62169C}" srcOrd="17" destOrd="0" presId="urn:microsoft.com/office/officeart/2005/8/layout/orgChart1"/>
-    <dgm:cxn modelId="{C875D1DF-7101-4F19-AAAA-9877F31E8AD3}" type="presParOf" srcId="{A9AB90BA-C0FC-4915-ACFC-9FD17E62169C}" destId="{BA8EF862-02F1-4F2B-BF98-4D3F82225016}" srcOrd="0" destOrd="0" presId="urn:microsoft.com/office/officeart/2005/8/layout/orgChart1"/>
-    <dgm:cxn modelId="{19706815-73A1-4BAF-8EC1-CB65CBE7B780}" type="presParOf" srcId="{BA8EF862-02F1-4F2B-BF98-4D3F82225016}" destId="{980BB85B-A217-4A5D-9CB7-5AF30C46DB16}" srcOrd="0" destOrd="0" presId="urn:microsoft.com/office/officeart/2005/8/layout/orgChart1"/>
-    <dgm:cxn modelId="{B0F86CB5-F3E1-41A2-BC7F-D36F78197ACD}" type="presParOf" srcId="{BA8EF862-02F1-4F2B-BF98-4D3F82225016}" destId="{AA472D28-2962-4913-A826-1170691073DC}" srcOrd="1" destOrd="0" presId="urn:microsoft.com/office/officeart/2005/8/layout/orgChart1"/>
-    <dgm:cxn modelId="{407FAC65-EDD1-47E7-A36D-83AC75B99C26}" type="presParOf" srcId="{A9AB90BA-C0FC-4915-ACFC-9FD17E62169C}" destId="{91F2ED00-912C-421D-90DA-E997C35D14A4}" srcOrd="1" destOrd="0" presId="urn:microsoft.com/office/officeart/2005/8/layout/orgChart1"/>
-    <dgm:cxn modelId="{89851B07-9219-4731-8CF5-5213A3ADD5B6}" type="presParOf" srcId="{A9AB90BA-C0FC-4915-ACFC-9FD17E62169C}" destId="{D4BB72B9-1EA6-41D1-9B24-A0D6930D4D09}" srcOrd="2" destOrd="0" presId="urn:microsoft.com/office/officeart/2005/8/layout/orgChart1"/>
+    <dgm:cxn modelId="{D7D97E54-D24B-4F3B-8FD3-4CEC5330597F}" type="presParOf" srcId="{F41F2A2E-3966-4F6B-935F-717AE275BD95}" destId="{4D0B1D67-D3A1-4F91-81B3-FF1CE13DC5C0}" srcOrd="10" destOrd="0" presId="urn:microsoft.com/office/officeart/2005/8/layout/orgChart1"/>
+    <dgm:cxn modelId="{656329B2-89AC-4680-AA2C-65734F73DF56}" type="presParOf" srcId="{F41F2A2E-3966-4F6B-935F-717AE275BD95}" destId="{8EEAF327-31E2-4DE2-991F-06A009517065}" srcOrd="11" destOrd="0" presId="urn:microsoft.com/office/officeart/2005/8/layout/orgChart1"/>
+    <dgm:cxn modelId="{97BF7EF1-084A-49E3-AB43-77A4EF437AD7}" type="presParOf" srcId="{8EEAF327-31E2-4DE2-991F-06A009517065}" destId="{78BDEE60-F5AC-4BF9-B883-D9FB3B38E1E3}" srcOrd="0" destOrd="0" presId="urn:microsoft.com/office/officeart/2005/8/layout/orgChart1"/>
+    <dgm:cxn modelId="{2E44428D-1FA0-49A1-A010-A2C274FDA41B}" type="presParOf" srcId="{78BDEE60-F5AC-4BF9-B883-D9FB3B38E1E3}" destId="{C7CA0B20-3FC8-458F-BFC5-0252D79E441F}" srcOrd="0" destOrd="0" presId="urn:microsoft.com/office/officeart/2005/8/layout/orgChart1"/>
+    <dgm:cxn modelId="{863A697A-6D0F-4430-BEB8-EC3F9F5DEE47}" type="presParOf" srcId="{78BDEE60-F5AC-4BF9-B883-D9FB3B38E1E3}" destId="{52397C9B-F808-4CB0-AD9B-458C19FE2185}" srcOrd="1" destOrd="0" presId="urn:microsoft.com/office/officeart/2005/8/layout/orgChart1"/>
+    <dgm:cxn modelId="{EDCC6A31-8F52-409F-BE53-7633DC7C9147}" type="presParOf" srcId="{8EEAF327-31E2-4DE2-991F-06A009517065}" destId="{B2A94D4D-6A19-4B0D-93F4-91469DC5FA31}" srcOrd="1" destOrd="0" presId="urn:microsoft.com/office/officeart/2005/8/layout/orgChart1"/>
+    <dgm:cxn modelId="{A780039E-3FF6-4B7D-81F2-38537E3B7ADC}" type="presParOf" srcId="{8EEAF327-31E2-4DE2-991F-06A009517065}" destId="{DD6FE51F-D1B0-4747-B8BB-F9C1F85A0201}" srcOrd="2" destOrd="0" presId="urn:microsoft.com/office/officeart/2005/8/layout/orgChart1"/>
+    <dgm:cxn modelId="{94C6B720-092C-4687-8EB1-9B3FEEE18BF7}" type="presParOf" srcId="{F41F2A2E-3966-4F6B-935F-717AE275BD95}" destId="{4ED7CC23-3454-447B-9611-C085C68BD0DB}" srcOrd="12" destOrd="0" presId="urn:microsoft.com/office/officeart/2005/8/layout/orgChart1"/>
+    <dgm:cxn modelId="{D8CF57DD-4E27-4771-90EC-B5B34BDF1BDE}" type="presParOf" srcId="{F41F2A2E-3966-4F6B-935F-717AE275BD95}" destId="{1A3FF1B5-7E2D-4E6A-B89F-F2C9119E053D}" srcOrd="13" destOrd="0" presId="urn:microsoft.com/office/officeart/2005/8/layout/orgChart1"/>
+    <dgm:cxn modelId="{14E30DCC-4CF1-4695-BBD5-61EB8F13A31D}" type="presParOf" srcId="{1A3FF1B5-7E2D-4E6A-B89F-F2C9119E053D}" destId="{44C60F8C-4352-4D35-98B8-FB77AEAAE3D5}" srcOrd="0" destOrd="0" presId="urn:microsoft.com/office/officeart/2005/8/layout/orgChart1"/>
+    <dgm:cxn modelId="{313D6EDB-BF7E-4BEB-AA1D-DBBAF8BE3F4E}" type="presParOf" srcId="{44C60F8C-4352-4D35-98B8-FB77AEAAE3D5}" destId="{0A4840AC-695A-4072-B912-DA3746F198BC}" srcOrd="0" destOrd="0" presId="urn:microsoft.com/office/officeart/2005/8/layout/orgChart1"/>
+    <dgm:cxn modelId="{A6774F0C-F978-4664-8112-D36CE82B1E02}" type="presParOf" srcId="{44C60F8C-4352-4D35-98B8-FB77AEAAE3D5}" destId="{179DE2A6-5548-4ABE-8621-389B46674DE8}" srcOrd="1" destOrd="0" presId="urn:microsoft.com/office/officeart/2005/8/layout/orgChart1"/>
+    <dgm:cxn modelId="{C63331DB-937F-48FE-9FDF-1D22B9450468}" type="presParOf" srcId="{1A3FF1B5-7E2D-4E6A-B89F-F2C9119E053D}" destId="{18D39CA4-B2AD-4EBB-91DC-4EEBEB5450B3}" srcOrd="1" destOrd="0" presId="urn:microsoft.com/office/officeart/2005/8/layout/orgChart1"/>
+    <dgm:cxn modelId="{3E27C30D-DE7D-4234-8ED6-E09DB0A82AE3}" type="presParOf" srcId="{1A3FF1B5-7E2D-4E6A-B89F-F2C9119E053D}" destId="{4E0E87AB-EC11-4502-A08F-F21709489E85}" srcOrd="2" destOrd="0" presId="urn:microsoft.com/office/officeart/2005/8/layout/orgChart1"/>
+    <dgm:cxn modelId="{6891AB29-BB1A-46E4-A603-0B609D1F8BEB}" type="presParOf" srcId="{F41F2A2E-3966-4F6B-935F-717AE275BD95}" destId="{7F8A3ECB-5AF5-4B8C-B170-FADCE0A00CE7}" srcOrd="14" destOrd="0" presId="urn:microsoft.com/office/officeart/2005/8/layout/orgChart1"/>
+    <dgm:cxn modelId="{17683964-5AF1-4F86-9690-16CA76FA62E3}" type="presParOf" srcId="{F41F2A2E-3966-4F6B-935F-717AE275BD95}" destId="{2173F104-541F-43CB-82B4-112C2690DF70}" srcOrd="15" destOrd="0" presId="urn:microsoft.com/office/officeart/2005/8/layout/orgChart1"/>
+    <dgm:cxn modelId="{19EBD31B-B03C-49FD-8F3D-6281E4F3B87D}" type="presParOf" srcId="{2173F104-541F-43CB-82B4-112C2690DF70}" destId="{EC58D0FD-98F6-40E5-A386-0A3AA2853915}" srcOrd="0" destOrd="0" presId="urn:microsoft.com/office/officeart/2005/8/layout/orgChart1"/>
+    <dgm:cxn modelId="{25735ED3-44EB-481B-9185-176D75F74534}" type="presParOf" srcId="{EC58D0FD-98F6-40E5-A386-0A3AA2853915}" destId="{13AB6A92-0319-4BFA-97D9-2A96E2D88EB5}" srcOrd="0" destOrd="0" presId="urn:microsoft.com/office/officeart/2005/8/layout/orgChart1"/>
+    <dgm:cxn modelId="{105E1092-AE51-4964-A21A-F3D7FB6DB818}" type="presParOf" srcId="{EC58D0FD-98F6-40E5-A386-0A3AA2853915}" destId="{419063D7-EDC5-46E7-97A1-845C30D24B59}" srcOrd="1" destOrd="0" presId="urn:microsoft.com/office/officeart/2005/8/layout/orgChart1"/>
+    <dgm:cxn modelId="{61444C14-A8AE-40AA-8434-51399C83A43F}" type="presParOf" srcId="{2173F104-541F-43CB-82B4-112C2690DF70}" destId="{F88498AC-D486-42FB-8968-F81161F45C37}" srcOrd="1" destOrd="0" presId="urn:microsoft.com/office/officeart/2005/8/layout/orgChart1"/>
+    <dgm:cxn modelId="{23C277C4-AFDA-4B76-A829-3BB8838DCB90}" type="presParOf" srcId="{2173F104-541F-43CB-82B4-112C2690DF70}" destId="{62411046-349A-4178-B99A-056EFAB5C10F}" srcOrd="2" destOrd="0" presId="urn:microsoft.com/office/officeart/2005/8/layout/orgChart1"/>
+    <dgm:cxn modelId="{A09611B8-78B7-4AB1-8B3B-27880BA06C62}" type="presParOf" srcId="{F41F2A2E-3966-4F6B-935F-717AE275BD95}" destId="{A760058F-2450-426F-A6DB-037A19925599}" srcOrd="16" destOrd="0" presId="urn:microsoft.com/office/officeart/2005/8/layout/orgChart1"/>
+    <dgm:cxn modelId="{97988352-EC5A-4FF6-95C5-CB140C8F32A2}" type="presParOf" srcId="{F41F2A2E-3966-4F6B-935F-717AE275BD95}" destId="{80996E3E-3F95-491A-9748-EFE09EF91C72}" srcOrd="17" destOrd="0" presId="urn:microsoft.com/office/officeart/2005/8/layout/orgChart1"/>
+    <dgm:cxn modelId="{708A11DA-93DF-470D-BF11-2B9578FF3396}" type="presParOf" srcId="{80996E3E-3F95-491A-9748-EFE09EF91C72}" destId="{7E06B2D0-EB18-438E-A11F-4404BFA2DDEE}" srcOrd="0" destOrd="0" presId="urn:microsoft.com/office/officeart/2005/8/layout/orgChart1"/>
+    <dgm:cxn modelId="{38369B26-FA96-403B-82F1-2DA151FBE149}" type="presParOf" srcId="{7E06B2D0-EB18-438E-A11F-4404BFA2DDEE}" destId="{C50D2B72-7969-45AE-84DC-85DE4BE402C8}" srcOrd="0" destOrd="0" presId="urn:microsoft.com/office/officeart/2005/8/layout/orgChart1"/>
+    <dgm:cxn modelId="{D98BBFEA-CC86-4A0C-9976-B22359A4D66E}" type="presParOf" srcId="{7E06B2D0-EB18-438E-A11F-4404BFA2DDEE}" destId="{E5A96AC2-001F-443E-A6EB-1B2EB6E388E4}" srcOrd="1" destOrd="0" presId="urn:microsoft.com/office/officeart/2005/8/layout/orgChart1"/>
+    <dgm:cxn modelId="{3E365152-7C1B-4EB8-B408-6FEC76A7A137}" type="presParOf" srcId="{80996E3E-3F95-491A-9748-EFE09EF91C72}" destId="{68427266-4C77-443A-B353-6BDD9A4836C7}" srcOrd="1" destOrd="0" presId="urn:microsoft.com/office/officeart/2005/8/layout/orgChart1"/>
+    <dgm:cxn modelId="{AA2B8185-230A-44B7-99C5-3EBA9E3CE2CB}" type="presParOf" srcId="{80996E3E-3F95-491A-9748-EFE09EF91C72}" destId="{C7A303D9-597C-4521-86AD-E99B78B23263}" srcOrd="2" destOrd="0" presId="urn:microsoft.com/office/officeart/2005/8/layout/orgChart1"/>
+    <dgm:cxn modelId="{E317DF9F-83DA-477E-8BB5-EA128F3DF061}" type="presParOf" srcId="{F41F2A2E-3966-4F6B-935F-717AE275BD95}" destId="{5171DC12-B2F9-4299-A2EB-6C34DF59FA57}" srcOrd="18" destOrd="0" presId="urn:microsoft.com/office/officeart/2005/8/layout/orgChart1"/>
+    <dgm:cxn modelId="{9FA6F226-0474-41E4-9060-FB988FBCEB1B}" type="presParOf" srcId="{F41F2A2E-3966-4F6B-935F-717AE275BD95}" destId="{662169EA-51FA-40C2-9CF0-8CCA28C32C80}" srcOrd="19" destOrd="0" presId="urn:microsoft.com/office/officeart/2005/8/layout/orgChart1"/>
+    <dgm:cxn modelId="{9D1748E6-F8AB-45E3-9239-731A2DCE0B88}" type="presParOf" srcId="{662169EA-51FA-40C2-9CF0-8CCA28C32C80}" destId="{340475E0-6FC3-4B79-8BDA-F95ECD557CA4}" srcOrd="0" destOrd="0" presId="urn:microsoft.com/office/officeart/2005/8/layout/orgChart1"/>
+    <dgm:cxn modelId="{A1CBBEF0-0485-4C38-AFBB-33C3D018E184}" type="presParOf" srcId="{340475E0-6FC3-4B79-8BDA-F95ECD557CA4}" destId="{915E890D-BE2B-4C3A-89E3-BC9B2B83EA55}" srcOrd="0" destOrd="0" presId="urn:microsoft.com/office/officeart/2005/8/layout/orgChart1"/>
+    <dgm:cxn modelId="{7B22C7A9-D6C5-4A92-A835-0A6118E6B425}" type="presParOf" srcId="{340475E0-6FC3-4B79-8BDA-F95ECD557CA4}" destId="{EE046975-2BBA-4DC7-B73A-48B48C6E73EF}" srcOrd="1" destOrd="0" presId="urn:microsoft.com/office/officeart/2005/8/layout/orgChart1"/>
+    <dgm:cxn modelId="{25B7AFE8-706E-43CC-987F-0B3483EBB4E4}" type="presParOf" srcId="{662169EA-51FA-40C2-9CF0-8CCA28C32C80}" destId="{41949E1F-6593-4143-91BC-2D30D74999EE}" srcOrd="1" destOrd="0" presId="urn:microsoft.com/office/officeart/2005/8/layout/orgChart1"/>
+    <dgm:cxn modelId="{1C6D4245-7118-4C7F-A396-E2343D7B79D3}" type="presParOf" srcId="{662169EA-51FA-40C2-9CF0-8CCA28C32C80}" destId="{7419DAEE-D570-4A27-B67F-EAF7423AA9D6}" srcOrd="2" destOrd="0" presId="urn:microsoft.com/office/officeart/2005/8/layout/orgChart1"/>
+    <dgm:cxn modelId="{4DB5C839-6E32-4252-87F5-C97868B72DE7}" type="presParOf" srcId="{F41F2A2E-3966-4F6B-935F-717AE275BD95}" destId="{5D076790-EEBB-47A4-8C04-3E7F7FF0CF4D}" srcOrd="20" destOrd="0" presId="urn:microsoft.com/office/officeart/2005/8/layout/orgChart1"/>
+    <dgm:cxn modelId="{14CDA12F-2709-4855-9E3A-C4BA6037E553}" type="presParOf" srcId="{F41F2A2E-3966-4F6B-935F-717AE275BD95}" destId="{0D783722-F7E5-4013-8855-77F083804A8F}" srcOrd="21" destOrd="0" presId="urn:microsoft.com/office/officeart/2005/8/layout/orgChart1"/>
+    <dgm:cxn modelId="{F8D95561-7606-4965-8E4C-805140A0584D}" type="presParOf" srcId="{0D783722-F7E5-4013-8855-77F083804A8F}" destId="{676D6CDD-435A-46E0-B1C6-F9B5DF276582}" srcOrd="0" destOrd="0" presId="urn:microsoft.com/office/officeart/2005/8/layout/orgChart1"/>
+    <dgm:cxn modelId="{96DE263F-00F1-4AF2-B515-FC223FF31124}" type="presParOf" srcId="{676D6CDD-435A-46E0-B1C6-F9B5DF276582}" destId="{836C6218-4EE0-4640-8630-ABE1046ACD36}" srcOrd="0" destOrd="0" presId="urn:microsoft.com/office/officeart/2005/8/layout/orgChart1"/>
+    <dgm:cxn modelId="{40F2C0CD-F6E4-464C-8C83-F2C414C7E863}" type="presParOf" srcId="{676D6CDD-435A-46E0-B1C6-F9B5DF276582}" destId="{177E4711-7C28-479A-B767-18395428FEEC}" srcOrd="1" destOrd="0" presId="urn:microsoft.com/office/officeart/2005/8/layout/orgChart1"/>
+    <dgm:cxn modelId="{0AA57D64-7808-4689-8490-6872B80749C9}" type="presParOf" srcId="{0D783722-F7E5-4013-8855-77F083804A8F}" destId="{8116DA06-B407-4CCC-80A9-D6BD096D04A1}" srcOrd="1" destOrd="0" presId="urn:microsoft.com/office/officeart/2005/8/layout/orgChart1"/>
+    <dgm:cxn modelId="{C0877574-941F-4D54-8BBF-1439AEE3EA24}" type="presParOf" srcId="{0D783722-F7E5-4013-8855-77F083804A8F}" destId="{746504EC-CDAE-4E0A-9CD9-7477B39E2EE4}" srcOrd="2" destOrd="0" presId="urn:microsoft.com/office/officeart/2005/8/layout/orgChart1"/>
+    <dgm:cxn modelId="{5A99EBDC-2442-46BC-8114-B743BFFC3CEB}" type="presParOf" srcId="{F41F2A2E-3966-4F6B-935F-717AE275BD95}" destId="{5861AFAA-9020-4DF5-9CAE-662604CE37CD}" srcOrd="22" destOrd="0" presId="urn:microsoft.com/office/officeart/2005/8/layout/orgChart1"/>
+    <dgm:cxn modelId="{1E7864EB-F292-49F1-A382-E31C951BB0C5}" type="presParOf" srcId="{F41F2A2E-3966-4F6B-935F-717AE275BD95}" destId="{D8E643DB-B1A4-4D6B-BB30-F824F158006D}" srcOrd="23" destOrd="0" presId="urn:microsoft.com/office/officeart/2005/8/layout/orgChart1"/>
+    <dgm:cxn modelId="{8F282756-6E73-464C-9382-8032C78B094E}" type="presParOf" srcId="{D8E643DB-B1A4-4D6B-BB30-F824F158006D}" destId="{19CB3F13-2BEA-48A5-B142-E37806CEB958}" srcOrd="0" destOrd="0" presId="urn:microsoft.com/office/officeart/2005/8/layout/orgChart1"/>
+    <dgm:cxn modelId="{FC77317A-2775-425E-8EF6-BEE0C861D3BC}" type="presParOf" srcId="{19CB3F13-2BEA-48A5-B142-E37806CEB958}" destId="{F6833E12-977C-4334-851C-493A685081D0}" srcOrd="0" destOrd="0" presId="urn:microsoft.com/office/officeart/2005/8/layout/orgChart1"/>
+    <dgm:cxn modelId="{54CB4DC6-C90B-4D36-B3B9-F9A046814DB4}" type="presParOf" srcId="{19CB3F13-2BEA-48A5-B142-E37806CEB958}" destId="{BB2BD05F-6978-43AD-8D21-E8C3EFB4CD2C}" srcOrd="1" destOrd="0" presId="urn:microsoft.com/office/officeart/2005/8/layout/orgChart1"/>
+    <dgm:cxn modelId="{72EC4CCD-7190-4583-AD8F-7D0A1957C61A}" type="presParOf" srcId="{D8E643DB-B1A4-4D6B-BB30-F824F158006D}" destId="{CB90F170-0111-40A2-B750-5145DF7D53EB}" srcOrd="1" destOrd="0" presId="urn:microsoft.com/office/officeart/2005/8/layout/orgChart1"/>
+    <dgm:cxn modelId="{6809258E-6A32-4B4E-8AC6-F7FB930875E7}" type="presParOf" srcId="{D8E643DB-B1A4-4D6B-BB30-F824F158006D}" destId="{A60629B2-149C-44D6-8384-D8EE4E3924C5}" srcOrd="2" destOrd="0" presId="urn:microsoft.com/office/officeart/2005/8/layout/orgChart1"/>
+    <dgm:cxn modelId="{935F8009-C5EC-4010-A3DD-920B0EA18BA1}" type="presParOf" srcId="{F41F2A2E-3966-4F6B-935F-717AE275BD95}" destId="{31663126-1328-4F9E-BA2A-E0E9DB23F8A1}" srcOrd="24" destOrd="0" presId="urn:microsoft.com/office/officeart/2005/8/layout/orgChart1"/>
+    <dgm:cxn modelId="{A8165727-3649-4227-9E08-B617F97538FB}" type="presParOf" srcId="{F41F2A2E-3966-4F6B-935F-717AE275BD95}" destId="{A9AB90BA-C0FC-4915-ACFC-9FD17E62169C}" srcOrd="25" destOrd="0" presId="urn:microsoft.com/office/officeart/2005/8/layout/orgChart1"/>
+    <dgm:cxn modelId="{92F55589-E98C-435A-8EC5-B65A7299EB60}" type="presParOf" srcId="{A9AB90BA-C0FC-4915-ACFC-9FD17E62169C}" destId="{BA8EF862-02F1-4F2B-BF98-4D3F82225016}" srcOrd="0" destOrd="0" presId="urn:microsoft.com/office/officeart/2005/8/layout/orgChart1"/>
+    <dgm:cxn modelId="{3F3C93AF-C596-4C87-BFDF-1C05DEB86F86}" type="presParOf" srcId="{BA8EF862-02F1-4F2B-BF98-4D3F82225016}" destId="{980BB85B-A217-4A5D-9CB7-5AF30C46DB16}" srcOrd="0" destOrd="0" presId="urn:microsoft.com/office/officeart/2005/8/layout/orgChart1"/>
+    <dgm:cxn modelId="{7B602273-B4E0-406C-BB62-8BF652ECFD8D}" type="presParOf" srcId="{BA8EF862-02F1-4F2B-BF98-4D3F82225016}" destId="{AA472D28-2962-4913-A826-1170691073DC}" srcOrd="1" destOrd="0" presId="urn:microsoft.com/office/officeart/2005/8/layout/orgChart1"/>
+    <dgm:cxn modelId="{75B71BF1-FF40-4648-A1F4-F62D227C8517}" type="presParOf" srcId="{A9AB90BA-C0FC-4915-ACFC-9FD17E62169C}" destId="{91F2ED00-912C-421D-90DA-E997C35D14A4}" srcOrd="1" destOrd="0" presId="urn:microsoft.com/office/officeart/2005/8/layout/orgChart1"/>
+    <dgm:cxn modelId="{90A258AC-2EFF-46CF-9E17-8D254519E305}" type="presParOf" srcId="{A9AB90BA-C0FC-4915-ACFC-9FD17E62169C}" destId="{D4BB72B9-1EA6-41D1-9B24-A0D6930D4D09}" srcOrd="2" destOrd="0" presId="urn:microsoft.com/office/officeart/2005/8/layout/orgChart1"/>
     <dgm:cxn modelId="{0BD8DF4E-082D-4343-BBAB-BCB90EC3F581}" type="presParOf" srcId="{5607D627-E330-491D-B1E3-A1E059A0EF02}" destId="{068EAA12-15B6-49BE-A64A-974B4CD5003C}" srcOrd="2" destOrd="0" presId="urn:microsoft.com/office/officeart/2005/8/layout/orgChart1"/>
   </dgm:cxnLst>
   <dgm:bg/>
@@ -18573,8 +21555,8 @@
       </dsp:nvSpPr>
       <dsp:spPr>
         <a:xfrm>
-          <a:off x="2865755" y="814647"/>
-          <a:ext cx="2594746" cy="112581"/>
+          <a:off x="2865755" y="1226400"/>
+          <a:ext cx="2679403" cy="91440"/>
         </a:xfrm>
         <a:custGeom>
           <a:avLst/>
@@ -18585,16 +21567,16 @@
           <a:pathLst>
             <a:path>
               <a:moveTo>
-                <a:pt x="0" y="0"/>
+                <a:pt x="0" y="45720"/>
               </a:moveTo>
               <a:lnTo>
-                <a:pt x="0" y="56290"/>
+                <a:pt x="0" y="84471"/>
               </a:lnTo>
               <a:lnTo>
-                <a:pt x="2594746" y="56290"/>
+                <a:pt x="2679403" y="84471"/>
               </a:lnTo>
               <a:lnTo>
-                <a:pt x="2594746" y="112581"/>
+                <a:pt x="2679403" y="123223"/>
               </a:lnTo>
             </a:path>
           </a:pathLst>
@@ -18634,8 +21616,8 @@
       </dsp:nvSpPr>
       <dsp:spPr>
         <a:xfrm>
-          <a:off x="2865755" y="814647"/>
-          <a:ext cx="1946059" cy="112581"/>
+          <a:off x="2865755" y="1226400"/>
+          <a:ext cx="2232836" cy="91440"/>
         </a:xfrm>
         <a:custGeom>
           <a:avLst/>
@@ -18646,16 +21628,16 @@
           <a:pathLst>
             <a:path>
               <a:moveTo>
-                <a:pt x="0" y="0"/>
+                <a:pt x="0" y="45720"/>
               </a:moveTo>
               <a:lnTo>
-                <a:pt x="0" y="56290"/>
+                <a:pt x="0" y="84471"/>
               </a:lnTo>
               <a:lnTo>
-                <a:pt x="1946059" y="56290"/>
+                <a:pt x="2232836" y="84471"/>
               </a:lnTo>
               <a:lnTo>
-                <a:pt x="1946059" y="112581"/>
+                <a:pt x="2232836" y="123223"/>
               </a:lnTo>
             </a:path>
           </a:pathLst>
@@ -18695,8 +21677,8 @@
       </dsp:nvSpPr>
       <dsp:spPr>
         <a:xfrm>
-          <a:off x="2865755" y="814647"/>
-          <a:ext cx="1297373" cy="112581"/>
+          <a:off x="2865755" y="1226400"/>
+          <a:ext cx="1786269" cy="91440"/>
         </a:xfrm>
         <a:custGeom>
           <a:avLst/>
@@ -18707,16 +21689,16 @@
           <a:pathLst>
             <a:path>
               <a:moveTo>
-                <a:pt x="0" y="0"/>
+                <a:pt x="0" y="45720"/>
               </a:moveTo>
               <a:lnTo>
-                <a:pt x="0" y="56290"/>
+                <a:pt x="0" y="84471"/>
               </a:lnTo>
               <a:lnTo>
-                <a:pt x="1297373" y="56290"/>
+                <a:pt x="1786269" y="84471"/>
               </a:lnTo>
               <a:lnTo>
-                <a:pt x="1297373" y="112581"/>
+                <a:pt x="1786269" y="123223"/>
               </a:lnTo>
             </a:path>
           </a:pathLst>
@@ -18756,8 +21738,8 @@
       </dsp:nvSpPr>
       <dsp:spPr>
         <a:xfrm>
-          <a:off x="2865755" y="814647"/>
-          <a:ext cx="648686" cy="112581"/>
+          <a:off x="2865755" y="1226400"/>
+          <a:ext cx="1339701" cy="91440"/>
         </a:xfrm>
         <a:custGeom>
           <a:avLst/>
@@ -18768,16 +21750,16 @@
           <a:pathLst>
             <a:path>
               <a:moveTo>
-                <a:pt x="0" y="0"/>
+                <a:pt x="0" y="45720"/>
               </a:moveTo>
               <a:lnTo>
-                <a:pt x="0" y="56290"/>
+                <a:pt x="0" y="84471"/>
               </a:lnTo>
               <a:lnTo>
-                <a:pt x="648686" y="56290"/>
+                <a:pt x="1339701" y="84471"/>
               </a:lnTo>
               <a:lnTo>
-                <a:pt x="648686" y="112581"/>
+                <a:pt x="1339701" y="123223"/>
               </a:lnTo>
             </a:path>
           </a:pathLst>
@@ -18817,8 +21799,8 @@
       </dsp:nvSpPr>
       <dsp:spPr>
         <a:xfrm>
-          <a:off x="2605593" y="1195281"/>
-          <a:ext cx="91440" cy="1007876"/>
+          <a:off x="2865755" y="1226400"/>
+          <a:ext cx="893134" cy="91440"/>
         </a:xfrm>
         <a:custGeom>
           <a:avLst/>
@@ -18829,184 +21811,16 @@
           <a:pathLst>
             <a:path>
               <a:moveTo>
-                <a:pt x="45720" y="0"/>
+                <a:pt x="0" y="45720"/>
               </a:moveTo>
               <a:lnTo>
-                <a:pt x="45720" y="1007876"/>
+                <a:pt x="0" y="84471"/>
               </a:lnTo>
               <a:lnTo>
-                <a:pt x="126135" y="1007876"/>
-              </a:lnTo>
-            </a:path>
-          </a:pathLst>
-        </a:custGeom>
-        <a:noFill/>
-        <a:ln w="19050" cap="flat" cmpd="sng" algn="ctr">
-          <a:solidFill>
-            <a:schemeClr val="accent3">
-              <a:hueOff val="0"/>
-              <a:satOff val="0"/>
-              <a:lumOff val="0"/>
-              <a:alphaOff val="0"/>
-            </a:schemeClr>
-          </a:solidFill>
-          <a:prstDash val="solid"/>
-          <a:miter lim="800000"/>
-        </a:ln>
-        <a:effectLst/>
-      </dsp:spPr>
-      <dsp:style>
-        <a:lnRef idx="2">
-          <a:scrgbClr r="0" g="0" b="0"/>
-        </a:lnRef>
-        <a:fillRef idx="0">
-          <a:scrgbClr r="0" g="0" b="0"/>
-        </a:fillRef>
-        <a:effectRef idx="0">
-          <a:scrgbClr r="0" g="0" b="0"/>
-        </a:effectRef>
-        <a:fontRef idx="minor"/>
-      </dsp:style>
-    </dsp:sp>
-    <dsp:sp modelId="{7F8A3ECB-5AF5-4B8C-B170-FADCE0A00CE7}">
-      <dsp:nvSpPr>
-        <dsp:cNvPr id="0" name=""/>
-        <dsp:cNvSpPr/>
-      </dsp:nvSpPr>
-      <dsp:spPr>
-        <a:xfrm>
-          <a:off x="2605593" y="1195281"/>
-          <a:ext cx="91440" cy="627242"/>
-        </a:xfrm>
-        <a:custGeom>
-          <a:avLst/>
-          <a:gdLst/>
-          <a:ahLst/>
-          <a:cxnLst/>
-          <a:rect l="0" t="0" r="0" b="0"/>
-          <a:pathLst>
-            <a:path>
-              <a:moveTo>
-                <a:pt x="45720" y="0"/>
-              </a:moveTo>
-              <a:lnTo>
-                <a:pt x="45720" y="627242"/>
+                <a:pt x="893134" y="84471"/>
               </a:lnTo>
               <a:lnTo>
-                <a:pt x="126135" y="627242"/>
-              </a:lnTo>
-            </a:path>
-          </a:pathLst>
-        </a:custGeom>
-        <a:noFill/>
-        <a:ln w="19050" cap="flat" cmpd="sng" algn="ctr">
-          <a:solidFill>
-            <a:schemeClr val="accent3">
-              <a:hueOff val="0"/>
-              <a:satOff val="0"/>
-              <a:lumOff val="0"/>
-              <a:alphaOff val="0"/>
-            </a:schemeClr>
-          </a:solidFill>
-          <a:prstDash val="solid"/>
-          <a:miter lim="800000"/>
-        </a:ln>
-        <a:effectLst/>
-      </dsp:spPr>
-      <dsp:style>
-        <a:lnRef idx="2">
-          <a:scrgbClr r="0" g="0" b="0"/>
-        </a:lnRef>
-        <a:fillRef idx="0">
-          <a:scrgbClr r="0" g="0" b="0"/>
-        </a:fillRef>
-        <a:effectRef idx="0">
-          <a:scrgbClr r="0" g="0" b="0"/>
-        </a:effectRef>
-        <a:fontRef idx="minor"/>
-      </dsp:style>
-    </dsp:sp>
-    <dsp:sp modelId="{4ED7CC23-3454-447B-9611-C085C68BD0DB}">
-      <dsp:nvSpPr>
-        <dsp:cNvPr id="0" name=""/>
-        <dsp:cNvSpPr/>
-      </dsp:nvSpPr>
-      <dsp:spPr>
-        <a:xfrm>
-          <a:off x="2605593" y="1195281"/>
-          <a:ext cx="91440" cy="246608"/>
-        </a:xfrm>
-        <a:custGeom>
-          <a:avLst/>
-          <a:gdLst/>
-          <a:ahLst/>
-          <a:cxnLst/>
-          <a:rect l="0" t="0" r="0" b="0"/>
-          <a:pathLst>
-            <a:path>
-              <a:moveTo>
-                <a:pt x="45720" y="0"/>
-              </a:moveTo>
-              <a:lnTo>
-                <a:pt x="45720" y="246608"/>
-              </a:lnTo>
-              <a:lnTo>
-                <a:pt x="126135" y="246608"/>
-              </a:lnTo>
-            </a:path>
-          </a:pathLst>
-        </a:custGeom>
-        <a:noFill/>
-        <a:ln w="19050" cap="flat" cmpd="sng" algn="ctr">
-          <a:solidFill>
-            <a:schemeClr val="accent3">
-              <a:hueOff val="0"/>
-              <a:satOff val="0"/>
-              <a:lumOff val="0"/>
-              <a:alphaOff val="0"/>
-            </a:schemeClr>
-          </a:solidFill>
-          <a:prstDash val="solid"/>
-          <a:miter lim="800000"/>
-        </a:ln>
-        <a:effectLst/>
-      </dsp:spPr>
-      <dsp:style>
-        <a:lnRef idx="2">
-          <a:scrgbClr r="0" g="0" b="0"/>
-        </a:lnRef>
-        <a:fillRef idx="0">
-          <a:scrgbClr r="0" g="0" b="0"/>
-        </a:fillRef>
-        <a:effectRef idx="0">
-          <a:scrgbClr r="0" g="0" b="0"/>
-        </a:effectRef>
-        <a:fontRef idx="minor"/>
-      </dsp:style>
-    </dsp:sp>
-    <dsp:sp modelId="{DF5D7104-DF50-47AE-BC84-5C70118E0C7D}">
-      <dsp:nvSpPr>
-        <dsp:cNvPr id="0" name=""/>
-        <dsp:cNvSpPr/>
-      </dsp:nvSpPr>
-      <dsp:spPr>
-        <a:xfrm>
-          <a:off x="2820035" y="814647"/>
-          <a:ext cx="91440" cy="112581"/>
-        </a:xfrm>
-        <a:custGeom>
-          <a:avLst/>
-          <a:gdLst/>
-          <a:ahLst/>
-          <a:cxnLst/>
-          <a:rect l="0" t="0" r="0" b="0"/>
-          <a:pathLst>
-            <a:path>
-              <a:moveTo>
-                <a:pt x="45720" y="0"/>
-              </a:moveTo>
-              <a:lnTo>
-                <a:pt x="45720" y="112581"/>
+                <a:pt x="893134" y="123223"/>
               </a:lnTo>
             </a:path>
           </a:pathLst>
@@ -19039,15 +21853,15 @@
         <a:fontRef idx="minor"/>
       </dsp:style>
     </dsp:sp>
-    <dsp:sp modelId="{689C2869-E741-45EC-84A7-E9B773FFE06C}">
+    <dsp:sp modelId="{7F8A3ECB-5AF5-4B8C-B170-FADCE0A00CE7}">
       <dsp:nvSpPr>
         <dsp:cNvPr id="0" name=""/>
         <dsp:cNvSpPr/>
       </dsp:nvSpPr>
       <dsp:spPr>
         <a:xfrm>
-          <a:off x="1956906" y="1195281"/>
-          <a:ext cx="91440" cy="627242"/>
+          <a:off x="2865755" y="1226400"/>
+          <a:ext cx="446567" cy="91440"/>
         </a:xfrm>
         <a:custGeom>
           <a:avLst/>
@@ -19058,13 +21872,16 @@
           <a:pathLst>
             <a:path>
               <a:moveTo>
-                <a:pt x="45720" y="0"/>
+                <a:pt x="0" y="45720"/>
               </a:moveTo>
               <a:lnTo>
-                <a:pt x="45720" y="627242"/>
+                <a:pt x="0" y="84471"/>
               </a:lnTo>
               <a:lnTo>
-                <a:pt x="126135" y="627242"/>
+                <a:pt x="446567" y="84471"/>
+              </a:lnTo>
+              <a:lnTo>
+                <a:pt x="446567" y="123223"/>
               </a:lnTo>
             </a:path>
           </a:pathLst>
@@ -19072,7 +21889,123 @@
         <a:noFill/>
         <a:ln w="19050" cap="flat" cmpd="sng" algn="ctr">
           <a:solidFill>
-            <a:schemeClr val="accent3">
+            <a:schemeClr val="accent2">
+              <a:hueOff val="0"/>
+              <a:satOff val="0"/>
+              <a:lumOff val="0"/>
+              <a:alphaOff val="0"/>
+            </a:schemeClr>
+          </a:solidFill>
+          <a:prstDash val="solid"/>
+          <a:miter lim="800000"/>
+        </a:ln>
+        <a:effectLst/>
+      </dsp:spPr>
+      <dsp:style>
+        <a:lnRef idx="2">
+          <a:scrgbClr r="0" g="0" b="0"/>
+        </a:lnRef>
+        <a:fillRef idx="0">
+          <a:scrgbClr r="0" g="0" b="0"/>
+        </a:fillRef>
+        <a:effectRef idx="0">
+          <a:scrgbClr r="0" g="0" b="0"/>
+        </a:effectRef>
+        <a:fontRef idx="minor"/>
+      </dsp:style>
+    </dsp:sp>
+    <dsp:sp modelId="{4ED7CC23-3454-447B-9611-C085C68BD0DB}">
+      <dsp:nvSpPr>
+        <dsp:cNvPr id="0" name=""/>
+        <dsp:cNvSpPr/>
+      </dsp:nvSpPr>
+      <dsp:spPr>
+        <a:xfrm>
+          <a:off x="2820035" y="1226400"/>
+          <a:ext cx="91440" cy="91440"/>
+        </a:xfrm>
+        <a:custGeom>
+          <a:avLst/>
+          <a:gdLst/>
+          <a:ahLst/>
+          <a:cxnLst/>
+          <a:rect l="0" t="0" r="0" b="0"/>
+          <a:pathLst>
+            <a:path>
+              <a:moveTo>
+                <a:pt x="45720" y="45720"/>
+              </a:moveTo>
+              <a:lnTo>
+                <a:pt x="45720" y="123223"/>
+              </a:lnTo>
+            </a:path>
+          </a:pathLst>
+        </a:custGeom>
+        <a:noFill/>
+        <a:ln w="19050" cap="flat" cmpd="sng" algn="ctr">
+          <a:solidFill>
+            <a:schemeClr val="accent2">
+              <a:hueOff val="0"/>
+              <a:satOff val="0"/>
+              <a:lumOff val="0"/>
+              <a:alphaOff val="0"/>
+            </a:schemeClr>
+          </a:solidFill>
+          <a:prstDash val="solid"/>
+          <a:miter lim="800000"/>
+        </a:ln>
+        <a:effectLst/>
+      </dsp:spPr>
+      <dsp:style>
+        <a:lnRef idx="2">
+          <a:scrgbClr r="0" g="0" b="0"/>
+        </a:lnRef>
+        <a:fillRef idx="0">
+          <a:scrgbClr r="0" g="0" b="0"/>
+        </a:fillRef>
+        <a:effectRef idx="0">
+          <a:scrgbClr r="0" g="0" b="0"/>
+        </a:effectRef>
+        <a:fontRef idx="minor"/>
+      </dsp:style>
+    </dsp:sp>
+    <dsp:sp modelId="{4D0B1D67-D3A1-4F91-81B3-FF1CE13DC5C0}">
+      <dsp:nvSpPr>
+        <dsp:cNvPr id="0" name=""/>
+        <dsp:cNvSpPr/>
+      </dsp:nvSpPr>
+      <dsp:spPr>
+        <a:xfrm>
+          <a:off x="2419187" y="1226400"/>
+          <a:ext cx="446567" cy="91440"/>
+        </a:xfrm>
+        <a:custGeom>
+          <a:avLst/>
+          <a:gdLst/>
+          <a:ahLst/>
+          <a:cxnLst/>
+          <a:rect l="0" t="0" r="0" b="0"/>
+          <a:pathLst>
+            <a:path>
+              <a:moveTo>
+                <a:pt x="446567" y="45720"/>
+              </a:moveTo>
+              <a:lnTo>
+                <a:pt x="446567" y="84471"/>
+              </a:lnTo>
+              <a:lnTo>
+                <a:pt x="0" y="84471"/>
+              </a:lnTo>
+              <a:lnTo>
+                <a:pt x="0" y="123223"/>
+              </a:lnTo>
+            </a:path>
+          </a:pathLst>
+        </a:custGeom>
+        <a:noFill/>
+        <a:ln w="19050" cap="flat" cmpd="sng" algn="ctr">
+          <a:solidFill>
+            <a:schemeClr val="accent2">
               <a:hueOff val="0"/>
               <a:satOff val="0"/>
               <a:lumOff val="0"/>
@@ -19104,8 +22037,8 @@
       </dsp:nvSpPr>
       <dsp:spPr>
         <a:xfrm>
-          <a:off x="1956906" y="1195281"/>
-          <a:ext cx="91440" cy="246608"/>
+          <a:off x="1779274" y="1534155"/>
+          <a:ext cx="91440" cy="169769"/>
         </a:xfrm>
         <a:custGeom>
           <a:avLst/>
@@ -19119,10 +22052,10 @@
                 <a:pt x="45720" y="0"/>
               </a:moveTo>
               <a:lnTo>
-                <a:pt x="45720" y="246608"/>
+                <a:pt x="45720" y="169769"/>
               </a:lnTo>
               <a:lnTo>
-                <a:pt x="126135" y="246608"/>
+                <a:pt x="101079" y="169769"/>
               </a:lnTo>
             </a:path>
           </a:pathLst>
@@ -19162,8 +22095,8 @@
       </dsp:nvSpPr>
       <dsp:spPr>
         <a:xfrm>
-          <a:off x="2217068" y="814647"/>
-          <a:ext cx="648686" cy="112581"/>
+          <a:off x="1972620" y="1226400"/>
+          <a:ext cx="893134" cy="91440"/>
         </a:xfrm>
         <a:custGeom>
           <a:avLst/>
@@ -19174,16 +22107,16 @@
           <a:pathLst>
             <a:path>
               <a:moveTo>
-                <a:pt x="648686" y="0"/>
+                <a:pt x="893134" y="45720"/>
               </a:moveTo>
               <a:lnTo>
-                <a:pt x="648686" y="56290"/>
+                <a:pt x="893134" y="84471"/>
               </a:lnTo>
               <a:lnTo>
-                <a:pt x="0" y="56290"/>
+                <a:pt x="0" y="84471"/>
               </a:lnTo>
               <a:lnTo>
-                <a:pt x="0" y="112581"/>
+                <a:pt x="0" y="123223"/>
               </a:lnTo>
             </a:path>
           </a:pathLst>
@@ -19223,8 +22156,8 @@
       </dsp:nvSpPr>
       <dsp:spPr>
         <a:xfrm>
-          <a:off x="1568381" y="814647"/>
-          <a:ext cx="1297373" cy="112581"/>
+          <a:off x="1526053" y="1226400"/>
+          <a:ext cx="1339701" cy="91440"/>
         </a:xfrm>
         <a:custGeom>
           <a:avLst/>
@@ -19235,16 +22168,77 @@
           <a:pathLst>
             <a:path>
               <a:moveTo>
-                <a:pt x="1297373" y="0"/>
+                <a:pt x="1339701" y="45720"/>
               </a:moveTo>
               <a:lnTo>
-                <a:pt x="1297373" y="56290"/>
+                <a:pt x="1339701" y="84471"/>
               </a:lnTo>
               <a:lnTo>
-                <a:pt x="0" y="56290"/>
+                <a:pt x="0" y="84471"/>
               </a:lnTo>
               <a:lnTo>
-                <a:pt x="0" y="112581"/>
+                <a:pt x="0" y="123223"/>
+              </a:lnTo>
+            </a:path>
+          </a:pathLst>
+        </a:custGeom>
+        <a:noFill/>
+        <a:ln w="19050" cap="flat" cmpd="sng" algn="ctr">
+          <a:solidFill>
+            <a:schemeClr val="accent2">
+              <a:hueOff val="0"/>
+              <a:satOff val="0"/>
+              <a:lumOff val="0"/>
+              <a:alphaOff val="0"/>
+            </a:schemeClr>
+          </a:solidFill>
+          <a:prstDash val="solid"/>
+          <a:miter lim="800000"/>
+        </a:ln>
+        <a:effectLst/>
+      </dsp:spPr>
+      <dsp:style>
+        <a:lnRef idx="2">
+          <a:scrgbClr r="0" g="0" b="0"/>
+        </a:lnRef>
+        <a:fillRef idx="0">
+          <a:scrgbClr r="0" g="0" b="0"/>
+        </a:fillRef>
+        <a:effectRef idx="0">
+          <a:scrgbClr r="0" g="0" b="0"/>
+        </a:effectRef>
+        <a:fontRef idx="minor"/>
+      </dsp:style>
+    </dsp:sp>
+    <dsp:sp modelId="{BC310E5B-FD85-4F6D-A48D-108AE14E3EE3}">
+      <dsp:nvSpPr>
+        <dsp:cNvPr id="0" name=""/>
+        <dsp:cNvSpPr/>
+      </dsp:nvSpPr>
+      <dsp:spPr>
+        <a:xfrm>
+          <a:off x="1079485" y="1226400"/>
+          <a:ext cx="1786269" cy="91440"/>
+        </a:xfrm>
+        <a:custGeom>
+          <a:avLst/>
+          <a:gdLst/>
+          <a:ahLst/>
+          <a:cxnLst/>
+          <a:rect l="0" t="0" r="0" b="0"/>
+          <a:pathLst>
+            <a:path>
+              <a:moveTo>
+                <a:pt x="1786269" y="45720"/>
+              </a:moveTo>
+              <a:lnTo>
+                <a:pt x="1786269" y="84471"/>
+              </a:lnTo>
+              <a:lnTo>
+                <a:pt x="0" y="84471"/>
+              </a:lnTo>
+              <a:lnTo>
+                <a:pt x="0" y="123223"/>
               </a:lnTo>
             </a:path>
           </a:pathLst>
@@ -19284,8 +22278,8 @@
       </dsp:nvSpPr>
       <dsp:spPr>
         <a:xfrm>
-          <a:off x="659533" y="1195281"/>
-          <a:ext cx="91440" cy="246608"/>
+          <a:off x="439572" y="1534155"/>
+          <a:ext cx="91440" cy="169769"/>
         </a:xfrm>
         <a:custGeom>
           <a:avLst/>
@@ -19299,10 +22293,10 @@
                 <a:pt x="45720" y="0"/>
               </a:moveTo>
               <a:lnTo>
-                <a:pt x="45720" y="246608"/>
+                <a:pt x="45720" y="169769"/>
               </a:lnTo>
               <a:lnTo>
-                <a:pt x="126135" y="246608"/>
+                <a:pt x="101079" y="169769"/>
               </a:lnTo>
             </a:path>
           </a:pathLst>
@@ -19342,8 +22336,8 @@
       </dsp:nvSpPr>
       <dsp:spPr>
         <a:xfrm>
-          <a:off x="919695" y="814647"/>
-          <a:ext cx="1946059" cy="112581"/>
+          <a:off x="632918" y="1226400"/>
+          <a:ext cx="2232836" cy="91440"/>
         </a:xfrm>
         <a:custGeom>
           <a:avLst/>
@@ -19354,16 +22348,16 @@
           <a:pathLst>
             <a:path>
               <a:moveTo>
-                <a:pt x="1946059" y="0"/>
+                <a:pt x="2232836" y="45720"/>
               </a:moveTo>
               <a:lnTo>
-                <a:pt x="1946059" y="56290"/>
+                <a:pt x="2232836" y="84471"/>
               </a:lnTo>
               <a:lnTo>
-                <a:pt x="0" y="56290"/>
+                <a:pt x="0" y="84471"/>
               </a:lnTo>
               <a:lnTo>
-                <a:pt x="0" y="112581"/>
+                <a:pt x="0" y="123223"/>
               </a:lnTo>
             </a:path>
           </a:pathLst>
@@ -19403,8 +22397,8 @@
       </dsp:nvSpPr>
       <dsp:spPr>
         <a:xfrm>
-          <a:off x="10846" y="1195281"/>
-          <a:ext cx="91440" cy="246608"/>
+          <a:off x="-6994" y="1534155"/>
+          <a:ext cx="91440" cy="169769"/>
         </a:xfrm>
         <a:custGeom>
           <a:avLst/>
@@ -19418,10 +22412,10 @@
                 <a:pt x="45720" y="0"/>
               </a:moveTo>
               <a:lnTo>
-                <a:pt x="45720" y="246608"/>
+                <a:pt x="45720" y="169769"/>
               </a:lnTo>
               <a:lnTo>
-                <a:pt x="126135" y="246608"/>
+                <a:pt x="101079" y="169769"/>
               </a:lnTo>
             </a:path>
           </a:pathLst>
@@ -19461,8 +22455,8 @@
       </dsp:nvSpPr>
       <dsp:spPr>
         <a:xfrm>
-          <a:off x="271008" y="814647"/>
-          <a:ext cx="2594746" cy="112581"/>
+          <a:off x="186351" y="1226400"/>
+          <a:ext cx="2679403" cy="91440"/>
         </a:xfrm>
         <a:custGeom>
           <a:avLst/>
@@ -19473,16 +22467,16 @@
           <a:pathLst>
             <a:path>
               <a:moveTo>
-                <a:pt x="2594746" y="0"/>
+                <a:pt x="2679403" y="45720"/>
               </a:moveTo>
               <a:lnTo>
-                <a:pt x="2594746" y="56290"/>
+                <a:pt x="2679403" y="84471"/>
               </a:lnTo>
               <a:lnTo>
-                <a:pt x="0" y="56290"/>
+                <a:pt x="0" y="84471"/>
               </a:lnTo>
               <a:lnTo>
-                <a:pt x="0" y="112581"/>
+                <a:pt x="0" y="123223"/>
               </a:lnTo>
             </a:path>
           </a:pathLst>
@@ -19522,8 +22516,8 @@
       </dsp:nvSpPr>
       <dsp:spPr>
         <a:xfrm>
-          <a:off x="2597702" y="546594"/>
-          <a:ext cx="536104" cy="268052"/>
+          <a:off x="2681223" y="1087588"/>
+          <a:ext cx="369063" cy="184531"/>
         </a:xfrm>
         <a:prstGeom prst="rect">
           <a:avLst/>
@@ -19592,12 +22586,12 @@
         </a:fontRef>
       </dsp:style>
       <dsp:txBody>
-        <a:bodyPr spcFirstLastPara="0" vert="horz" wrap="square" lIns="5080" tIns="5080" rIns="5080" bIns="5080" numCol="1" spcCol="1270" anchor="ctr" anchorCtr="0">
+        <a:bodyPr spcFirstLastPara="0" vert="horz" wrap="square" lIns="3810" tIns="3810" rIns="3810" bIns="3810" numCol="1" spcCol="1270" anchor="ctr" anchorCtr="0">
           <a:noAutofit/>
         </a:bodyPr>
         <a:lstStyle/>
         <a:p>
-          <a:pPr marL="0" lvl="0" indent="0" algn="ctr" defTabSz="355600">
+          <a:pPr marL="0" lvl="0" indent="0" algn="ctr" defTabSz="266700">
             <a:lnSpc>
               <a:spcPct val="90000"/>
             </a:lnSpc>
@@ -19610,14 +22604,14 @@
             <a:buNone/>
           </a:pPr>
           <a:r>
-            <a:rPr lang="en-GB" sz="800" kern="1200"/>
+            <a:rPr lang="en-GB" sz="600" kern="1200"/>
             <a:t>Home</a:t>
           </a:r>
         </a:p>
       </dsp:txBody>
       <dsp:txXfrm>
-        <a:off x="2597702" y="546594"/>
-        <a:ext cx="536104" cy="268052"/>
+        <a:off x="2681223" y="1087588"/>
+        <a:ext cx="369063" cy="184531"/>
       </dsp:txXfrm>
     </dsp:sp>
     <dsp:sp modelId="{C9B7F93B-4374-4F62-95B4-0A2B5C747C11}">
@@ -19627,8 +22621,8 @@
       </dsp:nvSpPr>
       <dsp:spPr>
         <a:xfrm>
-          <a:off x="2956" y="927229"/>
-          <a:ext cx="536104" cy="268052"/>
+          <a:off x="1819" y="1349623"/>
+          <a:ext cx="369063" cy="184531"/>
         </a:xfrm>
         <a:prstGeom prst="rect">
           <a:avLst/>
@@ -19697,12 +22691,12 @@
         </a:fontRef>
       </dsp:style>
       <dsp:txBody>
-        <a:bodyPr spcFirstLastPara="0" vert="horz" wrap="square" lIns="5080" tIns="5080" rIns="5080" bIns="5080" numCol="1" spcCol="1270" anchor="ctr" anchorCtr="0">
+        <a:bodyPr spcFirstLastPara="0" vert="horz" wrap="square" lIns="3810" tIns="3810" rIns="3810" bIns="3810" numCol="1" spcCol="1270" anchor="ctr" anchorCtr="0">
           <a:noAutofit/>
         </a:bodyPr>
         <a:lstStyle/>
         <a:p>
-          <a:pPr marL="0" lvl="0" indent="0" algn="ctr" defTabSz="355600">
+          <a:pPr marL="0" lvl="0" indent="0" algn="ctr" defTabSz="266700">
             <a:lnSpc>
               <a:spcPct val="90000"/>
             </a:lnSpc>
@@ -19715,14 +22709,14 @@
             <a:buNone/>
           </a:pPr>
           <a:r>
-            <a:rPr lang="en-GB" sz="800" kern="1200"/>
+            <a:rPr lang="en-GB" sz="600" kern="1200"/>
             <a:t>Products</a:t>
           </a:r>
         </a:p>
       </dsp:txBody>
       <dsp:txXfrm>
-        <a:off x="2956" y="927229"/>
-        <a:ext cx="536104" cy="268052"/>
+        <a:off x="1819" y="1349623"/>
+        <a:ext cx="369063" cy="184531"/>
       </dsp:txXfrm>
     </dsp:sp>
     <dsp:sp modelId="{9AF36780-2E35-434E-9C52-F1E6DDBAE230}">
@@ -19732,8 +22726,8 @@
       </dsp:nvSpPr>
       <dsp:spPr>
         <a:xfrm>
-          <a:off x="136982" y="1307863"/>
-          <a:ext cx="536104" cy="268052"/>
+          <a:off x="94085" y="1611658"/>
+          <a:ext cx="369063" cy="184531"/>
         </a:xfrm>
         <a:prstGeom prst="rect">
           <a:avLst/>
@@ -19802,12 +22796,12 @@
         </a:fontRef>
       </dsp:style>
       <dsp:txBody>
-        <a:bodyPr spcFirstLastPara="0" vert="horz" wrap="square" lIns="5080" tIns="5080" rIns="5080" bIns="5080" numCol="1" spcCol="1270" anchor="ctr" anchorCtr="0">
+        <a:bodyPr spcFirstLastPara="0" vert="horz" wrap="square" lIns="3810" tIns="3810" rIns="3810" bIns="3810" numCol="1" spcCol="1270" anchor="ctr" anchorCtr="0">
           <a:noAutofit/>
         </a:bodyPr>
         <a:lstStyle/>
         <a:p>
-          <a:pPr marL="0" lvl="0" indent="0" algn="ctr" defTabSz="355600">
+          <a:pPr marL="0" lvl="0" indent="0" algn="ctr" defTabSz="266700">
             <a:lnSpc>
               <a:spcPct val="90000"/>
             </a:lnSpc>
@@ -19820,14 +22814,14 @@
             <a:buNone/>
           </a:pPr>
           <a:r>
-            <a:rPr lang="en-GB" sz="800" kern="1200"/>
+            <a:rPr lang="en-GB" sz="600" kern="1200"/>
             <a:t>Product</a:t>
           </a:r>
         </a:p>
       </dsp:txBody>
       <dsp:txXfrm>
-        <a:off x="136982" y="1307863"/>
-        <a:ext cx="536104" cy="268052"/>
+        <a:off x="94085" y="1611658"/>
+        <a:ext cx="369063" cy="184531"/>
       </dsp:txXfrm>
     </dsp:sp>
     <dsp:sp modelId="{5FFEA07E-93D7-4EE5-9745-070140E2EFF5}">
@@ -19837,8 +22831,8 @@
       </dsp:nvSpPr>
       <dsp:spPr>
         <a:xfrm>
-          <a:off x="651642" y="927229"/>
-          <a:ext cx="536104" cy="268052"/>
+          <a:off x="448386" y="1349623"/>
+          <a:ext cx="369063" cy="184531"/>
         </a:xfrm>
         <a:prstGeom prst="rect">
           <a:avLst/>
@@ -19907,12 +22901,12 @@
         </a:fontRef>
       </dsp:style>
       <dsp:txBody>
-        <a:bodyPr spcFirstLastPara="0" vert="horz" wrap="square" lIns="5080" tIns="5080" rIns="5080" bIns="5080" numCol="1" spcCol="1270" anchor="ctr" anchorCtr="0">
+        <a:bodyPr spcFirstLastPara="0" vert="horz" wrap="square" lIns="3810" tIns="3810" rIns="3810" bIns="3810" numCol="1" spcCol="1270" anchor="ctr" anchorCtr="0">
           <a:noAutofit/>
         </a:bodyPr>
         <a:lstStyle/>
         <a:p>
-          <a:pPr marL="0" lvl="0" indent="0" algn="ctr" defTabSz="355600">
+          <a:pPr marL="0" lvl="0" indent="0" algn="ctr" defTabSz="266700">
             <a:lnSpc>
               <a:spcPct val="90000"/>
             </a:lnSpc>
@@ -19925,14 +22919,14 @@
             <a:buNone/>
           </a:pPr>
           <a:r>
-            <a:rPr lang="en-GB" sz="800" kern="1200"/>
+            <a:rPr lang="en-GB" sz="600" kern="1200"/>
             <a:t>Our producers</a:t>
           </a:r>
         </a:p>
       </dsp:txBody>
       <dsp:txXfrm>
-        <a:off x="651642" y="927229"/>
-        <a:ext cx="536104" cy="268052"/>
+        <a:off x="448386" y="1349623"/>
+        <a:ext cx="369063" cy="184531"/>
       </dsp:txXfrm>
     </dsp:sp>
     <dsp:sp modelId="{751F4EFA-3BE8-4A0E-A74D-68900BF6B17E}">
@@ -19942,8 +22936,8 @@
       </dsp:nvSpPr>
       <dsp:spPr>
         <a:xfrm>
-          <a:off x="785668" y="1307863"/>
-          <a:ext cx="536104" cy="268052"/>
+          <a:off x="540652" y="1611658"/>
+          <a:ext cx="369063" cy="184531"/>
         </a:xfrm>
         <a:prstGeom prst="rect">
           <a:avLst/>
@@ -20012,12 +23006,12 @@
         </a:fontRef>
       </dsp:style>
       <dsp:txBody>
-        <a:bodyPr spcFirstLastPara="0" vert="horz" wrap="square" lIns="5080" tIns="5080" rIns="5080" bIns="5080" numCol="1" spcCol="1270" anchor="ctr" anchorCtr="0">
+        <a:bodyPr spcFirstLastPara="0" vert="horz" wrap="square" lIns="3810" tIns="3810" rIns="3810" bIns="3810" numCol="1" spcCol="1270" anchor="ctr" anchorCtr="0">
           <a:noAutofit/>
         </a:bodyPr>
         <a:lstStyle/>
         <a:p>
-          <a:pPr marL="0" lvl="0" indent="0" algn="ctr" defTabSz="355600">
+          <a:pPr marL="0" lvl="0" indent="0" algn="ctr" defTabSz="266700">
             <a:lnSpc>
               <a:spcPct val="90000"/>
             </a:lnSpc>
@@ -20030,25 +23024,25 @@
             <a:buNone/>
           </a:pPr>
           <a:r>
-            <a:rPr lang="en-GB" sz="800" kern="1200"/>
+            <a:rPr lang="en-GB" sz="600" kern="1200"/>
             <a:t>Producer</a:t>
           </a:r>
         </a:p>
       </dsp:txBody>
       <dsp:txXfrm>
-        <a:off x="785668" y="1307863"/>
-        <a:ext cx="536104" cy="268052"/>
+        <a:off x="540652" y="1611658"/>
+        <a:ext cx="369063" cy="184531"/>
       </dsp:txXfrm>
     </dsp:sp>
-    <dsp:sp modelId="{D09BBDC5-E692-424E-BDC1-C56C2573E22B}">
+    <dsp:sp modelId="{F85F83A0-28EE-4C7A-903C-91894F2063A9}">
       <dsp:nvSpPr>
         <dsp:cNvPr id="0" name=""/>
         <dsp:cNvSpPr/>
       </dsp:nvSpPr>
       <dsp:spPr>
         <a:xfrm>
-          <a:off x="1300329" y="927229"/>
-          <a:ext cx="536104" cy="268052"/>
+          <a:off x="894953" y="1349623"/>
+          <a:ext cx="369063" cy="184531"/>
         </a:xfrm>
         <a:prstGeom prst="rect">
           <a:avLst/>
@@ -20117,12 +23111,12 @@
         </a:fontRef>
       </dsp:style>
       <dsp:txBody>
-        <a:bodyPr spcFirstLastPara="0" vert="horz" wrap="square" lIns="5080" tIns="5080" rIns="5080" bIns="5080" numCol="1" spcCol="1270" anchor="ctr" anchorCtr="0">
+        <a:bodyPr spcFirstLastPara="0" vert="horz" wrap="square" lIns="3810" tIns="3810" rIns="3810" bIns="3810" numCol="1" spcCol="1270" anchor="ctr" anchorCtr="0">
           <a:noAutofit/>
         </a:bodyPr>
         <a:lstStyle/>
         <a:p>
-          <a:pPr marL="0" lvl="0" indent="0" algn="ctr" defTabSz="355600">
+          <a:pPr marL="0" lvl="0" indent="0" algn="ctr" defTabSz="266700">
             <a:lnSpc>
               <a:spcPct val="90000"/>
             </a:lnSpc>
@@ -20135,25 +23129,25 @@
             <a:buNone/>
           </a:pPr>
           <a:r>
-            <a:rPr lang="en-GB" sz="800" kern="1200"/>
-            <a:t>My orders</a:t>
+            <a:rPr lang="en-GB" sz="600" kern="1200"/>
+            <a:t>Order</a:t>
           </a:r>
         </a:p>
       </dsp:txBody>
       <dsp:txXfrm>
-        <a:off x="1300329" y="927229"/>
-        <a:ext cx="536104" cy="268052"/>
+        <a:off x="894953" y="1349623"/>
+        <a:ext cx="369063" cy="184531"/>
       </dsp:txXfrm>
     </dsp:sp>
-    <dsp:sp modelId="{DC6629EE-9C87-4836-8CC7-41479B441E6E}">
+    <dsp:sp modelId="{D09BBDC5-E692-424E-BDC1-C56C2573E22B}">
       <dsp:nvSpPr>
         <dsp:cNvPr id="0" name=""/>
         <dsp:cNvSpPr/>
       </dsp:nvSpPr>
       <dsp:spPr>
         <a:xfrm>
-          <a:off x="1949015" y="927229"/>
-          <a:ext cx="536104" cy="268052"/>
+          <a:off x="1341521" y="1349623"/>
+          <a:ext cx="369063" cy="184531"/>
         </a:xfrm>
         <a:prstGeom prst="rect">
           <a:avLst/>
@@ -20222,12 +23216,12 @@
         </a:fontRef>
       </dsp:style>
       <dsp:txBody>
-        <a:bodyPr spcFirstLastPara="0" vert="horz" wrap="square" lIns="5080" tIns="5080" rIns="5080" bIns="5080" numCol="1" spcCol="1270" anchor="ctr" anchorCtr="0">
+        <a:bodyPr spcFirstLastPara="0" vert="horz" wrap="square" lIns="3810" tIns="3810" rIns="3810" bIns="3810" numCol="1" spcCol="1270" anchor="ctr" anchorCtr="0">
           <a:noAutofit/>
         </a:bodyPr>
         <a:lstStyle/>
         <a:p>
-          <a:pPr marL="0" lvl="0" indent="0" algn="ctr" defTabSz="355600">
+          <a:pPr marL="0" lvl="0" indent="0" algn="ctr" defTabSz="266700">
             <a:lnSpc>
               <a:spcPct val="90000"/>
             </a:lnSpc>
@@ -20240,14 +23234,119 @@
             <a:buNone/>
           </a:pPr>
           <a:r>
-            <a:rPr lang="en-GB" sz="800" kern="1200"/>
+            <a:rPr lang="en-GB" sz="600" kern="1200"/>
+            <a:t>My orders</a:t>
+          </a:r>
+        </a:p>
+      </dsp:txBody>
+      <dsp:txXfrm>
+        <a:off x="1341521" y="1349623"/>
+        <a:ext cx="369063" cy="184531"/>
+      </dsp:txXfrm>
+    </dsp:sp>
+    <dsp:sp modelId="{DC6629EE-9C87-4836-8CC7-41479B441E6E}">
+      <dsp:nvSpPr>
+        <dsp:cNvPr id="0" name=""/>
+        <dsp:cNvSpPr/>
+      </dsp:nvSpPr>
+      <dsp:spPr>
+        <a:xfrm>
+          <a:off x="1788088" y="1349623"/>
+          <a:ext cx="369063" cy="184531"/>
+        </a:xfrm>
+        <a:prstGeom prst="rect">
+          <a:avLst/>
+        </a:prstGeom>
+        <a:gradFill rotWithShape="0">
+          <a:gsLst>
+            <a:gs pos="0">
+              <a:schemeClr val="accent2">
+                <a:hueOff val="0"/>
+                <a:satOff val="0"/>
+                <a:lumOff val="0"/>
+                <a:alphaOff val="0"/>
+                <a:satMod val="103000"/>
+                <a:lumMod val="102000"/>
+                <a:tint val="94000"/>
+              </a:schemeClr>
+            </a:gs>
+            <a:gs pos="50000">
+              <a:schemeClr val="accent2">
+                <a:hueOff val="0"/>
+                <a:satOff val="0"/>
+                <a:lumOff val="0"/>
+                <a:alphaOff val="0"/>
+                <a:satMod val="110000"/>
+                <a:lumMod val="100000"/>
+                <a:shade val="100000"/>
+              </a:schemeClr>
+            </a:gs>
+            <a:gs pos="100000">
+              <a:schemeClr val="accent2">
+                <a:hueOff val="0"/>
+                <a:satOff val="0"/>
+                <a:lumOff val="0"/>
+                <a:alphaOff val="0"/>
+                <a:lumMod val="99000"/>
+                <a:satMod val="120000"/>
+                <a:shade val="78000"/>
+              </a:schemeClr>
+            </a:gs>
+          </a:gsLst>
+          <a:lin ang="5400000" scaled="0"/>
+        </a:gradFill>
+        <a:ln>
+          <a:noFill/>
+        </a:ln>
+        <a:effectLst>
+          <a:outerShdw blurRad="57150" dist="19050" dir="5400000" algn="ctr" rotWithShape="0">
+            <a:srgbClr val="000000">
+              <a:alpha val="63000"/>
+            </a:srgbClr>
+          </a:outerShdw>
+        </a:effectLst>
+      </dsp:spPr>
+      <dsp:style>
+        <a:lnRef idx="0">
+          <a:scrgbClr r="0" g="0" b="0"/>
+        </a:lnRef>
+        <a:fillRef idx="3">
+          <a:scrgbClr r="0" g="0" b="0"/>
+        </a:fillRef>
+        <a:effectRef idx="3">
+          <a:scrgbClr r="0" g="0" b="0"/>
+        </a:effectRef>
+        <a:fontRef idx="minor">
+          <a:schemeClr val="lt1"/>
+        </a:fontRef>
+      </dsp:style>
+      <dsp:txBody>
+        <a:bodyPr spcFirstLastPara="0" vert="horz" wrap="square" lIns="3810" tIns="3810" rIns="3810" bIns="3810" numCol="1" spcCol="1270" anchor="ctr" anchorCtr="0">
+          <a:noAutofit/>
+        </a:bodyPr>
+        <a:lstStyle/>
+        <a:p>
+          <a:pPr marL="0" lvl="0" indent="0" algn="ctr" defTabSz="266700">
+            <a:lnSpc>
+              <a:spcPct val="90000"/>
+            </a:lnSpc>
+            <a:spcBef>
+              <a:spcPct val="0"/>
+            </a:spcBef>
+            <a:spcAft>
+              <a:spcPct val="35000"/>
+            </a:spcAft>
+            <a:buNone/>
+          </a:pPr>
+          <a:r>
+            <a:rPr lang="en-GB" sz="600" kern="1200"/>
             <a:t>My basket</a:t>
           </a:r>
         </a:p>
       </dsp:txBody>
       <dsp:txXfrm>
-        <a:off x="1949015" y="927229"/>
-        <a:ext cx="536104" cy="268052"/>
+        <a:off x="1788088" y="1349623"/>
+        <a:ext cx="369063" cy="184531"/>
       </dsp:txXfrm>
     </dsp:sp>
     <dsp:sp modelId="{5AC97FCA-28C7-4A78-AA35-6920F07895FF}">
@@ -20257,8 +23356,8 @@
       </dsp:nvSpPr>
       <dsp:spPr>
         <a:xfrm>
-          <a:off x="2083042" y="1307863"/>
-          <a:ext cx="536104" cy="268052"/>
+          <a:off x="1880354" y="1611658"/>
+          <a:ext cx="369063" cy="184531"/>
         </a:xfrm>
         <a:prstGeom prst="rect">
           <a:avLst/>
@@ -20327,12 +23426,12 @@
         </a:fontRef>
       </dsp:style>
       <dsp:txBody>
-        <a:bodyPr spcFirstLastPara="0" vert="horz" wrap="square" lIns="5080" tIns="5080" rIns="5080" bIns="5080" numCol="1" spcCol="1270" anchor="ctr" anchorCtr="0">
+        <a:bodyPr spcFirstLastPara="0" vert="horz" wrap="square" lIns="3810" tIns="3810" rIns="3810" bIns="3810" numCol="1" spcCol="1270" anchor="ctr" anchorCtr="0">
           <a:noAutofit/>
         </a:bodyPr>
         <a:lstStyle/>
         <a:p>
-          <a:pPr marL="0" lvl="0" indent="0" algn="ctr" defTabSz="355600">
+          <a:pPr marL="0" lvl="0" indent="0" algn="ctr" defTabSz="266700">
             <a:lnSpc>
               <a:spcPct val="90000"/>
             </a:lnSpc>
@@ -20345,130 +23444,25 @@
             <a:buNone/>
           </a:pPr>
           <a:r>
-            <a:rPr lang="en-GB" sz="800" kern="1200"/>
+            <a:rPr lang="en-GB" sz="600" kern="1200"/>
             <a:t>All baskets</a:t>
           </a:r>
         </a:p>
       </dsp:txBody>
       <dsp:txXfrm>
-        <a:off x="2083042" y="1307863"/>
-        <a:ext cx="536104" cy="268052"/>
+        <a:off x="1880354" y="1611658"/>
+        <a:ext cx="369063" cy="184531"/>
       </dsp:txXfrm>
     </dsp:sp>
-    <dsp:sp modelId="{71056BFF-310C-442C-B7C9-A19B64DD4166}">
+    <dsp:sp modelId="{C7CA0B20-3FC8-458F-BFC5-0252D79E441F}">
       <dsp:nvSpPr>
         <dsp:cNvPr id="0" name=""/>
         <dsp:cNvSpPr/>
       </dsp:nvSpPr>
       <dsp:spPr>
         <a:xfrm>
-          <a:off x="2083042" y="1688497"/>
-          <a:ext cx="536104" cy="268052"/>
-        </a:xfrm>
-        <a:prstGeom prst="rect">
-          <a:avLst/>
-        </a:prstGeom>
-        <a:gradFill rotWithShape="0">
-          <a:gsLst>
-            <a:gs pos="0">
-              <a:schemeClr val="accent3">
-                <a:hueOff val="0"/>
-                <a:satOff val="0"/>
-                <a:lumOff val="0"/>
-                <a:alphaOff val="0"/>
-                <a:satMod val="103000"/>
-                <a:lumMod val="102000"/>
-                <a:tint val="94000"/>
-              </a:schemeClr>
-            </a:gs>
-            <a:gs pos="50000">
-              <a:schemeClr val="accent3">
-                <a:hueOff val="0"/>
-                <a:satOff val="0"/>
-                <a:lumOff val="0"/>
-                <a:alphaOff val="0"/>
-                <a:satMod val="110000"/>
-                <a:lumMod val="100000"/>
-                <a:shade val="100000"/>
-              </a:schemeClr>
-            </a:gs>
-            <a:gs pos="100000">
-              <a:schemeClr val="accent3">
-                <a:hueOff val="0"/>
-                <a:satOff val="0"/>
-                <a:lumOff val="0"/>
-                <a:alphaOff val="0"/>
-                <a:lumMod val="99000"/>
-                <a:satMod val="120000"/>
-                <a:shade val="78000"/>
-              </a:schemeClr>
-            </a:gs>
-          </a:gsLst>
-          <a:lin ang="5400000" scaled="0"/>
-        </a:gradFill>
-        <a:ln>
-          <a:noFill/>
-        </a:ln>
-        <a:effectLst>
-          <a:outerShdw blurRad="57150" dist="19050" dir="5400000" algn="ctr" rotWithShape="0">
-            <a:srgbClr val="000000">
-              <a:alpha val="63000"/>
-            </a:srgbClr>
-          </a:outerShdw>
-        </a:effectLst>
-      </dsp:spPr>
-      <dsp:style>
-        <a:lnRef idx="0">
-          <a:scrgbClr r="0" g="0" b="0"/>
-        </a:lnRef>
-        <a:fillRef idx="3">
-          <a:scrgbClr r="0" g="0" b="0"/>
-        </a:fillRef>
-        <a:effectRef idx="3">
-          <a:scrgbClr r="0" g="0" b="0"/>
-        </a:effectRef>
-        <a:fontRef idx="minor">
-          <a:schemeClr val="lt1"/>
-        </a:fontRef>
-      </dsp:style>
-      <dsp:txBody>
-        <a:bodyPr spcFirstLastPara="0" vert="horz" wrap="square" lIns="5080" tIns="5080" rIns="5080" bIns="5080" numCol="1" spcCol="1270" anchor="ctr" anchorCtr="0">
-          <a:noAutofit/>
-        </a:bodyPr>
-        <a:lstStyle/>
-        <a:p>
-          <a:pPr marL="0" lvl="0" indent="0" algn="ctr" defTabSz="355600">
-            <a:lnSpc>
-              <a:spcPct val="90000"/>
-            </a:lnSpc>
-            <a:spcBef>
-              <a:spcPct val="0"/>
-            </a:spcBef>
-            <a:spcAft>
-              <a:spcPct val="35000"/>
-            </a:spcAft>
-            <a:buNone/>
-          </a:pPr>
-          <a:r>
-            <a:rPr lang="en-GB" sz="800" kern="1200"/>
-            <a:t>Order</a:t>
-          </a:r>
-        </a:p>
-      </dsp:txBody>
-      <dsp:txXfrm>
-        <a:off x="2083042" y="1688497"/>
-        <a:ext cx="536104" cy="268052"/>
-      </dsp:txXfrm>
-    </dsp:sp>
-    <dsp:sp modelId="{92563980-B3BD-4338-AC97-835F97DB3F9C}">
-      <dsp:nvSpPr>
-        <dsp:cNvPr id="0" name=""/>
-        <dsp:cNvSpPr/>
-      </dsp:nvSpPr>
-      <dsp:spPr>
-        <a:xfrm>
-          <a:off x="2597702" y="927229"/>
-          <a:ext cx="536104" cy="268052"/>
+          <a:off x="2234655" y="1349623"/>
+          <a:ext cx="369063" cy="184531"/>
         </a:xfrm>
         <a:prstGeom prst="rect">
           <a:avLst/>
@@ -20537,12 +23531,12 @@
         </a:fontRef>
       </dsp:style>
       <dsp:txBody>
-        <a:bodyPr spcFirstLastPara="0" vert="horz" wrap="square" lIns="5080" tIns="5080" rIns="5080" bIns="5080" numCol="1" spcCol="1270" anchor="ctr" anchorCtr="0">
+        <a:bodyPr spcFirstLastPara="0" vert="horz" wrap="square" lIns="3810" tIns="3810" rIns="3810" bIns="3810" numCol="1" spcCol="1270" anchor="ctr" anchorCtr="0">
           <a:noAutofit/>
         </a:bodyPr>
         <a:lstStyle/>
         <a:p>
-          <a:pPr marL="0" lvl="0" indent="0" algn="ctr" defTabSz="355600">
+          <a:pPr marL="0" lvl="0" indent="0" algn="ctr" defTabSz="266700">
             <a:lnSpc>
               <a:spcPct val="90000"/>
             </a:lnSpc>
@@ -20555,14 +23549,14 @@
             <a:buNone/>
           </a:pPr>
           <a:r>
-            <a:rPr lang="en-GB" sz="800" kern="1200"/>
+            <a:rPr lang="en-GB" sz="600" kern="1200"/>
             <a:t>Dashboard</a:t>
           </a:r>
         </a:p>
       </dsp:txBody>
       <dsp:txXfrm>
-        <a:off x="2597702" y="927229"/>
-        <a:ext cx="536104" cy="268052"/>
+        <a:off x="2234655" y="1349623"/>
+        <a:ext cx="369063" cy="184531"/>
       </dsp:txXfrm>
     </dsp:sp>
     <dsp:sp modelId="{0A4840AC-695A-4072-B912-DA3746F198BC}">
@@ -20572,323 +23566,8 @@
       </dsp:nvSpPr>
       <dsp:spPr>
         <a:xfrm>
-          <a:off x="2731728" y="1307863"/>
-          <a:ext cx="536104" cy="268052"/>
-        </a:xfrm>
-        <a:prstGeom prst="rect">
-          <a:avLst/>
-        </a:prstGeom>
-        <a:gradFill rotWithShape="0">
-          <a:gsLst>
-            <a:gs pos="0">
-              <a:schemeClr val="accent3">
-                <a:hueOff val="0"/>
-                <a:satOff val="0"/>
-                <a:lumOff val="0"/>
-                <a:alphaOff val="0"/>
-                <a:satMod val="103000"/>
-                <a:lumMod val="102000"/>
-                <a:tint val="94000"/>
-              </a:schemeClr>
-            </a:gs>
-            <a:gs pos="50000">
-              <a:schemeClr val="accent3">
-                <a:hueOff val="0"/>
-                <a:satOff val="0"/>
-                <a:lumOff val="0"/>
-                <a:alphaOff val="0"/>
-                <a:satMod val="110000"/>
-                <a:lumMod val="100000"/>
-                <a:shade val="100000"/>
-              </a:schemeClr>
-            </a:gs>
-            <a:gs pos="100000">
-              <a:schemeClr val="accent3">
-                <a:hueOff val="0"/>
-                <a:satOff val="0"/>
-                <a:lumOff val="0"/>
-                <a:alphaOff val="0"/>
-                <a:lumMod val="99000"/>
-                <a:satMod val="120000"/>
-                <a:shade val="78000"/>
-              </a:schemeClr>
-            </a:gs>
-          </a:gsLst>
-          <a:lin ang="5400000" scaled="0"/>
-        </a:gradFill>
-        <a:ln>
-          <a:noFill/>
-        </a:ln>
-        <a:effectLst>
-          <a:outerShdw blurRad="57150" dist="19050" dir="5400000" algn="ctr" rotWithShape="0">
-            <a:srgbClr val="000000">
-              <a:alpha val="63000"/>
-            </a:srgbClr>
-          </a:outerShdw>
-        </a:effectLst>
-      </dsp:spPr>
-      <dsp:style>
-        <a:lnRef idx="0">
-          <a:scrgbClr r="0" g="0" b="0"/>
-        </a:lnRef>
-        <a:fillRef idx="3">
-          <a:scrgbClr r="0" g="0" b="0"/>
-        </a:fillRef>
-        <a:effectRef idx="3">
-          <a:scrgbClr r="0" g="0" b="0"/>
-        </a:effectRef>
-        <a:fontRef idx="minor">
-          <a:schemeClr val="lt1"/>
-        </a:fontRef>
-      </dsp:style>
-      <dsp:txBody>
-        <a:bodyPr spcFirstLastPara="0" vert="horz" wrap="square" lIns="5080" tIns="5080" rIns="5080" bIns="5080" numCol="1" spcCol="1270" anchor="ctr" anchorCtr="0">
-          <a:noAutofit/>
-        </a:bodyPr>
-        <a:lstStyle/>
-        <a:p>
-          <a:pPr marL="0" lvl="0" indent="0" algn="ctr" defTabSz="355600">
-            <a:lnSpc>
-              <a:spcPct val="90000"/>
-            </a:lnSpc>
-            <a:spcBef>
-              <a:spcPct val="0"/>
-            </a:spcBef>
-            <a:spcAft>
-              <a:spcPct val="35000"/>
-            </a:spcAft>
-            <a:buNone/>
-          </a:pPr>
-          <a:r>
-            <a:rPr lang="en-GB" sz="800" kern="1200"/>
-            <a:t>Create product</a:t>
-          </a:r>
-        </a:p>
-      </dsp:txBody>
-      <dsp:txXfrm>
-        <a:off x="2731728" y="1307863"/>
-        <a:ext cx="536104" cy="268052"/>
-      </dsp:txXfrm>
-    </dsp:sp>
-    <dsp:sp modelId="{13AB6A92-0319-4BFA-97D9-2A96E2D88EB5}">
-      <dsp:nvSpPr>
-        <dsp:cNvPr id="0" name=""/>
-        <dsp:cNvSpPr/>
-      </dsp:nvSpPr>
-      <dsp:spPr>
-        <a:xfrm>
-          <a:off x="2731728" y="1688497"/>
-          <a:ext cx="536104" cy="268052"/>
-        </a:xfrm>
-        <a:prstGeom prst="rect">
-          <a:avLst/>
-        </a:prstGeom>
-        <a:gradFill rotWithShape="0">
-          <a:gsLst>
-            <a:gs pos="0">
-              <a:schemeClr val="accent3">
-                <a:hueOff val="0"/>
-                <a:satOff val="0"/>
-                <a:lumOff val="0"/>
-                <a:alphaOff val="0"/>
-                <a:satMod val="103000"/>
-                <a:lumMod val="102000"/>
-                <a:tint val="94000"/>
-              </a:schemeClr>
-            </a:gs>
-            <a:gs pos="50000">
-              <a:schemeClr val="accent3">
-                <a:hueOff val="0"/>
-                <a:satOff val="0"/>
-                <a:lumOff val="0"/>
-                <a:alphaOff val="0"/>
-                <a:satMod val="110000"/>
-                <a:lumMod val="100000"/>
-                <a:shade val="100000"/>
-              </a:schemeClr>
-            </a:gs>
-            <a:gs pos="100000">
-              <a:schemeClr val="accent3">
-                <a:hueOff val="0"/>
-                <a:satOff val="0"/>
-                <a:lumOff val="0"/>
-                <a:alphaOff val="0"/>
-                <a:lumMod val="99000"/>
-                <a:satMod val="120000"/>
-                <a:shade val="78000"/>
-              </a:schemeClr>
-            </a:gs>
-          </a:gsLst>
-          <a:lin ang="5400000" scaled="0"/>
-        </a:gradFill>
-        <a:ln>
-          <a:noFill/>
-        </a:ln>
-        <a:effectLst>
-          <a:outerShdw blurRad="57150" dist="19050" dir="5400000" algn="ctr" rotWithShape="0">
-            <a:srgbClr val="000000">
-              <a:alpha val="63000"/>
-            </a:srgbClr>
-          </a:outerShdw>
-        </a:effectLst>
-      </dsp:spPr>
-      <dsp:style>
-        <a:lnRef idx="0">
-          <a:scrgbClr r="0" g="0" b="0"/>
-        </a:lnRef>
-        <a:fillRef idx="3">
-          <a:scrgbClr r="0" g="0" b="0"/>
-        </a:fillRef>
-        <a:effectRef idx="3">
-          <a:scrgbClr r="0" g="0" b="0"/>
-        </a:effectRef>
-        <a:fontRef idx="minor">
-          <a:schemeClr val="lt1"/>
-        </a:fontRef>
-      </dsp:style>
-      <dsp:txBody>
-        <a:bodyPr spcFirstLastPara="0" vert="horz" wrap="square" lIns="5080" tIns="5080" rIns="5080" bIns="5080" numCol="1" spcCol="1270" anchor="ctr" anchorCtr="0">
-          <a:noAutofit/>
-        </a:bodyPr>
-        <a:lstStyle/>
-        <a:p>
-          <a:pPr marL="0" lvl="0" indent="0" algn="ctr" defTabSz="355600">
-            <a:lnSpc>
-              <a:spcPct val="90000"/>
-            </a:lnSpc>
-            <a:spcBef>
-              <a:spcPct val="0"/>
-            </a:spcBef>
-            <a:spcAft>
-              <a:spcPct val="35000"/>
-            </a:spcAft>
-            <a:buNone/>
-          </a:pPr>
-          <a:r>
-            <a:rPr lang="en-GB" sz="800" kern="1200"/>
-            <a:t>Edit product</a:t>
-          </a:r>
-        </a:p>
-      </dsp:txBody>
-      <dsp:txXfrm>
-        <a:off x="2731728" y="1688497"/>
-        <a:ext cx="536104" cy="268052"/>
-      </dsp:txXfrm>
-    </dsp:sp>
-    <dsp:sp modelId="{C50D2B72-7969-45AE-84DC-85DE4BE402C8}">
-      <dsp:nvSpPr>
-        <dsp:cNvPr id="0" name=""/>
-        <dsp:cNvSpPr/>
-      </dsp:nvSpPr>
-      <dsp:spPr>
-        <a:xfrm>
-          <a:off x="2731728" y="2069131"/>
-          <a:ext cx="536104" cy="268052"/>
-        </a:xfrm>
-        <a:prstGeom prst="rect">
-          <a:avLst/>
-        </a:prstGeom>
-        <a:gradFill rotWithShape="0">
-          <a:gsLst>
-            <a:gs pos="0">
-              <a:schemeClr val="accent3">
-                <a:hueOff val="0"/>
-                <a:satOff val="0"/>
-                <a:lumOff val="0"/>
-                <a:alphaOff val="0"/>
-                <a:satMod val="103000"/>
-                <a:lumMod val="102000"/>
-                <a:tint val="94000"/>
-              </a:schemeClr>
-            </a:gs>
-            <a:gs pos="50000">
-              <a:schemeClr val="accent3">
-                <a:hueOff val="0"/>
-                <a:satOff val="0"/>
-                <a:lumOff val="0"/>
-                <a:alphaOff val="0"/>
-                <a:satMod val="110000"/>
-                <a:lumMod val="100000"/>
-                <a:shade val="100000"/>
-              </a:schemeClr>
-            </a:gs>
-            <a:gs pos="100000">
-              <a:schemeClr val="accent3">
-                <a:hueOff val="0"/>
-                <a:satOff val="0"/>
-                <a:lumOff val="0"/>
-                <a:alphaOff val="0"/>
-                <a:lumMod val="99000"/>
-                <a:satMod val="120000"/>
-                <a:shade val="78000"/>
-              </a:schemeClr>
-            </a:gs>
-          </a:gsLst>
-          <a:lin ang="5400000" scaled="0"/>
-        </a:gradFill>
-        <a:ln>
-          <a:noFill/>
-        </a:ln>
-        <a:effectLst>
-          <a:outerShdw blurRad="57150" dist="19050" dir="5400000" algn="ctr" rotWithShape="0">
-            <a:srgbClr val="000000">
-              <a:alpha val="63000"/>
-            </a:srgbClr>
-          </a:outerShdw>
-        </a:effectLst>
-      </dsp:spPr>
-      <dsp:style>
-        <a:lnRef idx="0">
-          <a:scrgbClr r="0" g="0" b="0"/>
-        </a:lnRef>
-        <a:fillRef idx="3">
-          <a:scrgbClr r="0" g="0" b="0"/>
-        </a:fillRef>
-        <a:effectRef idx="3">
-          <a:scrgbClr r="0" g="0" b="0"/>
-        </a:effectRef>
-        <a:fontRef idx="minor">
-          <a:schemeClr val="lt1"/>
-        </a:fontRef>
-      </dsp:style>
-      <dsp:txBody>
-        <a:bodyPr spcFirstLastPara="0" vert="horz" wrap="square" lIns="5080" tIns="5080" rIns="5080" bIns="5080" numCol="1" spcCol="1270" anchor="ctr" anchorCtr="0">
-          <a:noAutofit/>
-        </a:bodyPr>
-        <a:lstStyle/>
-        <a:p>
-          <a:pPr marL="0" lvl="0" indent="0" algn="ctr" defTabSz="355600">
-            <a:lnSpc>
-              <a:spcPct val="90000"/>
-            </a:lnSpc>
-            <a:spcBef>
-              <a:spcPct val="0"/>
-            </a:spcBef>
-            <a:spcAft>
-              <a:spcPct val="35000"/>
-            </a:spcAft>
-            <a:buNone/>
-          </a:pPr>
-          <a:r>
-            <a:rPr lang="en-GB" sz="800" kern="1200"/>
-            <a:t>Delete product</a:t>
-          </a:r>
-        </a:p>
-      </dsp:txBody>
-      <dsp:txXfrm>
-        <a:off x="2731728" y="2069131"/>
-        <a:ext cx="536104" cy="268052"/>
-      </dsp:txXfrm>
-    </dsp:sp>
-    <dsp:sp modelId="{915E890D-BE2B-4C3A-89E3-BC9B2B83EA55}">
-      <dsp:nvSpPr>
-        <dsp:cNvPr id="0" name=""/>
-        <dsp:cNvSpPr/>
-      </dsp:nvSpPr>
-      <dsp:spPr>
-        <a:xfrm>
-          <a:off x="3246389" y="927229"/>
-          <a:ext cx="536104" cy="268052"/>
+          <a:off x="2681223" y="1349623"/>
+          <a:ext cx="369063" cy="184531"/>
         </a:xfrm>
         <a:prstGeom prst="rect">
           <a:avLst/>
@@ -20957,12 +23636,12 @@
         </a:fontRef>
       </dsp:style>
       <dsp:txBody>
-        <a:bodyPr spcFirstLastPara="0" vert="horz" wrap="square" lIns="5080" tIns="5080" rIns="5080" bIns="5080" numCol="1" spcCol="1270" anchor="ctr" anchorCtr="0">
+        <a:bodyPr spcFirstLastPara="0" vert="horz" wrap="square" lIns="3810" tIns="3810" rIns="3810" bIns="3810" numCol="1" spcCol="1270" anchor="ctr" anchorCtr="0">
           <a:noAutofit/>
         </a:bodyPr>
         <a:lstStyle/>
         <a:p>
-          <a:pPr marL="0" lvl="0" indent="0" algn="ctr" defTabSz="355600">
+          <a:pPr marL="0" lvl="0" indent="0" algn="ctr" defTabSz="266700">
             <a:lnSpc>
               <a:spcPct val="90000"/>
             </a:lnSpc>
@@ -20975,25 +23654,25 @@
             <a:buNone/>
           </a:pPr>
           <a:r>
-            <a:rPr lang="en-GB" sz="800" kern="1200"/>
-            <a:t>Policy</a:t>
+            <a:rPr lang="en-GB" sz="600" kern="1200"/>
+            <a:t>Create product</a:t>
           </a:r>
         </a:p>
       </dsp:txBody>
       <dsp:txXfrm>
-        <a:off x="3246389" y="927229"/>
-        <a:ext cx="536104" cy="268052"/>
+        <a:off x="2681223" y="1349623"/>
+        <a:ext cx="369063" cy="184531"/>
       </dsp:txXfrm>
     </dsp:sp>
-    <dsp:sp modelId="{836C6218-4EE0-4640-8630-ABE1046ACD36}">
+    <dsp:sp modelId="{13AB6A92-0319-4BFA-97D9-2A96E2D88EB5}">
       <dsp:nvSpPr>
         <dsp:cNvPr id="0" name=""/>
         <dsp:cNvSpPr/>
       </dsp:nvSpPr>
       <dsp:spPr>
         <a:xfrm>
-          <a:off x="3895075" y="927229"/>
-          <a:ext cx="536104" cy="268052"/>
+          <a:off x="3127790" y="1349623"/>
+          <a:ext cx="369063" cy="184531"/>
         </a:xfrm>
         <a:prstGeom prst="rect">
           <a:avLst/>
@@ -21062,12 +23741,12 @@
         </a:fontRef>
       </dsp:style>
       <dsp:txBody>
-        <a:bodyPr spcFirstLastPara="0" vert="horz" wrap="square" lIns="5080" tIns="5080" rIns="5080" bIns="5080" numCol="1" spcCol="1270" anchor="ctr" anchorCtr="0">
+        <a:bodyPr spcFirstLastPara="0" vert="horz" wrap="square" lIns="3810" tIns="3810" rIns="3810" bIns="3810" numCol="1" spcCol="1270" anchor="ctr" anchorCtr="0">
           <a:noAutofit/>
         </a:bodyPr>
         <a:lstStyle/>
         <a:p>
-          <a:pPr marL="0" lvl="0" indent="0" algn="ctr" defTabSz="355600">
+          <a:pPr marL="0" lvl="0" indent="0" algn="ctr" defTabSz="266700">
             <a:lnSpc>
               <a:spcPct val="90000"/>
             </a:lnSpc>
@@ -21080,25 +23759,25 @@
             <a:buNone/>
           </a:pPr>
           <a:r>
-            <a:rPr lang="en-GB" sz="800" kern="1200"/>
-            <a:t>Privacy</a:t>
+            <a:rPr lang="en-GB" sz="600" kern="1200"/>
+            <a:t>Edit product</a:t>
           </a:r>
         </a:p>
       </dsp:txBody>
       <dsp:txXfrm>
-        <a:off x="3895075" y="927229"/>
-        <a:ext cx="536104" cy="268052"/>
+        <a:off x="3127790" y="1349623"/>
+        <a:ext cx="369063" cy="184531"/>
       </dsp:txXfrm>
     </dsp:sp>
-    <dsp:sp modelId="{F6833E12-977C-4334-851C-493A685081D0}">
+    <dsp:sp modelId="{C50D2B72-7969-45AE-84DC-85DE4BE402C8}">
       <dsp:nvSpPr>
         <dsp:cNvPr id="0" name=""/>
         <dsp:cNvSpPr/>
       </dsp:nvSpPr>
       <dsp:spPr>
         <a:xfrm>
-          <a:off x="4543762" y="927229"/>
-          <a:ext cx="536104" cy="268052"/>
+          <a:off x="3574357" y="1349623"/>
+          <a:ext cx="369063" cy="184531"/>
         </a:xfrm>
         <a:prstGeom prst="rect">
           <a:avLst/>
@@ -21167,12 +23846,12 @@
         </a:fontRef>
       </dsp:style>
       <dsp:txBody>
-        <a:bodyPr spcFirstLastPara="0" vert="horz" wrap="square" lIns="5080" tIns="5080" rIns="5080" bIns="5080" numCol="1" spcCol="1270" anchor="ctr" anchorCtr="0">
+        <a:bodyPr spcFirstLastPara="0" vert="horz" wrap="square" lIns="3810" tIns="3810" rIns="3810" bIns="3810" numCol="1" spcCol="1270" anchor="ctr" anchorCtr="0">
           <a:noAutofit/>
         </a:bodyPr>
         <a:lstStyle/>
         <a:p>
-          <a:pPr marL="0" lvl="0" indent="0" algn="ctr" defTabSz="355600">
+          <a:pPr marL="0" lvl="0" indent="0" algn="ctr" defTabSz="266700">
             <a:lnSpc>
               <a:spcPct val="90000"/>
             </a:lnSpc>
@@ -21185,25 +23864,25 @@
             <a:buNone/>
           </a:pPr>
           <a:r>
-            <a:rPr lang="en-GB" sz="800" kern="1200"/>
-            <a:t>Register</a:t>
+            <a:rPr lang="en-GB" sz="600" kern="1200"/>
+            <a:t>Delete product</a:t>
           </a:r>
         </a:p>
       </dsp:txBody>
       <dsp:txXfrm>
-        <a:off x="4543762" y="927229"/>
-        <a:ext cx="536104" cy="268052"/>
+        <a:off x="3574357" y="1349623"/>
+        <a:ext cx="369063" cy="184531"/>
       </dsp:txXfrm>
     </dsp:sp>
-    <dsp:sp modelId="{980BB85B-A217-4A5D-9CB7-5AF30C46DB16}">
+    <dsp:sp modelId="{915E890D-BE2B-4C3A-89E3-BC9B2B83EA55}">
       <dsp:nvSpPr>
         <dsp:cNvPr id="0" name=""/>
         <dsp:cNvSpPr/>
       </dsp:nvSpPr>
       <dsp:spPr>
         <a:xfrm>
-          <a:off x="5192449" y="927229"/>
-          <a:ext cx="536104" cy="268052"/>
+          <a:off x="4020925" y="1349623"/>
+          <a:ext cx="369063" cy="184531"/>
         </a:xfrm>
         <a:prstGeom prst="rect">
           <a:avLst/>
@@ -21272,12 +23951,12 @@
         </a:fontRef>
       </dsp:style>
       <dsp:txBody>
-        <a:bodyPr spcFirstLastPara="0" vert="horz" wrap="square" lIns="5080" tIns="5080" rIns="5080" bIns="5080" numCol="1" spcCol="1270" anchor="ctr" anchorCtr="0">
+        <a:bodyPr spcFirstLastPara="0" vert="horz" wrap="square" lIns="3810" tIns="3810" rIns="3810" bIns="3810" numCol="1" spcCol="1270" anchor="ctr" anchorCtr="0">
           <a:noAutofit/>
         </a:bodyPr>
         <a:lstStyle/>
         <a:p>
-          <a:pPr marL="0" lvl="0" indent="0" algn="ctr" defTabSz="355600">
+          <a:pPr marL="0" lvl="0" indent="0" algn="ctr" defTabSz="266700">
             <a:lnSpc>
               <a:spcPct val="90000"/>
             </a:lnSpc>
@@ -21290,14 +23969,329 @@
             <a:buNone/>
           </a:pPr>
           <a:r>
-            <a:rPr lang="en-GB" sz="800" kern="1200"/>
+            <a:rPr lang="en-GB" sz="600" kern="1200"/>
+            <a:t>Policy</a:t>
+          </a:r>
+        </a:p>
+      </dsp:txBody>
+      <dsp:txXfrm>
+        <a:off x="4020925" y="1349623"/>
+        <a:ext cx="369063" cy="184531"/>
+      </dsp:txXfrm>
+    </dsp:sp>
+    <dsp:sp modelId="{836C6218-4EE0-4640-8630-ABE1046ACD36}">
+      <dsp:nvSpPr>
+        <dsp:cNvPr id="0" name=""/>
+        <dsp:cNvSpPr/>
+      </dsp:nvSpPr>
+      <dsp:spPr>
+        <a:xfrm>
+          <a:off x="4467492" y="1349623"/>
+          <a:ext cx="369063" cy="184531"/>
+        </a:xfrm>
+        <a:prstGeom prst="rect">
+          <a:avLst/>
+        </a:prstGeom>
+        <a:gradFill rotWithShape="0">
+          <a:gsLst>
+            <a:gs pos="0">
+              <a:schemeClr val="accent2">
+                <a:hueOff val="0"/>
+                <a:satOff val="0"/>
+                <a:lumOff val="0"/>
+                <a:alphaOff val="0"/>
+                <a:satMod val="103000"/>
+                <a:lumMod val="102000"/>
+                <a:tint val="94000"/>
+              </a:schemeClr>
+            </a:gs>
+            <a:gs pos="50000">
+              <a:schemeClr val="accent2">
+                <a:hueOff val="0"/>
+                <a:satOff val="0"/>
+                <a:lumOff val="0"/>
+                <a:alphaOff val="0"/>
+                <a:satMod val="110000"/>
+                <a:lumMod val="100000"/>
+                <a:shade val="100000"/>
+              </a:schemeClr>
+            </a:gs>
+            <a:gs pos="100000">
+              <a:schemeClr val="accent2">
+                <a:hueOff val="0"/>
+                <a:satOff val="0"/>
+                <a:lumOff val="0"/>
+                <a:alphaOff val="0"/>
+                <a:lumMod val="99000"/>
+                <a:satMod val="120000"/>
+                <a:shade val="78000"/>
+              </a:schemeClr>
+            </a:gs>
+          </a:gsLst>
+          <a:lin ang="5400000" scaled="0"/>
+        </a:gradFill>
+        <a:ln>
+          <a:noFill/>
+        </a:ln>
+        <a:effectLst>
+          <a:outerShdw blurRad="57150" dist="19050" dir="5400000" algn="ctr" rotWithShape="0">
+            <a:srgbClr val="000000">
+              <a:alpha val="63000"/>
+            </a:srgbClr>
+          </a:outerShdw>
+        </a:effectLst>
+      </dsp:spPr>
+      <dsp:style>
+        <a:lnRef idx="0">
+          <a:scrgbClr r="0" g="0" b="0"/>
+        </a:lnRef>
+        <a:fillRef idx="3">
+          <a:scrgbClr r="0" g="0" b="0"/>
+        </a:fillRef>
+        <a:effectRef idx="3">
+          <a:scrgbClr r="0" g="0" b="0"/>
+        </a:effectRef>
+        <a:fontRef idx="minor">
+          <a:schemeClr val="lt1"/>
+        </a:fontRef>
+      </dsp:style>
+      <dsp:txBody>
+        <a:bodyPr spcFirstLastPara="0" vert="horz" wrap="square" lIns="3810" tIns="3810" rIns="3810" bIns="3810" numCol="1" spcCol="1270" anchor="ctr" anchorCtr="0">
+          <a:noAutofit/>
+        </a:bodyPr>
+        <a:lstStyle/>
+        <a:p>
+          <a:pPr marL="0" lvl="0" indent="0" algn="ctr" defTabSz="266700">
+            <a:lnSpc>
+              <a:spcPct val="90000"/>
+            </a:lnSpc>
+            <a:spcBef>
+              <a:spcPct val="0"/>
+            </a:spcBef>
+            <a:spcAft>
+              <a:spcPct val="35000"/>
+            </a:spcAft>
+            <a:buNone/>
+          </a:pPr>
+          <a:r>
+            <a:rPr lang="en-GB" sz="600" kern="1200"/>
+            <a:t>Privacy</a:t>
+          </a:r>
+        </a:p>
+      </dsp:txBody>
+      <dsp:txXfrm>
+        <a:off x="4467492" y="1349623"/>
+        <a:ext cx="369063" cy="184531"/>
+      </dsp:txXfrm>
+    </dsp:sp>
+    <dsp:sp modelId="{F6833E12-977C-4334-851C-493A685081D0}">
+      <dsp:nvSpPr>
+        <dsp:cNvPr id="0" name=""/>
+        <dsp:cNvSpPr/>
+      </dsp:nvSpPr>
+      <dsp:spPr>
+        <a:xfrm>
+          <a:off x="4914059" y="1349623"/>
+          <a:ext cx="369063" cy="184531"/>
+        </a:xfrm>
+        <a:prstGeom prst="rect">
+          <a:avLst/>
+        </a:prstGeom>
+        <a:gradFill rotWithShape="0">
+          <a:gsLst>
+            <a:gs pos="0">
+              <a:schemeClr val="accent2">
+                <a:hueOff val="0"/>
+                <a:satOff val="0"/>
+                <a:lumOff val="0"/>
+                <a:alphaOff val="0"/>
+                <a:satMod val="103000"/>
+                <a:lumMod val="102000"/>
+                <a:tint val="94000"/>
+              </a:schemeClr>
+            </a:gs>
+            <a:gs pos="50000">
+              <a:schemeClr val="accent2">
+                <a:hueOff val="0"/>
+                <a:satOff val="0"/>
+                <a:lumOff val="0"/>
+                <a:alphaOff val="0"/>
+                <a:satMod val="110000"/>
+                <a:lumMod val="100000"/>
+                <a:shade val="100000"/>
+              </a:schemeClr>
+            </a:gs>
+            <a:gs pos="100000">
+              <a:schemeClr val="accent2">
+                <a:hueOff val="0"/>
+                <a:satOff val="0"/>
+                <a:lumOff val="0"/>
+                <a:alphaOff val="0"/>
+                <a:lumMod val="99000"/>
+                <a:satMod val="120000"/>
+                <a:shade val="78000"/>
+              </a:schemeClr>
+            </a:gs>
+          </a:gsLst>
+          <a:lin ang="5400000" scaled="0"/>
+        </a:gradFill>
+        <a:ln>
+          <a:noFill/>
+        </a:ln>
+        <a:effectLst>
+          <a:outerShdw blurRad="57150" dist="19050" dir="5400000" algn="ctr" rotWithShape="0">
+            <a:srgbClr val="000000">
+              <a:alpha val="63000"/>
+            </a:srgbClr>
+          </a:outerShdw>
+        </a:effectLst>
+      </dsp:spPr>
+      <dsp:style>
+        <a:lnRef idx="0">
+          <a:scrgbClr r="0" g="0" b="0"/>
+        </a:lnRef>
+        <a:fillRef idx="3">
+          <a:scrgbClr r="0" g="0" b="0"/>
+        </a:fillRef>
+        <a:effectRef idx="3">
+          <a:scrgbClr r="0" g="0" b="0"/>
+        </a:effectRef>
+        <a:fontRef idx="minor">
+          <a:schemeClr val="lt1"/>
+        </a:fontRef>
+      </dsp:style>
+      <dsp:txBody>
+        <a:bodyPr spcFirstLastPara="0" vert="horz" wrap="square" lIns="3810" tIns="3810" rIns="3810" bIns="3810" numCol="1" spcCol="1270" anchor="ctr" anchorCtr="0">
+          <a:noAutofit/>
+        </a:bodyPr>
+        <a:lstStyle/>
+        <a:p>
+          <a:pPr marL="0" lvl="0" indent="0" algn="ctr" defTabSz="266700">
+            <a:lnSpc>
+              <a:spcPct val="90000"/>
+            </a:lnSpc>
+            <a:spcBef>
+              <a:spcPct val="0"/>
+            </a:spcBef>
+            <a:spcAft>
+              <a:spcPct val="35000"/>
+            </a:spcAft>
+            <a:buNone/>
+          </a:pPr>
+          <a:r>
+            <a:rPr lang="en-GB" sz="600" kern="1200"/>
+            <a:t>Register</a:t>
+          </a:r>
+        </a:p>
+      </dsp:txBody>
+      <dsp:txXfrm>
+        <a:off x="4914059" y="1349623"/>
+        <a:ext cx="369063" cy="184531"/>
+      </dsp:txXfrm>
+    </dsp:sp>
+    <dsp:sp modelId="{980BB85B-A217-4A5D-9CB7-5AF30C46DB16}">
+      <dsp:nvSpPr>
+        <dsp:cNvPr id="0" name=""/>
+        <dsp:cNvSpPr/>
+      </dsp:nvSpPr>
+      <dsp:spPr>
+        <a:xfrm>
+          <a:off x="5360627" y="1349623"/>
+          <a:ext cx="369063" cy="184531"/>
+        </a:xfrm>
+        <a:prstGeom prst="rect">
+          <a:avLst/>
+        </a:prstGeom>
+        <a:gradFill rotWithShape="0">
+          <a:gsLst>
+            <a:gs pos="0">
+              <a:schemeClr val="accent2">
+                <a:hueOff val="0"/>
+                <a:satOff val="0"/>
+                <a:lumOff val="0"/>
+                <a:alphaOff val="0"/>
+                <a:satMod val="103000"/>
+                <a:lumMod val="102000"/>
+                <a:tint val="94000"/>
+              </a:schemeClr>
+            </a:gs>
+            <a:gs pos="50000">
+              <a:schemeClr val="accent2">
+                <a:hueOff val="0"/>
+                <a:satOff val="0"/>
+                <a:lumOff val="0"/>
+                <a:alphaOff val="0"/>
+                <a:satMod val="110000"/>
+                <a:lumMod val="100000"/>
+                <a:shade val="100000"/>
+              </a:schemeClr>
+            </a:gs>
+            <a:gs pos="100000">
+              <a:schemeClr val="accent2">
+                <a:hueOff val="0"/>
+                <a:satOff val="0"/>
+                <a:lumOff val="0"/>
+                <a:alphaOff val="0"/>
+                <a:lumMod val="99000"/>
+                <a:satMod val="120000"/>
+                <a:shade val="78000"/>
+              </a:schemeClr>
+            </a:gs>
+          </a:gsLst>
+          <a:lin ang="5400000" scaled="0"/>
+        </a:gradFill>
+        <a:ln>
+          <a:noFill/>
+        </a:ln>
+        <a:effectLst>
+          <a:outerShdw blurRad="57150" dist="19050" dir="5400000" algn="ctr" rotWithShape="0">
+            <a:srgbClr val="000000">
+              <a:alpha val="63000"/>
+            </a:srgbClr>
+          </a:outerShdw>
+        </a:effectLst>
+      </dsp:spPr>
+      <dsp:style>
+        <a:lnRef idx="0">
+          <a:scrgbClr r="0" g="0" b="0"/>
+        </a:lnRef>
+        <a:fillRef idx="3">
+          <a:scrgbClr r="0" g="0" b="0"/>
+        </a:fillRef>
+        <a:effectRef idx="3">
+          <a:scrgbClr r="0" g="0" b="0"/>
+        </a:effectRef>
+        <a:fontRef idx="minor">
+          <a:schemeClr val="lt1"/>
+        </a:fontRef>
+      </dsp:style>
+      <dsp:txBody>
+        <a:bodyPr spcFirstLastPara="0" vert="horz" wrap="square" lIns="3810" tIns="3810" rIns="3810" bIns="3810" numCol="1" spcCol="1270" anchor="ctr" anchorCtr="0">
+          <a:noAutofit/>
+        </a:bodyPr>
+        <a:lstStyle/>
+        <a:p>
+          <a:pPr marL="0" lvl="0" indent="0" algn="ctr" defTabSz="266700">
+            <a:lnSpc>
+              <a:spcPct val="90000"/>
+            </a:lnSpc>
+            <a:spcBef>
+              <a:spcPct val="0"/>
+            </a:spcBef>
+            <a:spcAft>
+              <a:spcPct val="35000"/>
+            </a:spcAft>
+            <a:buNone/>
+          </a:pPr>
+          <a:r>
+            <a:rPr lang="en-GB" sz="600" kern="1200"/>
             <a:t>Login</a:t>
           </a:r>
         </a:p>
       </dsp:txBody>
       <dsp:txXfrm>
-        <a:off x="5192449" y="927229"/>
-        <a:ext cx="536104" cy="268052"/>
+        <a:off x="5360627" y="1349623"/>
+        <a:ext cx="369063" cy="184531"/>
       </dsp:txXfrm>
     </dsp:sp>
   </dsp:spTree>
@@ -23485,7 +26479,7 @@
 </file>
 
 <file path=word/glossary/document.xml><?xml version="1.0" encoding="utf-8"?>
-<w:glossaryDocument xmlns:wpc="http://schemas.microsoft.com/office/word/2010/wordprocessingCanvas" xmlns:cx="http://schemas.microsoft.com/office/drawing/2014/chartex" xmlns:cx1="http://schemas.microsoft.com/office/drawing/2015/9/8/chartex" xmlns:cx2="http://schemas.microsoft.com/office/drawing/2015/10/21/chartex" xmlns:cx3="http://schemas.microsoft.com/office/drawing/2016/5/9/chartex" xmlns:cx4="http://schemas.microsoft.com/office/drawing/2016/5/10/chartex" xmlns:cx5="http://schemas.microsoft.com/office/drawing/2016/5/11/chartex" xmlns:cx6="http://schemas.microsoft.com/office/drawing/2016/5/12/chartex" xmlns:cx7="http://schemas.microsoft.com/office/drawing/2016/5/13/chartex" xmlns:cx8="http://schemas.microsoft.com/office/drawing/2016/5/14/chartex" xmlns:mc="http://schemas.openxmlformats.org/markup-compatibility/2006" xmlns:aink="http://schemas.microsoft.com/office/drawing/2016/ink" xmlns:am3d="http://schemas.microsoft.com/office/drawing/2017/model3d" xmlns:o="urn:schemas-microsoft-com:office:office" xmlns:oel="http://schemas.microsoft.com/office/2019/extlst" xmlns:r="http://schemas.openxmlformats.org/officeDocument/2006/relationships" xmlns:m="http://schemas.openxmlformats.org/officeDocument/2006/math" xmlns:v="urn:schemas-microsoft-com:vml" xmlns:wp14="http://schemas.microsoft.com/office/word/2010/wordprocessingDrawing" xmlns:wp="http://schemas.openxmlformats.org/drawingml/2006/wordprocessingDrawing" xmlns:w10="urn:schemas-microsoft-com:office:word" xmlns:w="http://schemas.openxmlformats.org/wordprocessingml/2006/main" xmlns:w14="http://schemas.microsoft.com/office/word/2010/wordml" xmlns:w15="http://schemas.microsoft.com/office/word/2012/wordml" xmlns:w16cex="http://schemas.microsoft.com/office/word/2018/wordml/cex" xmlns:w16cid="http://schemas.microsoft.com/office/word/2016/wordml/cid" xmlns:w16="http://schemas.microsoft.com/office/word/2018/wordml" xmlns:w16du="http://schemas.microsoft.com/office/word/2023/wordml/word16du" xmlns:w16sdtdh="http://schemas.microsoft.com/office/word/2020/wordml/sdtdatahash" xmlns:w16sdtfl="http://schemas.microsoft.com/office/word/2024/wordml/sdtformatlock" xmlns:w16se="http://schemas.microsoft.com/office/word/2015/wordml/symex" xmlns:wpg="http://schemas.microsoft.com/office/word/2010/wordprocessingGroup" xmlns:wpi="http://schemas.microsoft.com/office/word/2010/wordprocessingInk" xmlns:wne="http://schemas.microsoft.com/office/word/2006/wordml" xmlns:wps="http://schemas.microsoft.com/office/word/2010/wordprocessingShape" mc:Ignorable="w14 w15 w16se w16cid w16 w16cex w16sdtdh w16sdtfl w16du wp14">
+<w:glossaryDocument xmlns:wpc="http://schemas.microsoft.com/office/word/2010/wordprocessingCanvas" xmlns:cx="http://schemas.microsoft.com/office/drawing/2014/chartex" xmlns:cx1="http://schemas.microsoft.com/office/drawing/2015/9/8/chartex" xmlns:cx2="http://schemas.microsoft.com/office/drawing/2015/10/21/chartex" xmlns:cx3="http://schemas.microsoft.com/office/drawing/2016/5/9/chartex" xmlns:cx4="http://schemas.microsoft.com/office/drawing/2016/5/10/chartex" xmlns:cx5="http://schemas.microsoft.com/office/drawing/2016/5/11/chartex" xmlns:cx6="http://schemas.microsoft.com/office/drawing/2016/5/12/chartex" xmlns:cx7="http://schemas.microsoft.com/office/drawing/2016/5/13/chartex" xmlns:cx8="http://schemas.microsoft.com/office/drawing/2016/5/14/chartex" xmlns:mc="http://schemas.openxmlformats.org/markup-compatibility/2006" xmlns:aink="http://schemas.microsoft.com/office/drawing/2016/ink" xmlns:am3d="http://schemas.microsoft.com/office/drawing/2017/model3d" xmlns:o="urn:schemas-microsoft-com:office:office" xmlns:r="http://schemas.openxmlformats.org/officeDocument/2006/relationships" xmlns:m="http://schemas.openxmlformats.org/officeDocument/2006/math" xmlns:v="urn:schemas-microsoft-com:vml" xmlns:wp14="http://schemas.microsoft.com/office/word/2010/wordprocessingDrawing" xmlns:wp="http://schemas.openxmlformats.org/drawingml/2006/wordprocessingDrawing" xmlns:w10="urn:schemas-microsoft-com:office:word" xmlns:w="http://schemas.openxmlformats.org/wordprocessingml/2006/main" xmlns:w14="http://schemas.microsoft.com/office/word/2010/wordml" xmlns:w15="http://schemas.microsoft.com/office/word/2012/wordml" xmlns:w16cex="http://schemas.microsoft.com/office/word/2018/wordml/cex" xmlns:w16cid="http://schemas.microsoft.com/office/word/2016/wordml/cid" xmlns:w16="http://schemas.microsoft.com/office/word/2018/wordml" xmlns:w16sdtdh="http://schemas.microsoft.com/office/word/2020/wordml/sdtdatahash" xmlns:w16se="http://schemas.microsoft.com/office/word/2015/wordml/symex" xmlns:wpg="http://schemas.microsoft.com/office/word/2010/wordprocessingGroup" xmlns:wpi="http://schemas.microsoft.com/office/word/2010/wordprocessingInk" xmlns:wne="http://schemas.microsoft.com/office/word/2006/wordml" xmlns:wps="http://schemas.microsoft.com/office/word/2010/wordprocessingShape" mc:Ignorable="w14 w15 w16se w16cid w16 w16cex w16sdtdh wp14">
   <w:docParts>
     <w:docPart>
       <w:docPartPr>
@@ -23511,7 +26505,7 @@
             <w:rPr>
               <w:rFonts w:asciiTheme="majorHAnsi" w:eastAsiaTheme="majorEastAsia" w:hAnsiTheme="majorHAnsi" w:cstheme="majorBidi"/>
               <w:caps/>
-              <w:color w:val="156082" w:themeColor="accent1"/>
+              <w:color w:val="4472C4" w:themeColor="accent1"/>
               <w:sz w:val="80"/>
               <w:szCs w:val="80"/>
             </w:rPr>
@@ -23542,7 +26536,7 @@
           </w:pPr>
           <w:r>
             <w:rPr>
-              <w:color w:val="156082" w:themeColor="accent1"/>
+              <w:color w:val="4472C4" w:themeColor="accent1"/>
               <w:sz w:val="28"/>
               <w:szCs w:val="28"/>
             </w:rPr>
@@ -23556,7 +26550,7 @@
 </file>
 
 <file path=word/glossary/fontTable.xml><?xml version="1.0" encoding="utf-8"?>
-<w:fonts xmlns:mc="http://schemas.openxmlformats.org/markup-compatibility/2006" xmlns:r="http://schemas.openxmlformats.org/officeDocument/2006/relationships" xmlns:w="http://schemas.openxmlformats.org/wordprocessingml/2006/main" xmlns:w14="http://schemas.microsoft.com/office/word/2010/wordml" xmlns:w15="http://schemas.microsoft.com/office/word/2012/wordml" xmlns:w16cex="http://schemas.microsoft.com/office/word/2018/wordml/cex" xmlns:w16cid="http://schemas.microsoft.com/office/word/2016/wordml/cid" xmlns:w16="http://schemas.microsoft.com/office/word/2018/wordml" xmlns:w16du="http://schemas.microsoft.com/office/word/2023/wordml/word16du" xmlns:w16sdtdh="http://schemas.microsoft.com/office/word/2020/wordml/sdtdatahash" xmlns:w16sdtfl="http://schemas.microsoft.com/office/word/2024/wordml/sdtformatlock" xmlns:w16se="http://schemas.microsoft.com/office/word/2015/wordml/symex" mc:Ignorable="w14 w15 w16se w16cid w16 w16cex w16sdtdh w16sdtfl w16du">
+<w:fonts xmlns:mc="http://schemas.openxmlformats.org/markup-compatibility/2006" xmlns:r="http://schemas.openxmlformats.org/officeDocument/2006/relationships" xmlns:w="http://schemas.openxmlformats.org/wordprocessingml/2006/main" xmlns:w14="http://schemas.microsoft.com/office/word/2010/wordml" xmlns:w15="http://schemas.microsoft.com/office/word/2012/wordml" xmlns:w16cex="http://schemas.microsoft.com/office/word/2018/wordml/cex" xmlns:w16cid="http://schemas.microsoft.com/office/word/2016/wordml/cid" xmlns:w16="http://schemas.microsoft.com/office/word/2018/wordml" xmlns:w16sdtdh="http://schemas.microsoft.com/office/word/2020/wordml/sdtdatahash" xmlns:w16se="http://schemas.microsoft.com/office/word/2015/wordml/symex" mc:Ignorable="w14 w15 w16se w16cid w16 w16cex w16sdtdh">
   <w:font w:name="Symbol">
     <w:panose1 w:val="05050102010706020507"/>
     <w:charset w:val="02"/>
@@ -23586,22 +26580,39 @@
     <w:sig w:usb0="00000000" w:usb1="10000000" w:usb2="00000000" w:usb3="00000000" w:csb0="80000000" w:csb1="00000000"/>
   </w:font>
   <w:font w:name="Aptos">
+    <w:altName w:val="Calibri"/>
     <w:charset w:val="00"/>
     <w:family w:val="swiss"/>
     <w:pitch w:val="variable"/>
     <w:sig w:usb0="20000287" w:usb1="00000003" w:usb2="00000000" w:usb3="00000000" w:csb0="0000019F" w:csb1="00000000"/>
   </w:font>
   <w:font w:name="Aptos Display">
+    <w:altName w:val="Calibri"/>
     <w:charset w:val="00"/>
     <w:family w:val="swiss"/>
     <w:pitch w:val="variable"/>
     <w:sig w:usb0="20000287" w:usb1="00000003" w:usb2="00000000" w:usb3="00000000" w:csb0="0000019F" w:csb1="00000000"/>
   </w:font>
+  <w:font w:name="Calibri">
+    <w:altName w:val="Calibri"/>
+    <w:panose1 w:val="020F0502020204030204"/>
+    <w:charset w:val="00"/>
+    <w:family w:val="swiss"/>
+    <w:pitch w:val="variable"/>
+    <w:sig w:usb0="E4002EFF" w:usb1="C200247B" w:usb2="00000009" w:usb3="00000000" w:csb0="000001FF" w:csb1="00000000"/>
+  </w:font>
+  <w:font w:name="Calibri Light">
+    <w:panose1 w:val="020F0302020204030204"/>
+    <w:charset w:val="00"/>
+    <w:family w:val="swiss"/>
+    <w:pitch w:val="variable"/>
+    <w:sig w:usb0="E4002EFF" w:usb1="C200247B" w:usb2="00000009" w:usb3="00000000" w:csb0="000001FF" w:csb1="00000000"/>
+  </w:font>
 </w:fonts>
 </file>
 
 <file path=word/glossary/settings.xml><?xml version="1.0" encoding="utf-8"?>
-<w:settings xmlns:mc="http://schemas.openxmlformats.org/markup-compatibility/2006" xmlns:o="urn:schemas-microsoft-com:office:office" xmlns:r="http://schemas.openxmlformats.org/officeDocument/2006/relationships" xmlns:m="http://schemas.openxmlformats.org/officeDocument/2006/math" xmlns:v="urn:schemas-microsoft-com:vml" xmlns:w10="urn:schemas-microsoft-com:office:word" xmlns:w="http://schemas.openxmlformats.org/wordprocessingml/2006/main" xmlns:w14="http://schemas.microsoft.com/office/word/2010/wordml" xmlns:w15="http://schemas.microsoft.com/office/word/2012/wordml" xmlns:w16cex="http://schemas.microsoft.com/office/word/2018/wordml/cex" xmlns:w16cid="http://schemas.microsoft.com/office/word/2016/wordml/cid" xmlns:w16="http://schemas.microsoft.com/office/word/2018/wordml" xmlns:w16du="http://schemas.microsoft.com/office/word/2023/wordml/word16du" xmlns:w16sdtdh="http://schemas.microsoft.com/office/word/2020/wordml/sdtdatahash" xmlns:w16sdtfl="http://schemas.microsoft.com/office/word/2024/wordml/sdtformatlock" xmlns:w16se="http://schemas.microsoft.com/office/word/2015/wordml/symex" xmlns:sl="http://schemas.openxmlformats.org/schemaLibrary/2006/main" mc:Ignorable="w14 w15 w16se w16cid w16 w16cex w16sdtdh w16sdtfl w16du">
+<w:settings xmlns:mc="http://schemas.openxmlformats.org/markup-compatibility/2006" xmlns:o="urn:schemas-microsoft-com:office:office" xmlns:r="http://schemas.openxmlformats.org/officeDocument/2006/relationships" xmlns:m="http://schemas.openxmlformats.org/officeDocument/2006/math" xmlns:v="urn:schemas-microsoft-com:vml" xmlns:w10="urn:schemas-microsoft-com:office:word" xmlns:w="http://schemas.openxmlformats.org/wordprocessingml/2006/main" xmlns:w14="http://schemas.microsoft.com/office/word/2010/wordml" xmlns:w15="http://schemas.microsoft.com/office/word/2012/wordml" xmlns:w16cex="http://schemas.microsoft.com/office/word/2018/wordml/cex" xmlns:w16cid="http://schemas.microsoft.com/office/word/2016/wordml/cid" xmlns:w16="http://schemas.microsoft.com/office/word/2018/wordml" xmlns:w16sdtdh="http://schemas.microsoft.com/office/word/2020/wordml/sdtdatahash" xmlns:w16se="http://schemas.microsoft.com/office/word/2015/wordml/symex" xmlns:sl="http://schemas.openxmlformats.org/schemaLibrary/2006/main" mc:Ignorable="w14 w15 w16se w16cid w16 w16cex w16sdtdh">
   <w:view w:val="normal"/>
   <w:defaultTabStop w:val="720"/>
   <w:characterSpacingControl w:val="doNotCompress"/>
@@ -23642,6 +26653,7 @@
     <w:rsid w:val="00863085"/>
     <w:rsid w:val="008D10C5"/>
     <w:rsid w:val="00972B3E"/>
+    <w:rsid w:val="00B12AB4"/>
     <w:rsid w:val="00B15E40"/>
     <w:rsid w:val="00B7723A"/>
     <w:rsid w:val="00BC228C"/>
@@ -23681,7 +26693,7 @@
 </file>
 
 <file path=word/glossary/styles.xml><?xml version="1.0" encoding="utf-8"?>
-<w:styles xmlns:mc="http://schemas.openxmlformats.org/markup-compatibility/2006" xmlns:r="http://schemas.openxmlformats.org/officeDocument/2006/relationships" xmlns:w="http://schemas.openxmlformats.org/wordprocessingml/2006/main" xmlns:w14="http://schemas.microsoft.com/office/word/2010/wordml" xmlns:w15="http://schemas.microsoft.com/office/word/2012/wordml" xmlns:w16cex="http://schemas.microsoft.com/office/word/2018/wordml/cex" xmlns:w16cid="http://schemas.microsoft.com/office/word/2016/wordml/cid" xmlns:w16="http://schemas.microsoft.com/office/word/2018/wordml" xmlns:w16du="http://schemas.microsoft.com/office/word/2023/wordml/word16du" xmlns:w16sdtdh="http://schemas.microsoft.com/office/word/2020/wordml/sdtdatahash" xmlns:w16sdtfl="http://schemas.microsoft.com/office/word/2024/wordml/sdtformatlock" xmlns:w16se="http://schemas.microsoft.com/office/word/2015/wordml/symex" mc:Ignorable="w14 w15 w16se w16cid w16 w16cex w16sdtdh w16sdtfl w16du">
+<w:styles xmlns:mc="http://schemas.openxmlformats.org/markup-compatibility/2006" xmlns:r="http://schemas.openxmlformats.org/officeDocument/2006/relationships" xmlns:w="http://schemas.openxmlformats.org/wordprocessingml/2006/main" xmlns:w14="http://schemas.microsoft.com/office/word/2010/wordml" xmlns:w15="http://schemas.microsoft.com/office/word/2012/wordml" xmlns:w16cex="http://schemas.microsoft.com/office/word/2018/wordml/cex" xmlns:w16cid="http://schemas.microsoft.com/office/word/2016/wordml/cid" xmlns:w16="http://schemas.microsoft.com/office/word/2018/wordml" xmlns:w16sdtdh="http://schemas.microsoft.com/office/word/2020/wordml/sdtdatahash" xmlns:w16se="http://schemas.microsoft.com/office/word/2015/wordml/symex" mc:Ignorable="w14 w15 w16se w16cid w16 w16cex w16sdtdh">
   <w:docDefaults>
     <w:rPrDefault>
       <w:rPr>
@@ -24120,7 +27132,7 @@
 </file>
 
 <file path=word/glossary/webSettings.xml><?xml version="1.0" encoding="utf-8"?>
-<w:webSettings xmlns:mc="http://schemas.openxmlformats.org/markup-compatibility/2006" xmlns:r="http://schemas.openxmlformats.org/officeDocument/2006/relationships" xmlns:w="http://schemas.openxmlformats.org/wordprocessingml/2006/main" xmlns:w14="http://schemas.microsoft.com/office/word/2010/wordml" xmlns:w15="http://schemas.microsoft.com/office/word/2012/wordml" xmlns:w16cex="http://schemas.microsoft.com/office/word/2018/wordml/cex" xmlns:w16cid="http://schemas.microsoft.com/office/word/2016/wordml/cid" xmlns:w16="http://schemas.microsoft.com/office/word/2018/wordml" xmlns:w16du="http://schemas.microsoft.com/office/word/2023/wordml/word16du" xmlns:w16sdtdh="http://schemas.microsoft.com/office/word/2020/wordml/sdtdatahash" xmlns:w16sdtfl="http://schemas.microsoft.com/office/word/2024/wordml/sdtformatlock" xmlns:w16se="http://schemas.microsoft.com/office/word/2015/wordml/symex" mc:Ignorable="w14 w15 w16se w16cid w16 w16cex w16sdtdh w16sdtfl w16du">
+<w:webSettings xmlns:mc="http://schemas.openxmlformats.org/markup-compatibility/2006" xmlns:r="http://schemas.openxmlformats.org/officeDocument/2006/relationships" xmlns:w="http://schemas.openxmlformats.org/wordprocessingml/2006/main" xmlns:w14="http://schemas.microsoft.com/office/word/2010/wordml" xmlns:w15="http://schemas.microsoft.com/office/word/2012/wordml" xmlns:w16cex="http://schemas.microsoft.com/office/word/2018/wordml/cex" xmlns:w16cid="http://schemas.microsoft.com/office/word/2016/wordml/cid" xmlns:w16="http://schemas.microsoft.com/office/word/2018/wordml" xmlns:w16sdtdh="http://schemas.microsoft.com/office/word/2020/wordml/sdtdatahash" xmlns:w16se="http://schemas.microsoft.com/office/word/2015/wordml/symex" mc:Ignorable="w14 w15 w16se w16cid w16 w16cex w16sdtdh">
   <w:optimizeForBrowser/>
   <w:allowPNG/>
 </w:webSettings>
@@ -24628,12 +27640,11 @@
 </file>
 
 <file path=customXml/item2.xml><?xml version="1.0" encoding="utf-8"?>
-<?mso-contentType ?>
-<FormTemplates xmlns="http://schemas.microsoft.com/sharepoint/v3/contenttype/forms">
-  <Display>DocumentLibraryForm</Display>
-  <Edit>DocumentLibraryForm</Edit>
-  <New>DocumentLibraryForm</New>
-</FormTemplates>
+<p:properties xmlns:p="http://schemas.microsoft.com/office/2006/metadata/properties" xmlns:xsi="http://www.w3.org/2001/XMLSchema-instance" xmlns:pc="http://schemas.microsoft.com/office/infopath/2007/PartnerControls">
+  <documentManagement>
+    <_activity xmlns="0858e797-1849-4dd5-9d5a-25e6beea22bc" xsi:nil="true"/>
+  </documentManagement>
+</p:properties>
 </file>
 
 <file path=customXml/item3.xml><?xml version="1.0" encoding="utf-8"?>
@@ -24641,11 +27652,12 @@
 </file>
 
 <file path=customXml/item4.xml><?xml version="1.0" encoding="utf-8"?>
-<p:properties xmlns:p="http://schemas.microsoft.com/office/2006/metadata/properties" xmlns:xsi="http://www.w3.org/2001/XMLSchema-instance" xmlns:pc="http://schemas.microsoft.com/office/infopath/2007/PartnerControls">
-  <documentManagement>
-    <_activity xmlns="0858e797-1849-4dd5-9d5a-25e6beea22bc" xsi:nil="true"/>
-  </documentManagement>
-</p:properties>
+<?mso-contentType ?>
+<FormTemplates xmlns="http://schemas.microsoft.com/sharepoint/v3/contenttype/forms">
+  <Display>DocumentLibraryForm</Display>
+  <Edit>DocumentLibraryForm</Edit>
+  <New>DocumentLibraryForm</New>
+</FormTemplates>
 </file>
 
 <file path=customXml/itemProps1.xml><?xml version="1.0" encoding="utf-8"?>
@@ -24667,9 +27679,11 @@
 </file>
 
 <file path=customXml/itemProps2.xml><?xml version="1.0" encoding="utf-8"?>
-<ds:datastoreItem xmlns:ds="http://schemas.openxmlformats.org/officeDocument/2006/customXml" ds:itemID="{A9623E5C-50AC-4F4B-AA64-E3F8AA2679C6}">
+<ds:datastoreItem xmlns:ds="http://schemas.openxmlformats.org/officeDocument/2006/customXml" ds:itemID="{DD3E77BA-0A5F-412F-AD0C-65D1A89B375C}">
   <ds:schemaRefs>
-    <ds:schemaRef ds:uri="http://schemas.microsoft.com/sharepoint/v3/contenttype/forms"/>
+    <ds:schemaRef ds:uri="http://schemas.microsoft.com/office/2006/metadata/properties"/>
+    <ds:schemaRef ds:uri="http://schemas.microsoft.com/office/infopath/2007/PartnerControls"/>
+    <ds:schemaRef ds:uri="0858e797-1849-4dd5-9d5a-25e6beea22bc"/>
   </ds:schemaRefs>
 </ds:datastoreItem>
 </file>
@@ -24683,11 +27697,9 @@
 </file>
 
 <file path=customXml/itemProps4.xml><?xml version="1.0" encoding="utf-8"?>
-<ds:datastoreItem xmlns:ds="http://schemas.openxmlformats.org/officeDocument/2006/customXml" ds:itemID="{DD3E77BA-0A5F-412F-AD0C-65D1A89B375C}">
+<ds:datastoreItem xmlns:ds="http://schemas.openxmlformats.org/officeDocument/2006/customXml" ds:itemID="{A9623E5C-50AC-4F4B-AA64-E3F8AA2679C6}">
   <ds:schemaRefs>
-    <ds:schemaRef ds:uri="http://schemas.microsoft.com/office/2006/metadata/properties"/>
-    <ds:schemaRef ds:uri="http://schemas.microsoft.com/office/infopath/2007/PartnerControls"/>
-    <ds:schemaRef ds:uri="0858e797-1849-4dd5-9d5a-25e6beea22bc"/>
+    <ds:schemaRef ds:uri="http://schemas.microsoft.com/sharepoint/v3/contenttype/forms"/>
   </ds:schemaRefs>
 </ds:datastoreItem>
 </file>
--- a/Task1_DesignDocs_AllDesigns_717903_Ram_D.docx
+++ b/Task1_DesignDocs_AllDesigns_717903_Ram_D.docx
@@ -1,6 +1,6 @@
 
 <file path=word/document.xml><?xml version="1.0" encoding="utf-8"?>
-<w:document xmlns:wpc="http://schemas.microsoft.com/office/word/2010/wordprocessingCanvas" xmlns:cx="http://schemas.microsoft.com/office/drawing/2014/chartex" xmlns:cx1="http://schemas.microsoft.com/office/drawing/2015/9/8/chartex" xmlns:cx2="http://schemas.microsoft.com/office/drawing/2015/10/21/chartex" xmlns:cx3="http://schemas.microsoft.com/office/drawing/2016/5/9/chartex" xmlns:cx4="http://schemas.microsoft.com/office/drawing/2016/5/10/chartex" xmlns:cx5="http://schemas.microsoft.com/office/drawing/2016/5/11/chartex" xmlns:cx6="http://schemas.microsoft.com/office/drawing/2016/5/12/chartex" xmlns:cx7="http://schemas.microsoft.com/office/drawing/2016/5/13/chartex" xmlns:cx8="http://schemas.microsoft.com/office/drawing/2016/5/14/chartex" xmlns:mc="http://schemas.openxmlformats.org/markup-compatibility/2006" xmlns:aink="http://schemas.microsoft.com/office/drawing/2016/ink" xmlns:am3d="http://schemas.microsoft.com/office/drawing/2017/model3d" xmlns:o="urn:schemas-microsoft-com:office:office" xmlns:r="http://schemas.openxmlformats.org/officeDocument/2006/relationships" xmlns:m="http://schemas.openxmlformats.org/officeDocument/2006/math" xmlns:v="urn:schemas-microsoft-com:vml" xmlns:wp14="http://schemas.microsoft.com/office/word/2010/wordprocessingDrawing" xmlns:wp="http://schemas.openxmlformats.org/drawingml/2006/wordprocessingDrawing" xmlns:w10="urn:schemas-microsoft-com:office:word" xmlns:w="http://schemas.openxmlformats.org/wordprocessingml/2006/main" xmlns:w14="http://schemas.microsoft.com/office/word/2010/wordml" xmlns:w15="http://schemas.microsoft.com/office/word/2012/wordml" xmlns:w16cex="http://schemas.microsoft.com/office/word/2018/wordml/cex" xmlns:w16cid="http://schemas.microsoft.com/office/word/2016/wordml/cid" xmlns:w16="http://schemas.microsoft.com/office/word/2018/wordml" xmlns:w16sdtdh="http://schemas.microsoft.com/office/word/2020/wordml/sdtdatahash" xmlns:w16se="http://schemas.microsoft.com/office/word/2015/wordml/symex" xmlns:wpg="http://schemas.microsoft.com/office/word/2010/wordprocessingGroup" xmlns:wpi="http://schemas.microsoft.com/office/word/2010/wordprocessingInk" xmlns:wne="http://schemas.microsoft.com/office/word/2006/wordml" xmlns:wps="http://schemas.microsoft.com/office/word/2010/wordprocessingShape" mc:Ignorable="w14 w15 w16se w16cid w16 w16cex w16sdtdh wp14">
+<w:document xmlns:wpc="http://schemas.microsoft.com/office/word/2010/wordprocessingCanvas" xmlns:cx="http://schemas.microsoft.com/office/drawing/2014/chartex" xmlns:cx1="http://schemas.microsoft.com/office/drawing/2015/9/8/chartex" xmlns:cx2="http://schemas.microsoft.com/office/drawing/2015/10/21/chartex" xmlns:cx3="http://schemas.microsoft.com/office/drawing/2016/5/9/chartex" xmlns:cx4="http://schemas.microsoft.com/office/drawing/2016/5/10/chartex" xmlns:cx5="http://schemas.microsoft.com/office/drawing/2016/5/11/chartex" xmlns:cx6="http://schemas.microsoft.com/office/drawing/2016/5/12/chartex" xmlns:cx7="http://schemas.microsoft.com/office/drawing/2016/5/13/chartex" xmlns:cx8="http://schemas.microsoft.com/office/drawing/2016/5/14/chartex" xmlns:mc="http://schemas.openxmlformats.org/markup-compatibility/2006" xmlns:aink="http://schemas.microsoft.com/office/drawing/2016/ink" xmlns:am3d="http://schemas.microsoft.com/office/drawing/2017/model3d" xmlns:o="urn:schemas-microsoft-com:office:office" xmlns:oel="http://schemas.microsoft.com/office/2019/extlst" xmlns:r="http://schemas.openxmlformats.org/officeDocument/2006/relationships" xmlns:m="http://schemas.openxmlformats.org/officeDocument/2006/math" xmlns:v="urn:schemas-microsoft-com:vml" xmlns:wp14="http://schemas.microsoft.com/office/word/2010/wordprocessingDrawing" xmlns:wp="http://schemas.openxmlformats.org/drawingml/2006/wordprocessingDrawing" xmlns:w10="urn:schemas-microsoft-com:office:word" xmlns:w="http://schemas.openxmlformats.org/wordprocessingml/2006/main" xmlns:w14="http://schemas.microsoft.com/office/word/2010/wordml" xmlns:w15="http://schemas.microsoft.com/office/word/2012/wordml" xmlns:w16cex="http://schemas.microsoft.com/office/word/2018/wordml/cex" xmlns:w16cid="http://schemas.microsoft.com/office/word/2016/wordml/cid" xmlns:w16="http://schemas.microsoft.com/office/word/2018/wordml" xmlns:w16du="http://schemas.microsoft.com/office/word/2023/wordml/word16du" xmlns:w16sdtdh="http://schemas.microsoft.com/office/word/2020/wordml/sdtdatahash" xmlns:w16sdtfl="http://schemas.microsoft.com/office/word/2024/wordml/sdtformatlock" xmlns:w16se="http://schemas.microsoft.com/office/word/2015/wordml/symex" xmlns:wpg="http://schemas.microsoft.com/office/word/2010/wordprocessingGroup" xmlns:wpi="http://schemas.microsoft.com/office/word/2010/wordprocessingInk" xmlns:wne="http://schemas.microsoft.com/office/word/2006/wordml" xmlns:wps="http://schemas.microsoft.com/office/word/2010/wordprocessingShape" mc:Ignorable="w14 w15 w16se w16cid w16 w16cex w16sdtdh w16sdtfl w16du wp14">
   <w:body>
     <w:p>
       <w:pPr>
@@ -183,7 +183,6 @@
             <w:dataBinding w:prefixMappings="xmlns:ns0='http://purl.org/dc/elements/1.1/' xmlns:ns1='http://schemas.openxmlformats.org/package/2006/metadata/core-properties' " w:xpath="/ns1:coreProperties[1]/ns0:subject[1]" w:storeItemID="{6C3C8BC8-F283-45AE-878A-BAB7291924A1}"/>
             <w:text/>
           </w:sdtPr>
-          <w:sdtEndPr/>
           <w:sdtContent>
             <w:p>
               <w:pPr>
@@ -322,7 +321,7 @@
                     <v:stroke joinstyle="miter"/>
                     <v:path gradientshapeok="t" o:connecttype="rect"/>
                   </v:shapetype>
-                  <v:shape id="Text Box 146" o:spid="_x0000_s1026" type="#_x0000_t202" style="position:absolute;left:0;text-align:left;margin-left:0;margin-top:0;width:516pt;height:43.9pt;z-index:251671552;visibility:visible;mso-wrap-style:square;mso-width-percent:1000;mso-height-percent:0;mso-top-percent:850;mso-wrap-distance-left:9pt;mso-wrap-distance-top:0;mso-wrap-distance-right:9pt;mso-wrap-distance-bottom:0;mso-position-horizontal:center;mso-position-horizontal-relative:margin;mso-position-vertical-relative:page;mso-width-percent:1000;mso-height-percent:0;mso-top-percent:850;mso-width-relative:margin;mso-height-relative:margin;v-text-anchor:bottom" o:gfxdata="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" filled="f" stroked="f" strokeweight=".5pt">
+                  <v:shape id="Text Box 146" o:spid="_x0000_s1026" type="#_x0000_t202" style="position:absolute;left:0;text-align:left;margin-left:0;margin-top:0;width:516pt;height:43.9pt;z-index:251671552;visibility:visible;mso-wrap-style:square;mso-width-percent:1000;mso-height-percent:0;mso-top-percent:850;mso-wrap-distance-left:9pt;mso-wrap-distance-top:0;mso-wrap-distance-right:9pt;mso-wrap-distance-bottom:0;mso-position-horizontal:center;mso-position-horizontal-relative:margin;mso-position-vertical-relative:page;mso-width-percent:1000;mso-height-percent:0;mso-top-percent:850;mso-width-relative:margin;mso-height-relative:margin;v-text-anchor:bottom" o:gfxdata="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" filled="f" stroked="f" strokeweight=".5pt">
                     <v:textbox style="mso-fit-shape-to-text:t" inset="0,0,0,0">
                       <w:txbxContent>
                         <w:p>
@@ -2545,21 +2544,7 @@
                     <w:rStyle w:val="Hyperlink"/>
                     <w:noProof/>
                   </w:rPr>
-                  <w:t>Produ</w:t>
-                </w:r>
-                <w:r>
-                  <w:rPr>
-                    <w:rStyle w:val="Hyperlink"/>
-                    <w:noProof/>
-                  </w:rPr>
-                  <w:t>c</w:t>
-                </w:r>
-                <w:r>
-                  <w:rPr>
-                    <w:rStyle w:val="Hyperlink"/>
-                    <w:noProof/>
-                  </w:rPr>
-                  <w:t>ts</w:t>
+                  <w:t>Products</w:t>
                 </w:r>
                 <w:r>
                   <w:rPr>
@@ -3498,9 +3483,9 @@
           <w:noProof/>
         </w:rPr>
         <w:drawing>
-          <wp:inline distT="0" distB="0" distL="0" distR="0" wp14:anchorId="0FC9CC48" wp14:editId="42F2EB40">
+          <wp:inline distT="0" distB="0" distL="0" distR="0" wp14:anchorId="0FC9CC48" wp14:editId="7229BC7B">
             <wp:extent cx="5731510" cy="2883779"/>
-            <wp:effectExtent l="76200" t="0" r="59690" b="0"/>
+            <wp:effectExtent l="57150" t="0" r="59690" b="0"/>
             <wp:docPr id="489886502" name="Diagram 1"/>
             <wp:cNvGraphicFramePr/>
             <a:graphic xmlns:a="http://schemas.openxmlformats.org/drawingml/2006/main">
@@ -3539,23 +3524,6 @@
     <w:p>
       <w:r>
         <w:lastRenderedPageBreak/>
-        <w:t xml:space="preserve">All </w:t>
-      </w:r>
-      <w:r>
-        <w:t>b</w:t>
-      </w:r>
-      <w:r>
-        <w:t xml:space="preserve">askets = Contains all the </w:t>
-      </w:r>
-      <w:r>
-        <w:t>baskets</w:t>
-      </w:r>
-      <w:r>
-        <w:t xml:space="preserve"> made by a user</w:t>
-      </w:r>
-    </w:p>
-    <w:p>
-      <w:r>
         <w:t xml:space="preserve">My </w:t>
       </w:r>
       <w:r>
@@ -3594,13 +3562,8 @@
       <w:r>
         <w:t>roducers = Shows all the producers selling their products</w:t>
       </w:r>
-    </w:p>
-    <w:p>
       <w:r>
-        <w:t>Producer = Shows in depth detail</w:t>
-      </w:r>
-      <w:r>
-        <w:t xml:space="preserve"> about a producer</w:t>
+        <w:t xml:space="preserve"> on the website</w:t>
       </w:r>
     </w:p>
     <w:p>
@@ -3818,7 +3781,7 @@
               </wp:inline>
             </w:drawing>
           </mc:Choice>
-          <mc:Fallback xmlns:w16sdtfl="http://schemas.microsoft.com/office/word/2024/wordml/sdtformatlock" xmlns:w16du="http://schemas.microsoft.com/office/word/2023/wordml/word16du" xmlns:oel="http://schemas.microsoft.com/office/2019/extlst">
+          <mc:Fallback>
             <w:pict>
               <v:roundrect w14:anchorId="294CB9CF" id="Rectangle: Rounded Corners 2" o:spid="_x0000_s1026" style="width:16.5pt;height:17.25pt;visibility:visible;mso-wrap-style:square;mso-left-percent:-10001;mso-top-percent:-10001;mso-position-horizontal:absolute;mso-position-horizontal-relative:char;mso-position-vertical:absolute;mso-position-vertical-relative:line;mso-left-percent:-10001;mso-top-percent:-10001;v-text-anchor:middle" arcsize="10923f" o:gfxdata="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" fillcolor="#1f2a24" strokecolor="black [480]" strokeweight="1.5pt">
                 <v:stroke joinstyle="miter"/>
@@ -3948,7 +3911,7 @@
           </mc:Choice>
           <mc:Fallback>
             <w:pict>
-              <v:roundrect w14:anchorId="7BA22B8E" id="Rectangle: Rounded Corners 2" o:spid="_x0000_s1027" style="width:17pt;height:17pt;visibility:visible;mso-wrap-style:square;mso-left-percent:-10001;mso-top-percent:-10001;mso-position-horizontal:absolute;mso-position-horizontal-relative:char;mso-position-vertical:absolute;mso-position-vertical-relative:line;mso-left-percent:-10001;mso-top-percent:-10001;v-text-anchor:middle" arcsize="10923f" o:gfxdata="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" fillcolor="#2f3e35" strokecolor="black [480]" strokeweight="1.5pt">
+              <v:roundrect w14:anchorId="7BA22B8E" id="Rectangle: Rounded Corners 2" o:spid="_x0000_s1027" style="width:17pt;height:17pt;visibility:visible;mso-wrap-style:square;mso-left-percent:-10001;mso-top-percent:-10001;mso-position-horizontal:absolute;mso-position-horizontal-relative:char;mso-position-vertical:absolute;mso-position-vertical-relative:line;mso-left-percent:-10001;mso-top-percent:-10001;v-text-anchor:middle" arcsize="10923f" o:gfxdata="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" fillcolor="#2f3e35" strokecolor="black [480]" strokeweight="1.5pt">
                 <v:stroke joinstyle="miter"/>
                 <v:path arrowok="t"/>
                 <o:lock v:ext="edit" aspectratio="t"/>
@@ -4115,7 +4078,7 @@
           </mc:Choice>
           <mc:Fallback>
             <w:pict>
-              <v:roundrect w14:anchorId="6CFF735A" id="_x0000_s1028" style="width:16.5pt;height:17.25pt;visibility:visible;mso-wrap-style:square;mso-left-percent:-10001;mso-top-percent:-10001;mso-position-horizontal:absolute;mso-position-horizontal-relative:char;mso-position-vertical:absolute;mso-position-vertical-relative:line;mso-left-percent:-10001;mso-top-percent:-10001;v-text-anchor:middle" arcsize="10923f" o:gfxdata="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" fillcolor="#f5f5f5" strokecolor="black [480]" strokeweight="1.5pt">
+              <v:roundrect w14:anchorId="6CFF735A" id="_x0000_s1028" style="width:16.5pt;height:17.25pt;visibility:visible;mso-wrap-style:square;mso-left-percent:-10001;mso-top-percent:-10001;mso-position-horizontal:absolute;mso-position-horizontal-relative:char;mso-position-vertical:absolute;mso-position-vertical-relative:line;mso-left-percent:-10001;mso-top-percent:-10001;v-text-anchor:middle" arcsize="10923f" o:gfxdata="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" fillcolor="#f5f5f5" strokecolor="black [480]" strokeweight="1.5pt">
                 <v:stroke joinstyle="miter"/>
                 <v:textbox>
                   <w:txbxContent>
@@ -4256,7 +4219,7 @@
           </mc:Choice>
           <mc:Fallback>
             <w:pict>
-              <v:roundrect w14:anchorId="5B9A8121" id="_x0000_s1029" style="width:16.5pt;height:17.25pt;visibility:visible;mso-wrap-style:square;mso-left-percent:-10001;mso-top-percent:-10001;mso-position-horizontal:absolute;mso-position-horizontal-relative:char;mso-position-vertical:absolute;mso-position-vertical-relative:line;mso-left-percent:-10001;mso-top-percent:-10001;v-text-anchor:middle" arcsize="10923f" o:gfxdata="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" fillcolor="#c8d5c0" strokecolor="black [480]" strokeweight="1.5pt">
+              <v:roundrect w14:anchorId="5B9A8121" id="_x0000_s1029" style="width:16.5pt;height:17.25pt;visibility:visible;mso-wrap-style:square;mso-left-percent:-10001;mso-top-percent:-10001;mso-position-horizontal:absolute;mso-position-horizontal-relative:char;mso-position-vertical:absolute;mso-position-vertical-relative:line;mso-left-percent:-10001;mso-top-percent:-10001;v-text-anchor:middle" arcsize="10923f" o:gfxdata="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" fillcolor="#c8d5c0" strokecolor="black [480]" strokeweight="1.5pt">
                 <v:stroke joinstyle="miter"/>
                 <v:textbox>
                   <w:txbxContent>
@@ -4409,7 +4372,7 @@
           </mc:Choice>
           <mc:Fallback>
             <w:pict>
-              <v:roundrect w14:anchorId="29C0FE2C" id="_x0000_s1030" style="width:16.5pt;height:17.25pt;visibility:visible;mso-wrap-style:square;mso-left-percent:-10001;mso-top-percent:-10001;mso-position-horizontal:absolute;mso-position-horizontal-relative:char;mso-position-vertical:absolute;mso-position-vertical-relative:line;mso-left-percent:-10001;mso-top-percent:-10001;v-text-anchor:middle" arcsize="10923f" o:gfxdata="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" fillcolor="#6bbf59" strokecolor="black [480]" strokeweight="1.5pt">
+              <v:roundrect w14:anchorId="29C0FE2C" id="_x0000_s1030" style="width:16.5pt;height:17.25pt;visibility:visible;mso-wrap-style:square;mso-left-percent:-10001;mso-top-percent:-10001;mso-position-horizontal:absolute;mso-position-horizontal-relative:char;mso-position-vertical:absolute;mso-position-vertical-relative:line;mso-left-percent:-10001;mso-top-percent:-10001;v-text-anchor:middle" arcsize="10923f" o:gfxdata="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" fillcolor="#6bbf59" strokecolor="black [480]" strokeweight="1.5pt">
                 <v:stroke joinstyle="miter"/>
                 <v:textbox>
                   <w:txbxContent>
@@ -4459,7 +4422,6 @@
           <w:sz w:val="28"/>
           <w:szCs w:val="28"/>
         </w:rPr>
-        <w:lastRenderedPageBreak/>
         <w:t>Hover</w:t>
       </w:r>
       <w:r>
@@ -4560,7 +4522,7 @@
           </mc:Choice>
           <mc:Fallback>
             <w:pict>
-              <v:roundrect w14:anchorId="179D4785" id="_x0000_s1031" style="width:16.5pt;height:17.25pt;visibility:visible;mso-wrap-style:square;mso-left-percent:-10001;mso-top-percent:-10001;mso-position-horizontal:absolute;mso-position-horizontal-relative:char;mso-position-vertical:absolute;mso-position-vertical-relative:line;mso-left-percent:-10001;mso-top-percent:-10001;v-text-anchor:middle" arcsize="10923f" o:gfxdata="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" fillcolor="#4f9f4a" strokecolor="black [480]" strokeweight="1.5pt">
+              <v:roundrect w14:anchorId="179D4785" id="_x0000_s1031" style="width:16.5pt;height:17.25pt;visibility:visible;mso-wrap-style:square;mso-left-percent:-10001;mso-top-percent:-10001;mso-position-horizontal:absolute;mso-position-horizontal-relative:char;mso-position-vertical:absolute;mso-position-vertical-relative:line;mso-left-percent:-10001;mso-top-percent:-10001;v-text-anchor:middle" arcsize="10923f" o:gfxdata="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" fillcolor="#4f9f4a" strokecolor="black [480]" strokeweight="1.5pt">
                 <v:stroke joinstyle="miter"/>
                 <v:textbox>
                   <w:txbxContent>
@@ -4710,7 +4672,7 @@
               </wp:inline>
             </w:drawing>
           </mc:Choice>
-          <mc:Fallback xmlns:w16sdtfl="http://schemas.microsoft.com/office/word/2024/wordml/sdtformatlock" xmlns:w16du="http://schemas.microsoft.com/office/word/2023/wordml/word16du" xmlns:oel="http://schemas.microsoft.com/office/2019/extlst">
+          <mc:Fallback>
             <w:pict>
               <v:roundrect w14:anchorId="667E51D7" id="Rectangle: Rounded Corners 2" o:spid="_x0000_s1026" style="width:16.5pt;height:17.25pt;visibility:visible;mso-wrap-style:square;mso-left-percent:-10001;mso-top-percent:-10001;mso-position-horizontal:absolute;mso-position-horizontal-relative:char;mso-position-vertical:absolute;mso-position-vertical-relative:line;mso-left-percent:-10001;mso-top-percent:-10001;v-text-anchor:middle" arcsize="10923f" o:gfxdata="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" fillcolor="#faf7f2" strokecolor="black [480]" strokeweight="1.5pt">
                 <v:stroke joinstyle="miter"/>
@@ -4847,7 +4809,7 @@
           </mc:Choice>
           <mc:Fallback>
             <w:pict>
-              <v:roundrect w14:anchorId="32088A45" id="_x0000_s1032" style="width:17pt;height:17pt;visibility:visible;mso-wrap-style:square;mso-left-percent:-10001;mso-top-percent:-10001;mso-position-horizontal:absolute;mso-position-horizontal-relative:char;mso-position-vertical:absolute;mso-position-vertical-relative:line;mso-left-percent:-10001;mso-top-percent:-10001;v-text-anchor:middle" arcsize="10923f" o:gfxdata="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" strokecolor="black [480]" strokeweight="1.5pt">
+              <v:roundrect w14:anchorId="32088A45" id="_x0000_s1032" style="width:17pt;height:17pt;visibility:visible;mso-wrap-style:square;mso-left-percent:-10001;mso-top-percent:-10001;mso-position-horizontal:absolute;mso-position-horizontal-relative:char;mso-position-vertical:absolute;mso-position-vertical-relative:line;mso-left-percent:-10001;mso-top-percent:-10001;v-text-anchor:middle" arcsize="10923f" o:gfxdata="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" strokecolor="black [480]" strokeweight="1.5pt">
                 <v:stroke joinstyle="miter"/>
                 <v:path arrowok="t"/>
                 <o:lock v:ext="edit" aspectratio="t"/>
@@ -5028,7 +4990,7 @@
           </mc:Choice>
           <mc:Fallback>
             <w:pict>
-              <v:roundrect w14:anchorId="03C0396B" id="_x0000_s1033" style="width:16.5pt;height:17.25pt;visibility:visible;mso-wrap-style:square;mso-left-percent:-10001;mso-top-percent:-10001;mso-position-horizontal:absolute;mso-position-horizontal-relative:char;mso-position-vertical:absolute;mso-position-vertical-relative:line;mso-left-percent:-10001;mso-top-percent:-10001;v-text-anchor:middle" arcsize="10923f" o:gfxdata="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" fillcolor="#2b2b2b" strokecolor="black [480]" strokeweight="1.5pt">
+              <v:roundrect w14:anchorId="03C0396B" id="_x0000_s1033" style="width:16.5pt;height:17.25pt;visibility:visible;mso-wrap-style:square;mso-left-percent:-10001;mso-top-percent:-10001;mso-position-horizontal:absolute;mso-position-horizontal-relative:char;mso-position-vertical:absolute;mso-position-vertical-relative:line;mso-left-percent:-10001;mso-top-percent:-10001;v-text-anchor:middle" arcsize="10923f" o:gfxdata="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" fillcolor="#2b2b2b" strokecolor="black [480]" strokeweight="1.5pt">
                 <v:stroke joinstyle="miter"/>
                 <v:textbox>
                   <w:txbxContent>
@@ -5169,7 +5131,7 @@
           </mc:Choice>
           <mc:Fallback>
             <w:pict>
-              <v:roundrect w14:anchorId="192401AD" id="_x0000_s1034" style="width:16.5pt;height:17.25pt;visibility:visible;mso-wrap-style:square;mso-left-percent:-10001;mso-top-percent:-10001;mso-position-horizontal:absolute;mso-position-horizontal-relative:char;mso-position-vertical:absolute;mso-position-vertical-relative:line;mso-left-percent:-10001;mso-top-percent:-10001;v-text-anchor:middle" arcsize="10923f" o:gfxdata="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" fillcolor="#6b6b6b" strokecolor="black [480]" strokeweight="1.5pt">
+              <v:roundrect w14:anchorId="192401AD" id="_x0000_s1034" style="width:16.5pt;height:17.25pt;visibility:visible;mso-wrap-style:square;mso-left-percent:-10001;mso-top-percent:-10001;mso-position-horizontal:absolute;mso-position-horizontal-relative:char;mso-position-vertical:absolute;mso-position-vertical-relative:line;mso-left-percent:-10001;mso-top-percent:-10001;v-text-anchor:middle" arcsize="10923f" o:gfxdata="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" fillcolor="#6b6b6b" strokecolor="black [480]" strokeweight="1.5pt">
                 <v:stroke joinstyle="miter"/>
                 <v:textbox>
                   <w:txbxContent>
@@ -5329,7 +5291,7 @@
           </mc:Choice>
           <mc:Fallback>
             <w:pict>
-              <v:roundrect w14:anchorId="4D6EB5A5" id="_x0000_s1035" style="width:16.5pt;height:17.25pt;visibility:visible;mso-wrap-style:square;mso-left-percent:-10001;mso-top-percent:-10001;mso-position-horizontal:absolute;mso-position-horizontal-relative:char;mso-position-vertical:absolute;mso-position-vertical-relative:line;mso-left-percent:-10001;mso-top-percent:-10001;v-text-anchor:middle" arcsize="10923f" o:gfxdata="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" fillcolor="#2f6f4e" strokecolor="black [480]" strokeweight="1.5pt">
+              <v:roundrect w14:anchorId="4D6EB5A5" id="_x0000_s1035" style="width:16.5pt;height:17.25pt;visibility:visible;mso-wrap-style:square;mso-left-percent:-10001;mso-top-percent:-10001;mso-position-horizontal:absolute;mso-position-horizontal-relative:char;mso-position-vertical:absolute;mso-position-vertical-relative:line;mso-left-percent:-10001;mso-top-percent:-10001;v-text-anchor:middle" arcsize="10923f" o:gfxdata="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" fillcolor="#2f6f4e" strokecolor="black [480]" strokeweight="1.5pt">
                 <v:stroke joinstyle="miter"/>
                 <v:textbox>
                   <w:txbxContent>
@@ -5486,7 +5448,7 @@
           </mc:Choice>
           <mc:Fallback>
             <w:pict>
-              <v:roundrect w14:anchorId="2C16EFAA" id="_x0000_s1036" style="width:16.5pt;height:17.25pt;visibility:visible;mso-wrap-style:square;mso-left-percent:-10001;mso-top-percent:-10001;mso-position-horizontal:absolute;mso-position-horizontal-relative:char;mso-position-vertical:absolute;mso-position-vertical-relative:line;mso-left-percent:-10001;mso-top-percent:-10001;v-text-anchor:middle" arcsize="10923f" o:gfxdata="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" fillcolor="#1f4f36" strokecolor="black [480]" strokeweight="1.5pt">
+              <v:roundrect w14:anchorId="2C16EFAA" id="_x0000_s1036" style="width:16.5pt;height:17.25pt;visibility:visible;mso-wrap-style:square;mso-left-percent:-10001;mso-top-percent:-10001;mso-position-horizontal:absolute;mso-position-horizontal-relative:char;mso-position-vertical:absolute;mso-position-vertical-relative:line;mso-left-percent:-10001;mso-top-percent:-10001;v-text-anchor:middle" arcsize="10923f" o:gfxdata="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" fillcolor="#1f4f36" strokecolor="black [480]" strokeweight="1.5pt">
                 <v:stroke joinstyle="miter"/>
                 <v:textbox>
                   <w:txbxContent>
@@ -5783,7 +5745,7 @@
           </mc:Choice>
           <mc:Fallback>
             <w:pict>
-              <v:roundrect w14:anchorId="5970E1FE" id="_x0000_s1037" style="width:16.5pt;height:17.25pt;visibility:visible;mso-wrap-style:square;mso-left-percent:-10001;mso-top-percent:-10001;mso-position-horizontal:absolute;mso-position-horizontal-relative:char;mso-position-vertical:absolute;mso-position-vertical-relative:line;mso-left-percent:-10001;mso-top-percent:-10001;v-text-anchor:middle" arcsize="10923f" o:gfxdata="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" fillcolor="#f4a259" strokecolor="black [480]" strokeweight="1.5pt">
+              <v:roundrect w14:anchorId="5970E1FE" id="_x0000_s1037" style="width:16.5pt;height:17.25pt;visibility:visible;mso-wrap-style:square;mso-left-percent:-10001;mso-top-percent:-10001;mso-position-horizontal:absolute;mso-position-horizontal-relative:char;mso-position-vertical:absolute;mso-position-vertical-relative:line;mso-left-percent:-10001;mso-top-percent:-10001;v-text-anchor:middle" arcsize="10923f" o:gfxdata="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" fillcolor="#f4a259" strokecolor="black [480]" strokeweight="1.5pt">
                 <v:stroke joinstyle="miter"/>
                 <v:textbox>
                   <w:txbxContent>
@@ -5924,7 +5886,7 @@
           </mc:Choice>
           <mc:Fallback>
             <w:pict>
-              <v:roundrect w14:anchorId="68B6314B" id="_x0000_s1038" style="width:16.5pt;height:17.25pt;visibility:visible;mso-wrap-style:square;mso-left-percent:-10001;mso-top-percent:-10001;mso-position-horizontal:absolute;mso-position-horizontal-relative:char;mso-position-vertical:absolute;mso-position-vertical-relative:line;mso-left-percent:-10001;mso-top-percent:-10001;v-text-anchor:middle" arcsize="10923f" o:gfxdata="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" fillcolor="#4caf50" strokecolor="black [480]" strokeweight="1.5pt">
+              <v:roundrect w14:anchorId="68B6314B" id="_x0000_s1038" style="width:16.5pt;height:17.25pt;visibility:visible;mso-wrap-style:square;mso-left-percent:-10001;mso-top-percent:-10001;mso-position-horizontal:absolute;mso-position-horizontal-relative:char;mso-position-vertical:absolute;mso-position-vertical-relative:line;mso-left-percent:-10001;mso-top-percent:-10001;v-text-anchor:middle" arcsize="10923f" o:gfxdata="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" fillcolor="#4caf50" strokecolor="black [480]" strokeweight="1.5pt">
                 <v:stroke joinstyle="miter"/>
                 <v:textbox>
                   <w:txbxContent>
@@ -6058,7 +6020,7 @@
           </mc:Choice>
           <mc:Fallback>
             <w:pict>
-              <v:roundrect w14:anchorId="164D798E" id="_x0000_s1039" style="width:16.5pt;height:17.25pt;visibility:visible;mso-wrap-style:square;mso-left-percent:-10001;mso-top-percent:-10001;mso-position-horizontal:absolute;mso-position-horizontal-relative:char;mso-position-vertical:absolute;mso-position-vertical-relative:line;mso-left-percent:-10001;mso-top-percent:-10001;v-text-anchor:middle" arcsize="10923f" o:gfxdata="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" fillcolor="#e9b44c" strokecolor="black [480]" strokeweight="1.5pt">
+              <v:roundrect w14:anchorId="164D798E" id="_x0000_s1039" style="width:16.5pt;height:17.25pt;visibility:visible;mso-wrap-style:square;mso-left-percent:-10001;mso-top-percent:-10001;mso-position-horizontal:absolute;mso-position-horizontal-relative:char;mso-position-vertical:absolute;mso-position-vertical-relative:line;mso-left-percent:-10001;mso-top-percent:-10001;v-text-anchor:middle" arcsize="10923f" o:gfxdata="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" fillcolor="#e9b44c" strokecolor="black [480]" strokeweight="1.5pt">
                 <v:stroke joinstyle="miter"/>
                 <v:textbox>
                   <w:txbxContent>
@@ -6185,7 +6147,7 @@
           </mc:Choice>
           <mc:Fallback>
             <w:pict>
-              <v:roundrect w14:anchorId="3CDDD8D2" id="_x0000_s1040" style="width:16.5pt;height:17.25pt;visibility:visible;mso-wrap-style:square;mso-left-percent:-10001;mso-top-percent:-10001;mso-position-horizontal:absolute;mso-position-horizontal-relative:char;mso-position-vertical:absolute;mso-position-vertical-relative:line;mso-left-percent:-10001;mso-top-percent:-10001;v-text-anchor:middle" arcsize="10923f" o:gfxdata="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" fillcolor="#d9534f" strokecolor="black [480]" strokeweight="1.5pt">
+              <v:roundrect w14:anchorId="3CDDD8D2" id="_x0000_s1040" style="width:16.5pt;height:17.25pt;visibility:visible;mso-wrap-style:square;mso-left-percent:-10001;mso-top-percent:-10001;mso-position-horizontal:absolute;mso-position-horizontal-relative:char;mso-position-vertical:absolute;mso-position-vertical-relative:line;mso-left-percent:-10001;mso-top-percent:-10001;v-text-anchor:middle" arcsize="10923f" o:gfxdata="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" fillcolor="#d9534f" strokecolor="black [480]" strokeweight="1.5pt">
                 <v:stroke joinstyle="miter"/>
                 <v:textbox>
                   <w:txbxContent>
@@ -6283,7 +6245,6 @@
       </w:pPr>
       <w:bookmarkStart w:id="13" w:name="_Toc224235746"/>
       <w:r>
-        <w:lastRenderedPageBreak/>
         <w:t>Navigation Bar</w:t>
       </w:r>
       <w:bookmarkEnd w:id="13"/>
@@ -6295,6 +6256,7 @@
       </w:pPr>
       <w:bookmarkStart w:id="14" w:name="_Toc224235747"/>
       <w:r>
+        <w:lastRenderedPageBreak/>
         <w:t>Footer</w:t>
       </w:r>
       <w:bookmarkEnd w:id="14"/>
@@ -6387,10 +6349,10 @@
           <w:noProof/>
         </w:rPr>
         <w:drawing>
-          <wp:inline distT="0" distB="0" distL="0" distR="0" wp14:anchorId="73CCCAA1" wp14:editId="79B2783A">
-            <wp:extent cx="5724525" cy="7629525"/>
-            <wp:effectExtent l="0" t="0" r="9525" b="9525"/>
-            <wp:docPr id="2070395023" name="Picture 15"/>
+          <wp:inline distT="0" distB="0" distL="0" distR="0" wp14:anchorId="6E71E13C" wp14:editId="6BD80F6A">
+            <wp:extent cx="5725160" cy="6728460"/>
+            <wp:effectExtent l="0" t="0" r="8890" b="0"/>
+            <wp:docPr id="607787627" name="Picture 18"/>
             <wp:cNvGraphicFramePr>
               <a:graphicFrameLocks xmlns:a="http://schemas.openxmlformats.org/drawingml/2006/main" noChangeAspect="1"/>
             </wp:cNvGraphicFramePr>
@@ -6398,7 +6360,7 @@
               <a:graphicData uri="http://schemas.openxmlformats.org/drawingml/2006/picture">
                 <pic:pic xmlns:pic="http://schemas.openxmlformats.org/drawingml/2006/picture">
                   <pic:nvPicPr>
-                    <pic:cNvPr id="0" name="Picture 2"/>
+                    <pic:cNvPr id="0" name="Picture 1"/>
                     <pic:cNvPicPr>
                       <a:picLocks noChangeAspect="1" noChangeArrowheads="1"/>
                     </pic:cNvPicPr>
@@ -6419,7 +6381,7 @@
                   <pic:spPr bwMode="auto">
                     <a:xfrm>
                       <a:off x="0" y="0"/>
-                      <a:ext cx="5724525" cy="7629525"/>
+                      <a:ext cx="5725160" cy="6728460"/>
                     </a:xfrm>
                     <a:prstGeom prst="rect">
                       <a:avLst/>
@@ -6442,7 +6404,6 @@
       </w:pPr>
       <w:bookmarkStart w:id="21" w:name="_Toc224235754"/>
       <w:r>
-        <w:lastRenderedPageBreak/>
         <w:t>Data Dictionar</w:t>
       </w:r>
       <w:r>
@@ -6467,11 +6428,11 @@
         <w:tblLook w:val="04A0" w:firstRow="1" w:lastRow="0" w:firstColumn="1" w:lastColumn="0" w:noHBand="0" w:noVBand="1"/>
       </w:tblPr>
       <w:tblGrid>
-        <w:gridCol w:w="2911"/>
-        <w:gridCol w:w="1711"/>
-        <w:gridCol w:w="1152"/>
-        <w:gridCol w:w="976"/>
-        <w:gridCol w:w="1251"/>
+        <w:gridCol w:w="2889"/>
+        <w:gridCol w:w="1565"/>
+        <w:gridCol w:w="1207"/>
+        <w:gridCol w:w="1023"/>
+        <w:gridCol w:w="1317"/>
         <w:gridCol w:w="1015"/>
       </w:tblGrid>
       <w:tr>
@@ -6603,6 +6564,7 @@
           </w:tcPr>
           <w:p>
             <w:r>
+              <w:lastRenderedPageBreak/>
               <w:t>Id</w:t>
             </w:r>
           </w:p>
@@ -7396,11 +7358,11 @@
         <w:tblLook w:val="04A0" w:firstRow="1" w:lastRow="0" w:firstColumn="1" w:lastColumn="0" w:noHBand="0" w:noVBand="1"/>
       </w:tblPr>
       <w:tblGrid>
-        <w:gridCol w:w="2911"/>
-        <w:gridCol w:w="1711"/>
-        <w:gridCol w:w="1152"/>
-        <w:gridCol w:w="976"/>
-        <w:gridCol w:w="1251"/>
+        <w:gridCol w:w="2798"/>
+        <w:gridCol w:w="1656"/>
+        <w:gridCol w:w="1207"/>
+        <w:gridCol w:w="1023"/>
+        <w:gridCol w:w="1317"/>
         <w:gridCol w:w="1015"/>
       </w:tblGrid>
       <w:tr>
@@ -7707,7 +7669,6 @@
       </w:pPr>
       <w:bookmarkStart w:id="24" w:name="_Toc224235757"/>
       <w:r>
-        <w:lastRenderedPageBreak/>
         <w:t>AspNetRoles</w:t>
       </w:r>
       <w:bookmarkEnd w:id="24"/>
@@ -7909,6 +7870,7 @@
           </w:tcPr>
           <w:p>
             <w:r>
+              <w:lastRenderedPageBreak/>
               <w:t>Name</w:t>
             </w:r>
           </w:p>
@@ -10228,124 +10190,6 @@
           </w:p>
         </w:tc>
       </w:tr>
-      <w:tr>
-        <w:tc>
-          <w:tcPr>
-            <w:tcW w:w="2822" w:type="dxa"/>
-          </w:tcPr>
-          <w:p>
-            <w:r>
-              <w:t>OrderProducts</w:t>
-            </w:r>
-          </w:p>
-        </w:tc>
-        <w:tc>
-          <w:tcPr>
-            <w:tcW w:w="1632" w:type="dxa"/>
-          </w:tcPr>
-          <w:p>
-            <w:r>
-              <w:t>ICollection</w:t>
-            </w:r>
-          </w:p>
-        </w:tc>
-        <w:tc>
-          <w:tcPr>
-            <w:tcW w:w="1207" w:type="dxa"/>
-          </w:tcPr>
-          <w:p>
-            <w:r>
-              <w:t>No</w:t>
-            </w:r>
-          </w:p>
-        </w:tc>
-        <w:tc>
-          <w:tcPr>
-            <w:tcW w:w="1023" w:type="dxa"/>
-          </w:tcPr>
-          <w:p>
-            <w:r>
-              <w:t>Empty</w:t>
-            </w:r>
-          </w:p>
-        </w:tc>
-        <w:tc>
-          <w:tcPr>
-            <w:tcW w:w="1317" w:type="dxa"/>
-          </w:tcPr>
-          <w:p/>
-        </w:tc>
-        <w:tc>
-          <w:tcPr>
-            <w:tcW w:w="1015" w:type="dxa"/>
-          </w:tcPr>
-          <w:p>
-            <w:r>
-              <w:t>None</w:t>
-            </w:r>
-          </w:p>
-        </w:tc>
-      </w:tr>
-      <w:tr>
-        <w:tc>
-          <w:tcPr>
-            <w:tcW w:w="2822" w:type="dxa"/>
-          </w:tcPr>
-          <w:p>
-            <w:proofErr w:type="spellStart"/>
-            <w:r>
-              <w:t>BasketProducts</w:t>
-            </w:r>
-            <w:proofErr w:type="spellEnd"/>
-          </w:p>
-        </w:tc>
-        <w:tc>
-          <w:tcPr>
-            <w:tcW w:w="1632" w:type="dxa"/>
-          </w:tcPr>
-          <w:p>
-            <w:r>
-              <w:t>ICollection</w:t>
-            </w:r>
-          </w:p>
-        </w:tc>
-        <w:tc>
-          <w:tcPr>
-            <w:tcW w:w="1207" w:type="dxa"/>
-          </w:tcPr>
-          <w:p>
-            <w:r>
-              <w:t>No</w:t>
-            </w:r>
-          </w:p>
-        </w:tc>
-        <w:tc>
-          <w:tcPr>
-            <w:tcW w:w="1023" w:type="dxa"/>
-          </w:tcPr>
-          <w:p>
-            <w:r>
-              <w:t>Empty</w:t>
-            </w:r>
-          </w:p>
-        </w:tc>
-        <w:tc>
-          <w:tcPr>
-            <w:tcW w:w="1317" w:type="dxa"/>
-          </w:tcPr>
-          <w:p/>
-        </w:tc>
-        <w:tc>
-          <w:tcPr>
-            <w:tcW w:w="1015" w:type="dxa"/>
-          </w:tcPr>
-          <w:p>
-            <w:r>
-              <w:t>None</w:t>
-            </w:r>
-          </w:p>
-        </w:tc>
-      </w:tr>
     </w:tbl>
     <w:p/>
     <w:p>
@@ -10983,11 +10827,9 @@
             <w:r>
               <w:t xml:space="preserve">status </w:t>
             </w:r>
-            <w:proofErr w:type="gramStart"/>
-            <w:r>
-              <w:t>options</w:t>
-            </w:r>
-            <w:proofErr w:type="gramEnd"/>
+            <w:r>
+              <w:t>option</w:t>
+            </w:r>
           </w:p>
         </w:tc>
         <w:tc>
@@ -11103,60 +10945,6 @@
               <w:t>None</w:t>
             </w:r>
           </w:p>
-        </w:tc>
-        <w:tc>
-          <w:tcPr>
-            <w:tcW w:w="1769" w:type="dxa"/>
-          </w:tcPr>
-          <w:p/>
-        </w:tc>
-        <w:tc>
-          <w:tcPr>
-            <w:tcW w:w="1015" w:type="dxa"/>
-          </w:tcPr>
-          <w:p>
-            <w:r>
-              <w:t>None</w:t>
-            </w:r>
-          </w:p>
-        </w:tc>
-      </w:tr>
-      <w:tr>
-        <w:tc>
-          <w:tcPr>
-            <w:tcW w:w="2287" w:type="dxa"/>
-          </w:tcPr>
-          <w:p>
-            <w:r>
-              <w:t>OrderProducts</w:t>
-            </w:r>
-          </w:p>
-        </w:tc>
-        <w:tc>
-          <w:tcPr>
-            <w:tcW w:w="1398" w:type="dxa"/>
-          </w:tcPr>
-          <w:p>
-            <w:r>
-              <w:t>ICollection</w:t>
-            </w:r>
-          </w:p>
-        </w:tc>
-        <w:tc>
-          <w:tcPr>
-            <w:tcW w:w="1207" w:type="dxa"/>
-          </w:tcPr>
-          <w:p>
-            <w:r>
-              <w:t>Yes</w:t>
-            </w:r>
-          </w:p>
-        </w:tc>
-        <w:tc>
-          <w:tcPr>
-            <w:tcW w:w="1340" w:type="dxa"/>
-          </w:tcPr>
-          <w:p/>
         </w:tc>
         <w:tc>
           <w:tcPr>
@@ -11822,128 +11610,6 @@
           </w:p>
         </w:tc>
       </w:tr>
-      <w:tr>
-        <w:tc>
-          <w:tcPr>
-            <w:tcW w:w="2309" w:type="dxa"/>
-          </w:tcPr>
-          <w:p>
-            <w:proofErr w:type="spellStart"/>
-            <w:r>
-              <w:t>CreatedAt</w:t>
-            </w:r>
-            <w:proofErr w:type="spellEnd"/>
-          </w:p>
-        </w:tc>
-        <w:tc>
-          <w:tcPr>
-            <w:tcW w:w="1400" w:type="dxa"/>
-          </w:tcPr>
-          <w:p>
-            <w:proofErr w:type="spellStart"/>
-            <w:r>
-              <w:t>DateTime</w:t>
-            </w:r>
-            <w:proofErr w:type="spellEnd"/>
-          </w:p>
-        </w:tc>
-        <w:tc>
-          <w:tcPr>
-            <w:tcW w:w="1207" w:type="dxa"/>
-          </w:tcPr>
-          <w:p>
-            <w:r>
-              <w:t>Yes</w:t>
-            </w:r>
-          </w:p>
-        </w:tc>
-        <w:tc>
-          <w:tcPr>
-            <w:tcW w:w="1768" w:type="dxa"/>
-          </w:tcPr>
-          <w:p>
-            <w:r>
-              <w:t>Today</w:t>
-            </w:r>
-          </w:p>
-        </w:tc>
-        <w:tc>
-          <w:tcPr>
-            <w:tcW w:w="1317" w:type="dxa"/>
-          </w:tcPr>
-          <w:p/>
-        </w:tc>
-        <w:tc>
-          <w:tcPr>
-            <w:tcW w:w="1015" w:type="dxa"/>
-          </w:tcPr>
-          <w:p>
-            <w:r>
-              <w:t>None</w:t>
-            </w:r>
-          </w:p>
-        </w:tc>
-      </w:tr>
-      <w:tr>
-        <w:tc>
-          <w:tcPr>
-            <w:tcW w:w="2309" w:type="dxa"/>
-          </w:tcPr>
-          <w:p>
-            <w:proofErr w:type="spellStart"/>
-            <w:r>
-              <w:t>BasketProducts</w:t>
-            </w:r>
-            <w:proofErr w:type="spellEnd"/>
-          </w:p>
-        </w:tc>
-        <w:tc>
-          <w:tcPr>
-            <w:tcW w:w="1400" w:type="dxa"/>
-          </w:tcPr>
-          <w:p>
-            <w:r>
-              <w:t>ICollection</w:t>
-            </w:r>
-          </w:p>
-        </w:tc>
-        <w:tc>
-          <w:tcPr>
-            <w:tcW w:w="1207" w:type="dxa"/>
-          </w:tcPr>
-          <w:p>
-            <w:r>
-              <w:t>No</w:t>
-            </w:r>
-          </w:p>
-        </w:tc>
-        <w:tc>
-          <w:tcPr>
-            <w:tcW w:w="1768" w:type="dxa"/>
-          </w:tcPr>
-          <w:p>
-            <w:r>
-              <w:t>Empty</w:t>
-            </w:r>
-          </w:p>
-        </w:tc>
-        <w:tc>
-          <w:tcPr>
-            <w:tcW w:w="1317" w:type="dxa"/>
-          </w:tcPr>
-          <w:p/>
-        </w:tc>
-        <w:tc>
-          <w:tcPr>
-            <w:tcW w:w="1015" w:type="dxa"/>
-          </w:tcPr>
-          <w:p>
-            <w:r>
-              <w:t>None</w:t>
-            </w:r>
-          </w:p>
-        </w:tc>
-      </w:tr>
     </w:tbl>
     <w:p/>
     <w:p>
@@ -11965,12 +11631,12 @@
         <w:tblLook w:val="04A0" w:firstRow="1" w:lastRow="0" w:firstColumn="1" w:lastColumn="0" w:noHBand="0" w:noVBand="1"/>
       </w:tblPr>
       <w:tblGrid>
-        <w:gridCol w:w="2712"/>
-        <w:gridCol w:w="1528"/>
-        <w:gridCol w:w="1197"/>
-        <w:gridCol w:w="1261"/>
-        <w:gridCol w:w="1307"/>
-        <w:gridCol w:w="1011"/>
+        <w:gridCol w:w="2662"/>
+        <w:gridCol w:w="1468"/>
+        <w:gridCol w:w="1207"/>
+        <w:gridCol w:w="1347"/>
+        <w:gridCol w:w="1317"/>
+        <w:gridCol w:w="1015"/>
       </w:tblGrid>
       <w:tr>
         <w:tc>
@@ -12609,7 +12275,6 @@
           <w:p>
             <w:proofErr w:type="spellStart"/>
             <w:r>
-              <w:lastRenderedPageBreak/>
               <w:t>ProducerFirstName</w:t>
             </w:r>
             <w:proofErr w:type="spellEnd"/>
@@ -12666,6 +12331,7 @@
           <w:p>
             <w:proofErr w:type="spellStart"/>
             <w:r>
+              <w:lastRenderedPageBreak/>
               <w:t>ProducerLastName</w:t>
             </w:r>
             <w:proofErr w:type="spellEnd"/>
@@ -12874,64 +12540,6 @@
               <w:t>Can only be cities that are in England</w:t>
             </w:r>
           </w:p>
-        </w:tc>
-        <w:tc>
-          <w:tcPr>
-            <w:tcW w:w="1015" w:type="dxa"/>
-          </w:tcPr>
-          <w:p>
-            <w:r>
-              <w:t>None</w:t>
-            </w:r>
-          </w:p>
-        </w:tc>
-      </w:tr>
-      <w:tr>
-        <w:tc>
-          <w:tcPr>
-            <w:tcW w:w="2822" w:type="dxa"/>
-          </w:tcPr>
-          <w:p>
-            <w:r>
-              <w:t>Products</w:t>
-            </w:r>
-          </w:p>
-        </w:tc>
-        <w:tc>
-          <w:tcPr>
-            <w:tcW w:w="1632" w:type="dxa"/>
-          </w:tcPr>
-          <w:p>
-            <w:r>
-              <w:t>ICollection</w:t>
-            </w:r>
-          </w:p>
-        </w:tc>
-        <w:tc>
-          <w:tcPr>
-            <w:tcW w:w="1207" w:type="dxa"/>
-          </w:tcPr>
-          <w:p>
-            <w:r>
-              <w:t>No</w:t>
-            </w:r>
-          </w:p>
-        </w:tc>
-        <w:tc>
-          <w:tcPr>
-            <w:tcW w:w="1023" w:type="dxa"/>
-          </w:tcPr>
-          <w:p>
-            <w:r>
-              <w:t>Empty</w:t>
-            </w:r>
-          </w:p>
-        </w:tc>
-        <w:tc>
-          <w:tcPr>
-            <w:tcW w:w="1317" w:type="dxa"/>
-          </w:tcPr>
-          <w:p/>
         </w:tc>
         <w:tc>
           <w:tcPr>
@@ -13023,11 +12631,11 @@
         <w:t>matches</w:t>
       </w:r>
       <w:r>
-        <w:t xml:space="preserve"> password. If the information is incorrect give them an error message on </w:t>
+        <w:t xml:space="preserve"> password. If the information is incorrect give them an </w:t>
       </w:r>
       <w:r>
         <w:lastRenderedPageBreak/>
-        <w:t>their screen for the specific information field. If the information is correct send it to the table called “Users” and save the changes made to database.</w:t>
+        <w:t>error message on their screen for the specific information field. If the information is correct send it to the table called “Users” and save the changes made to database.</w:t>
       </w:r>
     </w:p>
     <w:p/>
@@ -13209,11 +12817,11 @@
     </w:p>
     <w:p>
       <w:r>
-        <w:t xml:space="preserve">When the user clicks the “Edit Product Availability” button, the user’s role is taken from the “User Roles” table and checked for if it is a “Producer” role. If the user role is not a “Producer” role then the user is denied access and sent to the “Access Denied” page. If the user has access to page, then the product that’s availability is going to change is taken, and </w:t>
+        <w:t xml:space="preserve">When the user clicks the “Edit Product Availability” button, the user’s role is taken from the “User Roles” table and checked for if it is a “Producer” role. If the user role is not a “Producer” role then the user is denied access and sent to the “Access Denied” page. If </w:t>
       </w:r>
       <w:r>
         <w:lastRenderedPageBreak/>
-        <w:t>the new availability status from the user. This new data is sent to the “Products” table and then saved to the database. Finally, the user is sent to the “Products” page.</w:t>
+        <w:t>the user has access to page, then the product that’s availability is going to change is taken, and the new availability status from the user. This new data is sent to the “Products” table and then saved to the database. Finally, the user is sent to the “Products” page.</w:t>
       </w:r>
     </w:p>
     <w:p>
@@ -13279,7 +12887,11 @@
         <w:t xml:space="preserve"> is checked to see if they are logged in, if they are not then they are redirected to the log in page. The product identification and quantity are inputted by the users for the product to be added to the basket. The quantity is checked for if it is less than 1, if that is true then a relevant error message is shown to the user and the user is redirected to the products page without no product being added to the basket. If the quantity is not less than 1, then the user’s basket identification is </w:t>
       </w:r>
       <w:r>
-        <w:t>retrieved from the table “Basket” using the user’s identification. The user identification, product identification and quantity are sent to the table “Basket” and then the changes are saved to the database. Finally, the user is sent to the products page with the product being added to the basket.</w:t>
+        <w:t xml:space="preserve">retrieved from the table “Basket” using the user’s identification. The user identification, product identification and quantity are sent to the table “Basket” </w:t>
+      </w:r>
+      <w:r>
+        <w:lastRenderedPageBreak/>
+        <w:t>and then the changes are saved to the database. Finally, the user is sent to the products page with the product being added to the basket.</w:t>
       </w:r>
     </w:p>
     <w:p>
@@ -13288,7 +12900,6 @@
       </w:pPr>
       <w:bookmarkStart w:id="41" w:name="_Toc224235774"/>
       <w:r>
-        <w:lastRenderedPageBreak/>
         <w:t>Test Strategy</w:t>
       </w:r>
       <w:bookmarkEnd w:id="41"/>
@@ -13811,6 +13422,7 @@
           </w:p>
           <w:p>
             <w:r>
+              <w:lastRenderedPageBreak/>
               <w:t>Password: 111</w:t>
             </w:r>
           </w:p>
@@ -14854,14 +14466,23 @@
                 <w:sz w:val="23"/>
                 <w:szCs w:val="23"/>
               </w:rPr>
-              <w:t xml:space="preserve">All baskets’ page </w:t>
-            </w:r>
-            <w:r>
+              <w:t>All baskets’ page should be made and be fully functional.</w:t>
+            </w:r>
+          </w:p>
+          <w:p>
+            <w:pPr>
+              <w:pStyle w:val="Default"/>
               <w:rPr>
                 <w:sz w:val="23"/>
                 <w:szCs w:val="23"/>
               </w:rPr>
-              <w:t>should be made and be fully functional.</w:t>
+            </w:pPr>
+            <w:r>
+              <w:rPr>
+                <w:sz w:val="23"/>
+                <w:szCs w:val="23"/>
+              </w:rPr>
+              <w:t>Basket side bar should be made and fully functional.</w:t>
             </w:r>
           </w:p>
           <w:p>
@@ -14877,7 +14498,7 @@
                 <w:sz w:val="23"/>
                 <w:szCs w:val="23"/>
               </w:rPr>
-              <w:t>Basket side bar should be made and fully functional.</w:t>
+              <w:t xml:space="preserve">Log in system must be fully functional. </w:t>
             </w:r>
           </w:p>
           <w:p>
@@ -14893,12 +14514,11 @@
                 <w:sz w:val="23"/>
                 <w:szCs w:val="23"/>
               </w:rPr>
-              <w:t xml:space="preserve">Log in system must be fully functional. </w:t>
+              <w:t>Valid account should exist.</w:t>
             </w:r>
           </w:p>
           <w:p>
             <w:pPr>
-              <w:pStyle w:val="Default"/>
               <w:rPr>
                 <w:sz w:val="23"/>
                 <w:szCs w:val="23"/>
@@ -14909,22 +14529,6 @@
                 <w:sz w:val="23"/>
                 <w:szCs w:val="23"/>
               </w:rPr>
-              <w:t>Valid account should exist.</w:t>
-            </w:r>
-          </w:p>
-          <w:p>
-            <w:pPr>
-              <w:rPr>
-                <w:sz w:val="23"/>
-                <w:szCs w:val="23"/>
-              </w:rPr>
-            </w:pPr>
-            <w:r>
-              <w:rPr>
-                <w:sz w:val="23"/>
-                <w:szCs w:val="23"/>
-              </w:rPr>
-              <w:lastRenderedPageBreak/>
               <w:t>Migrations and update database must be applied.</w:t>
             </w:r>
           </w:p>
@@ -15046,14 +14650,23 @@
                 <w:sz w:val="23"/>
                 <w:szCs w:val="23"/>
               </w:rPr>
-              <w:t>Order</w:t>
-            </w:r>
-            <w:r>
+              <w:t>Order page should be made and be fully functional.</w:t>
+            </w:r>
+          </w:p>
+          <w:p>
+            <w:pPr>
+              <w:pStyle w:val="Default"/>
               <w:rPr>
                 <w:sz w:val="23"/>
                 <w:szCs w:val="23"/>
               </w:rPr>
-              <w:t xml:space="preserve"> page should be made and be fully functional.</w:t>
+            </w:pPr>
+            <w:r>
+              <w:rPr>
+                <w:sz w:val="23"/>
+                <w:szCs w:val="23"/>
+              </w:rPr>
+              <w:t xml:space="preserve">Log in system must be fully functional. </w:t>
             </w:r>
           </w:p>
           <w:p>
@@ -15069,7 +14682,32 @@
                 <w:sz w:val="23"/>
                 <w:szCs w:val="23"/>
               </w:rPr>
-              <w:t xml:space="preserve">Log in system must be fully functional. </w:t>
+              <w:t>Valid account should exist.</w:t>
+            </w:r>
+          </w:p>
+          <w:p>
+            <w:pPr>
+              <w:rPr>
+                <w:sz w:val="23"/>
+                <w:szCs w:val="23"/>
+              </w:rPr>
+            </w:pPr>
+            <w:r>
+              <w:rPr>
+                <w:sz w:val="23"/>
+                <w:szCs w:val="23"/>
+              </w:rPr>
+              <w:t>Migrations and update database must be applied.</w:t>
+            </w:r>
+          </w:p>
+          <w:p>
+            <w:r>
+              <w:t>Basket controller should be made and fully functional.</w:t>
+            </w:r>
+          </w:p>
+          <w:p>
+            <w:r>
+              <w:t>No test data needed.</w:t>
             </w:r>
           </w:p>
           <w:p>
@@ -15085,32 +14723,89 @@
                 <w:sz w:val="23"/>
                 <w:szCs w:val="23"/>
               </w:rPr>
-              <w:t>Valid account should exist.</w:t>
+              <w:t>The tester must add some products to the basket and click the checkout button to check if they get redirected to the order page.</w:t>
             </w:r>
           </w:p>
           <w:p>
             <w:pPr>
+              <w:pStyle w:val="Default"/>
               <w:rPr>
                 <w:sz w:val="23"/>
                 <w:szCs w:val="23"/>
               </w:rPr>
             </w:pPr>
             <w:r>
+              <w:t>No test data needed.</w:t>
+            </w:r>
+          </w:p>
+        </w:tc>
+      </w:tr>
+      <w:tr>
+        <w:tc>
+          <w:tcPr>
+            <w:tcW w:w="1271" w:type="dxa"/>
+          </w:tcPr>
+          <w:p/>
+        </w:tc>
+        <w:tc>
+          <w:tcPr>
+            <w:tcW w:w="1985" w:type="dxa"/>
+          </w:tcPr>
+          <w:p>
+            <w:r>
+              <w:t>Items and subtotal text on the basket side bar</w:t>
+            </w:r>
+          </w:p>
+        </w:tc>
+        <w:tc>
+          <w:tcPr>
+            <w:tcW w:w="1701" w:type="dxa"/>
+          </w:tcPr>
+          <w:p>
+            <w:r>
+              <w:t>White box</w:t>
+            </w:r>
+          </w:p>
+          <w:p>
+            <w:r>
+              <w:t>B</w:t>
+            </w:r>
+            <w:r>
+              <w:t>lack box</w:t>
+            </w:r>
+          </w:p>
+          <w:p>
+            <w:r>
+              <w:t>F</w:t>
+            </w:r>
+            <w:r>
+              <w:t>unctionality</w:t>
+            </w:r>
+          </w:p>
+          <w:p>
+            <w:r>
+              <w:t>Integration</w:t>
+            </w:r>
+          </w:p>
+        </w:tc>
+        <w:tc>
+          <w:tcPr>
+            <w:tcW w:w="4059" w:type="dxa"/>
+          </w:tcPr>
+          <w:p>
+            <w:pPr>
+              <w:pStyle w:val="Default"/>
               <w:rPr>
                 <w:sz w:val="23"/>
                 <w:szCs w:val="23"/>
               </w:rPr>
-              <w:t>Migrations and update database must be applied.</w:t>
-            </w:r>
-          </w:p>
-          <w:p>
-            <w:r>
-              <w:t>Basket controller should be made and fully functional.</w:t>
-            </w:r>
-          </w:p>
-          <w:p>
-            <w:r>
-              <w:t>No test data needed.</w:t>
+            </w:pPr>
+            <w:r>
+              <w:rPr>
+                <w:sz w:val="23"/>
+                <w:szCs w:val="23"/>
+              </w:rPr>
+              <w:t xml:space="preserve">Home page should be made and be fully functional. </w:t>
             </w:r>
           </w:p>
           <w:p>
@@ -15126,7 +14821,12 @@
                 <w:sz w:val="23"/>
                 <w:szCs w:val="23"/>
               </w:rPr>
-              <w:t>The tester must add some products to the basket and click the checkout button to check if they get redirected to the order page.</w:t>
+              <w:t>Basket side bar should be made and fully functional.</w:t>
+            </w:r>
+          </w:p>
+          <w:p>
+            <w:r>
+              <w:t>Basket controller should be made and fully functional.</w:t>
             </w:r>
           </w:p>
           <w:p>
@@ -15138,6 +14838,67 @@
               </w:rPr>
             </w:pPr>
             <w:r>
+              <w:rPr>
+                <w:sz w:val="23"/>
+                <w:szCs w:val="23"/>
+              </w:rPr>
+              <w:t xml:space="preserve">Log in system must be fully functional. </w:t>
+            </w:r>
+          </w:p>
+          <w:p>
+            <w:pPr>
+              <w:pStyle w:val="Default"/>
+              <w:rPr>
+                <w:sz w:val="23"/>
+                <w:szCs w:val="23"/>
+              </w:rPr>
+            </w:pPr>
+            <w:r>
+              <w:rPr>
+                <w:sz w:val="23"/>
+                <w:szCs w:val="23"/>
+              </w:rPr>
+              <w:t>Valid account should exist.</w:t>
+            </w:r>
+          </w:p>
+          <w:p>
+            <w:pPr>
+              <w:rPr>
+                <w:sz w:val="23"/>
+                <w:szCs w:val="23"/>
+              </w:rPr>
+            </w:pPr>
+            <w:r>
+              <w:rPr>
+                <w:sz w:val="23"/>
+                <w:szCs w:val="23"/>
+              </w:rPr>
+              <w:t>Migrations and update database must be applied.</w:t>
+            </w:r>
+          </w:p>
+          <w:p>
+            <w:pPr>
+              <w:rPr>
+                <w:sz w:val="23"/>
+                <w:szCs w:val="23"/>
+              </w:rPr>
+            </w:pPr>
+            <w:r>
+              <w:rPr>
+                <w:sz w:val="23"/>
+                <w:szCs w:val="23"/>
+              </w:rPr>
+              <w:t>The must login using a “Customer” role account and add different items to the basket. Afterwards the tester must change the quantity of different products, and check if the items count and the subtotal changes accordingly.</w:t>
+            </w:r>
+          </w:p>
+          <w:p>
+            <w:pPr>
+              <w:rPr>
+                <w:sz w:val="23"/>
+                <w:szCs w:val="23"/>
+              </w:rPr>
+            </w:pPr>
+            <w:r>
               <w:t>No test data needed.</w:t>
             </w:r>
           </w:p>
@@ -15156,7 +14917,7 @@
           </w:tcPr>
           <w:p>
             <w:r>
-              <w:t>Items and subtotal text on the basket side bar</w:t>
+              <w:t>Accessibility features</w:t>
             </w:r>
           </w:p>
         </w:tc>
@@ -15166,6 +14927,191 @@
           </w:tcPr>
           <w:p>
             <w:r>
+              <w:t>B</w:t>
+            </w:r>
+            <w:r>
+              <w:t>lack box</w:t>
+            </w:r>
+          </w:p>
+          <w:p>
+            <w:r>
+              <w:t>F</w:t>
+            </w:r>
+            <w:r>
+              <w:t>unctionality</w:t>
+            </w:r>
+          </w:p>
+          <w:p>
+            <w:r>
+              <w:t>Integration</w:t>
+            </w:r>
+          </w:p>
+        </w:tc>
+        <w:tc>
+          <w:tcPr>
+            <w:tcW w:w="4059" w:type="dxa"/>
+          </w:tcPr>
+          <w:p>
+            <w:r>
+              <w:t>Accessibility system must be fully functional</w:t>
+            </w:r>
+            <w:r>
+              <w:t xml:space="preserve"> and accessible by users</w:t>
+            </w:r>
+            <w:r>
+              <w:t>.</w:t>
+            </w:r>
+          </w:p>
+          <w:p>
+            <w:r>
+              <w:t>Tester should test each accessibility feature</w:t>
+            </w:r>
+            <w:r>
+              <w:t xml:space="preserve"> to see if it works</w:t>
+            </w:r>
+            <w:r>
+              <w:t>. F</w:t>
+            </w:r>
+            <w:r>
+              <w:t xml:space="preserve">or </w:t>
+            </w:r>
+            <w:r>
+              <w:t>example,</w:t>
+            </w:r>
+            <w:r>
+              <w:t xml:space="preserve"> </w:t>
+            </w:r>
+            <w:r>
+              <w:t>colour mode, text resize</w:t>
+            </w:r>
+            <w:r>
+              <w:t xml:space="preserve"> and text-to-speech.</w:t>
+            </w:r>
+          </w:p>
+          <w:p>
+            <w:r>
+              <w:t>No test data needed.</w:t>
+            </w:r>
+          </w:p>
+        </w:tc>
+      </w:tr>
+      <w:tr>
+        <w:tc>
+          <w:tcPr>
+            <w:tcW w:w="1271" w:type="dxa"/>
+          </w:tcPr>
+          <w:p/>
+        </w:tc>
+        <w:tc>
+          <w:tcPr>
+            <w:tcW w:w="1985" w:type="dxa"/>
+          </w:tcPr>
+          <w:p>
+            <w:r>
+              <w:t>Cookies functionality</w:t>
+            </w:r>
+          </w:p>
+        </w:tc>
+        <w:tc>
+          <w:tcPr>
+            <w:tcW w:w="1701" w:type="dxa"/>
+          </w:tcPr>
+          <w:p>
+            <w:r>
+              <w:t>B</w:t>
+            </w:r>
+            <w:r>
+              <w:t>lack box</w:t>
+            </w:r>
+          </w:p>
+          <w:p>
+            <w:r>
+              <w:t>F</w:t>
+            </w:r>
+            <w:r>
+              <w:t>unctionality</w:t>
+            </w:r>
+          </w:p>
+          <w:p>
+            <w:r>
+              <w:t>Integration</w:t>
+            </w:r>
+          </w:p>
+        </w:tc>
+        <w:tc>
+          <w:tcPr>
+            <w:tcW w:w="4059" w:type="dxa"/>
+          </w:tcPr>
+          <w:p>
+            <w:r>
+              <w:t xml:space="preserve">Cookies </w:t>
+            </w:r>
+            <w:r>
+              <w:t>UI must be made.</w:t>
+            </w:r>
+          </w:p>
+          <w:p>
+            <w:r>
+              <w:t xml:space="preserve">Tester must </w:t>
+            </w:r>
+            <w:r>
+              <w:t>check</w:t>
+            </w:r>
+            <w:r>
+              <w:t xml:space="preserve"> if </w:t>
+            </w:r>
+            <w:r>
+              <w:t>the cookies show</w:t>
+            </w:r>
+            <w:r>
+              <w:t>/pop</w:t>
+            </w:r>
+            <w:r>
+              <w:t xml:space="preserve"> up when new users enter </w:t>
+            </w:r>
+            <w:r>
+              <w:t>the site</w:t>
+            </w:r>
+            <w:r>
+              <w:t>.</w:t>
+            </w:r>
+          </w:p>
+          <w:p>
+            <w:r>
+              <w:t>No test</w:t>
+            </w:r>
+            <w:r>
+              <w:t xml:space="preserve"> data</w:t>
+            </w:r>
+            <w:r>
+              <w:t xml:space="preserve"> needed.</w:t>
+            </w:r>
+          </w:p>
+        </w:tc>
+      </w:tr>
+      <w:tr>
+        <w:tc>
+          <w:tcPr>
+            <w:tcW w:w="1271" w:type="dxa"/>
+          </w:tcPr>
+          <w:p/>
+        </w:tc>
+        <w:tc>
+          <w:tcPr>
+            <w:tcW w:w="1985" w:type="dxa"/>
+          </w:tcPr>
+          <w:p>
+            <w:r>
+              <w:t>Accept all and decline all buttons on the cookies pop up.</w:t>
+            </w:r>
+          </w:p>
+        </w:tc>
+        <w:tc>
+          <w:tcPr>
+            <w:tcW w:w="1701" w:type="dxa"/>
+          </w:tcPr>
+          <w:p>
+            <w:r>
               <w:t>White box</w:t>
             </w:r>
           </w:p>
@@ -15194,6 +15140,68 @@
         <w:tc>
           <w:tcPr>
             <w:tcW w:w="4059" w:type="dxa"/>
+          </w:tcPr>
+          <w:p>
+            <w:r>
+              <w:t>Cookies must be fully functional</w:t>
+            </w:r>
+            <w:r>
+              <w:t xml:space="preserve"> and must pop</w:t>
+            </w:r>
+            <w:r>
+              <w:t xml:space="preserve"> up using JavaScript.</w:t>
+            </w:r>
+          </w:p>
+          <w:p>
+            <w:r>
+              <w:t>Testers must check</w:t>
+            </w:r>
+            <w:r>
+              <w:t xml:space="preserve"> if the cookies disappear after </w:t>
+            </w:r>
+            <w:r>
+              <w:t xml:space="preserve">either one </w:t>
+            </w:r>
+            <w:r>
+              <w:t xml:space="preserve">of </w:t>
+            </w:r>
+            <w:r>
+              <w:t xml:space="preserve">the </w:t>
+            </w:r>
+            <w:r>
+              <w:t>buttons</w:t>
+            </w:r>
+            <w:r>
+              <w:t xml:space="preserve"> on the cookies is clicked.</w:t>
+            </w:r>
+          </w:p>
+          <w:p>
+            <w:r>
+              <w:t>No test data needed.</w:t>
+            </w:r>
+          </w:p>
+        </w:tc>
+      </w:tr>
+      <w:tr>
+        <w:tc>
+          <w:tcPr>
+            <w:tcW w:w="1271" w:type="dxa"/>
+          </w:tcPr>
+          <w:p/>
+        </w:tc>
+        <w:tc>
+          <w:tcPr>
+            <w:tcW w:w="1985" w:type="dxa"/>
+          </w:tcPr>
+          <w:p>
+            <w:r>
+              <w:t>Products section on the home page</w:t>
+            </w:r>
+          </w:p>
+        </w:tc>
+        <w:tc>
+          <w:tcPr>
+            <w:tcW w:w="1701" w:type="dxa"/>
           </w:tcPr>
           <w:p>
             <w:pPr>
@@ -15208,7 +15216,7 @@
                 <w:sz w:val="23"/>
                 <w:szCs w:val="23"/>
               </w:rPr>
-              <w:t xml:space="preserve">Home page should be made and be fully functional. </w:t>
+              <w:t xml:space="preserve">White box </w:t>
             </w:r>
           </w:p>
           <w:p>
@@ -15224,21 +15232,39 @@
                 <w:sz w:val="23"/>
                 <w:szCs w:val="23"/>
               </w:rPr>
-              <w:t>Basket side bar should be made and fully functional</w:t>
-            </w:r>
-            <w:r>
+              <w:t xml:space="preserve">Black box </w:t>
+            </w:r>
+          </w:p>
+          <w:p>
+            <w:pPr>
+              <w:pStyle w:val="Default"/>
               <w:rPr>
                 <w:sz w:val="23"/>
                 <w:szCs w:val="23"/>
               </w:rPr>
-              <w:t>.</w:t>
-            </w:r>
-          </w:p>
-          <w:p>
-            <w:r>
-              <w:t>Basket controller should be made and fully functional.</w:t>
-            </w:r>
-          </w:p>
+            </w:pPr>
+            <w:r>
+              <w:rPr>
+                <w:sz w:val="23"/>
+                <w:szCs w:val="23"/>
+              </w:rPr>
+              <w:t xml:space="preserve">Functionality </w:t>
+            </w:r>
+          </w:p>
+          <w:p>
+            <w:r>
+              <w:rPr>
+                <w:sz w:val="23"/>
+                <w:szCs w:val="23"/>
+              </w:rPr>
+              <w:t xml:space="preserve">Integration </w:t>
+            </w:r>
+          </w:p>
+        </w:tc>
+        <w:tc>
+          <w:tcPr>
+            <w:tcW w:w="4059" w:type="dxa"/>
+          </w:tcPr>
           <w:p>
             <w:pPr>
               <w:pStyle w:val="Default"/>
@@ -15252,7 +15278,7 @@
                 <w:sz w:val="23"/>
                 <w:szCs w:val="23"/>
               </w:rPr>
-              <w:t xml:space="preserve">Log in system must be fully functional. </w:t>
+              <w:t xml:space="preserve">Home page should be made and be fully functional. </w:t>
             </w:r>
           </w:p>
           <w:p>
@@ -15268,11 +15294,12 @@
                 <w:sz w:val="23"/>
                 <w:szCs w:val="23"/>
               </w:rPr>
-              <w:t>Valid account should exist.</w:t>
+              <w:t xml:space="preserve">Products page should be made and be fully functional. </w:t>
             </w:r>
           </w:p>
           <w:p>
             <w:pPr>
+              <w:pStyle w:val="Default"/>
               <w:rPr>
                 <w:sz w:val="23"/>
                 <w:szCs w:val="23"/>
@@ -15283,33 +15310,30 @@
                 <w:sz w:val="23"/>
                 <w:szCs w:val="23"/>
               </w:rPr>
-              <w:t>Migrations and update database must be applied.</w:t>
-            </w:r>
-          </w:p>
-          <w:p>
-            <w:pPr>
+              <w:t xml:space="preserve">Tester must be able to view some of the existing products on the rooms section on the homepage and view more using </w:t>
+            </w:r>
+            <w:r>
               <w:rPr>
                 <w:sz w:val="23"/>
                 <w:szCs w:val="23"/>
               </w:rPr>
-            </w:pPr>
+              <w:t>the “BROWSE ALL PRODUCE” button</w:t>
+            </w:r>
             <w:r>
               <w:rPr>
                 <w:sz w:val="23"/>
                 <w:szCs w:val="23"/>
               </w:rPr>
-              <w:t>The must login using a “Customer” role account and add different items to the basket. Afterwards the tester must change the quantity of different products, and check if the items count and the subtotal changes accordingly.</w:t>
-            </w:r>
-          </w:p>
-          <w:p>
-            <w:pPr>
+              <w:t xml:space="preserve">. </w:t>
+            </w:r>
+          </w:p>
+          <w:p>
+            <w:r>
               <w:rPr>
                 <w:sz w:val="23"/>
                 <w:szCs w:val="23"/>
               </w:rPr>
-            </w:pPr>
-            <w:r>
-              <w:t>No test data needed.</w:t>
+              <w:t xml:space="preserve">No test data needed. </w:t>
             </w:r>
           </w:p>
         </w:tc>
@@ -15327,7 +15351,13 @@
           </w:tcPr>
           <w:p>
             <w:r>
-              <w:t>Accessibility features</w:t>
+              <w:t>“ADD” button on the products</w:t>
+            </w:r>
+            <w:r>
+              <w:t>’</w:t>
+            </w:r>
+            <w:r>
+              <w:t xml:space="preserve"> section on the home page</w:t>
             </w:r>
           </w:p>
         </w:tc>
@@ -15336,23 +15366,59 @@
             <w:tcW w:w="1701" w:type="dxa"/>
           </w:tcPr>
           <w:p>
-            <w:r>
-              <w:t>B</w:t>
-            </w:r>
-            <w:r>
-              <w:t>lack box</w:t>
-            </w:r>
-          </w:p>
-          <w:p>
-            <w:r>
-              <w:t>F</w:t>
-            </w:r>
-            <w:r>
-              <w:t>unctionality</w:t>
-            </w:r>
-          </w:p>
-          <w:p>
-            <w:r>
+            <w:pPr>
+              <w:pStyle w:val="Default"/>
+              <w:rPr>
+                <w:sz w:val="23"/>
+                <w:szCs w:val="23"/>
+              </w:rPr>
+            </w:pPr>
+            <w:r>
+              <w:rPr>
+                <w:sz w:val="23"/>
+                <w:szCs w:val="23"/>
+              </w:rPr>
+              <w:t xml:space="preserve">White box </w:t>
+            </w:r>
+          </w:p>
+          <w:p>
+            <w:pPr>
+              <w:pStyle w:val="Default"/>
+              <w:rPr>
+                <w:sz w:val="23"/>
+                <w:szCs w:val="23"/>
+              </w:rPr>
+            </w:pPr>
+            <w:r>
+              <w:rPr>
+                <w:sz w:val="23"/>
+                <w:szCs w:val="23"/>
+              </w:rPr>
+              <w:t xml:space="preserve">Black box </w:t>
+            </w:r>
+          </w:p>
+          <w:p>
+            <w:pPr>
+              <w:pStyle w:val="Default"/>
+              <w:rPr>
+                <w:sz w:val="23"/>
+                <w:szCs w:val="23"/>
+              </w:rPr>
+            </w:pPr>
+            <w:r>
+              <w:rPr>
+                <w:sz w:val="23"/>
+                <w:szCs w:val="23"/>
+              </w:rPr>
+              <w:t xml:space="preserve">Functionality </w:t>
+            </w:r>
+          </w:p>
+          <w:p>
+            <w:r>
+              <w:rPr>
+                <w:sz w:val="23"/>
+                <w:szCs w:val="23"/>
+              </w:rPr>
               <w:t>Integration</w:t>
             </w:r>
           </w:p>
@@ -15362,40 +15428,79 @@
             <w:tcW w:w="4059" w:type="dxa"/>
           </w:tcPr>
           <w:p>
-            <w:r>
-              <w:t>Accessibility system must be fully functional</w:t>
-            </w:r>
-            <w:r>
-              <w:t xml:space="preserve"> and accessible by users</w:t>
-            </w:r>
-            <w:r>
-              <w:t>.</w:t>
-            </w:r>
-          </w:p>
-          <w:p>
-            <w:r>
-              <w:t>Tester should test each accessibility feature</w:t>
-            </w:r>
-            <w:r>
-              <w:t xml:space="preserve"> to see if it works</w:t>
-            </w:r>
-            <w:r>
-              <w:t>. F</w:t>
-            </w:r>
-            <w:r>
-              <w:t xml:space="preserve">or </w:t>
-            </w:r>
-            <w:r>
-              <w:t>example,</w:t>
-            </w:r>
-            <w:r>
-              <w:t xml:space="preserve"> </w:t>
-            </w:r>
-            <w:r>
-              <w:t>colour mode, text resize</w:t>
-            </w:r>
-            <w:r>
-              <w:t xml:space="preserve"> and text-to-speech.</w:t>
+            <w:pPr>
+              <w:pStyle w:val="Default"/>
+              <w:rPr>
+                <w:sz w:val="23"/>
+                <w:szCs w:val="23"/>
+              </w:rPr>
+            </w:pPr>
+            <w:r>
+              <w:rPr>
+                <w:sz w:val="23"/>
+                <w:szCs w:val="23"/>
+              </w:rPr>
+              <w:t xml:space="preserve">Home page should be made and be fully functional. </w:t>
+            </w:r>
+          </w:p>
+          <w:p>
+            <w:pPr>
+              <w:pStyle w:val="Default"/>
+              <w:rPr>
+                <w:sz w:val="23"/>
+                <w:szCs w:val="23"/>
+              </w:rPr>
+            </w:pPr>
+            <w:r>
+              <w:rPr>
+                <w:sz w:val="23"/>
+                <w:szCs w:val="23"/>
+              </w:rPr>
+              <w:t xml:space="preserve">Log in system must be fully functional. </w:t>
+            </w:r>
+          </w:p>
+          <w:p>
+            <w:pPr>
+              <w:pStyle w:val="Default"/>
+              <w:rPr>
+                <w:sz w:val="23"/>
+                <w:szCs w:val="23"/>
+              </w:rPr>
+            </w:pPr>
+            <w:r>
+              <w:rPr>
+                <w:sz w:val="23"/>
+                <w:szCs w:val="23"/>
+              </w:rPr>
+              <w:t xml:space="preserve">Valid account should exist. </w:t>
+            </w:r>
+          </w:p>
+          <w:p>
+            <w:pPr>
+              <w:rPr>
+                <w:sz w:val="23"/>
+                <w:szCs w:val="23"/>
+              </w:rPr>
+            </w:pPr>
+            <w:r>
+              <w:rPr>
+                <w:sz w:val="23"/>
+                <w:szCs w:val="23"/>
+              </w:rPr>
+              <w:t>Migrations and update database must be applied.</w:t>
+            </w:r>
+          </w:p>
+          <w:p>
+            <w:r>
+              <w:t>Basket controller should be made and fully functional.</w:t>
+            </w:r>
+          </w:p>
+          <w:p>
+            <w:r>
+              <w:t>Tester must login using a “Customer” role account. Then the tester must click the “ADD” button for any product on the products section and check if that product is added to the basket</w:t>
+            </w:r>
+            <w:r>
+              <w:t xml:space="preserve"> with right amount of quantity.</w:t>
             </w:r>
           </w:p>
           <w:p>
@@ -15418,7 +15523,7 @@
           </w:tcPr>
           <w:p>
             <w:r>
-              <w:t>Cookies functionality</w:t>
+              <w:t>Quantity change buttons on the products’ section on the home page</w:t>
             </w:r>
           </w:p>
         </w:tc>
@@ -15427,77 +15532,155 @@
             <w:tcW w:w="1701" w:type="dxa"/>
           </w:tcPr>
           <w:p>
-            <w:r>
-              <w:t>B</w:t>
-            </w:r>
-            <w:r>
-              <w:t>lack box</w:t>
-            </w:r>
-          </w:p>
-          <w:p>
-            <w:r>
-              <w:t>F</w:t>
-            </w:r>
-            <w:r>
-              <w:t>unctionality</w:t>
+            <w:pPr>
+              <w:pStyle w:val="Default"/>
+              <w:rPr>
+                <w:sz w:val="23"/>
+                <w:szCs w:val="23"/>
+              </w:rPr>
+            </w:pPr>
+            <w:r>
+              <w:rPr>
+                <w:sz w:val="23"/>
+                <w:szCs w:val="23"/>
+              </w:rPr>
+              <w:t xml:space="preserve">White box </w:t>
+            </w:r>
+          </w:p>
+          <w:p>
+            <w:pPr>
+              <w:pStyle w:val="Default"/>
+              <w:rPr>
+                <w:sz w:val="23"/>
+                <w:szCs w:val="23"/>
+              </w:rPr>
+            </w:pPr>
+            <w:r>
+              <w:rPr>
+                <w:sz w:val="23"/>
+                <w:szCs w:val="23"/>
+              </w:rPr>
+              <w:t xml:space="preserve">Black box </w:t>
+            </w:r>
+          </w:p>
+          <w:p>
+            <w:pPr>
+              <w:pStyle w:val="Default"/>
+              <w:rPr>
+                <w:sz w:val="23"/>
+                <w:szCs w:val="23"/>
+              </w:rPr>
+            </w:pPr>
+            <w:r>
+              <w:rPr>
+                <w:sz w:val="23"/>
+                <w:szCs w:val="23"/>
+              </w:rPr>
+              <w:t xml:space="preserve">Functionality </w:t>
+            </w:r>
+          </w:p>
+          <w:p>
+            <w:r>
+              <w:rPr>
+                <w:sz w:val="23"/>
+                <w:szCs w:val="23"/>
+              </w:rPr>
+              <w:t>Integration</w:t>
+            </w:r>
+          </w:p>
+        </w:tc>
+        <w:tc>
+          <w:tcPr>
+            <w:tcW w:w="4059" w:type="dxa"/>
+          </w:tcPr>
+          <w:p>
+            <w:pPr>
+              <w:pStyle w:val="Default"/>
+              <w:rPr>
+                <w:sz w:val="23"/>
+                <w:szCs w:val="23"/>
+              </w:rPr>
+            </w:pPr>
+            <w:r>
+              <w:rPr>
+                <w:sz w:val="23"/>
+                <w:szCs w:val="23"/>
+              </w:rPr>
+              <w:t xml:space="preserve">Home page should be made and be fully functional. </w:t>
+            </w:r>
+          </w:p>
+          <w:p>
+            <w:pPr>
+              <w:pStyle w:val="Default"/>
+              <w:rPr>
+                <w:sz w:val="23"/>
+                <w:szCs w:val="23"/>
+              </w:rPr>
+            </w:pPr>
+            <w:r>
+              <w:rPr>
+                <w:sz w:val="23"/>
+                <w:szCs w:val="23"/>
+              </w:rPr>
+              <w:t xml:space="preserve">Log in system must be fully functional. </w:t>
+            </w:r>
+          </w:p>
+          <w:p>
+            <w:pPr>
+              <w:pStyle w:val="Default"/>
+              <w:rPr>
+                <w:sz w:val="23"/>
+                <w:szCs w:val="23"/>
+              </w:rPr>
+            </w:pPr>
+            <w:r>
+              <w:rPr>
+                <w:sz w:val="23"/>
+                <w:szCs w:val="23"/>
+              </w:rPr>
+              <w:t xml:space="preserve">Valid account should exist. </w:t>
+            </w:r>
+          </w:p>
+          <w:p>
+            <w:pPr>
+              <w:rPr>
+                <w:sz w:val="23"/>
+                <w:szCs w:val="23"/>
+              </w:rPr>
+            </w:pPr>
+            <w:r>
+              <w:rPr>
+                <w:sz w:val="23"/>
+                <w:szCs w:val="23"/>
+              </w:rPr>
+              <w:t>Migrations and update database must be applied.</w:t>
             </w:r>
           </w:p>
           <w:p>
             <w:r>
               <w:lastRenderedPageBreak/>
-              <w:t>Integration</w:t>
-            </w:r>
-          </w:p>
-        </w:tc>
-        <w:tc>
-          <w:tcPr>
-            <w:tcW w:w="4059" w:type="dxa"/>
-          </w:tcPr>
-          <w:p>
-            <w:r>
-              <w:lastRenderedPageBreak/>
-              <w:t xml:space="preserve">Cookies </w:t>
-            </w:r>
-            <w:r>
-              <w:t>UI must be made.</w:t>
-            </w:r>
-          </w:p>
-          <w:p>
-            <w:r>
-              <w:lastRenderedPageBreak/>
-              <w:t xml:space="preserve">Tester must </w:t>
-            </w:r>
-            <w:r>
-              <w:t>check</w:t>
-            </w:r>
-            <w:r>
-              <w:t xml:space="preserve"> if </w:t>
-            </w:r>
-            <w:r>
-              <w:t>the cookies show</w:t>
-            </w:r>
-            <w:r>
-              <w:t>/pop</w:t>
-            </w:r>
-            <w:r>
-              <w:t xml:space="preserve"> up when new users enter </w:t>
-            </w:r>
-            <w:r>
-              <w:t>the site</w:t>
-            </w:r>
-            <w:r>
-              <w:t>.</w:t>
-            </w:r>
-          </w:p>
-          <w:p>
-            <w:r>
-              <w:t>No test</w:t>
-            </w:r>
-            <w:r>
-              <w:t xml:space="preserve"> data</w:t>
-            </w:r>
-            <w:r>
-              <w:t xml:space="preserve"> needed.</w:t>
+              <w:t>Basket controller should be made and fully functional.</w:t>
+            </w:r>
+          </w:p>
+          <w:p>
+            <w:r>
+              <w:t xml:space="preserve">Quantity changing </w:t>
+            </w:r>
+            <w:r>
+              <w:t>functionality should be made.</w:t>
+            </w:r>
+          </w:p>
+          <w:p>
+            <w:r>
+              <w:t>Tester must login using a “Customer” role account. Then</w:t>
+            </w:r>
+            <w:r>
+              <w:t xml:space="preserve"> the tester must use the plus and minus buttons to change the quantity to be added to the basket when clicked “ADD”. Afterwards the quantity has changed the tester must add the product with the changed quantity to the basket and check if the correct amount of quantity for the specific product was added to the basket.</w:t>
+            </w:r>
+          </w:p>
+          <w:p>
+            <w:r>
+              <w:t>No test data needed.</w:t>
             </w:r>
           </w:p>
         </w:tc>
@@ -15515,7 +15698,7 @@
           </w:tcPr>
           <w:p>
             <w:r>
-              <w:t>Accept all and decline all buttons on the cookies pop up.</w:t>
+              <w:t>“BROWSE ALL PRODUCE” button on the products’ section on the home page</w:t>
             </w:r>
           </w:p>
         </w:tc>
@@ -15524,29 +15707,60 @@
             <w:tcW w:w="1701" w:type="dxa"/>
           </w:tcPr>
           <w:p>
-            <w:r>
-              <w:t>White box</w:t>
-            </w:r>
-          </w:p>
-          <w:p>
-            <w:r>
-              <w:t>B</w:t>
-            </w:r>
-            <w:r>
-              <w:t>lack box</w:t>
-            </w:r>
-          </w:p>
-          <w:p>
-            <w:r>
-              <w:t>F</w:t>
-            </w:r>
-            <w:r>
-              <w:t>unctionality</w:t>
-            </w:r>
-          </w:p>
-          <w:p>
-            <w:r>
-              <w:t>Integration</w:t>
+            <w:pPr>
+              <w:pStyle w:val="Default"/>
+              <w:rPr>
+                <w:sz w:val="23"/>
+                <w:szCs w:val="23"/>
+              </w:rPr>
+            </w:pPr>
+            <w:r>
+              <w:rPr>
+                <w:sz w:val="23"/>
+                <w:szCs w:val="23"/>
+              </w:rPr>
+              <w:t xml:space="preserve">White box </w:t>
+            </w:r>
+          </w:p>
+          <w:p>
+            <w:pPr>
+              <w:pStyle w:val="Default"/>
+              <w:rPr>
+                <w:sz w:val="23"/>
+                <w:szCs w:val="23"/>
+              </w:rPr>
+            </w:pPr>
+            <w:r>
+              <w:rPr>
+                <w:sz w:val="23"/>
+                <w:szCs w:val="23"/>
+              </w:rPr>
+              <w:t xml:space="preserve">Black box </w:t>
+            </w:r>
+          </w:p>
+          <w:p>
+            <w:pPr>
+              <w:pStyle w:val="Default"/>
+              <w:rPr>
+                <w:sz w:val="23"/>
+                <w:szCs w:val="23"/>
+              </w:rPr>
+            </w:pPr>
+            <w:r>
+              <w:rPr>
+                <w:sz w:val="23"/>
+                <w:szCs w:val="23"/>
+              </w:rPr>
+              <w:t xml:space="preserve">Functionality </w:t>
+            </w:r>
+          </w:p>
+          <w:p>
+            <w:r>
+              <w:rPr>
+                <w:sz w:val="23"/>
+                <w:szCs w:val="23"/>
+              </w:rPr>
+              <w:t xml:space="preserve">Integration </w:t>
             </w:r>
           </w:p>
         </w:tc>
@@ -15555,37 +15769,64 @@
             <w:tcW w:w="4059" w:type="dxa"/>
           </w:tcPr>
           <w:p>
-            <w:r>
-              <w:t>Cookies must be fully functional</w:t>
-            </w:r>
-            <w:r>
-              <w:t xml:space="preserve"> and must pop</w:t>
-            </w:r>
-            <w:r>
-              <w:t xml:space="preserve"> up using JavaScript.</w:t>
-            </w:r>
-          </w:p>
-          <w:p>
-            <w:r>
-              <w:t>Testers must check</w:t>
-            </w:r>
-            <w:r>
-              <w:t xml:space="preserve"> if the cookies disappear after </w:t>
-            </w:r>
-            <w:r>
-              <w:t xml:space="preserve">either one </w:t>
-            </w:r>
-            <w:r>
-              <w:t xml:space="preserve">of </w:t>
-            </w:r>
-            <w:r>
-              <w:t xml:space="preserve">the </w:t>
-            </w:r>
-            <w:r>
-              <w:t>buttons</w:t>
-            </w:r>
-            <w:r>
-              <w:t xml:space="preserve"> on the cookies is clicked.</w:t>
+            <w:pPr>
+              <w:pStyle w:val="Default"/>
+              <w:rPr>
+                <w:sz w:val="23"/>
+                <w:szCs w:val="23"/>
+              </w:rPr>
+            </w:pPr>
+            <w:r>
+              <w:rPr>
+                <w:sz w:val="23"/>
+                <w:szCs w:val="23"/>
+              </w:rPr>
+              <w:t xml:space="preserve">Home page should be made and be fully functional. </w:t>
+            </w:r>
+          </w:p>
+          <w:p>
+            <w:pPr>
+              <w:pStyle w:val="Default"/>
+              <w:rPr>
+                <w:sz w:val="23"/>
+                <w:szCs w:val="23"/>
+              </w:rPr>
+            </w:pPr>
+            <w:r>
+              <w:rPr>
+                <w:sz w:val="23"/>
+                <w:szCs w:val="23"/>
+              </w:rPr>
+              <w:t xml:space="preserve">Products page should be made and be fully functional. </w:t>
+            </w:r>
+          </w:p>
+          <w:p>
+            <w:pPr>
+              <w:rPr>
+                <w:sz w:val="23"/>
+                <w:szCs w:val="23"/>
+              </w:rPr>
+            </w:pPr>
+            <w:r>
+              <w:rPr>
+                <w:sz w:val="23"/>
+                <w:szCs w:val="23"/>
+              </w:rPr>
+              <w:t>Migrations and update database must be applied.</w:t>
+            </w:r>
+          </w:p>
+          <w:p>
+            <w:r>
+              <w:t xml:space="preserve">The tester must click the “BROWSE ALL PRODUCE” button and must check if they are redirected to the </w:t>
+            </w:r>
+            <w:r>
+              <w:t>products’</w:t>
+            </w:r>
+            <w:r>
+              <w:t xml:space="preserve"> page</w:t>
+            </w:r>
+            <w:r>
+              <w:t>.</w:t>
             </w:r>
           </w:p>
           <w:p>
@@ -15608,7 +15849,7 @@
           </w:tcPr>
           <w:p>
             <w:r>
-              <w:t>Products section on the home page</w:t>
+              <w:t>“Our Producers” section on the home page</w:t>
             </w:r>
           </w:p>
         </w:tc>
@@ -15670,7 +15911,7 @@
                 <w:sz w:val="23"/>
                 <w:szCs w:val="23"/>
               </w:rPr>
-              <w:t xml:space="preserve">Integration </w:t>
+              <w:t>Integration</w:t>
             </w:r>
           </w:p>
         </w:tc>
@@ -15707,9 +15948,80 @@
                 <w:sz w:val="23"/>
                 <w:szCs w:val="23"/>
               </w:rPr>
-              <w:t xml:space="preserve">Products page should be made and be fully functional. </w:t>
-            </w:r>
-          </w:p>
+              <w:t xml:space="preserve">Producers’ page should be made and be fully functional. </w:t>
+            </w:r>
+          </w:p>
+          <w:p>
+            <w:pPr>
+              <w:rPr>
+                <w:sz w:val="23"/>
+                <w:szCs w:val="23"/>
+              </w:rPr>
+            </w:pPr>
+            <w:r>
+              <w:rPr>
+                <w:sz w:val="23"/>
+                <w:szCs w:val="23"/>
+              </w:rPr>
+              <w:t>Migrations and update database must be applied.</w:t>
+            </w:r>
+          </w:p>
+          <w:p>
+            <w:pPr>
+              <w:rPr>
+                <w:sz w:val="23"/>
+                <w:szCs w:val="23"/>
+              </w:rPr>
+            </w:pPr>
+            <w:r>
+              <w:rPr>
+                <w:sz w:val="23"/>
+                <w:szCs w:val="23"/>
+              </w:rPr>
+              <w:t>Tester must check if they can view some of the producers that sell their products using the platform. The details of the producers should be shown</w:t>
+            </w:r>
+            <w:r>
+              <w:rPr>
+                <w:sz w:val="23"/>
+                <w:szCs w:val="23"/>
+              </w:rPr>
+              <w:t xml:space="preserve"> using a card and an image of the producer or their farm.</w:t>
+            </w:r>
+          </w:p>
+          <w:p>
+            <w:pPr>
+              <w:rPr>
+                <w:sz w:val="23"/>
+                <w:szCs w:val="23"/>
+              </w:rPr>
+            </w:pPr>
+            <w:r>
+              <w:t>No test data needed.</w:t>
+            </w:r>
+          </w:p>
+        </w:tc>
+      </w:tr>
+      <w:tr>
+        <w:tc>
+          <w:tcPr>
+            <w:tcW w:w="1271" w:type="dxa"/>
+          </w:tcPr>
+          <w:p/>
+        </w:tc>
+        <w:tc>
+          <w:tcPr>
+            <w:tcW w:w="1985" w:type="dxa"/>
+          </w:tcPr>
+          <w:p>
+            <w:r>
+              <w:t>“ALL PRODUCERS” button on the “Our Producers” section on the home page</w:t>
+            </w:r>
+          </w:p>
+        </w:tc>
+        <w:tc>
+          <w:tcPr>
+            <w:tcW w:w="1701" w:type="dxa"/>
+          </w:tcPr>
           <w:p>
             <w:pPr>
               <w:pStyle w:val="Default"/>
@@ -15723,61 +16035,41 @@
                 <w:sz w:val="23"/>
                 <w:szCs w:val="23"/>
               </w:rPr>
-              <w:t xml:space="preserve">Tester must be able to view some of the existing products on the rooms section on the homepage and view more using </w:t>
-            </w:r>
-            <w:r>
+              <w:t xml:space="preserve">White box </w:t>
+            </w:r>
+          </w:p>
+          <w:p>
+            <w:pPr>
+              <w:pStyle w:val="Default"/>
               <w:rPr>
                 <w:sz w:val="23"/>
                 <w:szCs w:val="23"/>
               </w:rPr>
-              <w:t>the “BROWSE ALL PRODUCE” button</w:t>
-            </w:r>
+            </w:pPr>
             <w:r>
               <w:rPr>
                 <w:sz w:val="23"/>
                 <w:szCs w:val="23"/>
               </w:rPr>
-              <w:t xml:space="preserve">. </w:t>
-            </w:r>
-          </w:p>
-          <w:p>
-            <w:r>
+              <w:t xml:space="preserve">Black box </w:t>
+            </w:r>
+          </w:p>
+          <w:p>
+            <w:pPr>
+              <w:pStyle w:val="Default"/>
               <w:rPr>
                 <w:sz w:val="23"/>
                 <w:szCs w:val="23"/>
               </w:rPr>
-              <w:t xml:space="preserve">No test data needed. </w:t>
-            </w:r>
-          </w:p>
-        </w:tc>
-      </w:tr>
-      <w:tr>
-        <w:tc>
-          <w:tcPr>
-            <w:tcW w:w="1271" w:type="dxa"/>
-          </w:tcPr>
-          <w:p/>
-        </w:tc>
-        <w:tc>
-          <w:tcPr>
-            <w:tcW w:w="1985" w:type="dxa"/>
-          </w:tcPr>
-          <w:p>
-            <w:r>
-              <w:t>“ADD” button on the products</w:t>
-            </w:r>
-            <w:r>
-              <w:t>’</w:t>
-            </w:r>
-            <w:r>
-              <w:t xml:space="preserve"> section on the home page</w:t>
-            </w:r>
-          </w:p>
-        </w:tc>
-        <w:tc>
-          <w:tcPr>
-            <w:tcW w:w="1701" w:type="dxa"/>
-          </w:tcPr>
+            </w:pPr>
+            <w:r>
+              <w:rPr>
+                <w:sz w:val="23"/>
+                <w:szCs w:val="23"/>
+              </w:rPr>
+              <w:t xml:space="preserve">Functionality </w:t>
+            </w:r>
+          </w:p>
           <w:p>
             <w:pPr>
               <w:pStyle w:val="Default"/>
@@ -15791,9 +16083,14 @@
                 <w:sz w:val="23"/>
                 <w:szCs w:val="23"/>
               </w:rPr>
-              <w:t xml:space="preserve">White box </w:t>
-            </w:r>
-          </w:p>
+              <w:t>Integration</w:t>
+            </w:r>
+          </w:p>
+        </w:tc>
+        <w:tc>
+          <w:tcPr>
+            <w:tcW w:w="4059" w:type="dxa"/>
+          </w:tcPr>
           <w:p>
             <w:pPr>
               <w:pStyle w:val="Default"/>
@@ -15807,7 +16104,7 @@
                 <w:sz w:val="23"/>
                 <w:szCs w:val="23"/>
               </w:rPr>
-              <w:t xml:space="preserve">Black box </w:t>
+              <w:t xml:space="preserve">Home page should be made and be fully functional. </w:t>
             </w:r>
           </w:p>
           <w:p>
@@ -15823,756 +16120,7 @@
                 <w:sz w:val="23"/>
                 <w:szCs w:val="23"/>
               </w:rPr>
-              <w:t xml:space="preserve">Functionality </w:t>
-            </w:r>
-          </w:p>
-          <w:p>
-            <w:r>
-              <w:rPr>
-                <w:sz w:val="23"/>
-                <w:szCs w:val="23"/>
-              </w:rPr>
-              <w:t>Integration</w:t>
-            </w:r>
-          </w:p>
-        </w:tc>
-        <w:tc>
-          <w:tcPr>
-            <w:tcW w:w="4059" w:type="dxa"/>
-          </w:tcPr>
-          <w:p>
-            <w:pPr>
-              <w:pStyle w:val="Default"/>
-              <w:rPr>
-                <w:sz w:val="23"/>
-                <w:szCs w:val="23"/>
-              </w:rPr>
-            </w:pPr>
-            <w:r>
-              <w:rPr>
-                <w:sz w:val="23"/>
-                <w:szCs w:val="23"/>
-              </w:rPr>
-              <w:t xml:space="preserve">Home page should be made and be fully functional. </w:t>
-            </w:r>
-          </w:p>
-          <w:p>
-            <w:pPr>
-              <w:pStyle w:val="Default"/>
-              <w:rPr>
-                <w:sz w:val="23"/>
-                <w:szCs w:val="23"/>
-              </w:rPr>
-            </w:pPr>
-            <w:r>
-              <w:rPr>
-                <w:sz w:val="23"/>
-                <w:szCs w:val="23"/>
-              </w:rPr>
-              <w:t xml:space="preserve">Log in system must be fully functional. </w:t>
-            </w:r>
-          </w:p>
-          <w:p>
-            <w:pPr>
-              <w:pStyle w:val="Default"/>
-              <w:rPr>
-                <w:sz w:val="23"/>
-                <w:szCs w:val="23"/>
-              </w:rPr>
-            </w:pPr>
-            <w:r>
-              <w:rPr>
-                <w:sz w:val="23"/>
-                <w:szCs w:val="23"/>
-              </w:rPr>
-              <w:t xml:space="preserve">Valid account should exist. </w:t>
-            </w:r>
-          </w:p>
-          <w:p>
-            <w:pPr>
-              <w:rPr>
-                <w:sz w:val="23"/>
-                <w:szCs w:val="23"/>
-              </w:rPr>
-            </w:pPr>
-            <w:r>
-              <w:rPr>
-                <w:sz w:val="23"/>
-                <w:szCs w:val="23"/>
-              </w:rPr>
-              <w:t>Migrations and update database must be applied.</w:t>
-            </w:r>
-          </w:p>
-          <w:p>
-            <w:r>
-              <w:t>Basket controller should be made and fully functional.</w:t>
-            </w:r>
-          </w:p>
-          <w:p>
-            <w:r>
-              <w:t>Tester must login using a “Customer” role account. Then the tester must click the “ADD” button for any product on the products section and check if that product is added to the basket</w:t>
-            </w:r>
-            <w:r>
-              <w:t xml:space="preserve"> with right amount of quantity.</w:t>
-            </w:r>
-          </w:p>
-          <w:p>
-            <w:r>
-              <w:t>No test data needed.</w:t>
-            </w:r>
-          </w:p>
-        </w:tc>
-      </w:tr>
-      <w:tr>
-        <w:tc>
-          <w:tcPr>
-            <w:tcW w:w="1271" w:type="dxa"/>
-          </w:tcPr>
-          <w:p/>
-        </w:tc>
-        <w:tc>
-          <w:tcPr>
-            <w:tcW w:w="1985" w:type="dxa"/>
-          </w:tcPr>
-          <w:p>
-            <w:r>
-              <w:t>Quantity change buttons on the products’ section on the home page</w:t>
-            </w:r>
-          </w:p>
-        </w:tc>
-        <w:tc>
-          <w:tcPr>
-            <w:tcW w:w="1701" w:type="dxa"/>
-          </w:tcPr>
-          <w:p>
-            <w:pPr>
-              <w:pStyle w:val="Default"/>
-              <w:rPr>
-                <w:sz w:val="23"/>
-                <w:szCs w:val="23"/>
-              </w:rPr>
-            </w:pPr>
-            <w:r>
-              <w:rPr>
-                <w:sz w:val="23"/>
-                <w:szCs w:val="23"/>
-              </w:rPr>
-              <w:t xml:space="preserve">White box </w:t>
-            </w:r>
-          </w:p>
-          <w:p>
-            <w:pPr>
-              <w:pStyle w:val="Default"/>
-              <w:rPr>
-                <w:sz w:val="23"/>
-                <w:szCs w:val="23"/>
-              </w:rPr>
-            </w:pPr>
-            <w:r>
-              <w:rPr>
-                <w:sz w:val="23"/>
-                <w:szCs w:val="23"/>
-              </w:rPr>
-              <w:t xml:space="preserve">Black box </w:t>
-            </w:r>
-          </w:p>
-          <w:p>
-            <w:pPr>
-              <w:pStyle w:val="Default"/>
-              <w:rPr>
-                <w:sz w:val="23"/>
-                <w:szCs w:val="23"/>
-              </w:rPr>
-            </w:pPr>
-            <w:r>
-              <w:rPr>
-                <w:sz w:val="23"/>
-                <w:szCs w:val="23"/>
-              </w:rPr>
-              <w:t xml:space="preserve">Functionality </w:t>
-            </w:r>
-          </w:p>
-          <w:p>
-            <w:r>
-              <w:rPr>
-                <w:sz w:val="23"/>
-                <w:szCs w:val="23"/>
-              </w:rPr>
-              <w:t>Integration</w:t>
-            </w:r>
-          </w:p>
-        </w:tc>
-        <w:tc>
-          <w:tcPr>
-            <w:tcW w:w="4059" w:type="dxa"/>
-          </w:tcPr>
-          <w:p>
-            <w:pPr>
-              <w:pStyle w:val="Default"/>
-              <w:rPr>
-                <w:sz w:val="23"/>
-                <w:szCs w:val="23"/>
-              </w:rPr>
-            </w:pPr>
-            <w:r>
-              <w:rPr>
-                <w:sz w:val="23"/>
-                <w:szCs w:val="23"/>
-              </w:rPr>
-              <w:t xml:space="preserve">Home page should be made and be fully functional. </w:t>
-            </w:r>
-          </w:p>
-          <w:p>
-            <w:pPr>
-              <w:pStyle w:val="Default"/>
-              <w:rPr>
-                <w:sz w:val="23"/>
-                <w:szCs w:val="23"/>
-              </w:rPr>
-            </w:pPr>
-            <w:r>
-              <w:rPr>
-                <w:sz w:val="23"/>
-                <w:szCs w:val="23"/>
-              </w:rPr>
-              <w:t xml:space="preserve">Log in system must be fully functional. </w:t>
-            </w:r>
-          </w:p>
-          <w:p>
-            <w:pPr>
-              <w:pStyle w:val="Default"/>
-              <w:rPr>
-                <w:sz w:val="23"/>
-                <w:szCs w:val="23"/>
-              </w:rPr>
-            </w:pPr>
-            <w:r>
-              <w:rPr>
-                <w:sz w:val="23"/>
-                <w:szCs w:val="23"/>
-              </w:rPr>
-              <w:t xml:space="preserve">Valid account should exist. </w:t>
-            </w:r>
-          </w:p>
-          <w:p>
-            <w:pPr>
-              <w:rPr>
-                <w:sz w:val="23"/>
-                <w:szCs w:val="23"/>
-              </w:rPr>
-            </w:pPr>
-            <w:r>
-              <w:rPr>
-                <w:sz w:val="23"/>
-                <w:szCs w:val="23"/>
-              </w:rPr>
-              <w:t>Migrations and update database must be applied.</w:t>
-            </w:r>
-          </w:p>
-          <w:p>
-            <w:r>
-              <w:t>Basket controller should be made and fully functional.</w:t>
-            </w:r>
-          </w:p>
-          <w:p>
-            <w:r>
-              <w:t xml:space="preserve">Quantity changing </w:t>
-            </w:r>
-            <w:r>
-              <w:t>functionality should be made.</w:t>
-            </w:r>
-          </w:p>
-          <w:p>
-            <w:r>
-              <w:t xml:space="preserve">Tester must login using a “Customer” role account. </w:t>
-            </w:r>
-            <w:r>
-              <w:t>Then</w:t>
-            </w:r>
-            <w:r>
-              <w:t xml:space="preserve"> the tester must use the plus and minus buttons to change the quantity to be added to the basket </w:t>
-            </w:r>
-            <w:r>
-              <w:lastRenderedPageBreak/>
-              <w:t>when clicked “ADD”. Afterwards the quantity has changed the tester must add the product with the changed quantity to the basket and check if the correct amount of quantity for the specific product was added to the basket.</w:t>
-            </w:r>
-          </w:p>
-          <w:p>
-            <w:r>
-              <w:t>No test data needed.</w:t>
-            </w:r>
-          </w:p>
-        </w:tc>
-      </w:tr>
-      <w:tr>
-        <w:tc>
-          <w:tcPr>
-            <w:tcW w:w="1271" w:type="dxa"/>
-          </w:tcPr>
-          <w:p/>
-        </w:tc>
-        <w:tc>
-          <w:tcPr>
-            <w:tcW w:w="1985" w:type="dxa"/>
-          </w:tcPr>
-          <w:p>
-            <w:r>
-              <w:t>“BROWSE ALL PRODUCE” button on the products’ section on the home page</w:t>
-            </w:r>
-          </w:p>
-        </w:tc>
-        <w:tc>
-          <w:tcPr>
-            <w:tcW w:w="1701" w:type="dxa"/>
-          </w:tcPr>
-          <w:p>
-            <w:pPr>
-              <w:pStyle w:val="Default"/>
-              <w:rPr>
-                <w:sz w:val="23"/>
-                <w:szCs w:val="23"/>
-              </w:rPr>
-            </w:pPr>
-            <w:r>
-              <w:rPr>
-                <w:sz w:val="23"/>
-                <w:szCs w:val="23"/>
-              </w:rPr>
-              <w:t xml:space="preserve">White box </w:t>
-            </w:r>
-          </w:p>
-          <w:p>
-            <w:pPr>
-              <w:pStyle w:val="Default"/>
-              <w:rPr>
-                <w:sz w:val="23"/>
-                <w:szCs w:val="23"/>
-              </w:rPr>
-            </w:pPr>
-            <w:r>
-              <w:rPr>
-                <w:sz w:val="23"/>
-                <w:szCs w:val="23"/>
-              </w:rPr>
-              <w:t xml:space="preserve">Black box </w:t>
-            </w:r>
-          </w:p>
-          <w:p>
-            <w:pPr>
-              <w:pStyle w:val="Default"/>
-              <w:rPr>
-                <w:sz w:val="23"/>
-                <w:szCs w:val="23"/>
-              </w:rPr>
-            </w:pPr>
-            <w:r>
-              <w:rPr>
-                <w:sz w:val="23"/>
-                <w:szCs w:val="23"/>
-              </w:rPr>
-              <w:t xml:space="preserve">Functionality </w:t>
-            </w:r>
-          </w:p>
-          <w:p>
-            <w:r>
-              <w:rPr>
-                <w:sz w:val="23"/>
-                <w:szCs w:val="23"/>
-              </w:rPr>
-              <w:t xml:space="preserve">Integration </w:t>
-            </w:r>
-          </w:p>
-        </w:tc>
-        <w:tc>
-          <w:tcPr>
-            <w:tcW w:w="4059" w:type="dxa"/>
-          </w:tcPr>
-          <w:p>
-            <w:pPr>
-              <w:pStyle w:val="Default"/>
-              <w:rPr>
-                <w:sz w:val="23"/>
-                <w:szCs w:val="23"/>
-              </w:rPr>
-            </w:pPr>
-            <w:r>
-              <w:rPr>
-                <w:sz w:val="23"/>
-                <w:szCs w:val="23"/>
-              </w:rPr>
-              <w:t xml:space="preserve">Home page should be made and be fully functional. </w:t>
-            </w:r>
-          </w:p>
-          <w:p>
-            <w:pPr>
-              <w:pStyle w:val="Default"/>
-              <w:rPr>
-                <w:sz w:val="23"/>
-                <w:szCs w:val="23"/>
-              </w:rPr>
-            </w:pPr>
-            <w:r>
-              <w:rPr>
-                <w:sz w:val="23"/>
-                <w:szCs w:val="23"/>
-              </w:rPr>
-              <w:t xml:space="preserve">Products page should be made and be fully functional. </w:t>
-            </w:r>
-          </w:p>
-          <w:p>
-            <w:pPr>
-              <w:rPr>
-                <w:sz w:val="23"/>
-                <w:szCs w:val="23"/>
-              </w:rPr>
-            </w:pPr>
-            <w:r>
-              <w:rPr>
-                <w:sz w:val="23"/>
-                <w:szCs w:val="23"/>
-              </w:rPr>
-              <w:t>Migrations and update database must be applied.</w:t>
-            </w:r>
-          </w:p>
-          <w:p>
-            <w:r>
-              <w:t xml:space="preserve">The tester must click the “BROWSE ALL PRODUCE” button and must check if they are redirected to the </w:t>
-            </w:r>
-            <w:r>
-              <w:t>products’</w:t>
-            </w:r>
-            <w:r>
-              <w:t xml:space="preserve"> page</w:t>
-            </w:r>
-            <w:r>
-              <w:t>.</w:t>
-            </w:r>
-          </w:p>
-          <w:p>
-            <w:r>
-              <w:t>No test data needed.</w:t>
-            </w:r>
-          </w:p>
-        </w:tc>
-      </w:tr>
-      <w:tr>
-        <w:tc>
-          <w:tcPr>
-            <w:tcW w:w="1271" w:type="dxa"/>
-          </w:tcPr>
-          <w:p/>
-        </w:tc>
-        <w:tc>
-          <w:tcPr>
-            <w:tcW w:w="1985" w:type="dxa"/>
-          </w:tcPr>
-          <w:p>
-            <w:r>
-              <w:t>“Our Producers” section on the home page</w:t>
-            </w:r>
-          </w:p>
-        </w:tc>
-        <w:tc>
-          <w:tcPr>
-            <w:tcW w:w="1701" w:type="dxa"/>
-          </w:tcPr>
-          <w:p>
-            <w:pPr>
-              <w:pStyle w:val="Default"/>
-              <w:rPr>
-                <w:sz w:val="23"/>
-                <w:szCs w:val="23"/>
-              </w:rPr>
-            </w:pPr>
-            <w:r>
-              <w:rPr>
-                <w:sz w:val="23"/>
-                <w:szCs w:val="23"/>
-              </w:rPr>
-              <w:t xml:space="preserve">White box </w:t>
-            </w:r>
-          </w:p>
-          <w:p>
-            <w:pPr>
-              <w:pStyle w:val="Default"/>
-              <w:rPr>
-                <w:sz w:val="23"/>
-                <w:szCs w:val="23"/>
-              </w:rPr>
-            </w:pPr>
-            <w:r>
-              <w:rPr>
-                <w:sz w:val="23"/>
-                <w:szCs w:val="23"/>
-              </w:rPr>
-              <w:t xml:space="preserve">Black box </w:t>
-            </w:r>
-          </w:p>
-          <w:p>
-            <w:pPr>
-              <w:pStyle w:val="Default"/>
-              <w:rPr>
-                <w:sz w:val="23"/>
-                <w:szCs w:val="23"/>
-              </w:rPr>
-            </w:pPr>
-            <w:r>
-              <w:rPr>
-                <w:sz w:val="23"/>
-                <w:szCs w:val="23"/>
-              </w:rPr>
-              <w:t xml:space="preserve">Functionality </w:t>
-            </w:r>
-          </w:p>
-          <w:p>
-            <w:r>
-              <w:rPr>
-                <w:sz w:val="23"/>
-                <w:szCs w:val="23"/>
-              </w:rPr>
-              <w:t>Integration</w:t>
-            </w:r>
-          </w:p>
-        </w:tc>
-        <w:tc>
-          <w:tcPr>
-            <w:tcW w:w="4059" w:type="dxa"/>
-          </w:tcPr>
-          <w:p>
-            <w:pPr>
-              <w:pStyle w:val="Default"/>
-              <w:rPr>
-                <w:sz w:val="23"/>
-                <w:szCs w:val="23"/>
-              </w:rPr>
-            </w:pPr>
-            <w:r>
-              <w:rPr>
-                <w:sz w:val="23"/>
-                <w:szCs w:val="23"/>
-              </w:rPr>
-              <w:t xml:space="preserve">Home page should be made and be fully functional. </w:t>
-            </w:r>
-          </w:p>
-          <w:p>
-            <w:pPr>
-              <w:pStyle w:val="Default"/>
-              <w:rPr>
-                <w:sz w:val="23"/>
-                <w:szCs w:val="23"/>
-              </w:rPr>
-            </w:pPr>
-            <w:r>
-              <w:rPr>
-                <w:sz w:val="23"/>
-                <w:szCs w:val="23"/>
-              </w:rPr>
-              <w:t>Producers’</w:t>
-            </w:r>
-            <w:r>
-              <w:rPr>
-                <w:sz w:val="23"/>
-                <w:szCs w:val="23"/>
-              </w:rPr>
-              <w:t xml:space="preserve"> page should be made and be fully functional. </w:t>
-            </w:r>
-          </w:p>
-          <w:p>
-            <w:pPr>
-              <w:rPr>
-                <w:sz w:val="23"/>
-                <w:szCs w:val="23"/>
-              </w:rPr>
-            </w:pPr>
-            <w:r>
-              <w:rPr>
-                <w:sz w:val="23"/>
-                <w:szCs w:val="23"/>
-              </w:rPr>
-              <w:t>Migrations and update database must be applied.</w:t>
-            </w:r>
-          </w:p>
-          <w:p>
-            <w:pPr>
-              <w:rPr>
-                <w:sz w:val="23"/>
-                <w:szCs w:val="23"/>
-              </w:rPr>
-            </w:pPr>
-            <w:r>
-              <w:rPr>
-                <w:sz w:val="23"/>
-                <w:szCs w:val="23"/>
-              </w:rPr>
-              <w:t>Tester must check if they can view some of the producers that sell their products using the platform. The details of the producers should be shown</w:t>
-            </w:r>
-            <w:r>
-              <w:rPr>
-                <w:sz w:val="23"/>
-                <w:szCs w:val="23"/>
-              </w:rPr>
-              <w:t xml:space="preserve"> using a card and an image of the producer or their farm.</w:t>
-            </w:r>
-          </w:p>
-          <w:p>
-            <w:pPr>
-              <w:rPr>
-                <w:sz w:val="23"/>
-                <w:szCs w:val="23"/>
-              </w:rPr>
-            </w:pPr>
-            <w:r>
-              <w:t>No test data needed.</w:t>
-            </w:r>
-          </w:p>
-        </w:tc>
-      </w:tr>
-      <w:tr>
-        <w:tc>
-          <w:tcPr>
-            <w:tcW w:w="1271" w:type="dxa"/>
-          </w:tcPr>
-          <w:p/>
-        </w:tc>
-        <w:tc>
-          <w:tcPr>
-            <w:tcW w:w="1985" w:type="dxa"/>
-          </w:tcPr>
-          <w:p>
-            <w:r>
-              <w:t>“ALL PRODUCE</w:t>
-            </w:r>
-            <w:r>
-              <w:t>RS</w:t>
-            </w:r>
-            <w:r>
-              <w:t xml:space="preserve">” button on the </w:t>
-            </w:r>
-            <w:r>
-              <w:t>“Our Producers”</w:t>
-            </w:r>
-            <w:r>
-              <w:t xml:space="preserve"> section on the home page</w:t>
-            </w:r>
-          </w:p>
-        </w:tc>
-        <w:tc>
-          <w:tcPr>
-            <w:tcW w:w="1701" w:type="dxa"/>
-          </w:tcPr>
-          <w:p>
-            <w:pPr>
-              <w:pStyle w:val="Default"/>
-              <w:rPr>
-                <w:sz w:val="23"/>
-                <w:szCs w:val="23"/>
-              </w:rPr>
-            </w:pPr>
-            <w:r>
-              <w:rPr>
-                <w:sz w:val="23"/>
-                <w:szCs w:val="23"/>
-              </w:rPr>
-              <w:t xml:space="preserve">White box </w:t>
-            </w:r>
-          </w:p>
-          <w:p>
-            <w:pPr>
-              <w:pStyle w:val="Default"/>
-              <w:rPr>
-                <w:sz w:val="23"/>
-                <w:szCs w:val="23"/>
-              </w:rPr>
-            </w:pPr>
-            <w:r>
-              <w:rPr>
-                <w:sz w:val="23"/>
-                <w:szCs w:val="23"/>
-              </w:rPr>
-              <w:t xml:space="preserve">Black box </w:t>
-            </w:r>
-          </w:p>
-          <w:p>
-            <w:pPr>
-              <w:pStyle w:val="Default"/>
-              <w:rPr>
-                <w:sz w:val="23"/>
-                <w:szCs w:val="23"/>
-              </w:rPr>
-            </w:pPr>
-            <w:r>
-              <w:rPr>
-                <w:sz w:val="23"/>
-                <w:szCs w:val="23"/>
-              </w:rPr>
-              <w:t xml:space="preserve">Functionality </w:t>
-            </w:r>
-          </w:p>
-          <w:p>
-            <w:pPr>
-              <w:pStyle w:val="Default"/>
-              <w:rPr>
-                <w:sz w:val="23"/>
-                <w:szCs w:val="23"/>
-              </w:rPr>
-            </w:pPr>
-            <w:r>
-              <w:rPr>
-                <w:sz w:val="23"/>
-                <w:szCs w:val="23"/>
-              </w:rPr>
-              <w:t>Integration</w:t>
-            </w:r>
-          </w:p>
-        </w:tc>
-        <w:tc>
-          <w:tcPr>
-            <w:tcW w:w="4059" w:type="dxa"/>
-          </w:tcPr>
-          <w:p>
-            <w:pPr>
-              <w:pStyle w:val="Default"/>
-              <w:rPr>
-                <w:sz w:val="23"/>
-                <w:szCs w:val="23"/>
-              </w:rPr>
-            </w:pPr>
-            <w:r>
-              <w:rPr>
-                <w:sz w:val="23"/>
-                <w:szCs w:val="23"/>
-              </w:rPr>
-              <w:t xml:space="preserve">Home page should be made and be fully functional. </w:t>
-            </w:r>
-          </w:p>
-          <w:p>
-            <w:pPr>
-              <w:pStyle w:val="Default"/>
-              <w:rPr>
-                <w:sz w:val="23"/>
-                <w:szCs w:val="23"/>
-              </w:rPr>
-            </w:pPr>
-            <w:r>
-              <w:rPr>
-                <w:sz w:val="23"/>
-                <w:szCs w:val="23"/>
-              </w:rPr>
-              <w:t>Produc</w:t>
-            </w:r>
-            <w:r>
-              <w:rPr>
-                <w:sz w:val="23"/>
-                <w:szCs w:val="23"/>
-              </w:rPr>
-              <w:t>ers’</w:t>
-            </w:r>
-            <w:r>
-              <w:rPr>
-                <w:sz w:val="23"/>
-                <w:szCs w:val="23"/>
-              </w:rPr>
-              <w:t xml:space="preserve"> page should be made and be fully functional. </w:t>
+              <w:t xml:space="preserve">Producers’ page should be made and be fully functional. </w:t>
             </w:r>
           </w:p>
           <w:p>
@@ -16595,19 +16143,11 @@
               <w:pStyle w:val="Default"/>
             </w:pPr>
             <w:r>
-              <w:t>The tester must click the “ALL PRODUCE</w:t>
-            </w:r>
-            <w:r>
-              <w:t>RS</w:t>
-            </w:r>
-            <w:r>
-              <w:t>” button and must check if they are redirected to the produ</w:t>
-            </w:r>
-            <w:r>
-              <w:t>cers’</w:t>
-            </w:r>
-            <w:r>
-              <w:t xml:space="preserve"> page.</w:t>
+              <w:t xml:space="preserve">The tester must click the “ALL PRODUCERS” button and must check if </w:t>
+            </w:r>
+            <w:r>
+              <w:lastRenderedPageBreak/>
+              <w:t>they are redirected to the producers’ page.</w:t>
             </w:r>
           </w:p>
           <w:p>
@@ -16758,7 +16298,6 @@
                 <w:sz w:val="23"/>
                 <w:szCs w:val="23"/>
               </w:rPr>
-              <w:lastRenderedPageBreak/>
               <w:t>Migrations and update database must be applied.</w:t>
             </w:r>
           </w:p>
@@ -16767,13 +16306,7 @@
               <w:pStyle w:val="Default"/>
             </w:pPr>
             <w:r>
-              <w:t>The tester must click the “BROWSE ALL PRODUCE</w:t>
-            </w:r>
-            <w:r>
-              <w:t>” call-to-action</w:t>
-            </w:r>
-            <w:r>
-              <w:t xml:space="preserve"> button and must check if they are redirected to the products’ page.</w:t>
+              <w:t>The tester must click the “BROWSE ALL PRODUCE” call-to-action button and must check if they are redirected to the products’ page.</w:t>
             </w:r>
           </w:p>
           <w:p>
@@ -16814,42 +16347,46 @@
                 <w:sz w:val="23"/>
                 <w:szCs w:val="23"/>
               </w:rPr>
-              <w:t xml:space="preserve">Filter </w:t>
-            </w:r>
-            <w:r>
+              <w:t>Filter products on the products’ page</w:t>
+            </w:r>
+          </w:p>
+        </w:tc>
+        <w:tc>
+          <w:tcPr>
+            <w:tcW w:w="1701" w:type="dxa"/>
+          </w:tcPr>
+          <w:p>
+            <w:pPr>
+              <w:pStyle w:val="Default"/>
               <w:rPr>
                 <w:sz w:val="23"/>
                 <w:szCs w:val="23"/>
               </w:rPr>
-              <w:t>products</w:t>
-            </w:r>
+            </w:pPr>
             <w:r>
               <w:rPr>
                 <w:sz w:val="23"/>
                 <w:szCs w:val="23"/>
               </w:rPr>
-              <w:t xml:space="preserve"> on the </w:t>
-            </w:r>
-            <w:r>
+              <w:t xml:space="preserve">White box </w:t>
+            </w:r>
+          </w:p>
+          <w:p>
+            <w:pPr>
+              <w:pStyle w:val="Default"/>
               <w:rPr>
                 <w:sz w:val="23"/>
                 <w:szCs w:val="23"/>
               </w:rPr>
-              <w:t>products’</w:t>
-            </w:r>
+            </w:pPr>
             <w:r>
               <w:rPr>
                 <w:sz w:val="23"/>
                 <w:szCs w:val="23"/>
               </w:rPr>
-              <w:t xml:space="preserve"> page</w:t>
-            </w:r>
-          </w:p>
-        </w:tc>
-        <w:tc>
-          <w:tcPr>
-            <w:tcW w:w="1701" w:type="dxa"/>
-          </w:tcPr>
+              <w:t xml:space="preserve">Black box </w:t>
+            </w:r>
+          </w:p>
           <w:p>
             <w:pPr>
               <w:pStyle w:val="Default"/>
@@ -16863,7 +16400,7 @@
                 <w:sz w:val="23"/>
                 <w:szCs w:val="23"/>
               </w:rPr>
-              <w:t xml:space="preserve">White box </w:t>
+              <w:t xml:space="preserve">Functionality </w:t>
             </w:r>
           </w:p>
           <w:p>
@@ -16879,9 +16416,14 @@
                 <w:sz w:val="23"/>
                 <w:szCs w:val="23"/>
               </w:rPr>
-              <w:t xml:space="preserve">Black box </w:t>
-            </w:r>
-          </w:p>
+              <w:t>Integration</w:t>
+            </w:r>
+          </w:p>
+        </w:tc>
+        <w:tc>
+          <w:tcPr>
+            <w:tcW w:w="4059" w:type="dxa"/>
+          </w:tcPr>
           <w:p>
             <w:pPr>
               <w:pStyle w:val="Default"/>
@@ -16895,7 +16437,7 @@
                 <w:sz w:val="23"/>
                 <w:szCs w:val="23"/>
               </w:rPr>
-              <w:t xml:space="preserve">Functionality </w:t>
+              <w:t xml:space="preserve">Home page should be made and be fully functional. </w:t>
             </w:r>
           </w:p>
           <w:p>
@@ -16911,14 +16453,30 @@
                 <w:sz w:val="23"/>
                 <w:szCs w:val="23"/>
               </w:rPr>
-              <w:t>Integration</w:t>
-            </w:r>
-          </w:p>
-        </w:tc>
-        <w:tc>
-          <w:tcPr>
-            <w:tcW w:w="4059" w:type="dxa"/>
-          </w:tcPr>
+              <w:t>Product</w:t>
+            </w:r>
+            <w:r>
+              <w:rPr>
+                <w:sz w:val="23"/>
+                <w:szCs w:val="23"/>
+              </w:rPr>
+              <w:t>s</w:t>
+            </w:r>
+            <w:r>
+              <w:rPr>
+                <w:sz w:val="23"/>
+                <w:szCs w:val="23"/>
+              </w:rPr>
+              <w:t>’</w:t>
+            </w:r>
+            <w:r>
+              <w:rPr>
+                <w:sz w:val="23"/>
+                <w:szCs w:val="23"/>
+              </w:rPr>
+              <w:t xml:space="preserve"> page should be made and be fully functional. </w:t>
+            </w:r>
+          </w:p>
           <w:p>
             <w:pPr>
               <w:pStyle w:val="Default"/>
@@ -16932,7 +16490,7 @@
                 <w:sz w:val="23"/>
                 <w:szCs w:val="23"/>
               </w:rPr>
-              <w:t xml:space="preserve">Home page should be made and be fully functional. </w:t>
+              <w:t xml:space="preserve">All models should be made. </w:t>
             </w:r>
           </w:p>
           <w:p>
@@ -16948,28 +16506,79 @@
                 <w:sz w:val="23"/>
                 <w:szCs w:val="23"/>
               </w:rPr>
-              <w:t>Product</w:t>
-            </w:r>
-            <w:r>
+              <w:t xml:space="preserve">Migrations and update database must be applied. </w:t>
+            </w:r>
+          </w:p>
+          <w:p>
+            <w:pPr>
+              <w:pStyle w:val="Default"/>
               <w:rPr>
                 <w:sz w:val="23"/>
                 <w:szCs w:val="23"/>
               </w:rPr>
-              <w:t>s</w:t>
-            </w:r>
+            </w:pPr>
             <w:r>
               <w:rPr>
                 <w:sz w:val="23"/>
                 <w:szCs w:val="23"/>
               </w:rPr>
-              <w:t>’</w:t>
+              <w:t xml:space="preserve">Tester must go on the </w:t>
             </w:r>
             <w:r>
               <w:rPr>
                 <w:sz w:val="23"/>
                 <w:szCs w:val="23"/>
               </w:rPr>
-              <w:t xml:space="preserve"> page should be made and be fully functional. </w:t>
+              <w:t>products’</w:t>
+            </w:r>
+            <w:r>
+              <w:rPr>
+                <w:sz w:val="23"/>
+                <w:szCs w:val="23"/>
+              </w:rPr>
+              <w:t xml:space="preserve"> page and change the various fields provided in the filters section. Then wait for the </w:t>
+            </w:r>
+            <w:r>
+              <w:rPr>
+                <w:sz w:val="23"/>
+                <w:szCs w:val="23"/>
+              </w:rPr>
+              <w:t>product</w:t>
+            </w:r>
+            <w:r>
+              <w:rPr>
+                <w:sz w:val="23"/>
+                <w:szCs w:val="23"/>
+              </w:rPr>
+              <w:t xml:space="preserve">s to be changed according to the specific filters applied. Tester must check if the </w:t>
+            </w:r>
+            <w:r>
+              <w:rPr>
+                <w:sz w:val="23"/>
+                <w:szCs w:val="23"/>
+              </w:rPr>
+              <w:t>product</w:t>
+            </w:r>
+            <w:r>
+              <w:rPr>
+                <w:sz w:val="23"/>
+                <w:szCs w:val="23"/>
+              </w:rPr>
+              <w:t xml:space="preserve">s </w:t>
+            </w:r>
+            <w:r>
+              <w:rPr>
+                <w:sz w:val="23"/>
+                <w:szCs w:val="23"/>
+              </w:rPr>
+              <w:t>have been filtered</w:t>
+            </w:r>
+            <w:r>
+              <w:rPr>
+                <w:sz w:val="23"/>
+                <w:szCs w:val="23"/>
+              </w:rPr>
+              <w:t xml:space="preserve"> according to the specific filters applied. </w:t>
             </w:r>
           </w:p>
           <w:p>
@@ -16985,9 +16594,22 @@
                 <w:sz w:val="23"/>
                 <w:szCs w:val="23"/>
               </w:rPr>
-              <w:t xml:space="preserve">All models should be made. </w:t>
-            </w:r>
-          </w:p>
+              <w:t xml:space="preserve">No test data needed. </w:t>
+            </w:r>
+          </w:p>
+        </w:tc>
+      </w:tr>
+      <w:tr>
+        <w:tc>
+          <w:tcPr>
+            <w:tcW w:w="1271" w:type="dxa"/>
+          </w:tcPr>
+          <w:p/>
+        </w:tc>
+        <w:tc>
+          <w:tcPr>
+            <w:tcW w:w="1985" w:type="dxa"/>
+          </w:tcPr>
           <w:p>
             <w:pPr>
               <w:pStyle w:val="Default"/>
@@ -17001,9 +16623,14 @@
                 <w:sz w:val="23"/>
                 <w:szCs w:val="23"/>
               </w:rPr>
-              <w:t xml:space="preserve">Migrations and update database must be applied. </w:t>
-            </w:r>
-          </w:p>
+              <w:t>Search rooms on the rooms page</w:t>
+            </w:r>
+          </w:p>
+        </w:tc>
+        <w:tc>
+          <w:tcPr>
+            <w:tcW w:w="1701" w:type="dxa"/>
+          </w:tcPr>
           <w:p>
             <w:pPr>
               <w:pStyle w:val="Default"/>
@@ -17017,63 +16644,76 @@
                 <w:sz w:val="23"/>
                 <w:szCs w:val="23"/>
               </w:rPr>
-              <w:t xml:space="preserve">Tester must go on the </w:t>
-            </w:r>
-            <w:r>
+              <w:t xml:space="preserve">White box </w:t>
+            </w:r>
+          </w:p>
+          <w:p>
+            <w:pPr>
+              <w:pStyle w:val="Default"/>
               <w:rPr>
                 <w:sz w:val="23"/>
                 <w:szCs w:val="23"/>
               </w:rPr>
-              <w:t>products’</w:t>
-            </w:r>
+            </w:pPr>
             <w:r>
               <w:rPr>
                 <w:sz w:val="23"/>
                 <w:szCs w:val="23"/>
               </w:rPr>
-              <w:t xml:space="preserve"> page and change the various fields provided in the filters section. Then wait for the </w:t>
-            </w:r>
-            <w:r>
+              <w:t xml:space="preserve">Black box </w:t>
+            </w:r>
+          </w:p>
+          <w:p>
+            <w:pPr>
+              <w:pStyle w:val="Default"/>
               <w:rPr>
                 <w:sz w:val="23"/>
                 <w:szCs w:val="23"/>
               </w:rPr>
-              <w:t>product</w:t>
-            </w:r>
+            </w:pPr>
             <w:r>
               <w:rPr>
                 <w:sz w:val="23"/>
                 <w:szCs w:val="23"/>
               </w:rPr>
-              <w:t xml:space="preserve">s to be changed according to the specific filters applied. Tester must check if the </w:t>
-            </w:r>
-            <w:r>
+              <w:t xml:space="preserve">Functionality </w:t>
+            </w:r>
+          </w:p>
+          <w:p>
+            <w:pPr>
+              <w:pStyle w:val="Default"/>
               <w:rPr>
                 <w:sz w:val="23"/>
                 <w:szCs w:val="23"/>
               </w:rPr>
-              <w:t>product</w:t>
-            </w:r>
+            </w:pPr>
             <w:r>
               <w:rPr>
                 <w:sz w:val="23"/>
                 <w:szCs w:val="23"/>
               </w:rPr>
-              <w:t xml:space="preserve">s </w:t>
-            </w:r>
-            <w:r>
+              <w:t xml:space="preserve">Integration </w:t>
+            </w:r>
+          </w:p>
+        </w:tc>
+        <w:tc>
+          <w:tcPr>
+            <w:tcW w:w="4059" w:type="dxa"/>
+          </w:tcPr>
+          <w:p>
+            <w:pPr>
+              <w:pStyle w:val="Default"/>
               <w:rPr>
                 <w:sz w:val="23"/>
                 <w:szCs w:val="23"/>
               </w:rPr>
-              <w:t>have been filtered</w:t>
-            </w:r>
+            </w:pPr>
             <w:r>
               <w:rPr>
                 <w:sz w:val="23"/>
                 <w:szCs w:val="23"/>
               </w:rPr>
-              <w:t xml:space="preserve"> according to the specific filters applied. </w:t>
+              <w:t xml:space="preserve">Home page should be made and be fully functional. </w:t>
             </w:r>
           </w:p>
           <w:p>
@@ -17089,7 +16729,120 @@
                 <w:sz w:val="23"/>
                 <w:szCs w:val="23"/>
               </w:rPr>
-              <w:t xml:space="preserve">No test data needed. </w:t>
+              <w:t xml:space="preserve">Products’ page </w:t>
+            </w:r>
+            <w:r>
+              <w:rPr>
+                <w:sz w:val="23"/>
+                <w:szCs w:val="23"/>
+              </w:rPr>
+              <w:t xml:space="preserve">should be made and be fully functional. </w:t>
+            </w:r>
+          </w:p>
+          <w:p>
+            <w:pPr>
+              <w:pStyle w:val="Default"/>
+              <w:rPr>
+                <w:sz w:val="23"/>
+                <w:szCs w:val="23"/>
+              </w:rPr>
+            </w:pPr>
+            <w:r>
+              <w:rPr>
+                <w:sz w:val="23"/>
+                <w:szCs w:val="23"/>
+              </w:rPr>
+              <w:t xml:space="preserve">All models should be made. </w:t>
+            </w:r>
+          </w:p>
+          <w:p>
+            <w:pPr>
+              <w:pStyle w:val="Default"/>
+              <w:rPr>
+                <w:sz w:val="23"/>
+                <w:szCs w:val="23"/>
+              </w:rPr>
+            </w:pPr>
+            <w:r>
+              <w:rPr>
+                <w:sz w:val="23"/>
+                <w:szCs w:val="23"/>
+              </w:rPr>
+              <w:t xml:space="preserve">Migrations and update database must be applied. </w:t>
+            </w:r>
+          </w:p>
+          <w:p>
+            <w:pPr>
+              <w:pStyle w:val="Default"/>
+              <w:rPr>
+                <w:sz w:val="23"/>
+                <w:szCs w:val="23"/>
+              </w:rPr>
+            </w:pPr>
+            <w:r>
+              <w:rPr>
+                <w:sz w:val="23"/>
+                <w:szCs w:val="23"/>
+              </w:rPr>
+              <w:t xml:space="preserve">Tester must go on the </w:t>
+            </w:r>
+            <w:r>
+              <w:rPr>
+                <w:sz w:val="23"/>
+                <w:szCs w:val="23"/>
+              </w:rPr>
+              <w:t>products’</w:t>
+            </w:r>
+            <w:r>
+              <w:rPr>
+                <w:sz w:val="23"/>
+                <w:szCs w:val="23"/>
+              </w:rPr>
+              <w:t xml:space="preserve"> page and then use the search bar to search different </w:t>
+            </w:r>
+            <w:r>
+              <w:rPr>
+                <w:sz w:val="23"/>
+                <w:szCs w:val="23"/>
+              </w:rPr>
+              <w:t>products</w:t>
+            </w:r>
+            <w:r>
+              <w:rPr>
+                <w:sz w:val="23"/>
+                <w:szCs w:val="23"/>
+              </w:rPr>
+              <w:t xml:space="preserve"> by their names. Then the tester must check if only the </w:t>
+            </w:r>
+            <w:r>
+              <w:rPr>
+                <w:sz w:val="23"/>
+                <w:szCs w:val="23"/>
+              </w:rPr>
+              <w:t>products</w:t>
+            </w:r>
+            <w:r>
+              <w:rPr>
+                <w:sz w:val="23"/>
+                <w:szCs w:val="23"/>
+              </w:rPr>
+              <w:t xml:space="preserve"> that match the search query roughly are shown.</w:t>
+            </w:r>
+          </w:p>
+          <w:p>
+            <w:pPr>
+              <w:pStyle w:val="Default"/>
+              <w:rPr>
+                <w:sz w:val="23"/>
+                <w:szCs w:val="23"/>
+              </w:rPr>
+            </w:pPr>
+            <w:r>
+              <w:rPr>
+                <w:sz w:val="23"/>
+                <w:szCs w:val="23"/>
+              </w:rPr>
+              <w:t>No test data needed.</w:t>
             </w:r>
           </w:p>
         </w:tc>
@@ -17118,7 +16871,7 @@
                 <w:sz w:val="23"/>
                 <w:szCs w:val="23"/>
               </w:rPr>
-              <w:t>Search rooms on the rooms page</w:t>
+              <w:t xml:space="preserve">Pagination buttons on the products’ page </w:t>
             </w:r>
           </w:p>
         </w:tc>
@@ -17187,7 +16940,7 @@
                 <w:sz w:val="23"/>
                 <w:szCs w:val="23"/>
               </w:rPr>
-              <w:t xml:space="preserve">Integration </w:t>
+              <w:t>Integration</w:t>
             </w:r>
           </w:p>
         </w:tc>
@@ -17208,7 +16961,14 @@
                 <w:sz w:val="23"/>
                 <w:szCs w:val="23"/>
               </w:rPr>
-              <w:t xml:space="preserve">Home page should be made and be fully functional. </w:t>
+              <w:t>Products’</w:t>
+            </w:r>
+            <w:r>
+              <w:rPr>
+                <w:sz w:val="23"/>
+                <w:szCs w:val="23"/>
+              </w:rPr>
+              <w:t xml:space="preserve"> page should be made and be fully functional. </w:t>
             </w:r>
           </w:p>
           <w:p>
@@ -17224,14 +16984,23 @@
                 <w:sz w:val="23"/>
                 <w:szCs w:val="23"/>
               </w:rPr>
-              <w:t xml:space="preserve">Products’ page </w:t>
-            </w:r>
-            <w:r>
+              <w:t xml:space="preserve">All models should be made. </w:t>
+            </w:r>
+          </w:p>
+          <w:p>
+            <w:pPr>
+              <w:pStyle w:val="Default"/>
               <w:rPr>
                 <w:sz w:val="23"/>
                 <w:szCs w:val="23"/>
               </w:rPr>
-              <w:t xml:space="preserve">should be made and be fully functional. </w:t>
+            </w:pPr>
+            <w:r>
+              <w:rPr>
+                <w:sz w:val="23"/>
+                <w:szCs w:val="23"/>
+              </w:rPr>
+              <w:t xml:space="preserve">Migrations and update database must be applied. </w:t>
             </w:r>
           </w:p>
           <w:p>
@@ -17247,284 +17016,7 @@
                 <w:sz w:val="23"/>
                 <w:szCs w:val="23"/>
               </w:rPr>
-              <w:t xml:space="preserve">All models should be made. </w:t>
-            </w:r>
-          </w:p>
-          <w:p>
-            <w:pPr>
-              <w:pStyle w:val="Default"/>
-              <w:rPr>
-                <w:sz w:val="23"/>
-                <w:szCs w:val="23"/>
-              </w:rPr>
-            </w:pPr>
-            <w:r>
-              <w:rPr>
-                <w:sz w:val="23"/>
-                <w:szCs w:val="23"/>
-              </w:rPr>
-              <w:t xml:space="preserve">Migrations and update database must be applied. </w:t>
-            </w:r>
-          </w:p>
-          <w:p>
-            <w:pPr>
-              <w:pStyle w:val="Default"/>
-              <w:rPr>
-                <w:sz w:val="23"/>
-                <w:szCs w:val="23"/>
-              </w:rPr>
-            </w:pPr>
-            <w:r>
-              <w:rPr>
-                <w:sz w:val="23"/>
-                <w:szCs w:val="23"/>
-              </w:rPr>
-              <w:t xml:space="preserve">Tester must go on the </w:t>
-            </w:r>
-            <w:r>
-              <w:rPr>
-                <w:sz w:val="23"/>
-                <w:szCs w:val="23"/>
-              </w:rPr>
-              <w:t>products’</w:t>
-            </w:r>
-            <w:r>
-              <w:rPr>
-                <w:sz w:val="23"/>
-                <w:szCs w:val="23"/>
-              </w:rPr>
-              <w:t xml:space="preserve"> page and then use the search bar to search different </w:t>
-            </w:r>
-            <w:r>
-              <w:rPr>
-                <w:sz w:val="23"/>
-                <w:szCs w:val="23"/>
-              </w:rPr>
-              <w:t>products</w:t>
-            </w:r>
-            <w:r>
-              <w:rPr>
-                <w:sz w:val="23"/>
-                <w:szCs w:val="23"/>
-              </w:rPr>
-              <w:t xml:space="preserve"> by their names. Then the tester must check if only the </w:t>
-            </w:r>
-            <w:r>
-              <w:rPr>
-                <w:sz w:val="23"/>
-                <w:szCs w:val="23"/>
-              </w:rPr>
-              <w:t>products</w:t>
-            </w:r>
-            <w:r>
-              <w:rPr>
-                <w:sz w:val="23"/>
-                <w:szCs w:val="23"/>
-              </w:rPr>
-              <w:t xml:space="preserve"> that match the search query roughly are shown.</w:t>
-            </w:r>
-          </w:p>
-          <w:p>
-            <w:pPr>
-              <w:pStyle w:val="Default"/>
-              <w:rPr>
-                <w:sz w:val="23"/>
-                <w:szCs w:val="23"/>
-              </w:rPr>
-            </w:pPr>
-            <w:r>
-              <w:rPr>
-                <w:sz w:val="23"/>
-                <w:szCs w:val="23"/>
-              </w:rPr>
-              <w:t>No test data needed.</w:t>
-            </w:r>
-          </w:p>
-        </w:tc>
-      </w:tr>
-      <w:tr>
-        <w:tc>
-          <w:tcPr>
-            <w:tcW w:w="1271" w:type="dxa"/>
-          </w:tcPr>
-          <w:p/>
-        </w:tc>
-        <w:tc>
-          <w:tcPr>
-            <w:tcW w:w="1985" w:type="dxa"/>
-          </w:tcPr>
-          <w:p>
-            <w:pPr>
-              <w:pStyle w:val="Default"/>
-              <w:rPr>
-                <w:sz w:val="23"/>
-                <w:szCs w:val="23"/>
-              </w:rPr>
-            </w:pPr>
-            <w:r>
-              <w:rPr>
-                <w:sz w:val="23"/>
-                <w:szCs w:val="23"/>
-              </w:rPr>
-              <w:t xml:space="preserve">Pagination buttons on the </w:t>
-            </w:r>
-            <w:r>
-              <w:rPr>
-                <w:sz w:val="23"/>
-                <w:szCs w:val="23"/>
-              </w:rPr>
-              <w:t>products</w:t>
-            </w:r>
-            <w:r>
-              <w:rPr>
-                <w:sz w:val="23"/>
-                <w:szCs w:val="23"/>
-              </w:rPr>
-              <w:t xml:space="preserve">’ page </w:t>
-            </w:r>
-          </w:p>
-        </w:tc>
-        <w:tc>
-          <w:tcPr>
-            <w:tcW w:w="1701" w:type="dxa"/>
-          </w:tcPr>
-          <w:p>
-            <w:pPr>
-              <w:pStyle w:val="Default"/>
-              <w:rPr>
-                <w:sz w:val="23"/>
-                <w:szCs w:val="23"/>
-              </w:rPr>
-            </w:pPr>
-            <w:r>
-              <w:rPr>
-                <w:sz w:val="23"/>
-                <w:szCs w:val="23"/>
-              </w:rPr>
-              <w:t xml:space="preserve">White box </w:t>
-            </w:r>
-          </w:p>
-          <w:p>
-            <w:pPr>
-              <w:pStyle w:val="Default"/>
-              <w:rPr>
-                <w:sz w:val="23"/>
-                <w:szCs w:val="23"/>
-              </w:rPr>
-            </w:pPr>
-            <w:r>
-              <w:rPr>
-                <w:sz w:val="23"/>
-                <w:szCs w:val="23"/>
-              </w:rPr>
-              <w:t xml:space="preserve">Black box </w:t>
-            </w:r>
-          </w:p>
-          <w:p>
-            <w:pPr>
-              <w:pStyle w:val="Default"/>
-              <w:rPr>
-                <w:sz w:val="23"/>
-                <w:szCs w:val="23"/>
-              </w:rPr>
-            </w:pPr>
-            <w:r>
-              <w:rPr>
-                <w:sz w:val="23"/>
-                <w:szCs w:val="23"/>
-              </w:rPr>
-              <w:t xml:space="preserve">Functionality </w:t>
-            </w:r>
-          </w:p>
-          <w:p>
-            <w:pPr>
-              <w:pStyle w:val="Default"/>
-              <w:rPr>
-                <w:sz w:val="23"/>
-                <w:szCs w:val="23"/>
-              </w:rPr>
-            </w:pPr>
-            <w:r>
-              <w:rPr>
-                <w:sz w:val="23"/>
-                <w:szCs w:val="23"/>
-              </w:rPr>
-              <w:t>Integration</w:t>
-            </w:r>
-          </w:p>
-        </w:tc>
-        <w:tc>
-          <w:tcPr>
-            <w:tcW w:w="4059" w:type="dxa"/>
-          </w:tcPr>
-          <w:p>
-            <w:pPr>
-              <w:pStyle w:val="Default"/>
-              <w:rPr>
-                <w:sz w:val="23"/>
-                <w:szCs w:val="23"/>
-              </w:rPr>
-            </w:pPr>
-            <w:r>
-              <w:rPr>
-                <w:sz w:val="23"/>
-                <w:szCs w:val="23"/>
-              </w:rPr>
-              <w:t>Products’</w:t>
-            </w:r>
-            <w:r>
-              <w:rPr>
-                <w:sz w:val="23"/>
-                <w:szCs w:val="23"/>
-              </w:rPr>
-              <w:t xml:space="preserve"> page should be made and be fully functional. </w:t>
-            </w:r>
-          </w:p>
-          <w:p>
-            <w:pPr>
-              <w:pStyle w:val="Default"/>
-              <w:rPr>
-                <w:sz w:val="23"/>
-                <w:szCs w:val="23"/>
-              </w:rPr>
-            </w:pPr>
-            <w:r>
-              <w:rPr>
-                <w:sz w:val="23"/>
-                <w:szCs w:val="23"/>
-              </w:rPr>
-              <w:t xml:space="preserve">All models should be made. </w:t>
-            </w:r>
-          </w:p>
-          <w:p>
-            <w:pPr>
-              <w:pStyle w:val="Default"/>
-              <w:rPr>
-                <w:sz w:val="23"/>
-                <w:szCs w:val="23"/>
-              </w:rPr>
-            </w:pPr>
-            <w:r>
-              <w:rPr>
-                <w:sz w:val="23"/>
-                <w:szCs w:val="23"/>
-              </w:rPr>
-              <w:t xml:space="preserve">Migrations and update database must be applied. </w:t>
-            </w:r>
-          </w:p>
-          <w:p>
-            <w:pPr>
-              <w:pStyle w:val="Default"/>
-              <w:rPr>
-                <w:sz w:val="23"/>
-                <w:szCs w:val="23"/>
-              </w:rPr>
-            </w:pPr>
-            <w:r>
-              <w:rPr>
-                <w:sz w:val="23"/>
-                <w:szCs w:val="23"/>
-              </w:rPr>
+              <w:lastRenderedPageBreak/>
               <w:t xml:space="preserve">Tester must use the pagination buttons to see the other </w:t>
             </w:r>
             <w:r>
@@ -17640,7 +17132,7 @@
 </file>
 
 <file path=word/numbering.xml><?xml version="1.0" encoding="utf-8"?>
-<w:numbering xmlns:wpc="http://schemas.microsoft.com/office/word/2010/wordprocessingCanvas" xmlns:cx="http://schemas.microsoft.com/office/drawing/2014/chartex" xmlns:cx1="http://schemas.microsoft.com/office/drawing/2015/9/8/chartex" xmlns:cx2="http://schemas.microsoft.com/office/drawing/2015/10/21/chartex" xmlns:cx3="http://schemas.microsoft.com/office/drawing/2016/5/9/chartex" xmlns:cx4="http://schemas.microsoft.com/office/drawing/2016/5/10/chartex" xmlns:cx5="http://schemas.microsoft.com/office/drawing/2016/5/11/chartex" xmlns:cx6="http://schemas.microsoft.com/office/drawing/2016/5/12/chartex" xmlns:cx7="http://schemas.microsoft.com/office/drawing/2016/5/13/chartex" xmlns:cx8="http://schemas.microsoft.com/office/drawing/2016/5/14/chartex" xmlns:mc="http://schemas.openxmlformats.org/markup-compatibility/2006" xmlns:aink="http://schemas.microsoft.com/office/drawing/2016/ink" xmlns:am3d="http://schemas.microsoft.com/office/drawing/2017/model3d" xmlns:o="urn:schemas-microsoft-com:office:office" xmlns:r="http://schemas.openxmlformats.org/officeDocument/2006/relationships" xmlns:m="http://schemas.openxmlformats.org/officeDocument/2006/math" xmlns:v="urn:schemas-microsoft-com:vml" xmlns:wp14="http://schemas.microsoft.com/office/word/2010/wordprocessingDrawing" xmlns:wp="http://schemas.openxmlformats.org/drawingml/2006/wordprocessingDrawing" xmlns:w10="urn:schemas-microsoft-com:office:word" xmlns:w="http://schemas.openxmlformats.org/wordprocessingml/2006/main" xmlns:w14="http://schemas.microsoft.com/office/word/2010/wordml" xmlns:w15="http://schemas.microsoft.com/office/word/2012/wordml" xmlns:w16cex="http://schemas.microsoft.com/office/word/2018/wordml/cex" xmlns:w16cid="http://schemas.microsoft.com/office/word/2016/wordml/cid" xmlns:w16="http://schemas.microsoft.com/office/word/2018/wordml" xmlns:w16sdtdh="http://schemas.microsoft.com/office/word/2020/wordml/sdtdatahash" xmlns:w16se="http://schemas.microsoft.com/office/word/2015/wordml/symex" xmlns:wpg="http://schemas.microsoft.com/office/word/2010/wordprocessingGroup" xmlns:wpi="http://schemas.microsoft.com/office/word/2010/wordprocessingInk" xmlns:wne="http://schemas.microsoft.com/office/word/2006/wordml" xmlns:wps="http://schemas.microsoft.com/office/word/2010/wordprocessingShape" mc:Ignorable="w14 w15 w16se w16cid w16 w16cex w16sdtdh wp14">
+<w:numbering xmlns:wpc="http://schemas.microsoft.com/office/word/2010/wordprocessingCanvas" xmlns:cx="http://schemas.microsoft.com/office/drawing/2014/chartex" xmlns:cx1="http://schemas.microsoft.com/office/drawing/2015/9/8/chartex" xmlns:cx2="http://schemas.microsoft.com/office/drawing/2015/10/21/chartex" xmlns:cx3="http://schemas.microsoft.com/office/drawing/2016/5/9/chartex" xmlns:cx4="http://schemas.microsoft.com/office/drawing/2016/5/10/chartex" xmlns:cx5="http://schemas.microsoft.com/office/drawing/2016/5/11/chartex" xmlns:cx6="http://schemas.microsoft.com/office/drawing/2016/5/12/chartex" xmlns:cx7="http://schemas.microsoft.com/office/drawing/2016/5/13/chartex" xmlns:cx8="http://schemas.microsoft.com/office/drawing/2016/5/14/chartex" xmlns:mc="http://schemas.openxmlformats.org/markup-compatibility/2006" xmlns:aink="http://schemas.microsoft.com/office/drawing/2016/ink" xmlns:am3d="http://schemas.microsoft.com/office/drawing/2017/model3d" xmlns:o="urn:schemas-microsoft-com:office:office" xmlns:oel="http://schemas.microsoft.com/office/2019/extlst" xmlns:r="http://schemas.openxmlformats.org/officeDocument/2006/relationships" xmlns:m="http://schemas.openxmlformats.org/officeDocument/2006/math" xmlns:v="urn:schemas-microsoft-com:vml" xmlns:wp14="http://schemas.microsoft.com/office/word/2010/wordprocessingDrawing" xmlns:wp="http://schemas.openxmlformats.org/drawingml/2006/wordprocessingDrawing" xmlns:w10="urn:schemas-microsoft-com:office:word" xmlns:w="http://schemas.openxmlformats.org/wordprocessingml/2006/main" xmlns:w14="http://schemas.microsoft.com/office/word/2010/wordml" xmlns:w15="http://schemas.microsoft.com/office/word/2012/wordml" xmlns:w16cex="http://schemas.microsoft.com/office/word/2018/wordml/cex" xmlns:w16cid="http://schemas.microsoft.com/office/word/2016/wordml/cid" xmlns:w16="http://schemas.microsoft.com/office/word/2018/wordml" xmlns:w16du="http://schemas.microsoft.com/office/word/2023/wordml/word16du" xmlns:w16sdtdh="http://schemas.microsoft.com/office/word/2020/wordml/sdtdatahash" xmlns:w16sdtfl="http://schemas.microsoft.com/office/word/2024/wordml/sdtformatlock" xmlns:w16se="http://schemas.microsoft.com/office/word/2015/wordml/symex" xmlns:wpg="http://schemas.microsoft.com/office/word/2010/wordprocessingGroup" xmlns:wpi="http://schemas.microsoft.com/office/word/2010/wordprocessingInk" xmlns:wne="http://schemas.microsoft.com/office/word/2006/wordml" xmlns:wps="http://schemas.microsoft.com/office/word/2010/wordprocessingShape" mc:Ignorable="w14 w15 w16se w16cid w16 w16cex w16sdtdh w16sdtfl w16du wp14">
   <w:abstractNum w:abstractNumId="0" w15:restartNumberingAfterBreak="0">
     <w:nsid w:val="238969E0"/>
     <w:multiLevelType w:val="hybridMultilevel"/>
@@ -18093,23 +17585,23 @@
       </w:rPr>
     </w:lvl>
   </w:abstractNum>
-  <w:num w:numId="1">
+  <w:num w:numId="1" w16cid:durableId="1731728732">
     <w:abstractNumId w:val="2"/>
   </w:num>
-  <w:num w:numId="2">
+  <w:num w:numId="2" w16cid:durableId="977993813">
     <w:abstractNumId w:val="3"/>
   </w:num>
-  <w:num w:numId="3">
+  <w:num w:numId="3" w16cid:durableId="1846045621">
     <w:abstractNumId w:val="0"/>
   </w:num>
-  <w:num w:numId="4">
+  <w:num w:numId="4" w16cid:durableId="1051421551">
     <w:abstractNumId w:val="1"/>
   </w:num>
 </w:numbering>
 </file>
 
 <file path=word/styles.xml><?xml version="1.0" encoding="utf-8"?>
-<w:styles xmlns:mc="http://schemas.openxmlformats.org/markup-compatibility/2006" xmlns:r="http://schemas.openxmlformats.org/officeDocument/2006/relationships" xmlns:w="http://schemas.openxmlformats.org/wordprocessingml/2006/main" xmlns:w14="http://schemas.microsoft.com/office/word/2010/wordml" xmlns:w15="http://schemas.microsoft.com/office/word/2012/wordml" xmlns:w16cex="http://schemas.microsoft.com/office/word/2018/wordml/cex" xmlns:w16cid="http://schemas.microsoft.com/office/word/2016/wordml/cid" xmlns:w16="http://schemas.microsoft.com/office/word/2018/wordml" xmlns:w16sdtdh="http://schemas.microsoft.com/office/word/2020/wordml/sdtdatahash" xmlns:w16se="http://schemas.microsoft.com/office/word/2015/wordml/symex" mc:Ignorable="w14 w15 w16se w16cid w16 w16cex w16sdtdh">
+<w:styles xmlns:mc="http://schemas.openxmlformats.org/markup-compatibility/2006" xmlns:r="http://schemas.openxmlformats.org/officeDocument/2006/relationships" xmlns:w="http://schemas.openxmlformats.org/wordprocessingml/2006/main" xmlns:w14="http://schemas.microsoft.com/office/word/2010/wordml" xmlns:w15="http://schemas.microsoft.com/office/word/2012/wordml" xmlns:w16cex="http://schemas.microsoft.com/office/word/2018/wordml/cex" xmlns:w16cid="http://schemas.microsoft.com/office/word/2016/wordml/cid" xmlns:w16="http://schemas.microsoft.com/office/word/2018/wordml" xmlns:w16du="http://schemas.microsoft.com/office/word/2023/wordml/word16du" xmlns:w16sdtdh="http://schemas.microsoft.com/office/word/2020/wordml/sdtdatahash" xmlns:w16sdtfl="http://schemas.microsoft.com/office/word/2024/wordml/sdtformatlock" xmlns:w16se="http://schemas.microsoft.com/office/word/2015/wordml/symex" mc:Ignorable="w14 w15 w16se w16cid w16 w16cex w16sdtdh w16sdtfl w16du">
   <w:docDefaults>
     <w:rPrDefault>
       <w:rPr>
@@ -18709,7 +18201,6 @@
   <w:style w:type="character" w:default="1" w:styleId="DefaultParagraphFont">
     <w:name w:val="Default Paragraph Font"/>
     <w:uiPriority w:val="1"/>
-    <w:semiHidden/>
     <w:unhideWhenUsed/>
   </w:style>
   <w:style w:type="table" w:default="1" w:styleId="TableNormal">
@@ -20357,42 +19848,6 @@
         </a:p>
       </dgm:t>
     </dgm:pt>
-    <dgm:pt modelId="{BA55EE3A-86A2-4675-B991-5AD741F49288}">
-      <dgm:prSet phldrT="[Text]"/>
-      <dgm:spPr/>
-      <dgm:t>
-        <a:bodyPr/>
-        <a:lstStyle/>
-        <a:p>
-          <a:r>
-            <a:rPr lang="en-GB"/>
-            <a:t>All baskets</a:t>
-          </a:r>
-        </a:p>
-      </dgm:t>
-    </dgm:pt>
-    <dgm:pt modelId="{C20370AC-7EF0-45C7-B8B0-389EAB05A450}" type="parTrans" cxnId="{DCCB453A-7350-4B68-8A67-B0D4D5E5D22E}">
-      <dgm:prSet/>
-      <dgm:spPr/>
-      <dgm:t>
-        <a:bodyPr/>
-        <a:lstStyle/>
-        <a:p>
-          <a:endParaRPr lang="en-GB"/>
-        </a:p>
-      </dgm:t>
-    </dgm:pt>
-    <dgm:pt modelId="{400489CF-01F6-4E27-824D-FA716D78C747}" type="sibTrans" cxnId="{DCCB453A-7350-4B68-8A67-B0D4D5E5D22E}">
-      <dgm:prSet/>
-      <dgm:spPr/>
-      <dgm:t>
-        <a:bodyPr/>
-        <a:lstStyle/>
-        <a:p>
-          <a:endParaRPr lang="en-GB"/>
-        </a:p>
-      </dgm:t>
-    </dgm:pt>
     <dgm:pt modelId="{AB53A085-1075-4595-9957-9E0F3F09AA7C}">
       <dgm:prSet phldrT="[Text]"/>
       <dgm:spPr/>
@@ -20510,7 +19965,7 @@
         <a:p>
           <a:r>
             <a:rPr lang="en-GB"/>
-            <a:t>Policy</a:t>
+            <a:t>Policies</a:t>
           </a:r>
         </a:p>
       </dgm:t>
@@ -20645,42 +20100,6 @@
         </a:p>
       </dgm:t>
     </dgm:pt>
-    <dgm:pt modelId="{6CF54990-3083-494C-9C84-3BCD4B765281}">
-      <dgm:prSet phldrT="[Text]"/>
-      <dgm:spPr/>
-      <dgm:t>
-        <a:bodyPr/>
-        <a:lstStyle/>
-        <a:p>
-          <a:r>
-            <a:rPr lang="en-GB"/>
-            <a:t>Producer</a:t>
-          </a:r>
-        </a:p>
-      </dgm:t>
-    </dgm:pt>
-    <dgm:pt modelId="{EBFE99D2-31E4-47E4-82AF-CE8CA32DF84C}" type="parTrans" cxnId="{0678F4BF-22A9-498D-BE01-158AD4E1381F}">
-      <dgm:prSet/>
-      <dgm:spPr/>
-      <dgm:t>
-        <a:bodyPr/>
-        <a:lstStyle/>
-        <a:p>
-          <a:endParaRPr lang="en-GB"/>
-        </a:p>
-      </dgm:t>
-    </dgm:pt>
-    <dgm:pt modelId="{8C4EDB98-C28F-4AED-964F-6F510B8F0B88}" type="sibTrans" cxnId="{0678F4BF-22A9-498D-BE01-158AD4E1381F}">
-      <dgm:prSet/>
-      <dgm:spPr/>
-      <dgm:t>
-        <a:bodyPr/>
-        <a:lstStyle/>
-        <a:p>
-          <a:endParaRPr lang="en-GB"/>
-        </a:p>
-      </dgm:t>
-    </dgm:pt>
     <dgm:pt modelId="{E2855DE1-6DDF-43DD-BCCB-C16F475E90F7}">
       <dgm:prSet phldrT="[Text]"/>
       <dgm:spPr/>
@@ -20759,7 +20178,7 @@
       <dgm:spPr/>
     </dgm:pt>
     <dgm:pt modelId="{C2D3D8B2-FA19-4A52-BA7E-0B8C956D0977}" type="pres">
-      <dgm:prSet presAssocID="{DC35EDC5-788A-408F-8CD2-F45E33F101E5}" presName="Name37" presStyleLbl="parChTrans1D2" presStyleIdx="0" presStyleCnt="13"/>
+      <dgm:prSet presAssocID="{DC35EDC5-788A-408F-8CD2-F45E33F101E5}" presName="Name37" presStyleLbl="parChTrans1D2" presStyleIdx="0" presStyleCnt="9"/>
       <dgm:spPr/>
     </dgm:pt>
     <dgm:pt modelId="{DDB30A89-C83A-4114-BE61-D20F1DB917C4}" type="pres">
@@ -20775,7 +20194,7 @@
       <dgm:spPr/>
     </dgm:pt>
     <dgm:pt modelId="{C9B7F93B-4374-4F62-95B4-0A2B5C747C11}" type="pres">
-      <dgm:prSet presAssocID="{6219A2B6-403A-4533-9770-B02CC26B3E77}" presName="rootText" presStyleLbl="node2" presStyleIdx="0" presStyleCnt="13">
+      <dgm:prSet presAssocID="{6219A2B6-403A-4533-9770-B02CC26B3E77}" presName="rootText" presStyleLbl="node2" presStyleIdx="0" presStyleCnt="9">
         <dgm:presLayoutVars>
           <dgm:chPref val="3"/>
         </dgm:presLayoutVars>
@@ -20783,7 +20202,7 @@
       <dgm:spPr/>
     </dgm:pt>
     <dgm:pt modelId="{D07CF1A2-09BF-4D84-B325-6750EBA1DAF7}" type="pres">
-      <dgm:prSet presAssocID="{6219A2B6-403A-4533-9770-B02CC26B3E77}" presName="rootConnector" presStyleLbl="node2" presStyleIdx="0" presStyleCnt="13"/>
+      <dgm:prSet presAssocID="{6219A2B6-403A-4533-9770-B02CC26B3E77}" presName="rootConnector" presStyleLbl="node2" presStyleIdx="0" presStyleCnt="9"/>
       <dgm:spPr/>
     </dgm:pt>
     <dgm:pt modelId="{BFBF01A5-EBBE-428A-951F-0FFC9E7BDC98}" type="pres">
@@ -20791,7 +20210,7 @@
       <dgm:spPr/>
     </dgm:pt>
     <dgm:pt modelId="{C3FDB715-70A1-49A8-9797-AF8211783E95}" type="pres">
-      <dgm:prSet presAssocID="{65D6A9C5-DD93-444C-9432-7B5A0E7A06DC}" presName="Name37" presStyleLbl="parChTrans1D3" presStyleIdx="0" presStyleCnt="3"/>
+      <dgm:prSet presAssocID="{65D6A9C5-DD93-444C-9432-7B5A0E7A06DC}" presName="Name37" presStyleLbl="parChTrans1D3" presStyleIdx="0" presStyleCnt="5"/>
       <dgm:spPr/>
     </dgm:pt>
     <dgm:pt modelId="{E1BED13D-BA3E-423C-94AE-595E838EAC64}" type="pres">
@@ -20807,7 +20226,7 @@
       <dgm:spPr/>
     </dgm:pt>
     <dgm:pt modelId="{9AF36780-2E35-434E-9C52-F1E6DDBAE230}" type="pres">
-      <dgm:prSet presAssocID="{39A138F5-0715-4176-8E50-F126EE8EF9A6}" presName="rootText" presStyleLbl="node3" presStyleIdx="0" presStyleCnt="3">
+      <dgm:prSet presAssocID="{39A138F5-0715-4176-8E50-F126EE8EF9A6}" presName="rootText" presStyleLbl="node3" presStyleIdx="0" presStyleCnt="5">
         <dgm:presLayoutVars>
           <dgm:chPref val="3"/>
         </dgm:presLayoutVars>
@@ -20815,7 +20234,7 @@
       <dgm:spPr/>
     </dgm:pt>
     <dgm:pt modelId="{900EF2A9-62BD-4970-B701-CB1FE9DAA211}" type="pres">
-      <dgm:prSet presAssocID="{39A138F5-0715-4176-8E50-F126EE8EF9A6}" presName="rootConnector" presStyleLbl="node3" presStyleIdx="0" presStyleCnt="3"/>
+      <dgm:prSet presAssocID="{39A138F5-0715-4176-8E50-F126EE8EF9A6}" presName="rootConnector" presStyleLbl="node3" presStyleIdx="0" presStyleCnt="5"/>
       <dgm:spPr/>
     </dgm:pt>
     <dgm:pt modelId="{206E5150-43DA-40A9-9A56-900197373664}" type="pres">
@@ -20831,7 +20250,7 @@
       <dgm:spPr/>
     </dgm:pt>
     <dgm:pt modelId="{9C1D0787-2694-499D-B1EA-32C8E976B911}" type="pres">
-      <dgm:prSet presAssocID="{0A34DDA1-EF6E-4006-A24E-61B823447CA4}" presName="Name37" presStyleLbl="parChTrans1D2" presStyleIdx="1" presStyleCnt="13"/>
+      <dgm:prSet presAssocID="{0A34DDA1-EF6E-4006-A24E-61B823447CA4}" presName="Name37" presStyleLbl="parChTrans1D2" presStyleIdx="1" presStyleCnt="9"/>
       <dgm:spPr/>
     </dgm:pt>
     <dgm:pt modelId="{413784C0-0897-4FFA-B037-7350FEB55F19}" type="pres">
@@ -20847,7 +20266,7 @@
       <dgm:spPr/>
     </dgm:pt>
     <dgm:pt modelId="{5FFEA07E-93D7-4EE5-9745-070140E2EFF5}" type="pres">
-      <dgm:prSet presAssocID="{3CF691D5-71E5-4D8C-BC25-285E6715746D}" presName="rootText" presStyleLbl="node2" presStyleIdx="1" presStyleCnt="13">
+      <dgm:prSet presAssocID="{3CF691D5-71E5-4D8C-BC25-285E6715746D}" presName="rootText" presStyleLbl="node2" presStyleIdx="1" presStyleCnt="9">
         <dgm:presLayoutVars>
           <dgm:chPref val="3"/>
         </dgm:presLayoutVars>
@@ -20855,58 +20274,22 @@
       <dgm:spPr/>
     </dgm:pt>
     <dgm:pt modelId="{3B90203B-5DFF-47C1-B405-4D1D38200D50}" type="pres">
-      <dgm:prSet presAssocID="{3CF691D5-71E5-4D8C-BC25-285E6715746D}" presName="rootConnector" presStyleLbl="node2" presStyleIdx="1" presStyleCnt="13"/>
+      <dgm:prSet presAssocID="{3CF691D5-71E5-4D8C-BC25-285E6715746D}" presName="rootConnector" presStyleLbl="node2" presStyleIdx="1" presStyleCnt="9"/>
       <dgm:spPr/>
     </dgm:pt>
     <dgm:pt modelId="{167DD075-970D-4C21-9487-6FB031837A63}" type="pres">
       <dgm:prSet presAssocID="{3CF691D5-71E5-4D8C-BC25-285E6715746D}" presName="hierChild4" presStyleCnt="0"/>
       <dgm:spPr/>
     </dgm:pt>
-    <dgm:pt modelId="{B487656C-69FF-4699-84E6-02A8A29B7C0A}" type="pres">
-      <dgm:prSet presAssocID="{EBFE99D2-31E4-47E4-82AF-CE8CA32DF84C}" presName="Name37" presStyleLbl="parChTrans1D3" presStyleIdx="1" presStyleCnt="3"/>
-      <dgm:spPr/>
-    </dgm:pt>
-    <dgm:pt modelId="{A9AB9CE2-0E03-4AB1-AC19-6B7F06D8D94F}" type="pres">
-      <dgm:prSet presAssocID="{6CF54990-3083-494C-9C84-3BCD4B765281}" presName="hierRoot2" presStyleCnt="0">
-        <dgm:presLayoutVars>
-          <dgm:hierBranch val="init"/>
-        </dgm:presLayoutVars>
-      </dgm:prSet>
-      <dgm:spPr/>
-    </dgm:pt>
-    <dgm:pt modelId="{990DAD38-B5A8-43E7-811F-DFF7B66EB0BF}" type="pres">
-      <dgm:prSet presAssocID="{6CF54990-3083-494C-9C84-3BCD4B765281}" presName="rootComposite" presStyleCnt="0"/>
-      <dgm:spPr/>
-    </dgm:pt>
-    <dgm:pt modelId="{751F4EFA-3BE8-4A0E-A74D-68900BF6B17E}" type="pres">
-      <dgm:prSet presAssocID="{6CF54990-3083-494C-9C84-3BCD4B765281}" presName="rootText" presStyleLbl="node3" presStyleIdx="1" presStyleCnt="3">
-        <dgm:presLayoutVars>
-          <dgm:chPref val="3"/>
-        </dgm:presLayoutVars>
-      </dgm:prSet>
-      <dgm:spPr/>
-    </dgm:pt>
-    <dgm:pt modelId="{5C71F4AE-5C17-4ADA-882B-7E894C84D916}" type="pres">
-      <dgm:prSet presAssocID="{6CF54990-3083-494C-9C84-3BCD4B765281}" presName="rootConnector" presStyleLbl="node3" presStyleIdx="1" presStyleCnt="3"/>
-      <dgm:spPr/>
-    </dgm:pt>
-    <dgm:pt modelId="{86988A67-C476-4A9B-96DF-2C9B2282545F}" type="pres">
-      <dgm:prSet presAssocID="{6CF54990-3083-494C-9C84-3BCD4B765281}" presName="hierChild4" presStyleCnt="0"/>
-      <dgm:spPr/>
-    </dgm:pt>
-    <dgm:pt modelId="{F739D9B2-F20D-4662-9761-6215A6C74B75}" type="pres">
-      <dgm:prSet presAssocID="{6CF54990-3083-494C-9C84-3BCD4B765281}" presName="hierChild5" presStyleCnt="0"/>
-      <dgm:spPr/>
-    </dgm:pt>
     <dgm:pt modelId="{51525E0E-9BE7-450A-A977-068BD7D0A51A}" type="pres">
       <dgm:prSet presAssocID="{3CF691D5-71E5-4D8C-BC25-285E6715746D}" presName="hierChild5" presStyleCnt="0"/>
       <dgm:spPr/>
     </dgm:pt>
-    <dgm:pt modelId="{BC310E5B-FD85-4F6D-A48D-108AE14E3EE3}" type="pres">
-      <dgm:prSet presAssocID="{3C4E2277-B9F0-454D-B237-8739265399A5}" presName="Name37" presStyleLbl="parChTrans1D2" presStyleIdx="2" presStyleCnt="13"/>
+    <dgm:pt modelId="{3F10C4E5-9407-4A3D-A23F-8C4B9350B2DC}" type="pres">
+      <dgm:prSet presAssocID="{3C4E2277-B9F0-454D-B237-8739265399A5}" presName="Name37" presStyleLbl="parChTrans1D2" presStyleIdx="2" presStyleCnt="9"/>
       <dgm:spPr/>
     </dgm:pt>
-    <dgm:pt modelId="{5A039831-410A-463A-BC6C-E5D73A2C8217}" type="pres">
+    <dgm:pt modelId="{F6505F18-3007-42C9-B4F3-20F52A60CB16}" type="pres">
       <dgm:prSet presAssocID="{E2855DE1-6DDF-43DD-BCCB-C16F475E90F7}" presName="hierRoot2" presStyleCnt="0">
         <dgm:presLayoutVars>
           <dgm:hierBranch val="init"/>
@@ -20914,32 +20297,32 @@
       </dgm:prSet>
       <dgm:spPr/>
     </dgm:pt>
-    <dgm:pt modelId="{1B314F7B-B86D-4320-A073-10B967EAB0D8}" type="pres">
+    <dgm:pt modelId="{FC8D2F6D-A7DA-4B39-862C-F0E5C6B19D0F}" type="pres">
       <dgm:prSet presAssocID="{E2855DE1-6DDF-43DD-BCCB-C16F475E90F7}" presName="rootComposite" presStyleCnt="0"/>
       <dgm:spPr/>
     </dgm:pt>
-    <dgm:pt modelId="{F85F83A0-28EE-4C7A-903C-91894F2063A9}" type="pres">
-      <dgm:prSet presAssocID="{E2855DE1-6DDF-43DD-BCCB-C16F475E90F7}" presName="rootText" presStyleLbl="node2" presStyleIdx="2" presStyleCnt="13">
+    <dgm:pt modelId="{3E3619C4-4377-4E0A-86CE-C2BC93D1CB52}" type="pres">
+      <dgm:prSet presAssocID="{E2855DE1-6DDF-43DD-BCCB-C16F475E90F7}" presName="rootText" presStyleLbl="node2" presStyleIdx="2" presStyleCnt="9">
         <dgm:presLayoutVars>
           <dgm:chPref val="3"/>
         </dgm:presLayoutVars>
       </dgm:prSet>
       <dgm:spPr/>
     </dgm:pt>
-    <dgm:pt modelId="{58CB9579-9C6E-4246-A407-61E22C61E8E6}" type="pres">
-      <dgm:prSet presAssocID="{E2855DE1-6DDF-43DD-BCCB-C16F475E90F7}" presName="rootConnector" presStyleLbl="node2" presStyleIdx="2" presStyleCnt="13"/>
+    <dgm:pt modelId="{2E44D42A-7763-4BA2-8681-735AA804B17A}" type="pres">
+      <dgm:prSet presAssocID="{E2855DE1-6DDF-43DD-BCCB-C16F475E90F7}" presName="rootConnector" presStyleLbl="node2" presStyleIdx="2" presStyleCnt="9"/>
       <dgm:spPr/>
     </dgm:pt>
-    <dgm:pt modelId="{1417D0C6-485E-4981-B3CB-7C608AEB7C87}" type="pres">
+    <dgm:pt modelId="{7BC8B3CC-9C47-40FD-B7D0-FE47DF3B1123}" type="pres">
       <dgm:prSet presAssocID="{E2855DE1-6DDF-43DD-BCCB-C16F475E90F7}" presName="hierChild4" presStyleCnt="0"/>
       <dgm:spPr/>
     </dgm:pt>
-    <dgm:pt modelId="{E31D983E-CE2B-4362-9D24-2C36F4970719}" type="pres">
+    <dgm:pt modelId="{5C0EC654-93F5-4399-ABEE-9F1D6F9BA7DD}" type="pres">
       <dgm:prSet presAssocID="{E2855DE1-6DDF-43DD-BCCB-C16F475E90F7}" presName="hierChild5" presStyleCnt="0"/>
       <dgm:spPr/>
     </dgm:pt>
     <dgm:pt modelId="{195796D1-4B39-438C-AA12-5A8D435EA4FA}" type="pres">
-      <dgm:prSet presAssocID="{CC708141-C295-4B77-ADA3-4599B1903CF5}" presName="Name37" presStyleLbl="parChTrans1D2" presStyleIdx="3" presStyleCnt="13"/>
+      <dgm:prSet presAssocID="{CC708141-C295-4B77-ADA3-4599B1903CF5}" presName="Name37" presStyleLbl="parChTrans1D2" presStyleIdx="3" presStyleCnt="9"/>
       <dgm:spPr/>
     </dgm:pt>
     <dgm:pt modelId="{84822AFA-0C45-44B6-ADB1-7029582F08D7}" type="pres">
@@ -20955,7 +20338,7 @@
       <dgm:spPr/>
     </dgm:pt>
     <dgm:pt modelId="{D09BBDC5-E692-424E-BDC1-C56C2573E22B}" type="pres">
-      <dgm:prSet presAssocID="{AB53A085-1075-4595-9957-9E0F3F09AA7C}" presName="rootText" presStyleLbl="node2" presStyleIdx="3" presStyleCnt="13">
+      <dgm:prSet presAssocID="{AB53A085-1075-4595-9957-9E0F3F09AA7C}" presName="rootText" presStyleLbl="node2" presStyleIdx="3" presStyleCnt="9">
         <dgm:presLayoutVars>
           <dgm:chPref val="3"/>
         </dgm:presLayoutVars>
@@ -20963,7 +20346,7 @@
       <dgm:spPr/>
     </dgm:pt>
     <dgm:pt modelId="{5132A2B8-C20F-45AB-8E04-C7DA9626937B}" type="pres">
-      <dgm:prSet presAssocID="{AB53A085-1075-4595-9957-9E0F3F09AA7C}" presName="rootConnector" presStyleLbl="node2" presStyleIdx="3" presStyleCnt="13"/>
+      <dgm:prSet presAssocID="{AB53A085-1075-4595-9957-9E0F3F09AA7C}" presName="rootConnector" presStyleLbl="node2" presStyleIdx="3" presStyleCnt="9"/>
       <dgm:spPr/>
     </dgm:pt>
     <dgm:pt modelId="{09A86F9F-CA6B-428B-A74E-25C8BA3A0AA8}" type="pres">
@@ -20975,7 +20358,7 @@
       <dgm:spPr/>
     </dgm:pt>
     <dgm:pt modelId="{92082DEC-787D-4509-8258-39DBEE9AE9D9}" type="pres">
-      <dgm:prSet presAssocID="{9205C0C1-55FF-44BF-8EC3-2801FA7318E8}" presName="Name37" presStyleLbl="parChTrans1D2" presStyleIdx="4" presStyleCnt="13"/>
+      <dgm:prSet presAssocID="{9205C0C1-55FF-44BF-8EC3-2801FA7318E8}" presName="Name37" presStyleLbl="parChTrans1D2" presStyleIdx="4" presStyleCnt="9"/>
       <dgm:spPr/>
     </dgm:pt>
     <dgm:pt modelId="{E1C5BCB3-A39B-4C4A-A488-1DA7A7740C50}" type="pres">
@@ -20991,7 +20374,7 @@
       <dgm:spPr/>
     </dgm:pt>
     <dgm:pt modelId="{DC6629EE-9C87-4836-8CC7-41479B441E6E}" type="pres">
-      <dgm:prSet presAssocID="{ACCAA6E3-62AF-4ADA-8DEA-BBED07873C93}" presName="rootText" presStyleLbl="node2" presStyleIdx="4" presStyleCnt="13">
+      <dgm:prSet presAssocID="{ACCAA6E3-62AF-4ADA-8DEA-BBED07873C93}" presName="rootText" presStyleLbl="node2" presStyleIdx="4" presStyleCnt="9">
         <dgm:presLayoutVars>
           <dgm:chPref val="3"/>
         </dgm:presLayoutVars>
@@ -20999,47 +20382,11 @@
       <dgm:spPr/>
     </dgm:pt>
     <dgm:pt modelId="{8543598C-DE86-4933-B2FE-1F21BCAA5E39}" type="pres">
-      <dgm:prSet presAssocID="{ACCAA6E3-62AF-4ADA-8DEA-BBED07873C93}" presName="rootConnector" presStyleLbl="node2" presStyleIdx="4" presStyleCnt="13"/>
+      <dgm:prSet presAssocID="{ACCAA6E3-62AF-4ADA-8DEA-BBED07873C93}" presName="rootConnector" presStyleLbl="node2" presStyleIdx="4" presStyleCnt="9"/>
       <dgm:spPr/>
     </dgm:pt>
     <dgm:pt modelId="{E60EE302-243B-4685-838C-3F6DF2E07E3F}" type="pres">
       <dgm:prSet presAssocID="{ACCAA6E3-62AF-4ADA-8DEA-BBED07873C93}" presName="hierChild4" presStyleCnt="0"/>
-      <dgm:spPr/>
-    </dgm:pt>
-    <dgm:pt modelId="{C63E7159-7922-42AA-BC9A-8A42098B5AC7}" type="pres">
-      <dgm:prSet presAssocID="{C20370AC-7EF0-45C7-B8B0-389EAB05A450}" presName="Name37" presStyleLbl="parChTrans1D3" presStyleIdx="2" presStyleCnt="3"/>
-      <dgm:spPr/>
-    </dgm:pt>
-    <dgm:pt modelId="{69BAE616-78A0-42B6-9659-43A902022229}" type="pres">
-      <dgm:prSet presAssocID="{BA55EE3A-86A2-4675-B991-5AD741F49288}" presName="hierRoot2" presStyleCnt="0">
-        <dgm:presLayoutVars>
-          <dgm:hierBranch val="init"/>
-        </dgm:presLayoutVars>
-      </dgm:prSet>
-      <dgm:spPr/>
-    </dgm:pt>
-    <dgm:pt modelId="{61A4A5E5-A5DB-444C-9A3C-45339413C46C}" type="pres">
-      <dgm:prSet presAssocID="{BA55EE3A-86A2-4675-B991-5AD741F49288}" presName="rootComposite" presStyleCnt="0"/>
-      <dgm:spPr/>
-    </dgm:pt>
-    <dgm:pt modelId="{5AC97FCA-28C7-4A78-AA35-6920F07895FF}" type="pres">
-      <dgm:prSet presAssocID="{BA55EE3A-86A2-4675-B991-5AD741F49288}" presName="rootText" presStyleLbl="node3" presStyleIdx="2" presStyleCnt="3">
-        <dgm:presLayoutVars>
-          <dgm:chPref val="3"/>
-        </dgm:presLayoutVars>
-      </dgm:prSet>
-      <dgm:spPr/>
-    </dgm:pt>
-    <dgm:pt modelId="{CE41A81F-52B4-4E20-A5D4-8930FD63119A}" type="pres">
-      <dgm:prSet presAssocID="{BA55EE3A-86A2-4675-B991-5AD741F49288}" presName="rootConnector" presStyleLbl="node3" presStyleIdx="2" presStyleCnt="3"/>
-      <dgm:spPr/>
-    </dgm:pt>
-    <dgm:pt modelId="{29C2ADC0-EF10-4C08-9025-B6200B85C817}" type="pres">
-      <dgm:prSet presAssocID="{BA55EE3A-86A2-4675-B991-5AD741F49288}" presName="hierChild4" presStyleCnt="0"/>
-      <dgm:spPr/>
-    </dgm:pt>
-    <dgm:pt modelId="{3D50CB52-1B01-40BE-81EE-CD95F8112133}" type="pres">
-      <dgm:prSet presAssocID="{BA55EE3A-86A2-4675-B991-5AD741F49288}" presName="hierChild5" presStyleCnt="0"/>
       <dgm:spPr/>
     </dgm:pt>
     <dgm:pt modelId="{CE93E46C-1CEB-4629-99C5-4DE92E3BDEE8}" type="pres">
@@ -21047,7 +20394,7 @@
       <dgm:spPr/>
     </dgm:pt>
     <dgm:pt modelId="{4D0B1D67-D3A1-4F91-81B3-FF1CE13DC5C0}" type="pres">
-      <dgm:prSet presAssocID="{DD74484A-B196-494D-B7C1-B8338271AABB}" presName="Name37" presStyleLbl="parChTrans1D2" presStyleIdx="5" presStyleCnt="13"/>
+      <dgm:prSet presAssocID="{DD74484A-B196-494D-B7C1-B8338271AABB}" presName="Name37" presStyleLbl="parChTrans1D2" presStyleIdx="5" presStyleCnt="9"/>
       <dgm:spPr/>
     </dgm:pt>
     <dgm:pt modelId="{8EEAF327-31E2-4DE2-991F-06A009517065}" type="pres">
@@ -21063,7 +20410,7 @@
       <dgm:spPr/>
     </dgm:pt>
     <dgm:pt modelId="{C7CA0B20-3FC8-458F-BFC5-0252D79E441F}" type="pres">
-      <dgm:prSet presAssocID="{25428F68-4B31-4C9E-A704-9D45FEB9494D}" presName="rootText" presStyleLbl="node2" presStyleIdx="5" presStyleCnt="13">
+      <dgm:prSet presAssocID="{25428F68-4B31-4C9E-A704-9D45FEB9494D}" presName="rootText" presStyleLbl="node2" presStyleIdx="5" presStyleCnt="9">
         <dgm:presLayoutVars>
           <dgm:chPref val="3"/>
         </dgm:presLayoutVars>
@@ -21071,19 +20418,15 @@
       <dgm:spPr/>
     </dgm:pt>
     <dgm:pt modelId="{52397C9B-F808-4CB0-AD9B-458C19FE2185}" type="pres">
-      <dgm:prSet presAssocID="{25428F68-4B31-4C9E-A704-9D45FEB9494D}" presName="rootConnector" presStyleLbl="node2" presStyleIdx="5" presStyleCnt="13"/>
+      <dgm:prSet presAssocID="{25428F68-4B31-4C9E-A704-9D45FEB9494D}" presName="rootConnector" presStyleLbl="node2" presStyleIdx="5" presStyleCnt="9"/>
       <dgm:spPr/>
     </dgm:pt>
     <dgm:pt modelId="{B2A94D4D-6A19-4B0D-93F4-91469DC5FA31}" type="pres">
       <dgm:prSet presAssocID="{25428F68-4B31-4C9E-A704-9D45FEB9494D}" presName="hierChild4" presStyleCnt="0"/>
       <dgm:spPr/>
     </dgm:pt>
-    <dgm:pt modelId="{DD6FE51F-D1B0-4747-B8BB-F9C1F85A0201}" type="pres">
-      <dgm:prSet presAssocID="{25428F68-4B31-4C9E-A704-9D45FEB9494D}" presName="hierChild5" presStyleCnt="0"/>
-      <dgm:spPr/>
-    </dgm:pt>
     <dgm:pt modelId="{4ED7CC23-3454-447B-9611-C085C68BD0DB}" type="pres">
-      <dgm:prSet presAssocID="{38F0394E-31D6-4D39-937B-7CB8B44E33C3}" presName="Name37" presStyleLbl="parChTrans1D2" presStyleIdx="6" presStyleCnt="13"/>
+      <dgm:prSet presAssocID="{38F0394E-31D6-4D39-937B-7CB8B44E33C3}" presName="Name37" presStyleLbl="parChTrans1D3" presStyleIdx="1" presStyleCnt="5"/>
       <dgm:spPr/>
     </dgm:pt>
     <dgm:pt modelId="{1A3FF1B5-7E2D-4E6A-B89F-F2C9119E053D}" type="pres">
@@ -21099,7 +20442,7 @@
       <dgm:spPr/>
     </dgm:pt>
     <dgm:pt modelId="{0A4840AC-695A-4072-B912-DA3746F198BC}" type="pres">
-      <dgm:prSet presAssocID="{04063226-F60B-4630-8990-85677D1F42BE}" presName="rootText" presStyleLbl="node2" presStyleIdx="6" presStyleCnt="13">
+      <dgm:prSet presAssocID="{04063226-F60B-4630-8990-85677D1F42BE}" presName="rootText" presStyleLbl="node3" presStyleIdx="1" presStyleCnt="5">
         <dgm:presLayoutVars>
           <dgm:chPref val="3"/>
         </dgm:presLayoutVars>
@@ -21107,7 +20450,7 @@
       <dgm:spPr/>
     </dgm:pt>
     <dgm:pt modelId="{179DE2A6-5548-4ABE-8621-389B46674DE8}" type="pres">
-      <dgm:prSet presAssocID="{04063226-F60B-4630-8990-85677D1F42BE}" presName="rootConnector" presStyleLbl="node2" presStyleIdx="6" presStyleCnt="13"/>
+      <dgm:prSet presAssocID="{04063226-F60B-4630-8990-85677D1F42BE}" presName="rootConnector" presStyleLbl="node3" presStyleIdx="1" presStyleCnt="5"/>
       <dgm:spPr/>
     </dgm:pt>
     <dgm:pt modelId="{18D39CA4-B2AD-4EBB-91DC-4EEBEB5450B3}" type="pres">
@@ -21119,7 +20462,7 @@
       <dgm:spPr/>
     </dgm:pt>
     <dgm:pt modelId="{7F8A3ECB-5AF5-4B8C-B170-FADCE0A00CE7}" type="pres">
-      <dgm:prSet presAssocID="{A8003324-FF19-4D12-BA6B-CFF924472A1C}" presName="Name37" presStyleLbl="parChTrans1D2" presStyleIdx="7" presStyleCnt="13"/>
+      <dgm:prSet presAssocID="{A8003324-FF19-4D12-BA6B-CFF924472A1C}" presName="Name37" presStyleLbl="parChTrans1D3" presStyleIdx="2" presStyleCnt="5"/>
       <dgm:spPr/>
     </dgm:pt>
     <dgm:pt modelId="{2173F104-541F-43CB-82B4-112C2690DF70}" type="pres">
@@ -21135,7 +20478,7 @@
       <dgm:spPr/>
     </dgm:pt>
     <dgm:pt modelId="{13AB6A92-0319-4BFA-97D9-2A96E2D88EB5}" type="pres">
-      <dgm:prSet presAssocID="{A6E52FD0-6504-4B4A-AF5F-0E2488CEA3A8}" presName="rootText" presStyleLbl="node2" presStyleIdx="7" presStyleCnt="13">
+      <dgm:prSet presAssocID="{A6E52FD0-6504-4B4A-AF5F-0E2488CEA3A8}" presName="rootText" presStyleLbl="node3" presStyleIdx="2" presStyleCnt="5">
         <dgm:presLayoutVars>
           <dgm:chPref val="3"/>
         </dgm:presLayoutVars>
@@ -21143,7 +20486,7 @@
       <dgm:spPr/>
     </dgm:pt>
     <dgm:pt modelId="{419063D7-EDC5-46E7-97A1-845C30D24B59}" type="pres">
-      <dgm:prSet presAssocID="{A6E52FD0-6504-4B4A-AF5F-0E2488CEA3A8}" presName="rootConnector" presStyleLbl="node2" presStyleIdx="7" presStyleCnt="13"/>
+      <dgm:prSet presAssocID="{A6E52FD0-6504-4B4A-AF5F-0E2488CEA3A8}" presName="rootConnector" presStyleLbl="node3" presStyleIdx="2" presStyleCnt="5"/>
       <dgm:spPr/>
     </dgm:pt>
     <dgm:pt modelId="{F88498AC-D486-42FB-8968-F81161F45C37}" type="pres">
@@ -21155,7 +20498,7 @@
       <dgm:spPr/>
     </dgm:pt>
     <dgm:pt modelId="{A760058F-2450-426F-A6DB-037A19925599}" type="pres">
-      <dgm:prSet presAssocID="{D94D0B90-38C0-403B-8D1F-0FEEAA2BBF19}" presName="Name37" presStyleLbl="parChTrans1D2" presStyleIdx="8" presStyleCnt="13"/>
+      <dgm:prSet presAssocID="{D94D0B90-38C0-403B-8D1F-0FEEAA2BBF19}" presName="Name37" presStyleLbl="parChTrans1D3" presStyleIdx="3" presStyleCnt="5"/>
       <dgm:spPr/>
     </dgm:pt>
     <dgm:pt modelId="{80996E3E-3F95-491A-9748-EFE09EF91C72}" type="pres">
@@ -21171,7 +20514,7 @@
       <dgm:spPr/>
     </dgm:pt>
     <dgm:pt modelId="{C50D2B72-7969-45AE-84DC-85DE4BE402C8}" type="pres">
-      <dgm:prSet presAssocID="{71E4B4DA-ECDA-4AA9-B186-64E39A82076A}" presName="rootText" presStyleLbl="node2" presStyleIdx="8" presStyleCnt="13">
+      <dgm:prSet presAssocID="{71E4B4DA-ECDA-4AA9-B186-64E39A82076A}" presName="rootText" presStyleLbl="node3" presStyleIdx="3" presStyleCnt="5">
         <dgm:presLayoutVars>
           <dgm:chPref val="3"/>
         </dgm:presLayoutVars>
@@ -21179,7 +20522,7 @@
       <dgm:spPr/>
     </dgm:pt>
     <dgm:pt modelId="{E5A96AC2-001F-443E-A6EB-1B2EB6E388E4}" type="pres">
-      <dgm:prSet presAssocID="{71E4B4DA-ECDA-4AA9-B186-64E39A82076A}" presName="rootConnector" presStyleLbl="node2" presStyleIdx="8" presStyleCnt="13"/>
+      <dgm:prSet presAssocID="{71E4B4DA-ECDA-4AA9-B186-64E39A82076A}" presName="rootConnector" presStyleLbl="node3" presStyleIdx="3" presStyleCnt="5"/>
       <dgm:spPr/>
     </dgm:pt>
     <dgm:pt modelId="{68427266-4C77-443A-B353-6BDD9A4836C7}" type="pres">
@@ -21190,8 +20533,12 @@
       <dgm:prSet presAssocID="{71E4B4DA-ECDA-4AA9-B186-64E39A82076A}" presName="hierChild5" presStyleCnt="0"/>
       <dgm:spPr/>
     </dgm:pt>
+    <dgm:pt modelId="{DD6FE51F-D1B0-4747-B8BB-F9C1F85A0201}" type="pres">
+      <dgm:prSet presAssocID="{25428F68-4B31-4C9E-A704-9D45FEB9494D}" presName="hierChild5" presStyleCnt="0"/>
+      <dgm:spPr/>
+    </dgm:pt>
     <dgm:pt modelId="{5171DC12-B2F9-4299-A2EB-6C34DF59FA57}" type="pres">
-      <dgm:prSet presAssocID="{945FE947-D3AD-4139-8C83-A43C32338FB3}" presName="Name37" presStyleLbl="parChTrans1D2" presStyleIdx="9" presStyleCnt="13"/>
+      <dgm:prSet presAssocID="{945FE947-D3AD-4139-8C83-A43C32338FB3}" presName="Name37" presStyleLbl="parChTrans1D2" presStyleIdx="6" presStyleCnt="9"/>
       <dgm:spPr/>
     </dgm:pt>
     <dgm:pt modelId="{662169EA-51FA-40C2-9CF0-8CCA28C32C80}" type="pres">
@@ -21207,7 +20554,7 @@
       <dgm:spPr/>
     </dgm:pt>
     <dgm:pt modelId="{915E890D-BE2B-4C3A-89E3-BC9B2B83EA55}" type="pres">
-      <dgm:prSet presAssocID="{CC001159-0610-4763-87DE-F23C6BD1D96F}" presName="rootText" presStyleLbl="node2" presStyleIdx="9" presStyleCnt="13">
+      <dgm:prSet presAssocID="{CC001159-0610-4763-87DE-F23C6BD1D96F}" presName="rootText" presStyleLbl="node2" presStyleIdx="6" presStyleCnt="9">
         <dgm:presLayoutVars>
           <dgm:chPref val="3"/>
         </dgm:presLayoutVars>
@@ -21215,19 +20562,15 @@
       <dgm:spPr/>
     </dgm:pt>
     <dgm:pt modelId="{EE046975-2BBA-4DC7-B73A-48B48C6E73EF}" type="pres">
-      <dgm:prSet presAssocID="{CC001159-0610-4763-87DE-F23C6BD1D96F}" presName="rootConnector" presStyleLbl="node2" presStyleIdx="9" presStyleCnt="13"/>
+      <dgm:prSet presAssocID="{CC001159-0610-4763-87DE-F23C6BD1D96F}" presName="rootConnector" presStyleLbl="node2" presStyleIdx="6" presStyleCnt="9"/>
       <dgm:spPr/>
     </dgm:pt>
     <dgm:pt modelId="{41949E1F-6593-4143-91BC-2D30D74999EE}" type="pres">
       <dgm:prSet presAssocID="{CC001159-0610-4763-87DE-F23C6BD1D96F}" presName="hierChild4" presStyleCnt="0"/>
       <dgm:spPr/>
     </dgm:pt>
-    <dgm:pt modelId="{7419DAEE-D570-4A27-B67F-EAF7423AA9D6}" type="pres">
-      <dgm:prSet presAssocID="{CC001159-0610-4763-87DE-F23C6BD1D96F}" presName="hierChild5" presStyleCnt="0"/>
-      <dgm:spPr/>
-    </dgm:pt>
     <dgm:pt modelId="{5D076790-EEBB-47A4-8C04-3E7F7FF0CF4D}" type="pres">
-      <dgm:prSet presAssocID="{9D472979-A6F4-4DDD-B4AB-32B4D8BF2585}" presName="Name37" presStyleLbl="parChTrans1D2" presStyleIdx="10" presStyleCnt="13"/>
+      <dgm:prSet presAssocID="{9D472979-A6F4-4DDD-B4AB-32B4D8BF2585}" presName="Name37" presStyleLbl="parChTrans1D3" presStyleIdx="4" presStyleCnt="5"/>
       <dgm:spPr/>
     </dgm:pt>
     <dgm:pt modelId="{0D783722-F7E5-4013-8855-77F083804A8F}" type="pres">
@@ -21243,7 +20586,7 @@
       <dgm:spPr/>
     </dgm:pt>
     <dgm:pt modelId="{836C6218-4EE0-4640-8630-ABE1046ACD36}" type="pres">
-      <dgm:prSet presAssocID="{E1DE512A-9AAB-4DE8-8031-39A3F5DC3877}" presName="rootText" presStyleLbl="node2" presStyleIdx="10" presStyleCnt="13">
+      <dgm:prSet presAssocID="{E1DE512A-9AAB-4DE8-8031-39A3F5DC3877}" presName="rootText" presStyleLbl="node3" presStyleIdx="4" presStyleCnt="5">
         <dgm:presLayoutVars>
           <dgm:chPref val="3"/>
         </dgm:presLayoutVars>
@@ -21251,7 +20594,7 @@
       <dgm:spPr/>
     </dgm:pt>
     <dgm:pt modelId="{177E4711-7C28-479A-B767-18395428FEEC}" type="pres">
-      <dgm:prSet presAssocID="{E1DE512A-9AAB-4DE8-8031-39A3F5DC3877}" presName="rootConnector" presStyleLbl="node2" presStyleIdx="10" presStyleCnt="13"/>
+      <dgm:prSet presAssocID="{E1DE512A-9AAB-4DE8-8031-39A3F5DC3877}" presName="rootConnector" presStyleLbl="node3" presStyleIdx="4" presStyleCnt="5"/>
       <dgm:spPr/>
     </dgm:pt>
     <dgm:pt modelId="{8116DA06-B407-4CCC-80A9-D6BD096D04A1}" type="pres">
@@ -21262,8 +20605,12 @@
       <dgm:prSet presAssocID="{E1DE512A-9AAB-4DE8-8031-39A3F5DC3877}" presName="hierChild5" presStyleCnt="0"/>
       <dgm:spPr/>
     </dgm:pt>
+    <dgm:pt modelId="{7419DAEE-D570-4A27-B67F-EAF7423AA9D6}" type="pres">
+      <dgm:prSet presAssocID="{CC001159-0610-4763-87DE-F23C6BD1D96F}" presName="hierChild5" presStyleCnt="0"/>
+      <dgm:spPr/>
+    </dgm:pt>
     <dgm:pt modelId="{5861AFAA-9020-4DF5-9CAE-662604CE37CD}" type="pres">
-      <dgm:prSet presAssocID="{BC846C0B-0D99-4A17-9D99-F14415CE49A9}" presName="Name37" presStyleLbl="parChTrans1D2" presStyleIdx="11" presStyleCnt="13"/>
+      <dgm:prSet presAssocID="{BC846C0B-0D99-4A17-9D99-F14415CE49A9}" presName="Name37" presStyleLbl="parChTrans1D2" presStyleIdx="7" presStyleCnt="9"/>
       <dgm:spPr/>
     </dgm:pt>
     <dgm:pt modelId="{D8E643DB-B1A4-4D6B-BB30-F824F158006D}" type="pres">
@@ -21279,7 +20626,7 @@
       <dgm:spPr/>
     </dgm:pt>
     <dgm:pt modelId="{F6833E12-977C-4334-851C-493A685081D0}" type="pres">
-      <dgm:prSet presAssocID="{05639210-76EC-465C-BB02-09C43ECF9612}" presName="rootText" presStyleLbl="node2" presStyleIdx="11" presStyleCnt="13">
+      <dgm:prSet presAssocID="{05639210-76EC-465C-BB02-09C43ECF9612}" presName="rootText" presStyleLbl="node2" presStyleIdx="7" presStyleCnt="9">
         <dgm:presLayoutVars>
           <dgm:chPref val="3"/>
         </dgm:presLayoutVars>
@@ -21287,7 +20634,7 @@
       <dgm:spPr/>
     </dgm:pt>
     <dgm:pt modelId="{BB2BD05F-6978-43AD-8D21-E8C3EFB4CD2C}" type="pres">
-      <dgm:prSet presAssocID="{05639210-76EC-465C-BB02-09C43ECF9612}" presName="rootConnector" presStyleLbl="node2" presStyleIdx="11" presStyleCnt="13"/>
+      <dgm:prSet presAssocID="{05639210-76EC-465C-BB02-09C43ECF9612}" presName="rootConnector" presStyleLbl="node2" presStyleIdx="7" presStyleCnt="9"/>
       <dgm:spPr/>
     </dgm:pt>
     <dgm:pt modelId="{CB90F170-0111-40A2-B750-5145DF7D53EB}" type="pres">
@@ -21299,7 +20646,7 @@
       <dgm:spPr/>
     </dgm:pt>
     <dgm:pt modelId="{31663126-1328-4F9E-BA2A-E0E9DB23F8A1}" type="pres">
-      <dgm:prSet presAssocID="{4337E575-9DDB-4162-A1A7-FD8DC782EB5B}" presName="Name37" presStyleLbl="parChTrans1D2" presStyleIdx="12" presStyleCnt="13"/>
+      <dgm:prSet presAssocID="{4337E575-9DDB-4162-A1A7-FD8DC782EB5B}" presName="Name37" presStyleLbl="parChTrans1D2" presStyleIdx="8" presStyleCnt="9"/>
       <dgm:spPr/>
     </dgm:pt>
     <dgm:pt modelId="{A9AB90BA-C0FC-4915-ACFC-9FD17E62169C}" type="pres">
@@ -21315,7 +20662,7 @@
       <dgm:spPr/>
     </dgm:pt>
     <dgm:pt modelId="{980BB85B-A217-4A5D-9CB7-5AF30C46DB16}" type="pres">
-      <dgm:prSet presAssocID="{A51A72FA-0157-4AD3-AF40-47640E651E2A}" presName="rootText" presStyleLbl="node2" presStyleIdx="12" presStyleCnt="13">
+      <dgm:prSet presAssocID="{A51A72FA-0157-4AD3-AF40-47640E651E2A}" presName="rootText" presStyleLbl="node2" presStyleIdx="8" presStyleCnt="9">
         <dgm:presLayoutVars>
           <dgm:chPref val="3"/>
         </dgm:presLayoutVars>
@@ -21323,7 +20670,7 @@
       <dgm:spPr/>
     </dgm:pt>
     <dgm:pt modelId="{AA472D28-2962-4913-A826-1170691073DC}" type="pres">
-      <dgm:prSet presAssocID="{A51A72FA-0157-4AD3-AF40-47640E651E2A}" presName="rootConnector" presStyleLbl="node2" presStyleIdx="12" presStyleCnt="13"/>
+      <dgm:prSet presAssocID="{A51A72FA-0157-4AD3-AF40-47640E651E2A}" presName="rootConnector" presStyleLbl="node2" presStyleIdx="8" presStyleCnt="9"/>
       <dgm:spPr/>
     </dgm:pt>
     <dgm:pt modelId="{91F2ED00-912C-421D-90DA-E997C35D14A4}" type="pres">
@@ -21340,73 +20687,65 @@
     </dgm:pt>
   </dgm:ptLst>
   <dgm:cxnLst>
-    <dgm:cxn modelId="{7DE86F04-2860-4198-9578-088F1E776019}" type="presOf" srcId="{E1DE512A-9AAB-4DE8-8031-39A3F5DC3877}" destId="{177E4711-7C28-479A-B767-18395428FEEC}" srcOrd="1" destOrd="0" presId="urn:microsoft.com/office/officeart/2005/8/layout/orgChart1"/>
-    <dgm:cxn modelId="{0ECAE004-A415-402B-AD32-462E21540918}" type="presOf" srcId="{BA55EE3A-86A2-4675-B991-5AD741F49288}" destId="{5AC97FCA-28C7-4A78-AA35-6920F07895FF}" srcOrd="0" destOrd="0" presId="urn:microsoft.com/office/officeart/2005/8/layout/orgChart1"/>
     <dgm:cxn modelId="{2E31A306-95C8-4A95-8EFF-54E075DD7020}" srcId="{8CEF9D6A-CA9E-4CEA-B5E1-A6CEDE74E576}" destId="{AB53A085-1075-4595-9957-9E0F3F09AA7C}" srcOrd="3" destOrd="0" parTransId="{CC708141-C295-4B77-ADA3-4599B1903CF5}" sibTransId="{7A4E4ACB-400F-4575-BCDA-F6943A45A116}"/>
-    <dgm:cxn modelId="{3A67380A-8477-4E78-82E7-A2519E63641D}" type="presOf" srcId="{A51A72FA-0157-4AD3-AF40-47640E651E2A}" destId="{980BB85B-A217-4A5D-9CB7-5AF30C46DB16}" srcOrd="0" destOrd="0" presId="urn:microsoft.com/office/officeart/2005/8/layout/orgChart1"/>
+    <dgm:cxn modelId="{EB045E0B-1695-4BDB-B359-430311AC4210}" type="presOf" srcId="{04063226-F60B-4630-8990-85677D1F42BE}" destId="{179DE2A6-5548-4ABE-8621-389B46674DE8}" srcOrd="1" destOrd="0" presId="urn:microsoft.com/office/officeart/2005/8/layout/orgChart1"/>
+    <dgm:cxn modelId="{4F56040D-4A57-4530-925A-C09DCDEC096E}" type="presOf" srcId="{38F0394E-31D6-4D39-937B-7CB8B44E33C3}" destId="{4ED7CC23-3454-447B-9611-C085C68BD0DB}" srcOrd="0" destOrd="0" presId="urn:microsoft.com/office/officeart/2005/8/layout/orgChart1"/>
+    <dgm:cxn modelId="{46ED760F-8DEB-43C1-A4CD-530205CA15E9}" type="presOf" srcId="{AB53A085-1075-4595-9957-9E0F3F09AA7C}" destId="{5132A2B8-C20F-45AB-8E04-C7DA9626937B}" srcOrd="1" destOrd="0" presId="urn:microsoft.com/office/officeart/2005/8/layout/orgChart1"/>
     <dgm:cxn modelId="{A1F2D011-F07B-4E60-8969-C62CE98E07E9}" srcId="{8CEF9D6A-CA9E-4CEA-B5E1-A6CEDE74E576}" destId="{3CF691D5-71E5-4D8C-BC25-285E6715746D}" srcOrd="1" destOrd="0" parTransId="{0A34DDA1-EF6E-4006-A24E-61B823447CA4}" sibTransId="{67D57AC4-8C71-4BAA-B841-B5A6D7237DD6}"/>
-    <dgm:cxn modelId="{3BF03116-EC60-4428-942C-8F9B7E359DCB}" type="presOf" srcId="{EBFE99D2-31E4-47E4-82AF-CE8CA32DF84C}" destId="{B487656C-69FF-4699-84E6-02A8A29B7C0A}" srcOrd="0" destOrd="0" presId="urn:microsoft.com/office/officeart/2005/8/layout/orgChart1"/>
-    <dgm:cxn modelId="{4BAEC51B-9FF1-47E8-99AD-C98F75E076F2}" type="presOf" srcId="{6CF54990-3083-494C-9C84-3BCD4B765281}" destId="{751F4EFA-3BE8-4A0E-A74D-68900BF6B17E}" srcOrd="0" destOrd="0" presId="urn:microsoft.com/office/officeart/2005/8/layout/orgChart1"/>
+    <dgm:cxn modelId="{A8006615-1AF7-4CEB-A84D-4790077F80E6}" type="presOf" srcId="{05639210-76EC-465C-BB02-09C43ECF9612}" destId="{BB2BD05F-6978-43AD-8D21-E8C3EFB4CD2C}" srcOrd="1" destOrd="0" presId="urn:microsoft.com/office/officeart/2005/8/layout/orgChart1"/>
     <dgm:cxn modelId="{527A1D1E-D582-4B9F-B694-0B423C141D8F}" type="presOf" srcId="{0A34DDA1-EF6E-4006-A24E-61B823447CA4}" destId="{9C1D0787-2694-499D-B1EA-32C8E976B911}" srcOrd="0" destOrd="0" presId="urn:microsoft.com/office/officeart/2005/8/layout/orgChart1"/>
-    <dgm:cxn modelId="{F9663420-C48C-4B94-AD04-7CAF264BA823}" type="presOf" srcId="{A6E52FD0-6504-4B4A-AF5F-0E2488CEA3A8}" destId="{419063D7-EDC5-46E7-97A1-845C30D24B59}" srcOrd="1" destOrd="0" presId="urn:microsoft.com/office/officeart/2005/8/layout/orgChart1"/>
-    <dgm:cxn modelId="{F3C24E21-EE57-42F9-BD1F-D9847E800171}" srcId="{8CEF9D6A-CA9E-4CEA-B5E1-A6CEDE74E576}" destId="{E1DE512A-9AAB-4DE8-8031-39A3F5DC3877}" srcOrd="10" destOrd="0" parTransId="{9D472979-A6F4-4DDD-B4AB-32B4D8BF2585}" sibTransId="{0FCC18A9-EAF8-4525-9ADB-4519A68690DD}"/>
-    <dgm:cxn modelId="{0DE48023-DA66-4DEC-B628-90AD45931B43}" type="presOf" srcId="{BC846C0B-0D99-4A17-9D99-F14415CE49A9}" destId="{5861AFAA-9020-4DF5-9CAE-662604CE37CD}" srcOrd="0" destOrd="0" presId="urn:microsoft.com/office/officeart/2005/8/layout/orgChart1"/>
-    <dgm:cxn modelId="{A23E7E24-7778-42C0-B635-06122761720F}" type="presOf" srcId="{CC708141-C295-4B77-ADA3-4599B1903CF5}" destId="{195796D1-4B39-438C-AA12-5A8D435EA4FA}" srcOrd="0" destOrd="0" presId="urn:microsoft.com/office/officeart/2005/8/layout/orgChart1"/>
-    <dgm:cxn modelId="{193A9927-E697-4CAD-80F8-683218825D4B}" type="presOf" srcId="{E2855DE1-6DDF-43DD-BCCB-C16F475E90F7}" destId="{58CB9579-9C6E-4246-A407-61E22C61E8E6}" srcOrd="1" destOrd="0" presId="urn:microsoft.com/office/officeart/2005/8/layout/orgChart1"/>
-    <dgm:cxn modelId="{E9DE2A2A-DC9F-4761-BE21-BD45114DB619}" type="presOf" srcId="{A51A72FA-0157-4AD3-AF40-47640E651E2A}" destId="{AA472D28-2962-4913-A826-1170691073DC}" srcOrd="1" destOrd="0" presId="urn:microsoft.com/office/officeart/2005/8/layout/orgChart1"/>
-    <dgm:cxn modelId="{1E6ACF34-6A4B-4DAE-A00A-05C52A50F128}" type="presOf" srcId="{A6E52FD0-6504-4B4A-AF5F-0E2488CEA3A8}" destId="{13AB6A92-0319-4BFA-97D9-2A96E2D88EB5}" srcOrd="0" destOrd="0" presId="urn:microsoft.com/office/officeart/2005/8/layout/orgChart1"/>
-    <dgm:cxn modelId="{55671236-78E4-46AD-BF73-0472EBC2C108}" type="presOf" srcId="{A8003324-FF19-4D12-BA6B-CFF924472A1C}" destId="{7F8A3ECB-5AF5-4B8C-B170-FADCE0A00CE7}" srcOrd="0" destOrd="0" presId="urn:microsoft.com/office/officeart/2005/8/layout/orgChart1"/>
-    <dgm:cxn modelId="{DCCB453A-7350-4B68-8A67-B0D4D5E5D22E}" srcId="{ACCAA6E3-62AF-4ADA-8DEA-BBED07873C93}" destId="{BA55EE3A-86A2-4675-B991-5AD741F49288}" srcOrd="0" destOrd="0" parTransId="{C20370AC-7EF0-45C7-B8B0-389EAB05A450}" sibTransId="{400489CF-01F6-4E27-824D-FA716D78C747}"/>
-    <dgm:cxn modelId="{7FB7473B-A268-47F6-9F5F-F50608304DB3}" type="presOf" srcId="{04063226-F60B-4630-8990-85677D1F42BE}" destId="{0A4840AC-695A-4072-B912-DA3746F198BC}" srcOrd="0" destOrd="0" presId="urn:microsoft.com/office/officeart/2005/8/layout/orgChart1"/>
-    <dgm:cxn modelId="{C823323C-361D-4E60-B240-8E34DD6DE567}" type="presOf" srcId="{AB53A085-1075-4595-9957-9E0F3F09AA7C}" destId="{D09BBDC5-E692-424E-BDC1-C56C2573E22B}" srcOrd="0" destOrd="0" presId="urn:microsoft.com/office/officeart/2005/8/layout/orgChart1"/>
-    <dgm:cxn modelId="{9729313E-F0A1-4EA9-B7D3-E6282E322A8C}" type="presOf" srcId="{4337E575-9DDB-4162-A1A7-FD8DC782EB5B}" destId="{31663126-1328-4F9E-BA2A-E0E9DB23F8A1}" srcOrd="0" destOrd="0" presId="urn:microsoft.com/office/officeart/2005/8/layout/orgChart1"/>
-    <dgm:cxn modelId="{AEB23A5B-386C-43EE-8E82-87B67BD514A2}" type="presOf" srcId="{ACCAA6E3-62AF-4ADA-8DEA-BBED07873C93}" destId="{DC6629EE-9C87-4836-8CC7-41479B441E6E}" srcOrd="0" destOrd="0" presId="urn:microsoft.com/office/officeart/2005/8/layout/orgChart1"/>
+    <dgm:cxn modelId="{7B9EE01F-4BC1-4B96-B0D2-B63D084CAE83}" type="presOf" srcId="{DD74484A-B196-494D-B7C1-B8338271AABB}" destId="{4D0B1D67-D3A1-4F91-81B3-FF1CE13DC5C0}" srcOrd="0" destOrd="0" presId="urn:microsoft.com/office/officeart/2005/8/layout/orgChart1"/>
+    <dgm:cxn modelId="{8ADCE620-50DF-47EC-AB46-474142E09F74}" type="presOf" srcId="{E2855DE1-6DDF-43DD-BCCB-C16F475E90F7}" destId="{3E3619C4-4377-4E0A-86CE-C2BC93D1CB52}" srcOrd="0" destOrd="0" presId="urn:microsoft.com/office/officeart/2005/8/layout/orgChart1"/>
+    <dgm:cxn modelId="{F3C24E21-EE57-42F9-BD1F-D9847E800171}" srcId="{CC001159-0610-4763-87DE-F23C6BD1D96F}" destId="{E1DE512A-9AAB-4DE8-8031-39A3F5DC3877}" srcOrd="0" destOrd="0" parTransId="{9D472979-A6F4-4DDD-B4AB-32B4D8BF2585}" sibTransId="{0FCC18A9-EAF8-4525-9ADB-4519A68690DD}"/>
+    <dgm:cxn modelId="{1B630F23-E2CE-4E9A-8668-F9385DEDD97D}" type="presOf" srcId="{E2855DE1-6DDF-43DD-BCCB-C16F475E90F7}" destId="{2E44D42A-7763-4BA2-8681-735AA804B17A}" srcOrd="1" destOrd="0" presId="urn:microsoft.com/office/officeart/2005/8/layout/orgChart1"/>
+    <dgm:cxn modelId="{20009D28-AF30-4614-BAB3-59F8FBD09AE0}" type="presOf" srcId="{25428F68-4B31-4C9E-A704-9D45FEB9494D}" destId="{C7CA0B20-3FC8-458F-BFC5-0252D79E441F}" srcOrd="0" destOrd="0" presId="urn:microsoft.com/office/officeart/2005/8/layout/orgChart1"/>
+    <dgm:cxn modelId="{2325242E-D6D0-48CB-8B83-8AD5925B56E0}" type="presOf" srcId="{A6E52FD0-6504-4B4A-AF5F-0E2488CEA3A8}" destId="{419063D7-EDC5-46E7-97A1-845C30D24B59}" srcOrd="1" destOrd="0" presId="urn:microsoft.com/office/officeart/2005/8/layout/orgChart1"/>
     <dgm:cxn modelId="{A6A87F5D-735E-4CCF-B594-3B29EE675701}" type="presOf" srcId="{39A138F5-0715-4176-8E50-F126EE8EF9A6}" destId="{9AF36780-2E35-434E-9C52-F1E6DDBAE230}" srcOrd="0" destOrd="0" presId="urn:microsoft.com/office/officeart/2005/8/layout/orgChart1"/>
-    <dgm:cxn modelId="{82F5825F-0C75-4473-8983-31D5922059EB}" type="presOf" srcId="{DD74484A-B196-494D-B7C1-B8338271AABB}" destId="{4D0B1D67-D3A1-4F91-81B3-FF1CE13DC5C0}" srcOrd="0" destOrd="0" presId="urn:microsoft.com/office/officeart/2005/8/layout/orgChart1"/>
-    <dgm:cxn modelId="{71F9FB5F-7502-4BDC-B584-33E1F7401F8B}" type="presOf" srcId="{05639210-76EC-465C-BB02-09C43ECF9612}" destId="{BB2BD05F-6978-43AD-8D21-E8C3EFB4CD2C}" srcOrd="1" destOrd="0" presId="urn:microsoft.com/office/officeart/2005/8/layout/orgChart1"/>
-    <dgm:cxn modelId="{20A9A943-8849-44BE-A3C8-92CAAEBD3F2B}" srcId="{8CEF9D6A-CA9E-4CEA-B5E1-A6CEDE74E576}" destId="{05639210-76EC-465C-BB02-09C43ECF9612}" srcOrd="11" destOrd="0" parTransId="{BC846C0B-0D99-4A17-9D99-F14415CE49A9}" sibTransId="{B4DE3DC4-25F1-4544-8FE5-D8CE6FB0EF51}"/>
+    <dgm:cxn modelId="{3D18A742-8CE2-417E-808B-801D6763BA5E}" type="presOf" srcId="{945FE947-D3AD-4139-8C83-A43C32338FB3}" destId="{5171DC12-B2F9-4299-A2EB-6C34DF59FA57}" srcOrd="0" destOrd="0" presId="urn:microsoft.com/office/officeart/2005/8/layout/orgChart1"/>
+    <dgm:cxn modelId="{20A9A943-8849-44BE-A3C8-92CAAEBD3F2B}" srcId="{8CEF9D6A-CA9E-4CEA-B5E1-A6CEDE74E576}" destId="{05639210-76EC-465C-BB02-09C43ECF9612}" srcOrd="7" destOrd="0" parTransId="{BC846C0B-0D99-4A17-9D99-F14415CE49A9}" sibTransId="{B4DE3DC4-25F1-4544-8FE5-D8CE6FB0EF51}"/>
+    <dgm:cxn modelId="{EEDEB963-B0BF-4F9F-9018-B85ED3B14648}" type="presOf" srcId="{A51A72FA-0157-4AD3-AF40-47640E651E2A}" destId="{AA472D28-2962-4913-A826-1170691073DC}" srcOrd="1" destOrd="0" presId="urn:microsoft.com/office/officeart/2005/8/layout/orgChart1"/>
     <dgm:cxn modelId="{0FCF3465-507F-4002-BAAF-B245068168C4}" srcId="{8CEF9D6A-CA9E-4CEA-B5E1-A6CEDE74E576}" destId="{6219A2B6-403A-4533-9770-B02CC26B3E77}" srcOrd="0" destOrd="0" parTransId="{DC35EDC5-788A-408F-8CD2-F45E33F101E5}" sibTransId="{0E4F2AB5-1AFD-4CF2-8EA7-AA98D69C449C}"/>
     <dgm:cxn modelId="{6A805A46-323A-4E00-9C29-99D83C1D0E71}" type="presOf" srcId="{8CEF9D6A-CA9E-4CEA-B5E1-A6CEDE74E576}" destId="{403D62E3-7020-4AE2-BE05-2D32FCCB25C3}" srcOrd="0" destOrd="0" presId="urn:microsoft.com/office/officeart/2005/8/layout/orgChart1"/>
-    <dgm:cxn modelId="{41542268-866D-4051-97C4-F3E546C91086}" type="presOf" srcId="{CC001159-0610-4763-87DE-F23C6BD1D96F}" destId="{915E890D-BE2B-4C3A-89E3-BC9B2B83EA55}" srcOrd="0" destOrd="0" presId="urn:microsoft.com/office/officeart/2005/8/layout/orgChart1"/>
+    <dgm:cxn modelId="{DBA9A766-BEFD-42B9-927D-CBEE4A6F1408}" type="presOf" srcId="{05639210-76EC-465C-BB02-09C43ECF9612}" destId="{F6833E12-977C-4334-851C-493A685081D0}" srcOrd="0" destOrd="0" presId="urn:microsoft.com/office/officeart/2005/8/layout/orgChart1"/>
+    <dgm:cxn modelId="{5BCE6447-C622-4EBF-B4CC-23F47AD457B0}" type="presOf" srcId="{A51A72FA-0157-4AD3-AF40-47640E651E2A}" destId="{980BB85B-A217-4A5D-9CB7-5AF30C46DB16}" srcOrd="0" destOrd="0" presId="urn:microsoft.com/office/officeart/2005/8/layout/orgChart1"/>
+    <dgm:cxn modelId="{12C0504B-1CB0-4A73-A2B9-7B35F3BDA3F0}" type="presOf" srcId="{71E4B4DA-ECDA-4AA9-B186-64E39A82076A}" destId="{C50D2B72-7969-45AE-84DC-85DE4BE402C8}" srcOrd="0" destOrd="0" presId="urn:microsoft.com/office/officeart/2005/8/layout/orgChart1"/>
     <dgm:cxn modelId="{7B86444C-5223-4DE3-B17F-6265DD933A1F}" type="presOf" srcId="{6219A2B6-403A-4533-9770-B02CC26B3E77}" destId="{D07CF1A2-09BF-4D84-B325-6750EBA1DAF7}" srcOrd="1" destOrd="0" presId="urn:microsoft.com/office/officeart/2005/8/layout/orgChart1"/>
+    <dgm:cxn modelId="{83CFCD4C-F8F8-4ED4-B38D-643B0D757C34}" type="presOf" srcId="{CC001159-0610-4763-87DE-F23C6BD1D96F}" destId="{915E890D-BE2B-4C3A-89E3-BC9B2B83EA55}" srcOrd="0" destOrd="0" presId="urn:microsoft.com/office/officeart/2005/8/layout/orgChart1"/>
     <dgm:cxn modelId="{4326104D-87CD-4CF5-ABB9-D9C1EA0E1343}" srcId="{9050314F-9DCC-43C2-9FB9-9B1E85B5DD60}" destId="{8CEF9D6A-CA9E-4CEA-B5E1-A6CEDE74E576}" srcOrd="0" destOrd="0" parTransId="{F65F90DA-514E-4B15-956B-0F7BBFD3BFF5}" sibTransId="{16721998-2489-4F68-AD7D-C621F5BF233B}"/>
     <dgm:cxn modelId="{948EDA4D-0281-4E0C-B9EA-32EE80323AF5}" type="presOf" srcId="{DC35EDC5-788A-408F-8CD2-F45E33F101E5}" destId="{C2D3D8B2-FA19-4A52-BA7E-0B8C956D0977}" srcOrd="0" destOrd="0" presId="urn:microsoft.com/office/officeart/2005/8/layout/orgChart1"/>
     <dgm:cxn modelId="{CE71CA6F-B930-43EA-805C-06FD14872580}" srcId="{8CEF9D6A-CA9E-4CEA-B5E1-A6CEDE74E576}" destId="{E2855DE1-6DDF-43DD-BCCB-C16F475E90F7}" srcOrd="2" destOrd="0" parTransId="{3C4E2277-B9F0-454D-B237-8739265399A5}" sibTransId="{5998A744-1EDD-4E5C-B8D5-4AD4EA027F43}"/>
-    <dgm:cxn modelId="{B8A4F871-9A4E-4A7E-9C11-6843C2C510CF}" type="presOf" srcId="{E1DE512A-9AAB-4DE8-8031-39A3F5DC3877}" destId="{836C6218-4EE0-4640-8630-ABE1046ACD36}" srcOrd="0" destOrd="0" presId="urn:microsoft.com/office/officeart/2005/8/layout/orgChart1"/>
-    <dgm:cxn modelId="{B7480C54-ADE4-4E6C-869A-15BADF3B7306}" type="presOf" srcId="{71E4B4DA-ECDA-4AA9-B186-64E39A82076A}" destId="{C50D2B72-7969-45AE-84DC-85DE4BE402C8}" srcOrd="0" destOrd="0" presId="urn:microsoft.com/office/officeart/2005/8/layout/orgChart1"/>
-    <dgm:cxn modelId="{59D01D59-EB54-4B4F-8C2B-BB59485B13A0}" type="presOf" srcId="{9205C0C1-55FF-44BF-8EC3-2801FA7318E8}" destId="{92082DEC-787D-4509-8258-39DBEE9AE9D9}" srcOrd="0" destOrd="0" presId="urn:microsoft.com/office/officeart/2005/8/layout/orgChart1"/>
-    <dgm:cxn modelId="{6001A27B-5D7D-42BA-A2F7-11F03FE10B41}" srcId="{8CEF9D6A-CA9E-4CEA-B5E1-A6CEDE74E576}" destId="{71E4B4DA-ECDA-4AA9-B186-64E39A82076A}" srcOrd="8" destOrd="0" parTransId="{D94D0B90-38C0-403B-8D1F-0FEEAA2BBF19}" sibTransId="{062D9FCB-A996-4A8E-8205-F6E751FFD5BF}"/>
+    <dgm:cxn modelId="{E95B5072-A848-4435-8DAE-0256C8801F7E}" type="presOf" srcId="{CC708141-C295-4B77-ADA3-4599B1903CF5}" destId="{195796D1-4B39-438C-AA12-5A8D435EA4FA}" srcOrd="0" destOrd="0" presId="urn:microsoft.com/office/officeart/2005/8/layout/orgChart1"/>
+    <dgm:cxn modelId="{7524AB54-4EBE-4CB5-837C-28B5010CBC22}" type="presOf" srcId="{3C4E2277-B9F0-454D-B237-8739265399A5}" destId="{3F10C4E5-9407-4A3D-A23F-8C4B9350B2DC}" srcOrd="0" destOrd="0" presId="urn:microsoft.com/office/officeart/2005/8/layout/orgChart1"/>
+    <dgm:cxn modelId="{3D41C754-A99B-4EFA-8C1B-E1CADF3771DB}" type="presOf" srcId="{A6E52FD0-6504-4B4A-AF5F-0E2488CEA3A8}" destId="{13AB6A92-0319-4BFA-97D9-2A96E2D88EB5}" srcOrd="0" destOrd="0" presId="urn:microsoft.com/office/officeart/2005/8/layout/orgChart1"/>
+    <dgm:cxn modelId="{2C682D57-4CD3-4F19-8891-DB13F8603621}" type="presOf" srcId="{25428F68-4B31-4C9E-A704-9D45FEB9494D}" destId="{52397C9B-F808-4CB0-AD9B-458C19FE2185}" srcOrd="1" destOrd="0" presId="urn:microsoft.com/office/officeart/2005/8/layout/orgChart1"/>
+    <dgm:cxn modelId="{6001A27B-5D7D-42BA-A2F7-11F03FE10B41}" srcId="{25428F68-4B31-4C9E-A704-9D45FEB9494D}" destId="{71E4B4DA-ECDA-4AA9-B186-64E39A82076A}" srcOrd="2" destOrd="0" parTransId="{D94D0B90-38C0-403B-8D1F-0FEEAA2BBF19}" sibTransId="{062D9FCB-A996-4A8E-8205-F6E751FFD5BF}"/>
     <dgm:cxn modelId="{4CC06A7F-5853-40E5-BDCC-B2778EE3C967}" srcId="{8CEF9D6A-CA9E-4CEA-B5E1-A6CEDE74E576}" destId="{ACCAA6E3-62AF-4ADA-8DEA-BBED07873C93}" srcOrd="4" destOrd="0" parTransId="{9205C0C1-55FF-44BF-8EC3-2801FA7318E8}" sibTransId="{105A5E1B-B6CB-4600-BAAB-DD348716BD7B}"/>
-    <dgm:cxn modelId="{19291484-B8DE-4F85-9D6A-80262C46FA2D}" type="presOf" srcId="{25428F68-4B31-4C9E-A704-9D45FEB9494D}" destId="{C7CA0B20-3FC8-458F-BFC5-0252D79E441F}" srcOrd="0" destOrd="0" presId="urn:microsoft.com/office/officeart/2005/8/layout/orgChart1"/>
-    <dgm:cxn modelId="{9237F988-BE91-4A41-9F26-F7491000760F}" type="presOf" srcId="{3C4E2277-B9F0-454D-B237-8739265399A5}" destId="{BC310E5B-FD85-4F6D-A48D-108AE14E3EE3}" srcOrd="0" destOrd="0" presId="urn:microsoft.com/office/officeart/2005/8/layout/orgChart1"/>
-    <dgm:cxn modelId="{2ABF9289-397E-4F1C-B086-5C9F6E74E12F}" srcId="{8CEF9D6A-CA9E-4CEA-B5E1-A6CEDE74E576}" destId="{A6E52FD0-6504-4B4A-AF5F-0E2488CEA3A8}" srcOrd="7" destOrd="0" parTransId="{A8003324-FF19-4D12-BA6B-CFF924472A1C}" sibTransId="{57E931EC-4BD8-448A-A02B-6697ECFC98AC}"/>
+    <dgm:cxn modelId="{64EE6A80-304A-4B2E-9853-66676201D728}" type="presOf" srcId="{D94D0B90-38C0-403B-8D1F-0FEEAA2BBF19}" destId="{A760058F-2450-426F-A6DB-037A19925599}" srcOrd="0" destOrd="0" presId="urn:microsoft.com/office/officeart/2005/8/layout/orgChart1"/>
+    <dgm:cxn modelId="{2ABF9289-397E-4F1C-B086-5C9F6E74E12F}" srcId="{25428F68-4B31-4C9E-A704-9D45FEB9494D}" destId="{A6E52FD0-6504-4B4A-AF5F-0E2488CEA3A8}" srcOrd="1" destOrd="0" parTransId="{A8003324-FF19-4D12-BA6B-CFF924472A1C}" sibTransId="{57E931EC-4BD8-448A-A02B-6697ECFC98AC}"/>
+    <dgm:cxn modelId="{E08FB68B-C20D-4321-BC0E-0277F8E129A0}" type="presOf" srcId="{CC001159-0610-4763-87DE-F23C6BD1D96F}" destId="{EE046975-2BBA-4DC7-B73A-48B48C6E73EF}" srcOrd="1" destOrd="0" presId="urn:microsoft.com/office/officeart/2005/8/layout/orgChart1"/>
     <dgm:cxn modelId="{61D20A8D-787B-49E6-8468-7126F4965393}" srcId="{6219A2B6-403A-4533-9770-B02CC26B3E77}" destId="{39A138F5-0715-4176-8E50-F126EE8EF9A6}" srcOrd="0" destOrd="0" parTransId="{65D6A9C5-DD93-444C-9432-7B5A0E7A06DC}" sibTransId="{54685AEC-3E86-4506-93C8-2ED6D9B2FED8}"/>
-    <dgm:cxn modelId="{0CB82291-86D6-40F7-A8A6-1F1EB444AEED}" type="presOf" srcId="{38F0394E-31D6-4D39-937B-7CB8B44E33C3}" destId="{4ED7CC23-3454-447B-9611-C085C68BD0DB}" srcOrd="0" destOrd="0" presId="urn:microsoft.com/office/officeart/2005/8/layout/orgChart1"/>
-    <dgm:cxn modelId="{66B92F99-287D-4AA5-8207-27AA873DA8A1}" type="presOf" srcId="{71E4B4DA-ECDA-4AA9-B186-64E39A82076A}" destId="{E5A96AC2-001F-443E-A6EB-1B2EB6E388E4}" srcOrd="1" destOrd="0" presId="urn:microsoft.com/office/officeart/2005/8/layout/orgChart1"/>
     <dgm:cxn modelId="{D3DA159C-C1EF-47B6-BE0F-403EB3A76111}" type="presOf" srcId="{3CF691D5-71E5-4D8C-BC25-285E6715746D}" destId="{5FFEA07E-93D7-4EE5-9745-070140E2EFF5}" srcOrd="0" destOrd="0" presId="urn:microsoft.com/office/officeart/2005/8/layout/orgChart1"/>
+    <dgm:cxn modelId="{C074BC9C-4129-43EE-9E6B-B9C4B7C3367D}" type="presOf" srcId="{9205C0C1-55FF-44BF-8EC3-2801FA7318E8}" destId="{92082DEC-787D-4509-8258-39DBEE9AE9D9}" srcOrd="0" destOrd="0" presId="urn:microsoft.com/office/officeart/2005/8/layout/orgChart1"/>
     <dgm:cxn modelId="{3E6CA59D-429E-42AB-8FAE-3BE0F1686710}" type="presOf" srcId="{65D6A9C5-DD93-444C-9432-7B5A0E7A06DC}" destId="{C3FDB715-70A1-49A8-9797-AF8211783E95}" srcOrd="0" destOrd="0" presId="urn:microsoft.com/office/officeart/2005/8/layout/orgChart1"/>
-    <dgm:cxn modelId="{E2DE0A9E-A998-408E-BCE2-B29490765EA6}" srcId="{8CEF9D6A-CA9E-4CEA-B5E1-A6CEDE74E576}" destId="{04063226-F60B-4630-8990-85677D1F42BE}" srcOrd="6" destOrd="0" parTransId="{38F0394E-31D6-4D39-937B-7CB8B44E33C3}" sibTransId="{B25F9DCC-3C11-4E89-AFE8-96E2F399A722}"/>
-    <dgm:cxn modelId="{30371DA7-FC08-44A7-B268-9E31A46A1FCF}" type="presOf" srcId="{AB53A085-1075-4595-9957-9E0F3F09AA7C}" destId="{5132A2B8-C20F-45AB-8E04-C7DA9626937B}" srcOrd="1" destOrd="0" presId="urn:microsoft.com/office/officeart/2005/8/layout/orgChart1"/>
-    <dgm:cxn modelId="{81435DAF-A8E5-4D20-88A5-B47505DB439A}" type="presOf" srcId="{25428F68-4B31-4C9E-A704-9D45FEB9494D}" destId="{52397C9B-F808-4CB0-AD9B-458C19FE2185}" srcOrd="1" destOrd="0" presId="urn:microsoft.com/office/officeart/2005/8/layout/orgChart1"/>
-    <dgm:cxn modelId="{BF4EDBB4-A485-448A-B0E3-C3D5A1BAF03C}" srcId="{8CEF9D6A-CA9E-4CEA-B5E1-A6CEDE74E576}" destId="{CC001159-0610-4763-87DE-F23C6BD1D96F}" srcOrd="9" destOrd="0" parTransId="{945FE947-D3AD-4139-8C83-A43C32338FB3}" sibTransId="{97D57C8C-00EA-4132-BADB-29B4E4F732EB}"/>
-    <dgm:cxn modelId="{AA814DB6-8F18-464A-AAA8-4E9640CB23AB}" type="presOf" srcId="{9D472979-A6F4-4DDD-B4AB-32B4D8BF2585}" destId="{5D076790-EEBB-47A4-8C04-3E7F7FF0CF4D}" srcOrd="0" destOrd="0" presId="urn:microsoft.com/office/officeart/2005/8/layout/orgChart1"/>
+    <dgm:cxn modelId="{E2DE0A9E-A998-408E-BCE2-B29490765EA6}" srcId="{25428F68-4B31-4C9E-A704-9D45FEB9494D}" destId="{04063226-F60B-4630-8990-85677D1F42BE}" srcOrd="0" destOrd="0" parTransId="{38F0394E-31D6-4D39-937B-7CB8B44E33C3}" sibTransId="{B25F9DCC-3C11-4E89-AFE8-96E2F399A722}"/>
+    <dgm:cxn modelId="{30C46BA0-FB9F-4350-AE0E-96238AC2DA7A}" type="presOf" srcId="{BC846C0B-0D99-4A17-9D99-F14415CE49A9}" destId="{5861AFAA-9020-4DF5-9CAE-662604CE37CD}" srcOrd="0" destOrd="0" presId="urn:microsoft.com/office/officeart/2005/8/layout/orgChart1"/>
+    <dgm:cxn modelId="{44FC8EAF-340C-48D7-8CDF-7721D4BD3CFD}" type="presOf" srcId="{04063226-F60B-4630-8990-85677D1F42BE}" destId="{0A4840AC-695A-4072-B912-DA3746F198BC}" srcOrd="0" destOrd="0" presId="urn:microsoft.com/office/officeart/2005/8/layout/orgChart1"/>
+    <dgm:cxn modelId="{BF4EDBB4-A485-448A-B0E3-C3D5A1BAF03C}" srcId="{8CEF9D6A-CA9E-4CEA-B5E1-A6CEDE74E576}" destId="{CC001159-0610-4763-87DE-F23C6BD1D96F}" srcOrd="6" destOrd="0" parTransId="{945FE947-D3AD-4139-8C83-A43C32338FB3}" sibTransId="{97D57C8C-00EA-4132-BADB-29B4E4F732EB}"/>
+    <dgm:cxn modelId="{EF79E0B5-027C-48B8-9018-FA447F0F4E99}" type="presOf" srcId="{71E4B4DA-ECDA-4AA9-B186-64E39A82076A}" destId="{E5A96AC2-001F-443E-A6EB-1B2EB6E388E4}" srcOrd="1" destOrd="0" presId="urn:microsoft.com/office/officeart/2005/8/layout/orgChart1"/>
     <dgm:cxn modelId="{905E78B6-A171-458E-9E14-C97CA7525296}" type="presOf" srcId="{8CEF9D6A-CA9E-4CEA-B5E1-A6CEDE74E576}" destId="{38751402-5CBF-4AD3-9692-242B6AF6B2E7}" srcOrd="1" destOrd="0" presId="urn:microsoft.com/office/officeart/2005/8/layout/orgChart1"/>
-    <dgm:cxn modelId="{CB2D31B7-E034-4B6C-BFC5-72B0B64B6D1F}" type="presOf" srcId="{05639210-76EC-465C-BB02-09C43ECF9612}" destId="{F6833E12-977C-4334-851C-493A685081D0}" srcOrd="0" destOrd="0" presId="urn:microsoft.com/office/officeart/2005/8/layout/orgChart1"/>
     <dgm:cxn modelId="{5B93C6BA-ED6E-4AEA-AF29-E6197EB74CE3}" srcId="{8CEF9D6A-CA9E-4CEA-B5E1-A6CEDE74E576}" destId="{25428F68-4B31-4C9E-A704-9D45FEB9494D}" srcOrd="5" destOrd="0" parTransId="{DD74484A-B196-494D-B7C1-B8338271AABB}" sibTransId="{884178C7-16FC-4F37-8F08-8B88F24FE8E8}"/>
     <dgm:cxn modelId="{6FB804BD-5C7A-477B-9102-AAF1FEF894CC}" type="presOf" srcId="{3CF691D5-71E5-4D8C-BC25-285E6715746D}" destId="{3B90203B-5DFF-47C1-B405-4D1D38200D50}" srcOrd="1" destOrd="0" presId="urn:microsoft.com/office/officeart/2005/8/layout/orgChart1"/>
-    <dgm:cxn modelId="{0678F4BF-22A9-498D-BE01-158AD4E1381F}" srcId="{3CF691D5-71E5-4D8C-BC25-285E6715746D}" destId="{6CF54990-3083-494C-9C84-3BCD4B765281}" srcOrd="0" destOrd="0" parTransId="{EBFE99D2-31E4-47E4-82AF-CE8CA32DF84C}" sibTransId="{8C4EDB98-C28F-4AED-964F-6F510B8F0B88}"/>
-    <dgm:cxn modelId="{506CAFC6-4420-4591-85BA-DA5FE2A5A574}" type="presOf" srcId="{E2855DE1-6DDF-43DD-BCCB-C16F475E90F7}" destId="{F85F83A0-28EE-4C7A-903C-91894F2063A9}" srcOrd="0" destOrd="0" presId="urn:microsoft.com/office/officeart/2005/8/layout/orgChart1"/>
-    <dgm:cxn modelId="{0D556ACF-EDA8-4814-81CE-31CE27FA5EDE}" type="presOf" srcId="{6CF54990-3083-494C-9C84-3BCD4B765281}" destId="{5C71F4AE-5C17-4ADA-882B-7E894C84D916}" srcOrd="1" destOrd="0" presId="urn:microsoft.com/office/officeart/2005/8/layout/orgChart1"/>
-    <dgm:cxn modelId="{695E76D1-E0E9-4577-9D29-75A1C253C5D4}" type="presOf" srcId="{ACCAA6E3-62AF-4ADA-8DEA-BBED07873C93}" destId="{8543598C-DE86-4933-B2FE-1F21BCAA5E39}" srcOrd="1" destOrd="0" presId="urn:microsoft.com/office/officeart/2005/8/layout/orgChart1"/>
+    <dgm:cxn modelId="{617A98BD-F087-4014-ABE6-F96158A87C94}" type="presOf" srcId="{4337E575-9DDB-4162-A1A7-FD8DC782EB5B}" destId="{31663126-1328-4F9E-BA2A-E0E9DB23F8A1}" srcOrd="0" destOrd="0" presId="urn:microsoft.com/office/officeart/2005/8/layout/orgChart1"/>
+    <dgm:cxn modelId="{BB8C1EC4-B9EC-4E57-BC5E-25A691678156}" type="presOf" srcId="{ACCAA6E3-62AF-4ADA-8DEA-BBED07873C93}" destId="{DC6629EE-9C87-4836-8CC7-41479B441E6E}" srcOrd="0" destOrd="0" presId="urn:microsoft.com/office/officeart/2005/8/layout/orgChart1"/>
+    <dgm:cxn modelId="{15D379CA-DC58-4F6A-94E0-4D76AAD24430}" type="presOf" srcId="{E1DE512A-9AAB-4DE8-8031-39A3F5DC3877}" destId="{177E4711-7C28-479A-B767-18395428FEEC}" srcOrd="1" destOrd="0" presId="urn:microsoft.com/office/officeart/2005/8/layout/orgChart1"/>
+    <dgm:cxn modelId="{FE2D83CB-72AB-48BB-8186-E5B9468171AC}" type="presOf" srcId="{A8003324-FF19-4D12-BA6B-CFF924472A1C}" destId="{7F8A3ECB-5AF5-4B8C-B170-FADCE0A00CE7}" srcOrd="0" destOrd="0" presId="urn:microsoft.com/office/officeart/2005/8/layout/orgChart1"/>
+    <dgm:cxn modelId="{C1F9B6D2-8567-4F29-AF66-57A4D4819406}" type="presOf" srcId="{AB53A085-1075-4595-9957-9E0F3F09AA7C}" destId="{D09BBDC5-E692-424E-BDC1-C56C2573E22B}" srcOrd="0" destOrd="0" presId="urn:microsoft.com/office/officeart/2005/8/layout/orgChart1"/>
     <dgm:cxn modelId="{A726EDD7-17C7-4ED8-9E4A-272DF7EB5422}" type="presOf" srcId="{6219A2B6-403A-4533-9770-B02CC26B3E77}" destId="{C9B7F93B-4374-4F62-95B4-0A2B5C747C11}" srcOrd="0" destOrd="0" presId="urn:microsoft.com/office/officeart/2005/8/layout/orgChart1"/>
-    <dgm:cxn modelId="{EC8F97D9-F7DD-424B-BF5D-2CF783FE7313}" type="presOf" srcId="{C20370AC-7EF0-45C7-B8B0-389EAB05A450}" destId="{C63E7159-7922-42AA-BC9A-8A42098B5AC7}" srcOrd="0" destOrd="0" presId="urn:microsoft.com/office/officeart/2005/8/layout/orgChart1"/>
-    <dgm:cxn modelId="{F157D4DB-C5FB-474A-8735-CDB47500E88B}" type="presOf" srcId="{CC001159-0610-4763-87DE-F23C6BD1D96F}" destId="{EE046975-2BBA-4DC7-B73A-48B48C6E73EF}" srcOrd="1" destOrd="0" presId="urn:microsoft.com/office/officeart/2005/8/layout/orgChart1"/>
-    <dgm:cxn modelId="{AC87DFDB-0F9B-41A2-A122-D48D703CD1AD}" type="presOf" srcId="{04063226-F60B-4630-8990-85677D1F42BE}" destId="{179DE2A6-5548-4ABE-8621-389B46674DE8}" srcOrd="1" destOrd="0" presId="urn:microsoft.com/office/officeart/2005/8/layout/orgChart1"/>
-    <dgm:cxn modelId="{A74E59DD-DF04-466D-A720-4BF97280AC54}" type="presOf" srcId="{BA55EE3A-86A2-4675-B991-5AD741F49288}" destId="{CE41A81F-52B4-4E20-A5D4-8930FD63119A}" srcOrd="1" destOrd="0" presId="urn:microsoft.com/office/officeart/2005/8/layout/orgChart1"/>
-    <dgm:cxn modelId="{0FC27ADE-3682-4E47-B202-46E5D74A0D63}" type="presOf" srcId="{D94D0B90-38C0-403B-8D1F-0FEEAA2BBF19}" destId="{A760058F-2450-426F-A6DB-037A19925599}" srcOrd="0" destOrd="0" presId="urn:microsoft.com/office/officeart/2005/8/layout/orgChart1"/>
+    <dgm:cxn modelId="{05A6E1D8-2E8B-4EAB-AFAF-67397CA5CC74}" type="presOf" srcId="{9D472979-A6F4-4DDD-B4AB-32B4D8BF2585}" destId="{5D076790-EEBB-47A4-8C04-3E7F7FF0CF4D}" srcOrd="0" destOrd="0" presId="urn:microsoft.com/office/officeart/2005/8/layout/orgChart1"/>
+    <dgm:cxn modelId="{60BC3ADF-EA20-488D-8D15-8AAE15D4AB43}" type="presOf" srcId="{E1DE512A-9AAB-4DE8-8031-39A3F5DC3877}" destId="{836C6218-4EE0-4640-8630-ABE1046ACD36}" srcOrd="0" destOrd="0" presId="urn:microsoft.com/office/officeart/2005/8/layout/orgChart1"/>
     <dgm:cxn modelId="{DD7728E3-FB2F-4130-8E7E-29485754F915}" type="presOf" srcId="{9050314F-9DCC-43C2-9FB9-9B1E85B5DD60}" destId="{2E21F6F7-BBDE-4A33-8359-9C707B5C4289}" srcOrd="0" destOrd="0" presId="urn:microsoft.com/office/officeart/2005/8/layout/orgChart1"/>
-    <dgm:cxn modelId="{8AAA9BE3-E715-45E8-83FD-14D521F62F08}" type="presOf" srcId="{945FE947-D3AD-4139-8C83-A43C32338FB3}" destId="{5171DC12-B2F9-4299-A2EB-6C34DF59FA57}" srcOrd="0" destOrd="0" presId="urn:microsoft.com/office/officeart/2005/8/layout/orgChart1"/>
-    <dgm:cxn modelId="{5048CBFB-5862-4A55-A925-0B082A90D58F}" srcId="{8CEF9D6A-CA9E-4CEA-B5E1-A6CEDE74E576}" destId="{A51A72FA-0157-4AD3-AF40-47640E651E2A}" srcOrd="12" destOrd="0" parTransId="{4337E575-9DDB-4162-A1A7-FD8DC782EB5B}" sibTransId="{ACE79729-2411-4D84-A6CF-CD48EDCE9157}"/>
+    <dgm:cxn modelId="{3B9711E8-9AE7-46A4-B247-0CD6ED553D50}" type="presOf" srcId="{ACCAA6E3-62AF-4ADA-8DEA-BBED07873C93}" destId="{8543598C-DE86-4933-B2FE-1F21BCAA5E39}" srcOrd="1" destOrd="0" presId="urn:microsoft.com/office/officeart/2005/8/layout/orgChart1"/>
+    <dgm:cxn modelId="{5048CBFB-5862-4A55-A925-0B082A90D58F}" srcId="{8CEF9D6A-CA9E-4CEA-B5E1-A6CEDE74E576}" destId="{A51A72FA-0157-4AD3-AF40-47640E651E2A}" srcOrd="8" destOrd="0" parTransId="{4337E575-9DDB-4162-A1A7-FD8DC782EB5B}" sibTransId="{ACE79729-2411-4D84-A6CF-CD48EDCE9157}"/>
     <dgm:cxn modelId="{ECF2C0FC-56B1-4A79-BBC9-DACFF6B6BDEF}" type="presOf" srcId="{39A138F5-0715-4176-8E50-F126EE8EF9A6}" destId="{900EF2A9-62BD-4970-B701-CB1FE9DAA211}" srcOrd="1" destOrd="0" presId="urn:microsoft.com/office/officeart/2005/8/layout/orgChart1"/>
     <dgm:cxn modelId="{92D8BCBF-2C11-4139-8DBA-EEAAADBF354E}" type="presParOf" srcId="{2E21F6F7-BBDE-4A33-8359-9C707B5C4289}" destId="{5607D627-E330-491D-B1E3-A1E059A0EF02}" srcOrd="0" destOrd="0" presId="urn:microsoft.com/office/officeart/2005/8/layout/orgChart1"/>
     <dgm:cxn modelId="{BB5EEE51-27BF-4861-A60E-68F25B2BBF63}" type="presParOf" srcId="{5607D627-E330-491D-B1E3-A1E059A0EF02}" destId="{AD012686-AD24-447E-8C86-F2DA371D3DFC}" srcOrd="0" destOrd="0" presId="urn:microsoft.com/office/officeart/2005/8/layout/orgChart1"/>
@@ -21433,98 +20772,84 @@
     <dgm:cxn modelId="{00ED7E62-1CA2-4A47-9039-1DB80E3F79E4}" type="presParOf" srcId="{138C59E9-7A81-4A1C-9E58-4F816D5101CE}" destId="{5FFEA07E-93D7-4EE5-9745-070140E2EFF5}" srcOrd="0" destOrd="0" presId="urn:microsoft.com/office/officeart/2005/8/layout/orgChart1"/>
     <dgm:cxn modelId="{85C2A5B3-F7A5-4964-80B7-2B8003E5654E}" type="presParOf" srcId="{138C59E9-7A81-4A1C-9E58-4F816D5101CE}" destId="{3B90203B-5DFF-47C1-B405-4D1D38200D50}" srcOrd="1" destOrd="0" presId="urn:microsoft.com/office/officeart/2005/8/layout/orgChart1"/>
     <dgm:cxn modelId="{80F3A45F-EC48-4149-B9D6-3366E2BD4CD7}" type="presParOf" srcId="{413784C0-0897-4FFA-B037-7350FEB55F19}" destId="{167DD075-970D-4C21-9487-6FB031837A63}" srcOrd="1" destOrd="0" presId="urn:microsoft.com/office/officeart/2005/8/layout/orgChart1"/>
-    <dgm:cxn modelId="{3D7AFAB6-07EA-4CCE-80B8-3F1C8095ADEF}" type="presParOf" srcId="{167DD075-970D-4C21-9487-6FB031837A63}" destId="{B487656C-69FF-4699-84E6-02A8A29B7C0A}" srcOrd="0" destOrd="0" presId="urn:microsoft.com/office/officeart/2005/8/layout/orgChart1"/>
-    <dgm:cxn modelId="{BA186C5D-3E6D-4056-AA60-F6077D6C6064}" type="presParOf" srcId="{167DD075-970D-4C21-9487-6FB031837A63}" destId="{A9AB9CE2-0E03-4AB1-AC19-6B7F06D8D94F}" srcOrd="1" destOrd="0" presId="urn:microsoft.com/office/officeart/2005/8/layout/orgChart1"/>
-    <dgm:cxn modelId="{CD84D2A7-C43A-41F0-9674-3EF42E037F55}" type="presParOf" srcId="{A9AB9CE2-0E03-4AB1-AC19-6B7F06D8D94F}" destId="{990DAD38-B5A8-43E7-811F-DFF7B66EB0BF}" srcOrd="0" destOrd="0" presId="urn:microsoft.com/office/officeart/2005/8/layout/orgChart1"/>
-    <dgm:cxn modelId="{CB0EE298-00BA-4F5B-AED9-E18A2418E7CA}" type="presParOf" srcId="{990DAD38-B5A8-43E7-811F-DFF7B66EB0BF}" destId="{751F4EFA-3BE8-4A0E-A74D-68900BF6B17E}" srcOrd="0" destOrd="0" presId="urn:microsoft.com/office/officeart/2005/8/layout/orgChart1"/>
-    <dgm:cxn modelId="{D2E164BB-C2AD-41EA-85F7-5EF05AA2449B}" type="presParOf" srcId="{990DAD38-B5A8-43E7-811F-DFF7B66EB0BF}" destId="{5C71F4AE-5C17-4ADA-882B-7E894C84D916}" srcOrd="1" destOrd="0" presId="urn:microsoft.com/office/officeart/2005/8/layout/orgChart1"/>
-    <dgm:cxn modelId="{A448741A-1CDC-43EB-AB80-6A736F5B26CE}" type="presParOf" srcId="{A9AB9CE2-0E03-4AB1-AC19-6B7F06D8D94F}" destId="{86988A67-C476-4A9B-96DF-2C9B2282545F}" srcOrd="1" destOrd="0" presId="urn:microsoft.com/office/officeart/2005/8/layout/orgChart1"/>
-    <dgm:cxn modelId="{ADF83483-5D76-4DCD-BDA9-92BC76191CE3}" type="presParOf" srcId="{A9AB9CE2-0E03-4AB1-AC19-6B7F06D8D94F}" destId="{F739D9B2-F20D-4662-9761-6215A6C74B75}" srcOrd="2" destOrd="0" presId="urn:microsoft.com/office/officeart/2005/8/layout/orgChart1"/>
     <dgm:cxn modelId="{70CEAEF0-FC84-43A3-B91F-89D08EDAAE20}" type="presParOf" srcId="{413784C0-0897-4FFA-B037-7350FEB55F19}" destId="{51525E0E-9BE7-450A-A977-068BD7D0A51A}" srcOrd="2" destOrd="0" presId="urn:microsoft.com/office/officeart/2005/8/layout/orgChart1"/>
-    <dgm:cxn modelId="{795BCB41-E9A3-4FA6-A7D5-D6117DD34B58}" type="presParOf" srcId="{F41F2A2E-3966-4F6B-935F-717AE275BD95}" destId="{BC310E5B-FD85-4F6D-A48D-108AE14E3EE3}" srcOrd="4" destOrd="0" presId="urn:microsoft.com/office/officeart/2005/8/layout/orgChart1"/>
-    <dgm:cxn modelId="{770C7E3C-AA58-4338-853D-5B8BBC0277A1}" type="presParOf" srcId="{F41F2A2E-3966-4F6B-935F-717AE275BD95}" destId="{5A039831-410A-463A-BC6C-E5D73A2C8217}" srcOrd="5" destOrd="0" presId="urn:microsoft.com/office/officeart/2005/8/layout/orgChart1"/>
-    <dgm:cxn modelId="{EF96C9C6-EB81-409E-90F1-567AAA41955F}" type="presParOf" srcId="{5A039831-410A-463A-BC6C-E5D73A2C8217}" destId="{1B314F7B-B86D-4320-A073-10B967EAB0D8}" srcOrd="0" destOrd="0" presId="urn:microsoft.com/office/officeart/2005/8/layout/orgChart1"/>
-    <dgm:cxn modelId="{A01B6858-57D3-4C69-A06C-8A36BE119125}" type="presParOf" srcId="{1B314F7B-B86D-4320-A073-10B967EAB0D8}" destId="{F85F83A0-28EE-4C7A-903C-91894F2063A9}" srcOrd="0" destOrd="0" presId="urn:microsoft.com/office/officeart/2005/8/layout/orgChart1"/>
-    <dgm:cxn modelId="{EFBC08F2-78E9-44DC-B7A6-02E077AB1DDF}" type="presParOf" srcId="{1B314F7B-B86D-4320-A073-10B967EAB0D8}" destId="{58CB9579-9C6E-4246-A407-61E22C61E8E6}" srcOrd="1" destOrd="0" presId="urn:microsoft.com/office/officeart/2005/8/layout/orgChart1"/>
-    <dgm:cxn modelId="{B36E2C2B-59CF-4EE0-869B-0715755A2E16}" type="presParOf" srcId="{5A039831-410A-463A-BC6C-E5D73A2C8217}" destId="{1417D0C6-485E-4981-B3CB-7C608AEB7C87}" srcOrd="1" destOrd="0" presId="urn:microsoft.com/office/officeart/2005/8/layout/orgChart1"/>
-    <dgm:cxn modelId="{56742BE6-6361-43BC-A1FE-96294E558170}" type="presParOf" srcId="{5A039831-410A-463A-BC6C-E5D73A2C8217}" destId="{E31D983E-CE2B-4362-9D24-2C36F4970719}" srcOrd="2" destOrd="0" presId="urn:microsoft.com/office/officeart/2005/8/layout/orgChart1"/>
-    <dgm:cxn modelId="{BD9CE25B-A328-4D47-9712-C3C4F9494D0C}" type="presParOf" srcId="{F41F2A2E-3966-4F6B-935F-717AE275BD95}" destId="{195796D1-4B39-438C-AA12-5A8D435EA4FA}" srcOrd="6" destOrd="0" presId="urn:microsoft.com/office/officeart/2005/8/layout/orgChart1"/>
-    <dgm:cxn modelId="{EF371465-8F42-48C4-BEEF-E98C9D1483D2}" type="presParOf" srcId="{F41F2A2E-3966-4F6B-935F-717AE275BD95}" destId="{84822AFA-0C45-44B6-ADB1-7029582F08D7}" srcOrd="7" destOrd="0" presId="urn:microsoft.com/office/officeart/2005/8/layout/orgChart1"/>
-    <dgm:cxn modelId="{B3893425-1210-4ACF-A0F4-A62CCD61970F}" type="presParOf" srcId="{84822AFA-0C45-44B6-ADB1-7029582F08D7}" destId="{0D48D80C-9F2C-4AC2-B307-2445C4353ED2}" srcOrd="0" destOrd="0" presId="urn:microsoft.com/office/officeart/2005/8/layout/orgChart1"/>
-    <dgm:cxn modelId="{571290D9-A922-40C6-800D-67F210AF48E0}" type="presParOf" srcId="{0D48D80C-9F2C-4AC2-B307-2445C4353ED2}" destId="{D09BBDC5-E692-424E-BDC1-C56C2573E22B}" srcOrd="0" destOrd="0" presId="urn:microsoft.com/office/officeart/2005/8/layout/orgChart1"/>
-    <dgm:cxn modelId="{8F65A97E-8E5D-4710-8159-7EA231EF5942}" type="presParOf" srcId="{0D48D80C-9F2C-4AC2-B307-2445C4353ED2}" destId="{5132A2B8-C20F-45AB-8E04-C7DA9626937B}" srcOrd="1" destOrd="0" presId="urn:microsoft.com/office/officeart/2005/8/layout/orgChart1"/>
-    <dgm:cxn modelId="{E7DB8AF8-D880-419D-A17C-7C9881068894}" type="presParOf" srcId="{84822AFA-0C45-44B6-ADB1-7029582F08D7}" destId="{09A86F9F-CA6B-428B-A74E-25C8BA3A0AA8}" srcOrd="1" destOrd="0" presId="urn:microsoft.com/office/officeart/2005/8/layout/orgChart1"/>
-    <dgm:cxn modelId="{578657B5-DE07-4BB0-84FD-7C3D4D14002C}" type="presParOf" srcId="{84822AFA-0C45-44B6-ADB1-7029582F08D7}" destId="{03B1A3C9-78B9-4ED7-8B1A-7C2C70981C4E}" srcOrd="2" destOrd="0" presId="urn:microsoft.com/office/officeart/2005/8/layout/orgChart1"/>
-    <dgm:cxn modelId="{1278F92A-4A4C-42BE-8655-7E540BEE7725}" type="presParOf" srcId="{F41F2A2E-3966-4F6B-935F-717AE275BD95}" destId="{92082DEC-787D-4509-8258-39DBEE9AE9D9}" srcOrd="8" destOrd="0" presId="urn:microsoft.com/office/officeart/2005/8/layout/orgChart1"/>
-    <dgm:cxn modelId="{A21957D0-4FF0-4B75-B560-A49C5D02A0BC}" type="presParOf" srcId="{F41F2A2E-3966-4F6B-935F-717AE275BD95}" destId="{E1C5BCB3-A39B-4C4A-A488-1DA7A7740C50}" srcOrd="9" destOrd="0" presId="urn:microsoft.com/office/officeart/2005/8/layout/orgChart1"/>
-    <dgm:cxn modelId="{D013B0A2-15E4-412A-9C45-5F5AB85411F2}" type="presParOf" srcId="{E1C5BCB3-A39B-4C4A-A488-1DA7A7740C50}" destId="{D285C6DE-DDE9-4D53-8F58-384ACDF262BB}" srcOrd="0" destOrd="0" presId="urn:microsoft.com/office/officeart/2005/8/layout/orgChart1"/>
-    <dgm:cxn modelId="{4A4B082F-48CD-4EC9-970C-C2A33E43B8C6}" type="presParOf" srcId="{D285C6DE-DDE9-4D53-8F58-384ACDF262BB}" destId="{DC6629EE-9C87-4836-8CC7-41479B441E6E}" srcOrd="0" destOrd="0" presId="urn:microsoft.com/office/officeart/2005/8/layout/orgChart1"/>
-    <dgm:cxn modelId="{7C96B9D0-0502-4FD7-B0CF-50D2B1FCB7F6}" type="presParOf" srcId="{D285C6DE-DDE9-4D53-8F58-384ACDF262BB}" destId="{8543598C-DE86-4933-B2FE-1F21BCAA5E39}" srcOrd="1" destOrd="0" presId="urn:microsoft.com/office/officeart/2005/8/layout/orgChart1"/>
-    <dgm:cxn modelId="{EEE8F303-D5EB-4291-BC78-B7B59BC5BDD7}" type="presParOf" srcId="{E1C5BCB3-A39B-4C4A-A488-1DA7A7740C50}" destId="{E60EE302-243B-4685-838C-3F6DF2E07E3F}" srcOrd="1" destOrd="0" presId="urn:microsoft.com/office/officeart/2005/8/layout/orgChart1"/>
-    <dgm:cxn modelId="{768D1948-8453-48EB-B0B8-14B85DE682D5}" type="presParOf" srcId="{E60EE302-243B-4685-838C-3F6DF2E07E3F}" destId="{C63E7159-7922-42AA-BC9A-8A42098B5AC7}" srcOrd="0" destOrd="0" presId="urn:microsoft.com/office/officeart/2005/8/layout/orgChart1"/>
-    <dgm:cxn modelId="{E737CB43-F880-4982-8FFB-A99C5C7F2634}" type="presParOf" srcId="{E60EE302-243B-4685-838C-3F6DF2E07E3F}" destId="{69BAE616-78A0-42B6-9659-43A902022229}" srcOrd="1" destOrd="0" presId="urn:microsoft.com/office/officeart/2005/8/layout/orgChart1"/>
-    <dgm:cxn modelId="{47F70CF7-49E1-4828-A92E-040F293721E0}" type="presParOf" srcId="{69BAE616-78A0-42B6-9659-43A902022229}" destId="{61A4A5E5-A5DB-444C-9A3C-45339413C46C}" srcOrd="0" destOrd="0" presId="urn:microsoft.com/office/officeart/2005/8/layout/orgChart1"/>
-    <dgm:cxn modelId="{8DB14293-263B-42EA-A1E1-1FA12B7C6781}" type="presParOf" srcId="{61A4A5E5-A5DB-444C-9A3C-45339413C46C}" destId="{5AC97FCA-28C7-4A78-AA35-6920F07895FF}" srcOrd="0" destOrd="0" presId="urn:microsoft.com/office/officeart/2005/8/layout/orgChart1"/>
-    <dgm:cxn modelId="{BDEE4CAD-50EC-41F7-8A09-DBF16A811E6A}" type="presParOf" srcId="{61A4A5E5-A5DB-444C-9A3C-45339413C46C}" destId="{CE41A81F-52B4-4E20-A5D4-8930FD63119A}" srcOrd="1" destOrd="0" presId="urn:microsoft.com/office/officeart/2005/8/layout/orgChart1"/>
-    <dgm:cxn modelId="{CB3A7F1B-EB60-4513-BB5C-BC613D902F8D}" type="presParOf" srcId="{69BAE616-78A0-42B6-9659-43A902022229}" destId="{29C2ADC0-EF10-4C08-9025-B6200B85C817}" srcOrd="1" destOrd="0" presId="urn:microsoft.com/office/officeart/2005/8/layout/orgChart1"/>
-    <dgm:cxn modelId="{5CA5F99E-9E16-45DD-880B-16C9C0C56C15}" type="presParOf" srcId="{69BAE616-78A0-42B6-9659-43A902022229}" destId="{3D50CB52-1B01-40BE-81EE-CD95F8112133}" srcOrd="2" destOrd="0" presId="urn:microsoft.com/office/officeart/2005/8/layout/orgChart1"/>
-    <dgm:cxn modelId="{B85D7C86-7FCA-4725-BD44-1092CA31529F}" type="presParOf" srcId="{E1C5BCB3-A39B-4C4A-A488-1DA7A7740C50}" destId="{CE93E46C-1CEB-4629-99C5-4DE92E3BDEE8}" srcOrd="2" destOrd="0" presId="urn:microsoft.com/office/officeart/2005/8/layout/orgChart1"/>
-    <dgm:cxn modelId="{D7D97E54-D24B-4F3B-8FD3-4CEC5330597F}" type="presParOf" srcId="{F41F2A2E-3966-4F6B-935F-717AE275BD95}" destId="{4D0B1D67-D3A1-4F91-81B3-FF1CE13DC5C0}" srcOrd="10" destOrd="0" presId="urn:microsoft.com/office/officeart/2005/8/layout/orgChart1"/>
-    <dgm:cxn modelId="{656329B2-89AC-4680-AA2C-65734F73DF56}" type="presParOf" srcId="{F41F2A2E-3966-4F6B-935F-717AE275BD95}" destId="{8EEAF327-31E2-4DE2-991F-06A009517065}" srcOrd="11" destOrd="0" presId="urn:microsoft.com/office/officeart/2005/8/layout/orgChart1"/>
-    <dgm:cxn modelId="{97BF7EF1-084A-49E3-AB43-77A4EF437AD7}" type="presParOf" srcId="{8EEAF327-31E2-4DE2-991F-06A009517065}" destId="{78BDEE60-F5AC-4BF9-B883-D9FB3B38E1E3}" srcOrd="0" destOrd="0" presId="urn:microsoft.com/office/officeart/2005/8/layout/orgChart1"/>
-    <dgm:cxn modelId="{2E44428D-1FA0-49A1-A010-A2C274FDA41B}" type="presParOf" srcId="{78BDEE60-F5AC-4BF9-B883-D9FB3B38E1E3}" destId="{C7CA0B20-3FC8-458F-BFC5-0252D79E441F}" srcOrd="0" destOrd="0" presId="urn:microsoft.com/office/officeart/2005/8/layout/orgChart1"/>
-    <dgm:cxn modelId="{863A697A-6D0F-4430-BEB8-EC3F9F5DEE47}" type="presParOf" srcId="{78BDEE60-F5AC-4BF9-B883-D9FB3B38E1E3}" destId="{52397C9B-F808-4CB0-AD9B-458C19FE2185}" srcOrd="1" destOrd="0" presId="urn:microsoft.com/office/officeart/2005/8/layout/orgChart1"/>
-    <dgm:cxn modelId="{EDCC6A31-8F52-409F-BE53-7633DC7C9147}" type="presParOf" srcId="{8EEAF327-31E2-4DE2-991F-06A009517065}" destId="{B2A94D4D-6A19-4B0D-93F4-91469DC5FA31}" srcOrd="1" destOrd="0" presId="urn:microsoft.com/office/officeart/2005/8/layout/orgChart1"/>
-    <dgm:cxn modelId="{A780039E-3FF6-4B7D-81F2-38537E3B7ADC}" type="presParOf" srcId="{8EEAF327-31E2-4DE2-991F-06A009517065}" destId="{DD6FE51F-D1B0-4747-B8BB-F9C1F85A0201}" srcOrd="2" destOrd="0" presId="urn:microsoft.com/office/officeart/2005/8/layout/orgChart1"/>
-    <dgm:cxn modelId="{94C6B720-092C-4687-8EB1-9B3FEEE18BF7}" type="presParOf" srcId="{F41F2A2E-3966-4F6B-935F-717AE275BD95}" destId="{4ED7CC23-3454-447B-9611-C085C68BD0DB}" srcOrd="12" destOrd="0" presId="urn:microsoft.com/office/officeart/2005/8/layout/orgChart1"/>
-    <dgm:cxn modelId="{D8CF57DD-4E27-4771-90EC-B5B34BDF1BDE}" type="presParOf" srcId="{F41F2A2E-3966-4F6B-935F-717AE275BD95}" destId="{1A3FF1B5-7E2D-4E6A-B89F-F2C9119E053D}" srcOrd="13" destOrd="0" presId="urn:microsoft.com/office/officeart/2005/8/layout/orgChart1"/>
-    <dgm:cxn modelId="{14E30DCC-4CF1-4695-BBD5-61EB8F13A31D}" type="presParOf" srcId="{1A3FF1B5-7E2D-4E6A-B89F-F2C9119E053D}" destId="{44C60F8C-4352-4D35-98B8-FB77AEAAE3D5}" srcOrd="0" destOrd="0" presId="urn:microsoft.com/office/officeart/2005/8/layout/orgChart1"/>
-    <dgm:cxn modelId="{313D6EDB-BF7E-4BEB-AA1D-DBBAF8BE3F4E}" type="presParOf" srcId="{44C60F8C-4352-4D35-98B8-FB77AEAAE3D5}" destId="{0A4840AC-695A-4072-B912-DA3746F198BC}" srcOrd="0" destOrd="0" presId="urn:microsoft.com/office/officeart/2005/8/layout/orgChart1"/>
-    <dgm:cxn modelId="{A6774F0C-F978-4664-8112-D36CE82B1E02}" type="presParOf" srcId="{44C60F8C-4352-4D35-98B8-FB77AEAAE3D5}" destId="{179DE2A6-5548-4ABE-8621-389B46674DE8}" srcOrd="1" destOrd="0" presId="urn:microsoft.com/office/officeart/2005/8/layout/orgChart1"/>
-    <dgm:cxn modelId="{C63331DB-937F-48FE-9FDF-1D22B9450468}" type="presParOf" srcId="{1A3FF1B5-7E2D-4E6A-B89F-F2C9119E053D}" destId="{18D39CA4-B2AD-4EBB-91DC-4EEBEB5450B3}" srcOrd="1" destOrd="0" presId="urn:microsoft.com/office/officeart/2005/8/layout/orgChart1"/>
-    <dgm:cxn modelId="{3E27C30D-DE7D-4234-8ED6-E09DB0A82AE3}" type="presParOf" srcId="{1A3FF1B5-7E2D-4E6A-B89F-F2C9119E053D}" destId="{4E0E87AB-EC11-4502-A08F-F21709489E85}" srcOrd="2" destOrd="0" presId="urn:microsoft.com/office/officeart/2005/8/layout/orgChart1"/>
-    <dgm:cxn modelId="{6891AB29-BB1A-46E4-A603-0B609D1F8BEB}" type="presParOf" srcId="{F41F2A2E-3966-4F6B-935F-717AE275BD95}" destId="{7F8A3ECB-5AF5-4B8C-B170-FADCE0A00CE7}" srcOrd="14" destOrd="0" presId="urn:microsoft.com/office/officeart/2005/8/layout/orgChart1"/>
-    <dgm:cxn modelId="{17683964-5AF1-4F86-9690-16CA76FA62E3}" type="presParOf" srcId="{F41F2A2E-3966-4F6B-935F-717AE275BD95}" destId="{2173F104-541F-43CB-82B4-112C2690DF70}" srcOrd="15" destOrd="0" presId="urn:microsoft.com/office/officeart/2005/8/layout/orgChart1"/>
-    <dgm:cxn modelId="{19EBD31B-B03C-49FD-8F3D-6281E4F3B87D}" type="presParOf" srcId="{2173F104-541F-43CB-82B4-112C2690DF70}" destId="{EC58D0FD-98F6-40E5-A386-0A3AA2853915}" srcOrd="0" destOrd="0" presId="urn:microsoft.com/office/officeart/2005/8/layout/orgChart1"/>
-    <dgm:cxn modelId="{25735ED3-44EB-481B-9185-176D75F74534}" type="presParOf" srcId="{EC58D0FD-98F6-40E5-A386-0A3AA2853915}" destId="{13AB6A92-0319-4BFA-97D9-2A96E2D88EB5}" srcOrd="0" destOrd="0" presId="urn:microsoft.com/office/officeart/2005/8/layout/orgChart1"/>
-    <dgm:cxn modelId="{105E1092-AE51-4964-A21A-F3D7FB6DB818}" type="presParOf" srcId="{EC58D0FD-98F6-40E5-A386-0A3AA2853915}" destId="{419063D7-EDC5-46E7-97A1-845C30D24B59}" srcOrd="1" destOrd="0" presId="urn:microsoft.com/office/officeart/2005/8/layout/orgChart1"/>
-    <dgm:cxn modelId="{61444C14-A8AE-40AA-8434-51399C83A43F}" type="presParOf" srcId="{2173F104-541F-43CB-82B4-112C2690DF70}" destId="{F88498AC-D486-42FB-8968-F81161F45C37}" srcOrd="1" destOrd="0" presId="urn:microsoft.com/office/officeart/2005/8/layout/orgChart1"/>
-    <dgm:cxn modelId="{23C277C4-AFDA-4B76-A829-3BB8838DCB90}" type="presParOf" srcId="{2173F104-541F-43CB-82B4-112C2690DF70}" destId="{62411046-349A-4178-B99A-056EFAB5C10F}" srcOrd="2" destOrd="0" presId="urn:microsoft.com/office/officeart/2005/8/layout/orgChart1"/>
-    <dgm:cxn modelId="{A09611B8-78B7-4AB1-8B3B-27880BA06C62}" type="presParOf" srcId="{F41F2A2E-3966-4F6B-935F-717AE275BD95}" destId="{A760058F-2450-426F-A6DB-037A19925599}" srcOrd="16" destOrd="0" presId="urn:microsoft.com/office/officeart/2005/8/layout/orgChart1"/>
-    <dgm:cxn modelId="{97988352-EC5A-4FF6-95C5-CB140C8F32A2}" type="presParOf" srcId="{F41F2A2E-3966-4F6B-935F-717AE275BD95}" destId="{80996E3E-3F95-491A-9748-EFE09EF91C72}" srcOrd="17" destOrd="0" presId="urn:microsoft.com/office/officeart/2005/8/layout/orgChart1"/>
-    <dgm:cxn modelId="{708A11DA-93DF-470D-BF11-2B9578FF3396}" type="presParOf" srcId="{80996E3E-3F95-491A-9748-EFE09EF91C72}" destId="{7E06B2D0-EB18-438E-A11F-4404BFA2DDEE}" srcOrd="0" destOrd="0" presId="urn:microsoft.com/office/officeart/2005/8/layout/orgChart1"/>
-    <dgm:cxn modelId="{38369B26-FA96-403B-82F1-2DA151FBE149}" type="presParOf" srcId="{7E06B2D0-EB18-438E-A11F-4404BFA2DDEE}" destId="{C50D2B72-7969-45AE-84DC-85DE4BE402C8}" srcOrd="0" destOrd="0" presId="urn:microsoft.com/office/officeart/2005/8/layout/orgChart1"/>
-    <dgm:cxn modelId="{D98BBFEA-CC86-4A0C-9976-B22359A4D66E}" type="presParOf" srcId="{7E06B2D0-EB18-438E-A11F-4404BFA2DDEE}" destId="{E5A96AC2-001F-443E-A6EB-1B2EB6E388E4}" srcOrd="1" destOrd="0" presId="urn:microsoft.com/office/officeart/2005/8/layout/orgChart1"/>
-    <dgm:cxn modelId="{3E365152-7C1B-4EB8-B408-6FEC76A7A137}" type="presParOf" srcId="{80996E3E-3F95-491A-9748-EFE09EF91C72}" destId="{68427266-4C77-443A-B353-6BDD9A4836C7}" srcOrd="1" destOrd="0" presId="urn:microsoft.com/office/officeart/2005/8/layout/orgChart1"/>
-    <dgm:cxn modelId="{AA2B8185-230A-44B7-99C5-3EBA9E3CE2CB}" type="presParOf" srcId="{80996E3E-3F95-491A-9748-EFE09EF91C72}" destId="{C7A303D9-597C-4521-86AD-E99B78B23263}" srcOrd="2" destOrd="0" presId="urn:microsoft.com/office/officeart/2005/8/layout/orgChart1"/>
-    <dgm:cxn modelId="{E317DF9F-83DA-477E-8BB5-EA128F3DF061}" type="presParOf" srcId="{F41F2A2E-3966-4F6B-935F-717AE275BD95}" destId="{5171DC12-B2F9-4299-A2EB-6C34DF59FA57}" srcOrd="18" destOrd="0" presId="urn:microsoft.com/office/officeart/2005/8/layout/orgChart1"/>
-    <dgm:cxn modelId="{9FA6F226-0474-41E4-9060-FB988FBCEB1B}" type="presParOf" srcId="{F41F2A2E-3966-4F6B-935F-717AE275BD95}" destId="{662169EA-51FA-40C2-9CF0-8CCA28C32C80}" srcOrd="19" destOrd="0" presId="urn:microsoft.com/office/officeart/2005/8/layout/orgChart1"/>
-    <dgm:cxn modelId="{9D1748E6-F8AB-45E3-9239-731A2DCE0B88}" type="presParOf" srcId="{662169EA-51FA-40C2-9CF0-8CCA28C32C80}" destId="{340475E0-6FC3-4B79-8BDA-F95ECD557CA4}" srcOrd="0" destOrd="0" presId="urn:microsoft.com/office/officeart/2005/8/layout/orgChart1"/>
-    <dgm:cxn modelId="{A1CBBEF0-0485-4C38-AFBB-33C3D018E184}" type="presParOf" srcId="{340475E0-6FC3-4B79-8BDA-F95ECD557CA4}" destId="{915E890D-BE2B-4C3A-89E3-BC9B2B83EA55}" srcOrd="0" destOrd="0" presId="urn:microsoft.com/office/officeart/2005/8/layout/orgChart1"/>
-    <dgm:cxn modelId="{7B22C7A9-D6C5-4A92-A835-0A6118E6B425}" type="presParOf" srcId="{340475E0-6FC3-4B79-8BDA-F95ECD557CA4}" destId="{EE046975-2BBA-4DC7-B73A-48B48C6E73EF}" srcOrd="1" destOrd="0" presId="urn:microsoft.com/office/officeart/2005/8/layout/orgChart1"/>
-    <dgm:cxn modelId="{25B7AFE8-706E-43CC-987F-0B3483EBB4E4}" type="presParOf" srcId="{662169EA-51FA-40C2-9CF0-8CCA28C32C80}" destId="{41949E1F-6593-4143-91BC-2D30D74999EE}" srcOrd="1" destOrd="0" presId="urn:microsoft.com/office/officeart/2005/8/layout/orgChart1"/>
-    <dgm:cxn modelId="{1C6D4245-7118-4C7F-A396-E2343D7B79D3}" type="presParOf" srcId="{662169EA-51FA-40C2-9CF0-8CCA28C32C80}" destId="{7419DAEE-D570-4A27-B67F-EAF7423AA9D6}" srcOrd="2" destOrd="0" presId="urn:microsoft.com/office/officeart/2005/8/layout/orgChart1"/>
-    <dgm:cxn modelId="{4DB5C839-6E32-4252-87F5-C97868B72DE7}" type="presParOf" srcId="{F41F2A2E-3966-4F6B-935F-717AE275BD95}" destId="{5D076790-EEBB-47A4-8C04-3E7F7FF0CF4D}" srcOrd="20" destOrd="0" presId="urn:microsoft.com/office/officeart/2005/8/layout/orgChart1"/>
-    <dgm:cxn modelId="{14CDA12F-2709-4855-9E3A-C4BA6037E553}" type="presParOf" srcId="{F41F2A2E-3966-4F6B-935F-717AE275BD95}" destId="{0D783722-F7E5-4013-8855-77F083804A8F}" srcOrd="21" destOrd="0" presId="urn:microsoft.com/office/officeart/2005/8/layout/orgChart1"/>
-    <dgm:cxn modelId="{F8D95561-7606-4965-8E4C-805140A0584D}" type="presParOf" srcId="{0D783722-F7E5-4013-8855-77F083804A8F}" destId="{676D6CDD-435A-46E0-B1C6-F9B5DF276582}" srcOrd="0" destOrd="0" presId="urn:microsoft.com/office/officeart/2005/8/layout/orgChart1"/>
-    <dgm:cxn modelId="{96DE263F-00F1-4AF2-B515-FC223FF31124}" type="presParOf" srcId="{676D6CDD-435A-46E0-B1C6-F9B5DF276582}" destId="{836C6218-4EE0-4640-8630-ABE1046ACD36}" srcOrd="0" destOrd="0" presId="urn:microsoft.com/office/officeart/2005/8/layout/orgChart1"/>
-    <dgm:cxn modelId="{40F2C0CD-F6E4-464C-8C83-F2C414C7E863}" type="presParOf" srcId="{676D6CDD-435A-46E0-B1C6-F9B5DF276582}" destId="{177E4711-7C28-479A-B767-18395428FEEC}" srcOrd="1" destOrd="0" presId="urn:microsoft.com/office/officeart/2005/8/layout/orgChart1"/>
-    <dgm:cxn modelId="{0AA57D64-7808-4689-8490-6872B80749C9}" type="presParOf" srcId="{0D783722-F7E5-4013-8855-77F083804A8F}" destId="{8116DA06-B407-4CCC-80A9-D6BD096D04A1}" srcOrd="1" destOrd="0" presId="urn:microsoft.com/office/officeart/2005/8/layout/orgChart1"/>
-    <dgm:cxn modelId="{C0877574-941F-4D54-8BBF-1439AEE3EA24}" type="presParOf" srcId="{0D783722-F7E5-4013-8855-77F083804A8F}" destId="{746504EC-CDAE-4E0A-9CD9-7477B39E2EE4}" srcOrd="2" destOrd="0" presId="urn:microsoft.com/office/officeart/2005/8/layout/orgChart1"/>
-    <dgm:cxn modelId="{5A99EBDC-2442-46BC-8114-B743BFFC3CEB}" type="presParOf" srcId="{F41F2A2E-3966-4F6B-935F-717AE275BD95}" destId="{5861AFAA-9020-4DF5-9CAE-662604CE37CD}" srcOrd="22" destOrd="0" presId="urn:microsoft.com/office/officeart/2005/8/layout/orgChart1"/>
-    <dgm:cxn modelId="{1E7864EB-F292-49F1-A382-E31C951BB0C5}" type="presParOf" srcId="{F41F2A2E-3966-4F6B-935F-717AE275BD95}" destId="{D8E643DB-B1A4-4D6B-BB30-F824F158006D}" srcOrd="23" destOrd="0" presId="urn:microsoft.com/office/officeart/2005/8/layout/orgChart1"/>
-    <dgm:cxn modelId="{8F282756-6E73-464C-9382-8032C78B094E}" type="presParOf" srcId="{D8E643DB-B1A4-4D6B-BB30-F824F158006D}" destId="{19CB3F13-2BEA-48A5-B142-E37806CEB958}" srcOrd="0" destOrd="0" presId="urn:microsoft.com/office/officeart/2005/8/layout/orgChart1"/>
-    <dgm:cxn modelId="{FC77317A-2775-425E-8EF6-BEE0C861D3BC}" type="presParOf" srcId="{19CB3F13-2BEA-48A5-B142-E37806CEB958}" destId="{F6833E12-977C-4334-851C-493A685081D0}" srcOrd="0" destOrd="0" presId="urn:microsoft.com/office/officeart/2005/8/layout/orgChart1"/>
-    <dgm:cxn modelId="{54CB4DC6-C90B-4D36-B3B9-F9A046814DB4}" type="presParOf" srcId="{19CB3F13-2BEA-48A5-B142-E37806CEB958}" destId="{BB2BD05F-6978-43AD-8D21-E8C3EFB4CD2C}" srcOrd="1" destOrd="0" presId="urn:microsoft.com/office/officeart/2005/8/layout/orgChart1"/>
-    <dgm:cxn modelId="{72EC4CCD-7190-4583-AD8F-7D0A1957C61A}" type="presParOf" srcId="{D8E643DB-B1A4-4D6B-BB30-F824F158006D}" destId="{CB90F170-0111-40A2-B750-5145DF7D53EB}" srcOrd="1" destOrd="0" presId="urn:microsoft.com/office/officeart/2005/8/layout/orgChart1"/>
-    <dgm:cxn modelId="{6809258E-6A32-4B4E-8AC6-F7FB930875E7}" type="presParOf" srcId="{D8E643DB-B1A4-4D6B-BB30-F824F158006D}" destId="{A60629B2-149C-44D6-8384-D8EE4E3924C5}" srcOrd="2" destOrd="0" presId="urn:microsoft.com/office/officeart/2005/8/layout/orgChart1"/>
-    <dgm:cxn modelId="{935F8009-C5EC-4010-A3DD-920B0EA18BA1}" type="presParOf" srcId="{F41F2A2E-3966-4F6B-935F-717AE275BD95}" destId="{31663126-1328-4F9E-BA2A-E0E9DB23F8A1}" srcOrd="24" destOrd="0" presId="urn:microsoft.com/office/officeart/2005/8/layout/orgChart1"/>
-    <dgm:cxn modelId="{A8165727-3649-4227-9E08-B617F97538FB}" type="presParOf" srcId="{F41F2A2E-3966-4F6B-935F-717AE275BD95}" destId="{A9AB90BA-C0FC-4915-ACFC-9FD17E62169C}" srcOrd="25" destOrd="0" presId="urn:microsoft.com/office/officeart/2005/8/layout/orgChart1"/>
-    <dgm:cxn modelId="{92F55589-E98C-435A-8EC5-B65A7299EB60}" type="presParOf" srcId="{A9AB90BA-C0FC-4915-ACFC-9FD17E62169C}" destId="{BA8EF862-02F1-4F2B-BF98-4D3F82225016}" srcOrd="0" destOrd="0" presId="urn:microsoft.com/office/officeart/2005/8/layout/orgChart1"/>
-    <dgm:cxn modelId="{3F3C93AF-C596-4C87-BFDF-1C05DEB86F86}" type="presParOf" srcId="{BA8EF862-02F1-4F2B-BF98-4D3F82225016}" destId="{980BB85B-A217-4A5D-9CB7-5AF30C46DB16}" srcOrd="0" destOrd="0" presId="urn:microsoft.com/office/officeart/2005/8/layout/orgChart1"/>
-    <dgm:cxn modelId="{7B602273-B4E0-406C-BB62-8BF652ECFD8D}" type="presParOf" srcId="{BA8EF862-02F1-4F2B-BF98-4D3F82225016}" destId="{AA472D28-2962-4913-A826-1170691073DC}" srcOrd="1" destOrd="0" presId="urn:microsoft.com/office/officeart/2005/8/layout/orgChart1"/>
-    <dgm:cxn modelId="{75B71BF1-FF40-4648-A1F4-F62D227C8517}" type="presParOf" srcId="{A9AB90BA-C0FC-4915-ACFC-9FD17E62169C}" destId="{91F2ED00-912C-421D-90DA-E997C35D14A4}" srcOrd="1" destOrd="0" presId="urn:microsoft.com/office/officeart/2005/8/layout/orgChart1"/>
-    <dgm:cxn modelId="{90A258AC-2EFF-46CF-9E17-8D254519E305}" type="presParOf" srcId="{A9AB90BA-C0FC-4915-ACFC-9FD17E62169C}" destId="{D4BB72B9-1EA6-41D1-9B24-A0D6930D4D09}" srcOrd="2" destOrd="0" presId="urn:microsoft.com/office/officeart/2005/8/layout/orgChart1"/>
+    <dgm:cxn modelId="{67453D0E-30DB-4BC0-9A4D-A905210D76A0}" type="presParOf" srcId="{F41F2A2E-3966-4F6B-935F-717AE275BD95}" destId="{3F10C4E5-9407-4A3D-A23F-8C4B9350B2DC}" srcOrd="4" destOrd="0" presId="urn:microsoft.com/office/officeart/2005/8/layout/orgChart1"/>
+    <dgm:cxn modelId="{74910380-901A-4477-901E-CED41EFF7EA1}" type="presParOf" srcId="{F41F2A2E-3966-4F6B-935F-717AE275BD95}" destId="{F6505F18-3007-42C9-B4F3-20F52A60CB16}" srcOrd="5" destOrd="0" presId="urn:microsoft.com/office/officeart/2005/8/layout/orgChart1"/>
+    <dgm:cxn modelId="{A1B47E85-30AD-465F-A95B-219106C8148B}" type="presParOf" srcId="{F6505F18-3007-42C9-B4F3-20F52A60CB16}" destId="{FC8D2F6D-A7DA-4B39-862C-F0E5C6B19D0F}" srcOrd="0" destOrd="0" presId="urn:microsoft.com/office/officeart/2005/8/layout/orgChart1"/>
+    <dgm:cxn modelId="{7AE0225F-0EFA-4B75-B30E-03E9285BF888}" type="presParOf" srcId="{FC8D2F6D-A7DA-4B39-862C-F0E5C6B19D0F}" destId="{3E3619C4-4377-4E0A-86CE-C2BC93D1CB52}" srcOrd="0" destOrd="0" presId="urn:microsoft.com/office/officeart/2005/8/layout/orgChart1"/>
+    <dgm:cxn modelId="{A7A4813B-CFDF-4EEA-95D0-B1AE91B03311}" type="presParOf" srcId="{FC8D2F6D-A7DA-4B39-862C-F0E5C6B19D0F}" destId="{2E44D42A-7763-4BA2-8681-735AA804B17A}" srcOrd="1" destOrd="0" presId="urn:microsoft.com/office/officeart/2005/8/layout/orgChart1"/>
+    <dgm:cxn modelId="{445ECB95-656B-44C8-80DB-1F9E3A235AA2}" type="presParOf" srcId="{F6505F18-3007-42C9-B4F3-20F52A60CB16}" destId="{7BC8B3CC-9C47-40FD-B7D0-FE47DF3B1123}" srcOrd="1" destOrd="0" presId="urn:microsoft.com/office/officeart/2005/8/layout/orgChart1"/>
+    <dgm:cxn modelId="{60AC3068-EE20-41C2-8564-30A3B7BC31C7}" type="presParOf" srcId="{F6505F18-3007-42C9-B4F3-20F52A60CB16}" destId="{5C0EC654-93F5-4399-ABEE-9F1D6F9BA7DD}" srcOrd="2" destOrd="0" presId="urn:microsoft.com/office/officeart/2005/8/layout/orgChart1"/>
+    <dgm:cxn modelId="{C65339B5-1C63-408D-8579-66D100AC2025}" type="presParOf" srcId="{F41F2A2E-3966-4F6B-935F-717AE275BD95}" destId="{195796D1-4B39-438C-AA12-5A8D435EA4FA}" srcOrd="6" destOrd="0" presId="urn:microsoft.com/office/officeart/2005/8/layout/orgChart1"/>
+    <dgm:cxn modelId="{38F91AB7-6134-43CD-B1C2-FC75508C56A3}" type="presParOf" srcId="{F41F2A2E-3966-4F6B-935F-717AE275BD95}" destId="{84822AFA-0C45-44B6-ADB1-7029582F08D7}" srcOrd="7" destOrd="0" presId="urn:microsoft.com/office/officeart/2005/8/layout/orgChart1"/>
+    <dgm:cxn modelId="{A68D6BEF-61B0-4817-AFB2-2F8E84C24E51}" type="presParOf" srcId="{84822AFA-0C45-44B6-ADB1-7029582F08D7}" destId="{0D48D80C-9F2C-4AC2-B307-2445C4353ED2}" srcOrd="0" destOrd="0" presId="urn:microsoft.com/office/officeart/2005/8/layout/orgChart1"/>
+    <dgm:cxn modelId="{DA0F84C0-4761-42CA-A4B8-0E4302EEA2B0}" type="presParOf" srcId="{0D48D80C-9F2C-4AC2-B307-2445C4353ED2}" destId="{D09BBDC5-E692-424E-BDC1-C56C2573E22B}" srcOrd="0" destOrd="0" presId="urn:microsoft.com/office/officeart/2005/8/layout/orgChart1"/>
+    <dgm:cxn modelId="{FA80060F-281F-4C0D-B6DD-2FB0740E248D}" type="presParOf" srcId="{0D48D80C-9F2C-4AC2-B307-2445C4353ED2}" destId="{5132A2B8-C20F-45AB-8E04-C7DA9626937B}" srcOrd="1" destOrd="0" presId="urn:microsoft.com/office/officeart/2005/8/layout/orgChart1"/>
+    <dgm:cxn modelId="{FA4D7FB4-095B-4428-90D3-48743086F802}" type="presParOf" srcId="{84822AFA-0C45-44B6-ADB1-7029582F08D7}" destId="{09A86F9F-CA6B-428B-A74E-25C8BA3A0AA8}" srcOrd="1" destOrd="0" presId="urn:microsoft.com/office/officeart/2005/8/layout/orgChart1"/>
+    <dgm:cxn modelId="{249DDD0E-EC0C-4135-A3BC-A6E879F5745B}" type="presParOf" srcId="{84822AFA-0C45-44B6-ADB1-7029582F08D7}" destId="{03B1A3C9-78B9-4ED7-8B1A-7C2C70981C4E}" srcOrd="2" destOrd="0" presId="urn:microsoft.com/office/officeart/2005/8/layout/orgChart1"/>
+    <dgm:cxn modelId="{E91EAF22-56C3-4695-A087-8B2DB20000B0}" type="presParOf" srcId="{F41F2A2E-3966-4F6B-935F-717AE275BD95}" destId="{92082DEC-787D-4509-8258-39DBEE9AE9D9}" srcOrd="8" destOrd="0" presId="urn:microsoft.com/office/officeart/2005/8/layout/orgChart1"/>
+    <dgm:cxn modelId="{EDC21BD4-DE23-48A6-A5CE-70125004D6BE}" type="presParOf" srcId="{F41F2A2E-3966-4F6B-935F-717AE275BD95}" destId="{E1C5BCB3-A39B-4C4A-A488-1DA7A7740C50}" srcOrd="9" destOrd="0" presId="urn:microsoft.com/office/officeart/2005/8/layout/orgChart1"/>
+    <dgm:cxn modelId="{C1AE8A1B-AFDB-4A0B-A1B6-C5F6EC50D202}" type="presParOf" srcId="{E1C5BCB3-A39B-4C4A-A488-1DA7A7740C50}" destId="{D285C6DE-DDE9-4D53-8F58-384ACDF262BB}" srcOrd="0" destOrd="0" presId="urn:microsoft.com/office/officeart/2005/8/layout/orgChart1"/>
+    <dgm:cxn modelId="{EA12FD06-3E13-4159-B445-B9620B147563}" type="presParOf" srcId="{D285C6DE-DDE9-4D53-8F58-384ACDF262BB}" destId="{DC6629EE-9C87-4836-8CC7-41479B441E6E}" srcOrd="0" destOrd="0" presId="urn:microsoft.com/office/officeart/2005/8/layout/orgChart1"/>
+    <dgm:cxn modelId="{E7CD4220-D85B-4912-9EF9-883E8A204040}" type="presParOf" srcId="{D285C6DE-DDE9-4D53-8F58-384ACDF262BB}" destId="{8543598C-DE86-4933-B2FE-1F21BCAA5E39}" srcOrd="1" destOrd="0" presId="urn:microsoft.com/office/officeart/2005/8/layout/orgChart1"/>
+    <dgm:cxn modelId="{6BBEAF49-3102-433D-B17E-46E1DD303802}" type="presParOf" srcId="{E1C5BCB3-A39B-4C4A-A488-1DA7A7740C50}" destId="{E60EE302-243B-4685-838C-3F6DF2E07E3F}" srcOrd="1" destOrd="0" presId="urn:microsoft.com/office/officeart/2005/8/layout/orgChart1"/>
+    <dgm:cxn modelId="{660C592A-A9F6-4E0D-AE23-68722E1809CF}" type="presParOf" srcId="{E1C5BCB3-A39B-4C4A-A488-1DA7A7740C50}" destId="{CE93E46C-1CEB-4629-99C5-4DE92E3BDEE8}" srcOrd="2" destOrd="0" presId="urn:microsoft.com/office/officeart/2005/8/layout/orgChart1"/>
+    <dgm:cxn modelId="{D64CA07D-3001-4840-AB71-EAB7D9C5BA92}" type="presParOf" srcId="{F41F2A2E-3966-4F6B-935F-717AE275BD95}" destId="{4D0B1D67-D3A1-4F91-81B3-FF1CE13DC5C0}" srcOrd="10" destOrd="0" presId="urn:microsoft.com/office/officeart/2005/8/layout/orgChart1"/>
+    <dgm:cxn modelId="{E58DA128-E32C-4E7F-B88E-5F7C97BB7445}" type="presParOf" srcId="{F41F2A2E-3966-4F6B-935F-717AE275BD95}" destId="{8EEAF327-31E2-4DE2-991F-06A009517065}" srcOrd="11" destOrd="0" presId="urn:microsoft.com/office/officeart/2005/8/layout/orgChart1"/>
+    <dgm:cxn modelId="{60A365B4-725C-4CE2-BEE9-08005FF935F6}" type="presParOf" srcId="{8EEAF327-31E2-4DE2-991F-06A009517065}" destId="{78BDEE60-F5AC-4BF9-B883-D9FB3B38E1E3}" srcOrd="0" destOrd="0" presId="urn:microsoft.com/office/officeart/2005/8/layout/orgChart1"/>
+    <dgm:cxn modelId="{70659681-49A9-4293-8E28-3B8F16C40F3C}" type="presParOf" srcId="{78BDEE60-F5AC-4BF9-B883-D9FB3B38E1E3}" destId="{C7CA0B20-3FC8-458F-BFC5-0252D79E441F}" srcOrd="0" destOrd="0" presId="urn:microsoft.com/office/officeart/2005/8/layout/orgChart1"/>
+    <dgm:cxn modelId="{D31FC3AD-0E51-4F45-9F70-6204B0BC93BE}" type="presParOf" srcId="{78BDEE60-F5AC-4BF9-B883-D9FB3B38E1E3}" destId="{52397C9B-F808-4CB0-AD9B-458C19FE2185}" srcOrd="1" destOrd="0" presId="urn:microsoft.com/office/officeart/2005/8/layout/orgChart1"/>
+    <dgm:cxn modelId="{132EFF26-DDBC-4C8E-9E4B-E5E9387C0A31}" type="presParOf" srcId="{8EEAF327-31E2-4DE2-991F-06A009517065}" destId="{B2A94D4D-6A19-4B0D-93F4-91469DC5FA31}" srcOrd="1" destOrd="0" presId="urn:microsoft.com/office/officeart/2005/8/layout/orgChart1"/>
+    <dgm:cxn modelId="{9479CD2F-7B3E-4AD0-AB3A-D92A93D12B01}" type="presParOf" srcId="{B2A94D4D-6A19-4B0D-93F4-91469DC5FA31}" destId="{4ED7CC23-3454-447B-9611-C085C68BD0DB}" srcOrd="0" destOrd="0" presId="urn:microsoft.com/office/officeart/2005/8/layout/orgChart1"/>
+    <dgm:cxn modelId="{2676E726-8E55-4E60-BC60-494F0F304C10}" type="presParOf" srcId="{B2A94D4D-6A19-4B0D-93F4-91469DC5FA31}" destId="{1A3FF1B5-7E2D-4E6A-B89F-F2C9119E053D}" srcOrd="1" destOrd="0" presId="urn:microsoft.com/office/officeart/2005/8/layout/orgChart1"/>
+    <dgm:cxn modelId="{8DD78834-9991-46AD-9B2B-334E649EB91A}" type="presParOf" srcId="{1A3FF1B5-7E2D-4E6A-B89F-F2C9119E053D}" destId="{44C60F8C-4352-4D35-98B8-FB77AEAAE3D5}" srcOrd="0" destOrd="0" presId="urn:microsoft.com/office/officeart/2005/8/layout/orgChart1"/>
+    <dgm:cxn modelId="{CC2219E6-51ED-4313-B5EB-55B13520C455}" type="presParOf" srcId="{44C60F8C-4352-4D35-98B8-FB77AEAAE3D5}" destId="{0A4840AC-695A-4072-B912-DA3746F198BC}" srcOrd="0" destOrd="0" presId="urn:microsoft.com/office/officeart/2005/8/layout/orgChart1"/>
+    <dgm:cxn modelId="{F7AA83F5-3052-4FFF-B110-AB862BA5B029}" type="presParOf" srcId="{44C60F8C-4352-4D35-98B8-FB77AEAAE3D5}" destId="{179DE2A6-5548-4ABE-8621-389B46674DE8}" srcOrd="1" destOrd="0" presId="urn:microsoft.com/office/officeart/2005/8/layout/orgChart1"/>
+    <dgm:cxn modelId="{7D3B5C9F-1A75-471F-B83C-F902EDAE1A8E}" type="presParOf" srcId="{1A3FF1B5-7E2D-4E6A-B89F-F2C9119E053D}" destId="{18D39CA4-B2AD-4EBB-91DC-4EEBEB5450B3}" srcOrd="1" destOrd="0" presId="urn:microsoft.com/office/officeart/2005/8/layout/orgChart1"/>
+    <dgm:cxn modelId="{ABEA8081-B511-4345-B99F-E6D27E17AE0A}" type="presParOf" srcId="{1A3FF1B5-7E2D-4E6A-B89F-F2C9119E053D}" destId="{4E0E87AB-EC11-4502-A08F-F21709489E85}" srcOrd="2" destOrd="0" presId="urn:microsoft.com/office/officeart/2005/8/layout/orgChart1"/>
+    <dgm:cxn modelId="{B4B326E1-F43D-4071-8318-4FD7F1BC33AC}" type="presParOf" srcId="{B2A94D4D-6A19-4B0D-93F4-91469DC5FA31}" destId="{7F8A3ECB-5AF5-4B8C-B170-FADCE0A00CE7}" srcOrd="2" destOrd="0" presId="urn:microsoft.com/office/officeart/2005/8/layout/orgChart1"/>
+    <dgm:cxn modelId="{6C0E7059-2A7B-44EB-9B4A-E99761C6ABD7}" type="presParOf" srcId="{B2A94D4D-6A19-4B0D-93F4-91469DC5FA31}" destId="{2173F104-541F-43CB-82B4-112C2690DF70}" srcOrd="3" destOrd="0" presId="urn:microsoft.com/office/officeart/2005/8/layout/orgChart1"/>
+    <dgm:cxn modelId="{446AA8B5-1D3A-402E-81E2-33245DFD667F}" type="presParOf" srcId="{2173F104-541F-43CB-82B4-112C2690DF70}" destId="{EC58D0FD-98F6-40E5-A386-0A3AA2853915}" srcOrd="0" destOrd="0" presId="urn:microsoft.com/office/officeart/2005/8/layout/orgChart1"/>
+    <dgm:cxn modelId="{A2366082-A10C-4D96-912D-4D55F705B56A}" type="presParOf" srcId="{EC58D0FD-98F6-40E5-A386-0A3AA2853915}" destId="{13AB6A92-0319-4BFA-97D9-2A96E2D88EB5}" srcOrd="0" destOrd="0" presId="urn:microsoft.com/office/officeart/2005/8/layout/orgChart1"/>
+    <dgm:cxn modelId="{A37D4EAF-3F7B-4573-8BE6-51248F955643}" type="presParOf" srcId="{EC58D0FD-98F6-40E5-A386-0A3AA2853915}" destId="{419063D7-EDC5-46E7-97A1-845C30D24B59}" srcOrd="1" destOrd="0" presId="urn:microsoft.com/office/officeart/2005/8/layout/orgChart1"/>
+    <dgm:cxn modelId="{52C69E4B-D024-4660-B31B-D8E10DC24975}" type="presParOf" srcId="{2173F104-541F-43CB-82B4-112C2690DF70}" destId="{F88498AC-D486-42FB-8968-F81161F45C37}" srcOrd="1" destOrd="0" presId="urn:microsoft.com/office/officeart/2005/8/layout/orgChart1"/>
+    <dgm:cxn modelId="{BC2A535B-2B3C-4BAC-839A-EA68EAC1FCAE}" type="presParOf" srcId="{2173F104-541F-43CB-82B4-112C2690DF70}" destId="{62411046-349A-4178-B99A-056EFAB5C10F}" srcOrd="2" destOrd="0" presId="urn:microsoft.com/office/officeart/2005/8/layout/orgChart1"/>
+    <dgm:cxn modelId="{9D15612B-6A8D-435A-BE96-9DA215E6A455}" type="presParOf" srcId="{B2A94D4D-6A19-4B0D-93F4-91469DC5FA31}" destId="{A760058F-2450-426F-A6DB-037A19925599}" srcOrd="4" destOrd="0" presId="urn:microsoft.com/office/officeart/2005/8/layout/orgChart1"/>
+    <dgm:cxn modelId="{9E14EB13-25F6-468F-A52D-6C5FF5564A00}" type="presParOf" srcId="{B2A94D4D-6A19-4B0D-93F4-91469DC5FA31}" destId="{80996E3E-3F95-491A-9748-EFE09EF91C72}" srcOrd="5" destOrd="0" presId="urn:microsoft.com/office/officeart/2005/8/layout/orgChart1"/>
+    <dgm:cxn modelId="{99811E84-1257-470F-BA37-5665C690C5F9}" type="presParOf" srcId="{80996E3E-3F95-491A-9748-EFE09EF91C72}" destId="{7E06B2D0-EB18-438E-A11F-4404BFA2DDEE}" srcOrd="0" destOrd="0" presId="urn:microsoft.com/office/officeart/2005/8/layout/orgChart1"/>
+    <dgm:cxn modelId="{4299AA2C-38ED-4A68-92F6-4E7B4C454083}" type="presParOf" srcId="{7E06B2D0-EB18-438E-A11F-4404BFA2DDEE}" destId="{C50D2B72-7969-45AE-84DC-85DE4BE402C8}" srcOrd="0" destOrd="0" presId="urn:microsoft.com/office/officeart/2005/8/layout/orgChart1"/>
+    <dgm:cxn modelId="{DF6EDA23-CF70-4927-80FB-1C8EC930D58F}" type="presParOf" srcId="{7E06B2D0-EB18-438E-A11F-4404BFA2DDEE}" destId="{E5A96AC2-001F-443E-A6EB-1B2EB6E388E4}" srcOrd="1" destOrd="0" presId="urn:microsoft.com/office/officeart/2005/8/layout/orgChart1"/>
+    <dgm:cxn modelId="{D58806DC-ACCB-44F9-801A-F12FEA246C29}" type="presParOf" srcId="{80996E3E-3F95-491A-9748-EFE09EF91C72}" destId="{68427266-4C77-443A-B353-6BDD9A4836C7}" srcOrd="1" destOrd="0" presId="urn:microsoft.com/office/officeart/2005/8/layout/orgChart1"/>
+    <dgm:cxn modelId="{40537257-9DFC-4BBC-A0D2-AB0F2B43F298}" type="presParOf" srcId="{80996E3E-3F95-491A-9748-EFE09EF91C72}" destId="{C7A303D9-597C-4521-86AD-E99B78B23263}" srcOrd="2" destOrd="0" presId="urn:microsoft.com/office/officeart/2005/8/layout/orgChart1"/>
+    <dgm:cxn modelId="{7E872F90-F879-4004-9C82-F39B601CF9CC}" type="presParOf" srcId="{8EEAF327-31E2-4DE2-991F-06A009517065}" destId="{DD6FE51F-D1B0-4747-B8BB-F9C1F85A0201}" srcOrd="2" destOrd="0" presId="urn:microsoft.com/office/officeart/2005/8/layout/orgChart1"/>
+    <dgm:cxn modelId="{5F5515CC-4070-489D-BF02-A2F351E79712}" type="presParOf" srcId="{F41F2A2E-3966-4F6B-935F-717AE275BD95}" destId="{5171DC12-B2F9-4299-A2EB-6C34DF59FA57}" srcOrd="12" destOrd="0" presId="urn:microsoft.com/office/officeart/2005/8/layout/orgChart1"/>
+    <dgm:cxn modelId="{B0B30372-3A90-467E-B38B-282A464B01A1}" type="presParOf" srcId="{F41F2A2E-3966-4F6B-935F-717AE275BD95}" destId="{662169EA-51FA-40C2-9CF0-8CCA28C32C80}" srcOrd="13" destOrd="0" presId="urn:microsoft.com/office/officeart/2005/8/layout/orgChart1"/>
+    <dgm:cxn modelId="{CD14E555-0223-4247-9046-D316870B962B}" type="presParOf" srcId="{662169EA-51FA-40C2-9CF0-8CCA28C32C80}" destId="{340475E0-6FC3-4B79-8BDA-F95ECD557CA4}" srcOrd="0" destOrd="0" presId="urn:microsoft.com/office/officeart/2005/8/layout/orgChart1"/>
+    <dgm:cxn modelId="{F56185F8-715F-41AD-AFFD-CD1B2913EB52}" type="presParOf" srcId="{340475E0-6FC3-4B79-8BDA-F95ECD557CA4}" destId="{915E890D-BE2B-4C3A-89E3-BC9B2B83EA55}" srcOrd="0" destOrd="0" presId="urn:microsoft.com/office/officeart/2005/8/layout/orgChart1"/>
+    <dgm:cxn modelId="{946EBFA7-F8BA-414F-9B4F-193A4915DA53}" type="presParOf" srcId="{340475E0-6FC3-4B79-8BDA-F95ECD557CA4}" destId="{EE046975-2BBA-4DC7-B73A-48B48C6E73EF}" srcOrd="1" destOrd="0" presId="urn:microsoft.com/office/officeart/2005/8/layout/orgChart1"/>
+    <dgm:cxn modelId="{8953B022-9D67-4108-B99F-7CE50433ADAE}" type="presParOf" srcId="{662169EA-51FA-40C2-9CF0-8CCA28C32C80}" destId="{41949E1F-6593-4143-91BC-2D30D74999EE}" srcOrd="1" destOrd="0" presId="urn:microsoft.com/office/officeart/2005/8/layout/orgChart1"/>
+    <dgm:cxn modelId="{7932931F-D3BD-42F8-8AAB-82422F7242DA}" type="presParOf" srcId="{41949E1F-6593-4143-91BC-2D30D74999EE}" destId="{5D076790-EEBB-47A4-8C04-3E7F7FF0CF4D}" srcOrd="0" destOrd="0" presId="urn:microsoft.com/office/officeart/2005/8/layout/orgChart1"/>
+    <dgm:cxn modelId="{E6B02529-3128-4D3B-9DF0-8547F70055A6}" type="presParOf" srcId="{41949E1F-6593-4143-91BC-2D30D74999EE}" destId="{0D783722-F7E5-4013-8855-77F083804A8F}" srcOrd="1" destOrd="0" presId="urn:microsoft.com/office/officeart/2005/8/layout/orgChart1"/>
+    <dgm:cxn modelId="{A35A84F0-182F-4471-9EDB-0AAC21D8159F}" type="presParOf" srcId="{0D783722-F7E5-4013-8855-77F083804A8F}" destId="{676D6CDD-435A-46E0-B1C6-F9B5DF276582}" srcOrd="0" destOrd="0" presId="urn:microsoft.com/office/officeart/2005/8/layout/orgChart1"/>
+    <dgm:cxn modelId="{33F91E34-4936-4511-BC9A-8C49FFB791CF}" type="presParOf" srcId="{676D6CDD-435A-46E0-B1C6-F9B5DF276582}" destId="{836C6218-4EE0-4640-8630-ABE1046ACD36}" srcOrd="0" destOrd="0" presId="urn:microsoft.com/office/officeart/2005/8/layout/orgChart1"/>
+    <dgm:cxn modelId="{00DBEFC4-B20D-4DB8-8D83-5565238C7D96}" type="presParOf" srcId="{676D6CDD-435A-46E0-B1C6-F9B5DF276582}" destId="{177E4711-7C28-479A-B767-18395428FEEC}" srcOrd="1" destOrd="0" presId="urn:microsoft.com/office/officeart/2005/8/layout/orgChart1"/>
+    <dgm:cxn modelId="{35068445-AEEC-48C4-9D8B-9B9A4D860B0B}" type="presParOf" srcId="{0D783722-F7E5-4013-8855-77F083804A8F}" destId="{8116DA06-B407-4CCC-80A9-D6BD096D04A1}" srcOrd="1" destOrd="0" presId="urn:microsoft.com/office/officeart/2005/8/layout/orgChart1"/>
+    <dgm:cxn modelId="{D8E95177-C5EC-467F-B7CC-F40396EA3342}" type="presParOf" srcId="{0D783722-F7E5-4013-8855-77F083804A8F}" destId="{746504EC-CDAE-4E0A-9CD9-7477B39E2EE4}" srcOrd="2" destOrd="0" presId="urn:microsoft.com/office/officeart/2005/8/layout/orgChart1"/>
+    <dgm:cxn modelId="{4165260C-B9D5-4C21-884D-4766F278D39E}" type="presParOf" srcId="{662169EA-51FA-40C2-9CF0-8CCA28C32C80}" destId="{7419DAEE-D570-4A27-B67F-EAF7423AA9D6}" srcOrd="2" destOrd="0" presId="urn:microsoft.com/office/officeart/2005/8/layout/orgChart1"/>
+    <dgm:cxn modelId="{9E96C99F-2DED-4314-BBE2-A3854ADE918F}" type="presParOf" srcId="{F41F2A2E-3966-4F6B-935F-717AE275BD95}" destId="{5861AFAA-9020-4DF5-9CAE-662604CE37CD}" srcOrd="14" destOrd="0" presId="urn:microsoft.com/office/officeart/2005/8/layout/orgChart1"/>
+    <dgm:cxn modelId="{ADC0F067-F24E-401D-9D09-62F4D8028132}" type="presParOf" srcId="{F41F2A2E-3966-4F6B-935F-717AE275BD95}" destId="{D8E643DB-B1A4-4D6B-BB30-F824F158006D}" srcOrd="15" destOrd="0" presId="urn:microsoft.com/office/officeart/2005/8/layout/orgChart1"/>
+    <dgm:cxn modelId="{42C63856-56CE-4852-A2E0-DE0C20128F72}" type="presParOf" srcId="{D8E643DB-B1A4-4D6B-BB30-F824F158006D}" destId="{19CB3F13-2BEA-48A5-B142-E37806CEB958}" srcOrd="0" destOrd="0" presId="urn:microsoft.com/office/officeart/2005/8/layout/orgChart1"/>
+    <dgm:cxn modelId="{4CF28CF9-FF15-4206-BA31-7D46F75E771E}" type="presParOf" srcId="{19CB3F13-2BEA-48A5-B142-E37806CEB958}" destId="{F6833E12-977C-4334-851C-493A685081D0}" srcOrd="0" destOrd="0" presId="urn:microsoft.com/office/officeart/2005/8/layout/orgChart1"/>
+    <dgm:cxn modelId="{B267D658-E6D0-4393-9F72-8D636D84A3FA}" type="presParOf" srcId="{19CB3F13-2BEA-48A5-B142-E37806CEB958}" destId="{BB2BD05F-6978-43AD-8D21-E8C3EFB4CD2C}" srcOrd="1" destOrd="0" presId="urn:microsoft.com/office/officeart/2005/8/layout/orgChart1"/>
+    <dgm:cxn modelId="{140482CB-A4F3-465B-A6D9-04AFE0E8F23A}" type="presParOf" srcId="{D8E643DB-B1A4-4D6B-BB30-F824F158006D}" destId="{CB90F170-0111-40A2-B750-5145DF7D53EB}" srcOrd="1" destOrd="0" presId="urn:microsoft.com/office/officeart/2005/8/layout/orgChart1"/>
+    <dgm:cxn modelId="{8D5B1C34-41C2-4DA8-A251-3D18D0449A2E}" type="presParOf" srcId="{D8E643DB-B1A4-4D6B-BB30-F824F158006D}" destId="{A60629B2-149C-44D6-8384-D8EE4E3924C5}" srcOrd="2" destOrd="0" presId="urn:microsoft.com/office/officeart/2005/8/layout/orgChart1"/>
+    <dgm:cxn modelId="{65A5BAA5-A019-465C-8E95-84FF6A462F73}" type="presParOf" srcId="{F41F2A2E-3966-4F6B-935F-717AE275BD95}" destId="{31663126-1328-4F9E-BA2A-E0E9DB23F8A1}" srcOrd="16" destOrd="0" presId="urn:microsoft.com/office/officeart/2005/8/layout/orgChart1"/>
+    <dgm:cxn modelId="{66F64105-F8AF-4B51-8847-DD2F28A8E23E}" type="presParOf" srcId="{F41F2A2E-3966-4F6B-935F-717AE275BD95}" destId="{A9AB90BA-C0FC-4915-ACFC-9FD17E62169C}" srcOrd="17" destOrd="0" presId="urn:microsoft.com/office/officeart/2005/8/layout/orgChart1"/>
+    <dgm:cxn modelId="{4A1FFACC-00C6-4800-AA2D-2EBE083E9123}" type="presParOf" srcId="{A9AB90BA-C0FC-4915-ACFC-9FD17E62169C}" destId="{BA8EF862-02F1-4F2B-BF98-4D3F82225016}" srcOrd="0" destOrd="0" presId="urn:microsoft.com/office/officeart/2005/8/layout/orgChart1"/>
+    <dgm:cxn modelId="{143D98C3-70A7-433D-8B7C-092951A0BBD5}" type="presParOf" srcId="{BA8EF862-02F1-4F2B-BF98-4D3F82225016}" destId="{980BB85B-A217-4A5D-9CB7-5AF30C46DB16}" srcOrd="0" destOrd="0" presId="urn:microsoft.com/office/officeart/2005/8/layout/orgChart1"/>
+    <dgm:cxn modelId="{BFAF31E7-4CB3-4DD9-81CB-DDFF8C528BCF}" type="presParOf" srcId="{BA8EF862-02F1-4F2B-BF98-4D3F82225016}" destId="{AA472D28-2962-4913-A826-1170691073DC}" srcOrd="1" destOrd="0" presId="urn:microsoft.com/office/officeart/2005/8/layout/orgChart1"/>
+    <dgm:cxn modelId="{692F37C0-193E-47DE-B10C-735EA0812B7E}" type="presParOf" srcId="{A9AB90BA-C0FC-4915-ACFC-9FD17E62169C}" destId="{91F2ED00-912C-421D-90DA-E997C35D14A4}" srcOrd="1" destOrd="0" presId="urn:microsoft.com/office/officeart/2005/8/layout/orgChart1"/>
+    <dgm:cxn modelId="{C6A88AD2-A180-4969-8B72-C86E6D9F3324}" type="presParOf" srcId="{A9AB90BA-C0FC-4915-ACFC-9FD17E62169C}" destId="{D4BB72B9-1EA6-41D1-9B24-A0D6930D4D09}" srcOrd="2" destOrd="0" presId="urn:microsoft.com/office/officeart/2005/8/layout/orgChart1"/>
     <dgm:cxn modelId="{0BD8DF4E-082D-4343-BBAB-BCB90EC3F581}" type="presParOf" srcId="{5607D627-E330-491D-B1E3-A1E059A0EF02}" destId="{068EAA12-15B6-49BE-A64A-974B4CD5003C}" srcOrd="2" destOrd="0" presId="urn:microsoft.com/office/officeart/2005/8/layout/orgChart1"/>
   </dgm:cxnLst>
   <dgm:bg/>
@@ -21555,8 +20880,8 @@
       </dsp:nvSpPr>
       <dsp:spPr>
         <a:xfrm>
-          <a:off x="2865755" y="1226400"/>
-          <a:ext cx="2679403" cy="91440"/>
+          <a:off x="2865755" y="814647"/>
+          <a:ext cx="2594746" cy="112581"/>
         </a:xfrm>
         <a:custGeom>
           <a:avLst/>
@@ -21567,16 +20892,16 @@
           <a:pathLst>
             <a:path>
               <a:moveTo>
-                <a:pt x="0" y="45720"/>
+                <a:pt x="0" y="0"/>
               </a:moveTo>
               <a:lnTo>
-                <a:pt x="0" y="84471"/>
+                <a:pt x="0" y="56290"/>
               </a:lnTo>
               <a:lnTo>
-                <a:pt x="2679403" y="84471"/>
+                <a:pt x="2594746" y="56290"/>
               </a:lnTo>
               <a:lnTo>
-                <a:pt x="2679403" y="123223"/>
+                <a:pt x="2594746" y="112581"/>
               </a:lnTo>
             </a:path>
           </a:pathLst>
@@ -21616,8 +20941,8 @@
       </dsp:nvSpPr>
       <dsp:spPr>
         <a:xfrm>
-          <a:off x="2865755" y="1226400"/>
-          <a:ext cx="2232836" cy="91440"/>
+          <a:off x="2865755" y="814647"/>
+          <a:ext cx="1946059" cy="112581"/>
         </a:xfrm>
         <a:custGeom>
           <a:avLst/>
@@ -21628,16 +20953,16 @@
           <a:pathLst>
             <a:path>
               <a:moveTo>
-                <a:pt x="0" y="45720"/>
+                <a:pt x="0" y="0"/>
               </a:moveTo>
               <a:lnTo>
-                <a:pt x="0" y="84471"/>
+                <a:pt x="0" y="56290"/>
               </a:lnTo>
               <a:lnTo>
-                <a:pt x="2232836" y="84471"/>
+                <a:pt x="1946059" y="56290"/>
               </a:lnTo>
               <a:lnTo>
-                <a:pt x="2232836" y="123223"/>
+                <a:pt x="1946059" y="112581"/>
               </a:lnTo>
             </a:path>
           </a:pathLst>
@@ -21677,8 +21002,8 @@
       </dsp:nvSpPr>
       <dsp:spPr>
         <a:xfrm>
-          <a:off x="2865755" y="1226400"/>
-          <a:ext cx="1786269" cy="91440"/>
+          <a:off x="3902966" y="1195281"/>
+          <a:ext cx="91440" cy="246608"/>
         </a:xfrm>
         <a:custGeom>
           <a:avLst/>
@@ -21689,16 +21014,13 @@
           <a:pathLst>
             <a:path>
               <a:moveTo>
-                <a:pt x="0" y="45720"/>
+                <a:pt x="45720" y="0"/>
               </a:moveTo>
               <a:lnTo>
-                <a:pt x="0" y="84471"/>
+                <a:pt x="45720" y="246608"/>
               </a:lnTo>
               <a:lnTo>
-                <a:pt x="1786269" y="84471"/>
-              </a:lnTo>
-              <a:lnTo>
-                <a:pt x="1786269" y="123223"/>
+                <a:pt x="126135" y="246608"/>
               </a:lnTo>
             </a:path>
           </a:pathLst>
@@ -21706,7 +21028,7 @@
         <a:noFill/>
         <a:ln w="19050" cap="flat" cmpd="sng" algn="ctr">
           <a:solidFill>
-            <a:schemeClr val="accent2">
+            <a:schemeClr val="accent3">
               <a:hueOff val="0"/>
               <a:satOff val="0"/>
               <a:lumOff val="0"/>
@@ -21738,8 +21060,8 @@
       </dsp:nvSpPr>
       <dsp:spPr>
         <a:xfrm>
-          <a:off x="2865755" y="1226400"/>
-          <a:ext cx="1339701" cy="91440"/>
+          <a:off x="2865755" y="814647"/>
+          <a:ext cx="1297373" cy="112581"/>
         </a:xfrm>
         <a:custGeom>
           <a:avLst/>
@@ -21750,16 +21072,16 @@
           <a:pathLst>
             <a:path>
               <a:moveTo>
-                <a:pt x="0" y="45720"/>
+                <a:pt x="0" y="0"/>
               </a:moveTo>
               <a:lnTo>
-                <a:pt x="0" y="84471"/>
+                <a:pt x="0" y="56290"/>
               </a:lnTo>
               <a:lnTo>
-                <a:pt x="1339701" y="84471"/>
+                <a:pt x="1297373" y="56290"/>
               </a:lnTo>
               <a:lnTo>
-                <a:pt x="1339701" y="123223"/>
+                <a:pt x="1297373" y="112581"/>
               </a:lnTo>
             </a:path>
           </a:pathLst>
@@ -21799,8 +21121,8 @@
       </dsp:nvSpPr>
       <dsp:spPr>
         <a:xfrm>
-          <a:off x="2865755" y="1226400"/>
-          <a:ext cx="893134" cy="91440"/>
+          <a:off x="3254279" y="1195281"/>
+          <a:ext cx="91440" cy="1007876"/>
         </a:xfrm>
         <a:custGeom>
           <a:avLst/>
@@ -21811,16 +21133,190 @@
           <a:pathLst>
             <a:path>
               <a:moveTo>
-                <a:pt x="0" y="45720"/>
+                <a:pt x="45720" y="0"/>
               </a:moveTo>
               <a:lnTo>
-                <a:pt x="0" y="84471"/>
+                <a:pt x="45720" y="1007876"/>
               </a:lnTo>
               <a:lnTo>
-                <a:pt x="893134" y="84471"/>
+                <a:pt x="126135" y="1007876"/>
+              </a:lnTo>
+            </a:path>
+          </a:pathLst>
+        </a:custGeom>
+        <a:noFill/>
+        <a:ln w="19050" cap="flat" cmpd="sng" algn="ctr">
+          <a:solidFill>
+            <a:schemeClr val="accent3">
+              <a:hueOff val="0"/>
+              <a:satOff val="0"/>
+              <a:lumOff val="0"/>
+              <a:alphaOff val="0"/>
+            </a:schemeClr>
+          </a:solidFill>
+          <a:prstDash val="solid"/>
+          <a:miter lim="800000"/>
+        </a:ln>
+        <a:effectLst/>
+      </dsp:spPr>
+      <dsp:style>
+        <a:lnRef idx="2">
+          <a:scrgbClr r="0" g="0" b="0"/>
+        </a:lnRef>
+        <a:fillRef idx="0">
+          <a:scrgbClr r="0" g="0" b="0"/>
+        </a:fillRef>
+        <a:effectRef idx="0">
+          <a:scrgbClr r="0" g="0" b="0"/>
+        </a:effectRef>
+        <a:fontRef idx="minor"/>
+      </dsp:style>
+    </dsp:sp>
+    <dsp:sp modelId="{7F8A3ECB-5AF5-4B8C-B170-FADCE0A00CE7}">
+      <dsp:nvSpPr>
+        <dsp:cNvPr id="0" name=""/>
+        <dsp:cNvSpPr/>
+      </dsp:nvSpPr>
+      <dsp:spPr>
+        <a:xfrm>
+          <a:off x="3254279" y="1195281"/>
+          <a:ext cx="91440" cy="627242"/>
+        </a:xfrm>
+        <a:custGeom>
+          <a:avLst/>
+          <a:gdLst/>
+          <a:ahLst/>
+          <a:cxnLst/>
+          <a:rect l="0" t="0" r="0" b="0"/>
+          <a:pathLst>
+            <a:path>
+              <a:moveTo>
+                <a:pt x="45720" y="0"/>
+              </a:moveTo>
+              <a:lnTo>
+                <a:pt x="45720" y="627242"/>
               </a:lnTo>
               <a:lnTo>
-                <a:pt x="893134" y="123223"/>
+                <a:pt x="126135" y="627242"/>
+              </a:lnTo>
+            </a:path>
+          </a:pathLst>
+        </a:custGeom>
+        <a:noFill/>
+        <a:ln w="19050" cap="flat" cmpd="sng" algn="ctr">
+          <a:solidFill>
+            <a:schemeClr val="accent3">
+              <a:hueOff val="0"/>
+              <a:satOff val="0"/>
+              <a:lumOff val="0"/>
+              <a:alphaOff val="0"/>
+            </a:schemeClr>
+          </a:solidFill>
+          <a:prstDash val="solid"/>
+          <a:miter lim="800000"/>
+        </a:ln>
+        <a:effectLst/>
+      </dsp:spPr>
+      <dsp:style>
+        <a:lnRef idx="2">
+          <a:scrgbClr r="0" g="0" b="0"/>
+        </a:lnRef>
+        <a:fillRef idx="0">
+          <a:scrgbClr r="0" g="0" b="0"/>
+        </a:fillRef>
+        <a:effectRef idx="0">
+          <a:scrgbClr r="0" g="0" b="0"/>
+        </a:effectRef>
+        <a:fontRef idx="minor"/>
+      </dsp:style>
+    </dsp:sp>
+    <dsp:sp modelId="{4ED7CC23-3454-447B-9611-C085C68BD0DB}">
+      <dsp:nvSpPr>
+        <dsp:cNvPr id="0" name=""/>
+        <dsp:cNvSpPr/>
+      </dsp:nvSpPr>
+      <dsp:spPr>
+        <a:xfrm>
+          <a:off x="3254279" y="1195281"/>
+          <a:ext cx="91440" cy="246608"/>
+        </a:xfrm>
+        <a:custGeom>
+          <a:avLst/>
+          <a:gdLst/>
+          <a:ahLst/>
+          <a:cxnLst/>
+          <a:rect l="0" t="0" r="0" b="0"/>
+          <a:pathLst>
+            <a:path>
+              <a:moveTo>
+                <a:pt x="45720" y="0"/>
+              </a:moveTo>
+              <a:lnTo>
+                <a:pt x="45720" y="246608"/>
+              </a:lnTo>
+              <a:lnTo>
+                <a:pt x="126135" y="246608"/>
+              </a:lnTo>
+            </a:path>
+          </a:pathLst>
+        </a:custGeom>
+        <a:noFill/>
+        <a:ln w="19050" cap="flat" cmpd="sng" algn="ctr">
+          <a:solidFill>
+            <a:schemeClr val="accent3">
+              <a:hueOff val="0"/>
+              <a:satOff val="0"/>
+              <a:lumOff val="0"/>
+              <a:alphaOff val="0"/>
+            </a:schemeClr>
+          </a:solidFill>
+          <a:prstDash val="solid"/>
+          <a:miter lim="800000"/>
+        </a:ln>
+        <a:effectLst/>
+      </dsp:spPr>
+      <dsp:style>
+        <a:lnRef idx="2">
+          <a:scrgbClr r="0" g="0" b="0"/>
+        </a:lnRef>
+        <a:fillRef idx="0">
+          <a:scrgbClr r="0" g="0" b="0"/>
+        </a:fillRef>
+        <a:effectRef idx="0">
+          <a:scrgbClr r="0" g="0" b="0"/>
+        </a:effectRef>
+        <a:fontRef idx="minor"/>
+      </dsp:style>
+    </dsp:sp>
+    <dsp:sp modelId="{4D0B1D67-D3A1-4F91-81B3-FF1CE13DC5C0}">
+      <dsp:nvSpPr>
+        <dsp:cNvPr id="0" name=""/>
+        <dsp:cNvSpPr/>
+      </dsp:nvSpPr>
+      <dsp:spPr>
+        <a:xfrm>
+          <a:off x="2865755" y="814647"/>
+          <a:ext cx="648686" cy="112581"/>
+        </a:xfrm>
+        <a:custGeom>
+          <a:avLst/>
+          <a:gdLst/>
+          <a:ahLst/>
+          <a:cxnLst/>
+          <a:rect l="0" t="0" r="0" b="0"/>
+          <a:pathLst>
+            <a:path>
+              <a:moveTo>
+                <a:pt x="0" y="0"/>
+              </a:moveTo>
+              <a:lnTo>
+                <a:pt x="0" y="56290"/>
+              </a:lnTo>
+              <a:lnTo>
+                <a:pt x="648686" y="56290"/>
+              </a:lnTo>
+              <a:lnTo>
+                <a:pt x="648686" y="112581"/>
               </a:lnTo>
             </a:path>
           </a:pathLst>
@@ -21853,192 +21349,15 @@
         <a:fontRef idx="minor"/>
       </dsp:style>
     </dsp:sp>
-    <dsp:sp modelId="{7F8A3ECB-5AF5-4B8C-B170-FADCE0A00CE7}">
+    <dsp:sp modelId="{92082DEC-787D-4509-8258-39DBEE9AE9D9}">
       <dsp:nvSpPr>
         <dsp:cNvPr id="0" name=""/>
         <dsp:cNvSpPr/>
       </dsp:nvSpPr>
       <dsp:spPr>
         <a:xfrm>
-          <a:off x="2865755" y="1226400"/>
-          <a:ext cx="446567" cy="91440"/>
-        </a:xfrm>
-        <a:custGeom>
-          <a:avLst/>
-          <a:gdLst/>
-          <a:ahLst/>
-          <a:cxnLst/>
-          <a:rect l="0" t="0" r="0" b="0"/>
-          <a:pathLst>
-            <a:path>
-              <a:moveTo>
-                <a:pt x="0" y="45720"/>
-              </a:moveTo>
-              <a:lnTo>
-                <a:pt x="0" y="84471"/>
-              </a:lnTo>
-              <a:lnTo>
-                <a:pt x="446567" y="84471"/>
-              </a:lnTo>
-              <a:lnTo>
-                <a:pt x="446567" y="123223"/>
-              </a:lnTo>
-            </a:path>
-          </a:pathLst>
-        </a:custGeom>
-        <a:noFill/>
-        <a:ln w="19050" cap="flat" cmpd="sng" algn="ctr">
-          <a:solidFill>
-            <a:schemeClr val="accent2">
-              <a:hueOff val="0"/>
-              <a:satOff val="0"/>
-              <a:lumOff val="0"/>
-              <a:alphaOff val="0"/>
-            </a:schemeClr>
-          </a:solidFill>
-          <a:prstDash val="solid"/>
-          <a:miter lim="800000"/>
-        </a:ln>
-        <a:effectLst/>
-      </dsp:spPr>
-      <dsp:style>
-        <a:lnRef idx="2">
-          <a:scrgbClr r="0" g="0" b="0"/>
-        </a:lnRef>
-        <a:fillRef idx="0">
-          <a:scrgbClr r="0" g="0" b="0"/>
-        </a:fillRef>
-        <a:effectRef idx="0">
-          <a:scrgbClr r="0" g="0" b="0"/>
-        </a:effectRef>
-        <a:fontRef idx="minor"/>
-      </dsp:style>
-    </dsp:sp>
-    <dsp:sp modelId="{4ED7CC23-3454-447B-9611-C085C68BD0DB}">
-      <dsp:nvSpPr>
-        <dsp:cNvPr id="0" name=""/>
-        <dsp:cNvSpPr/>
-      </dsp:nvSpPr>
-      <dsp:spPr>
-        <a:xfrm>
-          <a:off x="2820035" y="1226400"/>
-          <a:ext cx="91440" cy="91440"/>
-        </a:xfrm>
-        <a:custGeom>
-          <a:avLst/>
-          <a:gdLst/>
-          <a:ahLst/>
-          <a:cxnLst/>
-          <a:rect l="0" t="0" r="0" b="0"/>
-          <a:pathLst>
-            <a:path>
-              <a:moveTo>
-                <a:pt x="45720" y="45720"/>
-              </a:moveTo>
-              <a:lnTo>
-                <a:pt x="45720" y="123223"/>
-              </a:lnTo>
-            </a:path>
-          </a:pathLst>
-        </a:custGeom>
-        <a:noFill/>
-        <a:ln w="19050" cap="flat" cmpd="sng" algn="ctr">
-          <a:solidFill>
-            <a:schemeClr val="accent2">
-              <a:hueOff val="0"/>
-              <a:satOff val="0"/>
-              <a:lumOff val="0"/>
-              <a:alphaOff val="0"/>
-            </a:schemeClr>
-          </a:solidFill>
-          <a:prstDash val="solid"/>
-          <a:miter lim="800000"/>
-        </a:ln>
-        <a:effectLst/>
-      </dsp:spPr>
-      <dsp:style>
-        <a:lnRef idx="2">
-          <a:scrgbClr r="0" g="0" b="0"/>
-        </a:lnRef>
-        <a:fillRef idx="0">
-          <a:scrgbClr r="0" g="0" b="0"/>
-        </a:fillRef>
-        <a:effectRef idx="0">
-          <a:scrgbClr r="0" g="0" b="0"/>
-        </a:effectRef>
-        <a:fontRef idx="minor"/>
-      </dsp:style>
-    </dsp:sp>
-    <dsp:sp modelId="{4D0B1D67-D3A1-4F91-81B3-FF1CE13DC5C0}">
-      <dsp:nvSpPr>
-        <dsp:cNvPr id="0" name=""/>
-        <dsp:cNvSpPr/>
-      </dsp:nvSpPr>
-      <dsp:spPr>
-        <a:xfrm>
-          <a:off x="2419187" y="1226400"/>
-          <a:ext cx="446567" cy="91440"/>
-        </a:xfrm>
-        <a:custGeom>
-          <a:avLst/>
-          <a:gdLst/>
-          <a:ahLst/>
-          <a:cxnLst/>
-          <a:rect l="0" t="0" r="0" b="0"/>
-          <a:pathLst>
-            <a:path>
-              <a:moveTo>
-                <a:pt x="446567" y="45720"/>
-              </a:moveTo>
-              <a:lnTo>
-                <a:pt x="446567" y="84471"/>
-              </a:lnTo>
-              <a:lnTo>
-                <a:pt x="0" y="84471"/>
-              </a:lnTo>
-              <a:lnTo>
-                <a:pt x="0" y="123223"/>
-              </a:lnTo>
-            </a:path>
-          </a:pathLst>
-        </a:custGeom>
-        <a:noFill/>
-        <a:ln w="19050" cap="flat" cmpd="sng" algn="ctr">
-          <a:solidFill>
-            <a:schemeClr val="accent2">
-              <a:hueOff val="0"/>
-              <a:satOff val="0"/>
-              <a:lumOff val="0"/>
-              <a:alphaOff val="0"/>
-            </a:schemeClr>
-          </a:solidFill>
-          <a:prstDash val="solid"/>
-          <a:miter lim="800000"/>
-        </a:ln>
-        <a:effectLst/>
-      </dsp:spPr>
-      <dsp:style>
-        <a:lnRef idx="2">
-          <a:scrgbClr r="0" g="0" b="0"/>
-        </a:lnRef>
-        <a:fillRef idx="0">
-          <a:scrgbClr r="0" g="0" b="0"/>
-        </a:fillRef>
-        <a:effectRef idx="0">
-          <a:scrgbClr r="0" g="0" b="0"/>
-        </a:effectRef>
-        <a:fontRef idx="minor"/>
-      </dsp:style>
-    </dsp:sp>
-    <dsp:sp modelId="{C63E7159-7922-42AA-BC9A-8A42098B5AC7}">
-      <dsp:nvSpPr>
-        <dsp:cNvPr id="0" name=""/>
-        <dsp:cNvSpPr/>
-      </dsp:nvSpPr>
-      <dsp:spPr>
-        <a:xfrm>
-          <a:off x="1779274" y="1534155"/>
-          <a:ext cx="91440" cy="169769"/>
+          <a:off x="2820035" y="814647"/>
+          <a:ext cx="91440" cy="112581"/>
         </a:xfrm>
         <a:custGeom>
           <a:avLst/>
@@ -22052,71 +21371,7 @@
                 <a:pt x="45720" y="0"/>
               </a:moveTo>
               <a:lnTo>
-                <a:pt x="45720" y="169769"/>
-              </a:lnTo>
-              <a:lnTo>
-                <a:pt x="101079" y="169769"/>
-              </a:lnTo>
-            </a:path>
-          </a:pathLst>
-        </a:custGeom>
-        <a:noFill/>
-        <a:ln w="19050" cap="flat" cmpd="sng" algn="ctr">
-          <a:solidFill>
-            <a:schemeClr val="accent3">
-              <a:hueOff val="0"/>
-              <a:satOff val="0"/>
-              <a:lumOff val="0"/>
-              <a:alphaOff val="0"/>
-            </a:schemeClr>
-          </a:solidFill>
-          <a:prstDash val="solid"/>
-          <a:miter lim="800000"/>
-        </a:ln>
-        <a:effectLst/>
-      </dsp:spPr>
-      <dsp:style>
-        <a:lnRef idx="2">
-          <a:scrgbClr r="0" g="0" b="0"/>
-        </a:lnRef>
-        <a:fillRef idx="0">
-          <a:scrgbClr r="0" g="0" b="0"/>
-        </a:fillRef>
-        <a:effectRef idx="0">
-          <a:scrgbClr r="0" g="0" b="0"/>
-        </a:effectRef>
-        <a:fontRef idx="minor"/>
-      </dsp:style>
-    </dsp:sp>
-    <dsp:sp modelId="{92082DEC-787D-4509-8258-39DBEE9AE9D9}">
-      <dsp:nvSpPr>
-        <dsp:cNvPr id="0" name=""/>
-        <dsp:cNvSpPr/>
-      </dsp:nvSpPr>
-      <dsp:spPr>
-        <a:xfrm>
-          <a:off x="1972620" y="1226400"/>
-          <a:ext cx="893134" cy="91440"/>
-        </a:xfrm>
-        <a:custGeom>
-          <a:avLst/>
-          <a:gdLst/>
-          <a:ahLst/>
-          <a:cxnLst/>
-          <a:rect l="0" t="0" r="0" b="0"/>
-          <a:pathLst>
-            <a:path>
-              <a:moveTo>
-                <a:pt x="893134" y="45720"/>
-              </a:moveTo>
-              <a:lnTo>
-                <a:pt x="893134" y="84471"/>
-              </a:lnTo>
-              <a:lnTo>
-                <a:pt x="0" y="84471"/>
-              </a:lnTo>
-              <a:lnTo>
-                <a:pt x="0" y="123223"/>
+                <a:pt x="45720" y="112581"/>
               </a:lnTo>
             </a:path>
           </a:pathLst>
@@ -22156,8 +21411,8 @@
       </dsp:nvSpPr>
       <dsp:spPr>
         <a:xfrm>
-          <a:off x="1526053" y="1226400"/>
-          <a:ext cx="1339701" cy="91440"/>
+          <a:off x="2217068" y="814647"/>
+          <a:ext cx="648686" cy="112581"/>
         </a:xfrm>
         <a:custGeom>
           <a:avLst/>
@@ -22168,16 +21423,16 @@
           <a:pathLst>
             <a:path>
               <a:moveTo>
-                <a:pt x="1339701" y="45720"/>
+                <a:pt x="648686" y="0"/>
               </a:moveTo>
               <a:lnTo>
-                <a:pt x="1339701" y="84471"/>
+                <a:pt x="648686" y="56290"/>
               </a:lnTo>
               <a:lnTo>
-                <a:pt x="0" y="84471"/>
+                <a:pt x="0" y="56290"/>
               </a:lnTo>
               <a:lnTo>
-                <a:pt x="0" y="123223"/>
+                <a:pt x="0" y="112581"/>
               </a:lnTo>
             </a:path>
           </a:pathLst>
@@ -22210,15 +21465,15 @@
         <a:fontRef idx="minor"/>
       </dsp:style>
     </dsp:sp>
-    <dsp:sp modelId="{BC310E5B-FD85-4F6D-A48D-108AE14E3EE3}">
+    <dsp:sp modelId="{3F10C4E5-9407-4A3D-A23F-8C4B9350B2DC}">
       <dsp:nvSpPr>
         <dsp:cNvPr id="0" name=""/>
         <dsp:cNvSpPr/>
       </dsp:nvSpPr>
       <dsp:spPr>
         <a:xfrm>
-          <a:off x="1079485" y="1226400"/>
-          <a:ext cx="1786269" cy="91440"/>
+          <a:off x="1568381" y="814647"/>
+          <a:ext cx="1297373" cy="112581"/>
         </a:xfrm>
         <a:custGeom>
           <a:avLst/>
@@ -22229,16 +21484,16 @@
           <a:pathLst>
             <a:path>
               <a:moveTo>
-                <a:pt x="1786269" y="45720"/>
+                <a:pt x="1297373" y="0"/>
               </a:moveTo>
               <a:lnTo>
-                <a:pt x="1786269" y="84471"/>
+                <a:pt x="1297373" y="56290"/>
               </a:lnTo>
               <a:lnTo>
-                <a:pt x="0" y="84471"/>
+                <a:pt x="0" y="56290"/>
               </a:lnTo>
               <a:lnTo>
-                <a:pt x="0" y="123223"/>
+                <a:pt x="0" y="112581"/>
               </a:lnTo>
             </a:path>
           </a:pathLst>
@@ -22271,15 +21526,15 @@
         <a:fontRef idx="minor"/>
       </dsp:style>
     </dsp:sp>
-    <dsp:sp modelId="{B487656C-69FF-4699-84E6-02A8A29B7C0A}">
+    <dsp:sp modelId="{9C1D0787-2694-499D-B1EA-32C8E976B911}">
       <dsp:nvSpPr>
         <dsp:cNvPr id="0" name=""/>
         <dsp:cNvSpPr/>
       </dsp:nvSpPr>
       <dsp:spPr>
         <a:xfrm>
-          <a:off x="439572" y="1534155"/>
-          <a:ext cx="91440" cy="169769"/>
+          <a:off x="919695" y="814647"/>
+          <a:ext cx="1946059" cy="112581"/>
         </a:xfrm>
         <a:custGeom>
           <a:avLst/>
@@ -22290,74 +21545,16 @@
           <a:pathLst>
             <a:path>
               <a:moveTo>
-                <a:pt x="45720" y="0"/>
+                <a:pt x="1946059" y="0"/>
               </a:moveTo>
               <a:lnTo>
-                <a:pt x="45720" y="169769"/>
+                <a:pt x="1946059" y="56290"/>
               </a:lnTo>
               <a:lnTo>
-                <a:pt x="101079" y="169769"/>
-              </a:lnTo>
-            </a:path>
-          </a:pathLst>
-        </a:custGeom>
-        <a:noFill/>
-        <a:ln w="19050" cap="flat" cmpd="sng" algn="ctr">
-          <a:solidFill>
-            <a:schemeClr val="accent3">
-              <a:hueOff val="0"/>
-              <a:satOff val="0"/>
-              <a:lumOff val="0"/>
-              <a:alphaOff val="0"/>
-            </a:schemeClr>
-          </a:solidFill>
-          <a:prstDash val="solid"/>
-          <a:miter lim="800000"/>
-        </a:ln>
-        <a:effectLst/>
-      </dsp:spPr>
-      <dsp:style>
-        <a:lnRef idx="2">
-          <a:scrgbClr r="0" g="0" b="0"/>
-        </a:lnRef>
-        <a:fillRef idx="0">
-          <a:scrgbClr r="0" g="0" b="0"/>
-        </a:fillRef>
-        <a:effectRef idx="0">
-          <a:scrgbClr r="0" g="0" b="0"/>
-        </a:effectRef>
-        <a:fontRef idx="minor"/>
-      </dsp:style>
-    </dsp:sp>
-    <dsp:sp modelId="{9C1D0787-2694-499D-B1EA-32C8E976B911}">
-      <dsp:nvSpPr>
-        <dsp:cNvPr id="0" name=""/>
-        <dsp:cNvSpPr/>
-      </dsp:nvSpPr>
-      <dsp:spPr>
-        <a:xfrm>
-          <a:off x="632918" y="1226400"/>
-          <a:ext cx="2232836" cy="91440"/>
-        </a:xfrm>
-        <a:custGeom>
-          <a:avLst/>
-          <a:gdLst/>
-          <a:ahLst/>
-          <a:cxnLst/>
-          <a:rect l="0" t="0" r="0" b="0"/>
-          <a:pathLst>
-            <a:path>
-              <a:moveTo>
-                <a:pt x="2232836" y="45720"/>
-              </a:moveTo>
-              <a:lnTo>
-                <a:pt x="2232836" y="84471"/>
+                <a:pt x="0" y="56290"/>
               </a:lnTo>
               <a:lnTo>
-                <a:pt x="0" y="84471"/>
-              </a:lnTo>
-              <a:lnTo>
-                <a:pt x="0" y="123223"/>
+                <a:pt x="0" y="112581"/>
               </a:lnTo>
             </a:path>
           </a:pathLst>
@@ -22397,8 +21594,8 @@
       </dsp:nvSpPr>
       <dsp:spPr>
         <a:xfrm>
-          <a:off x="-6994" y="1534155"/>
-          <a:ext cx="91440" cy="169769"/>
+          <a:off x="10846" y="1195281"/>
+          <a:ext cx="91440" cy="246608"/>
         </a:xfrm>
         <a:custGeom>
           <a:avLst/>
@@ -22412,10 +21609,10 @@
                 <a:pt x="45720" y="0"/>
               </a:moveTo>
               <a:lnTo>
-                <a:pt x="45720" y="169769"/>
+                <a:pt x="45720" y="246608"/>
               </a:lnTo>
               <a:lnTo>
-                <a:pt x="101079" y="169769"/>
+                <a:pt x="126135" y="246608"/>
               </a:lnTo>
             </a:path>
           </a:pathLst>
@@ -22455,8 +21652,8 @@
       </dsp:nvSpPr>
       <dsp:spPr>
         <a:xfrm>
-          <a:off x="186351" y="1226400"/>
-          <a:ext cx="2679403" cy="91440"/>
+          <a:off x="271008" y="814647"/>
+          <a:ext cx="2594746" cy="112581"/>
         </a:xfrm>
         <a:custGeom>
           <a:avLst/>
@@ -22467,16 +21664,16 @@
           <a:pathLst>
             <a:path>
               <a:moveTo>
-                <a:pt x="2679403" y="45720"/>
+                <a:pt x="2594746" y="0"/>
               </a:moveTo>
               <a:lnTo>
-                <a:pt x="2679403" y="84471"/>
+                <a:pt x="2594746" y="56290"/>
               </a:lnTo>
               <a:lnTo>
-                <a:pt x="0" y="84471"/>
+                <a:pt x="0" y="56290"/>
               </a:lnTo>
               <a:lnTo>
-                <a:pt x="0" y="123223"/>
+                <a:pt x="0" y="112581"/>
               </a:lnTo>
             </a:path>
           </a:pathLst>
@@ -22516,8 +21713,8 @@
       </dsp:nvSpPr>
       <dsp:spPr>
         <a:xfrm>
-          <a:off x="2681223" y="1087588"/>
-          <a:ext cx="369063" cy="184531"/>
+          <a:off x="2597702" y="546594"/>
+          <a:ext cx="536104" cy="268052"/>
         </a:xfrm>
         <a:prstGeom prst="rect">
           <a:avLst/>
@@ -22586,12 +21783,12 @@
         </a:fontRef>
       </dsp:style>
       <dsp:txBody>
-        <a:bodyPr spcFirstLastPara="0" vert="horz" wrap="square" lIns="3810" tIns="3810" rIns="3810" bIns="3810" numCol="1" spcCol="1270" anchor="ctr" anchorCtr="0">
+        <a:bodyPr spcFirstLastPara="0" vert="horz" wrap="square" lIns="5080" tIns="5080" rIns="5080" bIns="5080" numCol="1" spcCol="1270" anchor="ctr" anchorCtr="0">
           <a:noAutofit/>
         </a:bodyPr>
         <a:lstStyle/>
         <a:p>
-          <a:pPr marL="0" lvl="0" indent="0" algn="ctr" defTabSz="266700">
+          <a:pPr marL="0" lvl="0" indent="0" algn="ctr" defTabSz="355600">
             <a:lnSpc>
               <a:spcPct val="90000"/>
             </a:lnSpc>
@@ -22604,14 +21801,14 @@
             <a:buNone/>
           </a:pPr>
           <a:r>
-            <a:rPr lang="en-GB" sz="600" kern="1200"/>
+            <a:rPr lang="en-GB" sz="800" kern="1200"/>
             <a:t>Home</a:t>
           </a:r>
         </a:p>
       </dsp:txBody>
       <dsp:txXfrm>
-        <a:off x="2681223" y="1087588"/>
-        <a:ext cx="369063" cy="184531"/>
+        <a:off x="2597702" y="546594"/>
+        <a:ext cx="536104" cy="268052"/>
       </dsp:txXfrm>
     </dsp:sp>
     <dsp:sp modelId="{C9B7F93B-4374-4F62-95B4-0A2B5C747C11}">
@@ -22621,8 +21818,8 @@
       </dsp:nvSpPr>
       <dsp:spPr>
         <a:xfrm>
-          <a:off x="1819" y="1349623"/>
-          <a:ext cx="369063" cy="184531"/>
+          <a:off x="2956" y="927229"/>
+          <a:ext cx="536104" cy="268052"/>
         </a:xfrm>
         <a:prstGeom prst="rect">
           <a:avLst/>
@@ -22691,12 +21888,12 @@
         </a:fontRef>
       </dsp:style>
       <dsp:txBody>
-        <a:bodyPr spcFirstLastPara="0" vert="horz" wrap="square" lIns="3810" tIns="3810" rIns="3810" bIns="3810" numCol="1" spcCol="1270" anchor="ctr" anchorCtr="0">
+        <a:bodyPr spcFirstLastPara="0" vert="horz" wrap="square" lIns="5080" tIns="5080" rIns="5080" bIns="5080" numCol="1" spcCol="1270" anchor="ctr" anchorCtr="0">
           <a:noAutofit/>
         </a:bodyPr>
         <a:lstStyle/>
         <a:p>
-          <a:pPr marL="0" lvl="0" indent="0" algn="ctr" defTabSz="266700">
+          <a:pPr marL="0" lvl="0" indent="0" algn="ctr" defTabSz="355600">
             <a:lnSpc>
               <a:spcPct val="90000"/>
             </a:lnSpc>
@@ -22709,14 +21906,14 @@
             <a:buNone/>
           </a:pPr>
           <a:r>
-            <a:rPr lang="en-GB" sz="600" kern="1200"/>
+            <a:rPr lang="en-GB" sz="800" kern="1200"/>
             <a:t>Products</a:t>
           </a:r>
         </a:p>
       </dsp:txBody>
       <dsp:txXfrm>
-        <a:off x="1819" y="1349623"/>
-        <a:ext cx="369063" cy="184531"/>
+        <a:off x="2956" y="927229"/>
+        <a:ext cx="536104" cy="268052"/>
       </dsp:txXfrm>
     </dsp:sp>
     <dsp:sp modelId="{9AF36780-2E35-434E-9C52-F1E6DDBAE230}">
@@ -22726,8 +21923,8 @@
       </dsp:nvSpPr>
       <dsp:spPr>
         <a:xfrm>
-          <a:off x="94085" y="1611658"/>
-          <a:ext cx="369063" cy="184531"/>
+          <a:off x="136982" y="1307863"/>
+          <a:ext cx="536104" cy="268052"/>
         </a:xfrm>
         <a:prstGeom prst="rect">
           <a:avLst/>
@@ -22796,12 +21993,12 @@
         </a:fontRef>
       </dsp:style>
       <dsp:txBody>
-        <a:bodyPr spcFirstLastPara="0" vert="horz" wrap="square" lIns="3810" tIns="3810" rIns="3810" bIns="3810" numCol="1" spcCol="1270" anchor="ctr" anchorCtr="0">
+        <a:bodyPr spcFirstLastPara="0" vert="horz" wrap="square" lIns="5080" tIns="5080" rIns="5080" bIns="5080" numCol="1" spcCol="1270" anchor="ctr" anchorCtr="0">
           <a:noAutofit/>
         </a:bodyPr>
         <a:lstStyle/>
         <a:p>
-          <a:pPr marL="0" lvl="0" indent="0" algn="ctr" defTabSz="266700">
+          <a:pPr marL="0" lvl="0" indent="0" algn="ctr" defTabSz="355600">
             <a:lnSpc>
               <a:spcPct val="90000"/>
             </a:lnSpc>
@@ -22814,14 +22011,14 @@
             <a:buNone/>
           </a:pPr>
           <a:r>
-            <a:rPr lang="en-GB" sz="600" kern="1200"/>
+            <a:rPr lang="en-GB" sz="800" kern="1200"/>
             <a:t>Product</a:t>
           </a:r>
         </a:p>
       </dsp:txBody>
       <dsp:txXfrm>
-        <a:off x="94085" y="1611658"/>
-        <a:ext cx="369063" cy="184531"/>
+        <a:off x="136982" y="1307863"/>
+        <a:ext cx="536104" cy="268052"/>
       </dsp:txXfrm>
     </dsp:sp>
     <dsp:sp modelId="{5FFEA07E-93D7-4EE5-9745-070140E2EFF5}">
@@ -22831,8 +22028,8 @@
       </dsp:nvSpPr>
       <dsp:spPr>
         <a:xfrm>
-          <a:off x="448386" y="1349623"/>
-          <a:ext cx="369063" cy="184531"/>
+          <a:off x="651642" y="927229"/>
+          <a:ext cx="536104" cy="268052"/>
         </a:xfrm>
         <a:prstGeom prst="rect">
           <a:avLst/>
@@ -22901,12 +22098,12 @@
         </a:fontRef>
       </dsp:style>
       <dsp:txBody>
-        <a:bodyPr spcFirstLastPara="0" vert="horz" wrap="square" lIns="3810" tIns="3810" rIns="3810" bIns="3810" numCol="1" spcCol="1270" anchor="ctr" anchorCtr="0">
+        <a:bodyPr spcFirstLastPara="0" vert="horz" wrap="square" lIns="5080" tIns="5080" rIns="5080" bIns="5080" numCol="1" spcCol="1270" anchor="ctr" anchorCtr="0">
           <a:noAutofit/>
         </a:bodyPr>
         <a:lstStyle/>
         <a:p>
-          <a:pPr marL="0" lvl="0" indent="0" algn="ctr" defTabSz="266700">
+          <a:pPr marL="0" lvl="0" indent="0" algn="ctr" defTabSz="355600">
             <a:lnSpc>
               <a:spcPct val="90000"/>
             </a:lnSpc>
@@ -22919,25 +22116,445 @@
             <a:buNone/>
           </a:pPr>
           <a:r>
-            <a:rPr lang="en-GB" sz="600" kern="1200"/>
+            <a:rPr lang="en-GB" sz="800" kern="1200"/>
             <a:t>Our producers</a:t>
           </a:r>
         </a:p>
       </dsp:txBody>
       <dsp:txXfrm>
-        <a:off x="448386" y="1349623"/>
-        <a:ext cx="369063" cy="184531"/>
+        <a:off x="651642" y="927229"/>
+        <a:ext cx="536104" cy="268052"/>
       </dsp:txXfrm>
     </dsp:sp>
-    <dsp:sp modelId="{751F4EFA-3BE8-4A0E-A74D-68900BF6B17E}">
+    <dsp:sp modelId="{3E3619C4-4377-4E0A-86CE-C2BC93D1CB52}">
       <dsp:nvSpPr>
         <dsp:cNvPr id="0" name=""/>
         <dsp:cNvSpPr/>
       </dsp:nvSpPr>
       <dsp:spPr>
         <a:xfrm>
-          <a:off x="540652" y="1611658"/>
-          <a:ext cx="369063" cy="184531"/>
+          <a:off x="1300329" y="927229"/>
+          <a:ext cx="536104" cy="268052"/>
+        </a:xfrm>
+        <a:prstGeom prst="rect">
+          <a:avLst/>
+        </a:prstGeom>
+        <a:gradFill rotWithShape="0">
+          <a:gsLst>
+            <a:gs pos="0">
+              <a:schemeClr val="accent2">
+                <a:hueOff val="0"/>
+                <a:satOff val="0"/>
+                <a:lumOff val="0"/>
+                <a:alphaOff val="0"/>
+                <a:satMod val="103000"/>
+                <a:lumMod val="102000"/>
+                <a:tint val="94000"/>
+              </a:schemeClr>
+            </a:gs>
+            <a:gs pos="50000">
+              <a:schemeClr val="accent2">
+                <a:hueOff val="0"/>
+                <a:satOff val="0"/>
+                <a:lumOff val="0"/>
+                <a:alphaOff val="0"/>
+                <a:satMod val="110000"/>
+                <a:lumMod val="100000"/>
+                <a:shade val="100000"/>
+              </a:schemeClr>
+            </a:gs>
+            <a:gs pos="100000">
+              <a:schemeClr val="accent2">
+                <a:hueOff val="0"/>
+                <a:satOff val="0"/>
+                <a:lumOff val="0"/>
+                <a:alphaOff val="0"/>
+                <a:lumMod val="99000"/>
+                <a:satMod val="120000"/>
+                <a:shade val="78000"/>
+              </a:schemeClr>
+            </a:gs>
+          </a:gsLst>
+          <a:lin ang="5400000" scaled="0"/>
+        </a:gradFill>
+        <a:ln>
+          <a:noFill/>
+        </a:ln>
+        <a:effectLst>
+          <a:outerShdw blurRad="57150" dist="19050" dir="5400000" algn="ctr" rotWithShape="0">
+            <a:srgbClr val="000000">
+              <a:alpha val="63000"/>
+            </a:srgbClr>
+          </a:outerShdw>
+        </a:effectLst>
+      </dsp:spPr>
+      <dsp:style>
+        <a:lnRef idx="0">
+          <a:scrgbClr r="0" g="0" b="0"/>
+        </a:lnRef>
+        <a:fillRef idx="3">
+          <a:scrgbClr r="0" g="0" b="0"/>
+        </a:fillRef>
+        <a:effectRef idx="3">
+          <a:scrgbClr r="0" g="0" b="0"/>
+        </a:effectRef>
+        <a:fontRef idx="minor">
+          <a:schemeClr val="lt1"/>
+        </a:fontRef>
+      </dsp:style>
+      <dsp:txBody>
+        <a:bodyPr spcFirstLastPara="0" vert="horz" wrap="square" lIns="5080" tIns="5080" rIns="5080" bIns="5080" numCol="1" spcCol="1270" anchor="ctr" anchorCtr="0">
+          <a:noAutofit/>
+        </a:bodyPr>
+        <a:lstStyle/>
+        <a:p>
+          <a:pPr marL="0" lvl="0" indent="0" algn="ctr" defTabSz="355600">
+            <a:lnSpc>
+              <a:spcPct val="90000"/>
+            </a:lnSpc>
+            <a:spcBef>
+              <a:spcPct val="0"/>
+            </a:spcBef>
+            <a:spcAft>
+              <a:spcPct val="35000"/>
+            </a:spcAft>
+            <a:buNone/>
+          </a:pPr>
+          <a:r>
+            <a:rPr lang="en-GB" sz="800" kern="1200"/>
+            <a:t>Order</a:t>
+          </a:r>
+        </a:p>
+      </dsp:txBody>
+      <dsp:txXfrm>
+        <a:off x="1300329" y="927229"/>
+        <a:ext cx="536104" cy="268052"/>
+      </dsp:txXfrm>
+    </dsp:sp>
+    <dsp:sp modelId="{D09BBDC5-E692-424E-BDC1-C56C2573E22B}">
+      <dsp:nvSpPr>
+        <dsp:cNvPr id="0" name=""/>
+        <dsp:cNvSpPr/>
+      </dsp:nvSpPr>
+      <dsp:spPr>
+        <a:xfrm>
+          <a:off x="1949015" y="927229"/>
+          <a:ext cx="536104" cy="268052"/>
+        </a:xfrm>
+        <a:prstGeom prst="rect">
+          <a:avLst/>
+        </a:prstGeom>
+        <a:gradFill rotWithShape="0">
+          <a:gsLst>
+            <a:gs pos="0">
+              <a:schemeClr val="accent2">
+                <a:hueOff val="0"/>
+                <a:satOff val="0"/>
+                <a:lumOff val="0"/>
+                <a:alphaOff val="0"/>
+                <a:satMod val="103000"/>
+                <a:lumMod val="102000"/>
+                <a:tint val="94000"/>
+              </a:schemeClr>
+            </a:gs>
+            <a:gs pos="50000">
+              <a:schemeClr val="accent2">
+                <a:hueOff val="0"/>
+                <a:satOff val="0"/>
+                <a:lumOff val="0"/>
+                <a:alphaOff val="0"/>
+                <a:satMod val="110000"/>
+                <a:lumMod val="100000"/>
+                <a:shade val="100000"/>
+              </a:schemeClr>
+            </a:gs>
+            <a:gs pos="100000">
+              <a:schemeClr val="accent2">
+                <a:hueOff val="0"/>
+                <a:satOff val="0"/>
+                <a:lumOff val="0"/>
+                <a:alphaOff val="0"/>
+                <a:lumMod val="99000"/>
+                <a:satMod val="120000"/>
+                <a:shade val="78000"/>
+              </a:schemeClr>
+            </a:gs>
+          </a:gsLst>
+          <a:lin ang="5400000" scaled="0"/>
+        </a:gradFill>
+        <a:ln>
+          <a:noFill/>
+        </a:ln>
+        <a:effectLst>
+          <a:outerShdw blurRad="57150" dist="19050" dir="5400000" algn="ctr" rotWithShape="0">
+            <a:srgbClr val="000000">
+              <a:alpha val="63000"/>
+            </a:srgbClr>
+          </a:outerShdw>
+        </a:effectLst>
+      </dsp:spPr>
+      <dsp:style>
+        <a:lnRef idx="0">
+          <a:scrgbClr r="0" g="0" b="0"/>
+        </a:lnRef>
+        <a:fillRef idx="3">
+          <a:scrgbClr r="0" g="0" b="0"/>
+        </a:fillRef>
+        <a:effectRef idx="3">
+          <a:scrgbClr r="0" g="0" b="0"/>
+        </a:effectRef>
+        <a:fontRef idx="minor">
+          <a:schemeClr val="lt1"/>
+        </a:fontRef>
+      </dsp:style>
+      <dsp:txBody>
+        <a:bodyPr spcFirstLastPara="0" vert="horz" wrap="square" lIns="5080" tIns="5080" rIns="5080" bIns="5080" numCol="1" spcCol="1270" anchor="ctr" anchorCtr="0">
+          <a:noAutofit/>
+        </a:bodyPr>
+        <a:lstStyle/>
+        <a:p>
+          <a:pPr marL="0" lvl="0" indent="0" algn="ctr" defTabSz="355600">
+            <a:lnSpc>
+              <a:spcPct val="90000"/>
+            </a:lnSpc>
+            <a:spcBef>
+              <a:spcPct val="0"/>
+            </a:spcBef>
+            <a:spcAft>
+              <a:spcPct val="35000"/>
+            </a:spcAft>
+            <a:buNone/>
+          </a:pPr>
+          <a:r>
+            <a:rPr lang="en-GB" sz="800" kern="1200"/>
+            <a:t>My orders</a:t>
+          </a:r>
+        </a:p>
+      </dsp:txBody>
+      <dsp:txXfrm>
+        <a:off x="1949015" y="927229"/>
+        <a:ext cx="536104" cy="268052"/>
+      </dsp:txXfrm>
+    </dsp:sp>
+    <dsp:sp modelId="{DC6629EE-9C87-4836-8CC7-41479B441E6E}">
+      <dsp:nvSpPr>
+        <dsp:cNvPr id="0" name=""/>
+        <dsp:cNvSpPr/>
+      </dsp:nvSpPr>
+      <dsp:spPr>
+        <a:xfrm>
+          <a:off x="2597702" y="927229"/>
+          <a:ext cx="536104" cy="268052"/>
+        </a:xfrm>
+        <a:prstGeom prst="rect">
+          <a:avLst/>
+        </a:prstGeom>
+        <a:gradFill rotWithShape="0">
+          <a:gsLst>
+            <a:gs pos="0">
+              <a:schemeClr val="accent2">
+                <a:hueOff val="0"/>
+                <a:satOff val="0"/>
+                <a:lumOff val="0"/>
+                <a:alphaOff val="0"/>
+                <a:satMod val="103000"/>
+                <a:lumMod val="102000"/>
+                <a:tint val="94000"/>
+              </a:schemeClr>
+            </a:gs>
+            <a:gs pos="50000">
+              <a:schemeClr val="accent2">
+                <a:hueOff val="0"/>
+                <a:satOff val="0"/>
+                <a:lumOff val="0"/>
+                <a:alphaOff val="0"/>
+                <a:satMod val="110000"/>
+                <a:lumMod val="100000"/>
+                <a:shade val="100000"/>
+              </a:schemeClr>
+            </a:gs>
+            <a:gs pos="100000">
+              <a:schemeClr val="accent2">
+                <a:hueOff val="0"/>
+                <a:satOff val="0"/>
+                <a:lumOff val="0"/>
+                <a:alphaOff val="0"/>
+                <a:lumMod val="99000"/>
+                <a:satMod val="120000"/>
+                <a:shade val="78000"/>
+              </a:schemeClr>
+            </a:gs>
+          </a:gsLst>
+          <a:lin ang="5400000" scaled="0"/>
+        </a:gradFill>
+        <a:ln>
+          <a:noFill/>
+        </a:ln>
+        <a:effectLst>
+          <a:outerShdw blurRad="57150" dist="19050" dir="5400000" algn="ctr" rotWithShape="0">
+            <a:srgbClr val="000000">
+              <a:alpha val="63000"/>
+            </a:srgbClr>
+          </a:outerShdw>
+        </a:effectLst>
+      </dsp:spPr>
+      <dsp:style>
+        <a:lnRef idx="0">
+          <a:scrgbClr r="0" g="0" b="0"/>
+        </a:lnRef>
+        <a:fillRef idx="3">
+          <a:scrgbClr r="0" g="0" b="0"/>
+        </a:fillRef>
+        <a:effectRef idx="3">
+          <a:scrgbClr r="0" g="0" b="0"/>
+        </a:effectRef>
+        <a:fontRef idx="minor">
+          <a:schemeClr val="lt1"/>
+        </a:fontRef>
+      </dsp:style>
+      <dsp:txBody>
+        <a:bodyPr spcFirstLastPara="0" vert="horz" wrap="square" lIns="5080" tIns="5080" rIns="5080" bIns="5080" numCol="1" spcCol="1270" anchor="ctr" anchorCtr="0">
+          <a:noAutofit/>
+        </a:bodyPr>
+        <a:lstStyle/>
+        <a:p>
+          <a:pPr marL="0" lvl="0" indent="0" algn="ctr" defTabSz="355600">
+            <a:lnSpc>
+              <a:spcPct val="90000"/>
+            </a:lnSpc>
+            <a:spcBef>
+              <a:spcPct val="0"/>
+            </a:spcBef>
+            <a:spcAft>
+              <a:spcPct val="35000"/>
+            </a:spcAft>
+            <a:buNone/>
+          </a:pPr>
+          <a:r>
+            <a:rPr lang="en-GB" sz="800" kern="1200"/>
+            <a:t>My basket</a:t>
+          </a:r>
+        </a:p>
+      </dsp:txBody>
+      <dsp:txXfrm>
+        <a:off x="2597702" y="927229"/>
+        <a:ext cx="536104" cy="268052"/>
+      </dsp:txXfrm>
+    </dsp:sp>
+    <dsp:sp modelId="{C7CA0B20-3FC8-458F-BFC5-0252D79E441F}">
+      <dsp:nvSpPr>
+        <dsp:cNvPr id="0" name=""/>
+        <dsp:cNvSpPr/>
+      </dsp:nvSpPr>
+      <dsp:spPr>
+        <a:xfrm>
+          <a:off x="3246389" y="927229"/>
+          <a:ext cx="536104" cy="268052"/>
+        </a:xfrm>
+        <a:prstGeom prst="rect">
+          <a:avLst/>
+        </a:prstGeom>
+        <a:gradFill rotWithShape="0">
+          <a:gsLst>
+            <a:gs pos="0">
+              <a:schemeClr val="accent2">
+                <a:hueOff val="0"/>
+                <a:satOff val="0"/>
+                <a:lumOff val="0"/>
+                <a:alphaOff val="0"/>
+                <a:satMod val="103000"/>
+                <a:lumMod val="102000"/>
+                <a:tint val="94000"/>
+              </a:schemeClr>
+            </a:gs>
+            <a:gs pos="50000">
+              <a:schemeClr val="accent2">
+                <a:hueOff val="0"/>
+                <a:satOff val="0"/>
+                <a:lumOff val="0"/>
+                <a:alphaOff val="0"/>
+                <a:satMod val="110000"/>
+                <a:lumMod val="100000"/>
+                <a:shade val="100000"/>
+              </a:schemeClr>
+            </a:gs>
+            <a:gs pos="100000">
+              <a:schemeClr val="accent2">
+                <a:hueOff val="0"/>
+                <a:satOff val="0"/>
+                <a:lumOff val="0"/>
+                <a:alphaOff val="0"/>
+                <a:lumMod val="99000"/>
+                <a:satMod val="120000"/>
+                <a:shade val="78000"/>
+              </a:schemeClr>
+            </a:gs>
+          </a:gsLst>
+          <a:lin ang="5400000" scaled="0"/>
+        </a:gradFill>
+        <a:ln>
+          <a:noFill/>
+        </a:ln>
+        <a:effectLst>
+          <a:outerShdw blurRad="57150" dist="19050" dir="5400000" algn="ctr" rotWithShape="0">
+            <a:srgbClr val="000000">
+              <a:alpha val="63000"/>
+            </a:srgbClr>
+          </a:outerShdw>
+        </a:effectLst>
+      </dsp:spPr>
+      <dsp:style>
+        <a:lnRef idx="0">
+          <a:scrgbClr r="0" g="0" b="0"/>
+        </a:lnRef>
+        <a:fillRef idx="3">
+          <a:scrgbClr r="0" g="0" b="0"/>
+        </a:fillRef>
+        <a:effectRef idx="3">
+          <a:scrgbClr r="0" g="0" b="0"/>
+        </a:effectRef>
+        <a:fontRef idx="minor">
+          <a:schemeClr val="lt1"/>
+        </a:fontRef>
+      </dsp:style>
+      <dsp:txBody>
+        <a:bodyPr spcFirstLastPara="0" vert="horz" wrap="square" lIns="5080" tIns="5080" rIns="5080" bIns="5080" numCol="1" spcCol="1270" anchor="ctr" anchorCtr="0">
+          <a:noAutofit/>
+        </a:bodyPr>
+        <a:lstStyle/>
+        <a:p>
+          <a:pPr marL="0" lvl="0" indent="0" algn="ctr" defTabSz="355600">
+            <a:lnSpc>
+              <a:spcPct val="90000"/>
+            </a:lnSpc>
+            <a:spcBef>
+              <a:spcPct val="0"/>
+            </a:spcBef>
+            <a:spcAft>
+              <a:spcPct val="35000"/>
+            </a:spcAft>
+            <a:buNone/>
+          </a:pPr>
+          <a:r>
+            <a:rPr lang="en-GB" sz="800" kern="1200"/>
+            <a:t>Dashboard</a:t>
+          </a:r>
+        </a:p>
+      </dsp:txBody>
+      <dsp:txXfrm>
+        <a:off x="3246389" y="927229"/>
+        <a:ext cx="536104" cy="268052"/>
+      </dsp:txXfrm>
+    </dsp:sp>
+    <dsp:sp modelId="{0A4840AC-695A-4072-B912-DA3746F198BC}">
+      <dsp:nvSpPr>
+        <dsp:cNvPr id="0" name=""/>
+        <dsp:cNvSpPr/>
+      </dsp:nvSpPr>
+      <dsp:spPr>
+        <a:xfrm>
+          <a:off x="3380415" y="1307863"/>
+          <a:ext cx="536104" cy="268052"/>
         </a:xfrm>
         <a:prstGeom prst="rect">
           <a:avLst/>
@@ -23006,12 +22623,12 @@
         </a:fontRef>
       </dsp:style>
       <dsp:txBody>
-        <a:bodyPr spcFirstLastPara="0" vert="horz" wrap="square" lIns="3810" tIns="3810" rIns="3810" bIns="3810" numCol="1" spcCol="1270" anchor="ctr" anchorCtr="0">
+        <a:bodyPr spcFirstLastPara="0" vert="horz" wrap="square" lIns="5080" tIns="5080" rIns="5080" bIns="5080" numCol="1" spcCol="1270" anchor="ctr" anchorCtr="0">
           <a:noAutofit/>
         </a:bodyPr>
         <a:lstStyle/>
         <a:p>
-          <a:pPr marL="0" lvl="0" indent="0" algn="ctr" defTabSz="266700">
+          <a:pPr marL="0" lvl="0" indent="0" algn="ctr" defTabSz="355600">
             <a:lnSpc>
               <a:spcPct val="90000"/>
             </a:lnSpc>
@@ -23024,25 +22641,235 @@
             <a:buNone/>
           </a:pPr>
           <a:r>
-            <a:rPr lang="en-GB" sz="600" kern="1200"/>
-            <a:t>Producer</a:t>
+            <a:rPr lang="en-GB" sz="800" kern="1200"/>
+            <a:t>Create product</a:t>
           </a:r>
         </a:p>
       </dsp:txBody>
       <dsp:txXfrm>
-        <a:off x="540652" y="1611658"/>
-        <a:ext cx="369063" cy="184531"/>
+        <a:off x="3380415" y="1307863"/>
+        <a:ext cx="536104" cy="268052"/>
       </dsp:txXfrm>
     </dsp:sp>
-    <dsp:sp modelId="{F85F83A0-28EE-4C7A-903C-91894F2063A9}">
+    <dsp:sp modelId="{13AB6A92-0319-4BFA-97D9-2A96E2D88EB5}">
       <dsp:nvSpPr>
         <dsp:cNvPr id="0" name=""/>
         <dsp:cNvSpPr/>
       </dsp:nvSpPr>
       <dsp:spPr>
         <a:xfrm>
-          <a:off x="894953" y="1349623"/>
-          <a:ext cx="369063" cy="184531"/>
+          <a:off x="3380415" y="1688497"/>
+          <a:ext cx="536104" cy="268052"/>
+        </a:xfrm>
+        <a:prstGeom prst="rect">
+          <a:avLst/>
+        </a:prstGeom>
+        <a:gradFill rotWithShape="0">
+          <a:gsLst>
+            <a:gs pos="0">
+              <a:schemeClr val="accent3">
+                <a:hueOff val="0"/>
+                <a:satOff val="0"/>
+                <a:lumOff val="0"/>
+                <a:alphaOff val="0"/>
+                <a:satMod val="103000"/>
+                <a:lumMod val="102000"/>
+                <a:tint val="94000"/>
+              </a:schemeClr>
+            </a:gs>
+            <a:gs pos="50000">
+              <a:schemeClr val="accent3">
+                <a:hueOff val="0"/>
+                <a:satOff val="0"/>
+                <a:lumOff val="0"/>
+                <a:alphaOff val="0"/>
+                <a:satMod val="110000"/>
+                <a:lumMod val="100000"/>
+                <a:shade val="100000"/>
+              </a:schemeClr>
+            </a:gs>
+            <a:gs pos="100000">
+              <a:schemeClr val="accent3">
+                <a:hueOff val="0"/>
+                <a:satOff val="0"/>
+                <a:lumOff val="0"/>
+                <a:alphaOff val="0"/>
+                <a:lumMod val="99000"/>
+                <a:satMod val="120000"/>
+                <a:shade val="78000"/>
+              </a:schemeClr>
+            </a:gs>
+          </a:gsLst>
+          <a:lin ang="5400000" scaled="0"/>
+        </a:gradFill>
+        <a:ln>
+          <a:noFill/>
+        </a:ln>
+        <a:effectLst>
+          <a:outerShdw blurRad="57150" dist="19050" dir="5400000" algn="ctr" rotWithShape="0">
+            <a:srgbClr val="000000">
+              <a:alpha val="63000"/>
+            </a:srgbClr>
+          </a:outerShdw>
+        </a:effectLst>
+      </dsp:spPr>
+      <dsp:style>
+        <a:lnRef idx="0">
+          <a:scrgbClr r="0" g="0" b="0"/>
+        </a:lnRef>
+        <a:fillRef idx="3">
+          <a:scrgbClr r="0" g="0" b="0"/>
+        </a:fillRef>
+        <a:effectRef idx="3">
+          <a:scrgbClr r="0" g="0" b="0"/>
+        </a:effectRef>
+        <a:fontRef idx="minor">
+          <a:schemeClr val="lt1"/>
+        </a:fontRef>
+      </dsp:style>
+      <dsp:txBody>
+        <a:bodyPr spcFirstLastPara="0" vert="horz" wrap="square" lIns="5080" tIns="5080" rIns="5080" bIns="5080" numCol="1" spcCol="1270" anchor="ctr" anchorCtr="0">
+          <a:noAutofit/>
+        </a:bodyPr>
+        <a:lstStyle/>
+        <a:p>
+          <a:pPr marL="0" lvl="0" indent="0" algn="ctr" defTabSz="355600">
+            <a:lnSpc>
+              <a:spcPct val="90000"/>
+            </a:lnSpc>
+            <a:spcBef>
+              <a:spcPct val="0"/>
+            </a:spcBef>
+            <a:spcAft>
+              <a:spcPct val="35000"/>
+            </a:spcAft>
+            <a:buNone/>
+          </a:pPr>
+          <a:r>
+            <a:rPr lang="en-GB" sz="800" kern="1200"/>
+            <a:t>Edit product</a:t>
+          </a:r>
+        </a:p>
+      </dsp:txBody>
+      <dsp:txXfrm>
+        <a:off x="3380415" y="1688497"/>
+        <a:ext cx="536104" cy="268052"/>
+      </dsp:txXfrm>
+    </dsp:sp>
+    <dsp:sp modelId="{C50D2B72-7969-45AE-84DC-85DE4BE402C8}">
+      <dsp:nvSpPr>
+        <dsp:cNvPr id="0" name=""/>
+        <dsp:cNvSpPr/>
+      </dsp:nvSpPr>
+      <dsp:spPr>
+        <a:xfrm>
+          <a:off x="3380415" y="2069131"/>
+          <a:ext cx="536104" cy="268052"/>
+        </a:xfrm>
+        <a:prstGeom prst="rect">
+          <a:avLst/>
+        </a:prstGeom>
+        <a:gradFill rotWithShape="0">
+          <a:gsLst>
+            <a:gs pos="0">
+              <a:schemeClr val="accent3">
+                <a:hueOff val="0"/>
+                <a:satOff val="0"/>
+                <a:lumOff val="0"/>
+                <a:alphaOff val="0"/>
+                <a:satMod val="103000"/>
+                <a:lumMod val="102000"/>
+                <a:tint val="94000"/>
+              </a:schemeClr>
+            </a:gs>
+            <a:gs pos="50000">
+              <a:schemeClr val="accent3">
+                <a:hueOff val="0"/>
+                <a:satOff val="0"/>
+                <a:lumOff val="0"/>
+                <a:alphaOff val="0"/>
+                <a:satMod val="110000"/>
+                <a:lumMod val="100000"/>
+                <a:shade val="100000"/>
+              </a:schemeClr>
+            </a:gs>
+            <a:gs pos="100000">
+              <a:schemeClr val="accent3">
+                <a:hueOff val="0"/>
+                <a:satOff val="0"/>
+                <a:lumOff val="0"/>
+                <a:alphaOff val="0"/>
+                <a:lumMod val="99000"/>
+                <a:satMod val="120000"/>
+                <a:shade val="78000"/>
+              </a:schemeClr>
+            </a:gs>
+          </a:gsLst>
+          <a:lin ang="5400000" scaled="0"/>
+        </a:gradFill>
+        <a:ln>
+          <a:noFill/>
+        </a:ln>
+        <a:effectLst>
+          <a:outerShdw blurRad="57150" dist="19050" dir="5400000" algn="ctr" rotWithShape="0">
+            <a:srgbClr val="000000">
+              <a:alpha val="63000"/>
+            </a:srgbClr>
+          </a:outerShdw>
+        </a:effectLst>
+      </dsp:spPr>
+      <dsp:style>
+        <a:lnRef idx="0">
+          <a:scrgbClr r="0" g="0" b="0"/>
+        </a:lnRef>
+        <a:fillRef idx="3">
+          <a:scrgbClr r="0" g="0" b="0"/>
+        </a:fillRef>
+        <a:effectRef idx="3">
+          <a:scrgbClr r="0" g="0" b="0"/>
+        </a:effectRef>
+        <a:fontRef idx="minor">
+          <a:schemeClr val="lt1"/>
+        </a:fontRef>
+      </dsp:style>
+      <dsp:txBody>
+        <a:bodyPr spcFirstLastPara="0" vert="horz" wrap="square" lIns="5080" tIns="5080" rIns="5080" bIns="5080" numCol="1" spcCol="1270" anchor="ctr" anchorCtr="0">
+          <a:noAutofit/>
+        </a:bodyPr>
+        <a:lstStyle/>
+        <a:p>
+          <a:pPr marL="0" lvl="0" indent="0" algn="ctr" defTabSz="355600">
+            <a:lnSpc>
+              <a:spcPct val="90000"/>
+            </a:lnSpc>
+            <a:spcBef>
+              <a:spcPct val="0"/>
+            </a:spcBef>
+            <a:spcAft>
+              <a:spcPct val="35000"/>
+            </a:spcAft>
+            <a:buNone/>
+          </a:pPr>
+          <a:r>
+            <a:rPr lang="en-GB" sz="800" kern="1200"/>
+            <a:t>Delete product</a:t>
+          </a:r>
+        </a:p>
+      </dsp:txBody>
+      <dsp:txXfrm>
+        <a:off x="3380415" y="2069131"/>
+        <a:ext cx="536104" cy="268052"/>
+      </dsp:txXfrm>
+    </dsp:sp>
+    <dsp:sp modelId="{915E890D-BE2B-4C3A-89E3-BC9B2B83EA55}">
+      <dsp:nvSpPr>
+        <dsp:cNvPr id="0" name=""/>
+        <dsp:cNvSpPr/>
+      </dsp:nvSpPr>
+      <dsp:spPr>
+        <a:xfrm>
+          <a:off x="3895075" y="927229"/>
+          <a:ext cx="536104" cy="268052"/>
         </a:xfrm>
         <a:prstGeom prst="rect">
           <a:avLst/>
@@ -23111,12 +22938,12 @@
         </a:fontRef>
       </dsp:style>
       <dsp:txBody>
-        <a:bodyPr spcFirstLastPara="0" vert="horz" wrap="square" lIns="3810" tIns="3810" rIns="3810" bIns="3810" numCol="1" spcCol="1270" anchor="ctr" anchorCtr="0">
+        <a:bodyPr spcFirstLastPara="0" vert="horz" wrap="square" lIns="5080" tIns="5080" rIns="5080" bIns="5080" numCol="1" spcCol="1270" anchor="ctr" anchorCtr="0">
           <a:noAutofit/>
         </a:bodyPr>
         <a:lstStyle/>
         <a:p>
-          <a:pPr marL="0" lvl="0" indent="0" algn="ctr" defTabSz="266700">
+          <a:pPr marL="0" lvl="0" indent="0" algn="ctr" defTabSz="355600">
             <a:lnSpc>
               <a:spcPct val="90000"/>
             </a:lnSpc>
@@ -23129,25 +22956,130 @@
             <a:buNone/>
           </a:pPr>
           <a:r>
-            <a:rPr lang="en-GB" sz="600" kern="1200"/>
-            <a:t>Order</a:t>
+            <a:rPr lang="en-GB" sz="800" kern="1200"/>
+            <a:t>Policies</a:t>
           </a:r>
         </a:p>
       </dsp:txBody>
       <dsp:txXfrm>
-        <a:off x="894953" y="1349623"/>
-        <a:ext cx="369063" cy="184531"/>
+        <a:off x="3895075" y="927229"/>
+        <a:ext cx="536104" cy="268052"/>
       </dsp:txXfrm>
     </dsp:sp>
-    <dsp:sp modelId="{D09BBDC5-E692-424E-BDC1-C56C2573E22B}">
+    <dsp:sp modelId="{836C6218-4EE0-4640-8630-ABE1046ACD36}">
       <dsp:nvSpPr>
         <dsp:cNvPr id="0" name=""/>
         <dsp:cNvSpPr/>
       </dsp:nvSpPr>
       <dsp:spPr>
         <a:xfrm>
-          <a:off x="1341521" y="1349623"/>
-          <a:ext cx="369063" cy="184531"/>
+          <a:off x="4029102" y="1307863"/>
+          <a:ext cx="536104" cy="268052"/>
+        </a:xfrm>
+        <a:prstGeom prst="rect">
+          <a:avLst/>
+        </a:prstGeom>
+        <a:gradFill rotWithShape="0">
+          <a:gsLst>
+            <a:gs pos="0">
+              <a:schemeClr val="accent3">
+                <a:hueOff val="0"/>
+                <a:satOff val="0"/>
+                <a:lumOff val="0"/>
+                <a:alphaOff val="0"/>
+                <a:satMod val="103000"/>
+                <a:lumMod val="102000"/>
+                <a:tint val="94000"/>
+              </a:schemeClr>
+            </a:gs>
+            <a:gs pos="50000">
+              <a:schemeClr val="accent3">
+                <a:hueOff val="0"/>
+                <a:satOff val="0"/>
+                <a:lumOff val="0"/>
+                <a:alphaOff val="0"/>
+                <a:satMod val="110000"/>
+                <a:lumMod val="100000"/>
+                <a:shade val="100000"/>
+              </a:schemeClr>
+            </a:gs>
+            <a:gs pos="100000">
+              <a:schemeClr val="accent3">
+                <a:hueOff val="0"/>
+                <a:satOff val="0"/>
+                <a:lumOff val="0"/>
+                <a:alphaOff val="0"/>
+                <a:lumMod val="99000"/>
+                <a:satMod val="120000"/>
+                <a:shade val="78000"/>
+              </a:schemeClr>
+            </a:gs>
+          </a:gsLst>
+          <a:lin ang="5400000" scaled="0"/>
+        </a:gradFill>
+        <a:ln>
+          <a:noFill/>
+        </a:ln>
+        <a:effectLst>
+          <a:outerShdw blurRad="57150" dist="19050" dir="5400000" algn="ctr" rotWithShape="0">
+            <a:srgbClr val="000000">
+              <a:alpha val="63000"/>
+            </a:srgbClr>
+          </a:outerShdw>
+        </a:effectLst>
+      </dsp:spPr>
+      <dsp:style>
+        <a:lnRef idx="0">
+          <a:scrgbClr r="0" g="0" b="0"/>
+        </a:lnRef>
+        <a:fillRef idx="3">
+          <a:scrgbClr r="0" g="0" b="0"/>
+        </a:fillRef>
+        <a:effectRef idx="3">
+          <a:scrgbClr r="0" g="0" b="0"/>
+        </a:effectRef>
+        <a:fontRef idx="minor">
+          <a:schemeClr val="lt1"/>
+        </a:fontRef>
+      </dsp:style>
+      <dsp:txBody>
+        <a:bodyPr spcFirstLastPara="0" vert="horz" wrap="square" lIns="5080" tIns="5080" rIns="5080" bIns="5080" numCol="1" spcCol="1270" anchor="ctr" anchorCtr="0">
+          <a:noAutofit/>
+        </a:bodyPr>
+        <a:lstStyle/>
+        <a:p>
+          <a:pPr marL="0" lvl="0" indent="0" algn="ctr" defTabSz="355600">
+            <a:lnSpc>
+              <a:spcPct val="90000"/>
+            </a:lnSpc>
+            <a:spcBef>
+              <a:spcPct val="0"/>
+            </a:spcBef>
+            <a:spcAft>
+              <a:spcPct val="35000"/>
+            </a:spcAft>
+            <a:buNone/>
+          </a:pPr>
+          <a:r>
+            <a:rPr lang="en-GB" sz="800" kern="1200"/>
+            <a:t>Privacy</a:t>
+          </a:r>
+        </a:p>
+      </dsp:txBody>
+      <dsp:txXfrm>
+        <a:off x="4029102" y="1307863"/>
+        <a:ext cx="536104" cy="268052"/>
+      </dsp:txXfrm>
+    </dsp:sp>
+    <dsp:sp modelId="{F6833E12-977C-4334-851C-493A685081D0}">
+      <dsp:nvSpPr>
+        <dsp:cNvPr id="0" name=""/>
+        <dsp:cNvSpPr/>
+      </dsp:nvSpPr>
+      <dsp:spPr>
+        <a:xfrm>
+          <a:off x="4543762" y="927229"/>
+          <a:ext cx="536104" cy="268052"/>
         </a:xfrm>
         <a:prstGeom prst="rect">
           <a:avLst/>
@@ -23216,12 +23148,12 @@
         </a:fontRef>
       </dsp:style>
       <dsp:txBody>
-        <a:bodyPr spcFirstLastPara="0" vert="horz" wrap="square" lIns="3810" tIns="3810" rIns="3810" bIns="3810" numCol="1" spcCol="1270" anchor="ctr" anchorCtr="0">
+        <a:bodyPr spcFirstLastPara="0" vert="horz" wrap="square" lIns="5080" tIns="5080" rIns="5080" bIns="5080" numCol="1" spcCol="1270" anchor="ctr" anchorCtr="0">
           <a:noAutofit/>
         </a:bodyPr>
         <a:lstStyle/>
         <a:p>
-          <a:pPr marL="0" lvl="0" indent="0" algn="ctr" defTabSz="266700">
+          <a:pPr marL="0" lvl="0" indent="0" algn="ctr" defTabSz="355600">
             <a:lnSpc>
               <a:spcPct val="90000"/>
             </a:lnSpc>
@@ -23234,25 +23166,25 @@
             <a:buNone/>
           </a:pPr>
           <a:r>
-            <a:rPr lang="en-GB" sz="600" kern="1200"/>
-            <a:t>My orders</a:t>
+            <a:rPr lang="en-GB" sz="800" kern="1200"/>
+            <a:t>Register</a:t>
           </a:r>
         </a:p>
       </dsp:txBody>
       <dsp:txXfrm>
-        <a:off x="1341521" y="1349623"/>
-        <a:ext cx="369063" cy="184531"/>
+        <a:off x="4543762" y="927229"/>
+        <a:ext cx="536104" cy="268052"/>
       </dsp:txXfrm>
     </dsp:sp>
-    <dsp:sp modelId="{DC6629EE-9C87-4836-8CC7-41479B441E6E}">
+    <dsp:sp modelId="{980BB85B-A217-4A5D-9CB7-5AF30C46DB16}">
       <dsp:nvSpPr>
         <dsp:cNvPr id="0" name=""/>
         <dsp:cNvSpPr/>
       </dsp:nvSpPr>
       <dsp:spPr>
         <a:xfrm>
-          <a:off x="1788088" y="1349623"/>
-          <a:ext cx="369063" cy="184531"/>
+          <a:off x="5192449" y="927229"/>
+          <a:ext cx="536104" cy="268052"/>
         </a:xfrm>
         <a:prstGeom prst="rect">
           <a:avLst/>
@@ -23321,12 +23253,12 @@
         </a:fontRef>
       </dsp:style>
       <dsp:txBody>
-        <a:bodyPr spcFirstLastPara="0" vert="horz" wrap="square" lIns="3810" tIns="3810" rIns="3810" bIns="3810" numCol="1" spcCol="1270" anchor="ctr" anchorCtr="0">
+        <a:bodyPr spcFirstLastPara="0" vert="horz" wrap="square" lIns="5080" tIns="5080" rIns="5080" bIns="5080" numCol="1" spcCol="1270" anchor="ctr" anchorCtr="0">
           <a:noAutofit/>
         </a:bodyPr>
         <a:lstStyle/>
         <a:p>
-          <a:pPr marL="0" lvl="0" indent="0" algn="ctr" defTabSz="266700">
+          <a:pPr marL="0" lvl="0" indent="0" algn="ctr" defTabSz="355600">
             <a:lnSpc>
               <a:spcPct val="90000"/>
             </a:lnSpc>
@@ -23339,959 +23271,14 @@
             <a:buNone/>
           </a:pPr>
           <a:r>
-            <a:rPr lang="en-GB" sz="600" kern="1200"/>
-            <a:t>My basket</a:t>
-          </a:r>
-        </a:p>
-      </dsp:txBody>
-      <dsp:txXfrm>
-        <a:off x="1788088" y="1349623"/>
-        <a:ext cx="369063" cy="184531"/>
-      </dsp:txXfrm>
-    </dsp:sp>
-    <dsp:sp modelId="{5AC97FCA-28C7-4A78-AA35-6920F07895FF}">
-      <dsp:nvSpPr>
-        <dsp:cNvPr id="0" name=""/>
-        <dsp:cNvSpPr/>
-      </dsp:nvSpPr>
-      <dsp:spPr>
-        <a:xfrm>
-          <a:off x="1880354" y="1611658"/>
-          <a:ext cx="369063" cy="184531"/>
-        </a:xfrm>
-        <a:prstGeom prst="rect">
-          <a:avLst/>
-        </a:prstGeom>
-        <a:gradFill rotWithShape="0">
-          <a:gsLst>
-            <a:gs pos="0">
-              <a:schemeClr val="accent3">
-                <a:hueOff val="0"/>
-                <a:satOff val="0"/>
-                <a:lumOff val="0"/>
-                <a:alphaOff val="0"/>
-                <a:satMod val="103000"/>
-                <a:lumMod val="102000"/>
-                <a:tint val="94000"/>
-              </a:schemeClr>
-            </a:gs>
-            <a:gs pos="50000">
-              <a:schemeClr val="accent3">
-                <a:hueOff val="0"/>
-                <a:satOff val="0"/>
-                <a:lumOff val="0"/>
-                <a:alphaOff val="0"/>
-                <a:satMod val="110000"/>
-                <a:lumMod val="100000"/>
-                <a:shade val="100000"/>
-              </a:schemeClr>
-            </a:gs>
-            <a:gs pos="100000">
-              <a:schemeClr val="accent3">
-                <a:hueOff val="0"/>
-                <a:satOff val="0"/>
-                <a:lumOff val="0"/>
-                <a:alphaOff val="0"/>
-                <a:lumMod val="99000"/>
-                <a:satMod val="120000"/>
-                <a:shade val="78000"/>
-              </a:schemeClr>
-            </a:gs>
-          </a:gsLst>
-          <a:lin ang="5400000" scaled="0"/>
-        </a:gradFill>
-        <a:ln>
-          <a:noFill/>
-        </a:ln>
-        <a:effectLst>
-          <a:outerShdw blurRad="57150" dist="19050" dir="5400000" algn="ctr" rotWithShape="0">
-            <a:srgbClr val="000000">
-              <a:alpha val="63000"/>
-            </a:srgbClr>
-          </a:outerShdw>
-        </a:effectLst>
-      </dsp:spPr>
-      <dsp:style>
-        <a:lnRef idx="0">
-          <a:scrgbClr r="0" g="0" b="0"/>
-        </a:lnRef>
-        <a:fillRef idx="3">
-          <a:scrgbClr r="0" g="0" b="0"/>
-        </a:fillRef>
-        <a:effectRef idx="3">
-          <a:scrgbClr r="0" g="0" b="0"/>
-        </a:effectRef>
-        <a:fontRef idx="minor">
-          <a:schemeClr val="lt1"/>
-        </a:fontRef>
-      </dsp:style>
-      <dsp:txBody>
-        <a:bodyPr spcFirstLastPara="0" vert="horz" wrap="square" lIns="3810" tIns="3810" rIns="3810" bIns="3810" numCol="1" spcCol="1270" anchor="ctr" anchorCtr="0">
-          <a:noAutofit/>
-        </a:bodyPr>
-        <a:lstStyle/>
-        <a:p>
-          <a:pPr marL="0" lvl="0" indent="0" algn="ctr" defTabSz="266700">
-            <a:lnSpc>
-              <a:spcPct val="90000"/>
-            </a:lnSpc>
-            <a:spcBef>
-              <a:spcPct val="0"/>
-            </a:spcBef>
-            <a:spcAft>
-              <a:spcPct val="35000"/>
-            </a:spcAft>
-            <a:buNone/>
-          </a:pPr>
-          <a:r>
-            <a:rPr lang="en-GB" sz="600" kern="1200"/>
-            <a:t>All baskets</a:t>
-          </a:r>
-        </a:p>
-      </dsp:txBody>
-      <dsp:txXfrm>
-        <a:off x="1880354" y="1611658"/>
-        <a:ext cx="369063" cy="184531"/>
-      </dsp:txXfrm>
-    </dsp:sp>
-    <dsp:sp modelId="{C7CA0B20-3FC8-458F-BFC5-0252D79E441F}">
-      <dsp:nvSpPr>
-        <dsp:cNvPr id="0" name=""/>
-        <dsp:cNvSpPr/>
-      </dsp:nvSpPr>
-      <dsp:spPr>
-        <a:xfrm>
-          <a:off x="2234655" y="1349623"/>
-          <a:ext cx="369063" cy="184531"/>
-        </a:xfrm>
-        <a:prstGeom prst="rect">
-          <a:avLst/>
-        </a:prstGeom>
-        <a:gradFill rotWithShape="0">
-          <a:gsLst>
-            <a:gs pos="0">
-              <a:schemeClr val="accent2">
-                <a:hueOff val="0"/>
-                <a:satOff val="0"/>
-                <a:lumOff val="0"/>
-                <a:alphaOff val="0"/>
-                <a:satMod val="103000"/>
-                <a:lumMod val="102000"/>
-                <a:tint val="94000"/>
-              </a:schemeClr>
-            </a:gs>
-            <a:gs pos="50000">
-              <a:schemeClr val="accent2">
-                <a:hueOff val="0"/>
-                <a:satOff val="0"/>
-                <a:lumOff val="0"/>
-                <a:alphaOff val="0"/>
-                <a:satMod val="110000"/>
-                <a:lumMod val="100000"/>
-                <a:shade val="100000"/>
-              </a:schemeClr>
-            </a:gs>
-            <a:gs pos="100000">
-              <a:schemeClr val="accent2">
-                <a:hueOff val="0"/>
-                <a:satOff val="0"/>
-                <a:lumOff val="0"/>
-                <a:alphaOff val="0"/>
-                <a:lumMod val="99000"/>
-                <a:satMod val="120000"/>
-                <a:shade val="78000"/>
-              </a:schemeClr>
-            </a:gs>
-          </a:gsLst>
-          <a:lin ang="5400000" scaled="0"/>
-        </a:gradFill>
-        <a:ln>
-          <a:noFill/>
-        </a:ln>
-        <a:effectLst>
-          <a:outerShdw blurRad="57150" dist="19050" dir="5400000" algn="ctr" rotWithShape="0">
-            <a:srgbClr val="000000">
-              <a:alpha val="63000"/>
-            </a:srgbClr>
-          </a:outerShdw>
-        </a:effectLst>
-      </dsp:spPr>
-      <dsp:style>
-        <a:lnRef idx="0">
-          <a:scrgbClr r="0" g="0" b="0"/>
-        </a:lnRef>
-        <a:fillRef idx="3">
-          <a:scrgbClr r="0" g="0" b="0"/>
-        </a:fillRef>
-        <a:effectRef idx="3">
-          <a:scrgbClr r="0" g="0" b="0"/>
-        </a:effectRef>
-        <a:fontRef idx="minor">
-          <a:schemeClr val="lt1"/>
-        </a:fontRef>
-      </dsp:style>
-      <dsp:txBody>
-        <a:bodyPr spcFirstLastPara="0" vert="horz" wrap="square" lIns="3810" tIns="3810" rIns="3810" bIns="3810" numCol="1" spcCol="1270" anchor="ctr" anchorCtr="0">
-          <a:noAutofit/>
-        </a:bodyPr>
-        <a:lstStyle/>
-        <a:p>
-          <a:pPr marL="0" lvl="0" indent="0" algn="ctr" defTabSz="266700">
-            <a:lnSpc>
-              <a:spcPct val="90000"/>
-            </a:lnSpc>
-            <a:spcBef>
-              <a:spcPct val="0"/>
-            </a:spcBef>
-            <a:spcAft>
-              <a:spcPct val="35000"/>
-            </a:spcAft>
-            <a:buNone/>
-          </a:pPr>
-          <a:r>
-            <a:rPr lang="en-GB" sz="600" kern="1200"/>
-            <a:t>Dashboard</a:t>
-          </a:r>
-        </a:p>
-      </dsp:txBody>
-      <dsp:txXfrm>
-        <a:off x="2234655" y="1349623"/>
-        <a:ext cx="369063" cy="184531"/>
-      </dsp:txXfrm>
-    </dsp:sp>
-    <dsp:sp modelId="{0A4840AC-695A-4072-B912-DA3746F198BC}">
-      <dsp:nvSpPr>
-        <dsp:cNvPr id="0" name=""/>
-        <dsp:cNvSpPr/>
-      </dsp:nvSpPr>
-      <dsp:spPr>
-        <a:xfrm>
-          <a:off x="2681223" y="1349623"/>
-          <a:ext cx="369063" cy="184531"/>
-        </a:xfrm>
-        <a:prstGeom prst="rect">
-          <a:avLst/>
-        </a:prstGeom>
-        <a:gradFill rotWithShape="0">
-          <a:gsLst>
-            <a:gs pos="0">
-              <a:schemeClr val="accent2">
-                <a:hueOff val="0"/>
-                <a:satOff val="0"/>
-                <a:lumOff val="0"/>
-                <a:alphaOff val="0"/>
-                <a:satMod val="103000"/>
-                <a:lumMod val="102000"/>
-                <a:tint val="94000"/>
-              </a:schemeClr>
-            </a:gs>
-            <a:gs pos="50000">
-              <a:schemeClr val="accent2">
-                <a:hueOff val="0"/>
-                <a:satOff val="0"/>
-                <a:lumOff val="0"/>
-                <a:alphaOff val="0"/>
-                <a:satMod val="110000"/>
-                <a:lumMod val="100000"/>
-                <a:shade val="100000"/>
-              </a:schemeClr>
-            </a:gs>
-            <a:gs pos="100000">
-              <a:schemeClr val="accent2">
-                <a:hueOff val="0"/>
-                <a:satOff val="0"/>
-                <a:lumOff val="0"/>
-                <a:alphaOff val="0"/>
-                <a:lumMod val="99000"/>
-                <a:satMod val="120000"/>
-                <a:shade val="78000"/>
-              </a:schemeClr>
-            </a:gs>
-          </a:gsLst>
-          <a:lin ang="5400000" scaled="0"/>
-        </a:gradFill>
-        <a:ln>
-          <a:noFill/>
-        </a:ln>
-        <a:effectLst>
-          <a:outerShdw blurRad="57150" dist="19050" dir="5400000" algn="ctr" rotWithShape="0">
-            <a:srgbClr val="000000">
-              <a:alpha val="63000"/>
-            </a:srgbClr>
-          </a:outerShdw>
-        </a:effectLst>
-      </dsp:spPr>
-      <dsp:style>
-        <a:lnRef idx="0">
-          <a:scrgbClr r="0" g="0" b="0"/>
-        </a:lnRef>
-        <a:fillRef idx="3">
-          <a:scrgbClr r="0" g="0" b="0"/>
-        </a:fillRef>
-        <a:effectRef idx="3">
-          <a:scrgbClr r="0" g="0" b="0"/>
-        </a:effectRef>
-        <a:fontRef idx="minor">
-          <a:schemeClr val="lt1"/>
-        </a:fontRef>
-      </dsp:style>
-      <dsp:txBody>
-        <a:bodyPr spcFirstLastPara="0" vert="horz" wrap="square" lIns="3810" tIns="3810" rIns="3810" bIns="3810" numCol="1" spcCol="1270" anchor="ctr" anchorCtr="0">
-          <a:noAutofit/>
-        </a:bodyPr>
-        <a:lstStyle/>
-        <a:p>
-          <a:pPr marL="0" lvl="0" indent="0" algn="ctr" defTabSz="266700">
-            <a:lnSpc>
-              <a:spcPct val="90000"/>
-            </a:lnSpc>
-            <a:spcBef>
-              <a:spcPct val="0"/>
-            </a:spcBef>
-            <a:spcAft>
-              <a:spcPct val="35000"/>
-            </a:spcAft>
-            <a:buNone/>
-          </a:pPr>
-          <a:r>
-            <a:rPr lang="en-GB" sz="600" kern="1200"/>
-            <a:t>Create product</a:t>
-          </a:r>
-        </a:p>
-      </dsp:txBody>
-      <dsp:txXfrm>
-        <a:off x="2681223" y="1349623"/>
-        <a:ext cx="369063" cy="184531"/>
-      </dsp:txXfrm>
-    </dsp:sp>
-    <dsp:sp modelId="{13AB6A92-0319-4BFA-97D9-2A96E2D88EB5}">
-      <dsp:nvSpPr>
-        <dsp:cNvPr id="0" name=""/>
-        <dsp:cNvSpPr/>
-      </dsp:nvSpPr>
-      <dsp:spPr>
-        <a:xfrm>
-          <a:off x="3127790" y="1349623"/>
-          <a:ext cx="369063" cy="184531"/>
-        </a:xfrm>
-        <a:prstGeom prst="rect">
-          <a:avLst/>
-        </a:prstGeom>
-        <a:gradFill rotWithShape="0">
-          <a:gsLst>
-            <a:gs pos="0">
-              <a:schemeClr val="accent2">
-                <a:hueOff val="0"/>
-                <a:satOff val="0"/>
-                <a:lumOff val="0"/>
-                <a:alphaOff val="0"/>
-                <a:satMod val="103000"/>
-                <a:lumMod val="102000"/>
-                <a:tint val="94000"/>
-              </a:schemeClr>
-            </a:gs>
-            <a:gs pos="50000">
-              <a:schemeClr val="accent2">
-                <a:hueOff val="0"/>
-                <a:satOff val="0"/>
-                <a:lumOff val="0"/>
-                <a:alphaOff val="0"/>
-                <a:satMod val="110000"/>
-                <a:lumMod val="100000"/>
-                <a:shade val="100000"/>
-              </a:schemeClr>
-            </a:gs>
-            <a:gs pos="100000">
-              <a:schemeClr val="accent2">
-                <a:hueOff val="0"/>
-                <a:satOff val="0"/>
-                <a:lumOff val="0"/>
-                <a:alphaOff val="0"/>
-                <a:lumMod val="99000"/>
-                <a:satMod val="120000"/>
-                <a:shade val="78000"/>
-              </a:schemeClr>
-            </a:gs>
-          </a:gsLst>
-          <a:lin ang="5400000" scaled="0"/>
-        </a:gradFill>
-        <a:ln>
-          <a:noFill/>
-        </a:ln>
-        <a:effectLst>
-          <a:outerShdw blurRad="57150" dist="19050" dir="5400000" algn="ctr" rotWithShape="0">
-            <a:srgbClr val="000000">
-              <a:alpha val="63000"/>
-            </a:srgbClr>
-          </a:outerShdw>
-        </a:effectLst>
-      </dsp:spPr>
-      <dsp:style>
-        <a:lnRef idx="0">
-          <a:scrgbClr r="0" g="0" b="0"/>
-        </a:lnRef>
-        <a:fillRef idx="3">
-          <a:scrgbClr r="0" g="0" b="0"/>
-        </a:fillRef>
-        <a:effectRef idx="3">
-          <a:scrgbClr r="0" g="0" b="0"/>
-        </a:effectRef>
-        <a:fontRef idx="minor">
-          <a:schemeClr val="lt1"/>
-        </a:fontRef>
-      </dsp:style>
-      <dsp:txBody>
-        <a:bodyPr spcFirstLastPara="0" vert="horz" wrap="square" lIns="3810" tIns="3810" rIns="3810" bIns="3810" numCol="1" spcCol="1270" anchor="ctr" anchorCtr="0">
-          <a:noAutofit/>
-        </a:bodyPr>
-        <a:lstStyle/>
-        <a:p>
-          <a:pPr marL="0" lvl="0" indent="0" algn="ctr" defTabSz="266700">
-            <a:lnSpc>
-              <a:spcPct val="90000"/>
-            </a:lnSpc>
-            <a:spcBef>
-              <a:spcPct val="0"/>
-            </a:spcBef>
-            <a:spcAft>
-              <a:spcPct val="35000"/>
-            </a:spcAft>
-            <a:buNone/>
-          </a:pPr>
-          <a:r>
-            <a:rPr lang="en-GB" sz="600" kern="1200"/>
-            <a:t>Edit product</a:t>
-          </a:r>
-        </a:p>
-      </dsp:txBody>
-      <dsp:txXfrm>
-        <a:off x="3127790" y="1349623"/>
-        <a:ext cx="369063" cy="184531"/>
-      </dsp:txXfrm>
-    </dsp:sp>
-    <dsp:sp modelId="{C50D2B72-7969-45AE-84DC-85DE4BE402C8}">
-      <dsp:nvSpPr>
-        <dsp:cNvPr id="0" name=""/>
-        <dsp:cNvSpPr/>
-      </dsp:nvSpPr>
-      <dsp:spPr>
-        <a:xfrm>
-          <a:off x="3574357" y="1349623"/>
-          <a:ext cx="369063" cy="184531"/>
-        </a:xfrm>
-        <a:prstGeom prst="rect">
-          <a:avLst/>
-        </a:prstGeom>
-        <a:gradFill rotWithShape="0">
-          <a:gsLst>
-            <a:gs pos="0">
-              <a:schemeClr val="accent2">
-                <a:hueOff val="0"/>
-                <a:satOff val="0"/>
-                <a:lumOff val="0"/>
-                <a:alphaOff val="0"/>
-                <a:satMod val="103000"/>
-                <a:lumMod val="102000"/>
-                <a:tint val="94000"/>
-              </a:schemeClr>
-            </a:gs>
-            <a:gs pos="50000">
-              <a:schemeClr val="accent2">
-                <a:hueOff val="0"/>
-                <a:satOff val="0"/>
-                <a:lumOff val="0"/>
-                <a:alphaOff val="0"/>
-                <a:satMod val="110000"/>
-                <a:lumMod val="100000"/>
-                <a:shade val="100000"/>
-              </a:schemeClr>
-            </a:gs>
-            <a:gs pos="100000">
-              <a:schemeClr val="accent2">
-                <a:hueOff val="0"/>
-                <a:satOff val="0"/>
-                <a:lumOff val="0"/>
-                <a:alphaOff val="0"/>
-                <a:lumMod val="99000"/>
-                <a:satMod val="120000"/>
-                <a:shade val="78000"/>
-              </a:schemeClr>
-            </a:gs>
-          </a:gsLst>
-          <a:lin ang="5400000" scaled="0"/>
-        </a:gradFill>
-        <a:ln>
-          <a:noFill/>
-        </a:ln>
-        <a:effectLst>
-          <a:outerShdw blurRad="57150" dist="19050" dir="5400000" algn="ctr" rotWithShape="0">
-            <a:srgbClr val="000000">
-              <a:alpha val="63000"/>
-            </a:srgbClr>
-          </a:outerShdw>
-        </a:effectLst>
-      </dsp:spPr>
-      <dsp:style>
-        <a:lnRef idx="0">
-          <a:scrgbClr r="0" g="0" b="0"/>
-        </a:lnRef>
-        <a:fillRef idx="3">
-          <a:scrgbClr r="0" g="0" b="0"/>
-        </a:fillRef>
-        <a:effectRef idx="3">
-          <a:scrgbClr r="0" g="0" b="0"/>
-        </a:effectRef>
-        <a:fontRef idx="minor">
-          <a:schemeClr val="lt1"/>
-        </a:fontRef>
-      </dsp:style>
-      <dsp:txBody>
-        <a:bodyPr spcFirstLastPara="0" vert="horz" wrap="square" lIns="3810" tIns="3810" rIns="3810" bIns="3810" numCol="1" spcCol="1270" anchor="ctr" anchorCtr="0">
-          <a:noAutofit/>
-        </a:bodyPr>
-        <a:lstStyle/>
-        <a:p>
-          <a:pPr marL="0" lvl="0" indent="0" algn="ctr" defTabSz="266700">
-            <a:lnSpc>
-              <a:spcPct val="90000"/>
-            </a:lnSpc>
-            <a:spcBef>
-              <a:spcPct val="0"/>
-            </a:spcBef>
-            <a:spcAft>
-              <a:spcPct val="35000"/>
-            </a:spcAft>
-            <a:buNone/>
-          </a:pPr>
-          <a:r>
-            <a:rPr lang="en-GB" sz="600" kern="1200"/>
-            <a:t>Delete product</a:t>
-          </a:r>
-        </a:p>
-      </dsp:txBody>
-      <dsp:txXfrm>
-        <a:off x="3574357" y="1349623"/>
-        <a:ext cx="369063" cy="184531"/>
-      </dsp:txXfrm>
-    </dsp:sp>
-    <dsp:sp modelId="{915E890D-BE2B-4C3A-89E3-BC9B2B83EA55}">
-      <dsp:nvSpPr>
-        <dsp:cNvPr id="0" name=""/>
-        <dsp:cNvSpPr/>
-      </dsp:nvSpPr>
-      <dsp:spPr>
-        <a:xfrm>
-          <a:off x="4020925" y="1349623"/>
-          <a:ext cx="369063" cy="184531"/>
-        </a:xfrm>
-        <a:prstGeom prst="rect">
-          <a:avLst/>
-        </a:prstGeom>
-        <a:gradFill rotWithShape="0">
-          <a:gsLst>
-            <a:gs pos="0">
-              <a:schemeClr val="accent2">
-                <a:hueOff val="0"/>
-                <a:satOff val="0"/>
-                <a:lumOff val="0"/>
-                <a:alphaOff val="0"/>
-                <a:satMod val="103000"/>
-                <a:lumMod val="102000"/>
-                <a:tint val="94000"/>
-              </a:schemeClr>
-            </a:gs>
-            <a:gs pos="50000">
-              <a:schemeClr val="accent2">
-                <a:hueOff val="0"/>
-                <a:satOff val="0"/>
-                <a:lumOff val="0"/>
-                <a:alphaOff val="0"/>
-                <a:satMod val="110000"/>
-                <a:lumMod val="100000"/>
-                <a:shade val="100000"/>
-              </a:schemeClr>
-            </a:gs>
-            <a:gs pos="100000">
-              <a:schemeClr val="accent2">
-                <a:hueOff val="0"/>
-                <a:satOff val="0"/>
-                <a:lumOff val="0"/>
-                <a:alphaOff val="0"/>
-                <a:lumMod val="99000"/>
-                <a:satMod val="120000"/>
-                <a:shade val="78000"/>
-              </a:schemeClr>
-            </a:gs>
-          </a:gsLst>
-          <a:lin ang="5400000" scaled="0"/>
-        </a:gradFill>
-        <a:ln>
-          <a:noFill/>
-        </a:ln>
-        <a:effectLst>
-          <a:outerShdw blurRad="57150" dist="19050" dir="5400000" algn="ctr" rotWithShape="0">
-            <a:srgbClr val="000000">
-              <a:alpha val="63000"/>
-            </a:srgbClr>
-          </a:outerShdw>
-        </a:effectLst>
-      </dsp:spPr>
-      <dsp:style>
-        <a:lnRef idx="0">
-          <a:scrgbClr r="0" g="0" b="0"/>
-        </a:lnRef>
-        <a:fillRef idx="3">
-          <a:scrgbClr r="0" g="0" b="0"/>
-        </a:fillRef>
-        <a:effectRef idx="3">
-          <a:scrgbClr r="0" g="0" b="0"/>
-        </a:effectRef>
-        <a:fontRef idx="minor">
-          <a:schemeClr val="lt1"/>
-        </a:fontRef>
-      </dsp:style>
-      <dsp:txBody>
-        <a:bodyPr spcFirstLastPara="0" vert="horz" wrap="square" lIns="3810" tIns="3810" rIns="3810" bIns="3810" numCol="1" spcCol="1270" anchor="ctr" anchorCtr="0">
-          <a:noAutofit/>
-        </a:bodyPr>
-        <a:lstStyle/>
-        <a:p>
-          <a:pPr marL="0" lvl="0" indent="0" algn="ctr" defTabSz="266700">
-            <a:lnSpc>
-              <a:spcPct val="90000"/>
-            </a:lnSpc>
-            <a:spcBef>
-              <a:spcPct val="0"/>
-            </a:spcBef>
-            <a:spcAft>
-              <a:spcPct val="35000"/>
-            </a:spcAft>
-            <a:buNone/>
-          </a:pPr>
-          <a:r>
-            <a:rPr lang="en-GB" sz="600" kern="1200"/>
-            <a:t>Policy</a:t>
-          </a:r>
-        </a:p>
-      </dsp:txBody>
-      <dsp:txXfrm>
-        <a:off x="4020925" y="1349623"/>
-        <a:ext cx="369063" cy="184531"/>
-      </dsp:txXfrm>
-    </dsp:sp>
-    <dsp:sp modelId="{836C6218-4EE0-4640-8630-ABE1046ACD36}">
-      <dsp:nvSpPr>
-        <dsp:cNvPr id="0" name=""/>
-        <dsp:cNvSpPr/>
-      </dsp:nvSpPr>
-      <dsp:spPr>
-        <a:xfrm>
-          <a:off x="4467492" y="1349623"/>
-          <a:ext cx="369063" cy="184531"/>
-        </a:xfrm>
-        <a:prstGeom prst="rect">
-          <a:avLst/>
-        </a:prstGeom>
-        <a:gradFill rotWithShape="0">
-          <a:gsLst>
-            <a:gs pos="0">
-              <a:schemeClr val="accent2">
-                <a:hueOff val="0"/>
-                <a:satOff val="0"/>
-                <a:lumOff val="0"/>
-                <a:alphaOff val="0"/>
-                <a:satMod val="103000"/>
-                <a:lumMod val="102000"/>
-                <a:tint val="94000"/>
-              </a:schemeClr>
-            </a:gs>
-            <a:gs pos="50000">
-              <a:schemeClr val="accent2">
-                <a:hueOff val="0"/>
-                <a:satOff val="0"/>
-                <a:lumOff val="0"/>
-                <a:alphaOff val="0"/>
-                <a:satMod val="110000"/>
-                <a:lumMod val="100000"/>
-                <a:shade val="100000"/>
-              </a:schemeClr>
-            </a:gs>
-            <a:gs pos="100000">
-              <a:schemeClr val="accent2">
-                <a:hueOff val="0"/>
-                <a:satOff val="0"/>
-                <a:lumOff val="0"/>
-                <a:alphaOff val="0"/>
-                <a:lumMod val="99000"/>
-                <a:satMod val="120000"/>
-                <a:shade val="78000"/>
-              </a:schemeClr>
-            </a:gs>
-          </a:gsLst>
-          <a:lin ang="5400000" scaled="0"/>
-        </a:gradFill>
-        <a:ln>
-          <a:noFill/>
-        </a:ln>
-        <a:effectLst>
-          <a:outerShdw blurRad="57150" dist="19050" dir="5400000" algn="ctr" rotWithShape="0">
-            <a:srgbClr val="000000">
-              <a:alpha val="63000"/>
-            </a:srgbClr>
-          </a:outerShdw>
-        </a:effectLst>
-      </dsp:spPr>
-      <dsp:style>
-        <a:lnRef idx="0">
-          <a:scrgbClr r="0" g="0" b="0"/>
-        </a:lnRef>
-        <a:fillRef idx="3">
-          <a:scrgbClr r="0" g="0" b="0"/>
-        </a:fillRef>
-        <a:effectRef idx="3">
-          <a:scrgbClr r="0" g="0" b="0"/>
-        </a:effectRef>
-        <a:fontRef idx="minor">
-          <a:schemeClr val="lt1"/>
-        </a:fontRef>
-      </dsp:style>
-      <dsp:txBody>
-        <a:bodyPr spcFirstLastPara="0" vert="horz" wrap="square" lIns="3810" tIns="3810" rIns="3810" bIns="3810" numCol="1" spcCol="1270" anchor="ctr" anchorCtr="0">
-          <a:noAutofit/>
-        </a:bodyPr>
-        <a:lstStyle/>
-        <a:p>
-          <a:pPr marL="0" lvl="0" indent="0" algn="ctr" defTabSz="266700">
-            <a:lnSpc>
-              <a:spcPct val="90000"/>
-            </a:lnSpc>
-            <a:spcBef>
-              <a:spcPct val="0"/>
-            </a:spcBef>
-            <a:spcAft>
-              <a:spcPct val="35000"/>
-            </a:spcAft>
-            <a:buNone/>
-          </a:pPr>
-          <a:r>
-            <a:rPr lang="en-GB" sz="600" kern="1200"/>
-            <a:t>Privacy</a:t>
-          </a:r>
-        </a:p>
-      </dsp:txBody>
-      <dsp:txXfrm>
-        <a:off x="4467492" y="1349623"/>
-        <a:ext cx="369063" cy="184531"/>
-      </dsp:txXfrm>
-    </dsp:sp>
-    <dsp:sp modelId="{F6833E12-977C-4334-851C-493A685081D0}">
-      <dsp:nvSpPr>
-        <dsp:cNvPr id="0" name=""/>
-        <dsp:cNvSpPr/>
-      </dsp:nvSpPr>
-      <dsp:spPr>
-        <a:xfrm>
-          <a:off x="4914059" y="1349623"/>
-          <a:ext cx="369063" cy="184531"/>
-        </a:xfrm>
-        <a:prstGeom prst="rect">
-          <a:avLst/>
-        </a:prstGeom>
-        <a:gradFill rotWithShape="0">
-          <a:gsLst>
-            <a:gs pos="0">
-              <a:schemeClr val="accent2">
-                <a:hueOff val="0"/>
-                <a:satOff val="0"/>
-                <a:lumOff val="0"/>
-                <a:alphaOff val="0"/>
-                <a:satMod val="103000"/>
-                <a:lumMod val="102000"/>
-                <a:tint val="94000"/>
-              </a:schemeClr>
-            </a:gs>
-            <a:gs pos="50000">
-              <a:schemeClr val="accent2">
-                <a:hueOff val="0"/>
-                <a:satOff val="0"/>
-                <a:lumOff val="0"/>
-                <a:alphaOff val="0"/>
-                <a:satMod val="110000"/>
-                <a:lumMod val="100000"/>
-                <a:shade val="100000"/>
-              </a:schemeClr>
-            </a:gs>
-            <a:gs pos="100000">
-              <a:schemeClr val="accent2">
-                <a:hueOff val="0"/>
-                <a:satOff val="0"/>
-                <a:lumOff val="0"/>
-                <a:alphaOff val="0"/>
-                <a:lumMod val="99000"/>
-                <a:satMod val="120000"/>
-                <a:shade val="78000"/>
-              </a:schemeClr>
-            </a:gs>
-          </a:gsLst>
-          <a:lin ang="5400000" scaled="0"/>
-        </a:gradFill>
-        <a:ln>
-          <a:noFill/>
-        </a:ln>
-        <a:effectLst>
-          <a:outerShdw blurRad="57150" dist="19050" dir="5400000" algn="ctr" rotWithShape="0">
-            <a:srgbClr val="000000">
-              <a:alpha val="63000"/>
-            </a:srgbClr>
-          </a:outerShdw>
-        </a:effectLst>
-      </dsp:spPr>
-      <dsp:style>
-        <a:lnRef idx="0">
-          <a:scrgbClr r="0" g="0" b="0"/>
-        </a:lnRef>
-        <a:fillRef idx="3">
-          <a:scrgbClr r="0" g="0" b="0"/>
-        </a:fillRef>
-        <a:effectRef idx="3">
-          <a:scrgbClr r="0" g="0" b="0"/>
-        </a:effectRef>
-        <a:fontRef idx="minor">
-          <a:schemeClr val="lt1"/>
-        </a:fontRef>
-      </dsp:style>
-      <dsp:txBody>
-        <a:bodyPr spcFirstLastPara="0" vert="horz" wrap="square" lIns="3810" tIns="3810" rIns="3810" bIns="3810" numCol="1" spcCol="1270" anchor="ctr" anchorCtr="0">
-          <a:noAutofit/>
-        </a:bodyPr>
-        <a:lstStyle/>
-        <a:p>
-          <a:pPr marL="0" lvl="0" indent="0" algn="ctr" defTabSz="266700">
-            <a:lnSpc>
-              <a:spcPct val="90000"/>
-            </a:lnSpc>
-            <a:spcBef>
-              <a:spcPct val="0"/>
-            </a:spcBef>
-            <a:spcAft>
-              <a:spcPct val="35000"/>
-            </a:spcAft>
-            <a:buNone/>
-          </a:pPr>
-          <a:r>
-            <a:rPr lang="en-GB" sz="600" kern="1200"/>
-            <a:t>Register</a:t>
-          </a:r>
-        </a:p>
-      </dsp:txBody>
-      <dsp:txXfrm>
-        <a:off x="4914059" y="1349623"/>
-        <a:ext cx="369063" cy="184531"/>
-      </dsp:txXfrm>
-    </dsp:sp>
-    <dsp:sp modelId="{980BB85B-A217-4A5D-9CB7-5AF30C46DB16}">
-      <dsp:nvSpPr>
-        <dsp:cNvPr id="0" name=""/>
-        <dsp:cNvSpPr/>
-      </dsp:nvSpPr>
-      <dsp:spPr>
-        <a:xfrm>
-          <a:off x="5360627" y="1349623"/>
-          <a:ext cx="369063" cy="184531"/>
-        </a:xfrm>
-        <a:prstGeom prst="rect">
-          <a:avLst/>
-        </a:prstGeom>
-        <a:gradFill rotWithShape="0">
-          <a:gsLst>
-            <a:gs pos="0">
-              <a:schemeClr val="accent2">
-                <a:hueOff val="0"/>
-                <a:satOff val="0"/>
-                <a:lumOff val="0"/>
-                <a:alphaOff val="0"/>
-                <a:satMod val="103000"/>
-                <a:lumMod val="102000"/>
-                <a:tint val="94000"/>
-              </a:schemeClr>
-            </a:gs>
-            <a:gs pos="50000">
-              <a:schemeClr val="accent2">
-                <a:hueOff val="0"/>
-                <a:satOff val="0"/>
-                <a:lumOff val="0"/>
-                <a:alphaOff val="0"/>
-                <a:satMod val="110000"/>
-                <a:lumMod val="100000"/>
-                <a:shade val="100000"/>
-              </a:schemeClr>
-            </a:gs>
-            <a:gs pos="100000">
-              <a:schemeClr val="accent2">
-                <a:hueOff val="0"/>
-                <a:satOff val="0"/>
-                <a:lumOff val="0"/>
-                <a:alphaOff val="0"/>
-                <a:lumMod val="99000"/>
-                <a:satMod val="120000"/>
-                <a:shade val="78000"/>
-              </a:schemeClr>
-            </a:gs>
-          </a:gsLst>
-          <a:lin ang="5400000" scaled="0"/>
-        </a:gradFill>
-        <a:ln>
-          <a:noFill/>
-        </a:ln>
-        <a:effectLst>
-          <a:outerShdw blurRad="57150" dist="19050" dir="5400000" algn="ctr" rotWithShape="0">
-            <a:srgbClr val="000000">
-              <a:alpha val="63000"/>
-            </a:srgbClr>
-          </a:outerShdw>
-        </a:effectLst>
-      </dsp:spPr>
-      <dsp:style>
-        <a:lnRef idx="0">
-          <a:scrgbClr r="0" g="0" b="0"/>
-        </a:lnRef>
-        <a:fillRef idx="3">
-          <a:scrgbClr r="0" g="0" b="0"/>
-        </a:fillRef>
-        <a:effectRef idx="3">
-          <a:scrgbClr r="0" g="0" b="0"/>
-        </a:effectRef>
-        <a:fontRef idx="minor">
-          <a:schemeClr val="lt1"/>
-        </a:fontRef>
-      </dsp:style>
-      <dsp:txBody>
-        <a:bodyPr spcFirstLastPara="0" vert="horz" wrap="square" lIns="3810" tIns="3810" rIns="3810" bIns="3810" numCol="1" spcCol="1270" anchor="ctr" anchorCtr="0">
-          <a:noAutofit/>
-        </a:bodyPr>
-        <a:lstStyle/>
-        <a:p>
-          <a:pPr marL="0" lvl="0" indent="0" algn="ctr" defTabSz="266700">
-            <a:lnSpc>
-              <a:spcPct val="90000"/>
-            </a:lnSpc>
-            <a:spcBef>
-              <a:spcPct val="0"/>
-            </a:spcBef>
-            <a:spcAft>
-              <a:spcPct val="35000"/>
-            </a:spcAft>
-            <a:buNone/>
-          </a:pPr>
-          <a:r>
-            <a:rPr lang="en-GB" sz="600" kern="1200"/>
+            <a:rPr lang="en-GB" sz="800" kern="1200"/>
             <a:t>Login</a:t>
           </a:r>
         </a:p>
       </dsp:txBody>
       <dsp:txXfrm>
-        <a:off x="5360627" y="1349623"/>
-        <a:ext cx="369063" cy="184531"/>
+        <a:off x="5192449" y="927229"/>
+        <a:ext cx="536104" cy="268052"/>
       </dsp:txXfrm>
     </dsp:sp>
   </dsp:spTree>
@@ -26479,7 +25466,7 @@
 </file>
 
 <file path=word/glossary/document.xml><?xml version="1.0" encoding="utf-8"?>
-<w:glossaryDocument xmlns:wpc="http://schemas.microsoft.com/office/word/2010/wordprocessingCanvas" xmlns:cx="http://schemas.microsoft.com/office/drawing/2014/chartex" xmlns:cx1="http://schemas.microsoft.com/office/drawing/2015/9/8/chartex" xmlns:cx2="http://schemas.microsoft.com/office/drawing/2015/10/21/chartex" xmlns:cx3="http://schemas.microsoft.com/office/drawing/2016/5/9/chartex" xmlns:cx4="http://schemas.microsoft.com/office/drawing/2016/5/10/chartex" xmlns:cx5="http://schemas.microsoft.com/office/drawing/2016/5/11/chartex" xmlns:cx6="http://schemas.microsoft.com/office/drawing/2016/5/12/chartex" xmlns:cx7="http://schemas.microsoft.com/office/drawing/2016/5/13/chartex" xmlns:cx8="http://schemas.microsoft.com/office/drawing/2016/5/14/chartex" xmlns:mc="http://schemas.openxmlformats.org/markup-compatibility/2006" xmlns:aink="http://schemas.microsoft.com/office/drawing/2016/ink" xmlns:am3d="http://schemas.microsoft.com/office/drawing/2017/model3d" xmlns:o="urn:schemas-microsoft-com:office:office" xmlns:r="http://schemas.openxmlformats.org/officeDocument/2006/relationships" xmlns:m="http://schemas.openxmlformats.org/officeDocument/2006/math" xmlns:v="urn:schemas-microsoft-com:vml" xmlns:wp14="http://schemas.microsoft.com/office/word/2010/wordprocessingDrawing" xmlns:wp="http://schemas.openxmlformats.org/drawingml/2006/wordprocessingDrawing" xmlns:w10="urn:schemas-microsoft-com:office:word" xmlns:w="http://schemas.openxmlformats.org/wordprocessingml/2006/main" xmlns:w14="http://schemas.microsoft.com/office/word/2010/wordml" xmlns:w15="http://schemas.microsoft.com/office/word/2012/wordml" xmlns:w16cex="http://schemas.microsoft.com/office/word/2018/wordml/cex" xmlns:w16cid="http://schemas.microsoft.com/office/word/2016/wordml/cid" xmlns:w16="http://schemas.microsoft.com/office/word/2018/wordml" xmlns:w16sdtdh="http://schemas.microsoft.com/office/word/2020/wordml/sdtdatahash" xmlns:w16se="http://schemas.microsoft.com/office/word/2015/wordml/symex" xmlns:wpg="http://schemas.microsoft.com/office/word/2010/wordprocessingGroup" xmlns:wpi="http://schemas.microsoft.com/office/word/2010/wordprocessingInk" xmlns:wne="http://schemas.microsoft.com/office/word/2006/wordml" xmlns:wps="http://schemas.microsoft.com/office/word/2010/wordprocessingShape" mc:Ignorable="w14 w15 w16se w16cid w16 w16cex w16sdtdh wp14">
+<w:glossaryDocument xmlns:wpc="http://schemas.microsoft.com/office/word/2010/wordprocessingCanvas" xmlns:cx="http://schemas.microsoft.com/office/drawing/2014/chartex" xmlns:cx1="http://schemas.microsoft.com/office/drawing/2015/9/8/chartex" xmlns:cx2="http://schemas.microsoft.com/office/drawing/2015/10/21/chartex" xmlns:cx3="http://schemas.microsoft.com/office/drawing/2016/5/9/chartex" xmlns:cx4="http://schemas.microsoft.com/office/drawing/2016/5/10/chartex" xmlns:cx5="http://schemas.microsoft.com/office/drawing/2016/5/11/chartex" xmlns:cx6="http://schemas.microsoft.com/office/drawing/2016/5/12/chartex" xmlns:cx7="http://schemas.microsoft.com/office/drawing/2016/5/13/chartex" xmlns:cx8="http://schemas.microsoft.com/office/drawing/2016/5/14/chartex" xmlns:mc="http://schemas.openxmlformats.org/markup-compatibility/2006" xmlns:aink="http://schemas.microsoft.com/office/drawing/2016/ink" xmlns:am3d="http://schemas.microsoft.com/office/drawing/2017/model3d" xmlns:o="urn:schemas-microsoft-com:office:office" xmlns:oel="http://schemas.microsoft.com/office/2019/extlst" xmlns:r="http://schemas.openxmlformats.org/officeDocument/2006/relationships" xmlns:m="http://schemas.openxmlformats.org/officeDocument/2006/math" xmlns:v="urn:schemas-microsoft-com:vml" xmlns:wp14="http://schemas.microsoft.com/office/word/2010/wordprocessingDrawing" xmlns:wp="http://schemas.openxmlformats.org/drawingml/2006/wordprocessingDrawing" xmlns:w10="urn:schemas-microsoft-com:office:word" xmlns:w="http://schemas.openxmlformats.org/wordprocessingml/2006/main" xmlns:w14="http://schemas.microsoft.com/office/word/2010/wordml" xmlns:w15="http://schemas.microsoft.com/office/word/2012/wordml" xmlns:w16cex="http://schemas.microsoft.com/office/word/2018/wordml/cex" xmlns:w16cid="http://schemas.microsoft.com/office/word/2016/wordml/cid" xmlns:w16="http://schemas.microsoft.com/office/word/2018/wordml" xmlns:w16du="http://schemas.microsoft.com/office/word/2023/wordml/word16du" xmlns:w16sdtdh="http://schemas.microsoft.com/office/word/2020/wordml/sdtdatahash" xmlns:w16sdtfl="http://schemas.microsoft.com/office/word/2024/wordml/sdtformatlock" xmlns:w16se="http://schemas.microsoft.com/office/word/2015/wordml/symex" xmlns:wpg="http://schemas.microsoft.com/office/word/2010/wordprocessingGroup" xmlns:wpi="http://schemas.microsoft.com/office/word/2010/wordprocessingInk" xmlns:wne="http://schemas.microsoft.com/office/word/2006/wordml" xmlns:wps="http://schemas.microsoft.com/office/word/2010/wordprocessingShape" mc:Ignorable="w14 w15 w16se w16cid w16 w16cex w16sdtdh w16sdtfl w16du wp14">
   <w:docParts>
     <w:docPart>
       <w:docPartPr>
@@ -26505,7 +25492,7 @@
             <w:rPr>
               <w:rFonts w:asciiTheme="majorHAnsi" w:eastAsiaTheme="majorEastAsia" w:hAnsiTheme="majorHAnsi" w:cstheme="majorBidi"/>
               <w:caps/>
-              <w:color w:val="4472C4" w:themeColor="accent1"/>
+              <w:color w:val="156082" w:themeColor="accent1"/>
               <w:sz w:val="80"/>
               <w:szCs w:val="80"/>
             </w:rPr>
@@ -26536,7 +25523,7 @@
           </w:pPr>
           <w:r>
             <w:rPr>
-              <w:color w:val="4472C4" w:themeColor="accent1"/>
+              <w:color w:val="156082" w:themeColor="accent1"/>
               <w:sz w:val="28"/>
               <w:szCs w:val="28"/>
             </w:rPr>
@@ -26550,7 +25537,7 @@
 </file>
 
 <file path=word/glossary/fontTable.xml><?xml version="1.0" encoding="utf-8"?>
-<w:fonts xmlns:mc="http://schemas.openxmlformats.org/markup-compatibility/2006" xmlns:r="http://schemas.openxmlformats.org/officeDocument/2006/relationships" xmlns:w="http://schemas.openxmlformats.org/wordprocessingml/2006/main" xmlns:w14="http://schemas.microsoft.com/office/word/2010/wordml" xmlns:w15="http://schemas.microsoft.com/office/word/2012/wordml" xmlns:w16cex="http://schemas.microsoft.com/office/word/2018/wordml/cex" xmlns:w16cid="http://schemas.microsoft.com/office/word/2016/wordml/cid" xmlns:w16="http://schemas.microsoft.com/office/word/2018/wordml" xmlns:w16sdtdh="http://schemas.microsoft.com/office/word/2020/wordml/sdtdatahash" xmlns:w16se="http://schemas.microsoft.com/office/word/2015/wordml/symex" mc:Ignorable="w14 w15 w16se w16cid w16 w16cex w16sdtdh">
+<w:fonts xmlns:mc="http://schemas.openxmlformats.org/markup-compatibility/2006" xmlns:r="http://schemas.openxmlformats.org/officeDocument/2006/relationships" xmlns:w="http://schemas.openxmlformats.org/wordprocessingml/2006/main" xmlns:w14="http://schemas.microsoft.com/office/word/2010/wordml" xmlns:w15="http://schemas.microsoft.com/office/word/2012/wordml" xmlns:w16cex="http://schemas.microsoft.com/office/word/2018/wordml/cex" xmlns:w16cid="http://schemas.microsoft.com/office/word/2016/wordml/cid" xmlns:w16="http://schemas.microsoft.com/office/word/2018/wordml" xmlns:w16du="http://schemas.microsoft.com/office/word/2023/wordml/word16du" xmlns:w16sdtdh="http://schemas.microsoft.com/office/word/2020/wordml/sdtdatahash" xmlns:w16sdtfl="http://schemas.microsoft.com/office/word/2024/wordml/sdtformatlock" xmlns:w16se="http://schemas.microsoft.com/office/word/2015/wordml/symex" mc:Ignorable="w14 w15 w16se w16cid w16 w16cex w16sdtdh w16sdtfl w16du">
   <w:font w:name="Symbol">
     <w:panose1 w:val="05050102010706020507"/>
     <w:charset w:val="02"/>
@@ -26580,29 +25567,19 @@
     <w:sig w:usb0="00000000" w:usb1="10000000" w:usb2="00000000" w:usb3="00000000" w:csb0="80000000" w:csb1="00000000"/>
   </w:font>
   <w:font w:name="Aptos">
-    <w:altName w:val="Calibri"/>
     <w:charset w:val="00"/>
     <w:family w:val="swiss"/>
     <w:pitch w:val="variable"/>
     <w:sig w:usb0="20000287" w:usb1="00000003" w:usb2="00000000" w:usb3="00000000" w:csb0="0000019F" w:csb1="00000000"/>
   </w:font>
   <w:font w:name="Aptos Display">
-    <w:altName w:val="Calibri"/>
     <w:charset w:val="00"/>
     <w:family w:val="swiss"/>
     <w:pitch w:val="variable"/>
     <w:sig w:usb0="20000287" w:usb1="00000003" w:usb2="00000000" w:usb3="00000000" w:csb0="0000019F" w:csb1="00000000"/>
   </w:font>
   <w:font w:name="Calibri">
-    <w:altName w:val="Calibri"/>
     <w:panose1 w:val="020F0502020204030204"/>
-    <w:charset w:val="00"/>
-    <w:family w:val="swiss"/>
-    <w:pitch w:val="variable"/>
-    <w:sig w:usb0="E4002EFF" w:usb1="C200247B" w:usb2="00000009" w:usb3="00000000" w:csb0="000001FF" w:csb1="00000000"/>
-  </w:font>
-  <w:font w:name="Calibri Light">
-    <w:panose1 w:val="020F0302020204030204"/>
     <w:charset w:val="00"/>
     <w:family w:val="swiss"/>
     <w:pitch w:val="variable"/>
@@ -26612,7 +25589,7 @@
 </file>
 
 <file path=word/glossary/settings.xml><?xml version="1.0" encoding="utf-8"?>
-<w:settings xmlns:mc="http://schemas.openxmlformats.org/markup-compatibility/2006" xmlns:o="urn:schemas-microsoft-com:office:office" xmlns:r="http://schemas.openxmlformats.org/officeDocument/2006/relationships" xmlns:m="http://schemas.openxmlformats.org/officeDocument/2006/math" xmlns:v="urn:schemas-microsoft-com:vml" xmlns:w10="urn:schemas-microsoft-com:office:word" xmlns:w="http://schemas.openxmlformats.org/wordprocessingml/2006/main" xmlns:w14="http://schemas.microsoft.com/office/word/2010/wordml" xmlns:w15="http://schemas.microsoft.com/office/word/2012/wordml" xmlns:w16cex="http://schemas.microsoft.com/office/word/2018/wordml/cex" xmlns:w16cid="http://schemas.microsoft.com/office/word/2016/wordml/cid" xmlns:w16="http://schemas.microsoft.com/office/word/2018/wordml" xmlns:w16sdtdh="http://schemas.microsoft.com/office/word/2020/wordml/sdtdatahash" xmlns:w16se="http://schemas.microsoft.com/office/word/2015/wordml/symex" xmlns:sl="http://schemas.openxmlformats.org/schemaLibrary/2006/main" mc:Ignorable="w14 w15 w16se w16cid w16 w16cex w16sdtdh">
+<w:settings xmlns:mc="http://schemas.openxmlformats.org/markup-compatibility/2006" xmlns:o="urn:schemas-microsoft-com:office:office" xmlns:r="http://schemas.openxmlformats.org/officeDocument/2006/relationships" xmlns:m="http://schemas.openxmlformats.org/officeDocument/2006/math" xmlns:v="urn:schemas-microsoft-com:vml" xmlns:w10="urn:schemas-microsoft-com:office:word" xmlns:w="http://schemas.openxmlformats.org/wordprocessingml/2006/main" xmlns:w14="http://schemas.microsoft.com/office/word/2010/wordml" xmlns:w15="http://schemas.microsoft.com/office/word/2012/wordml" xmlns:w16cex="http://schemas.microsoft.com/office/word/2018/wordml/cex" xmlns:w16cid="http://schemas.microsoft.com/office/word/2016/wordml/cid" xmlns:w16="http://schemas.microsoft.com/office/word/2018/wordml" xmlns:w16du="http://schemas.microsoft.com/office/word/2023/wordml/word16du" xmlns:w16sdtdh="http://schemas.microsoft.com/office/word/2020/wordml/sdtdatahash" xmlns:w16sdtfl="http://schemas.microsoft.com/office/word/2024/wordml/sdtformatlock" xmlns:w16se="http://schemas.microsoft.com/office/word/2015/wordml/symex" xmlns:sl="http://schemas.openxmlformats.org/schemaLibrary/2006/main" mc:Ignorable="w14 w15 w16se w16cid w16 w16cex w16sdtdh w16sdtfl w16du">
   <w:view w:val="normal"/>
   <w:defaultTabStop w:val="720"/>
   <w:characterSpacingControl w:val="doNotCompress"/>
@@ -26633,10 +25610,12 @@
     <w:rsid w:val="001009A0"/>
     <w:rsid w:val="001875C3"/>
     <w:rsid w:val="00321CEA"/>
+    <w:rsid w:val="00341154"/>
     <w:rsid w:val="0034583A"/>
     <w:rsid w:val="003821A2"/>
     <w:rsid w:val="003846DF"/>
     <w:rsid w:val="003A1231"/>
+    <w:rsid w:val="003C101E"/>
     <w:rsid w:val="003D3180"/>
     <w:rsid w:val="003F6E26"/>
     <w:rsid w:val="0047550D"/>
@@ -26666,6 +25645,8 @@
     <w:rsid w:val="00E40D84"/>
     <w:rsid w:val="00E97CCC"/>
     <w:rsid w:val="00EB2382"/>
+    <w:rsid w:val="00ED6CB4"/>
+    <w:rsid w:val="00EF5CFE"/>
     <w:rsid w:val="00F360F6"/>
     <w:rsid w:val="00F67921"/>
     <w:rsid w:val="00FB54D9"/>
@@ -26693,7 +25674,7 @@
 </file>
 
 <file path=word/glossary/styles.xml><?xml version="1.0" encoding="utf-8"?>
-<w:styles xmlns:mc="http://schemas.openxmlformats.org/markup-compatibility/2006" xmlns:r="http://schemas.openxmlformats.org/officeDocument/2006/relationships" xmlns:w="http://schemas.openxmlformats.org/wordprocessingml/2006/main" xmlns:w14="http://schemas.microsoft.com/office/word/2010/wordml" xmlns:w15="http://schemas.microsoft.com/office/word/2012/wordml" xmlns:w16cex="http://schemas.microsoft.com/office/word/2018/wordml/cex" xmlns:w16cid="http://schemas.microsoft.com/office/word/2016/wordml/cid" xmlns:w16="http://schemas.microsoft.com/office/word/2018/wordml" xmlns:w16sdtdh="http://schemas.microsoft.com/office/word/2020/wordml/sdtdatahash" xmlns:w16se="http://schemas.microsoft.com/office/word/2015/wordml/symex" mc:Ignorable="w14 w15 w16se w16cid w16 w16cex w16sdtdh">
+<w:styles xmlns:mc="http://schemas.openxmlformats.org/markup-compatibility/2006" xmlns:r="http://schemas.openxmlformats.org/officeDocument/2006/relationships" xmlns:w="http://schemas.openxmlformats.org/wordprocessingml/2006/main" xmlns:w14="http://schemas.microsoft.com/office/word/2010/wordml" xmlns:w15="http://schemas.microsoft.com/office/word/2012/wordml" xmlns:w16cex="http://schemas.microsoft.com/office/word/2018/wordml/cex" xmlns:w16cid="http://schemas.microsoft.com/office/word/2016/wordml/cid" xmlns:w16="http://schemas.microsoft.com/office/word/2018/wordml" xmlns:w16du="http://schemas.microsoft.com/office/word/2023/wordml/word16du" xmlns:w16sdtdh="http://schemas.microsoft.com/office/word/2020/wordml/sdtdatahash" xmlns:w16sdtfl="http://schemas.microsoft.com/office/word/2024/wordml/sdtformatlock" xmlns:w16se="http://schemas.microsoft.com/office/word/2015/wordml/symex" mc:Ignorable="w14 w15 w16se w16cid w16 w16cex w16sdtdh w16sdtfl w16du">
   <w:docDefaults>
     <w:rPrDefault>
       <w:rPr>
@@ -27132,7 +26113,7 @@
 </file>
 
 <file path=word/glossary/webSettings.xml><?xml version="1.0" encoding="utf-8"?>
-<w:webSettings xmlns:mc="http://schemas.openxmlformats.org/markup-compatibility/2006" xmlns:r="http://schemas.openxmlformats.org/officeDocument/2006/relationships" xmlns:w="http://schemas.openxmlformats.org/wordprocessingml/2006/main" xmlns:w14="http://schemas.microsoft.com/office/word/2010/wordml" xmlns:w15="http://schemas.microsoft.com/office/word/2012/wordml" xmlns:w16cex="http://schemas.microsoft.com/office/word/2018/wordml/cex" xmlns:w16cid="http://schemas.microsoft.com/office/word/2016/wordml/cid" xmlns:w16="http://schemas.microsoft.com/office/word/2018/wordml" xmlns:w16sdtdh="http://schemas.microsoft.com/office/word/2020/wordml/sdtdatahash" xmlns:w16se="http://schemas.microsoft.com/office/word/2015/wordml/symex" mc:Ignorable="w14 w15 w16se w16cid w16 w16cex w16sdtdh">
+<w:webSettings xmlns:mc="http://schemas.openxmlformats.org/markup-compatibility/2006" xmlns:r="http://schemas.openxmlformats.org/officeDocument/2006/relationships" xmlns:w="http://schemas.openxmlformats.org/wordprocessingml/2006/main" xmlns:w14="http://schemas.microsoft.com/office/word/2010/wordml" xmlns:w15="http://schemas.microsoft.com/office/word/2012/wordml" xmlns:w16cex="http://schemas.microsoft.com/office/word/2018/wordml/cex" xmlns:w16cid="http://schemas.microsoft.com/office/word/2016/wordml/cid" xmlns:w16="http://schemas.microsoft.com/office/word/2018/wordml" xmlns:w16du="http://schemas.microsoft.com/office/word/2023/wordml/word16du" xmlns:w16sdtdh="http://schemas.microsoft.com/office/word/2020/wordml/sdtdatahash" xmlns:w16sdtfl="http://schemas.microsoft.com/office/word/2024/wordml/sdtformatlock" xmlns:w16se="http://schemas.microsoft.com/office/word/2015/wordml/symex" mc:Ignorable="w14 w15 w16se w16cid w16 w16cex w16sdtdh w16sdtfl w16du">
   <w:optimizeForBrowser/>
   <w:allowPNG/>
 </w:webSettings>

--- a/Task1_DesignDocs_AllDesigns_717903_Ram_D.docx
+++ b/Task1_DesignDocs_AllDesigns_717903_Ram_D.docx
@@ -3887,13 +3887,8 @@
                               <w:jc w:val="center"/>
                             </w:pPr>
                             <w:r>
-                              <w:t xml:space="preserve">  </w:t>
+                              <w:t xml:space="preserve">  ef</w:t>
                             </w:r>
-                            <w:proofErr w:type="spellStart"/>
-                            <w:r>
-                              <w:t>ef</w:t>
-                            </w:r>
-                            <w:proofErr w:type="spellEnd"/>
                           </w:p>
                         </w:txbxContent>
                       </wps:txbx>
@@ -3922,13 +3917,8 @@
                         <w:jc w:val="center"/>
                       </w:pPr>
                       <w:r>
-                        <w:t xml:space="preserve">  </w:t>
+                        <w:t xml:space="preserve">  ef</w:t>
                       </w:r>
-                      <w:proofErr w:type="spellStart"/>
-                      <w:r>
-                        <w:t>ef</w:t>
-                      </w:r>
-                      <w:proofErr w:type="spellEnd"/>
                     </w:p>
                   </w:txbxContent>
                 </v:textbox>
@@ -4054,13 +4044,8 @@
                               <w:jc w:val="center"/>
                             </w:pPr>
                             <w:r>
-                              <w:t xml:space="preserve">  </w:t>
+                              <w:t xml:space="preserve">  ef</w:t>
                             </w:r>
-                            <w:proofErr w:type="spellStart"/>
-                            <w:r>
-                              <w:t>ef</w:t>
-                            </w:r>
-                            <w:proofErr w:type="spellEnd"/>
                           </w:p>
                         </w:txbxContent>
                       </wps:txbx>
@@ -4087,13 +4072,8 @@
                         <w:jc w:val="center"/>
                       </w:pPr>
                       <w:r>
-                        <w:t xml:space="preserve">  </w:t>
+                        <w:t xml:space="preserve">  ef</w:t>
                       </w:r>
-                      <w:proofErr w:type="spellStart"/>
-                      <w:r>
-                        <w:t>ef</w:t>
-                      </w:r>
-                      <w:proofErr w:type="spellEnd"/>
                     </w:p>
                   </w:txbxContent>
                 </v:textbox>
@@ -4195,13 +4175,8 @@
                               <w:jc w:val="center"/>
                             </w:pPr>
                             <w:r>
-                              <w:t xml:space="preserve">  </w:t>
+                              <w:t xml:space="preserve">  ef</w:t>
                             </w:r>
-                            <w:proofErr w:type="spellStart"/>
-                            <w:r>
-                              <w:t>ef</w:t>
-                            </w:r>
-                            <w:proofErr w:type="spellEnd"/>
                           </w:p>
                         </w:txbxContent>
                       </wps:txbx>
@@ -4228,13 +4203,8 @@
                         <w:jc w:val="center"/>
                       </w:pPr>
                       <w:r>
-                        <w:t xml:space="preserve">  </w:t>
+                        <w:t xml:space="preserve">  ef</w:t>
                       </w:r>
-                      <w:proofErr w:type="spellStart"/>
-                      <w:r>
-                        <w:t>ef</w:t>
-                      </w:r>
-                      <w:proofErr w:type="spellEnd"/>
                     </w:p>
                   </w:txbxContent>
                 </v:textbox>
@@ -4348,13 +4318,8 @@
                               <w:jc w:val="center"/>
                             </w:pPr>
                             <w:r>
-                              <w:t xml:space="preserve">   </w:t>
+                              <w:t xml:space="preserve">   ef</w:t>
                             </w:r>
-                            <w:proofErr w:type="spellStart"/>
-                            <w:r>
-                              <w:t>ef</w:t>
-                            </w:r>
-                            <w:proofErr w:type="spellEnd"/>
                           </w:p>
                         </w:txbxContent>
                       </wps:txbx>
@@ -4381,13 +4346,8 @@
                         <w:jc w:val="center"/>
                       </w:pPr>
                       <w:r>
-                        <w:t xml:space="preserve">   </w:t>
+                        <w:t xml:space="preserve">   ef</w:t>
                       </w:r>
-                      <w:proofErr w:type="spellStart"/>
-                      <w:r>
-                        <w:t>ef</w:t>
-                      </w:r>
-                      <w:proofErr w:type="spellEnd"/>
                     </w:p>
                   </w:txbxContent>
                 </v:textbox>
@@ -4498,13 +4458,8 @@
                               <w:jc w:val="center"/>
                             </w:pPr>
                             <w:r>
-                              <w:t xml:space="preserve">  </w:t>
+                              <w:t xml:space="preserve">  ef</w:t>
                             </w:r>
-                            <w:proofErr w:type="spellStart"/>
-                            <w:r>
-                              <w:t>ef</w:t>
-                            </w:r>
-                            <w:proofErr w:type="spellEnd"/>
                           </w:p>
                         </w:txbxContent>
                       </wps:txbx>
@@ -4531,13 +4486,8 @@
                         <w:jc w:val="center"/>
                       </w:pPr>
                       <w:r>
-                        <w:t xml:space="preserve">  </w:t>
+                        <w:t xml:space="preserve">  ef</w:t>
                       </w:r>
-                      <w:proofErr w:type="spellStart"/>
-                      <w:r>
-                        <w:t>ef</w:t>
-                      </w:r>
-                      <w:proofErr w:type="spellEnd"/>
                     </w:p>
                   </w:txbxContent>
                 </v:textbox>
@@ -4785,13 +4735,8 @@
                               <w:jc w:val="center"/>
                             </w:pPr>
                             <w:r>
-                              <w:t xml:space="preserve">  </w:t>
+                              <w:t xml:space="preserve">  ef</w:t>
                             </w:r>
-                            <w:proofErr w:type="spellStart"/>
-                            <w:r>
-                              <w:t>ef</w:t>
-                            </w:r>
-                            <w:proofErr w:type="spellEnd"/>
                           </w:p>
                         </w:txbxContent>
                       </wps:txbx>
@@ -4820,13 +4765,8 @@
                         <w:jc w:val="center"/>
                       </w:pPr>
                       <w:r>
-                        <w:t xml:space="preserve">  </w:t>
+                        <w:t xml:space="preserve">  ef</w:t>
                       </w:r>
-                      <w:proofErr w:type="spellStart"/>
-                      <w:r>
-                        <w:t>ef</w:t>
-                      </w:r>
-                      <w:proofErr w:type="spellEnd"/>
                     </w:p>
                   </w:txbxContent>
                 </v:textbox>
@@ -4966,13 +4906,8 @@
                               <w:jc w:val="center"/>
                             </w:pPr>
                             <w:r>
-                              <w:t xml:space="preserve">  </w:t>
+                              <w:t xml:space="preserve">  ef</w:t>
                             </w:r>
-                            <w:proofErr w:type="spellStart"/>
-                            <w:r>
-                              <w:t>ef</w:t>
-                            </w:r>
-                            <w:proofErr w:type="spellEnd"/>
                           </w:p>
                         </w:txbxContent>
                       </wps:txbx>
@@ -4999,13 +4934,8 @@
                         <w:jc w:val="center"/>
                       </w:pPr>
                       <w:r>
-                        <w:t xml:space="preserve">  </w:t>
+                        <w:t xml:space="preserve">  ef</w:t>
                       </w:r>
-                      <w:proofErr w:type="spellStart"/>
-                      <w:r>
-                        <w:t>ef</w:t>
-                      </w:r>
-                      <w:proofErr w:type="spellEnd"/>
                     </w:p>
                   </w:txbxContent>
                 </v:textbox>
@@ -5107,13 +5037,8 @@
                               <w:jc w:val="center"/>
                             </w:pPr>
                             <w:r>
-                              <w:t xml:space="preserve">  </w:t>
+                              <w:t xml:space="preserve">  ef</w:t>
                             </w:r>
-                            <w:proofErr w:type="spellStart"/>
-                            <w:r>
-                              <w:t>ef</w:t>
-                            </w:r>
-                            <w:proofErr w:type="spellEnd"/>
                           </w:p>
                         </w:txbxContent>
                       </wps:txbx>
@@ -5140,13 +5065,8 @@
                         <w:jc w:val="center"/>
                       </w:pPr>
                       <w:r>
-                        <w:t xml:space="preserve">  </w:t>
+                        <w:t xml:space="preserve">  ef</w:t>
                       </w:r>
-                      <w:proofErr w:type="spellStart"/>
-                      <w:r>
-                        <w:t>ef</w:t>
-                      </w:r>
-                      <w:proofErr w:type="spellEnd"/>
                     </w:p>
                   </w:txbxContent>
                 </v:textbox>
@@ -5267,13 +5187,8 @@
                               <w:jc w:val="center"/>
                             </w:pPr>
                             <w:r>
-                              <w:t xml:space="preserve">   </w:t>
+                              <w:t xml:space="preserve">   ef</w:t>
                             </w:r>
-                            <w:proofErr w:type="spellStart"/>
-                            <w:r>
-                              <w:t>ef</w:t>
-                            </w:r>
-                            <w:proofErr w:type="spellEnd"/>
                           </w:p>
                         </w:txbxContent>
                       </wps:txbx>
@@ -5300,13 +5215,8 @@
                         <w:jc w:val="center"/>
                       </w:pPr>
                       <w:r>
-                        <w:t xml:space="preserve">   </w:t>
+                        <w:t xml:space="preserve">   ef</w:t>
                       </w:r>
-                      <w:proofErr w:type="spellStart"/>
-                      <w:r>
-                        <w:t>ef</w:t>
-                      </w:r>
-                      <w:proofErr w:type="spellEnd"/>
                     </w:p>
                   </w:txbxContent>
                 </v:textbox>
@@ -5424,13 +5334,8 @@
                               <w:jc w:val="center"/>
                             </w:pPr>
                             <w:r>
-                              <w:t xml:space="preserve">  </w:t>
+                              <w:t xml:space="preserve">  ef</w:t>
                             </w:r>
-                            <w:proofErr w:type="spellStart"/>
-                            <w:r>
-                              <w:t>ef</w:t>
-                            </w:r>
-                            <w:proofErr w:type="spellEnd"/>
                           </w:p>
                         </w:txbxContent>
                       </wps:txbx>
@@ -5457,13 +5362,8 @@
                         <w:jc w:val="center"/>
                       </w:pPr>
                       <w:r>
-                        <w:t xml:space="preserve">  </w:t>
+                        <w:t xml:space="preserve">  ef</w:t>
                       </w:r>
-                      <w:proofErr w:type="spellStart"/>
-                      <w:r>
-                        <w:t>ef</w:t>
-                      </w:r>
-                      <w:proofErr w:type="spellEnd"/>
                     </w:p>
                   </w:txbxContent>
                 </v:textbox>
@@ -5721,13 +5621,8 @@
                               <w:jc w:val="center"/>
                             </w:pPr>
                             <w:r>
-                              <w:t xml:space="preserve">  </w:t>
+                              <w:t xml:space="preserve">  ef</w:t>
                             </w:r>
-                            <w:proofErr w:type="spellStart"/>
-                            <w:r>
-                              <w:t>ef</w:t>
-                            </w:r>
-                            <w:proofErr w:type="spellEnd"/>
                           </w:p>
                         </w:txbxContent>
                       </wps:txbx>
@@ -5754,13 +5649,8 @@
                         <w:jc w:val="center"/>
                       </w:pPr>
                       <w:r>
-                        <w:t xml:space="preserve">  </w:t>
+                        <w:t xml:space="preserve">  ef</w:t>
                       </w:r>
-                      <w:proofErr w:type="spellStart"/>
-                      <w:r>
-                        <w:t>ef</w:t>
-                      </w:r>
-                      <w:proofErr w:type="spellEnd"/>
                     </w:p>
                   </w:txbxContent>
                 </v:textbox>
@@ -5862,13 +5752,8 @@
                               <w:jc w:val="center"/>
                             </w:pPr>
                             <w:r>
-                              <w:t xml:space="preserve">  </w:t>
+                              <w:t xml:space="preserve">  ef</w:t>
                             </w:r>
-                            <w:proofErr w:type="spellStart"/>
-                            <w:r>
-                              <w:t>ef</w:t>
-                            </w:r>
-                            <w:proofErr w:type="spellEnd"/>
                           </w:p>
                         </w:txbxContent>
                       </wps:txbx>
@@ -5895,13 +5780,8 @@
                         <w:jc w:val="center"/>
                       </w:pPr>
                       <w:r>
-                        <w:t xml:space="preserve">  </w:t>
+                        <w:t xml:space="preserve">  ef</w:t>
                       </w:r>
-                      <w:proofErr w:type="spellStart"/>
-                      <w:r>
-                        <w:t>ef</w:t>
-                      </w:r>
-                      <w:proofErr w:type="spellEnd"/>
                     </w:p>
                   </w:txbxContent>
                 </v:textbox>
@@ -5996,13 +5876,8 @@
                               <w:jc w:val="center"/>
                             </w:pPr>
                             <w:r>
-                              <w:t xml:space="preserve">  </w:t>
+                              <w:t xml:space="preserve">  ef</w:t>
                             </w:r>
-                            <w:proofErr w:type="spellStart"/>
-                            <w:r>
-                              <w:t>ef</w:t>
-                            </w:r>
-                            <w:proofErr w:type="spellEnd"/>
                           </w:p>
                         </w:txbxContent>
                       </wps:txbx>
@@ -6029,13 +5904,8 @@
                         <w:jc w:val="center"/>
                       </w:pPr>
                       <w:r>
-                        <w:t xml:space="preserve">  </w:t>
+                        <w:t xml:space="preserve">  ef</w:t>
                       </w:r>
-                      <w:proofErr w:type="spellStart"/>
-                      <w:r>
-                        <w:t>ef</w:t>
-                      </w:r>
-                      <w:proofErr w:type="spellEnd"/>
                     </w:p>
                   </w:txbxContent>
                 </v:textbox>
@@ -6123,13 +5993,8 @@
                               <w:jc w:val="center"/>
                             </w:pPr>
                             <w:r>
-                              <w:t xml:space="preserve">  </w:t>
+                              <w:t xml:space="preserve">  ef</w:t>
                             </w:r>
-                            <w:proofErr w:type="spellStart"/>
-                            <w:r>
-                              <w:t>ef</w:t>
-                            </w:r>
-                            <w:proofErr w:type="spellEnd"/>
                           </w:p>
                         </w:txbxContent>
                       </wps:txbx>
@@ -6156,13 +6021,8 @@
                         <w:jc w:val="center"/>
                       </w:pPr>
                       <w:r>
-                        <w:t xml:space="preserve">  </w:t>
+                        <w:t xml:space="preserve">  ef</w:t>
                       </w:r>
-                      <w:proofErr w:type="spellStart"/>
-                      <w:r>
-                        <w:t>ef</w:t>
-                      </w:r>
-                      <w:proofErr w:type="spellEnd"/>
                     </w:p>
                   </w:txbxContent>
                 </v:textbox>
@@ -6349,10 +6209,10 @@
           <w:noProof/>
         </w:rPr>
         <w:drawing>
-          <wp:inline distT="0" distB="0" distL="0" distR="0" wp14:anchorId="6E71E13C" wp14:editId="6BD80F6A">
-            <wp:extent cx="5725160" cy="6728460"/>
+          <wp:inline distT="0" distB="0" distL="0" distR="0" wp14:anchorId="3A75544C" wp14:editId="074DCCA0">
+            <wp:extent cx="5725160" cy="7342505"/>
             <wp:effectExtent l="0" t="0" r="8890" b="0"/>
-            <wp:docPr id="607787627" name="Picture 18"/>
+            <wp:docPr id="1957210846" name="Picture 18"/>
             <wp:cNvGraphicFramePr>
               <a:graphicFrameLocks xmlns:a="http://schemas.openxmlformats.org/drawingml/2006/main" noChangeAspect="1"/>
             </wp:cNvGraphicFramePr>
@@ -6381,7 +6241,7 @@
                   <pic:spPr bwMode="auto">
                     <a:xfrm>
                       <a:off x="0" y="0"/>
-                      <a:ext cx="5725160" cy="6728460"/>
+                      <a:ext cx="5725160" cy="7342505"/>
                     </a:xfrm>
                     <a:prstGeom prst="rect">
                       <a:avLst/>
@@ -6404,6 +6264,7 @@
       </w:pPr>
       <w:bookmarkStart w:id="21" w:name="_Toc224235754"/>
       <w:r>
+        <w:lastRenderedPageBreak/>
         <w:t>Data Dictionar</w:t>
       </w:r>
       <w:r>
@@ -6564,7 +6425,6 @@
           </w:tcPr>
           <w:p>
             <w:r>
-              <w:lastRenderedPageBreak/>
               <w:t>Id</w:t>
             </w:r>
           </w:p>
@@ -7669,6 +7529,7 @@
       </w:pPr>
       <w:bookmarkStart w:id="24" w:name="_Toc224235757"/>
       <w:r>
+        <w:lastRenderedPageBreak/>
         <w:t>AspNetRoles</w:t>
       </w:r>
       <w:bookmarkEnd w:id="24"/>
@@ -7870,7 +7731,6 @@
           </w:tcPr>
           <w:p>
             <w:r>
-              <w:lastRenderedPageBreak/>
               <w:t>Name</w:t>
             </w:r>
           </w:p>
@@ -9318,6 +9178,7 @@
           <w:p>
             <w:proofErr w:type="spellStart"/>
             <w:r>
+              <w:lastRenderedPageBreak/>
               <w:t>UserId</w:t>
             </w:r>
             <w:proofErr w:type="spellEnd"/>
@@ -9540,7 +9401,6 @@
       </w:pPr>
       <w:bookmarkStart w:id="29" w:name="_Toc224235762"/>
       <w:r>
-        <w:lastRenderedPageBreak/>
         <w:t>Products</w:t>
       </w:r>
       <w:bookmarkEnd w:id="29"/>
@@ -10209,11 +10069,11 @@
         <w:tblLook w:val="04A0" w:firstRow="1" w:lastRow="0" w:firstColumn="1" w:lastColumn="0" w:noHBand="0" w:noVBand="1"/>
       </w:tblPr>
       <w:tblGrid>
-        <w:gridCol w:w="2287"/>
-        <w:gridCol w:w="1398"/>
+        <w:gridCol w:w="2230"/>
+        <w:gridCol w:w="1368"/>
         <w:gridCol w:w="1207"/>
-        <w:gridCol w:w="1340"/>
-        <w:gridCol w:w="1769"/>
+        <w:gridCol w:w="1467"/>
+        <w:gridCol w:w="1729"/>
         <w:gridCol w:w="1015"/>
       </w:tblGrid>
       <w:tr>
@@ -10712,6 +10572,7 @@
           <w:p>
             <w:proofErr w:type="spellStart"/>
             <w:r>
+              <w:lastRenderedPageBreak/>
               <w:t>DeliveryFee</w:t>
             </w:r>
             <w:proofErr w:type="spellEnd"/>
@@ -10780,7 +10641,6 @@
           <w:p>
             <w:proofErr w:type="spellStart"/>
             <w:r>
-              <w:lastRenderedPageBreak/>
               <w:t>OrderStatus</w:t>
             </w:r>
             <w:proofErr w:type="spellEnd"/>
@@ -10911,7 +10771,10 @@
           <w:p>
             <w:proofErr w:type="spellStart"/>
             <w:r>
-              <w:t>DiscountName</w:t>
+              <w:t>D</w:t>
+            </w:r>
+            <w:r>
+              <w:t>iscountsId</w:t>
             </w:r>
             <w:proofErr w:type="spellEnd"/>
           </w:p>
@@ -10922,7 +10785,7 @@
           </w:tcPr>
           <w:p>
             <w:r>
-              <w:t>String</w:t>
+              <w:t>Int</w:t>
             </w:r>
           </w:p>
         </w:tc>
@@ -10941,9 +10804,11 @@
             <w:tcW w:w="1340" w:type="dxa"/>
           </w:tcPr>
           <w:p>
-            <w:r>
-              <w:t>None</w:t>
-            </w:r>
+            <w:proofErr w:type="spellStart"/>
+            <w:r>
+              <w:t>DiscountsId</w:t>
+            </w:r>
+            <w:proofErr w:type="spellEnd"/>
           </w:p>
         </w:tc>
         <w:tc>
@@ -10958,7 +10823,7 @@
           </w:tcPr>
           <w:p>
             <w:r>
-              <w:t>None</w:t>
+              <w:t>Foreign</w:t>
             </w:r>
           </w:p>
         </w:tc>
@@ -11334,6 +11199,377 @@
               <w:t xml:space="preserve"> and cannot be more than in stock</w:t>
             </w:r>
           </w:p>
+        </w:tc>
+        <w:tc>
+          <w:tcPr>
+            <w:tcW w:w="1015" w:type="dxa"/>
+          </w:tcPr>
+          <w:p>
+            <w:r>
+              <w:t>None</w:t>
+            </w:r>
+          </w:p>
+        </w:tc>
+      </w:tr>
+    </w:tbl>
+    <w:p/>
+    <w:p>
+      <w:pPr>
+        <w:pStyle w:val="Heading3"/>
+      </w:pPr>
+      <w:r>
+        <w:t>Discounts</w:t>
+      </w:r>
+    </w:p>
+    <w:tbl>
+      <w:tblPr>
+        <w:tblStyle w:val="TableGrid"/>
+        <w:tblW w:w="0" w:type="auto"/>
+        <w:tblLook w:val="04A0" w:firstRow="1" w:lastRow="0" w:firstColumn="1" w:lastColumn="0" w:noHBand="0" w:noVBand="1"/>
+      </w:tblPr>
+      <w:tblGrid>
+        <w:gridCol w:w="2317"/>
+        <w:gridCol w:w="1396"/>
+        <w:gridCol w:w="1207"/>
+        <w:gridCol w:w="1764"/>
+        <w:gridCol w:w="1317"/>
+        <w:gridCol w:w="1015"/>
+      </w:tblGrid>
+      <w:tr>
+        <w:tc>
+          <w:tcPr>
+            <w:tcW w:w="2317" w:type="dxa"/>
+          </w:tcPr>
+          <w:p>
+            <w:pPr>
+              <w:rPr>
+                <w:b/>
+                <w:bCs/>
+              </w:rPr>
+            </w:pPr>
+            <w:r>
+              <w:rPr>
+                <w:b/>
+                <w:bCs/>
+              </w:rPr>
+              <w:t>Column</w:t>
+            </w:r>
+          </w:p>
+        </w:tc>
+        <w:tc>
+          <w:tcPr>
+            <w:tcW w:w="1396" w:type="dxa"/>
+          </w:tcPr>
+          <w:p>
+            <w:pPr>
+              <w:rPr>
+                <w:b/>
+                <w:bCs/>
+              </w:rPr>
+            </w:pPr>
+            <w:r>
+              <w:rPr>
+                <w:b/>
+                <w:bCs/>
+              </w:rPr>
+              <w:t>Data Type</w:t>
+            </w:r>
+          </w:p>
+        </w:tc>
+        <w:tc>
+          <w:tcPr>
+            <w:tcW w:w="1207" w:type="dxa"/>
+          </w:tcPr>
+          <w:p>
+            <w:pPr>
+              <w:rPr>
+                <w:b/>
+                <w:bCs/>
+              </w:rPr>
+            </w:pPr>
+            <w:r>
+              <w:rPr>
+                <w:b/>
+                <w:bCs/>
+              </w:rPr>
+              <w:t>Required</w:t>
+            </w:r>
+          </w:p>
+        </w:tc>
+        <w:tc>
+          <w:tcPr>
+            <w:tcW w:w="1764" w:type="dxa"/>
+          </w:tcPr>
+          <w:p>
+            <w:pPr>
+              <w:rPr>
+                <w:b/>
+                <w:bCs/>
+              </w:rPr>
+            </w:pPr>
+            <w:r>
+              <w:rPr>
+                <w:b/>
+                <w:bCs/>
+              </w:rPr>
+              <w:t>Default</w:t>
+            </w:r>
+          </w:p>
+        </w:tc>
+        <w:tc>
+          <w:tcPr>
+            <w:tcW w:w="1317" w:type="dxa"/>
+          </w:tcPr>
+          <w:p>
+            <w:pPr>
+              <w:rPr>
+                <w:b/>
+                <w:bCs/>
+              </w:rPr>
+            </w:pPr>
+            <w:r>
+              <w:rPr>
+                <w:b/>
+                <w:bCs/>
+              </w:rPr>
+              <w:t>Validation</w:t>
+            </w:r>
+          </w:p>
+        </w:tc>
+        <w:tc>
+          <w:tcPr>
+            <w:tcW w:w="1015" w:type="dxa"/>
+          </w:tcPr>
+          <w:p>
+            <w:pPr>
+              <w:rPr>
+                <w:b/>
+                <w:bCs/>
+              </w:rPr>
+            </w:pPr>
+            <w:r>
+              <w:rPr>
+                <w:b/>
+                <w:bCs/>
+              </w:rPr>
+              <w:t>Key Type</w:t>
+            </w:r>
+          </w:p>
+        </w:tc>
+      </w:tr>
+      <w:tr>
+        <w:tc>
+          <w:tcPr>
+            <w:tcW w:w="2317" w:type="dxa"/>
+          </w:tcPr>
+          <w:p>
+            <w:proofErr w:type="spellStart"/>
+            <w:r>
+              <w:t>Discount</w:t>
+            </w:r>
+            <w:r>
+              <w:t>sId</w:t>
+            </w:r>
+            <w:proofErr w:type="spellEnd"/>
+          </w:p>
+        </w:tc>
+        <w:tc>
+          <w:tcPr>
+            <w:tcW w:w="1396" w:type="dxa"/>
+          </w:tcPr>
+          <w:p>
+            <w:r>
+              <w:t>Int</w:t>
+            </w:r>
+          </w:p>
+        </w:tc>
+        <w:tc>
+          <w:tcPr>
+            <w:tcW w:w="1207" w:type="dxa"/>
+          </w:tcPr>
+          <w:p>
+            <w:r>
+              <w:t>Yes</w:t>
+            </w:r>
+          </w:p>
+        </w:tc>
+        <w:tc>
+          <w:tcPr>
+            <w:tcW w:w="1764" w:type="dxa"/>
+          </w:tcPr>
+          <w:p/>
+        </w:tc>
+        <w:tc>
+          <w:tcPr>
+            <w:tcW w:w="1317" w:type="dxa"/>
+          </w:tcPr>
+          <w:p/>
+        </w:tc>
+        <w:tc>
+          <w:tcPr>
+            <w:tcW w:w="1015" w:type="dxa"/>
+          </w:tcPr>
+          <w:p>
+            <w:r>
+              <w:t>Primary</w:t>
+            </w:r>
+          </w:p>
+        </w:tc>
+      </w:tr>
+      <w:tr>
+        <w:tc>
+          <w:tcPr>
+            <w:tcW w:w="2317" w:type="dxa"/>
+          </w:tcPr>
+          <w:p>
+            <w:r>
+              <w:t>Code</w:t>
+            </w:r>
+          </w:p>
+        </w:tc>
+        <w:tc>
+          <w:tcPr>
+            <w:tcW w:w="1396" w:type="dxa"/>
+          </w:tcPr>
+          <w:p>
+            <w:r>
+              <w:t>String</w:t>
+            </w:r>
+          </w:p>
+        </w:tc>
+        <w:tc>
+          <w:tcPr>
+            <w:tcW w:w="1207" w:type="dxa"/>
+          </w:tcPr>
+          <w:p>
+            <w:r>
+              <w:t>Yes</w:t>
+            </w:r>
+          </w:p>
+        </w:tc>
+        <w:tc>
+          <w:tcPr>
+            <w:tcW w:w="1764" w:type="dxa"/>
+          </w:tcPr>
+          <w:p/>
+        </w:tc>
+        <w:tc>
+          <w:tcPr>
+            <w:tcW w:w="1317" w:type="dxa"/>
+          </w:tcPr>
+          <w:p/>
+        </w:tc>
+        <w:tc>
+          <w:tcPr>
+            <w:tcW w:w="1015" w:type="dxa"/>
+          </w:tcPr>
+          <w:p>
+            <w:r>
+              <w:t>None</w:t>
+            </w:r>
+          </w:p>
+        </w:tc>
+      </w:tr>
+      <w:tr>
+        <w:tc>
+          <w:tcPr>
+            <w:tcW w:w="2317" w:type="dxa"/>
+          </w:tcPr>
+          <w:p>
+            <w:proofErr w:type="spellStart"/>
+            <w:r>
+              <w:t>DiscountPercentage</w:t>
+            </w:r>
+            <w:proofErr w:type="spellEnd"/>
+          </w:p>
+        </w:tc>
+        <w:tc>
+          <w:tcPr>
+            <w:tcW w:w="1396" w:type="dxa"/>
+          </w:tcPr>
+          <w:p>
+            <w:r>
+              <w:t>Float</w:t>
+            </w:r>
+          </w:p>
+        </w:tc>
+        <w:tc>
+          <w:tcPr>
+            <w:tcW w:w="1207" w:type="dxa"/>
+          </w:tcPr>
+          <w:p>
+            <w:r>
+              <w:t>Yes</w:t>
+            </w:r>
+          </w:p>
+        </w:tc>
+        <w:tc>
+          <w:tcPr>
+            <w:tcW w:w="1764" w:type="dxa"/>
+          </w:tcPr>
+          <w:p/>
+        </w:tc>
+        <w:tc>
+          <w:tcPr>
+            <w:tcW w:w="1317" w:type="dxa"/>
+          </w:tcPr>
+          <w:p/>
+        </w:tc>
+        <w:tc>
+          <w:tcPr>
+            <w:tcW w:w="1015" w:type="dxa"/>
+          </w:tcPr>
+          <w:p>
+            <w:r>
+              <w:t>None</w:t>
+            </w:r>
+          </w:p>
+        </w:tc>
+      </w:tr>
+      <w:tr>
+        <w:tc>
+          <w:tcPr>
+            <w:tcW w:w="2317" w:type="dxa"/>
+          </w:tcPr>
+          <w:p>
+            <w:proofErr w:type="spellStart"/>
+            <w:r>
+              <w:t>IsActive</w:t>
+            </w:r>
+            <w:proofErr w:type="spellEnd"/>
+          </w:p>
+        </w:tc>
+        <w:tc>
+          <w:tcPr>
+            <w:tcW w:w="1396" w:type="dxa"/>
+          </w:tcPr>
+          <w:p>
+            <w:r>
+              <w:t>Bool</w:t>
+            </w:r>
+          </w:p>
+        </w:tc>
+        <w:tc>
+          <w:tcPr>
+            <w:tcW w:w="1207" w:type="dxa"/>
+          </w:tcPr>
+          <w:p>
+            <w:r>
+              <w:t>Yes</w:t>
+            </w:r>
+          </w:p>
+        </w:tc>
+        <w:tc>
+          <w:tcPr>
+            <w:tcW w:w="1764" w:type="dxa"/>
+          </w:tcPr>
+          <w:p/>
+        </w:tc>
+        <w:tc>
+          <w:tcPr>
+            <w:tcW w:w="1317" w:type="dxa"/>
+          </w:tcPr>
+          <w:p/>
         </w:tc>
         <w:tc>
           <w:tcPr>
@@ -11827,6 +12063,7 @@
           <w:p>
             <w:proofErr w:type="spellStart"/>
             <w:r>
+              <w:lastRenderedPageBreak/>
               <w:t>BasketsId</w:t>
             </w:r>
             <w:proofErr w:type="spellEnd"/>
@@ -12331,7 +12568,6 @@
           <w:p>
             <w:proofErr w:type="spellStart"/>
             <w:r>
-              <w:lastRenderedPageBreak/>
               <w:t>ProducerLastName</w:t>
             </w:r>
             <w:proofErr w:type="spellEnd"/>
@@ -18201,6 +18437,7 @@
   <w:style w:type="character" w:default="1" w:styleId="DefaultParagraphFont">
     <w:name w:val="Default Paragraph Font"/>
     <w:uiPriority w:val="1"/>
+    <w:semiHidden/>
     <w:unhideWhenUsed/>
   </w:style>
   <w:style w:type="table" w:default="1" w:styleId="TableNormal">
@@ -25609,7 +25846,9 @@
     <w:rsid w:val="000E4252"/>
     <w:rsid w:val="001009A0"/>
     <w:rsid w:val="001875C3"/>
+    <w:rsid w:val="00295A26"/>
     <w:rsid w:val="00321CEA"/>
+    <w:rsid w:val="00340707"/>
     <w:rsid w:val="00341154"/>
     <w:rsid w:val="0034583A"/>
     <w:rsid w:val="003821A2"/>
@@ -25631,10 +25870,12 @@
     <w:rsid w:val="00854B99"/>
     <w:rsid w:val="00863085"/>
     <w:rsid w:val="008D10C5"/>
+    <w:rsid w:val="008E45FB"/>
     <w:rsid w:val="00972B3E"/>
     <w:rsid w:val="00B12AB4"/>
     <w:rsid w:val="00B15E40"/>
     <w:rsid w:val="00B7723A"/>
+    <w:rsid w:val="00B8389A"/>
     <w:rsid w:val="00BC228C"/>
     <w:rsid w:val="00C30DFF"/>
     <w:rsid w:val="00C75BAC"/>

--- a/Task1_DesignDocs_AllDesigns_717903_Ram_D.docx
+++ b/Task1_DesignDocs_AllDesigns_717903_Ram_D.docx
@@ -6209,10 +6209,10 @@
           <w:noProof/>
         </w:rPr>
         <w:drawing>
-          <wp:inline distT="0" distB="0" distL="0" distR="0" wp14:anchorId="3A75544C" wp14:editId="074DCCA0">
+          <wp:inline distT="0" distB="0" distL="0" distR="0" wp14:anchorId="324DDF2C" wp14:editId="2E6C92D5">
             <wp:extent cx="5725160" cy="7342505"/>
             <wp:effectExtent l="0" t="0" r="8890" b="0"/>
-            <wp:docPr id="1957210846" name="Picture 18"/>
+            <wp:docPr id="1018027410" name="Picture 18"/>
             <wp:cNvGraphicFramePr>
               <a:graphicFrameLocks xmlns:a="http://schemas.openxmlformats.org/drawingml/2006/main" noChangeAspect="1"/>
             </wp:cNvGraphicFramePr>
@@ -10079,7 +10079,7 @@
       <w:tr>
         <w:tc>
           <w:tcPr>
-            <w:tcW w:w="2287" w:type="dxa"/>
+            <w:tcW w:w="2230" w:type="dxa"/>
           </w:tcPr>
           <w:p>
             <w:pPr>
@@ -10099,7 +10099,7 @@
         </w:tc>
         <w:tc>
           <w:tcPr>
-            <w:tcW w:w="1398" w:type="dxa"/>
+            <w:tcW w:w="1368" w:type="dxa"/>
           </w:tcPr>
           <w:p>
             <w:pPr>
@@ -10139,7 +10139,7 @@
         </w:tc>
         <w:tc>
           <w:tcPr>
-            <w:tcW w:w="1340" w:type="dxa"/>
+            <w:tcW w:w="1467" w:type="dxa"/>
           </w:tcPr>
           <w:p>
             <w:pPr>
@@ -10159,7 +10159,7 @@
         </w:tc>
         <w:tc>
           <w:tcPr>
-            <w:tcW w:w="1769" w:type="dxa"/>
+            <w:tcW w:w="1729" w:type="dxa"/>
           </w:tcPr>
           <w:p>
             <w:pPr>
@@ -10201,7 +10201,7 @@
       <w:tr>
         <w:tc>
           <w:tcPr>
-            <w:tcW w:w="2287" w:type="dxa"/>
+            <w:tcW w:w="2230" w:type="dxa"/>
           </w:tcPr>
           <w:p>
             <w:r>
@@ -10211,7 +10211,7 @@
         </w:tc>
         <w:tc>
           <w:tcPr>
-            <w:tcW w:w="1398" w:type="dxa"/>
+            <w:tcW w:w="1368" w:type="dxa"/>
           </w:tcPr>
           <w:p>
             <w:r>
@@ -10231,13 +10231,13 @@
         </w:tc>
         <w:tc>
           <w:tcPr>
-            <w:tcW w:w="1340" w:type="dxa"/>
+            <w:tcW w:w="1467" w:type="dxa"/>
           </w:tcPr>
           <w:p/>
         </w:tc>
         <w:tc>
           <w:tcPr>
-            <w:tcW w:w="1769" w:type="dxa"/>
+            <w:tcW w:w="1729" w:type="dxa"/>
           </w:tcPr>
           <w:p/>
         </w:tc>
@@ -10255,7 +10255,7 @@
       <w:tr>
         <w:tc>
           <w:tcPr>
-            <w:tcW w:w="2287" w:type="dxa"/>
+            <w:tcW w:w="2230" w:type="dxa"/>
           </w:tcPr>
           <w:p>
             <w:proofErr w:type="spellStart"/>
@@ -10267,7 +10267,7 @@
         </w:tc>
         <w:tc>
           <w:tcPr>
-            <w:tcW w:w="1398" w:type="dxa"/>
+            <w:tcW w:w="1368" w:type="dxa"/>
           </w:tcPr>
           <w:p>
             <w:r>
@@ -10287,7 +10287,7 @@
         </w:tc>
         <w:tc>
           <w:tcPr>
-            <w:tcW w:w="1340" w:type="dxa"/>
+            <w:tcW w:w="1467" w:type="dxa"/>
           </w:tcPr>
           <w:p>
             <w:r>
@@ -10297,7 +10297,7 @@
         </w:tc>
         <w:tc>
           <w:tcPr>
-            <w:tcW w:w="1769" w:type="dxa"/>
+            <w:tcW w:w="1729" w:type="dxa"/>
           </w:tcPr>
           <w:p/>
         </w:tc>
@@ -10315,7 +10315,7 @@
       <w:tr>
         <w:tc>
           <w:tcPr>
-            <w:tcW w:w="2287" w:type="dxa"/>
+            <w:tcW w:w="2230" w:type="dxa"/>
           </w:tcPr>
           <w:p>
             <w:proofErr w:type="spellStart"/>
@@ -10327,7 +10327,7 @@
         </w:tc>
         <w:tc>
           <w:tcPr>
-            <w:tcW w:w="1398" w:type="dxa"/>
+            <w:tcW w:w="1368" w:type="dxa"/>
           </w:tcPr>
           <w:p>
             <w:proofErr w:type="spellStart"/>
@@ -10349,7 +10349,7 @@
         </w:tc>
         <w:tc>
           <w:tcPr>
-            <w:tcW w:w="1340" w:type="dxa"/>
+            <w:tcW w:w="1467" w:type="dxa"/>
           </w:tcPr>
           <w:p>
             <w:r>
@@ -10359,7 +10359,7 @@
         </w:tc>
         <w:tc>
           <w:tcPr>
-            <w:tcW w:w="1769" w:type="dxa"/>
+            <w:tcW w:w="1729" w:type="dxa"/>
           </w:tcPr>
           <w:p/>
         </w:tc>
@@ -10377,7 +10377,7 @@
       <w:tr>
         <w:tc>
           <w:tcPr>
-            <w:tcW w:w="2287" w:type="dxa"/>
+            <w:tcW w:w="2230" w:type="dxa"/>
           </w:tcPr>
           <w:p>
             <w:proofErr w:type="spellStart"/>
@@ -10389,7 +10389,7 @@
         </w:tc>
         <w:tc>
           <w:tcPr>
-            <w:tcW w:w="1398" w:type="dxa"/>
+            <w:tcW w:w="1368" w:type="dxa"/>
           </w:tcPr>
           <w:p>
             <w:r>
@@ -10409,13 +10409,13 @@
         </w:tc>
         <w:tc>
           <w:tcPr>
-            <w:tcW w:w="1340" w:type="dxa"/>
+            <w:tcW w:w="1467" w:type="dxa"/>
           </w:tcPr>
           <w:p/>
         </w:tc>
         <w:tc>
           <w:tcPr>
-            <w:tcW w:w="1769" w:type="dxa"/>
+            <w:tcW w:w="1729" w:type="dxa"/>
           </w:tcPr>
           <w:p>
             <w:r>
@@ -10437,7 +10437,7 @@
       <w:tr>
         <w:tc>
           <w:tcPr>
-            <w:tcW w:w="2287" w:type="dxa"/>
+            <w:tcW w:w="2230" w:type="dxa"/>
           </w:tcPr>
           <w:p>
             <w:proofErr w:type="spellStart"/>
@@ -10449,7 +10449,7 @@
         </w:tc>
         <w:tc>
           <w:tcPr>
-            <w:tcW w:w="1398" w:type="dxa"/>
+            <w:tcW w:w="1368" w:type="dxa"/>
           </w:tcPr>
           <w:p>
             <w:proofErr w:type="spellStart"/>
@@ -10471,13 +10471,13 @@
         </w:tc>
         <w:tc>
           <w:tcPr>
-            <w:tcW w:w="1340" w:type="dxa"/>
+            <w:tcW w:w="1467" w:type="dxa"/>
           </w:tcPr>
           <w:p/>
         </w:tc>
         <w:tc>
           <w:tcPr>
-            <w:tcW w:w="1769" w:type="dxa"/>
+            <w:tcW w:w="1729" w:type="dxa"/>
           </w:tcPr>
           <w:p>
             <w:r>
@@ -10499,7 +10499,7 @@
       <w:tr>
         <w:tc>
           <w:tcPr>
-            <w:tcW w:w="2287" w:type="dxa"/>
+            <w:tcW w:w="2230" w:type="dxa"/>
           </w:tcPr>
           <w:p>
             <w:proofErr w:type="spellStart"/>
@@ -10511,7 +10511,7 @@
         </w:tc>
         <w:tc>
           <w:tcPr>
-            <w:tcW w:w="1398" w:type="dxa"/>
+            <w:tcW w:w="1368" w:type="dxa"/>
           </w:tcPr>
           <w:p>
             <w:r>
@@ -10531,13 +10531,13 @@
         </w:tc>
         <w:tc>
           <w:tcPr>
-            <w:tcW w:w="1340" w:type="dxa"/>
+            <w:tcW w:w="1467" w:type="dxa"/>
           </w:tcPr>
           <w:p/>
         </w:tc>
         <w:tc>
           <w:tcPr>
-            <w:tcW w:w="1769" w:type="dxa"/>
+            <w:tcW w:w="1729" w:type="dxa"/>
           </w:tcPr>
           <w:p>
             <w:r>
@@ -10551,6 +10551,21 @@
             <w:r>
               <w:t>” is “Delivery”</w:t>
             </w:r>
+            <w:r>
+              <w:t>.</w:t>
+            </w:r>
+          </w:p>
+          <w:p>
+            <w:r>
+              <w:lastRenderedPageBreak/>
+              <w:t xml:space="preserve">Can only be a valid </w:t>
+            </w:r>
+            <w:r>
+              <w:t>address</w:t>
+            </w:r>
+            <w:r>
+              <w:t>.</w:t>
+            </w:r>
           </w:p>
         </w:tc>
         <w:tc>
@@ -10559,6 +10574,7 @@
           </w:tcPr>
           <w:p>
             <w:r>
+              <w:lastRenderedPageBreak/>
               <w:t>None</w:t>
             </w:r>
           </w:p>
@@ -10567,24 +10583,26 @@
       <w:tr>
         <w:tc>
           <w:tcPr>
-            <w:tcW w:w="2287" w:type="dxa"/>
+            <w:tcW w:w="2230" w:type="dxa"/>
           </w:tcPr>
           <w:p>
             <w:proofErr w:type="spellStart"/>
             <w:r>
-              <w:lastRenderedPageBreak/>
-              <w:t>DeliveryFee</w:t>
+              <w:t>Delivery</w:t>
+            </w:r>
+            <w:r>
+              <w:t>City</w:t>
             </w:r>
             <w:proofErr w:type="spellEnd"/>
           </w:p>
         </w:tc>
         <w:tc>
           <w:tcPr>
-            <w:tcW w:w="1398" w:type="dxa"/>
-          </w:tcPr>
-          <w:p>
-            <w:r>
-              <w:t>Float</w:t>
+            <w:tcW w:w="1368" w:type="dxa"/>
+          </w:tcPr>
+          <w:p>
+            <w:r>
+              <w:t>String</w:t>
             </w:r>
           </w:p>
         </w:tc>
@@ -10600,13 +10618,13 @@
         </w:tc>
         <w:tc>
           <w:tcPr>
-            <w:tcW w:w="1340" w:type="dxa"/>
+            <w:tcW w:w="1467" w:type="dxa"/>
           </w:tcPr>
           <w:p/>
         </w:tc>
         <w:tc>
           <w:tcPr>
-            <w:tcW w:w="1769" w:type="dxa"/>
+            <w:tcW w:w="1729" w:type="dxa"/>
           </w:tcPr>
           <w:p>
             <w:r>
@@ -10619,6 +10637,20 @@
             <w:proofErr w:type="spellEnd"/>
             <w:r>
               <w:t>” is “Delivery”</w:t>
+            </w:r>
+            <w:r>
+              <w:t>.</w:t>
+            </w:r>
+          </w:p>
+          <w:p>
+            <w:r>
+              <w:t xml:space="preserve">Can only be a valid </w:t>
+            </w:r>
+            <w:r>
+              <w:t>city</w:t>
+            </w:r>
+            <w:r>
+              <w:t>.</w:t>
             </w:r>
           </w:p>
         </w:tc>
@@ -10636,19 +10668,22 @@
       <w:tr>
         <w:tc>
           <w:tcPr>
-            <w:tcW w:w="2287" w:type="dxa"/>
+            <w:tcW w:w="2230" w:type="dxa"/>
           </w:tcPr>
           <w:p>
             <w:proofErr w:type="spellStart"/>
             <w:r>
-              <w:t>OrderStatus</w:t>
+              <w:t>Delivery</w:t>
+            </w:r>
+            <w:r>
+              <w:t>Postcode</w:t>
             </w:r>
             <w:proofErr w:type="spellEnd"/>
           </w:p>
         </w:tc>
         <w:tc>
           <w:tcPr>
-            <w:tcW w:w="1398" w:type="dxa"/>
+            <w:tcW w:w="1368" w:type="dxa"/>
           </w:tcPr>
           <w:p>
             <w:r>
@@ -10668,27 +10703,28 @@
         </w:tc>
         <w:tc>
           <w:tcPr>
-            <w:tcW w:w="1340" w:type="dxa"/>
-          </w:tcPr>
-          <w:p>
-            <w:r>
-              <w:t>Pending</w:t>
-            </w:r>
-          </w:p>
-        </w:tc>
-        <w:tc>
-          <w:tcPr>
-            <w:tcW w:w="1769" w:type="dxa"/>
-          </w:tcPr>
-          <w:p>
-            <w:r>
-              <w:t xml:space="preserve">Can only be a set order </w:t>
-            </w:r>
-            <w:r>
-              <w:t xml:space="preserve">status </w:t>
-            </w:r>
-            <w:r>
-              <w:t>option</w:t>
+            <w:tcW w:w="1467" w:type="dxa"/>
+          </w:tcPr>
+          <w:p/>
+        </w:tc>
+        <w:tc>
+          <w:tcPr>
+            <w:tcW w:w="1729" w:type="dxa"/>
+          </w:tcPr>
+          <w:p>
+            <w:r>
+              <w:t>Only available to use if “</w:t>
+            </w:r>
+            <w:proofErr w:type="spellStart"/>
+            <w:r>
+              <w:t>OrderType</w:t>
+            </w:r>
+            <w:proofErr w:type="spellEnd"/>
+            <w:r>
+              <w:t>” is “Delivery”</w:t>
+            </w:r>
+            <w:r>
+              <w:t>. Can only be a valid postcode.</w:t>
             </w:r>
           </w:p>
         </w:tc>
@@ -10706,23 +10742,23 @@
       <w:tr>
         <w:tc>
           <w:tcPr>
-            <w:tcW w:w="2287" w:type="dxa"/>
+            <w:tcW w:w="2230" w:type="dxa"/>
           </w:tcPr>
           <w:p>
             <w:proofErr w:type="spellStart"/>
             <w:r>
-              <w:t>UsedDiscount</w:t>
+              <w:t>DeliveryFee</w:t>
             </w:r>
             <w:proofErr w:type="spellEnd"/>
           </w:p>
         </w:tc>
         <w:tc>
           <w:tcPr>
-            <w:tcW w:w="1398" w:type="dxa"/>
-          </w:tcPr>
-          <w:p>
-            <w:r>
-              <w:t>Bool</w:t>
+            <w:tcW w:w="1368" w:type="dxa"/>
+          </w:tcPr>
+          <w:p>
+            <w:r>
+              <w:t>Float</w:t>
             </w:r>
           </w:p>
         </w:tc>
@@ -10732,25 +10768,33 @@
           </w:tcPr>
           <w:p>
             <w:r>
-              <w:t>Yes</w:t>
-            </w:r>
-          </w:p>
-        </w:tc>
-        <w:tc>
-          <w:tcPr>
-            <w:tcW w:w="1340" w:type="dxa"/>
-          </w:tcPr>
-          <w:p>
-            <w:r>
-              <w:t>False</w:t>
-            </w:r>
-          </w:p>
-        </w:tc>
-        <w:tc>
-          <w:tcPr>
-            <w:tcW w:w="1769" w:type="dxa"/>
+              <w:t>No</w:t>
+            </w:r>
+          </w:p>
+        </w:tc>
+        <w:tc>
+          <w:tcPr>
+            <w:tcW w:w="1467" w:type="dxa"/>
           </w:tcPr>
           <w:p/>
+        </w:tc>
+        <w:tc>
+          <w:tcPr>
+            <w:tcW w:w="1729" w:type="dxa"/>
+          </w:tcPr>
+          <w:p>
+            <w:r>
+              <w:t>Only available to use if “</w:t>
+            </w:r>
+            <w:proofErr w:type="spellStart"/>
+            <w:r>
+              <w:t>OrderType</w:t>
+            </w:r>
+            <w:proofErr w:type="spellEnd"/>
+            <w:r>
+              <w:t>” is “Delivery”</w:t>
+            </w:r>
+          </w:p>
         </w:tc>
         <w:tc>
           <w:tcPr>
@@ -10766,11 +10810,141 @@
       <w:tr>
         <w:tc>
           <w:tcPr>
-            <w:tcW w:w="2287" w:type="dxa"/>
+            <w:tcW w:w="2230" w:type="dxa"/>
           </w:tcPr>
           <w:p>
             <w:proofErr w:type="spellStart"/>
             <w:r>
+              <w:t>OrderStatus</w:t>
+            </w:r>
+            <w:proofErr w:type="spellEnd"/>
+          </w:p>
+        </w:tc>
+        <w:tc>
+          <w:tcPr>
+            <w:tcW w:w="1368" w:type="dxa"/>
+          </w:tcPr>
+          <w:p>
+            <w:r>
+              <w:t>String</w:t>
+            </w:r>
+          </w:p>
+        </w:tc>
+        <w:tc>
+          <w:tcPr>
+            <w:tcW w:w="1207" w:type="dxa"/>
+          </w:tcPr>
+          <w:p>
+            <w:r>
+              <w:t>No</w:t>
+            </w:r>
+          </w:p>
+        </w:tc>
+        <w:tc>
+          <w:tcPr>
+            <w:tcW w:w="1467" w:type="dxa"/>
+          </w:tcPr>
+          <w:p>
+            <w:r>
+              <w:t>Pending</w:t>
+            </w:r>
+          </w:p>
+        </w:tc>
+        <w:tc>
+          <w:tcPr>
+            <w:tcW w:w="1729" w:type="dxa"/>
+          </w:tcPr>
+          <w:p>
+            <w:r>
+              <w:t xml:space="preserve">Can only be a set order </w:t>
+            </w:r>
+            <w:r>
+              <w:t xml:space="preserve">status </w:t>
+            </w:r>
+            <w:r>
+              <w:t>option</w:t>
+            </w:r>
+          </w:p>
+        </w:tc>
+        <w:tc>
+          <w:tcPr>
+            <w:tcW w:w="1015" w:type="dxa"/>
+          </w:tcPr>
+          <w:p>
+            <w:r>
+              <w:t>None</w:t>
+            </w:r>
+          </w:p>
+        </w:tc>
+      </w:tr>
+      <w:tr>
+        <w:tc>
+          <w:tcPr>
+            <w:tcW w:w="2230" w:type="dxa"/>
+          </w:tcPr>
+          <w:p>
+            <w:proofErr w:type="spellStart"/>
+            <w:r>
+              <w:t>UsedDiscount</w:t>
+            </w:r>
+            <w:proofErr w:type="spellEnd"/>
+          </w:p>
+        </w:tc>
+        <w:tc>
+          <w:tcPr>
+            <w:tcW w:w="1368" w:type="dxa"/>
+          </w:tcPr>
+          <w:p>
+            <w:r>
+              <w:t>Bool</w:t>
+            </w:r>
+          </w:p>
+        </w:tc>
+        <w:tc>
+          <w:tcPr>
+            <w:tcW w:w="1207" w:type="dxa"/>
+          </w:tcPr>
+          <w:p>
+            <w:r>
+              <w:t>Yes</w:t>
+            </w:r>
+          </w:p>
+        </w:tc>
+        <w:tc>
+          <w:tcPr>
+            <w:tcW w:w="1467" w:type="dxa"/>
+          </w:tcPr>
+          <w:p>
+            <w:r>
+              <w:t>False</w:t>
+            </w:r>
+          </w:p>
+        </w:tc>
+        <w:tc>
+          <w:tcPr>
+            <w:tcW w:w="1729" w:type="dxa"/>
+          </w:tcPr>
+          <w:p/>
+        </w:tc>
+        <w:tc>
+          <w:tcPr>
+            <w:tcW w:w="1015" w:type="dxa"/>
+          </w:tcPr>
+          <w:p>
+            <w:r>
+              <w:t>None</w:t>
+            </w:r>
+          </w:p>
+        </w:tc>
+      </w:tr>
+      <w:tr>
+        <w:tc>
+          <w:tcPr>
+            <w:tcW w:w="2230" w:type="dxa"/>
+          </w:tcPr>
+          <w:p>
+            <w:proofErr w:type="spellStart"/>
+            <w:r>
               <w:t>D</w:t>
             </w:r>
             <w:r>
@@ -10781,7 +10955,7 @@
         </w:tc>
         <w:tc>
           <w:tcPr>
-            <w:tcW w:w="1398" w:type="dxa"/>
+            <w:tcW w:w="1368" w:type="dxa"/>
           </w:tcPr>
           <w:p>
             <w:r>
@@ -10801,7 +10975,7 @@
         </w:tc>
         <w:tc>
           <w:tcPr>
-            <w:tcW w:w="1340" w:type="dxa"/>
+            <w:tcW w:w="1467" w:type="dxa"/>
           </w:tcPr>
           <w:p>
             <w:proofErr w:type="spellStart"/>
@@ -10813,7 +10987,7 @@
         </w:tc>
         <w:tc>
           <w:tcPr>
-            <w:tcW w:w="1769" w:type="dxa"/>
+            <w:tcW w:w="1729" w:type="dxa"/>
           </w:tcPr>
           <w:p/>
         </w:tc>
@@ -11365,10 +11539,7 @@
           <w:p>
             <w:proofErr w:type="spellStart"/>
             <w:r>
-              <w:t>Discount</w:t>
-            </w:r>
-            <w:r>
-              <w:t>sId</w:t>
+              <w:t>DiscountsId</w:t>
             </w:r>
             <w:proofErr w:type="spellEnd"/>
           </w:p>
@@ -11534,6 +11705,7 @@
           <w:p>
             <w:proofErr w:type="spellStart"/>
             <w:r>
+              <w:lastRenderedPageBreak/>
               <w:t>IsActive</w:t>
             </w:r>
             <w:proofErr w:type="spellEnd"/>
@@ -12063,7 +12235,6 @@
           <w:p>
             <w:proofErr w:type="spellStart"/>
             <w:r>
-              <w:lastRenderedPageBreak/>
               <w:t>BasketsId</w:t>
             </w:r>
             <w:proofErr w:type="spellEnd"/>
@@ -25861,7 +26032,9 @@
     <w:rsid w:val="005A739F"/>
     <w:rsid w:val="005B3EC5"/>
     <w:rsid w:val="005D45CD"/>
+    <w:rsid w:val="005D4E69"/>
     <w:rsid w:val="00604AD3"/>
+    <w:rsid w:val="006160F0"/>
     <w:rsid w:val="0067407C"/>
     <w:rsid w:val="007307AA"/>
     <w:rsid w:val="00754287"/>
@@ -26676,6 +26849,18 @@
 </file>
 
 <file path=customXml/item1.xml><?xml version="1.0" encoding="utf-8"?>
+<b:Sources xmlns:b="http://schemas.openxmlformats.org/officeDocument/2006/bibliography" xmlns="http://schemas.openxmlformats.org/officeDocument/2006/bibliography" SelectedStyle="\APASixthEditionOfficeOnline.xsl" StyleName="APA" Version="6"/>
+</file>
+
+<file path=customXml/item2.xml><?xml version="1.0" encoding="utf-8"?>
+<p:properties xmlns:p="http://schemas.microsoft.com/office/2006/metadata/properties" xmlns:xsi="http://www.w3.org/2001/XMLSchema-instance" xmlns:pc="http://schemas.microsoft.com/office/infopath/2007/PartnerControls">
+  <documentManagement>
+    <_activity xmlns="0858e797-1849-4dd5-9d5a-25e6beea22bc" xsi:nil="true"/>
+  </documentManagement>
+</p:properties>
+</file>
+
+<file path=customXml/item3.xml><?xml version="1.0" encoding="utf-8"?>
 <ct:contentTypeSchema xmlns:ct="http://schemas.microsoft.com/office/2006/metadata/contentType" xmlns:ma="http://schemas.microsoft.com/office/2006/metadata/properties/metaAttributes" ct:_="" ma:_="" ma:contentTypeName="Document" ma:contentTypeID="0x01010056C2B2184EA01F42B9D0C6F832942DBC" ma:contentTypeVersion="11" ma:contentTypeDescription="Create a new document." ma:contentTypeScope="" ma:versionID="55e0c6c1c4500967667bb16e4c70d9ff">
   <xsd:schema xmlns:xsd="http://www.w3.org/2001/XMLSchema" xmlns:xs="http://www.w3.org/2001/XMLSchema" xmlns:p="http://schemas.microsoft.com/office/2006/metadata/properties" xmlns:ns3="0858e797-1849-4dd5-9d5a-25e6beea22bc" targetNamespace="http://schemas.microsoft.com/office/2006/metadata/properties" ma:root="true" ma:fieldsID="db27273709eb546562b89a5719f57ae0" ns3:_="">
     <xsd:import namespace="0858e797-1849-4dd5-9d5a-25e6beea22bc"/>
@@ -26861,18 +27046,6 @@
 </ct:contentTypeSchema>
 </file>
 
-<file path=customXml/item2.xml><?xml version="1.0" encoding="utf-8"?>
-<p:properties xmlns:p="http://schemas.microsoft.com/office/2006/metadata/properties" xmlns:xsi="http://www.w3.org/2001/XMLSchema-instance" xmlns:pc="http://schemas.microsoft.com/office/infopath/2007/PartnerControls">
-  <documentManagement>
-    <_activity xmlns="0858e797-1849-4dd5-9d5a-25e6beea22bc" xsi:nil="true"/>
-  </documentManagement>
-</p:properties>
-</file>
-
-<file path=customXml/item3.xml><?xml version="1.0" encoding="utf-8"?>
-<b:Sources xmlns:b="http://schemas.openxmlformats.org/officeDocument/2006/bibliography" xmlns="http://schemas.openxmlformats.org/officeDocument/2006/bibliography" SelectedStyle="\APASixthEditionOfficeOnline.xsl" StyleName="APA" Version="6"/>
-</file>
-
 <file path=customXml/item4.xml><?xml version="1.0" encoding="utf-8"?>
 <?mso-contentType ?>
 <FormTemplates xmlns="http://schemas.microsoft.com/sharepoint/v3/contenttype/forms">
@@ -26883,6 +27056,24 @@
 </file>
 
 <file path=customXml/itemProps1.xml><?xml version="1.0" encoding="utf-8"?>
+<ds:datastoreItem xmlns:ds="http://schemas.openxmlformats.org/officeDocument/2006/customXml" ds:itemID="{C564E797-4C87-4565-A286-3540A1F927B3}">
+  <ds:schemaRefs>
+    <ds:schemaRef ds:uri="http://schemas.openxmlformats.org/officeDocument/2006/bibliography"/>
+  </ds:schemaRefs>
+</ds:datastoreItem>
+</file>
+
+<file path=customXml/itemProps2.xml><?xml version="1.0" encoding="utf-8"?>
+<ds:datastoreItem xmlns:ds="http://schemas.openxmlformats.org/officeDocument/2006/customXml" ds:itemID="{DD3E77BA-0A5F-412F-AD0C-65D1A89B375C}">
+  <ds:schemaRefs>
+    <ds:schemaRef ds:uri="http://schemas.microsoft.com/office/2006/metadata/properties"/>
+    <ds:schemaRef ds:uri="http://schemas.microsoft.com/office/infopath/2007/PartnerControls"/>
+    <ds:schemaRef ds:uri="0858e797-1849-4dd5-9d5a-25e6beea22bc"/>
+  </ds:schemaRefs>
+</ds:datastoreItem>
+</file>
+
+<file path=customXml/itemProps3.xml><?xml version="1.0" encoding="utf-8"?>
 <ds:datastoreItem xmlns:ds="http://schemas.openxmlformats.org/officeDocument/2006/customXml" ds:itemID="{9FA6C0A6-5F7F-48C7-A810-283E2A6F84D1}">
   <ds:schemaRefs>
     <ds:schemaRef ds:uri="http://schemas.microsoft.com/office/2006/metadata/contentType"/>
@@ -26900,24 +27091,6 @@
 </ds:datastoreItem>
 </file>
 
-<file path=customXml/itemProps2.xml><?xml version="1.0" encoding="utf-8"?>
-<ds:datastoreItem xmlns:ds="http://schemas.openxmlformats.org/officeDocument/2006/customXml" ds:itemID="{DD3E77BA-0A5F-412F-AD0C-65D1A89B375C}">
-  <ds:schemaRefs>
-    <ds:schemaRef ds:uri="http://schemas.microsoft.com/office/2006/metadata/properties"/>
-    <ds:schemaRef ds:uri="http://schemas.microsoft.com/office/infopath/2007/PartnerControls"/>
-    <ds:schemaRef ds:uri="0858e797-1849-4dd5-9d5a-25e6beea22bc"/>
-  </ds:schemaRefs>
-</ds:datastoreItem>
-</file>
-
-<file path=customXml/itemProps3.xml><?xml version="1.0" encoding="utf-8"?>
-<ds:datastoreItem xmlns:ds="http://schemas.openxmlformats.org/officeDocument/2006/customXml" ds:itemID="{C564E797-4C87-4565-A286-3540A1F927B3}">
-  <ds:schemaRefs>
-    <ds:schemaRef ds:uri="http://schemas.openxmlformats.org/officeDocument/2006/bibliography"/>
-  </ds:schemaRefs>
-</ds:datastoreItem>
-</file>
-
 <file path=customXml/itemProps4.xml><?xml version="1.0" encoding="utf-8"?>
 <ds:datastoreItem xmlns:ds="http://schemas.openxmlformats.org/officeDocument/2006/customXml" ds:itemID="{A9623E5C-50AC-4F4B-AA64-E3F8AA2679C6}">
   <ds:schemaRefs>

--- a/Task1_DesignDocs_AllDesigns_717903_Ram_D.docx
+++ b/Task1_DesignDocs_AllDesigns_717903_Ram_D.docx
@@ -10558,13 +10558,7 @@
           <w:p>
             <w:r>
               <w:lastRenderedPageBreak/>
-              <w:t xml:space="preserve">Can only be a valid </w:t>
-            </w:r>
-            <w:r>
-              <w:t>address</w:t>
-            </w:r>
-            <w:r>
-              <w:t>.</w:t>
+              <w:t>Can only be a valid address.</w:t>
             </w:r>
           </w:p>
         </w:tc>
@@ -10588,10 +10582,7 @@
           <w:p>
             <w:proofErr w:type="spellStart"/>
             <w:r>
-              <w:t>Delivery</w:t>
-            </w:r>
-            <w:r>
-              <w:t>City</w:t>
+              <w:t>DeliveryCity</w:t>
             </w:r>
             <w:proofErr w:type="spellEnd"/>
           </w:p>
@@ -10636,21 +10627,12 @@
             </w:r>
             <w:proofErr w:type="spellEnd"/>
             <w:r>
-              <w:t>” is “Delivery”</w:t>
-            </w:r>
-            <w:r>
-              <w:t>.</w:t>
-            </w:r>
-          </w:p>
-          <w:p>
-            <w:r>
-              <w:t xml:space="preserve">Can only be a valid </w:t>
-            </w:r>
-            <w:r>
-              <w:t>city</w:t>
-            </w:r>
-            <w:r>
-              <w:t>.</w:t>
+              <w:t>” is “Delivery”.</w:t>
+            </w:r>
+          </w:p>
+          <w:p>
+            <w:r>
+              <w:t>Can only be a valid city.</w:t>
             </w:r>
           </w:p>
         </w:tc>
@@ -10673,10 +10655,7 @@
           <w:p>
             <w:proofErr w:type="spellStart"/>
             <w:r>
-              <w:t>Delivery</w:t>
-            </w:r>
-            <w:r>
-              <w:t>Postcode</w:t>
+              <w:t>DeliveryPostcode</w:t>
             </w:r>
             <w:proofErr w:type="spellEnd"/>
           </w:p>
@@ -10721,10 +10700,7 @@
             </w:r>
             <w:proofErr w:type="spellEnd"/>
             <w:r>
-              <w:t>” is “Delivery”</w:t>
-            </w:r>
-            <w:r>
-              <w:t>. Can only be a valid postcode.</w:t>
+              <w:t>” is “Delivery”. Can only be a valid postcode.</w:t>
             </w:r>
           </w:p>
         </w:tc>
@@ -26016,6 +25992,7 @@
     <w:rsid w:val="000D63C1"/>
     <w:rsid w:val="000E4252"/>
     <w:rsid w:val="001009A0"/>
+    <w:rsid w:val="00174B33"/>
     <w:rsid w:val="001875C3"/>
     <w:rsid w:val="00295A26"/>
     <w:rsid w:val="00321CEA"/>
@@ -26057,6 +26034,7 @@
     <w:rsid w:val="00D43D0A"/>
     <w:rsid w:val="00D609B8"/>
     <w:rsid w:val="00E40D84"/>
+    <w:rsid w:val="00E56F97"/>
     <w:rsid w:val="00E97CCC"/>
     <w:rsid w:val="00EB2382"/>
     <w:rsid w:val="00ED6CB4"/>
@@ -26849,18 +26827,6 @@
 </file>
 
 <file path=customXml/item1.xml><?xml version="1.0" encoding="utf-8"?>
-<b:Sources xmlns:b="http://schemas.openxmlformats.org/officeDocument/2006/bibliography" xmlns="http://schemas.openxmlformats.org/officeDocument/2006/bibliography" SelectedStyle="\APASixthEditionOfficeOnline.xsl" StyleName="APA" Version="6"/>
-</file>
-
-<file path=customXml/item2.xml><?xml version="1.0" encoding="utf-8"?>
-<p:properties xmlns:p="http://schemas.microsoft.com/office/2006/metadata/properties" xmlns:xsi="http://www.w3.org/2001/XMLSchema-instance" xmlns:pc="http://schemas.microsoft.com/office/infopath/2007/PartnerControls">
-  <documentManagement>
-    <_activity xmlns="0858e797-1849-4dd5-9d5a-25e6beea22bc" xsi:nil="true"/>
-  </documentManagement>
-</p:properties>
-</file>
-
-<file path=customXml/item3.xml><?xml version="1.0" encoding="utf-8"?>
 <ct:contentTypeSchema xmlns:ct="http://schemas.microsoft.com/office/2006/metadata/contentType" xmlns:ma="http://schemas.microsoft.com/office/2006/metadata/properties/metaAttributes" ct:_="" ma:_="" ma:contentTypeName="Document" ma:contentTypeID="0x01010056C2B2184EA01F42B9D0C6F832942DBC" ma:contentTypeVersion="11" ma:contentTypeDescription="Create a new document." ma:contentTypeScope="" ma:versionID="55e0c6c1c4500967667bb16e4c70d9ff">
   <xsd:schema xmlns:xsd="http://www.w3.org/2001/XMLSchema" xmlns:xs="http://www.w3.org/2001/XMLSchema" xmlns:p="http://schemas.microsoft.com/office/2006/metadata/properties" xmlns:ns3="0858e797-1849-4dd5-9d5a-25e6beea22bc" targetNamespace="http://schemas.microsoft.com/office/2006/metadata/properties" ma:root="true" ma:fieldsID="db27273709eb546562b89a5719f57ae0" ns3:_="">
     <xsd:import namespace="0858e797-1849-4dd5-9d5a-25e6beea22bc"/>
@@ -27046,6 +27012,18 @@
 </ct:contentTypeSchema>
 </file>
 
+<file path=customXml/item2.xml><?xml version="1.0" encoding="utf-8"?>
+<p:properties xmlns:p="http://schemas.microsoft.com/office/2006/metadata/properties" xmlns:xsi="http://www.w3.org/2001/XMLSchema-instance" xmlns:pc="http://schemas.microsoft.com/office/infopath/2007/PartnerControls">
+  <documentManagement>
+    <_activity xmlns="0858e797-1849-4dd5-9d5a-25e6beea22bc" xsi:nil="true"/>
+  </documentManagement>
+</p:properties>
+</file>
+
+<file path=customXml/item3.xml><?xml version="1.0" encoding="utf-8"?>
+<b:Sources xmlns:b="http://schemas.openxmlformats.org/officeDocument/2006/bibliography" xmlns="http://schemas.openxmlformats.org/officeDocument/2006/bibliography" SelectedStyle="\APASixthEditionOfficeOnline.xsl" StyleName="APA" Version="6"/>
+</file>
+
 <file path=customXml/item4.xml><?xml version="1.0" encoding="utf-8"?>
 <?mso-contentType ?>
 <FormTemplates xmlns="http://schemas.microsoft.com/sharepoint/v3/contenttype/forms">
@@ -27056,24 +27034,6 @@
 </file>
 
 <file path=customXml/itemProps1.xml><?xml version="1.0" encoding="utf-8"?>
-<ds:datastoreItem xmlns:ds="http://schemas.openxmlformats.org/officeDocument/2006/customXml" ds:itemID="{C564E797-4C87-4565-A286-3540A1F927B3}">
-  <ds:schemaRefs>
-    <ds:schemaRef ds:uri="http://schemas.openxmlformats.org/officeDocument/2006/bibliography"/>
-  </ds:schemaRefs>
-</ds:datastoreItem>
-</file>
-
-<file path=customXml/itemProps2.xml><?xml version="1.0" encoding="utf-8"?>
-<ds:datastoreItem xmlns:ds="http://schemas.openxmlformats.org/officeDocument/2006/customXml" ds:itemID="{DD3E77BA-0A5F-412F-AD0C-65D1A89B375C}">
-  <ds:schemaRefs>
-    <ds:schemaRef ds:uri="http://schemas.microsoft.com/office/2006/metadata/properties"/>
-    <ds:schemaRef ds:uri="http://schemas.microsoft.com/office/infopath/2007/PartnerControls"/>
-    <ds:schemaRef ds:uri="0858e797-1849-4dd5-9d5a-25e6beea22bc"/>
-  </ds:schemaRefs>
-</ds:datastoreItem>
-</file>
-
-<file path=customXml/itemProps3.xml><?xml version="1.0" encoding="utf-8"?>
 <ds:datastoreItem xmlns:ds="http://schemas.openxmlformats.org/officeDocument/2006/customXml" ds:itemID="{9FA6C0A6-5F7F-48C7-A810-283E2A6F84D1}">
   <ds:schemaRefs>
     <ds:schemaRef ds:uri="http://schemas.microsoft.com/office/2006/metadata/contentType"/>
@@ -27091,6 +27051,24 @@
 </ds:datastoreItem>
 </file>
 
+<file path=customXml/itemProps2.xml><?xml version="1.0" encoding="utf-8"?>
+<ds:datastoreItem xmlns:ds="http://schemas.openxmlformats.org/officeDocument/2006/customXml" ds:itemID="{DD3E77BA-0A5F-412F-AD0C-65D1A89B375C}">
+  <ds:schemaRefs>
+    <ds:schemaRef ds:uri="http://schemas.microsoft.com/office/2006/metadata/properties"/>
+    <ds:schemaRef ds:uri="http://schemas.microsoft.com/office/infopath/2007/PartnerControls"/>
+    <ds:schemaRef ds:uri="0858e797-1849-4dd5-9d5a-25e6beea22bc"/>
+  </ds:schemaRefs>
+</ds:datastoreItem>
+</file>
+
+<file path=customXml/itemProps3.xml><?xml version="1.0" encoding="utf-8"?>
+<ds:datastoreItem xmlns:ds="http://schemas.openxmlformats.org/officeDocument/2006/customXml" ds:itemID="{C564E797-4C87-4565-A286-3540A1F927B3}">
+  <ds:schemaRefs>
+    <ds:schemaRef ds:uri="http://schemas.openxmlformats.org/officeDocument/2006/bibliography"/>
+  </ds:schemaRefs>
+</ds:datastoreItem>
+</file>
+
 <file path=customXml/itemProps4.xml><?xml version="1.0" encoding="utf-8"?>
 <ds:datastoreItem xmlns:ds="http://schemas.openxmlformats.org/officeDocument/2006/customXml" ds:itemID="{A9623E5C-50AC-4F4B-AA64-E3F8AA2679C6}">
   <ds:schemaRefs>

--- a/Task1_DesignDocs_AllDesigns_717903_Ram_D.docx
+++ b/Task1_DesignDocs_AllDesigns_717903_Ram_D.docx
@@ -1,6 +1,6 @@
 
 <file path=word/document.xml><?xml version="1.0" encoding="utf-8"?>
-<w:document xmlns:wpc="http://schemas.microsoft.com/office/word/2010/wordprocessingCanvas" xmlns:cx="http://schemas.microsoft.com/office/drawing/2014/chartex" xmlns:cx1="http://schemas.microsoft.com/office/drawing/2015/9/8/chartex" xmlns:cx2="http://schemas.microsoft.com/office/drawing/2015/10/21/chartex" xmlns:cx3="http://schemas.microsoft.com/office/drawing/2016/5/9/chartex" xmlns:cx4="http://schemas.microsoft.com/office/drawing/2016/5/10/chartex" xmlns:cx5="http://schemas.microsoft.com/office/drawing/2016/5/11/chartex" xmlns:cx6="http://schemas.microsoft.com/office/drawing/2016/5/12/chartex" xmlns:cx7="http://schemas.microsoft.com/office/drawing/2016/5/13/chartex" xmlns:cx8="http://schemas.microsoft.com/office/drawing/2016/5/14/chartex" xmlns:mc="http://schemas.openxmlformats.org/markup-compatibility/2006" xmlns:aink="http://schemas.microsoft.com/office/drawing/2016/ink" xmlns:am3d="http://schemas.microsoft.com/office/drawing/2017/model3d" xmlns:o="urn:schemas-microsoft-com:office:office" xmlns:oel="http://schemas.microsoft.com/office/2019/extlst" xmlns:r="http://schemas.openxmlformats.org/officeDocument/2006/relationships" xmlns:m="http://schemas.openxmlformats.org/officeDocument/2006/math" xmlns:v="urn:schemas-microsoft-com:vml" xmlns:wp14="http://schemas.microsoft.com/office/word/2010/wordprocessingDrawing" xmlns:wp="http://schemas.openxmlformats.org/drawingml/2006/wordprocessingDrawing" xmlns:w10="urn:schemas-microsoft-com:office:word" xmlns:w="http://schemas.openxmlformats.org/wordprocessingml/2006/main" xmlns:w14="http://schemas.microsoft.com/office/word/2010/wordml" xmlns:w15="http://schemas.microsoft.com/office/word/2012/wordml" xmlns:w16cex="http://schemas.microsoft.com/office/word/2018/wordml/cex" xmlns:w16cid="http://schemas.microsoft.com/office/word/2016/wordml/cid" xmlns:w16="http://schemas.microsoft.com/office/word/2018/wordml" xmlns:w16du="http://schemas.microsoft.com/office/word/2023/wordml/word16du" xmlns:w16sdtdh="http://schemas.microsoft.com/office/word/2020/wordml/sdtdatahash" xmlns:w16sdtfl="http://schemas.microsoft.com/office/word/2024/wordml/sdtformatlock" xmlns:w16se="http://schemas.microsoft.com/office/word/2015/wordml/symex" xmlns:wpg="http://schemas.microsoft.com/office/word/2010/wordprocessingGroup" xmlns:wpi="http://schemas.microsoft.com/office/word/2010/wordprocessingInk" xmlns:wne="http://schemas.microsoft.com/office/word/2006/wordml" xmlns:wps="http://schemas.microsoft.com/office/word/2010/wordprocessingShape" mc:Ignorable="w14 w15 w16se w16cid w16 w16cex w16sdtdh w16sdtfl w16du wp14">
+<w:document xmlns:wpc="http://schemas.microsoft.com/office/word/2010/wordprocessingCanvas" xmlns:cx="http://schemas.microsoft.com/office/drawing/2014/chartex" xmlns:cx1="http://schemas.microsoft.com/office/drawing/2015/9/8/chartex" xmlns:cx2="http://schemas.microsoft.com/office/drawing/2015/10/21/chartex" xmlns:cx3="http://schemas.microsoft.com/office/drawing/2016/5/9/chartex" xmlns:cx4="http://schemas.microsoft.com/office/drawing/2016/5/10/chartex" xmlns:cx5="http://schemas.microsoft.com/office/drawing/2016/5/11/chartex" xmlns:cx6="http://schemas.microsoft.com/office/drawing/2016/5/12/chartex" xmlns:cx7="http://schemas.microsoft.com/office/drawing/2016/5/13/chartex" xmlns:cx8="http://schemas.microsoft.com/office/drawing/2016/5/14/chartex" xmlns:mc="http://schemas.openxmlformats.org/markup-compatibility/2006" xmlns:aink="http://schemas.microsoft.com/office/drawing/2016/ink" xmlns:am3d="http://schemas.microsoft.com/office/drawing/2017/model3d" xmlns:o="urn:schemas-microsoft-com:office:office" xmlns:r="http://schemas.openxmlformats.org/officeDocument/2006/relationships" xmlns:m="http://schemas.openxmlformats.org/officeDocument/2006/math" xmlns:v="urn:schemas-microsoft-com:vml" xmlns:wp14="http://schemas.microsoft.com/office/word/2010/wordprocessingDrawing" xmlns:wp="http://schemas.openxmlformats.org/drawingml/2006/wordprocessingDrawing" xmlns:w10="urn:schemas-microsoft-com:office:word" xmlns:w="http://schemas.openxmlformats.org/wordprocessingml/2006/main" xmlns:w14="http://schemas.microsoft.com/office/word/2010/wordml" xmlns:w15="http://schemas.microsoft.com/office/word/2012/wordml" xmlns:w16cex="http://schemas.microsoft.com/office/word/2018/wordml/cex" xmlns:w16cid="http://schemas.microsoft.com/office/word/2016/wordml/cid" xmlns:w16="http://schemas.microsoft.com/office/word/2018/wordml" xmlns:w16sdtdh="http://schemas.microsoft.com/office/word/2020/wordml/sdtdatahash" xmlns:w16se="http://schemas.microsoft.com/office/word/2015/wordml/symex" xmlns:wpg="http://schemas.microsoft.com/office/word/2010/wordprocessingGroup" xmlns:wpi="http://schemas.microsoft.com/office/word/2010/wordprocessingInk" xmlns:wne="http://schemas.microsoft.com/office/word/2006/wordml" xmlns:wps="http://schemas.microsoft.com/office/word/2010/wordprocessingShape" mc:Ignorable="w14 w15 w16se w16cid w16 w16cex w16sdtdh wp14">
   <w:body>
     <w:p>
       <w:pPr>
@@ -183,6 +183,7 @@
             <w:dataBinding w:prefixMappings="xmlns:ns0='http://purl.org/dc/elements/1.1/' xmlns:ns1='http://schemas.openxmlformats.org/package/2006/metadata/core-properties' " w:xpath="/ns1:coreProperties[1]/ns0:subject[1]" w:storeItemID="{6C3C8BC8-F283-45AE-878A-BAB7291924A1}"/>
             <w:text/>
           </w:sdtPr>
+          <w:sdtEndPr/>
           <w:sdtContent>
             <w:p>
               <w:pPr>
@@ -315,7 +316,7 @@
                   </wp:anchor>
                 </w:drawing>
               </mc:Choice>
-              <mc:Fallback>
+              <mc:Fallback xmlns:w16sdtfl="http://schemas.microsoft.com/office/word/2024/wordml/sdtformatlock" xmlns:w16du="http://schemas.microsoft.com/office/word/2023/wordml/word16du" xmlns:oel="http://schemas.microsoft.com/office/2019/extlst">
                 <w:pict>
                   <v:shapetype w14:anchorId="0823FE00" id="_x0000_t202" coordsize="21600,21600" o:spt="202" path="m,l,21600r21600,l21600,xe">
                     <v:stroke joinstyle="miter"/>
@@ -3483,9 +3484,9 @@
           <w:noProof/>
         </w:rPr>
         <w:drawing>
-          <wp:inline distT="0" distB="0" distL="0" distR="0" wp14:anchorId="0FC9CC48" wp14:editId="7229BC7B">
+          <wp:inline distT="0" distB="0" distL="0" distR="0" wp14:anchorId="0FC9CC48" wp14:editId="20A778CB">
             <wp:extent cx="5731510" cy="2883779"/>
-            <wp:effectExtent l="57150" t="0" r="59690" b="0"/>
+            <wp:effectExtent l="76200" t="0" r="59690" b="0"/>
             <wp:docPr id="489886502" name="Diagram 1"/>
             <wp:cNvGraphicFramePr/>
             <a:graphic xmlns:a="http://schemas.openxmlformats.org/drawingml/2006/main">
@@ -3606,17 +3607,6 @@
       </w:r>
       <w:r>
         <w:t>roduct = A page for users with a role of “Producer” to edit their product’s details</w:t>
-      </w:r>
-    </w:p>
-    <w:p>
-      <w:r>
-        <w:t xml:space="preserve">Delete </w:t>
-      </w:r>
-      <w:r>
-        <w:t>p</w:t>
-      </w:r>
-      <w:r>
-        <w:t>roduct = A page for users with a role of “Producer” to remove their product</w:t>
       </w:r>
     </w:p>
     <w:p>
@@ -3781,7 +3771,7 @@
               </wp:inline>
             </w:drawing>
           </mc:Choice>
-          <mc:Fallback>
+          <mc:Fallback xmlns:w16sdtfl="http://schemas.microsoft.com/office/word/2024/wordml/sdtformatlock" xmlns:w16du="http://schemas.microsoft.com/office/word/2023/wordml/word16du" xmlns:oel="http://schemas.microsoft.com/office/2019/extlst">
             <w:pict>
               <v:roundrect w14:anchorId="294CB9CF" id="Rectangle: Rounded Corners 2" o:spid="_x0000_s1026" style="width:16.5pt;height:17.25pt;visibility:visible;mso-wrap-style:square;mso-left-percent:-10001;mso-top-percent:-10001;mso-position-horizontal:absolute;mso-position-horizontal-relative:char;mso-position-vertical:absolute;mso-position-vertical-relative:line;mso-left-percent:-10001;mso-top-percent:-10001;v-text-anchor:middle" arcsize="10923f" o:gfxdata="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" fillcolor="#1f2a24" strokecolor="black [480]" strokeweight="1.5pt">
                 <v:stroke joinstyle="miter"/>
@@ -3904,7 +3894,7 @@
               </wp:inline>
             </w:drawing>
           </mc:Choice>
-          <mc:Fallback>
+          <mc:Fallback xmlns:w16sdtfl="http://schemas.microsoft.com/office/word/2024/wordml/sdtformatlock" xmlns:w16du="http://schemas.microsoft.com/office/word/2023/wordml/word16du" xmlns:oel="http://schemas.microsoft.com/office/2019/extlst">
             <w:pict>
               <v:roundrect w14:anchorId="7BA22B8E" id="Rectangle: Rounded Corners 2" o:spid="_x0000_s1027" style="width:17pt;height:17pt;visibility:visible;mso-wrap-style:square;mso-left-percent:-10001;mso-top-percent:-10001;mso-position-horizontal:absolute;mso-position-horizontal-relative:char;mso-position-vertical:absolute;mso-position-vertical-relative:line;mso-left-percent:-10001;mso-top-percent:-10001;v-text-anchor:middle" arcsize="10923f" o:gfxdata="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" fillcolor="#2f3e35" strokecolor="black [480]" strokeweight="1.5pt">
                 <v:stroke joinstyle="miter"/>
@@ -4061,7 +4051,7 @@
               </wp:inline>
             </w:drawing>
           </mc:Choice>
-          <mc:Fallback>
+          <mc:Fallback xmlns:w16sdtfl="http://schemas.microsoft.com/office/word/2024/wordml/sdtformatlock" xmlns:w16du="http://schemas.microsoft.com/office/word/2023/wordml/word16du" xmlns:oel="http://schemas.microsoft.com/office/2019/extlst">
             <w:pict>
               <v:roundrect w14:anchorId="6CFF735A" id="_x0000_s1028" style="width:16.5pt;height:17.25pt;visibility:visible;mso-wrap-style:square;mso-left-percent:-10001;mso-top-percent:-10001;mso-position-horizontal:absolute;mso-position-horizontal-relative:char;mso-position-vertical:absolute;mso-position-vertical-relative:line;mso-left-percent:-10001;mso-top-percent:-10001;v-text-anchor:middle" arcsize="10923f" o:gfxdata="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" fillcolor="#f5f5f5" strokecolor="black [480]" strokeweight="1.5pt">
                 <v:stroke joinstyle="miter"/>
@@ -4192,7 +4182,7 @@
               </wp:inline>
             </w:drawing>
           </mc:Choice>
-          <mc:Fallback>
+          <mc:Fallback xmlns:w16sdtfl="http://schemas.microsoft.com/office/word/2024/wordml/sdtformatlock" xmlns:w16du="http://schemas.microsoft.com/office/word/2023/wordml/word16du" xmlns:oel="http://schemas.microsoft.com/office/2019/extlst">
             <w:pict>
               <v:roundrect w14:anchorId="5B9A8121" id="_x0000_s1029" style="width:16.5pt;height:17.25pt;visibility:visible;mso-wrap-style:square;mso-left-percent:-10001;mso-top-percent:-10001;mso-position-horizontal:absolute;mso-position-horizontal-relative:char;mso-position-vertical:absolute;mso-position-vertical-relative:line;mso-left-percent:-10001;mso-top-percent:-10001;v-text-anchor:middle" arcsize="10923f" o:gfxdata="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" fillcolor="#c8d5c0" strokecolor="black [480]" strokeweight="1.5pt">
                 <v:stroke joinstyle="miter"/>
@@ -4335,7 +4325,7 @@
               </wp:inline>
             </w:drawing>
           </mc:Choice>
-          <mc:Fallback>
+          <mc:Fallback xmlns:w16sdtfl="http://schemas.microsoft.com/office/word/2024/wordml/sdtformatlock" xmlns:w16du="http://schemas.microsoft.com/office/word/2023/wordml/word16du" xmlns:oel="http://schemas.microsoft.com/office/2019/extlst">
             <w:pict>
               <v:roundrect w14:anchorId="29C0FE2C" id="_x0000_s1030" style="width:16.5pt;height:17.25pt;visibility:visible;mso-wrap-style:square;mso-left-percent:-10001;mso-top-percent:-10001;mso-position-horizontal:absolute;mso-position-horizontal-relative:char;mso-position-vertical:absolute;mso-position-vertical-relative:line;mso-left-percent:-10001;mso-top-percent:-10001;v-text-anchor:middle" arcsize="10923f" o:gfxdata="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" fillcolor="#6bbf59" strokecolor="black [480]" strokeweight="1.5pt">
                 <v:stroke joinstyle="miter"/>
@@ -4475,7 +4465,7 @@
               </wp:inline>
             </w:drawing>
           </mc:Choice>
-          <mc:Fallback>
+          <mc:Fallback xmlns:w16sdtfl="http://schemas.microsoft.com/office/word/2024/wordml/sdtformatlock" xmlns:w16du="http://schemas.microsoft.com/office/word/2023/wordml/word16du" xmlns:oel="http://schemas.microsoft.com/office/2019/extlst">
             <w:pict>
               <v:roundrect w14:anchorId="179D4785" id="_x0000_s1031" style="width:16.5pt;height:17.25pt;visibility:visible;mso-wrap-style:square;mso-left-percent:-10001;mso-top-percent:-10001;mso-position-horizontal:absolute;mso-position-horizontal-relative:char;mso-position-vertical:absolute;mso-position-vertical-relative:line;mso-left-percent:-10001;mso-top-percent:-10001;v-text-anchor:middle" arcsize="10923f" o:gfxdata="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" fillcolor="#4f9f4a" strokecolor="black [480]" strokeweight="1.5pt">
                 <v:stroke joinstyle="miter"/>
@@ -4526,6 +4516,7 @@
       </w:pPr>
       <w:bookmarkStart w:id="6" w:name="_Toc224235739"/>
       <w:r>
+        <w:lastRenderedPageBreak/>
         <w:t>Light Mode</w:t>
       </w:r>
       <w:bookmarkEnd w:id="6"/>
@@ -4622,7 +4613,7 @@
               </wp:inline>
             </w:drawing>
           </mc:Choice>
-          <mc:Fallback>
+          <mc:Fallback xmlns:w16sdtfl="http://schemas.microsoft.com/office/word/2024/wordml/sdtformatlock" xmlns:w16du="http://schemas.microsoft.com/office/word/2023/wordml/word16du" xmlns:oel="http://schemas.microsoft.com/office/2019/extlst">
             <w:pict>
               <v:roundrect w14:anchorId="667E51D7" id="Rectangle: Rounded Corners 2" o:spid="_x0000_s1026" style="width:16.5pt;height:17.25pt;visibility:visible;mso-wrap-style:square;mso-left-percent:-10001;mso-top-percent:-10001;mso-position-horizontal:absolute;mso-position-horizontal-relative:char;mso-position-vertical:absolute;mso-position-vertical-relative:line;mso-left-percent:-10001;mso-top-percent:-10001;v-text-anchor:middle" arcsize="10923f" o:gfxdata="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" fillcolor="#faf7f2" strokecolor="black [480]" strokeweight="1.5pt">
                 <v:stroke joinstyle="miter"/>
@@ -4752,7 +4743,7 @@
               </wp:inline>
             </w:drawing>
           </mc:Choice>
-          <mc:Fallback>
+          <mc:Fallback xmlns:w16sdtfl="http://schemas.microsoft.com/office/word/2024/wordml/sdtformatlock" xmlns:w16du="http://schemas.microsoft.com/office/word/2023/wordml/word16du" xmlns:oel="http://schemas.microsoft.com/office/2019/extlst">
             <w:pict>
               <v:roundrect w14:anchorId="32088A45" id="_x0000_s1032" style="width:17pt;height:17pt;visibility:visible;mso-wrap-style:square;mso-left-percent:-10001;mso-top-percent:-10001;mso-position-horizontal:absolute;mso-position-horizontal-relative:char;mso-position-vertical:absolute;mso-position-vertical-relative:line;mso-left-percent:-10001;mso-top-percent:-10001;v-text-anchor:middle" arcsize="10923f" o:gfxdata="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" strokecolor="black [480]" strokeweight="1.5pt">
                 <v:stroke joinstyle="miter"/>
@@ -4923,7 +4914,7 @@
               </wp:inline>
             </w:drawing>
           </mc:Choice>
-          <mc:Fallback>
+          <mc:Fallback xmlns:w16sdtfl="http://schemas.microsoft.com/office/word/2024/wordml/sdtformatlock" xmlns:w16du="http://schemas.microsoft.com/office/word/2023/wordml/word16du" xmlns:oel="http://schemas.microsoft.com/office/2019/extlst">
             <w:pict>
               <v:roundrect w14:anchorId="03C0396B" id="_x0000_s1033" style="width:16.5pt;height:17.25pt;visibility:visible;mso-wrap-style:square;mso-left-percent:-10001;mso-top-percent:-10001;mso-position-horizontal:absolute;mso-position-horizontal-relative:char;mso-position-vertical:absolute;mso-position-vertical-relative:line;mso-left-percent:-10001;mso-top-percent:-10001;v-text-anchor:middle" arcsize="10923f" o:gfxdata="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" fillcolor="#2b2b2b" strokecolor="black [480]" strokeweight="1.5pt">
                 <v:stroke joinstyle="miter"/>
@@ -5054,7 +5045,7 @@
               </wp:inline>
             </w:drawing>
           </mc:Choice>
-          <mc:Fallback>
+          <mc:Fallback xmlns:w16sdtfl="http://schemas.microsoft.com/office/word/2024/wordml/sdtformatlock" xmlns:w16du="http://schemas.microsoft.com/office/word/2023/wordml/word16du" xmlns:oel="http://schemas.microsoft.com/office/2019/extlst">
             <w:pict>
               <v:roundrect w14:anchorId="192401AD" id="_x0000_s1034" style="width:16.5pt;height:17.25pt;visibility:visible;mso-wrap-style:square;mso-left-percent:-10001;mso-top-percent:-10001;mso-position-horizontal:absolute;mso-position-horizontal-relative:char;mso-position-vertical:absolute;mso-position-vertical-relative:line;mso-left-percent:-10001;mso-top-percent:-10001;v-text-anchor:middle" arcsize="10923f" o:gfxdata="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" fillcolor="#6b6b6b" strokecolor="black [480]" strokeweight="1.5pt">
                 <v:stroke joinstyle="miter"/>
@@ -5204,7 +5195,7 @@
               </wp:inline>
             </w:drawing>
           </mc:Choice>
-          <mc:Fallback>
+          <mc:Fallback xmlns:w16sdtfl="http://schemas.microsoft.com/office/word/2024/wordml/sdtformatlock" xmlns:w16du="http://schemas.microsoft.com/office/word/2023/wordml/word16du" xmlns:oel="http://schemas.microsoft.com/office/2019/extlst">
             <w:pict>
               <v:roundrect w14:anchorId="4D6EB5A5" id="_x0000_s1035" style="width:16.5pt;height:17.25pt;visibility:visible;mso-wrap-style:square;mso-left-percent:-10001;mso-top-percent:-10001;mso-position-horizontal:absolute;mso-position-horizontal-relative:char;mso-position-vertical:absolute;mso-position-vertical-relative:line;mso-left-percent:-10001;mso-top-percent:-10001;v-text-anchor:middle" arcsize="10923f" o:gfxdata="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